--- a/docs/word/使用手册.docx
+++ b/docs/word/使用手册.docx
@@ -1616,7 +1616,7 @@
     </w:p>
     <w:bookmarkEnd w:id="31"/>
     <w:bookmarkEnd w:id="32"/>
-    <w:bookmarkStart w:id="45" w:name="Xb726171a6f26840396b4ac092bc853896e5d2fd"/>
+    <w:bookmarkStart w:id="48" w:name="Xb726171a6f26840396b4ac092bc853896e5d2fd"/>
     <w:p>
       <w:pPr>
         <w:pStyle w:val="Heading2"/>
@@ -2345,7 +2345,7 @@
       </w:r>
     </w:p>
     <w:bookmarkEnd w:id="36"/>
-    <w:bookmarkStart w:id="43" w:name="X8a17ca255b3f2551dbdd95ab891a5e6ce3af048"/>
+    <w:bookmarkStart w:id="46" w:name="X8a17ca255b3f2551dbdd95ab891a5e6ce3af048"/>
     <w:p>
       <w:pPr>
         <w:pStyle w:val="Heading3"/>
@@ -2962,8 +2962,96 @@
         <w:t xml:space="preserve">都会明确告诉你缺什么、去哪儿补。</w:t>
       </w:r>
     </w:p>
-    <w:bookmarkEnd w:id="43"/>
-    <w:bookmarkStart w:id="44" w:name="Xc13fa3e170c44eb8f0ec7af0f2e8f8020431b82"/>
+    <w:p>
+      <w:pPr>
+        <w:pStyle w:val="FirstParagraph"/>
+      </w:pPr>
+      <w:r>
+        <w:t xml:space="preserve">材料填了许用应力、截面又是按尺寸建的，就能把云图切到</w:t>
+      </w:r>
+      <w:r>
+        <w:t xml:space="preserve"> </w:t>
+      </w:r>
+      <w:r>
+        <w:rPr>
+          <w:bCs/>
+          <w:b/>
+        </w:rPr>
+        <w:t xml:space="preserve">σ</w:t>
+      </w:r>
+      <w:r>
+        <w:t xml:space="preserve">，</w:t>
+      </w:r>
+      <w:r>
+        <w:t xml:space="preserve"> </w:t>
+      </w:r>
+      <w:r>
+        <w:t xml:space="preserve">直接看每根杆上的正应力分布：</w:t>
+      </w:r>
+    </w:p>
+    <w:p>
+      <w:pPr>
+        <w:pStyle w:val="BodyText"/>
+      </w:pPr>
+      <w:r>
+        <w:drawing>
+          <wp:inline>
+            <wp:extent cx="5334000" cy="3879272"/>
+            <wp:effectExtent b="0" l="0" r="0" t="0"/>
+            <wp:docPr descr="应力云图" title="" id="44" name="Picture"/>
+            <a:graphic>
+              <a:graphicData uri="http://schemas.openxmlformats.org/drawingml/2006/picture">
+                <pic:pic>
+                  <pic:nvPicPr>
+                    <pic:cNvPr descr="手册图/05-应力云图.png" id="45" name="Picture"/>
+                    <pic:cNvPicPr>
+                      <a:picLocks noChangeArrowheads="1" noChangeAspect="1"/>
+                    </pic:cNvPicPr>
+                  </pic:nvPicPr>
+                  <pic:blipFill>
+                    <a:blip r:embed="rId43"/>
+                    <a:stretch>
+                      <a:fillRect/>
+                    </a:stretch>
+                  </pic:blipFill>
+                  <pic:spPr bwMode="auto">
+                    <a:xfrm>
+                      <a:off x="0" y="0"/>
+                      <a:ext cx="5334000" cy="3879272"/>
+                    </a:xfrm>
+                    <a:prstGeom prst="rect">
+                      <a:avLst/>
+                    </a:prstGeom>
+                    <a:noFill/>
+                    <a:ln w="9525">
+                      <a:noFill/>
+                      <a:headEnd/>
+                      <a:tailEnd/>
+                    </a:ln>
+                  </pic:spPr>
+                </pic:pic>
+              </a:graphicData>
+            </a:graphic>
+          </wp:inline>
+        </w:drawing>
+      </w:r>
+    </w:p>
+    <w:p>
+      <w:pPr>
+        <w:pStyle w:val="BodyText"/>
+      </w:pPr>
+      <w:r>
+        <w:t xml:space="preserve">红的地方应力高，蓝的地方低。右边色标上那条刻度就是数值对照。</w:t>
+      </w:r>
+      <w:r>
+        <w:t xml:space="preserve"> </w:t>
+      </w:r>
+      <w:r>
+        <w:t xml:space="preserve">看到某根杆整根发红，再回头去看强度验算表里它那一行，两处应该对得上。</w:t>
+      </w:r>
+    </w:p>
+    <w:bookmarkEnd w:id="46"/>
+    <w:bookmarkStart w:id="47" w:name="Xc13fa3e170c44eb8f0ec7af0f2e8f8020431b82"/>
     <w:p>
       <w:pPr>
         <w:pStyle w:val="Heading3"/>
@@ -3027,9 +3115,9 @@
         </w:pict>
       </w:r>
     </w:p>
-    <w:bookmarkEnd w:id="44"/>
-    <w:bookmarkEnd w:id="45"/>
-    <w:bookmarkStart w:id="46" w:name="X2fac633c2612963f2bd0008fc185544b4807016"/>
+    <w:bookmarkEnd w:id="47"/>
+    <w:bookmarkEnd w:id="48"/>
+    <w:bookmarkStart w:id="49" w:name="X2fac633c2612963f2bd0008fc185544b4807016"/>
     <w:p>
       <w:pPr>
         <w:pStyle w:val="Heading2"/>
@@ -3214,8 +3302,8 @@
         </w:pict>
       </w:r>
     </w:p>
-    <w:bookmarkEnd w:id="46"/>
-    <w:bookmarkStart w:id="47" w:name="X939797adfda6ed137379411d51989d76755f0a1"/>
+    <w:bookmarkEnd w:id="49"/>
+    <w:bookmarkStart w:id="50" w:name="X939797adfda6ed137379411d51989d76755f0a1"/>
     <w:p>
       <w:pPr>
         <w:pStyle w:val="Heading2"/>
@@ -3680,8 +3768,8 @@
         </w:pict>
       </w:r>
     </w:p>
-    <w:bookmarkEnd w:id="47"/>
-    <w:bookmarkStart w:id="48" w:name="X9df411a04fb752407beaf2e2fbbb1a3569aed87"/>
+    <w:bookmarkEnd w:id="50"/>
+    <w:bookmarkStart w:id="51" w:name="X9df411a04fb752407beaf2e2fbbb1a3569aed87"/>
     <w:p>
       <w:pPr>
         <w:pStyle w:val="Heading2"/>
@@ -4089,8 +4177,8 @@
         </w:pict>
       </w:r>
     </w:p>
-    <w:bookmarkEnd w:id="48"/>
-    <w:bookmarkStart w:id="49" w:name="X16574f01e88f8ba50391f56a43107b0e7b95dc4"/>
+    <w:bookmarkEnd w:id="51"/>
+    <w:bookmarkStart w:id="52" w:name="X16574f01e88f8ba50391f56a43107b0e7b95dc4"/>
     <w:p>
       <w:pPr>
         <w:pStyle w:val="Heading2"/>
@@ -4472,7 +4560,7 @@
         <w:t xml:space="preserve">软件说"判不了"的时候，它是在诚实，不是坏了。</w:t>
       </w:r>
     </w:p>
-    <w:bookmarkEnd w:id="49"/>
+    <w:bookmarkEnd w:id="52"/>
     <w:sectPr/>
   </w:body>
 </w:document>

--- a/docs/word/使用手册.docx
+++ b/docs/word/使用手册.docx
@@ -1526,17 +1526,50 @@
         <w:t xml:space="preserve"> </w:t>
       </w:r>
       <w:r>
-        <w:rPr>
-          <w:bCs/>
-          <w:b/>
-        </w:rPr>
-        <w:t xml:space="preserve">红的一头受拉，蓝的一头受压，中间灰的地方受力小。</w:t>
+        <w:t xml:space="preserve">默认用的是</w:t>
+      </w:r>
+      <w:r>
+        <w:t xml:space="preserve"> </w:t>
+      </w:r>
+      <w:r>
+        <w:rPr>
+          <w:bCs/>
+          <w:b/>
+        </w:rPr>
+        <w:t xml:space="preserve">Abaqus 那套彩虹色</w:t>
+      </w:r>
+      <w:r>
+        <w:t xml:space="preserve">：</w:t>
+      </w:r>
+      <w:r>
+        <w:rPr>
+          <w:bCs/>
+          <w:b/>
+        </w:rPr>
+        <w:t xml:space="preserve">蓝的一头最小，往上经过青、绿、黄、橙，</w:t>
+      </w:r>
+      <w:r>
+        <w:rPr>
+          <w:bCs/>
+          <w:b/>
+        </w:rPr>
+        <w:t xml:space="preserve"> </w:t>
+      </w:r>
+      <w:r>
+        <w:rPr>
+          <w:bCs/>
+          <w:b/>
+        </w:rPr>
+        <w:t xml:space="preserve">红的一头最大。</w:t>
       </w:r>
       <w:r>
         <w:t xml:space="preserve"> </w:t>
       </w:r>
       <w:r>
         <w:t xml:space="preserve">云图分成一格一格的色块，就是为了让你能把杆子上的一段</w:t>
+      </w:r>
+      <w:r>
+        <w:t xml:space="preserve"> </w:t>
       </w:r>
       <w:r>
         <w:rPr>
@@ -1608,6 +1641,230 @@
       </w:r>
     </w:p>
     <w:p>
+      <w:pPr>
+        <w:pStyle w:val="FirstParagraph"/>
+      </w:pPr>
+      <w:r>
+        <w:t xml:space="preserve">云图长什么样，在下方结果面板上有四个开关，</w:t>
+      </w:r>
+      <w:r>
+        <w:rPr>
+          <w:bCs/>
+          <w:b/>
+        </w:rPr>
+        <w:t xml:space="preserve">都只改显示、不改算出来的数</w:t>
+      </w:r>
+      <w:r>
+        <w:t xml:space="preserve">：</w:t>
+      </w:r>
+    </w:p>
+    <w:tbl>
+      <w:tblPr>
+        <w:tblStyle w:val="Table"/>
+        <w:tblW w:type="auto" w:w="0"/>
+        <w:tblLook w:firstRow="1" w:lastRow="0" w:firstColumn="0" w:lastColumn="0" w:noHBand="0" w:noVBand="0" w:val="0020"/>
+        <w:jc w:val="start"/>
+      </w:tblPr>
+      <w:tblGrid>
+        <w:gridCol w:w="2640"/>
+        <w:gridCol w:w="2640"/>
+        <w:gridCol w:w="2640"/>
+      </w:tblGrid>
+      <w:tr>
+        <w:trPr>
+          <w:tblHeader w:val="true"/>
+        </w:trPr>
+        <w:tc>
+          <w:tcPr/>
+          <w:p>
+            <w:pPr>
+              <w:pStyle w:val="Compact"/>
+              <w:jc w:val="left"/>
+            </w:pPr>
+            <w:r>
+              <w:t xml:space="preserve">开关</w:t>
+            </w:r>
+          </w:p>
+        </w:tc>
+        <w:tc>
+          <w:tcPr/>
+          <w:p>
+            <w:pPr>
+              <w:pStyle w:val="Compact"/>
+              <w:jc w:val="left"/>
+            </w:pPr>
+            <w:r>
+              <w:t xml:space="preserve">干什么</w:t>
+            </w:r>
+          </w:p>
+        </w:tc>
+        <w:tc>
+          <w:tcPr/>
+          <w:p>
+            <w:pPr>
+              <w:pStyle w:val="Compact"/>
+              <w:jc w:val="left"/>
+            </w:pPr>
+            <w:r>
+              <w:t xml:space="preserve">什么时候动它</w:t>
+            </w:r>
+          </w:p>
+        </w:tc>
+      </w:tr>
+      <w:tr>
+        <w:tc>
+          <w:tcPr/>
+          <w:p>
+            <w:pPr>
+              <w:pStyle w:val="Compact"/>
+              <w:jc w:val="left"/>
+            </w:pPr>
+            <w:r>
+              <w:t xml:space="preserve">「色系」</w:t>
+            </w:r>
+          </w:p>
+        </w:tc>
+        <w:tc>
+          <w:tcPr/>
+          <w:p>
+            <w:pPr>
+              <w:pStyle w:val="Compact"/>
+              <w:jc w:val="left"/>
+            </w:pPr>
+            <w:r>
+              <w:t xml:space="preserve">彩虹 / 蓝—灰—红 / 单蓝</w:t>
+            </w:r>
+          </w:p>
+        </w:tc>
+        <w:tc>
+          <w:tcPr/>
+          <w:p>
+            <w:pPr>
+              <w:pStyle w:val="Compact"/>
+              <w:jc w:val="left"/>
+            </w:pPr>
+            <w:r>
+              <w:t xml:space="preserve">要黑白打印，或有人分不清红绿，换成后两种</w:t>
+            </w:r>
+          </w:p>
+        </w:tc>
+      </w:tr>
+      <w:tr>
+        <w:tc>
+          <w:tcPr/>
+          <w:p>
+            <w:pPr>
+              <w:pStyle w:val="Compact"/>
+              <w:jc w:val="left"/>
+            </w:pPr>
+            <w:r>
+              <w:t xml:space="preserve">「分级」</w:t>
+            </w:r>
+          </w:p>
+        </w:tc>
+        <w:tc>
+          <w:tcPr/>
+          <w:p>
+            <w:pPr>
+              <w:pStyle w:val="Compact"/>
+              <w:jc w:val="left"/>
+            </w:pPr>
+            <w:r>
+              <w:t xml:space="preserve">色块分几格</w:t>
+            </w:r>
+          </w:p>
+        </w:tc>
+        <w:tc>
+          <w:tcPr/>
+          <w:p>
+            <w:pPr>
+              <w:pStyle w:val="Compact"/>
+              <w:jc w:val="left"/>
+            </w:pPr>
+            <w:r>
+              <w:t xml:space="preserve">看不出梯度就调多，眼花就调少</w:t>
+            </w:r>
+          </w:p>
+        </w:tc>
+      </w:tr>
+      <w:tr>
+        <w:tc>
+          <w:tcPr/>
+          <w:p>
+            <w:pPr>
+              <w:pStyle w:val="Compact"/>
+              <w:jc w:val="left"/>
+            </w:pPr>
+            <w:r>
+              <w:t xml:space="preserve">「立体」</w:t>
+            </w:r>
+          </w:p>
+        </w:tc>
+        <w:tc>
+          <w:tcPr/>
+          <w:p>
+            <w:pPr>
+              <w:pStyle w:val="Compact"/>
+              <w:jc w:val="left"/>
+            </w:pPr>
+            <w:r>
+              <w:t xml:space="preserve">给云图打一层柔和的光</w:t>
+            </w:r>
+          </w:p>
+        </w:tc>
+        <w:tc>
+          <w:tcPr/>
+          <w:p>
+            <w:pPr>
+              <w:pStyle w:val="Compact"/>
+              <w:jc w:val="left"/>
+            </w:pPr>
+            <w:r>
+              <w:t xml:space="preserve">想严格照色标读数就关掉，关掉是纯平涂</w:t>
+            </w:r>
+          </w:p>
+        </w:tc>
+      </w:tr>
+      <w:tr>
+        <w:tc>
+          <w:tcPr/>
+          <w:p>
+            <w:pPr>
+              <w:pStyle w:val="Compact"/>
+              <w:jc w:val="left"/>
+            </w:pPr>
+            <w:r>
+              <w:t xml:space="preserve">「云图量程」</w:t>
+            </w:r>
+          </w:p>
+        </w:tc>
+        <w:tc>
+          <w:tcPr/>
+          <w:p>
+            <w:pPr>
+              <w:pStyle w:val="Compact"/>
+              <w:jc w:val="left"/>
+            </w:pPr>
+            <w:r>
+              <w:t xml:space="preserve">95% 裁剪 / 满量程</w:t>
+            </w:r>
+          </w:p>
+        </w:tc>
+        <w:tc>
+          <w:tcPr/>
+          <w:p>
+            <w:pPr>
+              <w:pStyle w:val="Compact"/>
+              <w:jc w:val="left"/>
+            </w:pPr>
+            <w:r>
+              <w:t xml:space="preserve">有一两根杆特别大、把其余全压成一个色时，用裁剪</w:t>
+            </w:r>
+          </w:p>
+        </w:tc>
+      </w:tr>
+    </w:tbl>
+    <w:p>
       <w:r>
         <w:pict>
           <v:rect style="width:0;height:1.5pt" o:hralign="center" o:hrstd="t" o:hr="t"/>
@@ -1616,7 +1873,7 @@
     </w:p>
     <w:bookmarkEnd w:id="31"/>
     <w:bookmarkEnd w:id="32"/>
-    <w:bookmarkStart w:id="48" w:name="Xb726171a6f26840396b4ac092bc853896e5d2fd"/>
+    <w:bookmarkStart w:id="49" w:name="Xb726171a6f26840396b4ac092bc853896e5d2fd"/>
     <w:p>
       <w:pPr>
         <w:pStyle w:val="Heading2"/>
@@ -3108,6 +3365,96 @@
         <w:t xml:space="preserve">，不是另外算的。</w:t>
       </w:r>
     </w:p>
+    <w:bookmarkEnd w:id="47"/>
+    <w:bookmarkStart w:id="48" w:name="X3ac80ab0fad0df6c2acd68dc2a9991fbda2219b"/>
+    <w:p>
+      <w:pPr>
+        <w:pStyle w:val="Heading3"/>
+      </w:pPr>
+      <w:r>
+        <w:t xml:space="preserve">3.7 两个让画面清爽的小开关</w:t>
+      </w:r>
+    </w:p>
+    <w:p>
+      <w:pPr>
+        <w:pStyle w:val="FirstParagraph"/>
+      </w:pPr>
+      <w:r>
+        <w:rPr>
+          <w:bCs/>
+          <w:b/>
+        </w:rPr>
+        <w:t xml:space="preserve">荷载数值。</w:t>
+      </w:r>
+      <w:r>
+        <w:t xml:space="preserve"> </w:t>
+      </w:r>
+      <w:r>
+        <w:t xml:space="preserve">一显示载荷就满屏都是数字，遮住的正是它们要说明的那根杆件。</w:t>
+      </w:r>
+      <w:r>
+        <w:t xml:space="preserve"> </w:t>
+      </w:r>
+      <w:r>
+        <w:t xml:space="preserve">点功能区「视图 → 荷载数值」可以关掉——</w:t>
+      </w:r>
+      <w:r>
+        <w:rPr>
+          <w:bCs/>
+          <w:b/>
+        </w:rPr>
+        <w:t xml:space="preserve">箭头还在</w:t>
+      </w:r>
+      <w:r>
+        <w:t xml:space="preserve">，方向和分布照样看得见，</w:t>
+      </w:r>
+      <w:r>
+        <w:t xml:space="preserve"> </w:t>
+      </w:r>
+      <w:r>
+        <w:t xml:space="preserve">只是不再标数。再点一次就回来。</w:t>
+      </w:r>
+    </w:p>
+    <w:p>
+      <w:pPr>
+        <w:pStyle w:val="BodyText"/>
+      </w:pPr>
+      <w:r>
+        <w:rPr>
+          <w:bCs/>
+          <w:b/>
+        </w:rPr>
+        <w:t xml:space="preserve">中英文界面。</w:t>
+      </w:r>
+      <w:r>
+        <w:t xml:space="preserve"> </w:t>
+      </w:r>
+      <w:r>
+        <w:t xml:space="preserve">点「视图 → 中 / EN」在中英文之间切换。</w:t>
+      </w:r>
+      <w:r>
+        <w:t xml:space="preserve"> </w:t>
+      </w:r>
+      <w:r>
+        <w:t xml:space="preserve">翻的是功能区、菜单、流程条、结果面板这些</w:t>
+      </w:r>
+      <w:r>
+        <w:rPr>
+          <w:bCs/>
+          <w:b/>
+        </w:rPr>
+        <w:t xml:space="preserve">界面骨架</w:t>
+      </w:r>
+      <w:r>
+        <w:t xml:space="preserve">；</w:t>
+      </w:r>
+      <w:r>
+        <w:t xml:space="preserve"> </w:t>
+      </w:r>
+      <w:r>
+        <w:t xml:space="preserve">对话框正文和报错信息仍然是中文，切过去之后会看到这一点，这里先说清楚。</w:t>
+      </w:r>
+    </w:p>
     <w:p>
       <w:r>
         <w:pict>
@@ -3115,9 +3462,9 @@
         </w:pict>
       </w:r>
     </w:p>
-    <w:bookmarkEnd w:id="47"/>
     <w:bookmarkEnd w:id="48"/>
-    <w:bookmarkStart w:id="49" w:name="X2fac633c2612963f2bd0008fc185544b4807016"/>
+    <w:bookmarkEnd w:id="49"/>
+    <w:bookmarkStart w:id="50" w:name="X2fac633c2612963f2bd0008fc185544b4807016"/>
     <w:p>
       <w:pPr>
         <w:pStyle w:val="Heading2"/>
@@ -3302,8 +3649,8 @@
         </w:pict>
       </w:r>
     </w:p>
-    <w:bookmarkEnd w:id="49"/>
-    <w:bookmarkStart w:id="50" w:name="X939797adfda6ed137379411d51989d76755f0a1"/>
+    <w:bookmarkEnd w:id="50"/>
+    <w:bookmarkStart w:id="51" w:name="X939797adfda6ed137379411d51989d76755f0a1"/>
     <w:p>
       <w:pPr>
         <w:pStyle w:val="Heading2"/>
@@ -3768,8 +4115,8 @@
         </w:pict>
       </w:r>
     </w:p>
-    <w:bookmarkEnd w:id="50"/>
-    <w:bookmarkStart w:id="51" w:name="X9df411a04fb752407beaf2e2fbbb1a3569aed87"/>
+    <w:bookmarkEnd w:id="51"/>
+    <w:bookmarkStart w:id="52" w:name="X9df411a04fb752407beaf2e2fbbb1a3569aed87"/>
     <w:p>
       <w:pPr>
         <w:pStyle w:val="Heading2"/>
@@ -4177,8 +4524,8 @@
         </w:pict>
       </w:r>
     </w:p>
-    <w:bookmarkEnd w:id="51"/>
-    <w:bookmarkStart w:id="52" w:name="X16574f01e88f8ba50391f56a43107b0e7b95dc4"/>
+    <w:bookmarkEnd w:id="52"/>
+    <w:bookmarkStart w:id="53" w:name="X16574f01e88f8ba50391f56a43107b0e7b95dc4"/>
     <w:p>
       <w:pPr>
         <w:pStyle w:val="Heading2"/>
@@ -4560,7 +4907,7 @@
         <w:t xml:space="preserve">软件说"判不了"的时候，它是在诚实，不是坏了。</w:t>
       </w:r>
     </w:p>
-    <w:bookmarkEnd w:id="52"/>
+    <w:bookmarkEnd w:id="53"/>
     <w:sectPr/>
   </w:body>
 </w:document>

--- a/docs/word/使用手册.docx
+++ b/docs/word/使用手册.docx
@@ -722,32 +722,232 @@
         <w:pStyle w:val="FirstParagraph"/>
       </w:pPr>
       <w:r>
-        <w:t xml:space="preserve">打开项目文件夹，</w:t>
-      </w:r>
-      <w:r>
-        <w:rPr>
-          <w:bCs/>
-          <w:b/>
-        </w:rPr>
-        <w:t xml:space="preserve">双击</w:t>
-      </w:r>
-      <w:r>
-        <w:rPr>
-          <w:bCs/>
-          <w:b/>
-        </w:rPr>
+        <w:t xml:space="preserve">有两种拿到这个软件的方式，</w:t>
+      </w:r>
+      <w:r>
+        <w:rPr>
+          <w:bCs/>
+          <w:b/>
+        </w:rPr>
+        <w:t xml:space="preserve">看你手上是哪一种</w:t>
+      </w:r>
+      <w:r>
+        <w:t xml:space="preserve">：</w:t>
+      </w:r>
+    </w:p>
+    <w:tbl>
+      <w:tblPr>
+        <w:tblStyle w:val="Table"/>
+        <w:tblW w:type="auto" w:w="0"/>
+        <w:tblLook w:firstRow="1" w:lastRow="0" w:firstColumn="0" w:lastColumn="0" w:noHBand="0" w:noVBand="0" w:val="0020"/>
+        <w:jc w:val="start"/>
+      </w:tblPr>
+      <w:tblGrid>
+        <w:gridCol w:w="2640"/>
+        <w:gridCol w:w="2640"/>
+        <w:gridCol w:w="2640"/>
+      </w:tblGrid>
+      <w:tr>
+        <w:trPr>
+          <w:tblHeader w:val="true"/>
+        </w:trPr>
+        <w:tc>
+          <w:tcPr/>
+          <w:p>
+            <w:pPr>
+              <w:pStyle w:val="Compact"/>
+              <w:jc w:val="left"/>
+            </w:pPr>
+            <w:r>
+              <w:t xml:space="preserve">你手上是</w:t>
+            </w:r>
+          </w:p>
+        </w:tc>
+        <w:tc>
+          <w:tcPr/>
+          <w:p>
+            <w:pPr>
+              <w:pStyle w:val="Compact"/>
+              <w:jc w:val="left"/>
+            </w:pPr>
+            <w:r>
+              <w:t xml:space="preserve">怎么打开</w:t>
+            </w:r>
+          </w:p>
+        </w:tc>
+        <w:tc>
+          <w:tcPr/>
+          <w:p>
+            <w:pPr>
+              <w:pStyle w:val="Compact"/>
+              <w:jc w:val="left"/>
+            </w:pPr>
+            <w:r>
+              <w:t xml:space="preserve">要装 Python 吗</w:t>
+            </w:r>
+          </w:p>
+        </w:tc>
+      </w:tr>
+      <w:tr>
+        <w:tc>
+          <w:tcPr/>
+          <w:p>
+            <w:pPr>
+              <w:pStyle w:val="Compact"/>
+              <w:jc w:val="left"/>
+            </w:pPr>
+            <w:r>
+              <w:t xml:space="preserve">一个叫</w:t>
+            </w:r>
+            <w:r>
+              <w:t xml:space="preserve"> </w:t>
+            </w:r>
+            <w:r>
+              <w:rPr>
+                <w:rStyle w:val="VerbatimChar"/>
+              </w:rPr>
+              <w:t xml:space="preserve">FrameLab</w:t>
+            </w:r>
+            <w:r>
+              <w:t xml:space="preserve"> </w:t>
+            </w:r>
+            <w:r>
+              <w:t xml:space="preserve">的文件夹</w:t>
+            </w:r>
+          </w:p>
+        </w:tc>
+        <w:tc>
+          <w:tcPr/>
+          <w:p>
+            <w:pPr>
+              <w:pStyle w:val="Compact"/>
+              <w:jc w:val="left"/>
+            </w:pPr>
+            <w:r>
+              <w:t xml:space="preserve">双击里面的</w:t>
+            </w:r>
+            <w:r>
+              <w:t xml:space="preserve"> </w:t>
+            </w:r>
+            <w:r>
+              <w:rPr>
+                <w:rStyle w:val="VerbatimChar"/>
+              </w:rPr>
+              <w:t xml:space="preserve">FrameLab.exe</w:t>
+            </w:r>
+          </w:p>
+        </w:tc>
+        <w:tc>
+          <w:tcPr/>
+          <w:p>
+            <w:pPr>
+              <w:pStyle w:val="Compact"/>
+              <w:jc w:val="left"/>
+            </w:pPr>
+            <w:r>
+              <w:rPr>
+                <w:bCs/>
+                <w:b/>
+              </w:rPr>
+              <w:t xml:space="preserve">不用</w:t>
+            </w:r>
+          </w:p>
+        </w:tc>
+      </w:tr>
+      <w:tr>
+        <w:tc>
+          <w:tcPr/>
+          <w:p>
+            <w:pPr>
+              <w:pStyle w:val="Compact"/>
+              <w:jc w:val="left"/>
+            </w:pPr>
+            <w:r>
+              <w:t xml:space="preserve">项目源码文件夹</w:t>
+            </w:r>
+          </w:p>
+        </w:tc>
+        <w:tc>
+          <w:tcPr/>
+          <w:p>
+            <w:pPr>
+              <w:pStyle w:val="Compact"/>
+              <w:jc w:val="left"/>
+            </w:pPr>
+            <w:r>
+              <w:t xml:space="preserve">双击</w:t>
+            </w:r>
+            <w:r>
+              <w:t xml:space="preserve"> </w:t>
+            </w:r>
+            <w:r>
+              <w:rPr>
+                <w:rStyle w:val="VerbatimChar"/>
+              </w:rPr>
+              <w:t xml:space="preserve">run_desktop.bat</w:t>
+            </w:r>
+          </w:p>
+        </w:tc>
+        <w:tc>
+          <w:tcPr/>
+          <w:p>
+            <w:pPr>
+              <w:pStyle w:val="Compact"/>
+              <w:jc w:val="left"/>
+            </w:pPr>
+            <w:r>
+              <w:t xml:space="preserve">要，第一次会自己装</w:t>
+            </w:r>
+          </w:p>
+        </w:tc>
+      </w:tr>
+    </w:tbl>
+    <w:p>
+      <w:pPr>
+        <w:pStyle w:val="BodyText"/>
+      </w:pPr>
+      <w:r>
+        <w:t xml:space="preserve">拿到</w:t>
+      </w:r>
+      <w:r>
         <w:t xml:space="preserve"> </w:t>
       </w:r>
       <w:r>
         <w:rPr>
           <w:rStyle w:val="VerbatimChar"/>
-          <w:bCs/>
-          <w:b/>
-        </w:rPr>
-        <w:t xml:space="preserve">run_desktop.bat</w:t>
-      </w:r>
-      <w:r>
-        <w:t xml:space="preserve">。</w:t>
+        </w:rPr>
+        <w:t xml:space="preserve">FrameLab</w:t>
+      </w:r>
+      <w:r>
+        <w:t xml:space="preserve"> </w:t>
+      </w:r>
+      <w:r>
+        <w:t xml:space="preserve">文件夹的话，</w:t>
+      </w:r>
+      <w:r>
+        <w:rPr>
+          <w:bCs/>
+          <w:b/>
+        </w:rPr>
+        <w:t xml:space="preserve">整个文件夹都要留着</w:t>
+      </w:r>
+      <w:r>
+        <w:t xml:space="preserve">，单把</w:t>
+      </w:r>
+      <w:r>
+        <w:t xml:space="preserve"> </w:t>
+      </w:r>
+      <w:r>
+        <w:rPr>
+          <w:rStyle w:val="VerbatimChar"/>
+        </w:rPr>
+        <w:t xml:space="preserve">FrameLab.exe</w:t>
+      </w:r>
+      <w:r>
+        <w:t xml:space="preserve"> </w:t>
+      </w:r>
+      <w:r>
+        <w:t xml:space="preserve">拖出来是跑不起来的。首次启动 3~5 秒。</w:t>
       </w:r>
     </w:p>
     <w:p>
@@ -755,7 +955,10 @@
         <w:pStyle w:val="BodyText"/>
       </w:pPr>
       <w:r>
-        <w:t xml:space="preserve">第一次打开会自己装东西，要等几分钟，屏幕上会刷一堆字——</w:t>
+        <w:t xml:space="preserve">跑源码那种，第一次打开会自己装东西，要等几分钟，屏幕上会刷一堆字——</w:t>
+      </w:r>
+      <w:r>
+        <w:t xml:space="preserve"> </w:t>
       </w:r>
       <w:r>
         <w:rPr>
@@ -765,13 +968,7 @@
         <w:t xml:space="preserve">这是正常的</w:t>
       </w:r>
       <w:r>
-        <w:t xml:space="preserve">，别关。</w:t>
-      </w:r>
-      <w:r>
-        <w:t xml:space="preserve"> </w:t>
-      </w:r>
-      <w:r>
-        <w:t xml:space="preserve">装完会出现下面这个窗口：</w:t>
+        <w:t xml:space="preserve">，别关。装完会出现下面这个窗口：</w:t>
       </w:r>
     </w:p>
     <w:p>
@@ -836,7 +1033,15 @@
         <w:t xml:space="preserve"> </w:t>
       </w:r>
       <w:r>
-        <w:t xml:space="preserve">别急着猜。双击</w:t>
+        <w:t xml:space="preserve">别急着猜。</w:t>
+      </w:r>
+    </w:p>
+    <w:p>
+      <w:pPr>
+        <w:pStyle w:val="BlockText"/>
+      </w:pPr>
+      <w:r>
+        <w:t xml:space="preserve">跑源码的：双击</w:t>
       </w:r>
       <w:r>
         <w:t xml:space="preserve"> </w:t>
@@ -897,6 +1102,56 @@
       </w:r>
       <w:r>
         <w:t xml:space="preserve">是网页版，功能一样全。</w:t>
+      </w:r>
+    </w:p>
+    <w:p>
+      <w:pPr>
+        <w:pStyle w:val="BlockText"/>
+      </w:pPr>
+      <w:r>
+        <w:t xml:space="preserve">用</w:t>
+      </w:r>
+      <w:r>
+        <w:t xml:space="preserve"> </w:t>
+      </w:r>
+      <w:r>
+        <w:rPr>
+          <w:rStyle w:val="VerbatimChar"/>
+        </w:rPr>
+        <w:t xml:space="preserve">FrameLab.exe</w:t>
+      </w:r>
+      <w:r>
+        <w:t xml:space="preserve"> </w:t>
+      </w:r>
+      <w:r>
+        <w:t xml:space="preserve">的：双击没反应多半是杀软拦了没签名的程序，</w:t>
+      </w:r>
+      <w:r>
+        <w:t xml:space="preserve"> </w:t>
+      </w:r>
+      <w:r>
+        <w:t xml:space="preserve">在杀软里把整个文件夹放行；提示缺</w:t>
+      </w:r>
+      <w:r>
+        <w:t xml:space="preserve"> </w:t>
+      </w:r>
+      <w:r>
+        <w:rPr>
+          <w:rStyle w:val="VerbatimChar"/>
+        </w:rPr>
+        <w:t xml:space="preserve">VCRUNTIME140.dll</w:t>
+      </w:r>
+      <w:r>
+        <w:t xml:space="preserve"> </w:t>
+      </w:r>
+      <w:r>
+        <w:t xml:space="preserve">就装一下微软官方的</w:t>
+      </w:r>
+      <w:r>
+        <w:t xml:space="preserve"> </w:t>
+      </w:r>
+      <w:r>
+        <w:t xml:space="preserve">VC++ 运行库（x64）。</w:t>
       </w:r>
     </w:p>
     <w:bookmarkEnd w:id="25"/>

--- a/docs/word/使用手册.docx
+++ b/docs/word/使用手册.docx
@@ -99,6 +99,51 @@
       </w:r>
       <w:r>
         <w:t xml:space="preserve">。</w:t>
+      </w:r>
+    </w:p>
+    <w:p>
+      <w:pPr>
+        <w:pStyle w:val="BlockText"/>
+      </w:pPr>
+      <w:r>
+        <w:t xml:space="preserve">学过材料力学、结构力学的话，读</w:t>
+      </w:r>
+      <w:r>
+        <w:t xml:space="preserve"> </w:t>
+      </w:r>
+      <w:r>
+        <w:rPr>
+          <w:bCs/>
+          <w:b/>
+        </w:rPr>
+        <w:t xml:space="preserve">《大学生教程》（</w:t>
+      </w:r>
+      <w:r>
+        <w:rPr>
+          <w:rStyle w:val="VerbatimChar"/>
+          <w:bCs/>
+          <w:b/>
+        </w:rPr>
+        <w:t xml:space="preserve">docs/大学生教程.md</w:t>
+      </w:r>
+      <w:r>
+        <w:rPr>
+          <w:bCs/>
+          <w:b/>
+        </w:rPr>
+        <w:t xml:space="preserve">）</w:t>
+      </w:r>
+      <w:r>
+        <w:t xml:space="preserve"> </w:t>
+      </w:r>
+      <w:r>
+        <w:t xml:space="preserve">更合适：那本讲得深一层——每个功能背后在算什么、什么时候该用、</w:t>
+      </w:r>
+      <w:r>
+        <w:t xml:space="preserve"> </w:t>
+      </w:r>
+      <w:r>
+        <w:t xml:space="preserve">什么时候它会拒绝你，还有完整的能力边界和快捷键表。</w:t>
       </w:r>
     </w:p>
     <w:p>

--- a/docs/word/使用手册.docx
+++ b/docs/word/使用手册.docx
@@ -7,7 +7,19 @@
         <w:pStyle w:val="Title"/>
       </w:pPr>
       <w:r>
-        <w:t xml:space="preserve">空间刚架智能计算 Agent 使用手册</w:t>
+        <w:rPr>
+          <w:rFonts w:hint="eastAsia"/>
+        </w:rPr>
+        <w:t xml:space="preserve">空间刚架智能计算</w:t>
+      </w:r>
+      <w:r>
+        <w:t xml:space="preserve"> Agent </w:t>
+      </w:r>
+      <w:r>
+        <w:rPr>
+          <w:rFonts w:hint="eastAsia"/>
+        </w:rPr>
+        <w:t xml:space="preserve">使用手册</w:t>
       </w:r>
     </w:p>
     <w:p>
@@ -15,6 +27,9 @@
         <w:pStyle w:val="Subtitle"/>
       </w:pPr>
       <w:r>
+        <w:rPr>
+          <w:rFonts w:hint="eastAsia"/>
+        </w:rPr>
         <w:t xml:space="preserve">从零开始的操作指南</w:t>
       </w:r>
     </w:p>
@@ -31,6 +46,9 @@
             <w:pStyle w:val="TOCHeading"/>
           </w:pPr>
           <w:r>
+            <w:rPr>
+              <w:rFonts w:hint="eastAsia"/>
+            </w:rPr>
             <w:t xml:space="preserve">目录</w:t>
           </w:r>
         </w:p>
@@ -58,8 +76,9 @@
       </w:pPr>
       <w:r>
         <w:rPr>
-          <w:bCs/>
-          <w:b/>
+          <w:rFonts w:hint="eastAsia"/>
+          <w:b/>
+          <w:bCs/>
         </w:rPr>
         <w:t xml:space="preserve">这本手册不假设你学过结构力学，也不假设你会写程序。</w:t>
       </w:r>
@@ -67,12 +86,16 @@
         <w:t xml:space="preserve"> </w:t>
       </w:r>
       <w:r>
+        <w:rPr>
+          <w:rFonts w:hint="eastAsia"/>
+        </w:rPr>
         <w:t xml:space="preserve">从"这软件是干什么的"开始，每一步都写清楚</w:t>
       </w:r>
       <w:r>
         <w:rPr>
-          <w:bCs/>
-          <w:b/>
+          <w:rFonts w:hint="eastAsia"/>
+          <w:b/>
+          <w:bCs/>
         </w:rPr>
         <w:t xml:space="preserve">点哪里、会看到什么、下一步做什么</w:t>
       </w:r>
@@ -85,6 +108,9 @@
         <w:pStyle w:val="BodyText"/>
       </w:pPr>
       <w:r>
+        <w:rPr>
+          <w:rFonts w:hint="eastAsia"/>
+        </w:rPr>
         <w:t xml:space="preserve">如果你只想尽快看到东西动起来，直接翻到</w:t>
       </w:r>
       <w:r>
@@ -92,10 +118,41 @@
       </w:r>
       <w:r>
         <w:rPr>
-          <w:bCs/>
-          <w:b/>
-        </w:rPr>
-        <w:t xml:space="preserve">第 2 章 五分钟上手</w:t>
+          <w:rFonts w:hint="eastAsia"/>
+          <w:b/>
+          <w:bCs/>
+        </w:rPr>
+        <w:t xml:space="preserve">第</w:t>
+      </w:r>
+      <w:r>
+        <w:rPr>
+          <w:b/>
+          <w:bCs/>
+        </w:rPr>
+        <w:t xml:space="preserve"> 2 </w:t>
+      </w:r>
+      <w:r>
+        <w:rPr>
+          <w:rFonts w:hint="eastAsia"/>
+          <w:b/>
+          <w:bCs/>
+        </w:rPr>
+        <w:t xml:space="preserve">章</w:t>
+      </w:r>
+      <w:r>
+        <w:rPr>
+          <w:b/>
+          <w:bCs/>
+        </w:rPr>
+        <w:t xml:space="preserve"> </w:t>
+      </w:r>
+      <w:r>
+        <w:rPr>
+          <w:rFonts w:hint="eastAsia"/>
+          <w:b/>
+          <w:bCs/>
+        </w:rPr>
+        <w:t xml:space="preserve">五分钟上手</w:t>
       </w:r>
       <w:r>
         <w:t xml:space="preserve">。</w:t>
@@ -106,6 +163,9 @@
         <w:pStyle w:val="BlockText"/>
       </w:pPr>
       <w:r>
+        <w:rPr>
+          <w:rFonts w:hint="eastAsia"/>
+        </w:rPr>
         <w:t xml:space="preserve">学过材料力学、结构力学的话，读</w:t>
       </w:r>
       <w:r>
@@ -113,23 +173,26 @@
       </w:r>
       <w:r>
         <w:rPr>
-          <w:bCs/>
-          <w:b/>
+          <w:rFonts w:hint="eastAsia"/>
+          <w:b/>
+          <w:bCs/>
         </w:rPr>
         <w:t xml:space="preserve">《大学生教程》（</w:t>
       </w:r>
       <w:r>
         <w:rPr>
           <w:rStyle w:val="VerbatimChar"/>
-          <w:bCs/>
-          <w:b/>
+          <w:rFonts w:hint="eastAsia"/>
+          <w:b/>
+          <w:bCs/>
         </w:rPr>
         <w:t xml:space="preserve">docs/大学生教程.md</w:t>
       </w:r>
       <w:r>
         <w:rPr>
-          <w:bCs/>
-          <w:b/>
+          <w:rFonts w:hint="eastAsia"/>
+          <w:b/>
+          <w:bCs/>
         </w:rPr>
         <w:t xml:space="preserve">）</w:t>
       </w:r>
@@ -137,12 +200,18 @@
         <w:t xml:space="preserve"> </w:t>
       </w:r>
       <w:r>
+        <w:rPr>
+          <w:rFonts w:hint="eastAsia"/>
+        </w:rPr>
         <w:t xml:space="preserve">更合适：那本讲得深一层——每个功能背后在算什么、什么时候该用、</w:t>
       </w:r>
       <w:r>
         <w:t xml:space="preserve"> </w:t>
       </w:r>
       <w:r>
+        <w:rPr>
+          <w:rFonts w:hint="eastAsia"/>
+        </w:rPr>
         <w:t xml:space="preserve">什么时候它会拒绝你，还有完整的能力边界和快捷键表。</w:t>
       </w:r>
     </w:p>
@@ -153,13 +222,19 @@
         </w:pict>
       </w:r>
     </w:p>
-    <w:bookmarkStart w:id="21" w:name="Xcde1b9d3314946f0467e7a1fca4357f0c643d51"/>
+    <w:bookmarkStart w:id="10" w:name="Xcde1b9d3314946f0467e7a1fca4357f0c643d51"/>
     <w:p>
       <w:pPr>
         <w:pStyle w:val="Heading2"/>
       </w:pPr>
       <w:r>
-        <w:t xml:space="preserve">1 这个软件是干什么的</w:t>
+        <w:t xml:space="preserve">1 </w:t>
+      </w:r>
+      <w:r>
+        <w:rPr>
+          <w:rFonts w:hint="eastAsia"/>
+        </w:rPr>
+        <w:t xml:space="preserve">这个软件是干什么的</w:t>
       </w:r>
     </w:p>
     <w:p>
@@ -167,42 +242,54 @@
         <w:pStyle w:val="FirstParagraph"/>
       </w:pPr>
       <w:r>
+        <w:rPr>
+          <w:rFonts w:hint="eastAsia"/>
+        </w:rPr>
         <w:t xml:space="preserve">想象你用积木搭一个架子：几根竖着的柱子，上面横着几根梁。搭好之后你想知道：</w:t>
       </w:r>
     </w:p>
     <w:p>
       <w:pPr>
+        <w:pStyle w:val="Compact"/>
         <w:numPr>
           <w:ilvl w:val="0"/>
           <w:numId w:val="1001"/>
         </w:numPr>
+      </w:pPr>
+      <w:r>
+        <w:rPr>
+          <w:rFonts w:hint="eastAsia"/>
+        </w:rPr>
+        <w:t xml:space="preserve">站上去会不会塌？</w:t>
+      </w:r>
+    </w:p>
+    <w:p>
+      <w:pPr>
         <w:pStyle w:val="Compact"/>
-      </w:pPr>
-      <w:r>
-        <w:t xml:space="preserve">站上去会不会塌？</w:t>
-      </w:r>
-    </w:p>
-    <w:p>
-      <w:pPr>
         <w:numPr>
           <w:ilvl w:val="0"/>
           <w:numId w:val="1001"/>
         </w:numPr>
+      </w:pPr>
+      <w:r>
+        <w:rPr>
+          <w:rFonts w:hint="eastAsia"/>
+        </w:rPr>
+        <w:t xml:space="preserve">哪根最吃力？</w:t>
+      </w:r>
+    </w:p>
+    <w:p>
+      <w:pPr>
         <w:pStyle w:val="Compact"/>
-      </w:pPr>
-      <w:r>
-        <w:t xml:space="preserve">哪根最吃力？</w:t>
-      </w:r>
-    </w:p>
-    <w:p>
-      <w:pPr>
         <w:numPr>
           <w:ilvl w:val="0"/>
           <w:numId w:val="1001"/>
         </w:numPr>
-        <w:pStyle w:val="Compact"/>
-      </w:pPr>
-      <w:r>
+      </w:pPr>
+      <w:r>
+        <w:rPr>
+          <w:rFonts w:hint="eastAsia"/>
+        </w:rPr>
         <w:t xml:space="preserve">会弯到什么程度？</w:t>
       </w:r>
     </w:p>
@@ -211,12 +298,16 @@
         <w:pStyle w:val="FirstParagraph"/>
       </w:pPr>
       <w:r>
+        <w:rPr>
+          <w:rFonts w:hint="eastAsia"/>
+        </w:rPr>
         <w:t xml:space="preserve">这个软件就是回答这三个问题的。你告诉它</w:t>
       </w:r>
       <w:r>
         <w:rPr>
-          <w:bCs/>
-          <w:b/>
+          <w:rFonts w:hint="eastAsia"/>
+          <w:b/>
+          <w:bCs/>
         </w:rPr>
         <w:t xml:space="preserve">架子长什么样</w:t>
       </w:r>
@@ -225,8 +316,9 @@
       </w:r>
       <w:r>
         <w:rPr>
-          <w:bCs/>
-          <w:b/>
+          <w:rFonts w:hint="eastAsia"/>
+          <w:b/>
+          <w:bCs/>
         </w:rPr>
         <w:t xml:space="preserve">哪里被固定住</w:t>
       </w:r>
@@ -238,28 +330,37 @@
       </w:r>
       <w:r>
         <w:rPr>
-          <w:bCs/>
-          <w:b/>
+          <w:rFonts w:hint="eastAsia"/>
+          <w:b/>
+          <w:bCs/>
         </w:rPr>
         <w:t xml:space="preserve">上面压了多重</w:t>
       </w:r>
       <w:r>
+        <w:rPr>
+          <w:rFonts w:hint="eastAsia"/>
+        </w:rPr>
         <w:t xml:space="preserve">，它算出</w:t>
       </w:r>
       <w:r>
         <w:rPr>
-          <w:bCs/>
-          <w:b/>
+          <w:rFonts w:hint="eastAsia"/>
+          <w:b/>
+          <w:bCs/>
         </w:rPr>
         <w:t xml:space="preserve">每根杆受多大力、弯了多少</w:t>
       </w:r>
       <w:r>
+        <w:rPr>
+          <w:rFonts w:hint="eastAsia"/>
+        </w:rPr>
         <w:t xml:space="preserve">，并且告诉你</w:t>
       </w:r>
       <w:r>
         <w:rPr>
-          <w:bCs/>
-          <w:b/>
+          <w:rFonts w:hint="eastAsia"/>
+          <w:b/>
+          <w:bCs/>
         </w:rPr>
         <w:t xml:space="preserve">够不够结实</w:t>
       </w:r>
@@ -272,12 +373,16 @@
         <w:pStyle w:val="BodyText"/>
       </w:pPr>
       <w:r>
+        <w:rPr>
+          <w:rFonts w:hint="eastAsia"/>
+        </w:rPr>
         <w:t xml:space="preserve">它还有一个别的软件没有的地方：</w:t>
       </w:r>
       <w:r>
         <w:rPr>
-          <w:bCs/>
-          <w:b/>
+          <w:rFonts w:hint="eastAsia"/>
+          <w:b/>
+          <w:bCs/>
         </w:rPr>
         <w:t xml:space="preserve">你可以直接用中文跟它说话。</w:t>
       </w:r>
@@ -285,21 +390,57 @@
         <w:t xml:space="preserve"> </w:t>
       </w:r>
       <w:r>
-        <w:t xml:space="preserve">比如打一句"两跨三层，跨度 6 米，层高 3.6 米，梁上均布 20 kN/m"，</w:t>
-      </w:r>
-      <w:r>
-        <w:t xml:space="preserve"> </w:t>
-      </w:r>
-      <w:r>
+        <w:rPr>
+          <w:rFonts w:hint="eastAsia"/>
+        </w:rPr>
+        <w:t xml:space="preserve">比如打一句"两跨三层，跨度</w:t>
+      </w:r>
+      <w:r>
+        <w:t xml:space="preserve"> 6 </w:t>
+      </w:r>
+      <w:r>
+        <w:rPr>
+          <w:rFonts w:hint="eastAsia"/>
+        </w:rPr>
+        <w:t xml:space="preserve">米，层高</w:t>
+      </w:r>
+      <w:r>
+        <w:t xml:space="preserve"> 3.6 </w:t>
+      </w:r>
+      <w:r>
+        <w:rPr>
+          <w:rFonts w:hint="eastAsia"/>
+        </w:rPr>
+        <w:t xml:space="preserve">米，梁上均布</w:t>
+      </w:r>
+      <w:r>
+        <w:t xml:space="preserve"> 20 </w:t>
+      </w:r>
+      <w:r>
+        <w:rPr>
+          <w:rFonts w:hint="eastAsia"/>
+        </w:rPr>
+        <w:t xml:space="preserve">kN/m"，</w:t>
+      </w:r>
+      <w:r>
+        <w:t xml:space="preserve"> </w:t>
+      </w:r>
+      <w:r>
+        <w:rPr>
+          <w:rFonts w:hint="eastAsia"/>
+        </w:rPr>
         <w:t xml:space="preserve">它自己就把架子搭好、荷载加好、算好。</w:t>
       </w:r>
     </w:p>
-    <w:bookmarkStart w:id="20" w:name="几个词用生活语言解释"/>
+    <w:bookmarkStart w:id="9" w:name="几个词用生活语言解释"/>
     <w:p>
       <w:pPr>
         <w:pStyle w:val="Heading3"/>
       </w:pPr>
       <w:r>
+        <w:rPr>
+          <w:rFonts w:hint="eastAsia"/>
+        </w:rPr>
         <w:t xml:space="preserve">几个词，用生活语言解释</w:t>
       </w:r>
     </w:p>
@@ -308,7 +449,6 @@
         <w:tblStyle w:val="Table"/>
         <w:tblW w:type="auto" w:w="0"/>
         <w:tblLook w:firstRow="1" w:lastRow="0" w:firstColumn="0" w:lastColumn="0" w:noHBand="0" w:noVBand="0" w:val="0020"/>
-        <w:jc w:val="start"/>
       </w:tblPr>
       <w:tblGrid>
         <w:gridCol w:w="2640"/>
@@ -317,16 +457,18 @@
       </w:tblGrid>
       <w:tr>
         <w:trPr>
-          <w:tblHeader w:val="true"/>
+          <w:tblHeader w:val="on"/>
         </w:trPr>
         <w:tc>
           <w:tcPr/>
           <w:p>
             <w:pPr>
               <w:pStyle w:val="Compact"/>
-              <w:jc w:val="left"/>
-            </w:pPr>
-            <w:r>
+            </w:pPr>
+            <w:r>
+              <w:rPr>
+                <w:rFonts w:hint="eastAsia"/>
+              </w:rPr>
               <w:t xml:space="preserve">专业词</w:t>
             </w:r>
           </w:p>
@@ -336,9 +478,11 @@
           <w:p>
             <w:pPr>
               <w:pStyle w:val="Compact"/>
-              <w:jc w:val="left"/>
-            </w:pPr>
-            <w:r>
+            </w:pPr>
+            <w:r>
+              <w:rPr>
+                <w:rFonts w:hint="eastAsia"/>
+              </w:rPr>
               <w:t xml:space="preserve">就是指</w:t>
             </w:r>
           </w:p>
@@ -348,9 +492,11 @@
           <w:p>
             <w:pPr>
               <w:pStyle w:val="Compact"/>
-              <w:jc w:val="left"/>
-            </w:pPr>
-            <w:r>
+            </w:pPr>
+            <w:r>
+              <w:rPr>
+                <w:rFonts w:hint="eastAsia"/>
+              </w:rPr>
               <w:t xml:space="preserve">在软件里长什么样</w:t>
             </w:r>
           </w:p>
@@ -362,12 +508,12 @@
           <w:p>
             <w:pPr>
               <w:pStyle w:val="Compact"/>
-              <w:jc w:val="left"/>
-            </w:pPr>
-            <w:r>
-              <w:rPr>
+            </w:pPr>
+            <w:r>
+              <w:rPr>
+                <w:rFonts w:hint="eastAsia"/>
+                <w:b/>
                 <w:bCs/>
-                <w:b/>
               </w:rPr>
               <w:t xml:space="preserve">节点</w:t>
             </w:r>
@@ -378,9 +524,11 @@
           <w:p>
             <w:pPr>
               <w:pStyle w:val="Compact"/>
-              <w:jc w:val="left"/>
-            </w:pPr>
-            <w:r>
+            </w:pPr>
+            <w:r>
+              <w:rPr>
+                <w:rFonts w:hint="eastAsia"/>
+              </w:rPr>
               <w:t xml:space="preserve">杆子和杆子接头的地方</w:t>
             </w:r>
           </w:p>
@@ -390,9 +538,11 @@
           <w:p>
             <w:pPr>
               <w:pStyle w:val="Compact"/>
-              <w:jc w:val="left"/>
-            </w:pPr>
-            <w:r>
+            </w:pPr>
+            <w:r>
+              <w:rPr>
+                <w:rFonts w:hint="eastAsia"/>
+              </w:rPr>
               <w:t xml:space="preserve">一个小点</w:t>
             </w:r>
           </w:p>
@@ -404,12 +554,12 @@
           <w:p>
             <w:pPr>
               <w:pStyle w:val="Compact"/>
-              <w:jc w:val="left"/>
-            </w:pPr>
-            <w:r>
-              <w:rPr>
+            </w:pPr>
+            <w:r>
+              <w:rPr>
+                <w:rFonts w:hint="eastAsia"/>
+                <w:b/>
                 <w:bCs/>
-                <w:b/>
               </w:rPr>
               <w:t xml:space="preserve">杆件</w:t>
             </w:r>
@@ -420,9 +570,11 @@
           <w:p>
             <w:pPr>
               <w:pStyle w:val="Compact"/>
-              <w:jc w:val="left"/>
-            </w:pPr>
-            <w:r>
+            </w:pPr>
+            <w:r>
+              <w:rPr>
+                <w:rFonts w:hint="eastAsia"/>
+              </w:rPr>
               <w:t xml:space="preserve">一根柱子或一根梁</w:t>
             </w:r>
           </w:p>
@@ -432,9 +584,11 @@
           <w:p>
             <w:pPr>
               <w:pStyle w:val="Compact"/>
-              <w:jc w:val="left"/>
-            </w:pPr>
-            <w:r>
+            </w:pPr>
+            <w:r>
+              <w:rPr>
+                <w:rFonts w:hint="eastAsia"/>
+              </w:rPr>
               <w:t xml:space="preserve">一根管子</w:t>
             </w:r>
           </w:p>
@@ -446,12 +600,12 @@
           <w:p>
             <w:pPr>
               <w:pStyle w:val="Compact"/>
-              <w:jc w:val="left"/>
-            </w:pPr>
-            <w:r>
-              <w:rPr>
+            </w:pPr>
+            <w:r>
+              <w:rPr>
+                <w:rFonts w:hint="eastAsia"/>
+                <w:b/>
                 <w:bCs/>
-                <w:b/>
               </w:rPr>
               <w:t xml:space="preserve">约束（支座）</w:t>
             </w:r>
@@ -462,9 +616,11 @@
           <w:p>
             <w:pPr>
               <w:pStyle w:val="Compact"/>
-              <w:jc w:val="left"/>
-            </w:pPr>
-            <w:r>
+            </w:pPr>
+            <w:r>
+              <w:rPr>
+                <w:rFonts w:hint="eastAsia"/>
+              </w:rPr>
               <w:t xml:space="preserve">被钉死、不能动的地方</w:t>
             </w:r>
           </w:p>
@@ -474,9 +630,11 @@
           <w:p>
             <w:pPr>
               <w:pStyle w:val="Compact"/>
-              <w:jc w:val="left"/>
-            </w:pPr>
-            <w:r>
+            </w:pPr>
+            <w:r>
+              <w:rPr>
+                <w:rFonts w:hint="eastAsia"/>
+              </w:rPr>
               <w:t xml:space="preserve">柱脚下面的小方块或三角</w:t>
             </w:r>
           </w:p>
@@ -488,12 +646,12 @@
           <w:p>
             <w:pPr>
               <w:pStyle w:val="Compact"/>
-              <w:jc w:val="left"/>
-            </w:pPr>
-            <w:r>
-              <w:rPr>
+            </w:pPr>
+            <w:r>
+              <w:rPr>
+                <w:rFonts w:hint="eastAsia"/>
+                <w:b/>
                 <w:bCs/>
-                <w:b/>
               </w:rPr>
               <w:t xml:space="preserve">荷载</w:t>
             </w:r>
@@ -504,9 +662,11 @@
           <w:p>
             <w:pPr>
               <w:pStyle w:val="Compact"/>
-              <w:jc w:val="left"/>
-            </w:pPr>
-            <w:r>
+            </w:pPr>
+            <w:r>
+              <w:rPr>
+                <w:rFonts w:hint="eastAsia"/>
+              </w:rPr>
               <w:t xml:space="preserve">压在上面的重量</w:t>
             </w:r>
           </w:p>
@@ -516,9 +676,11 @@
           <w:p>
             <w:pPr>
               <w:pStyle w:val="Compact"/>
-              <w:jc w:val="left"/>
-            </w:pPr>
-            <w:r>
+            </w:pPr>
+            <w:r>
+              <w:rPr>
+                <w:rFonts w:hint="eastAsia"/>
+              </w:rPr>
               <w:t xml:space="preserve">一排绿色小箭头</w:t>
             </w:r>
           </w:p>
@@ -530,12 +692,12 @@
           <w:p>
             <w:pPr>
               <w:pStyle w:val="Compact"/>
-              <w:jc w:val="left"/>
-            </w:pPr>
-            <w:r>
-              <w:rPr>
+            </w:pPr>
+            <w:r>
+              <w:rPr>
+                <w:rFonts w:hint="eastAsia"/>
+                <w:b/>
                 <w:bCs/>
-                <w:b/>
               </w:rPr>
               <w:t xml:space="preserve">工况</w:t>
             </w:r>
@@ -546,9 +708,11 @@
           <w:p>
             <w:pPr>
               <w:pStyle w:val="Compact"/>
-              <w:jc w:val="left"/>
-            </w:pPr>
-            <w:r>
+            </w:pPr>
+            <w:r>
+              <w:rPr>
+                <w:rFonts w:hint="eastAsia"/>
+              </w:rPr>
               <w:t xml:space="preserve">一种受力情况</w:t>
             </w:r>
           </w:p>
@@ -558,9 +722,11 @@
           <w:p>
             <w:pPr>
               <w:pStyle w:val="Compact"/>
-              <w:jc w:val="left"/>
-            </w:pPr>
-            <w:r>
+            </w:pPr>
+            <w:r>
+              <w:rPr>
+                <w:rFonts w:hint="eastAsia"/>
+              </w:rPr>
               <w:t xml:space="preserve">比如"自重"是一种，"刮风"是另一种</w:t>
             </w:r>
           </w:p>
@@ -572,12 +738,12 @@
           <w:p>
             <w:pPr>
               <w:pStyle w:val="Compact"/>
-              <w:jc w:val="left"/>
-            </w:pPr>
-            <w:r>
-              <w:rPr>
+            </w:pPr>
+            <w:r>
+              <w:rPr>
+                <w:rFonts w:hint="eastAsia"/>
+                <w:b/>
                 <w:bCs/>
-                <w:b/>
               </w:rPr>
               <w:t xml:space="preserve">内力</w:t>
             </w:r>
@@ -588,9 +754,11 @@
           <w:p>
             <w:pPr>
               <w:pStyle w:val="Compact"/>
-              <w:jc w:val="left"/>
-            </w:pPr>
-            <w:r>
+            </w:pPr>
+            <w:r>
+              <w:rPr>
+                <w:rFonts w:hint="eastAsia"/>
+              </w:rPr>
               <w:t xml:space="preserve">杆子内部承受的力</w:t>
             </w:r>
           </w:p>
@@ -600,9 +768,11 @@
           <w:p>
             <w:pPr>
               <w:pStyle w:val="Compact"/>
-              <w:jc w:val="left"/>
-            </w:pPr>
-            <w:r>
+            </w:pPr>
+            <w:r>
+              <w:rPr>
+                <w:rFonts w:hint="eastAsia"/>
+              </w:rPr>
               <w:t xml:space="preserve">云图上的颜色</w:t>
             </w:r>
           </w:p>
@@ -614,25 +784,42 @@
           <w:p>
             <w:pPr>
               <w:pStyle w:val="Compact"/>
-              <w:jc w:val="left"/>
-            </w:pPr>
-            <w:r>
-              <w:rPr>
+            </w:pPr>
+            <w:r>
+              <w:rPr>
+                <w:rFonts w:hint="eastAsia"/>
+                <w:b/>
                 <w:bCs/>
+              </w:rPr>
+              <w:t xml:space="preserve">位移</w:t>
+            </w:r>
+            <w:r>
+              <w:rPr>
                 <w:b/>
-              </w:rPr>
-              <w:t xml:space="preserve">位移 / 变形</w:t>
-            </w:r>
-          </w:p>
-        </w:tc>
-        <w:tc>
-          <w:tcPr/>
-          <w:p>
-            <w:pPr>
-              <w:pStyle w:val="Compact"/>
-              <w:jc w:val="left"/>
-            </w:pPr>
-            <w:r>
+                <w:bCs/>
+              </w:rPr>
+              <w:t xml:space="preserve"> / </w:t>
+            </w:r>
+            <w:r>
+              <w:rPr>
+                <w:rFonts w:hint="eastAsia"/>
+                <w:b/>
+                <w:bCs/>
+              </w:rPr>
+              <w:t xml:space="preserve">变形</w:t>
+            </w:r>
+          </w:p>
+        </w:tc>
+        <w:tc>
+          <w:tcPr/>
+          <w:p>
+            <w:pPr>
+              <w:pStyle w:val="Compact"/>
+            </w:pPr>
+            <w:r>
+              <w:rPr>
+                <w:rFonts w:hint="eastAsia"/>
+              </w:rPr>
               <w:t xml:space="preserve">被压得移动了多少</w:t>
             </w:r>
           </w:p>
@@ -642,9 +829,11 @@
           <w:p>
             <w:pPr>
               <w:pStyle w:val="Compact"/>
-              <w:jc w:val="left"/>
-            </w:pPr>
-            <w:r>
+            </w:pPr>
+            <w:r>
+              <w:rPr>
+                <w:rFonts w:hint="eastAsia"/>
+              </w:rPr>
               <w:t xml:space="preserve">变形图里歪掉的样子</w:t>
             </w:r>
           </w:p>
@@ -656,25 +845,34 @@
           <w:p>
             <w:pPr>
               <w:pStyle w:val="Compact"/>
-              <w:jc w:val="left"/>
-            </w:pPr>
-            <w:r>
-              <w:rPr>
+            </w:pPr>
+            <w:r>
+              <w:rPr>
+                <w:rFonts w:hint="eastAsia"/>
+                <w:b/>
                 <w:bCs/>
+              </w:rPr>
+              <w:t xml:space="preserve">弯矩</w:t>
+            </w:r>
+            <w:r>
+              <w:rPr>
                 <w:b/>
-              </w:rPr>
-              <w:t xml:space="preserve">弯矩 M</w:t>
-            </w:r>
-          </w:p>
-        </w:tc>
-        <w:tc>
-          <w:tcPr/>
-          <w:p>
-            <w:pPr>
-              <w:pStyle w:val="Compact"/>
-              <w:jc w:val="left"/>
-            </w:pPr>
-            <w:r>
+                <w:bCs/>
+              </w:rPr>
+              <w:t xml:space="preserve"> M</w:t>
+            </w:r>
+          </w:p>
+        </w:tc>
+        <w:tc>
+          <w:tcPr/>
+          <w:p>
+            <w:pPr>
+              <w:pStyle w:val="Compact"/>
+            </w:pPr>
+            <w:r>
+              <w:rPr>
+                <w:rFonts w:hint="eastAsia"/>
+              </w:rPr>
               <w:t xml:space="preserve">把杆子掰弯的那种力</w:t>
             </w:r>
           </w:p>
@@ -684,9 +882,11 @@
           <w:p>
             <w:pPr>
               <w:pStyle w:val="Compact"/>
-              <w:jc w:val="left"/>
-            </w:pPr>
-            <w:r>
+            </w:pPr>
+            <w:r>
+              <w:rPr>
+                <w:rFonts w:hint="eastAsia"/>
+              </w:rPr>
               <w:t xml:space="preserve">通常最关键的一个数</w:t>
             </w:r>
           </w:p>
@@ -698,25 +898,34 @@
           <w:p>
             <w:pPr>
               <w:pStyle w:val="Compact"/>
-              <w:jc w:val="left"/>
-            </w:pPr>
-            <w:r>
-              <w:rPr>
+            </w:pPr>
+            <w:r>
+              <w:rPr>
+                <w:rFonts w:hint="eastAsia"/>
+                <w:b/>
                 <w:bCs/>
+              </w:rPr>
+              <w:t xml:space="preserve">轴力</w:t>
+            </w:r>
+            <w:r>
+              <w:rPr>
                 <w:b/>
-              </w:rPr>
-              <w:t xml:space="preserve">轴力 N</w:t>
-            </w:r>
-          </w:p>
-        </w:tc>
-        <w:tc>
-          <w:tcPr/>
-          <w:p>
-            <w:pPr>
-              <w:pStyle w:val="Compact"/>
-              <w:jc w:val="left"/>
-            </w:pPr>
-            <w:r>
+                <w:bCs/>
+              </w:rPr>
+              <w:t xml:space="preserve"> N</w:t>
+            </w:r>
+          </w:p>
+        </w:tc>
+        <w:tc>
+          <w:tcPr/>
+          <w:p>
+            <w:pPr>
+              <w:pStyle w:val="Compact"/>
+            </w:pPr>
+            <w:r>
+              <w:rPr>
+                <w:rFonts w:hint="eastAsia"/>
+              </w:rPr>
               <w:t xml:space="preserve">顺着杆子方向拉或压的力</w:t>
             </w:r>
           </w:p>
@@ -726,9 +935,11 @@
           <w:p>
             <w:pPr>
               <w:pStyle w:val="Compact"/>
-              <w:jc w:val="left"/>
-            </w:pPr>
-            <w:r>
+            </w:pPr>
+            <w:r>
+              <w:rPr>
+                <w:rFonts w:hint="eastAsia"/>
+              </w:rPr>
               <w:t xml:space="preserve">正数是拉，负数是压</w:t>
             </w:r>
           </w:p>
@@ -742,24 +953,42 @@
         </w:pict>
       </w:r>
     </w:p>
-    <w:bookmarkEnd w:id="20"/>
-    <w:bookmarkEnd w:id="21"/>
-    <w:bookmarkStart w:id="32" w:name="X893811ed31ec5b538ca29747eb7fbd0b97fa6b8"/>
+    <w:bookmarkEnd w:id="9"/>
+    <w:bookmarkEnd w:id="10"/>
+    <w:bookmarkStart w:id="21" w:name="X893811ed31ec5b538ca29747eb7fbd0b97fa6b8"/>
     <w:p>
       <w:pPr>
         <w:pStyle w:val="Heading2"/>
       </w:pPr>
       <w:r>
-        <w:t xml:space="preserve">2 五分钟上手</w:t>
-      </w:r>
-    </w:p>
-    <w:bookmarkStart w:id="25" w:name="第-1-步把软件跑起来"/>
+        <w:t xml:space="preserve">2 </w:t>
+      </w:r>
+      <w:r>
+        <w:rPr>
+          <w:rFonts w:hint="eastAsia"/>
+        </w:rPr>
+        <w:t xml:space="preserve">五分钟上手</w:t>
+      </w:r>
+    </w:p>
+    <w:bookmarkStart w:id="14" w:name="第-1-步把软件跑起来"/>
     <w:p>
       <w:pPr>
         <w:pStyle w:val="Heading3"/>
       </w:pPr>
       <w:r>
-        <w:t xml:space="preserve">第 1 步：把软件跑起来</w:t>
+        <w:rPr>
+          <w:rFonts w:hint="eastAsia"/>
+        </w:rPr>
+        <w:t xml:space="preserve">第</w:t>
+      </w:r>
+      <w:r>
+        <w:t xml:space="preserve"> 1 </w:t>
+      </w:r>
+      <w:r>
+        <w:rPr>
+          <w:rFonts w:hint="eastAsia"/>
+        </w:rPr>
+        <w:t xml:space="preserve">步：把软件跑起来</w:t>
       </w:r>
     </w:p>
     <w:p>
@@ -767,16 +996,23 @@
         <w:pStyle w:val="FirstParagraph"/>
       </w:pPr>
       <w:r>
+        <w:rPr>
+          <w:rFonts w:hint="eastAsia"/>
+        </w:rPr>
         <w:t xml:space="preserve">有两种拿到这个软件的方式，</w:t>
       </w:r>
       <w:r>
         <w:rPr>
-          <w:bCs/>
-          <w:b/>
+          <w:rFonts w:hint="eastAsia"/>
+          <w:b/>
+          <w:bCs/>
         </w:rPr>
         <w:t xml:space="preserve">看你手上是哪一种</w:t>
       </w:r>
       <w:r>
+        <w:rPr>
+          <w:rFonts w:hint="eastAsia"/>
+        </w:rPr>
         <w:t xml:space="preserve">：</w:t>
       </w:r>
     </w:p>
@@ -785,7 +1021,6 @@
         <w:tblStyle w:val="Table"/>
         <w:tblW w:type="auto" w:w="0"/>
         <w:tblLook w:firstRow="1" w:lastRow="0" w:firstColumn="0" w:lastColumn="0" w:noHBand="0" w:noVBand="0" w:val="0020"/>
-        <w:jc w:val="start"/>
       </w:tblPr>
       <w:tblGrid>
         <w:gridCol w:w="2640"/>
@@ -794,16 +1029,18 @@
       </w:tblGrid>
       <w:tr>
         <w:trPr>
-          <w:tblHeader w:val="true"/>
+          <w:tblHeader w:val="on"/>
         </w:trPr>
         <w:tc>
           <w:tcPr/>
           <w:p>
             <w:pPr>
               <w:pStyle w:val="Compact"/>
-              <w:jc w:val="left"/>
-            </w:pPr>
-            <w:r>
+            </w:pPr>
+            <w:r>
+              <w:rPr>
+                <w:rFonts w:hint="eastAsia"/>
+              </w:rPr>
               <w:t xml:space="preserve">你手上是</w:t>
             </w:r>
           </w:p>
@@ -813,9 +1050,11 @@
           <w:p>
             <w:pPr>
               <w:pStyle w:val="Compact"/>
-              <w:jc w:val="left"/>
-            </w:pPr>
-            <w:r>
+            </w:pPr>
+            <w:r>
+              <w:rPr>
+                <w:rFonts w:hint="eastAsia"/>
+              </w:rPr>
               <w:t xml:space="preserve">怎么打开</w:t>
             </w:r>
           </w:p>
@@ -825,10 +1064,21 @@
           <w:p>
             <w:pPr>
               <w:pStyle w:val="Compact"/>
-              <w:jc w:val="left"/>
-            </w:pPr>
-            <w:r>
-              <w:t xml:space="preserve">要装 Python 吗</w:t>
+            </w:pPr>
+            <w:r>
+              <w:rPr>
+                <w:rFonts w:hint="eastAsia"/>
+              </w:rPr>
+              <w:t xml:space="preserve">要装</w:t>
+            </w:r>
+            <w:r>
+              <w:t xml:space="preserve"> Python </w:t>
+            </w:r>
+            <w:r>
+              <w:rPr>
+                <w:rFonts w:hint="eastAsia"/>
+              </w:rPr>
+              <w:t xml:space="preserve">吗</w:t>
             </w:r>
           </w:p>
         </w:tc>
@@ -839,9 +1089,11 @@
           <w:p>
             <w:pPr>
               <w:pStyle w:val="Compact"/>
-              <w:jc w:val="left"/>
-            </w:pPr>
-            <w:r>
+            </w:pPr>
+            <w:r>
+              <w:rPr>
+                <w:rFonts w:hint="eastAsia"/>
+              </w:rPr>
               <w:t xml:space="preserve">一个叫</w:t>
             </w:r>
             <w:r>
@@ -857,6 +1109,9 @@
               <w:t xml:space="preserve"> </w:t>
             </w:r>
             <w:r>
+              <w:rPr>
+                <w:rFonts w:hint="eastAsia"/>
+              </w:rPr>
               <w:t xml:space="preserve">的文件夹</w:t>
             </w:r>
           </w:p>
@@ -866,9 +1121,11 @@
           <w:p>
             <w:pPr>
               <w:pStyle w:val="Compact"/>
-              <w:jc w:val="left"/>
-            </w:pPr>
-            <w:r>
+            </w:pPr>
+            <w:r>
+              <w:rPr>
+                <w:rFonts w:hint="eastAsia"/>
+              </w:rPr>
               <w:t xml:space="preserve">双击里面的</w:t>
             </w:r>
             <w:r>
@@ -887,12 +1144,12 @@
           <w:p>
             <w:pPr>
               <w:pStyle w:val="Compact"/>
-              <w:jc w:val="left"/>
-            </w:pPr>
-            <w:r>
-              <w:rPr>
+            </w:pPr>
+            <w:r>
+              <w:rPr>
+                <w:rFonts w:hint="eastAsia"/>
+                <w:b/>
                 <w:bCs/>
-                <w:b/>
               </w:rPr>
               <w:t xml:space="preserve">不用</w:t>
             </w:r>
@@ -905,9 +1162,11 @@
           <w:p>
             <w:pPr>
               <w:pStyle w:val="Compact"/>
-              <w:jc w:val="left"/>
-            </w:pPr>
-            <w:r>
+            </w:pPr>
+            <w:r>
+              <w:rPr>
+                <w:rFonts w:hint="eastAsia"/>
+              </w:rPr>
               <w:t xml:space="preserve">项目源码文件夹</w:t>
             </w:r>
           </w:p>
@@ -917,9 +1176,11 @@
           <w:p>
             <w:pPr>
               <w:pStyle w:val="Compact"/>
-              <w:jc w:val="left"/>
-            </w:pPr>
-            <w:r>
+            </w:pPr>
+            <w:r>
+              <w:rPr>
+                <w:rFonts w:hint="eastAsia"/>
+              </w:rPr>
               <w:t xml:space="preserve">双击</w:t>
             </w:r>
             <w:r>
@@ -938,9 +1199,11 @@
           <w:p>
             <w:pPr>
               <w:pStyle w:val="Compact"/>
-              <w:jc w:val="left"/>
-            </w:pPr>
-            <w:r>
+            </w:pPr>
+            <w:r>
+              <w:rPr>
+                <w:rFonts w:hint="eastAsia"/>
+              </w:rPr>
               <w:t xml:space="preserve">要，第一次会自己装</w:t>
             </w:r>
           </w:p>
@@ -952,6 +1215,9 @@
         <w:pStyle w:val="BodyText"/>
       </w:pPr>
       <w:r>
+        <w:rPr>
+          <w:rFonts w:hint="eastAsia"/>
+        </w:rPr>
         <w:t xml:space="preserve">拿到</w:t>
       </w:r>
       <w:r>
@@ -967,16 +1233,23 @@
         <w:t xml:space="preserve"> </w:t>
       </w:r>
       <w:r>
+        <w:rPr>
+          <w:rFonts w:hint="eastAsia"/>
+        </w:rPr>
         <w:t xml:space="preserve">文件夹的话，</w:t>
       </w:r>
       <w:r>
         <w:rPr>
-          <w:bCs/>
-          <w:b/>
+          <w:rFonts w:hint="eastAsia"/>
+          <w:b/>
+          <w:bCs/>
         </w:rPr>
         <w:t xml:space="preserve">整个文件夹都要留着</w:t>
       </w:r>
       <w:r>
+        <w:rPr>
+          <w:rFonts w:hint="eastAsia"/>
+        </w:rPr>
         <w:t xml:space="preserve">，单把</w:t>
       </w:r>
       <w:r>
@@ -992,7 +1265,19 @@
         <w:t xml:space="preserve"> </w:t>
       </w:r>
       <w:r>
-        <w:t xml:space="preserve">拖出来是跑不起来的。首次启动 3~5 秒。</w:t>
+        <w:rPr>
+          <w:rFonts w:hint="eastAsia"/>
+        </w:rPr>
+        <w:t xml:space="preserve">拖出来是跑不起来的。首次启动</w:t>
+      </w:r>
+      <w:r>
+        <w:t xml:space="preserve"> 3~5 </w:t>
+      </w:r>
+      <w:r>
+        <w:rPr>
+          <w:rFonts w:hint="eastAsia"/>
+        </w:rPr>
+        <w:t xml:space="preserve">秒。</w:t>
       </w:r>
     </w:p>
     <w:p>
@@ -1000,6 +1285,9 @@
         <w:pStyle w:val="BodyText"/>
       </w:pPr>
       <w:r>
+        <w:rPr>
+          <w:rFonts w:hint="eastAsia"/>
+        </w:rPr>
         <w:t xml:space="preserve">跑源码那种，第一次打开会自己装东西，要等几分钟，屏幕上会刷一堆字——</w:t>
       </w:r>
       <w:r>
@@ -1007,12 +1295,16 @@
       </w:r>
       <w:r>
         <w:rPr>
-          <w:bCs/>
-          <w:b/>
+          <w:rFonts w:hint="eastAsia"/>
+          <w:b/>
+          <w:bCs/>
         </w:rPr>
         <w:t xml:space="preserve">这是正常的</w:t>
       </w:r>
       <w:r>
+        <w:rPr>
+          <w:rFonts w:hint="eastAsia"/>
+        </w:rPr>
         <w:t xml:space="preserve">，别关。装完会出现下面这个窗口：</w:t>
       </w:r>
     </w:p>
@@ -1025,18 +1317,18 @@
           <wp:inline>
             <wp:extent cx="5334000" cy="3167062"/>
             <wp:effectExtent b="0" l="0" r="0" t="0"/>
-            <wp:docPr descr="启动界面" title="" id="23" name="Picture"/>
+            <wp:docPr descr="启动界面" title="" id="12" name="Picture"/>
             <a:graphic>
               <a:graphicData uri="http://schemas.openxmlformats.org/drawingml/2006/picture">
                 <pic:pic>
                   <pic:nvPicPr>
-                    <pic:cNvPr descr="手册图/01-启动界面.png" id="24" name="Picture"/>
+                    <pic:cNvPr descr="手册图/01-启动界面.png" id="13" name="Picture"/>
                     <pic:cNvPicPr>
                       <a:picLocks noChangeArrowheads="1" noChangeAspect="1"/>
                     </pic:cNvPicPr>
                   </pic:nvPicPr>
                   <pic:blipFill>
-                    <a:blip r:embed="rId22"/>
+                    <a:blip r:embed="rId11"/>
                     <a:stretch>
                       <a:fillRect/>
                     </a:stretch>
@@ -1069,8 +1361,9 @@
       </w:pPr>
       <w:r>
         <w:rPr>
-          <w:bCs/>
-          <w:b/>
+          <w:rFonts w:hint="eastAsia"/>
+          <w:b/>
+          <w:bCs/>
         </w:rPr>
         <w:t xml:space="preserve">打不开怎么办？</w:t>
       </w:r>
@@ -1078,6 +1371,9 @@
         <w:t xml:space="preserve"> </w:t>
       </w:r>
       <w:r>
+        <w:rPr>
+          <w:rFonts w:hint="eastAsia"/>
+        </w:rPr>
         <w:t xml:space="preserve">别急着猜。</w:t>
       </w:r>
     </w:p>
@@ -1086,6 +1382,9 @@
         <w:pStyle w:val="BlockText"/>
       </w:pPr>
       <w:r>
+        <w:rPr>
+          <w:rFonts w:hint="eastAsia"/>
+        </w:rPr>
         <w:t xml:space="preserve">跑源码的：双击</w:t>
       </w:r>
       <w:r>
@@ -1098,6 +1397,9 @@
         <w:t xml:space="preserve">run.bat</w:t>
       </w:r>
       <w:r>
+        <w:rPr>
+          <w:rFonts w:hint="eastAsia"/>
+        </w:rPr>
         <w:t xml:space="preserve">，或者在命令行里敲</w:t>
       </w:r>
       <w:r>
@@ -1110,30 +1412,38 @@
         <w:t xml:space="preserve">python -m desktop.app --doctor</w:t>
       </w:r>
       <w:r>
+        <w:rPr>
+          <w:rFonts w:hint="eastAsia"/>
+        </w:rPr>
         <w:t xml:space="preserve">，它会逐项检查并用中文告诉你</w:t>
       </w:r>
       <w:r>
         <w:rPr>
-          <w:bCs/>
-          <w:b/>
+          <w:rFonts w:hint="eastAsia"/>
+          <w:b/>
+          <w:bCs/>
         </w:rPr>
         <w:t xml:space="preserve">哪一项坏了、</w:t>
       </w:r>
       <w:r>
         <w:rPr>
-          <w:bCs/>
-          <w:b/>
-        </w:rPr>
-        <w:t xml:space="preserve"> </w:t>
-      </w:r>
-      <w:r>
-        <w:rPr>
-          <w:bCs/>
-          <w:b/>
+          <w:b/>
+          <w:bCs/>
+        </w:rPr>
+        <w:t xml:space="preserve"> </w:t>
+      </w:r>
+      <w:r>
+        <w:rPr>
+          <w:rFonts w:hint="eastAsia"/>
+          <w:b/>
+          <w:bCs/>
         </w:rPr>
         <w:t xml:space="preserve">下一步做什么</w:t>
       </w:r>
       <w:r>
+        <w:rPr>
+          <w:rFonts w:hint="eastAsia"/>
+        </w:rPr>
         <w:t xml:space="preserve">。实在不行，</w:t>
       </w:r>
       <w:r>
@@ -1146,6 +1456,9 @@
         <w:t xml:space="preserve"> </w:t>
       </w:r>
       <w:r>
+        <w:rPr>
+          <w:rFonts w:hint="eastAsia"/>
+        </w:rPr>
         <w:t xml:space="preserve">是网页版，功能一样全。</w:t>
       </w:r>
     </w:p>
@@ -1154,6 +1467,9 @@
         <w:pStyle w:val="BlockText"/>
       </w:pPr>
       <w:r>
+        <w:rPr>
+          <w:rFonts w:hint="eastAsia"/>
+        </w:rPr>
         <w:t xml:space="preserve">用</w:t>
       </w:r>
       <w:r>
@@ -1169,12 +1485,18 @@
         <w:t xml:space="preserve"> </w:t>
       </w:r>
       <w:r>
+        <w:rPr>
+          <w:rFonts w:hint="eastAsia"/>
+        </w:rPr>
         <w:t xml:space="preserve">的：双击没反应多半是杀软拦了没签名的程序，</w:t>
       </w:r>
       <w:r>
         <w:t xml:space="preserve"> </w:t>
       </w:r>
       <w:r>
+        <w:rPr>
+          <w:rFonts w:hint="eastAsia"/>
+        </w:rPr>
         <w:t xml:space="preserve">在杀软里把整个文件夹放行；提示缺</w:t>
       </w:r>
       <w:r>
@@ -1190,23 +1512,44 @@
         <w:t xml:space="preserve"> </w:t>
       </w:r>
       <w:r>
+        <w:rPr>
+          <w:rFonts w:hint="eastAsia"/>
+        </w:rPr>
         <w:t xml:space="preserve">就装一下微软官方的</w:t>
       </w:r>
       <w:r>
         <w:t xml:space="preserve"> </w:t>
       </w:r>
       <w:r>
-        <w:t xml:space="preserve">VC++ 运行库（x64）。</w:t>
-      </w:r>
-    </w:p>
-    <w:bookmarkEnd w:id="25"/>
-    <w:bookmarkStart w:id="26" w:name="第-2-步搭一个架子"/>
+        <w:t xml:space="preserve">VC++ </w:t>
+      </w:r>
+      <w:r>
+        <w:rPr>
+          <w:rFonts w:hint="eastAsia"/>
+        </w:rPr>
+        <w:t xml:space="preserve">运行库（x64）。</w:t>
+      </w:r>
+    </w:p>
+    <w:bookmarkEnd w:id="14"/>
+    <w:bookmarkStart w:id="15" w:name="第-2-步搭一个架子"/>
     <w:p>
       <w:pPr>
         <w:pStyle w:val="Heading3"/>
       </w:pPr>
       <w:r>
-        <w:t xml:space="preserve">第 2 步：搭一个架子</w:t>
+        <w:rPr>
+          <w:rFonts w:hint="eastAsia"/>
+        </w:rPr>
+        <w:t xml:space="preserve">第</w:t>
+      </w:r>
+      <w:r>
+        <w:t xml:space="preserve"> 2 </w:t>
+      </w:r>
+      <w:r>
+        <w:rPr>
+          <w:rFonts w:hint="eastAsia"/>
+        </w:rPr>
+        <w:t xml:space="preserve">步：搭一个架子</w:t>
       </w:r>
     </w:p>
     <w:p>
@@ -1214,16 +1557,23 @@
         <w:pStyle w:val="FirstParagraph"/>
       </w:pPr>
       <w:r>
+        <w:rPr>
+          <w:rFonts w:hint="eastAsia"/>
+        </w:rPr>
         <w:t xml:space="preserve">屏幕中间那张卡片给了三条路，</w:t>
       </w:r>
       <w:r>
         <w:rPr>
-          <w:bCs/>
-          <w:b/>
+          <w:rFonts w:hint="eastAsia"/>
+          <w:b/>
+          <w:bCs/>
         </w:rPr>
         <w:t xml:space="preserve">新手请点最中间的「参数化框架」</w:t>
       </w:r>
       <w:r>
+        <w:rPr>
+          <w:rFonts w:hint="eastAsia"/>
+        </w:rPr>
         <w:t xml:space="preserve">：</w:t>
       </w:r>
     </w:p>
@@ -1232,7 +1582,6 @@
         <w:tblStyle w:val="Table"/>
         <w:tblW w:type="auto" w:w="0"/>
         <w:tblLook w:firstRow="1" w:lastRow="0" w:firstColumn="0" w:lastColumn="0" w:noHBand="0" w:noVBand="0" w:val="0020"/>
-        <w:jc w:val="start"/>
       </w:tblPr>
       <w:tblGrid>
         <w:gridCol w:w="3960"/>
@@ -1240,16 +1589,18 @@
       </w:tblGrid>
       <w:tr>
         <w:trPr>
-          <w:tblHeader w:val="true"/>
+          <w:tblHeader w:val="on"/>
         </w:trPr>
         <w:tc>
           <w:tcPr/>
           <w:p>
             <w:pPr>
               <w:pStyle w:val="Compact"/>
-              <w:jc w:val="left"/>
-            </w:pPr>
-            <w:r>
+            </w:pPr>
+            <w:r>
+              <w:rPr>
+                <w:rFonts w:hint="eastAsia"/>
+              </w:rPr>
               <w:t xml:space="preserve">按钮</w:t>
             </w:r>
           </w:p>
@@ -1259,9 +1610,11 @@
           <w:p>
             <w:pPr>
               <w:pStyle w:val="Compact"/>
-              <w:jc w:val="left"/>
-            </w:pPr>
-            <w:r>
+            </w:pPr>
+            <w:r>
+              <w:rPr>
+                <w:rFonts w:hint="eastAsia"/>
+              </w:rPr>
               <w:t xml:space="preserve">什么时候用</w:t>
             </w:r>
           </w:p>
@@ -1273,21 +1626,28 @@
           <w:p>
             <w:pPr>
               <w:pStyle w:val="Compact"/>
-              <w:jc w:val="left"/>
-            </w:pPr>
-            <w:r>
-              <w:t xml:space="preserve">AI 识别图纸</w:t>
-            </w:r>
-          </w:p>
-        </w:tc>
-        <w:tc>
-          <w:tcPr/>
-          <w:p>
-            <w:pPr>
-              <w:pStyle w:val="Compact"/>
-              <w:jc w:val="left"/>
-            </w:pPr>
-            <w:r>
+            </w:pPr>
+            <w:r>
+              <w:t xml:space="preserve">AI </w:t>
+            </w:r>
+            <w:r>
+              <w:rPr>
+                <w:rFonts w:hint="eastAsia"/>
+              </w:rPr>
+              <w:t xml:space="preserve">识别图纸</w:t>
+            </w:r>
+          </w:p>
+        </w:tc>
+        <w:tc>
+          <w:tcPr/>
+          <w:p>
+            <w:pPr>
+              <w:pStyle w:val="Compact"/>
+            </w:pPr>
+            <w:r>
+              <w:rPr>
+                <w:rFonts w:hint="eastAsia"/>
+              </w:rPr>
               <w:t xml:space="preserve">你有一张手画的草图，想让它自己看懂</w:t>
             </w:r>
           </w:p>
@@ -1299,28 +1659,28 @@
           <w:p>
             <w:pPr>
               <w:pStyle w:val="Compact"/>
-              <w:jc w:val="left"/>
-            </w:pPr>
-            <w:r>
-              <w:rPr>
+            </w:pPr>
+            <w:r>
+              <w:rPr>
+                <w:rFonts w:hint="eastAsia"/>
+                <w:b/>
                 <w:bCs/>
+              </w:rPr>
+              <w:t xml:space="preserve">参数化框架</w:t>
+            </w:r>
+          </w:p>
+        </w:tc>
+        <w:tc>
+          <w:tcPr/>
+          <w:p>
+            <w:pPr>
+              <w:pStyle w:val="Compact"/>
+            </w:pPr>
+            <w:r>
+              <w:rPr>
+                <w:rFonts w:hint="eastAsia"/>
                 <w:b/>
-              </w:rPr>
-              <w:t xml:space="preserve">参数化框架</w:t>
-            </w:r>
-          </w:p>
-        </w:tc>
-        <w:tc>
-          <w:tcPr/>
-          <w:p>
-            <w:pPr>
-              <w:pStyle w:val="Compact"/>
-              <w:jc w:val="left"/>
-            </w:pPr>
-            <w:r>
-              <w:rPr>
                 <w:bCs/>
-                <w:b/>
               </w:rPr>
               <w:t xml:space="preserve">你只想快速搭一个规规矩矩的架子（推荐从这里开始）</w:t>
             </w:r>
@@ -1333,9 +1693,11 @@
           <w:p>
             <w:pPr>
               <w:pStyle w:val="Compact"/>
-              <w:jc w:val="left"/>
-            </w:pPr>
-            <w:r>
+            </w:pPr>
+            <w:r>
+              <w:rPr>
+                <w:rFonts w:hint="eastAsia"/>
+              </w:rPr>
               <w:t xml:space="preserve">二维草图</w:t>
             </w:r>
           </w:p>
@@ -1345,9 +1707,11 @@
           <w:p>
             <w:pPr>
               <w:pStyle w:val="Compact"/>
-              <w:jc w:val="left"/>
-            </w:pPr>
-            <w:r>
+            </w:pPr>
+            <w:r>
+              <w:rPr>
+                <w:rFonts w:hint="eastAsia"/>
+              </w:rPr>
               <w:t xml:space="preserve">你想自己一根一根画</w:t>
             </w:r>
           </w:p>
@@ -1359,12 +1723,16 @@
         <w:pStyle w:val="BodyText"/>
       </w:pPr>
       <w:r>
+        <w:rPr>
+          <w:rFonts w:hint="eastAsia"/>
+        </w:rPr>
         <w:t xml:space="preserve">点「参数化框架」，弹出「参数化建模」窗口。最上面选</w:t>
       </w:r>
       <w:r>
         <w:rPr>
-          <w:bCs/>
-          <w:b/>
+          <w:rFonts w:hint="eastAsia"/>
+          <w:b/>
+          <w:bCs/>
         </w:rPr>
         <w:t xml:space="preserve">结构形式</w:t>
       </w:r>
@@ -1372,7 +1740,28 @@
         <w:t xml:space="preserve"> </w:t>
       </w:r>
       <w:r>
-        <w:t xml:space="preserve">（规整框架 / 坡屋面门式刚架 / 不规则折线刚架），新手选默认的「规整框架」。</w:t>
+        <w:rPr>
+          <w:rFonts w:hint="eastAsia"/>
+        </w:rPr>
+        <w:t xml:space="preserve">（规整框架</w:t>
+      </w:r>
+      <w:r>
+        <w:t xml:space="preserve"> / </w:t>
+      </w:r>
+      <w:r>
+        <w:rPr>
+          <w:rFonts w:hint="eastAsia"/>
+        </w:rPr>
+        <w:t xml:space="preserve">坡屋面门式刚架</w:t>
+      </w:r>
+      <w:r>
+        <w:t xml:space="preserve"> / </w:t>
+      </w:r>
+      <w:r>
+        <w:rPr>
+          <w:rFonts w:hint="eastAsia"/>
+        </w:rPr>
+        <w:t xml:space="preserve">不规则折线刚架），新手选默认的「规整框架」。</w:t>
       </w:r>
     </w:p>
     <w:p>
@@ -1380,16 +1769,23 @@
         <w:pStyle w:val="BodyText"/>
       </w:pPr>
       <w:r>
+        <w:rPr>
+          <w:rFonts w:hint="eastAsia"/>
+        </w:rPr>
         <w:t xml:space="preserve">下面三行填的是</w:t>
       </w:r>
       <w:r>
         <w:rPr>
-          <w:bCs/>
-          <w:b/>
+          <w:rFonts w:hint="eastAsia"/>
+          <w:b/>
+          <w:bCs/>
         </w:rPr>
         <w:t xml:space="preserve">一串数，不是个数</w:t>
       </w:r>
       <w:r>
+        <w:rPr>
+          <w:rFonts w:hint="eastAsia"/>
+        </w:rPr>
         <w:t xml:space="preserve">——这一点最容易填错：</w:t>
       </w:r>
     </w:p>
@@ -1398,7 +1794,6 @@
         <w:tblStyle w:val="Table"/>
         <w:tblW w:type="auto" w:w="0"/>
         <w:tblLook w:firstRow="1" w:lastRow="0" w:firstColumn="0" w:lastColumn="0" w:noHBand="0" w:noVBand="0" w:val="0020"/>
-        <w:jc w:val="start"/>
       </w:tblPr>
       <w:tblGrid>
         <w:gridCol w:w="2640"/>
@@ -1407,16 +1802,18 @@
       </w:tblGrid>
       <w:tr>
         <w:trPr>
-          <w:tblHeader w:val="true"/>
+          <w:tblHeader w:val="on"/>
         </w:trPr>
         <w:tc>
           <w:tcPr/>
           <w:p>
             <w:pPr>
               <w:pStyle w:val="Compact"/>
-              <w:jc w:val="left"/>
-            </w:pPr>
-            <w:r>
+            </w:pPr>
+            <w:r>
+              <w:rPr>
+                <w:rFonts w:hint="eastAsia"/>
+              </w:rPr>
               <w:t xml:space="preserve">填什么</w:t>
             </w:r>
           </w:p>
@@ -1426,9 +1823,11 @@
           <w:p>
             <w:pPr>
               <w:pStyle w:val="Compact"/>
-              <w:jc w:val="left"/>
-            </w:pPr>
-            <w:r>
+            </w:pPr>
+            <w:r>
+              <w:rPr>
+                <w:rFonts w:hint="eastAsia"/>
+              </w:rPr>
               <w:t xml:space="preserve">举例</w:t>
             </w:r>
           </w:p>
@@ -1438,9 +1837,11 @@
           <w:p>
             <w:pPr>
               <w:pStyle w:val="Compact"/>
-              <w:jc w:val="left"/>
-            </w:pPr>
-            <w:r>
+            </w:pPr>
+            <w:r>
+              <w:rPr>
+                <w:rFonts w:hint="eastAsia"/>
+              </w:rPr>
               <w:t xml:space="preserve">意思</w:t>
             </w:r>
           </w:p>
@@ -1452,19 +1853,23 @@
           <w:p>
             <w:pPr>
               <w:pStyle w:val="Compact"/>
-              <w:jc w:val="left"/>
-            </w:pPr>
-            <w:r>
-              <w:t xml:space="preserve">各跨跨度 (m)</w:t>
-            </w:r>
-          </w:p>
-        </w:tc>
-        <w:tc>
-          <w:tcPr/>
-          <w:p>
-            <w:pPr>
-              <w:pStyle w:val="Compact"/>
-              <w:jc w:val="left"/>
+            </w:pPr>
+            <w:r>
+              <w:rPr>
+                <w:rFonts w:hint="eastAsia"/>
+              </w:rPr>
+              <w:t xml:space="preserve">各跨跨度</w:t>
+            </w:r>
+            <w:r>
+              <w:t xml:space="preserve"> (m)</w:t>
+            </w:r>
+          </w:p>
+        </w:tc>
+        <w:tc>
+          <w:tcPr/>
+          <w:p>
+            <w:pPr>
+              <w:pStyle w:val="Compact"/>
             </w:pPr>
             <w:r>
               <w:rPr>
@@ -1479,10 +1884,21 @@
           <w:p>
             <w:pPr>
               <w:pStyle w:val="Compact"/>
-              <w:jc w:val="left"/>
-            </w:pPr>
-            <w:r>
-              <w:t xml:space="preserve">横向两格，每格 6 米</w:t>
+            </w:pPr>
+            <w:r>
+              <w:rPr>
+                <w:rFonts w:hint="eastAsia"/>
+              </w:rPr>
+              <w:t xml:space="preserve">横向两格，每格</w:t>
+            </w:r>
+            <w:r>
+              <w:t xml:space="preserve"> 6 </w:t>
+            </w:r>
+            <w:r>
+              <w:rPr>
+                <w:rFonts w:hint="eastAsia"/>
+              </w:rPr>
+              <w:t xml:space="preserve">米</w:t>
             </w:r>
           </w:p>
         </w:tc>
@@ -1493,19 +1909,23 @@
           <w:p>
             <w:pPr>
               <w:pStyle w:val="Compact"/>
-              <w:jc w:val="left"/>
-            </w:pPr>
-            <w:r>
-              <w:t xml:space="preserve">各层层高 (m)</w:t>
-            </w:r>
-          </w:p>
-        </w:tc>
-        <w:tc>
-          <w:tcPr/>
-          <w:p>
-            <w:pPr>
-              <w:pStyle w:val="Compact"/>
-              <w:jc w:val="left"/>
+            </w:pPr>
+            <w:r>
+              <w:rPr>
+                <w:rFonts w:hint="eastAsia"/>
+              </w:rPr>
+              <w:t xml:space="preserve">各层层高</w:t>
+            </w:r>
+            <w:r>
+              <w:t xml:space="preserve"> (m)</w:t>
+            </w:r>
+          </w:p>
+        </w:tc>
+        <w:tc>
+          <w:tcPr/>
+          <w:p>
+            <w:pPr>
+              <w:pStyle w:val="Compact"/>
             </w:pPr>
             <w:r>
               <w:rPr>
@@ -1520,10 +1940,21 @@
           <w:p>
             <w:pPr>
               <w:pStyle w:val="Compact"/>
-              <w:jc w:val="left"/>
-            </w:pPr>
-            <w:r>
-              <w:t xml:space="preserve">三层，每层 3.6 米</w:t>
+            </w:pPr>
+            <w:r>
+              <w:rPr>
+                <w:rFonts w:hint="eastAsia"/>
+              </w:rPr>
+              <w:t xml:space="preserve">三层，每层</w:t>
+            </w:r>
+            <w:r>
+              <w:t xml:space="preserve"> 3.6 </w:t>
+            </w:r>
+            <w:r>
+              <w:rPr>
+                <w:rFonts w:hint="eastAsia"/>
+              </w:rPr>
+              <w:t xml:space="preserve">米</w:t>
             </w:r>
           </w:p>
         </w:tc>
@@ -1534,21 +1965,28 @@
           <w:p>
             <w:pPr>
               <w:pStyle w:val="Compact"/>
-              <w:jc w:val="left"/>
-            </w:pPr>
-            <w:r>
-              <w:t xml:space="preserve">各开间宽度 (m)</w:t>
-            </w:r>
-          </w:p>
-        </w:tc>
-        <w:tc>
-          <w:tcPr/>
-          <w:p>
-            <w:pPr>
-              <w:pStyle w:val="Compact"/>
-              <w:jc w:val="left"/>
-            </w:pPr>
-            <w:r>
+            </w:pPr>
+            <w:r>
+              <w:rPr>
+                <w:rFonts w:hint="eastAsia"/>
+              </w:rPr>
+              <w:t xml:space="preserve">各开间宽度</w:t>
+            </w:r>
+            <w:r>
+              <w:t xml:space="preserve"> (m)</w:t>
+            </w:r>
+          </w:p>
+        </w:tc>
+        <w:tc>
+          <w:tcPr/>
+          <w:p>
+            <w:pPr>
+              <w:pStyle w:val="Compact"/>
+            </w:pPr>
+            <w:r>
+              <w:rPr>
+                <w:rFonts w:hint="eastAsia"/>
+              </w:rPr>
               <w:t xml:space="preserve">留空</w:t>
             </w:r>
           </w:p>
@@ -1558,9 +1996,11 @@
           <w:p>
             <w:pPr>
               <w:pStyle w:val="Compact"/>
-              <w:jc w:val="left"/>
-            </w:pPr>
-            <w:r>
+            </w:pPr>
+            <w:r>
+              <w:rPr>
+                <w:rFonts w:hint="eastAsia"/>
+              </w:rPr>
               <w:t xml:space="preserve">只做一榀平面框架；填</w:t>
             </w:r>
             <w:r>
@@ -1576,7 +2016,19 @@
               <w:t xml:space="preserve"> </w:t>
             </w:r>
             <w:r>
-              <w:t xml:space="preserve">就沿进深再拉一个 5 米的开间</w:t>
+              <w:rPr>
+                <w:rFonts w:hint="eastAsia"/>
+              </w:rPr>
+              <w:t xml:space="preserve">就沿进深再拉一个</w:t>
+            </w:r>
+            <w:r>
+              <w:t xml:space="preserve"> 5 </w:t>
+            </w:r>
+            <w:r>
+              <w:rPr>
+                <w:rFonts w:hint="eastAsia"/>
+              </w:rPr>
+              <w:t xml:space="preserve">米的开间</w:t>
             </w:r>
           </w:p>
         </w:tc>
@@ -1587,12 +2039,16 @@
         <w:pStyle w:val="BodyText"/>
       </w:pPr>
       <w:r>
+        <w:rPr>
+          <w:rFonts w:hint="eastAsia"/>
+        </w:rPr>
         <w:t xml:space="preserve">也就是说，</w:t>
       </w:r>
       <w:r>
         <w:rPr>
-          <w:bCs/>
-          <w:b/>
+          <w:rFonts w:hint="eastAsia"/>
+          <w:b/>
+          <w:bCs/>
         </w:rPr>
         <w:t xml:space="preserve">写几个数就是几跨、几层</w:t>
       </w:r>
@@ -1605,12 +2061,16 @@
         <w:pStyle w:val="BodyText"/>
       </w:pPr>
       <w:r>
+        <w:rPr>
+          <w:rFonts w:hint="eastAsia"/>
+        </w:rPr>
         <w:t xml:space="preserve">填完点「确定」，屏幕中间就出现一个三维的架子。</w:t>
       </w:r>
       <w:r>
         <w:rPr>
-          <w:bCs/>
-          <w:b/>
+          <w:rFonts w:hint="eastAsia"/>
+          <w:b/>
+          <w:bCs/>
         </w:rPr>
         <w:t xml:space="preserve">可以用鼠标拖着转。</w:t>
       </w:r>
@@ -1620,6 +2080,9 @@
         <w:pStyle w:val="BlockText"/>
       </w:pPr>
       <w:r>
+        <w:rPr>
+          <w:rFonts w:hint="eastAsia"/>
+        </w:rPr>
         <w:t xml:space="preserve">窗口下面还有一个勾选项「生成时同时指派属性、柱脚与荷载」。</w:t>
       </w:r>
       <w:r>
@@ -1627,24 +2090,41 @@
       </w:r>
       <w:r>
         <w:rPr>
-          <w:bCs/>
-          <w:b/>
+          <w:rFonts w:hint="eastAsia"/>
+          <w:b/>
+          <w:bCs/>
         </w:rPr>
         <w:t xml:space="preserve">默认不勾</w:t>
       </w:r>
       <w:r>
-        <w:t xml:space="preserve">，因为正规流程是几何、属性、荷载分开做（和 Abaqus 一样）。</w:t>
-      </w:r>
-      <w:r>
-        <w:t xml:space="preserve"> </w:t>
-      </w:r>
-      <w:r>
+        <w:rPr>
+          <w:rFonts w:hint="eastAsia"/>
+        </w:rPr>
+        <w:t xml:space="preserve">，因为正规流程是几何、属性、荷载分开做（和</w:t>
+      </w:r>
+      <w:r>
+        <w:t xml:space="preserve"> Abaqus </w:t>
+      </w:r>
+      <w:r>
+        <w:rPr>
+          <w:rFonts w:hint="eastAsia"/>
+        </w:rPr>
+        <w:t xml:space="preserve">一样）。</w:t>
+      </w:r>
+      <w:r>
+        <w:t xml:space="preserve"> </w:t>
+      </w:r>
+      <w:r>
+        <w:rPr>
+          <w:rFonts w:hint="eastAsia"/>
+        </w:rPr>
         <w:t xml:space="preserve">勾上可以一步到位，但下拉框里</w:t>
       </w:r>
       <w:r>
         <w:rPr>
-          <w:bCs/>
-          <w:b/>
+          <w:rFonts w:hint="eastAsia"/>
+          <w:b/>
+          <w:bCs/>
         </w:rPr>
         <w:t xml:space="preserve">只能选已经定义好的材料和截面</w:t>
       </w:r>
@@ -1655,17 +2135,41 @@
         <w:t xml:space="preserve"> </w:t>
       </w:r>
       <w:r>
-        <w:t xml:space="preserve">所以想用这个快捷方式，得先按 3.2 节把材料和截面建出来。</w:t>
-      </w:r>
-    </w:p>
-    <w:bookmarkEnd w:id="26"/>
-    <w:bookmarkStart w:id="27" w:name="第-3-步让它算"/>
+        <w:rPr>
+          <w:rFonts w:hint="eastAsia"/>
+        </w:rPr>
+        <w:t xml:space="preserve">所以想用这个快捷方式，得先按</w:t>
+      </w:r>
+      <w:r>
+        <w:t xml:space="preserve"> 3.2 </w:t>
+      </w:r>
+      <w:r>
+        <w:rPr>
+          <w:rFonts w:hint="eastAsia"/>
+        </w:rPr>
+        <w:t xml:space="preserve">节把材料和截面建出来。</w:t>
+      </w:r>
+    </w:p>
+    <w:bookmarkEnd w:id="15"/>
+    <w:bookmarkStart w:id="16" w:name="第-3-步让它算"/>
     <w:p>
       <w:pPr>
         <w:pStyle w:val="Heading3"/>
       </w:pPr>
       <w:r>
-        <w:t xml:space="preserve">第 3 步：让它算</w:t>
+        <w:rPr>
+          <w:rFonts w:hint="eastAsia"/>
+        </w:rPr>
+        <w:t xml:space="preserve">第</w:t>
+      </w:r>
+      <w:r>
+        <w:t xml:space="preserve"> 3 </w:t>
+      </w:r>
+      <w:r>
+        <w:rPr>
+          <w:rFonts w:hint="eastAsia"/>
+        </w:rPr>
+        <w:t xml:space="preserve">步：让它算</w:t>
       </w:r>
     </w:p>
     <w:p>
@@ -1673,6 +2177,9 @@
         <w:pStyle w:val="FirstParagraph"/>
       </w:pPr>
       <w:r>
+        <w:rPr>
+          <w:rFonts w:hint="eastAsia"/>
+        </w:rPr>
         <w:t xml:space="preserve">看顶上那一条</w:t>
       </w:r>
       <w:r>
@@ -1681,18 +2188,101 @@
       <w:r>
         <w:rPr>
           <w:rStyle w:val="VerbatimChar"/>
-          <w:bCs/>
-          <w:b/>
-        </w:rPr>
-        <w:t xml:space="preserve">1 建模 → 2 定义 → 3 校验 → 4 求解 → 5 结果</w:t>
-      </w:r>
-      <w:r>
+          <w:b/>
+          <w:bCs/>
+        </w:rPr>
+        <w:t xml:space="preserve">1 </w:t>
+      </w:r>
+      <w:r>
+        <w:rPr>
+          <w:rStyle w:val="VerbatimChar"/>
+          <w:rFonts w:hint="eastAsia"/>
+          <w:b/>
+          <w:bCs/>
+        </w:rPr>
+        <w:t xml:space="preserve">建模</w:t>
+      </w:r>
+      <w:r>
+        <w:rPr>
+          <w:rStyle w:val="VerbatimChar"/>
+          <w:b/>
+          <w:bCs/>
+        </w:rPr>
+        <w:t xml:space="preserve"> → 2 </w:t>
+      </w:r>
+      <w:r>
+        <w:rPr>
+          <w:rStyle w:val="VerbatimChar"/>
+          <w:rFonts w:hint="eastAsia"/>
+          <w:b/>
+          <w:bCs/>
+        </w:rPr>
+        <w:t xml:space="preserve">定义</w:t>
+      </w:r>
+      <w:r>
+        <w:rPr>
+          <w:rStyle w:val="VerbatimChar"/>
+          <w:b/>
+          <w:bCs/>
+        </w:rPr>
+        <w:t xml:space="preserve"> → 3 </w:t>
+      </w:r>
+      <w:r>
+        <w:rPr>
+          <w:rStyle w:val="VerbatimChar"/>
+          <w:rFonts w:hint="eastAsia"/>
+          <w:b/>
+          <w:bCs/>
+        </w:rPr>
+        <w:t xml:space="preserve">校验</w:t>
+      </w:r>
+      <w:r>
+        <w:rPr>
+          <w:rStyle w:val="VerbatimChar"/>
+          <w:b/>
+          <w:bCs/>
+        </w:rPr>
+        <w:t xml:space="preserve"> → 4 </w:t>
+      </w:r>
+      <w:r>
+        <w:rPr>
+          <w:rStyle w:val="VerbatimChar"/>
+          <w:rFonts w:hint="eastAsia"/>
+          <w:b/>
+          <w:bCs/>
+        </w:rPr>
+        <w:t xml:space="preserve">求解</w:t>
+      </w:r>
+      <w:r>
+        <w:rPr>
+          <w:rStyle w:val="VerbatimChar"/>
+          <w:b/>
+          <w:bCs/>
+        </w:rPr>
+        <w:t xml:space="preserve"> → 5 </w:t>
+      </w:r>
+      <w:r>
+        <w:rPr>
+          <w:rStyle w:val="VerbatimChar"/>
+          <w:rFonts w:hint="eastAsia"/>
+          <w:b/>
+          <w:bCs/>
+        </w:rPr>
+        <w:t xml:space="preserve">结果</w:t>
+      </w:r>
+      <w:r>
+        <w:rPr>
+          <w:rFonts w:hint="eastAsia"/>
+        </w:rPr>
         <w:t xml:space="preserve">，</w:t>
       </w:r>
       <w:r>
         <w:t xml:space="preserve"> </w:t>
       </w:r>
       <w:r>
+        <w:rPr>
+          <w:rFonts w:hint="eastAsia"/>
+        </w:rPr>
         <w:t xml:space="preserve">这就是整个流程，从左往右走一遍就行。</w:t>
       </w:r>
     </w:p>
@@ -1701,6 +2291,9 @@
         <w:pStyle w:val="BodyText"/>
       </w:pPr>
       <w:r>
+        <w:rPr>
+          <w:rFonts w:hint="eastAsia"/>
+        </w:rPr>
         <w:t xml:space="preserve">点</w:t>
       </w:r>
       <w:r>
@@ -1708,12 +2301,23 @@
       </w:r>
       <w:r>
         <w:rPr>
-          <w:bCs/>
-          <w:b/>
-        </w:rPr>
-        <w:t xml:space="preserve">「4 求解」</w:t>
-      </w:r>
-      <w:r>
+          <w:b/>
+          <w:bCs/>
+        </w:rPr>
+        <w:t xml:space="preserve">「4 </w:t>
+      </w:r>
+      <w:r>
+        <w:rPr>
+          <w:rFonts w:hint="eastAsia"/>
+          <w:b/>
+          <w:bCs/>
+        </w:rPr>
+        <w:t xml:space="preserve">求解」</w:t>
+      </w:r>
+      <w:r>
+        <w:rPr>
+          <w:rFonts w:hint="eastAsia"/>
+        </w:rPr>
         <w:t xml:space="preserve">（或者直接按键盘</w:t>
       </w:r>
       <w:r>
@@ -1721,23 +2325,38 @@
       </w:r>
       <w:r>
         <w:rPr>
-          <w:bCs/>
-          <w:b/>
+          <w:b/>
+          <w:bCs/>
         </w:rPr>
         <w:t xml:space="preserve">F5</w:t>
       </w:r>
       <w:r>
+        <w:rPr>
+          <w:rFonts w:hint="eastAsia"/>
+        </w:rPr>
         <w:t xml:space="preserve">）。等一两秒，几步都会打上勾。</w:t>
       </w:r>
     </w:p>
-    <w:bookmarkEnd w:id="27"/>
-    <w:bookmarkStart w:id="31" w:name="第-4-步看结果"/>
+    <w:bookmarkEnd w:id="16"/>
+    <w:bookmarkStart w:id="20" w:name="第-4-步看结果"/>
     <w:p>
       <w:pPr>
         <w:pStyle w:val="Heading3"/>
       </w:pPr>
       <w:r>
-        <w:t xml:space="preserve">第 4 步：看结果</w:t>
+        <w:rPr>
+          <w:rFonts w:hint="eastAsia"/>
+        </w:rPr>
+        <w:t xml:space="preserve">第</w:t>
+      </w:r>
+      <w:r>
+        <w:t xml:space="preserve"> 4 </w:t>
+      </w:r>
+      <w:r>
+        <w:rPr>
+          <w:rFonts w:hint="eastAsia"/>
+        </w:rPr>
+        <w:t xml:space="preserve">步：看结果</w:t>
       </w:r>
     </w:p>
     <w:p>
@@ -1745,12 +2364,16 @@
         <w:pStyle w:val="FirstParagraph"/>
       </w:pPr>
       <w:r>
+        <w:rPr>
+          <w:rFonts w:hint="eastAsia"/>
+        </w:rPr>
         <w:t xml:space="preserve">求解完，架子会变成彩色的——</w:t>
       </w:r>
       <w:r>
         <w:rPr>
-          <w:bCs/>
-          <w:b/>
+          <w:rFonts w:hint="eastAsia"/>
+          <w:b/>
+          <w:bCs/>
         </w:rPr>
         <w:t xml:space="preserve">颜色就是受力大小</w:t>
       </w:r>
@@ -1767,18 +2390,18 @@
           <wp:inline>
             <wp:extent cx="5334000" cy="3879272"/>
             <wp:effectExtent b="0" l="0" r="0" t="0"/>
-            <wp:docPr descr="弯矩云图" title="" id="29" name="Picture"/>
+            <wp:docPr descr="弯矩云图" title="" id="18" name="Picture"/>
             <a:graphic>
               <a:graphicData uri="http://schemas.openxmlformats.org/drawingml/2006/picture">
                 <pic:pic>
                   <pic:nvPicPr>
-                    <pic:cNvPr descr="手册图/04-弯矩云图.png" id="30" name="Picture"/>
+                    <pic:cNvPr descr="手册图/04-弯矩云图.png" id="19" name="Picture"/>
                     <pic:cNvPicPr>
                       <a:picLocks noChangeArrowheads="1" noChangeAspect="1"/>
                     </pic:cNvPicPr>
                   </pic:nvPicPr>
                   <pic:blipFill>
-                    <a:blip r:embed="rId28"/>
+                    <a:blip r:embed="rId17"/>
                     <a:stretch>
                       <a:fillRect/>
                     </a:stretch>
@@ -1810,22 +2433,32 @@
         <w:pStyle w:val="BodyText"/>
       </w:pPr>
       <w:r>
+        <w:rPr>
+          <w:rFonts w:hint="eastAsia"/>
+        </w:rPr>
         <w:t xml:space="preserve">右边那根彩色的条叫</w:t>
       </w:r>
       <w:r>
         <w:rPr>
-          <w:bCs/>
-          <w:b/>
+          <w:rFonts w:hint="eastAsia"/>
+          <w:b/>
+          <w:bCs/>
         </w:rPr>
         <w:t xml:space="preserve">色标</w:t>
       </w:r>
       <w:r>
+        <w:rPr>
+          <w:rFonts w:hint="eastAsia"/>
+        </w:rPr>
         <w:t xml:space="preserve">，是颜色和数字的对照表：</w:t>
       </w:r>
       <w:r>
         <w:t xml:space="preserve"> </w:t>
       </w:r>
       <w:r>
+        <w:rPr>
+          <w:rFonts w:hint="eastAsia"/>
+        </w:rPr>
         <w:t xml:space="preserve">默认用的是</w:t>
       </w:r>
       <w:r>
@@ -1833,32 +2466,45 @@
       </w:r>
       <w:r>
         <w:rPr>
-          <w:bCs/>
-          <w:b/>
-        </w:rPr>
-        <w:t xml:space="preserve">Abaqus 那套彩虹色</w:t>
-      </w:r>
-      <w:r>
+          <w:b/>
+          <w:bCs/>
+        </w:rPr>
+        <w:t xml:space="preserve">Abaqus </w:t>
+      </w:r>
+      <w:r>
+        <w:rPr>
+          <w:rFonts w:hint="eastAsia"/>
+          <w:b/>
+          <w:bCs/>
+        </w:rPr>
+        <w:t xml:space="preserve">那套彩虹色</w:t>
+      </w:r>
+      <w:r>
+        <w:rPr>
+          <w:rFonts w:hint="eastAsia"/>
+        </w:rPr>
         <w:t xml:space="preserve">：</w:t>
       </w:r>
       <w:r>
         <w:rPr>
-          <w:bCs/>
-          <w:b/>
+          <w:rFonts w:hint="eastAsia"/>
+          <w:b/>
+          <w:bCs/>
         </w:rPr>
         <w:t xml:space="preserve">蓝的一头最小，往上经过青、绿、黄、橙，</w:t>
       </w:r>
       <w:r>
         <w:rPr>
-          <w:bCs/>
-          <w:b/>
-        </w:rPr>
-        <w:t xml:space="preserve"> </w:t>
-      </w:r>
-      <w:r>
-        <w:rPr>
-          <w:bCs/>
-          <w:b/>
+          <w:b/>
+          <w:bCs/>
+        </w:rPr>
+        <w:t xml:space="preserve"> </w:t>
+      </w:r>
+      <w:r>
+        <w:rPr>
+          <w:rFonts w:hint="eastAsia"/>
+          <w:b/>
+          <w:bCs/>
         </w:rPr>
         <w:t xml:space="preserve">红的一头最大。</w:t>
       </w:r>
@@ -1866,6 +2512,9 @@
         <w:t xml:space="preserve"> </w:t>
       </w:r>
       <w:r>
+        <w:rPr>
+          <w:rFonts w:hint="eastAsia"/>
+        </w:rPr>
         <w:t xml:space="preserve">云图分成一格一格的色块，就是为了让你能把杆子上的一段</w:t>
       </w:r>
       <w:r>
@@ -1873,8 +2522,9 @@
       </w:r>
       <w:r>
         <w:rPr>
-          <w:bCs/>
-          <w:b/>
+          <w:rFonts w:hint="eastAsia"/>
+          <w:b/>
+          <w:bCs/>
         </w:rPr>
         <w:t xml:space="preserve">对到色标上一个数字区间</w:t>
       </w:r>
@@ -1887,57 +2537,80 @@
         <w:pStyle w:val="BodyText"/>
       </w:pPr>
       <w:r>
+        <w:rPr>
+          <w:rFonts w:hint="eastAsia"/>
+        </w:rPr>
         <w:t xml:space="preserve">顶上还有几个常用视角：</w:t>
       </w:r>
     </w:p>
     <w:p>
       <w:pPr>
+        <w:pStyle w:val="Compact"/>
         <w:numPr>
           <w:ilvl w:val="0"/>
           <w:numId w:val="1002"/>
         </w:numPr>
+      </w:pPr>
+      <w:r>
+        <w:rPr>
+          <w:rFonts w:hint="eastAsia"/>
+          <w:b/>
+          <w:bCs/>
+        </w:rPr>
+        <w:t xml:space="preserve">「变形」</w:t>
+      </w:r>
+      <w:r>
+        <w:rPr>
+          <w:rFonts w:hint="eastAsia"/>
+        </w:rPr>
+        <w:t xml:space="preserve">：看它被压得歪成什么样（会放大，否则肉眼看不出来）</w:t>
+      </w:r>
+    </w:p>
+    <w:p>
+      <w:pPr>
         <w:pStyle w:val="Compact"/>
-      </w:pPr>
-      <w:r>
-        <w:rPr>
-          <w:bCs/>
-          <w:b/>
-        </w:rPr>
-        <w:t xml:space="preserve">「变形」</w:t>
-      </w:r>
-      <w:r>
-        <w:t xml:space="preserve">：看它被压得歪成什么样（会放大，否则肉眼看不出来）</w:t>
-      </w:r>
-    </w:p>
-    <w:p>
-      <w:pPr>
         <w:numPr>
           <w:ilvl w:val="0"/>
           <w:numId w:val="1002"/>
         </w:numPr>
+      </w:pPr>
+      <w:r>
+        <w:rPr>
+          <w:rFonts w:hint="eastAsia"/>
+          <w:b/>
+          <w:bCs/>
+        </w:rPr>
+        <w:t xml:space="preserve">「云图」</w:t>
+      </w:r>
+      <w:r>
+        <w:rPr>
+          <w:rFonts w:hint="eastAsia"/>
+        </w:rPr>
+        <w:t xml:space="preserve">：看每根杆受力大小</w:t>
+      </w:r>
+    </w:p>
+    <w:p>
+      <w:pPr>
         <w:pStyle w:val="Compact"/>
-      </w:pPr>
-      <w:r>
-        <w:rPr>
-          <w:bCs/>
-          <w:b/>
-        </w:rPr>
-        <w:t xml:space="preserve">「云图」</w:t>
-      </w:r>
-      <w:r>
-        <w:t xml:space="preserve">：看每根杆受力大小</w:t>
-      </w:r>
-    </w:p>
-    <w:p>
-      <w:pPr>
         <w:numPr>
           <w:ilvl w:val="0"/>
           <w:numId w:val="1002"/>
         </w:numPr>
-        <w:pStyle w:val="Compact"/>
-      </w:pPr>
-      <w:r>
-        <w:t xml:space="preserve">想换看别的力（轴力、剪力、应力），点功能区「结果 → 内力分量」</w:t>
+      </w:pPr>
+      <w:r>
+        <w:rPr>
+          <w:rFonts w:hint="eastAsia"/>
+        </w:rPr>
+        <w:t xml:space="preserve">想换看别的力（轴力、剪力、应力），点功能区「结果</w:t>
+      </w:r>
+      <w:r>
+        <w:t xml:space="preserve"> → </w:t>
+      </w:r>
+      <w:r>
+        <w:rPr>
+          <w:rFonts w:hint="eastAsia"/>
+        </w:rPr>
+        <w:t xml:space="preserve">内力分量」</w:t>
       </w:r>
     </w:p>
     <w:p>
@@ -1945,16 +2618,23 @@
         <w:pStyle w:val="FirstParagraph"/>
       </w:pPr>
       <w:r>
+        <w:rPr>
+          <w:rFonts w:hint="eastAsia"/>
+        </w:rPr>
         <w:t xml:space="preserve">云图长什么样，在下方结果面板上有四个开关，</w:t>
       </w:r>
       <w:r>
         <w:rPr>
-          <w:bCs/>
-          <w:b/>
+          <w:rFonts w:hint="eastAsia"/>
+          <w:b/>
+          <w:bCs/>
         </w:rPr>
         <w:t xml:space="preserve">都只改显示、不改算出来的数</w:t>
       </w:r>
       <w:r>
+        <w:rPr>
+          <w:rFonts w:hint="eastAsia"/>
+        </w:rPr>
         <w:t xml:space="preserve">：</w:t>
       </w:r>
     </w:p>
@@ -1963,7 +2643,6 @@
         <w:tblStyle w:val="Table"/>
         <w:tblW w:type="auto" w:w="0"/>
         <w:tblLook w:firstRow="1" w:lastRow="0" w:firstColumn="0" w:lastColumn="0" w:noHBand="0" w:noVBand="0" w:val="0020"/>
-        <w:jc w:val="start"/>
       </w:tblPr>
       <w:tblGrid>
         <w:gridCol w:w="2640"/>
@@ -1972,16 +2651,18 @@
       </w:tblGrid>
       <w:tr>
         <w:trPr>
-          <w:tblHeader w:val="true"/>
+          <w:tblHeader w:val="on"/>
         </w:trPr>
         <w:tc>
           <w:tcPr/>
           <w:p>
             <w:pPr>
               <w:pStyle w:val="Compact"/>
-              <w:jc w:val="left"/>
-            </w:pPr>
-            <w:r>
+            </w:pPr>
+            <w:r>
+              <w:rPr>
+                <w:rFonts w:hint="eastAsia"/>
+              </w:rPr>
               <w:t xml:space="preserve">开关</w:t>
             </w:r>
           </w:p>
@@ -1991,9 +2672,11 @@
           <w:p>
             <w:pPr>
               <w:pStyle w:val="Compact"/>
-              <w:jc w:val="left"/>
-            </w:pPr>
-            <w:r>
+            </w:pPr>
+            <w:r>
+              <w:rPr>
+                <w:rFonts w:hint="eastAsia"/>
+              </w:rPr>
               <w:t xml:space="preserve">干什么</w:t>
             </w:r>
           </w:p>
@@ -2003,9 +2686,11 @@
           <w:p>
             <w:pPr>
               <w:pStyle w:val="Compact"/>
-              <w:jc w:val="left"/>
-            </w:pPr>
-            <w:r>
+            </w:pPr>
+            <w:r>
+              <w:rPr>
+                <w:rFonts w:hint="eastAsia"/>
+              </w:rPr>
               <w:t xml:space="preserve">什么时候动它</w:t>
             </w:r>
           </w:p>
@@ -2017,9 +2702,11 @@
           <w:p>
             <w:pPr>
               <w:pStyle w:val="Compact"/>
-              <w:jc w:val="left"/>
-            </w:pPr>
-            <w:r>
+            </w:pPr>
+            <w:r>
+              <w:rPr>
+                <w:rFonts w:hint="eastAsia"/>
+              </w:rPr>
               <w:t xml:space="preserve">「色系」</w:t>
             </w:r>
           </w:p>
@@ -2029,21 +2716,43 @@
           <w:p>
             <w:pPr>
               <w:pStyle w:val="Compact"/>
-              <w:jc w:val="left"/>
-            </w:pPr>
-            <w:r>
-              <w:t xml:space="preserve">彩虹 / 蓝—灰—红 / 单蓝</w:t>
-            </w:r>
-          </w:p>
-        </w:tc>
-        <w:tc>
-          <w:tcPr/>
-          <w:p>
-            <w:pPr>
-              <w:pStyle w:val="Compact"/>
-              <w:jc w:val="left"/>
-            </w:pPr>
-            <w:r>
+            </w:pPr>
+            <w:r>
+              <w:rPr>
+                <w:rFonts w:hint="eastAsia"/>
+              </w:rPr>
+              <w:t xml:space="preserve">彩虹</w:t>
+            </w:r>
+            <w:r>
+              <w:t xml:space="preserve"> / </w:t>
+            </w:r>
+            <w:r>
+              <w:rPr>
+                <w:rFonts w:hint="eastAsia"/>
+              </w:rPr>
+              <w:t xml:space="preserve">蓝—灰—红</w:t>
+            </w:r>
+            <w:r>
+              <w:t xml:space="preserve"> / </w:t>
+            </w:r>
+            <w:r>
+              <w:rPr>
+                <w:rFonts w:hint="eastAsia"/>
+              </w:rPr>
+              <w:t xml:space="preserve">单蓝</w:t>
+            </w:r>
+          </w:p>
+        </w:tc>
+        <w:tc>
+          <w:tcPr/>
+          <w:p>
+            <w:pPr>
+              <w:pStyle w:val="Compact"/>
+            </w:pPr>
+            <w:r>
+              <w:rPr>
+                <w:rFonts w:hint="eastAsia"/>
+              </w:rPr>
               <w:t xml:space="preserve">要黑白打印，或有人分不清红绿，换成后两种</w:t>
             </w:r>
           </w:p>
@@ -2055,9 +2764,11 @@
           <w:p>
             <w:pPr>
               <w:pStyle w:val="Compact"/>
-              <w:jc w:val="left"/>
-            </w:pPr>
-            <w:r>
+            </w:pPr>
+            <w:r>
+              <w:rPr>
+                <w:rFonts w:hint="eastAsia"/>
+              </w:rPr>
               <w:t xml:space="preserve">「分级」</w:t>
             </w:r>
           </w:p>
@@ -2067,9 +2778,11 @@
           <w:p>
             <w:pPr>
               <w:pStyle w:val="Compact"/>
-              <w:jc w:val="left"/>
-            </w:pPr>
-            <w:r>
+            </w:pPr>
+            <w:r>
+              <w:rPr>
+                <w:rFonts w:hint="eastAsia"/>
+              </w:rPr>
               <w:t xml:space="preserve">色块分几格</w:t>
             </w:r>
           </w:p>
@@ -2079,9 +2792,11 @@
           <w:p>
             <w:pPr>
               <w:pStyle w:val="Compact"/>
-              <w:jc w:val="left"/>
-            </w:pPr>
-            <w:r>
+            </w:pPr>
+            <w:r>
+              <w:rPr>
+                <w:rFonts w:hint="eastAsia"/>
+              </w:rPr>
               <w:t xml:space="preserve">看不出梯度就调多，眼花就调少</w:t>
             </w:r>
           </w:p>
@@ -2093,9 +2808,11 @@
           <w:p>
             <w:pPr>
               <w:pStyle w:val="Compact"/>
-              <w:jc w:val="left"/>
-            </w:pPr>
-            <w:r>
+            </w:pPr>
+            <w:r>
+              <w:rPr>
+                <w:rFonts w:hint="eastAsia"/>
+              </w:rPr>
               <w:t xml:space="preserve">「立体」</w:t>
             </w:r>
           </w:p>
@@ -2105,9 +2822,11 @@
           <w:p>
             <w:pPr>
               <w:pStyle w:val="Compact"/>
-              <w:jc w:val="left"/>
-            </w:pPr>
-            <w:r>
+            </w:pPr>
+            <w:r>
+              <w:rPr>
+                <w:rFonts w:hint="eastAsia"/>
+              </w:rPr>
               <w:t xml:space="preserve">给云图打一层柔和的光</w:t>
             </w:r>
           </w:p>
@@ -2117,9 +2836,11 @@
           <w:p>
             <w:pPr>
               <w:pStyle w:val="Compact"/>
-              <w:jc w:val="left"/>
-            </w:pPr>
-            <w:r>
+            </w:pPr>
+            <w:r>
+              <w:rPr>
+                <w:rFonts w:hint="eastAsia"/>
+              </w:rPr>
               <w:t xml:space="preserve">想严格照色标读数就关掉，关掉是纯平涂</w:t>
             </w:r>
           </w:p>
@@ -2131,9 +2852,11 @@
           <w:p>
             <w:pPr>
               <w:pStyle w:val="Compact"/>
-              <w:jc w:val="left"/>
-            </w:pPr>
-            <w:r>
+            </w:pPr>
+            <w:r>
+              <w:rPr>
+                <w:rFonts w:hint="eastAsia"/>
+              </w:rPr>
               <w:t xml:space="preserve">「云图量程」</w:t>
             </w:r>
           </w:p>
@@ -2143,27 +2866,951 @@
           <w:p>
             <w:pPr>
               <w:pStyle w:val="Compact"/>
-              <w:jc w:val="left"/>
-            </w:pPr>
-            <w:r>
-              <w:t xml:space="preserve">95% 裁剪 / 满量程</w:t>
-            </w:r>
-          </w:p>
-        </w:tc>
-        <w:tc>
-          <w:tcPr/>
-          <w:p>
-            <w:pPr>
-              <w:pStyle w:val="Compact"/>
-              <w:jc w:val="left"/>
-            </w:pPr>
-            <w:r>
+            </w:pPr>
+            <w:r>
+              <w:t xml:space="preserve">95% </w:t>
+            </w:r>
+            <w:r>
+              <w:rPr>
+                <w:rFonts w:hint="eastAsia"/>
+              </w:rPr>
+              <w:t xml:space="preserve">裁剪</w:t>
+            </w:r>
+            <w:r>
+              <w:t xml:space="preserve"> / </w:t>
+            </w:r>
+            <w:r>
+              <w:rPr>
+                <w:rFonts w:hint="eastAsia"/>
+              </w:rPr>
+              <w:t xml:space="preserve">满量程</w:t>
+            </w:r>
+          </w:p>
+        </w:tc>
+        <w:tc>
+          <w:tcPr/>
+          <w:p>
+            <w:pPr>
+              <w:pStyle w:val="Compact"/>
+            </w:pPr>
+            <w:r>
+              <w:rPr>
+                <w:rFonts w:hint="eastAsia"/>
+              </w:rPr>
               <w:t xml:space="preserve">有一两根杆特别大、把其余全压成一个色时，用裁剪</w:t>
             </w:r>
           </w:p>
         </w:tc>
       </w:tr>
     </w:tbl>
+    <w:p>
+      <w:pPr>
+        <w:pStyle w:val="BodyText"/>
+      </w:pPr>
+      <w:r>
+        <w:rPr>
+          <w:rFonts w:hint="eastAsia"/>
+        </w:rPr>
+        <w:t xml:space="preserve">结果面板的</w:t>
+      </w:r>
+      <w:r>
+        <w:t xml:space="preserve"> </w:t>
+      </w:r>
+      <w:r>
+        <w:rPr>
+          <w:rFonts w:hint="eastAsia"/>
+          <w:b/>
+          <w:bCs/>
+        </w:rPr>
+        <w:t xml:space="preserve">收敛诊断</w:t>
+      </w:r>
+      <w:r>
+        <w:t xml:space="preserve"> </w:t>
+      </w:r>
+      <w:r>
+        <w:rPr>
+          <w:rFonts w:hint="eastAsia"/>
+        </w:rPr>
+        <w:t xml:space="preserve">不是“再算一次”。它先汇总已经存在的专项记录：</w:t>
+      </w:r>
+      <w:r>
+        <w:t xml:space="preserve"> </w:t>
+      </w:r>
+      <w:r>
+        <w:t xml:space="preserve">B31 </w:t>
+      </w:r>
+      <w:r>
+        <w:rPr>
+          <w:rFonts w:hint="eastAsia"/>
+        </w:rPr>
+        <w:t xml:space="preserve">多档网格看最大节点位移，节点实体优先看</w:t>
+      </w:r>
+      <w:r>
+        <w:t xml:space="preserve"> 0.4t/1.0t </w:t>
+      </w:r>
+      <w:r>
+        <w:rPr>
+          <w:rFonts w:hint="eastAsia"/>
+        </w:rPr>
+        <w:t xml:space="preserve">热点应力，非线性分析</w:t>
+      </w:r>
+      <w:r>
+        <w:t xml:space="preserve"> </w:t>
+      </w:r>
+      <w:r>
+        <w:rPr>
+          <w:rFonts w:hint="eastAsia"/>
+        </w:rPr>
+        <w:t xml:space="preserve">看每个荷载增量的最终残差。如果当前只有普通线性梁结果，它会明确写“尚未执行</w:t>
+      </w:r>
+      <w:r>
+        <w:t xml:space="preserve"> </w:t>
+      </w:r>
+      <w:r>
+        <w:rPr>
+          <w:rFonts w:hint="eastAsia"/>
+        </w:rPr>
+        <w:t xml:space="preserve">专项细化”；云图的</w:t>
+      </w:r>
+      <w:r>
+        <w:t xml:space="preserve"> 41 </w:t>
+      </w:r>
+      <w:r>
+        <w:rPr>
+          <w:rFonts w:hint="eastAsia"/>
+        </w:rPr>
+        <w:t xml:space="preserve">个显示点只让颜色更细腻，不能当成</w:t>
+      </w:r>
+      <w:r>
+        <w:t xml:space="preserve"> 41 </w:t>
+      </w:r>
+      <w:r>
+        <w:rPr>
+          <w:rFonts w:hint="eastAsia"/>
+        </w:rPr>
+        <w:t xml:space="preserve">个分析单元。</w:t>
+      </w:r>
+    </w:p>
+    <w:p>
+      <w:pPr>
+        <w:pStyle w:val="BodyText"/>
+      </w:pPr>
+      <w:r>
+        <w:rPr>
+          <w:rFonts w:hint="eastAsia"/>
+        </w:rPr>
+        <w:t xml:space="preserve">选择圆管节点并启动</w:t>
+      </w:r>
+      <w:r>
+        <w:t xml:space="preserve"> </w:t>
+      </w:r>
+      <w:r>
+        <w:rPr>
+          <w:rFonts w:hint="eastAsia"/>
+          <w:b/>
+          <w:bCs/>
+        </w:rPr>
+        <w:t xml:space="preserve">节点实体</w:t>
+      </w:r>
+      <w:r>
+        <w:t xml:space="preserve"> </w:t>
+      </w:r>
+      <w:r>
+        <w:rPr>
+          <w:rFonts w:hint="eastAsia"/>
+        </w:rPr>
+        <w:t xml:space="preserve">时，会先打开任务窗口，不会立即占用求解器。</w:t>
+      </w:r>
+      <w:r>
+        <w:t xml:space="preserve"> </w:t>
+      </w:r>
+      <w:r>
+        <w:rPr>
+          <w:rFonts w:hint="eastAsia"/>
+        </w:rPr>
+        <w:t xml:space="preserve">默认是三档收敛；若只是检查几何、载荷传递和云图，可切为单档预览。窗口会列出</w:t>
+      </w:r>
+      <w:r>
+        <w:t xml:space="preserve"> </w:t>
+      </w:r>
+      <w:r>
+        <w:rPr>
+          <w:rFonts w:hint="eastAsia"/>
+        </w:rPr>
+        <w:t xml:space="preserve">每档全局尺寸和局部控制尺寸。单档不会发布正式</w:t>
+      </w:r>
+      <w:r>
+        <w:t xml:space="preserve"> </w:t>
+      </w:r>
+      <w:r>
+        <w:rPr>
+          <w:rFonts w:hint="eastAsia"/>
+        </w:rPr>
+        <w:t xml:space="preserve">Kt；选择</w:t>
+      </w:r>
+      <w:r>
+        <w:t xml:space="preserve"> Abaqus </w:t>
+      </w:r>
+      <w:r>
+        <w:rPr>
+          <w:rFonts w:hint="eastAsia"/>
+        </w:rPr>
+        <w:t xml:space="preserve">后端时只允许</w:t>
+      </w:r>
+      <w:r>
+        <w:t xml:space="preserve"> </w:t>
+      </w:r>
+      <w:r>
+        <w:rPr>
+          <w:rFonts w:hint="eastAsia"/>
+        </w:rPr>
+        <w:t xml:space="preserve">三档，因为最细一档热点值本身不能证明网格稳定。多杆交汇节点还要求所有非锚固</w:t>
+      </w:r>
+      <w:r>
+        <w:t xml:space="preserve"> </w:t>
+      </w:r>
+      <w:r>
+        <w:rPr>
+          <w:rFonts w:hint="eastAsia"/>
+        </w:rPr>
+        <w:t xml:space="preserve">候选杆臂都通过热点稳定门禁；只收敛一条臂时不会发布</w:t>
+      </w:r>
+      <w:r>
+        <w:t xml:space="preserve"> </w:t>
+      </w:r>
+      <w:r>
+        <w:rPr>
+          <w:rFonts w:hint="eastAsia"/>
+        </w:rPr>
+        <w:t xml:space="preserve">Kt，避免漏掉真正控制臂。</w:t>
+      </w:r>
+    </w:p>
+    <w:p>
+      <w:pPr>
+        <w:pStyle w:val="BodyText"/>
+      </w:pPr>
+      <w:r>
+        <w:rPr>
+          <w:rFonts w:hint="eastAsia"/>
+        </w:rPr>
+        <w:t xml:space="preserve">同一节点、同一工况先后完成</w:t>
+      </w:r>
+      <w:r>
+        <w:t xml:space="preserve"> native </w:t>
+      </w:r>
+      <w:r>
+        <w:rPr>
+          <w:rFonts w:hint="eastAsia"/>
+        </w:rPr>
+        <w:t xml:space="preserve">和</w:t>
+      </w:r>
+      <w:r>
+        <w:t xml:space="preserve"> Abaqus </w:t>
+      </w:r>
+      <w:r>
+        <w:rPr>
+          <w:rFonts w:hint="eastAsia"/>
+        </w:rPr>
+        <w:t xml:space="preserve">分析后，软件会同时保留两份结果。</w:t>
+      </w:r>
+      <w:r>
+        <w:t xml:space="preserve"> </w:t>
+      </w:r>
+      <w:r>
+        <w:rPr>
+          <w:rFonts w:hint="eastAsia"/>
+        </w:rPr>
+        <w:t xml:space="preserve">点击</w:t>
+      </w:r>
+      <w:r>
+        <w:t xml:space="preserve"> </w:t>
+      </w:r>
+      <w:r>
+        <w:rPr>
+          <w:rFonts w:hint="eastAsia"/>
+          <w:b/>
+          <w:bCs/>
+        </w:rPr>
+        <w:t xml:space="preserve">收敛诊断</w:t>
+      </w:r>
+      <w:r>
+        <w:t xml:space="preserve"> </w:t>
+      </w:r>
+      <w:r>
+        <w:rPr>
+          <w:rFonts w:hint="eastAsia"/>
+        </w:rPr>
+        <w:t xml:space="preserve">可查看双后端对标：表中只把实际热点局部尺寸相近的网格列为</w:t>
+      </w:r>
+      <w:r>
+        <w:t xml:space="preserve"> </w:t>
+      </w:r>
+      <w:r>
+        <w:rPr>
+          <w:rFonts w:hint="eastAsia"/>
+        </w:rPr>
+        <w:t xml:space="preserve">“同尺度记录”，正式差异采用两边各自已经收敛的热点解和</w:t>
+      </w:r>
+      <w:r>
+        <w:t xml:space="preserve"> </w:t>
+      </w:r>
+      <w:r>
+        <w:rPr>
+          <w:rFonts w:hint="eastAsia"/>
+        </w:rPr>
+        <w:t xml:space="preserve">Kt。若名义应力不同，</w:t>
+      </w:r>
+      <w:r>
+        <w:t xml:space="preserve"> </w:t>
+      </w:r>
+      <w:r>
+        <w:rPr>
+          <w:rFonts w:hint="eastAsia"/>
+        </w:rPr>
+        <w:t xml:space="preserve">软件会拒绝比较，避免把输入差异误判为求解器误差。</w:t>
+      </w:r>
+    </w:p>
+    <w:p>
+      <w:pPr>
+        <w:pStyle w:val="BodyText"/>
+      </w:pPr>
+      <w:r>
+        <w:rPr>
+          <w:rFonts w:hint="eastAsia"/>
+        </w:rPr>
+        <w:t xml:space="preserve">若任务窗口选择</w:t>
+      </w:r>
+      <w:r>
+        <w:t xml:space="preserve"> </w:t>
+      </w:r>
+      <w:r>
+        <w:rPr>
+          <w:rFonts w:hint="eastAsia"/>
+          <w:b/>
+          <w:bCs/>
+        </w:rPr>
+        <w:t xml:space="preserve">双后端对标</w:t>
+      </w:r>
+      <w:r>
+        <w:rPr>
+          <w:rFonts w:hint="eastAsia"/>
+        </w:rPr>
+        <w:t xml:space="preserve">，软件会依次运行</w:t>
+      </w:r>
+      <w:r>
+        <w:t xml:space="preserve"> native </w:t>
+      </w:r>
+      <w:r>
+        <w:rPr>
+          <w:rFonts w:hint="eastAsia"/>
+        </w:rPr>
+        <w:t xml:space="preserve">与</w:t>
+      </w:r>
+      <w:r>
+        <w:t xml:space="preserve"> </w:t>
+      </w:r>
+      <w:r>
+        <w:rPr>
+          <w:rFonts w:hint="eastAsia"/>
+        </w:rPr>
+        <w:t xml:space="preserve">Abaqus，并显示当前阶段。</w:t>
+      </w:r>
+      <w:r>
+        <w:t xml:space="preserve"> </w:t>
+      </w:r>
+      <w:r>
+        <w:rPr>
+          <w:rFonts w:hint="eastAsia"/>
+        </w:rPr>
+        <w:t xml:space="preserve">点击“取消后续阶段”不会强杀正在写结果的求解器，而是在当前后端安全结束后停止；</w:t>
+      </w:r>
+      <w:r>
+        <w:t xml:space="preserve"> </w:t>
+      </w:r>
+      <w:r>
+        <w:rPr>
+          <w:rFonts w:hint="eastAsia"/>
+        </w:rPr>
+        <w:t xml:space="preserve">已经成功的阶段会保留。再次启动相同节点和工况时，已通过三档门禁的后端自动跳过，</w:t>
+      </w:r>
+      <w:r>
+        <w:t xml:space="preserve"> </w:t>
+      </w:r>
+      <w:r>
+        <w:rPr>
+          <w:rFonts w:hint="eastAsia"/>
+        </w:rPr>
+        <w:t xml:space="preserve">只续跑尚未完成的一侧；关闭软件再打开也能继续。这里不是只看节点号和工况名：</w:t>
+      </w:r>
+      <w:r>
+        <w:t xml:space="preserve"> </w:t>
+      </w:r>
+      <w:r>
+        <w:rPr>
+          <w:rFonts w:hint="eastAsia"/>
+        </w:rPr>
+        <w:t xml:space="preserve">完整模型、整体梁解传来的节点六分量、三档网格计划必须全部一致，且主</w:t>
+      </w:r>
+      <w:r>
+        <w:t xml:space="preserve"> VTU/ODB</w:t>
+      </w:r>
+      <w:r>
+        <w:t xml:space="preserve"> </w:t>
+      </w:r>
+      <w:r>
+        <w:rPr>
+          <w:rFonts w:hint="eastAsia"/>
+        </w:rPr>
+        <w:t xml:space="preserve">文件仍存在且非空。任一项变化、摘要损坏或旧版结果没有指纹，软件都会重新计算，</w:t>
+      </w:r>
+      <w:r>
+        <w:t xml:space="preserve"> </w:t>
+      </w:r>
+      <w:r>
+        <w:rPr>
+          <w:rFonts w:hint="eastAsia"/>
+        </w:rPr>
+        <w:t xml:space="preserve">不会把别的模型结果混进当前对标。</w:t>
+      </w:r>
+    </w:p>
+    <w:p>
+      <w:pPr>
+        <w:pStyle w:val="BodyText"/>
+      </w:pPr>
+      <w:r>
+        <w:rPr>
+          <w:rFonts w:hint="eastAsia"/>
+        </w:rPr>
+        <w:t xml:space="preserve">节点实体主表和双后端收敛表上方会出现</w:t>
+      </w:r>
+      <w:r>
+        <w:t xml:space="preserve"> </w:t>
+      </w:r>
+      <w:r>
+        <w:rPr>
+          <w:rFonts w:hint="eastAsia"/>
+          <w:b/>
+          <w:bCs/>
+        </w:rPr>
+        <w:t xml:space="preserve">实体结果溯源</w:t>
+      </w:r>
+      <w:r>
+        <w:rPr>
+          <w:rFonts w:hint="eastAsia"/>
+        </w:rPr>
+        <w:t xml:space="preserve">。它把当前摘要的五项来源</w:t>
+      </w:r>
+      <w:r>
+        <w:t xml:space="preserve"> </w:t>
+      </w:r>
+      <w:r>
+        <w:rPr>
+          <w:rFonts w:hint="eastAsia"/>
+        </w:rPr>
+        <w:t xml:space="preserve">证据放在同一行：本次计算、磁盘恢复或会话内复用，生成时间，模型与节点输入短指纹，</w:t>
+      </w:r>
+      <w:r>
+        <w:t xml:space="preserve"> </w:t>
+      </w:r>
+      <w:r>
+        <w:rPr>
+          <w:rFonts w:hint="eastAsia"/>
+        </w:rPr>
+        <w:t xml:space="preserve">三档提交网格，以及主</w:t>
+      </w:r>
+      <w:r>
+        <w:t xml:space="preserve"> VTU/ODB </w:t>
+      </w:r>
+      <w:r>
+        <w:rPr>
+          <w:rFonts w:hint="eastAsia"/>
+        </w:rPr>
+        <w:t xml:space="preserve">是否完整。短指纹悬停后可查看完整</w:t>
+      </w:r>
+      <w:r>
+        <w:t xml:space="preserve"> </w:t>
+      </w:r>
+      <w:r>
+        <w:rPr>
+          <w:rFonts w:hint="eastAsia"/>
+        </w:rPr>
+        <w:t xml:space="preserve">SHA-256，文件状态</w:t>
+      </w:r>
+      <w:r>
+        <w:t xml:space="preserve"> </w:t>
+      </w:r>
+      <w:r>
+        <w:rPr>
+          <w:rFonts w:hint="eastAsia"/>
+        </w:rPr>
+        <w:t xml:space="preserve">悬停后可查看完整路径。显示“旧版结果”或“溯源信息不完整”不代表数值一定错误，但</w:t>
+      </w:r>
+      <w:r>
+        <w:t xml:space="preserve"> </w:t>
+      </w:r>
+      <w:r>
+        <w:rPr>
+          <w:rFonts w:hint="eastAsia"/>
+        </w:rPr>
+        <w:t xml:space="preserve">表示这份结果不能被当作可自动续跑的完整证据，应重新计算后再正式采用。</w:t>
+      </w:r>
+    </w:p>
+    <w:p>
+      <w:pPr>
+        <w:pStyle w:val="BodyText"/>
+      </w:pPr>
+      <w:r>
+        <w:rPr>
+          <w:rFonts w:hint="eastAsia"/>
+        </w:rPr>
+        <w:t xml:space="preserve">从现在开始，同一节点每次实体计算都保存在独立运行目录中，下一次求解不会覆盖上一</w:t>
+      </w:r>
+      <w:r>
+        <w:t xml:space="preserve"> </w:t>
+      </w:r>
+      <w:r>
+        <w:rPr>
+          <w:rFonts w:hint="eastAsia"/>
+        </w:rPr>
+        <w:t xml:space="preserve">次的</w:t>
+      </w:r>
+      <w:r>
+        <w:t xml:space="preserve"> </w:t>
+      </w:r>
+      <w:r>
+        <w:rPr>
+          <w:rFonts w:hint="eastAsia"/>
+        </w:rPr>
+        <w:t xml:space="preserve">ODB/VTU。软件只在新运行完整成功后更新“最新结果”；如果建模、求解或后处理</w:t>
+      </w:r>
+      <w:r>
+        <w:t xml:space="preserve"> </w:t>
+      </w:r>
+      <w:r>
+        <w:rPr>
+          <w:rFonts w:hint="eastAsia"/>
+        </w:rPr>
+        <w:t xml:space="preserve">中途失败，上一份可信结果仍保持不变。已有至少两次运行时，溯源带下方自动出现</w:t>
+      </w:r>
+      <w:r>
+        <w:t xml:space="preserve"> </w:t>
+      </w:r>
+      <w:r>
+        <w:rPr>
+          <w:rFonts w:hint="eastAsia"/>
+          <w:b/>
+          <w:bCs/>
+        </w:rPr>
+        <w:t xml:space="preserve">历史对比</w:t>
+      </w:r>
+      <w:r>
+        <w:rPr>
+          <w:rFonts w:hint="eastAsia"/>
+        </w:rPr>
+        <w:t xml:space="preserve">：选择版本</w:t>
+      </w:r>
+      <w:r>
+        <w:t xml:space="preserve"> A </w:t>
+      </w:r>
+      <w:r>
+        <w:rPr>
+          <w:rFonts w:hint="eastAsia"/>
+        </w:rPr>
+        <w:t xml:space="preserve">和版本</w:t>
+      </w:r>
+      <w:r>
+        <w:t xml:space="preserve"> B </w:t>
+      </w:r>
+      <w:r>
+        <w:rPr>
+          <w:rFonts w:hint="eastAsia"/>
+        </w:rPr>
+        <w:t xml:space="preserve">后点击</w:t>
+      </w:r>
+      <w:r>
+        <w:t xml:space="preserve"> </w:t>
+      </w:r>
+      <w:r>
+        <w:rPr>
+          <w:rFonts w:hint="eastAsia"/>
+          <w:b/>
+          <w:bCs/>
+        </w:rPr>
+        <w:t xml:space="preserve">比较两次结果</w:t>
+      </w:r>
+      <w:r>
+        <w:rPr>
+          <w:rFonts w:hint="eastAsia"/>
+        </w:rPr>
+        <w:t xml:space="preserve">，原结果表会列出两版</w:t>
+      </w:r>
+      <w:r>
+        <w:t xml:space="preserve"> </w:t>
+      </w:r>
+      <w:r>
+        <w:rPr>
+          <w:rFonts w:hint="eastAsia"/>
+        </w:rPr>
+        <w:t xml:space="preserve">输入指纹、网格、控制热点应力、Kt</w:t>
+      </w:r>
+      <w:r>
+        <w:t xml:space="preserve"> </w:t>
+      </w:r>
+      <w:r>
+        <w:rPr>
+          <w:rFonts w:hint="eastAsia"/>
+        </w:rPr>
+        <w:t xml:space="preserve">和主文件状态。模型或节点六分量输入不同会明确</w:t>
+      </w:r>
+      <w:r>
+        <w:t xml:space="preserve"> </w:t>
+      </w:r>
+      <w:r>
+        <w:rPr>
+          <w:rFonts w:hint="eastAsia"/>
+        </w:rPr>
+        <w:t xml:space="preserve">标为“输入已变化”，这时不能把数值差异解释成求解器或网格误差。</w:t>
+      </w:r>
+    </w:p>
+    <w:p>
+      <w:pPr>
+        <w:pStyle w:val="BodyText"/>
+      </w:pPr>
+      <w:r>
+        <w:rPr>
+          <w:rFonts w:hint="eastAsia"/>
+        </w:rPr>
+        <w:t xml:space="preserve">历史目录包含大型</w:t>
+      </w:r>
+      <w:r>
+        <w:t xml:space="preserve"> </w:t>
+      </w:r>
+      <w:r>
+        <w:rPr>
+          <w:rFonts w:hint="eastAsia"/>
+        </w:rPr>
+        <w:t xml:space="preserve">ODB/VTU，软件不会擅自自动删除。点击</w:t>
+      </w:r>
+      <w:r>
+        <w:t xml:space="preserve"> </w:t>
+      </w:r>
+      <w:r>
+        <w:rPr>
+          <w:rFonts w:hint="eastAsia"/>
+          <w:b/>
+          <w:bCs/>
+        </w:rPr>
+        <w:t xml:space="preserve">管理历史</w:t>
+      </w:r>
+      <w:r>
+        <w:t xml:space="preserve"> </w:t>
+      </w:r>
+      <w:r>
+        <w:rPr>
+          <w:rFonts w:hint="eastAsia"/>
+        </w:rPr>
+        <w:t xml:space="preserve">后仍在原结果页</w:t>
+      </w:r>
+      <w:r>
+        <w:t xml:space="preserve"> </w:t>
+      </w:r>
+      <w:r>
+        <w:rPr>
+          <w:rFonts w:hint="eastAsia"/>
+        </w:rPr>
+        <w:t xml:space="preserve">查看每次运行的提交网格、Kt、主结果文件、目录占用和文件数；清理下拉框只列出安全</w:t>
+      </w:r>
+      <w:r>
+        <w:t xml:space="preserve"> </w:t>
+      </w:r>
+      <w:r>
+        <w:rPr>
+          <w:rFonts w:hint="eastAsia"/>
+        </w:rPr>
+        <w:t xml:space="preserve">候选，点击</w:t>
+      </w:r>
+      <w:r>
+        <w:t xml:space="preserve"> </w:t>
+      </w:r>
+      <w:r>
+        <w:rPr>
+          <w:rFonts w:hint="eastAsia"/>
+          <w:b/>
+          <w:bCs/>
+        </w:rPr>
+        <w:t xml:space="preserve">移入回收站</w:t>
+      </w:r>
+      <w:r>
+        <w:t xml:space="preserve"> </w:t>
+      </w:r>
+      <w:r>
+        <w:rPr>
+          <w:rFonts w:hint="eastAsia"/>
+        </w:rPr>
+        <w:t xml:space="preserve">还会显示运行摘要与占用并要求二次确认。软件在底层强制</w:t>
+      </w:r>
+      <w:r>
+        <w:t xml:space="preserve"> </w:t>
+      </w:r>
+      <w:r>
+        <w:rPr>
+          <w:rFonts w:hint="eastAsia"/>
+        </w:rPr>
+        <w:t xml:space="preserve">保护每个后端的最新成功结果和当前版本</w:t>
+      </w:r>
+      <w:r>
+        <w:t xml:space="preserve"> </w:t>
+      </w:r>
+      <w:r>
+        <w:rPr>
+          <w:rFonts w:hint="eastAsia"/>
+        </w:rPr>
+        <w:t xml:space="preserve">A/B；旧版平铺结果、不在规范</w:t>
+      </w:r>
+      <w:r>
+        <w:t xml:space="preserve"> </w:t>
+      </w:r>
+      <w:r>
+        <w:rPr>
+          <w:rStyle w:val="VerbatimChar"/>
+        </w:rPr>
+        <w:t xml:space="preserve">runs</w:t>
+      </w:r>
+      <w:r>
+        <w:t xml:space="preserve"> </w:t>
+      </w:r>
+      <w:r>
+        <w:rPr>
+          <w:rFonts w:hint="eastAsia"/>
+        </w:rPr>
+        <w:t xml:space="preserve">目录内</w:t>
+      </w:r>
+      <w:r>
+        <w:t xml:space="preserve"> </w:t>
+      </w:r>
+      <w:r>
+        <w:rPr>
+          <w:rFonts w:hint="eastAsia"/>
+        </w:rPr>
+        <w:t xml:space="preserve">的路径或</w:t>
+      </w:r>
+      <w:r>
+        <w:t xml:space="preserve"> latest </w:t>
+      </w:r>
+      <w:r>
+        <w:rPr>
+          <w:rFonts w:hint="eastAsia"/>
+        </w:rPr>
+        <w:t xml:space="preserve">指针不可核验时也会拒绝清理。移入</w:t>
+      </w:r>
+      <w:r>
+        <w:t xml:space="preserve"> Windows </w:t>
+      </w:r>
+      <w:r>
+        <w:rPr>
+          <w:rFonts w:hint="eastAsia"/>
+        </w:rPr>
+        <w:t xml:space="preserve">回收站后可由系统恢复，</w:t>
+      </w:r>
+      <w:r>
+        <w:t xml:space="preserve"> </w:t>
+      </w:r>
+      <w:r>
+        <w:rPr>
+          <w:rFonts w:hint="eastAsia"/>
+        </w:rPr>
+        <w:t xml:space="preserve">但重要对标证据仍建议先做项目备份。</w:t>
+      </w:r>
+    </w:p>
+    <w:p>
+      <w:pPr>
+        <w:pStyle w:val="BodyText"/>
+      </w:pPr>
+      <w:r>
+        <w:rPr>
+          <w:rFonts w:hint="eastAsia"/>
+        </w:rPr>
+        <w:t xml:space="preserve">如果实体建模、求解或后处理被中断，运行目录可能已经包含部分</w:t>
+      </w:r>
+      <w:r>
+        <w:t xml:space="preserve"> INP、ODB、VTU </w:t>
+      </w:r>
+      <w:r>
+        <w:rPr>
+          <w:rFonts w:hint="eastAsia"/>
+        </w:rPr>
+        <w:t xml:space="preserve">或日志，</w:t>
+      </w:r>
+      <w:r>
+        <w:t xml:space="preserve"> </w:t>
+      </w:r>
+      <w:r>
+        <w:rPr>
+          <w:rFonts w:hint="eastAsia"/>
+        </w:rPr>
+        <w:t xml:space="preserve">却没有形成可比较的摘要。它会在管理表中单列为</w:t>
+      </w:r>
+      <w:r>
+        <w:t xml:space="preserve"> </w:t>
+      </w:r>
+      <w:r>
+        <w:rPr>
+          <w:rFonts w:hint="eastAsia"/>
+          <w:b/>
+          <w:bCs/>
+        </w:rPr>
+        <w:t xml:space="preserve">不完整运行</w:t>
+      </w:r>
+      <w:r>
+        <w:rPr>
+          <w:rFonts w:hint="eastAsia"/>
+        </w:rPr>
+        <w:t xml:space="preserve">，并显示大致中断阶段，</w:t>
+      </w:r>
+      <w:r>
+        <w:t xml:space="preserve"> </w:t>
+      </w:r>
+      <w:r>
+        <w:rPr>
+          <w:rFonts w:hint="eastAsia"/>
+        </w:rPr>
+        <w:t xml:space="preserve">不会混进版本</w:t>
+      </w:r>
+      <w:r>
+        <w:t xml:space="preserve"> </w:t>
+      </w:r>
+      <w:r>
+        <w:rPr>
+          <w:rFonts w:hint="eastAsia"/>
+        </w:rPr>
+        <w:t xml:space="preserve">A/B。为防止误删仍在写入的</w:t>
+      </w:r>
+      <w:r>
+        <w:t xml:space="preserve"> Abaqus/native </w:t>
+      </w:r>
+      <w:r>
+        <w:rPr>
+          <w:rFonts w:hint="eastAsia"/>
+        </w:rPr>
+        <w:t xml:space="preserve">作业，目录或内部文件最近</w:t>
+      </w:r>
+      <w:r>
+        <w:t xml:space="preserve"> </w:t>
+      </w:r>
+      <w:r>
+        <w:t xml:space="preserve">24 </w:t>
+      </w:r>
+      <w:r>
+        <w:rPr>
+          <w:rFonts w:hint="eastAsia"/>
+        </w:rPr>
+        <w:t xml:space="preserve">小时有变化时只能查看；超过</w:t>
+      </w:r>
+      <w:r>
+        <w:t xml:space="preserve"> 24 </w:t>
+      </w:r>
+      <w:r>
+        <w:rPr>
+          <w:rFonts w:hint="eastAsia"/>
+        </w:rPr>
+        <w:t xml:space="preserve">小时才进入清理候选，确认时还会重新核验一次。</w:t>
+      </w:r>
+      <w:r>
+        <w:t xml:space="preserve"> </w:t>
+      </w:r>
+      <w:r>
+        <w:rPr>
+          <w:rFonts w:hint="eastAsia"/>
+        </w:rPr>
+        <w:t xml:space="preserve">即使当前没有选中节点、没有打开模型，或第一次计算就失败，也可从</w:t>
+      </w:r>
+      <w:r>
+        <w:t xml:space="preserve"> </w:t>
+      </w:r>
+      <w:r>
+        <w:rPr>
+          <w:rFonts w:hint="eastAsia"/>
+          <w:b/>
+          <w:bCs/>
+        </w:rPr>
+        <w:t xml:space="preserve">分析</w:t>
+      </w:r>
+      <w:r>
+        <w:rPr>
+          <w:b/>
+          <w:bCs/>
+        </w:rPr>
+        <w:t xml:space="preserve"> → </w:t>
+      </w:r>
+      <w:r>
+        <w:rPr>
+          <w:rFonts w:hint="eastAsia"/>
+          <w:b/>
+          <w:bCs/>
+        </w:rPr>
+        <w:t xml:space="preserve">实体结果</w:t>
+      </w:r>
+      <w:r>
+        <w:rPr>
+          <w:b/>
+          <w:bCs/>
+        </w:rPr>
+        <w:t xml:space="preserve"> </w:t>
+      </w:r>
+      <w:r>
+        <w:rPr>
+          <w:rFonts w:hint="eastAsia"/>
+          <w:b/>
+          <w:bCs/>
+        </w:rPr>
+        <w:t xml:space="preserve">中心</w:t>
+      </w:r>
+      <w:r>
+        <w:t xml:space="preserve"> </w:t>
+      </w:r>
+      <w:r>
+        <w:rPr>
+          <w:rFonts w:hint="eastAsia"/>
+        </w:rPr>
+        <w:t xml:space="preserve">扫描全部受管理的节点和工况。全局页沿用底部结果表，不弹出遮挡视口的新窗口；</w:t>
+      </w:r>
+      <w:r>
+        <w:t xml:space="preserve"> </w:t>
+      </w:r>
+      <w:r>
+        <w:rPr>
+          <w:rFonts w:hint="eastAsia"/>
+        </w:rPr>
+        <w:t xml:space="preserve">每行会写明节点、工况、后端和中断阶段。无</w:t>
+      </w:r>
+      <w:r>
+        <w:t xml:space="preserve"> latest </w:t>
+      </w:r>
+      <w:r>
+        <w:rPr>
+          <w:rFonts w:hint="eastAsia"/>
+        </w:rPr>
+        <w:t xml:space="preserve">的首次失败可在保护期后清理，已有但</w:t>
+      </w:r>
+      <w:r>
+        <w:t xml:space="preserve"> </w:t>
+      </w:r>
+      <w:r>
+        <w:rPr>
+          <w:rFonts w:hint="eastAsia"/>
+        </w:rPr>
+        <w:t xml:space="preserve">损坏的</w:t>
+      </w:r>
+      <w:r>
+        <w:t xml:space="preserve"> latest </w:t>
+      </w:r>
+      <w:r>
+        <w:rPr>
+          <w:rFonts w:hint="eastAsia"/>
+        </w:rPr>
+        <w:t xml:space="preserve">仍会拒绝清理。</w:t>
+      </w:r>
+    </w:p>
     <w:p>
       <w:r>
         <w:pict>
@@ -2171,15 +3818,21 @@
         </w:pict>
       </w:r>
     </w:p>
-    <w:bookmarkEnd w:id="31"/>
-    <w:bookmarkEnd w:id="32"/>
-    <w:bookmarkStart w:id="49" w:name="Xb726171a6f26840396b4ac092bc853896e5d2fd"/>
+    <w:bookmarkEnd w:id="20"/>
+    <w:bookmarkEnd w:id="21"/>
+    <w:bookmarkStart w:id="38" w:name="Xb726171a6f26840396b4ac092bc853896e5d2fd"/>
     <w:p>
       <w:pPr>
         <w:pStyle w:val="Heading2"/>
       </w:pPr>
       <w:r>
-        <w:t xml:space="preserve">3 完整流程：一个真正能交差的算例</w:t>
+        <w:t xml:space="preserve">3 </w:t>
+      </w:r>
+      <w:r>
+        <w:rPr>
+          <w:rFonts w:hint="eastAsia"/>
+        </w:rPr>
+        <w:t xml:space="preserve">完整流程：一个真正能交差的算例</w:t>
       </w:r>
     </w:p>
     <w:p>
@@ -2187,16 +3840,34 @@
         <w:pStyle w:val="FirstParagraph"/>
       </w:pPr>
       <w:r>
+        <w:rPr>
+          <w:rFonts w:hint="eastAsia"/>
+        </w:rPr>
         <w:t xml:space="preserve">五分钟上手跳过了几步。下面是一次完整的分析该怎么走。</w:t>
       </w:r>
     </w:p>
-    <w:bookmarkStart w:id="33" w:name="Xe2fa0d65e827faa76b9520f8c82b2dc16c2f997"/>
+    <w:bookmarkStart w:id="22" w:name="Xe2fa0d65e827faa76b9520f8c82b2dc16c2f997"/>
     <w:p>
       <w:pPr>
         <w:pStyle w:val="Heading3"/>
       </w:pPr>
       <w:r>
-        <w:t xml:space="preserve">3.1 建模（顶上第 1 步）</w:t>
+        <w:t xml:space="preserve">3.1 </w:t>
+      </w:r>
+      <w:r>
+        <w:rPr>
+          <w:rFonts w:hint="eastAsia"/>
+        </w:rPr>
+        <w:t xml:space="preserve">建模（顶上第</w:t>
+      </w:r>
+      <w:r>
+        <w:t xml:space="preserve"> 1 </w:t>
+      </w:r>
+      <w:r>
+        <w:rPr>
+          <w:rFonts w:hint="eastAsia"/>
+        </w:rPr>
+        <w:t xml:space="preserve">步）</w:t>
       </w:r>
     </w:p>
     <w:p>
@@ -2204,28 +3875,48 @@
         <w:pStyle w:val="FirstParagraph"/>
       </w:pPr>
       <w:r>
-        <w:t xml:space="preserve">同第 2 章。建完之后，</w:t>
-      </w:r>
-      <w:r>
-        <w:rPr>
-          <w:bCs/>
-          <w:b/>
+        <w:rPr>
+          <w:rFonts w:hint="eastAsia"/>
+        </w:rPr>
+        <w:t xml:space="preserve">同第</w:t>
+      </w:r>
+      <w:r>
+        <w:t xml:space="preserve"> 2 </w:t>
+      </w:r>
+      <w:r>
+        <w:rPr>
+          <w:rFonts w:hint="eastAsia"/>
+        </w:rPr>
+        <w:t xml:space="preserve">章。建完之后，</w:t>
+      </w:r>
+      <w:r>
+        <w:rPr>
+          <w:rFonts w:hint="eastAsia"/>
+          <w:b/>
+          <w:bCs/>
         </w:rPr>
         <w:t xml:space="preserve">左边的「模型树」会列出你建了什么</w:t>
       </w:r>
       <w:r>
+        <w:rPr>
+          <w:rFonts w:hint="eastAsia"/>
+        </w:rPr>
         <w:t xml:space="preserve">：材料几种、截面几种、</w:t>
       </w:r>
       <w:r>
         <w:t xml:space="preserve"> </w:t>
       </w:r>
       <w:r>
+        <w:rPr>
+          <w:rFonts w:hint="eastAsia"/>
+        </w:rPr>
         <w:t xml:space="preserve">多少节点、多少杆件、几个支座、几个工况。</w:t>
       </w:r>
       <w:r>
         <w:rPr>
-          <w:bCs/>
-          <w:b/>
+          <w:rFonts w:hint="eastAsia"/>
+          <w:b/>
+          <w:bCs/>
         </w:rPr>
         <w:t xml:space="preserve">这棵树是你的检查清单</w:t>
       </w:r>
@@ -2236,17 +3927,35 @@
         <w:t xml:space="preserve"> </w:t>
       </w:r>
       <w:r>
+        <w:rPr>
+          <w:rFonts w:hint="eastAsia"/>
+        </w:rPr>
         <w:t xml:space="preserve">数字对不上，说明哪一步漏了。</w:t>
       </w:r>
     </w:p>
-    <w:bookmarkEnd w:id="33"/>
-    <w:bookmarkStart w:id="34" w:name="X1e2a2deeeac750fb51a287e63a7c1b52a0348fc"/>
+    <w:bookmarkEnd w:id="22"/>
+    <w:bookmarkStart w:id="23" w:name="X1e2a2deeeac750fb51a287e63a7c1b52a0348fc"/>
     <w:p>
       <w:pPr>
         <w:pStyle w:val="Heading3"/>
       </w:pPr>
       <w:r>
-        <w:t xml:space="preserve">3.2 定义材料和截面（第 2 步）</w:t>
+        <w:t xml:space="preserve">3.2 </w:t>
+      </w:r>
+      <w:r>
+        <w:rPr>
+          <w:rFonts w:hint="eastAsia"/>
+        </w:rPr>
+        <w:t xml:space="preserve">定义材料和截面（第</w:t>
+      </w:r>
+      <w:r>
+        <w:t xml:space="preserve"> 2 </w:t>
+      </w:r>
+      <w:r>
+        <w:rPr>
+          <w:rFonts w:hint="eastAsia"/>
+        </w:rPr>
+        <w:t xml:space="preserve">步）</w:t>
       </w:r>
     </w:p>
     <w:p>
@@ -2254,6 +3963,9 @@
         <w:pStyle w:val="FirstParagraph"/>
       </w:pPr>
       <w:r>
+        <w:rPr>
+          <w:rFonts w:hint="eastAsia"/>
+        </w:rPr>
         <w:t xml:space="preserve">点功能区</w:t>
       </w:r>
       <w:r>
@@ -2261,8 +3973,9 @@
       </w:r>
       <w:r>
         <w:rPr>
-          <w:bCs/>
-          <w:b/>
+          <w:rFonts w:hint="eastAsia"/>
+          <w:b/>
+          <w:bCs/>
         </w:rPr>
         <w:t xml:space="preserve">「属性」</w:t>
       </w:r>
@@ -2270,6 +3983,9 @@
         <w:t xml:space="preserve"> </w:t>
       </w:r>
       <w:r>
+        <w:rPr>
+          <w:rFonts w:hint="eastAsia"/>
+        </w:rPr>
         <w:t xml:space="preserve">页。这一页从左到右就是"先有材料、再有截面、然后指派给杆件"。</w:t>
       </w:r>
     </w:p>
@@ -2279,12 +3995,16 @@
       </w:pPr>
       <w:r>
         <w:rPr>
-          <w:bCs/>
-          <w:b/>
+          <w:rFonts w:hint="eastAsia"/>
+          <w:b/>
+          <w:bCs/>
         </w:rPr>
         <w:t xml:space="preserve">材料</w:t>
       </w:r>
       <w:r>
+        <w:rPr>
+          <w:rFonts w:hint="eastAsia"/>
+        </w:rPr>
         <w:t xml:space="preserve">（钢、混凝土之类）点「创建材料」。要填的：</w:t>
       </w:r>
     </w:p>
@@ -2293,7 +4013,6 @@
         <w:tblStyle w:val="Table"/>
         <w:tblW w:type="auto" w:w="0"/>
         <w:tblLook w:firstRow="1" w:lastRow="0" w:firstColumn="0" w:lastColumn="0" w:noHBand="0" w:noVBand="0" w:val="0020"/>
-        <w:jc w:val="start"/>
       </w:tblPr>
       <w:tblGrid>
         <w:gridCol w:w="2640"/>
@@ -2302,16 +4021,18 @@
       </w:tblGrid>
       <w:tr>
         <w:trPr>
-          <w:tblHeader w:val="true"/>
+          <w:tblHeader w:val="on"/>
         </w:trPr>
         <w:tc>
           <w:tcPr/>
           <w:p>
             <w:pPr>
               <w:pStyle w:val="Compact"/>
-              <w:jc w:val="left"/>
-            </w:pPr>
-            <w:r>
+            </w:pPr>
+            <w:r>
+              <w:rPr>
+                <w:rFonts w:hint="eastAsia"/>
+              </w:rPr>
               <w:t xml:space="preserve">填什么</w:t>
             </w:r>
           </w:p>
@@ -2321,9 +4042,11 @@
           <w:p>
             <w:pPr>
               <w:pStyle w:val="Compact"/>
-              <w:jc w:val="left"/>
-            </w:pPr>
-            <w:r>
+            </w:pPr>
+            <w:r>
+              <w:rPr>
+                <w:rFonts w:hint="eastAsia"/>
+              </w:rPr>
               <w:t xml:space="preserve">钢材常用值</w:t>
             </w:r>
           </w:p>
@@ -2333,9 +4056,11 @@
           <w:p>
             <w:pPr>
               <w:pStyle w:val="Compact"/>
-              <w:jc w:val="left"/>
-            </w:pPr>
-            <w:r>
+            </w:pPr>
+            <w:r>
+              <w:rPr>
+                <w:rFonts w:hint="eastAsia"/>
+              </w:rPr>
               <w:t xml:space="preserve">什么时候必须填</w:t>
             </w:r>
           </w:p>
@@ -2347,33 +4072,45 @@
           <w:p>
             <w:pPr>
               <w:pStyle w:val="Compact"/>
-              <w:jc w:val="left"/>
-            </w:pPr>
-            <w:r>
-              <w:t xml:space="preserve">弹性模量 E</w:t>
-            </w:r>
-          </w:p>
-        </w:tc>
-        <w:tc>
-          <w:tcPr/>
-          <w:p>
-            <w:pPr>
-              <w:pStyle w:val="Compact"/>
-              <w:jc w:val="left"/>
-            </w:pPr>
-            <w:r>
-              <w:t xml:space="preserve">206000000000 Pa（2.06e11）</w:t>
-            </w:r>
-          </w:p>
-        </w:tc>
-        <w:tc>
-          <w:tcPr/>
-          <w:p>
-            <w:pPr>
-              <w:pStyle w:val="Compact"/>
-              <w:jc w:val="left"/>
-            </w:pPr>
-            <w:r>
+            </w:pPr>
+            <w:r>
+              <w:rPr>
+                <w:rFonts w:hint="eastAsia"/>
+              </w:rPr>
+              <w:t xml:space="preserve">弹性模量</w:t>
+            </w:r>
+            <w:r>
+              <w:t xml:space="preserve"> E</w:t>
+            </w:r>
+          </w:p>
+        </w:tc>
+        <w:tc>
+          <w:tcPr/>
+          <w:p>
+            <w:pPr>
+              <w:pStyle w:val="Compact"/>
+            </w:pPr>
+            <w:r>
+              <w:t xml:space="preserve">206000000000 </w:t>
+            </w:r>
+            <w:r>
+              <w:rPr>
+                <w:rFonts w:hint="eastAsia"/>
+              </w:rPr>
+              <w:t xml:space="preserve">Pa（2.06e11）</w:t>
+            </w:r>
+          </w:p>
+        </w:tc>
+        <w:tc>
+          <w:tcPr/>
+          <w:p>
+            <w:pPr>
+              <w:pStyle w:val="Compact"/>
+            </w:pPr>
+            <w:r>
+              <w:rPr>
+                <w:rFonts w:hint="eastAsia"/>
+              </w:rPr>
               <w:t xml:space="preserve">总是</w:t>
             </w:r>
           </w:p>
@@ -2385,19 +4122,23 @@
           <w:p>
             <w:pPr>
               <w:pStyle w:val="Compact"/>
-              <w:jc w:val="left"/>
-            </w:pPr>
-            <w:r>
-              <w:t xml:space="preserve">泊松比 ν</w:t>
-            </w:r>
-          </w:p>
-        </w:tc>
-        <w:tc>
-          <w:tcPr/>
-          <w:p>
-            <w:pPr>
-              <w:pStyle w:val="Compact"/>
-              <w:jc w:val="left"/>
+            </w:pPr>
+            <w:r>
+              <w:rPr>
+                <w:rFonts w:hint="eastAsia"/>
+              </w:rPr>
+              <w:t xml:space="preserve">泊松比</w:t>
+            </w:r>
+            <w:r>
+              <w:t xml:space="preserve"> ν</w:t>
+            </w:r>
+          </w:p>
+        </w:tc>
+        <w:tc>
+          <w:tcPr/>
+          <w:p>
+            <w:pPr>
+              <w:pStyle w:val="Compact"/>
             </w:pPr>
             <w:r>
               <w:t xml:space="preserve">0.3</w:t>
@@ -2409,9 +4150,11 @@
           <w:p>
             <w:pPr>
               <w:pStyle w:val="Compact"/>
-              <w:jc w:val="left"/>
-            </w:pPr>
-            <w:r>
+            </w:pPr>
+            <w:r>
+              <w:rPr>
+                <w:rFonts w:hint="eastAsia"/>
+              </w:rPr>
               <w:t xml:space="preserve">总是</w:t>
             </w:r>
           </w:p>
@@ -2423,19 +4166,23 @@
           <w:p>
             <w:pPr>
               <w:pStyle w:val="Compact"/>
-              <w:jc w:val="left"/>
-            </w:pPr>
-            <w:r>
-              <w:t xml:space="preserve">密度 ρ</w:t>
-            </w:r>
-          </w:p>
-        </w:tc>
-        <w:tc>
-          <w:tcPr/>
-          <w:p>
-            <w:pPr>
-              <w:pStyle w:val="Compact"/>
-              <w:jc w:val="left"/>
+            </w:pPr>
+            <w:r>
+              <w:rPr>
+                <w:rFonts w:hint="eastAsia"/>
+              </w:rPr>
+              <w:t xml:space="preserve">密度</w:t>
+            </w:r>
+            <w:r>
+              <w:t xml:space="preserve"> ρ</w:t>
+            </w:r>
+          </w:p>
+        </w:tc>
+        <w:tc>
+          <w:tcPr/>
+          <w:p>
+            <w:pPr>
+              <w:pStyle w:val="Compact"/>
             </w:pPr>
             <w:r>
               <w:t xml:space="preserve">7850 kg/m³</w:t>
@@ -2447,9 +4194,11 @@
           <w:p>
             <w:pPr>
               <w:pStyle w:val="Compact"/>
-              <w:jc w:val="left"/>
-            </w:pPr>
-            <w:r>
+            </w:pPr>
+            <w:r>
+              <w:rPr>
+                <w:rFonts w:hint="eastAsia"/>
+              </w:rPr>
               <w:t xml:space="preserve">想让它算自重时</w:t>
             </w:r>
           </w:p>
@@ -2461,9 +4210,11 @@
           <w:p>
             <w:pPr>
               <w:pStyle w:val="Compact"/>
-              <w:jc w:val="left"/>
-            </w:pPr>
-            <w:r>
+            </w:pPr>
+            <w:r>
+              <w:rPr>
+                <w:rFonts w:hint="eastAsia"/>
+              </w:rPr>
               <w:t xml:space="preserve">屈服应力</w:t>
             </w:r>
           </w:p>
@@ -2473,21 +4224,28 @@
           <w:p>
             <w:pPr>
               <w:pStyle w:val="Compact"/>
-              <w:jc w:val="left"/>
-            </w:pPr>
-            <w:r>
-              <w:t xml:space="preserve">355000000 Pa（Q355）</w:t>
-            </w:r>
-          </w:p>
-        </w:tc>
-        <w:tc>
-          <w:tcPr/>
-          <w:p>
-            <w:pPr>
-              <w:pStyle w:val="Compact"/>
-              <w:jc w:val="left"/>
-            </w:pPr>
-            <w:r>
+            </w:pPr>
+            <w:r>
+              <w:t xml:space="preserve">355000000 </w:t>
+            </w:r>
+            <w:r>
+              <w:rPr>
+                <w:rFonts w:hint="eastAsia"/>
+              </w:rPr>
+              <w:t xml:space="preserve">Pa（Q355）</w:t>
+            </w:r>
+          </w:p>
+        </w:tc>
+        <w:tc>
+          <w:tcPr/>
+          <w:p>
+            <w:pPr>
+              <w:pStyle w:val="Compact"/>
+            </w:pPr>
+            <w:r>
+              <w:rPr>
+                <w:rFonts w:hint="eastAsia"/>
+              </w:rPr>
               <w:t xml:space="preserve">想做稳定校核时</w:t>
             </w:r>
           </w:p>
@@ -2499,40 +4257,39 @@
           <w:p>
             <w:pPr>
               <w:pStyle w:val="Compact"/>
-              <w:jc w:val="left"/>
-            </w:pPr>
-            <w:r>
-              <w:rPr>
+            </w:pPr>
+            <w:r>
+              <w:rPr>
+                <w:rFonts w:hint="eastAsia"/>
+                <w:b/>
                 <w:bCs/>
+              </w:rPr>
+              <w:t xml:space="preserve">许用拉应力</w:t>
+            </w:r>
+          </w:p>
+        </w:tc>
+        <w:tc>
+          <w:tcPr/>
+          <w:p>
+            <w:pPr>
+              <w:pStyle w:val="Compact"/>
+            </w:pPr>
+            <w:r>
+              <w:t xml:space="preserve">215000000 Pa</w:t>
+            </w:r>
+          </w:p>
+        </w:tc>
+        <w:tc>
+          <w:tcPr/>
+          <w:p>
+            <w:pPr>
+              <w:pStyle w:val="Compact"/>
+            </w:pPr>
+            <w:r>
+              <w:rPr>
+                <w:rFonts w:hint="eastAsia"/>
                 <w:b/>
-              </w:rPr>
-              <w:t xml:space="preserve">许用拉应力</w:t>
-            </w:r>
-          </w:p>
-        </w:tc>
-        <w:tc>
-          <w:tcPr/>
-          <w:p>
-            <w:pPr>
-              <w:pStyle w:val="Compact"/>
-              <w:jc w:val="left"/>
-            </w:pPr>
-            <w:r>
-              <w:t xml:space="preserve">215000000 Pa</w:t>
-            </w:r>
-          </w:p>
-        </w:tc>
-        <w:tc>
-          <w:tcPr/>
-          <w:p>
-            <w:pPr>
-              <w:pStyle w:val="Compact"/>
-              <w:jc w:val="left"/>
-            </w:pPr>
-            <w:r>
-              <w:rPr>
                 <w:bCs/>
-                <w:b/>
               </w:rPr>
               <w:t xml:space="preserve">想做强度验算时</w:t>
             </w:r>
@@ -2545,19 +4302,23 @@
           <w:p>
             <w:pPr>
               <w:pStyle w:val="Compact"/>
-              <w:jc w:val="left"/>
-            </w:pPr>
-            <w:r>
-              <w:t xml:space="preserve">线膨胀系数 α</w:t>
-            </w:r>
-          </w:p>
-        </w:tc>
-        <w:tc>
-          <w:tcPr/>
-          <w:p>
-            <w:pPr>
-              <w:pStyle w:val="Compact"/>
-              <w:jc w:val="left"/>
+            </w:pPr>
+            <w:r>
+              <w:rPr>
+                <w:rFonts w:hint="eastAsia"/>
+              </w:rPr>
+              <w:t xml:space="preserve">线膨胀系数</w:t>
+            </w:r>
+            <w:r>
+              <w:t xml:space="preserve"> α</w:t>
+            </w:r>
+          </w:p>
+        </w:tc>
+        <w:tc>
+          <w:tcPr/>
+          <w:p>
+            <w:pPr>
+              <w:pStyle w:val="Compact"/>
             </w:pPr>
             <w:r>
               <w:t xml:space="preserve">0.000012</w:t>
@@ -2569,9 +4330,11 @@
           <w:p>
             <w:pPr>
               <w:pStyle w:val="Compact"/>
-              <w:jc w:val="left"/>
-            </w:pPr>
-            <w:r>
+            </w:pPr>
+            <w:r>
+              <w:rPr>
+                <w:rFonts w:hint="eastAsia"/>
+              </w:rPr>
               <w:t xml:space="preserve">想算温度应力时</w:t>
             </w:r>
           </w:p>
@@ -2583,22 +4346,32 @@
         <w:pStyle w:val="BlockText"/>
       </w:pPr>
       <w:r>
+        <w:rPr>
+          <w:rFonts w:hint="eastAsia"/>
+        </w:rPr>
         <w:t xml:space="preserve">后面三项在「强度验算与温度（可选）」那一组里，</w:t>
       </w:r>
       <w:r>
         <w:rPr>
-          <w:bCs/>
-          <w:b/>
+          <w:rFonts w:hint="eastAsia"/>
+          <w:b/>
+          <w:bCs/>
         </w:rPr>
         <w:t xml:space="preserve">默认不填也能算位移和内力</w:t>
       </w:r>
       <w:r>
+        <w:rPr>
+          <w:rFonts w:hint="eastAsia"/>
+        </w:rPr>
         <w:t xml:space="preserve">，</w:t>
       </w:r>
       <w:r>
         <w:t xml:space="preserve"> </w:t>
       </w:r>
       <w:r>
+        <w:rPr>
+          <w:rFonts w:hint="eastAsia"/>
+        </w:rPr>
         <w:t xml:space="preserve">只是做不了强度验算。不填就不填，软件会明确告诉你缺什么，</w:t>
       </w:r>
       <w:r>
@@ -2606,8 +4379,9 @@
       </w:r>
       <w:r>
         <w:rPr>
-          <w:bCs/>
-          <w:b/>
+          <w:rFonts w:hint="eastAsia"/>
+          <w:b/>
+          <w:bCs/>
         </w:rPr>
         <w:t xml:space="preserve">不会偷偷拿个默认值糊弄你</w:t>
       </w:r>
@@ -2621,39 +4395,150 @@
       </w:pPr>
       <w:r>
         <w:rPr>
-          <w:bCs/>
-          <w:b/>
+          <w:rFonts w:hint="eastAsia"/>
+          <w:b/>
+          <w:bCs/>
         </w:rPr>
         <w:t xml:space="preserve">截面</w:t>
       </w:r>
       <w:r>
+        <w:rPr>
+          <w:rFonts w:hint="eastAsia"/>
+        </w:rPr>
         <w:t xml:space="preserve">（杆子多粗）点「创建截面」。选一个形状（工字钢、圆管、矩形……），</w:t>
       </w:r>
       <w:r>
         <w:t xml:space="preserve"> </w:t>
       </w:r>
       <w:r>
+        <w:rPr>
+          <w:rFonts w:hint="eastAsia"/>
+        </w:rPr>
         <w:t xml:space="preserve">填几个尺寸，</w:t>
       </w:r>
       <w:r>
         <w:rPr>
-          <w:bCs/>
-          <w:b/>
+          <w:rFonts w:hint="eastAsia"/>
+          <w:b/>
+          <w:bCs/>
         </w:rPr>
         <w:t xml:space="preserve">截面特性它自己算</w:t>
       </w:r>
       <w:r>
+        <w:rPr>
+          <w:rFonts w:hint="eastAsia"/>
+        </w:rPr>
         <w:t xml:space="preserve">，还会在下面告诉你这个截面能不能做强度验算。</w:t>
       </w:r>
     </w:p>
-    <w:bookmarkEnd w:id="34"/>
-    <w:bookmarkStart w:id="35" w:name="Xcd445300e848d4cf313e939bd050309a74f441f"/>
+    <w:p>
+      <w:pPr>
+        <w:pStyle w:val="BodyText"/>
+      </w:pPr>
+      <w:r>
+        <w:rPr>
+          <w:rFonts w:hint="eastAsia"/>
+        </w:rPr>
+        <w:t xml:space="preserve">对话框里的「考虑</w:t>
+      </w:r>
+      <w:r>
+        <w:t xml:space="preserve"> Timoshenko </w:t>
+      </w:r>
+      <w:r>
+        <w:rPr>
+          <w:rFonts w:hint="eastAsia"/>
+        </w:rPr>
+        <w:t xml:space="preserve">剪切变形」默认勾选，会写入</w:t>
+      </w:r>
+      <w:r>
+        <w:t xml:space="preserve"> </w:t>
+      </w:r>
+      <w:r>
+        <w:rPr>
+          <w:rStyle w:val="VerbatimChar"/>
+        </w:rPr>
+        <w:t xml:space="preserve">Ay=Az≈5A/6</w:t>
+      </w:r>
+      <w:r>
+        <w:rPr>
+          <w:rFonts w:hint="eastAsia"/>
+        </w:rPr>
+        <w:t xml:space="preserve">；取消勾选</w:t>
+      </w:r>
+      <w:r>
+        <w:t xml:space="preserve"> </w:t>
+      </w:r>
+      <w:r>
+        <w:rPr>
+          <w:rFonts w:hint="eastAsia"/>
+        </w:rPr>
+        <w:t xml:space="preserve">则使用</w:t>
+      </w:r>
+      <w:r>
+        <w:t xml:space="preserve"> Euler-Bernoulli </w:t>
+      </w:r>
+      <w:r>
+        <w:rPr>
+          <w:rFonts w:hint="eastAsia"/>
+        </w:rPr>
+        <w:t xml:space="preserve">梁。前者适合短梁/深梁，后者适合细长梁和不带剪切面积的</w:t>
+      </w:r>
+      <w:r>
+        <w:t xml:space="preserve"> </w:t>
+      </w:r>
+      <w:r>
+        <w:rPr>
+          <w:rFonts w:hint="eastAsia"/>
+        </w:rPr>
+        <w:t xml:space="preserve">旧模型。这里是</w:t>
+      </w:r>
+      <w:r>
+        <w:rPr>
+          <w:rFonts w:hint="eastAsia"/>
+          <w:b/>
+          <w:bCs/>
+        </w:rPr>
+        <w:t xml:space="preserve">截面属性开关</w:t>
+      </w:r>
+      <w:r>
+        <w:rPr>
+          <w:rFonts w:hint="eastAsia"/>
+        </w:rPr>
+        <w:t xml:space="preserve">，不是把杆件切成</w:t>
+      </w:r>
+      <w:r>
+        <w:t xml:space="preserve"> 8 </w:t>
+      </w:r>
+      <w:r>
+        <w:rPr>
+          <w:rFonts w:hint="eastAsia"/>
+        </w:rPr>
+        <w:t xml:space="preserve">段；正常求解不会统一自动细分。</w:t>
+      </w:r>
+    </w:p>
+    <w:bookmarkEnd w:id="23"/>
+    <w:bookmarkStart w:id="24" w:name="Xcd445300e848d4cf313e939bd050309a74f441f"/>
     <w:p>
       <w:pPr>
         <w:pStyle w:val="Heading3"/>
       </w:pPr>
       <w:r>
-        <w:t xml:space="preserve">3.3 加约束和荷载（第 3 步）</w:t>
+        <w:t xml:space="preserve">3.3 </w:t>
+      </w:r>
+      <w:r>
+        <w:rPr>
+          <w:rFonts w:hint="eastAsia"/>
+        </w:rPr>
+        <w:t xml:space="preserve">加约束和荷载（第</w:t>
+      </w:r>
+      <w:r>
+        <w:t xml:space="preserve"> 3 </w:t>
+      </w:r>
+      <w:r>
+        <w:rPr>
+          <w:rFonts w:hint="eastAsia"/>
+        </w:rPr>
+        <w:t xml:space="preserve">步）</w:t>
       </w:r>
     </w:p>
     <w:p>
@@ -2661,6 +4546,9 @@
         <w:pStyle w:val="FirstParagraph"/>
       </w:pPr>
       <w:r>
+        <w:rPr>
+          <w:rFonts w:hint="eastAsia"/>
+        </w:rPr>
         <w:t xml:space="preserve">功能区</w:t>
       </w:r>
       <w:r>
@@ -2668,8 +4556,9 @@
       </w:r>
       <w:r>
         <w:rPr>
-          <w:bCs/>
-          <w:b/>
+          <w:rFonts w:hint="eastAsia"/>
+          <w:b/>
+          <w:bCs/>
         </w:rPr>
         <w:t xml:space="preserve">「载荷」</w:t>
       </w:r>
@@ -2677,87 +4566,106 @@
         <w:t xml:space="preserve"> </w:t>
       </w:r>
       <w:r>
+        <w:rPr>
+          <w:rFonts w:hint="eastAsia"/>
+        </w:rPr>
         <w:t xml:space="preserve">页。</w:t>
       </w:r>
     </w:p>
     <w:p>
       <w:pPr>
+        <w:pStyle w:val="Compact"/>
         <w:numPr>
           <w:ilvl w:val="0"/>
           <w:numId w:val="1003"/>
         </w:numPr>
+      </w:pPr>
+      <w:r>
+        <w:rPr>
+          <w:rFonts w:hint="eastAsia"/>
+          <w:b/>
+          <w:bCs/>
+        </w:rPr>
+        <w:t xml:space="preserve">「创建边界条件」</w:t>
+      </w:r>
+      <w:r>
+        <w:rPr>
+          <w:rFonts w:hint="eastAsia"/>
+        </w:rPr>
+        <w:t xml:space="preserve">＝指定哪里被固定死。柱脚一般选「固接」（完全不能动）</w:t>
+      </w:r>
+      <w:r>
+        <w:t xml:space="preserve"> </w:t>
+      </w:r>
+      <w:r>
+        <w:rPr>
+          <w:rFonts w:hint="eastAsia"/>
+        </w:rPr>
+        <w:t xml:space="preserve">或「铰接」（不能移动但能转）。</w:t>
+      </w:r>
+    </w:p>
+    <w:p>
+      <w:pPr>
         <w:pStyle w:val="Compact"/>
-      </w:pPr>
-      <w:r>
-        <w:rPr>
-          <w:bCs/>
-          <w:b/>
-        </w:rPr>
-        <w:t xml:space="preserve">「创建边界条件」</w:t>
-      </w:r>
-      <w:r>
-        <w:t xml:space="preserve">＝指定哪里被固定死。柱脚一般选「固接」（完全不能动）</w:t>
-      </w:r>
-      <w:r>
-        <w:t xml:space="preserve"> </w:t>
-      </w:r>
-      <w:r>
-        <w:t xml:space="preserve">或「铰接」（不能移动但能转）。</w:t>
-      </w:r>
-    </w:p>
-    <w:p>
-      <w:pPr>
         <w:numPr>
           <w:ilvl w:val="0"/>
           <w:numId w:val="1003"/>
         </w:numPr>
+      </w:pPr>
+      <w:r>
+        <w:rPr>
+          <w:rFonts w:hint="eastAsia"/>
+          <w:b/>
+          <w:bCs/>
+        </w:rPr>
+        <w:t xml:space="preserve">「创建载荷」</w:t>
+      </w:r>
+      <w:r>
+        <w:rPr>
+          <w:rFonts w:hint="eastAsia"/>
+        </w:rPr>
+        <w:t xml:space="preserve">＝压多重。梁上的均布荷载最常见，比如</w:t>
+      </w:r>
+      <w:r>
+        <w:t xml:space="preserve"> </w:t>
+      </w:r>
+      <w:r>
+        <w:rPr>
+          <w:rStyle w:val="VerbatimChar"/>
+        </w:rPr>
+        <w:t xml:space="preserve">20 kN/m</w:t>
+      </w:r>
+      <w:r>
+        <w:t xml:space="preserve">。</w:t>
+      </w:r>
+    </w:p>
+    <w:p>
+      <w:pPr>
         <w:pStyle w:val="Compact"/>
-      </w:pPr>
-      <w:r>
-        <w:rPr>
-          <w:bCs/>
-          <w:b/>
-        </w:rPr>
-        <w:t xml:space="preserve">「创建载荷」</w:t>
-      </w:r>
-      <w:r>
-        <w:t xml:space="preserve">＝压多重。梁上的均布荷载最常见，比如</w:t>
-      </w:r>
-      <w:r>
-        <w:t xml:space="preserve"> </w:t>
-      </w:r>
-      <w:r>
-        <w:rPr>
-          <w:rStyle w:val="VerbatimChar"/>
-        </w:rPr>
-        <w:t xml:space="preserve">20 kN/m</w:t>
-      </w:r>
-      <w:r>
-        <w:t xml:space="preserve">。</w:t>
-      </w:r>
-    </w:p>
-    <w:p>
-      <w:pPr>
         <w:numPr>
           <w:ilvl w:val="0"/>
           <w:numId w:val="1003"/>
         </w:numPr>
-        <w:pStyle w:val="Compact"/>
-      </w:pPr>
-      <w:r>
-        <w:rPr>
-          <w:bCs/>
-          <w:b/>
+      </w:pPr>
+      <w:r>
+        <w:rPr>
+          <w:rFonts w:hint="eastAsia"/>
+          <w:b/>
+          <w:bCs/>
         </w:rPr>
         <w:t xml:space="preserve">「重力」</w:t>
       </w:r>
       <w:r>
+        <w:rPr>
+          <w:rFonts w:hint="eastAsia"/>
+        </w:rPr>
         <w:t xml:space="preserve">＝自重。它按材料密度和截面面积自动算，</w:t>
       </w:r>
       <w:r>
         <w:rPr>
-          <w:bCs/>
-          <w:b/>
+          <w:rFonts w:hint="eastAsia"/>
+          <w:b/>
+          <w:bCs/>
         </w:rPr>
         <w:t xml:space="preserve">前提是你填了密度</w:t>
       </w:r>
@@ -2771,23 +4679,40 @@
       </w:pPr>
       <w:r>
         <w:rPr>
-          <w:bCs/>
-          <w:b/>
+          <w:rFonts w:hint="eastAsia"/>
+          <w:b/>
+          <w:bCs/>
         </w:rPr>
         <w:t xml:space="preserve">单位提醒</w:t>
       </w:r>
       <w:r>
+        <w:rPr>
+          <w:rFonts w:hint="eastAsia"/>
+        </w:rPr>
         <w:t xml:space="preserve">：软件默认用</w:t>
       </w:r>
       <w:r>
         <w:rPr>
-          <w:bCs/>
-          <w:b/>
+          <w:rFonts w:hint="eastAsia"/>
+          <w:b/>
+          <w:bCs/>
         </w:rPr>
         <w:t xml:space="preserve">牛顿和米</w:t>
       </w:r>
       <w:r>
-        <w:t xml:space="preserve">。你说"20 kN/m"，要填</w:t>
+        <w:rPr>
+          <w:rFonts w:hint="eastAsia"/>
+        </w:rPr>
+        <w:t xml:space="preserve">。你说"20</w:t>
+      </w:r>
+      <w:r>
+        <w:t xml:space="preserve"> </w:t>
+      </w:r>
+      <w:r>
+        <w:rPr>
+          <w:rFonts w:hint="eastAsia"/>
+        </w:rPr>
+        <w:t xml:space="preserve">kN/m"，要填</w:t>
       </w:r>
       <w:r>
         <w:t xml:space="preserve"> </w:t>
@@ -2805,17 +4730,53 @@
         <w:t xml:space="preserve"> </w:t>
       </w:r>
       <w:r>
-        <w:t xml:space="preserve">跟 AI 对话时可以直接说 kN，它会帮你换算并把换算过程写出来。</w:t>
-      </w:r>
-    </w:p>
-    <w:bookmarkEnd w:id="35"/>
-    <w:bookmarkStart w:id="36" w:name="X26781790986075940913085fb879bafa837a288"/>
+        <w:rPr>
+          <w:rFonts w:hint="eastAsia"/>
+        </w:rPr>
+        <w:t xml:space="preserve">跟</w:t>
+      </w:r>
+      <w:r>
+        <w:t xml:space="preserve"> AI </w:t>
+      </w:r>
+      <w:r>
+        <w:rPr>
+          <w:rFonts w:hint="eastAsia"/>
+        </w:rPr>
+        <w:t xml:space="preserve">对话时可以直接说</w:t>
+      </w:r>
+      <w:r>
+        <w:t xml:space="preserve"> </w:t>
+      </w:r>
+      <w:r>
+        <w:rPr>
+          <w:rFonts w:hint="eastAsia"/>
+        </w:rPr>
+        <w:t xml:space="preserve">kN，它会帮你换算并把换算过程写出来。</w:t>
+      </w:r>
+    </w:p>
+    <w:bookmarkEnd w:id="24"/>
+    <w:bookmarkStart w:id="25" w:name="X26781790986075940913085fb879bafa837a288"/>
     <w:p>
       <w:pPr>
         <w:pStyle w:val="Heading3"/>
       </w:pPr>
       <w:r>
-        <w:t xml:space="preserve">3.4 校验与求解（第 3、4 步）</w:t>
+        <w:t xml:space="preserve">3.4 </w:t>
+      </w:r>
+      <w:r>
+        <w:rPr>
+          <w:rFonts w:hint="eastAsia"/>
+        </w:rPr>
+        <w:t xml:space="preserve">校验与求解（第</w:t>
+      </w:r>
+      <w:r>
+        <w:t xml:space="preserve"> 3、4 </w:t>
+      </w:r>
+      <w:r>
+        <w:rPr>
+          <w:rFonts w:hint="eastAsia"/>
+        </w:rPr>
+        <w:t xml:space="preserve">步）</w:t>
       </w:r>
     </w:p>
     <w:p>
@@ -2823,6 +4784,9 @@
         <w:pStyle w:val="FirstParagraph"/>
       </w:pPr>
       <w:r>
+        <w:rPr>
+          <w:rFonts w:hint="eastAsia"/>
+        </w:rPr>
         <w:t xml:space="preserve">点</w:t>
       </w:r>
       <w:r>
@@ -2830,12 +4794,23 @@
       </w:r>
       <w:r>
         <w:rPr>
-          <w:bCs/>
-          <w:b/>
-        </w:rPr>
-        <w:t xml:space="preserve">「3 校验」</w:t>
-      </w:r>
-      <w:r>
+          <w:b/>
+          <w:bCs/>
+        </w:rPr>
+        <w:t xml:space="preserve">「3 </w:t>
+      </w:r>
+      <w:r>
+        <w:rPr>
+          <w:rFonts w:hint="eastAsia"/>
+          <w:b/>
+          <w:bCs/>
+        </w:rPr>
+        <w:t xml:space="preserve">校验」</w:t>
+      </w:r>
+      <w:r>
+        <w:rPr>
+          <w:rFonts w:hint="eastAsia"/>
+        </w:rPr>
         <w:t xml:space="preserve">。它会检查：有没有杆子悬空、有没有地方没固定、材料截面有没有漏指派。</w:t>
       </w:r>
       <w:r>
@@ -2843,8 +4818,9 @@
       </w:r>
       <w:r>
         <w:rPr>
-          <w:bCs/>
-          <w:b/>
+          <w:rFonts w:hint="eastAsia"/>
+          <w:b/>
+          <w:bCs/>
         </w:rPr>
         <w:t xml:space="preserve">有问题会用中文列出来，指明是哪个节点、哪个方向。</w:t>
       </w:r>
@@ -2854,6 +4830,9 @@
         <w:pStyle w:val="BodyText"/>
       </w:pPr>
       <w:r>
+        <w:rPr>
+          <w:rFonts w:hint="eastAsia"/>
+        </w:rPr>
         <w:t xml:space="preserve">校验过了点</w:t>
       </w:r>
       <w:r>
@@ -2861,12 +4840,23 @@
       </w:r>
       <w:r>
         <w:rPr>
-          <w:bCs/>
-          <w:b/>
-        </w:rPr>
-        <w:t xml:space="preserve">「4 求解」</w:t>
-      </w:r>
-      <w:r>
+          <w:b/>
+          <w:bCs/>
+        </w:rPr>
+        <w:t xml:space="preserve">「4 </w:t>
+      </w:r>
+      <w:r>
+        <w:rPr>
+          <w:rFonts w:hint="eastAsia"/>
+          <w:b/>
+          <w:bCs/>
+        </w:rPr>
+        <w:t xml:space="preserve">求解」</w:t>
+      </w:r>
+      <w:r>
+        <w:rPr>
+          <w:rFonts w:hint="eastAsia"/>
+        </w:rPr>
         <w:t xml:space="preserve">（F5）。</w:t>
       </w:r>
     </w:p>
@@ -2876,24 +4866,41 @@
       </w:pPr>
       <w:r>
         <w:rPr>
-          <w:bCs/>
-          <w:b/>
+          <w:rFonts w:hint="eastAsia"/>
+          <w:b/>
+          <w:bCs/>
         </w:rPr>
         <w:t xml:space="preserve">如果报"结构成为机构"</w:t>
       </w:r>
       <w:r>
+        <w:rPr>
+          <w:rFonts w:hint="eastAsia"/>
+        </w:rPr>
         <w:t xml:space="preserve">：意思是这个架子没被固定住，会整体飘走或转动。</w:t>
       </w:r>
       <w:r>
         <w:t xml:space="preserve"> </w:t>
       </w:r>
       <w:r>
-        <w:t xml:space="preserve">点「分析 → 模型检查」，它会告诉你</w:t>
-      </w:r>
-      <w:r>
-        <w:rPr>
-          <w:bCs/>
-          <w:b/>
+        <w:rPr>
+          <w:rFonts w:hint="eastAsia"/>
+        </w:rPr>
+        <w:t xml:space="preserve">点「分析</w:t>
+      </w:r>
+      <w:r>
+        <w:t xml:space="preserve"> → </w:t>
+      </w:r>
+      <w:r>
+        <w:rPr>
+          <w:rFonts w:hint="eastAsia"/>
+        </w:rPr>
+        <w:t xml:space="preserve">模型检查」，它会告诉你</w:t>
+      </w:r>
+      <w:r>
+        <w:rPr>
+          <w:rFonts w:hint="eastAsia"/>
+          <w:b/>
+          <w:bCs/>
         </w:rPr>
         <w:t xml:space="preserve">是哪些节点的哪些方向缺约束</w:t>
       </w:r>
@@ -2901,14 +4908,29 @@
         <w:t xml:space="preserve">。</w:t>
       </w:r>
     </w:p>
-    <w:bookmarkEnd w:id="36"/>
-    <w:bookmarkStart w:id="46" w:name="X8a17ca255b3f2551dbdd95ab891a5e6ce3af048"/>
+    <w:bookmarkEnd w:id="25"/>
+    <w:bookmarkStart w:id="35" w:name="X8a17ca255b3f2551dbdd95ab891a5e6ce3af048"/>
     <w:p>
       <w:pPr>
         <w:pStyle w:val="Heading3"/>
       </w:pPr>
       <w:r>
-        <w:t xml:space="preserve">3.5 看结果与校核（第 5 步）</w:t>
+        <w:t xml:space="preserve">3.5 </w:t>
+      </w:r>
+      <w:r>
+        <w:rPr>
+          <w:rFonts w:hint="eastAsia"/>
+        </w:rPr>
+        <w:t xml:space="preserve">看结果与校核（第</w:t>
+      </w:r>
+      <w:r>
+        <w:t xml:space="preserve"> 5 </w:t>
+      </w:r>
+      <w:r>
+        <w:rPr>
+          <w:rFonts w:hint="eastAsia"/>
+        </w:rPr>
+        <w:t xml:space="preserve">步）</w:t>
       </w:r>
     </w:p>
     <w:p>
@@ -2916,6 +4938,9 @@
         <w:pStyle w:val="FirstParagraph"/>
       </w:pPr>
       <w:r>
+        <w:rPr>
+          <w:rFonts w:hint="eastAsia"/>
+        </w:rPr>
         <w:t xml:space="preserve">功能区</w:t>
       </w:r>
       <w:r>
@@ -2923,8 +4948,9 @@
       </w:r>
       <w:r>
         <w:rPr>
-          <w:bCs/>
-          <w:b/>
+          <w:rFonts w:hint="eastAsia"/>
+          <w:b/>
+          <w:bCs/>
         </w:rPr>
         <w:t xml:space="preserve">「结果」</w:t>
       </w:r>
@@ -2932,6 +4958,9 @@
         <w:t xml:space="preserve"> </w:t>
       </w:r>
       <w:r>
+        <w:rPr>
+          <w:rFonts w:hint="eastAsia"/>
+        </w:rPr>
         <w:t xml:space="preserve">页，从左到右：</w:t>
       </w:r>
     </w:p>
@@ -2944,18 +4973,18 @@
           <wp:inline>
             <wp:extent cx="5334000" cy="3167062"/>
             <wp:effectExtent b="0" l="0" r="0" t="0"/>
-            <wp:docPr descr="结果页功能区" title="" id="38" name="Picture"/>
+            <wp:docPr descr="结果页功能区" title="" id="27" name="Picture"/>
             <a:graphic>
               <a:graphicData uri="http://schemas.openxmlformats.org/drawingml/2006/picture">
                 <pic:pic>
                   <pic:nvPicPr>
-                    <pic:cNvPr descr="手册图/02-结果页功能区.png" id="39" name="Picture"/>
+                    <pic:cNvPr descr="手册图/02-结果页功能区.png" id="28" name="Picture"/>
                     <pic:cNvPicPr>
                       <a:picLocks noChangeArrowheads="1" noChangeAspect="1"/>
                     </pic:cNvPicPr>
                   </pic:nvPicPr>
                   <pic:blipFill>
-                    <a:blip r:embed="rId37"/>
+                    <a:blip r:embed="rId26"/>
                     <a:stretch>
                       <a:fillRect/>
                     </a:stretch>
@@ -2987,7 +5016,6 @@
         <w:tblStyle w:val="Table"/>
         <w:tblW w:type="auto" w:w="0"/>
         <w:tblLook w:firstRow="1" w:lastRow="0" w:firstColumn="0" w:lastColumn="0" w:noHBand="0" w:noVBand="0" w:val="0020"/>
-        <w:jc w:val="start"/>
       </w:tblPr>
       <w:tblGrid>
         <w:gridCol w:w="3960"/>
@@ -2995,16 +5023,18 @@
       </w:tblGrid>
       <w:tr>
         <w:trPr>
-          <w:tblHeader w:val="true"/>
+          <w:tblHeader w:val="on"/>
         </w:trPr>
         <w:tc>
           <w:tcPr/>
           <w:p>
             <w:pPr>
               <w:pStyle w:val="Compact"/>
-              <w:jc w:val="left"/>
-            </w:pPr>
-            <w:r>
+            </w:pPr>
+            <w:r>
+              <w:rPr>
+                <w:rFonts w:hint="eastAsia"/>
+              </w:rPr>
               <w:t xml:space="preserve">按钮</w:t>
             </w:r>
           </w:p>
@@ -3014,9 +5044,11 @@
           <w:p>
             <w:pPr>
               <w:pStyle w:val="Compact"/>
-              <w:jc w:val="left"/>
-            </w:pPr>
-            <w:r>
+            </w:pPr>
+            <w:r>
+              <w:rPr>
+                <w:rFonts w:hint="eastAsia"/>
+              </w:rPr>
               <w:t xml:space="preserve">回答什么问题</w:t>
             </w:r>
           </w:p>
@@ -3028,9 +5060,11 @@
           <w:p>
             <w:pPr>
               <w:pStyle w:val="Compact"/>
-              <w:jc w:val="left"/>
-            </w:pPr>
-            <w:r>
+            </w:pPr>
+            <w:r>
+              <w:rPr>
+                <w:rFonts w:hint="eastAsia"/>
+              </w:rPr>
               <w:t xml:space="preserve">内力分量</w:t>
             </w:r>
           </w:p>
@@ -3040,19 +5074,25 @@
           <w:p>
             <w:pPr>
               <w:pStyle w:val="Compact"/>
-              <w:jc w:val="left"/>
-            </w:pPr>
-            <w:r>
+            </w:pPr>
+            <w:r>
+              <w:rPr>
+                <w:rFonts w:hint="eastAsia"/>
+              </w:rPr>
               <w:t xml:space="preserve">换一个力来看（轴力/剪力/弯矩/</w:t>
             </w:r>
             <w:r>
               <w:rPr>
+                <w:rFonts w:hint="eastAsia"/>
+                <w:b/>
                 <w:bCs/>
-                <w:b/>
               </w:rPr>
               <w:t xml:space="preserve">应力</w:t>
             </w:r>
             <w:r>
+              <w:rPr>
+                <w:rFonts w:hint="eastAsia"/>
+              </w:rPr>
               <w:t xml:space="preserve">）</w:t>
             </w:r>
           </w:p>
@@ -3064,9 +5104,11 @@
           <w:p>
             <w:pPr>
               <w:pStyle w:val="Compact"/>
-              <w:jc w:val="left"/>
-            </w:pPr>
-            <w:r>
+            </w:pPr>
+            <w:r>
+              <w:rPr>
+                <w:rFonts w:hint="eastAsia"/>
+              </w:rPr>
               <w:t xml:space="preserve">内力图</w:t>
             </w:r>
           </w:p>
@@ -3076,9 +5118,11 @@
           <w:p>
             <w:pPr>
               <w:pStyle w:val="Compact"/>
-              <w:jc w:val="left"/>
-            </w:pPr>
-            <w:r>
+            </w:pPr>
+            <w:r>
+              <w:rPr>
+                <w:rFonts w:hint="eastAsia"/>
+              </w:rPr>
               <w:t xml:space="preserve">沿着一根杆子画一条曲线，看峰值在哪</w:t>
             </w:r>
           </w:p>
@@ -3090,9 +5134,11 @@
           <w:p>
             <w:pPr>
               <w:pStyle w:val="Compact"/>
-              <w:jc w:val="left"/>
-            </w:pPr>
-            <w:r>
+            </w:pPr>
+            <w:r>
+              <w:rPr>
+                <w:rFonts w:hint="eastAsia"/>
+              </w:rPr>
               <w:t xml:space="preserve">最大挠度</w:t>
             </w:r>
           </w:p>
@@ -3102,9 +5148,11 @@
           <w:p>
             <w:pPr>
               <w:pStyle w:val="Compact"/>
-              <w:jc w:val="left"/>
-            </w:pPr>
-            <w:r>
+            </w:pPr>
+            <w:r>
+              <w:rPr>
+                <w:rFonts w:hint="eastAsia"/>
+              </w:rPr>
               <w:t xml:space="preserve">最不利的那根杆弯了多少</w:t>
             </w:r>
           </w:p>
@@ -3116,9 +5164,11 @@
           <w:p>
             <w:pPr>
               <w:pStyle w:val="Compact"/>
-              <w:jc w:val="left"/>
-            </w:pPr>
-            <w:r>
+            </w:pPr>
+            <w:r>
+              <w:rPr>
+                <w:rFonts w:hint="eastAsia"/>
+              </w:rPr>
               <w:t xml:space="preserve">包络</w:t>
             </w:r>
           </w:p>
@@ -3128,9 +5178,11 @@
           <w:p>
             <w:pPr>
               <w:pStyle w:val="Compact"/>
-              <w:jc w:val="left"/>
-            </w:pPr>
-            <w:r>
+            </w:pPr>
+            <w:r>
+              <w:rPr>
+                <w:rFonts w:hint="eastAsia"/>
+              </w:rPr>
               <w:t xml:space="preserve">多个工况里，每个位置最不利的是哪一个</w:t>
             </w:r>
           </w:p>
@@ -3142,28 +5194,28 @@
           <w:p>
             <w:pPr>
               <w:pStyle w:val="Compact"/>
-              <w:jc w:val="left"/>
-            </w:pPr>
-            <w:r>
-              <w:rPr>
+            </w:pPr>
+            <w:r>
+              <w:rPr>
+                <w:rFonts w:hint="eastAsia"/>
+                <w:b/>
                 <w:bCs/>
+              </w:rPr>
+              <w:t xml:space="preserve">强度验算</w:t>
+            </w:r>
+          </w:p>
+        </w:tc>
+        <w:tc>
+          <w:tcPr/>
+          <w:p>
+            <w:pPr>
+              <w:pStyle w:val="Compact"/>
+            </w:pPr>
+            <w:r>
+              <w:rPr>
+                <w:rFonts w:hint="eastAsia"/>
                 <w:b/>
-              </w:rPr>
-              <w:t xml:space="preserve">强度验算</w:t>
-            </w:r>
-          </w:p>
-        </w:tc>
-        <w:tc>
-          <w:tcPr/>
-          <w:p>
-            <w:pPr>
-              <w:pStyle w:val="Compact"/>
-              <w:jc w:val="left"/>
-            </w:pPr>
-            <w:r>
-              <w:rPr>
                 <w:bCs/>
-                <w:b/>
               </w:rPr>
               <w:t xml:space="preserve">够不够结实</w:t>
             </w:r>
@@ -3176,9 +5228,11 @@
           <w:p>
             <w:pPr>
               <w:pStyle w:val="Compact"/>
-              <w:jc w:val="left"/>
-            </w:pPr>
-            <w:r>
+            </w:pPr>
+            <w:r>
+              <w:rPr>
+                <w:rFonts w:hint="eastAsia"/>
+              </w:rPr>
               <w:t xml:space="preserve">对称性</w:t>
             </w:r>
           </w:p>
@@ -3188,9 +5242,11 @@
           <w:p>
             <w:pPr>
               <w:pStyle w:val="Compact"/>
-              <w:jc w:val="left"/>
-            </w:pPr>
-            <w:r>
+            </w:pPr>
+            <w:r>
+              <w:rPr>
+                <w:rFonts w:hint="eastAsia"/>
+              </w:rPr>
               <w:t xml:space="preserve">结构对称吗？顺便自我检查算得对不对</w:t>
             </w:r>
           </w:p>
@@ -3202,9 +5258,11 @@
           <w:p>
             <w:pPr>
               <w:pStyle w:val="Compact"/>
-              <w:jc w:val="left"/>
-            </w:pPr>
-            <w:r>
+            </w:pPr>
+            <w:r>
+              <w:rPr>
+                <w:rFonts w:hint="eastAsia"/>
+              </w:rPr>
               <w:t xml:space="preserve">编号与存储</w:t>
             </w:r>
           </w:p>
@@ -3214,9 +5272,11 @@
           <w:p>
             <w:pPr>
               <w:pStyle w:val="Compact"/>
-              <w:jc w:val="left"/>
-            </w:pPr>
-            <w:r>
+            </w:pPr>
+            <w:r>
+              <w:rPr>
+                <w:rFonts w:hint="eastAsia"/>
+              </w:rPr>
               <w:t xml:space="preserve">课程里讲的带宽与存储方案对比</w:t>
             </w:r>
           </w:p>
@@ -3228,9 +5288,11 @@
           <w:p>
             <w:pPr>
               <w:pStyle w:val="Compact"/>
-              <w:jc w:val="left"/>
-            </w:pPr>
-            <w:r>
+            </w:pPr>
+            <w:r>
+              <w:rPr>
+                <w:rFonts w:hint="eastAsia"/>
+              </w:rPr>
               <w:t xml:space="preserve">报告</w:t>
             </w:r>
           </w:p>
@@ -3240,14 +5302,29 @@
           <w:p>
             <w:pPr>
               <w:pStyle w:val="Compact"/>
-              <w:jc w:val="left"/>
-            </w:pPr>
-            <w:r>
-              <w:rPr>
+            </w:pPr>
+            <w:r>
+              <w:rPr>
+                <w:rFonts w:hint="eastAsia"/>
+                <w:b/>
                 <w:bCs/>
+              </w:rPr>
+              <w:t xml:space="preserve">一键出</w:t>
+            </w:r>
+            <w:r>
+              <w:rPr>
                 <w:b/>
-              </w:rPr>
-              <w:t xml:space="preserve">一键出 Word 计算书</w:t>
+                <w:bCs/>
+              </w:rPr>
+              <w:t xml:space="preserve"> Word </w:t>
+            </w:r>
+            <w:r>
+              <w:rPr>
+                <w:rFonts w:hint="eastAsia"/>
+                <w:b/>
+                <w:bCs/>
+              </w:rPr>
+              <w:t xml:space="preserve">计算书</w:t>
             </w:r>
           </w:p>
         </w:tc>
@@ -3258,6 +5335,9 @@
         <w:pStyle w:val="BodyText"/>
       </w:pPr>
       <w:r>
+        <w:rPr>
+          <w:rFonts w:hint="eastAsia"/>
+        </w:rPr>
         <w:t xml:space="preserve">点</w:t>
       </w:r>
       <w:r>
@@ -3265,22 +5345,30 @@
       </w:r>
       <w:r>
         <w:rPr>
-          <w:bCs/>
-          <w:b/>
+          <w:rFonts w:hint="eastAsia"/>
+          <w:b/>
+          <w:bCs/>
         </w:rPr>
         <w:t xml:space="preserve">「强度验算」</w:t>
       </w:r>
       <w:r>
+        <w:rPr>
+          <w:rFonts w:hint="eastAsia"/>
+        </w:rPr>
         <w:t xml:space="preserve">，下面会出来一张表，</w:t>
       </w:r>
       <w:r>
         <w:rPr>
-          <w:bCs/>
-          <w:b/>
+          <w:rFonts w:hint="eastAsia"/>
+          <w:b/>
+          <w:bCs/>
         </w:rPr>
         <w:t xml:space="preserve">一行一根杆</w:t>
       </w:r>
       <w:r>
+        <w:rPr>
+          <w:rFonts w:hint="eastAsia"/>
+        </w:rPr>
         <w:t xml:space="preserve">：</w:t>
       </w:r>
     </w:p>
@@ -3293,18 +5381,18 @@
           <wp:inline>
             <wp:extent cx="5334000" cy="3167062"/>
             <wp:effectExtent b="0" l="0" r="0" t="0"/>
-            <wp:docPr descr="强度验算结果" title="" id="41" name="Picture"/>
+            <wp:docPr descr="强度验算结果" title="" id="30" name="Picture"/>
             <a:graphic>
               <a:graphicData uri="http://schemas.openxmlformats.org/drawingml/2006/picture">
                 <pic:pic>
                   <pic:nvPicPr>
-                    <pic:cNvPr descr="手册图/03-强度验算结果.png" id="42" name="Picture"/>
+                    <pic:cNvPr descr="手册图/03-强度验算结果.png" id="31" name="Picture"/>
                     <pic:cNvPicPr>
                       <a:picLocks noChangeArrowheads="1" noChangeAspect="1"/>
                     </pic:cNvPicPr>
                   </pic:nvPicPr>
                   <pic:blipFill>
-                    <a:blip r:embed="rId40"/>
+                    <a:blip r:embed="rId29"/>
                     <a:stretch>
                       <a:fillRect/>
                     </a:stretch>
@@ -3336,110 +5424,171 @@
         <w:pStyle w:val="BodyText"/>
       </w:pPr>
       <w:r>
+        <w:rPr>
+          <w:rFonts w:hint="eastAsia"/>
+        </w:rPr>
         <w:t xml:space="preserve">怎么读这张表：</w:t>
       </w:r>
     </w:p>
     <w:p>
       <w:pPr>
+        <w:pStyle w:val="Compact"/>
         <w:numPr>
           <w:ilvl w:val="0"/>
           <w:numId w:val="1004"/>
         </w:numPr>
+      </w:pPr>
+      <w:r>
+        <w:rPr>
+          <w:rFonts w:hint="eastAsia"/>
+          <w:b/>
+          <w:bCs/>
+        </w:rPr>
+        <w:t xml:space="preserve">应力比</w:t>
+      </w:r>
+      <w:r>
+        <w:rPr>
+          <w:b/>
+          <w:bCs/>
+        </w:rPr>
+        <w:t xml:space="preserve"> σ/[σ]</w:t>
+      </w:r>
+      <w:r>
+        <w:rPr>
+          <w:rFonts w:hint="eastAsia"/>
+        </w:rPr>
+        <w:t xml:space="preserve">：小于</w:t>
+      </w:r>
+      <w:r>
+        <w:t xml:space="preserve"> 1 </w:t>
+      </w:r>
+      <w:r>
+        <w:rPr>
+          <w:rFonts w:hint="eastAsia"/>
+        </w:rPr>
+        <w:t xml:space="preserve">就是够结实。0.76</w:t>
+      </w:r>
+      <w:r>
+        <w:t xml:space="preserve"> </w:t>
+      </w:r>
+      <w:r>
+        <w:rPr>
+          <w:rFonts w:hint="eastAsia"/>
+        </w:rPr>
+        <w:t xml:space="preserve">表示用掉了</w:t>
+      </w:r>
+      <w:r>
+        <w:t xml:space="preserve"> 76% </w:t>
+      </w:r>
+      <w:r>
+        <w:rPr>
+          <w:rFonts w:hint="eastAsia"/>
+        </w:rPr>
+        <w:t xml:space="preserve">的余量。</w:t>
+      </w:r>
+    </w:p>
+    <w:p>
+      <w:pPr>
         <w:pStyle w:val="Compact"/>
-      </w:pPr>
-      <w:r>
-        <w:rPr>
-          <w:bCs/>
-          <w:b/>
-        </w:rPr>
-        <w:t xml:space="preserve">应力比 σ/[σ]</w:t>
-      </w:r>
-      <w:r>
-        <w:t xml:space="preserve">：小于 1 就是够结实。0.76 表示用掉了 76% 的余量。</w:t>
-      </w:r>
-    </w:p>
-    <w:p>
-      <w:pPr>
         <w:numPr>
           <w:ilvl w:val="0"/>
           <w:numId w:val="1004"/>
         </w:numPr>
+      </w:pPr>
+      <w:r>
+        <w:rPr>
+          <w:rFonts w:hint="eastAsia"/>
+          <w:b/>
+          <w:bCs/>
+        </w:rPr>
+        <w:t xml:space="preserve">结论那一列有三种，不是两种</w:t>
+      </w:r>
+      <w:r>
+        <w:rPr>
+          <w:rFonts w:hint="eastAsia"/>
+        </w:rPr>
+        <w:t xml:space="preserve">：</w:t>
+      </w:r>
+    </w:p>
+    <w:p>
+      <w:pPr>
         <w:pStyle w:val="Compact"/>
-      </w:pPr>
-      <w:r>
-        <w:rPr>
-          <w:bCs/>
-          <w:b/>
-        </w:rPr>
-        <w:t xml:space="preserve">结论那一列有三种，不是两种</w:t>
-      </w:r>
-      <w:r>
-        <w:t xml:space="preserve">：</w:t>
-      </w:r>
-    </w:p>
-    <w:p>
-      <w:pPr>
         <w:numPr>
           <w:ilvl w:val="1"/>
           <w:numId w:val="1005"/>
         </w:numPr>
+      </w:pPr>
+      <w:r>
+        <w:rPr>
+          <w:rFonts w:hint="eastAsia"/>
+          <w:b/>
+          <w:bCs/>
+        </w:rPr>
+        <w:t xml:space="preserve">通过</w:t>
+      </w:r>
+      <w:r>
+        <w:t xml:space="preserve"> </w:t>
+      </w:r>
+      <w:r>
+        <w:t xml:space="preserve">—— </w:t>
+      </w:r>
+      <w:r>
+        <w:rPr>
+          <w:rFonts w:hint="eastAsia"/>
+        </w:rPr>
+        <w:t xml:space="preserve">没问题</w:t>
+      </w:r>
+    </w:p>
+    <w:p>
+      <w:pPr>
         <w:pStyle w:val="Compact"/>
-      </w:pPr>
-      <w:r>
-        <w:rPr>
-          <w:bCs/>
-          <w:b/>
-        </w:rPr>
-        <w:t xml:space="preserve">通过</w:t>
-      </w:r>
-      <w:r>
-        <w:t xml:space="preserve"> </w:t>
-      </w:r>
-      <w:r>
-        <w:t xml:space="preserve">—— 没问题</w:t>
-      </w:r>
-    </w:p>
-    <w:p>
-      <w:pPr>
         <w:numPr>
           <w:ilvl w:val="1"/>
           <w:numId w:val="1005"/>
         </w:numPr>
+      </w:pPr>
+      <w:r>
+        <w:rPr>
+          <w:rFonts w:hint="eastAsia"/>
+          <w:b/>
+          <w:bCs/>
+        </w:rPr>
+        <w:t xml:space="preserve">超限</w:t>
+      </w:r>
+      <w:r>
+        <w:t xml:space="preserve"> </w:t>
+      </w:r>
+      <w:r>
+        <w:t xml:space="preserve">—— </w:t>
+      </w:r>
+      <w:r>
+        <w:rPr>
+          <w:rFonts w:hint="eastAsia"/>
+        </w:rPr>
+        <w:t xml:space="preserve">真的不够，行会标</w:t>
+      </w:r>
+      <w:r>
+        <w:rPr>
+          <w:rFonts w:hint="eastAsia"/>
+          <w:b/>
+          <w:bCs/>
+        </w:rPr>
+        <w:t xml:space="preserve">红</w:t>
+      </w:r>
+    </w:p>
+    <w:p>
+      <w:pPr>
         <w:pStyle w:val="Compact"/>
-      </w:pPr>
-      <w:r>
-        <w:rPr>
-          <w:bCs/>
-          <w:b/>
-        </w:rPr>
-        <w:t xml:space="preserve">超限</w:t>
-      </w:r>
-      <w:r>
-        <w:t xml:space="preserve"> </w:t>
-      </w:r>
-      <w:r>
-        <w:t xml:space="preserve">—— 真的不够，行会标</w:t>
-      </w:r>
-      <w:r>
-        <w:rPr>
-          <w:bCs/>
-          <w:b/>
-        </w:rPr>
-        <w:t xml:space="preserve">红</w:t>
-      </w:r>
-    </w:p>
-    <w:p>
-      <w:pPr>
         <w:numPr>
           <w:ilvl w:val="1"/>
           <w:numId w:val="1005"/>
         </w:numPr>
-        <w:pStyle w:val="Compact"/>
-      </w:pPr>
-      <w:r>
-        <w:rPr>
-          <w:bCs/>
-          <w:b/>
+      </w:pPr>
+      <w:r>
+        <w:rPr>
+          <w:rFonts w:hint="eastAsia"/>
+          <w:b/>
+          <w:bCs/>
         </w:rPr>
         <w:t xml:space="preserve">稳定判不了</w:t>
       </w:r>
@@ -3447,38 +5596,56 @@
         <w:t xml:space="preserve"> </w:t>
       </w:r>
       <w:r>
-        <w:t xml:space="preserve">—— 行标</w:t>
-      </w:r>
-      <w:r>
-        <w:rPr>
-          <w:bCs/>
-          <w:b/>
+        <w:t xml:space="preserve">—— </w:t>
+      </w:r>
+      <w:r>
+        <w:rPr>
+          <w:rFonts w:hint="eastAsia"/>
+        </w:rPr>
+        <w:t xml:space="preserve">行标</w:t>
+      </w:r>
+      <w:r>
+        <w:rPr>
+          <w:rFonts w:hint="eastAsia"/>
+          <w:b/>
+          <w:bCs/>
         </w:rPr>
         <w:t xml:space="preserve">琥珀色</w:t>
       </w:r>
       <w:r>
+        <w:rPr>
+          <w:rFonts w:hint="eastAsia"/>
+        </w:rPr>
         <w:t xml:space="preserve">。这根杆又短又粗，</w:t>
       </w:r>
       <w:r>
         <w:t xml:space="preserve"> </w:t>
       </w:r>
       <w:r>
+        <w:rPr>
+          <w:rFonts w:hint="eastAsia"/>
+        </w:rPr>
         <w:t xml:space="preserve">教科书里那个欧拉公式在它身上</w:t>
       </w:r>
       <w:r>
         <w:rPr>
-          <w:bCs/>
-          <w:b/>
+          <w:rFonts w:hint="eastAsia"/>
+          <w:b/>
+          <w:bCs/>
         </w:rPr>
         <w:t xml:space="preserve">不适用</w:t>
       </w:r>
       <w:r>
+        <w:rPr>
+          <w:rFonts w:hint="eastAsia"/>
+        </w:rPr>
         <w:t xml:space="preserve">，所以软件</w:t>
       </w:r>
       <w:r>
         <w:rPr>
-          <w:bCs/>
-          <w:b/>
+          <w:rFonts w:hint="eastAsia"/>
+          <w:b/>
+          <w:bCs/>
         </w:rPr>
         <w:t xml:space="preserve">既不说它行、也不说它不行</w:t>
       </w:r>
@@ -3489,6 +5656,9 @@
         <w:t xml:space="preserve"> </w:t>
       </w:r>
       <w:r>
+        <w:rPr>
+          <w:rFonts w:hint="eastAsia"/>
+        </w:rPr>
         <w:t xml:space="preserve">这不是软件坏了，是它在诚实地说"这个方法回答不了这个问题"。</w:t>
       </w:r>
     </w:p>
@@ -3497,12 +5667,16 @@
         <w:pStyle w:val="BlockText"/>
       </w:pPr>
       <w:r>
+        <w:rPr>
+          <w:rFonts w:hint="eastAsia"/>
+        </w:rPr>
         <w:t xml:space="preserve">这一点值得记住：</w:t>
       </w:r>
       <w:r>
         <w:rPr>
-          <w:bCs/>
-          <w:b/>
+          <w:rFonts w:hint="eastAsia"/>
+          <w:b/>
+          <w:bCs/>
         </w:rPr>
         <w:t xml:space="preserve">这个软件宁可说"我判不了"，也不给你一个来路不明的数。</w:t>
       </w:r>
@@ -3510,12 +5684,18 @@
         <w:t xml:space="preserve"> </w:t>
       </w:r>
       <w:r>
+        <w:rPr>
+          <w:rFonts w:hint="eastAsia"/>
+        </w:rPr>
         <w:t xml:space="preserve">缺许用应力就拒绝做强度验算，截面缺尺寸就拒绝画应力云图——</w:t>
       </w:r>
       <w:r>
         <w:t xml:space="preserve"> </w:t>
       </w:r>
       <w:r>
+        <w:rPr>
+          <w:rFonts w:hint="eastAsia"/>
+        </w:rPr>
         <w:t xml:space="preserve">都会明确告诉你缺什么、去哪儿补。</w:t>
       </w:r>
     </w:p>
@@ -3524,6 +5704,9 @@
         <w:pStyle w:val="FirstParagraph"/>
       </w:pPr>
       <w:r>
+        <w:rPr>
+          <w:rFonts w:hint="eastAsia"/>
+        </w:rPr>
         <w:t xml:space="preserve">材料填了许用应力、截面又是按尺寸建的，就能把云图切到</w:t>
       </w:r>
       <w:r>
@@ -3531,18 +5714,24 @@
       </w:r>
       <w:r>
         <w:rPr>
-          <w:bCs/>
-          <w:b/>
+          <w:b/>
+          <w:bCs/>
         </w:rPr>
         <w:t xml:space="preserve">σ</w:t>
       </w:r>
       <w:r>
+        <w:rPr>
+          <w:rFonts w:hint="eastAsia"/>
+        </w:rPr>
         <w:t xml:space="preserve">，</w:t>
       </w:r>
       <w:r>
         <w:t xml:space="preserve"> </w:t>
       </w:r>
       <w:r>
+        <w:rPr>
+          <w:rFonts w:hint="eastAsia"/>
+        </w:rPr>
         <w:t xml:space="preserve">直接看每根杆上的正应力分布：</w:t>
       </w:r>
     </w:p>
@@ -3555,18 +5744,18 @@
           <wp:inline>
             <wp:extent cx="5334000" cy="3879272"/>
             <wp:effectExtent b="0" l="0" r="0" t="0"/>
-            <wp:docPr descr="应力云图" title="" id="44" name="Picture"/>
+            <wp:docPr descr="应力云图" title="" id="33" name="Picture"/>
             <a:graphic>
               <a:graphicData uri="http://schemas.openxmlformats.org/drawingml/2006/picture">
                 <pic:pic>
                   <pic:nvPicPr>
-                    <pic:cNvPr descr="手册图/05-应力云图.png" id="45" name="Picture"/>
+                    <pic:cNvPr descr="手册图/05-应力云图.png" id="34" name="Picture"/>
                     <pic:cNvPicPr>
                       <a:picLocks noChangeArrowheads="1" noChangeAspect="1"/>
                     </pic:cNvPicPr>
                   </pic:nvPicPr>
                   <pic:blipFill>
-                    <a:blip r:embed="rId43"/>
+                    <a:blip r:embed="rId32"/>
                     <a:stretch>
                       <a:fillRect/>
                     </a:stretch>
@@ -3598,23 +5787,35 @@
         <w:pStyle w:val="BodyText"/>
       </w:pPr>
       <w:r>
+        <w:rPr>
+          <w:rFonts w:hint="eastAsia"/>
+        </w:rPr>
         <w:t xml:space="preserve">红的地方应力高，蓝的地方低。右边色标上那条刻度就是数值对照。</w:t>
       </w:r>
       <w:r>
         <w:t xml:space="preserve"> </w:t>
       </w:r>
       <w:r>
+        <w:rPr>
+          <w:rFonts w:hint="eastAsia"/>
+        </w:rPr>
         <w:t xml:space="preserve">看到某根杆整根发红，再回头去看强度验算表里它那一行，两处应该对得上。</w:t>
       </w:r>
     </w:p>
-    <w:bookmarkEnd w:id="46"/>
-    <w:bookmarkStart w:id="47" w:name="Xc13fa3e170c44eb8f0ec7af0f2e8f8020431b82"/>
+    <w:bookmarkEnd w:id="35"/>
+    <w:bookmarkStart w:id="36" w:name="Xc13fa3e170c44eb8f0ec7af0f2e8f8020431b82"/>
     <w:p>
       <w:pPr>
         <w:pStyle w:val="Heading3"/>
       </w:pPr>
       <w:r>
-        <w:t xml:space="preserve">3.6 出报告</w:t>
+        <w:t xml:space="preserve">3.6 </w:t>
+      </w:r>
+      <w:r>
+        <w:rPr>
+          <w:rFonts w:hint="eastAsia"/>
+        </w:rPr>
+        <w:t xml:space="preserve">出报告</w:t>
       </w:r>
     </w:p>
     <w:p>
@@ -3622,6 +5823,9 @@
         <w:pStyle w:val="FirstParagraph"/>
       </w:pPr>
       <w:r>
+        <w:rPr>
+          <w:rFonts w:hint="eastAsia"/>
+        </w:rPr>
         <w:t xml:space="preserve">点</w:t>
       </w:r>
       <w:r>
@@ -3629,24 +5833,52 @@
       </w:r>
       <w:r>
         <w:rPr>
-          <w:bCs/>
-          <w:b/>
+          <w:rFonts w:hint="eastAsia"/>
+          <w:b/>
+          <w:bCs/>
         </w:rPr>
         <w:t xml:space="preserve">「报告」</w:t>
       </w:r>
       <w:r>
-        <w:t xml:space="preserve">，它会生成 Markdown 和 Word 两份计算书，</w:t>
-      </w:r>
-      <w:r>
-        <w:t xml:space="preserve"> </w:t>
-      </w:r>
-      <w:r>
+        <w:rPr>
+          <w:rFonts w:hint="eastAsia"/>
+        </w:rPr>
+        <w:t xml:space="preserve">，它会生成</w:t>
+      </w:r>
+      <w:r>
+        <w:t xml:space="preserve"> Markdown </w:t>
+      </w:r>
+      <w:r>
+        <w:rPr>
+          <w:rFonts w:hint="eastAsia"/>
+        </w:rPr>
+        <w:t xml:space="preserve">和</w:t>
+      </w:r>
+      <w:r>
+        <w:t xml:space="preserve"> Word </w:t>
+      </w:r>
+      <w:r>
+        <w:rPr>
+          <w:rFonts w:hint="eastAsia"/>
+        </w:rPr>
+        <w:t xml:space="preserve">两份计算书，</w:t>
+      </w:r>
+      <w:r>
+        <w:t xml:space="preserve"> </w:t>
+      </w:r>
+      <w:r>
+        <w:rPr>
+          <w:rFonts w:hint="eastAsia"/>
+        </w:rPr>
         <w:t xml:space="preserve">包含模型概况、校验、位移、反力、内力极值、自振、稳定、强度验算、对称性、</w:t>
       </w:r>
       <w:r>
         <w:t xml:space="preserve"> </w:t>
       </w:r>
       <w:r>
+        <w:rPr>
+          <w:rFonts w:hint="eastAsia"/>
+        </w:rPr>
         <w:t xml:space="preserve">存储方案对比，还有变形图和内力图。</w:t>
       </w:r>
     </w:p>
@@ -3656,23 +5888,33 @@
       </w:pPr>
       <w:r>
         <w:rPr>
-          <w:bCs/>
-          <w:b/>
+          <w:rFonts w:hint="eastAsia"/>
+          <w:b/>
+          <w:bCs/>
         </w:rPr>
         <w:t xml:space="preserve">报告里每个数字都来自刚才那次计算</w:t>
       </w:r>
       <w:r>
+        <w:rPr>
+          <w:rFonts w:hint="eastAsia"/>
+        </w:rPr>
         <w:t xml:space="preserve">，不是另外算的。</w:t>
       </w:r>
     </w:p>
-    <w:bookmarkEnd w:id="47"/>
-    <w:bookmarkStart w:id="48" w:name="X3ac80ab0fad0df6c2acd68dc2a9991fbda2219b"/>
+    <w:bookmarkEnd w:id="36"/>
+    <w:bookmarkStart w:id="37" w:name="X3ac80ab0fad0df6c2acd68dc2a9991fbda2219b"/>
     <w:p>
       <w:pPr>
         <w:pStyle w:val="Heading3"/>
       </w:pPr>
       <w:r>
-        <w:t xml:space="preserve">3.7 两个让画面清爽的小开关</w:t>
+        <w:t xml:space="preserve">3.7 </w:t>
+      </w:r>
+      <w:r>
+        <w:rPr>
+          <w:rFonts w:hint="eastAsia"/>
+        </w:rPr>
+        <w:t xml:space="preserve">两个让画面清爽的小开关</w:t>
       </w:r>
     </w:p>
     <w:p>
@@ -3681,8 +5923,9 @@
       </w:pPr>
       <w:r>
         <w:rPr>
-          <w:bCs/>
-          <w:b/>
+          <w:rFonts w:hint="eastAsia"/>
+          <w:b/>
+          <w:bCs/>
         </w:rPr>
         <w:t xml:space="preserve">荷载数值。</w:t>
       </w:r>
@@ -3690,28 +5933,50 @@
         <w:t xml:space="preserve"> </w:t>
       </w:r>
       <w:r>
+        <w:rPr>
+          <w:rFonts w:hint="eastAsia"/>
+        </w:rPr>
         <w:t xml:space="preserve">一显示载荷就满屏都是数字，遮住的正是它们要说明的那根杆件。</w:t>
       </w:r>
       <w:r>
         <w:t xml:space="preserve"> </w:t>
       </w:r>
       <w:r>
-        <w:t xml:space="preserve">点功能区「视图 → 荷载数值」可以关掉——</w:t>
-      </w:r>
-      <w:r>
-        <w:rPr>
-          <w:bCs/>
-          <w:b/>
+        <w:rPr>
+          <w:rFonts w:hint="eastAsia"/>
+        </w:rPr>
+        <w:t xml:space="preserve">点功能区「视图</w:t>
+      </w:r>
+      <w:r>
+        <w:t xml:space="preserve"> → </w:t>
+      </w:r>
+      <w:r>
+        <w:rPr>
+          <w:rFonts w:hint="eastAsia"/>
+        </w:rPr>
+        <w:t xml:space="preserve">荷载数值」可以关掉——</w:t>
+      </w:r>
+      <w:r>
+        <w:rPr>
+          <w:rFonts w:hint="eastAsia"/>
+          <w:b/>
+          <w:bCs/>
         </w:rPr>
         <w:t xml:space="preserve">箭头还在</w:t>
       </w:r>
       <w:r>
+        <w:rPr>
+          <w:rFonts w:hint="eastAsia"/>
+        </w:rPr>
         <w:t xml:space="preserve">，方向和分布照样看得见，</w:t>
       </w:r>
       <w:r>
         <w:t xml:space="preserve"> </w:t>
       </w:r>
       <w:r>
+        <w:rPr>
+          <w:rFonts w:hint="eastAsia"/>
+        </w:rPr>
         <w:t xml:space="preserve">只是不再标数。再点一次就回来。</w:t>
       </w:r>
     </w:p>
@@ -3721,8 +5986,9 @@
       </w:pPr>
       <w:r>
         <w:rPr>
-          <w:bCs/>
-          <w:b/>
+          <w:rFonts w:hint="eastAsia"/>
+          <w:b/>
+          <w:bCs/>
         </w:rPr>
         <w:t xml:space="preserve">中英文界面。</w:t>
       </w:r>
@@ -3730,28 +5996,59 @@
         <w:t xml:space="preserve"> </w:t>
       </w:r>
       <w:r>
-        <w:t xml:space="preserve">点「视图 → 中 / EN」在中英文之间切换。</w:t>
-      </w:r>
-      <w:r>
-        <w:t xml:space="preserve"> </w:t>
-      </w:r>
-      <w:r>
+        <w:rPr>
+          <w:rFonts w:hint="eastAsia"/>
+        </w:rPr>
+        <w:t xml:space="preserve">点「视图</w:t>
+      </w:r>
+      <w:r>
+        <w:t xml:space="preserve"> → </w:t>
+      </w:r>
+      <w:r>
+        <w:rPr>
+          <w:rFonts w:hint="eastAsia"/>
+        </w:rPr>
+        <w:t xml:space="preserve">中</w:t>
+      </w:r>
+      <w:r>
+        <w:t xml:space="preserve"> / </w:t>
+      </w:r>
+      <w:r>
+        <w:rPr>
+          <w:rFonts w:hint="eastAsia"/>
+        </w:rPr>
+        <w:t xml:space="preserve">EN」在中英文之间切换。</w:t>
+      </w:r>
+      <w:r>
+        <w:t xml:space="preserve"> </w:t>
+      </w:r>
+      <w:r>
+        <w:rPr>
+          <w:rFonts w:hint="eastAsia"/>
+        </w:rPr>
         <w:t xml:space="preserve">翻的是功能区、菜单、流程条、结果面板这些</w:t>
       </w:r>
       <w:r>
         <w:rPr>
-          <w:bCs/>
-          <w:b/>
+          <w:rFonts w:hint="eastAsia"/>
+          <w:b/>
+          <w:bCs/>
         </w:rPr>
         <w:t xml:space="preserve">界面骨架</w:t>
       </w:r>
       <w:r>
+        <w:rPr>
+          <w:rFonts w:hint="eastAsia"/>
+        </w:rPr>
         <w:t xml:space="preserve">；</w:t>
       </w:r>
       <w:r>
         <w:t xml:space="preserve"> </w:t>
       </w:r>
       <w:r>
+        <w:rPr>
+          <w:rFonts w:hint="eastAsia"/>
+        </w:rPr>
         <w:t xml:space="preserve">对话框正文和报错信息仍然是中文，切过去之后会看到这一点，这里先说清楚。</w:t>
       </w:r>
     </w:p>
@@ -3762,15 +6059,30 @@
         </w:pict>
       </w:r>
     </w:p>
-    <w:bookmarkEnd w:id="48"/>
-    <w:bookmarkEnd w:id="49"/>
-    <w:bookmarkStart w:id="50" w:name="X2fac633c2612963f2bd0008fc185544b4807016"/>
+    <w:bookmarkEnd w:id="37"/>
+    <w:bookmarkEnd w:id="38"/>
+    <w:bookmarkStart w:id="39" w:name="X2fac633c2612963f2bd0008fc185544b4807016"/>
     <w:p>
       <w:pPr>
         <w:pStyle w:val="Heading2"/>
       </w:pPr>
       <w:r>
-        <w:t xml:space="preserve">4 用中文跟它说话（AI 助手）</w:t>
+        <w:t xml:space="preserve">4 </w:t>
+      </w:r>
+      <w:r>
+        <w:rPr>
+          <w:rFonts w:hint="eastAsia"/>
+        </w:rPr>
+        <w:t xml:space="preserve">用中文跟它说话（AI</w:t>
+      </w:r>
+      <w:r>
+        <w:t xml:space="preserve"> </w:t>
+      </w:r>
+      <w:r>
+        <w:rPr>
+          <w:rFonts w:hint="eastAsia"/>
+        </w:rPr>
+        <w:t xml:space="preserve">助手）</w:t>
       </w:r>
     </w:p>
     <w:p>
@@ -3778,92 +6090,144 @@
         <w:pStyle w:val="FirstParagraph"/>
       </w:pPr>
       <w:r>
-        <w:t xml:space="preserve">右边那一栏是 AI 助手。</w:t>
-      </w:r>
-      <w:r>
-        <w:rPr>
-          <w:bCs/>
-          <w:b/>
+        <w:rPr>
+          <w:rFonts w:hint="eastAsia"/>
+        </w:rPr>
+        <w:t xml:space="preserve">右边那一栏是</w:t>
+      </w:r>
+      <w:r>
+        <w:t xml:space="preserve"> AI </w:t>
+      </w:r>
+      <w:r>
+        <w:rPr>
+          <w:rFonts w:hint="eastAsia"/>
+        </w:rPr>
+        <w:t xml:space="preserve">助手。</w:t>
+      </w:r>
+      <w:r>
+        <w:rPr>
+          <w:rFonts w:hint="eastAsia"/>
+          <w:b/>
+          <w:bCs/>
         </w:rPr>
         <w:t xml:space="preserve">它能做什么</w:t>
       </w:r>
       <w:r>
+        <w:rPr>
+          <w:rFonts w:hint="eastAsia"/>
+        </w:rPr>
         <w:t xml:space="preserve">：</w:t>
       </w:r>
     </w:p>
     <w:p>
       <w:pPr>
+        <w:pStyle w:val="Compact"/>
         <w:numPr>
           <w:ilvl w:val="0"/>
           <w:numId w:val="1006"/>
         </w:numPr>
+      </w:pPr>
+      <w:r>
+        <w:rPr>
+          <w:rFonts w:hint="eastAsia"/>
+        </w:rPr>
+        <w:t xml:space="preserve">听懂"两跨三层，跨度</w:t>
+      </w:r>
+      <w:r>
+        <w:t xml:space="preserve"> 6 </w:t>
+      </w:r>
+      <w:r>
+        <w:rPr>
+          <w:rFonts w:hint="eastAsia"/>
+        </w:rPr>
+        <w:t xml:space="preserve">米，层高</w:t>
+      </w:r>
+      <w:r>
+        <w:t xml:space="preserve"> 3.6 </w:t>
+      </w:r>
+      <w:r>
+        <w:rPr>
+          <w:rFonts w:hint="eastAsia"/>
+        </w:rPr>
+        <w:t xml:space="preserve">米"这种话，自己把架子搭出来</w:t>
+      </w:r>
+    </w:p>
+    <w:p>
+      <w:pPr>
         <w:pStyle w:val="Compact"/>
-      </w:pPr>
-      <w:r>
-        <w:t xml:space="preserve">听懂"两跨三层，跨度 6 米，层高 3.6 米"这种话，自己把架子搭出来</w:t>
-      </w:r>
-    </w:p>
-    <w:p>
-      <w:pPr>
         <w:numPr>
           <w:ilvl w:val="0"/>
           <w:numId w:val="1006"/>
         </w:numPr>
+      </w:pPr>
+      <w:r>
+        <w:rPr>
+          <w:rFonts w:hint="eastAsia"/>
+        </w:rPr>
+        <w:t xml:space="preserve">你没说清楚的地方</w:t>
+      </w:r>
+      <w:r>
+        <w:rPr>
+          <w:rFonts w:hint="eastAsia"/>
+          <w:b/>
+          <w:bCs/>
+        </w:rPr>
+        <w:t xml:space="preserve">会反问你</w:t>
+      </w:r>
+      <w:r>
+        <w:rPr>
+          <w:rFonts w:hint="eastAsia"/>
+        </w:rPr>
+        <w:t xml:space="preserve">（比如没说截面多大）</w:t>
+      </w:r>
+    </w:p>
+    <w:p>
+      <w:pPr>
         <w:pStyle w:val="Compact"/>
-      </w:pPr>
-      <w:r>
-        <w:t xml:space="preserve">你没说清楚的地方</w:t>
-      </w:r>
-      <w:r>
-        <w:rPr>
-          <w:bCs/>
-          <w:b/>
-        </w:rPr>
-        <w:t xml:space="preserve">会反问你</w:t>
-      </w:r>
-      <w:r>
-        <w:t xml:space="preserve">（比如没说截面多大）</w:t>
-      </w:r>
-    </w:p>
-    <w:p>
-      <w:pPr>
         <w:numPr>
           <w:ilvl w:val="0"/>
           <w:numId w:val="1006"/>
         </w:numPr>
+      </w:pPr>
+      <w:r>
+        <w:rPr>
+          <w:rFonts w:hint="eastAsia"/>
+        </w:rPr>
+        <w:t xml:space="preserve">算完之后解释结果、告诉你哪里最危险</w:t>
+      </w:r>
+    </w:p>
+    <w:p>
+      <w:pPr>
+        <w:pStyle w:val="FirstParagraph"/>
+      </w:pPr>
+      <w:r>
+        <w:rPr>
+          <w:rFonts w:hint="eastAsia"/>
+          <w:b/>
+          <w:bCs/>
+        </w:rPr>
+        <w:t xml:space="preserve">它不做什么</w:t>
+      </w:r>
+      <w:r>
+        <w:rPr>
+          <w:rFonts w:hint="eastAsia"/>
+        </w:rPr>
+        <w:t xml:space="preserve">：</w:t>
+      </w:r>
+    </w:p>
+    <w:p>
+      <w:pPr>
         <w:pStyle w:val="Compact"/>
-      </w:pPr>
-      <w:r>
-        <w:t xml:space="preserve">算完之后解释结果、告诉你哪里最危险</w:t>
-      </w:r>
-    </w:p>
-    <w:p>
-      <w:pPr>
-        <w:pStyle w:val="FirstParagraph"/>
-      </w:pPr>
-      <w:r>
-        <w:rPr>
-          <w:bCs/>
-          <w:b/>
-        </w:rPr>
-        <w:t xml:space="preserve">它不做什么</w:t>
-      </w:r>
-      <w:r>
-        <w:t xml:space="preserve">：</w:t>
-      </w:r>
-    </w:p>
-    <w:p>
-      <w:pPr>
         <w:numPr>
           <w:ilvl w:val="0"/>
           <w:numId w:val="1007"/>
         </w:numPr>
-        <w:pStyle w:val="Compact"/>
-      </w:pPr>
-      <w:r>
-        <w:rPr>
-          <w:bCs/>
-          <w:b/>
+      </w:pPr>
+      <w:r>
+        <w:rPr>
+          <w:rFonts w:hint="eastAsia"/>
+          <w:b/>
+          <w:bCs/>
         </w:rPr>
         <w:t xml:space="preserve">它不做任何计算。</w:t>
       </w:r>
@@ -3871,12 +6235,18 @@
         <w:t xml:space="preserve"> </w:t>
       </w:r>
       <w:r>
+        <w:rPr>
+          <w:rFonts w:hint="eastAsia"/>
+        </w:rPr>
         <w:t xml:space="preserve">所有数字都来自求解器，它只负责把你的话变成操作、</w:t>
       </w:r>
       <w:r>
         <w:t xml:space="preserve"> </w:t>
       </w:r>
       <w:r>
+        <w:rPr>
+          <w:rFonts w:hint="eastAsia"/>
+        </w:rPr>
         <w:t xml:space="preserve">再把结果讲给你听。这是故意设计成这样的——让它算数，它算错了也不会告诉你。</w:t>
       </w:r>
     </w:p>
@@ -3886,28 +6256,39 @@
       </w:pPr>
       <w:r>
         <w:rPr>
-          <w:bCs/>
-          <w:b/>
+          <w:rFonts w:hint="eastAsia"/>
+          <w:b/>
+          <w:bCs/>
         </w:rPr>
         <w:t xml:space="preserve">要联网和密钥</w:t>
       </w:r>
       <w:r>
+        <w:rPr>
+          <w:rFonts w:hint="eastAsia"/>
+        </w:rPr>
         <w:t xml:space="preserve">。没有密钥时它处于"离线演示模式"：对话按预设走，</w:t>
       </w:r>
       <w:r>
         <w:t xml:space="preserve"> </w:t>
       </w:r>
       <w:r>
+        <w:rPr>
+          <w:rFonts w:hint="eastAsia"/>
+        </w:rPr>
         <w:t xml:space="preserve">但</w:t>
       </w:r>
       <w:r>
         <w:rPr>
-          <w:bCs/>
-          <w:b/>
+          <w:rFonts w:hint="eastAsia"/>
+          <w:b/>
+          <w:bCs/>
         </w:rPr>
         <w:t xml:space="preserve">工具调用和求解都是真的在执行</w:t>
       </w:r>
       <w:r>
+        <w:rPr>
+          <w:rFonts w:hint="eastAsia"/>
+        </w:rPr>
         <w:t xml:space="preserve">。密钥写在项目根目录的</w:t>
       </w:r>
       <w:r>
@@ -3923,22 +6304,32 @@
         <w:t xml:space="preserve"> </w:t>
       </w:r>
       <w:r>
+        <w:rPr>
+          <w:rFonts w:hint="eastAsia"/>
+        </w:rPr>
         <w:t xml:space="preserve">里，</w:t>
       </w:r>
       <w:r>
         <w:t xml:space="preserve"> </w:t>
       </w:r>
       <w:r>
+        <w:rPr>
+          <w:rFonts w:hint="eastAsia"/>
+        </w:rPr>
         <w:t xml:space="preserve">一行就够。</w:t>
       </w:r>
       <w:r>
         <w:rPr>
-          <w:bCs/>
-          <w:b/>
+          <w:rFonts w:hint="eastAsia"/>
+          <w:b/>
+          <w:bCs/>
         </w:rPr>
         <w:t xml:space="preserve">别把密钥贴进聊天框或者终端里</w:t>
       </w:r>
       <w:r>
+        <w:rPr>
+          <w:rFonts w:hint="eastAsia"/>
+        </w:rPr>
         <w:t xml:space="preserve">——每贴一次就泄露一次。</w:t>
       </w:r>
     </w:p>
@@ -3949,14 +6340,20 @@
         </w:pict>
       </w:r>
     </w:p>
-    <w:bookmarkEnd w:id="50"/>
-    <w:bookmarkStart w:id="51" w:name="X939797adfda6ed137379411d51989d76755f0a1"/>
+    <w:bookmarkEnd w:id="39"/>
+    <w:bookmarkStart w:id="40" w:name="X939797adfda6ed137379411d51989d76755f0a1"/>
     <w:p>
       <w:pPr>
         <w:pStyle w:val="Heading2"/>
       </w:pPr>
       <w:r>
-        <w:t xml:space="preserve">5 出问题了怎么办</w:t>
+        <w:t xml:space="preserve">5 </w:t>
+      </w:r>
+      <w:r>
+        <w:rPr>
+          <w:rFonts w:hint="eastAsia"/>
+        </w:rPr>
+        <w:t xml:space="preserve">出问题了怎么办</w:t>
       </w:r>
     </w:p>
     <w:p>
@@ -3965,8 +6362,9 @@
       </w:pPr>
       <w:r>
         <w:rPr>
-          <w:bCs/>
-          <w:b/>
+          <w:rFonts w:hint="eastAsia"/>
+          <w:b/>
+          <w:bCs/>
         </w:rPr>
         <w:t xml:space="preserve">先看这张表，不要瞎点。</w:t>
       </w:r>
@@ -3976,7 +6374,6 @@
         <w:tblStyle w:val="Table"/>
         <w:tblW w:type="auto" w:w="0"/>
         <w:tblLook w:firstRow="1" w:lastRow="0" w:firstColumn="0" w:lastColumn="0" w:noHBand="0" w:noVBand="0" w:val="0020"/>
-        <w:jc w:val="start"/>
       </w:tblPr>
       <w:tblGrid>
         <w:gridCol w:w="2640"/>
@@ -3985,16 +6382,18 @@
       </w:tblGrid>
       <w:tr>
         <w:trPr>
-          <w:tblHeader w:val="true"/>
+          <w:tblHeader w:val="on"/>
         </w:trPr>
         <w:tc>
           <w:tcPr/>
           <w:p>
             <w:pPr>
               <w:pStyle w:val="Compact"/>
-              <w:jc w:val="left"/>
-            </w:pPr>
-            <w:r>
+            </w:pPr>
+            <w:r>
+              <w:rPr>
+                <w:rFonts w:hint="eastAsia"/>
+              </w:rPr>
               <w:t xml:space="preserve">现象</w:t>
             </w:r>
           </w:p>
@@ -4004,9 +6403,11 @@
           <w:p>
             <w:pPr>
               <w:pStyle w:val="Compact"/>
-              <w:jc w:val="left"/>
-            </w:pPr>
-            <w:r>
+            </w:pPr>
+            <w:r>
+              <w:rPr>
+                <w:rFonts w:hint="eastAsia"/>
+              </w:rPr>
               <w:t xml:space="preserve">多半是什么原因</w:t>
             </w:r>
           </w:p>
@@ -4016,9 +6417,11 @@
           <w:p>
             <w:pPr>
               <w:pStyle w:val="Compact"/>
-              <w:jc w:val="left"/>
-            </w:pPr>
-            <w:r>
+            </w:pPr>
+            <w:r>
+              <w:rPr>
+                <w:rFonts w:hint="eastAsia"/>
+              </w:rPr>
               <w:t xml:space="preserve">怎么办</w:t>
             </w:r>
           </w:p>
@@ -4030,9 +6433,11 @@
           <w:p>
             <w:pPr>
               <w:pStyle w:val="Compact"/>
-              <w:jc w:val="left"/>
-            </w:pPr>
-            <w:r>
+            </w:pPr>
+            <w:r>
+              <w:rPr>
+                <w:rFonts w:hint="eastAsia"/>
+              </w:rPr>
               <w:t xml:space="preserve">双击</w:t>
             </w:r>
             <w:r>
@@ -4048,6 +6453,9 @@
               <w:t xml:space="preserve"> </w:t>
             </w:r>
             <w:r>
+              <w:rPr>
+                <w:rFonts w:hint="eastAsia"/>
+              </w:rPr>
               <w:t xml:space="preserve">一闪就没了</w:t>
             </w:r>
           </w:p>
@@ -4057,21 +6465,34 @@
           <w:p>
             <w:pPr>
               <w:pStyle w:val="Compact"/>
-              <w:jc w:val="left"/>
-            </w:pPr>
-            <w:r>
-              <w:t xml:space="preserve">依赖没装好 / 显卡驱动</w:t>
-            </w:r>
-          </w:p>
-        </w:tc>
-        <w:tc>
-          <w:tcPr/>
-          <w:p>
-            <w:pPr>
-              <w:pStyle w:val="Compact"/>
-              <w:jc w:val="left"/>
-            </w:pPr>
-            <w:r>
+            </w:pPr>
+            <w:r>
+              <w:rPr>
+                <w:rFonts w:hint="eastAsia"/>
+              </w:rPr>
+              <w:t xml:space="preserve">依赖没装好</w:t>
+            </w:r>
+            <w:r>
+              <w:t xml:space="preserve"> / </w:t>
+            </w:r>
+            <w:r>
+              <w:rPr>
+                <w:rFonts w:hint="eastAsia"/>
+              </w:rPr>
+              <w:t xml:space="preserve">显卡驱动</w:t>
+            </w:r>
+          </w:p>
+        </w:tc>
+        <w:tc>
+          <w:tcPr/>
+          <w:p>
+            <w:pPr>
+              <w:pStyle w:val="Compact"/>
+            </w:pPr>
+            <w:r>
+              <w:rPr>
+                <w:rFonts w:hint="eastAsia"/>
+              </w:rPr>
               <w:t xml:space="preserve">命令行跑</w:t>
             </w:r>
             <w:r>
@@ -4084,6 +6505,9 @@
               <w:t xml:space="preserve">python -m desktop.app --doctor</w:t>
             </w:r>
             <w:r>
+              <w:rPr>
+                <w:rFonts w:hint="eastAsia"/>
+              </w:rPr>
               <w:t xml:space="preserve">，看哪一项是</w:t>
             </w:r>
             <w:r>
@@ -4104,9 +6528,11 @@
           <w:p>
             <w:pPr>
               <w:pStyle w:val="Compact"/>
-              <w:jc w:val="left"/>
-            </w:pPr>
-            <w:r>
+            </w:pPr>
+            <w:r>
+              <w:rPr>
+                <w:rFonts w:hint="eastAsia"/>
+              </w:rPr>
               <w:t xml:space="preserve">打开是黑屏或者一开就崩</w:t>
             </w:r>
           </w:p>
@@ -4116,21 +6542,34 @@
           <w:p>
             <w:pPr>
               <w:pStyle w:val="Compact"/>
-              <w:jc w:val="left"/>
-            </w:pPr>
-            <w:r>
-              <w:t xml:space="preserve">没有可用的 OpenGL（远程桌面、虚拟机常见）</w:t>
-            </w:r>
-          </w:p>
-        </w:tc>
-        <w:tc>
-          <w:tcPr/>
-          <w:p>
-            <w:pPr>
-              <w:pStyle w:val="Compact"/>
-              <w:jc w:val="left"/>
-            </w:pPr>
-            <w:r>
+            </w:pPr>
+            <w:r>
+              <w:rPr>
+                <w:rFonts w:hint="eastAsia"/>
+              </w:rPr>
+              <w:t xml:space="preserve">没有可用的</w:t>
+            </w:r>
+            <w:r>
+              <w:t xml:space="preserve"> </w:t>
+            </w:r>
+            <w:r>
+              <w:rPr>
+                <w:rFonts w:hint="eastAsia"/>
+              </w:rPr>
+              <w:t xml:space="preserve">OpenGL（远程桌面、虚拟机常见）</w:t>
+            </w:r>
+          </w:p>
+        </w:tc>
+        <w:tc>
+          <w:tcPr/>
+          <w:p>
+            <w:pPr>
+              <w:pStyle w:val="Compact"/>
+            </w:pPr>
+            <w:r>
+              <w:rPr>
+                <w:rFonts w:hint="eastAsia"/>
+              </w:rPr>
               <w:t xml:space="preserve">用网页版</w:t>
             </w:r>
             <w:r>
@@ -4143,6 +6582,9 @@
               <w:t xml:space="preserve">run_gui.bat</w:t>
             </w:r>
             <w:r>
+              <w:rPr>
+                <w:rFonts w:hint="eastAsia"/>
+              </w:rPr>
               <w:t xml:space="preserve">，功能一样全</w:t>
             </w:r>
           </w:p>
@@ -4154,9 +6596,11 @@
           <w:p>
             <w:pPr>
               <w:pStyle w:val="Compact"/>
-              <w:jc w:val="left"/>
-            </w:pPr>
-            <w:r>
+            </w:pPr>
+            <w:r>
+              <w:rPr>
+                <w:rFonts w:hint="eastAsia"/>
+              </w:rPr>
               <w:t xml:space="preserve">求解报"结构成为机构"</w:t>
             </w:r>
           </w:p>
@@ -4166,9 +6610,11 @@
           <w:p>
             <w:pPr>
               <w:pStyle w:val="Compact"/>
-              <w:jc w:val="left"/>
-            </w:pPr>
-            <w:r>
+            </w:pPr>
+            <w:r>
+              <w:rPr>
+                <w:rFonts w:hint="eastAsia"/>
+              </w:rPr>
               <w:t xml:space="preserve">约束不够，架子会飘</w:t>
             </w:r>
           </w:p>
@@ -4178,10 +6624,21 @@
           <w:p>
             <w:pPr>
               <w:pStyle w:val="Compact"/>
-              <w:jc w:val="left"/>
-            </w:pPr>
-            <w:r>
-              <w:t xml:space="preserve">「分析 → 模型检查」，它会指出是哪些节点哪些方向</w:t>
+            </w:pPr>
+            <w:r>
+              <w:rPr>
+                <w:rFonts w:hint="eastAsia"/>
+              </w:rPr>
+              <w:t xml:space="preserve">「分析</w:t>
+            </w:r>
+            <w:r>
+              <w:t xml:space="preserve"> → </w:t>
+            </w:r>
+            <w:r>
+              <w:rPr>
+                <w:rFonts w:hint="eastAsia"/>
+              </w:rPr>
+              <w:t xml:space="preserve">模型检查」，它会指出是哪些节点哪些方向</w:t>
             </w:r>
           </w:p>
         </w:tc>
@@ -4192,9 +6649,11 @@
           <w:p>
             <w:pPr>
               <w:pStyle w:val="Compact"/>
-              <w:jc w:val="left"/>
-            </w:pPr>
-            <w:r>
+            </w:pPr>
+            <w:r>
+              <w:rPr>
+                <w:rFonts w:hint="eastAsia"/>
+              </w:rPr>
               <w:t xml:space="preserve">点「强度验算」被拒绝</w:t>
             </w:r>
           </w:p>
@@ -4204,9 +6663,11 @@
           <w:p>
             <w:pPr>
               <w:pStyle w:val="Compact"/>
-              <w:jc w:val="left"/>
-            </w:pPr>
-            <w:r>
+            </w:pPr>
+            <w:r>
+              <w:rPr>
+                <w:rFonts w:hint="eastAsia"/>
+              </w:rPr>
               <w:t xml:space="preserve">材料没填许用应力</w:t>
             </w:r>
           </w:p>
@@ -4216,10 +6677,21 @@
           <w:p>
             <w:pPr>
               <w:pStyle w:val="Compact"/>
-              <w:jc w:val="left"/>
-            </w:pPr>
-            <w:r>
-              <w:t xml:space="preserve">「属性 → 创建材料」勾上"给出许用应力"</w:t>
+            </w:pPr>
+            <w:r>
+              <w:rPr>
+                <w:rFonts w:hint="eastAsia"/>
+              </w:rPr>
+              <w:t xml:space="preserve">「属性</w:t>
+            </w:r>
+            <w:r>
+              <w:t xml:space="preserve"> → </w:t>
+            </w:r>
+            <w:r>
+              <w:rPr>
+                <w:rFonts w:hint="eastAsia"/>
+              </w:rPr>
+              <w:t xml:space="preserve">创建材料」勾上"给出许用应力"</w:t>
             </w:r>
           </w:p>
         </w:tc>
@@ -4230,9 +6702,11 @@
           <w:p>
             <w:pPr>
               <w:pStyle w:val="Compact"/>
-              <w:jc w:val="left"/>
-            </w:pPr>
-            <w:r>
+            </w:pPr>
+            <w:r>
+              <w:rPr>
+                <w:rFonts w:hint="eastAsia"/>
+              </w:rPr>
               <w:t xml:space="preserve">点「应力云图」被拒绝</w:t>
             </w:r>
           </w:p>
@@ -4242,9 +6716,11 @@
           <w:p>
             <w:pPr>
               <w:pStyle w:val="Compact"/>
-              <w:jc w:val="left"/>
-            </w:pPr>
-            <w:r>
+            </w:pPr>
+            <w:r>
+              <w:rPr>
+                <w:rFonts w:hint="eastAsia"/>
+              </w:rPr>
               <w:t xml:space="preserve">截面没有极端纤维距离</w:t>
             </w:r>
           </w:p>
@@ -4254,10 +6730,21 @@
           <w:p>
             <w:pPr>
               <w:pStyle w:val="Compact"/>
-              <w:jc w:val="left"/>
-            </w:pPr>
-            <w:r>
-              <w:t xml:space="preserve">用「创建截面」按尺寸建的截面才有；直接填 A/I/J 的没有</w:t>
+            </w:pPr>
+            <w:r>
+              <w:rPr>
+                <w:rFonts w:hint="eastAsia"/>
+              </w:rPr>
+              <w:t xml:space="preserve">用「创建截面」按尺寸建的截面才有；直接填</w:t>
+            </w:r>
+            <w:r>
+              <w:t xml:space="preserve"> A/I/J </w:t>
+            </w:r>
+            <w:r>
+              <w:rPr>
+                <w:rFonts w:hint="eastAsia"/>
+              </w:rPr>
+              <w:t xml:space="preserve">的没有</w:t>
             </w:r>
           </w:p>
         </w:tc>
@@ -4268,9 +6755,11 @@
           <w:p>
             <w:pPr>
               <w:pStyle w:val="Compact"/>
-              <w:jc w:val="left"/>
-            </w:pPr>
-            <w:r>
+            </w:pPr>
+            <w:r>
+              <w:rPr>
+                <w:rFonts w:hint="eastAsia"/>
+              </w:rPr>
               <w:t xml:space="preserve">云图一片同色</w:t>
             </w:r>
           </w:p>
@@ -4280,9 +6769,11 @@
           <w:p>
             <w:pPr>
               <w:pStyle w:val="Compact"/>
-              <w:jc w:val="left"/>
-            </w:pPr>
-            <w:r>
+            </w:pPr>
+            <w:r>
+              <w:rPr>
+                <w:rFonts w:hint="eastAsia"/>
+              </w:rPr>
               <w:t xml:space="preserve">有个别位置数值特别大，把别处压扁了</w:t>
             </w:r>
           </w:p>
@@ -4292,10 +6783,21 @@
           <w:p>
             <w:pPr>
               <w:pStyle w:val="Compact"/>
-              <w:jc w:val="left"/>
-            </w:pPr>
-            <w:r>
-              <w:t xml:space="preserve">结果面板把「云图量程」从"满量程"切到"95% 裁剪"</w:t>
+            </w:pPr>
+            <w:r>
+              <w:rPr>
+                <w:rFonts w:hint="eastAsia"/>
+              </w:rPr>
+              <w:t xml:space="preserve">结果面板把「云图量程」从"满量程"切到"95%</w:t>
+            </w:r>
+            <w:r>
+              <w:t xml:space="preserve"> </w:t>
+            </w:r>
+            <w:r>
+              <w:rPr>
+                <w:rFonts w:hint="eastAsia"/>
+              </w:rPr>
+              <w:t xml:space="preserve">裁剪"</w:t>
             </w:r>
           </w:p>
         </w:tc>
@@ -4306,9 +6808,11 @@
           <w:p>
             <w:pPr>
               <w:pStyle w:val="Compact"/>
-              <w:jc w:val="left"/>
-            </w:pPr>
-            <w:r>
+            </w:pPr>
+            <w:r>
+              <w:rPr>
+                <w:rFonts w:hint="eastAsia"/>
+              </w:rPr>
               <w:t xml:space="preserve">结果看着不对劲</w:t>
             </w:r>
           </w:p>
@@ -4318,9 +6822,11 @@
           <w:p>
             <w:pPr>
               <w:pStyle w:val="Compact"/>
-              <w:jc w:val="left"/>
-            </w:pPr>
-            <w:r>
+            </w:pPr>
+            <w:r>
+              <w:rPr>
+                <w:rFonts w:hint="eastAsia"/>
+              </w:rPr>
               <w:t xml:space="preserve">先用对称性自查</w:t>
             </w:r>
           </w:p>
@@ -4330,9 +6836,11 @@
           <w:p>
             <w:pPr>
               <w:pStyle w:val="Compact"/>
-              <w:jc w:val="left"/>
-            </w:pPr>
-            <w:r>
+            </w:pPr>
+            <w:r>
+              <w:rPr>
+                <w:rFonts w:hint="eastAsia"/>
+              </w:rPr>
               <w:t xml:space="preserve">点「对称性」，结构对称的话它会验证结果是不是也对称</w:t>
             </w:r>
           </w:p>
@@ -4344,9 +6852,11 @@
           <w:p>
             <w:pPr>
               <w:pStyle w:val="Compact"/>
-              <w:jc w:val="left"/>
-            </w:pPr>
-            <w:r>
+            </w:pPr>
+            <w:r>
+              <w:rPr>
+                <w:rFonts w:hint="eastAsia"/>
+              </w:rPr>
               <w:t xml:space="preserve">改了模型，结果没变</w:t>
             </w:r>
           </w:p>
@@ -4356,9 +6866,11 @@
           <w:p>
             <w:pPr>
               <w:pStyle w:val="Compact"/>
-              <w:jc w:val="left"/>
-            </w:pPr>
-            <w:r>
+            </w:pPr>
+            <w:r>
+              <w:rPr>
+                <w:rFonts w:hint="eastAsia"/>
+              </w:rPr>
               <w:t xml:space="preserve">结果还是上一次的</w:t>
             </w:r>
           </w:p>
@@ -4368,10 +6880,21 @@
           <w:p>
             <w:pPr>
               <w:pStyle w:val="Compact"/>
-              <w:jc w:val="left"/>
-            </w:pPr>
-            <w:r>
-              <w:t xml:space="preserve">重新点「4 求解」。改模型会自动清掉旧结果</w:t>
+            </w:pPr>
+            <w:r>
+              <w:rPr>
+                <w:rFonts w:hint="eastAsia"/>
+              </w:rPr>
+              <w:t xml:space="preserve">重新点「4</w:t>
+            </w:r>
+            <w:r>
+              <w:t xml:space="preserve"> </w:t>
+            </w:r>
+            <w:r>
+              <w:rPr>
+                <w:rFonts w:hint="eastAsia"/>
+              </w:rPr>
+              <w:t xml:space="preserve">求解」。改模型会自动清掉旧结果</w:t>
             </w:r>
           </w:p>
         </w:tc>
@@ -4383,18 +6906,23 @@
       </w:pPr>
       <w:r>
         <w:rPr>
-          <w:bCs/>
-          <w:b/>
+          <w:rFonts w:hint="eastAsia"/>
+          <w:b/>
+          <w:bCs/>
         </w:rPr>
         <w:t xml:space="preserve">一条总原则</w:t>
       </w:r>
       <w:r>
+        <w:rPr>
+          <w:rFonts w:hint="eastAsia"/>
+        </w:rPr>
         <w:t xml:space="preserve">：这个软件里，</w:t>
       </w:r>
       <w:r>
         <w:rPr>
-          <w:bCs/>
-          <w:b/>
+          <w:rFonts w:hint="eastAsia"/>
+          <w:b/>
+          <w:bCs/>
         </w:rPr>
         <w:t xml:space="preserve">大多数"不对"都会明确告诉你原因</w:t>
       </w:r>
@@ -4405,7 +6933,19 @@
         <w:t xml:space="preserve"> </w:t>
       </w:r>
       <w:r>
-        <w:t xml:space="preserve">看到红字先读完再动手，它写的是"哪里错了 + 下一步做什么"，不是错误代码。</w:t>
+        <w:rPr>
+          <w:rFonts w:hint="eastAsia"/>
+        </w:rPr>
+        <w:t xml:space="preserve">看到红字先读完再动手，它写的是"哪里错了</w:t>
+      </w:r>
+      <w:r>
+        <w:t xml:space="preserve"> + </w:t>
+      </w:r>
+      <w:r>
+        <w:rPr>
+          <w:rFonts w:hint="eastAsia"/>
+        </w:rPr>
+        <w:t xml:space="preserve">下一步做什么"，不是错误代码。</w:t>
       </w:r>
     </w:p>
     <w:p>
@@ -4415,14 +6955,20 @@
         </w:pict>
       </w:r>
     </w:p>
-    <w:bookmarkEnd w:id="51"/>
-    <w:bookmarkStart w:id="52" w:name="X9df411a04fb752407beaf2e2fbbb1a3569aed87"/>
+    <w:bookmarkEnd w:id="40"/>
+    <w:bookmarkStart w:id="41" w:name="X9df411a04fb752407beaf2e2fbbb1a3569aed87"/>
     <w:p>
       <w:pPr>
         <w:pStyle w:val="Heading2"/>
       </w:pPr>
       <w:r>
-        <w:t xml:space="preserve">6 不用界面，用命令行</w:t>
+        <w:t xml:space="preserve">6 </w:t>
+      </w:r>
+      <w:r>
+        <w:rPr>
+          <w:rFonts w:hint="eastAsia"/>
+        </w:rPr>
+        <w:t xml:space="preserve">不用界面，用命令行</w:t>
       </w:r>
     </w:p>
     <w:p>
@@ -4430,6 +6976,9 @@
         <w:pStyle w:val="FirstParagraph"/>
       </w:pPr>
       <w:r>
+        <w:rPr>
+          <w:rFonts w:hint="eastAsia"/>
+        </w:rPr>
         <w:t xml:space="preserve">想批量算、或者接到别的流程里：</w:t>
       </w:r>
     </w:p>
@@ -4551,6 +7100,9 @@
         <w:pStyle w:val="FirstParagraph"/>
       </w:pPr>
       <w:r>
+        <w:rPr>
+          <w:rFonts w:hint="eastAsia"/>
+        </w:rPr>
         <w:t xml:space="preserve">五个入口脚本：</w:t>
       </w:r>
     </w:p>
@@ -4559,7 +7111,6 @@
         <w:tblStyle w:val="Table"/>
         <w:tblW w:type="auto" w:w="0"/>
         <w:tblLook w:firstRow="1" w:lastRow="0" w:firstColumn="0" w:lastColumn="0" w:noHBand="0" w:noVBand="0" w:val="0020"/>
-        <w:jc w:val="start"/>
       </w:tblPr>
       <w:tblGrid>
         <w:gridCol w:w="2640"/>
@@ -4568,16 +7119,18 @@
       </w:tblGrid>
       <w:tr>
         <w:trPr>
-          <w:tblHeader w:val="true"/>
+          <w:tblHeader w:val="on"/>
         </w:trPr>
         <w:tc>
           <w:tcPr/>
           <w:p>
             <w:pPr>
               <w:pStyle w:val="Compact"/>
-              <w:jc w:val="left"/>
-            </w:pPr>
-            <w:r>
+            </w:pPr>
+            <w:r>
+              <w:rPr>
+                <w:rFonts w:hint="eastAsia"/>
+              </w:rPr>
               <w:t xml:space="preserve">脚本</w:t>
             </w:r>
           </w:p>
@@ -4587,9 +7140,11 @@
           <w:p>
             <w:pPr>
               <w:pStyle w:val="Compact"/>
-              <w:jc w:val="left"/>
-            </w:pPr>
-            <w:r>
+            </w:pPr>
+            <w:r>
+              <w:rPr>
+                <w:rFonts w:hint="eastAsia"/>
+              </w:rPr>
               <w:t xml:space="preserve">干什么</w:t>
             </w:r>
           </w:p>
@@ -4599,9 +7154,11 @@
           <w:p>
             <w:pPr>
               <w:pStyle w:val="Compact"/>
-              <w:jc w:val="left"/>
-            </w:pPr>
-            <w:r>
+            </w:pPr>
+            <w:r>
+              <w:rPr>
+                <w:rFonts w:hint="eastAsia"/>
+              </w:rPr>
               <w:t xml:space="preserve">要联网吗</w:t>
             </w:r>
           </w:p>
@@ -4613,7 +7170,6 @@
           <w:p>
             <w:pPr>
               <w:pStyle w:val="Compact"/>
-              <w:jc w:val="left"/>
             </w:pPr>
             <w:r>
               <w:rPr>
@@ -4628,9 +7184,11 @@
           <w:p>
             <w:pPr>
               <w:pStyle w:val="Compact"/>
-              <w:jc w:val="left"/>
-            </w:pPr>
-            <w:r>
+            </w:pPr>
+            <w:r>
+              <w:rPr>
+                <w:rFonts w:hint="eastAsia"/>
+              </w:rPr>
               <w:t xml:space="preserve">建环境、跑测试、跑离线演示</w:t>
             </w:r>
           </w:p>
@@ -4640,9 +7198,11 @@
           <w:p>
             <w:pPr>
               <w:pStyle w:val="Compact"/>
-              <w:jc w:val="left"/>
-            </w:pPr>
-            <w:r>
+            </w:pPr>
+            <w:r>
+              <w:rPr>
+                <w:rFonts w:hint="eastAsia"/>
+              </w:rPr>
               <w:t xml:space="preserve">不用</w:t>
             </w:r>
           </w:p>
@@ -4654,7 +7214,6 @@
           <w:p>
             <w:pPr>
               <w:pStyle w:val="Compact"/>
-              <w:jc w:val="left"/>
             </w:pPr>
             <w:r>
               <w:rPr>
@@ -4669,12 +7228,12 @@
           <w:p>
             <w:pPr>
               <w:pStyle w:val="Compact"/>
-              <w:jc w:val="left"/>
-            </w:pPr>
-            <w:r>
-              <w:rPr>
+            </w:pPr>
+            <w:r>
+              <w:rPr>
+                <w:rFonts w:hint="eastAsia"/>
+                <w:b/>
                 <w:bCs/>
-                <w:b/>
               </w:rPr>
               <w:t xml:space="preserve">桌面端（推荐）</w:t>
             </w:r>
@@ -4685,9 +7244,11 @@
           <w:p>
             <w:pPr>
               <w:pStyle w:val="Compact"/>
-              <w:jc w:val="left"/>
-            </w:pPr>
-            <w:r>
+            </w:pPr>
+            <w:r>
+              <w:rPr>
+                <w:rFonts w:hint="eastAsia"/>
+              </w:rPr>
               <w:t xml:space="preserve">首次装依赖要</w:t>
             </w:r>
           </w:p>
@@ -4699,7 +7260,6 @@
           <w:p>
             <w:pPr>
               <w:pStyle w:val="Compact"/>
-              <w:jc w:val="left"/>
             </w:pPr>
             <w:r>
               <w:rPr>
@@ -4714,9 +7274,11 @@
           <w:p>
             <w:pPr>
               <w:pStyle w:val="Compact"/>
-              <w:jc w:val="left"/>
-            </w:pPr>
-            <w:r>
+            </w:pPr>
+            <w:r>
+              <w:rPr>
+                <w:rFonts w:hint="eastAsia"/>
+              </w:rPr>
               <w:t xml:space="preserve">网页端，功能等价</w:t>
             </w:r>
           </w:p>
@@ -4726,9 +7288,11 @@
           <w:p>
             <w:pPr>
               <w:pStyle w:val="Compact"/>
-              <w:jc w:val="left"/>
-            </w:pPr>
-            <w:r>
+            </w:pPr>
+            <w:r>
+              <w:rPr>
+                <w:rFonts w:hint="eastAsia"/>
+              </w:rPr>
               <w:t xml:space="preserve">不用</w:t>
             </w:r>
           </w:p>
@@ -4740,7 +7304,6 @@
           <w:p>
             <w:pPr>
               <w:pStyle w:val="Compact"/>
-              <w:jc w:val="left"/>
             </w:pPr>
             <w:r>
               <w:rPr>
@@ -4755,21 +7318,34 @@
           <w:p>
             <w:pPr>
               <w:pStyle w:val="Compact"/>
-              <w:jc w:val="left"/>
-            </w:pPr>
-            <w:r>
-              <w:t xml:space="preserve">用真实大模型跑 5 道题</w:t>
-            </w:r>
-          </w:p>
-        </w:tc>
-        <w:tc>
-          <w:tcPr/>
-          <w:p>
-            <w:pPr>
-              <w:pStyle w:val="Compact"/>
-              <w:jc w:val="left"/>
-            </w:pPr>
-            <w:r>
+            </w:pPr>
+            <w:r>
+              <w:rPr>
+                <w:rFonts w:hint="eastAsia"/>
+              </w:rPr>
+              <w:t xml:space="preserve">用真实大模型跑</w:t>
+            </w:r>
+            <w:r>
+              <w:t xml:space="preserve"> 5 </w:t>
+            </w:r>
+            <w:r>
+              <w:rPr>
+                <w:rFonts w:hint="eastAsia"/>
+              </w:rPr>
+              <w:t xml:space="preserve">道题</w:t>
+            </w:r>
+          </w:p>
+        </w:tc>
+        <w:tc>
+          <w:tcPr/>
+          <w:p>
+            <w:pPr>
+              <w:pStyle w:val="Compact"/>
+            </w:pPr>
+            <w:r>
+              <w:rPr>
+                <w:rFonts w:hint="eastAsia"/>
+              </w:rPr>
               <w:t xml:space="preserve">要</w:t>
             </w:r>
           </w:p>
@@ -4781,7 +7357,6 @@
           <w:p>
             <w:pPr>
               <w:pStyle w:val="Compact"/>
-              <w:jc w:val="left"/>
             </w:pPr>
             <w:r>
               <w:rPr>
@@ -4796,21 +7371,34 @@
           <w:p>
             <w:pPr>
               <w:pStyle w:val="Compact"/>
-              <w:jc w:val="left"/>
-            </w:pPr>
-            <w:r>
-              <w:t xml:space="preserve">跑 14 题评测集，出成绩单</w:t>
-            </w:r>
-          </w:p>
-        </w:tc>
-        <w:tc>
-          <w:tcPr/>
-          <w:p>
-            <w:pPr>
-              <w:pStyle w:val="Compact"/>
-              <w:jc w:val="left"/>
-            </w:pPr>
-            <w:r>
+            </w:pPr>
+            <w:r>
+              <w:rPr>
+                <w:rFonts w:hint="eastAsia"/>
+              </w:rPr>
+              <w:t xml:space="preserve">跑</w:t>
+            </w:r>
+            <w:r>
+              <w:t xml:space="preserve"> 14 </w:t>
+            </w:r>
+            <w:r>
+              <w:rPr>
+                <w:rFonts w:hint="eastAsia"/>
+              </w:rPr>
+              <w:t xml:space="preserve">题评测集，出成绩单</w:t>
+            </w:r>
+          </w:p>
+        </w:tc>
+        <w:tc>
+          <w:tcPr/>
+          <w:p>
+            <w:pPr>
+              <w:pStyle w:val="Compact"/>
+            </w:pPr>
+            <w:r>
+              <w:rPr>
+                <w:rFonts w:hint="eastAsia"/>
+              </w:rPr>
               <w:t xml:space="preserve">要</w:t>
             </w:r>
           </w:p>
@@ -4824,14 +7412,20 @@
         </w:pict>
       </w:r>
     </w:p>
-    <w:bookmarkEnd w:id="52"/>
-    <w:bookmarkStart w:id="53" w:name="X16574f01e88f8ba50391f56a43107b0e7b95dc4"/>
+    <w:bookmarkEnd w:id="41"/>
+    <w:bookmarkStart w:id="42" w:name="X16574f01e88f8ba50391f56a43107b0e7b95dc4"/>
     <w:p>
       <w:pPr>
         <w:pStyle w:val="Heading2"/>
       </w:pPr>
       <w:r>
-        <w:t xml:space="preserve">7 一页速查</w:t>
+        <w:t xml:space="preserve">7 </w:t>
+      </w:r>
+      <w:r>
+        <w:rPr>
+          <w:rFonts w:hint="eastAsia"/>
+        </w:rPr>
+        <w:t xml:space="preserve">一页速查</w:t>
       </w:r>
     </w:p>
     <w:p>
@@ -4840,80 +7434,141 @@
       </w:pPr>
       <w:r>
         <w:rPr>
-          <w:bCs/>
-          <w:b/>
+          <w:rFonts w:hint="eastAsia"/>
+          <w:b/>
+          <w:bCs/>
         </w:rPr>
         <w:t xml:space="preserve">最常用的五个动作：</w:t>
       </w:r>
     </w:p>
     <w:p>
       <w:pPr>
+        <w:pStyle w:val="Compact"/>
         <w:numPr>
           <w:ilvl w:val="0"/>
           <w:numId w:val="1008"/>
         </w:numPr>
+      </w:pPr>
+      <w:r>
+        <w:rPr>
+          <w:rFonts w:hint="eastAsia"/>
+        </w:rPr>
+        <w:t xml:space="preserve">建架子</w:t>
+      </w:r>
+      <w:r>
+        <w:t xml:space="preserve"> → </w:t>
+      </w:r>
+      <w:r>
+        <w:rPr>
+          <w:rFonts w:hint="eastAsia"/>
+        </w:rPr>
+        <w:t xml:space="preserve">中间卡片「参数化框架」</w:t>
+      </w:r>
+    </w:p>
+    <w:p>
+      <w:pPr>
         <w:pStyle w:val="Compact"/>
-      </w:pPr>
-      <w:r>
-        <w:t xml:space="preserve">建架子 → 中间卡片「参数化框架」</w:t>
-      </w:r>
-    </w:p>
-    <w:p>
-      <w:pPr>
         <w:numPr>
           <w:ilvl w:val="0"/>
           <w:numId w:val="1008"/>
         </w:numPr>
+      </w:pPr>
+      <w:r>
+        <w:rPr>
+          <w:rFonts w:hint="eastAsia"/>
+        </w:rPr>
+        <w:t xml:space="preserve">填材料截面</w:t>
+      </w:r>
+      <w:r>
+        <w:t xml:space="preserve"> → </w:t>
+      </w:r>
+      <w:r>
+        <w:rPr>
+          <w:rFonts w:hint="eastAsia"/>
+        </w:rPr>
+        <w:t xml:space="preserve">功能区「属性」</w:t>
+      </w:r>
+    </w:p>
+    <w:p>
+      <w:pPr>
         <w:pStyle w:val="Compact"/>
-      </w:pPr>
-      <w:r>
-        <w:t xml:space="preserve">填材料截面 → 功能区「属性」</w:t>
-      </w:r>
-    </w:p>
-    <w:p>
-      <w:pPr>
         <w:numPr>
           <w:ilvl w:val="0"/>
           <w:numId w:val="1008"/>
         </w:numPr>
+      </w:pPr>
+      <w:r>
+        <w:rPr>
+          <w:rFonts w:hint="eastAsia"/>
+        </w:rPr>
+        <w:t xml:space="preserve">加固定和重量</w:t>
+      </w:r>
+      <w:r>
+        <w:t xml:space="preserve"> → </w:t>
+      </w:r>
+      <w:r>
+        <w:rPr>
+          <w:rFonts w:hint="eastAsia"/>
+        </w:rPr>
+        <w:t xml:space="preserve">功能区「载荷」</w:t>
+      </w:r>
+    </w:p>
+    <w:p>
+      <w:pPr>
         <w:pStyle w:val="Compact"/>
-      </w:pPr>
-      <w:r>
-        <w:t xml:space="preserve">加固定和重量 → 功能区「载荷」</w:t>
-      </w:r>
-    </w:p>
-    <w:p>
-      <w:pPr>
         <w:numPr>
           <w:ilvl w:val="0"/>
           <w:numId w:val="1008"/>
         </w:numPr>
+      </w:pPr>
+      <w:r>
+        <w:rPr>
+          <w:rFonts w:hint="eastAsia"/>
+        </w:rPr>
+        <w:t xml:space="preserve">算</w:t>
+      </w:r>
+      <w:r>
+        <w:t xml:space="preserve"> → </w:t>
+      </w:r>
+      <w:r>
+        <w:rPr>
+          <w:rFonts w:hint="eastAsia"/>
+        </w:rPr>
+        <w:t xml:space="preserve">按</w:t>
+      </w:r>
+      <w:r>
+        <w:t xml:space="preserve"> </w:t>
+      </w:r>
+      <w:r>
+        <w:rPr>
+          <w:b/>
+          <w:bCs/>
+        </w:rPr>
+        <w:t xml:space="preserve">F5</w:t>
+      </w:r>
+    </w:p>
+    <w:p>
+      <w:pPr>
         <w:pStyle w:val="Compact"/>
-      </w:pPr>
-      <w:r>
-        <w:t xml:space="preserve">算 → 按</w:t>
-      </w:r>
-      <w:r>
-        <w:t xml:space="preserve"> </w:t>
-      </w:r>
-      <w:r>
-        <w:rPr>
-          <w:bCs/>
-          <w:b/>
-        </w:rPr>
-        <w:t xml:space="preserve">F5</w:t>
-      </w:r>
-    </w:p>
-    <w:p>
-      <w:pPr>
         <w:numPr>
           <w:ilvl w:val="0"/>
           <w:numId w:val="1008"/>
         </w:numPr>
-        <w:pStyle w:val="Compact"/>
-      </w:pPr>
-      <w:r>
-        <w:t xml:space="preserve">看 → 功能区「结果」</w:t>
+      </w:pPr>
+      <w:r>
+        <w:rPr>
+          <w:rFonts w:hint="eastAsia"/>
+        </w:rPr>
+        <w:t xml:space="preserve">看</w:t>
+      </w:r>
+      <w:r>
+        <w:t xml:space="preserve"> → </w:t>
+      </w:r>
+      <w:r>
+        <w:rPr>
+          <w:rFonts w:hint="eastAsia"/>
+        </w:rPr>
+        <w:t xml:space="preserve">功能区「结果」</w:t>
       </w:r>
     </w:p>
     <w:p>
@@ -4922,8 +7577,9 @@
       </w:pPr>
       <w:r>
         <w:rPr>
-          <w:bCs/>
-          <w:b/>
+          <w:rFonts w:hint="eastAsia"/>
+          <w:b/>
+          <w:bCs/>
         </w:rPr>
         <w:t xml:space="preserve">最常用的五个快捷键：</w:t>
       </w:r>
@@ -4933,7 +7589,6 @@
         <w:tblStyle w:val="Table"/>
         <w:tblW w:type="auto" w:w="0"/>
         <w:tblLook w:firstRow="1" w:lastRow="0" w:firstColumn="0" w:lastColumn="0" w:noHBand="0" w:noVBand="0" w:val="0020"/>
-        <w:jc w:val="start"/>
       </w:tblPr>
       <w:tblGrid>
         <w:gridCol w:w="3960"/>
@@ -4941,16 +7596,18 @@
       </w:tblGrid>
       <w:tr>
         <w:trPr>
-          <w:tblHeader w:val="true"/>
+          <w:tblHeader w:val="on"/>
         </w:trPr>
         <w:tc>
           <w:tcPr/>
           <w:p>
             <w:pPr>
               <w:pStyle w:val="Compact"/>
-              <w:jc w:val="left"/>
-            </w:pPr>
-            <w:r>
+            </w:pPr>
+            <w:r>
+              <w:rPr>
+                <w:rFonts w:hint="eastAsia"/>
+              </w:rPr>
               <w:t xml:space="preserve">键</w:t>
             </w:r>
           </w:p>
@@ -4960,9 +7617,11 @@
           <w:p>
             <w:pPr>
               <w:pStyle w:val="Compact"/>
-              <w:jc w:val="left"/>
-            </w:pPr>
-            <w:r>
+            </w:pPr>
+            <w:r>
+              <w:rPr>
+                <w:rFonts w:hint="eastAsia"/>
+              </w:rPr>
               <w:t xml:space="preserve">作用</w:t>
             </w:r>
           </w:p>
@@ -4974,7 +7633,6 @@
           <w:p>
             <w:pPr>
               <w:pStyle w:val="Compact"/>
-              <w:jc w:val="left"/>
             </w:pPr>
             <w:r>
               <w:rPr>
@@ -4989,9 +7647,11 @@
           <w:p>
             <w:pPr>
               <w:pStyle w:val="Compact"/>
-              <w:jc w:val="left"/>
-            </w:pPr>
-            <w:r>
+            </w:pPr>
+            <w:r>
+              <w:rPr>
+                <w:rFonts w:hint="eastAsia"/>
+              </w:rPr>
               <w:t xml:space="preserve">求解</w:t>
             </w:r>
           </w:p>
@@ -5003,7 +7663,6 @@
           <w:p>
             <w:pPr>
               <w:pStyle w:val="Compact"/>
-              <w:jc w:val="left"/>
             </w:pPr>
             <w:r>
               <w:rPr>
@@ -5063,10 +7722,39 @@
           <w:p>
             <w:pPr>
               <w:pStyle w:val="Compact"/>
-              <w:jc w:val="left"/>
-            </w:pPr>
-            <w:r>
-              <w:t xml:space="preserve">前视 / 侧视 / 顶视 / 等轴测</w:t>
+            </w:pPr>
+            <w:r>
+              <w:rPr>
+                <w:rFonts w:hint="eastAsia"/>
+              </w:rPr>
+              <w:t xml:space="preserve">前视</w:t>
+            </w:r>
+            <w:r>
+              <w:t xml:space="preserve"> / </w:t>
+            </w:r>
+            <w:r>
+              <w:rPr>
+                <w:rFonts w:hint="eastAsia"/>
+              </w:rPr>
+              <w:t xml:space="preserve">侧视</w:t>
+            </w:r>
+            <w:r>
+              <w:t xml:space="preserve"> / </w:t>
+            </w:r>
+            <w:r>
+              <w:rPr>
+                <w:rFonts w:hint="eastAsia"/>
+              </w:rPr>
+              <w:t xml:space="preserve">顶视</w:t>
+            </w:r>
+            <w:r>
+              <w:t xml:space="preserve"> / </w:t>
+            </w:r>
+            <w:r>
+              <w:rPr>
+                <w:rFonts w:hint="eastAsia"/>
+              </w:rPr>
+              <w:t xml:space="preserve">等轴测</w:t>
             </w:r>
           </w:p>
         </w:tc>
@@ -5077,7 +7765,6 @@
           <w:p>
             <w:pPr>
               <w:pStyle w:val="Compact"/>
-              <w:jc w:val="left"/>
             </w:pPr>
             <w:r>
               <w:rPr>
@@ -5092,9 +7779,11 @@
           <w:p>
             <w:pPr>
               <w:pStyle w:val="Compact"/>
-              <w:jc w:val="left"/>
-            </w:pPr>
-            <w:r>
+            </w:pPr>
+            <w:r>
+              <w:rPr>
+                <w:rFonts w:hint="eastAsia"/>
+              </w:rPr>
               <w:t xml:space="preserve">把模型缩放到刚好充满窗口</w:t>
             </w:r>
           </w:p>
@@ -5106,7 +7795,6 @@
           <w:p>
             <w:pPr>
               <w:pStyle w:val="Compact"/>
-              <w:jc w:val="left"/>
             </w:pPr>
             <w:r>
               <w:rPr>
@@ -5121,9 +7809,11 @@
           <w:p>
             <w:pPr>
               <w:pStyle w:val="Compact"/>
-              <w:jc w:val="left"/>
-            </w:pPr>
-            <w:r>
+            </w:pPr>
+            <w:r>
+              <w:rPr>
+                <w:rFonts w:hint="eastAsia"/>
+              </w:rPr>
               <w:t xml:space="preserve">撤销上一步（结果会一起清掉）</w:t>
             </w:r>
           </w:p>
@@ -5135,7 +7825,6 @@
           <w:p>
             <w:pPr>
               <w:pStyle w:val="Compact"/>
-              <w:jc w:val="left"/>
             </w:pPr>
             <w:r>
               <w:rPr>
@@ -5150,10 +7839,30 @@
           <w:p>
             <w:pPr>
               <w:pStyle w:val="Compact"/>
-              <w:jc w:val="left"/>
-            </w:pPr>
-            <w:r>
-              <w:t xml:space="preserve">显示 / 隐藏右边的 AI 对话栏</w:t>
+            </w:pPr>
+            <w:r>
+              <w:rPr>
+                <w:rFonts w:hint="eastAsia"/>
+              </w:rPr>
+              <w:t xml:space="preserve">显示</w:t>
+            </w:r>
+            <w:r>
+              <w:t xml:space="preserve"> / </w:t>
+            </w:r>
+            <w:r>
+              <w:rPr>
+                <w:rFonts w:hint="eastAsia"/>
+              </w:rPr>
+              <w:t xml:space="preserve">隐藏右边的</w:t>
+            </w:r>
+            <w:r>
+              <w:t xml:space="preserve"> AI </w:t>
+            </w:r>
+            <w:r>
+              <w:rPr>
+                <w:rFonts w:hint="eastAsia"/>
+              </w:rPr>
+              <w:t xml:space="preserve">对话栏</w:t>
             </w:r>
           </w:p>
         </w:tc>
@@ -5165,49 +7874,95 @@
       </w:pPr>
       <w:r>
         <w:rPr>
-          <w:bCs/>
-          <w:b/>
+          <w:rFonts w:hint="eastAsia"/>
+          <w:b/>
+          <w:bCs/>
         </w:rPr>
         <w:t xml:space="preserve">记住三句话就够：</w:t>
       </w:r>
     </w:p>
     <w:p>
       <w:pPr>
+        <w:pStyle w:val="Compact"/>
         <w:numPr>
           <w:ilvl w:val="0"/>
           <w:numId w:val="1009"/>
         </w:numPr>
+      </w:pPr>
+      <w:r>
+        <w:rPr>
+          <w:rFonts w:hint="eastAsia"/>
+        </w:rPr>
+        <w:t xml:space="preserve">从左往右走顶上那条流程条：建模</w:t>
+      </w:r>
+      <w:r>
+        <w:t xml:space="preserve"> → </w:t>
+      </w:r>
+      <w:r>
+        <w:rPr>
+          <w:rFonts w:hint="eastAsia"/>
+        </w:rPr>
+        <w:t xml:space="preserve">定义</w:t>
+      </w:r>
+      <w:r>
+        <w:t xml:space="preserve"> → </w:t>
+      </w:r>
+      <w:r>
+        <w:rPr>
+          <w:rFonts w:hint="eastAsia"/>
+        </w:rPr>
+        <w:t xml:space="preserve">校验</w:t>
+      </w:r>
+      <w:r>
+        <w:t xml:space="preserve"> → </w:t>
+      </w:r>
+      <w:r>
+        <w:rPr>
+          <w:rFonts w:hint="eastAsia"/>
+        </w:rPr>
+        <w:t xml:space="preserve">求解</w:t>
+      </w:r>
+      <w:r>
+        <w:t xml:space="preserve"> → </w:t>
+      </w:r>
+      <w:r>
+        <w:rPr>
+          <w:rFonts w:hint="eastAsia"/>
+        </w:rPr>
+        <w:t xml:space="preserve">结果。</w:t>
+      </w:r>
+    </w:p>
+    <w:p>
+      <w:pPr>
         <w:pStyle w:val="Compact"/>
-      </w:pPr>
-      <w:r>
-        <w:t xml:space="preserve">从左往右走顶上那条流程条：建模 → 定义 → 校验 → 求解 → 结果。</w:t>
-      </w:r>
-    </w:p>
-    <w:p>
-      <w:pPr>
         <w:numPr>
           <w:ilvl w:val="0"/>
           <w:numId w:val="1009"/>
         </w:numPr>
+      </w:pPr>
+      <w:r>
+        <w:rPr>
+          <w:rFonts w:hint="eastAsia"/>
+        </w:rPr>
+        <w:t xml:space="preserve">左边的模型树是你的检查清单，数字对不上就是漏了东西。</w:t>
+      </w:r>
+    </w:p>
+    <w:p>
+      <w:pPr>
         <w:pStyle w:val="Compact"/>
-      </w:pPr>
-      <w:r>
-        <w:t xml:space="preserve">左边的模型树是你的检查清单，数字对不上就是漏了东西。</w:t>
-      </w:r>
-    </w:p>
-    <w:p>
-      <w:pPr>
         <w:numPr>
           <w:ilvl w:val="0"/>
           <w:numId w:val="1009"/>
         </w:numPr>
-        <w:pStyle w:val="Compact"/>
-      </w:pPr>
-      <w:r>
+      </w:pPr>
+      <w:r>
+        <w:rPr>
+          <w:rFonts w:hint="eastAsia"/>
+        </w:rPr>
         <w:t xml:space="preserve">软件说"判不了"的时候，它是在诚实，不是坏了。</w:t>
       </w:r>
     </w:p>
-    <w:bookmarkEnd w:id="53"/>
+    <w:bookmarkEnd w:id="42"/>
     <w:sectPr/>
   </w:body>
 </w:document>
@@ -5239,14 +7994,14 @@
 <file path=word/numbering.xml><?xml version="1.0" encoding="utf-8"?>
 <w:numbering xmlns:w="http://schemas.openxmlformats.org/wordprocessingml/2006/main">
   <w:abstractNum w:abstractNumId="990">
-    <w:nsid w:val="A990"/>
+    <w:nsid w:val="0000A990"/>
     <w:multiLevelType w:val="multilevel"/>
     <w:lvl w:ilvl="0">
       <w:numFmt w:val="bullet"/>
       <w:lvlText w:val=" "/>
       <w:lvlJc w:val="left"/>
       <w:pPr>
-        <w:ind w:left="720" w:hanging="480"/>
+        <w:ind w:left="720" w:hanging="360"/>
       </w:pPr>
     </w:lvl>
     <w:lvl w:ilvl="1">
@@ -5254,7 +8009,7 @@
       <w:lvlText w:val=" "/>
       <w:lvlJc w:val="left"/>
       <w:pPr>
-        <w:ind w:left="1440" w:hanging="480"/>
+        <w:ind w:left="1440" w:hanging="360"/>
       </w:pPr>
     </w:lvl>
     <w:lvl w:ilvl="2">
@@ -5262,7 +8017,7 @@
       <w:lvlText w:val=" "/>
       <w:lvlJc w:val="left"/>
       <w:pPr>
-        <w:ind w:left="2160" w:hanging="480"/>
+        <w:ind w:left="2160" w:hanging="360"/>
       </w:pPr>
     </w:lvl>
     <w:lvl w:ilvl="3">
@@ -5270,7 +8025,7 @@
       <w:lvlText w:val=" "/>
       <w:lvlJc w:val="left"/>
       <w:pPr>
-        <w:ind w:left="2880" w:hanging="480"/>
+        <w:ind w:left="2880" w:hanging="360"/>
       </w:pPr>
     </w:lvl>
     <w:lvl w:ilvl="4">
@@ -5278,7 +8033,7 @@
       <w:lvlText w:val=" "/>
       <w:lvlJc w:val="left"/>
       <w:pPr>
-        <w:ind w:left="3600" w:hanging="480"/>
+        <w:ind w:left="3600" w:hanging="360"/>
       </w:pPr>
     </w:lvl>
     <w:lvl w:ilvl="5">
@@ -5286,7 +8041,7 @@
       <w:lvlText w:val=" "/>
       <w:lvlJc w:val="left"/>
       <w:pPr>
-        <w:ind w:left="4320" w:hanging="480"/>
+        <w:ind w:left="4320" w:hanging="360"/>
       </w:pPr>
     </w:lvl>
     <w:lvl w:ilvl="6">
@@ -5294,7 +8049,7 @@
       <w:lvlText w:val=" "/>
       <w:lvlJc w:val="left"/>
       <w:pPr>
-        <w:ind w:left="5040" w:hanging="480"/>
+        <w:ind w:left="5040" w:hanging="360"/>
       </w:pPr>
     </w:lvl>
     <w:lvl w:ilvl="7">
@@ -5302,7 +8057,7 @@
       <w:lvlText w:val=" "/>
       <w:lvlJc w:val="left"/>
       <w:pPr>
-        <w:ind w:left="5760" w:hanging="480"/>
+        <w:ind w:left="5760" w:hanging="360"/>
       </w:pPr>
     </w:lvl>
     <w:lvl w:ilvl="8">
@@ -5310,88 +8065,115 @@
       <w:lvlText w:val=" "/>
       <w:lvlJc w:val="left"/>
       <w:pPr>
-        <w:ind w:left="6480" w:hanging="480"/>
+        <w:ind w:left="6480" w:hanging="360"/>
       </w:pPr>
     </w:lvl>
   </w:abstractNum>
   <w:abstractNum w:abstractNumId="991">
-    <w:nsid w:val="A991"/>
+    <w:nsid w:val="0000A991"/>
     <w:multiLevelType w:val="multilevel"/>
     <w:lvl w:ilvl="0">
       <w:numFmt w:val="bullet"/>
-      <w:lvlText w:val="•"/>
+      <w:lvlText w:val=""/>
       <w:lvlJc w:val="left"/>
       <w:pPr>
-        <w:ind w:left="720" w:hanging="480"/>
-      </w:pPr>
+        <w:ind w:left="720" w:hanging="360"/>
+      </w:pPr>
+      <w:rPr>
+        <w:rFonts w:ascii="Symbol" w:hAnsi="Symbol" w:cs="Symbol" w:hint="default"/>
+      </w:rPr>
     </w:lvl>
     <w:lvl w:ilvl="1">
       <w:numFmt w:val="bullet"/>
-      <w:lvlText w:val="–"/>
+      <w:lvlText w:val="o"/>
       <w:lvlJc w:val="left"/>
       <w:pPr>
-        <w:ind w:left="1440" w:hanging="480"/>
-      </w:pPr>
+        <w:ind w:left="1440" w:hanging="360"/>
+      </w:pPr>
+      <w:rPr>
+        <w:rFonts w:ascii="Courier New" w:hAnsi="Courier New" w:cs="Courier New" w:hint="default"/>
+      </w:rPr>
     </w:lvl>
     <w:lvl w:ilvl="2">
       <w:numFmt w:val="bullet"/>
-      <w:lvlText w:val="•"/>
+      <w:lvlText w:val=""/>
       <w:lvlJc w:val="left"/>
       <w:pPr>
-        <w:ind w:left="2160" w:hanging="480"/>
-      </w:pPr>
+        <w:ind w:left="2160" w:hanging="360"/>
+      </w:pPr>
+      <w:rPr>
+        <w:rFonts w:ascii="Wingdings" w:hAnsi="Wingdings" w:cs="Wingdings" w:hint="default"/>
+      </w:rPr>
     </w:lvl>
     <w:lvl w:ilvl="3">
       <w:numFmt w:val="bullet"/>
-      <w:lvlText w:val="–"/>
+      <w:lvlText w:val=""/>
       <w:lvlJc w:val="left"/>
       <w:pPr>
-        <w:ind w:left="2880" w:hanging="480"/>
-      </w:pPr>
+        <w:ind w:left="2880" w:hanging="360"/>
+      </w:pPr>
+      <w:rPr>
+        <w:rFonts w:ascii="Symbol" w:hAnsi="Symbol" w:cs="Symbol" w:hint="default"/>
+      </w:rPr>
     </w:lvl>
     <w:lvl w:ilvl="4">
       <w:numFmt w:val="bullet"/>
-      <w:lvlText w:val="•"/>
+      <w:lvlText w:val="o"/>
       <w:lvlJc w:val="left"/>
       <w:pPr>
-        <w:ind w:left="3600" w:hanging="480"/>
-      </w:pPr>
+        <w:ind w:left="3600" w:hanging="360"/>
+      </w:pPr>
+      <w:rPr>
+        <w:rFonts w:ascii="Courier New" w:hAnsi="Courier New" w:cs="Courier New" w:hint="default"/>
+      </w:rPr>
     </w:lvl>
     <w:lvl w:ilvl="5">
       <w:numFmt w:val="bullet"/>
-      <w:lvlText w:val="–"/>
+      <w:lvlText w:val=""/>
       <w:lvlJc w:val="left"/>
       <w:pPr>
-        <w:ind w:left="4320" w:hanging="480"/>
-      </w:pPr>
+        <w:ind w:left="4320" w:hanging="360"/>
+      </w:pPr>
+      <w:rPr>
+        <w:rFonts w:ascii="Wingdings" w:hAnsi="Wingdings" w:cs="Wingdings" w:hint="default"/>
+      </w:rPr>
     </w:lvl>
     <w:lvl w:ilvl="6">
       <w:numFmt w:val="bullet"/>
-      <w:lvlText w:val="•"/>
+      <w:lvlText w:val=""/>
       <w:lvlJc w:val="left"/>
       <w:pPr>
-        <w:ind w:left="5040" w:hanging="480"/>
-      </w:pPr>
+        <w:ind w:left="5040" w:hanging="360"/>
+      </w:pPr>
+      <w:rPr>
+        <w:rFonts w:ascii="Symbol" w:hAnsi="Symbol" w:cs="Symbol" w:hint="default"/>
+      </w:rPr>
     </w:lvl>
     <w:lvl w:ilvl="7">
       <w:numFmt w:val="bullet"/>
-      <w:lvlText w:val="–"/>
+      <w:lvlText w:val="o"/>
       <w:lvlJc w:val="left"/>
       <w:pPr>
-        <w:ind w:left="5760" w:hanging="480"/>
-      </w:pPr>
+        <w:ind w:left="5760" w:hanging="360"/>
+      </w:pPr>
+      <w:rPr>
+        <w:rFonts w:ascii="Courier New" w:hAnsi="Courier New" w:cs="Courier New" w:hint="default"/>
+      </w:rPr>
     </w:lvl>
     <w:lvl w:ilvl="8">
       <w:numFmt w:val="bullet"/>
-      <w:lvlText w:val="•"/>
+      <w:lvlText w:val=""/>
       <w:lvlJc w:val="left"/>
       <w:pPr>
-        <w:ind w:left="6480" w:hanging="480"/>
-      </w:pPr>
+        <w:ind w:left="6480" w:hanging="360"/>
+      </w:pPr>
+      <w:rPr>
+        <w:rFonts w:ascii="Wingdings" w:hAnsi="Wingdings" w:cs="Wingdings" w:hint="default"/>
+      </w:rPr>
     </w:lvl>
   </w:abstractNum>
   <w:abstractNum w:abstractNumId="99411">
-    <w:nsid w:val="A99411"/>
+    <w:nsid w:val="00A99411"/>
     <w:multiLevelType w:val="multilevel"/>
     <w:lvl w:ilvl="0">
       <w:start w:val="1"/>
@@ -5399,7 +8181,7 @@
       <w:lvlText w:val="%1."/>
       <w:lvlJc w:val="left"/>
       <w:pPr>
-        <w:ind w:left="720" w:hanging="480"/>
+        <w:ind w:left="720" w:hanging="360"/>
       </w:pPr>
     </w:lvl>
     <w:lvl w:ilvl="1">
@@ -5408,7 +8190,7 @@
       <w:lvlText w:val="%2."/>
       <w:lvlJc w:val="left"/>
       <w:pPr>
-        <w:ind w:left="1440" w:hanging="480"/>
+        <w:ind w:left="1440" w:hanging="360"/>
       </w:pPr>
     </w:lvl>
     <w:lvl w:ilvl="2">
@@ -5417,7 +8199,7 @@
       <w:lvlText w:val="%3."/>
       <w:lvlJc w:val="left"/>
       <w:pPr>
-        <w:ind w:left="2160" w:hanging="480"/>
+        <w:ind w:left="2160" w:hanging="360"/>
       </w:pPr>
     </w:lvl>
     <w:lvl w:ilvl="3">
@@ -5426,7 +8208,7 @@
       <w:lvlText w:val="%4."/>
       <w:lvlJc w:val="left"/>
       <w:pPr>
-        <w:ind w:left="2880" w:hanging="480"/>
+        <w:ind w:left="2880" w:hanging="360"/>
       </w:pPr>
     </w:lvl>
     <w:lvl w:ilvl="4">
@@ -5435,7 +8217,7 @@
       <w:lvlText w:val="%5."/>
       <w:lvlJc w:val="left"/>
       <w:pPr>
-        <w:ind w:left="3600" w:hanging="480"/>
+        <w:ind w:left="3600" w:hanging="360"/>
       </w:pPr>
     </w:lvl>
     <w:lvl w:ilvl="5">
@@ -5444,7 +8226,7 @@
       <w:lvlText w:val="%6."/>
       <w:lvlJc w:val="left"/>
       <w:pPr>
-        <w:ind w:left="4320" w:hanging="480"/>
+        <w:ind w:left="4320" w:hanging="360"/>
       </w:pPr>
     </w:lvl>
     <w:lvl w:ilvl="6">
@@ -5453,7 +8235,7 @@
       <w:lvlText w:val="%7."/>
       <w:lvlJc w:val="left"/>
       <w:pPr>
-        <w:ind w:left="5040" w:hanging="480"/>
+        <w:ind w:left="5040" w:hanging="360"/>
       </w:pPr>
     </w:lvl>
     <w:lvl w:ilvl="7">
@@ -5462,7 +8244,7 @@
       <w:lvlText w:val="%8."/>
       <w:lvlJc w:val="left"/>
       <w:pPr>
-        <w:ind w:left="5760" w:hanging="480"/>
+        <w:ind w:left="5760" w:hanging="360"/>
       </w:pPr>
     </w:lvl>
     <w:lvl w:ilvl="8">
@@ -5471,7 +8253,7 @@
       <w:lvlText w:val="%9."/>
       <w:lvlJc w:val="left"/>
       <w:pPr>
-        <w:ind w:left="6480" w:hanging="480"/>
+        <w:ind w:left="6480" w:hanging="360"/>
       </w:pPr>
     </w:lvl>
   </w:abstractNum>
@@ -6079,8 +8861,8 @@
     <w:name w:val="KeywordTok"/>
     <w:basedOn w:val="VerbatimChar"/>
     <w:rPr>
+      <w:b/>
       <w:color w:val="007020"/>
-      <w:b/>
     </w:rPr>
   </w:style>
   <w:style w:type="character" w:customStyle="1" w:styleId="DataTypeTok">
@@ -6157,42 +8939,42 @@
     <w:name w:val="ImportTok"/>
     <w:basedOn w:val="VerbatimChar"/>
     <w:rPr>
+      <w:b/>
       <w:color w:val="008000"/>
-      <w:b/>
     </w:rPr>
   </w:style>
   <w:style w:type="character" w:customStyle="1" w:styleId="CommentTok">
     <w:name w:val="CommentTok"/>
     <w:basedOn w:val="VerbatimChar"/>
     <w:rPr>
+      <w:i/>
       <w:color w:val="60a0b0"/>
-      <w:i/>
     </w:rPr>
   </w:style>
   <w:style w:type="character" w:customStyle="1" w:styleId="DocumentationTok">
     <w:name w:val="DocumentationTok"/>
     <w:basedOn w:val="VerbatimChar"/>
     <w:rPr>
+      <w:i/>
       <w:color w:val="ba2121"/>
-      <w:i/>
     </w:rPr>
   </w:style>
   <w:style w:type="character" w:customStyle="1" w:styleId="AnnotationTok">
     <w:name w:val="AnnotationTok"/>
     <w:basedOn w:val="VerbatimChar"/>
     <w:rPr>
-      <w:color w:val="60a0b0"/>
       <w:b/>
       <w:i/>
+      <w:color w:val="60a0b0"/>
     </w:rPr>
   </w:style>
   <w:style w:type="character" w:customStyle="1" w:styleId="CommentVarTok">
     <w:name w:val="CommentVarTok"/>
     <w:basedOn w:val="VerbatimChar"/>
     <w:rPr>
-      <w:color w:val="60a0b0"/>
       <w:b/>
       <w:i/>
+      <w:color w:val="60a0b0"/>
     </w:rPr>
   </w:style>
   <w:style w:type="character" w:customStyle="1" w:styleId="OtherTok">
@@ -6220,8 +9002,8 @@
     <w:name w:val="ControlFlowTok"/>
     <w:basedOn w:val="VerbatimChar"/>
     <w:rPr>
+      <w:b/>
       <w:color w:val="007020"/>
-      <w:b/>
     </w:rPr>
   </w:style>
   <w:style w:type="character" w:customStyle="1" w:styleId="OperatorTok">
@@ -6266,34 +9048,34 @@
     <w:name w:val="InformationTok"/>
     <w:basedOn w:val="VerbatimChar"/>
     <w:rPr>
-      <w:color w:val="60a0b0"/>
       <w:b/>
       <w:i/>
+      <w:color w:val="60a0b0"/>
     </w:rPr>
   </w:style>
   <w:style w:type="character" w:customStyle="1" w:styleId="WarningTok">
     <w:name w:val="WarningTok"/>
     <w:basedOn w:val="VerbatimChar"/>
     <w:rPr>
-      <w:color w:val="60a0b0"/>
       <w:b/>
       <w:i/>
+      <w:color w:val="60a0b0"/>
     </w:rPr>
   </w:style>
   <w:style w:type="character" w:customStyle="1" w:styleId="AlertTok">
     <w:name w:val="AlertTok"/>
     <w:basedOn w:val="VerbatimChar"/>
     <w:rPr>
+      <w:b/>
       <w:color w:val="ff0000"/>
-      <w:b/>
     </w:rPr>
   </w:style>
   <w:style w:type="character" w:customStyle="1" w:styleId="ErrorTok">
     <w:name w:val="ErrorTok"/>
     <w:basedOn w:val="VerbatimChar"/>
     <w:rPr>
+      <w:b/>
       <w:color w:val="ff0000"/>
-      <w:b/>
     </w:rPr>
   </w:style>
   <w:style w:type="character" w:customStyle="1" w:styleId="NormalTok">

--- a/docs/word/使用手册.docx
+++ b/docs/word/使用手册.docx
@@ -7,7 +7,19 @@
         <w:pStyle w:val="Title"/>
       </w:pPr>
       <w:r>
-        <w:t xml:space="preserve">空间刚架智能计算 Agent 使用手册</w:t>
+        <w:rPr>
+          <w:rFonts w:hint="eastAsia"/>
+        </w:rPr>
+        <w:t xml:space="preserve">空间刚架智能计算</w:t>
+      </w:r>
+      <w:r>
+        <w:t xml:space="preserve"> Agent </w:t>
+      </w:r>
+      <w:r>
+        <w:rPr>
+          <w:rFonts w:hint="eastAsia"/>
+        </w:rPr>
+        <w:t xml:space="preserve">使用手册</w:t>
       </w:r>
     </w:p>
     <w:p>
@@ -15,6 +27,9 @@
         <w:pStyle w:val="Subtitle"/>
       </w:pPr>
       <w:r>
+        <w:rPr>
+          <w:rFonts w:hint="eastAsia"/>
+        </w:rPr>
         <w:t xml:space="preserve">从零开始的操作指南</w:t>
       </w:r>
     </w:p>
@@ -31,6 +46,9 @@
             <w:pStyle w:val="TOCHeading"/>
           </w:pPr>
           <w:r>
+            <w:rPr>
+              <w:rFonts w:hint="eastAsia"/>
+            </w:rPr>
             <w:t xml:space="preserve">目录</w:t>
           </w:r>
         </w:p>
@@ -58,8 +76,9 @@
       </w:pPr>
       <w:r>
         <w:rPr>
-          <w:bCs/>
-          <w:b/>
+          <w:rFonts w:hint="eastAsia"/>
+          <w:b/>
+          <w:bCs/>
         </w:rPr>
         <w:t xml:space="preserve">这本手册不假设你学过结构力学，也不假设你会写程序。</w:t>
       </w:r>
@@ -67,12 +86,16 @@
         <w:t xml:space="preserve"> </w:t>
       </w:r>
       <w:r>
+        <w:rPr>
+          <w:rFonts w:hint="eastAsia"/>
+        </w:rPr>
         <w:t xml:space="preserve">从"这软件是干什么的"开始，每一步都写清楚</w:t>
       </w:r>
       <w:r>
         <w:rPr>
-          <w:bCs/>
-          <w:b/>
+          <w:rFonts w:hint="eastAsia"/>
+          <w:b/>
+          <w:bCs/>
         </w:rPr>
         <w:t xml:space="preserve">点哪里、会看到什么、下一步做什么</w:t>
       </w:r>
@@ -85,6 +108,9 @@
         <w:pStyle w:val="BodyText"/>
       </w:pPr>
       <w:r>
+        <w:rPr>
+          <w:rFonts w:hint="eastAsia"/>
+        </w:rPr>
         <w:t xml:space="preserve">如果你只想尽快看到东西动起来，直接翻到</w:t>
       </w:r>
       <w:r>
@@ -92,10 +118,41 @@
       </w:r>
       <w:r>
         <w:rPr>
-          <w:bCs/>
-          <w:b/>
-        </w:rPr>
-        <w:t xml:space="preserve">第 2 章 五分钟上手</w:t>
+          <w:rFonts w:hint="eastAsia"/>
+          <w:b/>
+          <w:bCs/>
+        </w:rPr>
+        <w:t xml:space="preserve">第</w:t>
+      </w:r>
+      <w:r>
+        <w:rPr>
+          <w:b/>
+          <w:bCs/>
+        </w:rPr>
+        <w:t xml:space="preserve"> 2 </w:t>
+      </w:r>
+      <w:r>
+        <w:rPr>
+          <w:rFonts w:hint="eastAsia"/>
+          <w:b/>
+          <w:bCs/>
+        </w:rPr>
+        <w:t xml:space="preserve">章</w:t>
+      </w:r>
+      <w:r>
+        <w:rPr>
+          <w:b/>
+          <w:bCs/>
+        </w:rPr>
+        <w:t xml:space="preserve"> </w:t>
+      </w:r>
+      <w:r>
+        <w:rPr>
+          <w:rFonts w:hint="eastAsia"/>
+          <w:b/>
+          <w:bCs/>
+        </w:rPr>
+        <w:t xml:space="preserve">五分钟上手</w:t>
       </w:r>
       <w:r>
         <w:t xml:space="preserve">。</w:t>
@@ -106,6 +163,9 @@
         <w:pStyle w:val="BlockText"/>
       </w:pPr>
       <w:r>
+        <w:rPr>
+          <w:rFonts w:hint="eastAsia"/>
+        </w:rPr>
         <w:t xml:space="preserve">学过材料力学、结构力学的话，读</w:t>
       </w:r>
       <w:r>
@@ -113,23 +173,26 @@
       </w:r>
       <w:r>
         <w:rPr>
-          <w:bCs/>
-          <w:b/>
+          <w:rFonts w:hint="eastAsia"/>
+          <w:b/>
+          <w:bCs/>
         </w:rPr>
         <w:t xml:space="preserve">《大学生教程》（</w:t>
       </w:r>
       <w:r>
         <w:rPr>
           <w:rStyle w:val="VerbatimChar"/>
-          <w:bCs/>
-          <w:b/>
+          <w:rFonts w:hint="eastAsia"/>
+          <w:b/>
+          <w:bCs/>
         </w:rPr>
         <w:t xml:space="preserve">docs/大学生教程.md</w:t>
       </w:r>
       <w:r>
         <w:rPr>
-          <w:bCs/>
-          <w:b/>
+          <w:rFonts w:hint="eastAsia"/>
+          <w:b/>
+          <w:bCs/>
         </w:rPr>
         <w:t xml:space="preserve">）</w:t>
       </w:r>
@@ -137,12 +200,18 @@
         <w:t xml:space="preserve"> </w:t>
       </w:r>
       <w:r>
+        <w:rPr>
+          <w:rFonts w:hint="eastAsia"/>
+        </w:rPr>
         <w:t xml:space="preserve">更合适：那本讲得深一层——每个功能背后在算什么、什么时候该用、</w:t>
       </w:r>
       <w:r>
         <w:t xml:space="preserve"> </w:t>
       </w:r>
       <w:r>
+        <w:rPr>
+          <w:rFonts w:hint="eastAsia"/>
+        </w:rPr>
         <w:t xml:space="preserve">什么时候它会拒绝你，还有完整的能力边界和快捷键表。</w:t>
       </w:r>
     </w:p>
@@ -153,13 +222,19 @@
         </w:pict>
       </w:r>
     </w:p>
-    <w:bookmarkStart w:id="21" w:name="Xcde1b9d3314946f0467e7a1fca4357f0c643d51"/>
+    <w:bookmarkStart w:id="10" w:name="Xcde1b9d3314946f0467e7a1fca4357f0c643d51"/>
     <w:p>
       <w:pPr>
         <w:pStyle w:val="Heading2"/>
       </w:pPr>
       <w:r>
-        <w:t xml:space="preserve">1 这个软件是干什么的</w:t>
+        <w:t xml:space="preserve">1 </w:t>
+      </w:r>
+      <w:r>
+        <w:rPr>
+          <w:rFonts w:hint="eastAsia"/>
+        </w:rPr>
+        <w:t xml:space="preserve">这个软件是干什么的</w:t>
       </w:r>
     </w:p>
     <w:p>
@@ -167,42 +242,54 @@
         <w:pStyle w:val="FirstParagraph"/>
       </w:pPr>
       <w:r>
+        <w:rPr>
+          <w:rFonts w:hint="eastAsia"/>
+        </w:rPr>
         <w:t xml:space="preserve">想象你用积木搭一个架子：几根竖着的柱子，上面横着几根梁。搭好之后你想知道：</w:t>
       </w:r>
     </w:p>
     <w:p>
       <w:pPr>
+        <w:pStyle w:val="Compact"/>
         <w:numPr>
           <w:ilvl w:val="0"/>
           <w:numId w:val="1001"/>
         </w:numPr>
+      </w:pPr>
+      <w:r>
+        <w:rPr>
+          <w:rFonts w:hint="eastAsia"/>
+        </w:rPr>
+        <w:t xml:space="preserve">站上去会不会塌？</w:t>
+      </w:r>
+    </w:p>
+    <w:p>
+      <w:pPr>
         <w:pStyle w:val="Compact"/>
-      </w:pPr>
-      <w:r>
-        <w:t xml:space="preserve">站上去会不会塌？</w:t>
-      </w:r>
-    </w:p>
-    <w:p>
-      <w:pPr>
         <w:numPr>
           <w:ilvl w:val="0"/>
           <w:numId w:val="1001"/>
         </w:numPr>
+      </w:pPr>
+      <w:r>
+        <w:rPr>
+          <w:rFonts w:hint="eastAsia"/>
+        </w:rPr>
+        <w:t xml:space="preserve">哪根最吃力？</w:t>
+      </w:r>
+    </w:p>
+    <w:p>
+      <w:pPr>
         <w:pStyle w:val="Compact"/>
-      </w:pPr>
-      <w:r>
-        <w:t xml:space="preserve">哪根最吃力？</w:t>
-      </w:r>
-    </w:p>
-    <w:p>
-      <w:pPr>
         <w:numPr>
           <w:ilvl w:val="0"/>
           <w:numId w:val="1001"/>
         </w:numPr>
-        <w:pStyle w:val="Compact"/>
-      </w:pPr>
-      <w:r>
+      </w:pPr>
+      <w:r>
+        <w:rPr>
+          <w:rFonts w:hint="eastAsia"/>
+        </w:rPr>
         <w:t xml:space="preserve">会弯到什么程度？</w:t>
       </w:r>
     </w:p>
@@ -211,12 +298,16 @@
         <w:pStyle w:val="FirstParagraph"/>
       </w:pPr>
       <w:r>
+        <w:rPr>
+          <w:rFonts w:hint="eastAsia"/>
+        </w:rPr>
         <w:t xml:space="preserve">这个软件就是回答这三个问题的。你告诉它</w:t>
       </w:r>
       <w:r>
         <w:rPr>
-          <w:bCs/>
-          <w:b/>
+          <w:rFonts w:hint="eastAsia"/>
+          <w:b/>
+          <w:bCs/>
         </w:rPr>
         <w:t xml:space="preserve">架子长什么样</w:t>
       </w:r>
@@ -225,8 +316,9 @@
       </w:r>
       <w:r>
         <w:rPr>
-          <w:bCs/>
-          <w:b/>
+          <w:rFonts w:hint="eastAsia"/>
+          <w:b/>
+          <w:bCs/>
         </w:rPr>
         <w:t xml:space="preserve">哪里被固定住</w:t>
       </w:r>
@@ -238,28 +330,37 @@
       </w:r>
       <w:r>
         <w:rPr>
-          <w:bCs/>
-          <w:b/>
+          <w:rFonts w:hint="eastAsia"/>
+          <w:b/>
+          <w:bCs/>
         </w:rPr>
         <w:t xml:space="preserve">上面压了多重</w:t>
       </w:r>
       <w:r>
+        <w:rPr>
+          <w:rFonts w:hint="eastAsia"/>
+        </w:rPr>
         <w:t xml:space="preserve">，它算出</w:t>
       </w:r>
       <w:r>
         <w:rPr>
-          <w:bCs/>
-          <w:b/>
+          <w:rFonts w:hint="eastAsia"/>
+          <w:b/>
+          <w:bCs/>
         </w:rPr>
         <w:t xml:space="preserve">每根杆受多大力、弯了多少</w:t>
       </w:r>
       <w:r>
+        <w:rPr>
+          <w:rFonts w:hint="eastAsia"/>
+        </w:rPr>
         <w:t xml:space="preserve">，并且告诉你</w:t>
       </w:r>
       <w:r>
         <w:rPr>
-          <w:bCs/>
-          <w:b/>
+          <w:rFonts w:hint="eastAsia"/>
+          <w:b/>
+          <w:bCs/>
         </w:rPr>
         <w:t xml:space="preserve">够不够结实</w:t>
       </w:r>
@@ -272,12 +373,16 @@
         <w:pStyle w:val="BodyText"/>
       </w:pPr>
       <w:r>
+        <w:rPr>
+          <w:rFonts w:hint="eastAsia"/>
+        </w:rPr>
         <w:t xml:space="preserve">它还有一个别的软件没有的地方：</w:t>
       </w:r>
       <w:r>
         <w:rPr>
-          <w:bCs/>
-          <w:b/>
+          <w:rFonts w:hint="eastAsia"/>
+          <w:b/>
+          <w:bCs/>
         </w:rPr>
         <w:t xml:space="preserve">你可以直接用中文跟它说话。</w:t>
       </w:r>
@@ -285,21 +390,57 @@
         <w:t xml:space="preserve"> </w:t>
       </w:r>
       <w:r>
-        <w:t xml:space="preserve">比如打一句"两跨三层，跨度 6 米，层高 3.6 米，梁上均布 20 kN/m"，</w:t>
-      </w:r>
-      <w:r>
-        <w:t xml:space="preserve"> </w:t>
-      </w:r>
-      <w:r>
+        <w:rPr>
+          <w:rFonts w:hint="eastAsia"/>
+        </w:rPr>
+        <w:t xml:space="preserve">比如打一句"两跨三层，跨度</w:t>
+      </w:r>
+      <w:r>
+        <w:t xml:space="preserve"> 6 </w:t>
+      </w:r>
+      <w:r>
+        <w:rPr>
+          <w:rFonts w:hint="eastAsia"/>
+        </w:rPr>
+        <w:t xml:space="preserve">米，层高</w:t>
+      </w:r>
+      <w:r>
+        <w:t xml:space="preserve"> 3.6 </w:t>
+      </w:r>
+      <w:r>
+        <w:rPr>
+          <w:rFonts w:hint="eastAsia"/>
+        </w:rPr>
+        <w:t xml:space="preserve">米，梁上均布</w:t>
+      </w:r>
+      <w:r>
+        <w:t xml:space="preserve"> 20 </w:t>
+      </w:r>
+      <w:r>
+        <w:rPr>
+          <w:rFonts w:hint="eastAsia"/>
+        </w:rPr>
+        <w:t xml:space="preserve">kN/m"，</w:t>
+      </w:r>
+      <w:r>
+        <w:t xml:space="preserve"> </w:t>
+      </w:r>
+      <w:r>
+        <w:rPr>
+          <w:rFonts w:hint="eastAsia"/>
+        </w:rPr>
         <w:t xml:space="preserve">它自己就把架子搭好、荷载加好、算好。</w:t>
       </w:r>
     </w:p>
-    <w:bookmarkStart w:id="20" w:name="几个词用生活语言解释"/>
+    <w:bookmarkStart w:id="9" w:name="几个词用生活语言解释"/>
     <w:p>
       <w:pPr>
         <w:pStyle w:val="Heading3"/>
       </w:pPr>
       <w:r>
+        <w:rPr>
+          <w:rFonts w:hint="eastAsia"/>
+        </w:rPr>
         <w:t xml:space="preserve">几个词，用生活语言解释</w:t>
       </w:r>
     </w:p>
@@ -308,7 +449,6 @@
         <w:tblStyle w:val="Table"/>
         <w:tblW w:type="auto" w:w="0"/>
         <w:tblLook w:firstRow="1" w:lastRow="0" w:firstColumn="0" w:lastColumn="0" w:noHBand="0" w:noVBand="0" w:val="0020"/>
-        <w:jc w:val="start"/>
       </w:tblPr>
       <w:tblGrid>
         <w:gridCol w:w="2640"/>
@@ -317,16 +457,18 @@
       </w:tblGrid>
       <w:tr>
         <w:trPr>
-          <w:tblHeader w:val="true"/>
+          <w:tblHeader w:val="on"/>
         </w:trPr>
         <w:tc>
           <w:tcPr/>
           <w:p>
             <w:pPr>
               <w:pStyle w:val="Compact"/>
-              <w:jc w:val="left"/>
-            </w:pPr>
-            <w:r>
+            </w:pPr>
+            <w:r>
+              <w:rPr>
+                <w:rFonts w:hint="eastAsia"/>
+              </w:rPr>
               <w:t xml:space="preserve">专业词</w:t>
             </w:r>
           </w:p>
@@ -336,9 +478,11 @@
           <w:p>
             <w:pPr>
               <w:pStyle w:val="Compact"/>
-              <w:jc w:val="left"/>
-            </w:pPr>
-            <w:r>
+            </w:pPr>
+            <w:r>
+              <w:rPr>
+                <w:rFonts w:hint="eastAsia"/>
+              </w:rPr>
               <w:t xml:space="preserve">就是指</w:t>
             </w:r>
           </w:p>
@@ -348,9 +492,11 @@
           <w:p>
             <w:pPr>
               <w:pStyle w:val="Compact"/>
-              <w:jc w:val="left"/>
-            </w:pPr>
-            <w:r>
+            </w:pPr>
+            <w:r>
+              <w:rPr>
+                <w:rFonts w:hint="eastAsia"/>
+              </w:rPr>
               <w:t xml:space="preserve">在软件里长什么样</w:t>
             </w:r>
           </w:p>
@@ -362,12 +508,12 @@
           <w:p>
             <w:pPr>
               <w:pStyle w:val="Compact"/>
-              <w:jc w:val="left"/>
-            </w:pPr>
-            <w:r>
-              <w:rPr>
+            </w:pPr>
+            <w:r>
+              <w:rPr>
+                <w:rFonts w:hint="eastAsia"/>
+                <w:b/>
                 <w:bCs/>
-                <w:b/>
               </w:rPr>
               <w:t xml:space="preserve">节点</w:t>
             </w:r>
@@ -378,9 +524,11 @@
           <w:p>
             <w:pPr>
               <w:pStyle w:val="Compact"/>
-              <w:jc w:val="left"/>
-            </w:pPr>
-            <w:r>
+            </w:pPr>
+            <w:r>
+              <w:rPr>
+                <w:rFonts w:hint="eastAsia"/>
+              </w:rPr>
               <w:t xml:space="preserve">杆子和杆子接头的地方</w:t>
             </w:r>
           </w:p>
@@ -390,9 +538,11 @@
           <w:p>
             <w:pPr>
               <w:pStyle w:val="Compact"/>
-              <w:jc w:val="left"/>
-            </w:pPr>
-            <w:r>
+            </w:pPr>
+            <w:r>
+              <w:rPr>
+                <w:rFonts w:hint="eastAsia"/>
+              </w:rPr>
               <w:t xml:space="preserve">一个小点</w:t>
             </w:r>
           </w:p>
@@ -404,12 +554,12 @@
           <w:p>
             <w:pPr>
               <w:pStyle w:val="Compact"/>
-              <w:jc w:val="left"/>
-            </w:pPr>
-            <w:r>
-              <w:rPr>
+            </w:pPr>
+            <w:r>
+              <w:rPr>
+                <w:rFonts w:hint="eastAsia"/>
+                <w:b/>
                 <w:bCs/>
-                <w:b/>
               </w:rPr>
               <w:t xml:space="preserve">杆件</w:t>
             </w:r>
@@ -420,9 +570,11 @@
           <w:p>
             <w:pPr>
               <w:pStyle w:val="Compact"/>
-              <w:jc w:val="left"/>
-            </w:pPr>
-            <w:r>
+            </w:pPr>
+            <w:r>
+              <w:rPr>
+                <w:rFonts w:hint="eastAsia"/>
+              </w:rPr>
               <w:t xml:space="preserve">一根柱子或一根梁</w:t>
             </w:r>
           </w:p>
@@ -432,9 +584,11 @@
           <w:p>
             <w:pPr>
               <w:pStyle w:val="Compact"/>
-              <w:jc w:val="left"/>
-            </w:pPr>
-            <w:r>
+            </w:pPr>
+            <w:r>
+              <w:rPr>
+                <w:rFonts w:hint="eastAsia"/>
+              </w:rPr>
               <w:t xml:space="preserve">一根管子</w:t>
             </w:r>
           </w:p>
@@ -446,12 +600,12 @@
           <w:p>
             <w:pPr>
               <w:pStyle w:val="Compact"/>
-              <w:jc w:val="left"/>
-            </w:pPr>
-            <w:r>
-              <w:rPr>
+            </w:pPr>
+            <w:r>
+              <w:rPr>
+                <w:rFonts w:hint="eastAsia"/>
+                <w:b/>
                 <w:bCs/>
-                <w:b/>
               </w:rPr>
               <w:t xml:space="preserve">约束（支座）</w:t>
             </w:r>
@@ -462,9 +616,11 @@
           <w:p>
             <w:pPr>
               <w:pStyle w:val="Compact"/>
-              <w:jc w:val="left"/>
-            </w:pPr>
-            <w:r>
+            </w:pPr>
+            <w:r>
+              <w:rPr>
+                <w:rFonts w:hint="eastAsia"/>
+              </w:rPr>
               <w:t xml:space="preserve">被钉死、不能动的地方</w:t>
             </w:r>
           </w:p>
@@ -474,9 +630,11 @@
           <w:p>
             <w:pPr>
               <w:pStyle w:val="Compact"/>
-              <w:jc w:val="left"/>
-            </w:pPr>
-            <w:r>
+            </w:pPr>
+            <w:r>
+              <w:rPr>
+                <w:rFonts w:hint="eastAsia"/>
+              </w:rPr>
               <w:t xml:space="preserve">柱脚下面的小方块或三角</w:t>
             </w:r>
           </w:p>
@@ -488,12 +646,12 @@
           <w:p>
             <w:pPr>
               <w:pStyle w:val="Compact"/>
-              <w:jc w:val="left"/>
-            </w:pPr>
-            <w:r>
-              <w:rPr>
+            </w:pPr>
+            <w:r>
+              <w:rPr>
+                <w:rFonts w:hint="eastAsia"/>
+                <w:b/>
                 <w:bCs/>
-                <w:b/>
               </w:rPr>
               <w:t xml:space="preserve">荷载</w:t>
             </w:r>
@@ -504,9 +662,11 @@
           <w:p>
             <w:pPr>
               <w:pStyle w:val="Compact"/>
-              <w:jc w:val="left"/>
-            </w:pPr>
-            <w:r>
+            </w:pPr>
+            <w:r>
+              <w:rPr>
+                <w:rFonts w:hint="eastAsia"/>
+              </w:rPr>
               <w:t xml:space="preserve">压在上面的重量</w:t>
             </w:r>
           </w:p>
@@ -516,9 +676,11 @@
           <w:p>
             <w:pPr>
               <w:pStyle w:val="Compact"/>
-              <w:jc w:val="left"/>
-            </w:pPr>
-            <w:r>
+            </w:pPr>
+            <w:r>
+              <w:rPr>
+                <w:rFonts w:hint="eastAsia"/>
+              </w:rPr>
               <w:t xml:space="preserve">一排绿色小箭头</w:t>
             </w:r>
           </w:p>
@@ -530,12 +692,12 @@
           <w:p>
             <w:pPr>
               <w:pStyle w:val="Compact"/>
-              <w:jc w:val="left"/>
-            </w:pPr>
-            <w:r>
-              <w:rPr>
+            </w:pPr>
+            <w:r>
+              <w:rPr>
+                <w:rFonts w:hint="eastAsia"/>
+                <w:b/>
                 <w:bCs/>
-                <w:b/>
               </w:rPr>
               <w:t xml:space="preserve">工况</w:t>
             </w:r>
@@ -546,9 +708,11 @@
           <w:p>
             <w:pPr>
               <w:pStyle w:val="Compact"/>
-              <w:jc w:val="left"/>
-            </w:pPr>
-            <w:r>
+            </w:pPr>
+            <w:r>
+              <w:rPr>
+                <w:rFonts w:hint="eastAsia"/>
+              </w:rPr>
               <w:t xml:space="preserve">一种受力情况</w:t>
             </w:r>
           </w:p>
@@ -558,9 +722,11 @@
           <w:p>
             <w:pPr>
               <w:pStyle w:val="Compact"/>
-              <w:jc w:val="left"/>
-            </w:pPr>
-            <w:r>
+            </w:pPr>
+            <w:r>
+              <w:rPr>
+                <w:rFonts w:hint="eastAsia"/>
+              </w:rPr>
               <w:t xml:space="preserve">比如"自重"是一种，"刮风"是另一种</w:t>
             </w:r>
           </w:p>
@@ -572,12 +738,12 @@
           <w:p>
             <w:pPr>
               <w:pStyle w:val="Compact"/>
-              <w:jc w:val="left"/>
-            </w:pPr>
-            <w:r>
-              <w:rPr>
+            </w:pPr>
+            <w:r>
+              <w:rPr>
+                <w:rFonts w:hint="eastAsia"/>
+                <w:b/>
                 <w:bCs/>
-                <w:b/>
               </w:rPr>
               <w:t xml:space="preserve">内力</w:t>
             </w:r>
@@ -588,9 +754,11 @@
           <w:p>
             <w:pPr>
               <w:pStyle w:val="Compact"/>
-              <w:jc w:val="left"/>
-            </w:pPr>
-            <w:r>
+            </w:pPr>
+            <w:r>
+              <w:rPr>
+                <w:rFonts w:hint="eastAsia"/>
+              </w:rPr>
               <w:t xml:space="preserve">杆子内部承受的力</w:t>
             </w:r>
           </w:p>
@@ -600,9 +768,11 @@
           <w:p>
             <w:pPr>
               <w:pStyle w:val="Compact"/>
-              <w:jc w:val="left"/>
-            </w:pPr>
-            <w:r>
+            </w:pPr>
+            <w:r>
+              <w:rPr>
+                <w:rFonts w:hint="eastAsia"/>
+              </w:rPr>
               <w:t xml:space="preserve">云图上的颜色</w:t>
             </w:r>
           </w:p>
@@ -614,25 +784,42 @@
           <w:p>
             <w:pPr>
               <w:pStyle w:val="Compact"/>
-              <w:jc w:val="left"/>
-            </w:pPr>
-            <w:r>
-              <w:rPr>
+            </w:pPr>
+            <w:r>
+              <w:rPr>
+                <w:rFonts w:hint="eastAsia"/>
+                <w:b/>
                 <w:bCs/>
+              </w:rPr>
+              <w:t xml:space="preserve">位移</w:t>
+            </w:r>
+            <w:r>
+              <w:rPr>
                 <w:b/>
-              </w:rPr>
-              <w:t xml:space="preserve">位移 / 变形</w:t>
-            </w:r>
-          </w:p>
-        </w:tc>
-        <w:tc>
-          <w:tcPr/>
-          <w:p>
-            <w:pPr>
-              <w:pStyle w:val="Compact"/>
-              <w:jc w:val="left"/>
-            </w:pPr>
-            <w:r>
+                <w:bCs/>
+              </w:rPr>
+              <w:t xml:space="preserve"> / </w:t>
+            </w:r>
+            <w:r>
+              <w:rPr>
+                <w:rFonts w:hint="eastAsia"/>
+                <w:b/>
+                <w:bCs/>
+              </w:rPr>
+              <w:t xml:space="preserve">变形</w:t>
+            </w:r>
+          </w:p>
+        </w:tc>
+        <w:tc>
+          <w:tcPr/>
+          <w:p>
+            <w:pPr>
+              <w:pStyle w:val="Compact"/>
+            </w:pPr>
+            <w:r>
+              <w:rPr>
+                <w:rFonts w:hint="eastAsia"/>
+              </w:rPr>
               <w:t xml:space="preserve">被压得移动了多少</w:t>
             </w:r>
           </w:p>
@@ -642,9 +829,11 @@
           <w:p>
             <w:pPr>
               <w:pStyle w:val="Compact"/>
-              <w:jc w:val="left"/>
-            </w:pPr>
-            <w:r>
+            </w:pPr>
+            <w:r>
+              <w:rPr>
+                <w:rFonts w:hint="eastAsia"/>
+              </w:rPr>
               <w:t xml:space="preserve">变形图里歪掉的样子</w:t>
             </w:r>
           </w:p>
@@ -656,25 +845,34 @@
           <w:p>
             <w:pPr>
               <w:pStyle w:val="Compact"/>
-              <w:jc w:val="left"/>
-            </w:pPr>
-            <w:r>
-              <w:rPr>
+            </w:pPr>
+            <w:r>
+              <w:rPr>
+                <w:rFonts w:hint="eastAsia"/>
+                <w:b/>
                 <w:bCs/>
+              </w:rPr>
+              <w:t xml:space="preserve">弯矩</w:t>
+            </w:r>
+            <w:r>
+              <w:rPr>
                 <w:b/>
-              </w:rPr>
-              <w:t xml:space="preserve">弯矩 M</w:t>
-            </w:r>
-          </w:p>
-        </w:tc>
-        <w:tc>
-          <w:tcPr/>
-          <w:p>
-            <w:pPr>
-              <w:pStyle w:val="Compact"/>
-              <w:jc w:val="left"/>
-            </w:pPr>
-            <w:r>
+                <w:bCs/>
+              </w:rPr>
+              <w:t xml:space="preserve"> M</w:t>
+            </w:r>
+          </w:p>
+        </w:tc>
+        <w:tc>
+          <w:tcPr/>
+          <w:p>
+            <w:pPr>
+              <w:pStyle w:val="Compact"/>
+            </w:pPr>
+            <w:r>
+              <w:rPr>
+                <w:rFonts w:hint="eastAsia"/>
+              </w:rPr>
               <w:t xml:space="preserve">把杆子掰弯的那种力</w:t>
             </w:r>
           </w:p>
@@ -684,9 +882,11 @@
           <w:p>
             <w:pPr>
               <w:pStyle w:val="Compact"/>
-              <w:jc w:val="left"/>
-            </w:pPr>
-            <w:r>
+            </w:pPr>
+            <w:r>
+              <w:rPr>
+                <w:rFonts w:hint="eastAsia"/>
+              </w:rPr>
               <w:t xml:space="preserve">通常最关键的一个数</w:t>
             </w:r>
           </w:p>
@@ -698,25 +898,34 @@
           <w:p>
             <w:pPr>
               <w:pStyle w:val="Compact"/>
-              <w:jc w:val="left"/>
-            </w:pPr>
-            <w:r>
-              <w:rPr>
+            </w:pPr>
+            <w:r>
+              <w:rPr>
+                <w:rFonts w:hint="eastAsia"/>
+                <w:b/>
                 <w:bCs/>
+              </w:rPr>
+              <w:t xml:space="preserve">轴力</w:t>
+            </w:r>
+            <w:r>
+              <w:rPr>
                 <w:b/>
-              </w:rPr>
-              <w:t xml:space="preserve">轴力 N</w:t>
-            </w:r>
-          </w:p>
-        </w:tc>
-        <w:tc>
-          <w:tcPr/>
-          <w:p>
-            <w:pPr>
-              <w:pStyle w:val="Compact"/>
-              <w:jc w:val="left"/>
-            </w:pPr>
-            <w:r>
+                <w:bCs/>
+              </w:rPr>
+              <w:t xml:space="preserve"> N</w:t>
+            </w:r>
+          </w:p>
+        </w:tc>
+        <w:tc>
+          <w:tcPr/>
+          <w:p>
+            <w:pPr>
+              <w:pStyle w:val="Compact"/>
+            </w:pPr>
+            <w:r>
+              <w:rPr>
+                <w:rFonts w:hint="eastAsia"/>
+              </w:rPr>
               <w:t xml:space="preserve">顺着杆子方向拉或压的力</w:t>
             </w:r>
           </w:p>
@@ -726,9 +935,11 @@
           <w:p>
             <w:pPr>
               <w:pStyle w:val="Compact"/>
-              <w:jc w:val="left"/>
-            </w:pPr>
-            <w:r>
+            </w:pPr>
+            <w:r>
+              <w:rPr>
+                <w:rFonts w:hint="eastAsia"/>
+              </w:rPr>
               <w:t xml:space="preserve">正数是拉，负数是压</w:t>
             </w:r>
           </w:p>
@@ -742,24 +953,42 @@
         </w:pict>
       </w:r>
     </w:p>
-    <w:bookmarkEnd w:id="20"/>
-    <w:bookmarkEnd w:id="21"/>
-    <w:bookmarkStart w:id="32" w:name="X893811ed31ec5b538ca29747eb7fbd0b97fa6b8"/>
+    <w:bookmarkEnd w:id="9"/>
+    <w:bookmarkEnd w:id="10"/>
+    <w:bookmarkStart w:id="21" w:name="X893811ed31ec5b538ca29747eb7fbd0b97fa6b8"/>
     <w:p>
       <w:pPr>
         <w:pStyle w:val="Heading2"/>
       </w:pPr>
       <w:r>
-        <w:t xml:space="preserve">2 五分钟上手</w:t>
-      </w:r>
-    </w:p>
-    <w:bookmarkStart w:id="25" w:name="第-1-步把软件跑起来"/>
+        <w:t xml:space="preserve">2 </w:t>
+      </w:r>
+      <w:r>
+        <w:rPr>
+          <w:rFonts w:hint="eastAsia"/>
+        </w:rPr>
+        <w:t xml:space="preserve">五分钟上手</w:t>
+      </w:r>
+    </w:p>
+    <w:bookmarkStart w:id="14" w:name="第-1-步把软件跑起来"/>
     <w:p>
       <w:pPr>
         <w:pStyle w:val="Heading3"/>
       </w:pPr>
       <w:r>
-        <w:t xml:space="preserve">第 1 步：把软件跑起来</w:t>
+        <w:rPr>
+          <w:rFonts w:hint="eastAsia"/>
+        </w:rPr>
+        <w:t xml:space="preserve">第</w:t>
+      </w:r>
+      <w:r>
+        <w:t xml:space="preserve"> 1 </w:t>
+      </w:r>
+      <w:r>
+        <w:rPr>
+          <w:rFonts w:hint="eastAsia"/>
+        </w:rPr>
+        <w:t xml:space="preserve">步：把软件跑起来</w:t>
       </w:r>
     </w:p>
     <w:p>
@@ -767,16 +996,23 @@
         <w:pStyle w:val="FirstParagraph"/>
       </w:pPr>
       <w:r>
+        <w:rPr>
+          <w:rFonts w:hint="eastAsia"/>
+        </w:rPr>
         <w:t xml:space="preserve">有两种拿到这个软件的方式，</w:t>
       </w:r>
       <w:r>
         <w:rPr>
-          <w:bCs/>
-          <w:b/>
+          <w:rFonts w:hint="eastAsia"/>
+          <w:b/>
+          <w:bCs/>
         </w:rPr>
         <w:t xml:space="preserve">看你手上是哪一种</w:t>
       </w:r>
       <w:r>
+        <w:rPr>
+          <w:rFonts w:hint="eastAsia"/>
+        </w:rPr>
         <w:t xml:space="preserve">：</w:t>
       </w:r>
     </w:p>
@@ -785,7 +1021,6 @@
         <w:tblStyle w:val="Table"/>
         <w:tblW w:type="auto" w:w="0"/>
         <w:tblLook w:firstRow="1" w:lastRow="0" w:firstColumn="0" w:lastColumn="0" w:noHBand="0" w:noVBand="0" w:val="0020"/>
-        <w:jc w:val="start"/>
       </w:tblPr>
       <w:tblGrid>
         <w:gridCol w:w="2640"/>
@@ -794,16 +1029,18 @@
       </w:tblGrid>
       <w:tr>
         <w:trPr>
-          <w:tblHeader w:val="true"/>
+          <w:tblHeader w:val="on"/>
         </w:trPr>
         <w:tc>
           <w:tcPr/>
           <w:p>
             <w:pPr>
               <w:pStyle w:val="Compact"/>
-              <w:jc w:val="left"/>
-            </w:pPr>
-            <w:r>
+            </w:pPr>
+            <w:r>
+              <w:rPr>
+                <w:rFonts w:hint="eastAsia"/>
+              </w:rPr>
               <w:t xml:space="preserve">你手上是</w:t>
             </w:r>
           </w:p>
@@ -813,9 +1050,11 @@
           <w:p>
             <w:pPr>
               <w:pStyle w:val="Compact"/>
-              <w:jc w:val="left"/>
-            </w:pPr>
-            <w:r>
+            </w:pPr>
+            <w:r>
+              <w:rPr>
+                <w:rFonts w:hint="eastAsia"/>
+              </w:rPr>
               <w:t xml:space="preserve">怎么打开</w:t>
             </w:r>
           </w:p>
@@ -825,10 +1064,21 @@
           <w:p>
             <w:pPr>
               <w:pStyle w:val="Compact"/>
-              <w:jc w:val="left"/>
-            </w:pPr>
-            <w:r>
-              <w:t xml:space="preserve">要装 Python 吗</w:t>
+            </w:pPr>
+            <w:r>
+              <w:rPr>
+                <w:rFonts w:hint="eastAsia"/>
+              </w:rPr>
+              <w:t xml:space="preserve">要装</w:t>
+            </w:r>
+            <w:r>
+              <w:t xml:space="preserve"> Python </w:t>
+            </w:r>
+            <w:r>
+              <w:rPr>
+                <w:rFonts w:hint="eastAsia"/>
+              </w:rPr>
+              <w:t xml:space="preserve">吗</w:t>
             </w:r>
           </w:p>
         </w:tc>
@@ -839,9 +1089,11 @@
           <w:p>
             <w:pPr>
               <w:pStyle w:val="Compact"/>
-              <w:jc w:val="left"/>
-            </w:pPr>
-            <w:r>
+            </w:pPr>
+            <w:r>
+              <w:rPr>
+                <w:rFonts w:hint="eastAsia"/>
+              </w:rPr>
               <w:t xml:space="preserve">一个叫</w:t>
             </w:r>
             <w:r>
@@ -857,6 +1109,9 @@
               <w:t xml:space="preserve"> </w:t>
             </w:r>
             <w:r>
+              <w:rPr>
+                <w:rFonts w:hint="eastAsia"/>
+              </w:rPr>
               <w:t xml:space="preserve">的文件夹</w:t>
             </w:r>
           </w:p>
@@ -866,9 +1121,11 @@
           <w:p>
             <w:pPr>
               <w:pStyle w:val="Compact"/>
-              <w:jc w:val="left"/>
-            </w:pPr>
-            <w:r>
+            </w:pPr>
+            <w:r>
+              <w:rPr>
+                <w:rFonts w:hint="eastAsia"/>
+              </w:rPr>
               <w:t xml:space="preserve">双击里面的</w:t>
             </w:r>
             <w:r>
@@ -887,12 +1144,12 @@
           <w:p>
             <w:pPr>
               <w:pStyle w:val="Compact"/>
-              <w:jc w:val="left"/>
-            </w:pPr>
-            <w:r>
-              <w:rPr>
+            </w:pPr>
+            <w:r>
+              <w:rPr>
+                <w:rFonts w:hint="eastAsia"/>
+                <w:b/>
                 <w:bCs/>
-                <w:b/>
               </w:rPr>
               <w:t xml:space="preserve">不用</w:t>
             </w:r>
@@ -905,9 +1162,11 @@
           <w:p>
             <w:pPr>
               <w:pStyle w:val="Compact"/>
-              <w:jc w:val="left"/>
-            </w:pPr>
-            <w:r>
+            </w:pPr>
+            <w:r>
+              <w:rPr>
+                <w:rFonts w:hint="eastAsia"/>
+              </w:rPr>
               <w:t xml:space="preserve">项目源码文件夹</w:t>
             </w:r>
           </w:p>
@@ -917,9 +1176,11 @@
           <w:p>
             <w:pPr>
               <w:pStyle w:val="Compact"/>
-              <w:jc w:val="left"/>
-            </w:pPr>
-            <w:r>
+            </w:pPr>
+            <w:r>
+              <w:rPr>
+                <w:rFonts w:hint="eastAsia"/>
+              </w:rPr>
               <w:t xml:space="preserve">双击</w:t>
             </w:r>
             <w:r>
@@ -938,9 +1199,11 @@
           <w:p>
             <w:pPr>
               <w:pStyle w:val="Compact"/>
-              <w:jc w:val="left"/>
-            </w:pPr>
-            <w:r>
+            </w:pPr>
+            <w:r>
+              <w:rPr>
+                <w:rFonts w:hint="eastAsia"/>
+              </w:rPr>
               <w:t xml:space="preserve">要，第一次会自己装</w:t>
             </w:r>
           </w:p>
@@ -952,6 +1215,9 @@
         <w:pStyle w:val="BodyText"/>
       </w:pPr>
       <w:r>
+        <w:rPr>
+          <w:rFonts w:hint="eastAsia"/>
+        </w:rPr>
         <w:t xml:space="preserve">拿到</w:t>
       </w:r>
       <w:r>
@@ -967,16 +1233,23 @@
         <w:t xml:space="preserve"> </w:t>
       </w:r>
       <w:r>
+        <w:rPr>
+          <w:rFonts w:hint="eastAsia"/>
+        </w:rPr>
         <w:t xml:space="preserve">文件夹的话，</w:t>
       </w:r>
       <w:r>
         <w:rPr>
-          <w:bCs/>
-          <w:b/>
+          <w:rFonts w:hint="eastAsia"/>
+          <w:b/>
+          <w:bCs/>
         </w:rPr>
         <w:t xml:space="preserve">整个文件夹都要留着</w:t>
       </w:r>
       <w:r>
+        <w:rPr>
+          <w:rFonts w:hint="eastAsia"/>
+        </w:rPr>
         <w:t xml:space="preserve">，单把</w:t>
       </w:r>
       <w:r>
@@ -992,7 +1265,19 @@
         <w:t xml:space="preserve"> </w:t>
       </w:r>
       <w:r>
-        <w:t xml:space="preserve">拖出来是跑不起来的。首次启动 3~5 秒。</w:t>
+        <w:rPr>
+          <w:rFonts w:hint="eastAsia"/>
+        </w:rPr>
+        <w:t xml:space="preserve">拖出来是跑不起来的。首次启动</w:t>
+      </w:r>
+      <w:r>
+        <w:t xml:space="preserve"> 3~5 </w:t>
+      </w:r>
+      <w:r>
+        <w:rPr>
+          <w:rFonts w:hint="eastAsia"/>
+        </w:rPr>
+        <w:t xml:space="preserve">秒。</w:t>
       </w:r>
     </w:p>
     <w:p>
@@ -1000,6 +1285,9 @@
         <w:pStyle w:val="BodyText"/>
       </w:pPr>
       <w:r>
+        <w:rPr>
+          <w:rFonts w:hint="eastAsia"/>
+        </w:rPr>
         <w:t xml:space="preserve">跑源码那种，第一次打开会自己装东西，要等几分钟，屏幕上会刷一堆字——</w:t>
       </w:r>
       <w:r>
@@ -1007,12 +1295,16 @@
       </w:r>
       <w:r>
         <w:rPr>
-          <w:bCs/>
-          <w:b/>
+          <w:rFonts w:hint="eastAsia"/>
+          <w:b/>
+          <w:bCs/>
         </w:rPr>
         <w:t xml:space="preserve">这是正常的</w:t>
       </w:r>
       <w:r>
+        <w:rPr>
+          <w:rFonts w:hint="eastAsia"/>
+        </w:rPr>
         <w:t xml:space="preserve">，别关。装完会出现下面这个窗口：</w:t>
       </w:r>
     </w:p>
@@ -1025,18 +1317,18 @@
           <wp:inline>
             <wp:extent cx="5334000" cy="3167062"/>
             <wp:effectExtent b="0" l="0" r="0" t="0"/>
-            <wp:docPr descr="启动界面" title="" id="23" name="Picture"/>
+            <wp:docPr descr="启动界面" title="" id="12" name="Picture"/>
             <a:graphic>
               <a:graphicData uri="http://schemas.openxmlformats.org/drawingml/2006/picture">
                 <pic:pic>
                   <pic:nvPicPr>
-                    <pic:cNvPr descr="手册图/01-启动界面.png" id="24" name="Picture"/>
+                    <pic:cNvPr descr="手册图/01-启动界面.png" id="13" name="Picture"/>
                     <pic:cNvPicPr>
                       <a:picLocks noChangeArrowheads="1" noChangeAspect="1"/>
                     </pic:cNvPicPr>
                   </pic:nvPicPr>
                   <pic:blipFill>
-                    <a:blip r:embed="rId22"/>
+                    <a:blip r:embed="rId11"/>
                     <a:stretch>
                       <a:fillRect/>
                     </a:stretch>
@@ -1069,8 +1361,9 @@
       </w:pPr>
       <w:r>
         <w:rPr>
-          <w:bCs/>
-          <w:b/>
+          <w:rFonts w:hint="eastAsia"/>
+          <w:b/>
+          <w:bCs/>
         </w:rPr>
         <w:t xml:space="preserve">打不开怎么办？</w:t>
       </w:r>
@@ -1078,6 +1371,9 @@
         <w:t xml:space="preserve"> </w:t>
       </w:r>
       <w:r>
+        <w:rPr>
+          <w:rFonts w:hint="eastAsia"/>
+        </w:rPr>
         <w:t xml:space="preserve">别急着猜。</w:t>
       </w:r>
     </w:p>
@@ -1086,6 +1382,9 @@
         <w:pStyle w:val="BlockText"/>
       </w:pPr>
       <w:r>
+        <w:rPr>
+          <w:rFonts w:hint="eastAsia"/>
+        </w:rPr>
         <w:t xml:space="preserve">跑源码的：双击</w:t>
       </w:r>
       <w:r>
@@ -1098,6 +1397,9 @@
         <w:t xml:space="preserve">run.bat</w:t>
       </w:r>
       <w:r>
+        <w:rPr>
+          <w:rFonts w:hint="eastAsia"/>
+        </w:rPr>
         <w:t xml:space="preserve">，或者在命令行里敲</w:t>
       </w:r>
       <w:r>
@@ -1110,30 +1412,38 @@
         <w:t xml:space="preserve">python -m desktop.app --doctor</w:t>
       </w:r>
       <w:r>
+        <w:rPr>
+          <w:rFonts w:hint="eastAsia"/>
+        </w:rPr>
         <w:t xml:space="preserve">，它会逐项检查并用中文告诉你</w:t>
       </w:r>
       <w:r>
         <w:rPr>
-          <w:bCs/>
-          <w:b/>
+          <w:rFonts w:hint="eastAsia"/>
+          <w:b/>
+          <w:bCs/>
         </w:rPr>
         <w:t xml:space="preserve">哪一项坏了、</w:t>
       </w:r>
       <w:r>
         <w:rPr>
-          <w:bCs/>
-          <w:b/>
-        </w:rPr>
-        <w:t xml:space="preserve"> </w:t>
-      </w:r>
-      <w:r>
-        <w:rPr>
-          <w:bCs/>
-          <w:b/>
+          <w:b/>
+          <w:bCs/>
+        </w:rPr>
+        <w:t xml:space="preserve"> </w:t>
+      </w:r>
+      <w:r>
+        <w:rPr>
+          <w:rFonts w:hint="eastAsia"/>
+          <w:b/>
+          <w:bCs/>
         </w:rPr>
         <w:t xml:space="preserve">下一步做什么</w:t>
       </w:r>
       <w:r>
+        <w:rPr>
+          <w:rFonts w:hint="eastAsia"/>
+        </w:rPr>
         <w:t xml:space="preserve">。实在不行，</w:t>
       </w:r>
       <w:r>
@@ -1146,6 +1456,9 @@
         <w:t xml:space="preserve"> </w:t>
       </w:r>
       <w:r>
+        <w:rPr>
+          <w:rFonts w:hint="eastAsia"/>
+        </w:rPr>
         <w:t xml:space="preserve">是网页版，功能一样全。</w:t>
       </w:r>
     </w:p>
@@ -1154,6 +1467,9 @@
         <w:pStyle w:val="BlockText"/>
       </w:pPr>
       <w:r>
+        <w:rPr>
+          <w:rFonts w:hint="eastAsia"/>
+        </w:rPr>
         <w:t xml:space="preserve">用</w:t>
       </w:r>
       <w:r>
@@ -1169,12 +1485,18 @@
         <w:t xml:space="preserve"> </w:t>
       </w:r>
       <w:r>
+        <w:rPr>
+          <w:rFonts w:hint="eastAsia"/>
+        </w:rPr>
         <w:t xml:space="preserve">的：双击没反应多半是杀软拦了没签名的程序，</w:t>
       </w:r>
       <w:r>
         <w:t xml:space="preserve"> </w:t>
       </w:r>
       <w:r>
+        <w:rPr>
+          <w:rFonts w:hint="eastAsia"/>
+        </w:rPr>
         <w:t xml:space="preserve">在杀软里把整个文件夹放行；提示缺</w:t>
       </w:r>
       <w:r>
@@ -1190,23 +1512,44 @@
         <w:t xml:space="preserve"> </w:t>
       </w:r>
       <w:r>
+        <w:rPr>
+          <w:rFonts w:hint="eastAsia"/>
+        </w:rPr>
         <w:t xml:space="preserve">就装一下微软官方的</w:t>
       </w:r>
       <w:r>
         <w:t xml:space="preserve"> </w:t>
       </w:r>
       <w:r>
-        <w:t xml:space="preserve">VC++ 运行库（x64）。</w:t>
-      </w:r>
-    </w:p>
-    <w:bookmarkEnd w:id="25"/>
-    <w:bookmarkStart w:id="26" w:name="第-2-步搭一个架子"/>
+        <w:t xml:space="preserve">VC++ </w:t>
+      </w:r>
+      <w:r>
+        <w:rPr>
+          <w:rFonts w:hint="eastAsia"/>
+        </w:rPr>
+        <w:t xml:space="preserve">运行库（x64）。</w:t>
+      </w:r>
+    </w:p>
+    <w:bookmarkEnd w:id="14"/>
+    <w:bookmarkStart w:id="15" w:name="第-2-步搭一个架子"/>
     <w:p>
       <w:pPr>
         <w:pStyle w:val="Heading3"/>
       </w:pPr>
       <w:r>
-        <w:t xml:space="preserve">第 2 步：搭一个架子</w:t>
+        <w:rPr>
+          <w:rFonts w:hint="eastAsia"/>
+        </w:rPr>
+        <w:t xml:space="preserve">第</w:t>
+      </w:r>
+      <w:r>
+        <w:t xml:space="preserve"> 2 </w:t>
+      </w:r>
+      <w:r>
+        <w:rPr>
+          <w:rFonts w:hint="eastAsia"/>
+        </w:rPr>
+        <w:t xml:space="preserve">步：搭一个架子</w:t>
       </w:r>
     </w:p>
     <w:p>
@@ -1214,16 +1557,23 @@
         <w:pStyle w:val="FirstParagraph"/>
       </w:pPr>
       <w:r>
+        <w:rPr>
+          <w:rFonts w:hint="eastAsia"/>
+        </w:rPr>
         <w:t xml:space="preserve">屏幕中间那张卡片给了三条路，</w:t>
       </w:r>
       <w:r>
         <w:rPr>
-          <w:bCs/>
-          <w:b/>
+          <w:rFonts w:hint="eastAsia"/>
+          <w:b/>
+          <w:bCs/>
         </w:rPr>
         <w:t xml:space="preserve">新手请点最中间的「参数化框架」</w:t>
       </w:r>
       <w:r>
+        <w:rPr>
+          <w:rFonts w:hint="eastAsia"/>
+        </w:rPr>
         <w:t xml:space="preserve">：</w:t>
       </w:r>
     </w:p>
@@ -1232,7 +1582,6 @@
         <w:tblStyle w:val="Table"/>
         <w:tblW w:type="auto" w:w="0"/>
         <w:tblLook w:firstRow="1" w:lastRow="0" w:firstColumn="0" w:lastColumn="0" w:noHBand="0" w:noVBand="0" w:val="0020"/>
-        <w:jc w:val="start"/>
       </w:tblPr>
       <w:tblGrid>
         <w:gridCol w:w="3960"/>
@@ -1240,16 +1589,18 @@
       </w:tblGrid>
       <w:tr>
         <w:trPr>
-          <w:tblHeader w:val="true"/>
+          <w:tblHeader w:val="on"/>
         </w:trPr>
         <w:tc>
           <w:tcPr/>
           <w:p>
             <w:pPr>
               <w:pStyle w:val="Compact"/>
-              <w:jc w:val="left"/>
-            </w:pPr>
-            <w:r>
+            </w:pPr>
+            <w:r>
+              <w:rPr>
+                <w:rFonts w:hint="eastAsia"/>
+              </w:rPr>
               <w:t xml:space="preserve">按钮</w:t>
             </w:r>
           </w:p>
@@ -1259,9 +1610,11 @@
           <w:p>
             <w:pPr>
               <w:pStyle w:val="Compact"/>
-              <w:jc w:val="left"/>
-            </w:pPr>
-            <w:r>
+            </w:pPr>
+            <w:r>
+              <w:rPr>
+                <w:rFonts w:hint="eastAsia"/>
+              </w:rPr>
               <w:t xml:space="preserve">什么时候用</w:t>
             </w:r>
           </w:p>
@@ -1273,21 +1626,28 @@
           <w:p>
             <w:pPr>
               <w:pStyle w:val="Compact"/>
-              <w:jc w:val="left"/>
-            </w:pPr>
-            <w:r>
-              <w:t xml:space="preserve">AI 识别图纸</w:t>
-            </w:r>
-          </w:p>
-        </w:tc>
-        <w:tc>
-          <w:tcPr/>
-          <w:p>
-            <w:pPr>
-              <w:pStyle w:val="Compact"/>
-              <w:jc w:val="left"/>
-            </w:pPr>
-            <w:r>
+            </w:pPr>
+            <w:r>
+              <w:t xml:space="preserve">AI </w:t>
+            </w:r>
+            <w:r>
+              <w:rPr>
+                <w:rFonts w:hint="eastAsia"/>
+              </w:rPr>
+              <w:t xml:space="preserve">识别图纸</w:t>
+            </w:r>
+          </w:p>
+        </w:tc>
+        <w:tc>
+          <w:tcPr/>
+          <w:p>
+            <w:pPr>
+              <w:pStyle w:val="Compact"/>
+            </w:pPr>
+            <w:r>
+              <w:rPr>
+                <w:rFonts w:hint="eastAsia"/>
+              </w:rPr>
               <w:t xml:space="preserve">你有一张手画的草图，想让它自己看懂</w:t>
             </w:r>
           </w:p>
@@ -1299,28 +1659,28 @@
           <w:p>
             <w:pPr>
               <w:pStyle w:val="Compact"/>
-              <w:jc w:val="left"/>
-            </w:pPr>
-            <w:r>
-              <w:rPr>
+            </w:pPr>
+            <w:r>
+              <w:rPr>
+                <w:rFonts w:hint="eastAsia"/>
+                <w:b/>
                 <w:bCs/>
+              </w:rPr>
+              <w:t xml:space="preserve">参数化框架</w:t>
+            </w:r>
+          </w:p>
+        </w:tc>
+        <w:tc>
+          <w:tcPr/>
+          <w:p>
+            <w:pPr>
+              <w:pStyle w:val="Compact"/>
+            </w:pPr>
+            <w:r>
+              <w:rPr>
+                <w:rFonts w:hint="eastAsia"/>
                 <w:b/>
-              </w:rPr>
-              <w:t xml:space="preserve">参数化框架</w:t>
-            </w:r>
-          </w:p>
-        </w:tc>
-        <w:tc>
-          <w:tcPr/>
-          <w:p>
-            <w:pPr>
-              <w:pStyle w:val="Compact"/>
-              <w:jc w:val="left"/>
-            </w:pPr>
-            <w:r>
-              <w:rPr>
                 <w:bCs/>
-                <w:b/>
               </w:rPr>
               <w:t xml:space="preserve">你只想快速搭一个规规矩矩的架子（推荐从这里开始）</w:t>
             </w:r>
@@ -1333,9 +1693,11 @@
           <w:p>
             <w:pPr>
               <w:pStyle w:val="Compact"/>
-              <w:jc w:val="left"/>
-            </w:pPr>
-            <w:r>
+            </w:pPr>
+            <w:r>
+              <w:rPr>
+                <w:rFonts w:hint="eastAsia"/>
+              </w:rPr>
               <w:t xml:space="preserve">二维草图</w:t>
             </w:r>
           </w:p>
@@ -1345,9 +1707,11 @@
           <w:p>
             <w:pPr>
               <w:pStyle w:val="Compact"/>
-              <w:jc w:val="left"/>
-            </w:pPr>
-            <w:r>
+            </w:pPr>
+            <w:r>
+              <w:rPr>
+                <w:rFonts w:hint="eastAsia"/>
+              </w:rPr>
               <w:t xml:space="preserve">你想自己一根一根画</w:t>
             </w:r>
           </w:p>
@@ -1359,12 +1723,16 @@
         <w:pStyle w:val="BodyText"/>
       </w:pPr>
       <w:r>
+        <w:rPr>
+          <w:rFonts w:hint="eastAsia"/>
+        </w:rPr>
         <w:t xml:space="preserve">点「参数化框架」，弹出「参数化建模」窗口。最上面选</w:t>
       </w:r>
       <w:r>
         <w:rPr>
-          <w:bCs/>
-          <w:b/>
+          <w:rFonts w:hint="eastAsia"/>
+          <w:b/>
+          <w:bCs/>
         </w:rPr>
         <w:t xml:space="preserve">结构形式</w:t>
       </w:r>
@@ -1372,7 +1740,28 @@
         <w:t xml:space="preserve"> </w:t>
       </w:r>
       <w:r>
-        <w:t xml:space="preserve">（规整框架 / 坡屋面门式刚架 / 不规则折线刚架），新手选默认的「规整框架」。</w:t>
+        <w:rPr>
+          <w:rFonts w:hint="eastAsia"/>
+        </w:rPr>
+        <w:t xml:space="preserve">（规整框架</w:t>
+      </w:r>
+      <w:r>
+        <w:t xml:space="preserve"> / </w:t>
+      </w:r>
+      <w:r>
+        <w:rPr>
+          <w:rFonts w:hint="eastAsia"/>
+        </w:rPr>
+        <w:t xml:space="preserve">坡屋面门式刚架</w:t>
+      </w:r>
+      <w:r>
+        <w:t xml:space="preserve"> / </w:t>
+      </w:r>
+      <w:r>
+        <w:rPr>
+          <w:rFonts w:hint="eastAsia"/>
+        </w:rPr>
+        <w:t xml:space="preserve">不规则折线刚架），新手选默认的「规整框架」。</w:t>
       </w:r>
     </w:p>
     <w:p>
@@ -1380,16 +1769,23 @@
         <w:pStyle w:val="BodyText"/>
       </w:pPr>
       <w:r>
+        <w:rPr>
+          <w:rFonts w:hint="eastAsia"/>
+        </w:rPr>
         <w:t xml:space="preserve">下面三行填的是</w:t>
       </w:r>
       <w:r>
         <w:rPr>
-          <w:bCs/>
-          <w:b/>
+          <w:rFonts w:hint="eastAsia"/>
+          <w:b/>
+          <w:bCs/>
         </w:rPr>
         <w:t xml:space="preserve">一串数，不是个数</w:t>
       </w:r>
       <w:r>
+        <w:rPr>
+          <w:rFonts w:hint="eastAsia"/>
+        </w:rPr>
         <w:t xml:space="preserve">——这一点最容易填错：</w:t>
       </w:r>
     </w:p>
@@ -1398,7 +1794,6 @@
         <w:tblStyle w:val="Table"/>
         <w:tblW w:type="auto" w:w="0"/>
         <w:tblLook w:firstRow="1" w:lastRow="0" w:firstColumn="0" w:lastColumn="0" w:noHBand="0" w:noVBand="0" w:val="0020"/>
-        <w:jc w:val="start"/>
       </w:tblPr>
       <w:tblGrid>
         <w:gridCol w:w="2640"/>
@@ -1407,16 +1802,18 @@
       </w:tblGrid>
       <w:tr>
         <w:trPr>
-          <w:tblHeader w:val="true"/>
+          <w:tblHeader w:val="on"/>
         </w:trPr>
         <w:tc>
           <w:tcPr/>
           <w:p>
             <w:pPr>
               <w:pStyle w:val="Compact"/>
-              <w:jc w:val="left"/>
-            </w:pPr>
-            <w:r>
+            </w:pPr>
+            <w:r>
+              <w:rPr>
+                <w:rFonts w:hint="eastAsia"/>
+              </w:rPr>
               <w:t xml:space="preserve">填什么</w:t>
             </w:r>
           </w:p>
@@ -1426,9 +1823,11 @@
           <w:p>
             <w:pPr>
               <w:pStyle w:val="Compact"/>
-              <w:jc w:val="left"/>
-            </w:pPr>
-            <w:r>
+            </w:pPr>
+            <w:r>
+              <w:rPr>
+                <w:rFonts w:hint="eastAsia"/>
+              </w:rPr>
               <w:t xml:space="preserve">举例</w:t>
             </w:r>
           </w:p>
@@ -1438,9 +1837,11 @@
           <w:p>
             <w:pPr>
               <w:pStyle w:val="Compact"/>
-              <w:jc w:val="left"/>
-            </w:pPr>
-            <w:r>
+            </w:pPr>
+            <w:r>
+              <w:rPr>
+                <w:rFonts w:hint="eastAsia"/>
+              </w:rPr>
               <w:t xml:space="preserve">意思</w:t>
             </w:r>
           </w:p>
@@ -1452,19 +1853,23 @@
           <w:p>
             <w:pPr>
               <w:pStyle w:val="Compact"/>
-              <w:jc w:val="left"/>
-            </w:pPr>
-            <w:r>
-              <w:t xml:space="preserve">各跨跨度 (m)</w:t>
-            </w:r>
-          </w:p>
-        </w:tc>
-        <w:tc>
-          <w:tcPr/>
-          <w:p>
-            <w:pPr>
-              <w:pStyle w:val="Compact"/>
-              <w:jc w:val="left"/>
+            </w:pPr>
+            <w:r>
+              <w:rPr>
+                <w:rFonts w:hint="eastAsia"/>
+              </w:rPr>
+              <w:t xml:space="preserve">各跨跨度</w:t>
+            </w:r>
+            <w:r>
+              <w:t xml:space="preserve"> (m)</w:t>
+            </w:r>
+          </w:p>
+        </w:tc>
+        <w:tc>
+          <w:tcPr/>
+          <w:p>
+            <w:pPr>
+              <w:pStyle w:val="Compact"/>
             </w:pPr>
             <w:r>
               <w:rPr>
@@ -1479,10 +1884,21 @@
           <w:p>
             <w:pPr>
               <w:pStyle w:val="Compact"/>
-              <w:jc w:val="left"/>
-            </w:pPr>
-            <w:r>
-              <w:t xml:space="preserve">横向两格，每格 6 米</w:t>
+            </w:pPr>
+            <w:r>
+              <w:rPr>
+                <w:rFonts w:hint="eastAsia"/>
+              </w:rPr>
+              <w:t xml:space="preserve">横向两格，每格</w:t>
+            </w:r>
+            <w:r>
+              <w:t xml:space="preserve"> 6 </w:t>
+            </w:r>
+            <w:r>
+              <w:rPr>
+                <w:rFonts w:hint="eastAsia"/>
+              </w:rPr>
+              <w:t xml:space="preserve">米</w:t>
             </w:r>
           </w:p>
         </w:tc>
@@ -1493,19 +1909,23 @@
           <w:p>
             <w:pPr>
               <w:pStyle w:val="Compact"/>
-              <w:jc w:val="left"/>
-            </w:pPr>
-            <w:r>
-              <w:t xml:space="preserve">各层层高 (m)</w:t>
-            </w:r>
-          </w:p>
-        </w:tc>
-        <w:tc>
-          <w:tcPr/>
-          <w:p>
-            <w:pPr>
-              <w:pStyle w:val="Compact"/>
-              <w:jc w:val="left"/>
+            </w:pPr>
+            <w:r>
+              <w:rPr>
+                <w:rFonts w:hint="eastAsia"/>
+              </w:rPr>
+              <w:t xml:space="preserve">各层层高</w:t>
+            </w:r>
+            <w:r>
+              <w:t xml:space="preserve"> (m)</w:t>
+            </w:r>
+          </w:p>
+        </w:tc>
+        <w:tc>
+          <w:tcPr/>
+          <w:p>
+            <w:pPr>
+              <w:pStyle w:val="Compact"/>
             </w:pPr>
             <w:r>
               <w:rPr>
@@ -1520,10 +1940,21 @@
           <w:p>
             <w:pPr>
               <w:pStyle w:val="Compact"/>
-              <w:jc w:val="left"/>
-            </w:pPr>
-            <w:r>
-              <w:t xml:space="preserve">三层，每层 3.6 米</w:t>
+            </w:pPr>
+            <w:r>
+              <w:rPr>
+                <w:rFonts w:hint="eastAsia"/>
+              </w:rPr>
+              <w:t xml:space="preserve">三层，每层</w:t>
+            </w:r>
+            <w:r>
+              <w:t xml:space="preserve"> 3.6 </w:t>
+            </w:r>
+            <w:r>
+              <w:rPr>
+                <w:rFonts w:hint="eastAsia"/>
+              </w:rPr>
+              <w:t xml:space="preserve">米</w:t>
             </w:r>
           </w:p>
         </w:tc>
@@ -1534,21 +1965,28 @@
           <w:p>
             <w:pPr>
               <w:pStyle w:val="Compact"/>
-              <w:jc w:val="left"/>
-            </w:pPr>
-            <w:r>
-              <w:t xml:space="preserve">各开间宽度 (m)</w:t>
-            </w:r>
-          </w:p>
-        </w:tc>
-        <w:tc>
-          <w:tcPr/>
-          <w:p>
-            <w:pPr>
-              <w:pStyle w:val="Compact"/>
-              <w:jc w:val="left"/>
-            </w:pPr>
-            <w:r>
+            </w:pPr>
+            <w:r>
+              <w:rPr>
+                <w:rFonts w:hint="eastAsia"/>
+              </w:rPr>
+              <w:t xml:space="preserve">各开间宽度</w:t>
+            </w:r>
+            <w:r>
+              <w:t xml:space="preserve"> (m)</w:t>
+            </w:r>
+          </w:p>
+        </w:tc>
+        <w:tc>
+          <w:tcPr/>
+          <w:p>
+            <w:pPr>
+              <w:pStyle w:val="Compact"/>
+            </w:pPr>
+            <w:r>
+              <w:rPr>
+                <w:rFonts w:hint="eastAsia"/>
+              </w:rPr>
               <w:t xml:space="preserve">留空</w:t>
             </w:r>
           </w:p>
@@ -1558,9 +1996,11 @@
           <w:p>
             <w:pPr>
               <w:pStyle w:val="Compact"/>
-              <w:jc w:val="left"/>
-            </w:pPr>
-            <w:r>
+            </w:pPr>
+            <w:r>
+              <w:rPr>
+                <w:rFonts w:hint="eastAsia"/>
+              </w:rPr>
               <w:t xml:space="preserve">只做一榀平面框架；填</w:t>
             </w:r>
             <w:r>
@@ -1576,7 +2016,19 @@
               <w:t xml:space="preserve"> </w:t>
             </w:r>
             <w:r>
-              <w:t xml:space="preserve">就沿进深再拉一个 5 米的开间</w:t>
+              <w:rPr>
+                <w:rFonts w:hint="eastAsia"/>
+              </w:rPr>
+              <w:t xml:space="preserve">就沿进深再拉一个</w:t>
+            </w:r>
+            <w:r>
+              <w:t xml:space="preserve"> 5 </w:t>
+            </w:r>
+            <w:r>
+              <w:rPr>
+                <w:rFonts w:hint="eastAsia"/>
+              </w:rPr>
+              <w:t xml:space="preserve">米的开间</w:t>
             </w:r>
           </w:p>
         </w:tc>
@@ -1587,12 +2039,16 @@
         <w:pStyle w:val="BodyText"/>
       </w:pPr>
       <w:r>
+        <w:rPr>
+          <w:rFonts w:hint="eastAsia"/>
+        </w:rPr>
         <w:t xml:space="preserve">也就是说，</w:t>
       </w:r>
       <w:r>
         <w:rPr>
-          <w:bCs/>
-          <w:b/>
+          <w:rFonts w:hint="eastAsia"/>
+          <w:b/>
+          <w:bCs/>
         </w:rPr>
         <w:t xml:space="preserve">写几个数就是几跨、几层</w:t>
       </w:r>
@@ -1605,12 +2061,16 @@
         <w:pStyle w:val="BodyText"/>
       </w:pPr>
       <w:r>
+        <w:rPr>
+          <w:rFonts w:hint="eastAsia"/>
+        </w:rPr>
         <w:t xml:space="preserve">填完点「确定」，屏幕中间就出现一个三维的架子。</w:t>
       </w:r>
       <w:r>
         <w:rPr>
-          <w:bCs/>
-          <w:b/>
+          <w:rFonts w:hint="eastAsia"/>
+          <w:b/>
+          <w:bCs/>
         </w:rPr>
         <w:t xml:space="preserve">可以用鼠标拖着转。</w:t>
       </w:r>
@@ -1620,6 +2080,9 @@
         <w:pStyle w:val="BlockText"/>
       </w:pPr>
       <w:r>
+        <w:rPr>
+          <w:rFonts w:hint="eastAsia"/>
+        </w:rPr>
         <w:t xml:space="preserve">窗口下面还有一个勾选项「生成时同时指派属性、柱脚与荷载」。</w:t>
       </w:r>
       <w:r>
@@ -1627,24 +2090,41 @@
       </w:r>
       <w:r>
         <w:rPr>
-          <w:bCs/>
-          <w:b/>
+          <w:rFonts w:hint="eastAsia"/>
+          <w:b/>
+          <w:bCs/>
         </w:rPr>
         <w:t xml:space="preserve">默认不勾</w:t>
       </w:r>
       <w:r>
-        <w:t xml:space="preserve">，因为正规流程是几何、属性、荷载分开做（和 Abaqus 一样）。</w:t>
-      </w:r>
-      <w:r>
-        <w:t xml:space="preserve"> </w:t>
-      </w:r>
-      <w:r>
+        <w:rPr>
+          <w:rFonts w:hint="eastAsia"/>
+        </w:rPr>
+        <w:t xml:space="preserve">，因为正规流程是几何、属性、荷载分开做（和</w:t>
+      </w:r>
+      <w:r>
+        <w:t xml:space="preserve"> Abaqus </w:t>
+      </w:r>
+      <w:r>
+        <w:rPr>
+          <w:rFonts w:hint="eastAsia"/>
+        </w:rPr>
+        <w:t xml:space="preserve">一样）。</w:t>
+      </w:r>
+      <w:r>
+        <w:t xml:space="preserve"> </w:t>
+      </w:r>
+      <w:r>
+        <w:rPr>
+          <w:rFonts w:hint="eastAsia"/>
+        </w:rPr>
         <w:t xml:space="preserve">勾上可以一步到位，但下拉框里</w:t>
       </w:r>
       <w:r>
         <w:rPr>
-          <w:bCs/>
-          <w:b/>
+          <w:rFonts w:hint="eastAsia"/>
+          <w:b/>
+          <w:bCs/>
         </w:rPr>
         <w:t xml:space="preserve">只能选已经定义好的材料和截面</w:t>
       </w:r>
@@ -1655,17 +2135,41 @@
         <w:t xml:space="preserve"> </w:t>
       </w:r>
       <w:r>
-        <w:t xml:space="preserve">所以想用这个快捷方式，得先按 3.2 节把材料和截面建出来。</w:t>
-      </w:r>
-    </w:p>
-    <w:bookmarkEnd w:id="26"/>
-    <w:bookmarkStart w:id="27" w:name="第-3-步让它算"/>
+        <w:rPr>
+          <w:rFonts w:hint="eastAsia"/>
+        </w:rPr>
+        <w:t xml:space="preserve">所以想用这个快捷方式，得先按</w:t>
+      </w:r>
+      <w:r>
+        <w:t xml:space="preserve"> 3.2 </w:t>
+      </w:r>
+      <w:r>
+        <w:rPr>
+          <w:rFonts w:hint="eastAsia"/>
+        </w:rPr>
+        <w:t xml:space="preserve">节把材料和截面建出来。</w:t>
+      </w:r>
+    </w:p>
+    <w:bookmarkEnd w:id="15"/>
+    <w:bookmarkStart w:id="16" w:name="第-3-步让它算"/>
     <w:p>
       <w:pPr>
         <w:pStyle w:val="Heading3"/>
       </w:pPr>
       <w:r>
-        <w:t xml:space="preserve">第 3 步：让它算</w:t>
+        <w:rPr>
+          <w:rFonts w:hint="eastAsia"/>
+        </w:rPr>
+        <w:t xml:space="preserve">第</w:t>
+      </w:r>
+      <w:r>
+        <w:t xml:space="preserve"> 3 </w:t>
+      </w:r>
+      <w:r>
+        <w:rPr>
+          <w:rFonts w:hint="eastAsia"/>
+        </w:rPr>
+        <w:t xml:space="preserve">步：让它算</w:t>
       </w:r>
     </w:p>
     <w:p>
@@ -1673,6 +2177,9 @@
         <w:pStyle w:val="FirstParagraph"/>
       </w:pPr>
       <w:r>
+        <w:rPr>
+          <w:rFonts w:hint="eastAsia"/>
+        </w:rPr>
         <w:t xml:space="preserve">看顶上那一条</w:t>
       </w:r>
       <w:r>
@@ -1681,18 +2188,101 @@
       <w:r>
         <w:rPr>
           <w:rStyle w:val="VerbatimChar"/>
-          <w:bCs/>
-          <w:b/>
-        </w:rPr>
-        <w:t xml:space="preserve">1 建模 → 2 定义 → 3 校验 → 4 求解 → 5 结果</w:t>
-      </w:r>
-      <w:r>
+          <w:b/>
+          <w:bCs/>
+        </w:rPr>
+        <w:t xml:space="preserve">1 </w:t>
+      </w:r>
+      <w:r>
+        <w:rPr>
+          <w:rStyle w:val="VerbatimChar"/>
+          <w:rFonts w:hint="eastAsia"/>
+          <w:b/>
+          <w:bCs/>
+        </w:rPr>
+        <w:t xml:space="preserve">建模</w:t>
+      </w:r>
+      <w:r>
+        <w:rPr>
+          <w:rStyle w:val="VerbatimChar"/>
+          <w:b/>
+          <w:bCs/>
+        </w:rPr>
+        <w:t xml:space="preserve"> → 2 </w:t>
+      </w:r>
+      <w:r>
+        <w:rPr>
+          <w:rStyle w:val="VerbatimChar"/>
+          <w:rFonts w:hint="eastAsia"/>
+          <w:b/>
+          <w:bCs/>
+        </w:rPr>
+        <w:t xml:space="preserve">定义</w:t>
+      </w:r>
+      <w:r>
+        <w:rPr>
+          <w:rStyle w:val="VerbatimChar"/>
+          <w:b/>
+          <w:bCs/>
+        </w:rPr>
+        <w:t xml:space="preserve"> → 3 </w:t>
+      </w:r>
+      <w:r>
+        <w:rPr>
+          <w:rStyle w:val="VerbatimChar"/>
+          <w:rFonts w:hint="eastAsia"/>
+          <w:b/>
+          <w:bCs/>
+        </w:rPr>
+        <w:t xml:space="preserve">校验</w:t>
+      </w:r>
+      <w:r>
+        <w:rPr>
+          <w:rStyle w:val="VerbatimChar"/>
+          <w:b/>
+          <w:bCs/>
+        </w:rPr>
+        <w:t xml:space="preserve"> → 4 </w:t>
+      </w:r>
+      <w:r>
+        <w:rPr>
+          <w:rStyle w:val="VerbatimChar"/>
+          <w:rFonts w:hint="eastAsia"/>
+          <w:b/>
+          <w:bCs/>
+        </w:rPr>
+        <w:t xml:space="preserve">求解</w:t>
+      </w:r>
+      <w:r>
+        <w:rPr>
+          <w:rStyle w:val="VerbatimChar"/>
+          <w:b/>
+          <w:bCs/>
+        </w:rPr>
+        <w:t xml:space="preserve"> → 5 </w:t>
+      </w:r>
+      <w:r>
+        <w:rPr>
+          <w:rStyle w:val="VerbatimChar"/>
+          <w:rFonts w:hint="eastAsia"/>
+          <w:b/>
+          <w:bCs/>
+        </w:rPr>
+        <w:t xml:space="preserve">结果</w:t>
+      </w:r>
+      <w:r>
+        <w:rPr>
+          <w:rFonts w:hint="eastAsia"/>
+        </w:rPr>
         <w:t xml:space="preserve">，</w:t>
       </w:r>
       <w:r>
         <w:t xml:space="preserve"> </w:t>
       </w:r>
       <w:r>
+        <w:rPr>
+          <w:rFonts w:hint="eastAsia"/>
+        </w:rPr>
         <w:t xml:space="preserve">这就是整个流程，从左往右走一遍就行。</w:t>
       </w:r>
     </w:p>
@@ -1701,6 +2291,9 @@
         <w:pStyle w:val="BodyText"/>
       </w:pPr>
       <w:r>
+        <w:rPr>
+          <w:rFonts w:hint="eastAsia"/>
+        </w:rPr>
         <w:t xml:space="preserve">点</w:t>
       </w:r>
       <w:r>
@@ -1708,12 +2301,23 @@
       </w:r>
       <w:r>
         <w:rPr>
-          <w:bCs/>
-          <w:b/>
-        </w:rPr>
-        <w:t xml:space="preserve">「4 求解」</w:t>
-      </w:r>
-      <w:r>
+          <w:b/>
+          <w:bCs/>
+        </w:rPr>
+        <w:t xml:space="preserve">「4 </w:t>
+      </w:r>
+      <w:r>
+        <w:rPr>
+          <w:rFonts w:hint="eastAsia"/>
+          <w:b/>
+          <w:bCs/>
+        </w:rPr>
+        <w:t xml:space="preserve">求解」</w:t>
+      </w:r>
+      <w:r>
+        <w:rPr>
+          <w:rFonts w:hint="eastAsia"/>
+        </w:rPr>
         <w:t xml:space="preserve">（或者直接按键盘</w:t>
       </w:r>
       <w:r>
@@ -1721,23 +2325,38 @@
       </w:r>
       <w:r>
         <w:rPr>
-          <w:bCs/>
-          <w:b/>
+          <w:b/>
+          <w:bCs/>
         </w:rPr>
         <w:t xml:space="preserve">F5</w:t>
       </w:r>
       <w:r>
+        <w:rPr>
+          <w:rFonts w:hint="eastAsia"/>
+        </w:rPr>
         <w:t xml:space="preserve">）。等一两秒，几步都会打上勾。</w:t>
       </w:r>
     </w:p>
-    <w:bookmarkEnd w:id="27"/>
-    <w:bookmarkStart w:id="31" w:name="第-4-步看结果"/>
+    <w:bookmarkEnd w:id="16"/>
+    <w:bookmarkStart w:id="20" w:name="第-4-步看结果"/>
     <w:p>
       <w:pPr>
         <w:pStyle w:val="Heading3"/>
       </w:pPr>
       <w:r>
-        <w:t xml:space="preserve">第 4 步：看结果</w:t>
+        <w:rPr>
+          <w:rFonts w:hint="eastAsia"/>
+        </w:rPr>
+        <w:t xml:space="preserve">第</w:t>
+      </w:r>
+      <w:r>
+        <w:t xml:space="preserve"> 4 </w:t>
+      </w:r>
+      <w:r>
+        <w:rPr>
+          <w:rFonts w:hint="eastAsia"/>
+        </w:rPr>
+        <w:t xml:space="preserve">步：看结果</w:t>
       </w:r>
     </w:p>
     <w:p>
@@ -1745,12 +2364,16 @@
         <w:pStyle w:val="FirstParagraph"/>
       </w:pPr>
       <w:r>
+        <w:rPr>
+          <w:rFonts w:hint="eastAsia"/>
+        </w:rPr>
         <w:t xml:space="preserve">求解完，架子会变成彩色的——</w:t>
       </w:r>
       <w:r>
         <w:rPr>
-          <w:bCs/>
-          <w:b/>
+          <w:rFonts w:hint="eastAsia"/>
+          <w:b/>
+          <w:bCs/>
         </w:rPr>
         <w:t xml:space="preserve">颜色就是受力大小</w:t>
       </w:r>
@@ -1767,18 +2390,18 @@
           <wp:inline>
             <wp:extent cx="5334000" cy="3879272"/>
             <wp:effectExtent b="0" l="0" r="0" t="0"/>
-            <wp:docPr descr="弯矩云图" title="" id="29" name="Picture"/>
+            <wp:docPr descr="弯矩云图" title="" id="18" name="Picture"/>
             <a:graphic>
               <a:graphicData uri="http://schemas.openxmlformats.org/drawingml/2006/picture">
                 <pic:pic>
                   <pic:nvPicPr>
-                    <pic:cNvPr descr="手册图/04-弯矩云图.png" id="30" name="Picture"/>
+                    <pic:cNvPr descr="手册图/04-弯矩云图.png" id="19" name="Picture"/>
                     <pic:cNvPicPr>
                       <a:picLocks noChangeArrowheads="1" noChangeAspect="1"/>
                     </pic:cNvPicPr>
                   </pic:nvPicPr>
                   <pic:blipFill>
-                    <a:blip r:embed="rId28"/>
+                    <a:blip r:embed="rId17"/>
                     <a:stretch>
                       <a:fillRect/>
                     </a:stretch>
@@ -1810,22 +2433,32 @@
         <w:pStyle w:val="BodyText"/>
       </w:pPr>
       <w:r>
+        <w:rPr>
+          <w:rFonts w:hint="eastAsia"/>
+        </w:rPr>
         <w:t xml:space="preserve">右边那根彩色的条叫</w:t>
       </w:r>
       <w:r>
         <w:rPr>
-          <w:bCs/>
-          <w:b/>
+          <w:rFonts w:hint="eastAsia"/>
+          <w:b/>
+          <w:bCs/>
         </w:rPr>
         <w:t xml:space="preserve">色标</w:t>
       </w:r>
       <w:r>
+        <w:rPr>
+          <w:rFonts w:hint="eastAsia"/>
+        </w:rPr>
         <w:t xml:space="preserve">，是颜色和数字的对照表：</w:t>
       </w:r>
       <w:r>
         <w:t xml:space="preserve"> </w:t>
       </w:r>
       <w:r>
+        <w:rPr>
+          <w:rFonts w:hint="eastAsia"/>
+        </w:rPr>
         <w:t xml:space="preserve">默认用的是</w:t>
       </w:r>
       <w:r>
@@ -1833,32 +2466,45 @@
       </w:r>
       <w:r>
         <w:rPr>
-          <w:bCs/>
-          <w:b/>
-        </w:rPr>
-        <w:t xml:space="preserve">Abaqus 那套彩虹色</w:t>
-      </w:r>
-      <w:r>
+          <w:b/>
+          <w:bCs/>
+        </w:rPr>
+        <w:t xml:space="preserve">Abaqus </w:t>
+      </w:r>
+      <w:r>
+        <w:rPr>
+          <w:rFonts w:hint="eastAsia"/>
+          <w:b/>
+          <w:bCs/>
+        </w:rPr>
+        <w:t xml:space="preserve">那套彩虹色</w:t>
+      </w:r>
+      <w:r>
+        <w:rPr>
+          <w:rFonts w:hint="eastAsia"/>
+        </w:rPr>
         <w:t xml:space="preserve">：</w:t>
       </w:r>
       <w:r>
         <w:rPr>
-          <w:bCs/>
-          <w:b/>
+          <w:rFonts w:hint="eastAsia"/>
+          <w:b/>
+          <w:bCs/>
         </w:rPr>
         <w:t xml:space="preserve">蓝的一头最小，往上经过青、绿、黄、橙，</w:t>
       </w:r>
       <w:r>
         <w:rPr>
-          <w:bCs/>
-          <w:b/>
-        </w:rPr>
-        <w:t xml:space="preserve"> </w:t>
-      </w:r>
-      <w:r>
-        <w:rPr>
-          <w:bCs/>
-          <w:b/>
+          <w:b/>
+          <w:bCs/>
+        </w:rPr>
+        <w:t xml:space="preserve"> </w:t>
+      </w:r>
+      <w:r>
+        <w:rPr>
+          <w:rFonts w:hint="eastAsia"/>
+          <w:b/>
+          <w:bCs/>
         </w:rPr>
         <w:t xml:space="preserve">红的一头最大。</w:t>
       </w:r>
@@ -1866,6 +2512,9 @@
         <w:t xml:space="preserve"> </w:t>
       </w:r>
       <w:r>
+        <w:rPr>
+          <w:rFonts w:hint="eastAsia"/>
+        </w:rPr>
         <w:t xml:space="preserve">云图分成一格一格的色块，就是为了让你能把杆子上的一段</w:t>
       </w:r>
       <w:r>
@@ -1873,8 +2522,9 @@
       </w:r>
       <w:r>
         <w:rPr>
-          <w:bCs/>
-          <w:b/>
+          <w:rFonts w:hint="eastAsia"/>
+          <w:b/>
+          <w:bCs/>
         </w:rPr>
         <w:t xml:space="preserve">对到色标上一个数字区间</w:t>
       </w:r>
@@ -1887,57 +2537,80 @@
         <w:pStyle w:val="BodyText"/>
       </w:pPr>
       <w:r>
+        <w:rPr>
+          <w:rFonts w:hint="eastAsia"/>
+        </w:rPr>
         <w:t xml:space="preserve">顶上还有几个常用视角：</w:t>
       </w:r>
     </w:p>
     <w:p>
       <w:pPr>
+        <w:pStyle w:val="Compact"/>
         <w:numPr>
           <w:ilvl w:val="0"/>
           <w:numId w:val="1002"/>
         </w:numPr>
+      </w:pPr>
+      <w:r>
+        <w:rPr>
+          <w:rFonts w:hint="eastAsia"/>
+          <w:b/>
+          <w:bCs/>
+        </w:rPr>
+        <w:t xml:space="preserve">「变形」</w:t>
+      </w:r>
+      <w:r>
+        <w:rPr>
+          <w:rFonts w:hint="eastAsia"/>
+        </w:rPr>
+        <w:t xml:space="preserve">：看它被压得歪成什么样（会放大，否则肉眼看不出来）</w:t>
+      </w:r>
+    </w:p>
+    <w:p>
+      <w:pPr>
         <w:pStyle w:val="Compact"/>
-      </w:pPr>
-      <w:r>
-        <w:rPr>
-          <w:bCs/>
-          <w:b/>
-        </w:rPr>
-        <w:t xml:space="preserve">「变形」</w:t>
-      </w:r>
-      <w:r>
-        <w:t xml:space="preserve">：看它被压得歪成什么样（会放大，否则肉眼看不出来）</w:t>
-      </w:r>
-    </w:p>
-    <w:p>
-      <w:pPr>
         <w:numPr>
           <w:ilvl w:val="0"/>
           <w:numId w:val="1002"/>
         </w:numPr>
+      </w:pPr>
+      <w:r>
+        <w:rPr>
+          <w:rFonts w:hint="eastAsia"/>
+          <w:b/>
+          <w:bCs/>
+        </w:rPr>
+        <w:t xml:space="preserve">「云图」</w:t>
+      </w:r>
+      <w:r>
+        <w:rPr>
+          <w:rFonts w:hint="eastAsia"/>
+        </w:rPr>
+        <w:t xml:space="preserve">：看每根杆受力大小</w:t>
+      </w:r>
+    </w:p>
+    <w:p>
+      <w:pPr>
         <w:pStyle w:val="Compact"/>
-      </w:pPr>
-      <w:r>
-        <w:rPr>
-          <w:bCs/>
-          <w:b/>
-        </w:rPr>
-        <w:t xml:space="preserve">「云图」</w:t>
-      </w:r>
-      <w:r>
-        <w:t xml:space="preserve">：看每根杆受力大小</w:t>
-      </w:r>
-    </w:p>
-    <w:p>
-      <w:pPr>
         <w:numPr>
           <w:ilvl w:val="0"/>
           <w:numId w:val="1002"/>
         </w:numPr>
-        <w:pStyle w:val="Compact"/>
-      </w:pPr>
-      <w:r>
-        <w:t xml:space="preserve">想换看别的力（轴力、剪力、应力），点功能区「结果 → 内力分量」</w:t>
+      </w:pPr>
+      <w:r>
+        <w:rPr>
+          <w:rFonts w:hint="eastAsia"/>
+        </w:rPr>
+        <w:t xml:space="preserve">想换看别的力（轴力、剪力、应力），点功能区「结果</w:t>
+      </w:r>
+      <w:r>
+        <w:t xml:space="preserve"> → </w:t>
+      </w:r>
+      <w:r>
+        <w:rPr>
+          <w:rFonts w:hint="eastAsia"/>
+        </w:rPr>
+        <w:t xml:space="preserve">内力分量」</w:t>
       </w:r>
     </w:p>
     <w:p>
@@ -1945,16 +2618,23 @@
         <w:pStyle w:val="FirstParagraph"/>
       </w:pPr>
       <w:r>
+        <w:rPr>
+          <w:rFonts w:hint="eastAsia"/>
+        </w:rPr>
         <w:t xml:space="preserve">云图长什么样，在下方结果面板上有四个开关，</w:t>
       </w:r>
       <w:r>
         <w:rPr>
-          <w:bCs/>
-          <w:b/>
+          <w:rFonts w:hint="eastAsia"/>
+          <w:b/>
+          <w:bCs/>
         </w:rPr>
         <w:t xml:space="preserve">都只改显示、不改算出来的数</w:t>
       </w:r>
       <w:r>
+        <w:rPr>
+          <w:rFonts w:hint="eastAsia"/>
+        </w:rPr>
         <w:t xml:space="preserve">：</w:t>
       </w:r>
     </w:p>
@@ -1963,7 +2643,6 @@
         <w:tblStyle w:val="Table"/>
         <w:tblW w:type="auto" w:w="0"/>
         <w:tblLook w:firstRow="1" w:lastRow="0" w:firstColumn="0" w:lastColumn="0" w:noHBand="0" w:noVBand="0" w:val="0020"/>
-        <w:jc w:val="start"/>
       </w:tblPr>
       <w:tblGrid>
         <w:gridCol w:w="2640"/>
@@ -1972,16 +2651,18 @@
       </w:tblGrid>
       <w:tr>
         <w:trPr>
-          <w:tblHeader w:val="true"/>
+          <w:tblHeader w:val="on"/>
         </w:trPr>
         <w:tc>
           <w:tcPr/>
           <w:p>
             <w:pPr>
               <w:pStyle w:val="Compact"/>
-              <w:jc w:val="left"/>
-            </w:pPr>
-            <w:r>
+            </w:pPr>
+            <w:r>
+              <w:rPr>
+                <w:rFonts w:hint="eastAsia"/>
+              </w:rPr>
               <w:t xml:space="preserve">开关</w:t>
             </w:r>
           </w:p>
@@ -1991,9 +2672,11 @@
           <w:p>
             <w:pPr>
               <w:pStyle w:val="Compact"/>
-              <w:jc w:val="left"/>
-            </w:pPr>
-            <w:r>
+            </w:pPr>
+            <w:r>
+              <w:rPr>
+                <w:rFonts w:hint="eastAsia"/>
+              </w:rPr>
               <w:t xml:space="preserve">干什么</w:t>
             </w:r>
           </w:p>
@@ -2003,9 +2686,11 @@
           <w:p>
             <w:pPr>
               <w:pStyle w:val="Compact"/>
-              <w:jc w:val="left"/>
-            </w:pPr>
-            <w:r>
+            </w:pPr>
+            <w:r>
+              <w:rPr>
+                <w:rFonts w:hint="eastAsia"/>
+              </w:rPr>
               <w:t xml:space="preserve">什么时候动它</w:t>
             </w:r>
           </w:p>
@@ -2017,9 +2702,11 @@
           <w:p>
             <w:pPr>
               <w:pStyle w:val="Compact"/>
-              <w:jc w:val="left"/>
-            </w:pPr>
-            <w:r>
+            </w:pPr>
+            <w:r>
+              <w:rPr>
+                <w:rFonts w:hint="eastAsia"/>
+              </w:rPr>
               <w:t xml:space="preserve">「色系」</w:t>
             </w:r>
           </w:p>
@@ -2029,21 +2716,43 @@
           <w:p>
             <w:pPr>
               <w:pStyle w:val="Compact"/>
-              <w:jc w:val="left"/>
-            </w:pPr>
-            <w:r>
-              <w:t xml:space="preserve">彩虹 / 蓝—灰—红 / 单蓝</w:t>
-            </w:r>
-          </w:p>
-        </w:tc>
-        <w:tc>
-          <w:tcPr/>
-          <w:p>
-            <w:pPr>
-              <w:pStyle w:val="Compact"/>
-              <w:jc w:val="left"/>
-            </w:pPr>
-            <w:r>
+            </w:pPr>
+            <w:r>
+              <w:rPr>
+                <w:rFonts w:hint="eastAsia"/>
+              </w:rPr>
+              <w:t xml:space="preserve">彩虹</w:t>
+            </w:r>
+            <w:r>
+              <w:t xml:space="preserve"> / </w:t>
+            </w:r>
+            <w:r>
+              <w:rPr>
+                <w:rFonts w:hint="eastAsia"/>
+              </w:rPr>
+              <w:t xml:space="preserve">蓝—灰—红</w:t>
+            </w:r>
+            <w:r>
+              <w:t xml:space="preserve"> / </w:t>
+            </w:r>
+            <w:r>
+              <w:rPr>
+                <w:rFonts w:hint="eastAsia"/>
+              </w:rPr>
+              <w:t xml:space="preserve">单蓝</w:t>
+            </w:r>
+          </w:p>
+        </w:tc>
+        <w:tc>
+          <w:tcPr/>
+          <w:p>
+            <w:pPr>
+              <w:pStyle w:val="Compact"/>
+            </w:pPr>
+            <w:r>
+              <w:rPr>
+                <w:rFonts w:hint="eastAsia"/>
+              </w:rPr>
               <w:t xml:space="preserve">要黑白打印，或有人分不清红绿，换成后两种</w:t>
             </w:r>
           </w:p>
@@ -2055,9 +2764,11 @@
           <w:p>
             <w:pPr>
               <w:pStyle w:val="Compact"/>
-              <w:jc w:val="left"/>
-            </w:pPr>
-            <w:r>
+            </w:pPr>
+            <w:r>
+              <w:rPr>
+                <w:rFonts w:hint="eastAsia"/>
+              </w:rPr>
               <w:t xml:space="preserve">「分级」</w:t>
             </w:r>
           </w:p>
@@ -2067,9 +2778,11 @@
           <w:p>
             <w:pPr>
               <w:pStyle w:val="Compact"/>
-              <w:jc w:val="left"/>
-            </w:pPr>
-            <w:r>
+            </w:pPr>
+            <w:r>
+              <w:rPr>
+                <w:rFonts w:hint="eastAsia"/>
+              </w:rPr>
               <w:t xml:space="preserve">色块分几格</w:t>
             </w:r>
           </w:p>
@@ -2079,9 +2792,11 @@
           <w:p>
             <w:pPr>
               <w:pStyle w:val="Compact"/>
-              <w:jc w:val="left"/>
-            </w:pPr>
-            <w:r>
+            </w:pPr>
+            <w:r>
+              <w:rPr>
+                <w:rFonts w:hint="eastAsia"/>
+              </w:rPr>
               <w:t xml:space="preserve">看不出梯度就调多，眼花就调少</w:t>
             </w:r>
           </w:p>
@@ -2093,9 +2808,11 @@
           <w:p>
             <w:pPr>
               <w:pStyle w:val="Compact"/>
-              <w:jc w:val="left"/>
-            </w:pPr>
-            <w:r>
+            </w:pPr>
+            <w:r>
+              <w:rPr>
+                <w:rFonts w:hint="eastAsia"/>
+              </w:rPr>
               <w:t xml:space="preserve">「立体」</w:t>
             </w:r>
           </w:p>
@@ -2105,9 +2822,11 @@
           <w:p>
             <w:pPr>
               <w:pStyle w:val="Compact"/>
-              <w:jc w:val="left"/>
-            </w:pPr>
-            <w:r>
+            </w:pPr>
+            <w:r>
+              <w:rPr>
+                <w:rFonts w:hint="eastAsia"/>
+              </w:rPr>
               <w:t xml:space="preserve">给云图打一层柔和的光</w:t>
             </w:r>
           </w:p>
@@ -2117,9 +2836,11 @@
           <w:p>
             <w:pPr>
               <w:pStyle w:val="Compact"/>
-              <w:jc w:val="left"/>
-            </w:pPr>
-            <w:r>
+            </w:pPr>
+            <w:r>
+              <w:rPr>
+                <w:rFonts w:hint="eastAsia"/>
+              </w:rPr>
               <w:t xml:space="preserve">想严格照色标读数就关掉，关掉是纯平涂</w:t>
             </w:r>
           </w:p>
@@ -2131,9 +2852,11 @@
           <w:p>
             <w:pPr>
               <w:pStyle w:val="Compact"/>
-              <w:jc w:val="left"/>
-            </w:pPr>
-            <w:r>
+            </w:pPr>
+            <w:r>
+              <w:rPr>
+                <w:rFonts w:hint="eastAsia"/>
+              </w:rPr>
               <w:t xml:space="preserve">「云图量程」</w:t>
             </w:r>
           </w:p>
@@ -2143,21 +2866,37 @@
           <w:p>
             <w:pPr>
               <w:pStyle w:val="Compact"/>
-              <w:jc w:val="left"/>
-            </w:pPr>
-            <w:r>
-              <w:t xml:space="preserve">95% 裁剪 / 满量程</w:t>
-            </w:r>
-          </w:p>
-        </w:tc>
-        <w:tc>
-          <w:tcPr/>
-          <w:p>
-            <w:pPr>
-              <w:pStyle w:val="Compact"/>
-              <w:jc w:val="left"/>
-            </w:pPr>
-            <w:r>
+            </w:pPr>
+            <w:r>
+              <w:t xml:space="preserve">95% </w:t>
+            </w:r>
+            <w:r>
+              <w:rPr>
+                <w:rFonts w:hint="eastAsia"/>
+              </w:rPr>
+              <w:t xml:space="preserve">裁剪</w:t>
+            </w:r>
+            <w:r>
+              <w:t xml:space="preserve"> / </w:t>
+            </w:r>
+            <w:r>
+              <w:rPr>
+                <w:rFonts w:hint="eastAsia"/>
+              </w:rPr>
+              <w:t xml:space="preserve">满量程</w:t>
+            </w:r>
+          </w:p>
+        </w:tc>
+        <w:tc>
+          <w:tcPr/>
+          <w:p>
+            <w:pPr>
+              <w:pStyle w:val="Compact"/>
+            </w:pPr>
+            <w:r>
+              <w:rPr>
+                <w:rFonts w:hint="eastAsia"/>
+              </w:rPr>
               <w:t xml:space="preserve">有一两根杆特别大、把其余全压成一个色时，用裁剪</w:t>
             </w:r>
           </w:p>
@@ -2171,15 +2910,21 @@
         </w:pict>
       </w:r>
     </w:p>
-    <w:bookmarkEnd w:id="31"/>
-    <w:bookmarkEnd w:id="32"/>
-    <w:bookmarkStart w:id="49" w:name="Xb726171a6f26840396b4ac092bc853896e5d2fd"/>
+    <w:bookmarkEnd w:id="20"/>
+    <w:bookmarkEnd w:id="21"/>
+    <w:bookmarkStart w:id="38" w:name="Xb726171a6f26840396b4ac092bc853896e5d2fd"/>
     <w:p>
       <w:pPr>
         <w:pStyle w:val="Heading2"/>
       </w:pPr>
       <w:r>
-        <w:t xml:space="preserve">3 完整流程：一个真正能交差的算例</w:t>
+        <w:t xml:space="preserve">3 </w:t>
+      </w:r>
+      <w:r>
+        <w:rPr>
+          <w:rFonts w:hint="eastAsia"/>
+        </w:rPr>
+        <w:t xml:space="preserve">完整流程：一个真正能交差的算例</w:t>
       </w:r>
     </w:p>
     <w:p>
@@ -2187,16 +2932,34 @@
         <w:pStyle w:val="FirstParagraph"/>
       </w:pPr>
       <w:r>
+        <w:rPr>
+          <w:rFonts w:hint="eastAsia"/>
+        </w:rPr>
         <w:t xml:space="preserve">五分钟上手跳过了几步。下面是一次完整的分析该怎么走。</w:t>
       </w:r>
     </w:p>
-    <w:bookmarkStart w:id="33" w:name="Xe2fa0d65e827faa76b9520f8c82b2dc16c2f997"/>
+    <w:bookmarkStart w:id="22" w:name="Xe2fa0d65e827faa76b9520f8c82b2dc16c2f997"/>
     <w:p>
       <w:pPr>
         <w:pStyle w:val="Heading3"/>
       </w:pPr>
       <w:r>
-        <w:t xml:space="preserve">3.1 建模（顶上第 1 步）</w:t>
+        <w:t xml:space="preserve">3.1 </w:t>
+      </w:r>
+      <w:r>
+        <w:rPr>
+          <w:rFonts w:hint="eastAsia"/>
+        </w:rPr>
+        <w:t xml:space="preserve">建模（顶上第</w:t>
+      </w:r>
+      <w:r>
+        <w:t xml:space="preserve"> 1 </w:t>
+      </w:r>
+      <w:r>
+        <w:rPr>
+          <w:rFonts w:hint="eastAsia"/>
+        </w:rPr>
+        <w:t xml:space="preserve">步）</w:t>
       </w:r>
     </w:p>
     <w:p>
@@ -2204,28 +2967,48 @@
         <w:pStyle w:val="FirstParagraph"/>
       </w:pPr>
       <w:r>
-        <w:t xml:space="preserve">同第 2 章。建完之后，</w:t>
-      </w:r>
-      <w:r>
-        <w:rPr>
-          <w:bCs/>
-          <w:b/>
+        <w:rPr>
+          <w:rFonts w:hint="eastAsia"/>
+        </w:rPr>
+        <w:t xml:space="preserve">同第</w:t>
+      </w:r>
+      <w:r>
+        <w:t xml:space="preserve"> 2 </w:t>
+      </w:r>
+      <w:r>
+        <w:rPr>
+          <w:rFonts w:hint="eastAsia"/>
+        </w:rPr>
+        <w:t xml:space="preserve">章。建完之后，</w:t>
+      </w:r>
+      <w:r>
+        <w:rPr>
+          <w:rFonts w:hint="eastAsia"/>
+          <w:b/>
+          <w:bCs/>
         </w:rPr>
         <w:t xml:space="preserve">左边的「模型树」会列出你建了什么</w:t>
       </w:r>
       <w:r>
+        <w:rPr>
+          <w:rFonts w:hint="eastAsia"/>
+        </w:rPr>
         <w:t xml:space="preserve">：材料几种、截面几种、</w:t>
       </w:r>
       <w:r>
         <w:t xml:space="preserve"> </w:t>
       </w:r>
       <w:r>
+        <w:rPr>
+          <w:rFonts w:hint="eastAsia"/>
+        </w:rPr>
         <w:t xml:space="preserve">多少节点、多少杆件、几个支座、几个工况。</w:t>
       </w:r>
       <w:r>
         <w:rPr>
-          <w:bCs/>
-          <w:b/>
+          <w:rFonts w:hint="eastAsia"/>
+          <w:b/>
+          <w:bCs/>
         </w:rPr>
         <w:t xml:space="preserve">这棵树是你的检查清单</w:t>
       </w:r>
@@ -2236,17 +3019,35 @@
         <w:t xml:space="preserve"> </w:t>
       </w:r>
       <w:r>
+        <w:rPr>
+          <w:rFonts w:hint="eastAsia"/>
+        </w:rPr>
         <w:t xml:space="preserve">数字对不上，说明哪一步漏了。</w:t>
       </w:r>
     </w:p>
-    <w:bookmarkEnd w:id="33"/>
-    <w:bookmarkStart w:id="34" w:name="X1e2a2deeeac750fb51a287e63a7c1b52a0348fc"/>
+    <w:bookmarkEnd w:id="22"/>
+    <w:bookmarkStart w:id="23" w:name="X1e2a2deeeac750fb51a287e63a7c1b52a0348fc"/>
     <w:p>
       <w:pPr>
         <w:pStyle w:val="Heading3"/>
       </w:pPr>
       <w:r>
-        <w:t xml:space="preserve">3.2 定义材料和截面（第 2 步）</w:t>
+        <w:t xml:space="preserve">3.2 </w:t>
+      </w:r>
+      <w:r>
+        <w:rPr>
+          <w:rFonts w:hint="eastAsia"/>
+        </w:rPr>
+        <w:t xml:space="preserve">定义材料和截面（第</w:t>
+      </w:r>
+      <w:r>
+        <w:t xml:space="preserve"> 2 </w:t>
+      </w:r>
+      <w:r>
+        <w:rPr>
+          <w:rFonts w:hint="eastAsia"/>
+        </w:rPr>
+        <w:t xml:space="preserve">步）</w:t>
       </w:r>
     </w:p>
     <w:p>
@@ -2254,6 +3055,9 @@
         <w:pStyle w:val="FirstParagraph"/>
       </w:pPr>
       <w:r>
+        <w:rPr>
+          <w:rFonts w:hint="eastAsia"/>
+        </w:rPr>
         <w:t xml:space="preserve">点功能区</w:t>
       </w:r>
       <w:r>
@@ -2261,8 +3065,9 @@
       </w:r>
       <w:r>
         <w:rPr>
-          <w:bCs/>
-          <w:b/>
+          <w:rFonts w:hint="eastAsia"/>
+          <w:b/>
+          <w:bCs/>
         </w:rPr>
         <w:t xml:space="preserve">「属性」</w:t>
       </w:r>
@@ -2270,6 +3075,9 @@
         <w:t xml:space="preserve"> </w:t>
       </w:r>
       <w:r>
+        <w:rPr>
+          <w:rFonts w:hint="eastAsia"/>
+        </w:rPr>
         <w:t xml:space="preserve">页。这一页从左到右就是"先有材料、再有截面、然后指派给杆件"。</w:t>
       </w:r>
     </w:p>
@@ -2279,12 +3087,16 @@
       </w:pPr>
       <w:r>
         <w:rPr>
-          <w:bCs/>
-          <w:b/>
+          <w:rFonts w:hint="eastAsia"/>
+          <w:b/>
+          <w:bCs/>
         </w:rPr>
         <w:t xml:space="preserve">材料</w:t>
       </w:r>
       <w:r>
+        <w:rPr>
+          <w:rFonts w:hint="eastAsia"/>
+        </w:rPr>
         <w:t xml:space="preserve">（钢、混凝土之类）点「创建材料」。要填的：</w:t>
       </w:r>
     </w:p>
@@ -2293,7 +3105,6 @@
         <w:tblStyle w:val="Table"/>
         <w:tblW w:type="auto" w:w="0"/>
         <w:tblLook w:firstRow="1" w:lastRow="0" w:firstColumn="0" w:lastColumn="0" w:noHBand="0" w:noVBand="0" w:val="0020"/>
-        <w:jc w:val="start"/>
       </w:tblPr>
       <w:tblGrid>
         <w:gridCol w:w="2640"/>
@@ -2302,16 +3113,18 @@
       </w:tblGrid>
       <w:tr>
         <w:trPr>
-          <w:tblHeader w:val="true"/>
+          <w:tblHeader w:val="on"/>
         </w:trPr>
         <w:tc>
           <w:tcPr/>
           <w:p>
             <w:pPr>
               <w:pStyle w:val="Compact"/>
-              <w:jc w:val="left"/>
-            </w:pPr>
-            <w:r>
+            </w:pPr>
+            <w:r>
+              <w:rPr>
+                <w:rFonts w:hint="eastAsia"/>
+              </w:rPr>
               <w:t xml:space="preserve">填什么</w:t>
             </w:r>
           </w:p>
@@ -2321,9 +3134,11 @@
           <w:p>
             <w:pPr>
               <w:pStyle w:val="Compact"/>
-              <w:jc w:val="left"/>
-            </w:pPr>
-            <w:r>
+            </w:pPr>
+            <w:r>
+              <w:rPr>
+                <w:rFonts w:hint="eastAsia"/>
+              </w:rPr>
               <w:t xml:space="preserve">钢材常用值</w:t>
             </w:r>
           </w:p>
@@ -2333,9 +3148,11 @@
           <w:p>
             <w:pPr>
               <w:pStyle w:val="Compact"/>
-              <w:jc w:val="left"/>
-            </w:pPr>
-            <w:r>
+            </w:pPr>
+            <w:r>
+              <w:rPr>
+                <w:rFonts w:hint="eastAsia"/>
+              </w:rPr>
               <w:t xml:space="preserve">什么时候必须填</w:t>
             </w:r>
           </w:p>
@@ -2347,33 +3164,45 @@
           <w:p>
             <w:pPr>
               <w:pStyle w:val="Compact"/>
-              <w:jc w:val="left"/>
-            </w:pPr>
-            <w:r>
-              <w:t xml:space="preserve">弹性模量 E</w:t>
-            </w:r>
-          </w:p>
-        </w:tc>
-        <w:tc>
-          <w:tcPr/>
-          <w:p>
-            <w:pPr>
-              <w:pStyle w:val="Compact"/>
-              <w:jc w:val="left"/>
-            </w:pPr>
-            <w:r>
-              <w:t xml:space="preserve">206000000000 Pa（2.06e11）</w:t>
-            </w:r>
-          </w:p>
-        </w:tc>
-        <w:tc>
-          <w:tcPr/>
-          <w:p>
-            <w:pPr>
-              <w:pStyle w:val="Compact"/>
-              <w:jc w:val="left"/>
-            </w:pPr>
-            <w:r>
+            </w:pPr>
+            <w:r>
+              <w:rPr>
+                <w:rFonts w:hint="eastAsia"/>
+              </w:rPr>
+              <w:t xml:space="preserve">弹性模量</w:t>
+            </w:r>
+            <w:r>
+              <w:t xml:space="preserve"> E</w:t>
+            </w:r>
+          </w:p>
+        </w:tc>
+        <w:tc>
+          <w:tcPr/>
+          <w:p>
+            <w:pPr>
+              <w:pStyle w:val="Compact"/>
+            </w:pPr>
+            <w:r>
+              <w:t xml:space="preserve">206000000000 </w:t>
+            </w:r>
+            <w:r>
+              <w:rPr>
+                <w:rFonts w:hint="eastAsia"/>
+              </w:rPr>
+              <w:t xml:space="preserve">Pa（2.06e11）</w:t>
+            </w:r>
+          </w:p>
+        </w:tc>
+        <w:tc>
+          <w:tcPr/>
+          <w:p>
+            <w:pPr>
+              <w:pStyle w:val="Compact"/>
+            </w:pPr>
+            <w:r>
+              <w:rPr>
+                <w:rFonts w:hint="eastAsia"/>
+              </w:rPr>
               <w:t xml:space="preserve">总是</w:t>
             </w:r>
           </w:p>
@@ -2385,19 +3214,23 @@
           <w:p>
             <w:pPr>
               <w:pStyle w:val="Compact"/>
-              <w:jc w:val="left"/>
-            </w:pPr>
-            <w:r>
-              <w:t xml:space="preserve">泊松比 ν</w:t>
-            </w:r>
-          </w:p>
-        </w:tc>
-        <w:tc>
-          <w:tcPr/>
-          <w:p>
-            <w:pPr>
-              <w:pStyle w:val="Compact"/>
-              <w:jc w:val="left"/>
+            </w:pPr>
+            <w:r>
+              <w:rPr>
+                <w:rFonts w:hint="eastAsia"/>
+              </w:rPr>
+              <w:t xml:space="preserve">泊松比</w:t>
+            </w:r>
+            <w:r>
+              <w:t xml:space="preserve"> ν</w:t>
+            </w:r>
+          </w:p>
+        </w:tc>
+        <w:tc>
+          <w:tcPr/>
+          <w:p>
+            <w:pPr>
+              <w:pStyle w:val="Compact"/>
             </w:pPr>
             <w:r>
               <w:t xml:space="preserve">0.3</w:t>
@@ -2409,9 +3242,11 @@
           <w:p>
             <w:pPr>
               <w:pStyle w:val="Compact"/>
-              <w:jc w:val="left"/>
-            </w:pPr>
-            <w:r>
+            </w:pPr>
+            <w:r>
+              <w:rPr>
+                <w:rFonts w:hint="eastAsia"/>
+              </w:rPr>
               <w:t xml:space="preserve">总是</w:t>
             </w:r>
           </w:p>
@@ -2423,19 +3258,23 @@
           <w:p>
             <w:pPr>
               <w:pStyle w:val="Compact"/>
-              <w:jc w:val="left"/>
-            </w:pPr>
-            <w:r>
-              <w:t xml:space="preserve">密度 ρ</w:t>
-            </w:r>
-          </w:p>
-        </w:tc>
-        <w:tc>
-          <w:tcPr/>
-          <w:p>
-            <w:pPr>
-              <w:pStyle w:val="Compact"/>
-              <w:jc w:val="left"/>
+            </w:pPr>
+            <w:r>
+              <w:rPr>
+                <w:rFonts w:hint="eastAsia"/>
+              </w:rPr>
+              <w:t xml:space="preserve">密度</w:t>
+            </w:r>
+            <w:r>
+              <w:t xml:space="preserve"> ρ</w:t>
+            </w:r>
+          </w:p>
+        </w:tc>
+        <w:tc>
+          <w:tcPr/>
+          <w:p>
+            <w:pPr>
+              <w:pStyle w:val="Compact"/>
             </w:pPr>
             <w:r>
               <w:t xml:space="preserve">7850 kg/m³</w:t>
@@ -2447,9 +3286,11 @@
           <w:p>
             <w:pPr>
               <w:pStyle w:val="Compact"/>
-              <w:jc w:val="left"/>
-            </w:pPr>
-            <w:r>
+            </w:pPr>
+            <w:r>
+              <w:rPr>
+                <w:rFonts w:hint="eastAsia"/>
+              </w:rPr>
               <w:t xml:space="preserve">想让它算自重时</w:t>
             </w:r>
           </w:p>
@@ -2461,9 +3302,11 @@
           <w:p>
             <w:pPr>
               <w:pStyle w:val="Compact"/>
-              <w:jc w:val="left"/>
-            </w:pPr>
-            <w:r>
+            </w:pPr>
+            <w:r>
+              <w:rPr>
+                <w:rFonts w:hint="eastAsia"/>
+              </w:rPr>
               <w:t xml:space="preserve">屈服应力</w:t>
             </w:r>
           </w:p>
@@ -2473,21 +3316,28 @@
           <w:p>
             <w:pPr>
               <w:pStyle w:val="Compact"/>
-              <w:jc w:val="left"/>
-            </w:pPr>
-            <w:r>
-              <w:t xml:space="preserve">355000000 Pa（Q355）</w:t>
-            </w:r>
-          </w:p>
-        </w:tc>
-        <w:tc>
-          <w:tcPr/>
-          <w:p>
-            <w:pPr>
-              <w:pStyle w:val="Compact"/>
-              <w:jc w:val="left"/>
-            </w:pPr>
-            <w:r>
+            </w:pPr>
+            <w:r>
+              <w:t xml:space="preserve">355000000 </w:t>
+            </w:r>
+            <w:r>
+              <w:rPr>
+                <w:rFonts w:hint="eastAsia"/>
+              </w:rPr>
+              <w:t xml:space="preserve">Pa（Q355）</w:t>
+            </w:r>
+          </w:p>
+        </w:tc>
+        <w:tc>
+          <w:tcPr/>
+          <w:p>
+            <w:pPr>
+              <w:pStyle w:val="Compact"/>
+            </w:pPr>
+            <w:r>
+              <w:rPr>
+                <w:rFonts w:hint="eastAsia"/>
+              </w:rPr>
               <w:t xml:space="preserve">想做稳定校核时</w:t>
             </w:r>
           </w:p>
@@ -2499,40 +3349,39 @@
           <w:p>
             <w:pPr>
               <w:pStyle w:val="Compact"/>
-              <w:jc w:val="left"/>
-            </w:pPr>
-            <w:r>
-              <w:rPr>
+            </w:pPr>
+            <w:r>
+              <w:rPr>
+                <w:rFonts w:hint="eastAsia"/>
+                <w:b/>
                 <w:bCs/>
+              </w:rPr>
+              <w:t xml:space="preserve">许用拉应力</w:t>
+            </w:r>
+          </w:p>
+        </w:tc>
+        <w:tc>
+          <w:tcPr/>
+          <w:p>
+            <w:pPr>
+              <w:pStyle w:val="Compact"/>
+            </w:pPr>
+            <w:r>
+              <w:t xml:space="preserve">215000000 Pa</w:t>
+            </w:r>
+          </w:p>
+        </w:tc>
+        <w:tc>
+          <w:tcPr/>
+          <w:p>
+            <w:pPr>
+              <w:pStyle w:val="Compact"/>
+            </w:pPr>
+            <w:r>
+              <w:rPr>
+                <w:rFonts w:hint="eastAsia"/>
                 <w:b/>
-              </w:rPr>
-              <w:t xml:space="preserve">许用拉应力</w:t>
-            </w:r>
-          </w:p>
-        </w:tc>
-        <w:tc>
-          <w:tcPr/>
-          <w:p>
-            <w:pPr>
-              <w:pStyle w:val="Compact"/>
-              <w:jc w:val="left"/>
-            </w:pPr>
-            <w:r>
-              <w:t xml:space="preserve">215000000 Pa</w:t>
-            </w:r>
-          </w:p>
-        </w:tc>
-        <w:tc>
-          <w:tcPr/>
-          <w:p>
-            <w:pPr>
-              <w:pStyle w:val="Compact"/>
-              <w:jc w:val="left"/>
-            </w:pPr>
-            <w:r>
-              <w:rPr>
                 <w:bCs/>
-                <w:b/>
               </w:rPr>
               <w:t xml:space="preserve">想做强度验算时</w:t>
             </w:r>
@@ -2545,19 +3394,23 @@
           <w:p>
             <w:pPr>
               <w:pStyle w:val="Compact"/>
-              <w:jc w:val="left"/>
-            </w:pPr>
-            <w:r>
-              <w:t xml:space="preserve">线膨胀系数 α</w:t>
-            </w:r>
-          </w:p>
-        </w:tc>
-        <w:tc>
-          <w:tcPr/>
-          <w:p>
-            <w:pPr>
-              <w:pStyle w:val="Compact"/>
-              <w:jc w:val="left"/>
+            </w:pPr>
+            <w:r>
+              <w:rPr>
+                <w:rFonts w:hint="eastAsia"/>
+              </w:rPr>
+              <w:t xml:space="preserve">线膨胀系数</w:t>
+            </w:r>
+            <w:r>
+              <w:t xml:space="preserve"> α</w:t>
+            </w:r>
+          </w:p>
+        </w:tc>
+        <w:tc>
+          <w:tcPr/>
+          <w:p>
+            <w:pPr>
+              <w:pStyle w:val="Compact"/>
             </w:pPr>
             <w:r>
               <w:t xml:space="preserve">0.000012</w:t>
@@ -2569,9 +3422,11 @@
           <w:p>
             <w:pPr>
               <w:pStyle w:val="Compact"/>
-              <w:jc w:val="left"/>
-            </w:pPr>
-            <w:r>
+            </w:pPr>
+            <w:r>
+              <w:rPr>
+                <w:rFonts w:hint="eastAsia"/>
+              </w:rPr>
               <w:t xml:space="preserve">想算温度应力时</w:t>
             </w:r>
           </w:p>
@@ -2583,22 +3438,32 @@
         <w:pStyle w:val="BlockText"/>
       </w:pPr>
       <w:r>
+        <w:rPr>
+          <w:rFonts w:hint="eastAsia"/>
+        </w:rPr>
         <w:t xml:space="preserve">后面三项在「强度验算与温度（可选）」那一组里，</w:t>
       </w:r>
       <w:r>
         <w:rPr>
-          <w:bCs/>
-          <w:b/>
+          <w:rFonts w:hint="eastAsia"/>
+          <w:b/>
+          <w:bCs/>
         </w:rPr>
         <w:t xml:space="preserve">默认不填也能算位移和内力</w:t>
       </w:r>
       <w:r>
+        <w:rPr>
+          <w:rFonts w:hint="eastAsia"/>
+        </w:rPr>
         <w:t xml:space="preserve">，</w:t>
       </w:r>
       <w:r>
         <w:t xml:space="preserve"> </w:t>
       </w:r>
       <w:r>
+        <w:rPr>
+          <w:rFonts w:hint="eastAsia"/>
+        </w:rPr>
         <w:t xml:space="preserve">只是做不了强度验算。不填就不填，软件会明确告诉你缺什么，</w:t>
       </w:r>
       <w:r>
@@ -2606,8 +3471,9 @@
       </w:r>
       <w:r>
         <w:rPr>
-          <w:bCs/>
-          <w:b/>
+          <w:rFonts w:hint="eastAsia"/>
+          <w:b/>
+          <w:bCs/>
         </w:rPr>
         <w:t xml:space="preserve">不会偷偷拿个默认值糊弄你</w:t>
       </w:r>
@@ -2621,39 +3487,65 @@
       </w:pPr>
       <w:r>
         <w:rPr>
-          <w:bCs/>
-          <w:b/>
+          <w:rFonts w:hint="eastAsia"/>
+          <w:b/>
+          <w:bCs/>
         </w:rPr>
         <w:t xml:space="preserve">截面</w:t>
       </w:r>
       <w:r>
+        <w:rPr>
+          <w:rFonts w:hint="eastAsia"/>
+        </w:rPr>
         <w:t xml:space="preserve">（杆子多粗）点「创建截面」。选一个形状（工字钢、圆管、矩形……），</w:t>
       </w:r>
       <w:r>
         <w:t xml:space="preserve"> </w:t>
       </w:r>
       <w:r>
+        <w:rPr>
+          <w:rFonts w:hint="eastAsia"/>
+        </w:rPr>
         <w:t xml:space="preserve">填几个尺寸，</w:t>
       </w:r>
       <w:r>
         <w:rPr>
-          <w:bCs/>
-          <w:b/>
+          <w:rFonts w:hint="eastAsia"/>
+          <w:b/>
+          <w:bCs/>
         </w:rPr>
         <w:t xml:space="preserve">截面特性它自己算</w:t>
       </w:r>
       <w:r>
+        <w:rPr>
+          <w:rFonts w:hint="eastAsia"/>
+        </w:rPr>
         <w:t xml:space="preserve">，还会在下面告诉你这个截面能不能做强度验算。</w:t>
       </w:r>
     </w:p>
-    <w:bookmarkEnd w:id="34"/>
-    <w:bookmarkStart w:id="35" w:name="Xcd445300e848d4cf313e939bd050309a74f441f"/>
+    <w:bookmarkEnd w:id="23"/>
+    <w:bookmarkStart w:id="24" w:name="Xcd445300e848d4cf313e939bd050309a74f441f"/>
     <w:p>
       <w:pPr>
         <w:pStyle w:val="Heading3"/>
       </w:pPr>
       <w:r>
-        <w:t xml:space="preserve">3.3 加约束和荷载（第 3 步）</w:t>
+        <w:t xml:space="preserve">3.3 </w:t>
+      </w:r>
+      <w:r>
+        <w:rPr>
+          <w:rFonts w:hint="eastAsia"/>
+        </w:rPr>
+        <w:t xml:space="preserve">加约束和荷载（第</w:t>
+      </w:r>
+      <w:r>
+        <w:t xml:space="preserve"> 3 </w:t>
+      </w:r>
+      <w:r>
+        <w:rPr>
+          <w:rFonts w:hint="eastAsia"/>
+        </w:rPr>
+        <w:t xml:space="preserve">步）</w:t>
       </w:r>
     </w:p>
     <w:p>
@@ -2661,6 +3553,9 @@
         <w:pStyle w:val="FirstParagraph"/>
       </w:pPr>
       <w:r>
+        <w:rPr>
+          <w:rFonts w:hint="eastAsia"/>
+        </w:rPr>
         <w:t xml:space="preserve">功能区</w:t>
       </w:r>
       <w:r>
@@ -2668,8 +3563,9 @@
       </w:r>
       <w:r>
         <w:rPr>
-          <w:bCs/>
-          <w:b/>
+          <w:rFonts w:hint="eastAsia"/>
+          <w:b/>
+          <w:bCs/>
         </w:rPr>
         <w:t xml:space="preserve">「载荷」</w:t>
       </w:r>
@@ -2677,87 +3573,106 @@
         <w:t xml:space="preserve"> </w:t>
       </w:r>
       <w:r>
+        <w:rPr>
+          <w:rFonts w:hint="eastAsia"/>
+        </w:rPr>
         <w:t xml:space="preserve">页。</w:t>
       </w:r>
     </w:p>
     <w:p>
       <w:pPr>
+        <w:pStyle w:val="Compact"/>
         <w:numPr>
           <w:ilvl w:val="0"/>
           <w:numId w:val="1003"/>
         </w:numPr>
+      </w:pPr>
+      <w:r>
+        <w:rPr>
+          <w:rFonts w:hint="eastAsia"/>
+          <w:b/>
+          <w:bCs/>
+        </w:rPr>
+        <w:t xml:space="preserve">「创建边界条件」</w:t>
+      </w:r>
+      <w:r>
+        <w:rPr>
+          <w:rFonts w:hint="eastAsia"/>
+        </w:rPr>
+        <w:t xml:space="preserve">＝指定哪里被固定死。柱脚一般选「固接」（完全不能动）</w:t>
+      </w:r>
+      <w:r>
+        <w:t xml:space="preserve"> </w:t>
+      </w:r>
+      <w:r>
+        <w:rPr>
+          <w:rFonts w:hint="eastAsia"/>
+        </w:rPr>
+        <w:t xml:space="preserve">或「铰接」（不能移动但能转）。</w:t>
+      </w:r>
+    </w:p>
+    <w:p>
+      <w:pPr>
         <w:pStyle w:val="Compact"/>
-      </w:pPr>
-      <w:r>
-        <w:rPr>
-          <w:bCs/>
-          <w:b/>
-        </w:rPr>
-        <w:t xml:space="preserve">「创建边界条件」</w:t>
-      </w:r>
-      <w:r>
-        <w:t xml:space="preserve">＝指定哪里被固定死。柱脚一般选「固接」（完全不能动）</w:t>
-      </w:r>
-      <w:r>
-        <w:t xml:space="preserve"> </w:t>
-      </w:r>
-      <w:r>
-        <w:t xml:space="preserve">或「铰接」（不能移动但能转）。</w:t>
-      </w:r>
-    </w:p>
-    <w:p>
-      <w:pPr>
         <w:numPr>
           <w:ilvl w:val="0"/>
           <w:numId w:val="1003"/>
         </w:numPr>
+      </w:pPr>
+      <w:r>
+        <w:rPr>
+          <w:rFonts w:hint="eastAsia"/>
+          <w:b/>
+          <w:bCs/>
+        </w:rPr>
+        <w:t xml:space="preserve">「创建载荷」</w:t>
+      </w:r>
+      <w:r>
+        <w:rPr>
+          <w:rFonts w:hint="eastAsia"/>
+        </w:rPr>
+        <w:t xml:space="preserve">＝压多重。梁上的均布荷载最常见，比如</w:t>
+      </w:r>
+      <w:r>
+        <w:t xml:space="preserve"> </w:t>
+      </w:r>
+      <w:r>
+        <w:rPr>
+          <w:rStyle w:val="VerbatimChar"/>
+        </w:rPr>
+        <w:t xml:space="preserve">20 kN/m</w:t>
+      </w:r>
+      <w:r>
+        <w:t xml:space="preserve">。</w:t>
+      </w:r>
+    </w:p>
+    <w:p>
+      <w:pPr>
         <w:pStyle w:val="Compact"/>
-      </w:pPr>
-      <w:r>
-        <w:rPr>
-          <w:bCs/>
-          <w:b/>
-        </w:rPr>
-        <w:t xml:space="preserve">「创建载荷」</w:t>
-      </w:r>
-      <w:r>
-        <w:t xml:space="preserve">＝压多重。梁上的均布荷载最常见，比如</w:t>
-      </w:r>
-      <w:r>
-        <w:t xml:space="preserve"> </w:t>
-      </w:r>
-      <w:r>
-        <w:rPr>
-          <w:rStyle w:val="VerbatimChar"/>
-        </w:rPr>
-        <w:t xml:space="preserve">20 kN/m</w:t>
-      </w:r>
-      <w:r>
-        <w:t xml:space="preserve">。</w:t>
-      </w:r>
-    </w:p>
-    <w:p>
-      <w:pPr>
         <w:numPr>
           <w:ilvl w:val="0"/>
           <w:numId w:val="1003"/>
         </w:numPr>
-        <w:pStyle w:val="Compact"/>
-      </w:pPr>
-      <w:r>
-        <w:rPr>
-          <w:bCs/>
-          <w:b/>
+      </w:pPr>
+      <w:r>
+        <w:rPr>
+          <w:rFonts w:hint="eastAsia"/>
+          <w:b/>
+          <w:bCs/>
         </w:rPr>
         <w:t xml:space="preserve">「重力」</w:t>
       </w:r>
       <w:r>
+        <w:rPr>
+          <w:rFonts w:hint="eastAsia"/>
+        </w:rPr>
         <w:t xml:space="preserve">＝自重。它按材料密度和截面面积自动算，</w:t>
       </w:r>
       <w:r>
         <w:rPr>
-          <w:bCs/>
-          <w:b/>
+          <w:rFonts w:hint="eastAsia"/>
+          <w:b/>
+          <w:bCs/>
         </w:rPr>
         <w:t xml:space="preserve">前提是你填了密度</w:t>
       </w:r>
@@ -2771,23 +3686,40 @@
       </w:pPr>
       <w:r>
         <w:rPr>
-          <w:bCs/>
-          <w:b/>
+          <w:rFonts w:hint="eastAsia"/>
+          <w:b/>
+          <w:bCs/>
         </w:rPr>
         <w:t xml:space="preserve">单位提醒</w:t>
       </w:r>
       <w:r>
+        <w:rPr>
+          <w:rFonts w:hint="eastAsia"/>
+        </w:rPr>
         <w:t xml:space="preserve">：软件默认用</w:t>
       </w:r>
       <w:r>
         <w:rPr>
-          <w:bCs/>
-          <w:b/>
+          <w:rFonts w:hint="eastAsia"/>
+          <w:b/>
+          <w:bCs/>
         </w:rPr>
         <w:t xml:space="preserve">牛顿和米</w:t>
       </w:r>
       <w:r>
-        <w:t xml:space="preserve">。你说"20 kN/m"，要填</w:t>
+        <w:rPr>
+          <w:rFonts w:hint="eastAsia"/>
+        </w:rPr>
+        <w:t xml:space="preserve">。你说"20</w:t>
+      </w:r>
+      <w:r>
+        <w:t xml:space="preserve"> </w:t>
+      </w:r>
+      <w:r>
+        <w:rPr>
+          <w:rFonts w:hint="eastAsia"/>
+        </w:rPr>
+        <w:t xml:space="preserve">kN/m"，要填</w:t>
       </w:r>
       <w:r>
         <w:t xml:space="preserve"> </w:t>
@@ -2805,17 +3737,53 @@
         <w:t xml:space="preserve"> </w:t>
       </w:r>
       <w:r>
-        <w:t xml:space="preserve">跟 AI 对话时可以直接说 kN，它会帮你换算并把换算过程写出来。</w:t>
-      </w:r>
-    </w:p>
-    <w:bookmarkEnd w:id="35"/>
-    <w:bookmarkStart w:id="36" w:name="X26781790986075940913085fb879bafa837a288"/>
+        <w:rPr>
+          <w:rFonts w:hint="eastAsia"/>
+        </w:rPr>
+        <w:t xml:space="preserve">跟</w:t>
+      </w:r>
+      <w:r>
+        <w:t xml:space="preserve"> AI </w:t>
+      </w:r>
+      <w:r>
+        <w:rPr>
+          <w:rFonts w:hint="eastAsia"/>
+        </w:rPr>
+        <w:t xml:space="preserve">对话时可以直接说</w:t>
+      </w:r>
+      <w:r>
+        <w:t xml:space="preserve"> </w:t>
+      </w:r>
+      <w:r>
+        <w:rPr>
+          <w:rFonts w:hint="eastAsia"/>
+        </w:rPr>
+        <w:t xml:space="preserve">kN，它会帮你换算并把换算过程写出来。</w:t>
+      </w:r>
+    </w:p>
+    <w:bookmarkEnd w:id="24"/>
+    <w:bookmarkStart w:id="25" w:name="X26781790986075940913085fb879bafa837a288"/>
     <w:p>
       <w:pPr>
         <w:pStyle w:val="Heading3"/>
       </w:pPr>
       <w:r>
-        <w:t xml:space="preserve">3.4 校验与求解（第 3、4 步）</w:t>
+        <w:t xml:space="preserve">3.4 </w:t>
+      </w:r>
+      <w:r>
+        <w:rPr>
+          <w:rFonts w:hint="eastAsia"/>
+        </w:rPr>
+        <w:t xml:space="preserve">校验与求解（第</w:t>
+      </w:r>
+      <w:r>
+        <w:t xml:space="preserve"> 3、4 </w:t>
+      </w:r>
+      <w:r>
+        <w:rPr>
+          <w:rFonts w:hint="eastAsia"/>
+        </w:rPr>
+        <w:t xml:space="preserve">步）</w:t>
       </w:r>
     </w:p>
     <w:p>
@@ -2823,6 +3791,9 @@
         <w:pStyle w:val="FirstParagraph"/>
       </w:pPr>
       <w:r>
+        <w:rPr>
+          <w:rFonts w:hint="eastAsia"/>
+        </w:rPr>
         <w:t xml:space="preserve">点</w:t>
       </w:r>
       <w:r>
@@ -2830,12 +3801,23 @@
       </w:r>
       <w:r>
         <w:rPr>
-          <w:bCs/>
-          <w:b/>
-        </w:rPr>
-        <w:t xml:space="preserve">「3 校验」</w:t>
-      </w:r>
-      <w:r>
+          <w:b/>
+          <w:bCs/>
+        </w:rPr>
+        <w:t xml:space="preserve">「3 </w:t>
+      </w:r>
+      <w:r>
+        <w:rPr>
+          <w:rFonts w:hint="eastAsia"/>
+          <w:b/>
+          <w:bCs/>
+        </w:rPr>
+        <w:t xml:space="preserve">校验」</w:t>
+      </w:r>
+      <w:r>
+        <w:rPr>
+          <w:rFonts w:hint="eastAsia"/>
+        </w:rPr>
         <w:t xml:space="preserve">。它会检查：有没有杆子悬空、有没有地方没固定、材料截面有没有漏指派。</w:t>
       </w:r>
       <w:r>
@@ -2843,8 +3825,9 @@
       </w:r>
       <w:r>
         <w:rPr>
-          <w:bCs/>
-          <w:b/>
+          <w:rFonts w:hint="eastAsia"/>
+          <w:b/>
+          <w:bCs/>
         </w:rPr>
         <w:t xml:space="preserve">有问题会用中文列出来，指明是哪个节点、哪个方向。</w:t>
       </w:r>
@@ -2854,6 +3837,9 @@
         <w:pStyle w:val="BodyText"/>
       </w:pPr>
       <w:r>
+        <w:rPr>
+          <w:rFonts w:hint="eastAsia"/>
+        </w:rPr>
         <w:t xml:space="preserve">校验过了点</w:t>
       </w:r>
       <w:r>
@@ -2861,12 +3847,23 @@
       </w:r>
       <w:r>
         <w:rPr>
-          <w:bCs/>
-          <w:b/>
-        </w:rPr>
-        <w:t xml:space="preserve">「4 求解」</w:t>
-      </w:r>
-      <w:r>
+          <w:b/>
+          <w:bCs/>
+        </w:rPr>
+        <w:t xml:space="preserve">「4 </w:t>
+      </w:r>
+      <w:r>
+        <w:rPr>
+          <w:rFonts w:hint="eastAsia"/>
+          <w:b/>
+          <w:bCs/>
+        </w:rPr>
+        <w:t xml:space="preserve">求解」</w:t>
+      </w:r>
+      <w:r>
+        <w:rPr>
+          <w:rFonts w:hint="eastAsia"/>
+        </w:rPr>
         <w:t xml:space="preserve">（F5）。</w:t>
       </w:r>
     </w:p>
@@ -2876,24 +3873,41 @@
       </w:pPr>
       <w:r>
         <w:rPr>
-          <w:bCs/>
-          <w:b/>
+          <w:rFonts w:hint="eastAsia"/>
+          <w:b/>
+          <w:bCs/>
         </w:rPr>
         <w:t xml:space="preserve">如果报"结构成为机构"</w:t>
       </w:r>
       <w:r>
+        <w:rPr>
+          <w:rFonts w:hint="eastAsia"/>
+        </w:rPr>
         <w:t xml:space="preserve">：意思是这个架子没被固定住，会整体飘走或转动。</w:t>
       </w:r>
       <w:r>
         <w:t xml:space="preserve"> </w:t>
       </w:r>
       <w:r>
-        <w:t xml:space="preserve">点「分析 → 模型检查」，它会告诉你</w:t>
-      </w:r>
-      <w:r>
-        <w:rPr>
-          <w:bCs/>
-          <w:b/>
+        <w:rPr>
+          <w:rFonts w:hint="eastAsia"/>
+        </w:rPr>
+        <w:t xml:space="preserve">点「分析</w:t>
+      </w:r>
+      <w:r>
+        <w:t xml:space="preserve"> → </w:t>
+      </w:r>
+      <w:r>
+        <w:rPr>
+          <w:rFonts w:hint="eastAsia"/>
+        </w:rPr>
+        <w:t xml:space="preserve">模型检查」，它会告诉你</w:t>
+      </w:r>
+      <w:r>
+        <w:rPr>
+          <w:rFonts w:hint="eastAsia"/>
+          <w:b/>
+          <w:bCs/>
         </w:rPr>
         <w:t xml:space="preserve">是哪些节点的哪些方向缺约束</w:t>
       </w:r>
@@ -2901,14 +3915,29 @@
         <w:t xml:space="preserve">。</w:t>
       </w:r>
     </w:p>
-    <w:bookmarkEnd w:id="36"/>
-    <w:bookmarkStart w:id="46" w:name="X8a17ca255b3f2551dbdd95ab891a5e6ce3af048"/>
+    <w:bookmarkEnd w:id="25"/>
+    <w:bookmarkStart w:id="35" w:name="X8a17ca255b3f2551dbdd95ab891a5e6ce3af048"/>
     <w:p>
       <w:pPr>
         <w:pStyle w:val="Heading3"/>
       </w:pPr>
       <w:r>
-        <w:t xml:space="preserve">3.5 看结果与校核（第 5 步）</w:t>
+        <w:t xml:space="preserve">3.5 </w:t>
+      </w:r>
+      <w:r>
+        <w:rPr>
+          <w:rFonts w:hint="eastAsia"/>
+        </w:rPr>
+        <w:t xml:space="preserve">看结果与校核（第</w:t>
+      </w:r>
+      <w:r>
+        <w:t xml:space="preserve"> 5 </w:t>
+      </w:r>
+      <w:r>
+        <w:rPr>
+          <w:rFonts w:hint="eastAsia"/>
+        </w:rPr>
+        <w:t xml:space="preserve">步）</w:t>
       </w:r>
     </w:p>
     <w:p>
@@ -2916,6 +3945,9 @@
         <w:pStyle w:val="FirstParagraph"/>
       </w:pPr>
       <w:r>
+        <w:rPr>
+          <w:rFonts w:hint="eastAsia"/>
+        </w:rPr>
         <w:t xml:space="preserve">功能区</w:t>
       </w:r>
       <w:r>
@@ -2923,8 +3955,9 @@
       </w:r>
       <w:r>
         <w:rPr>
-          <w:bCs/>
-          <w:b/>
+          <w:rFonts w:hint="eastAsia"/>
+          <w:b/>
+          <w:bCs/>
         </w:rPr>
         <w:t xml:space="preserve">「结果」</w:t>
       </w:r>
@@ -2932,6 +3965,9 @@
         <w:t xml:space="preserve"> </w:t>
       </w:r>
       <w:r>
+        <w:rPr>
+          <w:rFonts w:hint="eastAsia"/>
+        </w:rPr>
         <w:t xml:space="preserve">页，从左到右：</w:t>
       </w:r>
     </w:p>
@@ -2944,18 +3980,18 @@
           <wp:inline>
             <wp:extent cx="5334000" cy="3167062"/>
             <wp:effectExtent b="0" l="0" r="0" t="0"/>
-            <wp:docPr descr="结果页功能区" title="" id="38" name="Picture"/>
+            <wp:docPr descr="结果页功能区" title="" id="27" name="Picture"/>
             <a:graphic>
               <a:graphicData uri="http://schemas.openxmlformats.org/drawingml/2006/picture">
                 <pic:pic>
                   <pic:nvPicPr>
-                    <pic:cNvPr descr="手册图/02-结果页功能区.png" id="39" name="Picture"/>
+                    <pic:cNvPr descr="手册图/02-结果页功能区.png" id="28" name="Picture"/>
                     <pic:cNvPicPr>
                       <a:picLocks noChangeArrowheads="1" noChangeAspect="1"/>
                     </pic:cNvPicPr>
                   </pic:nvPicPr>
                   <pic:blipFill>
-                    <a:blip r:embed="rId37"/>
+                    <a:blip r:embed="rId26"/>
                     <a:stretch>
                       <a:fillRect/>
                     </a:stretch>
@@ -2987,7 +4023,6 @@
         <w:tblStyle w:val="Table"/>
         <w:tblW w:type="auto" w:w="0"/>
         <w:tblLook w:firstRow="1" w:lastRow="0" w:firstColumn="0" w:lastColumn="0" w:noHBand="0" w:noVBand="0" w:val="0020"/>
-        <w:jc w:val="start"/>
       </w:tblPr>
       <w:tblGrid>
         <w:gridCol w:w="3960"/>
@@ -2995,16 +4030,18 @@
       </w:tblGrid>
       <w:tr>
         <w:trPr>
-          <w:tblHeader w:val="true"/>
+          <w:tblHeader w:val="on"/>
         </w:trPr>
         <w:tc>
           <w:tcPr/>
           <w:p>
             <w:pPr>
               <w:pStyle w:val="Compact"/>
-              <w:jc w:val="left"/>
-            </w:pPr>
-            <w:r>
+            </w:pPr>
+            <w:r>
+              <w:rPr>
+                <w:rFonts w:hint="eastAsia"/>
+              </w:rPr>
               <w:t xml:space="preserve">按钮</w:t>
             </w:r>
           </w:p>
@@ -3014,9 +4051,11 @@
           <w:p>
             <w:pPr>
               <w:pStyle w:val="Compact"/>
-              <w:jc w:val="left"/>
-            </w:pPr>
-            <w:r>
+            </w:pPr>
+            <w:r>
+              <w:rPr>
+                <w:rFonts w:hint="eastAsia"/>
+              </w:rPr>
               <w:t xml:space="preserve">回答什么问题</w:t>
             </w:r>
           </w:p>
@@ -3028,9 +4067,11 @@
           <w:p>
             <w:pPr>
               <w:pStyle w:val="Compact"/>
-              <w:jc w:val="left"/>
-            </w:pPr>
-            <w:r>
+            </w:pPr>
+            <w:r>
+              <w:rPr>
+                <w:rFonts w:hint="eastAsia"/>
+              </w:rPr>
               <w:t xml:space="preserve">内力分量</w:t>
             </w:r>
           </w:p>
@@ -3040,19 +4081,25 @@
           <w:p>
             <w:pPr>
               <w:pStyle w:val="Compact"/>
-              <w:jc w:val="left"/>
-            </w:pPr>
-            <w:r>
+            </w:pPr>
+            <w:r>
+              <w:rPr>
+                <w:rFonts w:hint="eastAsia"/>
+              </w:rPr>
               <w:t xml:space="preserve">换一个力来看（轴力/剪力/弯矩/</w:t>
             </w:r>
             <w:r>
               <w:rPr>
+                <w:rFonts w:hint="eastAsia"/>
+                <w:b/>
                 <w:bCs/>
-                <w:b/>
               </w:rPr>
               <w:t xml:space="preserve">应力</w:t>
             </w:r>
             <w:r>
+              <w:rPr>
+                <w:rFonts w:hint="eastAsia"/>
+              </w:rPr>
               <w:t xml:space="preserve">）</w:t>
             </w:r>
           </w:p>
@@ -3064,9 +4111,11 @@
           <w:p>
             <w:pPr>
               <w:pStyle w:val="Compact"/>
-              <w:jc w:val="left"/>
-            </w:pPr>
-            <w:r>
+            </w:pPr>
+            <w:r>
+              <w:rPr>
+                <w:rFonts w:hint="eastAsia"/>
+              </w:rPr>
               <w:t xml:space="preserve">内力图</w:t>
             </w:r>
           </w:p>
@@ -3076,9 +4125,11 @@
           <w:p>
             <w:pPr>
               <w:pStyle w:val="Compact"/>
-              <w:jc w:val="left"/>
-            </w:pPr>
-            <w:r>
+            </w:pPr>
+            <w:r>
+              <w:rPr>
+                <w:rFonts w:hint="eastAsia"/>
+              </w:rPr>
               <w:t xml:space="preserve">沿着一根杆子画一条曲线，看峰值在哪</w:t>
             </w:r>
           </w:p>
@@ -3090,9 +4141,11 @@
           <w:p>
             <w:pPr>
               <w:pStyle w:val="Compact"/>
-              <w:jc w:val="left"/>
-            </w:pPr>
-            <w:r>
+            </w:pPr>
+            <w:r>
+              <w:rPr>
+                <w:rFonts w:hint="eastAsia"/>
+              </w:rPr>
               <w:t xml:space="preserve">最大挠度</w:t>
             </w:r>
           </w:p>
@@ -3102,9 +4155,11 @@
           <w:p>
             <w:pPr>
               <w:pStyle w:val="Compact"/>
-              <w:jc w:val="left"/>
-            </w:pPr>
-            <w:r>
+            </w:pPr>
+            <w:r>
+              <w:rPr>
+                <w:rFonts w:hint="eastAsia"/>
+              </w:rPr>
               <w:t xml:space="preserve">最不利的那根杆弯了多少</w:t>
             </w:r>
           </w:p>
@@ -3116,9 +4171,11 @@
           <w:p>
             <w:pPr>
               <w:pStyle w:val="Compact"/>
-              <w:jc w:val="left"/>
-            </w:pPr>
-            <w:r>
+            </w:pPr>
+            <w:r>
+              <w:rPr>
+                <w:rFonts w:hint="eastAsia"/>
+              </w:rPr>
               <w:t xml:space="preserve">包络</w:t>
             </w:r>
           </w:p>
@@ -3128,9 +4185,11 @@
           <w:p>
             <w:pPr>
               <w:pStyle w:val="Compact"/>
-              <w:jc w:val="left"/>
-            </w:pPr>
-            <w:r>
+            </w:pPr>
+            <w:r>
+              <w:rPr>
+                <w:rFonts w:hint="eastAsia"/>
+              </w:rPr>
               <w:t xml:space="preserve">多个工况里，每个位置最不利的是哪一个</w:t>
             </w:r>
           </w:p>
@@ -3142,28 +4201,28 @@
           <w:p>
             <w:pPr>
               <w:pStyle w:val="Compact"/>
-              <w:jc w:val="left"/>
-            </w:pPr>
-            <w:r>
-              <w:rPr>
+            </w:pPr>
+            <w:r>
+              <w:rPr>
+                <w:rFonts w:hint="eastAsia"/>
+                <w:b/>
                 <w:bCs/>
+              </w:rPr>
+              <w:t xml:space="preserve">强度验算</w:t>
+            </w:r>
+          </w:p>
+        </w:tc>
+        <w:tc>
+          <w:tcPr/>
+          <w:p>
+            <w:pPr>
+              <w:pStyle w:val="Compact"/>
+            </w:pPr>
+            <w:r>
+              <w:rPr>
+                <w:rFonts w:hint="eastAsia"/>
                 <w:b/>
-              </w:rPr>
-              <w:t xml:space="preserve">强度验算</w:t>
-            </w:r>
-          </w:p>
-        </w:tc>
-        <w:tc>
-          <w:tcPr/>
-          <w:p>
-            <w:pPr>
-              <w:pStyle w:val="Compact"/>
-              <w:jc w:val="left"/>
-            </w:pPr>
-            <w:r>
-              <w:rPr>
                 <w:bCs/>
-                <w:b/>
               </w:rPr>
               <w:t xml:space="preserve">够不够结实</w:t>
             </w:r>
@@ -3176,9 +4235,11 @@
           <w:p>
             <w:pPr>
               <w:pStyle w:val="Compact"/>
-              <w:jc w:val="left"/>
-            </w:pPr>
-            <w:r>
+            </w:pPr>
+            <w:r>
+              <w:rPr>
+                <w:rFonts w:hint="eastAsia"/>
+              </w:rPr>
               <w:t xml:space="preserve">对称性</w:t>
             </w:r>
           </w:p>
@@ -3188,9 +4249,11 @@
           <w:p>
             <w:pPr>
               <w:pStyle w:val="Compact"/>
-              <w:jc w:val="left"/>
-            </w:pPr>
-            <w:r>
+            </w:pPr>
+            <w:r>
+              <w:rPr>
+                <w:rFonts w:hint="eastAsia"/>
+              </w:rPr>
               <w:t xml:space="preserve">结构对称吗？顺便自我检查算得对不对</w:t>
             </w:r>
           </w:p>
@@ -3202,9 +4265,11 @@
           <w:p>
             <w:pPr>
               <w:pStyle w:val="Compact"/>
-              <w:jc w:val="left"/>
-            </w:pPr>
-            <w:r>
+            </w:pPr>
+            <w:r>
+              <w:rPr>
+                <w:rFonts w:hint="eastAsia"/>
+              </w:rPr>
               <w:t xml:space="preserve">编号与存储</w:t>
             </w:r>
           </w:p>
@@ -3214,9 +4279,11 @@
           <w:p>
             <w:pPr>
               <w:pStyle w:val="Compact"/>
-              <w:jc w:val="left"/>
-            </w:pPr>
-            <w:r>
+            </w:pPr>
+            <w:r>
+              <w:rPr>
+                <w:rFonts w:hint="eastAsia"/>
+              </w:rPr>
               <w:t xml:space="preserve">课程里讲的带宽与存储方案对比</w:t>
             </w:r>
           </w:p>
@@ -3228,9 +4295,11 @@
           <w:p>
             <w:pPr>
               <w:pStyle w:val="Compact"/>
-              <w:jc w:val="left"/>
-            </w:pPr>
-            <w:r>
+            </w:pPr>
+            <w:r>
+              <w:rPr>
+                <w:rFonts w:hint="eastAsia"/>
+              </w:rPr>
               <w:t xml:space="preserve">报告</w:t>
             </w:r>
           </w:p>
@@ -3240,14 +4309,29 @@
           <w:p>
             <w:pPr>
               <w:pStyle w:val="Compact"/>
-              <w:jc w:val="left"/>
-            </w:pPr>
-            <w:r>
-              <w:rPr>
+            </w:pPr>
+            <w:r>
+              <w:rPr>
+                <w:rFonts w:hint="eastAsia"/>
+                <w:b/>
                 <w:bCs/>
+              </w:rPr>
+              <w:t xml:space="preserve">一键出</w:t>
+            </w:r>
+            <w:r>
+              <w:rPr>
                 <w:b/>
-              </w:rPr>
-              <w:t xml:space="preserve">一键出 Word 计算书</w:t>
+                <w:bCs/>
+              </w:rPr>
+              <w:t xml:space="preserve"> Word </w:t>
+            </w:r>
+            <w:r>
+              <w:rPr>
+                <w:rFonts w:hint="eastAsia"/>
+                <w:b/>
+                <w:bCs/>
+              </w:rPr>
+              <w:t xml:space="preserve">计算书</w:t>
             </w:r>
           </w:p>
         </w:tc>
@@ -3258,6 +4342,9 @@
         <w:pStyle w:val="BodyText"/>
       </w:pPr>
       <w:r>
+        <w:rPr>
+          <w:rFonts w:hint="eastAsia"/>
+        </w:rPr>
         <w:t xml:space="preserve">点</w:t>
       </w:r>
       <w:r>
@@ -3265,22 +4352,30 @@
       </w:r>
       <w:r>
         <w:rPr>
-          <w:bCs/>
-          <w:b/>
+          <w:rFonts w:hint="eastAsia"/>
+          <w:b/>
+          <w:bCs/>
         </w:rPr>
         <w:t xml:space="preserve">「强度验算」</w:t>
       </w:r>
       <w:r>
+        <w:rPr>
+          <w:rFonts w:hint="eastAsia"/>
+        </w:rPr>
         <w:t xml:space="preserve">，下面会出来一张表，</w:t>
       </w:r>
       <w:r>
         <w:rPr>
-          <w:bCs/>
-          <w:b/>
+          <w:rFonts w:hint="eastAsia"/>
+          <w:b/>
+          <w:bCs/>
         </w:rPr>
         <w:t xml:space="preserve">一行一根杆</w:t>
       </w:r>
       <w:r>
+        <w:rPr>
+          <w:rFonts w:hint="eastAsia"/>
+        </w:rPr>
         <w:t xml:space="preserve">：</w:t>
       </w:r>
     </w:p>
@@ -3293,18 +4388,18 @@
           <wp:inline>
             <wp:extent cx="5334000" cy="3167062"/>
             <wp:effectExtent b="0" l="0" r="0" t="0"/>
-            <wp:docPr descr="强度验算结果" title="" id="41" name="Picture"/>
+            <wp:docPr descr="强度验算结果" title="" id="30" name="Picture"/>
             <a:graphic>
               <a:graphicData uri="http://schemas.openxmlformats.org/drawingml/2006/picture">
                 <pic:pic>
                   <pic:nvPicPr>
-                    <pic:cNvPr descr="手册图/03-强度验算结果.png" id="42" name="Picture"/>
+                    <pic:cNvPr descr="手册图/03-强度验算结果.png" id="31" name="Picture"/>
                     <pic:cNvPicPr>
                       <a:picLocks noChangeArrowheads="1" noChangeAspect="1"/>
                     </pic:cNvPicPr>
                   </pic:nvPicPr>
                   <pic:blipFill>
-                    <a:blip r:embed="rId40"/>
+                    <a:blip r:embed="rId29"/>
                     <a:stretch>
                       <a:fillRect/>
                     </a:stretch>
@@ -3336,110 +4431,171 @@
         <w:pStyle w:val="BodyText"/>
       </w:pPr>
       <w:r>
+        <w:rPr>
+          <w:rFonts w:hint="eastAsia"/>
+        </w:rPr>
         <w:t xml:space="preserve">怎么读这张表：</w:t>
       </w:r>
     </w:p>
     <w:p>
       <w:pPr>
+        <w:pStyle w:val="Compact"/>
         <w:numPr>
           <w:ilvl w:val="0"/>
           <w:numId w:val="1004"/>
         </w:numPr>
+      </w:pPr>
+      <w:r>
+        <w:rPr>
+          <w:rFonts w:hint="eastAsia"/>
+          <w:b/>
+          <w:bCs/>
+        </w:rPr>
+        <w:t xml:space="preserve">应力比</w:t>
+      </w:r>
+      <w:r>
+        <w:rPr>
+          <w:b/>
+          <w:bCs/>
+        </w:rPr>
+        <w:t xml:space="preserve"> σ/[σ]</w:t>
+      </w:r>
+      <w:r>
+        <w:rPr>
+          <w:rFonts w:hint="eastAsia"/>
+        </w:rPr>
+        <w:t xml:space="preserve">：小于</w:t>
+      </w:r>
+      <w:r>
+        <w:t xml:space="preserve"> 1 </w:t>
+      </w:r>
+      <w:r>
+        <w:rPr>
+          <w:rFonts w:hint="eastAsia"/>
+        </w:rPr>
+        <w:t xml:space="preserve">就是够结实。0.76</w:t>
+      </w:r>
+      <w:r>
+        <w:t xml:space="preserve"> </w:t>
+      </w:r>
+      <w:r>
+        <w:rPr>
+          <w:rFonts w:hint="eastAsia"/>
+        </w:rPr>
+        <w:t xml:space="preserve">表示用掉了</w:t>
+      </w:r>
+      <w:r>
+        <w:t xml:space="preserve"> 76% </w:t>
+      </w:r>
+      <w:r>
+        <w:rPr>
+          <w:rFonts w:hint="eastAsia"/>
+        </w:rPr>
+        <w:t xml:space="preserve">的余量。</w:t>
+      </w:r>
+    </w:p>
+    <w:p>
+      <w:pPr>
         <w:pStyle w:val="Compact"/>
-      </w:pPr>
-      <w:r>
-        <w:rPr>
-          <w:bCs/>
-          <w:b/>
-        </w:rPr>
-        <w:t xml:space="preserve">应力比 σ/[σ]</w:t>
-      </w:r>
-      <w:r>
-        <w:t xml:space="preserve">：小于 1 就是够结实。0.76 表示用掉了 76% 的余量。</w:t>
-      </w:r>
-    </w:p>
-    <w:p>
-      <w:pPr>
         <w:numPr>
           <w:ilvl w:val="0"/>
           <w:numId w:val="1004"/>
         </w:numPr>
+      </w:pPr>
+      <w:r>
+        <w:rPr>
+          <w:rFonts w:hint="eastAsia"/>
+          <w:b/>
+          <w:bCs/>
+        </w:rPr>
+        <w:t xml:space="preserve">结论那一列有三种，不是两种</w:t>
+      </w:r>
+      <w:r>
+        <w:rPr>
+          <w:rFonts w:hint="eastAsia"/>
+        </w:rPr>
+        <w:t xml:space="preserve">：</w:t>
+      </w:r>
+    </w:p>
+    <w:p>
+      <w:pPr>
         <w:pStyle w:val="Compact"/>
-      </w:pPr>
-      <w:r>
-        <w:rPr>
-          <w:bCs/>
-          <w:b/>
-        </w:rPr>
-        <w:t xml:space="preserve">结论那一列有三种，不是两种</w:t>
-      </w:r>
-      <w:r>
-        <w:t xml:space="preserve">：</w:t>
-      </w:r>
-    </w:p>
-    <w:p>
-      <w:pPr>
         <w:numPr>
           <w:ilvl w:val="1"/>
           <w:numId w:val="1005"/>
         </w:numPr>
+      </w:pPr>
+      <w:r>
+        <w:rPr>
+          <w:rFonts w:hint="eastAsia"/>
+          <w:b/>
+          <w:bCs/>
+        </w:rPr>
+        <w:t xml:space="preserve">通过</w:t>
+      </w:r>
+      <w:r>
+        <w:t xml:space="preserve"> </w:t>
+      </w:r>
+      <w:r>
+        <w:t xml:space="preserve">—— </w:t>
+      </w:r>
+      <w:r>
+        <w:rPr>
+          <w:rFonts w:hint="eastAsia"/>
+        </w:rPr>
+        <w:t xml:space="preserve">没问题</w:t>
+      </w:r>
+    </w:p>
+    <w:p>
+      <w:pPr>
         <w:pStyle w:val="Compact"/>
-      </w:pPr>
-      <w:r>
-        <w:rPr>
-          <w:bCs/>
-          <w:b/>
-        </w:rPr>
-        <w:t xml:space="preserve">通过</w:t>
-      </w:r>
-      <w:r>
-        <w:t xml:space="preserve"> </w:t>
-      </w:r>
-      <w:r>
-        <w:t xml:space="preserve">—— 没问题</w:t>
-      </w:r>
-    </w:p>
-    <w:p>
-      <w:pPr>
         <w:numPr>
           <w:ilvl w:val="1"/>
           <w:numId w:val="1005"/>
         </w:numPr>
+      </w:pPr>
+      <w:r>
+        <w:rPr>
+          <w:rFonts w:hint="eastAsia"/>
+          <w:b/>
+          <w:bCs/>
+        </w:rPr>
+        <w:t xml:space="preserve">超限</w:t>
+      </w:r>
+      <w:r>
+        <w:t xml:space="preserve"> </w:t>
+      </w:r>
+      <w:r>
+        <w:t xml:space="preserve">—— </w:t>
+      </w:r>
+      <w:r>
+        <w:rPr>
+          <w:rFonts w:hint="eastAsia"/>
+        </w:rPr>
+        <w:t xml:space="preserve">真的不够，行会标</w:t>
+      </w:r>
+      <w:r>
+        <w:rPr>
+          <w:rFonts w:hint="eastAsia"/>
+          <w:b/>
+          <w:bCs/>
+        </w:rPr>
+        <w:t xml:space="preserve">红</w:t>
+      </w:r>
+    </w:p>
+    <w:p>
+      <w:pPr>
         <w:pStyle w:val="Compact"/>
-      </w:pPr>
-      <w:r>
-        <w:rPr>
-          <w:bCs/>
-          <w:b/>
-        </w:rPr>
-        <w:t xml:space="preserve">超限</w:t>
-      </w:r>
-      <w:r>
-        <w:t xml:space="preserve"> </w:t>
-      </w:r>
-      <w:r>
-        <w:t xml:space="preserve">—— 真的不够，行会标</w:t>
-      </w:r>
-      <w:r>
-        <w:rPr>
-          <w:bCs/>
-          <w:b/>
-        </w:rPr>
-        <w:t xml:space="preserve">红</w:t>
-      </w:r>
-    </w:p>
-    <w:p>
-      <w:pPr>
         <w:numPr>
           <w:ilvl w:val="1"/>
           <w:numId w:val="1005"/>
         </w:numPr>
-        <w:pStyle w:val="Compact"/>
-      </w:pPr>
-      <w:r>
-        <w:rPr>
-          <w:bCs/>
-          <w:b/>
+      </w:pPr>
+      <w:r>
+        <w:rPr>
+          <w:rFonts w:hint="eastAsia"/>
+          <w:b/>
+          <w:bCs/>
         </w:rPr>
         <w:t xml:space="preserve">稳定判不了</w:t>
       </w:r>
@@ -3447,38 +4603,56 @@
         <w:t xml:space="preserve"> </w:t>
       </w:r>
       <w:r>
-        <w:t xml:space="preserve">—— 行标</w:t>
-      </w:r>
-      <w:r>
-        <w:rPr>
-          <w:bCs/>
-          <w:b/>
+        <w:t xml:space="preserve">—— </w:t>
+      </w:r>
+      <w:r>
+        <w:rPr>
+          <w:rFonts w:hint="eastAsia"/>
+        </w:rPr>
+        <w:t xml:space="preserve">行标</w:t>
+      </w:r>
+      <w:r>
+        <w:rPr>
+          <w:rFonts w:hint="eastAsia"/>
+          <w:b/>
+          <w:bCs/>
         </w:rPr>
         <w:t xml:space="preserve">琥珀色</w:t>
       </w:r>
       <w:r>
+        <w:rPr>
+          <w:rFonts w:hint="eastAsia"/>
+        </w:rPr>
         <w:t xml:space="preserve">。这根杆又短又粗，</w:t>
       </w:r>
       <w:r>
         <w:t xml:space="preserve"> </w:t>
       </w:r>
       <w:r>
+        <w:rPr>
+          <w:rFonts w:hint="eastAsia"/>
+        </w:rPr>
         <w:t xml:space="preserve">教科书里那个欧拉公式在它身上</w:t>
       </w:r>
       <w:r>
         <w:rPr>
-          <w:bCs/>
-          <w:b/>
+          <w:rFonts w:hint="eastAsia"/>
+          <w:b/>
+          <w:bCs/>
         </w:rPr>
         <w:t xml:space="preserve">不适用</w:t>
       </w:r>
       <w:r>
+        <w:rPr>
+          <w:rFonts w:hint="eastAsia"/>
+        </w:rPr>
         <w:t xml:space="preserve">，所以软件</w:t>
       </w:r>
       <w:r>
         <w:rPr>
-          <w:bCs/>
-          <w:b/>
+          <w:rFonts w:hint="eastAsia"/>
+          <w:b/>
+          <w:bCs/>
         </w:rPr>
         <w:t xml:space="preserve">既不说它行、也不说它不行</w:t>
       </w:r>
@@ -3489,6 +4663,9 @@
         <w:t xml:space="preserve"> </w:t>
       </w:r>
       <w:r>
+        <w:rPr>
+          <w:rFonts w:hint="eastAsia"/>
+        </w:rPr>
         <w:t xml:space="preserve">这不是软件坏了，是它在诚实地说"这个方法回答不了这个问题"。</w:t>
       </w:r>
     </w:p>
@@ -3497,12 +4674,16 @@
         <w:pStyle w:val="BlockText"/>
       </w:pPr>
       <w:r>
+        <w:rPr>
+          <w:rFonts w:hint="eastAsia"/>
+        </w:rPr>
         <w:t xml:space="preserve">这一点值得记住：</w:t>
       </w:r>
       <w:r>
         <w:rPr>
-          <w:bCs/>
-          <w:b/>
+          <w:rFonts w:hint="eastAsia"/>
+          <w:b/>
+          <w:bCs/>
         </w:rPr>
         <w:t xml:space="preserve">这个软件宁可说"我判不了"，也不给你一个来路不明的数。</w:t>
       </w:r>
@@ -3510,12 +4691,18 @@
         <w:t xml:space="preserve"> </w:t>
       </w:r>
       <w:r>
+        <w:rPr>
+          <w:rFonts w:hint="eastAsia"/>
+        </w:rPr>
         <w:t xml:space="preserve">缺许用应力就拒绝做强度验算，截面缺尺寸就拒绝画应力云图——</w:t>
       </w:r>
       <w:r>
         <w:t xml:space="preserve"> </w:t>
       </w:r>
       <w:r>
+        <w:rPr>
+          <w:rFonts w:hint="eastAsia"/>
+        </w:rPr>
         <w:t xml:space="preserve">都会明确告诉你缺什么、去哪儿补。</w:t>
       </w:r>
     </w:p>
@@ -3524,6 +4711,9 @@
         <w:pStyle w:val="FirstParagraph"/>
       </w:pPr>
       <w:r>
+        <w:rPr>
+          <w:rFonts w:hint="eastAsia"/>
+        </w:rPr>
         <w:t xml:space="preserve">材料填了许用应力、截面又是按尺寸建的，就能把云图切到</w:t>
       </w:r>
       <w:r>
@@ -3531,18 +4721,24 @@
       </w:r>
       <w:r>
         <w:rPr>
-          <w:bCs/>
-          <w:b/>
+          <w:b/>
+          <w:bCs/>
         </w:rPr>
         <w:t xml:space="preserve">σ</w:t>
       </w:r>
       <w:r>
+        <w:rPr>
+          <w:rFonts w:hint="eastAsia"/>
+        </w:rPr>
         <w:t xml:space="preserve">，</w:t>
       </w:r>
       <w:r>
         <w:t xml:space="preserve"> </w:t>
       </w:r>
       <w:r>
+        <w:rPr>
+          <w:rFonts w:hint="eastAsia"/>
+        </w:rPr>
         <w:t xml:space="preserve">直接看每根杆上的正应力分布：</w:t>
       </w:r>
     </w:p>
@@ -3555,18 +4751,18 @@
           <wp:inline>
             <wp:extent cx="5334000" cy="3879272"/>
             <wp:effectExtent b="0" l="0" r="0" t="0"/>
-            <wp:docPr descr="应力云图" title="" id="44" name="Picture"/>
+            <wp:docPr descr="应力云图" title="" id="33" name="Picture"/>
             <a:graphic>
               <a:graphicData uri="http://schemas.openxmlformats.org/drawingml/2006/picture">
                 <pic:pic>
                   <pic:nvPicPr>
-                    <pic:cNvPr descr="手册图/05-应力云图.png" id="45" name="Picture"/>
+                    <pic:cNvPr descr="手册图/05-应力云图.png" id="34" name="Picture"/>
                     <pic:cNvPicPr>
                       <a:picLocks noChangeArrowheads="1" noChangeAspect="1"/>
                     </pic:cNvPicPr>
                   </pic:nvPicPr>
                   <pic:blipFill>
-                    <a:blip r:embed="rId43"/>
+                    <a:blip r:embed="rId32"/>
                     <a:stretch>
                       <a:fillRect/>
                     </a:stretch>
@@ -3598,23 +4794,35 @@
         <w:pStyle w:val="BodyText"/>
       </w:pPr>
       <w:r>
+        <w:rPr>
+          <w:rFonts w:hint="eastAsia"/>
+        </w:rPr>
         <w:t xml:space="preserve">红的地方应力高，蓝的地方低。右边色标上那条刻度就是数值对照。</w:t>
       </w:r>
       <w:r>
         <w:t xml:space="preserve"> </w:t>
       </w:r>
       <w:r>
+        <w:rPr>
+          <w:rFonts w:hint="eastAsia"/>
+        </w:rPr>
         <w:t xml:space="preserve">看到某根杆整根发红，再回头去看强度验算表里它那一行，两处应该对得上。</w:t>
       </w:r>
     </w:p>
-    <w:bookmarkEnd w:id="46"/>
-    <w:bookmarkStart w:id="47" w:name="Xc13fa3e170c44eb8f0ec7af0f2e8f8020431b82"/>
+    <w:bookmarkEnd w:id="35"/>
+    <w:bookmarkStart w:id="36" w:name="Xc13fa3e170c44eb8f0ec7af0f2e8f8020431b82"/>
     <w:p>
       <w:pPr>
         <w:pStyle w:val="Heading3"/>
       </w:pPr>
       <w:r>
-        <w:t xml:space="preserve">3.6 出报告</w:t>
+        <w:t xml:space="preserve">3.6 </w:t>
+      </w:r>
+      <w:r>
+        <w:rPr>
+          <w:rFonts w:hint="eastAsia"/>
+        </w:rPr>
+        <w:t xml:space="preserve">出报告</w:t>
       </w:r>
     </w:p>
     <w:p>
@@ -3622,6 +4830,9 @@
         <w:pStyle w:val="FirstParagraph"/>
       </w:pPr>
       <w:r>
+        <w:rPr>
+          <w:rFonts w:hint="eastAsia"/>
+        </w:rPr>
         <w:t xml:space="preserve">点</w:t>
       </w:r>
       <w:r>
@@ -3629,24 +4840,52 @@
       </w:r>
       <w:r>
         <w:rPr>
-          <w:bCs/>
-          <w:b/>
+          <w:rFonts w:hint="eastAsia"/>
+          <w:b/>
+          <w:bCs/>
         </w:rPr>
         <w:t xml:space="preserve">「报告」</w:t>
       </w:r>
       <w:r>
-        <w:t xml:space="preserve">，它会生成 Markdown 和 Word 两份计算书，</w:t>
-      </w:r>
-      <w:r>
-        <w:t xml:space="preserve"> </w:t>
-      </w:r>
-      <w:r>
+        <w:rPr>
+          <w:rFonts w:hint="eastAsia"/>
+        </w:rPr>
+        <w:t xml:space="preserve">，它会生成</w:t>
+      </w:r>
+      <w:r>
+        <w:t xml:space="preserve"> Markdown </w:t>
+      </w:r>
+      <w:r>
+        <w:rPr>
+          <w:rFonts w:hint="eastAsia"/>
+        </w:rPr>
+        <w:t xml:space="preserve">和</w:t>
+      </w:r>
+      <w:r>
+        <w:t xml:space="preserve"> Word </w:t>
+      </w:r>
+      <w:r>
+        <w:rPr>
+          <w:rFonts w:hint="eastAsia"/>
+        </w:rPr>
+        <w:t xml:space="preserve">两份计算书，</w:t>
+      </w:r>
+      <w:r>
+        <w:t xml:space="preserve"> </w:t>
+      </w:r>
+      <w:r>
+        <w:rPr>
+          <w:rFonts w:hint="eastAsia"/>
+        </w:rPr>
         <w:t xml:space="preserve">包含模型概况、校验、位移、反力、内力极值、自振、稳定、强度验算、对称性、</w:t>
       </w:r>
       <w:r>
         <w:t xml:space="preserve"> </w:t>
       </w:r>
       <w:r>
+        <w:rPr>
+          <w:rFonts w:hint="eastAsia"/>
+        </w:rPr>
         <w:t xml:space="preserve">存储方案对比，还有变形图和内力图。</w:t>
       </w:r>
     </w:p>
@@ -3656,23 +4895,33 @@
       </w:pPr>
       <w:r>
         <w:rPr>
-          <w:bCs/>
-          <w:b/>
+          <w:rFonts w:hint="eastAsia"/>
+          <w:b/>
+          <w:bCs/>
         </w:rPr>
         <w:t xml:space="preserve">报告里每个数字都来自刚才那次计算</w:t>
       </w:r>
       <w:r>
+        <w:rPr>
+          <w:rFonts w:hint="eastAsia"/>
+        </w:rPr>
         <w:t xml:space="preserve">，不是另外算的。</w:t>
       </w:r>
     </w:p>
-    <w:bookmarkEnd w:id="47"/>
-    <w:bookmarkStart w:id="48" w:name="X3ac80ab0fad0df6c2acd68dc2a9991fbda2219b"/>
+    <w:bookmarkEnd w:id="36"/>
+    <w:bookmarkStart w:id="37" w:name="X3ac80ab0fad0df6c2acd68dc2a9991fbda2219b"/>
     <w:p>
       <w:pPr>
         <w:pStyle w:val="Heading3"/>
       </w:pPr>
       <w:r>
-        <w:t xml:space="preserve">3.7 两个让画面清爽的小开关</w:t>
+        <w:t xml:space="preserve">3.7 </w:t>
+      </w:r>
+      <w:r>
+        <w:rPr>
+          <w:rFonts w:hint="eastAsia"/>
+        </w:rPr>
+        <w:t xml:space="preserve">两个让画面清爽的小开关</w:t>
       </w:r>
     </w:p>
     <w:p>
@@ -3681,8 +4930,9 @@
       </w:pPr>
       <w:r>
         <w:rPr>
-          <w:bCs/>
-          <w:b/>
+          <w:rFonts w:hint="eastAsia"/>
+          <w:b/>
+          <w:bCs/>
         </w:rPr>
         <w:t xml:space="preserve">荷载数值。</w:t>
       </w:r>
@@ -3690,28 +4940,50 @@
         <w:t xml:space="preserve"> </w:t>
       </w:r>
       <w:r>
+        <w:rPr>
+          <w:rFonts w:hint="eastAsia"/>
+        </w:rPr>
         <w:t xml:space="preserve">一显示载荷就满屏都是数字，遮住的正是它们要说明的那根杆件。</w:t>
       </w:r>
       <w:r>
         <w:t xml:space="preserve"> </w:t>
       </w:r>
       <w:r>
-        <w:t xml:space="preserve">点功能区「视图 → 荷载数值」可以关掉——</w:t>
-      </w:r>
-      <w:r>
-        <w:rPr>
-          <w:bCs/>
-          <w:b/>
+        <w:rPr>
+          <w:rFonts w:hint="eastAsia"/>
+        </w:rPr>
+        <w:t xml:space="preserve">点功能区「视图</w:t>
+      </w:r>
+      <w:r>
+        <w:t xml:space="preserve"> → </w:t>
+      </w:r>
+      <w:r>
+        <w:rPr>
+          <w:rFonts w:hint="eastAsia"/>
+        </w:rPr>
+        <w:t xml:space="preserve">荷载数值」可以关掉——</w:t>
+      </w:r>
+      <w:r>
+        <w:rPr>
+          <w:rFonts w:hint="eastAsia"/>
+          <w:b/>
+          <w:bCs/>
         </w:rPr>
         <w:t xml:space="preserve">箭头还在</w:t>
       </w:r>
       <w:r>
+        <w:rPr>
+          <w:rFonts w:hint="eastAsia"/>
+        </w:rPr>
         <w:t xml:space="preserve">，方向和分布照样看得见，</w:t>
       </w:r>
       <w:r>
         <w:t xml:space="preserve"> </w:t>
       </w:r>
       <w:r>
+        <w:rPr>
+          <w:rFonts w:hint="eastAsia"/>
+        </w:rPr>
         <w:t xml:space="preserve">只是不再标数。再点一次就回来。</w:t>
       </w:r>
     </w:p>
@@ -3721,8 +4993,9 @@
       </w:pPr>
       <w:r>
         <w:rPr>
-          <w:bCs/>
-          <w:b/>
+          <w:rFonts w:hint="eastAsia"/>
+          <w:b/>
+          <w:bCs/>
         </w:rPr>
         <w:t xml:space="preserve">中英文界面。</w:t>
       </w:r>
@@ -3730,28 +5003,59 @@
         <w:t xml:space="preserve"> </w:t>
       </w:r>
       <w:r>
-        <w:t xml:space="preserve">点「视图 → 中 / EN」在中英文之间切换。</w:t>
-      </w:r>
-      <w:r>
-        <w:t xml:space="preserve"> </w:t>
-      </w:r>
-      <w:r>
+        <w:rPr>
+          <w:rFonts w:hint="eastAsia"/>
+        </w:rPr>
+        <w:t xml:space="preserve">点「视图</w:t>
+      </w:r>
+      <w:r>
+        <w:t xml:space="preserve"> → </w:t>
+      </w:r>
+      <w:r>
+        <w:rPr>
+          <w:rFonts w:hint="eastAsia"/>
+        </w:rPr>
+        <w:t xml:space="preserve">中</w:t>
+      </w:r>
+      <w:r>
+        <w:t xml:space="preserve"> / </w:t>
+      </w:r>
+      <w:r>
+        <w:rPr>
+          <w:rFonts w:hint="eastAsia"/>
+        </w:rPr>
+        <w:t xml:space="preserve">EN」在中英文之间切换。</w:t>
+      </w:r>
+      <w:r>
+        <w:t xml:space="preserve"> </w:t>
+      </w:r>
+      <w:r>
+        <w:rPr>
+          <w:rFonts w:hint="eastAsia"/>
+        </w:rPr>
         <w:t xml:space="preserve">翻的是功能区、菜单、流程条、结果面板这些</w:t>
       </w:r>
       <w:r>
         <w:rPr>
-          <w:bCs/>
-          <w:b/>
+          <w:rFonts w:hint="eastAsia"/>
+          <w:b/>
+          <w:bCs/>
         </w:rPr>
         <w:t xml:space="preserve">界面骨架</w:t>
       </w:r>
       <w:r>
+        <w:rPr>
+          <w:rFonts w:hint="eastAsia"/>
+        </w:rPr>
         <w:t xml:space="preserve">；</w:t>
       </w:r>
       <w:r>
         <w:t xml:space="preserve"> </w:t>
       </w:r>
       <w:r>
+        <w:rPr>
+          <w:rFonts w:hint="eastAsia"/>
+        </w:rPr>
         <w:t xml:space="preserve">对话框正文和报错信息仍然是中文，切过去之后会看到这一点，这里先说清楚。</w:t>
       </w:r>
     </w:p>
@@ -3762,15 +5066,30 @@
         </w:pict>
       </w:r>
     </w:p>
-    <w:bookmarkEnd w:id="48"/>
-    <w:bookmarkEnd w:id="49"/>
-    <w:bookmarkStart w:id="50" w:name="X2fac633c2612963f2bd0008fc185544b4807016"/>
+    <w:bookmarkEnd w:id="37"/>
+    <w:bookmarkEnd w:id="38"/>
+    <w:bookmarkStart w:id="39" w:name="X2fac633c2612963f2bd0008fc185544b4807016"/>
     <w:p>
       <w:pPr>
         <w:pStyle w:val="Heading2"/>
       </w:pPr>
       <w:r>
-        <w:t xml:space="preserve">4 用中文跟它说话（AI 助手）</w:t>
+        <w:t xml:space="preserve">4 </w:t>
+      </w:r>
+      <w:r>
+        <w:rPr>
+          <w:rFonts w:hint="eastAsia"/>
+        </w:rPr>
+        <w:t xml:space="preserve">用中文跟它说话（AI</w:t>
+      </w:r>
+      <w:r>
+        <w:t xml:space="preserve"> </w:t>
+      </w:r>
+      <w:r>
+        <w:rPr>
+          <w:rFonts w:hint="eastAsia"/>
+        </w:rPr>
+        <w:t xml:space="preserve">助手）</w:t>
       </w:r>
     </w:p>
     <w:p>
@@ -3778,92 +5097,144 @@
         <w:pStyle w:val="FirstParagraph"/>
       </w:pPr>
       <w:r>
-        <w:t xml:space="preserve">右边那一栏是 AI 助手。</w:t>
-      </w:r>
-      <w:r>
-        <w:rPr>
-          <w:bCs/>
-          <w:b/>
+        <w:rPr>
+          <w:rFonts w:hint="eastAsia"/>
+        </w:rPr>
+        <w:t xml:space="preserve">右边那一栏是</w:t>
+      </w:r>
+      <w:r>
+        <w:t xml:space="preserve"> AI </w:t>
+      </w:r>
+      <w:r>
+        <w:rPr>
+          <w:rFonts w:hint="eastAsia"/>
+        </w:rPr>
+        <w:t xml:space="preserve">助手。</w:t>
+      </w:r>
+      <w:r>
+        <w:rPr>
+          <w:rFonts w:hint="eastAsia"/>
+          <w:b/>
+          <w:bCs/>
         </w:rPr>
         <w:t xml:space="preserve">它能做什么</w:t>
       </w:r>
       <w:r>
+        <w:rPr>
+          <w:rFonts w:hint="eastAsia"/>
+        </w:rPr>
         <w:t xml:space="preserve">：</w:t>
       </w:r>
     </w:p>
     <w:p>
       <w:pPr>
+        <w:pStyle w:val="Compact"/>
         <w:numPr>
           <w:ilvl w:val="0"/>
           <w:numId w:val="1006"/>
         </w:numPr>
+      </w:pPr>
+      <w:r>
+        <w:rPr>
+          <w:rFonts w:hint="eastAsia"/>
+        </w:rPr>
+        <w:t xml:space="preserve">听懂"两跨三层，跨度</w:t>
+      </w:r>
+      <w:r>
+        <w:t xml:space="preserve"> 6 </w:t>
+      </w:r>
+      <w:r>
+        <w:rPr>
+          <w:rFonts w:hint="eastAsia"/>
+        </w:rPr>
+        <w:t xml:space="preserve">米，层高</w:t>
+      </w:r>
+      <w:r>
+        <w:t xml:space="preserve"> 3.6 </w:t>
+      </w:r>
+      <w:r>
+        <w:rPr>
+          <w:rFonts w:hint="eastAsia"/>
+        </w:rPr>
+        <w:t xml:space="preserve">米"这种话，自己把架子搭出来</w:t>
+      </w:r>
+    </w:p>
+    <w:p>
+      <w:pPr>
         <w:pStyle w:val="Compact"/>
-      </w:pPr>
-      <w:r>
-        <w:t xml:space="preserve">听懂"两跨三层，跨度 6 米，层高 3.6 米"这种话，自己把架子搭出来</w:t>
-      </w:r>
-    </w:p>
-    <w:p>
-      <w:pPr>
         <w:numPr>
           <w:ilvl w:val="0"/>
           <w:numId w:val="1006"/>
         </w:numPr>
+      </w:pPr>
+      <w:r>
+        <w:rPr>
+          <w:rFonts w:hint="eastAsia"/>
+        </w:rPr>
+        <w:t xml:space="preserve">你没说清楚的地方</w:t>
+      </w:r>
+      <w:r>
+        <w:rPr>
+          <w:rFonts w:hint="eastAsia"/>
+          <w:b/>
+          <w:bCs/>
+        </w:rPr>
+        <w:t xml:space="preserve">会反问你</w:t>
+      </w:r>
+      <w:r>
+        <w:rPr>
+          <w:rFonts w:hint="eastAsia"/>
+        </w:rPr>
+        <w:t xml:space="preserve">（比如没说截面多大）</w:t>
+      </w:r>
+    </w:p>
+    <w:p>
+      <w:pPr>
         <w:pStyle w:val="Compact"/>
-      </w:pPr>
-      <w:r>
-        <w:t xml:space="preserve">你没说清楚的地方</w:t>
-      </w:r>
-      <w:r>
-        <w:rPr>
-          <w:bCs/>
-          <w:b/>
-        </w:rPr>
-        <w:t xml:space="preserve">会反问你</w:t>
-      </w:r>
-      <w:r>
-        <w:t xml:space="preserve">（比如没说截面多大）</w:t>
-      </w:r>
-    </w:p>
-    <w:p>
-      <w:pPr>
         <w:numPr>
           <w:ilvl w:val="0"/>
           <w:numId w:val="1006"/>
         </w:numPr>
+      </w:pPr>
+      <w:r>
+        <w:rPr>
+          <w:rFonts w:hint="eastAsia"/>
+        </w:rPr>
+        <w:t xml:space="preserve">算完之后解释结果、告诉你哪里最危险</w:t>
+      </w:r>
+    </w:p>
+    <w:p>
+      <w:pPr>
+        <w:pStyle w:val="FirstParagraph"/>
+      </w:pPr>
+      <w:r>
+        <w:rPr>
+          <w:rFonts w:hint="eastAsia"/>
+          <w:b/>
+          <w:bCs/>
+        </w:rPr>
+        <w:t xml:space="preserve">它不做什么</w:t>
+      </w:r>
+      <w:r>
+        <w:rPr>
+          <w:rFonts w:hint="eastAsia"/>
+        </w:rPr>
+        <w:t xml:space="preserve">：</w:t>
+      </w:r>
+    </w:p>
+    <w:p>
+      <w:pPr>
         <w:pStyle w:val="Compact"/>
-      </w:pPr>
-      <w:r>
-        <w:t xml:space="preserve">算完之后解释结果、告诉你哪里最危险</w:t>
-      </w:r>
-    </w:p>
-    <w:p>
-      <w:pPr>
-        <w:pStyle w:val="FirstParagraph"/>
-      </w:pPr>
-      <w:r>
-        <w:rPr>
-          <w:bCs/>
-          <w:b/>
-        </w:rPr>
-        <w:t xml:space="preserve">它不做什么</w:t>
-      </w:r>
-      <w:r>
-        <w:t xml:space="preserve">：</w:t>
-      </w:r>
-    </w:p>
-    <w:p>
-      <w:pPr>
         <w:numPr>
           <w:ilvl w:val="0"/>
           <w:numId w:val="1007"/>
         </w:numPr>
-        <w:pStyle w:val="Compact"/>
-      </w:pPr>
-      <w:r>
-        <w:rPr>
-          <w:bCs/>
-          <w:b/>
+      </w:pPr>
+      <w:r>
+        <w:rPr>
+          <w:rFonts w:hint="eastAsia"/>
+          <w:b/>
+          <w:bCs/>
         </w:rPr>
         <w:t xml:space="preserve">它不做任何计算。</w:t>
       </w:r>
@@ -3871,12 +5242,18 @@
         <w:t xml:space="preserve"> </w:t>
       </w:r>
       <w:r>
+        <w:rPr>
+          <w:rFonts w:hint="eastAsia"/>
+        </w:rPr>
         <w:t xml:space="preserve">所有数字都来自求解器，它只负责把你的话变成操作、</w:t>
       </w:r>
       <w:r>
         <w:t xml:space="preserve"> </w:t>
       </w:r>
       <w:r>
+        <w:rPr>
+          <w:rFonts w:hint="eastAsia"/>
+        </w:rPr>
         <w:t xml:space="preserve">再把结果讲给你听。这是故意设计成这样的——让它算数，它算错了也不会告诉你。</w:t>
       </w:r>
     </w:p>
@@ -3886,28 +5263,39 @@
       </w:pPr>
       <w:r>
         <w:rPr>
-          <w:bCs/>
-          <w:b/>
+          <w:rFonts w:hint="eastAsia"/>
+          <w:b/>
+          <w:bCs/>
         </w:rPr>
         <w:t xml:space="preserve">要联网和密钥</w:t>
       </w:r>
       <w:r>
+        <w:rPr>
+          <w:rFonts w:hint="eastAsia"/>
+        </w:rPr>
         <w:t xml:space="preserve">。没有密钥时它处于"离线演示模式"：对话按预设走，</w:t>
       </w:r>
       <w:r>
         <w:t xml:space="preserve"> </w:t>
       </w:r>
       <w:r>
+        <w:rPr>
+          <w:rFonts w:hint="eastAsia"/>
+        </w:rPr>
         <w:t xml:space="preserve">但</w:t>
       </w:r>
       <w:r>
         <w:rPr>
-          <w:bCs/>
-          <w:b/>
+          <w:rFonts w:hint="eastAsia"/>
+          <w:b/>
+          <w:bCs/>
         </w:rPr>
         <w:t xml:space="preserve">工具调用和求解都是真的在执行</w:t>
       </w:r>
       <w:r>
+        <w:rPr>
+          <w:rFonts w:hint="eastAsia"/>
+        </w:rPr>
         <w:t xml:space="preserve">。密钥写在项目根目录的</w:t>
       </w:r>
       <w:r>
@@ -3923,22 +5311,32 @@
         <w:t xml:space="preserve"> </w:t>
       </w:r>
       <w:r>
+        <w:rPr>
+          <w:rFonts w:hint="eastAsia"/>
+        </w:rPr>
         <w:t xml:space="preserve">里，</w:t>
       </w:r>
       <w:r>
         <w:t xml:space="preserve"> </w:t>
       </w:r>
       <w:r>
+        <w:rPr>
+          <w:rFonts w:hint="eastAsia"/>
+        </w:rPr>
         <w:t xml:space="preserve">一行就够。</w:t>
       </w:r>
       <w:r>
         <w:rPr>
-          <w:bCs/>
-          <w:b/>
+          <w:rFonts w:hint="eastAsia"/>
+          <w:b/>
+          <w:bCs/>
         </w:rPr>
         <w:t xml:space="preserve">别把密钥贴进聊天框或者终端里</w:t>
       </w:r>
       <w:r>
+        <w:rPr>
+          <w:rFonts w:hint="eastAsia"/>
+        </w:rPr>
         <w:t xml:space="preserve">——每贴一次就泄露一次。</w:t>
       </w:r>
     </w:p>
@@ -3949,14 +5347,20 @@
         </w:pict>
       </w:r>
     </w:p>
-    <w:bookmarkEnd w:id="50"/>
-    <w:bookmarkStart w:id="51" w:name="X939797adfda6ed137379411d51989d76755f0a1"/>
+    <w:bookmarkEnd w:id="39"/>
+    <w:bookmarkStart w:id="40" w:name="X939797adfda6ed137379411d51989d76755f0a1"/>
     <w:p>
       <w:pPr>
         <w:pStyle w:val="Heading2"/>
       </w:pPr>
       <w:r>
-        <w:t xml:space="preserve">5 出问题了怎么办</w:t>
+        <w:t xml:space="preserve">5 </w:t>
+      </w:r>
+      <w:r>
+        <w:rPr>
+          <w:rFonts w:hint="eastAsia"/>
+        </w:rPr>
+        <w:t xml:space="preserve">出问题了怎么办</w:t>
       </w:r>
     </w:p>
     <w:p>
@@ -3965,8 +5369,9 @@
       </w:pPr>
       <w:r>
         <w:rPr>
-          <w:bCs/>
-          <w:b/>
+          <w:rFonts w:hint="eastAsia"/>
+          <w:b/>
+          <w:bCs/>
         </w:rPr>
         <w:t xml:space="preserve">先看这张表，不要瞎点。</w:t>
       </w:r>
@@ -3976,7 +5381,6 @@
         <w:tblStyle w:val="Table"/>
         <w:tblW w:type="auto" w:w="0"/>
         <w:tblLook w:firstRow="1" w:lastRow="0" w:firstColumn="0" w:lastColumn="0" w:noHBand="0" w:noVBand="0" w:val="0020"/>
-        <w:jc w:val="start"/>
       </w:tblPr>
       <w:tblGrid>
         <w:gridCol w:w="2640"/>
@@ -3985,16 +5389,18 @@
       </w:tblGrid>
       <w:tr>
         <w:trPr>
-          <w:tblHeader w:val="true"/>
+          <w:tblHeader w:val="on"/>
         </w:trPr>
         <w:tc>
           <w:tcPr/>
           <w:p>
             <w:pPr>
               <w:pStyle w:val="Compact"/>
-              <w:jc w:val="left"/>
-            </w:pPr>
-            <w:r>
+            </w:pPr>
+            <w:r>
+              <w:rPr>
+                <w:rFonts w:hint="eastAsia"/>
+              </w:rPr>
               <w:t xml:space="preserve">现象</w:t>
             </w:r>
           </w:p>
@@ -4004,9 +5410,11 @@
           <w:p>
             <w:pPr>
               <w:pStyle w:val="Compact"/>
-              <w:jc w:val="left"/>
-            </w:pPr>
-            <w:r>
+            </w:pPr>
+            <w:r>
+              <w:rPr>
+                <w:rFonts w:hint="eastAsia"/>
+              </w:rPr>
               <w:t xml:space="preserve">多半是什么原因</w:t>
             </w:r>
           </w:p>
@@ -4016,9 +5424,11 @@
           <w:p>
             <w:pPr>
               <w:pStyle w:val="Compact"/>
-              <w:jc w:val="left"/>
-            </w:pPr>
-            <w:r>
+            </w:pPr>
+            <w:r>
+              <w:rPr>
+                <w:rFonts w:hint="eastAsia"/>
+              </w:rPr>
               <w:t xml:space="preserve">怎么办</w:t>
             </w:r>
           </w:p>
@@ -4030,9 +5440,11 @@
           <w:p>
             <w:pPr>
               <w:pStyle w:val="Compact"/>
-              <w:jc w:val="left"/>
-            </w:pPr>
-            <w:r>
+            </w:pPr>
+            <w:r>
+              <w:rPr>
+                <w:rFonts w:hint="eastAsia"/>
+              </w:rPr>
               <w:t xml:space="preserve">双击</w:t>
             </w:r>
             <w:r>
@@ -4048,6 +5460,9 @@
               <w:t xml:space="preserve"> </w:t>
             </w:r>
             <w:r>
+              <w:rPr>
+                <w:rFonts w:hint="eastAsia"/>
+              </w:rPr>
               <w:t xml:space="preserve">一闪就没了</w:t>
             </w:r>
           </w:p>
@@ -4057,21 +5472,34 @@
           <w:p>
             <w:pPr>
               <w:pStyle w:val="Compact"/>
-              <w:jc w:val="left"/>
-            </w:pPr>
-            <w:r>
-              <w:t xml:space="preserve">依赖没装好 / 显卡驱动</w:t>
-            </w:r>
-          </w:p>
-        </w:tc>
-        <w:tc>
-          <w:tcPr/>
-          <w:p>
-            <w:pPr>
-              <w:pStyle w:val="Compact"/>
-              <w:jc w:val="left"/>
-            </w:pPr>
-            <w:r>
+            </w:pPr>
+            <w:r>
+              <w:rPr>
+                <w:rFonts w:hint="eastAsia"/>
+              </w:rPr>
+              <w:t xml:space="preserve">依赖没装好</w:t>
+            </w:r>
+            <w:r>
+              <w:t xml:space="preserve"> / </w:t>
+            </w:r>
+            <w:r>
+              <w:rPr>
+                <w:rFonts w:hint="eastAsia"/>
+              </w:rPr>
+              <w:t xml:space="preserve">显卡驱动</w:t>
+            </w:r>
+          </w:p>
+        </w:tc>
+        <w:tc>
+          <w:tcPr/>
+          <w:p>
+            <w:pPr>
+              <w:pStyle w:val="Compact"/>
+            </w:pPr>
+            <w:r>
+              <w:rPr>
+                <w:rFonts w:hint="eastAsia"/>
+              </w:rPr>
               <w:t xml:space="preserve">命令行跑</w:t>
             </w:r>
             <w:r>
@@ -4084,6 +5512,9 @@
               <w:t xml:space="preserve">python -m desktop.app --doctor</w:t>
             </w:r>
             <w:r>
+              <w:rPr>
+                <w:rFonts w:hint="eastAsia"/>
+              </w:rPr>
               <w:t xml:space="preserve">，看哪一项是</w:t>
             </w:r>
             <w:r>
@@ -4104,9 +5535,11 @@
           <w:p>
             <w:pPr>
               <w:pStyle w:val="Compact"/>
-              <w:jc w:val="left"/>
-            </w:pPr>
-            <w:r>
+            </w:pPr>
+            <w:r>
+              <w:rPr>
+                <w:rFonts w:hint="eastAsia"/>
+              </w:rPr>
               <w:t xml:space="preserve">打开是黑屏或者一开就崩</w:t>
             </w:r>
           </w:p>
@@ -4116,21 +5549,34 @@
           <w:p>
             <w:pPr>
               <w:pStyle w:val="Compact"/>
-              <w:jc w:val="left"/>
-            </w:pPr>
-            <w:r>
-              <w:t xml:space="preserve">没有可用的 OpenGL（远程桌面、虚拟机常见）</w:t>
-            </w:r>
-          </w:p>
-        </w:tc>
-        <w:tc>
-          <w:tcPr/>
-          <w:p>
-            <w:pPr>
-              <w:pStyle w:val="Compact"/>
-              <w:jc w:val="left"/>
-            </w:pPr>
-            <w:r>
+            </w:pPr>
+            <w:r>
+              <w:rPr>
+                <w:rFonts w:hint="eastAsia"/>
+              </w:rPr>
+              <w:t xml:space="preserve">没有可用的</w:t>
+            </w:r>
+            <w:r>
+              <w:t xml:space="preserve"> </w:t>
+            </w:r>
+            <w:r>
+              <w:rPr>
+                <w:rFonts w:hint="eastAsia"/>
+              </w:rPr>
+              <w:t xml:space="preserve">OpenGL（远程桌面、虚拟机常见）</w:t>
+            </w:r>
+          </w:p>
+        </w:tc>
+        <w:tc>
+          <w:tcPr/>
+          <w:p>
+            <w:pPr>
+              <w:pStyle w:val="Compact"/>
+            </w:pPr>
+            <w:r>
+              <w:rPr>
+                <w:rFonts w:hint="eastAsia"/>
+              </w:rPr>
               <w:t xml:space="preserve">用网页版</w:t>
             </w:r>
             <w:r>
@@ -4143,6 +5589,9 @@
               <w:t xml:space="preserve">run_gui.bat</w:t>
             </w:r>
             <w:r>
+              <w:rPr>
+                <w:rFonts w:hint="eastAsia"/>
+              </w:rPr>
               <w:t xml:space="preserve">，功能一样全</w:t>
             </w:r>
           </w:p>
@@ -4154,9 +5603,11 @@
           <w:p>
             <w:pPr>
               <w:pStyle w:val="Compact"/>
-              <w:jc w:val="left"/>
-            </w:pPr>
-            <w:r>
+            </w:pPr>
+            <w:r>
+              <w:rPr>
+                <w:rFonts w:hint="eastAsia"/>
+              </w:rPr>
               <w:t xml:space="preserve">求解报"结构成为机构"</w:t>
             </w:r>
           </w:p>
@@ -4166,9 +5617,11 @@
           <w:p>
             <w:pPr>
               <w:pStyle w:val="Compact"/>
-              <w:jc w:val="left"/>
-            </w:pPr>
-            <w:r>
+            </w:pPr>
+            <w:r>
+              <w:rPr>
+                <w:rFonts w:hint="eastAsia"/>
+              </w:rPr>
               <w:t xml:space="preserve">约束不够，架子会飘</w:t>
             </w:r>
           </w:p>
@@ -4178,10 +5631,21 @@
           <w:p>
             <w:pPr>
               <w:pStyle w:val="Compact"/>
-              <w:jc w:val="left"/>
-            </w:pPr>
-            <w:r>
-              <w:t xml:space="preserve">「分析 → 模型检查」，它会指出是哪些节点哪些方向</w:t>
+            </w:pPr>
+            <w:r>
+              <w:rPr>
+                <w:rFonts w:hint="eastAsia"/>
+              </w:rPr>
+              <w:t xml:space="preserve">「分析</w:t>
+            </w:r>
+            <w:r>
+              <w:t xml:space="preserve"> → </w:t>
+            </w:r>
+            <w:r>
+              <w:rPr>
+                <w:rFonts w:hint="eastAsia"/>
+              </w:rPr>
+              <w:t xml:space="preserve">模型检查」，它会指出是哪些节点哪些方向</w:t>
             </w:r>
           </w:p>
         </w:tc>
@@ -4192,9 +5656,11 @@
           <w:p>
             <w:pPr>
               <w:pStyle w:val="Compact"/>
-              <w:jc w:val="left"/>
-            </w:pPr>
-            <w:r>
+            </w:pPr>
+            <w:r>
+              <w:rPr>
+                <w:rFonts w:hint="eastAsia"/>
+              </w:rPr>
               <w:t xml:space="preserve">点「强度验算」被拒绝</w:t>
             </w:r>
           </w:p>
@@ -4204,9 +5670,11 @@
           <w:p>
             <w:pPr>
               <w:pStyle w:val="Compact"/>
-              <w:jc w:val="left"/>
-            </w:pPr>
-            <w:r>
+            </w:pPr>
+            <w:r>
+              <w:rPr>
+                <w:rFonts w:hint="eastAsia"/>
+              </w:rPr>
               <w:t xml:space="preserve">材料没填许用应力</w:t>
             </w:r>
           </w:p>
@@ -4216,10 +5684,21 @@
           <w:p>
             <w:pPr>
               <w:pStyle w:val="Compact"/>
-              <w:jc w:val="left"/>
-            </w:pPr>
-            <w:r>
-              <w:t xml:space="preserve">「属性 → 创建材料」勾上"给出许用应力"</w:t>
+            </w:pPr>
+            <w:r>
+              <w:rPr>
+                <w:rFonts w:hint="eastAsia"/>
+              </w:rPr>
+              <w:t xml:space="preserve">「属性</w:t>
+            </w:r>
+            <w:r>
+              <w:t xml:space="preserve"> → </w:t>
+            </w:r>
+            <w:r>
+              <w:rPr>
+                <w:rFonts w:hint="eastAsia"/>
+              </w:rPr>
+              <w:t xml:space="preserve">创建材料」勾上"给出许用应力"</w:t>
             </w:r>
           </w:p>
         </w:tc>
@@ -4230,9 +5709,11 @@
           <w:p>
             <w:pPr>
               <w:pStyle w:val="Compact"/>
-              <w:jc w:val="left"/>
-            </w:pPr>
-            <w:r>
+            </w:pPr>
+            <w:r>
+              <w:rPr>
+                <w:rFonts w:hint="eastAsia"/>
+              </w:rPr>
               <w:t xml:space="preserve">点「应力云图」被拒绝</w:t>
             </w:r>
           </w:p>
@@ -4242,9 +5723,11 @@
           <w:p>
             <w:pPr>
               <w:pStyle w:val="Compact"/>
-              <w:jc w:val="left"/>
-            </w:pPr>
-            <w:r>
+            </w:pPr>
+            <w:r>
+              <w:rPr>
+                <w:rFonts w:hint="eastAsia"/>
+              </w:rPr>
               <w:t xml:space="preserve">截面没有极端纤维距离</w:t>
             </w:r>
           </w:p>
@@ -4254,10 +5737,21 @@
           <w:p>
             <w:pPr>
               <w:pStyle w:val="Compact"/>
-              <w:jc w:val="left"/>
-            </w:pPr>
-            <w:r>
-              <w:t xml:space="preserve">用「创建截面」按尺寸建的截面才有；直接填 A/I/J 的没有</w:t>
+            </w:pPr>
+            <w:r>
+              <w:rPr>
+                <w:rFonts w:hint="eastAsia"/>
+              </w:rPr>
+              <w:t xml:space="preserve">用「创建截面」按尺寸建的截面才有；直接填</w:t>
+            </w:r>
+            <w:r>
+              <w:t xml:space="preserve"> A/I/J </w:t>
+            </w:r>
+            <w:r>
+              <w:rPr>
+                <w:rFonts w:hint="eastAsia"/>
+              </w:rPr>
+              <w:t xml:space="preserve">的没有</w:t>
             </w:r>
           </w:p>
         </w:tc>
@@ -4268,9 +5762,11 @@
           <w:p>
             <w:pPr>
               <w:pStyle w:val="Compact"/>
-              <w:jc w:val="left"/>
-            </w:pPr>
-            <w:r>
+            </w:pPr>
+            <w:r>
+              <w:rPr>
+                <w:rFonts w:hint="eastAsia"/>
+              </w:rPr>
               <w:t xml:space="preserve">云图一片同色</w:t>
             </w:r>
           </w:p>
@@ -4280,9 +5776,11 @@
           <w:p>
             <w:pPr>
               <w:pStyle w:val="Compact"/>
-              <w:jc w:val="left"/>
-            </w:pPr>
-            <w:r>
+            </w:pPr>
+            <w:r>
+              <w:rPr>
+                <w:rFonts w:hint="eastAsia"/>
+              </w:rPr>
               <w:t xml:space="preserve">有个别位置数值特别大，把别处压扁了</w:t>
             </w:r>
           </w:p>
@@ -4292,10 +5790,21 @@
           <w:p>
             <w:pPr>
               <w:pStyle w:val="Compact"/>
-              <w:jc w:val="left"/>
-            </w:pPr>
-            <w:r>
-              <w:t xml:space="preserve">结果面板把「云图量程」从"满量程"切到"95% 裁剪"</w:t>
+            </w:pPr>
+            <w:r>
+              <w:rPr>
+                <w:rFonts w:hint="eastAsia"/>
+              </w:rPr>
+              <w:t xml:space="preserve">结果面板把「云图量程」从"满量程"切到"95%</w:t>
+            </w:r>
+            <w:r>
+              <w:t xml:space="preserve"> </w:t>
+            </w:r>
+            <w:r>
+              <w:rPr>
+                <w:rFonts w:hint="eastAsia"/>
+              </w:rPr>
+              <w:t xml:space="preserve">裁剪"</w:t>
             </w:r>
           </w:p>
         </w:tc>
@@ -4306,9 +5815,11 @@
           <w:p>
             <w:pPr>
               <w:pStyle w:val="Compact"/>
-              <w:jc w:val="left"/>
-            </w:pPr>
-            <w:r>
+            </w:pPr>
+            <w:r>
+              <w:rPr>
+                <w:rFonts w:hint="eastAsia"/>
+              </w:rPr>
               <w:t xml:space="preserve">结果看着不对劲</w:t>
             </w:r>
           </w:p>
@@ -4318,9 +5829,11 @@
           <w:p>
             <w:pPr>
               <w:pStyle w:val="Compact"/>
-              <w:jc w:val="left"/>
-            </w:pPr>
-            <w:r>
+            </w:pPr>
+            <w:r>
+              <w:rPr>
+                <w:rFonts w:hint="eastAsia"/>
+              </w:rPr>
               <w:t xml:space="preserve">先用对称性自查</w:t>
             </w:r>
           </w:p>
@@ -4330,9 +5843,11 @@
           <w:p>
             <w:pPr>
               <w:pStyle w:val="Compact"/>
-              <w:jc w:val="left"/>
-            </w:pPr>
-            <w:r>
+            </w:pPr>
+            <w:r>
+              <w:rPr>
+                <w:rFonts w:hint="eastAsia"/>
+              </w:rPr>
               <w:t xml:space="preserve">点「对称性」，结构对称的话它会验证结果是不是也对称</w:t>
             </w:r>
           </w:p>
@@ -4344,9 +5859,11 @@
           <w:p>
             <w:pPr>
               <w:pStyle w:val="Compact"/>
-              <w:jc w:val="left"/>
-            </w:pPr>
-            <w:r>
+            </w:pPr>
+            <w:r>
+              <w:rPr>
+                <w:rFonts w:hint="eastAsia"/>
+              </w:rPr>
               <w:t xml:space="preserve">改了模型，结果没变</w:t>
             </w:r>
           </w:p>
@@ -4356,9 +5873,11 @@
           <w:p>
             <w:pPr>
               <w:pStyle w:val="Compact"/>
-              <w:jc w:val="left"/>
-            </w:pPr>
-            <w:r>
+            </w:pPr>
+            <w:r>
+              <w:rPr>
+                <w:rFonts w:hint="eastAsia"/>
+              </w:rPr>
               <w:t xml:space="preserve">结果还是上一次的</w:t>
             </w:r>
           </w:p>
@@ -4368,10 +5887,21 @@
           <w:p>
             <w:pPr>
               <w:pStyle w:val="Compact"/>
-              <w:jc w:val="left"/>
-            </w:pPr>
-            <w:r>
-              <w:t xml:space="preserve">重新点「4 求解」。改模型会自动清掉旧结果</w:t>
+            </w:pPr>
+            <w:r>
+              <w:rPr>
+                <w:rFonts w:hint="eastAsia"/>
+              </w:rPr>
+              <w:t xml:space="preserve">重新点「4</w:t>
+            </w:r>
+            <w:r>
+              <w:t xml:space="preserve"> </w:t>
+            </w:r>
+            <w:r>
+              <w:rPr>
+                <w:rFonts w:hint="eastAsia"/>
+              </w:rPr>
+              <w:t xml:space="preserve">求解」。改模型会自动清掉旧结果</w:t>
             </w:r>
           </w:p>
         </w:tc>
@@ -4383,18 +5913,23 @@
       </w:pPr>
       <w:r>
         <w:rPr>
-          <w:bCs/>
-          <w:b/>
+          <w:rFonts w:hint="eastAsia"/>
+          <w:b/>
+          <w:bCs/>
         </w:rPr>
         <w:t xml:space="preserve">一条总原则</w:t>
       </w:r>
       <w:r>
+        <w:rPr>
+          <w:rFonts w:hint="eastAsia"/>
+        </w:rPr>
         <w:t xml:space="preserve">：这个软件里，</w:t>
       </w:r>
       <w:r>
         <w:rPr>
-          <w:bCs/>
-          <w:b/>
+          <w:rFonts w:hint="eastAsia"/>
+          <w:b/>
+          <w:bCs/>
         </w:rPr>
         <w:t xml:space="preserve">大多数"不对"都会明确告诉你原因</w:t>
       </w:r>
@@ -4405,7 +5940,19 @@
         <w:t xml:space="preserve"> </w:t>
       </w:r>
       <w:r>
-        <w:t xml:space="preserve">看到红字先读完再动手，它写的是"哪里错了 + 下一步做什么"，不是错误代码。</w:t>
+        <w:rPr>
+          <w:rFonts w:hint="eastAsia"/>
+        </w:rPr>
+        <w:t xml:space="preserve">看到红字先读完再动手，它写的是"哪里错了</w:t>
+      </w:r>
+      <w:r>
+        <w:t xml:space="preserve"> + </w:t>
+      </w:r>
+      <w:r>
+        <w:rPr>
+          <w:rFonts w:hint="eastAsia"/>
+        </w:rPr>
+        <w:t xml:space="preserve">下一步做什么"，不是错误代码。</w:t>
       </w:r>
     </w:p>
     <w:p>
@@ -4415,14 +5962,20 @@
         </w:pict>
       </w:r>
     </w:p>
-    <w:bookmarkEnd w:id="51"/>
-    <w:bookmarkStart w:id="52" w:name="X9df411a04fb752407beaf2e2fbbb1a3569aed87"/>
+    <w:bookmarkEnd w:id="40"/>
+    <w:bookmarkStart w:id="41" w:name="X9df411a04fb752407beaf2e2fbbb1a3569aed87"/>
     <w:p>
       <w:pPr>
         <w:pStyle w:val="Heading2"/>
       </w:pPr>
       <w:r>
-        <w:t xml:space="preserve">6 不用界面，用命令行</w:t>
+        <w:t xml:space="preserve">6 </w:t>
+      </w:r>
+      <w:r>
+        <w:rPr>
+          <w:rFonts w:hint="eastAsia"/>
+        </w:rPr>
+        <w:t xml:space="preserve">不用界面，用命令行</w:t>
       </w:r>
     </w:p>
     <w:p>
@@ -4430,6 +5983,9 @@
         <w:pStyle w:val="FirstParagraph"/>
       </w:pPr>
       <w:r>
+        <w:rPr>
+          <w:rFonts w:hint="eastAsia"/>
+        </w:rPr>
         <w:t xml:space="preserve">想批量算、或者接到别的流程里：</w:t>
       </w:r>
     </w:p>
@@ -4551,6 +6107,9 @@
         <w:pStyle w:val="FirstParagraph"/>
       </w:pPr>
       <w:r>
+        <w:rPr>
+          <w:rFonts w:hint="eastAsia"/>
+        </w:rPr>
         <w:t xml:space="preserve">五个入口脚本：</w:t>
       </w:r>
     </w:p>
@@ -4559,7 +6118,6 @@
         <w:tblStyle w:val="Table"/>
         <w:tblW w:type="auto" w:w="0"/>
         <w:tblLook w:firstRow="1" w:lastRow="0" w:firstColumn="0" w:lastColumn="0" w:noHBand="0" w:noVBand="0" w:val="0020"/>
-        <w:jc w:val="start"/>
       </w:tblPr>
       <w:tblGrid>
         <w:gridCol w:w="2640"/>
@@ -4568,16 +6126,18 @@
       </w:tblGrid>
       <w:tr>
         <w:trPr>
-          <w:tblHeader w:val="true"/>
+          <w:tblHeader w:val="on"/>
         </w:trPr>
         <w:tc>
           <w:tcPr/>
           <w:p>
             <w:pPr>
               <w:pStyle w:val="Compact"/>
-              <w:jc w:val="left"/>
-            </w:pPr>
-            <w:r>
+            </w:pPr>
+            <w:r>
+              <w:rPr>
+                <w:rFonts w:hint="eastAsia"/>
+              </w:rPr>
               <w:t xml:space="preserve">脚本</w:t>
             </w:r>
           </w:p>
@@ -4587,9 +6147,11 @@
           <w:p>
             <w:pPr>
               <w:pStyle w:val="Compact"/>
-              <w:jc w:val="left"/>
-            </w:pPr>
-            <w:r>
+            </w:pPr>
+            <w:r>
+              <w:rPr>
+                <w:rFonts w:hint="eastAsia"/>
+              </w:rPr>
               <w:t xml:space="preserve">干什么</w:t>
             </w:r>
           </w:p>
@@ -4599,9 +6161,11 @@
           <w:p>
             <w:pPr>
               <w:pStyle w:val="Compact"/>
-              <w:jc w:val="left"/>
-            </w:pPr>
-            <w:r>
+            </w:pPr>
+            <w:r>
+              <w:rPr>
+                <w:rFonts w:hint="eastAsia"/>
+              </w:rPr>
               <w:t xml:space="preserve">要联网吗</w:t>
             </w:r>
           </w:p>
@@ -4613,7 +6177,6 @@
           <w:p>
             <w:pPr>
               <w:pStyle w:val="Compact"/>
-              <w:jc w:val="left"/>
             </w:pPr>
             <w:r>
               <w:rPr>
@@ -4628,9 +6191,11 @@
           <w:p>
             <w:pPr>
               <w:pStyle w:val="Compact"/>
-              <w:jc w:val="left"/>
-            </w:pPr>
-            <w:r>
+            </w:pPr>
+            <w:r>
+              <w:rPr>
+                <w:rFonts w:hint="eastAsia"/>
+              </w:rPr>
               <w:t xml:space="preserve">建环境、跑测试、跑离线演示</w:t>
             </w:r>
           </w:p>
@@ -4640,9 +6205,11 @@
           <w:p>
             <w:pPr>
               <w:pStyle w:val="Compact"/>
-              <w:jc w:val="left"/>
-            </w:pPr>
-            <w:r>
+            </w:pPr>
+            <w:r>
+              <w:rPr>
+                <w:rFonts w:hint="eastAsia"/>
+              </w:rPr>
               <w:t xml:space="preserve">不用</w:t>
             </w:r>
           </w:p>
@@ -4654,7 +6221,6 @@
           <w:p>
             <w:pPr>
               <w:pStyle w:val="Compact"/>
-              <w:jc w:val="left"/>
             </w:pPr>
             <w:r>
               <w:rPr>
@@ -4669,12 +6235,12 @@
           <w:p>
             <w:pPr>
               <w:pStyle w:val="Compact"/>
-              <w:jc w:val="left"/>
-            </w:pPr>
-            <w:r>
-              <w:rPr>
+            </w:pPr>
+            <w:r>
+              <w:rPr>
+                <w:rFonts w:hint="eastAsia"/>
+                <w:b/>
                 <w:bCs/>
-                <w:b/>
               </w:rPr>
               <w:t xml:space="preserve">桌面端（推荐）</w:t>
             </w:r>
@@ -4685,9 +6251,11 @@
           <w:p>
             <w:pPr>
               <w:pStyle w:val="Compact"/>
-              <w:jc w:val="left"/>
-            </w:pPr>
-            <w:r>
+            </w:pPr>
+            <w:r>
+              <w:rPr>
+                <w:rFonts w:hint="eastAsia"/>
+              </w:rPr>
               <w:t xml:space="preserve">首次装依赖要</w:t>
             </w:r>
           </w:p>
@@ -4699,7 +6267,6 @@
           <w:p>
             <w:pPr>
               <w:pStyle w:val="Compact"/>
-              <w:jc w:val="left"/>
             </w:pPr>
             <w:r>
               <w:rPr>
@@ -4714,9 +6281,11 @@
           <w:p>
             <w:pPr>
               <w:pStyle w:val="Compact"/>
-              <w:jc w:val="left"/>
-            </w:pPr>
-            <w:r>
+            </w:pPr>
+            <w:r>
+              <w:rPr>
+                <w:rFonts w:hint="eastAsia"/>
+              </w:rPr>
               <w:t xml:space="preserve">网页端，功能等价</w:t>
             </w:r>
           </w:p>
@@ -4726,9 +6295,11 @@
           <w:p>
             <w:pPr>
               <w:pStyle w:val="Compact"/>
-              <w:jc w:val="left"/>
-            </w:pPr>
-            <w:r>
+            </w:pPr>
+            <w:r>
+              <w:rPr>
+                <w:rFonts w:hint="eastAsia"/>
+              </w:rPr>
               <w:t xml:space="preserve">不用</w:t>
             </w:r>
           </w:p>
@@ -4740,7 +6311,6 @@
           <w:p>
             <w:pPr>
               <w:pStyle w:val="Compact"/>
-              <w:jc w:val="left"/>
             </w:pPr>
             <w:r>
               <w:rPr>
@@ -4755,21 +6325,34 @@
           <w:p>
             <w:pPr>
               <w:pStyle w:val="Compact"/>
-              <w:jc w:val="left"/>
-            </w:pPr>
-            <w:r>
-              <w:t xml:space="preserve">用真实大模型跑 5 道题</w:t>
-            </w:r>
-          </w:p>
-        </w:tc>
-        <w:tc>
-          <w:tcPr/>
-          <w:p>
-            <w:pPr>
-              <w:pStyle w:val="Compact"/>
-              <w:jc w:val="left"/>
-            </w:pPr>
-            <w:r>
+            </w:pPr>
+            <w:r>
+              <w:rPr>
+                <w:rFonts w:hint="eastAsia"/>
+              </w:rPr>
+              <w:t xml:space="preserve">用真实大模型跑</w:t>
+            </w:r>
+            <w:r>
+              <w:t xml:space="preserve"> 5 </w:t>
+            </w:r>
+            <w:r>
+              <w:rPr>
+                <w:rFonts w:hint="eastAsia"/>
+              </w:rPr>
+              <w:t xml:space="preserve">道题</w:t>
+            </w:r>
+          </w:p>
+        </w:tc>
+        <w:tc>
+          <w:tcPr/>
+          <w:p>
+            <w:pPr>
+              <w:pStyle w:val="Compact"/>
+            </w:pPr>
+            <w:r>
+              <w:rPr>
+                <w:rFonts w:hint="eastAsia"/>
+              </w:rPr>
               <w:t xml:space="preserve">要</w:t>
             </w:r>
           </w:p>
@@ -4781,7 +6364,6 @@
           <w:p>
             <w:pPr>
               <w:pStyle w:val="Compact"/>
-              <w:jc w:val="left"/>
             </w:pPr>
             <w:r>
               <w:rPr>
@@ -4796,21 +6378,34 @@
           <w:p>
             <w:pPr>
               <w:pStyle w:val="Compact"/>
-              <w:jc w:val="left"/>
-            </w:pPr>
-            <w:r>
-              <w:t xml:space="preserve">跑 14 题评测集，出成绩单</w:t>
-            </w:r>
-          </w:p>
-        </w:tc>
-        <w:tc>
-          <w:tcPr/>
-          <w:p>
-            <w:pPr>
-              <w:pStyle w:val="Compact"/>
-              <w:jc w:val="left"/>
-            </w:pPr>
-            <w:r>
+            </w:pPr>
+            <w:r>
+              <w:rPr>
+                <w:rFonts w:hint="eastAsia"/>
+              </w:rPr>
+              <w:t xml:space="preserve">跑</w:t>
+            </w:r>
+            <w:r>
+              <w:t xml:space="preserve"> 14 </w:t>
+            </w:r>
+            <w:r>
+              <w:rPr>
+                <w:rFonts w:hint="eastAsia"/>
+              </w:rPr>
+              <w:t xml:space="preserve">题评测集，出成绩单</w:t>
+            </w:r>
+          </w:p>
+        </w:tc>
+        <w:tc>
+          <w:tcPr/>
+          <w:p>
+            <w:pPr>
+              <w:pStyle w:val="Compact"/>
+            </w:pPr>
+            <w:r>
+              <w:rPr>
+                <w:rFonts w:hint="eastAsia"/>
+              </w:rPr>
               <w:t xml:space="preserve">要</w:t>
             </w:r>
           </w:p>
@@ -4824,14 +6419,20 @@
         </w:pict>
       </w:r>
     </w:p>
-    <w:bookmarkEnd w:id="52"/>
-    <w:bookmarkStart w:id="53" w:name="X16574f01e88f8ba50391f56a43107b0e7b95dc4"/>
+    <w:bookmarkEnd w:id="41"/>
+    <w:bookmarkStart w:id="42" w:name="X16574f01e88f8ba50391f56a43107b0e7b95dc4"/>
     <w:p>
       <w:pPr>
         <w:pStyle w:val="Heading2"/>
       </w:pPr>
       <w:r>
-        <w:t xml:space="preserve">7 一页速查</w:t>
+        <w:t xml:space="preserve">7 </w:t>
+      </w:r>
+      <w:r>
+        <w:rPr>
+          <w:rFonts w:hint="eastAsia"/>
+        </w:rPr>
+        <w:t xml:space="preserve">一页速查</w:t>
       </w:r>
     </w:p>
     <w:p>
@@ -4840,80 +6441,141 @@
       </w:pPr>
       <w:r>
         <w:rPr>
-          <w:bCs/>
-          <w:b/>
+          <w:rFonts w:hint="eastAsia"/>
+          <w:b/>
+          <w:bCs/>
         </w:rPr>
         <w:t xml:space="preserve">最常用的五个动作：</w:t>
       </w:r>
     </w:p>
     <w:p>
       <w:pPr>
+        <w:pStyle w:val="Compact"/>
         <w:numPr>
           <w:ilvl w:val="0"/>
           <w:numId w:val="1008"/>
         </w:numPr>
+      </w:pPr>
+      <w:r>
+        <w:rPr>
+          <w:rFonts w:hint="eastAsia"/>
+        </w:rPr>
+        <w:t xml:space="preserve">建架子</w:t>
+      </w:r>
+      <w:r>
+        <w:t xml:space="preserve"> → </w:t>
+      </w:r>
+      <w:r>
+        <w:rPr>
+          <w:rFonts w:hint="eastAsia"/>
+        </w:rPr>
+        <w:t xml:space="preserve">中间卡片「参数化框架」</w:t>
+      </w:r>
+    </w:p>
+    <w:p>
+      <w:pPr>
         <w:pStyle w:val="Compact"/>
-      </w:pPr>
-      <w:r>
-        <w:t xml:space="preserve">建架子 → 中间卡片「参数化框架」</w:t>
-      </w:r>
-    </w:p>
-    <w:p>
-      <w:pPr>
         <w:numPr>
           <w:ilvl w:val="0"/>
           <w:numId w:val="1008"/>
         </w:numPr>
+      </w:pPr>
+      <w:r>
+        <w:rPr>
+          <w:rFonts w:hint="eastAsia"/>
+        </w:rPr>
+        <w:t xml:space="preserve">填材料截面</w:t>
+      </w:r>
+      <w:r>
+        <w:t xml:space="preserve"> → </w:t>
+      </w:r>
+      <w:r>
+        <w:rPr>
+          <w:rFonts w:hint="eastAsia"/>
+        </w:rPr>
+        <w:t xml:space="preserve">功能区「属性」</w:t>
+      </w:r>
+    </w:p>
+    <w:p>
+      <w:pPr>
         <w:pStyle w:val="Compact"/>
-      </w:pPr>
-      <w:r>
-        <w:t xml:space="preserve">填材料截面 → 功能区「属性」</w:t>
-      </w:r>
-    </w:p>
-    <w:p>
-      <w:pPr>
         <w:numPr>
           <w:ilvl w:val="0"/>
           <w:numId w:val="1008"/>
         </w:numPr>
+      </w:pPr>
+      <w:r>
+        <w:rPr>
+          <w:rFonts w:hint="eastAsia"/>
+        </w:rPr>
+        <w:t xml:space="preserve">加固定和重量</w:t>
+      </w:r>
+      <w:r>
+        <w:t xml:space="preserve"> → </w:t>
+      </w:r>
+      <w:r>
+        <w:rPr>
+          <w:rFonts w:hint="eastAsia"/>
+        </w:rPr>
+        <w:t xml:space="preserve">功能区「载荷」</w:t>
+      </w:r>
+    </w:p>
+    <w:p>
+      <w:pPr>
         <w:pStyle w:val="Compact"/>
-      </w:pPr>
-      <w:r>
-        <w:t xml:space="preserve">加固定和重量 → 功能区「载荷」</w:t>
-      </w:r>
-    </w:p>
-    <w:p>
-      <w:pPr>
         <w:numPr>
           <w:ilvl w:val="0"/>
           <w:numId w:val="1008"/>
         </w:numPr>
+      </w:pPr>
+      <w:r>
+        <w:rPr>
+          <w:rFonts w:hint="eastAsia"/>
+        </w:rPr>
+        <w:t xml:space="preserve">算</w:t>
+      </w:r>
+      <w:r>
+        <w:t xml:space="preserve"> → </w:t>
+      </w:r>
+      <w:r>
+        <w:rPr>
+          <w:rFonts w:hint="eastAsia"/>
+        </w:rPr>
+        <w:t xml:space="preserve">按</w:t>
+      </w:r>
+      <w:r>
+        <w:t xml:space="preserve"> </w:t>
+      </w:r>
+      <w:r>
+        <w:rPr>
+          <w:b/>
+          <w:bCs/>
+        </w:rPr>
+        <w:t xml:space="preserve">F5</w:t>
+      </w:r>
+    </w:p>
+    <w:p>
+      <w:pPr>
         <w:pStyle w:val="Compact"/>
-      </w:pPr>
-      <w:r>
-        <w:t xml:space="preserve">算 → 按</w:t>
-      </w:r>
-      <w:r>
-        <w:t xml:space="preserve"> </w:t>
-      </w:r>
-      <w:r>
-        <w:rPr>
-          <w:bCs/>
-          <w:b/>
-        </w:rPr>
-        <w:t xml:space="preserve">F5</w:t>
-      </w:r>
-    </w:p>
-    <w:p>
-      <w:pPr>
         <w:numPr>
           <w:ilvl w:val="0"/>
           <w:numId w:val="1008"/>
         </w:numPr>
-        <w:pStyle w:val="Compact"/>
-      </w:pPr>
-      <w:r>
-        <w:t xml:space="preserve">看 → 功能区「结果」</w:t>
+      </w:pPr>
+      <w:r>
+        <w:rPr>
+          <w:rFonts w:hint="eastAsia"/>
+        </w:rPr>
+        <w:t xml:space="preserve">看</w:t>
+      </w:r>
+      <w:r>
+        <w:t xml:space="preserve"> → </w:t>
+      </w:r>
+      <w:r>
+        <w:rPr>
+          <w:rFonts w:hint="eastAsia"/>
+        </w:rPr>
+        <w:t xml:space="preserve">功能区「结果」</w:t>
       </w:r>
     </w:p>
     <w:p>
@@ -4922,8 +6584,9 @@
       </w:pPr>
       <w:r>
         <w:rPr>
-          <w:bCs/>
-          <w:b/>
+          <w:rFonts w:hint="eastAsia"/>
+          <w:b/>
+          <w:bCs/>
         </w:rPr>
         <w:t xml:space="preserve">最常用的五个快捷键：</w:t>
       </w:r>
@@ -4933,7 +6596,6 @@
         <w:tblStyle w:val="Table"/>
         <w:tblW w:type="auto" w:w="0"/>
         <w:tblLook w:firstRow="1" w:lastRow="0" w:firstColumn="0" w:lastColumn="0" w:noHBand="0" w:noVBand="0" w:val="0020"/>
-        <w:jc w:val="start"/>
       </w:tblPr>
       <w:tblGrid>
         <w:gridCol w:w="3960"/>
@@ -4941,16 +6603,18 @@
       </w:tblGrid>
       <w:tr>
         <w:trPr>
-          <w:tblHeader w:val="true"/>
+          <w:tblHeader w:val="on"/>
         </w:trPr>
         <w:tc>
           <w:tcPr/>
           <w:p>
             <w:pPr>
               <w:pStyle w:val="Compact"/>
-              <w:jc w:val="left"/>
-            </w:pPr>
-            <w:r>
+            </w:pPr>
+            <w:r>
+              <w:rPr>
+                <w:rFonts w:hint="eastAsia"/>
+              </w:rPr>
               <w:t xml:space="preserve">键</w:t>
             </w:r>
           </w:p>
@@ -4960,9 +6624,11 @@
           <w:p>
             <w:pPr>
               <w:pStyle w:val="Compact"/>
-              <w:jc w:val="left"/>
-            </w:pPr>
-            <w:r>
+            </w:pPr>
+            <w:r>
+              <w:rPr>
+                <w:rFonts w:hint="eastAsia"/>
+              </w:rPr>
               <w:t xml:space="preserve">作用</w:t>
             </w:r>
           </w:p>
@@ -4974,7 +6640,6 @@
           <w:p>
             <w:pPr>
               <w:pStyle w:val="Compact"/>
-              <w:jc w:val="left"/>
             </w:pPr>
             <w:r>
               <w:rPr>
@@ -4989,9 +6654,11 @@
           <w:p>
             <w:pPr>
               <w:pStyle w:val="Compact"/>
-              <w:jc w:val="left"/>
-            </w:pPr>
-            <w:r>
+            </w:pPr>
+            <w:r>
+              <w:rPr>
+                <w:rFonts w:hint="eastAsia"/>
+              </w:rPr>
               <w:t xml:space="preserve">求解</w:t>
             </w:r>
           </w:p>
@@ -5003,7 +6670,6 @@
           <w:p>
             <w:pPr>
               <w:pStyle w:val="Compact"/>
-              <w:jc w:val="left"/>
             </w:pPr>
             <w:r>
               <w:rPr>
@@ -5063,10 +6729,39 @@
           <w:p>
             <w:pPr>
               <w:pStyle w:val="Compact"/>
-              <w:jc w:val="left"/>
-            </w:pPr>
-            <w:r>
-              <w:t xml:space="preserve">前视 / 侧视 / 顶视 / 等轴测</w:t>
+            </w:pPr>
+            <w:r>
+              <w:rPr>
+                <w:rFonts w:hint="eastAsia"/>
+              </w:rPr>
+              <w:t xml:space="preserve">前视</w:t>
+            </w:r>
+            <w:r>
+              <w:t xml:space="preserve"> / </w:t>
+            </w:r>
+            <w:r>
+              <w:rPr>
+                <w:rFonts w:hint="eastAsia"/>
+              </w:rPr>
+              <w:t xml:space="preserve">侧视</w:t>
+            </w:r>
+            <w:r>
+              <w:t xml:space="preserve"> / </w:t>
+            </w:r>
+            <w:r>
+              <w:rPr>
+                <w:rFonts w:hint="eastAsia"/>
+              </w:rPr>
+              <w:t xml:space="preserve">顶视</w:t>
+            </w:r>
+            <w:r>
+              <w:t xml:space="preserve"> / </w:t>
+            </w:r>
+            <w:r>
+              <w:rPr>
+                <w:rFonts w:hint="eastAsia"/>
+              </w:rPr>
+              <w:t xml:space="preserve">等轴测</w:t>
             </w:r>
           </w:p>
         </w:tc>
@@ -5077,7 +6772,6 @@
           <w:p>
             <w:pPr>
               <w:pStyle w:val="Compact"/>
-              <w:jc w:val="left"/>
             </w:pPr>
             <w:r>
               <w:rPr>
@@ -5092,9 +6786,11 @@
           <w:p>
             <w:pPr>
               <w:pStyle w:val="Compact"/>
-              <w:jc w:val="left"/>
-            </w:pPr>
-            <w:r>
+            </w:pPr>
+            <w:r>
+              <w:rPr>
+                <w:rFonts w:hint="eastAsia"/>
+              </w:rPr>
               <w:t xml:space="preserve">把模型缩放到刚好充满窗口</w:t>
             </w:r>
           </w:p>
@@ -5106,7 +6802,6 @@
           <w:p>
             <w:pPr>
               <w:pStyle w:val="Compact"/>
-              <w:jc w:val="left"/>
             </w:pPr>
             <w:r>
               <w:rPr>
@@ -5121,9 +6816,11 @@
           <w:p>
             <w:pPr>
               <w:pStyle w:val="Compact"/>
-              <w:jc w:val="left"/>
-            </w:pPr>
-            <w:r>
+            </w:pPr>
+            <w:r>
+              <w:rPr>
+                <w:rFonts w:hint="eastAsia"/>
+              </w:rPr>
               <w:t xml:space="preserve">撤销上一步（结果会一起清掉）</w:t>
             </w:r>
           </w:p>
@@ -5135,7 +6832,6 @@
           <w:p>
             <w:pPr>
               <w:pStyle w:val="Compact"/>
-              <w:jc w:val="left"/>
             </w:pPr>
             <w:r>
               <w:rPr>
@@ -5150,10 +6846,30 @@
           <w:p>
             <w:pPr>
               <w:pStyle w:val="Compact"/>
-              <w:jc w:val="left"/>
-            </w:pPr>
-            <w:r>
-              <w:t xml:space="preserve">显示 / 隐藏右边的 AI 对话栏</w:t>
+            </w:pPr>
+            <w:r>
+              <w:rPr>
+                <w:rFonts w:hint="eastAsia"/>
+              </w:rPr>
+              <w:t xml:space="preserve">显示</w:t>
+            </w:r>
+            <w:r>
+              <w:t xml:space="preserve"> / </w:t>
+            </w:r>
+            <w:r>
+              <w:rPr>
+                <w:rFonts w:hint="eastAsia"/>
+              </w:rPr>
+              <w:t xml:space="preserve">隐藏右边的</w:t>
+            </w:r>
+            <w:r>
+              <w:t xml:space="preserve"> AI </w:t>
+            </w:r>
+            <w:r>
+              <w:rPr>
+                <w:rFonts w:hint="eastAsia"/>
+              </w:rPr>
+              <w:t xml:space="preserve">对话栏</w:t>
             </w:r>
           </w:p>
         </w:tc>
@@ -5165,49 +6881,95 @@
       </w:pPr>
       <w:r>
         <w:rPr>
-          <w:bCs/>
-          <w:b/>
+          <w:rFonts w:hint="eastAsia"/>
+          <w:b/>
+          <w:bCs/>
         </w:rPr>
         <w:t xml:space="preserve">记住三句话就够：</w:t>
       </w:r>
     </w:p>
     <w:p>
       <w:pPr>
+        <w:pStyle w:val="Compact"/>
         <w:numPr>
           <w:ilvl w:val="0"/>
           <w:numId w:val="1009"/>
         </w:numPr>
+      </w:pPr>
+      <w:r>
+        <w:rPr>
+          <w:rFonts w:hint="eastAsia"/>
+        </w:rPr>
+        <w:t xml:space="preserve">从左往右走顶上那条流程条：建模</w:t>
+      </w:r>
+      <w:r>
+        <w:t xml:space="preserve"> → </w:t>
+      </w:r>
+      <w:r>
+        <w:rPr>
+          <w:rFonts w:hint="eastAsia"/>
+        </w:rPr>
+        <w:t xml:space="preserve">定义</w:t>
+      </w:r>
+      <w:r>
+        <w:t xml:space="preserve"> → </w:t>
+      </w:r>
+      <w:r>
+        <w:rPr>
+          <w:rFonts w:hint="eastAsia"/>
+        </w:rPr>
+        <w:t xml:space="preserve">校验</w:t>
+      </w:r>
+      <w:r>
+        <w:t xml:space="preserve"> → </w:t>
+      </w:r>
+      <w:r>
+        <w:rPr>
+          <w:rFonts w:hint="eastAsia"/>
+        </w:rPr>
+        <w:t xml:space="preserve">求解</w:t>
+      </w:r>
+      <w:r>
+        <w:t xml:space="preserve"> → </w:t>
+      </w:r>
+      <w:r>
+        <w:rPr>
+          <w:rFonts w:hint="eastAsia"/>
+        </w:rPr>
+        <w:t xml:space="preserve">结果。</w:t>
+      </w:r>
+    </w:p>
+    <w:p>
+      <w:pPr>
         <w:pStyle w:val="Compact"/>
-      </w:pPr>
-      <w:r>
-        <w:t xml:space="preserve">从左往右走顶上那条流程条：建模 → 定义 → 校验 → 求解 → 结果。</w:t>
-      </w:r>
-    </w:p>
-    <w:p>
-      <w:pPr>
         <w:numPr>
           <w:ilvl w:val="0"/>
           <w:numId w:val="1009"/>
         </w:numPr>
+      </w:pPr>
+      <w:r>
+        <w:rPr>
+          <w:rFonts w:hint="eastAsia"/>
+        </w:rPr>
+        <w:t xml:space="preserve">左边的模型树是你的检查清单，数字对不上就是漏了东西。</w:t>
+      </w:r>
+    </w:p>
+    <w:p>
+      <w:pPr>
         <w:pStyle w:val="Compact"/>
-      </w:pPr>
-      <w:r>
-        <w:t xml:space="preserve">左边的模型树是你的检查清单，数字对不上就是漏了东西。</w:t>
-      </w:r>
-    </w:p>
-    <w:p>
-      <w:pPr>
         <w:numPr>
           <w:ilvl w:val="0"/>
           <w:numId w:val="1009"/>
         </w:numPr>
-        <w:pStyle w:val="Compact"/>
-      </w:pPr>
-      <w:r>
+      </w:pPr>
+      <w:r>
+        <w:rPr>
+          <w:rFonts w:hint="eastAsia"/>
+        </w:rPr>
         <w:t xml:space="preserve">软件说"判不了"的时候，它是在诚实，不是坏了。</w:t>
       </w:r>
     </w:p>
-    <w:bookmarkEnd w:id="53"/>
+    <w:bookmarkEnd w:id="42"/>
     <w:sectPr/>
   </w:body>
 </w:document>
@@ -5239,14 +7001,14 @@
 <file path=word/numbering.xml><?xml version="1.0" encoding="utf-8"?>
 <w:numbering xmlns:w="http://schemas.openxmlformats.org/wordprocessingml/2006/main">
   <w:abstractNum w:abstractNumId="990">
-    <w:nsid w:val="A990"/>
+    <w:nsid w:val="0000A990"/>
     <w:multiLevelType w:val="multilevel"/>
     <w:lvl w:ilvl="0">
       <w:numFmt w:val="bullet"/>
       <w:lvlText w:val=" "/>
       <w:lvlJc w:val="left"/>
       <w:pPr>
-        <w:ind w:left="720" w:hanging="480"/>
+        <w:ind w:left="720" w:hanging="360"/>
       </w:pPr>
     </w:lvl>
     <w:lvl w:ilvl="1">
@@ -5254,7 +7016,7 @@
       <w:lvlText w:val=" "/>
       <w:lvlJc w:val="left"/>
       <w:pPr>
-        <w:ind w:left="1440" w:hanging="480"/>
+        <w:ind w:left="1440" w:hanging="360"/>
       </w:pPr>
     </w:lvl>
     <w:lvl w:ilvl="2">
@@ -5262,7 +7024,7 @@
       <w:lvlText w:val=" "/>
       <w:lvlJc w:val="left"/>
       <w:pPr>
-        <w:ind w:left="2160" w:hanging="480"/>
+        <w:ind w:left="2160" w:hanging="360"/>
       </w:pPr>
     </w:lvl>
     <w:lvl w:ilvl="3">
@@ -5270,7 +7032,7 @@
       <w:lvlText w:val=" "/>
       <w:lvlJc w:val="left"/>
       <w:pPr>
-        <w:ind w:left="2880" w:hanging="480"/>
+        <w:ind w:left="2880" w:hanging="360"/>
       </w:pPr>
     </w:lvl>
     <w:lvl w:ilvl="4">
@@ -5278,7 +7040,7 @@
       <w:lvlText w:val=" "/>
       <w:lvlJc w:val="left"/>
       <w:pPr>
-        <w:ind w:left="3600" w:hanging="480"/>
+        <w:ind w:left="3600" w:hanging="360"/>
       </w:pPr>
     </w:lvl>
     <w:lvl w:ilvl="5">
@@ -5286,7 +7048,7 @@
       <w:lvlText w:val=" "/>
       <w:lvlJc w:val="left"/>
       <w:pPr>
-        <w:ind w:left="4320" w:hanging="480"/>
+        <w:ind w:left="4320" w:hanging="360"/>
       </w:pPr>
     </w:lvl>
     <w:lvl w:ilvl="6">
@@ -5294,7 +7056,7 @@
       <w:lvlText w:val=" "/>
       <w:lvlJc w:val="left"/>
       <w:pPr>
-        <w:ind w:left="5040" w:hanging="480"/>
+        <w:ind w:left="5040" w:hanging="360"/>
       </w:pPr>
     </w:lvl>
     <w:lvl w:ilvl="7">
@@ -5302,7 +7064,7 @@
       <w:lvlText w:val=" "/>
       <w:lvlJc w:val="left"/>
       <w:pPr>
-        <w:ind w:left="5760" w:hanging="480"/>
+        <w:ind w:left="5760" w:hanging="360"/>
       </w:pPr>
     </w:lvl>
     <w:lvl w:ilvl="8">
@@ -5310,88 +7072,115 @@
       <w:lvlText w:val=" "/>
       <w:lvlJc w:val="left"/>
       <w:pPr>
-        <w:ind w:left="6480" w:hanging="480"/>
+        <w:ind w:left="6480" w:hanging="360"/>
       </w:pPr>
     </w:lvl>
   </w:abstractNum>
   <w:abstractNum w:abstractNumId="991">
-    <w:nsid w:val="A991"/>
+    <w:nsid w:val="0000A991"/>
     <w:multiLevelType w:val="multilevel"/>
     <w:lvl w:ilvl="0">
       <w:numFmt w:val="bullet"/>
-      <w:lvlText w:val="•"/>
+      <w:lvlText w:val=""/>
       <w:lvlJc w:val="left"/>
       <w:pPr>
-        <w:ind w:left="720" w:hanging="480"/>
-      </w:pPr>
+        <w:ind w:left="720" w:hanging="360"/>
+      </w:pPr>
+      <w:rPr>
+        <w:rFonts w:ascii="Symbol" w:hAnsi="Symbol" w:cs="Symbol" w:hint="default"/>
+      </w:rPr>
     </w:lvl>
     <w:lvl w:ilvl="1">
       <w:numFmt w:val="bullet"/>
-      <w:lvlText w:val="–"/>
+      <w:lvlText w:val="o"/>
       <w:lvlJc w:val="left"/>
       <w:pPr>
-        <w:ind w:left="1440" w:hanging="480"/>
-      </w:pPr>
+        <w:ind w:left="1440" w:hanging="360"/>
+      </w:pPr>
+      <w:rPr>
+        <w:rFonts w:ascii="Courier New" w:hAnsi="Courier New" w:cs="Courier New" w:hint="default"/>
+      </w:rPr>
     </w:lvl>
     <w:lvl w:ilvl="2">
       <w:numFmt w:val="bullet"/>
-      <w:lvlText w:val="•"/>
+      <w:lvlText w:val=""/>
       <w:lvlJc w:val="left"/>
       <w:pPr>
-        <w:ind w:left="2160" w:hanging="480"/>
-      </w:pPr>
+        <w:ind w:left="2160" w:hanging="360"/>
+      </w:pPr>
+      <w:rPr>
+        <w:rFonts w:ascii="Wingdings" w:hAnsi="Wingdings" w:cs="Wingdings" w:hint="default"/>
+      </w:rPr>
     </w:lvl>
     <w:lvl w:ilvl="3">
       <w:numFmt w:val="bullet"/>
-      <w:lvlText w:val="–"/>
+      <w:lvlText w:val=""/>
       <w:lvlJc w:val="left"/>
       <w:pPr>
-        <w:ind w:left="2880" w:hanging="480"/>
-      </w:pPr>
+        <w:ind w:left="2880" w:hanging="360"/>
+      </w:pPr>
+      <w:rPr>
+        <w:rFonts w:ascii="Symbol" w:hAnsi="Symbol" w:cs="Symbol" w:hint="default"/>
+      </w:rPr>
     </w:lvl>
     <w:lvl w:ilvl="4">
       <w:numFmt w:val="bullet"/>
-      <w:lvlText w:val="•"/>
+      <w:lvlText w:val="o"/>
       <w:lvlJc w:val="left"/>
       <w:pPr>
-        <w:ind w:left="3600" w:hanging="480"/>
-      </w:pPr>
+        <w:ind w:left="3600" w:hanging="360"/>
+      </w:pPr>
+      <w:rPr>
+        <w:rFonts w:ascii="Courier New" w:hAnsi="Courier New" w:cs="Courier New" w:hint="default"/>
+      </w:rPr>
     </w:lvl>
     <w:lvl w:ilvl="5">
       <w:numFmt w:val="bullet"/>
-      <w:lvlText w:val="–"/>
+      <w:lvlText w:val=""/>
       <w:lvlJc w:val="left"/>
       <w:pPr>
-        <w:ind w:left="4320" w:hanging="480"/>
-      </w:pPr>
+        <w:ind w:left="4320" w:hanging="360"/>
+      </w:pPr>
+      <w:rPr>
+        <w:rFonts w:ascii="Wingdings" w:hAnsi="Wingdings" w:cs="Wingdings" w:hint="default"/>
+      </w:rPr>
     </w:lvl>
     <w:lvl w:ilvl="6">
       <w:numFmt w:val="bullet"/>
-      <w:lvlText w:val="•"/>
+      <w:lvlText w:val=""/>
       <w:lvlJc w:val="left"/>
       <w:pPr>
-        <w:ind w:left="5040" w:hanging="480"/>
-      </w:pPr>
+        <w:ind w:left="5040" w:hanging="360"/>
+      </w:pPr>
+      <w:rPr>
+        <w:rFonts w:ascii="Symbol" w:hAnsi="Symbol" w:cs="Symbol" w:hint="default"/>
+      </w:rPr>
     </w:lvl>
     <w:lvl w:ilvl="7">
       <w:numFmt w:val="bullet"/>
-      <w:lvlText w:val="–"/>
+      <w:lvlText w:val="o"/>
       <w:lvlJc w:val="left"/>
       <w:pPr>
-        <w:ind w:left="5760" w:hanging="480"/>
-      </w:pPr>
+        <w:ind w:left="5760" w:hanging="360"/>
+      </w:pPr>
+      <w:rPr>
+        <w:rFonts w:ascii="Courier New" w:hAnsi="Courier New" w:cs="Courier New" w:hint="default"/>
+      </w:rPr>
     </w:lvl>
     <w:lvl w:ilvl="8">
       <w:numFmt w:val="bullet"/>
-      <w:lvlText w:val="•"/>
+      <w:lvlText w:val=""/>
       <w:lvlJc w:val="left"/>
       <w:pPr>
-        <w:ind w:left="6480" w:hanging="480"/>
-      </w:pPr>
+        <w:ind w:left="6480" w:hanging="360"/>
+      </w:pPr>
+      <w:rPr>
+        <w:rFonts w:ascii="Wingdings" w:hAnsi="Wingdings" w:cs="Wingdings" w:hint="default"/>
+      </w:rPr>
     </w:lvl>
   </w:abstractNum>
   <w:abstractNum w:abstractNumId="99411">
-    <w:nsid w:val="A99411"/>
+    <w:nsid w:val="00A99411"/>
     <w:multiLevelType w:val="multilevel"/>
     <w:lvl w:ilvl="0">
       <w:start w:val="1"/>
@@ -5399,7 +7188,7 @@
       <w:lvlText w:val="%1."/>
       <w:lvlJc w:val="left"/>
       <w:pPr>
-        <w:ind w:left="720" w:hanging="480"/>
+        <w:ind w:left="720" w:hanging="360"/>
       </w:pPr>
     </w:lvl>
     <w:lvl w:ilvl="1">
@@ -5408,7 +7197,7 @@
       <w:lvlText w:val="%2."/>
       <w:lvlJc w:val="left"/>
       <w:pPr>
-        <w:ind w:left="1440" w:hanging="480"/>
+        <w:ind w:left="1440" w:hanging="360"/>
       </w:pPr>
     </w:lvl>
     <w:lvl w:ilvl="2">
@@ -5417,7 +7206,7 @@
       <w:lvlText w:val="%3."/>
       <w:lvlJc w:val="left"/>
       <w:pPr>
-        <w:ind w:left="2160" w:hanging="480"/>
+        <w:ind w:left="2160" w:hanging="360"/>
       </w:pPr>
     </w:lvl>
     <w:lvl w:ilvl="3">
@@ -5426,7 +7215,7 @@
       <w:lvlText w:val="%4."/>
       <w:lvlJc w:val="left"/>
       <w:pPr>
-        <w:ind w:left="2880" w:hanging="480"/>
+        <w:ind w:left="2880" w:hanging="360"/>
       </w:pPr>
     </w:lvl>
     <w:lvl w:ilvl="4">
@@ -5435,7 +7224,7 @@
       <w:lvlText w:val="%5."/>
       <w:lvlJc w:val="left"/>
       <w:pPr>
-        <w:ind w:left="3600" w:hanging="480"/>
+        <w:ind w:left="3600" w:hanging="360"/>
       </w:pPr>
     </w:lvl>
     <w:lvl w:ilvl="5">
@@ -5444,7 +7233,7 @@
       <w:lvlText w:val="%6."/>
       <w:lvlJc w:val="left"/>
       <w:pPr>
-        <w:ind w:left="4320" w:hanging="480"/>
+        <w:ind w:left="4320" w:hanging="360"/>
       </w:pPr>
     </w:lvl>
     <w:lvl w:ilvl="6">
@@ -5453,7 +7242,7 @@
       <w:lvlText w:val="%7."/>
       <w:lvlJc w:val="left"/>
       <w:pPr>
-        <w:ind w:left="5040" w:hanging="480"/>
+        <w:ind w:left="5040" w:hanging="360"/>
       </w:pPr>
     </w:lvl>
     <w:lvl w:ilvl="7">
@@ -5462,7 +7251,7 @@
       <w:lvlText w:val="%8."/>
       <w:lvlJc w:val="left"/>
       <w:pPr>
-        <w:ind w:left="5760" w:hanging="480"/>
+        <w:ind w:left="5760" w:hanging="360"/>
       </w:pPr>
     </w:lvl>
     <w:lvl w:ilvl="8">
@@ -5471,7 +7260,7 @@
       <w:lvlText w:val="%9."/>
       <w:lvlJc w:val="left"/>
       <w:pPr>
-        <w:ind w:left="6480" w:hanging="480"/>
+        <w:ind w:left="6480" w:hanging="360"/>
       </w:pPr>
     </w:lvl>
   </w:abstractNum>
@@ -6079,8 +7868,8 @@
     <w:name w:val="KeywordTok"/>
     <w:basedOn w:val="VerbatimChar"/>
     <w:rPr>
+      <w:b/>
       <w:color w:val="007020"/>
-      <w:b/>
     </w:rPr>
   </w:style>
   <w:style w:type="character" w:customStyle="1" w:styleId="DataTypeTok">
@@ -6157,42 +7946,42 @@
     <w:name w:val="ImportTok"/>
     <w:basedOn w:val="VerbatimChar"/>
     <w:rPr>
+      <w:b/>
       <w:color w:val="008000"/>
-      <w:b/>
     </w:rPr>
   </w:style>
   <w:style w:type="character" w:customStyle="1" w:styleId="CommentTok">
     <w:name w:val="CommentTok"/>
     <w:basedOn w:val="VerbatimChar"/>
     <w:rPr>
+      <w:i/>
       <w:color w:val="60a0b0"/>
-      <w:i/>
     </w:rPr>
   </w:style>
   <w:style w:type="character" w:customStyle="1" w:styleId="DocumentationTok">
     <w:name w:val="DocumentationTok"/>
     <w:basedOn w:val="VerbatimChar"/>
     <w:rPr>
+      <w:i/>
       <w:color w:val="ba2121"/>
-      <w:i/>
     </w:rPr>
   </w:style>
   <w:style w:type="character" w:customStyle="1" w:styleId="AnnotationTok">
     <w:name w:val="AnnotationTok"/>
     <w:basedOn w:val="VerbatimChar"/>
     <w:rPr>
-      <w:color w:val="60a0b0"/>
       <w:b/>
       <w:i/>
+      <w:color w:val="60a0b0"/>
     </w:rPr>
   </w:style>
   <w:style w:type="character" w:customStyle="1" w:styleId="CommentVarTok">
     <w:name w:val="CommentVarTok"/>
     <w:basedOn w:val="VerbatimChar"/>
     <w:rPr>
-      <w:color w:val="60a0b0"/>
       <w:b/>
       <w:i/>
+      <w:color w:val="60a0b0"/>
     </w:rPr>
   </w:style>
   <w:style w:type="character" w:customStyle="1" w:styleId="OtherTok">
@@ -6220,8 +8009,8 @@
     <w:name w:val="ControlFlowTok"/>
     <w:basedOn w:val="VerbatimChar"/>
     <w:rPr>
+      <w:b/>
       <w:color w:val="007020"/>
-      <w:b/>
     </w:rPr>
   </w:style>
   <w:style w:type="character" w:customStyle="1" w:styleId="OperatorTok">
@@ -6266,34 +8055,34 @@
     <w:name w:val="InformationTok"/>
     <w:basedOn w:val="VerbatimChar"/>
     <w:rPr>
-      <w:color w:val="60a0b0"/>
       <w:b/>
       <w:i/>
+      <w:color w:val="60a0b0"/>
     </w:rPr>
   </w:style>
   <w:style w:type="character" w:customStyle="1" w:styleId="WarningTok">
     <w:name w:val="WarningTok"/>
     <w:basedOn w:val="VerbatimChar"/>
     <w:rPr>
-      <w:color w:val="60a0b0"/>
       <w:b/>
       <w:i/>
+      <w:color w:val="60a0b0"/>
     </w:rPr>
   </w:style>
   <w:style w:type="character" w:customStyle="1" w:styleId="AlertTok">
     <w:name w:val="AlertTok"/>
     <w:basedOn w:val="VerbatimChar"/>
     <w:rPr>
+      <w:b/>
       <w:color w:val="ff0000"/>
-      <w:b/>
     </w:rPr>
   </w:style>
   <w:style w:type="character" w:customStyle="1" w:styleId="ErrorTok">
     <w:name w:val="ErrorTok"/>
     <w:basedOn w:val="VerbatimChar"/>
     <w:rPr>
+      <w:b/>
       <w:color w:val="ff0000"/>
-      <w:b/>
     </w:rPr>
   </w:style>
   <w:style w:type="character" w:customStyle="1" w:styleId="NormalTok">

--- a/docs/word/使用手册.docx
+++ b/docs/word/使用手册.docx
@@ -2621,7 +2621,7 @@
         <w:rPr>
           <w:rFonts w:hint="eastAsia"/>
         </w:rPr>
-        <w:t xml:space="preserve">云图长什么样，在下方结果面板上有四个开关，</w:t>
+        <w:t xml:space="preserve">云图长什么样，在「结果」小窗上有四个开关，</w:t>
       </w:r>
       <w:r>
         <w:rPr>
@@ -5097,19 +5097,66 @@
         <w:pStyle w:val="FirstParagraph"/>
       </w:pPr>
       <w:r>
-        <w:rPr>
-          <w:rFonts w:hint="eastAsia"/>
-        </w:rPr>
-        <w:t xml:space="preserve">右边那一栏是</w:t>
-      </w:r>
-      <w:r>
-        <w:t xml:space="preserve"> AI </w:t>
-      </w:r>
-      <w:r>
-        <w:rPr>
-          <w:rFonts w:hint="eastAsia"/>
-        </w:rPr>
-        <w:t xml:space="preserve">助手。</w:t>
+        <w:t xml:space="preserve">AI </w:t>
+      </w:r>
+      <w:r>
+        <w:rPr>
+          <w:rFonts w:hint="eastAsia"/>
+        </w:rPr>
+        <w:t xml:space="preserve">助手默认是收起的。点视口</w:t>
+      </w:r>
+      <w:r>
+        <w:rPr>
+          <w:rFonts w:hint="eastAsia"/>
+          <w:b/>
+          <w:bCs/>
+        </w:rPr>
+        <w:t xml:space="preserve">右缘那个</w:t>
+      </w:r>
+      <w:r>
+        <w:rPr>
+          <w:b/>
+          <w:bCs/>
+        </w:rPr>
+        <w:t xml:space="preserve"> </w:t>
+      </w:r>
+      <w:r>
+        <w:rPr>
+          <w:rStyle w:val="VerbatimChar"/>
+          <w:b/>
+          <w:bCs/>
+        </w:rPr>
+        <w:t xml:space="preserve">AI</w:t>
+      </w:r>
+      <w:r>
+        <w:rPr>
+          <w:b/>
+          <w:bCs/>
+        </w:rPr>
+        <w:t xml:space="preserve"> </w:t>
+      </w:r>
+      <w:r>
+        <w:rPr>
+          <w:rFonts w:hint="eastAsia"/>
+          <w:b/>
+          <w:bCs/>
+        </w:rPr>
+        <w:t xml:space="preserve">浮标</w:t>
+      </w:r>
+      <w:r>
+        <w:rPr>
+          <w:rFonts w:hint="eastAsia"/>
+        </w:rPr>
+        <w:t xml:space="preserve">把它调出来，</w:t>
+      </w:r>
+      <w:r>
+        <w:t xml:space="preserve"> </w:t>
+      </w:r>
+      <w:r>
+        <w:rPr>
+          <w:rFonts w:hint="eastAsia"/>
+        </w:rPr>
+        <w:t xml:space="preserve">再点一次（或关掉面板）收回去。</w:t>
       </w:r>
       <w:r>
         <w:rPr>

--- a/docs/word/使用手册.docx
+++ b/docs/word/使用手册.docx
@@ -4439,7 +4439,6 @@
     </w:p>
     <w:p>
       <w:pPr>
-        <w:pStyle w:val="Compact"/>
         <w:numPr>
           <w:ilvl w:val="0"/>
           <w:numId w:val="1004"/>
@@ -4496,7 +4495,229 @@
     </w:p>
     <w:p>
       <w:pPr>
-        <w:pStyle w:val="Compact"/>
+        <w:numPr>
+          <w:ilvl w:val="0"/>
+          <w:numId w:val="1004"/>
+        </w:numPr>
+      </w:pPr>
+      <w:r>
+        <w:rPr>
+          <w:rFonts w:hint="eastAsia"/>
+          <w:b/>
+          <w:bCs/>
+        </w:rPr>
+        <w:t xml:space="preserve">折算比</w:t>
+      </w:r>
+      <w:r>
+        <w:rPr>
+          <w:rFonts w:hint="eastAsia"/>
+        </w:rPr>
+        <w:t xml:space="preserve">：另一条独立的结论，</w:t>
+      </w:r>
+      <w:r>
+        <w:rPr>
+          <w:rFonts w:hint="eastAsia"/>
+          <w:b/>
+          <w:bCs/>
+        </w:rPr>
+        <w:t xml:space="preserve">也要看</w:t>
+      </w:r>
+      <w:r>
+        <w:rPr>
+          <w:rFonts w:hint="eastAsia"/>
+        </w:rPr>
+        <w:t xml:space="preserve">。它把拉压应力和剪应力合起来判，</w:t>
+      </w:r>
+      <w:r>
+        <w:t xml:space="preserve"> </w:t>
+      </w:r>
+      <w:r>
+        <w:rPr>
+          <w:rFonts w:hint="eastAsia"/>
+        </w:rPr>
+        <w:t xml:space="preserve">而上面那个只看拉压。一根又短又粗的梁，上面那栏可能显示</w:t>
+      </w:r>
+      <w:r>
+        <w:t xml:space="preserve"> 0.06 </w:t>
+      </w:r>
+      <w:r>
+        <w:rPr>
+          <w:rFonts w:hint="eastAsia"/>
+        </w:rPr>
+        <w:t xml:space="preserve">看着很安全，</w:t>
+      </w:r>
+      <w:r>
+        <w:t xml:space="preserve"> </w:t>
+      </w:r>
+      <w:r>
+        <w:rPr>
+          <w:rFonts w:hint="eastAsia"/>
+        </w:rPr>
+        <w:t xml:space="preserve">折算比却是它的两三倍——差别在剪力上，只看第一栏是看不见的。</w:t>
+      </w:r>
+      <w:r>
+        <w:t xml:space="preserve"> </w:t>
+      </w:r>
+      <w:r>
+        <w:rPr>
+          <w:rFonts w:hint="eastAsia"/>
+          <w:b/>
+          <w:bCs/>
+        </w:rPr>
+        <w:t xml:space="preserve">两栏都小于</w:t>
+      </w:r>
+      <w:r>
+        <w:rPr>
+          <w:b/>
+          <w:bCs/>
+        </w:rPr>
+        <w:t xml:space="preserve"> 1 </w:t>
+      </w:r>
+      <w:r>
+        <w:rPr>
+          <w:rFonts w:hint="eastAsia"/>
+          <w:b/>
+          <w:bCs/>
+        </w:rPr>
+        <w:t xml:space="preserve">才算过。</w:t>
+      </w:r>
+    </w:p>
+    <w:p>
+      <w:pPr>
+        <w:numPr>
+          <w:ilvl w:val="0"/>
+          <w:numId w:val="1004"/>
+        </w:numPr>
+      </w:pPr>
+      <w:r>
+        <w:rPr>
+          <w:rFonts w:hint="eastAsia"/>
+          <w:b/>
+          <w:bCs/>
+        </w:rPr>
+        <w:t xml:space="preserve">控制点</w:t>
+      </w:r>
+      <w:r>
+        <w:rPr>
+          <w:rFonts w:hint="eastAsia"/>
+        </w:rPr>
+        <w:t xml:space="preserve">：折算比最不利的位置在哪儿。"中性轴"意味着这根杆是被剪力控制的。</w:t>
+      </w:r>
+    </w:p>
+    <w:p>
+      <w:pPr>
+        <w:numPr>
+          <w:ilvl w:val="0"/>
+          <w:numId w:val="1004"/>
+        </w:numPr>
+      </w:pPr>
+      <w:r>
+        <w:rPr>
+          <w:b/>
+          <w:bCs/>
+        </w:rPr>
+        <w:t xml:space="preserve">N/Pcr </w:t>
+      </w:r>
+      <w:r>
+        <w:rPr>
+          <w:rFonts w:hint="eastAsia"/>
+          <w:b/>
+          <w:bCs/>
+        </w:rPr>
+        <w:t xml:space="preserve">和</w:t>
+      </w:r>
+      <w:r>
+        <w:rPr>
+          <w:b/>
+          <w:bCs/>
+        </w:rPr>
+        <w:t xml:space="preserve"> N/(φA)/f</w:t>
+      </w:r>
+      <w:r>
+        <w:rPr>
+          <w:rFonts w:hint="eastAsia"/>
+        </w:rPr>
+        <w:t xml:space="preserve">：两个稳定指标并排放着，</w:t>
+      </w:r>
+      <w:r>
+        <w:rPr>
+          <w:rFonts w:hint="eastAsia"/>
+          <w:b/>
+          <w:bCs/>
+        </w:rPr>
+        <w:t xml:space="preserve">以右边那个为准</w:t>
+      </w:r>
+      <w:r>
+        <w:t xml:space="preserve">。</w:t>
+      </w:r>
+      <w:r>
+        <w:t xml:space="preserve"> </w:t>
+      </w:r>
+      <w:r>
+        <w:rPr>
+          <w:rFonts w:hint="eastAsia"/>
+        </w:rPr>
+        <w:t xml:space="preserve">左边是教科书的欧拉公式，它只在细长杆上可信；右边按规范算，粗短杆也算得了。</w:t>
+      </w:r>
+      <w:r>
+        <w:t xml:space="preserve"> </w:t>
+      </w:r>
+      <w:r>
+        <w:rPr>
+          <w:rFonts w:hint="eastAsia"/>
+        </w:rPr>
+        <w:t xml:space="preserve">两者差很多是正常的——正因为会差很多，才要把它们摆在一起。</w:t>
+      </w:r>
+    </w:p>
+    <w:p>
+      <w:pPr>
+        <w:numPr>
+          <w:ilvl w:val="0"/>
+          <w:numId w:val="1004"/>
+        </w:numPr>
+      </w:pPr>
+      <w:r>
+        <w:rPr>
+          <w:b/>
+          <w:bCs/>
+        </w:rPr>
+        <w:t xml:space="preserve">φ </w:t>
+      </w:r>
+      <w:r>
+        <w:rPr>
+          <w:rFonts w:hint="eastAsia"/>
+          <w:b/>
+          <w:bCs/>
+        </w:rPr>
+        <w:t xml:space="preserve">和类别</w:t>
+      </w:r>
+      <w:r>
+        <w:rPr>
+          <w:rFonts w:hint="eastAsia"/>
+        </w:rPr>
+        <w:t xml:space="preserve">：规范用的稳定系数，以及按哪条曲线取的（a/b/c/d）。</w:t>
+      </w:r>
+      <w:r>
+        <w:t xml:space="preserve"> </w:t>
+      </w:r>
+      <w:r>
+        <w:rPr>
+          <w:rFonts w:hint="eastAsia"/>
+        </w:rPr>
+        <w:t xml:space="preserve">类别不同</w:t>
+      </w:r>
+      <w:r>
+        <w:t xml:space="preserve"> φ </w:t>
+      </w:r>
+      <w:r>
+        <w:rPr>
+          <w:rFonts w:hint="eastAsia"/>
+        </w:rPr>
+        <w:t xml:space="preserve">能差一半，所以这一栏写出来让你知道这个数的来历。</w:t>
+      </w:r>
+    </w:p>
+    <w:p>
+      <w:pPr>
         <w:numPr>
           <w:ilvl w:val="0"/>
           <w:numId w:val="1004"/>
@@ -4597,7 +4818,7 @@
           <w:b/>
           <w:bCs/>
         </w:rPr>
-        <w:t xml:space="preserve">稳定判不了</w:t>
+        <w:t xml:space="preserve">判不了</w:t>
       </w:r>
       <w:r>
         <w:t xml:space="preserve"> </w:t>
@@ -4623,50 +4844,72 @@
         <w:rPr>
           <w:rFonts w:hint="eastAsia"/>
         </w:rPr>
-        <w:t xml:space="preserve">。这根杆又短又粗，</w:t>
-      </w:r>
-      <w:r>
-        <w:t xml:space="preserve"> </w:t>
-      </w:r>
-      <w:r>
-        <w:rPr>
-          <w:rFonts w:hint="eastAsia"/>
-        </w:rPr>
-        <w:t xml:space="preserve">教科书里那个欧拉公式在它身上</w:t>
-      </w:r>
-      <w:r>
-        <w:rPr>
-          <w:rFonts w:hint="eastAsia"/>
-          <w:b/>
-          <w:bCs/>
-        </w:rPr>
-        <w:t xml:space="preserve">不适用</w:t>
-      </w:r>
-      <w:r>
-        <w:rPr>
-          <w:rFonts w:hint="eastAsia"/>
-        </w:rPr>
-        <w:t xml:space="preserve">，所以软件</w:t>
-      </w:r>
-      <w:r>
-        <w:rPr>
-          <w:rFonts w:hint="eastAsia"/>
-          <w:b/>
-          <w:bCs/>
-        </w:rPr>
-        <w:t xml:space="preserve">既不说它行、也不说它不行</w:t>
-      </w:r>
-      <w:r>
-        <w:t xml:space="preserve">。</w:t>
-      </w:r>
-      <w:r>
-        <w:t xml:space="preserve"> </w:t>
-      </w:r>
-      <w:r>
-        <w:rPr>
-          <w:rFonts w:hint="eastAsia"/>
-        </w:rPr>
-        <w:t xml:space="preserve">这不是软件坏了，是它在诚实地说"这个方法回答不了这个问题"。</w:t>
+        <w:t xml:space="preserve">。现在很少见了：只有材料没填屈服应力时</w:t>
+      </w:r>
+      <w:r>
+        <w:t xml:space="preserve"> </w:t>
+      </w:r>
+      <w:r>
+        <w:rPr>
+          <w:rFonts w:hint="eastAsia"/>
+        </w:rPr>
+        <w:t xml:space="preserve">才会出现，因为那时候连规范的方法也算不了。</w:t>
+      </w:r>
+      <w:r>
+        <w:t xml:space="preserve"> </w:t>
+      </w:r>
+      <w:r>
+        <w:rPr>
+          <w:rFonts w:hint="eastAsia"/>
+        </w:rPr>
+        <w:t xml:space="preserve">这不是软件坏了，是它在诚实地说"缺参数，这个问题回答不了"。</w:t>
+      </w:r>
+    </w:p>
+    <w:p>
+      <w:pPr>
+        <w:pStyle w:val="BlockText"/>
+        <w:numPr>
+          <w:ilvl w:val="0"/>
+          <w:numId w:val="1000"/>
+        </w:numPr>
+      </w:pPr>
+      <w:r>
+        <w:rPr>
+          <w:rFonts w:hint="eastAsia"/>
+        </w:rPr>
+        <w:t xml:space="preserve">完整的结论（比如"稳定按</w:t>
+      </w:r>
+      <w:r>
+        <w:t xml:space="preserve"> GB 50017 b </w:t>
+      </w:r>
+      <w:r>
+        <w:rPr>
+          <w:rFonts w:hint="eastAsia"/>
+        </w:rPr>
+        <w:t xml:space="preserve">类，φ=0.954"）在表格</w:t>
+      </w:r>
+      <w:r>
+        <w:rPr>
+          <w:rFonts w:hint="eastAsia"/>
+          <w:b/>
+          <w:bCs/>
+        </w:rPr>
+        <w:t xml:space="preserve">上方的说明里</w:t>
+      </w:r>
+      <w:r>
+        <w:rPr>
+          <w:rFonts w:hint="eastAsia"/>
+        </w:rPr>
+        <w:t xml:space="preserve">，</w:t>
+      </w:r>
+      <w:r>
+        <w:t xml:space="preserve"> </w:t>
+      </w:r>
+      <w:r>
+        <w:rPr>
+          <w:rFonts w:hint="eastAsia"/>
+        </w:rPr>
+        <w:t xml:space="preserve">格子里只放两个字，否则会被截断。</w:t>
       </w:r>
     </w:p>
     <w:p>

--- a/docs/word/使用手册.docx
+++ b/docs/word/使用手册.docx
@@ -6386,7 +6386,7 @@
               <w:t xml:space="preserve">跑</w:t>
             </w:r>
             <w:r>
-              <w:t xml:space="preserve"> 14 </w:t>
+              <w:t xml:space="preserve"> 37 </w:t>
             </w:r>
             <w:r>
               <w:rPr>

--- a/docs/word/使用手册.docx
+++ b/docs/word/使用手册.docx
@@ -2458,67 +2458,45 @@
       <w:r>
         <w:rPr>
           <w:rFonts w:hint="eastAsia"/>
-        </w:rPr>
-        <w:t xml:space="preserve">默认用的是</w:t>
-      </w:r>
-      <w:r>
-        <w:t xml:space="preserve"> </w:t>
-      </w:r>
-      <w:r>
-        <w:rPr>
-          <w:b/>
-          <w:bCs/>
-        </w:rPr>
-        <w:t xml:space="preserve">Abaqus </w:t>
-      </w:r>
-      <w:r>
-        <w:rPr>
-          <w:rFonts w:hint="eastAsia"/>
-          <w:b/>
-          <w:bCs/>
-        </w:rPr>
-        <w:t xml:space="preserve">那套彩虹色</w:t>
-      </w:r>
-      <w:r>
-        <w:rPr>
-          <w:rFonts w:hint="eastAsia"/>
-        </w:rPr>
-        <w:t xml:space="preserve">：</w:t>
-      </w:r>
-      <w:r>
-        <w:rPr>
-          <w:rFonts w:hint="eastAsia"/>
-          <w:b/>
-          <w:bCs/>
-        </w:rPr>
-        <w:t xml:space="preserve">蓝的一头最小，往上经过青、绿、黄、橙，</w:t>
-      </w:r>
-      <w:r>
-        <w:rPr>
-          <w:b/>
-          <w:bCs/>
-        </w:rPr>
-        <w:t xml:space="preserve"> </w:t>
-      </w:r>
-      <w:r>
-        <w:rPr>
-          <w:rFonts w:hint="eastAsia"/>
-          <w:b/>
-          <w:bCs/>
-        </w:rPr>
-        <w:t xml:space="preserve">红的一头最大。</w:t>
-      </w:r>
-      <w:r>
-        <w:t xml:space="preserve"> </w:t>
-      </w:r>
-      <w:r>
-        <w:rPr>
-          <w:rFonts w:hint="eastAsia"/>
-        </w:rPr>
-        <w:t xml:space="preserve">云图分成一格一格的色块，就是为了让你能把杆子上的一段</w:t>
-      </w:r>
-      <w:r>
-        <w:t xml:space="preserve"> </w:t>
+          <w:b/>
+          <w:bCs/>
+        </w:rPr>
+        <w:t xml:space="preserve">蓝的一头最小，往上经过青、绿、黄、橙，红的一头最大。</w:t>
+      </w:r>
+      <w:r>
+        <w:t xml:space="preserve"> </w:t>
+      </w:r>
+      <w:r>
+        <w:rPr>
+          <w:rFonts w:hint="eastAsia"/>
+        </w:rPr>
+        <w:t xml:space="preserve">默认是沿杆</w:t>
+      </w:r>
+      <w:r>
+        <w:t xml:space="preserve"> </w:t>
+      </w:r>
+      <w:r>
+        <w:rPr>
+          <w:rFonts w:hint="eastAsia"/>
+          <w:b/>
+          <w:bCs/>
+        </w:rPr>
+        <w:t xml:space="preserve">平滑渐变</w:t>
+      </w:r>
+      <w:r>
+        <w:rPr>
+          <w:rFonts w:hint="eastAsia"/>
+        </w:rPr>
+        <w:t xml:space="preserve">，一眼看出力沿着杆子怎么变——梁端和跨中红、反弯点附近变蓝。</w:t>
+      </w:r>
+      <w:r>
+        <w:t xml:space="preserve"> </w:t>
+      </w:r>
+      <w:r>
+        <w:rPr>
+          <w:rFonts w:hint="eastAsia"/>
+        </w:rPr>
+        <w:t xml:space="preserve">想把杆子上的一段</w:t>
       </w:r>
       <w:r>
         <w:rPr>
@@ -2529,7 +2507,22 @@
         <w:t xml:space="preserve">对到色标上一个数字区间</w:t>
       </w:r>
       <w:r>
-        <w:t xml:space="preserve">。</w:t>
+        <w:rPr>
+          <w:rFonts w:hint="eastAsia"/>
+        </w:rPr>
+        <w:t xml:space="preserve">，把「分级」从「连续」改成</w:t>
+      </w:r>
+      <w:r>
+        <w:t xml:space="preserve"> </w:t>
+      </w:r>
+      <w:r>
+        <w:t xml:space="preserve">12 </w:t>
+      </w:r>
+      <w:r>
+        <w:rPr>
+          <w:rFonts w:hint="eastAsia"/>
+        </w:rPr>
+        <w:t xml:space="preserve">级之类，云图就变成一格一格的色块。</w:t>
       </w:r>
     </w:p>
     <w:p>

--- a/docs/word/使用手册.docx
+++ b/docs/word/使用手册.docx
@@ -2593,6 +2593,61 @@
       <w:r>
         <w:rPr>
           <w:rFonts w:hint="eastAsia"/>
+          <w:b/>
+          <w:bCs/>
+        </w:rPr>
+        <w:t xml:space="preserve">「内力图」</w:t>
+      </w:r>
+      <w:r>
+        <w:rPr>
+          <w:rFonts w:hint="eastAsia"/>
+        </w:rPr>
+        <w:t xml:space="preserve">：像结构力学课本那样，在每根杆旁边画出弯矩图、剪力图、</w:t>
+      </w:r>
+      <w:r>
+        <w:t xml:space="preserve"> </w:t>
+      </w:r>
+      <w:r>
+        <w:rPr>
+          <w:rFonts w:hint="eastAsia"/>
+        </w:rPr>
+        <w:t xml:space="preserve">轴力图——</w:t>
+      </w:r>
+      <w:r>
+        <w:rPr>
+          <w:rFonts w:hint="eastAsia"/>
+          <w:b/>
+          <w:bCs/>
+        </w:rPr>
+        <w:t xml:space="preserve">高度就是数值</w:t>
+      </w:r>
+      <w:r>
+        <w:rPr>
+          <w:rFonts w:hint="eastAsia"/>
+        </w:rPr>
+        <w:t xml:space="preserve">，弯矩画在受拉侧。剪力、轴力沿杆不变时，</w:t>
+      </w:r>
+      <w:r>
+        <w:t xml:space="preserve"> </w:t>
+      </w:r>
+      <w:r>
+        <w:rPr>
+          <w:rFonts w:hint="eastAsia"/>
+        </w:rPr>
+        <w:t xml:space="preserve">云图上整根杆一个颜色看不出大小，这里画出来是矩形，高矮一眼可比</w:t>
+      </w:r>
+    </w:p>
+    <w:p>
+      <w:pPr>
+        <w:pStyle w:val="Compact"/>
+        <w:numPr>
+          <w:ilvl w:val="0"/>
+          <w:numId w:val="1002"/>
+        </w:numPr>
+      </w:pPr>
+      <w:r>
+        <w:rPr>
+          <w:rFonts w:hint="eastAsia"/>
         </w:rPr>
         <w:t xml:space="preserve">想换看别的力（轴力、剪力、应力），点功能区「结果</w:t>
       </w:r>
@@ -4109,7 +4164,7 @@
               <w:rPr>
                 <w:rFonts w:hint="eastAsia"/>
               </w:rPr>
-              <w:t xml:space="preserve">内力图</w:t>
+              <w:t xml:space="preserve">单杆内力图</w:t>
             </w:r>
           </w:p>
         </w:tc>

--- a/docs/word/使用手册.docx
+++ b/docs/word/使用手册.docx
@@ -2635,6 +2635,91 @@
           <w:rFonts w:hint="eastAsia"/>
         </w:rPr>
         <w:t xml:space="preserve">云图上整根杆一个颜色看不出大小，这里画出来是矩形，高矮一眼可比</w:t>
+      </w:r>
+    </w:p>
+    <w:p>
+      <w:pPr>
+        <w:pStyle w:val="Compact"/>
+        <w:numPr>
+          <w:ilvl w:val="0"/>
+          <w:numId w:val="1002"/>
+        </w:numPr>
+      </w:pPr>
+      <w:r>
+        <w:rPr>
+          <w:rFonts w:hint="eastAsia"/>
+          <w:b/>
+          <w:bCs/>
+        </w:rPr>
+        <w:t xml:space="preserve">「应力比」</w:t>
+      </w:r>
+      <w:r>
+        <w:rPr>
+          <w:rFonts w:hint="eastAsia"/>
+        </w:rPr>
+        <w:t xml:space="preserve">：回答"够不够"——每根杆按强度、折算应力、稳定三者里最不利</w:t>
+      </w:r>
+      <w:r>
+        <w:t xml:space="preserve"> </w:t>
+      </w:r>
+      <w:r>
+        <w:rPr>
+          <w:rFonts w:hint="eastAsia"/>
+        </w:rPr>
+        <w:t xml:space="preserve">的那个着色，蓝（&lt;0.5）→</w:t>
+      </w:r>
+      <w:r>
+        <w:t xml:space="preserve"> </w:t>
+      </w:r>
+      <w:r>
+        <w:rPr>
+          <w:rFonts w:hint="eastAsia"/>
+        </w:rPr>
+        <w:t xml:space="preserve">绿</w:t>
+      </w:r>
+      <w:r>
+        <w:t xml:space="preserve"> → </w:t>
+      </w:r>
+      <w:r>
+        <w:rPr>
+          <w:rFonts w:hint="eastAsia"/>
+        </w:rPr>
+        <w:t xml:space="preserve">黄</w:t>
+      </w:r>
+      <w:r>
+        <w:t xml:space="preserve"> → </w:t>
+      </w:r>
+      <w:r>
+        <w:rPr>
+          <w:rFonts w:hint="eastAsia"/>
+        </w:rPr>
+        <w:t xml:space="preserve">橙（0.9–1.0）→</w:t>
+      </w:r>
+      <w:r>
+        <w:t xml:space="preserve"> </w:t>
+      </w:r>
+      <w:r>
+        <w:rPr>
+          <w:rFonts w:hint="eastAsia"/>
+          <w:b/>
+          <w:bCs/>
+        </w:rPr>
+        <w:t xml:space="preserve">红（&gt;1.0，不合格）</w:t>
+      </w:r>
+      <w:r>
+        <w:rPr>
+          <w:rFonts w:hint="eastAsia"/>
+        </w:rPr>
+        <w:t xml:space="preserve">；</w:t>
+      </w:r>
+      <w:r>
+        <w:t xml:space="preserve"> </w:t>
+      </w:r>
+      <w:r>
+        <w:rPr>
+          <w:rFonts w:hint="eastAsia"/>
+        </w:rPr>
+        <w:t xml:space="preserve">灰色表示这根杆的稳定判不了（粗短柱上欧拉公式不适用）。材料要先给许用应力</w:t>
       </w:r>
     </w:p>
     <w:p>

--- a/docs/word/使用手册.docx
+++ b/docs/word/使用手册.docx
@@ -1315,7 +1315,7 @@
       <w:r>
         <w:drawing>
           <wp:inline>
-            <wp:extent cx="5334000" cy="3167062"/>
+            <wp:extent cx="5334000" cy="2792128"/>
             <wp:effectExtent b="0" l="0" r="0" t="0"/>
             <wp:docPr descr="启动界面" title="" id="12" name="Picture"/>
             <a:graphic>
@@ -1336,7 +1336,7 @@
                   <pic:spPr bwMode="auto">
                     <a:xfrm>
                       <a:off x="0" y="0"/>
-                      <a:ext cx="5334000" cy="3167062"/>
+                      <a:ext cx="5334000" cy="2792128"/>
                     </a:xfrm>
                     <a:prstGeom prst="rect">
                       <a:avLst/>
@@ -2388,7 +2388,7 @@
       <w:r>
         <w:drawing>
           <wp:inline>
-            <wp:extent cx="5334000" cy="3879272"/>
+            <wp:extent cx="5334000" cy="2734865"/>
             <wp:effectExtent b="0" l="0" r="0" t="0"/>
             <wp:docPr descr="弯矩云图" title="" id="18" name="Picture"/>
             <a:graphic>
@@ -2409,7 +2409,7 @@
                   <pic:spPr bwMode="auto">
                     <a:xfrm>
                       <a:off x="0" y="0"/>
-                      <a:ext cx="5334000" cy="3879272"/>
+                      <a:ext cx="5334000" cy="2734865"/>
                     </a:xfrm>
                     <a:prstGeom prst="rect">
                       <a:avLst/>
@@ -4111,7 +4111,7 @@
       <w:r>
         <w:drawing>
           <wp:inline>
-            <wp:extent cx="5334000" cy="3167062"/>
+            <wp:extent cx="5334000" cy="2792128"/>
             <wp:effectExtent b="0" l="0" r="0" t="0"/>
             <wp:docPr descr="结果页功能区" title="" id="27" name="Picture"/>
             <a:graphic>
@@ -4132,7 +4132,7 @@
                   <pic:spPr bwMode="auto">
                     <a:xfrm>
                       <a:off x="0" y="0"/>
-                      <a:ext cx="5334000" cy="3167062"/>
+                      <a:ext cx="5334000" cy="2792128"/>
                     </a:xfrm>
                     <a:prstGeom prst="rect">
                       <a:avLst/>
@@ -4519,7 +4519,7 @@
       <w:r>
         <w:drawing>
           <wp:inline>
-            <wp:extent cx="5334000" cy="3167062"/>
+            <wp:extent cx="5334000" cy="2792128"/>
             <wp:effectExtent b="0" l="0" r="0" t="0"/>
             <wp:docPr descr="强度验算结果" title="" id="30" name="Picture"/>
             <a:graphic>
@@ -4540,7 +4540,7 @@
                   <pic:spPr bwMode="auto">
                     <a:xfrm>
                       <a:off x="0" y="0"/>
-                      <a:ext cx="5334000" cy="3167062"/>
+                      <a:ext cx="5334000" cy="2792128"/>
                     </a:xfrm>
                     <a:prstGeom prst="rect">
                       <a:avLst/>
@@ -5125,7 +5125,7 @@
       <w:r>
         <w:drawing>
           <wp:inline>
-            <wp:extent cx="5334000" cy="3879272"/>
+            <wp:extent cx="5334000" cy="2734865"/>
             <wp:effectExtent b="0" l="0" r="0" t="0"/>
             <wp:docPr descr="应力云图" title="" id="33" name="Picture"/>
             <a:graphic>
@@ -5146,7 +5146,7 @@
                   <pic:spPr bwMode="auto">
                     <a:xfrm>
                       <a:off x="0" y="0"/>
-                      <a:ext cx="5334000" cy="3879272"/>
+                      <a:ext cx="5334000" cy="2734865"/>
                     </a:xfrm>
                     <a:prstGeom prst="rect">
                       <a:avLst/>

--- a/docs/word/使用手册.docx
+++ b/docs/word/使用手册.docx
@@ -1315,7 +1315,7 @@
       <w:r>
         <w:drawing>
           <wp:inline>
-            <wp:extent cx="5334000" cy="2792128"/>
+            <wp:extent cx="5334000" cy="2793682"/>
             <wp:effectExtent b="0" l="0" r="0" t="0"/>
             <wp:docPr descr="启动界面" title="" id="12" name="Picture"/>
             <a:graphic>
@@ -1336,7 +1336,7 @@
                   <pic:spPr bwMode="auto">
                     <a:xfrm>
                       <a:off x="0" y="0"/>
-                      <a:ext cx="5334000" cy="2792128"/>
+                      <a:ext cx="5334000" cy="2793682"/>
                     </a:xfrm>
                     <a:prstGeom prst="rect">
                       <a:avLst/>
@@ -2388,7 +2388,7 @@
       <w:r>
         <w:drawing>
           <wp:inline>
-            <wp:extent cx="5334000" cy="2734865"/>
+            <wp:extent cx="5334000" cy="2733675"/>
             <wp:effectExtent b="0" l="0" r="0" t="0"/>
             <wp:docPr descr="弯矩云图" title="" id="18" name="Picture"/>
             <a:graphic>
@@ -2409,7 +2409,7 @@
                   <pic:spPr bwMode="auto">
                     <a:xfrm>
                       <a:off x="0" y="0"/>
-                      <a:ext cx="5334000" cy="2734865"/>
+                      <a:ext cx="5334000" cy="2733675"/>
                     </a:xfrm>
                     <a:prstGeom prst="rect">
                       <a:avLst/>
@@ -4111,7 +4111,7 @@
       <w:r>
         <w:drawing>
           <wp:inline>
-            <wp:extent cx="5334000" cy="2792128"/>
+            <wp:extent cx="5334000" cy="2793682"/>
             <wp:effectExtent b="0" l="0" r="0" t="0"/>
             <wp:docPr descr="结果页功能区" title="" id="27" name="Picture"/>
             <a:graphic>
@@ -4132,7 +4132,7 @@
                   <pic:spPr bwMode="auto">
                     <a:xfrm>
                       <a:off x="0" y="0"/>
-                      <a:ext cx="5334000" cy="2792128"/>
+                      <a:ext cx="5334000" cy="2793682"/>
                     </a:xfrm>
                     <a:prstGeom prst="rect">
                       <a:avLst/>
@@ -4519,7 +4519,7 @@
       <w:r>
         <w:drawing>
           <wp:inline>
-            <wp:extent cx="5334000" cy="2792128"/>
+            <wp:extent cx="5334000" cy="2793682"/>
             <wp:effectExtent b="0" l="0" r="0" t="0"/>
             <wp:docPr descr="强度验算结果" title="" id="30" name="Picture"/>
             <a:graphic>
@@ -4540,7 +4540,7 @@
                   <pic:spPr bwMode="auto">
                     <a:xfrm>
                       <a:off x="0" y="0"/>
-                      <a:ext cx="5334000" cy="2792128"/>
+                      <a:ext cx="5334000" cy="2793682"/>
                     </a:xfrm>
                     <a:prstGeom prst="rect">
                       <a:avLst/>
@@ -5125,7 +5125,7 @@
       <w:r>
         <w:drawing>
           <wp:inline>
-            <wp:extent cx="5334000" cy="2734865"/>
+            <wp:extent cx="5334000" cy="2733675"/>
             <wp:effectExtent b="0" l="0" r="0" t="0"/>
             <wp:docPr descr="应力云图" title="" id="33" name="Picture"/>
             <a:graphic>
@@ -5146,7 +5146,7 @@
                   <pic:spPr bwMode="auto">
                     <a:xfrm>
                       <a:off x="0" y="0"/>
-                      <a:ext cx="5334000" cy="2734865"/>
+                      <a:ext cx="5334000" cy="2733675"/>
                     </a:xfrm>
                     <a:prstGeom prst="rect">
                       <a:avLst/>

--- a/docs/word/使用手册.docx
+++ b/docs/word/使用手册.docx
@@ -1726,6 +1726,26 @@
         <w:rPr>
           <w:rFonts w:hint="eastAsia"/>
         </w:rPr>
+        <w:t xml:space="preserve">首屏推荐参数化框架；AI</w:t>
+      </w:r>
+      <w:r>
+        <w:t xml:space="preserve"> </w:t>
+      </w:r>
+      <w:r>
+        <w:rPr>
+          <w:rFonts w:hint="eastAsia"/>
+        </w:rPr>
+        <w:t xml:space="preserve">识别图纸属于实验性功能，识别后需核对再加载。</w:t>
+      </w:r>
+    </w:p>
+    <w:p>
+      <w:pPr>
+        <w:pStyle w:val="BodyText"/>
+      </w:pPr>
+      <w:r>
+        <w:rPr>
+          <w:rFonts w:hint="eastAsia"/>
+        </w:rPr>
         <w:t xml:space="preserve">点「参数化框架」，弹出「参数化建模」窗口。最上面选</w:t>
       </w:r>
       <w:r>
@@ -4002,6 +4022,61 @@
     </w:p>
     <w:p>
       <w:pPr>
+        <w:pStyle w:val="BodyText"/>
+      </w:pPr>
+      <w:r>
+        <w:rPr>
+          <w:rFonts w:hint="eastAsia"/>
+        </w:rPr>
+        <w:t xml:space="preserve">后台求解、识别或截面优化执行期间，模型编辑入口会暂时禁用，视角仍可旋转和缩放。</w:t>
+      </w:r>
+      <w:r>
+        <w:t xml:space="preserve"> </w:t>
+      </w:r>
+      <w:r>
+        <w:rPr>
+          <w:rFonts w:hint="eastAsia"/>
+        </w:rPr>
+        <w:t xml:space="preserve">长任务可点击状态栏的</w:t>
+      </w:r>
+      <w:r>
+        <w:t xml:space="preserve"> </w:t>
+      </w:r>
+      <w:r>
+        <w:rPr>
+          <w:rFonts w:hint="eastAsia"/>
+          <w:b/>
+          <w:bCs/>
+        </w:rPr>
+        <w:t xml:space="preserve">停止任务</w:t>
+      </w:r>
+      <w:r>
+        <w:rPr>
+          <w:rFonts w:hint="eastAsia"/>
+        </w:rPr>
+        <w:t xml:space="preserve">；系统在增量、参数样本或网格阶段之间安全停止，</w:t>
+      </w:r>
+      <w:r>
+        <w:t xml:space="preserve"> </w:t>
+      </w:r>
+      <w:r>
+        <w:rPr>
+          <w:rFonts w:hint="eastAsia"/>
+        </w:rPr>
+        <w:t xml:space="preserve">矩阵分解完成前需要等待。关闭窗口也会先请求停止，任务结束后再退出。</w:t>
+      </w:r>
+      <w:r>
+        <w:t xml:space="preserve"> </w:t>
+      </w:r>
+      <w:r>
+        <w:rPr>
+          <w:rFonts w:hint="eastAsia"/>
+        </w:rPr>
+        <w:t xml:space="preserve">状态栏显示当前分析类型，鼠标停在求解状态上可查看本次求解编号、模型指纹和参数。</w:t>
+      </w:r>
+    </w:p>
+    <w:p>
+      <w:pPr>
         <w:pStyle w:val="BlockText"/>
       </w:pPr>
       <w:r>
@@ -4111,7 +4186,7 @@
       <w:r>
         <w:drawing>
           <wp:inline>
-            <wp:extent cx="5334000" cy="2792128"/>
+            <wp:extent cx="5334000" cy="2734865"/>
             <wp:effectExtent b="0" l="0" r="0" t="0"/>
             <wp:docPr descr="结果页功能区" title="" id="27" name="Picture"/>
             <a:graphic>
@@ -4132,7 +4207,7 @@
                   <pic:spPr bwMode="auto">
                     <a:xfrm>
                       <a:off x="0" y="0"/>
-                      <a:ext cx="5334000" cy="2792128"/>
+                      <a:ext cx="5334000" cy="2734865"/>
                     </a:xfrm>
                     <a:prstGeom prst="rect">
                       <a:avLst/>
@@ -4517,9 +4592,49 @@
         <w:pStyle w:val="BodyText"/>
       </w:pPr>
       <w:r>
+        <w:rPr>
+          <w:rFonts w:hint="eastAsia"/>
+        </w:rPr>
+        <w:t xml:space="preserve">表格的</w:t>
+      </w:r>
+      <w:r>
+        <w:t xml:space="preserve"> </w:t>
+      </w:r>
+      <w:r>
+        <w:rPr>
+          <w:rFonts w:hint="eastAsia"/>
+          <w:b/>
+          <w:bCs/>
+        </w:rPr>
+        <w:t xml:space="preserve">结果筛选</w:t>
+      </w:r>
+      <w:r>
+        <w:t xml:space="preserve"> </w:t>
+      </w:r>
+      <w:r>
+        <w:rPr>
+          <w:rFonts w:hint="eastAsia"/>
+        </w:rPr>
+        <w:t xml:space="preserve">可切换全部、超限或无法判定；排序后仍可点击行定位对应杆件。</w:t>
+      </w:r>
+      <w:r>
+        <w:t xml:space="preserve"> </w:t>
+      </w:r>
+      <w:r>
+        <w:rPr>
+          <w:rFonts w:hint="eastAsia"/>
+        </w:rPr>
+        <w:t xml:space="preserve">支座与荷载标签会自动避让，选中对象的标签优先显示，箭头和约束符号保持可见。</w:t>
+      </w:r>
+    </w:p>
+    <w:p>
+      <w:pPr>
+        <w:pStyle w:val="BodyText"/>
+      </w:pPr>
+      <w:r>
         <w:drawing>
           <wp:inline>
-            <wp:extent cx="5334000" cy="2792128"/>
+            <wp:extent cx="5334000" cy="2734865"/>
             <wp:effectExtent b="0" l="0" r="0" t="0"/>
             <wp:docPr descr="强度验算结果" title="" id="30" name="Picture"/>
             <a:graphic>
@@ -4540,7 +4655,7 @@
                   <pic:spPr bwMode="auto">
                     <a:xfrm>
                       <a:off x="0" y="0"/>
-                      <a:ext cx="5334000" cy="2792128"/>
+                      <a:ext cx="5334000" cy="2734865"/>
                     </a:xfrm>
                     <a:prstGeom prst="rect">
                       <a:avLst/>
@@ -5282,6 +5397,44 @@
           <w:rFonts w:hint="eastAsia"/>
         </w:rPr>
         <w:t xml:space="preserve">，不是另外算的。</w:t>
+      </w:r>
+    </w:p>
+    <w:p>
+      <w:pPr>
+        <w:pStyle w:val="BodyText"/>
+      </w:pPr>
+      <w:r>
+        <w:rPr>
+          <w:rFonts w:hint="eastAsia"/>
+        </w:rPr>
+        <w:t xml:space="preserve">导出复用当前分析结果，保留线性、P-Δ</w:t>
+      </w:r>
+      <w:r>
+        <w:t xml:space="preserve"> </w:t>
+      </w:r>
+      <w:r>
+        <w:rPr>
+          <w:rFonts w:hint="eastAsia"/>
+        </w:rPr>
+        <w:t xml:space="preserve">或材料非线性分析类型；报告携带求解编号、</w:t>
+      </w:r>
+      <w:r>
+        <w:t xml:space="preserve"> </w:t>
+      </w:r>
+      <w:r>
+        <w:rPr>
+          <w:rFonts w:hint="eastAsia"/>
+        </w:rPr>
+        <w:t xml:space="preserve">模型指纹与分析参数。模型修改后，旧结果表、探针、内力曲线和云图一并失效，需要重新求解。</w:t>
+      </w:r>
+      <w:r>
+        <w:t xml:space="preserve"> </w:t>
+      </w:r>
+      <w:r>
+        <w:rPr>
+          <w:rFonts w:hint="eastAsia"/>
+        </w:rPr>
+        <w:t xml:space="preserve">正式保存与自动保存都先写完整临时文件再替换；保存失败会说明原因并提示检查权限或另选目录。</w:t>
       </w:r>
     </w:p>
     <w:bookmarkEnd w:id="36"/>

--- a/docs/word/使用手册.docx
+++ b/docs/word/使用手册.docx
@@ -1315,7 +1315,7 @@
       <w:r>
         <w:drawing>
           <wp:inline>
-            <wp:extent cx="5334000" cy="2792128"/>
+            <wp:extent cx="5334000" cy="3333750"/>
             <wp:effectExtent b="0" l="0" r="0" t="0"/>
             <wp:docPr descr="启动界面" title="" id="12" name="Picture"/>
             <a:graphic>
@@ -1336,7 +1336,7 @@
                   <pic:spPr bwMode="auto">
                     <a:xfrm>
                       <a:off x="0" y="0"/>
-                      <a:ext cx="5334000" cy="2792128"/>
+                      <a:ext cx="5334000" cy="3333750"/>
                     </a:xfrm>
                     <a:prstGeom prst="rect">
                       <a:avLst/>
@@ -2408,7 +2408,7 @@
       <w:r>
         <w:drawing>
           <wp:inline>
-            <wp:extent cx="5334000" cy="2734865"/>
+            <wp:extent cx="5334000" cy="3333750"/>
             <wp:effectExtent b="0" l="0" r="0" t="0"/>
             <wp:docPr descr="弯矩云图" title="" id="18" name="Picture"/>
             <a:graphic>
@@ -2429,7 +2429,7 @@
                   <pic:spPr bwMode="auto">
                     <a:xfrm>
                       <a:off x="0" y="0"/>
-                      <a:ext cx="5334000" cy="2734865"/>
+                      <a:ext cx="5334000" cy="3333750"/>
                     </a:xfrm>
                     <a:prstGeom prst="rect">
                       <a:avLst/>
@@ -4156,7 +4156,7 @@
         <w:rPr>
           <w:rFonts w:hint="eastAsia"/>
         </w:rPr>
-        <w:t xml:space="preserve">功能区</w:t>
+        <w:t xml:space="preserve">顶部默认保留功能页签和一行常用工具。选中</w:t>
       </w:r>
       <w:r>
         <w:t xml:space="preserve"> </w:t>
@@ -4176,7 +4176,56 @@
         <w:rPr>
           <w:rFonts w:hint="eastAsia"/>
         </w:rPr>
-        <w:t xml:space="preserve">页，从左到右：</w:t>
+        <w:t xml:space="preserve">页即可直接验算或导出报告；</w:t>
+      </w:r>
+      <w:r>
+        <w:t xml:space="preserve"> </w:t>
+      </w:r>
+      <w:r>
+        <w:rPr>
+          <w:rFonts w:hint="eastAsia"/>
+        </w:rPr>
+        <w:t xml:space="preserve">点击右上角的</w:t>
+      </w:r>
+      <w:r>
+        <w:t xml:space="preserve"> </w:t>
+      </w:r>
+      <w:r>
+        <w:rPr>
+          <w:rFonts w:hint="eastAsia"/>
+          <w:b/>
+          <w:bCs/>
+        </w:rPr>
+        <w:t xml:space="preserve">更多命令</w:t>
+      </w:r>
+      <w:r>
+        <w:t xml:space="preserve"> </w:t>
+      </w:r>
+      <w:r>
+        <w:rPr>
+          <w:rFonts w:hint="eastAsia"/>
+        </w:rPr>
+        <w:t xml:space="preserve">可展开完整功能区，再次点击收起命令恢复紧凑布局。</w:t>
+      </w:r>
+      <w:r>
+        <w:t xml:space="preserve"> </w:t>
+      </w:r>
+      <w:r>
+        <w:rPr>
+          <w:rFonts w:hint="eastAsia"/>
+        </w:rPr>
+        <w:t xml:space="preserve">视角、编辑与显示模式通过带文字的菜单切换。分析流程入口与下一步操作位于底部状态栏。</w:t>
+      </w:r>
+    </w:p>
+    <w:p>
+      <w:pPr>
+        <w:pStyle w:val="BodyText"/>
+      </w:pPr>
+      <w:r>
+        <w:rPr>
+          <w:rFonts w:hint="eastAsia"/>
+        </w:rPr>
+        <w:t xml:space="preserve">展开后的结果页提供以下操作：</w:t>
       </w:r>
     </w:p>
     <w:p>
@@ -4186,7 +4235,7 @@
       <w:r>
         <w:drawing>
           <wp:inline>
-            <wp:extent cx="5334000" cy="2734865"/>
+            <wp:extent cx="5334000" cy="3333750"/>
             <wp:effectExtent b="0" l="0" r="0" t="0"/>
             <wp:docPr descr="结果页功能区" title="" id="27" name="Picture"/>
             <a:graphic>
@@ -4207,7 +4256,7 @@
                   <pic:spPr bwMode="auto">
                     <a:xfrm>
                       <a:off x="0" y="0"/>
-                      <a:ext cx="5334000" cy="2734865"/>
+                      <a:ext cx="5334000" cy="3333750"/>
                     </a:xfrm>
                     <a:prstGeom prst="rect">
                       <a:avLst/>
@@ -4595,6 +4644,122 @@
         <w:rPr>
           <w:rFonts w:hint="eastAsia"/>
         </w:rPr>
+        <w:t xml:space="preserve">表格上方先显示最大应力比、最大折算比、超限杆件数与无法判定数。</w:t>
+      </w:r>
+      <w:r>
+        <w:t xml:space="preserve"> </w:t>
+      </w:r>
+      <w:r>
+        <w:rPr>
+          <w:rFonts w:hint="eastAsia"/>
+        </w:rPr>
+        <w:t xml:space="preserve">点击极值卡片可定位对应杆件，点击清单可筛选相应结果。</w:t>
+      </w:r>
+      <w:r>
+        <w:t xml:space="preserve"> </w:t>
+      </w:r>
+      <w:r>
+        <w:rPr>
+          <w:rFonts w:hint="eastAsia"/>
+        </w:rPr>
+        <w:t xml:space="preserve">默认只显示六个关键列，剪切折算比与规范稳定比始终保留；勾选</w:t>
+      </w:r>
+      <w:r>
+        <w:t xml:space="preserve"> </w:t>
+      </w:r>
+      <w:r>
+        <w:rPr>
+          <w:rFonts w:hint="eastAsia"/>
+          <w:b/>
+          <w:bCs/>
+        </w:rPr>
+        <w:t xml:space="preserve">全部计算列</w:t>
+      </w:r>
+      <w:r>
+        <w:t xml:space="preserve"> </w:t>
+      </w:r>
+      <w:r>
+        <w:rPr>
+          <w:rFonts w:hint="eastAsia"/>
+        </w:rPr>
+        <w:t xml:space="preserve">查看长细比、φ、类别和</w:t>
+      </w:r>
+      <w:r>
+        <w:t xml:space="preserve"> μ </w:t>
+      </w:r>
+      <w:r>
+        <w:rPr>
+          <w:rFonts w:hint="eastAsia"/>
+        </w:rPr>
+        <w:t xml:space="preserve">来源等诊断列。</w:t>
+      </w:r>
+      <w:r>
+        <w:t xml:space="preserve"> </w:t>
+      </w:r>
+      <w:r>
+        <w:rPr>
+          <w:rFonts w:hint="eastAsia"/>
+        </w:rPr>
+        <w:t xml:space="preserve">完整结论和适用限制保存在</w:t>
+      </w:r>
+      <w:r>
+        <w:t xml:space="preserve"> </w:t>
+      </w:r>
+      <w:r>
+        <w:rPr>
+          <w:rFonts w:hint="eastAsia"/>
+          <w:b/>
+          <w:bCs/>
+        </w:rPr>
+        <w:t xml:space="preserve">计算说明</w:t>
+      </w:r>
+      <w:r>
+        <w:t xml:space="preserve"> </w:t>
+      </w:r>
+      <w:r>
+        <w:rPr>
+          <w:rFonts w:hint="eastAsia"/>
+        </w:rPr>
+        <w:t xml:space="preserve">中，云图量程、色系等参数由</w:t>
+      </w:r>
+      <w:r>
+        <w:t xml:space="preserve"> </w:t>
+      </w:r>
+      <w:r>
+        <w:rPr>
+          <w:rFonts w:hint="eastAsia"/>
+          <w:b/>
+          <w:bCs/>
+        </w:rPr>
+        <w:t xml:space="preserve">显示设置</w:t>
+      </w:r>
+      <w:r>
+        <w:t xml:space="preserve"> </w:t>
+      </w:r>
+      <w:r>
+        <w:rPr>
+          <w:rFonts w:hint="eastAsia"/>
+        </w:rPr>
+        <w:t xml:space="preserve">打开。</w:t>
+      </w:r>
+      <w:r>
+        <w:t xml:space="preserve"> </w:t>
+      </w:r>
+      <w:r>
+        <w:rPr>
+          <w:rFonts w:hint="eastAsia"/>
+        </w:rPr>
+        <w:t xml:space="preserve">计算失败或结果失效时，原因和下一步会直接展开显示。</w:t>
+      </w:r>
+    </w:p>
+    <w:p>
+      <w:pPr>
+        <w:pStyle w:val="BodyText"/>
+      </w:pPr>
+      <w:r>
+        <w:rPr>
+          <w:rFonts w:hint="eastAsia"/>
+        </w:rPr>
         <w:t xml:space="preserve">表格的</w:t>
       </w:r>
       <w:r>
@@ -4634,7 +4799,7 @@
       <w:r>
         <w:drawing>
           <wp:inline>
-            <wp:extent cx="5334000" cy="2734865"/>
+            <wp:extent cx="5334000" cy="3333750"/>
             <wp:effectExtent b="0" l="0" r="0" t="0"/>
             <wp:docPr descr="强度验算结果" title="" id="30" name="Picture"/>
             <a:graphic>
@@ -4655,7 +4820,7 @@
                   <pic:spPr bwMode="auto">
                     <a:xfrm>
                       <a:off x="0" y="0"/>
-                      <a:ext cx="5334000" cy="2734865"/>
+                      <a:ext cx="5334000" cy="3333750"/>
                     </a:xfrm>
                     <a:prstGeom prst="rect">
                       <a:avLst/>
@@ -5240,7 +5405,7 @@
       <w:r>
         <w:drawing>
           <wp:inline>
-            <wp:extent cx="5334000" cy="2734865"/>
+            <wp:extent cx="5334000" cy="3333750"/>
             <wp:effectExtent b="0" l="0" r="0" t="0"/>
             <wp:docPr descr="应力云图" title="" id="33" name="Picture"/>
             <a:graphic>
@@ -5261,7 +5426,7 @@
                   <pic:spPr bwMode="auto">
                     <a:xfrm>
                       <a:off x="0" y="0"/>
-                      <a:ext cx="5334000" cy="2734865"/>
+                      <a:ext cx="5334000" cy="3333750"/>
                     </a:xfrm>
                     <a:prstGeom prst="rect">
                       <a:avLst/>
@@ -7476,7 +7641,7 @@
         <w:rPr>
           <w:rFonts w:hint="eastAsia"/>
         </w:rPr>
-        <w:t xml:space="preserve">从左往右走顶上那条流程条：建模</w:t>
+        <w:t xml:space="preserve">使用底部流程菜单和下一步按钮：建模</w:t>
       </w:r>
       <w:r>
         <w:t xml:space="preserve"> → </w:t>

--- a/docs/word/使用手册.docx
+++ b/docs/word/使用手册.docx
@@ -2553,6 +2553,101 @@
         <w:rPr>
           <w:rFonts w:hint="eastAsia"/>
         </w:rPr>
+        <w:t xml:space="preserve">视口左上角的摘要显示当前分量、</w:t>
+      </w:r>
+      <w:r>
+        <w:rPr>
+          <w:rFonts w:hint="eastAsia"/>
+          <w:b/>
+          <w:bCs/>
+        </w:rPr>
+        <w:t xml:space="preserve">真实峰值</w:t>
+      </w:r>
+      <w:r>
+        <w:t xml:space="preserve">、</w:t>
+      </w:r>
+      <w:r>
+        <w:rPr>
+          <w:rFonts w:hint="eastAsia"/>
+          <w:b/>
+          <w:bCs/>
+        </w:rPr>
+        <w:t xml:space="preserve">色标范围</w:t>
+      </w:r>
+      <w:r>
+        <w:rPr>
+          <w:rFonts w:hint="eastAsia"/>
+        </w:rPr>
+        <w:t xml:space="preserve">和裁剪/筛选状态。</w:t>
+      </w:r>
+      <w:r>
+        <w:t xml:space="preserve"> </w:t>
+      </w:r>
+      <w:r>
+        <w:rPr>
+          <w:rFonts w:hint="eastAsia"/>
+        </w:rPr>
+        <w:t xml:space="preserve">真实峰值取完整结果的最大绝对值；仅正值或仅负值筛选只影响着色。</w:t>
+      </w:r>
+      <w:r>
+        <w:t xml:space="preserve"> </w:t>
+      </w:r>
+      <w:r>
+        <w:t xml:space="preserve">95% </w:t>
+      </w:r>
+      <w:r>
+        <w:rPr>
+          <w:rFonts w:hint="eastAsia"/>
+        </w:rPr>
+        <w:t xml:space="preserve">裁剪会让超出量程的颜色饱和，因此读取最大值应看真实峰值或极值标注。</w:t>
+      </w:r>
+      <w:r>
+        <w:t xml:space="preserve"> </w:t>
+      </w:r>
+      <w:r>
+        <w:rPr>
+          <w:rFonts w:hint="eastAsia"/>
+        </w:rPr>
+        <w:t xml:space="preserve">点击摘要中的</w:t>
+      </w:r>
+      <w:r>
+        <w:t xml:space="preserve"> </w:t>
+      </w:r>
+      <w:r>
+        <w:rPr>
+          <w:rFonts w:hint="eastAsia"/>
+          <w:b/>
+          <w:bCs/>
+        </w:rPr>
+        <w:t xml:space="preserve">说明</w:t>
+      </w:r>
+      <w:r>
+        <w:t xml:space="preserve"> </w:t>
+      </w:r>
+      <w:r>
+        <w:rPr>
+          <w:rFonts w:hint="eastAsia"/>
+        </w:rPr>
+        <w:t xml:space="preserve">查看正负号定义和适用限制；σ</w:t>
+      </w:r>
+      <w:r>
+        <w:t xml:space="preserve"> </w:t>
+      </w:r>
+      <w:r>
+        <w:rPr>
+          <w:rFonts w:hint="eastAsia"/>
+        </w:rPr>
+        <w:t xml:space="preserve">是梁截面正应力，不包含剪切与扭转剪应力，也不能替代完整承载力验算。</w:t>
+      </w:r>
+    </w:p>
+    <w:p>
+      <w:pPr>
+        <w:pStyle w:val="BodyText"/>
+      </w:pPr>
+      <w:r>
+        <w:rPr>
+          <w:rFonts w:hint="eastAsia"/>
+        </w:rPr>
         <w:t xml:space="preserve">顶上还有几个常用视角：</w:t>
       </w:r>
     </w:p>
@@ -3176,6 +3271,84 @@
           <w:rFonts w:hint="eastAsia"/>
         </w:rPr>
         <w:t xml:space="preserve">数字对不上，说明哪一步漏了。</w:t>
+      </w:r>
+    </w:p>
+    <w:p>
+      <w:pPr>
+        <w:pStyle w:val="BodyText"/>
+      </w:pPr>
+      <w:r>
+        <w:rPr>
+          <w:rFonts w:hint="eastAsia"/>
+        </w:rPr>
+        <w:t xml:space="preserve">在视口或模型树中选中杆件后，左侧</w:t>
+      </w:r>
+      <w:r>
+        <w:t xml:space="preserve"> </w:t>
+      </w:r>
+      <w:r>
+        <w:rPr>
+          <w:rFonts w:hint="eastAsia"/>
+          <w:b/>
+          <w:bCs/>
+        </w:rPr>
+        <w:t xml:space="preserve">属性</w:t>
+      </w:r>
+      <w:r>
+        <w:t xml:space="preserve"> </w:t>
+      </w:r>
+      <w:r>
+        <w:rPr>
+          <w:rFonts w:hint="eastAsia"/>
+        </w:rPr>
+        <w:t xml:space="preserve">先显示端点、长度、截面和材料。</w:t>
+      </w:r>
+      <w:r>
+        <w:t xml:space="preserve"> </w:t>
+      </w:r>
+      <w:r>
+        <w:rPr>
+          <w:rFonts w:hint="eastAsia"/>
+        </w:rPr>
+        <w:t xml:space="preserve">展开</w:t>
+      </w:r>
+      <w:r>
+        <w:t xml:space="preserve"> </w:t>
+      </w:r>
+      <w:r>
+        <w:rPr>
+          <w:rFonts w:hint="eastAsia"/>
+          <w:b/>
+          <w:bCs/>
+        </w:rPr>
+        <w:t xml:space="preserve">高级参数</w:t>
+      </w:r>
+      <w:r>
+        <w:t xml:space="preserve"> </w:t>
+      </w:r>
+      <w:r>
+        <w:rPr>
+          <w:rFonts w:hint="eastAsia"/>
+        </w:rPr>
+        <w:t xml:space="preserve">可编辑梁方向、刚域偏移、计算长度系数与端部约束；节点属性直接显示坐标和支座约束。</w:t>
+      </w:r>
+      <w:r>
+        <w:t xml:space="preserve"> </w:t>
+      </w:r>
+      <w:r>
+        <w:rPr>
+          <w:rFonts w:hint="eastAsia"/>
+        </w:rPr>
+        <w:t xml:space="preserve">输入完成后按回车或移开焦点提交。非法输入会恢复原值，并在对应字段旁显示原因和修改建议；窄屏会滚动到该提示。</w:t>
+      </w:r>
+      <w:r>
+        <w:t xml:space="preserve"> </w:t>
+      </w:r>
+      <w:r>
+        <w:rPr>
+          <w:rFonts w:hint="eastAsia"/>
+        </w:rPr>
+        <w:t xml:space="preserve">成功修改会使原有分析结果失效，需要重新求解；可用撤销恢复修改。</w:t>
       </w:r>
     </w:p>
     <w:bookmarkEnd w:id="22"/>

--- a/docs/word/使用手册.docx
+++ b/docs/word/使用手册.docx
@@ -4329,7 +4329,16 @@
         <w:rPr>
           <w:rFonts w:hint="eastAsia"/>
         </w:rPr>
-        <w:t xml:space="preserve">顶部默认保留功能页签和一行常用工具。选中</w:t>
+        <w:t xml:space="preserve">顶部默认展开完整模块功能区，下方保留常驻工具栏与分析流程。</w:t>
+      </w:r>
+      <w:r>
+        <w:t xml:space="preserve"> </w:t>
+      </w:r>
+      <w:r>
+        <w:rPr>
+          <w:rFonts w:hint="eastAsia"/>
+        </w:rPr>
+        <w:t xml:space="preserve">选中</w:t>
       </w:r>
       <w:r>
         <w:t xml:space="preserve"> </w:t>
@@ -4349,16 +4358,36 @@
         <w:rPr>
           <w:rFonts w:hint="eastAsia"/>
         </w:rPr>
-        <w:t xml:space="preserve">页即可直接验算或导出报告；</w:t>
-      </w:r>
-      <w:r>
-        <w:t xml:space="preserve"> </w:t>
-      </w:r>
-      <w:r>
-        <w:rPr>
-          <w:rFonts w:hint="eastAsia"/>
-        </w:rPr>
-        <w:t xml:space="preserve">点击右上角的</w:t>
+        <w:t xml:space="preserve">页即可直接验算或导出报告；点击右上角的</w:t>
+      </w:r>
+      <w:r>
+        <w:t xml:space="preserve"> </w:t>
+      </w:r>
+      <w:r>
+        <w:rPr>
+          <w:rFonts w:hint="eastAsia"/>
+          <w:b/>
+          <w:bCs/>
+        </w:rPr>
+        <w:t xml:space="preserve">收起命令</w:t>
+      </w:r>
+      <w:r>
+        <w:t xml:space="preserve"> </w:t>
+      </w:r>
+      <w:r>
+        <w:rPr>
+          <w:rFonts w:hint="eastAsia"/>
+        </w:rPr>
+        <w:t xml:space="preserve">或双击页签可收起内容，</w:t>
+      </w:r>
+      <w:r>
+        <w:t xml:space="preserve"> </w:t>
+      </w:r>
+      <w:r>
+        <w:rPr>
+          <w:rFonts w:hint="eastAsia"/>
+        </w:rPr>
+        <w:t xml:space="preserve">再点</w:t>
       </w:r>
       <w:r>
         <w:t xml:space="preserve"> </w:t>
@@ -4378,16 +4407,72 @@
         <w:rPr>
           <w:rFonts w:hint="eastAsia"/>
         </w:rPr>
-        <w:t xml:space="preserve">可展开完整功能区，再次点击收起命令恢复紧凑布局。</w:t>
-      </w:r>
-      <w:r>
-        <w:t xml:space="preserve"> </w:t>
-      </w:r>
-      <w:r>
-        <w:rPr>
-          <w:rFonts w:hint="eastAsia"/>
-        </w:rPr>
-        <w:t xml:space="preserve">视角、编辑与显示模式通过带文字的菜单切换。分析流程入口与下一步操作位于底部状态栏。</w:t>
+        <w:t xml:space="preserve">展开。视角、选择、编辑与显示模式有直接按钮；窄屏会缩短按钮显示，</w:t>
+      </w:r>
+      <w:r>
+        <w:t xml:space="preserve"> </w:t>
+      </w:r>
+      <w:r>
+        <w:rPr>
+          <w:rFonts w:hint="eastAsia"/>
+        </w:rPr>
+        <w:t xml:space="preserve">当前模式保留文字，鼠标停留半秒可查看完整名称、快捷键与用途。</w:t>
+      </w:r>
+      <w:r>
+        <w:t xml:space="preserve"> </w:t>
+      </w:r>
+      <w:r>
+        <w:rPr>
+          <w:rFonts w:hint="eastAsia"/>
+        </w:rPr>
+        <w:t xml:space="preserve">开始手工建模后，建模设置按钮提供工作平面、捕捉和精确坐标。</w:t>
+      </w:r>
+    </w:p>
+    <w:p>
+      <w:pPr>
+        <w:pStyle w:val="BodyText"/>
+      </w:pPr>
+      <w:r>
+        <w:rPr>
+          <w:rFonts w:hint="eastAsia"/>
+        </w:rPr>
+        <w:t xml:space="preserve">模型树、属性与结果等面板的标题栏右侧有独立窗口图标。移出后可并排查看模型与表格，</w:t>
+      </w:r>
+      <w:r>
+        <w:t xml:space="preserve"> </w:t>
+      </w:r>
+      <w:r>
+        <w:rPr>
+          <w:rFonts w:hint="eastAsia"/>
+        </w:rPr>
+        <w:t xml:space="preserve">窗口中的停靠回工作区按钮可返回原位；未提交输入、表格内容和选择状态会保留。</w:t>
+      </w:r>
+      <w:r>
+        <w:t xml:space="preserve"> </w:t>
+      </w:r>
+      <w:r>
+        <w:rPr>
+          <w:rFonts w:hint="eastAsia"/>
+        </w:rPr>
+        <w:t xml:space="preserve">关闭独立窗口后仍可从原侧栏入口重开。截面优化默认使用独立窗口，也可停靠回底部。</w:t>
+      </w:r>
+      <w:r>
+        <w:t xml:space="preserve"> </w:t>
+      </w:r>
+      <w:r>
+        <w:rPr>
+          <w:rFonts w:hint="eastAsia"/>
+        </w:rPr>
+        <w:t xml:space="preserve">拖动面板内侧边缘可调尺寸，双击边缘恢复默认；Tab</w:t>
+      </w:r>
+      <w:r>
+        <w:t xml:space="preserve"> </w:t>
+      </w:r>
+      <w:r>
+        <w:rPr>
+          <w:rFonts w:hint="eastAsia"/>
+        </w:rPr>
+        <w:t xml:space="preserve">可定位侧栏入口，空格可开关。</w:t>
       </w:r>
     </w:p>
     <w:p>
@@ -4826,7 +4911,7 @@
         <w:rPr>
           <w:rFonts w:hint="eastAsia"/>
         </w:rPr>
-        <w:t xml:space="preserve">点击极值卡片可定位对应杆件，点击清单可筛选相应结果。</w:t>
+        <w:t xml:space="preserve">摘要采用紧凑文字排列，点击定位或清单入口可定位杆件或筛选结果。</w:t>
       </w:r>
       <w:r>
         <w:t xml:space="preserve"> </w:t>
@@ -7814,7 +7899,7 @@
         <w:rPr>
           <w:rFonts w:hint="eastAsia"/>
         </w:rPr>
-        <w:t xml:space="preserve">使用底部流程菜单和下一步按钮：建模</w:t>
+        <w:t xml:space="preserve">使用顶部分析流程和下一步按钮：建模</w:t>
       </w:r>
       <w:r>
         <w:t xml:space="preserve"> → </w:t>

--- a/docs/word/使用手册.docx
+++ b/docs/word/使用手册.docx
@@ -3160,7 +3160,7 @@
     </w:p>
     <w:bookmarkEnd w:id="20"/>
     <w:bookmarkEnd w:id="21"/>
-    <w:bookmarkStart w:id="38" w:name="Xb726171a6f26840396b4ac092bc853896e5d2fd"/>
+    <w:bookmarkStart w:id="42" w:name="Xb726171a6f26840396b4ac092bc853896e5d2fd"/>
     <w:p>
       <w:pPr>
         <w:pStyle w:val="Heading2"/>
@@ -5724,7 +5724,7 @@
       </w:r>
     </w:p>
     <w:bookmarkEnd w:id="35"/>
-    <w:bookmarkStart w:id="36" w:name="Xc13fa3e170c44eb8f0ec7af0f2e8f8020431b82"/>
+    <w:bookmarkStart w:id="39" w:name="X321d5e20d7401139df7655f336feed4662e0b68"/>
     <w:p>
       <w:pPr>
         <w:pStyle w:val="Heading3"/>
@@ -5736,6 +5736,521 @@
         <w:rPr>
           <w:rFonts w:hint="eastAsia"/>
         </w:rPr>
+        <w:t xml:space="preserve">查看节点实体云图</w:t>
+      </w:r>
+    </w:p>
+    <w:p>
+      <w:pPr>
+        <w:pStyle w:val="FirstParagraph"/>
+      </w:pPr>
+      <w:r>
+        <w:rPr>
+          <w:rFonts w:hint="eastAsia"/>
+        </w:rPr>
+        <w:t xml:space="preserve">整体梁模型求解后，在</w:t>
+      </w:r>
+      <w:r>
+        <w:t xml:space="preserve"> </w:t>
+      </w:r>
+      <w:r>
+        <w:rPr>
+          <w:rFonts w:hint="eastAsia"/>
+          <w:b/>
+          <w:bCs/>
+        </w:rPr>
+        <w:t xml:space="preserve">分析</w:t>
+      </w:r>
+      <w:r>
+        <w:t xml:space="preserve"> </w:t>
+      </w:r>
+      <w:r>
+        <w:rPr>
+          <w:rFonts w:hint="eastAsia"/>
+        </w:rPr>
+        <w:t xml:space="preserve">页选择节点并执行</w:t>
+      </w:r>
+      <w:r>
+        <w:t xml:space="preserve"> </w:t>
+      </w:r>
+      <w:r>
+        <w:rPr>
+          <w:rFonts w:hint="eastAsia"/>
+          <w:b/>
+          <w:bCs/>
+        </w:rPr>
+        <w:t xml:space="preserve">节点实体</w:t>
+      </w:r>
+      <w:r>
+        <w:rPr>
+          <w:rFonts w:hint="eastAsia"/>
+        </w:rPr>
+        <w:t xml:space="preserve">。分析完成后自动进入</w:t>
+      </w:r>
+      <w:r>
+        <w:t xml:space="preserve"> </w:t>
+      </w:r>
+      <w:r>
+        <w:rPr>
+          <w:rFonts w:hint="eastAsia"/>
+          <w:b/>
+          <w:bCs/>
+        </w:rPr>
+        <w:t xml:space="preserve">「实体云图」</w:t>
+      </w:r>
+      <w:r>
+        <w:t xml:space="preserve"> </w:t>
+      </w:r>
+      <w:r>
+        <w:rPr>
+          <w:rFonts w:hint="eastAsia"/>
+        </w:rPr>
+        <w:t xml:space="preserve">主视口，可拖动旋转、滚轮缩放，沿用前视、侧视、顶视、等轴测和适应窗口。</w:t>
+      </w:r>
+    </w:p>
+    <w:p>
+      <w:pPr>
+        <w:pStyle w:val="BodyText"/>
+      </w:pPr>
+      <w:r>
+        <w:rPr>
+          <w:rFonts w:hint="eastAsia"/>
+        </w:rPr>
+        <w:t xml:space="preserve">已经计算过的结果，无需再次求解：在</w:t>
+      </w:r>
+      <w:r>
+        <w:t xml:space="preserve"> </w:t>
+      </w:r>
+      <w:r>
+        <w:rPr>
+          <w:rFonts w:hint="eastAsia"/>
+          <w:b/>
+          <w:bCs/>
+        </w:rPr>
+        <w:t xml:space="preserve">结果</w:t>
+      </w:r>
+      <w:r>
+        <w:t xml:space="preserve"> </w:t>
+      </w:r>
+      <w:r>
+        <w:rPr>
+          <w:rFonts w:hint="eastAsia"/>
+        </w:rPr>
+        <w:t xml:space="preserve">页点击</w:t>
+      </w:r>
+      <w:r>
+        <w:t xml:space="preserve"> </w:t>
+      </w:r>
+      <w:r>
+        <w:rPr>
+          <w:rFonts w:hint="eastAsia"/>
+          <w:b/>
+          <w:bCs/>
+        </w:rPr>
+        <w:t xml:space="preserve">「打开实体结果」</w:t>
+      </w:r>
+      <w:r>
+        <w:rPr>
+          <w:rFonts w:hint="eastAsia"/>
+        </w:rPr>
+        <w:t xml:space="preserve">，选择结果目录中的</w:t>
+      </w:r>
+      <w:r>
+        <w:t xml:space="preserve"> </w:t>
+      </w:r>
+      <w:r>
+        <w:rPr>
+          <w:b/>
+          <w:bCs/>
+        </w:rPr>
+        <w:t xml:space="preserve">summary.json</w:t>
+      </w:r>
+      <w:r>
+        <w:t xml:space="preserve">、</w:t>
+      </w:r>
+      <w:r>
+        <w:rPr>
+          <w:rStyle w:val="VerbatimChar"/>
+        </w:rPr>
+        <w:t xml:space="preserve">.vtu</w:t>
+      </w:r>
+      <w:r>
+        <w:t xml:space="preserve"> </w:t>
+      </w:r>
+      <w:r>
+        <w:rPr>
+          <w:rFonts w:hint="eastAsia"/>
+        </w:rPr>
+        <w:t xml:space="preserve">或</w:t>
+      </w:r>
+      <w:r>
+        <w:t xml:space="preserve"> </w:t>
+      </w:r>
+      <w:r>
+        <w:rPr>
+          <w:rStyle w:val="VerbatimChar"/>
+        </w:rPr>
+        <w:t xml:space="preserve">.npz</w:t>
+      </w:r>
+      <w:r>
+        <w:rPr>
+          <w:rFonts w:hint="eastAsia"/>
+        </w:rPr>
+        <w:t xml:space="preserve">。左侧</w:t>
+      </w:r>
+      <w:r>
+        <w:t xml:space="preserve"> </w:t>
+      </w:r>
+      <w:r>
+        <w:rPr>
+          <w:rFonts w:hint="eastAsia"/>
+          <w:b/>
+          <w:bCs/>
+        </w:rPr>
+        <w:t xml:space="preserve">「实体结果」</w:t>
+      </w:r>
+      <w:r>
+        <w:t xml:space="preserve"> </w:t>
+      </w:r>
+      <w:r>
+        <w:rPr>
+          <w:rFonts w:hint="eastAsia"/>
+        </w:rPr>
+        <w:t xml:space="preserve">面板提供网格档位、结果量、色标范围、</w:t>
+      </w:r>
+      <w:r>
+        <w:t xml:space="preserve"> </w:t>
+      </w:r>
+      <w:r>
+        <w:rPr>
+          <w:rFonts w:hint="eastAsia"/>
+        </w:rPr>
+        <w:t xml:space="preserve">变形倍数和显示单元边线；隐藏面板后，再点实体云图入口即可重新展开。</w:t>
+      </w:r>
+    </w:p>
+    <w:tbl>
+      <w:tblPr>
+        <w:tblStyle w:val="Table"/>
+        <w:tblW w:type="auto" w:w="0"/>
+        <w:tblLook w:firstRow="1" w:lastRow="0" w:firstColumn="0" w:lastColumn="0" w:noHBand="0" w:noVBand="0" w:val="0020"/>
+      </w:tblPr>
+      <w:tblGrid>
+        <w:gridCol w:w="3960"/>
+        <w:gridCol w:w="3960"/>
+      </w:tblGrid>
+      <w:tr>
+        <w:trPr>
+          <w:tblHeader w:val="on"/>
+        </w:trPr>
+        <w:tc>
+          <w:tcPr/>
+          <w:p>
+            <w:pPr>
+              <w:pStyle w:val="Compact"/>
+            </w:pPr>
+            <w:r>
+              <w:rPr>
+                <w:rFonts w:hint="eastAsia"/>
+              </w:rPr>
+              <w:t xml:space="preserve">设置</w:t>
+            </w:r>
+          </w:p>
+        </w:tc>
+        <w:tc>
+          <w:tcPr/>
+          <w:p>
+            <w:pPr>
+              <w:pStyle w:val="Compact"/>
+            </w:pPr>
+            <w:r>
+              <w:rPr>
+                <w:rFonts w:hint="eastAsia"/>
+              </w:rPr>
+              <w:t xml:space="preserve">含义</w:t>
+            </w:r>
+          </w:p>
+        </w:tc>
+      </w:tr>
+      <w:tr>
+        <w:tc>
+          <w:tcPr/>
+          <w:p>
+            <w:pPr>
+              <w:pStyle w:val="Compact"/>
+            </w:pPr>
+            <w:r>
+              <w:t xml:space="preserve">Mises </w:t>
+            </w:r>
+            <w:r>
+              <w:rPr>
+                <w:rFonts w:hint="eastAsia"/>
+              </w:rPr>
+              <w:t xml:space="preserve">应力</w:t>
+            </w:r>
+            <w:r>
+              <w:t xml:space="preserve"> / </w:t>
+            </w:r>
+            <w:r>
+              <w:rPr>
+                <w:rFonts w:hint="eastAsia"/>
+              </w:rPr>
+              <w:t xml:space="preserve">最大绝对主应力</w:t>
+            </w:r>
+          </w:p>
+        </w:tc>
+        <w:tc>
+          <w:tcPr/>
+          <w:p>
+            <w:pPr>
+              <w:pStyle w:val="Compact"/>
+            </w:pPr>
+            <w:r>
+              <w:rPr>
+                <w:rFonts w:hint="eastAsia"/>
+              </w:rPr>
+              <w:t xml:space="preserve">单元应力，单位</w:t>
+            </w:r>
+            <w:r>
+              <w:t xml:space="preserve"> </w:t>
+            </w:r>
+            <w:r>
+              <w:rPr>
+                <w:rFonts w:hint="eastAsia"/>
+              </w:rPr>
+              <w:t xml:space="preserve">MPa，不进行跨单元平均</w:t>
+            </w:r>
+          </w:p>
+        </w:tc>
+      </w:tr>
+      <w:tr>
+        <w:tc>
+          <w:tcPr/>
+          <w:p>
+            <w:pPr>
+              <w:pStyle w:val="Compact"/>
+            </w:pPr>
+            <w:r>
+              <w:rPr>
+                <w:rFonts w:hint="eastAsia"/>
+              </w:rPr>
+              <w:t xml:space="preserve">位移幅值</w:t>
+            </w:r>
+          </w:p>
+        </w:tc>
+        <w:tc>
+          <w:tcPr/>
+          <w:p>
+            <w:pPr>
+              <w:pStyle w:val="Compact"/>
+            </w:pPr>
+            <w:r>
+              <w:rPr>
+                <w:rFonts w:hint="eastAsia"/>
+              </w:rPr>
+              <w:t xml:space="preserve">节点位移向量的长度，单位</w:t>
+            </w:r>
+            <w:r>
+              <w:t xml:space="preserve"> mm</w:t>
+            </w:r>
+          </w:p>
+        </w:tc>
+      </w:tr>
+      <w:tr>
+        <w:tc>
+          <w:tcPr/>
+          <w:p>
+            <w:pPr>
+              <w:pStyle w:val="Compact"/>
+            </w:pPr>
+            <w:r>
+              <w:t xml:space="preserve">P99 </w:t>
+            </w:r>
+            <w:r>
+              <w:rPr>
+                <w:rFonts w:hint="eastAsia"/>
+              </w:rPr>
+              <w:t xml:space="preserve">色标</w:t>
+            </w:r>
+            <w:r>
+              <w:t xml:space="preserve"> / </w:t>
+            </w:r>
+            <w:r>
+              <w:rPr>
+                <w:rFonts w:hint="eastAsia"/>
+              </w:rPr>
+              <w:t xml:space="preserve">完整范围</w:t>
+            </w:r>
+          </w:p>
+        </w:tc>
+        <w:tc>
+          <w:tcPr/>
+          <w:p>
+            <w:pPr>
+              <w:pStyle w:val="Compact"/>
+            </w:pPr>
+            <w:r>
+              <w:t xml:space="preserve">P99 </w:t>
+            </w:r>
+            <w:r>
+              <w:rPr>
+                <w:rFonts w:hint="eastAsia"/>
+              </w:rPr>
+              <w:t xml:space="preserve">仅截断颜色范围，左上角始终显示全部结果中的真实峰值</w:t>
+            </w:r>
+          </w:p>
+        </w:tc>
+      </w:tr>
+      <w:tr>
+        <w:tc>
+          <w:tcPr/>
+          <w:p>
+            <w:pPr>
+              <w:pStyle w:val="Compact"/>
+            </w:pPr>
+            <w:r>
+              <w:rPr>
+                <w:rFonts w:hint="eastAsia"/>
+              </w:rPr>
+              <w:t xml:space="preserve">变形倍数</w:t>
+            </w:r>
+          </w:p>
+        </w:tc>
+        <w:tc>
+          <w:tcPr/>
+          <w:p>
+            <w:pPr>
+              <w:pStyle w:val="Compact"/>
+            </w:pPr>
+            <w:r>
+              <w:t xml:space="preserve">0 </w:t>
+            </w:r>
+            <w:r>
+              <w:rPr>
+                <w:rFonts w:hint="eastAsia"/>
+              </w:rPr>
+              <w:t xml:space="preserve">为原始几何，1</w:t>
+            </w:r>
+            <w:r>
+              <w:t xml:space="preserve"> </w:t>
+            </w:r>
+            <w:r>
+              <w:rPr>
+                <w:rFonts w:hint="eastAsia"/>
+              </w:rPr>
+              <w:t xml:space="preserve">为真实变形；放大显示不会修改原始网格或计算结果</w:t>
+            </w:r>
+          </w:p>
+        </w:tc>
+      </w:tr>
+    </w:tbl>
+    <w:p>
+      <w:pPr>
+        <w:pStyle w:val="BodyText"/>
+      </w:pPr>
+      <w:r>
+        <w:rPr>
+          <w:rFonts w:hint="eastAsia"/>
+        </w:rPr>
+        <w:t xml:space="preserve">点击</w:t>
+      </w:r>
+      <w:r>
+        <w:t xml:space="preserve"> </w:t>
+      </w:r>
+      <w:r>
+        <w:rPr>
+          <w:rFonts w:hint="eastAsia"/>
+          <w:b/>
+          <w:bCs/>
+        </w:rPr>
+        <w:t xml:space="preserve">「返回整体模型」</w:t>
+      </w:r>
+      <w:r>
+        <w:t xml:space="preserve"> </w:t>
+      </w:r>
+      <w:r>
+        <w:rPr>
+          <w:rFonts w:hint="eastAsia"/>
+        </w:rPr>
+        <w:t xml:space="preserve">可回到杆件视图。当前分析产生的实体结果绑定整体求解版本，</w:t>
+      </w:r>
+      <w:r>
+        <w:t xml:space="preserve"> </w:t>
+      </w:r>
+      <w:r>
+        <w:rPr>
+          <w:rFonts w:hint="eastAsia"/>
+        </w:rPr>
+        <w:t xml:space="preserve">模型或求解发生变化后失效；从文件打开的结果明确标注为已保存结果，独立于当前整体模型。</w:t>
+      </w:r>
+      <w:r>
+        <w:t xml:space="preserve"> </w:t>
+      </w:r>
+      <w:r>
+        <w:rPr>
+          <w:rFonts w:hint="eastAsia"/>
+        </w:rPr>
+        <w:t xml:space="preserve">单档网格可查看应力分布，正式应力集中系数仍需满足多档收敛条件。</w:t>
+      </w:r>
+    </w:p>
+    <w:p>
+      <w:pPr>
+        <w:pStyle w:val="BodyText"/>
+      </w:pPr>
+      <w:r>
+        <w:drawing>
+          <wp:inline>
+            <wp:extent cx="5334000" cy="3000375"/>
+            <wp:effectExtent b="0" l="0" r="0" t="0"/>
+            <wp:docPr descr="节点实体主视口" title="" id="37" name="Picture"/>
+            <a:graphic>
+              <a:graphicData uri="http://schemas.openxmlformats.org/drawingml/2006/picture">
+                <pic:pic>
+                  <pic:nvPicPr>
+                    <pic:cNvPr descr="手册图/06-实体云图.png" id="38" name="Picture"/>
+                    <pic:cNvPicPr>
+                      <a:picLocks noChangeArrowheads="1" noChangeAspect="1"/>
+                    </pic:cNvPicPr>
+                  </pic:nvPicPr>
+                  <pic:blipFill>
+                    <a:blip r:embed="rId36"/>
+                    <a:stretch>
+                      <a:fillRect/>
+                    </a:stretch>
+                  </pic:blipFill>
+                  <pic:spPr bwMode="auto">
+                    <a:xfrm>
+                      <a:off x="0" y="0"/>
+                      <a:ext cx="5334000" cy="3000375"/>
+                    </a:xfrm>
+                    <a:prstGeom prst="rect">
+                      <a:avLst/>
+                    </a:prstGeom>
+                    <a:noFill/>
+                    <a:ln w="9525">
+                      <a:noFill/>
+                      <a:headEnd/>
+                      <a:tailEnd/>
+                    </a:ln>
+                  </pic:spPr>
+                </pic:pic>
+              </a:graphicData>
+            </a:graphic>
+          </wp:inline>
+        </w:drawing>
+      </w:r>
+    </w:p>
+    <w:bookmarkEnd w:id="39"/>
+    <w:bookmarkStart w:id="40" w:name="Xf306fc5d056a703c0291068fc9ecf9d0af7d464"/>
+    <w:p>
+      <w:pPr>
+        <w:pStyle w:val="Heading3"/>
+      </w:pPr>
+      <w:r>
+        <w:t xml:space="preserve">3.7 </w:t>
+      </w:r>
+      <w:r>
+        <w:rPr>
+          <w:rFonts w:hint="eastAsia"/>
+        </w:rPr>
         <w:t xml:space="preserve">出报告</w:t>
       </w:r>
     </w:p>
@@ -5860,14 +6375,14 @@
         <w:t xml:space="preserve">正式保存与自动保存都先写完整临时文件再替换；保存失败会说明原因并提示检查权限或另选目录。</w:t>
       </w:r>
     </w:p>
-    <w:bookmarkEnd w:id="36"/>
-    <w:bookmarkStart w:id="37" w:name="X3ac80ab0fad0df6c2acd68dc2a9991fbda2219b"/>
+    <w:bookmarkEnd w:id="40"/>
+    <w:bookmarkStart w:id="41" w:name="X3a8e1efc1ca557c430fcfab97ff4af806f50eb5"/>
     <w:p>
       <w:pPr>
         <w:pStyle w:val="Heading3"/>
       </w:pPr>
       <w:r>
-        <w:t xml:space="preserve">3.7 </w:t>
+        <w:t xml:space="preserve">3.8 </w:t>
       </w:r>
       <w:r>
         <w:rPr>
@@ -6018,9 +6533,9 @@
         </w:pict>
       </w:r>
     </w:p>
-    <w:bookmarkEnd w:id="37"/>
-    <w:bookmarkEnd w:id="38"/>
-    <w:bookmarkStart w:id="39" w:name="X2fac633c2612963f2bd0008fc185544b4807016"/>
+    <w:bookmarkEnd w:id="41"/>
+    <w:bookmarkEnd w:id="42"/>
+    <w:bookmarkStart w:id="43" w:name="X2fac633c2612963f2bd0008fc185544b4807016"/>
     <w:p>
       <w:pPr>
         <w:pStyle w:val="Heading2"/>
@@ -6346,8 +6861,8 @@
         </w:pict>
       </w:r>
     </w:p>
-    <w:bookmarkEnd w:id="39"/>
-    <w:bookmarkStart w:id="40" w:name="X939797adfda6ed137379411d51989d76755f0a1"/>
+    <w:bookmarkEnd w:id="43"/>
+    <w:bookmarkStart w:id="44" w:name="X939797adfda6ed137379411d51989d76755f0a1"/>
     <w:p>
       <w:pPr>
         <w:pStyle w:val="Heading2"/>
@@ -6961,8 +7476,8 @@
         </w:pict>
       </w:r>
     </w:p>
-    <w:bookmarkEnd w:id="40"/>
-    <w:bookmarkStart w:id="41" w:name="X9df411a04fb752407beaf2e2fbbb1a3569aed87"/>
+    <w:bookmarkEnd w:id="44"/>
+    <w:bookmarkStart w:id="45" w:name="X9df411a04fb752407beaf2e2fbbb1a3569aed87"/>
     <w:p>
       <w:pPr>
         <w:pStyle w:val="Heading2"/>
@@ -7418,8 +7933,8 @@
         </w:pict>
       </w:r>
     </w:p>
-    <w:bookmarkEnd w:id="41"/>
-    <w:bookmarkStart w:id="42" w:name="X16574f01e88f8ba50391f56a43107b0e7b95dc4"/>
+    <w:bookmarkEnd w:id="45"/>
+    <w:bookmarkStart w:id="46" w:name="X16574f01e88f8ba50391f56a43107b0e7b95dc4"/>
     <w:p>
       <w:pPr>
         <w:pStyle w:val="Heading2"/>
@@ -7968,7 +8483,7 @@
         <w:t xml:space="preserve">软件说"判不了"的时候，它是在诚实，不是坏了。</w:t>
       </w:r>
     </w:p>
-    <w:bookmarkEnd w:id="42"/>
+    <w:bookmarkEnd w:id="46"/>
     <w:sectPr/>
   </w:body>
 </w:document>

--- a/docs/word/使用手册.docx
+++ b/docs/word/使用手册.docx
@@ -3160,7 +3160,7 @@
     </w:p>
     <w:bookmarkEnd w:id="20"/>
     <w:bookmarkEnd w:id="21"/>
-    <w:bookmarkStart w:id="42" w:name="Xb726171a6f26840396b4ac092bc853896e5d2fd"/>
+    <w:bookmarkStart w:id="45" w:name="Xb726171a6f26840396b4ac092bc853896e5d2fd"/>
     <w:p>
       <w:pPr>
         <w:pStyle w:val="Heading2"/>
@@ -3186,7 +3186,7 @@
         <w:t xml:space="preserve">五分钟上手跳过了几步。下面是一次完整的分析该怎么走。</w:t>
       </w:r>
     </w:p>
-    <w:bookmarkStart w:id="22" w:name="Xe2fa0d65e827faa76b9520f8c82b2dc16c2f997"/>
+    <w:bookmarkStart w:id="25" w:name="Xe2fa0d65e827faa76b9520f8c82b2dc16c2f997"/>
     <w:p>
       <w:pPr>
         <w:pStyle w:val="Heading3"/>
@@ -3281,683 +3281,7 @@
         <w:rPr>
           <w:rFonts w:hint="eastAsia"/>
         </w:rPr>
-        <w:t xml:space="preserve">在视口或模型树中选中杆件后，左侧</w:t>
-      </w:r>
-      <w:r>
-        <w:t xml:space="preserve"> </w:t>
-      </w:r>
-      <w:r>
-        <w:rPr>
-          <w:rFonts w:hint="eastAsia"/>
-          <w:b/>
-          <w:bCs/>
-        </w:rPr>
-        <w:t xml:space="preserve">属性</w:t>
-      </w:r>
-      <w:r>
-        <w:t xml:space="preserve"> </w:t>
-      </w:r>
-      <w:r>
-        <w:rPr>
-          <w:rFonts w:hint="eastAsia"/>
-        </w:rPr>
-        <w:t xml:space="preserve">先显示端点、长度、截面和材料。</w:t>
-      </w:r>
-      <w:r>
-        <w:t xml:space="preserve"> </w:t>
-      </w:r>
-      <w:r>
-        <w:rPr>
-          <w:rFonts w:hint="eastAsia"/>
-        </w:rPr>
-        <w:t xml:space="preserve">展开</w:t>
-      </w:r>
-      <w:r>
-        <w:t xml:space="preserve"> </w:t>
-      </w:r>
-      <w:r>
-        <w:rPr>
-          <w:rFonts w:hint="eastAsia"/>
-          <w:b/>
-          <w:bCs/>
-        </w:rPr>
-        <w:t xml:space="preserve">高级参数</w:t>
-      </w:r>
-      <w:r>
-        <w:t xml:space="preserve"> </w:t>
-      </w:r>
-      <w:r>
-        <w:rPr>
-          <w:rFonts w:hint="eastAsia"/>
-        </w:rPr>
-        <w:t xml:space="preserve">可编辑梁方向、刚域偏移、计算长度系数与端部约束；节点属性直接显示坐标和支座约束。</w:t>
-      </w:r>
-      <w:r>
-        <w:t xml:space="preserve"> </w:t>
-      </w:r>
-      <w:r>
-        <w:rPr>
-          <w:rFonts w:hint="eastAsia"/>
-        </w:rPr>
-        <w:t xml:space="preserve">输入完成后按回车或移开焦点提交。非法输入会恢复原值，并在对应字段旁显示原因和修改建议；窄屏会滚动到该提示。</w:t>
-      </w:r>
-      <w:r>
-        <w:t xml:space="preserve"> </w:t>
-      </w:r>
-      <w:r>
-        <w:rPr>
-          <w:rFonts w:hint="eastAsia"/>
-        </w:rPr>
-        <w:t xml:space="preserve">成功修改会使原有分析结果失效，需要重新求解；可用撤销恢复修改。</w:t>
-      </w:r>
-    </w:p>
-    <w:bookmarkEnd w:id="22"/>
-    <w:bookmarkStart w:id="23" w:name="X1e2a2deeeac750fb51a287e63a7c1b52a0348fc"/>
-    <w:p>
-      <w:pPr>
-        <w:pStyle w:val="Heading3"/>
-      </w:pPr>
-      <w:r>
-        <w:t xml:space="preserve">3.2 </w:t>
-      </w:r>
-      <w:r>
-        <w:rPr>
-          <w:rFonts w:hint="eastAsia"/>
-        </w:rPr>
-        <w:t xml:space="preserve">定义材料和截面（第</w:t>
-      </w:r>
-      <w:r>
-        <w:t xml:space="preserve"> 2 </w:t>
-      </w:r>
-      <w:r>
-        <w:rPr>
-          <w:rFonts w:hint="eastAsia"/>
-        </w:rPr>
-        <w:t xml:space="preserve">步）</w:t>
-      </w:r>
-    </w:p>
-    <w:p>
-      <w:pPr>
-        <w:pStyle w:val="FirstParagraph"/>
-      </w:pPr>
-      <w:r>
-        <w:rPr>
-          <w:rFonts w:hint="eastAsia"/>
-        </w:rPr>
-        <w:t xml:space="preserve">点功能区</w:t>
-      </w:r>
-      <w:r>
-        <w:t xml:space="preserve"> </w:t>
-      </w:r>
-      <w:r>
-        <w:rPr>
-          <w:rFonts w:hint="eastAsia"/>
-          <w:b/>
-          <w:bCs/>
-        </w:rPr>
-        <w:t xml:space="preserve">「属性」</w:t>
-      </w:r>
-      <w:r>
-        <w:t xml:space="preserve"> </w:t>
-      </w:r>
-      <w:r>
-        <w:rPr>
-          <w:rFonts w:hint="eastAsia"/>
-        </w:rPr>
-        <w:t xml:space="preserve">页。这一页从左到右就是"先有材料、再有截面、然后指派给杆件"。</w:t>
-      </w:r>
-    </w:p>
-    <w:p>
-      <w:pPr>
-        <w:pStyle w:val="BodyText"/>
-      </w:pPr>
-      <w:r>
-        <w:rPr>
-          <w:rFonts w:hint="eastAsia"/>
-          <w:b/>
-          <w:bCs/>
-        </w:rPr>
-        <w:t xml:space="preserve">材料</w:t>
-      </w:r>
-      <w:r>
-        <w:rPr>
-          <w:rFonts w:hint="eastAsia"/>
-        </w:rPr>
-        <w:t xml:space="preserve">（钢、混凝土之类）点「创建材料」。要填的：</w:t>
-      </w:r>
-    </w:p>
-    <w:tbl>
-      <w:tblPr>
-        <w:tblStyle w:val="Table"/>
-        <w:tblW w:type="auto" w:w="0"/>
-        <w:tblLook w:firstRow="1" w:lastRow="0" w:firstColumn="0" w:lastColumn="0" w:noHBand="0" w:noVBand="0" w:val="0020"/>
-      </w:tblPr>
-      <w:tblGrid>
-        <w:gridCol w:w="2640"/>
-        <w:gridCol w:w="2640"/>
-        <w:gridCol w:w="2640"/>
-      </w:tblGrid>
-      <w:tr>
-        <w:trPr>
-          <w:tblHeader w:val="on"/>
-        </w:trPr>
-        <w:tc>
-          <w:tcPr/>
-          <w:p>
-            <w:pPr>
-              <w:pStyle w:val="Compact"/>
-            </w:pPr>
-            <w:r>
-              <w:rPr>
-                <w:rFonts w:hint="eastAsia"/>
-              </w:rPr>
-              <w:t xml:space="preserve">填什么</w:t>
-            </w:r>
-          </w:p>
-        </w:tc>
-        <w:tc>
-          <w:tcPr/>
-          <w:p>
-            <w:pPr>
-              <w:pStyle w:val="Compact"/>
-            </w:pPr>
-            <w:r>
-              <w:rPr>
-                <w:rFonts w:hint="eastAsia"/>
-              </w:rPr>
-              <w:t xml:space="preserve">钢材常用值</w:t>
-            </w:r>
-          </w:p>
-        </w:tc>
-        <w:tc>
-          <w:tcPr/>
-          <w:p>
-            <w:pPr>
-              <w:pStyle w:val="Compact"/>
-            </w:pPr>
-            <w:r>
-              <w:rPr>
-                <w:rFonts w:hint="eastAsia"/>
-              </w:rPr>
-              <w:t xml:space="preserve">什么时候必须填</w:t>
-            </w:r>
-          </w:p>
-        </w:tc>
-      </w:tr>
-      <w:tr>
-        <w:tc>
-          <w:tcPr/>
-          <w:p>
-            <w:pPr>
-              <w:pStyle w:val="Compact"/>
-            </w:pPr>
-            <w:r>
-              <w:rPr>
-                <w:rFonts w:hint="eastAsia"/>
-              </w:rPr>
-              <w:t xml:space="preserve">弹性模量</w:t>
-            </w:r>
-            <w:r>
-              <w:t xml:space="preserve"> E</w:t>
-            </w:r>
-          </w:p>
-        </w:tc>
-        <w:tc>
-          <w:tcPr/>
-          <w:p>
-            <w:pPr>
-              <w:pStyle w:val="Compact"/>
-            </w:pPr>
-            <w:r>
-              <w:t xml:space="preserve">206000000000 </w:t>
-            </w:r>
-            <w:r>
-              <w:rPr>
-                <w:rFonts w:hint="eastAsia"/>
-              </w:rPr>
-              <w:t xml:space="preserve">Pa（2.06e11）</w:t>
-            </w:r>
-          </w:p>
-        </w:tc>
-        <w:tc>
-          <w:tcPr/>
-          <w:p>
-            <w:pPr>
-              <w:pStyle w:val="Compact"/>
-            </w:pPr>
-            <w:r>
-              <w:rPr>
-                <w:rFonts w:hint="eastAsia"/>
-              </w:rPr>
-              <w:t xml:space="preserve">总是</w:t>
-            </w:r>
-          </w:p>
-        </w:tc>
-      </w:tr>
-      <w:tr>
-        <w:tc>
-          <w:tcPr/>
-          <w:p>
-            <w:pPr>
-              <w:pStyle w:val="Compact"/>
-            </w:pPr>
-            <w:r>
-              <w:rPr>
-                <w:rFonts w:hint="eastAsia"/>
-              </w:rPr>
-              <w:t xml:space="preserve">泊松比</w:t>
-            </w:r>
-            <w:r>
-              <w:t xml:space="preserve"> ν</w:t>
-            </w:r>
-          </w:p>
-        </w:tc>
-        <w:tc>
-          <w:tcPr/>
-          <w:p>
-            <w:pPr>
-              <w:pStyle w:val="Compact"/>
-            </w:pPr>
-            <w:r>
-              <w:t xml:space="preserve">0.3</w:t>
-            </w:r>
-          </w:p>
-        </w:tc>
-        <w:tc>
-          <w:tcPr/>
-          <w:p>
-            <w:pPr>
-              <w:pStyle w:val="Compact"/>
-            </w:pPr>
-            <w:r>
-              <w:rPr>
-                <w:rFonts w:hint="eastAsia"/>
-              </w:rPr>
-              <w:t xml:space="preserve">总是</w:t>
-            </w:r>
-          </w:p>
-        </w:tc>
-      </w:tr>
-      <w:tr>
-        <w:tc>
-          <w:tcPr/>
-          <w:p>
-            <w:pPr>
-              <w:pStyle w:val="Compact"/>
-            </w:pPr>
-            <w:r>
-              <w:rPr>
-                <w:rFonts w:hint="eastAsia"/>
-              </w:rPr>
-              <w:t xml:space="preserve">密度</w:t>
-            </w:r>
-            <w:r>
-              <w:t xml:space="preserve"> ρ</w:t>
-            </w:r>
-          </w:p>
-        </w:tc>
-        <w:tc>
-          <w:tcPr/>
-          <w:p>
-            <w:pPr>
-              <w:pStyle w:val="Compact"/>
-            </w:pPr>
-            <w:r>
-              <w:t xml:space="preserve">7850 kg/m³</w:t>
-            </w:r>
-          </w:p>
-        </w:tc>
-        <w:tc>
-          <w:tcPr/>
-          <w:p>
-            <w:pPr>
-              <w:pStyle w:val="Compact"/>
-            </w:pPr>
-            <w:r>
-              <w:rPr>
-                <w:rFonts w:hint="eastAsia"/>
-              </w:rPr>
-              <w:t xml:space="preserve">想让它算自重时</w:t>
-            </w:r>
-          </w:p>
-        </w:tc>
-      </w:tr>
-      <w:tr>
-        <w:tc>
-          <w:tcPr/>
-          <w:p>
-            <w:pPr>
-              <w:pStyle w:val="Compact"/>
-            </w:pPr>
-            <w:r>
-              <w:rPr>
-                <w:rFonts w:hint="eastAsia"/>
-              </w:rPr>
-              <w:t xml:space="preserve">屈服应力</w:t>
-            </w:r>
-          </w:p>
-        </w:tc>
-        <w:tc>
-          <w:tcPr/>
-          <w:p>
-            <w:pPr>
-              <w:pStyle w:val="Compact"/>
-            </w:pPr>
-            <w:r>
-              <w:t xml:space="preserve">355000000 </w:t>
-            </w:r>
-            <w:r>
-              <w:rPr>
-                <w:rFonts w:hint="eastAsia"/>
-              </w:rPr>
-              <w:t xml:space="preserve">Pa（Q355）</w:t>
-            </w:r>
-          </w:p>
-        </w:tc>
-        <w:tc>
-          <w:tcPr/>
-          <w:p>
-            <w:pPr>
-              <w:pStyle w:val="Compact"/>
-            </w:pPr>
-            <w:r>
-              <w:rPr>
-                <w:rFonts w:hint="eastAsia"/>
-              </w:rPr>
-              <w:t xml:space="preserve">想做稳定校核时</w:t>
-            </w:r>
-          </w:p>
-        </w:tc>
-      </w:tr>
-      <w:tr>
-        <w:tc>
-          <w:tcPr/>
-          <w:p>
-            <w:pPr>
-              <w:pStyle w:val="Compact"/>
-            </w:pPr>
-            <w:r>
-              <w:rPr>
-                <w:rFonts w:hint="eastAsia"/>
-                <w:b/>
-                <w:bCs/>
-              </w:rPr>
-              <w:t xml:space="preserve">许用拉应力</w:t>
-            </w:r>
-          </w:p>
-        </w:tc>
-        <w:tc>
-          <w:tcPr/>
-          <w:p>
-            <w:pPr>
-              <w:pStyle w:val="Compact"/>
-            </w:pPr>
-            <w:r>
-              <w:t xml:space="preserve">215000000 Pa</w:t>
-            </w:r>
-          </w:p>
-        </w:tc>
-        <w:tc>
-          <w:tcPr/>
-          <w:p>
-            <w:pPr>
-              <w:pStyle w:val="Compact"/>
-            </w:pPr>
-            <w:r>
-              <w:rPr>
-                <w:rFonts w:hint="eastAsia"/>
-                <w:b/>
-                <w:bCs/>
-              </w:rPr>
-              <w:t xml:space="preserve">想做强度验算时</w:t>
-            </w:r>
-          </w:p>
-        </w:tc>
-      </w:tr>
-      <w:tr>
-        <w:tc>
-          <w:tcPr/>
-          <w:p>
-            <w:pPr>
-              <w:pStyle w:val="Compact"/>
-            </w:pPr>
-            <w:r>
-              <w:rPr>
-                <w:rFonts w:hint="eastAsia"/>
-              </w:rPr>
-              <w:t xml:space="preserve">线膨胀系数</w:t>
-            </w:r>
-            <w:r>
-              <w:t xml:space="preserve"> α</w:t>
-            </w:r>
-          </w:p>
-        </w:tc>
-        <w:tc>
-          <w:tcPr/>
-          <w:p>
-            <w:pPr>
-              <w:pStyle w:val="Compact"/>
-            </w:pPr>
-            <w:r>
-              <w:t xml:space="preserve">0.000012</w:t>
-            </w:r>
-          </w:p>
-        </w:tc>
-        <w:tc>
-          <w:tcPr/>
-          <w:p>
-            <w:pPr>
-              <w:pStyle w:val="Compact"/>
-            </w:pPr>
-            <w:r>
-              <w:rPr>
-                <w:rFonts w:hint="eastAsia"/>
-              </w:rPr>
-              <w:t xml:space="preserve">想算温度应力时</w:t>
-            </w:r>
-          </w:p>
-        </w:tc>
-      </w:tr>
-    </w:tbl>
-    <w:p>
-      <w:pPr>
-        <w:pStyle w:val="BlockText"/>
-      </w:pPr>
-      <w:r>
-        <w:rPr>
-          <w:rFonts w:hint="eastAsia"/>
-        </w:rPr>
-        <w:t xml:space="preserve">后面三项在「强度验算与温度（可选）」那一组里，</w:t>
-      </w:r>
-      <w:r>
-        <w:rPr>
-          <w:rFonts w:hint="eastAsia"/>
-          <w:b/>
-          <w:bCs/>
-        </w:rPr>
-        <w:t xml:space="preserve">默认不填也能算位移和内力</w:t>
-      </w:r>
-      <w:r>
-        <w:rPr>
-          <w:rFonts w:hint="eastAsia"/>
-        </w:rPr>
-        <w:t xml:space="preserve">，</w:t>
-      </w:r>
-      <w:r>
-        <w:t xml:space="preserve"> </w:t>
-      </w:r>
-      <w:r>
-        <w:rPr>
-          <w:rFonts w:hint="eastAsia"/>
-        </w:rPr>
-        <w:t xml:space="preserve">只是做不了强度验算。不填就不填，软件会明确告诉你缺什么，</w:t>
-      </w:r>
-      <w:r>
-        <w:t xml:space="preserve"> </w:t>
-      </w:r>
-      <w:r>
-        <w:rPr>
-          <w:rFonts w:hint="eastAsia"/>
-          <w:b/>
-          <w:bCs/>
-        </w:rPr>
-        <w:t xml:space="preserve">不会偷偷拿个默认值糊弄你</w:t>
-      </w:r>
-      <w:r>
-        <w:t xml:space="preserve">。</w:t>
-      </w:r>
-    </w:p>
-    <w:p>
-      <w:pPr>
-        <w:pStyle w:val="FirstParagraph"/>
-      </w:pPr>
-      <w:r>
-        <w:rPr>
-          <w:rFonts w:hint="eastAsia"/>
-          <w:b/>
-          <w:bCs/>
-        </w:rPr>
-        <w:t xml:space="preserve">截面</w:t>
-      </w:r>
-      <w:r>
-        <w:rPr>
-          <w:rFonts w:hint="eastAsia"/>
-        </w:rPr>
-        <w:t xml:space="preserve">（杆子多粗）点「创建截面」。选一个形状（工字钢、圆管、矩形……），</w:t>
-      </w:r>
-      <w:r>
-        <w:t xml:space="preserve"> </w:t>
-      </w:r>
-      <w:r>
-        <w:rPr>
-          <w:rFonts w:hint="eastAsia"/>
-        </w:rPr>
-        <w:t xml:space="preserve">填几个尺寸，</w:t>
-      </w:r>
-      <w:r>
-        <w:rPr>
-          <w:rFonts w:hint="eastAsia"/>
-          <w:b/>
-          <w:bCs/>
-        </w:rPr>
-        <w:t xml:space="preserve">截面特性它自己算</w:t>
-      </w:r>
-      <w:r>
-        <w:rPr>
-          <w:rFonts w:hint="eastAsia"/>
-        </w:rPr>
-        <w:t xml:space="preserve">，还会在下面告诉你这个截面能不能做强度验算。</w:t>
-      </w:r>
-    </w:p>
-    <w:bookmarkEnd w:id="23"/>
-    <w:bookmarkStart w:id="24" w:name="Xcd445300e848d4cf313e939bd050309a74f441f"/>
-    <w:p>
-      <w:pPr>
-        <w:pStyle w:val="Heading3"/>
-      </w:pPr>
-      <w:r>
-        <w:t xml:space="preserve">3.3 </w:t>
-      </w:r>
-      <w:r>
-        <w:rPr>
-          <w:rFonts w:hint="eastAsia"/>
-        </w:rPr>
-        <w:t xml:space="preserve">加约束和荷载（第</w:t>
-      </w:r>
-      <w:r>
-        <w:t xml:space="preserve"> 3 </w:t>
-      </w:r>
-      <w:r>
-        <w:rPr>
-          <w:rFonts w:hint="eastAsia"/>
-        </w:rPr>
-        <w:t xml:space="preserve">步）</w:t>
-      </w:r>
-    </w:p>
-    <w:p>
-      <w:pPr>
-        <w:pStyle w:val="FirstParagraph"/>
-      </w:pPr>
-      <w:r>
-        <w:rPr>
-          <w:rFonts w:hint="eastAsia"/>
-        </w:rPr>
-        <w:t xml:space="preserve">功能区</w:t>
-      </w:r>
-      <w:r>
-        <w:t xml:space="preserve"> </w:t>
-      </w:r>
-      <w:r>
-        <w:rPr>
-          <w:rFonts w:hint="eastAsia"/>
-          <w:b/>
-          <w:bCs/>
-        </w:rPr>
-        <w:t xml:space="preserve">「载荷」</w:t>
-      </w:r>
-      <w:r>
-        <w:t xml:space="preserve"> </w:t>
-      </w:r>
-      <w:r>
-        <w:rPr>
-          <w:rFonts w:hint="eastAsia"/>
-        </w:rPr>
-        <w:t xml:space="preserve">页。</w:t>
-      </w:r>
-    </w:p>
-    <w:p>
-      <w:pPr>
-        <w:pStyle w:val="Compact"/>
-        <w:numPr>
-          <w:ilvl w:val="0"/>
-          <w:numId w:val="1003"/>
-        </w:numPr>
-      </w:pPr>
-      <w:r>
-        <w:rPr>
-          <w:rFonts w:hint="eastAsia"/>
-          <w:b/>
-          <w:bCs/>
-        </w:rPr>
-        <w:t xml:space="preserve">「创建边界条件」</w:t>
-      </w:r>
-      <w:r>
-        <w:rPr>
-          <w:rFonts w:hint="eastAsia"/>
-        </w:rPr>
-        <w:t xml:space="preserve">＝指定哪里被固定死。柱脚一般选「固接」（完全不能动）</w:t>
-      </w:r>
-      <w:r>
-        <w:t xml:space="preserve"> </w:t>
-      </w:r>
-      <w:r>
-        <w:rPr>
-          <w:rFonts w:hint="eastAsia"/>
-        </w:rPr>
-        <w:t xml:space="preserve">或「铰接」（不能移动但能转）。</w:t>
-      </w:r>
-    </w:p>
-    <w:p>
-      <w:pPr>
-        <w:pStyle w:val="Compact"/>
-        <w:numPr>
-          <w:ilvl w:val="0"/>
-          <w:numId w:val="1003"/>
-        </w:numPr>
-      </w:pPr>
-      <w:r>
-        <w:rPr>
-          <w:rFonts w:hint="eastAsia"/>
-          <w:b/>
-          <w:bCs/>
-        </w:rPr>
-        <w:t xml:space="preserve">「创建载荷」</w:t>
-      </w:r>
-      <w:r>
-        <w:rPr>
-          <w:rFonts w:hint="eastAsia"/>
-        </w:rPr>
-        <w:t xml:space="preserve">＝压多重。梁上的均布荷载最常见，比如</w:t>
+        <w:t xml:space="preserve">模型树顶部可按名称筛选，例如输入材料或截面名；输入</w:t>
       </w:r>
       <w:r>
         <w:t xml:space="preserve"> </w:t>
@@ -3965,525 +3289,76 @@
       <w:r>
         <w:rPr>
           <w:rStyle w:val="VerbatimChar"/>
-        </w:rPr>
-        <w:t xml:space="preserve">20 kN/m</w:t>
-      </w:r>
-      <w:r>
-        <w:t xml:space="preserve">。</w:t>
-      </w:r>
-    </w:p>
-    <w:p>
-      <w:pPr>
-        <w:pStyle w:val="Compact"/>
-        <w:numPr>
-          <w:ilvl w:val="0"/>
-          <w:numId w:val="1003"/>
-        </w:numPr>
-      </w:pPr>
-      <w:r>
-        <w:rPr>
-          <w:rFonts w:hint="eastAsia"/>
-          <w:b/>
-          <w:bCs/>
-        </w:rPr>
-        <w:t xml:space="preserve">「重力」</w:t>
-      </w:r>
-      <w:r>
-        <w:rPr>
-          <w:rFonts w:hint="eastAsia"/>
-        </w:rPr>
-        <w:t xml:space="preserve">＝自重。它按材料密度和截面面积自动算，</w:t>
-      </w:r>
-      <w:r>
-        <w:rPr>
-          <w:rFonts w:hint="eastAsia"/>
-          <w:b/>
-          <w:bCs/>
-        </w:rPr>
-        <w:t xml:space="preserve">前提是你填了密度</w:t>
-      </w:r>
-      <w:r>
-        <w:t xml:space="preserve">。</w:t>
-      </w:r>
-    </w:p>
-    <w:p>
-      <w:pPr>
-        <w:pStyle w:val="BlockText"/>
-      </w:pPr>
-      <w:r>
-        <w:rPr>
-          <w:rFonts w:hint="eastAsia"/>
-          <w:b/>
-          <w:bCs/>
-        </w:rPr>
-        <w:t xml:space="preserve">单位提醒</w:t>
-      </w:r>
-      <w:r>
-        <w:rPr>
-          <w:rFonts w:hint="eastAsia"/>
-        </w:rPr>
-        <w:t xml:space="preserve">：软件默认用</w:t>
-      </w:r>
-      <w:r>
-        <w:rPr>
-          <w:rFonts w:hint="eastAsia"/>
-          <w:b/>
-          <w:bCs/>
-        </w:rPr>
-        <w:t xml:space="preserve">牛顿和米</w:t>
-      </w:r>
-      <w:r>
-        <w:rPr>
-          <w:rFonts w:hint="eastAsia"/>
-        </w:rPr>
-        <w:t xml:space="preserve">。你说"20</w:t>
-      </w:r>
-      <w:r>
-        <w:t xml:space="preserve"> </w:t>
-      </w:r>
-      <w:r>
-        <w:rPr>
-          <w:rFonts w:hint="eastAsia"/>
-        </w:rPr>
-        <w:t xml:space="preserve">kN/m"，要填</w:t>
-      </w:r>
-      <w:r>
-        <w:t xml:space="preserve"> </w:t>
+          <w:rFonts w:hint="eastAsia"/>
+        </w:rPr>
+        <w:t xml:space="preserve">节点</w:t>
       </w:r>
       <w:r>
         <w:rPr>
           <w:rStyle w:val="VerbatimChar"/>
         </w:rPr>
-        <w:t xml:space="preserve">20000</w:t>
-      </w:r>
-      <w:r>
-        <w:t xml:space="preserve">。</w:t>
-      </w:r>
-      <w:r>
-        <w:t xml:space="preserve"> </w:t>
-      </w:r>
-      <w:r>
-        <w:rPr>
-          <w:rFonts w:hint="eastAsia"/>
-        </w:rPr>
-        <w:t xml:space="preserve">跟</w:t>
-      </w:r>
-      <w:r>
-        <w:t xml:space="preserve"> AI </w:t>
-      </w:r>
-      <w:r>
-        <w:rPr>
-          <w:rFonts w:hint="eastAsia"/>
-        </w:rPr>
-        <w:t xml:space="preserve">对话时可以直接说</w:t>
-      </w:r>
-      <w:r>
-        <w:t xml:space="preserve"> </w:t>
-      </w:r>
-      <w:r>
-        <w:rPr>
-          <w:rFonts w:hint="eastAsia"/>
-        </w:rPr>
-        <w:t xml:space="preserve">kN，它会帮你换算并把换算过程写出来。</w:t>
-      </w:r>
-    </w:p>
-    <w:bookmarkEnd w:id="24"/>
-    <w:bookmarkStart w:id="25" w:name="X26781790986075940913085fb879bafa837a288"/>
-    <w:p>
-      <w:pPr>
-        <w:pStyle w:val="Heading3"/>
-      </w:pPr>
-      <w:r>
-        <w:t xml:space="preserve">3.4 </w:t>
-      </w:r>
-      <w:r>
-        <w:rPr>
-          <w:rFonts w:hint="eastAsia"/>
-        </w:rPr>
-        <w:t xml:space="preserve">校验与求解（第</w:t>
-      </w:r>
-      <w:r>
-        <w:t xml:space="preserve"> 3、4 </w:t>
-      </w:r>
-      <w:r>
-        <w:rPr>
-          <w:rFonts w:hint="eastAsia"/>
-        </w:rPr>
-        <w:t xml:space="preserve">步）</w:t>
-      </w:r>
-    </w:p>
-    <w:p>
-      <w:pPr>
-        <w:pStyle w:val="FirstParagraph"/>
-      </w:pPr>
-      <w:r>
-        <w:rPr>
-          <w:rFonts w:hint="eastAsia"/>
-        </w:rPr>
-        <w:t xml:space="preserve">点</w:t>
-      </w:r>
-      <w:r>
-        <w:t xml:space="preserve"> </w:t>
-      </w:r>
-      <w:r>
-        <w:rPr>
-          <w:b/>
-          <w:bCs/>
-        </w:rPr>
-        <w:t xml:space="preserve">「3 </w:t>
-      </w:r>
-      <w:r>
-        <w:rPr>
-          <w:rFonts w:hint="eastAsia"/>
-          <w:b/>
-          <w:bCs/>
-        </w:rPr>
-        <w:t xml:space="preserve">校验」</w:t>
-      </w:r>
-      <w:r>
-        <w:rPr>
-          <w:rFonts w:hint="eastAsia"/>
-        </w:rPr>
-        <w:t xml:space="preserve">。它会检查：有没有杆子悬空、有没有地方没固定、材料截面有没有漏指派。</w:t>
-      </w:r>
-      <w:r>
-        <w:t xml:space="preserve"> </w:t>
-      </w:r>
-      <w:r>
-        <w:rPr>
-          <w:rFonts w:hint="eastAsia"/>
-          <w:b/>
-          <w:bCs/>
-        </w:rPr>
-        <w:t xml:space="preserve">有问题会用中文列出来，指明是哪个节点、哪个方向。</w:t>
-      </w:r>
-    </w:p>
-    <w:p>
-      <w:pPr>
-        <w:pStyle w:val="BodyText"/>
-      </w:pPr>
-      <w:r>
-        <w:rPr>
-          <w:rFonts w:hint="eastAsia"/>
-        </w:rPr>
-        <w:t xml:space="preserve">校验过了点</w:t>
-      </w:r>
-      <w:r>
-        <w:t xml:space="preserve"> </w:t>
-      </w:r>
-      <w:r>
-        <w:rPr>
-          <w:b/>
-          <w:bCs/>
-        </w:rPr>
-        <w:t xml:space="preserve">「4 </w:t>
-      </w:r>
-      <w:r>
-        <w:rPr>
-          <w:rFonts w:hint="eastAsia"/>
-          <w:b/>
-          <w:bCs/>
-        </w:rPr>
-        <w:t xml:space="preserve">求解」</w:t>
-      </w:r>
-      <w:r>
-        <w:rPr>
-          <w:rFonts w:hint="eastAsia"/>
-        </w:rPr>
-        <w:t xml:space="preserve">（F5）。</w:t>
-      </w:r>
-    </w:p>
-    <w:p>
-      <w:pPr>
-        <w:pStyle w:val="BodyText"/>
-      </w:pPr>
-      <w:r>
-        <w:rPr>
-          <w:rFonts w:hint="eastAsia"/>
-        </w:rPr>
-        <w:t xml:space="preserve">后台求解、识别或截面优化执行期间，模型编辑入口会暂时禁用，视角仍可旋转和缩放。</w:t>
-      </w:r>
-      <w:r>
-        <w:t xml:space="preserve"> </w:t>
-      </w:r>
-      <w:r>
-        <w:rPr>
-          <w:rFonts w:hint="eastAsia"/>
-        </w:rPr>
-        <w:t xml:space="preserve">长任务可点击状态栏的</w:t>
-      </w:r>
-      <w:r>
-        <w:t xml:space="preserve"> </w:t>
-      </w:r>
-      <w:r>
-        <w:rPr>
-          <w:rFonts w:hint="eastAsia"/>
-          <w:b/>
-          <w:bCs/>
-        </w:rPr>
-        <w:t xml:space="preserve">停止任务</w:t>
-      </w:r>
-      <w:r>
-        <w:rPr>
-          <w:rFonts w:hint="eastAsia"/>
-        </w:rPr>
-        <w:t xml:space="preserve">；系统在增量、参数样本或网格阶段之间安全停止，</w:t>
-      </w:r>
-      <w:r>
-        <w:t xml:space="preserve"> </w:t>
-      </w:r>
-      <w:r>
-        <w:rPr>
-          <w:rFonts w:hint="eastAsia"/>
-        </w:rPr>
-        <w:t xml:space="preserve">矩阵分解完成前需要等待。关闭窗口也会先请求停止，任务结束后再退出。</w:t>
-      </w:r>
-      <w:r>
-        <w:t xml:space="preserve"> </w:t>
-      </w:r>
-      <w:r>
-        <w:rPr>
-          <w:rFonts w:hint="eastAsia"/>
-        </w:rPr>
-        <w:t xml:space="preserve">状态栏显示当前分析类型，鼠标停在求解状态上可查看本次求解编号、模型指纹和参数。</w:t>
-      </w:r>
-    </w:p>
-    <w:p>
-      <w:pPr>
-        <w:pStyle w:val="BlockText"/>
-      </w:pPr>
-      <w:r>
-        <w:rPr>
-          <w:rFonts w:hint="eastAsia"/>
-          <w:b/>
-          <w:bCs/>
-        </w:rPr>
-        <w:t xml:space="preserve">如果报"结构成为机构"</w:t>
-      </w:r>
-      <w:r>
-        <w:rPr>
-          <w:rFonts w:hint="eastAsia"/>
-        </w:rPr>
-        <w:t xml:space="preserve">：意思是这个架子没被固定住，会整体飘走或转动。</w:t>
-      </w:r>
-      <w:r>
-        <w:t xml:space="preserve"> </w:t>
-      </w:r>
-      <w:r>
-        <w:rPr>
-          <w:rFonts w:hint="eastAsia"/>
-        </w:rPr>
-        <w:t xml:space="preserve">点「分析</w:t>
-      </w:r>
-      <w:r>
-        <w:t xml:space="preserve"> → </w:t>
-      </w:r>
-      <w:r>
-        <w:rPr>
-          <w:rFonts w:hint="eastAsia"/>
-        </w:rPr>
-        <w:t xml:space="preserve">模型检查」，它会告诉你</w:t>
-      </w:r>
-      <w:r>
-        <w:rPr>
-          <w:rFonts w:hint="eastAsia"/>
-          <w:b/>
-          <w:bCs/>
-        </w:rPr>
-        <w:t xml:space="preserve">是哪些节点的哪些方向缺约束</w:t>
-      </w:r>
-      <w:r>
-        <w:t xml:space="preserve">。</w:t>
-      </w:r>
-    </w:p>
-    <w:bookmarkEnd w:id="25"/>
-    <w:bookmarkStart w:id="35" w:name="X8a17ca255b3f2551dbdd95ab891a5e6ce3af048"/>
-    <w:p>
-      <w:pPr>
-        <w:pStyle w:val="Heading3"/>
-      </w:pPr>
-      <w:r>
-        <w:t xml:space="preserve">3.5 </w:t>
-      </w:r>
-      <w:r>
-        <w:rPr>
-          <w:rFonts w:hint="eastAsia"/>
-        </w:rPr>
-        <w:t xml:space="preserve">看结果与校核（第</w:t>
-      </w:r>
-      <w:r>
-        <w:t xml:space="preserve"> 5 </w:t>
-      </w:r>
-      <w:r>
-        <w:rPr>
-          <w:rFonts w:hint="eastAsia"/>
-        </w:rPr>
-        <w:t xml:space="preserve">步）</w:t>
-      </w:r>
-    </w:p>
-    <w:p>
-      <w:pPr>
-        <w:pStyle w:val="FirstParagraph"/>
-      </w:pPr>
-      <w:r>
-        <w:rPr>
-          <w:rFonts w:hint="eastAsia"/>
-        </w:rPr>
-        <w:t xml:space="preserve">顶部默认展开完整模块功能区，下方保留常驻工具栏与分析流程。</w:t>
-      </w:r>
-      <w:r>
-        <w:t xml:space="preserve"> </w:t>
-      </w:r>
-      <w:r>
-        <w:rPr>
-          <w:rFonts w:hint="eastAsia"/>
-        </w:rPr>
-        <w:t xml:space="preserve">选中</w:t>
-      </w:r>
-      <w:r>
-        <w:t xml:space="preserve"> </w:t>
-      </w:r>
-      <w:r>
-        <w:rPr>
-          <w:rFonts w:hint="eastAsia"/>
-          <w:b/>
-          <w:bCs/>
-        </w:rPr>
-        <w:t xml:space="preserve">「结果」</w:t>
-      </w:r>
-      <w:r>
-        <w:t xml:space="preserve"> </w:t>
-      </w:r>
-      <w:r>
-        <w:rPr>
-          <w:rFonts w:hint="eastAsia"/>
-        </w:rPr>
-        <w:t xml:space="preserve">页即可直接验算或导出报告；点击右上角的</w:t>
-      </w:r>
-      <w:r>
-        <w:t xml:space="preserve"> </w:t>
-      </w:r>
-      <w:r>
-        <w:rPr>
-          <w:rFonts w:hint="eastAsia"/>
-          <w:b/>
-          <w:bCs/>
-        </w:rPr>
-        <w:t xml:space="preserve">收起命令</w:t>
-      </w:r>
-      <w:r>
-        <w:t xml:space="preserve"> </w:t>
-      </w:r>
-      <w:r>
-        <w:rPr>
-          <w:rFonts w:hint="eastAsia"/>
-        </w:rPr>
-        <w:t xml:space="preserve">或双击页签可收起内容，</w:t>
-      </w:r>
-      <w:r>
-        <w:t xml:space="preserve"> </w:t>
-      </w:r>
-      <w:r>
-        <w:rPr>
-          <w:rFonts w:hint="eastAsia"/>
-        </w:rPr>
-        <w:t xml:space="preserve">再点</w:t>
-      </w:r>
-      <w:r>
-        <w:t xml:space="preserve"> </w:t>
-      </w:r>
-      <w:r>
-        <w:rPr>
-          <w:rFonts w:hint="eastAsia"/>
-          <w:b/>
-          <w:bCs/>
-        </w:rPr>
-        <w:t xml:space="preserve">更多命令</w:t>
-      </w:r>
-      <w:r>
-        <w:t xml:space="preserve"> </w:t>
-      </w:r>
-      <w:r>
-        <w:rPr>
-          <w:rFonts w:hint="eastAsia"/>
-        </w:rPr>
-        <w:t xml:space="preserve">展开。视角、选择、编辑与显示模式有直接按钮；窄屏会缩短按钮显示，</w:t>
-      </w:r>
-      <w:r>
-        <w:t xml:space="preserve"> </w:t>
-      </w:r>
-      <w:r>
-        <w:rPr>
-          <w:rFonts w:hint="eastAsia"/>
-        </w:rPr>
-        <w:t xml:space="preserve">当前模式保留文字，鼠标停留半秒可查看完整名称、快捷键与用途。</w:t>
-      </w:r>
-      <w:r>
-        <w:t xml:space="preserve"> </w:t>
-      </w:r>
-      <w:r>
-        <w:rPr>
-          <w:rFonts w:hint="eastAsia"/>
-        </w:rPr>
-        <w:t xml:space="preserve">开始手工建模后，建模设置按钮提供工作平面、捕捉和精确坐标。</w:t>
-      </w:r>
-    </w:p>
-    <w:p>
-      <w:pPr>
-        <w:pStyle w:val="BodyText"/>
-      </w:pPr>
-      <w:r>
-        <w:rPr>
-          <w:rFonts w:hint="eastAsia"/>
-        </w:rPr>
-        <w:t xml:space="preserve">模型树、属性与结果等面板的标题栏右侧有独立窗口图标。移出后可并排查看模型与表格，</w:t>
-      </w:r>
-      <w:r>
-        <w:t xml:space="preserve"> </w:t>
-      </w:r>
-      <w:r>
-        <w:rPr>
-          <w:rFonts w:hint="eastAsia"/>
-        </w:rPr>
-        <w:t xml:space="preserve">窗口中的停靠回工作区按钮可返回原位；未提交输入、表格内容和选择状态会保留。</w:t>
-      </w:r>
-      <w:r>
-        <w:t xml:space="preserve"> </w:t>
-      </w:r>
-      <w:r>
-        <w:rPr>
-          <w:rFonts w:hint="eastAsia"/>
-        </w:rPr>
-        <w:t xml:space="preserve">关闭独立窗口后仍可从原侧栏入口重开。截面优化默认使用独立窗口，也可停靠回底部。</w:t>
-      </w:r>
-      <w:r>
-        <w:t xml:space="preserve"> </w:t>
-      </w:r>
-      <w:r>
-        <w:rPr>
-          <w:rFonts w:hint="eastAsia"/>
-        </w:rPr>
-        <w:t xml:space="preserve">拖动面板内侧边缘可调尺寸，双击边缘恢复默认；Tab</w:t>
-      </w:r>
-      <w:r>
-        <w:t xml:space="preserve"> </w:t>
-      </w:r>
-      <w:r>
-        <w:rPr>
-          <w:rFonts w:hint="eastAsia"/>
-        </w:rPr>
-        <w:t xml:space="preserve">可定位侧栏入口，空格可开关。</w:t>
-      </w:r>
-    </w:p>
-    <w:p>
-      <w:pPr>
-        <w:pStyle w:val="BodyText"/>
-      </w:pPr>
-      <w:r>
-        <w:rPr>
-          <w:rFonts w:hint="eastAsia"/>
-        </w:rPr>
-        <w:t xml:space="preserve">展开后的结果页提供以下操作：</w:t>
+        <w:t xml:space="preserve"> 65</w:t>
+      </w:r>
+      <w:r>
+        <w:t xml:space="preserve"> </w:t>
+      </w:r>
+      <w:r>
+        <w:rPr>
+          <w:rFonts w:hint="eastAsia"/>
+        </w:rPr>
+        <w:t xml:space="preserve">或</w:t>
+      </w:r>
+      <w:r>
+        <w:t xml:space="preserve"> </w:t>
+      </w:r>
+      <w:r>
+        <w:rPr>
+          <w:rStyle w:val="VerbatimChar"/>
+          <w:rFonts w:hint="eastAsia"/>
+        </w:rPr>
+        <w:t xml:space="preserve">杆件</w:t>
+      </w:r>
+      <w:r>
+        <w:rPr>
+          <w:rStyle w:val="VerbatimChar"/>
+        </w:rPr>
+        <w:t xml:space="preserve"> 27</w:t>
+      </w:r>
+      <w:r>
+        <w:t xml:space="preserve"> </w:t>
+      </w:r>
+      <w:r>
+        <w:rPr>
+          <w:rFonts w:hint="eastAsia"/>
+        </w:rPr>
+        <w:t xml:space="preserve">后按</w:t>
+      </w:r>
+      <w:r>
+        <w:t xml:space="preserve"> </w:t>
+      </w:r>
+      <w:r>
+        <w:rPr>
+          <w:rFonts w:hint="eastAsia"/>
+        </w:rPr>
+        <w:t xml:space="preserve">Enter，</w:t>
+      </w:r>
+      <w:r>
+        <w:t xml:space="preserve"> </w:t>
+      </w:r>
+      <w:r>
+        <w:rPr>
+          <w:rFonts w:hint="eastAsia"/>
+        </w:rPr>
+        <w:t xml:space="preserve">可精确选中并将目标移至视口中心，保持当前视角和缩放。单击树中的节点、杆件也可定位；</w:t>
+      </w:r>
+      <w:r>
+        <w:t xml:space="preserve"> </w:t>
+      </w:r>
+      <w:r>
+        <w:rPr>
+          <w:rFonts w:hint="eastAsia"/>
+        </w:rPr>
+        <w:t xml:space="preserve">在视口拾取对象时，树会同步选中对应条目。清除搜索恢复之前的展开状态；无匹配时检查名称或编号。</w:t>
       </w:r>
     </w:p>
     <w:p>
@@ -4493,20 +3368,20 @@
       <w:r>
         <w:drawing>
           <wp:inline>
-            <wp:extent cx="5334000" cy="3333750"/>
+            <wp:extent cx="5334000" cy="3000375"/>
             <wp:effectExtent b="0" l="0" r="0" t="0"/>
-            <wp:docPr descr="结果页功能区" title="" id="27" name="Picture"/>
+            <wp:docPr descr="模型树编号定位" title="" id="23" name="Picture"/>
             <a:graphic>
               <a:graphicData uri="http://schemas.openxmlformats.org/drawingml/2006/picture">
                 <pic:pic>
                   <pic:nvPicPr>
-                    <pic:cNvPr descr="手册图/02-结果页功能区.png" id="28" name="Picture"/>
+                    <pic:cNvPr descr="手册图/07-模型定位.png" id="24" name="Picture"/>
                     <pic:cNvPicPr>
                       <a:picLocks noChangeArrowheads="1" noChangeAspect="1"/>
                     </pic:cNvPicPr>
                   </pic:nvPicPr>
                   <pic:blipFill>
-                    <a:blip r:embed="rId26"/>
+                    <a:blip r:embed="rId22"/>
                     <a:stretch>
                       <a:fillRect/>
                     </a:stretch>
@@ -4514,7 +3389,7 @@
                   <pic:spPr bwMode="auto">
                     <a:xfrm>
                       <a:off x="0" y="0"/>
-                      <a:ext cx="5334000" cy="3333750"/>
+                      <a:ext cx="5334000" cy="3000375"/>
                     </a:xfrm>
                     <a:prstGeom prst="rect">
                       <a:avLst/>
@@ -4533,6 +3408,159 @@
         </w:drawing>
       </w:r>
     </w:p>
+    <w:p>
+      <w:pPr>
+        <w:pStyle w:val="BodyText"/>
+      </w:pPr>
+      <w:r>
+        <w:rPr>
+          <w:rFonts w:hint="eastAsia"/>
+        </w:rPr>
+        <w:t xml:space="preserve">在视口或模型树中选中杆件后，左侧</w:t>
+      </w:r>
+      <w:r>
+        <w:t xml:space="preserve"> </w:t>
+      </w:r>
+      <w:r>
+        <w:rPr>
+          <w:rFonts w:hint="eastAsia"/>
+          <w:b/>
+          <w:bCs/>
+        </w:rPr>
+        <w:t xml:space="preserve">属性</w:t>
+      </w:r>
+      <w:r>
+        <w:t xml:space="preserve"> </w:t>
+      </w:r>
+      <w:r>
+        <w:rPr>
+          <w:rFonts w:hint="eastAsia"/>
+        </w:rPr>
+        <w:t xml:space="preserve">先显示端点、长度、截面和材料。</w:t>
+      </w:r>
+      <w:r>
+        <w:t xml:space="preserve"> </w:t>
+      </w:r>
+      <w:r>
+        <w:rPr>
+          <w:rFonts w:hint="eastAsia"/>
+        </w:rPr>
+        <w:t xml:space="preserve">展开</w:t>
+      </w:r>
+      <w:r>
+        <w:t xml:space="preserve"> </w:t>
+      </w:r>
+      <w:r>
+        <w:rPr>
+          <w:rFonts w:hint="eastAsia"/>
+          <w:b/>
+          <w:bCs/>
+        </w:rPr>
+        <w:t xml:space="preserve">高级参数</w:t>
+      </w:r>
+      <w:r>
+        <w:t xml:space="preserve"> </w:t>
+      </w:r>
+      <w:r>
+        <w:rPr>
+          <w:rFonts w:hint="eastAsia"/>
+        </w:rPr>
+        <w:t xml:space="preserve">可编辑梁方向、刚域偏移、计算长度系数与端部约束；节点属性直接显示坐标和支座约束。</w:t>
+      </w:r>
+      <w:r>
+        <w:t xml:space="preserve"> </w:t>
+      </w:r>
+      <w:r>
+        <w:rPr>
+          <w:rFonts w:hint="eastAsia"/>
+        </w:rPr>
+        <w:t xml:space="preserve">输入完成后按回车或移开焦点提交。非法输入会恢复原值，并在对应字段旁显示原因和修改建议；窄屏会滚动到该提示。</w:t>
+      </w:r>
+      <w:r>
+        <w:t xml:space="preserve"> </w:t>
+      </w:r>
+      <w:r>
+        <w:rPr>
+          <w:rFonts w:hint="eastAsia"/>
+        </w:rPr>
+        <w:t xml:space="preserve">成功修改会使原有分析结果失效，需要重新求解；可用撤销恢复修改。</w:t>
+      </w:r>
+    </w:p>
+    <w:bookmarkEnd w:id="25"/>
+    <w:bookmarkStart w:id="26" w:name="X1e2a2deeeac750fb51a287e63a7c1b52a0348fc"/>
+    <w:p>
+      <w:pPr>
+        <w:pStyle w:val="Heading3"/>
+      </w:pPr>
+      <w:r>
+        <w:t xml:space="preserve">3.2 </w:t>
+      </w:r>
+      <w:r>
+        <w:rPr>
+          <w:rFonts w:hint="eastAsia"/>
+        </w:rPr>
+        <w:t xml:space="preserve">定义材料和截面（第</w:t>
+      </w:r>
+      <w:r>
+        <w:t xml:space="preserve"> 2 </w:t>
+      </w:r>
+      <w:r>
+        <w:rPr>
+          <w:rFonts w:hint="eastAsia"/>
+        </w:rPr>
+        <w:t xml:space="preserve">步）</w:t>
+      </w:r>
+    </w:p>
+    <w:p>
+      <w:pPr>
+        <w:pStyle w:val="FirstParagraph"/>
+      </w:pPr>
+      <w:r>
+        <w:rPr>
+          <w:rFonts w:hint="eastAsia"/>
+        </w:rPr>
+        <w:t xml:space="preserve">点功能区</w:t>
+      </w:r>
+      <w:r>
+        <w:t xml:space="preserve"> </w:t>
+      </w:r>
+      <w:r>
+        <w:rPr>
+          <w:rFonts w:hint="eastAsia"/>
+          <w:b/>
+          <w:bCs/>
+        </w:rPr>
+        <w:t xml:space="preserve">「属性」</w:t>
+      </w:r>
+      <w:r>
+        <w:t xml:space="preserve"> </w:t>
+      </w:r>
+      <w:r>
+        <w:rPr>
+          <w:rFonts w:hint="eastAsia"/>
+        </w:rPr>
+        <w:t xml:space="preserve">页。这一页从左到右就是"先有材料、再有截面、然后指派给杆件"。</w:t>
+      </w:r>
+    </w:p>
+    <w:p>
+      <w:pPr>
+        <w:pStyle w:val="BodyText"/>
+      </w:pPr>
+      <w:r>
+        <w:rPr>
+          <w:rFonts w:hint="eastAsia"/>
+          <w:b/>
+          <w:bCs/>
+        </w:rPr>
+        <w:t xml:space="preserve">材料</w:t>
+      </w:r>
+      <w:r>
+        <w:rPr>
+          <w:rFonts w:hint="eastAsia"/>
+        </w:rPr>
+        <w:t xml:space="preserve">（钢、混凝土之类）点「创建材料」。要填的：</w:t>
+      </w:r>
+    </w:p>
     <w:tbl>
       <w:tblPr>
         <w:tblStyle w:val="Table"/>
@@ -4540,8 +3568,9 @@
         <w:tblLook w:firstRow="1" w:lastRow="0" w:firstColumn="0" w:lastColumn="0" w:noHBand="0" w:noVBand="0" w:val="0020"/>
       </w:tblPr>
       <w:tblGrid>
-        <w:gridCol w:w="3960"/>
-        <w:gridCol w:w="3960"/>
+        <w:gridCol w:w="2640"/>
+        <w:gridCol w:w="2640"/>
+        <w:gridCol w:w="2640"/>
       </w:tblGrid>
       <w:tr>
         <w:trPr>
@@ -4557,21 +3586,35 @@
               <w:rPr>
                 <w:rFonts w:hint="eastAsia"/>
               </w:rPr>
-              <w:t xml:space="preserve">按钮</w:t>
-            </w:r>
-          </w:p>
-        </w:tc>
-        <w:tc>
-          <w:tcPr/>
-          <w:p>
-            <w:pPr>
-              <w:pStyle w:val="Compact"/>
-            </w:pPr>
-            <w:r>
-              <w:rPr>
-                <w:rFonts w:hint="eastAsia"/>
-              </w:rPr>
-              <w:t xml:space="preserve">回答什么问题</w:t>
+              <w:t xml:space="preserve">填什么</w:t>
+            </w:r>
+          </w:p>
+        </w:tc>
+        <w:tc>
+          <w:tcPr/>
+          <w:p>
+            <w:pPr>
+              <w:pStyle w:val="Compact"/>
+            </w:pPr>
+            <w:r>
+              <w:rPr>
+                <w:rFonts w:hint="eastAsia"/>
+              </w:rPr>
+              <w:t xml:space="preserve">钢材常用值</w:t>
+            </w:r>
+          </w:p>
+        </w:tc>
+        <w:tc>
+          <w:tcPr/>
+          <w:p>
+            <w:pPr>
+              <w:pStyle w:val="Compact"/>
+            </w:pPr>
+            <w:r>
+              <w:rPr>
+                <w:rFonts w:hint="eastAsia"/>
+              </w:rPr>
+              <w:t xml:space="preserve">什么时候必须填</w:t>
             </w:r>
           </w:p>
         </w:tc>
@@ -4587,35 +3630,221 @@
               <w:rPr>
                 <w:rFonts w:hint="eastAsia"/>
               </w:rPr>
-              <w:t xml:space="preserve">内力分量</w:t>
-            </w:r>
-          </w:p>
-        </w:tc>
-        <w:tc>
-          <w:tcPr/>
-          <w:p>
-            <w:pPr>
-              <w:pStyle w:val="Compact"/>
-            </w:pPr>
-            <w:r>
-              <w:rPr>
-                <w:rFonts w:hint="eastAsia"/>
-              </w:rPr>
-              <w:t xml:space="preserve">换一个力来看（轴力/剪力/弯矩/</w:t>
-            </w:r>
+              <w:t xml:space="preserve">弹性模量</w:t>
+            </w:r>
+            <w:r>
+              <w:t xml:space="preserve"> E</w:t>
+            </w:r>
+          </w:p>
+        </w:tc>
+        <w:tc>
+          <w:tcPr/>
+          <w:p>
+            <w:pPr>
+              <w:pStyle w:val="Compact"/>
+            </w:pPr>
+            <w:r>
+              <w:t xml:space="preserve">206000000000 </w:t>
+            </w:r>
+            <w:r>
+              <w:rPr>
+                <w:rFonts w:hint="eastAsia"/>
+              </w:rPr>
+              <w:t xml:space="preserve">Pa（2.06e11）</w:t>
+            </w:r>
+          </w:p>
+        </w:tc>
+        <w:tc>
+          <w:tcPr/>
+          <w:p>
+            <w:pPr>
+              <w:pStyle w:val="Compact"/>
+            </w:pPr>
+            <w:r>
+              <w:rPr>
+                <w:rFonts w:hint="eastAsia"/>
+              </w:rPr>
+              <w:t xml:space="preserve">总是</w:t>
+            </w:r>
+          </w:p>
+        </w:tc>
+      </w:tr>
+      <w:tr>
+        <w:tc>
+          <w:tcPr/>
+          <w:p>
+            <w:pPr>
+              <w:pStyle w:val="Compact"/>
+            </w:pPr>
+            <w:r>
+              <w:rPr>
+                <w:rFonts w:hint="eastAsia"/>
+              </w:rPr>
+              <w:t xml:space="preserve">泊松比</w:t>
+            </w:r>
+            <w:r>
+              <w:t xml:space="preserve"> ν</w:t>
+            </w:r>
+          </w:p>
+        </w:tc>
+        <w:tc>
+          <w:tcPr/>
+          <w:p>
+            <w:pPr>
+              <w:pStyle w:val="Compact"/>
+            </w:pPr>
+            <w:r>
+              <w:t xml:space="preserve">0.3</w:t>
+            </w:r>
+          </w:p>
+        </w:tc>
+        <w:tc>
+          <w:tcPr/>
+          <w:p>
+            <w:pPr>
+              <w:pStyle w:val="Compact"/>
+            </w:pPr>
+            <w:r>
+              <w:rPr>
+                <w:rFonts w:hint="eastAsia"/>
+              </w:rPr>
+              <w:t xml:space="preserve">总是</w:t>
+            </w:r>
+          </w:p>
+        </w:tc>
+      </w:tr>
+      <w:tr>
+        <w:tc>
+          <w:tcPr/>
+          <w:p>
+            <w:pPr>
+              <w:pStyle w:val="Compact"/>
+            </w:pPr>
+            <w:r>
+              <w:rPr>
+                <w:rFonts w:hint="eastAsia"/>
+              </w:rPr>
+              <w:t xml:space="preserve">密度</w:t>
+            </w:r>
+            <w:r>
+              <w:t xml:space="preserve"> ρ</w:t>
+            </w:r>
+          </w:p>
+        </w:tc>
+        <w:tc>
+          <w:tcPr/>
+          <w:p>
+            <w:pPr>
+              <w:pStyle w:val="Compact"/>
+            </w:pPr>
+            <w:r>
+              <w:t xml:space="preserve">7850 kg/m³</w:t>
+            </w:r>
+          </w:p>
+        </w:tc>
+        <w:tc>
+          <w:tcPr/>
+          <w:p>
+            <w:pPr>
+              <w:pStyle w:val="Compact"/>
+            </w:pPr>
+            <w:r>
+              <w:rPr>
+                <w:rFonts w:hint="eastAsia"/>
+              </w:rPr>
+              <w:t xml:space="preserve">想让它算自重时</w:t>
+            </w:r>
+          </w:p>
+        </w:tc>
+      </w:tr>
+      <w:tr>
+        <w:tc>
+          <w:tcPr/>
+          <w:p>
+            <w:pPr>
+              <w:pStyle w:val="Compact"/>
+            </w:pPr>
+            <w:r>
+              <w:rPr>
+                <w:rFonts w:hint="eastAsia"/>
+              </w:rPr>
+              <w:t xml:space="preserve">屈服应力</w:t>
+            </w:r>
+          </w:p>
+        </w:tc>
+        <w:tc>
+          <w:tcPr/>
+          <w:p>
+            <w:pPr>
+              <w:pStyle w:val="Compact"/>
+            </w:pPr>
+            <w:r>
+              <w:t xml:space="preserve">355000000 </w:t>
+            </w:r>
+            <w:r>
+              <w:rPr>
+                <w:rFonts w:hint="eastAsia"/>
+              </w:rPr>
+              <w:t xml:space="preserve">Pa（Q355）</w:t>
+            </w:r>
+          </w:p>
+        </w:tc>
+        <w:tc>
+          <w:tcPr/>
+          <w:p>
+            <w:pPr>
+              <w:pStyle w:val="Compact"/>
+            </w:pPr>
+            <w:r>
+              <w:rPr>
+                <w:rFonts w:hint="eastAsia"/>
+              </w:rPr>
+              <w:t xml:space="preserve">想做稳定校核时</w:t>
+            </w:r>
+          </w:p>
+        </w:tc>
+      </w:tr>
+      <w:tr>
+        <w:tc>
+          <w:tcPr/>
+          <w:p>
+            <w:pPr>
+              <w:pStyle w:val="Compact"/>
+            </w:pPr>
             <w:r>
               <w:rPr>
                 <w:rFonts w:hint="eastAsia"/>
                 <w:b/>
                 <w:bCs/>
               </w:rPr>
-              <w:t xml:space="preserve">应力</w:t>
-            </w:r>
-            <w:r>
-              <w:rPr>
-                <w:rFonts w:hint="eastAsia"/>
-              </w:rPr>
-              <w:t xml:space="preserve">）</w:t>
+              <w:t xml:space="preserve">许用拉应力</w:t>
+            </w:r>
+          </w:p>
+        </w:tc>
+        <w:tc>
+          <w:tcPr/>
+          <w:p>
+            <w:pPr>
+              <w:pStyle w:val="Compact"/>
+            </w:pPr>
+            <w:r>
+              <w:t xml:space="preserve">215000000 Pa</w:t>
+            </w:r>
+          </w:p>
+        </w:tc>
+        <w:tc>
+          <w:tcPr/>
+          <w:p>
+            <w:pPr>
+              <w:pStyle w:val="Compact"/>
+            </w:pPr>
+            <w:r>
+              <w:rPr>
+                <w:rFonts w:hint="eastAsia"/>
+                <w:b/>
+                <w:bCs/>
+              </w:rPr>
+              <w:t xml:space="preserve">想做强度验算时</w:t>
             </w:r>
           </w:p>
         </w:tc>
@@ -4631,222 +3860,35 @@
               <w:rPr>
                 <w:rFonts w:hint="eastAsia"/>
               </w:rPr>
-              <w:t xml:space="preserve">单杆内力图</w:t>
-            </w:r>
-          </w:p>
-        </w:tc>
-        <w:tc>
-          <w:tcPr/>
-          <w:p>
-            <w:pPr>
-              <w:pStyle w:val="Compact"/>
-            </w:pPr>
-            <w:r>
-              <w:rPr>
-                <w:rFonts w:hint="eastAsia"/>
-              </w:rPr>
-              <w:t xml:space="preserve">沿着一根杆子画一条曲线，看峰值在哪</w:t>
-            </w:r>
-          </w:p>
-        </w:tc>
-      </w:tr>
-      <w:tr>
-        <w:tc>
-          <w:tcPr/>
-          <w:p>
-            <w:pPr>
-              <w:pStyle w:val="Compact"/>
-            </w:pPr>
-            <w:r>
-              <w:rPr>
-                <w:rFonts w:hint="eastAsia"/>
-              </w:rPr>
-              <w:t xml:space="preserve">最大挠度</w:t>
-            </w:r>
-          </w:p>
-        </w:tc>
-        <w:tc>
-          <w:tcPr/>
-          <w:p>
-            <w:pPr>
-              <w:pStyle w:val="Compact"/>
-            </w:pPr>
-            <w:r>
-              <w:rPr>
-                <w:rFonts w:hint="eastAsia"/>
-              </w:rPr>
-              <w:t xml:space="preserve">最不利的那根杆弯了多少</w:t>
-            </w:r>
-          </w:p>
-        </w:tc>
-      </w:tr>
-      <w:tr>
-        <w:tc>
-          <w:tcPr/>
-          <w:p>
-            <w:pPr>
-              <w:pStyle w:val="Compact"/>
-            </w:pPr>
-            <w:r>
-              <w:rPr>
-                <w:rFonts w:hint="eastAsia"/>
-              </w:rPr>
-              <w:t xml:space="preserve">包络</w:t>
-            </w:r>
-          </w:p>
-        </w:tc>
-        <w:tc>
-          <w:tcPr/>
-          <w:p>
-            <w:pPr>
-              <w:pStyle w:val="Compact"/>
-            </w:pPr>
-            <w:r>
-              <w:rPr>
-                <w:rFonts w:hint="eastAsia"/>
-              </w:rPr>
-              <w:t xml:space="preserve">多个工况里，每个位置最不利的是哪一个</w:t>
-            </w:r>
-          </w:p>
-        </w:tc>
-      </w:tr>
-      <w:tr>
-        <w:tc>
-          <w:tcPr/>
-          <w:p>
-            <w:pPr>
-              <w:pStyle w:val="Compact"/>
-            </w:pPr>
-            <w:r>
-              <w:rPr>
-                <w:rFonts w:hint="eastAsia"/>
-                <w:b/>
-                <w:bCs/>
-              </w:rPr>
-              <w:t xml:space="preserve">强度验算</w:t>
-            </w:r>
-          </w:p>
-        </w:tc>
-        <w:tc>
-          <w:tcPr/>
-          <w:p>
-            <w:pPr>
-              <w:pStyle w:val="Compact"/>
-            </w:pPr>
-            <w:r>
-              <w:rPr>
-                <w:rFonts w:hint="eastAsia"/>
-                <w:b/>
-                <w:bCs/>
-              </w:rPr>
-              <w:t xml:space="preserve">够不够结实</w:t>
-            </w:r>
-          </w:p>
-        </w:tc>
-      </w:tr>
-      <w:tr>
-        <w:tc>
-          <w:tcPr/>
-          <w:p>
-            <w:pPr>
-              <w:pStyle w:val="Compact"/>
-            </w:pPr>
-            <w:r>
-              <w:rPr>
-                <w:rFonts w:hint="eastAsia"/>
-              </w:rPr>
-              <w:t xml:space="preserve">对称性</w:t>
-            </w:r>
-          </w:p>
-        </w:tc>
-        <w:tc>
-          <w:tcPr/>
-          <w:p>
-            <w:pPr>
-              <w:pStyle w:val="Compact"/>
-            </w:pPr>
-            <w:r>
-              <w:rPr>
-                <w:rFonts w:hint="eastAsia"/>
-              </w:rPr>
-              <w:t xml:space="preserve">结构对称吗？顺便自我检查算得对不对</w:t>
-            </w:r>
-          </w:p>
-        </w:tc>
-      </w:tr>
-      <w:tr>
-        <w:tc>
-          <w:tcPr/>
-          <w:p>
-            <w:pPr>
-              <w:pStyle w:val="Compact"/>
-            </w:pPr>
-            <w:r>
-              <w:rPr>
-                <w:rFonts w:hint="eastAsia"/>
-              </w:rPr>
-              <w:t xml:space="preserve">编号与存储</w:t>
-            </w:r>
-          </w:p>
-        </w:tc>
-        <w:tc>
-          <w:tcPr/>
-          <w:p>
-            <w:pPr>
-              <w:pStyle w:val="Compact"/>
-            </w:pPr>
-            <w:r>
-              <w:rPr>
-                <w:rFonts w:hint="eastAsia"/>
-              </w:rPr>
-              <w:t xml:space="preserve">课程里讲的带宽与存储方案对比</w:t>
-            </w:r>
-          </w:p>
-        </w:tc>
-      </w:tr>
-      <w:tr>
-        <w:tc>
-          <w:tcPr/>
-          <w:p>
-            <w:pPr>
-              <w:pStyle w:val="Compact"/>
-            </w:pPr>
-            <w:r>
-              <w:rPr>
-                <w:rFonts w:hint="eastAsia"/>
-              </w:rPr>
-              <w:t xml:space="preserve">报告</w:t>
-            </w:r>
-          </w:p>
-        </w:tc>
-        <w:tc>
-          <w:tcPr/>
-          <w:p>
-            <w:pPr>
-              <w:pStyle w:val="Compact"/>
-            </w:pPr>
-            <w:r>
-              <w:rPr>
-                <w:rFonts w:hint="eastAsia"/>
-                <w:b/>
-                <w:bCs/>
-              </w:rPr>
-              <w:t xml:space="preserve">一键出</w:t>
-            </w:r>
-            <w:r>
-              <w:rPr>
-                <w:b/>
-                <w:bCs/>
-              </w:rPr>
-              <w:t xml:space="preserve"> Word </w:t>
-            </w:r>
-            <w:r>
-              <w:rPr>
-                <w:rFonts w:hint="eastAsia"/>
-                <w:b/>
-                <w:bCs/>
-              </w:rPr>
-              <w:t xml:space="preserve">计算书</w:t>
+              <w:t xml:space="preserve">线膨胀系数</w:t>
+            </w:r>
+            <w:r>
+              <w:t xml:space="preserve"> α</w:t>
+            </w:r>
+          </w:p>
+        </w:tc>
+        <w:tc>
+          <w:tcPr/>
+          <w:p>
+            <w:pPr>
+              <w:pStyle w:val="Compact"/>
+            </w:pPr>
+            <w:r>
+              <w:t xml:space="preserve">0.000012</w:t>
+            </w:r>
+          </w:p>
+        </w:tc>
+        <w:tc>
+          <w:tcPr/>
+          <w:p>
+            <w:pPr>
+              <w:pStyle w:val="Compact"/>
+            </w:pPr>
+            <w:r>
+              <w:rPr>
+                <w:rFonts w:hint="eastAsia"/>
+              </w:rPr>
+              <w:t xml:space="preserve">想算温度应力时</w:t>
             </w:r>
           </w:p>
         </w:tc>
@@ -4854,44 +3896,436 @@
     </w:tbl>
     <w:p>
       <w:pPr>
+        <w:pStyle w:val="BlockText"/>
+      </w:pPr>
+      <w:r>
+        <w:rPr>
+          <w:rFonts w:hint="eastAsia"/>
+        </w:rPr>
+        <w:t xml:space="preserve">后面三项在「强度验算与温度（可选）」那一组里，</w:t>
+      </w:r>
+      <w:r>
+        <w:rPr>
+          <w:rFonts w:hint="eastAsia"/>
+          <w:b/>
+          <w:bCs/>
+        </w:rPr>
+        <w:t xml:space="preserve">默认不填也能算位移和内力</w:t>
+      </w:r>
+      <w:r>
+        <w:rPr>
+          <w:rFonts w:hint="eastAsia"/>
+        </w:rPr>
+        <w:t xml:space="preserve">，</w:t>
+      </w:r>
+      <w:r>
+        <w:t xml:space="preserve"> </w:t>
+      </w:r>
+      <w:r>
+        <w:rPr>
+          <w:rFonts w:hint="eastAsia"/>
+        </w:rPr>
+        <w:t xml:space="preserve">只是做不了强度验算。不填就不填，软件会明确告诉你缺什么，</w:t>
+      </w:r>
+      <w:r>
+        <w:t xml:space="preserve"> </w:t>
+      </w:r>
+      <w:r>
+        <w:rPr>
+          <w:rFonts w:hint="eastAsia"/>
+          <w:b/>
+          <w:bCs/>
+        </w:rPr>
+        <w:t xml:space="preserve">不会偷偷拿个默认值糊弄你</w:t>
+      </w:r>
+      <w:r>
+        <w:t xml:space="preserve">。</w:t>
+      </w:r>
+    </w:p>
+    <w:p>
+      <w:pPr>
+        <w:pStyle w:val="FirstParagraph"/>
+      </w:pPr>
+      <w:r>
+        <w:rPr>
+          <w:rFonts w:hint="eastAsia"/>
+          <w:b/>
+          <w:bCs/>
+        </w:rPr>
+        <w:t xml:space="preserve">截面</w:t>
+      </w:r>
+      <w:r>
+        <w:rPr>
+          <w:rFonts w:hint="eastAsia"/>
+        </w:rPr>
+        <w:t xml:space="preserve">（杆子多粗）点「创建截面」。选一个形状（工字钢、圆管、矩形……），</w:t>
+      </w:r>
+      <w:r>
+        <w:t xml:space="preserve"> </w:t>
+      </w:r>
+      <w:r>
+        <w:rPr>
+          <w:rFonts w:hint="eastAsia"/>
+        </w:rPr>
+        <w:t xml:space="preserve">填几个尺寸，</w:t>
+      </w:r>
+      <w:r>
+        <w:rPr>
+          <w:rFonts w:hint="eastAsia"/>
+          <w:b/>
+          <w:bCs/>
+        </w:rPr>
+        <w:t xml:space="preserve">截面特性它自己算</w:t>
+      </w:r>
+      <w:r>
+        <w:rPr>
+          <w:rFonts w:hint="eastAsia"/>
+        </w:rPr>
+        <w:t xml:space="preserve">，还会在下面告诉你这个截面能不能做强度验算。</w:t>
+      </w:r>
+    </w:p>
+    <w:bookmarkEnd w:id="26"/>
+    <w:bookmarkStart w:id="27" w:name="Xcd445300e848d4cf313e939bd050309a74f441f"/>
+    <w:p>
+      <w:pPr>
+        <w:pStyle w:val="Heading3"/>
+      </w:pPr>
+      <w:r>
+        <w:t xml:space="preserve">3.3 </w:t>
+      </w:r>
+      <w:r>
+        <w:rPr>
+          <w:rFonts w:hint="eastAsia"/>
+        </w:rPr>
+        <w:t xml:space="preserve">加约束和荷载（第</w:t>
+      </w:r>
+      <w:r>
+        <w:t xml:space="preserve"> 3 </w:t>
+      </w:r>
+      <w:r>
+        <w:rPr>
+          <w:rFonts w:hint="eastAsia"/>
+        </w:rPr>
+        <w:t xml:space="preserve">步）</w:t>
+      </w:r>
+    </w:p>
+    <w:p>
+      <w:pPr>
+        <w:pStyle w:val="FirstParagraph"/>
+      </w:pPr>
+      <w:r>
+        <w:rPr>
+          <w:rFonts w:hint="eastAsia"/>
+        </w:rPr>
+        <w:t xml:space="preserve">功能区</w:t>
+      </w:r>
+      <w:r>
+        <w:t xml:space="preserve"> </w:t>
+      </w:r>
+      <w:r>
+        <w:rPr>
+          <w:rFonts w:hint="eastAsia"/>
+          <w:b/>
+          <w:bCs/>
+        </w:rPr>
+        <w:t xml:space="preserve">「载荷」</w:t>
+      </w:r>
+      <w:r>
+        <w:t xml:space="preserve"> </w:t>
+      </w:r>
+      <w:r>
+        <w:rPr>
+          <w:rFonts w:hint="eastAsia"/>
+        </w:rPr>
+        <w:t xml:space="preserve">页。</w:t>
+      </w:r>
+    </w:p>
+    <w:p>
+      <w:pPr>
+        <w:pStyle w:val="Compact"/>
+        <w:numPr>
+          <w:ilvl w:val="0"/>
+          <w:numId w:val="1003"/>
+        </w:numPr>
+      </w:pPr>
+      <w:r>
+        <w:rPr>
+          <w:rFonts w:hint="eastAsia"/>
+          <w:b/>
+          <w:bCs/>
+        </w:rPr>
+        <w:t xml:space="preserve">「创建边界条件」</w:t>
+      </w:r>
+      <w:r>
+        <w:rPr>
+          <w:rFonts w:hint="eastAsia"/>
+        </w:rPr>
+        <w:t xml:space="preserve">＝指定哪里被固定死。柱脚一般选「固接」（完全不能动）</w:t>
+      </w:r>
+      <w:r>
+        <w:t xml:space="preserve"> </w:t>
+      </w:r>
+      <w:r>
+        <w:rPr>
+          <w:rFonts w:hint="eastAsia"/>
+        </w:rPr>
+        <w:t xml:space="preserve">或「铰接」（不能移动但能转）。</w:t>
+      </w:r>
+    </w:p>
+    <w:p>
+      <w:pPr>
+        <w:pStyle w:val="Compact"/>
+        <w:numPr>
+          <w:ilvl w:val="0"/>
+          <w:numId w:val="1003"/>
+        </w:numPr>
+      </w:pPr>
+      <w:r>
+        <w:rPr>
+          <w:rFonts w:hint="eastAsia"/>
+          <w:b/>
+          <w:bCs/>
+        </w:rPr>
+        <w:t xml:space="preserve">「创建载荷」</w:t>
+      </w:r>
+      <w:r>
+        <w:rPr>
+          <w:rFonts w:hint="eastAsia"/>
+        </w:rPr>
+        <w:t xml:space="preserve">＝压多重。梁上的均布荷载最常见，比如</w:t>
+      </w:r>
+      <w:r>
+        <w:t xml:space="preserve"> </w:t>
+      </w:r>
+      <w:r>
+        <w:rPr>
+          <w:rStyle w:val="VerbatimChar"/>
+        </w:rPr>
+        <w:t xml:space="preserve">20 kN/m</w:t>
+      </w:r>
+      <w:r>
+        <w:t xml:space="preserve">。</w:t>
+      </w:r>
+    </w:p>
+    <w:p>
+      <w:pPr>
+        <w:pStyle w:val="Compact"/>
+        <w:numPr>
+          <w:ilvl w:val="0"/>
+          <w:numId w:val="1003"/>
+        </w:numPr>
+      </w:pPr>
+      <w:r>
+        <w:rPr>
+          <w:rFonts w:hint="eastAsia"/>
+          <w:b/>
+          <w:bCs/>
+        </w:rPr>
+        <w:t xml:space="preserve">「重力」</w:t>
+      </w:r>
+      <w:r>
+        <w:rPr>
+          <w:rFonts w:hint="eastAsia"/>
+        </w:rPr>
+        <w:t xml:space="preserve">＝自重。它按材料密度和截面面积自动算，</w:t>
+      </w:r>
+      <w:r>
+        <w:rPr>
+          <w:rFonts w:hint="eastAsia"/>
+          <w:b/>
+          <w:bCs/>
+        </w:rPr>
+        <w:t xml:space="preserve">前提是你填了密度</w:t>
+      </w:r>
+      <w:r>
+        <w:t xml:space="preserve">。</w:t>
+      </w:r>
+    </w:p>
+    <w:p>
+      <w:pPr>
+        <w:pStyle w:val="BlockText"/>
+      </w:pPr>
+      <w:r>
+        <w:rPr>
+          <w:rFonts w:hint="eastAsia"/>
+          <w:b/>
+          <w:bCs/>
+        </w:rPr>
+        <w:t xml:space="preserve">单位提醒</w:t>
+      </w:r>
+      <w:r>
+        <w:rPr>
+          <w:rFonts w:hint="eastAsia"/>
+        </w:rPr>
+        <w:t xml:space="preserve">：软件默认用</w:t>
+      </w:r>
+      <w:r>
+        <w:rPr>
+          <w:rFonts w:hint="eastAsia"/>
+          <w:b/>
+          <w:bCs/>
+        </w:rPr>
+        <w:t xml:space="preserve">牛顿和米</w:t>
+      </w:r>
+      <w:r>
+        <w:rPr>
+          <w:rFonts w:hint="eastAsia"/>
+        </w:rPr>
+        <w:t xml:space="preserve">。你说"20</w:t>
+      </w:r>
+      <w:r>
+        <w:t xml:space="preserve"> </w:t>
+      </w:r>
+      <w:r>
+        <w:rPr>
+          <w:rFonts w:hint="eastAsia"/>
+        </w:rPr>
+        <w:t xml:space="preserve">kN/m"，要填</w:t>
+      </w:r>
+      <w:r>
+        <w:t xml:space="preserve"> </w:t>
+      </w:r>
+      <w:r>
+        <w:rPr>
+          <w:rStyle w:val="VerbatimChar"/>
+        </w:rPr>
+        <w:t xml:space="preserve">20000</w:t>
+      </w:r>
+      <w:r>
+        <w:t xml:space="preserve">。</w:t>
+      </w:r>
+      <w:r>
+        <w:t xml:space="preserve"> </w:t>
+      </w:r>
+      <w:r>
+        <w:rPr>
+          <w:rFonts w:hint="eastAsia"/>
+        </w:rPr>
+        <w:t xml:space="preserve">跟</w:t>
+      </w:r>
+      <w:r>
+        <w:t xml:space="preserve"> AI </w:t>
+      </w:r>
+      <w:r>
+        <w:rPr>
+          <w:rFonts w:hint="eastAsia"/>
+        </w:rPr>
+        <w:t xml:space="preserve">对话时可以直接说</w:t>
+      </w:r>
+      <w:r>
+        <w:t xml:space="preserve"> </w:t>
+      </w:r>
+      <w:r>
+        <w:rPr>
+          <w:rFonts w:hint="eastAsia"/>
+        </w:rPr>
+        <w:t xml:space="preserve">kN，它会帮你换算并把换算过程写出来。</w:t>
+      </w:r>
+    </w:p>
+    <w:bookmarkEnd w:id="27"/>
+    <w:bookmarkStart w:id="28" w:name="X26781790986075940913085fb879bafa837a288"/>
+    <w:p>
+      <w:pPr>
+        <w:pStyle w:val="Heading3"/>
+      </w:pPr>
+      <w:r>
+        <w:t xml:space="preserve">3.4 </w:t>
+      </w:r>
+      <w:r>
+        <w:rPr>
+          <w:rFonts w:hint="eastAsia"/>
+        </w:rPr>
+        <w:t xml:space="preserve">校验与求解（第</w:t>
+      </w:r>
+      <w:r>
+        <w:t xml:space="preserve"> 3、4 </w:t>
+      </w:r>
+      <w:r>
+        <w:rPr>
+          <w:rFonts w:hint="eastAsia"/>
+        </w:rPr>
+        <w:t xml:space="preserve">步）</w:t>
+      </w:r>
+    </w:p>
+    <w:p>
+      <w:pPr>
+        <w:pStyle w:val="FirstParagraph"/>
+      </w:pPr>
+      <w:r>
+        <w:rPr>
+          <w:rFonts w:hint="eastAsia"/>
+        </w:rPr>
+        <w:t xml:space="preserve">点</w:t>
+      </w:r>
+      <w:r>
+        <w:t xml:space="preserve"> </w:t>
+      </w:r>
+      <w:r>
+        <w:rPr>
+          <w:b/>
+          <w:bCs/>
+        </w:rPr>
+        <w:t xml:space="preserve">「3 </w:t>
+      </w:r>
+      <w:r>
+        <w:rPr>
+          <w:rFonts w:hint="eastAsia"/>
+          <w:b/>
+          <w:bCs/>
+        </w:rPr>
+        <w:t xml:space="preserve">校验」</w:t>
+      </w:r>
+      <w:r>
+        <w:rPr>
+          <w:rFonts w:hint="eastAsia"/>
+        </w:rPr>
+        <w:t xml:space="preserve">。它会检查：有没有杆子悬空、有没有地方没固定、材料截面有没有漏指派。</w:t>
+      </w:r>
+      <w:r>
+        <w:t xml:space="preserve"> </w:t>
+      </w:r>
+      <w:r>
+        <w:rPr>
+          <w:rFonts w:hint="eastAsia"/>
+          <w:b/>
+          <w:bCs/>
+        </w:rPr>
+        <w:t xml:space="preserve">有问题会用中文列出来，指明是哪个节点、哪个方向。</w:t>
+      </w:r>
+    </w:p>
+    <w:p>
+      <w:pPr>
         <w:pStyle w:val="BodyText"/>
       </w:pPr>
       <w:r>
         <w:rPr>
           <w:rFonts w:hint="eastAsia"/>
         </w:rPr>
-        <w:t xml:space="preserve">点</w:t>
-      </w:r>
-      <w:r>
-        <w:t xml:space="preserve"> </w:t>
-      </w:r>
-      <w:r>
-        <w:rPr>
-          <w:rFonts w:hint="eastAsia"/>
-          <w:b/>
-          <w:bCs/>
-        </w:rPr>
-        <w:t xml:space="preserve">「强度验算」</w:t>
-      </w:r>
-      <w:r>
-        <w:rPr>
-          <w:rFonts w:hint="eastAsia"/>
-        </w:rPr>
-        <w:t xml:space="preserve">，下面会出来一张表，</w:t>
-      </w:r>
-      <w:r>
-        <w:rPr>
-          <w:rFonts w:hint="eastAsia"/>
-          <w:b/>
-          <w:bCs/>
-        </w:rPr>
-        <w:t xml:space="preserve">一行一根杆</w:t>
-      </w:r>
-      <w:r>
-        <w:rPr>
-          <w:rFonts w:hint="eastAsia"/>
-        </w:rPr>
-        <w:t xml:space="preserve">：</w:t>
+        <w:t xml:space="preserve">校验过了点</w:t>
+      </w:r>
+      <w:r>
+        <w:t xml:space="preserve"> </w:t>
+      </w:r>
+      <w:r>
+        <w:rPr>
+          <w:b/>
+          <w:bCs/>
+        </w:rPr>
+        <w:t xml:space="preserve">「4 </w:t>
+      </w:r>
+      <w:r>
+        <w:rPr>
+          <w:rFonts w:hint="eastAsia"/>
+          <w:b/>
+          <w:bCs/>
+        </w:rPr>
+        <w:t xml:space="preserve">求解」</w:t>
+      </w:r>
+      <w:r>
+        <w:rPr>
+          <w:rFonts w:hint="eastAsia"/>
+        </w:rPr>
+        <w:t xml:space="preserve">（F5）。</w:t>
       </w:r>
     </w:p>
     <w:p>
@@ -4902,112 +4336,231 @@
         <w:rPr>
           <w:rFonts w:hint="eastAsia"/>
         </w:rPr>
-        <w:t xml:space="preserve">表格上方先显示最大应力比、最大折算比、超限杆件数与无法判定数。</w:t>
-      </w:r>
-      <w:r>
-        <w:t xml:space="preserve"> </w:t>
-      </w:r>
-      <w:r>
-        <w:rPr>
-          <w:rFonts w:hint="eastAsia"/>
-        </w:rPr>
-        <w:t xml:space="preserve">摘要采用紧凑文字排列，点击定位或清单入口可定位杆件或筛选结果。</w:t>
-      </w:r>
-      <w:r>
-        <w:t xml:space="preserve"> </w:t>
-      </w:r>
-      <w:r>
-        <w:rPr>
-          <w:rFonts w:hint="eastAsia"/>
-        </w:rPr>
-        <w:t xml:space="preserve">默认只显示六个关键列，剪切折算比与规范稳定比始终保留；勾选</w:t>
-      </w:r>
-      <w:r>
-        <w:t xml:space="preserve"> </w:t>
-      </w:r>
-      <w:r>
-        <w:rPr>
-          <w:rFonts w:hint="eastAsia"/>
-          <w:b/>
-          <w:bCs/>
-        </w:rPr>
-        <w:t xml:space="preserve">全部计算列</w:t>
-      </w:r>
-      <w:r>
-        <w:t xml:space="preserve"> </w:t>
-      </w:r>
-      <w:r>
-        <w:rPr>
-          <w:rFonts w:hint="eastAsia"/>
-        </w:rPr>
-        <w:t xml:space="preserve">查看长细比、φ、类别和</w:t>
-      </w:r>
-      <w:r>
-        <w:t xml:space="preserve"> μ </w:t>
-      </w:r>
-      <w:r>
-        <w:rPr>
-          <w:rFonts w:hint="eastAsia"/>
-        </w:rPr>
-        <w:t xml:space="preserve">来源等诊断列。</w:t>
-      </w:r>
-      <w:r>
-        <w:t xml:space="preserve"> </w:t>
-      </w:r>
-      <w:r>
-        <w:rPr>
-          <w:rFonts w:hint="eastAsia"/>
-        </w:rPr>
-        <w:t xml:space="preserve">完整结论和适用限制保存在</w:t>
-      </w:r>
-      <w:r>
-        <w:t xml:space="preserve"> </w:t>
-      </w:r>
-      <w:r>
-        <w:rPr>
-          <w:rFonts w:hint="eastAsia"/>
-          <w:b/>
-          <w:bCs/>
-        </w:rPr>
-        <w:t xml:space="preserve">计算说明</w:t>
-      </w:r>
-      <w:r>
-        <w:t xml:space="preserve"> </w:t>
-      </w:r>
-      <w:r>
-        <w:rPr>
-          <w:rFonts w:hint="eastAsia"/>
-        </w:rPr>
-        <w:t xml:space="preserve">中，云图量程、色系等参数由</w:t>
-      </w:r>
-      <w:r>
-        <w:t xml:space="preserve"> </w:t>
-      </w:r>
-      <w:r>
-        <w:rPr>
-          <w:rFonts w:hint="eastAsia"/>
-          <w:b/>
-          <w:bCs/>
-        </w:rPr>
-        <w:t xml:space="preserve">显示设置</w:t>
-      </w:r>
-      <w:r>
-        <w:t xml:space="preserve"> </w:t>
-      </w:r>
-      <w:r>
-        <w:rPr>
-          <w:rFonts w:hint="eastAsia"/>
-        </w:rPr>
-        <w:t xml:space="preserve">打开。</w:t>
-      </w:r>
-      <w:r>
-        <w:t xml:space="preserve"> </w:t>
-      </w:r>
-      <w:r>
-        <w:rPr>
-          <w:rFonts w:hint="eastAsia"/>
-        </w:rPr>
-        <w:t xml:space="preserve">计算失败或结果失效时，原因和下一步会直接展开显示。</w:t>
+        <w:t xml:space="preserve">后台求解、识别或截面优化执行期间，模型编辑入口会暂时禁用，视角仍可旋转和缩放。</w:t>
+      </w:r>
+      <w:r>
+        <w:t xml:space="preserve"> </w:t>
+      </w:r>
+      <w:r>
+        <w:rPr>
+          <w:rFonts w:hint="eastAsia"/>
+        </w:rPr>
+        <w:t xml:space="preserve">长任务可点击状态栏的</w:t>
+      </w:r>
+      <w:r>
+        <w:t xml:space="preserve"> </w:t>
+      </w:r>
+      <w:r>
+        <w:rPr>
+          <w:rFonts w:hint="eastAsia"/>
+          <w:b/>
+          <w:bCs/>
+        </w:rPr>
+        <w:t xml:space="preserve">停止任务</w:t>
+      </w:r>
+      <w:r>
+        <w:rPr>
+          <w:rFonts w:hint="eastAsia"/>
+        </w:rPr>
+        <w:t xml:space="preserve">；系统在增量、参数样本或网格阶段之间安全停止，</w:t>
+      </w:r>
+      <w:r>
+        <w:t xml:space="preserve"> </w:t>
+      </w:r>
+      <w:r>
+        <w:rPr>
+          <w:rFonts w:hint="eastAsia"/>
+        </w:rPr>
+        <w:t xml:space="preserve">矩阵分解完成前需要等待。关闭窗口也会先请求停止，任务结束后再退出。</w:t>
+      </w:r>
+      <w:r>
+        <w:t xml:space="preserve"> </w:t>
+      </w:r>
+      <w:r>
+        <w:rPr>
+          <w:rFonts w:hint="eastAsia"/>
+        </w:rPr>
+        <w:t xml:space="preserve">状态栏显示当前分析类型，鼠标停在求解状态上可查看本次求解编号、模型指纹和参数。</w:t>
+      </w:r>
+    </w:p>
+    <w:p>
+      <w:pPr>
+        <w:pStyle w:val="BlockText"/>
+      </w:pPr>
+      <w:r>
+        <w:rPr>
+          <w:rFonts w:hint="eastAsia"/>
+          <w:b/>
+          <w:bCs/>
+        </w:rPr>
+        <w:t xml:space="preserve">如果报"结构成为机构"</w:t>
+      </w:r>
+      <w:r>
+        <w:rPr>
+          <w:rFonts w:hint="eastAsia"/>
+        </w:rPr>
+        <w:t xml:space="preserve">：意思是这个架子没被固定住，会整体飘走或转动。</w:t>
+      </w:r>
+      <w:r>
+        <w:t xml:space="preserve"> </w:t>
+      </w:r>
+      <w:r>
+        <w:rPr>
+          <w:rFonts w:hint="eastAsia"/>
+        </w:rPr>
+        <w:t xml:space="preserve">点「分析</w:t>
+      </w:r>
+      <w:r>
+        <w:t xml:space="preserve"> → </w:t>
+      </w:r>
+      <w:r>
+        <w:rPr>
+          <w:rFonts w:hint="eastAsia"/>
+        </w:rPr>
+        <w:t xml:space="preserve">模型检查」，它会告诉你</w:t>
+      </w:r>
+      <w:r>
+        <w:rPr>
+          <w:rFonts w:hint="eastAsia"/>
+          <w:b/>
+          <w:bCs/>
+        </w:rPr>
+        <w:t xml:space="preserve">是哪些节点的哪些方向缺约束</w:t>
+      </w:r>
+      <w:r>
+        <w:t xml:space="preserve">。</w:t>
+      </w:r>
+    </w:p>
+    <w:bookmarkEnd w:id="28"/>
+    <w:bookmarkStart w:id="38" w:name="X8a17ca255b3f2551dbdd95ab891a5e6ce3af048"/>
+    <w:p>
+      <w:pPr>
+        <w:pStyle w:val="Heading3"/>
+      </w:pPr>
+      <w:r>
+        <w:t xml:space="preserve">3.5 </w:t>
+      </w:r>
+      <w:r>
+        <w:rPr>
+          <w:rFonts w:hint="eastAsia"/>
+        </w:rPr>
+        <w:t xml:space="preserve">看结果与校核（第</w:t>
+      </w:r>
+      <w:r>
+        <w:t xml:space="preserve"> 5 </w:t>
+      </w:r>
+      <w:r>
+        <w:rPr>
+          <w:rFonts w:hint="eastAsia"/>
+        </w:rPr>
+        <w:t xml:space="preserve">步）</w:t>
+      </w:r>
+    </w:p>
+    <w:p>
+      <w:pPr>
+        <w:pStyle w:val="FirstParagraph"/>
+      </w:pPr>
+      <w:r>
+        <w:rPr>
+          <w:rFonts w:hint="eastAsia"/>
+        </w:rPr>
+        <w:t xml:space="preserve">顶部默认展开完整模块功能区，下方保留常驻工具栏与分析流程。</w:t>
+      </w:r>
+      <w:r>
+        <w:t xml:space="preserve"> </w:t>
+      </w:r>
+      <w:r>
+        <w:rPr>
+          <w:rFonts w:hint="eastAsia"/>
+        </w:rPr>
+        <w:t xml:space="preserve">选中</w:t>
+      </w:r>
+      <w:r>
+        <w:t xml:space="preserve"> </w:t>
+      </w:r>
+      <w:r>
+        <w:rPr>
+          <w:rFonts w:hint="eastAsia"/>
+          <w:b/>
+          <w:bCs/>
+        </w:rPr>
+        <w:t xml:space="preserve">「结果」</w:t>
+      </w:r>
+      <w:r>
+        <w:t xml:space="preserve"> </w:t>
+      </w:r>
+      <w:r>
+        <w:rPr>
+          <w:rFonts w:hint="eastAsia"/>
+        </w:rPr>
+        <w:t xml:space="preserve">页即可直接验算或导出报告；点击右上角的</w:t>
+      </w:r>
+      <w:r>
+        <w:t xml:space="preserve"> </w:t>
+      </w:r>
+      <w:r>
+        <w:rPr>
+          <w:rFonts w:hint="eastAsia"/>
+          <w:b/>
+          <w:bCs/>
+        </w:rPr>
+        <w:t xml:space="preserve">收起命令</w:t>
+      </w:r>
+      <w:r>
+        <w:t xml:space="preserve"> </w:t>
+      </w:r>
+      <w:r>
+        <w:rPr>
+          <w:rFonts w:hint="eastAsia"/>
+        </w:rPr>
+        <w:t xml:space="preserve">或双击页签可收起内容，</w:t>
+      </w:r>
+      <w:r>
+        <w:t xml:space="preserve"> </w:t>
+      </w:r>
+      <w:r>
+        <w:rPr>
+          <w:rFonts w:hint="eastAsia"/>
+        </w:rPr>
+        <w:t xml:space="preserve">再点</w:t>
+      </w:r>
+      <w:r>
+        <w:t xml:space="preserve"> </w:t>
+      </w:r>
+      <w:r>
+        <w:rPr>
+          <w:rFonts w:hint="eastAsia"/>
+          <w:b/>
+          <w:bCs/>
+        </w:rPr>
+        <w:t xml:space="preserve">更多命令</w:t>
+      </w:r>
+      <w:r>
+        <w:t xml:space="preserve"> </w:t>
+      </w:r>
+      <w:r>
+        <w:rPr>
+          <w:rFonts w:hint="eastAsia"/>
+        </w:rPr>
+        <w:t xml:space="preserve">展开。视角、选择、编辑与显示模式有直接按钮；窄屏会缩短按钮显示，</w:t>
+      </w:r>
+      <w:r>
+        <w:t xml:space="preserve"> </w:t>
+      </w:r>
+      <w:r>
+        <w:rPr>
+          <w:rFonts w:hint="eastAsia"/>
+        </w:rPr>
+        <w:t xml:space="preserve">当前模式保留文字，鼠标停留半秒可查看完整名称、快捷键与用途。</w:t>
+      </w:r>
+      <w:r>
+        <w:t xml:space="preserve"> </w:t>
+      </w:r>
+      <w:r>
+        <w:rPr>
+          <w:rFonts w:hint="eastAsia"/>
+        </w:rPr>
+        <w:t xml:space="preserve">开始手工建模后，建模设置按钮提供工作平面、捕捉和精确坐标。</w:t>
       </w:r>
     </w:p>
     <w:p>
@@ -5018,36 +4571,54 @@
         <w:rPr>
           <w:rFonts w:hint="eastAsia"/>
         </w:rPr>
-        <w:t xml:space="preserve">表格的</w:t>
-      </w:r>
-      <w:r>
-        <w:t xml:space="preserve"> </w:t>
-      </w:r>
-      <w:r>
-        <w:rPr>
-          <w:rFonts w:hint="eastAsia"/>
-          <w:b/>
-          <w:bCs/>
-        </w:rPr>
-        <w:t xml:space="preserve">结果筛选</w:t>
-      </w:r>
-      <w:r>
-        <w:t xml:space="preserve"> </w:t>
-      </w:r>
-      <w:r>
-        <w:rPr>
-          <w:rFonts w:hint="eastAsia"/>
-        </w:rPr>
-        <w:t xml:space="preserve">可切换全部、超限或无法判定；排序后仍可点击行定位对应杆件。</w:t>
-      </w:r>
-      <w:r>
-        <w:t xml:space="preserve"> </w:t>
-      </w:r>
-      <w:r>
-        <w:rPr>
-          <w:rFonts w:hint="eastAsia"/>
-        </w:rPr>
-        <w:t xml:space="preserve">支座与荷载标签会自动避让，选中对象的标签优先显示，箭头和约束符号保持可见。</w:t>
+        <w:t xml:space="preserve">模型树、属性与结果等面板的标题栏右侧有独立窗口图标。移出后可并排查看模型与表格，</w:t>
+      </w:r>
+      <w:r>
+        <w:t xml:space="preserve"> </w:t>
+      </w:r>
+      <w:r>
+        <w:rPr>
+          <w:rFonts w:hint="eastAsia"/>
+        </w:rPr>
+        <w:t xml:space="preserve">窗口中的停靠回工作区按钮可返回原位；未提交输入、表格内容和选择状态会保留。</w:t>
+      </w:r>
+      <w:r>
+        <w:t xml:space="preserve"> </w:t>
+      </w:r>
+      <w:r>
+        <w:rPr>
+          <w:rFonts w:hint="eastAsia"/>
+        </w:rPr>
+        <w:t xml:space="preserve">关闭独立窗口后仍可从原侧栏入口重开。截面优化默认使用独立窗口，也可停靠回底部。</w:t>
+      </w:r>
+      <w:r>
+        <w:t xml:space="preserve"> </w:t>
+      </w:r>
+      <w:r>
+        <w:rPr>
+          <w:rFonts w:hint="eastAsia"/>
+        </w:rPr>
+        <w:t xml:space="preserve">拖动面板内侧边缘可调尺寸，双击边缘恢复默认；Tab</w:t>
+      </w:r>
+      <w:r>
+        <w:t xml:space="preserve"> </w:t>
+      </w:r>
+      <w:r>
+        <w:rPr>
+          <w:rFonts w:hint="eastAsia"/>
+        </w:rPr>
+        <w:t xml:space="preserve">可定位侧栏入口，空格可开关。</w:t>
+      </w:r>
+    </w:p>
+    <w:p>
+      <w:pPr>
+        <w:pStyle w:val="BodyText"/>
+      </w:pPr>
+      <w:r>
+        <w:rPr>
+          <w:rFonts w:hint="eastAsia"/>
+        </w:rPr>
+        <w:t xml:space="preserve">展开后的结果页提供以下操作：</w:t>
       </w:r>
     </w:p>
     <w:p>
@@ -5059,12 +4630,12 @@
           <wp:inline>
             <wp:extent cx="5334000" cy="3333750"/>
             <wp:effectExtent b="0" l="0" r="0" t="0"/>
-            <wp:docPr descr="强度验算结果" title="" id="30" name="Picture"/>
+            <wp:docPr descr="结果页功能区" title="" id="30" name="Picture"/>
             <a:graphic>
               <a:graphicData uri="http://schemas.openxmlformats.org/drawingml/2006/picture">
                 <pic:pic>
                   <pic:nvPicPr>
-                    <pic:cNvPr descr="手册图/03-强度验算结果.png" id="31" name="Picture"/>
+                    <pic:cNvPr descr="手册图/02-结果页功能区.png" id="31" name="Picture"/>
                     <pic:cNvPicPr>
                       <a:picLocks noChangeArrowheads="1" noChangeAspect="1"/>
                     </pic:cNvPicPr>
@@ -5097,6 +4668,325 @@
         </w:drawing>
       </w:r>
     </w:p>
+    <w:tbl>
+      <w:tblPr>
+        <w:tblStyle w:val="Table"/>
+        <w:tblW w:type="auto" w:w="0"/>
+        <w:tblLook w:firstRow="1" w:lastRow="0" w:firstColumn="0" w:lastColumn="0" w:noHBand="0" w:noVBand="0" w:val="0020"/>
+      </w:tblPr>
+      <w:tblGrid>
+        <w:gridCol w:w="3960"/>
+        <w:gridCol w:w="3960"/>
+      </w:tblGrid>
+      <w:tr>
+        <w:trPr>
+          <w:tblHeader w:val="on"/>
+        </w:trPr>
+        <w:tc>
+          <w:tcPr/>
+          <w:p>
+            <w:pPr>
+              <w:pStyle w:val="Compact"/>
+            </w:pPr>
+            <w:r>
+              <w:rPr>
+                <w:rFonts w:hint="eastAsia"/>
+              </w:rPr>
+              <w:t xml:space="preserve">按钮</w:t>
+            </w:r>
+          </w:p>
+        </w:tc>
+        <w:tc>
+          <w:tcPr/>
+          <w:p>
+            <w:pPr>
+              <w:pStyle w:val="Compact"/>
+            </w:pPr>
+            <w:r>
+              <w:rPr>
+                <w:rFonts w:hint="eastAsia"/>
+              </w:rPr>
+              <w:t xml:space="preserve">回答什么问题</w:t>
+            </w:r>
+          </w:p>
+        </w:tc>
+      </w:tr>
+      <w:tr>
+        <w:tc>
+          <w:tcPr/>
+          <w:p>
+            <w:pPr>
+              <w:pStyle w:val="Compact"/>
+            </w:pPr>
+            <w:r>
+              <w:rPr>
+                <w:rFonts w:hint="eastAsia"/>
+              </w:rPr>
+              <w:t xml:space="preserve">内力分量</w:t>
+            </w:r>
+          </w:p>
+        </w:tc>
+        <w:tc>
+          <w:tcPr/>
+          <w:p>
+            <w:pPr>
+              <w:pStyle w:val="Compact"/>
+            </w:pPr>
+            <w:r>
+              <w:rPr>
+                <w:rFonts w:hint="eastAsia"/>
+              </w:rPr>
+              <w:t xml:space="preserve">换一个力来看（轴力/剪力/弯矩/</w:t>
+            </w:r>
+            <w:r>
+              <w:rPr>
+                <w:rFonts w:hint="eastAsia"/>
+                <w:b/>
+                <w:bCs/>
+              </w:rPr>
+              <w:t xml:space="preserve">应力</w:t>
+            </w:r>
+            <w:r>
+              <w:rPr>
+                <w:rFonts w:hint="eastAsia"/>
+              </w:rPr>
+              <w:t xml:space="preserve">）</w:t>
+            </w:r>
+          </w:p>
+        </w:tc>
+      </w:tr>
+      <w:tr>
+        <w:tc>
+          <w:tcPr/>
+          <w:p>
+            <w:pPr>
+              <w:pStyle w:val="Compact"/>
+            </w:pPr>
+            <w:r>
+              <w:rPr>
+                <w:rFonts w:hint="eastAsia"/>
+              </w:rPr>
+              <w:t xml:space="preserve">单杆内力图</w:t>
+            </w:r>
+          </w:p>
+        </w:tc>
+        <w:tc>
+          <w:tcPr/>
+          <w:p>
+            <w:pPr>
+              <w:pStyle w:val="Compact"/>
+            </w:pPr>
+            <w:r>
+              <w:rPr>
+                <w:rFonts w:hint="eastAsia"/>
+              </w:rPr>
+              <w:t xml:space="preserve">沿着一根杆子画一条曲线，看峰值在哪</w:t>
+            </w:r>
+          </w:p>
+        </w:tc>
+      </w:tr>
+      <w:tr>
+        <w:tc>
+          <w:tcPr/>
+          <w:p>
+            <w:pPr>
+              <w:pStyle w:val="Compact"/>
+            </w:pPr>
+            <w:r>
+              <w:rPr>
+                <w:rFonts w:hint="eastAsia"/>
+              </w:rPr>
+              <w:t xml:space="preserve">最大挠度</w:t>
+            </w:r>
+          </w:p>
+        </w:tc>
+        <w:tc>
+          <w:tcPr/>
+          <w:p>
+            <w:pPr>
+              <w:pStyle w:val="Compact"/>
+            </w:pPr>
+            <w:r>
+              <w:rPr>
+                <w:rFonts w:hint="eastAsia"/>
+              </w:rPr>
+              <w:t xml:space="preserve">最不利的那根杆弯了多少</w:t>
+            </w:r>
+          </w:p>
+        </w:tc>
+      </w:tr>
+      <w:tr>
+        <w:tc>
+          <w:tcPr/>
+          <w:p>
+            <w:pPr>
+              <w:pStyle w:val="Compact"/>
+            </w:pPr>
+            <w:r>
+              <w:rPr>
+                <w:rFonts w:hint="eastAsia"/>
+              </w:rPr>
+              <w:t xml:space="preserve">包络</w:t>
+            </w:r>
+          </w:p>
+        </w:tc>
+        <w:tc>
+          <w:tcPr/>
+          <w:p>
+            <w:pPr>
+              <w:pStyle w:val="Compact"/>
+            </w:pPr>
+            <w:r>
+              <w:rPr>
+                <w:rFonts w:hint="eastAsia"/>
+              </w:rPr>
+              <w:t xml:space="preserve">多个工况里，每个位置最不利的是哪一个</w:t>
+            </w:r>
+          </w:p>
+        </w:tc>
+      </w:tr>
+      <w:tr>
+        <w:tc>
+          <w:tcPr/>
+          <w:p>
+            <w:pPr>
+              <w:pStyle w:val="Compact"/>
+            </w:pPr>
+            <w:r>
+              <w:rPr>
+                <w:rFonts w:hint="eastAsia"/>
+                <w:b/>
+                <w:bCs/>
+              </w:rPr>
+              <w:t xml:space="preserve">强度验算</w:t>
+            </w:r>
+          </w:p>
+        </w:tc>
+        <w:tc>
+          <w:tcPr/>
+          <w:p>
+            <w:pPr>
+              <w:pStyle w:val="Compact"/>
+            </w:pPr>
+            <w:r>
+              <w:rPr>
+                <w:rFonts w:hint="eastAsia"/>
+                <w:b/>
+                <w:bCs/>
+              </w:rPr>
+              <w:t xml:space="preserve">够不够结实</w:t>
+            </w:r>
+          </w:p>
+        </w:tc>
+      </w:tr>
+      <w:tr>
+        <w:tc>
+          <w:tcPr/>
+          <w:p>
+            <w:pPr>
+              <w:pStyle w:val="Compact"/>
+            </w:pPr>
+            <w:r>
+              <w:rPr>
+                <w:rFonts w:hint="eastAsia"/>
+              </w:rPr>
+              <w:t xml:space="preserve">对称性</w:t>
+            </w:r>
+          </w:p>
+        </w:tc>
+        <w:tc>
+          <w:tcPr/>
+          <w:p>
+            <w:pPr>
+              <w:pStyle w:val="Compact"/>
+            </w:pPr>
+            <w:r>
+              <w:rPr>
+                <w:rFonts w:hint="eastAsia"/>
+              </w:rPr>
+              <w:t xml:space="preserve">结构对称吗？顺便自我检查算得对不对</w:t>
+            </w:r>
+          </w:p>
+        </w:tc>
+      </w:tr>
+      <w:tr>
+        <w:tc>
+          <w:tcPr/>
+          <w:p>
+            <w:pPr>
+              <w:pStyle w:val="Compact"/>
+            </w:pPr>
+            <w:r>
+              <w:rPr>
+                <w:rFonts w:hint="eastAsia"/>
+              </w:rPr>
+              <w:t xml:space="preserve">编号与存储</w:t>
+            </w:r>
+          </w:p>
+        </w:tc>
+        <w:tc>
+          <w:tcPr/>
+          <w:p>
+            <w:pPr>
+              <w:pStyle w:val="Compact"/>
+            </w:pPr>
+            <w:r>
+              <w:rPr>
+                <w:rFonts w:hint="eastAsia"/>
+              </w:rPr>
+              <w:t xml:space="preserve">课程里讲的带宽与存储方案对比</w:t>
+            </w:r>
+          </w:p>
+        </w:tc>
+      </w:tr>
+      <w:tr>
+        <w:tc>
+          <w:tcPr/>
+          <w:p>
+            <w:pPr>
+              <w:pStyle w:val="Compact"/>
+            </w:pPr>
+            <w:r>
+              <w:rPr>
+                <w:rFonts w:hint="eastAsia"/>
+              </w:rPr>
+              <w:t xml:space="preserve">报告</w:t>
+            </w:r>
+          </w:p>
+        </w:tc>
+        <w:tc>
+          <w:tcPr/>
+          <w:p>
+            <w:pPr>
+              <w:pStyle w:val="Compact"/>
+            </w:pPr>
+            <w:r>
+              <w:rPr>
+                <w:rFonts w:hint="eastAsia"/>
+                <w:b/>
+                <w:bCs/>
+              </w:rPr>
+              <w:t xml:space="preserve">一键出</w:t>
+            </w:r>
+            <w:r>
+              <w:rPr>
+                <w:b/>
+                <w:bCs/>
+              </w:rPr>
+              <w:t xml:space="preserve"> Word </w:t>
+            </w:r>
+            <w:r>
+              <w:rPr>
+                <w:rFonts w:hint="eastAsia"/>
+                <w:b/>
+                <w:bCs/>
+              </w:rPr>
+              <w:t xml:space="preserve">计算书</w:t>
+            </w:r>
+          </w:p>
+        </w:tc>
+      </w:tr>
+    </w:tbl>
     <w:p>
       <w:pPr>
         <w:pStyle w:val="BodyText"/>
@@ -5105,302 +4995,32 @@
         <w:rPr>
           <w:rFonts w:hint="eastAsia"/>
         </w:rPr>
-        <w:t xml:space="preserve">怎么读这张表：</w:t>
-      </w:r>
-    </w:p>
-    <w:p>
-      <w:pPr>
-        <w:numPr>
-          <w:ilvl w:val="0"/>
-          <w:numId w:val="1004"/>
-        </w:numPr>
-      </w:pPr>
-      <w:r>
-        <w:rPr>
-          <w:rFonts w:hint="eastAsia"/>
-          <w:b/>
-          <w:bCs/>
-        </w:rPr>
-        <w:t xml:space="preserve">应力比</w:t>
-      </w:r>
-      <w:r>
-        <w:rPr>
-          <w:b/>
-          <w:bCs/>
-        </w:rPr>
-        <w:t xml:space="preserve"> σ/[σ]</w:t>
-      </w:r>
-      <w:r>
-        <w:rPr>
-          <w:rFonts w:hint="eastAsia"/>
-        </w:rPr>
-        <w:t xml:space="preserve">：小于</w:t>
-      </w:r>
-      <w:r>
-        <w:t xml:space="preserve"> 1 </w:t>
-      </w:r>
-      <w:r>
-        <w:rPr>
-          <w:rFonts w:hint="eastAsia"/>
-        </w:rPr>
-        <w:t xml:space="preserve">就是够结实。0.76</w:t>
-      </w:r>
-      <w:r>
-        <w:t xml:space="preserve"> </w:t>
-      </w:r>
-      <w:r>
-        <w:rPr>
-          <w:rFonts w:hint="eastAsia"/>
-        </w:rPr>
-        <w:t xml:space="preserve">表示用掉了</w:t>
-      </w:r>
-      <w:r>
-        <w:t xml:space="preserve"> 76% </w:t>
-      </w:r>
-      <w:r>
-        <w:rPr>
-          <w:rFonts w:hint="eastAsia"/>
-        </w:rPr>
-        <w:t xml:space="preserve">的余量。</w:t>
-      </w:r>
-    </w:p>
-    <w:p>
-      <w:pPr>
-        <w:numPr>
-          <w:ilvl w:val="0"/>
-          <w:numId w:val="1004"/>
-        </w:numPr>
-      </w:pPr>
-      <w:r>
-        <w:rPr>
-          <w:rFonts w:hint="eastAsia"/>
-          <w:b/>
-          <w:bCs/>
-        </w:rPr>
-        <w:t xml:space="preserve">折算比</w:t>
-      </w:r>
-      <w:r>
-        <w:rPr>
-          <w:rFonts w:hint="eastAsia"/>
-        </w:rPr>
-        <w:t xml:space="preserve">：另一条独立的结论，</w:t>
-      </w:r>
-      <w:r>
-        <w:rPr>
-          <w:rFonts w:hint="eastAsia"/>
-          <w:b/>
-          <w:bCs/>
-        </w:rPr>
-        <w:t xml:space="preserve">也要看</w:t>
-      </w:r>
-      <w:r>
-        <w:rPr>
-          <w:rFonts w:hint="eastAsia"/>
-        </w:rPr>
-        <w:t xml:space="preserve">。它把拉压应力和剪应力合起来判，</w:t>
-      </w:r>
-      <w:r>
-        <w:t xml:space="preserve"> </w:t>
-      </w:r>
-      <w:r>
-        <w:rPr>
-          <w:rFonts w:hint="eastAsia"/>
-        </w:rPr>
-        <w:t xml:space="preserve">而上面那个只看拉压。一根又短又粗的梁，上面那栏可能显示</w:t>
-      </w:r>
-      <w:r>
-        <w:t xml:space="preserve"> 0.06 </w:t>
-      </w:r>
-      <w:r>
-        <w:rPr>
-          <w:rFonts w:hint="eastAsia"/>
-        </w:rPr>
-        <w:t xml:space="preserve">看着很安全，</w:t>
-      </w:r>
-      <w:r>
-        <w:t xml:space="preserve"> </w:t>
-      </w:r>
-      <w:r>
-        <w:rPr>
-          <w:rFonts w:hint="eastAsia"/>
-        </w:rPr>
-        <w:t xml:space="preserve">折算比却是它的两三倍——差别在剪力上，只看第一栏是看不见的。</w:t>
-      </w:r>
-      <w:r>
-        <w:t xml:space="preserve"> </w:t>
-      </w:r>
-      <w:r>
-        <w:rPr>
-          <w:rFonts w:hint="eastAsia"/>
-          <w:b/>
-          <w:bCs/>
-        </w:rPr>
-        <w:t xml:space="preserve">两栏都小于</w:t>
-      </w:r>
-      <w:r>
-        <w:rPr>
-          <w:b/>
-          <w:bCs/>
-        </w:rPr>
-        <w:t xml:space="preserve"> 1 </w:t>
-      </w:r>
-      <w:r>
-        <w:rPr>
-          <w:rFonts w:hint="eastAsia"/>
-          <w:b/>
-          <w:bCs/>
-        </w:rPr>
-        <w:t xml:space="preserve">才算过。</w:t>
-      </w:r>
-    </w:p>
-    <w:p>
-      <w:pPr>
-        <w:numPr>
-          <w:ilvl w:val="0"/>
-          <w:numId w:val="1004"/>
-        </w:numPr>
-      </w:pPr>
-      <w:r>
-        <w:rPr>
-          <w:rFonts w:hint="eastAsia"/>
-          <w:b/>
-          <w:bCs/>
-        </w:rPr>
-        <w:t xml:space="preserve">控制点</w:t>
-      </w:r>
-      <w:r>
-        <w:rPr>
-          <w:rFonts w:hint="eastAsia"/>
-        </w:rPr>
-        <w:t xml:space="preserve">：折算比最不利的位置在哪儿。"中性轴"意味着这根杆是被剪力控制的。</w:t>
-      </w:r>
-    </w:p>
-    <w:p>
-      <w:pPr>
-        <w:numPr>
-          <w:ilvl w:val="0"/>
-          <w:numId w:val="1004"/>
-        </w:numPr>
-      </w:pPr>
-      <w:r>
-        <w:rPr>
-          <w:b/>
-          <w:bCs/>
-        </w:rPr>
-        <w:t xml:space="preserve">N/Pcr </w:t>
-      </w:r>
-      <w:r>
-        <w:rPr>
-          <w:rFonts w:hint="eastAsia"/>
-          <w:b/>
-          <w:bCs/>
-        </w:rPr>
-        <w:t xml:space="preserve">和</w:t>
-      </w:r>
-      <w:r>
-        <w:rPr>
-          <w:b/>
-          <w:bCs/>
-        </w:rPr>
-        <w:t xml:space="preserve"> N/(φA)/f</w:t>
-      </w:r>
-      <w:r>
-        <w:rPr>
-          <w:rFonts w:hint="eastAsia"/>
-        </w:rPr>
-        <w:t xml:space="preserve">：两个稳定指标并排放着，</w:t>
-      </w:r>
-      <w:r>
-        <w:rPr>
-          <w:rFonts w:hint="eastAsia"/>
-          <w:b/>
-          <w:bCs/>
-        </w:rPr>
-        <w:t xml:space="preserve">以右边那个为准</w:t>
-      </w:r>
-      <w:r>
-        <w:t xml:space="preserve">。</w:t>
-      </w:r>
-      <w:r>
-        <w:t xml:space="preserve"> </w:t>
-      </w:r>
-      <w:r>
-        <w:rPr>
-          <w:rFonts w:hint="eastAsia"/>
-        </w:rPr>
-        <w:t xml:space="preserve">左边是教科书的欧拉公式，它只在细长杆上可信；右边按规范算，粗短杆也算得了。</w:t>
-      </w:r>
-      <w:r>
-        <w:t xml:space="preserve"> </w:t>
-      </w:r>
-      <w:r>
-        <w:rPr>
-          <w:rFonts w:hint="eastAsia"/>
-        </w:rPr>
-        <w:t xml:space="preserve">两者差很多是正常的——正因为会差很多，才要把它们摆在一起。</w:t>
-      </w:r>
-    </w:p>
-    <w:p>
-      <w:pPr>
-        <w:numPr>
-          <w:ilvl w:val="0"/>
-          <w:numId w:val="1004"/>
-        </w:numPr>
-      </w:pPr>
-      <w:r>
-        <w:rPr>
-          <w:b/>
-          <w:bCs/>
-        </w:rPr>
-        <w:t xml:space="preserve">φ </w:t>
-      </w:r>
-      <w:r>
-        <w:rPr>
-          <w:rFonts w:hint="eastAsia"/>
-          <w:b/>
-          <w:bCs/>
-        </w:rPr>
-        <w:t xml:space="preserve">和类别</w:t>
-      </w:r>
-      <w:r>
-        <w:rPr>
-          <w:rFonts w:hint="eastAsia"/>
-        </w:rPr>
-        <w:t xml:space="preserve">：规范用的稳定系数，以及按哪条曲线取的（a/b/c/d）。</w:t>
-      </w:r>
-      <w:r>
-        <w:t xml:space="preserve"> </w:t>
-      </w:r>
-      <w:r>
-        <w:rPr>
-          <w:rFonts w:hint="eastAsia"/>
-        </w:rPr>
-        <w:t xml:space="preserve">类别不同</w:t>
-      </w:r>
-      <w:r>
-        <w:t xml:space="preserve"> φ </w:t>
-      </w:r>
-      <w:r>
-        <w:rPr>
-          <w:rFonts w:hint="eastAsia"/>
-        </w:rPr>
-        <w:t xml:space="preserve">能差一半，所以这一栏写出来让你知道这个数的来历。</w:t>
-      </w:r>
-    </w:p>
-    <w:p>
-      <w:pPr>
-        <w:numPr>
-          <w:ilvl w:val="0"/>
-          <w:numId w:val="1004"/>
-        </w:numPr>
-      </w:pPr>
-      <w:r>
-        <w:rPr>
-          <w:rFonts w:hint="eastAsia"/>
-          <w:b/>
-          <w:bCs/>
-        </w:rPr>
-        <w:t xml:space="preserve">结论那一列有三种，不是两种</w:t>
+        <w:t xml:space="preserve">点</w:t>
+      </w:r>
+      <w:r>
+        <w:t xml:space="preserve"> </w:t>
+      </w:r>
+      <w:r>
+        <w:rPr>
+          <w:rFonts w:hint="eastAsia"/>
+          <w:b/>
+          <w:bCs/>
+        </w:rPr>
+        <w:t xml:space="preserve">「强度验算」</w:t>
+      </w:r>
+      <w:r>
+        <w:rPr>
+          <w:rFonts w:hint="eastAsia"/>
+        </w:rPr>
+        <w:t xml:space="preserve">，下面会出来一张表，</w:t>
+      </w:r>
+      <w:r>
+        <w:rPr>
+          <w:rFonts w:hint="eastAsia"/>
+          <w:b/>
+          <w:bCs/>
+        </w:rPr>
+        <w:t xml:space="preserve">一行一根杆</w:t>
       </w:r>
       <w:r>
         <w:rPr>
@@ -5411,249 +5031,158 @@
     </w:p>
     <w:p>
       <w:pPr>
-        <w:pStyle w:val="Compact"/>
-        <w:numPr>
-          <w:ilvl w:val="1"/>
-          <w:numId w:val="1005"/>
-        </w:numPr>
-      </w:pPr>
-      <w:r>
-        <w:rPr>
-          <w:rFonts w:hint="eastAsia"/>
-          <w:b/>
-          <w:bCs/>
-        </w:rPr>
-        <w:t xml:space="preserve">通过</w:t>
-      </w:r>
-      <w:r>
-        <w:t xml:space="preserve"> </w:t>
-      </w:r>
-      <w:r>
-        <w:t xml:space="preserve">—— </w:t>
-      </w:r>
-      <w:r>
-        <w:rPr>
-          <w:rFonts w:hint="eastAsia"/>
-        </w:rPr>
-        <w:t xml:space="preserve">没问题</w:t>
-      </w:r>
-    </w:p>
-    <w:p>
-      <w:pPr>
-        <w:pStyle w:val="Compact"/>
-        <w:numPr>
-          <w:ilvl w:val="1"/>
-          <w:numId w:val="1005"/>
-        </w:numPr>
-      </w:pPr>
-      <w:r>
-        <w:rPr>
-          <w:rFonts w:hint="eastAsia"/>
-          <w:b/>
-          <w:bCs/>
-        </w:rPr>
-        <w:t xml:space="preserve">超限</w:t>
-      </w:r>
-      <w:r>
-        <w:t xml:space="preserve"> </w:t>
-      </w:r>
-      <w:r>
-        <w:t xml:space="preserve">—— </w:t>
-      </w:r>
-      <w:r>
-        <w:rPr>
-          <w:rFonts w:hint="eastAsia"/>
-        </w:rPr>
-        <w:t xml:space="preserve">真的不够，行会标</w:t>
-      </w:r>
-      <w:r>
-        <w:rPr>
-          <w:rFonts w:hint="eastAsia"/>
-          <w:b/>
-          <w:bCs/>
-        </w:rPr>
-        <w:t xml:space="preserve">红</w:t>
-      </w:r>
-    </w:p>
-    <w:p>
-      <w:pPr>
-        <w:pStyle w:val="Compact"/>
-        <w:numPr>
-          <w:ilvl w:val="1"/>
-          <w:numId w:val="1005"/>
-        </w:numPr>
-      </w:pPr>
-      <w:r>
-        <w:rPr>
-          <w:rFonts w:hint="eastAsia"/>
-          <w:b/>
-          <w:bCs/>
-        </w:rPr>
-        <w:t xml:space="preserve">判不了</w:t>
-      </w:r>
-      <w:r>
-        <w:t xml:space="preserve"> </w:t>
-      </w:r>
-      <w:r>
-        <w:t xml:space="preserve">—— </w:t>
-      </w:r>
-      <w:r>
-        <w:rPr>
-          <w:rFonts w:hint="eastAsia"/>
-        </w:rPr>
-        <w:t xml:space="preserve">行标</w:t>
-      </w:r>
-      <w:r>
-        <w:rPr>
-          <w:rFonts w:hint="eastAsia"/>
-          <w:b/>
-          <w:bCs/>
-        </w:rPr>
-        <w:t xml:space="preserve">琥珀色</w:t>
-      </w:r>
-      <w:r>
-        <w:rPr>
-          <w:rFonts w:hint="eastAsia"/>
-        </w:rPr>
-        <w:t xml:space="preserve">。现在很少见了：只有材料没填屈服应力时</w:t>
-      </w:r>
-      <w:r>
-        <w:t xml:space="preserve"> </w:t>
-      </w:r>
-      <w:r>
-        <w:rPr>
-          <w:rFonts w:hint="eastAsia"/>
-        </w:rPr>
-        <w:t xml:space="preserve">才会出现，因为那时候连规范的方法也算不了。</w:t>
-      </w:r>
-      <w:r>
-        <w:t xml:space="preserve"> </w:t>
-      </w:r>
-      <w:r>
-        <w:rPr>
-          <w:rFonts w:hint="eastAsia"/>
-        </w:rPr>
-        <w:t xml:space="preserve">这不是软件坏了，是它在诚实地说"缺参数，这个问题回答不了"。</w:t>
-      </w:r>
-    </w:p>
-    <w:p>
-      <w:pPr>
-        <w:pStyle w:val="BlockText"/>
-        <w:numPr>
-          <w:ilvl w:val="0"/>
-          <w:numId w:val="1000"/>
-        </w:numPr>
-      </w:pPr>
-      <w:r>
-        <w:rPr>
-          <w:rFonts w:hint="eastAsia"/>
-        </w:rPr>
-        <w:t xml:space="preserve">完整的结论（比如"稳定按</w:t>
-      </w:r>
-      <w:r>
-        <w:t xml:space="preserve"> GB 50017 b </w:t>
-      </w:r>
-      <w:r>
-        <w:rPr>
-          <w:rFonts w:hint="eastAsia"/>
-        </w:rPr>
-        <w:t xml:space="preserve">类，φ=0.954"）在表格</w:t>
-      </w:r>
-      <w:r>
-        <w:rPr>
-          <w:rFonts w:hint="eastAsia"/>
-          <w:b/>
-          <w:bCs/>
-        </w:rPr>
-        <w:t xml:space="preserve">上方的说明里</w:t>
-      </w:r>
-      <w:r>
-        <w:rPr>
-          <w:rFonts w:hint="eastAsia"/>
-        </w:rPr>
-        <w:t xml:space="preserve">，</w:t>
-      </w:r>
-      <w:r>
-        <w:t xml:space="preserve"> </w:t>
-      </w:r>
-      <w:r>
-        <w:rPr>
-          <w:rFonts w:hint="eastAsia"/>
-        </w:rPr>
-        <w:t xml:space="preserve">格子里只放两个字，否则会被截断。</w:t>
-      </w:r>
-    </w:p>
-    <w:p>
-      <w:pPr>
-        <w:pStyle w:val="BlockText"/>
-      </w:pPr>
-      <w:r>
-        <w:rPr>
-          <w:rFonts w:hint="eastAsia"/>
-        </w:rPr>
-        <w:t xml:space="preserve">这一点值得记住：</w:t>
-      </w:r>
-      <w:r>
-        <w:rPr>
-          <w:rFonts w:hint="eastAsia"/>
-          <w:b/>
-          <w:bCs/>
-        </w:rPr>
-        <w:t xml:space="preserve">这个软件宁可说"我判不了"，也不给你一个来路不明的数。</w:t>
-      </w:r>
-      <w:r>
-        <w:t xml:space="preserve"> </w:t>
-      </w:r>
-      <w:r>
-        <w:rPr>
-          <w:rFonts w:hint="eastAsia"/>
-        </w:rPr>
-        <w:t xml:space="preserve">缺许用应力就拒绝做强度验算，截面缺尺寸就拒绝画应力云图——</w:t>
-      </w:r>
-      <w:r>
-        <w:t xml:space="preserve"> </w:t>
-      </w:r>
-      <w:r>
-        <w:rPr>
-          <w:rFonts w:hint="eastAsia"/>
-        </w:rPr>
-        <w:t xml:space="preserve">都会明确告诉你缺什么、去哪儿补。</w:t>
-      </w:r>
-    </w:p>
-    <w:p>
-      <w:pPr>
-        <w:pStyle w:val="FirstParagraph"/>
-      </w:pPr>
-      <w:r>
-        <w:rPr>
-          <w:rFonts w:hint="eastAsia"/>
-        </w:rPr>
-        <w:t xml:space="preserve">材料填了许用应力、截面又是按尺寸建的，就能把云图切到</w:t>
-      </w:r>
-      <w:r>
-        <w:t xml:space="preserve"> </w:t>
-      </w:r>
-      <w:r>
-        <w:rPr>
-          <w:b/>
-          <w:bCs/>
-        </w:rPr>
-        <w:t xml:space="preserve">σ</w:t>
-      </w:r>
-      <w:r>
-        <w:rPr>
-          <w:rFonts w:hint="eastAsia"/>
-        </w:rPr>
-        <w:t xml:space="preserve">，</w:t>
-      </w:r>
-      <w:r>
-        <w:t xml:space="preserve"> </w:t>
-      </w:r>
-      <w:r>
-        <w:rPr>
-          <w:rFonts w:hint="eastAsia"/>
-        </w:rPr>
-        <w:t xml:space="preserve">直接看每根杆上的正应力分布：</w:t>
+        <w:pStyle w:val="BodyText"/>
+      </w:pPr>
+      <w:r>
+        <w:rPr>
+          <w:rFonts w:hint="eastAsia"/>
+        </w:rPr>
+        <w:t xml:space="preserve">表格上方先显示最大应力比、最大折算比、超限杆件数与无法判定数。</w:t>
+      </w:r>
+      <w:r>
+        <w:t xml:space="preserve"> </w:t>
+      </w:r>
+      <w:r>
+        <w:rPr>
+          <w:rFonts w:hint="eastAsia"/>
+        </w:rPr>
+        <w:t xml:space="preserve">摘要采用紧凑文字排列，点击定位或清单入口可定位杆件或筛选结果。</w:t>
+      </w:r>
+      <w:r>
+        <w:t xml:space="preserve"> </w:t>
+      </w:r>
+      <w:r>
+        <w:rPr>
+          <w:rFonts w:hint="eastAsia"/>
+        </w:rPr>
+        <w:t xml:space="preserve">默认只显示六个关键列，剪切折算比与规范稳定比始终保留；勾选</w:t>
+      </w:r>
+      <w:r>
+        <w:t xml:space="preserve"> </w:t>
+      </w:r>
+      <w:r>
+        <w:rPr>
+          <w:rFonts w:hint="eastAsia"/>
+          <w:b/>
+          <w:bCs/>
+        </w:rPr>
+        <w:t xml:space="preserve">全部计算列</w:t>
+      </w:r>
+      <w:r>
+        <w:t xml:space="preserve"> </w:t>
+      </w:r>
+      <w:r>
+        <w:rPr>
+          <w:rFonts w:hint="eastAsia"/>
+        </w:rPr>
+        <w:t xml:space="preserve">查看长细比、φ、类别和</w:t>
+      </w:r>
+      <w:r>
+        <w:t xml:space="preserve"> μ </w:t>
+      </w:r>
+      <w:r>
+        <w:rPr>
+          <w:rFonts w:hint="eastAsia"/>
+        </w:rPr>
+        <w:t xml:space="preserve">来源等诊断列。</w:t>
+      </w:r>
+      <w:r>
+        <w:t xml:space="preserve"> </w:t>
+      </w:r>
+      <w:r>
+        <w:rPr>
+          <w:rFonts w:hint="eastAsia"/>
+        </w:rPr>
+        <w:t xml:space="preserve">完整结论和适用限制保存在</w:t>
+      </w:r>
+      <w:r>
+        <w:t xml:space="preserve"> </w:t>
+      </w:r>
+      <w:r>
+        <w:rPr>
+          <w:rFonts w:hint="eastAsia"/>
+          <w:b/>
+          <w:bCs/>
+        </w:rPr>
+        <w:t xml:space="preserve">计算说明</w:t>
+      </w:r>
+      <w:r>
+        <w:t xml:space="preserve"> </w:t>
+      </w:r>
+      <w:r>
+        <w:rPr>
+          <w:rFonts w:hint="eastAsia"/>
+        </w:rPr>
+        <w:t xml:space="preserve">中，云图量程、色系等参数由</w:t>
+      </w:r>
+      <w:r>
+        <w:t xml:space="preserve"> </w:t>
+      </w:r>
+      <w:r>
+        <w:rPr>
+          <w:rFonts w:hint="eastAsia"/>
+          <w:b/>
+          <w:bCs/>
+        </w:rPr>
+        <w:t xml:space="preserve">显示设置</w:t>
+      </w:r>
+      <w:r>
+        <w:t xml:space="preserve"> </w:t>
+      </w:r>
+      <w:r>
+        <w:rPr>
+          <w:rFonts w:hint="eastAsia"/>
+        </w:rPr>
+        <w:t xml:space="preserve">打开。</w:t>
+      </w:r>
+      <w:r>
+        <w:t xml:space="preserve"> </w:t>
+      </w:r>
+      <w:r>
+        <w:rPr>
+          <w:rFonts w:hint="eastAsia"/>
+        </w:rPr>
+        <w:t xml:space="preserve">计算失败或结果失效时，原因和下一步会直接展开显示。</w:t>
+      </w:r>
+    </w:p>
+    <w:p>
+      <w:pPr>
+        <w:pStyle w:val="BodyText"/>
+      </w:pPr>
+      <w:r>
+        <w:rPr>
+          <w:rFonts w:hint="eastAsia"/>
+        </w:rPr>
+        <w:t xml:space="preserve">表格的</w:t>
+      </w:r>
+      <w:r>
+        <w:t xml:space="preserve"> </w:t>
+      </w:r>
+      <w:r>
+        <w:rPr>
+          <w:rFonts w:hint="eastAsia"/>
+          <w:b/>
+          <w:bCs/>
+        </w:rPr>
+        <w:t xml:space="preserve">结果筛选</w:t>
+      </w:r>
+      <w:r>
+        <w:t xml:space="preserve"> </w:t>
+      </w:r>
+      <w:r>
+        <w:rPr>
+          <w:rFonts w:hint="eastAsia"/>
+        </w:rPr>
+        <w:t xml:space="preserve">可切换全部、超限或无法判定；排序后仍可点击行定位对应杆件。</w:t>
+      </w:r>
+      <w:r>
+        <w:t xml:space="preserve"> </w:t>
+      </w:r>
+      <w:r>
+        <w:rPr>
+          <w:rFonts w:hint="eastAsia"/>
+        </w:rPr>
+        <w:t xml:space="preserve">支座与荷载标签会自动避让，选中对象的标签优先显示，箭头和约束符号保持可见。</w:t>
       </w:r>
     </w:p>
     <w:p>
@@ -5665,12 +5194,12 @@
           <wp:inline>
             <wp:extent cx="5334000" cy="3333750"/>
             <wp:effectExtent b="0" l="0" r="0" t="0"/>
-            <wp:docPr descr="应力云图" title="" id="33" name="Picture"/>
+            <wp:docPr descr="强度验算结果" title="" id="33" name="Picture"/>
             <a:graphic>
               <a:graphicData uri="http://schemas.openxmlformats.org/drawingml/2006/picture">
                 <pic:pic>
                   <pic:nvPicPr>
-                    <pic:cNvPr descr="手册图/05-应力云图.png" id="34" name="Picture"/>
+                    <pic:cNvPr descr="手册图/03-强度验算结果.png" id="34" name="Picture"/>
                     <pic:cNvPicPr>
                       <a:picLocks noChangeArrowheads="1" noChangeAspect="1"/>
                     </pic:cNvPicPr>
@@ -5711,6 +5240,612 @@
         <w:rPr>
           <w:rFonts w:hint="eastAsia"/>
         </w:rPr>
+        <w:t xml:space="preserve">怎么读这张表：</w:t>
+      </w:r>
+    </w:p>
+    <w:p>
+      <w:pPr>
+        <w:numPr>
+          <w:ilvl w:val="0"/>
+          <w:numId w:val="1004"/>
+        </w:numPr>
+      </w:pPr>
+      <w:r>
+        <w:rPr>
+          <w:rFonts w:hint="eastAsia"/>
+          <w:b/>
+          <w:bCs/>
+        </w:rPr>
+        <w:t xml:space="preserve">应力比</w:t>
+      </w:r>
+      <w:r>
+        <w:rPr>
+          <w:b/>
+          <w:bCs/>
+        </w:rPr>
+        <w:t xml:space="preserve"> σ/[σ]</w:t>
+      </w:r>
+      <w:r>
+        <w:rPr>
+          <w:rFonts w:hint="eastAsia"/>
+        </w:rPr>
+        <w:t xml:space="preserve">：小于</w:t>
+      </w:r>
+      <w:r>
+        <w:t xml:space="preserve"> 1 </w:t>
+      </w:r>
+      <w:r>
+        <w:rPr>
+          <w:rFonts w:hint="eastAsia"/>
+        </w:rPr>
+        <w:t xml:space="preserve">就是够结实。0.76</w:t>
+      </w:r>
+      <w:r>
+        <w:t xml:space="preserve"> </w:t>
+      </w:r>
+      <w:r>
+        <w:rPr>
+          <w:rFonts w:hint="eastAsia"/>
+        </w:rPr>
+        <w:t xml:space="preserve">表示用掉了</w:t>
+      </w:r>
+      <w:r>
+        <w:t xml:space="preserve"> 76% </w:t>
+      </w:r>
+      <w:r>
+        <w:rPr>
+          <w:rFonts w:hint="eastAsia"/>
+        </w:rPr>
+        <w:t xml:space="preserve">的余量。</w:t>
+      </w:r>
+    </w:p>
+    <w:p>
+      <w:pPr>
+        <w:numPr>
+          <w:ilvl w:val="0"/>
+          <w:numId w:val="1004"/>
+        </w:numPr>
+      </w:pPr>
+      <w:r>
+        <w:rPr>
+          <w:rFonts w:hint="eastAsia"/>
+          <w:b/>
+          <w:bCs/>
+        </w:rPr>
+        <w:t xml:space="preserve">折算比</w:t>
+      </w:r>
+      <w:r>
+        <w:rPr>
+          <w:rFonts w:hint="eastAsia"/>
+        </w:rPr>
+        <w:t xml:space="preserve">：另一条独立的结论，</w:t>
+      </w:r>
+      <w:r>
+        <w:rPr>
+          <w:rFonts w:hint="eastAsia"/>
+          <w:b/>
+          <w:bCs/>
+        </w:rPr>
+        <w:t xml:space="preserve">也要看</w:t>
+      </w:r>
+      <w:r>
+        <w:rPr>
+          <w:rFonts w:hint="eastAsia"/>
+        </w:rPr>
+        <w:t xml:space="preserve">。它把拉压应力和剪应力合起来判，</w:t>
+      </w:r>
+      <w:r>
+        <w:t xml:space="preserve"> </w:t>
+      </w:r>
+      <w:r>
+        <w:rPr>
+          <w:rFonts w:hint="eastAsia"/>
+        </w:rPr>
+        <w:t xml:space="preserve">而上面那个只看拉压。一根又短又粗的梁，上面那栏可能显示</w:t>
+      </w:r>
+      <w:r>
+        <w:t xml:space="preserve"> 0.06 </w:t>
+      </w:r>
+      <w:r>
+        <w:rPr>
+          <w:rFonts w:hint="eastAsia"/>
+        </w:rPr>
+        <w:t xml:space="preserve">看着很安全，</w:t>
+      </w:r>
+      <w:r>
+        <w:t xml:space="preserve"> </w:t>
+      </w:r>
+      <w:r>
+        <w:rPr>
+          <w:rFonts w:hint="eastAsia"/>
+        </w:rPr>
+        <w:t xml:space="preserve">折算比却是它的两三倍——差别在剪力上，只看第一栏是看不见的。</w:t>
+      </w:r>
+      <w:r>
+        <w:t xml:space="preserve"> </w:t>
+      </w:r>
+      <w:r>
+        <w:rPr>
+          <w:rFonts w:hint="eastAsia"/>
+          <w:b/>
+          <w:bCs/>
+        </w:rPr>
+        <w:t xml:space="preserve">两栏都小于</w:t>
+      </w:r>
+      <w:r>
+        <w:rPr>
+          <w:b/>
+          <w:bCs/>
+        </w:rPr>
+        <w:t xml:space="preserve"> 1 </w:t>
+      </w:r>
+      <w:r>
+        <w:rPr>
+          <w:rFonts w:hint="eastAsia"/>
+          <w:b/>
+          <w:bCs/>
+        </w:rPr>
+        <w:t xml:space="preserve">才算过。</w:t>
+      </w:r>
+    </w:p>
+    <w:p>
+      <w:pPr>
+        <w:numPr>
+          <w:ilvl w:val="0"/>
+          <w:numId w:val="1004"/>
+        </w:numPr>
+      </w:pPr>
+      <w:r>
+        <w:rPr>
+          <w:rFonts w:hint="eastAsia"/>
+          <w:b/>
+          <w:bCs/>
+        </w:rPr>
+        <w:t xml:space="preserve">控制点</w:t>
+      </w:r>
+      <w:r>
+        <w:rPr>
+          <w:rFonts w:hint="eastAsia"/>
+        </w:rPr>
+        <w:t xml:space="preserve">：折算比最不利的位置在哪儿。"中性轴"意味着这根杆是被剪力控制的。</w:t>
+      </w:r>
+    </w:p>
+    <w:p>
+      <w:pPr>
+        <w:numPr>
+          <w:ilvl w:val="0"/>
+          <w:numId w:val="1004"/>
+        </w:numPr>
+      </w:pPr>
+      <w:r>
+        <w:rPr>
+          <w:b/>
+          <w:bCs/>
+        </w:rPr>
+        <w:t xml:space="preserve">N/Pcr </w:t>
+      </w:r>
+      <w:r>
+        <w:rPr>
+          <w:rFonts w:hint="eastAsia"/>
+          <w:b/>
+          <w:bCs/>
+        </w:rPr>
+        <w:t xml:space="preserve">和</w:t>
+      </w:r>
+      <w:r>
+        <w:rPr>
+          <w:b/>
+          <w:bCs/>
+        </w:rPr>
+        <w:t xml:space="preserve"> N/(φA)/f</w:t>
+      </w:r>
+      <w:r>
+        <w:rPr>
+          <w:rFonts w:hint="eastAsia"/>
+        </w:rPr>
+        <w:t xml:space="preserve">：两个稳定指标并排放着，</w:t>
+      </w:r>
+      <w:r>
+        <w:rPr>
+          <w:rFonts w:hint="eastAsia"/>
+          <w:b/>
+          <w:bCs/>
+        </w:rPr>
+        <w:t xml:space="preserve">以右边那个为准</w:t>
+      </w:r>
+      <w:r>
+        <w:t xml:space="preserve">。</w:t>
+      </w:r>
+      <w:r>
+        <w:t xml:space="preserve"> </w:t>
+      </w:r>
+      <w:r>
+        <w:rPr>
+          <w:rFonts w:hint="eastAsia"/>
+        </w:rPr>
+        <w:t xml:space="preserve">左边是教科书的欧拉公式，它只在细长杆上可信；右边按规范算，粗短杆也算得了。</w:t>
+      </w:r>
+      <w:r>
+        <w:t xml:space="preserve"> </w:t>
+      </w:r>
+      <w:r>
+        <w:rPr>
+          <w:rFonts w:hint="eastAsia"/>
+        </w:rPr>
+        <w:t xml:space="preserve">两者差很多是正常的——正因为会差很多，才要把它们摆在一起。</w:t>
+      </w:r>
+    </w:p>
+    <w:p>
+      <w:pPr>
+        <w:numPr>
+          <w:ilvl w:val="0"/>
+          <w:numId w:val="1004"/>
+        </w:numPr>
+      </w:pPr>
+      <w:r>
+        <w:rPr>
+          <w:b/>
+          <w:bCs/>
+        </w:rPr>
+        <w:t xml:space="preserve">φ </w:t>
+      </w:r>
+      <w:r>
+        <w:rPr>
+          <w:rFonts w:hint="eastAsia"/>
+          <w:b/>
+          <w:bCs/>
+        </w:rPr>
+        <w:t xml:space="preserve">和类别</w:t>
+      </w:r>
+      <w:r>
+        <w:rPr>
+          <w:rFonts w:hint="eastAsia"/>
+        </w:rPr>
+        <w:t xml:space="preserve">：规范用的稳定系数，以及按哪条曲线取的（a/b/c/d）。</w:t>
+      </w:r>
+      <w:r>
+        <w:t xml:space="preserve"> </w:t>
+      </w:r>
+      <w:r>
+        <w:rPr>
+          <w:rFonts w:hint="eastAsia"/>
+        </w:rPr>
+        <w:t xml:space="preserve">类别不同</w:t>
+      </w:r>
+      <w:r>
+        <w:t xml:space="preserve"> φ </w:t>
+      </w:r>
+      <w:r>
+        <w:rPr>
+          <w:rFonts w:hint="eastAsia"/>
+        </w:rPr>
+        <w:t xml:space="preserve">能差一半，所以这一栏写出来让你知道这个数的来历。</w:t>
+      </w:r>
+    </w:p>
+    <w:p>
+      <w:pPr>
+        <w:numPr>
+          <w:ilvl w:val="0"/>
+          <w:numId w:val="1004"/>
+        </w:numPr>
+      </w:pPr>
+      <w:r>
+        <w:rPr>
+          <w:rFonts w:hint="eastAsia"/>
+          <w:b/>
+          <w:bCs/>
+        </w:rPr>
+        <w:t xml:space="preserve">结论那一列有三种，不是两种</w:t>
+      </w:r>
+      <w:r>
+        <w:rPr>
+          <w:rFonts w:hint="eastAsia"/>
+        </w:rPr>
+        <w:t xml:space="preserve">：</w:t>
+      </w:r>
+    </w:p>
+    <w:p>
+      <w:pPr>
+        <w:pStyle w:val="Compact"/>
+        <w:numPr>
+          <w:ilvl w:val="1"/>
+          <w:numId w:val="1005"/>
+        </w:numPr>
+      </w:pPr>
+      <w:r>
+        <w:rPr>
+          <w:rFonts w:hint="eastAsia"/>
+          <w:b/>
+          <w:bCs/>
+        </w:rPr>
+        <w:t xml:space="preserve">通过</w:t>
+      </w:r>
+      <w:r>
+        <w:t xml:space="preserve"> </w:t>
+      </w:r>
+      <w:r>
+        <w:t xml:space="preserve">—— </w:t>
+      </w:r>
+      <w:r>
+        <w:rPr>
+          <w:rFonts w:hint="eastAsia"/>
+        </w:rPr>
+        <w:t xml:space="preserve">没问题</w:t>
+      </w:r>
+    </w:p>
+    <w:p>
+      <w:pPr>
+        <w:pStyle w:val="Compact"/>
+        <w:numPr>
+          <w:ilvl w:val="1"/>
+          <w:numId w:val="1005"/>
+        </w:numPr>
+      </w:pPr>
+      <w:r>
+        <w:rPr>
+          <w:rFonts w:hint="eastAsia"/>
+          <w:b/>
+          <w:bCs/>
+        </w:rPr>
+        <w:t xml:space="preserve">超限</w:t>
+      </w:r>
+      <w:r>
+        <w:t xml:space="preserve"> </w:t>
+      </w:r>
+      <w:r>
+        <w:t xml:space="preserve">—— </w:t>
+      </w:r>
+      <w:r>
+        <w:rPr>
+          <w:rFonts w:hint="eastAsia"/>
+        </w:rPr>
+        <w:t xml:space="preserve">真的不够，行会标</w:t>
+      </w:r>
+      <w:r>
+        <w:rPr>
+          <w:rFonts w:hint="eastAsia"/>
+          <w:b/>
+          <w:bCs/>
+        </w:rPr>
+        <w:t xml:space="preserve">红</w:t>
+      </w:r>
+    </w:p>
+    <w:p>
+      <w:pPr>
+        <w:pStyle w:val="Compact"/>
+        <w:numPr>
+          <w:ilvl w:val="1"/>
+          <w:numId w:val="1005"/>
+        </w:numPr>
+      </w:pPr>
+      <w:r>
+        <w:rPr>
+          <w:rFonts w:hint="eastAsia"/>
+          <w:b/>
+          <w:bCs/>
+        </w:rPr>
+        <w:t xml:space="preserve">判不了</w:t>
+      </w:r>
+      <w:r>
+        <w:t xml:space="preserve"> </w:t>
+      </w:r>
+      <w:r>
+        <w:t xml:space="preserve">—— </w:t>
+      </w:r>
+      <w:r>
+        <w:rPr>
+          <w:rFonts w:hint="eastAsia"/>
+        </w:rPr>
+        <w:t xml:space="preserve">行标</w:t>
+      </w:r>
+      <w:r>
+        <w:rPr>
+          <w:rFonts w:hint="eastAsia"/>
+          <w:b/>
+          <w:bCs/>
+        </w:rPr>
+        <w:t xml:space="preserve">琥珀色</w:t>
+      </w:r>
+      <w:r>
+        <w:rPr>
+          <w:rFonts w:hint="eastAsia"/>
+        </w:rPr>
+        <w:t xml:space="preserve">。现在很少见了：只有材料没填屈服应力时</w:t>
+      </w:r>
+      <w:r>
+        <w:t xml:space="preserve"> </w:t>
+      </w:r>
+      <w:r>
+        <w:rPr>
+          <w:rFonts w:hint="eastAsia"/>
+        </w:rPr>
+        <w:t xml:space="preserve">才会出现，因为那时候连规范的方法也算不了。</w:t>
+      </w:r>
+      <w:r>
+        <w:t xml:space="preserve"> </w:t>
+      </w:r>
+      <w:r>
+        <w:rPr>
+          <w:rFonts w:hint="eastAsia"/>
+        </w:rPr>
+        <w:t xml:space="preserve">这不是软件坏了，是它在诚实地说"缺参数，这个问题回答不了"。</w:t>
+      </w:r>
+    </w:p>
+    <w:p>
+      <w:pPr>
+        <w:pStyle w:val="BlockText"/>
+        <w:numPr>
+          <w:ilvl w:val="0"/>
+          <w:numId w:val="1000"/>
+        </w:numPr>
+      </w:pPr>
+      <w:r>
+        <w:rPr>
+          <w:rFonts w:hint="eastAsia"/>
+        </w:rPr>
+        <w:t xml:space="preserve">完整的结论（比如"稳定按</w:t>
+      </w:r>
+      <w:r>
+        <w:t xml:space="preserve"> GB 50017 b </w:t>
+      </w:r>
+      <w:r>
+        <w:rPr>
+          <w:rFonts w:hint="eastAsia"/>
+        </w:rPr>
+        <w:t xml:space="preserve">类，φ=0.954"）在表格</w:t>
+      </w:r>
+      <w:r>
+        <w:rPr>
+          <w:rFonts w:hint="eastAsia"/>
+          <w:b/>
+          <w:bCs/>
+        </w:rPr>
+        <w:t xml:space="preserve">上方的说明里</w:t>
+      </w:r>
+      <w:r>
+        <w:rPr>
+          <w:rFonts w:hint="eastAsia"/>
+        </w:rPr>
+        <w:t xml:space="preserve">，</w:t>
+      </w:r>
+      <w:r>
+        <w:t xml:space="preserve"> </w:t>
+      </w:r>
+      <w:r>
+        <w:rPr>
+          <w:rFonts w:hint="eastAsia"/>
+        </w:rPr>
+        <w:t xml:space="preserve">格子里只放两个字，否则会被截断。</w:t>
+      </w:r>
+    </w:p>
+    <w:p>
+      <w:pPr>
+        <w:pStyle w:val="BlockText"/>
+      </w:pPr>
+      <w:r>
+        <w:rPr>
+          <w:rFonts w:hint="eastAsia"/>
+        </w:rPr>
+        <w:t xml:space="preserve">这一点值得记住：</w:t>
+      </w:r>
+      <w:r>
+        <w:rPr>
+          <w:rFonts w:hint="eastAsia"/>
+          <w:b/>
+          <w:bCs/>
+        </w:rPr>
+        <w:t xml:space="preserve">这个软件宁可说"我判不了"，也不给你一个来路不明的数。</w:t>
+      </w:r>
+      <w:r>
+        <w:t xml:space="preserve"> </w:t>
+      </w:r>
+      <w:r>
+        <w:rPr>
+          <w:rFonts w:hint="eastAsia"/>
+        </w:rPr>
+        <w:t xml:space="preserve">缺许用应力就拒绝做强度验算，截面缺尺寸就拒绝画应力云图——</w:t>
+      </w:r>
+      <w:r>
+        <w:t xml:space="preserve"> </w:t>
+      </w:r>
+      <w:r>
+        <w:rPr>
+          <w:rFonts w:hint="eastAsia"/>
+        </w:rPr>
+        <w:t xml:space="preserve">都会明确告诉你缺什么、去哪儿补。</w:t>
+      </w:r>
+    </w:p>
+    <w:p>
+      <w:pPr>
+        <w:pStyle w:val="FirstParagraph"/>
+      </w:pPr>
+      <w:r>
+        <w:rPr>
+          <w:rFonts w:hint="eastAsia"/>
+        </w:rPr>
+        <w:t xml:space="preserve">材料填了许用应力、截面又是按尺寸建的，就能把云图切到</w:t>
+      </w:r>
+      <w:r>
+        <w:t xml:space="preserve"> </w:t>
+      </w:r>
+      <w:r>
+        <w:rPr>
+          <w:b/>
+          <w:bCs/>
+        </w:rPr>
+        <w:t xml:space="preserve">σ</w:t>
+      </w:r>
+      <w:r>
+        <w:rPr>
+          <w:rFonts w:hint="eastAsia"/>
+        </w:rPr>
+        <w:t xml:space="preserve">，</w:t>
+      </w:r>
+      <w:r>
+        <w:t xml:space="preserve"> </w:t>
+      </w:r>
+      <w:r>
+        <w:rPr>
+          <w:rFonts w:hint="eastAsia"/>
+        </w:rPr>
+        <w:t xml:space="preserve">直接看每根杆上的正应力分布：</w:t>
+      </w:r>
+    </w:p>
+    <w:p>
+      <w:pPr>
+        <w:pStyle w:val="BodyText"/>
+      </w:pPr>
+      <w:r>
+        <w:drawing>
+          <wp:inline>
+            <wp:extent cx="5334000" cy="3333750"/>
+            <wp:effectExtent b="0" l="0" r="0" t="0"/>
+            <wp:docPr descr="应力云图" title="" id="36" name="Picture"/>
+            <a:graphic>
+              <a:graphicData uri="http://schemas.openxmlformats.org/drawingml/2006/picture">
+                <pic:pic>
+                  <pic:nvPicPr>
+                    <pic:cNvPr descr="手册图/05-应力云图.png" id="37" name="Picture"/>
+                    <pic:cNvPicPr>
+                      <a:picLocks noChangeArrowheads="1" noChangeAspect="1"/>
+                    </pic:cNvPicPr>
+                  </pic:nvPicPr>
+                  <pic:blipFill>
+                    <a:blip r:embed="rId35"/>
+                    <a:stretch>
+                      <a:fillRect/>
+                    </a:stretch>
+                  </pic:blipFill>
+                  <pic:spPr bwMode="auto">
+                    <a:xfrm>
+                      <a:off x="0" y="0"/>
+                      <a:ext cx="5334000" cy="3333750"/>
+                    </a:xfrm>
+                    <a:prstGeom prst="rect">
+                      <a:avLst/>
+                    </a:prstGeom>
+                    <a:noFill/>
+                    <a:ln w="9525">
+                      <a:noFill/>
+                      <a:headEnd/>
+                      <a:tailEnd/>
+                    </a:ln>
+                  </pic:spPr>
+                </pic:pic>
+              </a:graphicData>
+            </a:graphic>
+          </wp:inline>
+        </w:drawing>
+      </w:r>
+    </w:p>
+    <w:p>
+      <w:pPr>
+        <w:pStyle w:val="BodyText"/>
+      </w:pPr>
+      <w:r>
+        <w:rPr>
+          <w:rFonts w:hint="eastAsia"/>
+        </w:rPr>
         <w:t xml:space="preserve">红的地方应力高，蓝的地方低。右边色标上那条刻度就是数值对照。</w:t>
       </w:r>
       <w:r>
@@ -5723,8 +5858,8 @@
         <w:t xml:space="preserve">看到某根杆整根发红，再回头去看强度验算表里它那一行，两处应该对得上。</w:t>
       </w:r>
     </w:p>
-    <w:bookmarkEnd w:id="35"/>
-    <w:bookmarkStart w:id="39" w:name="X321d5e20d7401139df7655f336feed4662e0b68"/>
+    <w:bookmarkEnd w:id="38"/>
+    <w:bookmarkStart w:id="42" w:name="X321d5e20d7401139df7655f336feed4662e0b68"/>
     <w:p>
       <w:pPr>
         <w:pStyle w:val="Heading3"/>
@@ -6150,6 +6285,160 @@
         <w:rPr>
           <w:rFonts w:hint="eastAsia"/>
         </w:rPr>
+        <w:t xml:space="preserve">勾选</w:t>
+      </w:r>
+      <w:r>
+        <w:t xml:space="preserve"> </w:t>
+      </w:r>
+      <w:r>
+        <w:rPr>
+          <w:rFonts w:hint="eastAsia"/>
+          <w:b/>
+          <w:bCs/>
+        </w:rPr>
+        <w:t xml:space="preserve">「点选实体单元」</w:t>
+      </w:r>
+      <w:r>
+        <w:t xml:space="preserve"> </w:t>
+      </w:r>
+      <w:r>
+        <w:rPr>
+          <w:rFonts w:hint="eastAsia"/>
+        </w:rPr>
+        <w:t xml:space="preserve">后，左键点击表面单元，底部结果表列出该单元的</w:t>
+      </w:r>
+      <w:r>
+        <w:t xml:space="preserve"> Mises、</w:t>
+      </w:r>
+      <w:r>
+        <w:t xml:space="preserve"> </w:t>
+      </w:r>
+      <w:r>
+        <w:rPr>
+          <w:rFonts w:hint="eastAsia"/>
+        </w:rPr>
+        <w:t xml:space="preserve">最大绝对主应力，以及十个连接节点的原始坐标和位移分量。节点结果逐项列出，不平均成单元位移。</w:t>
+      </w:r>
+      <w:r>
+        <w:t xml:space="preserve"> </w:t>
+      </w:r>
+      <w:r>
+        <w:rPr>
+          <w:rFonts w:hint="eastAsia"/>
+        </w:rPr>
+        <w:t xml:space="preserve">单元和节点的</w:t>
+      </w:r>
+      <w:r>
+        <w:rPr>
+          <w:rFonts w:hint="eastAsia"/>
+          <w:b/>
+          <w:bCs/>
+        </w:rPr>
+        <w:t xml:space="preserve">序号按当前结果文件排列，从</w:t>
+      </w:r>
+      <w:r>
+        <w:rPr>
+          <w:b/>
+          <w:bCs/>
+        </w:rPr>
+        <w:t xml:space="preserve"> 1 </w:t>
+      </w:r>
+      <w:r>
+        <w:rPr>
+          <w:rFonts w:hint="eastAsia"/>
+          <w:b/>
+          <w:bCs/>
+        </w:rPr>
+        <w:t xml:space="preserve">开始</w:t>
+      </w:r>
+      <w:r>
+        <w:rPr>
+          <w:rFonts w:hint="eastAsia"/>
+        </w:rPr>
+        <w:t xml:space="preserve">，与整体梁模型编号不同。</w:t>
+      </w:r>
+      <w:r>
+        <w:t xml:space="preserve"> </w:t>
+      </w:r>
+      <w:r>
+        <w:rPr>
+          <w:rFonts w:hint="eastAsia"/>
+        </w:rPr>
+        <w:t xml:space="preserve">点击表中节点行可高亮该实体节点。</w:t>
+      </w:r>
+      <w:r>
+        <w:rPr>
+          <w:rFonts w:hint="eastAsia"/>
+          <w:b/>
+          <w:bCs/>
+        </w:rPr>
+        <w:t xml:space="preserve">「定位实体极值」</w:t>
+      </w:r>
+      <w:r>
+        <w:t xml:space="preserve"> </w:t>
+      </w:r>
+      <w:r>
+        <w:rPr>
+          <w:rFonts w:hint="eastAsia"/>
+        </w:rPr>
+        <w:t xml:space="preserve">按当前结果量的完整数据定位真实峰值，</w:t>
+      </w:r>
+      <w:r>
+        <w:t xml:space="preserve"> </w:t>
+      </w:r>
+      <w:r>
+        <w:rPr>
+          <w:rFonts w:hint="eastAsia"/>
+        </w:rPr>
+        <w:t xml:space="preserve">应力定位单元、位移定位节点；并列峰值选文件中的第一个。P99</w:t>
+      </w:r>
+      <w:r>
+        <w:t xml:space="preserve"> </w:t>
+      </w:r>
+      <w:r>
+        <w:rPr>
+          <w:rFonts w:hint="eastAsia"/>
+        </w:rPr>
+        <w:t xml:space="preserve">截色和放大变形不会改变查询值。</w:t>
+      </w:r>
+      <w:r>
+        <w:t xml:space="preserve"> </w:t>
+      </w:r>
+      <w:r>
+        <w:rPr>
+          <w:rFonts w:hint="eastAsia"/>
+          <w:b/>
+          <w:bCs/>
+        </w:rPr>
+        <w:t xml:space="preserve">「清除实体查询」</w:t>
+      </w:r>
+      <w:r>
+        <w:t xml:space="preserve"> </w:t>
+      </w:r>
+      <w:r>
+        <w:rPr>
+          <w:rFonts w:hint="eastAsia"/>
+        </w:rPr>
+        <w:t xml:space="preserve">移除高亮和查询表；Esc</w:t>
+      </w:r>
+      <w:r>
+        <w:t xml:space="preserve"> </w:t>
+      </w:r>
+      <w:r>
+        <w:rPr>
+          <w:rFonts w:hint="eastAsia"/>
+        </w:rPr>
+        <w:t xml:space="preserve">退出点选，继续浏览。切换网格档位会清除旧查询。</w:t>
+      </w:r>
+    </w:p>
+    <w:p>
+      <w:pPr>
+        <w:pStyle w:val="BodyText"/>
+      </w:pPr>
+      <w:r>
+        <w:rPr>
+          <w:rFonts w:hint="eastAsia"/>
+        </w:rPr>
         <w:t xml:space="preserve">点击</w:t>
       </w:r>
       <w:r>
@@ -6200,18 +6489,18 @@
           <wp:inline>
             <wp:extent cx="5334000" cy="3000375"/>
             <wp:effectExtent b="0" l="0" r="0" t="0"/>
-            <wp:docPr descr="节点实体主视口" title="" id="37" name="Picture"/>
+            <wp:docPr descr="节点实体主视口" title="" id="40" name="Picture"/>
             <a:graphic>
               <a:graphicData uri="http://schemas.openxmlformats.org/drawingml/2006/picture">
                 <pic:pic>
                   <pic:nvPicPr>
-                    <pic:cNvPr descr="手册图/06-实体云图.png" id="38" name="Picture"/>
+                    <pic:cNvPr descr="手册图/06-实体云图.png" id="41" name="Picture"/>
                     <pic:cNvPicPr>
                       <a:picLocks noChangeArrowheads="1" noChangeAspect="1"/>
                     </pic:cNvPicPr>
                   </pic:nvPicPr>
                   <pic:blipFill>
-                    <a:blip r:embed="rId36"/>
+                    <a:blip r:embed="rId39"/>
                     <a:stretch>
                       <a:fillRect/>
                     </a:stretch>
@@ -6238,8 +6527,8 @@
         </w:drawing>
       </w:r>
     </w:p>
-    <w:bookmarkEnd w:id="39"/>
-    <w:bookmarkStart w:id="40" w:name="Xf306fc5d056a703c0291068fc9ecf9d0af7d464"/>
+    <w:bookmarkEnd w:id="42"/>
+    <w:bookmarkStart w:id="43" w:name="Xf306fc5d056a703c0291068fc9ecf9d0af7d464"/>
     <w:p>
       <w:pPr>
         <w:pStyle w:val="Heading3"/>
@@ -6375,8 +6664,8 @@
         <w:t xml:space="preserve">正式保存与自动保存都先写完整临时文件再替换；保存失败会说明原因并提示检查权限或另选目录。</w:t>
       </w:r>
     </w:p>
-    <w:bookmarkEnd w:id="40"/>
-    <w:bookmarkStart w:id="41" w:name="X3a8e1efc1ca557c430fcfab97ff4af806f50eb5"/>
+    <w:bookmarkEnd w:id="43"/>
+    <w:bookmarkStart w:id="44" w:name="X3a8e1efc1ca557c430fcfab97ff4af806f50eb5"/>
     <w:p>
       <w:pPr>
         <w:pStyle w:val="Heading3"/>
@@ -6533,9 +6822,9 @@
         </w:pict>
       </w:r>
     </w:p>
-    <w:bookmarkEnd w:id="41"/>
-    <w:bookmarkEnd w:id="42"/>
-    <w:bookmarkStart w:id="43" w:name="X2fac633c2612963f2bd0008fc185544b4807016"/>
+    <w:bookmarkEnd w:id="44"/>
+    <w:bookmarkEnd w:id="45"/>
+    <w:bookmarkStart w:id="46" w:name="X2fac633c2612963f2bd0008fc185544b4807016"/>
     <w:p>
       <w:pPr>
         <w:pStyle w:val="Heading2"/>
@@ -6861,8 +7150,8 @@
         </w:pict>
       </w:r>
     </w:p>
-    <w:bookmarkEnd w:id="43"/>
-    <w:bookmarkStart w:id="44" w:name="X939797adfda6ed137379411d51989d76755f0a1"/>
+    <w:bookmarkEnd w:id="46"/>
+    <w:bookmarkStart w:id="47" w:name="X939797adfda6ed137379411d51989d76755f0a1"/>
     <w:p>
       <w:pPr>
         <w:pStyle w:val="Heading2"/>
@@ -7476,8 +7765,8 @@
         </w:pict>
       </w:r>
     </w:p>
-    <w:bookmarkEnd w:id="44"/>
-    <w:bookmarkStart w:id="45" w:name="X9df411a04fb752407beaf2e2fbbb1a3569aed87"/>
+    <w:bookmarkEnd w:id="47"/>
+    <w:bookmarkStart w:id="48" w:name="X9df411a04fb752407beaf2e2fbbb1a3569aed87"/>
     <w:p>
       <w:pPr>
         <w:pStyle w:val="Heading2"/>
@@ -7933,8 +8222,8 @@
         </w:pict>
       </w:r>
     </w:p>
-    <w:bookmarkEnd w:id="45"/>
-    <w:bookmarkStart w:id="46" w:name="X16574f01e88f8ba50391f56a43107b0e7b95dc4"/>
+    <w:bookmarkEnd w:id="48"/>
+    <w:bookmarkStart w:id="49" w:name="X16574f01e88f8ba50391f56a43107b0e7b95dc4"/>
     <w:p>
       <w:pPr>
         <w:pStyle w:val="Heading2"/>
@@ -8483,7 +8772,7 @@
         <w:t xml:space="preserve">软件说"判不了"的时候，它是在诚实，不是坏了。</w:t>
       </w:r>
     </w:p>
-    <w:bookmarkEnd w:id="46"/>
+    <w:bookmarkEnd w:id="49"/>
     <w:sectPr/>
   </w:body>
 </w:document>

--- a/docs/word/使用手册.docx
+++ b/docs/word/使用手册.docx
@@ -3160,7 +3160,7 @@
     </w:p>
     <w:bookmarkEnd w:id="20"/>
     <w:bookmarkEnd w:id="21"/>
-    <w:bookmarkStart w:id="45" w:name="Xb726171a6f26840396b4ac092bc853896e5d2fd"/>
+    <w:bookmarkStart w:id="49" w:name="Xb726171a6f26840396b4ac092bc853896e5d2fd"/>
     <w:p>
       <w:pPr>
         <w:pStyle w:val="Heading2"/>
@@ -6823,8 +6823,187 @@
       </w:r>
     </w:p>
     <w:bookmarkEnd w:id="44"/>
-    <w:bookmarkEnd w:id="45"/>
-    <w:bookmarkStart w:id="46" w:name="X2fac633c2612963f2bd0008fc185544b4807016"/>
+    <w:bookmarkStart w:id="48" w:name="Xc872c1f4e8bbf182c6f6379efa030d558f61e81"/>
+    <w:p>
+      <w:pPr>
+        <w:pStyle w:val="Heading3"/>
+      </w:pPr>
+      <w:r>
+        <w:t xml:space="preserve">3.9 </w:t>
+      </w:r>
+      <w:r>
+        <w:rPr>
+          <w:rFonts w:hint="eastAsia"/>
+        </w:rPr>
+        <w:t xml:space="preserve">核对图片识别草稿</w:t>
+      </w:r>
+    </w:p>
+    <w:p>
+      <w:pPr>
+        <w:pStyle w:val="FirstParagraph"/>
+      </w:pPr>
+      <w:r>
+        <w:rPr>
+          <w:rFonts w:hint="eastAsia"/>
+        </w:rPr>
+        <w:t xml:space="preserve">从建模页打开草图识别独立窗口，选择图片、按需旋转或裁剪，再点击「确认工作平面」。</w:t>
+      </w:r>
+      <w:r>
+        <w:t xml:space="preserve"> </w:t>
+      </w:r>
+      <w:r>
+        <w:rPr>
+          <w:rFonts w:hint="eastAsia"/>
+        </w:rPr>
+        <w:t xml:space="preserve">裁剪范围以应用图片</w:t>
+      </w:r>
+      <w:r>
+        <w:t xml:space="preserve"> EXIF </w:t>
+      </w:r>
+      <w:r>
+        <w:rPr>
+          <w:rFonts w:hint="eastAsia"/>
+        </w:rPr>
+        <w:t xml:space="preserve">方向后的原图为准；处理失败会保留最近一次有效图片和参数。</w:t>
+      </w:r>
+    </w:p>
+    <w:p>
+      <w:pPr>
+        <w:pStyle w:val="BodyText"/>
+      </w:pPr>
+      <w:r>
+        <w:rPr>
+          <w:rFonts w:hint="eastAsia"/>
+        </w:rPr>
+        <w:t xml:space="preserve">使用「预览缩放」放大到</w:t>
+      </w:r>
+      <w:r>
+        <w:t xml:space="preserve"> </w:t>
+      </w:r>
+      <w:r>
+        <w:rPr>
+          <w:rFonts w:hint="eastAsia"/>
+        </w:rPr>
+        <w:t xml:space="preserve">400%，通过滚动条查看局部文字和节点；点击「适应图片」返回完整图。</w:t>
+      </w:r>
+      <w:r>
+        <w:t xml:space="preserve"> </w:t>
+      </w:r>
+      <w:r>
+        <w:rPr>
+          <w:rFonts w:hint="eastAsia"/>
+        </w:rPr>
+        <w:t xml:space="preserve">放大后仍可拖动节点，位置变化会使已有导入确认失效。覆盖标签使用节点、杆件、支座与荷载名称。</w:t>
+      </w:r>
+    </w:p>
+    <w:p>
+      <w:pPr>
+        <w:pStyle w:val="BodyText"/>
+      </w:pPr>
+      <w:r>
+        <w:rPr>
+          <w:rFonts w:hint="eastAsia"/>
+        </w:rPr>
+        <w:t xml:space="preserve">低置信度和未知置信度对象需要逐项校核。模型未提供的对象观察记录会显示为未知，</w:t>
+      </w:r>
+      <w:r>
+        <w:t xml:space="preserve"> </w:t>
+      </w:r>
+      <w:r>
+        <w:rPr>
+          <w:rFonts w:hint="eastAsia"/>
+        </w:rPr>
+        <w:t xml:space="preserve">不会自动补成高置信度；确认节点位置不会同时确认支座类型或荷载数值。</w:t>
+      </w:r>
+      <w:r>
+        <w:t xml:space="preserve"> </w:t>
+      </w:r>
+      <w:r>
+        <w:rPr>
+          <w:rFonts w:hint="eastAsia"/>
+        </w:rPr>
+        <w:t xml:space="preserve">修改工作平面或偏移后必须重新确认；存在荷载时切换平面还需重新识别，避免沿用原平面的方向。</w:t>
+      </w:r>
+    </w:p>
+    <w:p>
+      <w:pPr>
+        <w:pStyle w:val="BodyText"/>
+      </w:pPr>
+      <w:r>
+        <w:rPr>
+          <w:rFonts w:hint="eastAsia"/>
+        </w:rPr>
+        <w:t xml:space="preserve">识别期间使用主窗口的停止入口可取消任务。已经发出的网络请求需要返回或超时，</w:t>
+      </w:r>
+      <w:r>
+        <w:t xml:space="preserve"> </w:t>
+      </w:r>
+      <w:r>
+        <w:rPr>
+          <w:rFonts w:hint="eastAsia"/>
+        </w:rPr>
+        <w:t xml:space="preserve">其结果会被舍弃，也不会继续发起格式修复。切换图片后旧问题和定位引用会清除。</w:t>
+      </w:r>
+      <w:r>
+        <w:t xml:space="preserve"> </w:t>
+      </w:r>
+      <w:r>
+        <w:rPr>
+          <w:rFonts w:hint="eastAsia"/>
+        </w:rPr>
+        <w:t xml:space="preserve">所有审核和尺度标定完成后，仍需明确确认导入；识别不会自动求解。</w:t>
+      </w:r>
+    </w:p>
+    <w:p>
+      <w:pPr>
+        <w:pStyle w:val="BodyText"/>
+      </w:pPr>
+      <w:r>
+        <w:drawing>
+          <wp:inline>
+            <wp:extent cx="5334000" cy="3890856"/>
+            <wp:effectExtent b="0" l="0" r="0" t="0"/>
+            <wp:docPr descr="多模态审核预览（离线示例，非在线准确率评测）" title="" id="46" name="Picture"/>
+            <a:graphic>
+              <a:graphicData uri="http://schemas.openxmlformats.org/drawingml/2006/picture">
+                <pic:pic>
+                  <pic:nvPicPr>
+                    <pic:cNvPr descr="手册图/08-多模态审核.png" id="47" name="Picture"/>
+                    <pic:cNvPicPr>
+                      <a:picLocks noChangeArrowheads="1" noChangeAspect="1"/>
+                    </pic:cNvPicPr>
+                  </pic:nvPicPr>
+                  <pic:blipFill>
+                    <a:blip r:embed="rId45"/>
+                    <a:stretch>
+                      <a:fillRect/>
+                    </a:stretch>
+                  </pic:blipFill>
+                  <pic:spPr bwMode="auto">
+                    <a:xfrm>
+                      <a:off x="0" y="0"/>
+                      <a:ext cx="5334000" cy="3890856"/>
+                    </a:xfrm>
+                    <a:prstGeom prst="rect">
+                      <a:avLst/>
+                    </a:prstGeom>
+                    <a:noFill/>
+                    <a:ln w="9525">
+                      <a:noFill/>
+                      <a:headEnd/>
+                      <a:tailEnd/>
+                    </a:ln>
+                  </pic:spPr>
+                </pic:pic>
+              </a:graphicData>
+            </a:graphic>
+          </wp:inline>
+        </w:drawing>
+      </w:r>
+    </w:p>
+    <w:bookmarkEnd w:id="48"/>
+    <w:bookmarkEnd w:id="49"/>
+    <w:bookmarkStart w:id="50" w:name="X2fac633c2612963f2bd0008fc185544b4807016"/>
     <w:p>
       <w:pPr>
         <w:pStyle w:val="Heading2"/>
@@ -7150,8 +7329,8 @@
         </w:pict>
       </w:r>
     </w:p>
-    <w:bookmarkEnd w:id="46"/>
-    <w:bookmarkStart w:id="47" w:name="X939797adfda6ed137379411d51989d76755f0a1"/>
+    <w:bookmarkEnd w:id="50"/>
+    <w:bookmarkStart w:id="51" w:name="X939797adfda6ed137379411d51989d76755f0a1"/>
     <w:p>
       <w:pPr>
         <w:pStyle w:val="Heading2"/>
@@ -7765,8 +7944,8 @@
         </w:pict>
       </w:r>
     </w:p>
-    <w:bookmarkEnd w:id="47"/>
-    <w:bookmarkStart w:id="48" w:name="X9df411a04fb752407beaf2e2fbbb1a3569aed87"/>
+    <w:bookmarkEnd w:id="51"/>
+    <w:bookmarkStart w:id="52" w:name="X9df411a04fb752407beaf2e2fbbb1a3569aed87"/>
     <w:p>
       <w:pPr>
         <w:pStyle w:val="Heading2"/>
@@ -8222,8 +8401,8 @@
         </w:pict>
       </w:r>
     </w:p>
-    <w:bookmarkEnd w:id="48"/>
-    <w:bookmarkStart w:id="49" w:name="X16574f01e88f8ba50391f56a43107b0e7b95dc4"/>
+    <w:bookmarkEnd w:id="52"/>
+    <w:bookmarkStart w:id="53" w:name="X16574f01e88f8ba50391f56a43107b0e7b95dc4"/>
     <w:p>
       <w:pPr>
         <w:pStyle w:val="Heading2"/>
@@ -8772,7 +8951,7 @@
         <w:t xml:space="preserve">软件说"判不了"的时候，它是在诚实，不是坏了。</w:t>
       </w:r>
     </w:p>
-    <w:bookmarkEnd w:id="49"/>
+    <w:bookmarkEnd w:id="53"/>
     <w:sectPr/>
   </w:body>
 </w:document>

--- a/docs/word/使用手册.docx
+++ b/docs/word/使用手册.docx
@@ -3160,7 +3160,7 @@
     </w:p>
     <w:bookmarkEnd w:id="20"/>
     <w:bookmarkEnd w:id="21"/>
-    <w:bookmarkStart w:id="49" w:name="Xb726171a6f26840396b4ac092bc853896e5d2fd"/>
+    <w:bookmarkStart w:id="50" w:name="Xb726171a6f26840396b4ac092bc853896e5d2fd"/>
     <w:p>
       <w:pPr>
         <w:pStyle w:val="Heading2"/>
@@ -6823,7 +6823,7 @@
       </w:r>
     </w:p>
     <w:bookmarkEnd w:id="44"/>
-    <w:bookmarkStart w:id="48" w:name="Xc872c1f4e8bbf182c6f6379efa030d558f61e81"/>
+    <w:bookmarkStart w:id="49" w:name="Xc872c1f4e8bbf182c6f6379efa030d558f61e81"/>
     <w:p>
       <w:pPr>
         <w:pStyle w:val="Heading3"/>
@@ -7001,9 +7001,74 @@
         </w:drawing>
       </w:r>
     </w:p>
-    <w:bookmarkEnd w:id="48"/>
+    <w:p>
+      <w:pPr>
+        <w:pStyle w:val="BodyText"/>
+      </w:pPr>
+      <w:r>
+        <w:rPr>
+          <w:rFonts w:hint="eastAsia"/>
+        </w:rPr>
+        <w:t xml:space="preserve">公开工程图的首次在线成绩与修复后离线回放分别记录在</w:t>
+      </w:r>
+      <w:r>
+        <w:t xml:space="preserve"> </w:t>
+      </w:r>
+      <w:hyperlink r:id="rId48">
+        <w:r>
+          <w:rPr>
+            <w:rStyle w:val="Hyperlink"/>
+            <w:rFonts w:hint="eastAsia"/>
+          </w:rPr>
+          <w:t xml:space="preserve">评测报告</w:t>
+        </w:r>
+      </w:hyperlink>
+      <w:r>
+        <w:rPr>
+          <w:rFonts w:hint="eastAsia"/>
+        </w:rPr>
+        <w:t xml:space="preserve">。本组只有</w:t>
+      </w:r>
+      <w:r>
+        <w:t xml:space="preserve"> 5 </w:t>
+      </w:r>
+      <w:r>
+        <w:rPr>
+          <w:rFonts w:hint="eastAsia"/>
+        </w:rPr>
+        <w:t xml:space="preserve">张梁图，当前像素位置和</w:t>
+      </w:r>
+      <w:r>
+        <w:t xml:space="preserve"> </w:t>
+      </w:r>
+      <w:r>
+        <w:rPr>
+          <w:rFonts w:hint="eastAsia"/>
+        </w:rPr>
+        <w:t xml:space="preserve">辅助图判读仍有偏差；进入审核后请核对节点、杆件、支座及荷载，未知长度或符号荷载</w:t>
+      </w:r>
+      <w:r>
+        <w:t xml:space="preserve"> </w:t>
+      </w:r>
+      <w:r>
+        <w:rPr>
+          <w:rFonts w:hint="eastAsia"/>
+        </w:rPr>
+        <w:t xml:space="preserve">须人工补充，不能直接用于计算。支座的唯一观察名称现在会沿用到草稿，尺寸观察保留在</w:t>
+      </w:r>
+      <w:r>
+        <w:t xml:space="preserve"> </w:t>
+      </w:r>
+      <w:r>
+        <w:rPr>
+          <w:rFonts w:hint="eastAsia"/>
+        </w:rPr>
+        <w:t xml:space="preserve">尺寸证据中，不再因自动名称或对象归属冲突拒收整份识别结果。</w:t>
+      </w:r>
+    </w:p>
     <w:bookmarkEnd w:id="49"/>
-    <w:bookmarkStart w:id="50" w:name="X2fac633c2612963f2bd0008fc185544b4807016"/>
+    <w:bookmarkEnd w:id="50"/>
+    <w:bookmarkStart w:id="51" w:name="X2fac633c2612963f2bd0008fc185544b4807016"/>
     <w:p>
       <w:pPr>
         <w:pStyle w:val="Heading2"/>
@@ -7329,8 +7394,8 @@
         </w:pict>
       </w:r>
     </w:p>
-    <w:bookmarkEnd w:id="50"/>
-    <w:bookmarkStart w:id="51" w:name="X939797adfda6ed137379411d51989d76755f0a1"/>
+    <w:bookmarkEnd w:id="51"/>
+    <w:bookmarkStart w:id="52" w:name="X939797adfda6ed137379411d51989d76755f0a1"/>
     <w:p>
       <w:pPr>
         <w:pStyle w:val="Heading2"/>
@@ -7944,8 +8009,8 @@
         </w:pict>
       </w:r>
     </w:p>
-    <w:bookmarkEnd w:id="51"/>
-    <w:bookmarkStart w:id="52" w:name="X9df411a04fb752407beaf2e2fbbb1a3569aed87"/>
+    <w:bookmarkEnd w:id="52"/>
+    <w:bookmarkStart w:id="53" w:name="X9df411a04fb752407beaf2e2fbbb1a3569aed87"/>
     <w:p>
       <w:pPr>
         <w:pStyle w:val="Heading2"/>
@@ -8401,8 +8466,8 @@
         </w:pict>
       </w:r>
     </w:p>
-    <w:bookmarkEnd w:id="52"/>
-    <w:bookmarkStart w:id="53" w:name="X16574f01e88f8ba50391f56a43107b0e7b95dc4"/>
+    <w:bookmarkEnd w:id="53"/>
+    <w:bookmarkStart w:id="54" w:name="X16574f01e88f8ba50391f56a43107b0e7b95dc4"/>
     <w:p>
       <w:pPr>
         <w:pStyle w:val="Heading2"/>
@@ -8951,7 +9016,7 @@
         <w:t xml:space="preserve">软件说"判不了"的时候，它是在诚实，不是坏了。</w:t>
       </w:r>
     </w:p>
-    <w:bookmarkEnd w:id="53"/>
+    <w:bookmarkEnd w:id="54"/>
     <w:sectPr/>
   </w:body>
 </w:document>

--- a/docs/word/使用手册.docx
+++ b/docs/word/使用手册.docx
@@ -3160,7 +3160,7 @@
     </w:p>
     <w:bookmarkEnd w:id="20"/>
     <w:bookmarkEnd w:id="21"/>
-    <w:bookmarkStart w:id="50" w:name="Xb726171a6f26840396b4ac092bc853896e5d2fd"/>
+    <w:bookmarkStart w:id="51" w:name="Xb726171a6f26840396b4ac092bc853896e5d2fd"/>
     <w:p>
       <w:pPr>
         <w:pStyle w:val="Heading2"/>
@@ -6823,7 +6823,7 @@
       </w:r>
     </w:p>
     <w:bookmarkEnd w:id="44"/>
-    <w:bookmarkStart w:id="49" w:name="Xc872c1f4e8bbf182c6f6379efa030d558f61e81"/>
+    <w:bookmarkStart w:id="50" w:name="Xc872c1f4e8bbf182c6f6379efa030d558f61e81"/>
     <w:p>
       <w:pPr>
         <w:pStyle w:val="Heading3"/>
@@ -7066,9 +7066,130 @@
         <w:t xml:space="preserve">尺寸证据中，不再因自动名称或对象归属冲突拒收整份识别结果。</w:t>
       </w:r>
     </w:p>
-    <w:bookmarkEnd w:id="49"/>
+    <w:p>
+      <w:pPr>
+        <w:pStyle w:val="BodyText"/>
+      </w:pPr>
+      <w:r>
+        <w:rPr>
+          <w:rFonts w:hint="eastAsia"/>
+        </w:rPr>
+        <w:t xml:space="preserve">清晰的单条水平填充杆件可能显示根据像素提出的梁轴候选位置；原始识别坐标会保留，</w:t>
+      </w:r>
+      <w:r>
+        <w:t xml:space="preserve"> </w:t>
+      </w:r>
+      <w:r>
+        <w:rPr>
+          <w:rFonts w:hint="eastAsia"/>
+        </w:rPr>
+        <w:t xml:space="preserve">候选置信度为未知，需要核对端点、支座附着点及中间节点后确认。斜杆、多梁或纯轮廓图</w:t>
+      </w:r>
+      <w:r>
+        <w:t xml:space="preserve"> </w:t>
+      </w:r>
+      <w:r>
+        <w:rPr>
+          <w:rFonts w:hint="eastAsia"/>
+        </w:rPr>
+        <w:t xml:space="preserve">不会应用这种校正；这一步不补充真实长度、材料或荷载数值。</w:t>
+      </w:r>
+    </w:p>
+    <w:p>
+      <w:pPr>
+        <w:pStyle w:val="BodyText"/>
+      </w:pPr>
+      <w:r>
+        <w:rPr>
+          <w:rFonts w:hint="eastAsia"/>
+        </w:rPr>
+        <w:t xml:space="preserve">不能绑定到数值荷载的符号会保留为待核实观察。只有明确判定该组观察无需作为外荷载输入时，</w:t>
+      </w:r>
+      <w:r>
+        <w:t xml:space="preserve"> </w:t>
+      </w:r>
+      <w:r>
+        <w:rPr>
+          <w:rFonts w:hint="eastAsia"/>
+        </w:rPr>
+        <w:t xml:space="preserve">才使用「忽略符号」；原始符号和人工处理记录仍保留，其他缺值或单位问题仍需补充。</w:t>
+      </w:r>
+      <w:r>
+        <w:t xml:space="preserve"> </w:t>
+      </w:r>
+      <w:r>
+        <w:rPr>
+          <w:rFonts w:hint="eastAsia"/>
+        </w:rPr>
+        <w:t xml:space="preserve">若符号观察与已有全局缺值问题合并，不提供忽略入口，避免同时解除原数值问题。</w:t>
+      </w:r>
+      <w:r>
+        <w:t xml:space="preserve"> </w:t>
+      </w:r>
+      <w:r>
+        <w:rPr>
+          <w:rFonts w:hint="eastAsia"/>
+        </w:rPr>
+        <w:t xml:space="preserve">若符号表示实际外荷载，先补齐数值和单位并重新识别，不能用忽略操作代替输入。</w:t>
+      </w:r>
+      <w:r>
+        <w:t xml:space="preserve"> </w:t>
+      </w:r>
+      <w:r>
+        <w:rPr>
+          <w:rFonts w:hint="eastAsia"/>
+        </w:rPr>
+        <w:t xml:space="preserve">空响应或输出截断会说明原因并提示检查视觉模型、裁剪图片或简化输入，不继续发起格式修复。</w:t>
+      </w:r>
+      <w:r>
+        <w:t xml:space="preserve"> </w:t>
+      </w:r>
+      <w:r>
+        <w:rPr>
+          <w:rFonts w:hint="eastAsia"/>
+        </w:rPr>
+        <w:t xml:space="preserve">最新在线轮次及当前代码回放见</w:t>
+      </w:r>
+      <w:r>
+        <w:t xml:space="preserve"> </w:t>
+      </w:r>
+      <w:hyperlink r:id="rId49">
+        <w:r>
+          <w:rPr>
+            <w:rStyle w:val="Hyperlink"/>
+            <w:rFonts w:hint="eastAsia"/>
+          </w:rPr>
+          <w:t xml:space="preserve">分轮对照</w:t>
+        </w:r>
+      </w:hyperlink>
+      <w:r>
+        <w:rPr>
+          <w:rFonts w:hint="eastAsia"/>
+        </w:rPr>
+        <w:t xml:space="preserve">，</w:t>
+      </w:r>
+      <w:r>
+        <w:t xml:space="preserve"> </w:t>
+      </w:r>
+      <w:r>
+        <w:rPr>
+          <w:rFonts w:hint="eastAsia"/>
+        </w:rPr>
+        <w:t xml:space="preserve">在线</w:t>
+      </w:r>
+      <w:r>
+        <w:t xml:space="preserve"> 5/5 </w:t>
+      </w:r>
+      <w:r>
+        <w:rPr>
+          <w:rFonts w:hint="eastAsia"/>
+        </w:rPr>
+        <w:t xml:space="preserve">进入审核仍不等于几何全对，尚未通过完整验收阈值。</w:t>
+      </w:r>
+    </w:p>
     <w:bookmarkEnd w:id="50"/>
-    <w:bookmarkStart w:id="51" w:name="X2fac633c2612963f2bd0008fc185544b4807016"/>
+    <w:bookmarkEnd w:id="51"/>
+    <w:bookmarkStart w:id="52" w:name="X2fac633c2612963f2bd0008fc185544b4807016"/>
     <w:p>
       <w:pPr>
         <w:pStyle w:val="Heading2"/>
@@ -7394,8 +7515,8 @@
         </w:pict>
       </w:r>
     </w:p>
-    <w:bookmarkEnd w:id="51"/>
-    <w:bookmarkStart w:id="52" w:name="X939797adfda6ed137379411d51989d76755f0a1"/>
+    <w:bookmarkEnd w:id="52"/>
+    <w:bookmarkStart w:id="53" w:name="X939797adfda6ed137379411d51989d76755f0a1"/>
     <w:p>
       <w:pPr>
         <w:pStyle w:val="Heading2"/>
@@ -8009,8 +8130,8 @@
         </w:pict>
       </w:r>
     </w:p>
-    <w:bookmarkEnd w:id="52"/>
-    <w:bookmarkStart w:id="53" w:name="X9df411a04fb752407beaf2e2fbbb1a3569aed87"/>
+    <w:bookmarkEnd w:id="53"/>
+    <w:bookmarkStart w:id="54" w:name="X9df411a04fb752407beaf2e2fbbb1a3569aed87"/>
     <w:p>
       <w:pPr>
         <w:pStyle w:val="Heading2"/>
@@ -8466,8 +8587,8 @@
         </w:pict>
       </w:r>
     </w:p>
-    <w:bookmarkEnd w:id="53"/>
-    <w:bookmarkStart w:id="54" w:name="X16574f01e88f8ba50391f56a43107b0e7b95dc4"/>
+    <w:bookmarkEnd w:id="54"/>
+    <w:bookmarkStart w:id="55" w:name="X16574f01e88f8ba50391f56a43107b0e7b95dc4"/>
     <w:p>
       <w:pPr>
         <w:pStyle w:val="Heading2"/>
@@ -9016,7 +9137,7 @@
         <w:t xml:space="preserve">软件说"判不了"的时候，它是在诚实，不是坏了。</w:t>
       </w:r>
     </w:p>
-    <w:bookmarkEnd w:id="54"/>
+    <w:bookmarkEnd w:id="55"/>
     <w:sectPr/>
   </w:body>
 </w:document>

--- a/docs/word/使用手册.docx
+++ b/docs/word/使用手册.docx
@@ -3160,7 +3160,7 @@
     </w:p>
     <w:bookmarkEnd w:id="20"/>
     <w:bookmarkEnd w:id="21"/>
-    <w:bookmarkStart w:id="51" w:name="Xb726171a6f26840396b4ac092bc853896e5d2fd"/>
+    <w:bookmarkStart w:id="52" w:name="Xb726171a6f26840396b4ac092bc853896e5d2fd"/>
     <w:p>
       <w:pPr>
         <w:pStyle w:val="Heading2"/>
@@ -6823,7 +6823,7 @@
       </w:r>
     </w:p>
     <w:bookmarkEnd w:id="44"/>
-    <w:bookmarkStart w:id="50" w:name="Xc872c1f4e8bbf182c6f6379efa030d558f61e81"/>
+    <w:bookmarkStart w:id="51" w:name="Xc872c1f4e8bbf182c6f6379efa030d558f61e81"/>
     <w:p>
       <w:pPr>
         <w:pStyle w:val="Heading3"/>
@@ -7074,25 +7074,34 @@
         <w:rPr>
           <w:rFonts w:hint="eastAsia"/>
         </w:rPr>
-        <w:t xml:space="preserve">清晰的单条水平填充杆件可能显示根据像素提出的梁轴候选位置；原始识别坐标会保留，</w:t>
-      </w:r>
-      <w:r>
-        <w:t xml:space="preserve"> </w:t>
-      </w:r>
-      <w:r>
-        <w:rPr>
-          <w:rFonts w:hint="eastAsia"/>
-        </w:rPr>
-        <w:t xml:space="preserve">候选置信度为未知，需要核对端点、支座附着点及中间节点后确认。斜杆、多梁或纯轮廓图</w:t>
-      </w:r>
-      <w:r>
-        <w:t xml:space="preserve"> </w:t>
-      </w:r>
-      <w:r>
-        <w:rPr>
-          <w:rFonts w:hint="eastAsia"/>
-        </w:rPr>
-        <w:t xml:space="preserve">不会应用这种校正；这一步不补充真实长度、材料或荷载数值。</w:t>
+        <w:t xml:space="preserve">清晰的单条水平填充杆件或唯一闭合矩形可能显示根据像素提出的梁轴候选位置；原始识别</w:t>
+      </w:r>
+      <w:r>
+        <w:t xml:space="preserve"> </w:t>
+      </w:r>
+      <w:r>
+        <w:rPr>
+          <w:rFonts w:hint="eastAsia"/>
+        </w:rPr>
+        <w:t xml:space="preserve">坐标会保留，候选置信度为未知，需要核对端点、支座附着点及中间节点后确认。闭合轮廓</w:t>
+      </w:r>
+      <w:r>
+        <w:t xml:space="preserve"> </w:t>
+      </w:r>
+      <w:r>
+        <w:rPr>
+          <w:rFonts w:hint="eastAsia"/>
+        </w:rPr>
+        <w:t xml:space="preserve">使用初始矩形中轴，内部变形曲线不代替初始梁轴；斜杆、多梁、未闭合或歧义轮廓不校正。</w:t>
+      </w:r>
+      <w:r>
+        <w:t xml:space="preserve"> </w:t>
+      </w:r>
+      <w:r>
+        <w:rPr>
+          <w:rFonts w:hint="eastAsia"/>
+        </w:rPr>
+        <w:t xml:space="preserve">支座覆盖标记会随附着节点候选同步，支座类型仍需独立校核。这一步不补真实长度、材料或荷载数值。</w:t>
       </w:r>
     </w:p>
     <w:p>
@@ -7187,9 +7196,62 @@
         <w:t xml:space="preserve">进入审核仍不等于几何全对，尚未通过完整验收阈值。</w:t>
       </w:r>
     </w:p>
-    <w:bookmarkEnd w:id="50"/>
+    <w:p>
+      <w:pPr>
+        <w:pStyle w:val="BodyText"/>
+      </w:pPr>
+      <w:r>
+        <w:rPr>
+          <w:rFonts w:hint="eastAsia"/>
+        </w:rPr>
+        <w:t xml:space="preserve">后续轮次及独立混合荷载图见</w:t>
+      </w:r>
+      <w:r>
+        <w:t xml:space="preserve"> </w:t>
+      </w:r>
+      <w:hyperlink r:id="rId50">
+        <w:r>
+          <w:rPr>
+            <w:rStyle w:val="Hyperlink"/>
+            <w:rFonts w:hint="eastAsia"/>
+          </w:rPr>
+          <w:t xml:space="preserve">最新实测</w:t>
+        </w:r>
+      </w:hyperlink>
+      <w:r>
+        <w:t xml:space="preserve">。</w:t>
+      </w:r>
+      <w:r>
+        <w:t xml:space="preserve"> </w:t>
+      </w:r>
+      <w:r>
+        <w:rPr>
+          <w:rFonts w:hint="eastAsia"/>
+        </w:rPr>
+        <w:t xml:space="preserve">原</w:t>
+      </w:r>
+      <w:r>
+        <w:t xml:space="preserve"> 5 </w:t>
+      </w:r>
+      <w:r>
+        <w:rPr>
+          <w:rFonts w:hint="eastAsia"/>
+        </w:rPr>
+        <w:t xml:space="preserve">张开发图的几何已达到原阈值，但独立图仍漏掉集中作用点；符号占位没有可用数值，</w:t>
+      </w:r>
+      <w:r>
+        <w:t xml:space="preserve"> </w:t>
+      </w:r>
+      <w:r>
+        <w:rPr>
+          <w:rFonts w:hint="eastAsia"/>
+        </w:rPr>
+        <w:t xml:space="preserve">仍需补齐单位、荷载和尺度。进入审核后请逐项核对，不能据小样本开发成绩直接计算。</w:t>
+      </w:r>
+    </w:p>
     <w:bookmarkEnd w:id="51"/>
-    <w:bookmarkStart w:id="52" w:name="X2fac633c2612963f2bd0008fc185544b4807016"/>
+    <w:bookmarkEnd w:id="52"/>
+    <w:bookmarkStart w:id="53" w:name="X2fac633c2612963f2bd0008fc185544b4807016"/>
     <w:p>
       <w:pPr>
         <w:pStyle w:val="Heading2"/>
@@ -7515,8 +7577,8 @@
         </w:pict>
       </w:r>
     </w:p>
-    <w:bookmarkEnd w:id="52"/>
-    <w:bookmarkStart w:id="53" w:name="X939797adfda6ed137379411d51989d76755f0a1"/>
+    <w:bookmarkEnd w:id="53"/>
+    <w:bookmarkStart w:id="54" w:name="X939797adfda6ed137379411d51989d76755f0a1"/>
     <w:p>
       <w:pPr>
         <w:pStyle w:val="Heading2"/>
@@ -8130,8 +8192,8 @@
         </w:pict>
       </w:r>
     </w:p>
-    <w:bookmarkEnd w:id="53"/>
-    <w:bookmarkStart w:id="54" w:name="X9df411a04fb752407beaf2e2fbbb1a3569aed87"/>
+    <w:bookmarkEnd w:id="54"/>
+    <w:bookmarkStart w:id="55" w:name="X9df411a04fb752407beaf2e2fbbb1a3569aed87"/>
     <w:p>
       <w:pPr>
         <w:pStyle w:val="Heading2"/>
@@ -8587,8 +8649,8 @@
         </w:pict>
       </w:r>
     </w:p>
-    <w:bookmarkEnd w:id="54"/>
-    <w:bookmarkStart w:id="55" w:name="X16574f01e88f8ba50391f56a43107b0e7b95dc4"/>
+    <w:bookmarkEnd w:id="55"/>
+    <w:bookmarkStart w:id="56" w:name="X16574f01e88f8ba50391f56a43107b0e7b95dc4"/>
     <w:p>
       <w:pPr>
         <w:pStyle w:val="Heading2"/>
@@ -9137,7 +9199,7 @@
         <w:t xml:space="preserve">软件说"判不了"的时候，它是在诚实，不是坏了。</w:t>
       </w:r>
     </w:p>
-    <w:bookmarkEnd w:id="55"/>
+    <w:bookmarkEnd w:id="56"/>
     <w:sectPr/>
   </w:body>
 </w:document>

--- a/docs/word/使用手册.docx
+++ b/docs/word/使用手册.docx
@@ -3160,7 +3160,7 @@
     </w:p>
     <w:bookmarkEnd w:id="20"/>
     <w:bookmarkEnd w:id="21"/>
-    <w:bookmarkStart w:id="52" w:name="Xb726171a6f26840396b4ac092bc853896e5d2fd"/>
+    <w:bookmarkStart w:id="57" w:name="Xb726171a6f26840396b4ac092bc853896e5d2fd"/>
     <w:p>
       <w:pPr>
         <w:pStyle w:val="Heading2"/>
@@ -6823,7 +6823,7 @@
       </w:r>
     </w:p>
     <w:bookmarkEnd w:id="44"/>
-    <w:bookmarkStart w:id="51" w:name="Xc872c1f4e8bbf182c6f6379efa030d558f61e81"/>
+    <w:bookmarkStart w:id="56" w:name="Xc872c1f4e8bbf182c6f6379efa030d558f61e81"/>
     <w:p>
       <w:pPr>
         <w:pStyle w:val="Heading3"/>
@@ -7249,9 +7249,260 @@
         <w:t xml:space="preserve">仍需补齐单位、荷载和尺度。进入审核后请逐项核对，不能据小样本开发成绩直接计算。</w:t>
       </w:r>
     </w:p>
-    <w:bookmarkEnd w:id="51"/>
-    <w:bookmarkEnd w:id="52"/>
-    <w:bookmarkStart w:id="53" w:name="X2fac633c2612963f2bd0008fc185544b4807016"/>
+    <w:p>
+      <w:pPr>
+        <w:pStyle w:val="BodyText"/>
+      </w:pPr>
+      <w:r>
+        <w:rPr>
+          <w:rFonts w:hint="eastAsia"/>
+        </w:rPr>
+        <w:t xml:space="preserve">漏掉集中力或力矩作用点时，先拖动原节点核对梁轴，然后选择待分段杆件，按显示的</w:t>
+      </w:r>
+      <w:r>
+        <w:t xml:space="preserve"> </w:t>
+      </w:r>
+      <w:r>
+        <w:t xml:space="preserve">i → j </w:t>
+      </w:r>
+      <w:r>
+        <w:rPr>
+          <w:rFonts w:hint="eastAsia"/>
+        </w:rPr>
+        <w:t xml:space="preserve">节点方向填写距</w:t>
+      </w:r>
+      <w:r>
+        <w:t xml:space="preserve"> i </w:t>
+      </w:r>
+      <w:r>
+        <w:rPr>
+          <w:rFonts w:hint="eastAsia"/>
+        </w:rPr>
+        <w:t xml:space="preserve">端的百分比，点击「补充作用节点」。这只表示图片中相对位置，</w:t>
+      </w:r>
+      <w:r>
+        <w:t xml:space="preserve"> </w:t>
+      </w:r>
+      <w:r>
+        <w:rPr>
+          <w:rFonts w:hint="eastAsia"/>
+        </w:rPr>
+        <w:t xml:space="preserve">不是实际长度；新节点会自动选入节点荷载面板，展开支座与节点荷载后再填写力或力矩。</w:t>
+      </w:r>
+      <w:r>
+        <w:t xml:space="preserve"> </w:t>
+      </w:r>
+      <w:r>
+        <w:rPr>
+          <w:rFonts w:hint="eastAsia"/>
+        </w:rPr>
+        <w:t xml:space="preserve">原支座、端点荷载与尺度保持，导入确认失效，需要重新审核。已有杆件荷载、尺寸或人工</w:t>
+      </w:r>
+      <w:r>
+        <w:t xml:space="preserve"> </w:t>
+      </w:r>
+      <w:r>
+        <w:rPr>
+          <w:rFonts w:hint="eastAsia"/>
+        </w:rPr>
+        <w:t xml:space="preserve">交点引用时，先核对并处理引用；含端部释放或其他属性的杆件不能直接自动分段。</w:t>
+      </w:r>
+    </w:p>
+    <w:p>
+      <w:pPr>
+        <w:pStyle w:val="BodyText"/>
+      </w:pPr>
+      <w:r>
+        <w:rPr>
+          <w:rFonts w:hint="eastAsia"/>
+        </w:rPr>
+        <w:t xml:space="preserve">集中力矩识别值按</w:t>
+      </w:r>
+      <w:r>
+        <w:t xml:space="preserve"> N·m/kN·m </w:t>
+      </w:r>
+      <w:r>
+        <w:rPr>
+          <w:rFonts w:hint="eastAsia"/>
+        </w:rPr>
+        <w:t xml:space="preserve">转入</w:t>
+      </w:r>
+      <w:r>
+        <w:t xml:space="preserve"> </w:t>
+      </w:r>
+      <w:r>
+        <w:rPr>
+          <w:rFonts w:hint="eastAsia"/>
+        </w:rPr>
+        <w:t xml:space="preserve">Mx/My/Mz，不能按</w:t>
+      </w:r>
+      <w:r>
+        <w:t xml:space="preserve"> Fx/Fy/Fz </w:t>
+      </w:r>
+      <w:r>
+        <w:rPr>
+          <w:rFonts w:hint="eastAsia"/>
+        </w:rPr>
+        <w:t xml:space="preserve">使用。局部分布荷载</w:t>
+      </w:r>
+      <w:r>
+        <w:t xml:space="preserve"> </w:t>
+      </w:r>
+      <w:r>
+        <w:rPr>
+          <w:rFonts w:hint="eastAsia"/>
+        </w:rPr>
+        <w:t xml:space="preserve">只有起止长度及单位明确时才转换为杆件内范围；范围未知或单位不兼容继续阻断，</w:t>
+      </w:r>
+      <w:r>
+        <w:t xml:space="preserve"> </w:t>
+      </w:r>
+      <w:r>
+        <w:rPr>
+          <w:rFonts w:hint="eastAsia"/>
+        </w:rPr>
+        <w:t xml:space="preserve">不会自动扩大成整跨。仍须核对旋向、作用位置、范围、数值和单位后才能计算。</w:t>
+      </w:r>
+      <w:r>
+        <w:t xml:space="preserve"> </w:t>
+      </w:r>
+      <w:r>
+        <w:rPr>
+          <w:rFonts w:hint="eastAsia"/>
+        </w:rPr>
+        <w:t xml:space="preserve">这轮全图与裁剪的混合图仍自动漏点，详见</w:t>
+      </w:r>
+      <w:r>
+        <w:t xml:space="preserve"> </w:t>
+      </w:r>
+      <w:hyperlink r:id="rId51">
+        <w:r>
+          <w:rPr>
+            <w:rStyle w:val="Hyperlink"/>
+            <w:rFonts w:hint="eastAsia"/>
+          </w:rPr>
+          <w:t xml:space="preserve">作用点实测</w:t>
+        </w:r>
+      </w:hyperlink>
+      <w:r>
+        <w:t xml:space="preserve">。</w:t>
+      </w:r>
+    </w:p>
+    <w:p>
+      <w:pPr>
+        <w:pStyle w:val="BodyText"/>
+      </w:pPr>
+      <w:r>
+        <w:drawing>
+          <wp:inline>
+            <wp:extent cx="5334000" cy="3506611"/>
+            <wp:effectExtent b="0" l="0" r="0" t="0"/>
+            <wp:docPr descr="人工补作用节点操作（非在线识别成绩）" title="" id="53" name="Picture"/>
+            <a:graphic>
+              <a:graphicData uri="http://schemas.openxmlformats.org/drawingml/2006/picture">
+                <pic:pic>
+                  <pic:nvPicPr>
+                    <pic:cNvPr descr="手册图/09-作用节点修正.png" id="54" name="Picture"/>
+                    <pic:cNvPicPr>
+                      <a:picLocks noChangeArrowheads="1" noChangeAspect="1"/>
+                    </pic:cNvPicPr>
+                  </pic:nvPicPr>
+                  <pic:blipFill>
+                    <a:blip r:embed="rId52"/>
+                    <a:stretch>
+                      <a:fillRect/>
+                    </a:stretch>
+                  </pic:blipFill>
+                  <pic:spPr bwMode="auto">
+                    <a:xfrm>
+                      <a:off x="0" y="0"/>
+                      <a:ext cx="5334000" cy="3506611"/>
+                    </a:xfrm>
+                    <a:prstGeom prst="rect">
+                      <a:avLst/>
+                    </a:prstGeom>
+                    <a:noFill/>
+                    <a:ln w="9525">
+                      <a:noFill/>
+                      <a:headEnd/>
+                      <a:tailEnd/>
+                    </a:ln>
+                  </pic:spPr>
+                </pic:pic>
+              </a:graphicData>
+            </a:graphic>
+          </wp:inline>
+        </w:drawing>
+      </w:r>
+    </w:p>
+    <w:p>
+      <w:pPr>
+        <w:pStyle w:val="BodyText"/>
+      </w:pPr>
+      <w:r>
+        <w:rPr>
+          <w:rFonts w:hint="eastAsia"/>
+        </w:rPr>
+        <w:t xml:space="preserve">图中原工程图来自</w:t>
+      </w:r>
+      <w:r>
+        <w:t xml:space="preserve"> </w:t>
+      </w:r>
+      <w:r>
+        <w:rPr>
+          <w:rFonts w:hint="eastAsia"/>
+        </w:rPr>
+        <w:t xml:space="preserve">Sjhan81，许可</w:t>
+      </w:r>
+      <w:r>
+        <w:t xml:space="preserve"> CC BY-SA </w:t>
+      </w:r>
+      <w:r>
+        <w:rPr>
+          <w:rFonts w:hint="eastAsia"/>
+        </w:rPr>
+        <w:t xml:space="preserve">3.0；署名及来源见</w:t>
+      </w:r>
+      <w:r>
+        <w:t xml:space="preserve"> </w:t>
+      </w:r>
+      <w:hyperlink r:id="rId55">
+        <w:r>
+          <w:rPr>
+            <w:rStyle w:val="Hyperlink"/>
+            <w:rFonts w:hint="eastAsia"/>
+          </w:rPr>
+          <w:t xml:space="preserve">图片许可说明</w:t>
+        </w:r>
+      </w:hyperlink>
+      <w:r>
+        <w:rPr>
+          <w:rFonts w:hint="eastAsia"/>
+        </w:rPr>
+        <w:t xml:space="preserve">。截图中节点经人工修正，</w:t>
+      </w:r>
+      <w:r>
+        <w:t xml:space="preserve"> </w:t>
+      </w:r>
+      <w:r>
+        <w:rPr>
+          <w:rFonts w:hint="eastAsia"/>
+        </w:rPr>
+        <w:t xml:space="preserve">不表示视觉模型已识别正确；图片许可不因软件代码使用</w:t>
+      </w:r>
+      <w:r>
+        <w:t xml:space="preserve"> MIT </w:t>
+      </w:r>
+      <w:r>
+        <w:rPr>
+          <w:rFonts w:hint="eastAsia"/>
+        </w:rPr>
+        <w:t xml:space="preserve">而改变。</w:t>
+      </w:r>
+    </w:p>
+    <w:bookmarkEnd w:id="56"/>
+    <w:bookmarkEnd w:id="57"/>
+    <w:bookmarkStart w:id="58" w:name="X2fac633c2612963f2bd0008fc185544b4807016"/>
     <w:p>
       <w:pPr>
         <w:pStyle w:val="Heading2"/>
@@ -7577,8 +7828,8 @@
         </w:pict>
       </w:r>
     </w:p>
-    <w:bookmarkEnd w:id="53"/>
-    <w:bookmarkStart w:id="54" w:name="X939797adfda6ed137379411d51989d76755f0a1"/>
+    <w:bookmarkEnd w:id="58"/>
+    <w:bookmarkStart w:id="59" w:name="X939797adfda6ed137379411d51989d76755f0a1"/>
     <w:p>
       <w:pPr>
         <w:pStyle w:val="Heading2"/>
@@ -8192,8 +8443,8 @@
         </w:pict>
       </w:r>
     </w:p>
-    <w:bookmarkEnd w:id="54"/>
-    <w:bookmarkStart w:id="55" w:name="X9df411a04fb752407beaf2e2fbbb1a3569aed87"/>
+    <w:bookmarkEnd w:id="59"/>
+    <w:bookmarkStart w:id="60" w:name="X9df411a04fb752407beaf2e2fbbb1a3569aed87"/>
     <w:p>
       <w:pPr>
         <w:pStyle w:val="Heading2"/>
@@ -8649,8 +8900,8 @@
         </w:pict>
       </w:r>
     </w:p>
-    <w:bookmarkEnd w:id="55"/>
-    <w:bookmarkStart w:id="56" w:name="X16574f01e88f8ba50391f56a43107b0e7b95dc4"/>
+    <w:bookmarkEnd w:id="60"/>
+    <w:bookmarkStart w:id="61" w:name="X16574f01e88f8ba50391f56a43107b0e7b95dc4"/>
     <w:p>
       <w:pPr>
         <w:pStyle w:val="Heading2"/>
@@ -9199,7 +9450,7 @@
         <w:t xml:space="preserve">软件说"判不了"的时候，它是在诚实，不是坏了。</w:t>
       </w:r>
     </w:p>
-    <w:bookmarkEnd w:id="56"/>
+    <w:bookmarkEnd w:id="61"/>
     <w:sectPr/>
   </w:body>
 </w:document>

--- a/docs/word/使用手册.docx
+++ b/docs/word/使用手册.docx
@@ -3160,7 +3160,7 @@
     </w:p>
     <w:bookmarkEnd w:id="20"/>
     <w:bookmarkEnd w:id="21"/>
-    <w:bookmarkStart w:id="57" w:name="Xb726171a6f26840396b4ac092bc853896e5d2fd"/>
+    <w:bookmarkStart w:id="60" w:name="Xb726171a6f26840396b4ac092bc853896e5d2fd"/>
     <w:p>
       <w:pPr>
         <w:pStyle w:val="Heading2"/>
@@ -6823,7 +6823,7 @@
       </w:r>
     </w:p>
     <w:bookmarkEnd w:id="44"/>
-    <w:bookmarkStart w:id="56" w:name="Xc872c1f4e8bbf182c6f6379efa030d558f61e81"/>
+    <w:bookmarkStart w:id="59" w:name="Xc872c1f4e8bbf182c6f6379efa030d558f61e81"/>
     <w:p>
       <w:pPr>
         <w:pStyle w:val="Heading3"/>
@@ -7393,22 +7393,240 @@
         <w:pStyle w:val="BodyText"/>
       </w:pPr>
       <w:r>
+        <w:rPr>
+          <w:rFonts w:hint="eastAsia"/>
+        </w:rPr>
+        <w:t xml:space="preserve">需要人工补充或修正部分分布荷载时，先确认工作平面、实际尺度，并在支座与节点荷载中</w:t>
+      </w:r>
+      <w:r>
+        <w:t xml:space="preserve"> </w:t>
+      </w:r>
+      <w:r>
+        <w:rPr>
+          <w:rFonts w:hint="eastAsia"/>
+        </w:rPr>
+        <w:t xml:space="preserve">创建工况。展开「局部分布荷载」，选择工况、杆件和荷载名称；按显示的</w:t>
+      </w:r>
+      <w:r>
+        <w:t xml:space="preserve"> i → j </w:t>
+      </w:r>
+      <w:r>
+        <w:rPr>
+          <w:rFonts w:hint="eastAsia"/>
+        </w:rPr>
+        <w:t xml:space="preserve">方向</w:t>
+      </w:r>
+      <w:r>
+        <w:t xml:space="preserve"> </w:t>
+      </w:r>
+      <w:r>
+        <w:rPr>
+          <w:rFonts w:hint="eastAsia"/>
+        </w:rPr>
+        <w:t xml:space="preserve">填写距</w:t>
+      </w:r>
+      <w:r>
+        <w:t xml:space="preserve"> i </w:t>
+      </w:r>
+      <w:r>
+        <w:rPr>
+          <w:rFonts w:hint="eastAsia"/>
+        </w:rPr>
+        <w:t xml:space="preserve">端的</w:t>
+      </w:r>
+      <w:r>
+        <w:t xml:space="preserve"> </w:t>
+      </w:r>
+      <w:r>
+        <w:rPr>
+          <w:rFonts w:hint="eastAsia"/>
+        </w:rPr>
+        <w:t xml:space="preserve">a、b（米）。选择「局部均布」或「局部梯形」，按全局</w:t>
+      </w:r>
+      <w:r>
+        <w:t xml:space="preserve"> X/Y/Z </w:t>
+      </w:r>
+      <w:r>
+        <w:rPr>
+          <w:rFonts w:hint="eastAsia"/>
+        </w:rPr>
+        <w:t xml:space="preserve">方向填写</w:t>
+      </w:r>
+      <w:r>
+        <w:t xml:space="preserve"> </w:t>
+      </w:r>
+      <w:r>
+        <w:rPr>
+          <w:rFonts w:hint="eastAsia"/>
+        </w:rPr>
+        <w:t xml:space="preserve">强度（N/m），梯形还需填写终点强度。未知值显示为空白，确认分量为零时也要明确输入</w:t>
+      </w:r>
+      <w:r>
+        <w:t xml:space="preserve"> 0。</w:t>
+      </w:r>
+      <w:r>
+        <w:t xml:space="preserve"> </w:t>
+      </w:r>
+      <w:r>
+        <w:rPr>
+          <w:rFonts w:hint="eastAsia"/>
+        </w:rPr>
+        <w:t xml:space="preserve">点击「应用局部荷载」后，图片中的平行括线标出实际作用区段；越界或未确认尺度不能应用。</w:t>
+      </w:r>
+      <w:r>
+        <w:t xml:space="preserve"> </w:t>
+      </w:r>
+      <w:r>
+        <w:rPr>
+          <w:rFonts w:hint="eastAsia"/>
+        </w:rPr>
+        <w:t xml:space="preserve">拖动端点或重设尺度后会重新校核范围，越界时清除旧覆盖并阻止导入，需修正范围。</w:t>
+      </w:r>
+    </w:p>
+    <w:p>
+      <w:pPr>
+        <w:pStyle w:val="BodyText"/>
+      </w:pPr>
+      <w:r>
+        <w:rPr>
+          <w:rFonts w:hint="eastAsia"/>
+        </w:rPr>
+        <w:t xml:space="preserve">选择已存在的名称即可修改；点击「删除局部荷载」只删除当前工况的该条局部荷载，</w:t>
+      </w:r>
+      <w:r>
+        <w:t xml:space="preserve"> </w:t>
+      </w:r>
+      <w:r>
+        <w:rPr>
+          <w:rFonts w:hint="eastAsia"/>
+        </w:rPr>
+        <w:t xml:space="preserve">原观察仍保留在审核记录。修正仅解除明确绑定到该条荷载的缺值问题，其他荷载、杆件级</w:t>
+      </w:r>
+      <w:r>
+        <w:t xml:space="preserve"> </w:t>
+      </w:r>
+      <w:r>
+        <w:rPr>
+          <w:rFonts w:hint="eastAsia"/>
+        </w:rPr>
+        <w:t xml:space="preserve">或全局问题继续审核。旧响应若缺少精确绑定，不能用这次编辑直接清除笼统问题，</w:t>
+      </w:r>
+      <w:r>
+        <w:t xml:space="preserve"> </w:t>
+      </w:r>
+      <w:r>
+        <w:rPr>
+          <w:rFonts w:hint="eastAsia"/>
+        </w:rPr>
+        <w:t xml:space="preserve">需核对原图并补充明确数值后重新识别；手工输入不代表自动识别已经通过。</w:t>
+      </w:r>
+    </w:p>
+    <w:p>
+      <w:pPr>
+        <w:pStyle w:val="BodyText"/>
+      </w:pPr>
+      <w:r>
         <w:drawing>
           <wp:inline>
-            <wp:extent cx="5334000" cy="3506611"/>
+            <wp:extent cx="5334000" cy="3890856"/>
             <wp:effectExtent b="0" l="0" r="0" t="0"/>
-            <wp:docPr descr="人工补作用节点操作（非在线识别成绩）" title="" id="53" name="Picture"/>
+            <wp:docPr descr="局部荷载人工编辑（演示数值，非原图标注或在线识别结果）" title="" id="53" name="Picture"/>
             <a:graphic>
               <a:graphicData uri="http://schemas.openxmlformats.org/drawingml/2006/picture">
                 <pic:pic>
                   <pic:nvPicPr>
-                    <pic:cNvPr descr="手册图/09-作用节点修正.png" id="54" name="Picture"/>
+                    <pic:cNvPr descr="手册图/10-局部荷载编辑.png" id="54" name="Picture"/>
                     <pic:cNvPicPr>
                       <a:picLocks noChangeArrowheads="1" noChangeAspect="1"/>
                     </pic:cNvPicPr>
                   </pic:nvPicPr>
                   <pic:blipFill>
                     <a:blip r:embed="rId52"/>
+                    <a:stretch>
+                      <a:fillRect/>
+                    </a:stretch>
+                  </pic:blipFill>
+                  <pic:spPr bwMode="auto">
+                    <a:xfrm>
+                      <a:off x="0" y="0"/>
+                      <a:ext cx="5334000" cy="3890856"/>
+                    </a:xfrm>
+                    <a:prstGeom prst="rect">
+                      <a:avLst/>
+                    </a:prstGeom>
+                    <a:noFill/>
+                    <a:ln w="9525">
+                      <a:noFill/>
+                      <a:headEnd/>
+                      <a:tailEnd/>
+                    </a:ln>
+                  </pic:spPr>
+                </pic:pic>
+              </a:graphicData>
+            </a:graphic>
+          </wp:inline>
+        </w:drawing>
+      </w:r>
+    </w:p>
+    <w:p>
+      <w:pPr>
+        <w:pStyle w:val="BodyText"/>
+      </w:pPr>
+      <w:r>
+        <w:rPr>
+          <w:rFonts w:hint="eastAsia"/>
+        </w:rPr>
+        <w:t xml:space="preserve">截图中的</w:t>
+      </w:r>
+      <w:r>
+        <w:t xml:space="preserve"> 6 m、1.5–4 m </w:t>
+      </w:r>
+      <w:r>
+        <w:rPr>
+          <w:rFonts w:hint="eastAsia"/>
+        </w:rPr>
+        <w:t xml:space="preserve">和</w:t>
+      </w:r>
+      <w:r>
+        <w:t xml:space="preserve"> −1200 N/m </w:t>
+      </w:r>
+      <w:r>
+        <w:rPr>
+          <w:rFonts w:hint="eastAsia"/>
+        </w:rPr>
+        <w:t xml:space="preserve">均为人工演示输入，并非原工程图的数值；</w:t>
+      </w:r>
+      <w:r>
+        <w:t xml:space="preserve"> </w:t>
+      </w:r>
+      <w:r>
+        <w:rPr>
+          <w:rFonts w:hint="eastAsia"/>
+        </w:rPr>
+        <w:t xml:space="preserve">其余缺值问题仍阻止导入。原图许可与署名沿用下方图片许可说明。</w:t>
+      </w:r>
+    </w:p>
+    <w:p>
+      <w:pPr>
+        <w:pStyle w:val="BodyText"/>
+      </w:pPr>
+      <w:r>
+        <w:drawing>
+          <wp:inline>
+            <wp:extent cx="5334000" cy="3506611"/>
+            <wp:effectExtent b="0" l="0" r="0" t="0"/>
+            <wp:docPr descr="人工补作用节点操作（非在线识别成绩）" title="" id="56" name="Picture"/>
+            <a:graphic>
+              <a:graphicData uri="http://schemas.openxmlformats.org/drawingml/2006/picture">
+                <pic:pic>
+                  <pic:nvPicPr>
+                    <pic:cNvPr descr="手册图/09-作用节点修正.png" id="57" name="Picture"/>
+                    <pic:cNvPicPr>
+                      <a:picLocks noChangeArrowheads="1" noChangeAspect="1"/>
+                    </pic:cNvPicPr>
+                  </pic:nvPicPr>
+                  <pic:blipFill>
+                    <a:blip r:embed="rId55"/>
                     <a:stretch>
                       <a:fillRect/>
                     </a:stretch>
@@ -7466,7 +7684,7 @@
       <w:r>
         <w:t xml:space="preserve"> </w:t>
       </w:r>
-      <w:hyperlink r:id="rId55">
+      <w:hyperlink r:id="rId58">
         <w:r>
           <w:rPr>
             <w:rStyle w:val="Hyperlink"/>
@@ -7500,9 +7718,9 @@
         <w:t xml:space="preserve">而改变。</w:t>
       </w:r>
     </w:p>
-    <w:bookmarkEnd w:id="56"/>
-    <w:bookmarkEnd w:id="57"/>
-    <w:bookmarkStart w:id="58" w:name="X2fac633c2612963f2bd0008fc185544b4807016"/>
+    <w:bookmarkEnd w:id="59"/>
+    <w:bookmarkEnd w:id="60"/>
+    <w:bookmarkStart w:id="61" w:name="X2fac633c2612963f2bd0008fc185544b4807016"/>
     <w:p>
       <w:pPr>
         <w:pStyle w:val="Heading2"/>
@@ -7828,8 +8046,8 @@
         </w:pict>
       </w:r>
     </w:p>
-    <w:bookmarkEnd w:id="58"/>
-    <w:bookmarkStart w:id="59" w:name="X939797adfda6ed137379411d51989d76755f0a1"/>
+    <w:bookmarkEnd w:id="61"/>
+    <w:bookmarkStart w:id="62" w:name="X939797adfda6ed137379411d51989d76755f0a1"/>
     <w:p>
       <w:pPr>
         <w:pStyle w:val="Heading2"/>
@@ -8443,8 +8661,8 @@
         </w:pict>
       </w:r>
     </w:p>
-    <w:bookmarkEnd w:id="59"/>
-    <w:bookmarkStart w:id="60" w:name="X9df411a04fb752407beaf2e2fbbb1a3569aed87"/>
+    <w:bookmarkEnd w:id="62"/>
+    <w:bookmarkStart w:id="63" w:name="X9df411a04fb752407beaf2e2fbbb1a3569aed87"/>
     <w:p>
       <w:pPr>
         <w:pStyle w:val="Heading2"/>
@@ -8900,8 +9118,8 @@
         </w:pict>
       </w:r>
     </w:p>
-    <w:bookmarkEnd w:id="60"/>
-    <w:bookmarkStart w:id="61" w:name="X16574f01e88f8ba50391f56a43107b0e7b95dc4"/>
+    <w:bookmarkEnd w:id="63"/>
+    <w:bookmarkStart w:id="64" w:name="X16574f01e88f8ba50391f56a43107b0e7b95dc4"/>
     <w:p>
       <w:pPr>
         <w:pStyle w:val="Heading2"/>
@@ -9450,7 +9668,7 @@
         <w:t xml:space="preserve">软件说"判不了"的时候，它是在诚实，不是坏了。</w:t>
       </w:r>
     </w:p>
-    <w:bookmarkEnd w:id="61"/>
+    <w:bookmarkEnd w:id="64"/>
     <w:sectPr/>
   </w:body>
 </w:document>

--- a/docs/word/使用手册.docx
+++ b/docs/word/使用手册.docx
@@ -3160,7 +3160,7 @@
     </w:p>
     <w:bookmarkEnd w:id="20"/>
     <w:bookmarkEnd w:id="21"/>
-    <w:bookmarkStart w:id="60" w:name="Xb726171a6f26840396b4ac092bc853896e5d2fd"/>
+    <w:bookmarkStart w:id="64" w:name="Xb726171a6f26840396b4ac092bc853896e5d2fd"/>
     <w:p>
       <w:pPr>
         <w:pStyle w:val="Heading2"/>
@@ -6823,7 +6823,7 @@
       </w:r>
     </w:p>
     <w:bookmarkEnd w:id="44"/>
-    <w:bookmarkStart w:id="59" w:name="Xc872c1f4e8bbf182c6f6379efa030d558f61e81"/>
+    <w:bookmarkStart w:id="63" w:name="Xc872c1f4e8bbf182c6f6379efa030d558f61e81"/>
     <w:p>
       <w:pPr>
         <w:pStyle w:val="Heading3"/>
@@ -7112,52 +7112,81 @@
         <w:rPr>
           <w:rFonts w:hint="eastAsia"/>
         </w:rPr>
-        <w:t xml:space="preserve">不能绑定到数值荷载的符号会保留为待核实观察。只有明确判定该组观察无需作为外荷载输入时，</w:t>
-      </w:r>
-      <w:r>
-        <w:t xml:space="preserve"> </w:t>
-      </w:r>
-      <w:r>
-        <w:rPr>
-          <w:rFonts w:hint="eastAsia"/>
-        </w:rPr>
-        <w:t xml:space="preserve">才使用「忽略符号」；原始符号和人工处理记录仍保留，其他缺值或单位问题仍需补充。</w:t>
-      </w:r>
-      <w:r>
-        <w:t xml:space="preserve"> </w:t>
-      </w:r>
-      <w:r>
-        <w:rPr>
-          <w:rFonts w:hint="eastAsia"/>
-        </w:rPr>
-        <w:t xml:space="preserve">若符号观察与已有全局缺值问题合并，不提供忽略入口，避免同时解除原数值问题。</w:t>
-      </w:r>
-      <w:r>
-        <w:t xml:space="preserve"> </w:t>
-      </w:r>
-      <w:r>
-        <w:rPr>
-          <w:rFonts w:hint="eastAsia"/>
-        </w:rPr>
-        <w:t xml:space="preserve">若符号表示实际外荷载，先补齐数值和单位并重新识别，不能用忽略操作代替输入。</w:t>
-      </w:r>
-      <w:r>
-        <w:t xml:space="preserve"> </w:t>
-      </w:r>
-      <w:r>
-        <w:rPr>
-          <w:rFonts w:hint="eastAsia"/>
-        </w:rPr>
-        <w:t xml:space="preserve">空响应或输出截断会说明原因并提示检查视觉模型、裁剪图片或简化输入，不继续发起格式修复。</w:t>
-      </w:r>
-      <w:r>
-        <w:t xml:space="preserve"> </w:t>
-      </w:r>
-      <w:r>
-        <w:rPr>
-          <w:rFonts w:hint="eastAsia"/>
-        </w:rPr>
-        <w:t xml:space="preserve">最新在线轮次及当前代码回放见</w:t>
+        <w:t xml:space="preserve">可在「识别设置」中开启「作用点复核」，默认关闭。开启后会额外调用一次视觉接口，</w:t>
+      </w:r>
+      <w:r>
+        <w:t xml:space="preserve"> </w:t>
+      </w:r>
+      <w:r>
+        <w:rPr>
+          <w:rFonts w:hint="eastAsia"/>
+        </w:rPr>
+        <w:t xml:space="preserve">增加耗时和调用成本，只提取集中力/力矩的图片位置候选；不生成荷载大小或真实长度。</w:t>
+      </w:r>
+      <w:r>
+        <w:t xml:space="preserve"> </w:t>
+      </w:r>
+      <w:r>
+        <w:rPr>
+          <w:rFonts w:hint="eastAsia"/>
+        </w:rPr>
+        <w:t xml:space="preserve">黑色实心水平梁也可显示梁轴候选。新增节点、杆件分段及轴候选仍需逐项人工核对，</w:t>
+      </w:r>
+      <w:r>
+        <w:t xml:space="preserve"> </w:t>
+      </w:r>
+      <w:r>
+        <w:rPr>
+          <w:rFonts w:hint="eastAsia"/>
+        </w:rPr>
+        <w:t xml:space="preserve">未知值不作为零，不能直接导入计算。取消会停止后续复核；复核失败时基础草稿保留，</w:t>
+      </w:r>
+      <w:r>
+        <w:t xml:space="preserve"> </w:t>
+      </w:r>
+      <w:r>
+        <w:rPr>
+          <w:rFonts w:hint="eastAsia"/>
+        </w:rPr>
+        <w:t xml:space="preserve">同时说明原因并继续阻断相关问题，不自动再发起修复请求。</w:t>
+      </w:r>
+    </w:p>
+    <w:p>
+      <w:pPr>
+        <w:pStyle w:val="BodyText"/>
+      </w:pPr>
+      <w:r>
+        <w:rPr>
+          <w:rFonts w:hint="eastAsia"/>
+        </w:rPr>
+        <w:t xml:space="preserve">本轮混合图已补出两个作用节点，但力矩位置仍偏向圆弧右侧，需要拖动节点对照圆弧</w:t>
+      </w:r>
+      <w:r>
+        <w:t xml:space="preserve"> </w:t>
+      </w:r>
+      <w:r>
+        <w:rPr>
+          <w:rFonts w:hint="eastAsia"/>
+        </w:rPr>
+        <w:t xml:space="preserve">中心修正；另一图存在支座类型误判，不能据候选数量判断准确率。外荷载或反力含义、</w:t>
+      </w:r>
+      <w:r>
+        <w:t xml:space="preserve"> </w:t>
+      </w:r>
+      <w:r>
+        <w:rPr>
+          <w:rFonts w:hint="eastAsia"/>
+        </w:rPr>
+        <w:t xml:space="preserve">方向、大小和单位须分别核对；旧笼统缺值问题需补充明确输入后重新识别。</w:t>
+      </w:r>
+      <w:r>
+        <w:t xml:space="preserve"> </w:t>
+      </w:r>
+      <w:r>
+        <w:rPr>
+          <w:rFonts w:hint="eastAsia"/>
+        </w:rPr>
+        <w:t xml:space="preserve">原文及失败指标见</w:t>
       </w:r>
       <w:r>
         <w:t xml:space="preserve"> </w:t>
@@ -7168,357 +7197,11 @@
             <w:rStyle w:val="Hyperlink"/>
             <w:rFonts w:hint="eastAsia"/>
           </w:rPr>
-          <w:t xml:space="preserve">分轮对照</w:t>
+          <w:t xml:space="preserve">可选复核实测</w:t>
         </w:r>
       </w:hyperlink>
       <w:r>
-        <w:rPr>
-          <w:rFonts w:hint="eastAsia"/>
-        </w:rPr>
-        <w:t xml:space="preserve">，</w:t>
-      </w:r>
-      <w:r>
-        <w:t xml:space="preserve"> </w:t>
-      </w:r>
-      <w:r>
-        <w:rPr>
-          <w:rFonts w:hint="eastAsia"/>
-        </w:rPr>
-        <w:t xml:space="preserve">在线</w:t>
-      </w:r>
-      <w:r>
-        <w:t xml:space="preserve"> 5/5 </w:t>
-      </w:r>
-      <w:r>
-        <w:rPr>
-          <w:rFonts w:hint="eastAsia"/>
-        </w:rPr>
-        <w:t xml:space="preserve">进入审核仍不等于几何全对，尚未通过完整验收阈值。</w:t>
-      </w:r>
-    </w:p>
-    <w:p>
-      <w:pPr>
-        <w:pStyle w:val="BodyText"/>
-      </w:pPr>
-      <w:r>
-        <w:rPr>
-          <w:rFonts w:hint="eastAsia"/>
-        </w:rPr>
-        <w:t xml:space="preserve">后续轮次及独立混合荷载图见</w:t>
-      </w:r>
-      <w:r>
-        <w:t xml:space="preserve"> </w:t>
-      </w:r>
-      <w:hyperlink r:id="rId50">
-        <w:r>
-          <w:rPr>
-            <w:rStyle w:val="Hyperlink"/>
-            <w:rFonts w:hint="eastAsia"/>
-          </w:rPr>
-          <w:t xml:space="preserve">最新实测</w:t>
-        </w:r>
-      </w:hyperlink>
-      <w:r>
         <w:t xml:space="preserve">。</w:t>
-      </w:r>
-      <w:r>
-        <w:t xml:space="preserve"> </w:t>
-      </w:r>
-      <w:r>
-        <w:rPr>
-          <w:rFonts w:hint="eastAsia"/>
-        </w:rPr>
-        <w:t xml:space="preserve">原</w:t>
-      </w:r>
-      <w:r>
-        <w:t xml:space="preserve"> 5 </w:t>
-      </w:r>
-      <w:r>
-        <w:rPr>
-          <w:rFonts w:hint="eastAsia"/>
-        </w:rPr>
-        <w:t xml:space="preserve">张开发图的几何已达到原阈值，但独立图仍漏掉集中作用点；符号占位没有可用数值，</w:t>
-      </w:r>
-      <w:r>
-        <w:t xml:space="preserve"> </w:t>
-      </w:r>
-      <w:r>
-        <w:rPr>
-          <w:rFonts w:hint="eastAsia"/>
-        </w:rPr>
-        <w:t xml:space="preserve">仍需补齐单位、荷载和尺度。进入审核后请逐项核对，不能据小样本开发成绩直接计算。</w:t>
-      </w:r>
-    </w:p>
-    <w:p>
-      <w:pPr>
-        <w:pStyle w:val="BodyText"/>
-      </w:pPr>
-      <w:r>
-        <w:rPr>
-          <w:rFonts w:hint="eastAsia"/>
-        </w:rPr>
-        <w:t xml:space="preserve">漏掉集中力或力矩作用点时，先拖动原节点核对梁轴，然后选择待分段杆件，按显示的</w:t>
-      </w:r>
-      <w:r>
-        <w:t xml:space="preserve"> </w:t>
-      </w:r>
-      <w:r>
-        <w:t xml:space="preserve">i → j </w:t>
-      </w:r>
-      <w:r>
-        <w:rPr>
-          <w:rFonts w:hint="eastAsia"/>
-        </w:rPr>
-        <w:t xml:space="preserve">节点方向填写距</w:t>
-      </w:r>
-      <w:r>
-        <w:t xml:space="preserve"> i </w:t>
-      </w:r>
-      <w:r>
-        <w:rPr>
-          <w:rFonts w:hint="eastAsia"/>
-        </w:rPr>
-        <w:t xml:space="preserve">端的百分比，点击「补充作用节点」。这只表示图片中相对位置，</w:t>
-      </w:r>
-      <w:r>
-        <w:t xml:space="preserve"> </w:t>
-      </w:r>
-      <w:r>
-        <w:rPr>
-          <w:rFonts w:hint="eastAsia"/>
-        </w:rPr>
-        <w:t xml:space="preserve">不是实际长度；新节点会自动选入节点荷载面板，展开支座与节点荷载后再填写力或力矩。</w:t>
-      </w:r>
-      <w:r>
-        <w:t xml:space="preserve"> </w:t>
-      </w:r>
-      <w:r>
-        <w:rPr>
-          <w:rFonts w:hint="eastAsia"/>
-        </w:rPr>
-        <w:t xml:space="preserve">原支座、端点荷载与尺度保持，导入确认失效，需要重新审核。已有杆件荷载、尺寸或人工</w:t>
-      </w:r>
-      <w:r>
-        <w:t xml:space="preserve"> </w:t>
-      </w:r>
-      <w:r>
-        <w:rPr>
-          <w:rFonts w:hint="eastAsia"/>
-        </w:rPr>
-        <w:t xml:space="preserve">交点引用时，先核对并处理引用；含端部释放或其他属性的杆件不能直接自动分段。</w:t>
-      </w:r>
-    </w:p>
-    <w:p>
-      <w:pPr>
-        <w:pStyle w:val="BodyText"/>
-      </w:pPr>
-      <w:r>
-        <w:rPr>
-          <w:rFonts w:hint="eastAsia"/>
-        </w:rPr>
-        <w:t xml:space="preserve">集中力矩识别值按</w:t>
-      </w:r>
-      <w:r>
-        <w:t xml:space="preserve"> N·m/kN·m </w:t>
-      </w:r>
-      <w:r>
-        <w:rPr>
-          <w:rFonts w:hint="eastAsia"/>
-        </w:rPr>
-        <w:t xml:space="preserve">转入</w:t>
-      </w:r>
-      <w:r>
-        <w:t xml:space="preserve"> </w:t>
-      </w:r>
-      <w:r>
-        <w:rPr>
-          <w:rFonts w:hint="eastAsia"/>
-        </w:rPr>
-        <w:t xml:space="preserve">Mx/My/Mz，不能按</w:t>
-      </w:r>
-      <w:r>
-        <w:t xml:space="preserve"> Fx/Fy/Fz </w:t>
-      </w:r>
-      <w:r>
-        <w:rPr>
-          <w:rFonts w:hint="eastAsia"/>
-        </w:rPr>
-        <w:t xml:space="preserve">使用。局部分布荷载</w:t>
-      </w:r>
-      <w:r>
-        <w:t xml:space="preserve"> </w:t>
-      </w:r>
-      <w:r>
-        <w:rPr>
-          <w:rFonts w:hint="eastAsia"/>
-        </w:rPr>
-        <w:t xml:space="preserve">只有起止长度及单位明确时才转换为杆件内范围；范围未知或单位不兼容继续阻断，</w:t>
-      </w:r>
-      <w:r>
-        <w:t xml:space="preserve"> </w:t>
-      </w:r>
-      <w:r>
-        <w:rPr>
-          <w:rFonts w:hint="eastAsia"/>
-        </w:rPr>
-        <w:t xml:space="preserve">不会自动扩大成整跨。仍须核对旋向、作用位置、范围、数值和单位后才能计算。</w:t>
-      </w:r>
-      <w:r>
-        <w:t xml:space="preserve"> </w:t>
-      </w:r>
-      <w:r>
-        <w:rPr>
-          <w:rFonts w:hint="eastAsia"/>
-        </w:rPr>
-        <w:t xml:space="preserve">这轮全图与裁剪的混合图仍自动漏点，详见</w:t>
-      </w:r>
-      <w:r>
-        <w:t xml:space="preserve"> </w:t>
-      </w:r>
-      <w:hyperlink r:id="rId51">
-        <w:r>
-          <w:rPr>
-            <w:rStyle w:val="Hyperlink"/>
-            <w:rFonts w:hint="eastAsia"/>
-          </w:rPr>
-          <w:t xml:space="preserve">作用点实测</w:t>
-        </w:r>
-      </w:hyperlink>
-      <w:r>
-        <w:t xml:space="preserve">。</w:t>
-      </w:r>
-    </w:p>
-    <w:p>
-      <w:pPr>
-        <w:pStyle w:val="BodyText"/>
-      </w:pPr>
-      <w:r>
-        <w:rPr>
-          <w:rFonts w:hint="eastAsia"/>
-        </w:rPr>
-        <w:t xml:space="preserve">需要人工补充或修正部分分布荷载时，先确认工作平面、实际尺度，并在支座与节点荷载中</w:t>
-      </w:r>
-      <w:r>
-        <w:t xml:space="preserve"> </w:t>
-      </w:r>
-      <w:r>
-        <w:rPr>
-          <w:rFonts w:hint="eastAsia"/>
-        </w:rPr>
-        <w:t xml:space="preserve">创建工况。展开「局部分布荷载」，选择工况、杆件和荷载名称；按显示的</w:t>
-      </w:r>
-      <w:r>
-        <w:t xml:space="preserve"> i → j </w:t>
-      </w:r>
-      <w:r>
-        <w:rPr>
-          <w:rFonts w:hint="eastAsia"/>
-        </w:rPr>
-        <w:t xml:space="preserve">方向</w:t>
-      </w:r>
-      <w:r>
-        <w:t xml:space="preserve"> </w:t>
-      </w:r>
-      <w:r>
-        <w:rPr>
-          <w:rFonts w:hint="eastAsia"/>
-        </w:rPr>
-        <w:t xml:space="preserve">填写距</w:t>
-      </w:r>
-      <w:r>
-        <w:t xml:space="preserve"> i </w:t>
-      </w:r>
-      <w:r>
-        <w:rPr>
-          <w:rFonts w:hint="eastAsia"/>
-        </w:rPr>
-        <w:t xml:space="preserve">端的</w:t>
-      </w:r>
-      <w:r>
-        <w:t xml:space="preserve"> </w:t>
-      </w:r>
-      <w:r>
-        <w:rPr>
-          <w:rFonts w:hint="eastAsia"/>
-        </w:rPr>
-        <w:t xml:space="preserve">a、b（米）。选择「局部均布」或「局部梯形」，按全局</w:t>
-      </w:r>
-      <w:r>
-        <w:t xml:space="preserve"> X/Y/Z </w:t>
-      </w:r>
-      <w:r>
-        <w:rPr>
-          <w:rFonts w:hint="eastAsia"/>
-        </w:rPr>
-        <w:t xml:space="preserve">方向填写</w:t>
-      </w:r>
-      <w:r>
-        <w:t xml:space="preserve"> </w:t>
-      </w:r>
-      <w:r>
-        <w:rPr>
-          <w:rFonts w:hint="eastAsia"/>
-        </w:rPr>
-        <w:t xml:space="preserve">强度（N/m），梯形还需填写终点强度。未知值显示为空白，确认分量为零时也要明确输入</w:t>
-      </w:r>
-      <w:r>
-        <w:t xml:space="preserve"> 0。</w:t>
-      </w:r>
-      <w:r>
-        <w:t xml:space="preserve"> </w:t>
-      </w:r>
-      <w:r>
-        <w:rPr>
-          <w:rFonts w:hint="eastAsia"/>
-        </w:rPr>
-        <w:t xml:space="preserve">点击「应用局部荷载」后，图片中的平行括线标出实际作用区段；越界或未确认尺度不能应用。</w:t>
-      </w:r>
-      <w:r>
-        <w:t xml:space="preserve"> </w:t>
-      </w:r>
-      <w:r>
-        <w:rPr>
-          <w:rFonts w:hint="eastAsia"/>
-        </w:rPr>
-        <w:t xml:space="preserve">拖动端点或重设尺度后会重新校核范围，越界时清除旧覆盖并阻止导入，需修正范围。</w:t>
-      </w:r>
-    </w:p>
-    <w:p>
-      <w:pPr>
-        <w:pStyle w:val="BodyText"/>
-      </w:pPr>
-      <w:r>
-        <w:rPr>
-          <w:rFonts w:hint="eastAsia"/>
-        </w:rPr>
-        <w:t xml:space="preserve">选择已存在的名称即可修改；点击「删除局部荷载」只删除当前工况的该条局部荷载，</w:t>
-      </w:r>
-      <w:r>
-        <w:t xml:space="preserve"> </w:t>
-      </w:r>
-      <w:r>
-        <w:rPr>
-          <w:rFonts w:hint="eastAsia"/>
-        </w:rPr>
-        <w:t xml:space="preserve">原观察仍保留在审核记录。修正仅解除明确绑定到该条荷载的缺值问题，其他荷载、杆件级</w:t>
-      </w:r>
-      <w:r>
-        <w:t xml:space="preserve"> </w:t>
-      </w:r>
-      <w:r>
-        <w:rPr>
-          <w:rFonts w:hint="eastAsia"/>
-        </w:rPr>
-        <w:t xml:space="preserve">或全局问题继续审核。旧响应若缺少精确绑定，不能用这次编辑直接清除笼统问题，</w:t>
-      </w:r>
-      <w:r>
-        <w:t xml:space="preserve"> </w:t>
-      </w:r>
-      <w:r>
-        <w:rPr>
-          <w:rFonts w:hint="eastAsia"/>
-        </w:rPr>
-        <w:t xml:space="preserve">需核对原图并补充明确数值后重新识别；手工输入不代表自动识别已经通过。</w:t>
       </w:r>
     </w:p>
     <w:p>
@@ -7530,18 +7213,18 @@
           <wp:inline>
             <wp:extent cx="5334000" cy="3890856"/>
             <wp:effectExtent b="0" l="0" r="0" t="0"/>
-            <wp:docPr descr="局部荷载人工编辑（演示数值，非原图标注或在线识别结果）" title="" id="53" name="Picture"/>
+            <wp:docPr descr="作用点复核候选（冻结原文回放，力矩偏差仍需人工修正）" title="" id="51" name="Picture"/>
             <a:graphic>
               <a:graphicData uri="http://schemas.openxmlformats.org/drawingml/2006/picture">
                 <pic:pic>
                   <pic:nvPicPr>
-                    <pic:cNvPr descr="手册图/10-局部荷载编辑.png" id="54" name="Picture"/>
+                    <pic:cNvPr descr="手册图/11-作用点复核.png" id="52" name="Picture"/>
                     <pic:cNvPicPr>
                       <a:picLocks noChangeArrowheads="1" noChangeAspect="1"/>
                     </pic:cNvPicPr>
                   </pic:nvPicPr>
                   <pic:blipFill>
-                    <a:blip r:embed="rId52"/>
+                    <a:blip r:embed="rId50"/>
                     <a:stretch>
                       <a:fillRect/>
                     </a:stretch>
@@ -7576,34 +7259,451 @@
         <w:rPr>
           <w:rFonts w:hint="eastAsia"/>
         </w:rPr>
-        <w:t xml:space="preserve">截图中的</w:t>
-      </w:r>
-      <w:r>
-        <w:t xml:space="preserve"> 6 m、1.5–4 m </w:t>
-      </w:r>
-      <w:r>
-        <w:rPr>
-          <w:rFonts w:hint="eastAsia"/>
-        </w:rPr>
-        <w:t xml:space="preserve">和</w:t>
-      </w:r>
-      <w:r>
-        <w:t xml:space="preserve"> −1200 N/m </w:t>
-      </w:r>
-      <w:r>
-        <w:rPr>
-          <w:rFonts w:hint="eastAsia"/>
-        </w:rPr>
-        <w:t xml:space="preserve">均为人工演示输入，并非原工程图的数值；</w:t>
-      </w:r>
-      <w:r>
-        <w:t xml:space="preserve"> </w:t>
-      </w:r>
-      <w:r>
-        <w:rPr>
-          <w:rFonts w:hint="eastAsia"/>
-        </w:rPr>
-        <w:t xml:space="preserve">其余缺值问题仍阻止导入。原图许可与署名沿用下方图片许可说明。</w:t>
+        <w:t xml:space="preserve">截图原图来自</w:t>
+      </w:r>
+      <w:r>
+        <w:t xml:space="preserve"> </w:t>
+      </w:r>
+      <w:r>
+        <w:rPr>
+          <w:rFonts w:hint="eastAsia"/>
+        </w:rPr>
+        <w:t xml:space="preserve">Sjhan81，CC</w:t>
+      </w:r>
+      <w:r>
+        <w:t xml:space="preserve"> BY-SA </w:t>
+      </w:r>
+      <w:r>
+        <w:rPr>
+          <w:rFonts w:hint="eastAsia"/>
+        </w:rPr>
+        <w:t xml:space="preserve">3.0，来源见下方图片许可说明；新增节点没有人工</w:t>
+      </w:r>
+      <w:r>
+        <w:t xml:space="preserve"> </w:t>
+      </w:r>
+      <w:r>
+        <w:rPr>
+          <w:rFonts w:hint="eastAsia"/>
+        </w:rPr>
+        <w:t xml:space="preserve">移动，也没有输入数值荷载，导入仍阻断。截图为界面回放验证，不是另一轮在线成绩。</w:t>
+      </w:r>
+    </w:p>
+    <w:p>
+      <w:pPr>
+        <w:pStyle w:val="BodyText"/>
+      </w:pPr>
+      <w:r>
+        <w:rPr>
+          <w:rFonts w:hint="eastAsia"/>
+        </w:rPr>
+        <w:t xml:space="preserve">不能绑定到数值荷载的符号会保留为待核实观察。只有明确判定该组观察无需作为外荷载输入时，</w:t>
+      </w:r>
+      <w:r>
+        <w:t xml:space="preserve"> </w:t>
+      </w:r>
+      <w:r>
+        <w:rPr>
+          <w:rFonts w:hint="eastAsia"/>
+        </w:rPr>
+        <w:t xml:space="preserve">才使用「忽略符号」；原始符号和人工处理记录仍保留，其他缺值或单位问题仍需补充。</w:t>
+      </w:r>
+      <w:r>
+        <w:t xml:space="preserve"> </w:t>
+      </w:r>
+      <w:r>
+        <w:rPr>
+          <w:rFonts w:hint="eastAsia"/>
+        </w:rPr>
+        <w:t xml:space="preserve">若符号观察与已有全局缺值问题合并，不提供忽略入口，避免同时解除原数值问题。</w:t>
+      </w:r>
+      <w:r>
+        <w:t xml:space="preserve"> </w:t>
+      </w:r>
+      <w:r>
+        <w:rPr>
+          <w:rFonts w:hint="eastAsia"/>
+        </w:rPr>
+        <w:t xml:space="preserve">若符号表示实际外荷载，先补齐数值和单位并重新识别，不能用忽略操作代替输入。</w:t>
+      </w:r>
+      <w:r>
+        <w:t xml:space="preserve"> </w:t>
+      </w:r>
+      <w:r>
+        <w:rPr>
+          <w:rFonts w:hint="eastAsia"/>
+        </w:rPr>
+        <w:t xml:space="preserve">空响应或输出截断会说明原因并提示检查视觉模型、裁剪图片或简化输入，不继续发起格式修复。</w:t>
+      </w:r>
+      <w:r>
+        <w:t xml:space="preserve"> </w:t>
+      </w:r>
+      <w:r>
+        <w:rPr>
+          <w:rFonts w:hint="eastAsia"/>
+        </w:rPr>
+        <w:t xml:space="preserve">最新在线轮次及当前代码回放见</w:t>
+      </w:r>
+      <w:r>
+        <w:t xml:space="preserve"> </w:t>
+      </w:r>
+      <w:hyperlink r:id="rId53">
+        <w:r>
+          <w:rPr>
+            <w:rStyle w:val="Hyperlink"/>
+            <w:rFonts w:hint="eastAsia"/>
+          </w:rPr>
+          <w:t xml:space="preserve">分轮对照</w:t>
+        </w:r>
+      </w:hyperlink>
+      <w:r>
+        <w:rPr>
+          <w:rFonts w:hint="eastAsia"/>
+        </w:rPr>
+        <w:t xml:space="preserve">，</w:t>
+      </w:r>
+      <w:r>
+        <w:t xml:space="preserve"> </w:t>
+      </w:r>
+      <w:r>
+        <w:rPr>
+          <w:rFonts w:hint="eastAsia"/>
+        </w:rPr>
+        <w:t xml:space="preserve">在线</w:t>
+      </w:r>
+      <w:r>
+        <w:t xml:space="preserve"> 5/5 </w:t>
+      </w:r>
+      <w:r>
+        <w:rPr>
+          <w:rFonts w:hint="eastAsia"/>
+        </w:rPr>
+        <w:t xml:space="preserve">进入审核仍不等于几何全对，尚未通过完整验收阈值。</w:t>
+      </w:r>
+    </w:p>
+    <w:p>
+      <w:pPr>
+        <w:pStyle w:val="BodyText"/>
+      </w:pPr>
+      <w:r>
+        <w:rPr>
+          <w:rFonts w:hint="eastAsia"/>
+        </w:rPr>
+        <w:t xml:space="preserve">后续轮次及独立混合荷载图见</w:t>
+      </w:r>
+      <w:r>
+        <w:t xml:space="preserve"> </w:t>
+      </w:r>
+      <w:hyperlink r:id="rId54">
+        <w:r>
+          <w:rPr>
+            <w:rStyle w:val="Hyperlink"/>
+            <w:rFonts w:hint="eastAsia"/>
+          </w:rPr>
+          <w:t xml:space="preserve">最新实测</w:t>
+        </w:r>
+      </w:hyperlink>
+      <w:r>
+        <w:t xml:space="preserve">。</w:t>
+      </w:r>
+      <w:r>
+        <w:t xml:space="preserve"> </w:t>
+      </w:r>
+      <w:r>
+        <w:rPr>
+          <w:rFonts w:hint="eastAsia"/>
+        </w:rPr>
+        <w:t xml:space="preserve">此前原</w:t>
+      </w:r>
+      <w:r>
+        <w:t xml:space="preserve"> 5 </w:t>
+      </w:r>
+      <w:r>
+        <w:rPr>
+          <w:rFonts w:hint="eastAsia"/>
+        </w:rPr>
+        <w:t xml:space="preserve">张开发图的几何达到原阈值，但独立试点首轮仍漏掉集中作用点；符号占位没有可用数值，</w:t>
+      </w:r>
+      <w:r>
+        <w:t xml:space="preserve"> </w:t>
+      </w:r>
+      <w:r>
+        <w:rPr>
+          <w:rFonts w:hint="eastAsia"/>
+        </w:rPr>
+        <w:t xml:space="preserve">仍需补齐单位、荷载和尺度。进入审核后请逐项核对，不能据小样本开发成绩直接计算。</w:t>
+      </w:r>
+    </w:p>
+    <w:p>
+      <w:pPr>
+        <w:pStyle w:val="BodyText"/>
+      </w:pPr>
+      <w:r>
+        <w:rPr>
+          <w:rFonts w:hint="eastAsia"/>
+        </w:rPr>
+        <w:t xml:space="preserve">漏掉集中力或力矩作用点时，先拖动原节点核对梁轴，然后选择待分段杆件，按显示的</w:t>
+      </w:r>
+      <w:r>
+        <w:t xml:space="preserve"> </w:t>
+      </w:r>
+      <w:r>
+        <w:t xml:space="preserve">i → j </w:t>
+      </w:r>
+      <w:r>
+        <w:rPr>
+          <w:rFonts w:hint="eastAsia"/>
+        </w:rPr>
+        <w:t xml:space="preserve">节点方向填写距</w:t>
+      </w:r>
+      <w:r>
+        <w:t xml:space="preserve"> i </w:t>
+      </w:r>
+      <w:r>
+        <w:rPr>
+          <w:rFonts w:hint="eastAsia"/>
+        </w:rPr>
+        <w:t xml:space="preserve">端的百分比，点击「补充作用节点」。这只表示图片中相对位置，</w:t>
+      </w:r>
+      <w:r>
+        <w:t xml:space="preserve"> </w:t>
+      </w:r>
+      <w:r>
+        <w:rPr>
+          <w:rFonts w:hint="eastAsia"/>
+        </w:rPr>
+        <w:t xml:space="preserve">不是实际长度；新节点会自动选入节点荷载面板，展开支座与节点荷载后再填写力或力矩。</w:t>
+      </w:r>
+      <w:r>
+        <w:t xml:space="preserve"> </w:t>
+      </w:r>
+      <w:r>
+        <w:rPr>
+          <w:rFonts w:hint="eastAsia"/>
+        </w:rPr>
+        <w:t xml:space="preserve">原支座、端点荷载与尺度保持，导入确认失效，需要重新审核。已有杆件荷载、尺寸或人工</w:t>
+      </w:r>
+      <w:r>
+        <w:t xml:space="preserve"> </w:t>
+      </w:r>
+      <w:r>
+        <w:rPr>
+          <w:rFonts w:hint="eastAsia"/>
+        </w:rPr>
+        <w:t xml:space="preserve">交点引用时，先核对并处理引用；含端部释放或其他属性的杆件不能直接自动分段。</w:t>
+      </w:r>
+    </w:p>
+    <w:p>
+      <w:pPr>
+        <w:pStyle w:val="BodyText"/>
+      </w:pPr>
+      <w:r>
+        <w:rPr>
+          <w:rFonts w:hint="eastAsia"/>
+        </w:rPr>
+        <w:t xml:space="preserve">集中力矩识别值按</w:t>
+      </w:r>
+      <w:r>
+        <w:t xml:space="preserve"> N·m/kN·m </w:t>
+      </w:r>
+      <w:r>
+        <w:rPr>
+          <w:rFonts w:hint="eastAsia"/>
+        </w:rPr>
+        <w:t xml:space="preserve">转入</w:t>
+      </w:r>
+      <w:r>
+        <w:t xml:space="preserve"> </w:t>
+      </w:r>
+      <w:r>
+        <w:rPr>
+          <w:rFonts w:hint="eastAsia"/>
+        </w:rPr>
+        <w:t xml:space="preserve">Mx/My/Mz，不能按</w:t>
+      </w:r>
+      <w:r>
+        <w:t xml:space="preserve"> Fx/Fy/Fz </w:t>
+      </w:r>
+      <w:r>
+        <w:rPr>
+          <w:rFonts w:hint="eastAsia"/>
+        </w:rPr>
+        <w:t xml:space="preserve">使用。局部分布荷载</w:t>
+      </w:r>
+      <w:r>
+        <w:t xml:space="preserve"> </w:t>
+      </w:r>
+      <w:r>
+        <w:rPr>
+          <w:rFonts w:hint="eastAsia"/>
+        </w:rPr>
+        <w:t xml:space="preserve">只有起止长度及单位明确时才转换为杆件内范围；范围未知或单位不兼容继续阻断，</w:t>
+      </w:r>
+      <w:r>
+        <w:t xml:space="preserve"> </w:t>
+      </w:r>
+      <w:r>
+        <w:rPr>
+          <w:rFonts w:hint="eastAsia"/>
+        </w:rPr>
+        <w:t xml:space="preserve">不会自动扩大成整跨。仍须核对旋向、作用位置、范围、数值和单位后才能计算。</w:t>
+      </w:r>
+      <w:r>
+        <w:t xml:space="preserve"> </w:t>
+      </w:r>
+      <w:r>
+        <w:rPr>
+          <w:rFonts w:hint="eastAsia"/>
+        </w:rPr>
+        <w:t xml:space="preserve">此前单阶段全图与裁剪的混合图仍自动漏点，详见</w:t>
+      </w:r>
+      <w:r>
+        <w:t xml:space="preserve"> </w:t>
+      </w:r>
+      <w:hyperlink r:id="rId55">
+        <w:r>
+          <w:rPr>
+            <w:rStyle w:val="Hyperlink"/>
+            <w:rFonts w:hint="eastAsia"/>
+          </w:rPr>
+          <w:t xml:space="preserve">作用点实测</w:t>
+        </w:r>
+      </w:hyperlink>
+      <w:r>
+        <w:t xml:space="preserve">。</w:t>
+      </w:r>
+    </w:p>
+    <w:p>
+      <w:pPr>
+        <w:pStyle w:val="BodyText"/>
+      </w:pPr>
+      <w:r>
+        <w:rPr>
+          <w:rFonts w:hint="eastAsia"/>
+        </w:rPr>
+        <w:t xml:space="preserve">需要人工补充或修正部分分布荷载时，先确认工作平面、实际尺度，并在支座与节点荷载中</w:t>
+      </w:r>
+      <w:r>
+        <w:t xml:space="preserve"> </w:t>
+      </w:r>
+      <w:r>
+        <w:rPr>
+          <w:rFonts w:hint="eastAsia"/>
+        </w:rPr>
+        <w:t xml:space="preserve">创建工况。展开「局部分布荷载」，选择工况、杆件和荷载名称；按显示的</w:t>
+      </w:r>
+      <w:r>
+        <w:t xml:space="preserve"> i → j </w:t>
+      </w:r>
+      <w:r>
+        <w:rPr>
+          <w:rFonts w:hint="eastAsia"/>
+        </w:rPr>
+        <w:t xml:space="preserve">方向</w:t>
+      </w:r>
+      <w:r>
+        <w:t xml:space="preserve"> </w:t>
+      </w:r>
+      <w:r>
+        <w:rPr>
+          <w:rFonts w:hint="eastAsia"/>
+        </w:rPr>
+        <w:t xml:space="preserve">填写距</w:t>
+      </w:r>
+      <w:r>
+        <w:t xml:space="preserve"> i </w:t>
+      </w:r>
+      <w:r>
+        <w:rPr>
+          <w:rFonts w:hint="eastAsia"/>
+        </w:rPr>
+        <w:t xml:space="preserve">端的</w:t>
+      </w:r>
+      <w:r>
+        <w:t xml:space="preserve"> </w:t>
+      </w:r>
+      <w:r>
+        <w:rPr>
+          <w:rFonts w:hint="eastAsia"/>
+        </w:rPr>
+        <w:t xml:space="preserve">a、b（米）。选择「局部均布」或「局部梯形」，按全局</w:t>
+      </w:r>
+      <w:r>
+        <w:t xml:space="preserve"> X/Y/Z </w:t>
+      </w:r>
+      <w:r>
+        <w:rPr>
+          <w:rFonts w:hint="eastAsia"/>
+        </w:rPr>
+        <w:t xml:space="preserve">方向填写</w:t>
+      </w:r>
+      <w:r>
+        <w:t xml:space="preserve"> </w:t>
+      </w:r>
+      <w:r>
+        <w:rPr>
+          <w:rFonts w:hint="eastAsia"/>
+        </w:rPr>
+        <w:t xml:space="preserve">强度（N/m），梯形还需填写终点强度。未知值显示为空白，确认分量为零时也要明确输入</w:t>
+      </w:r>
+      <w:r>
+        <w:t xml:space="preserve"> 0。</w:t>
+      </w:r>
+      <w:r>
+        <w:t xml:space="preserve"> </w:t>
+      </w:r>
+      <w:r>
+        <w:rPr>
+          <w:rFonts w:hint="eastAsia"/>
+        </w:rPr>
+        <w:t xml:space="preserve">点击「应用局部荷载」后，图片中的平行括线标出实际作用区段；越界或未确认尺度不能应用。</w:t>
+      </w:r>
+      <w:r>
+        <w:t xml:space="preserve"> </w:t>
+      </w:r>
+      <w:r>
+        <w:rPr>
+          <w:rFonts w:hint="eastAsia"/>
+        </w:rPr>
+        <w:t xml:space="preserve">拖动端点或重设尺度后会重新校核范围，越界时清除旧覆盖并阻止导入，需修正范围。</w:t>
+      </w:r>
+    </w:p>
+    <w:p>
+      <w:pPr>
+        <w:pStyle w:val="BodyText"/>
+      </w:pPr>
+      <w:r>
+        <w:rPr>
+          <w:rFonts w:hint="eastAsia"/>
+        </w:rPr>
+        <w:t xml:space="preserve">选择已存在的名称即可修改；点击「删除局部荷载」只删除当前工况的该条局部荷载，</w:t>
+      </w:r>
+      <w:r>
+        <w:t xml:space="preserve"> </w:t>
+      </w:r>
+      <w:r>
+        <w:rPr>
+          <w:rFonts w:hint="eastAsia"/>
+        </w:rPr>
+        <w:t xml:space="preserve">原观察仍保留在审核记录。修正仅解除明确绑定到该条荷载的缺值问题，其他荷载、杆件级</w:t>
+      </w:r>
+      <w:r>
+        <w:t xml:space="preserve"> </w:t>
+      </w:r>
+      <w:r>
+        <w:rPr>
+          <w:rFonts w:hint="eastAsia"/>
+        </w:rPr>
+        <w:t xml:space="preserve">或全局问题继续审核。旧响应若缺少精确绑定，不能用这次编辑直接清除笼统问题，</w:t>
+      </w:r>
+      <w:r>
+        <w:t xml:space="preserve"> </w:t>
+      </w:r>
+      <w:r>
+        <w:rPr>
+          <w:rFonts w:hint="eastAsia"/>
+        </w:rPr>
+        <w:t xml:space="preserve">需核对原图并补充明确数值后重新识别；手工输入不代表自动识别已经通过。</w:t>
       </w:r>
     </w:p>
     <w:p>
@@ -7613,20 +7713,105 @@
       <w:r>
         <w:drawing>
           <wp:inline>
-            <wp:extent cx="5334000" cy="3506611"/>
+            <wp:extent cx="5334000" cy="3890856"/>
             <wp:effectExtent b="0" l="0" r="0" t="0"/>
-            <wp:docPr descr="人工补作用节点操作（非在线识别成绩）" title="" id="56" name="Picture"/>
+            <wp:docPr descr="局部荷载人工编辑（演示数值，非原图标注或在线识别结果）" title="" id="57" name="Picture"/>
             <a:graphic>
               <a:graphicData uri="http://schemas.openxmlformats.org/drawingml/2006/picture">
                 <pic:pic>
                   <pic:nvPicPr>
-                    <pic:cNvPr descr="手册图/09-作用节点修正.png" id="57" name="Picture"/>
+                    <pic:cNvPr descr="手册图/10-局部荷载编辑.png" id="58" name="Picture"/>
                     <pic:cNvPicPr>
                       <a:picLocks noChangeArrowheads="1" noChangeAspect="1"/>
                     </pic:cNvPicPr>
                   </pic:nvPicPr>
                   <pic:blipFill>
-                    <a:blip r:embed="rId55"/>
+                    <a:blip r:embed="rId56"/>
+                    <a:stretch>
+                      <a:fillRect/>
+                    </a:stretch>
+                  </pic:blipFill>
+                  <pic:spPr bwMode="auto">
+                    <a:xfrm>
+                      <a:off x="0" y="0"/>
+                      <a:ext cx="5334000" cy="3890856"/>
+                    </a:xfrm>
+                    <a:prstGeom prst="rect">
+                      <a:avLst/>
+                    </a:prstGeom>
+                    <a:noFill/>
+                    <a:ln w="9525">
+                      <a:noFill/>
+                      <a:headEnd/>
+                      <a:tailEnd/>
+                    </a:ln>
+                  </pic:spPr>
+                </pic:pic>
+              </a:graphicData>
+            </a:graphic>
+          </wp:inline>
+        </w:drawing>
+      </w:r>
+    </w:p>
+    <w:p>
+      <w:pPr>
+        <w:pStyle w:val="BodyText"/>
+      </w:pPr>
+      <w:r>
+        <w:rPr>
+          <w:rFonts w:hint="eastAsia"/>
+        </w:rPr>
+        <w:t xml:space="preserve">截图中的</w:t>
+      </w:r>
+      <w:r>
+        <w:t xml:space="preserve"> 6 m、1.5–4 m </w:t>
+      </w:r>
+      <w:r>
+        <w:rPr>
+          <w:rFonts w:hint="eastAsia"/>
+        </w:rPr>
+        <w:t xml:space="preserve">和</w:t>
+      </w:r>
+      <w:r>
+        <w:t xml:space="preserve"> −1200 N/m </w:t>
+      </w:r>
+      <w:r>
+        <w:rPr>
+          <w:rFonts w:hint="eastAsia"/>
+        </w:rPr>
+        <w:t xml:space="preserve">均为人工演示输入，并非原工程图的数值；</w:t>
+      </w:r>
+      <w:r>
+        <w:t xml:space="preserve"> </w:t>
+      </w:r>
+      <w:r>
+        <w:rPr>
+          <w:rFonts w:hint="eastAsia"/>
+        </w:rPr>
+        <w:t xml:space="preserve">其余缺值问题仍阻止导入。原图许可与署名沿用下方图片许可说明。</w:t>
+      </w:r>
+    </w:p>
+    <w:p>
+      <w:pPr>
+        <w:pStyle w:val="BodyText"/>
+      </w:pPr>
+      <w:r>
+        <w:drawing>
+          <wp:inline>
+            <wp:extent cx="5334000" cy="3506611"/>
+            <wp:effectExtent b="0" l="0" r="0" t="0"/>
+            <wp:docPr descr="人工补作用节点操作（非在线识别成绩）" title="" id="60" name="Picture"/>
+            <a:graphic>
+              <a:graphicData uri="http://schemas.openxmlformats.org/drawingml/2006/picture">
+                <pic:pic>
+                  <pic:nvPicPr>
+                    <pic:cNvPr descr="手册图/09-作用节点修正.png" id="61" name="Picture"/>
+                    <pic:cNvPicPr>
+                      <a:picLocks noChangeArrowheads="1" noChangeAspect="1"/>
+                    </pic:cNvPicPr>
+                  </pic:nvPicPr>
+                  <pic:blipFill>
+                    <a:blip r:embed="rId59"/>
                     <a:stretch>
                       <a:fillRect/>
                     </a:stretch>
@@ -7684,7 +7869,7 @@
       <w:r>
         <w:t xml:space="preserve"> </w:t>
       </w:r>
-      <w:hyperlink r:id="rId58">
+      <w:hyperlink r:id="rId62">
         <w:r>
           <w:rPr>
             <w:rStyle w:val="Hyperlink"/>
@@ -7718,9 +7903,9 @@
         <w:t xml:space="preserve">而改变。</w:t>
       </w:r>
     </w:p>
-    <w:bookmarkEnd w:id="59"/>
-    <w:bookmarkEnd w:id="60"/>
-    <w:bookmarkStart w:id="61" w:name="X2fac633c2612963f2bd0008fc185544b4807016"/>
+    <w:bookmarkEnd w:id="63"/>
+    <w:bookmarkEnd w:id="64"/>
+    <w:bookmarkStart w:id="65" w:name="X2fac633c2612963f2bd0008fc185544b4807016"/>
     <w:p>
       <w:pPr>
         <w:pStyle w:val="Heading2"/>
@@ -8046,8 +8231,8 @@
         </w:pict>
       </w:r>
     </w:p>
-    <w:bookmarkEnd w:id="61"/>
-    <w:bookmarkStart w:id="62" w:name="X939797adfda6ed137379411d51989d76755f0a1"/>
+    <w:bookmarkEnd w:id="65"/>
+    <w:bookmarkStart w:id="66" w:name="X939797adfda6ed137379411d51989d76755f0a1"/>
     <w:p>
       <w:pPr>
         <w:pStyle w:val="Heading2"/>
@@ -8661,8 +8846,8 @@
         </w:pict>
       </w:r>
     </w:p>
-    <w:bookmarkEnd w:id="62"/>
-    <w:bookmarkStart w:id="63" w:name="X9df411a04fb752407beaf2e2fbbb1a3569aed87"/>
+    <w:bookmarkEnd w:id="66"/>
+    <w:bookmarkStart w:id="67" w:name="X9df411a04fb752407beaf2e2fbbb1a3569aed87"/>
     <w:p>
       <w:pPr>
         <w:pStyle w:val="Heading2"/>
@@ -9118,8 +9303,8 @@
         </w:pict>
       </w:r>
     </w:p>
-    <w:bookmarkEnd w:id="63"/>
-    <w:bookmarkStart w:id="64" w:name="X16574f01e88f8ba50391f56a43107b0e7b95dc4"/>
+    <w:bookmarkEnd w:id="67"/>
+    <w:bookmarkStart w:id="68" w:name="X16574f01e88f8ba50391f56a43107b0e7b95dc4"/>
     <w:p>
       <w:pPr>
         <w:pStyle w:val="Heading2"/>
@@ -9668,7 +9853,7 @@
         <w:t xml:space="preserve">软件说"判不了"的时候，它是在诚实，不是坏了。</w:t>
       </w:r>
     </w:p>
-    <w:bookmarkEnd w:id="64"/>
+    <w:bookmarkEnd w:id="68"/>
     <w:sectPr/>
   </w:body>
 </w:document>

--- a/docs/word/使用手册.docx
+++ b/docs/word/使用手册.docx
@@ -3160,7 +3160,7 @@
     </w:p>
     <w:bookmarkEnd w:id="20"/>
     <w:bookmarkEnd w:id="21"/>
-    <w:bookmarkStart w:id="64" w:name="Xb726171a6f26840396b4ac092bc853896e5d2fd"/>
+    <w:bookmarkStart w:id="68" w:name="Xb726171a6f26840396b4ac092bc853896e5d2fd"/>
     <w:p>
       <w:pPr>
         <w:pStyle w:val="Heading2"/>
@@ -6823,7 +6823,7 @@
       </w:r>
     </w:p>
     <w:bookmarkEnd w:id="44"/>
-    <w:bookmarkStart w:id="63" w:name="Xc872c1f4e8bbf182c6f6379efa030d558f61e81"/>
+    <w:bookmarkStart w:id="67" w:name="Xc872c1f4e8bbf182c6f6379efa030d558f61e81"/>
     <w:p>
       <w:pPr>
         <w:pStyle w:val="Heading3"/>
@@ -7159,7 +7159,7 @@
         <w:rPr>
           <w:rFonts w:hint="eastAsia"/>
         </w:rPr>
-        <w:t xml:space="preserve">本轮混合图已补出两个作用节点，但力矩位置仍偏向圆弧右侧，需要拖动节点对照圆弧</w:t>
+        <w:t xml:space="preserve">初版复核的混合图补出两个作用节点，但力矩位置仍偏向圆弧右侧，需要拖动节点对照圆弧</w:t>
       </w:r>
       <w:r>
         <w:t xml:space="preserve"> </w:t>
@@ -7209,22 +7209,136 @@
         <w:pStyle w:val="BodyText"/>
       </w:pPr>
       <w:r>
+        <w:rPr>
+          <w:rFonts w:hint="eastAsia"/>
+        </w:rPr>
+        <w:t xml:space="preserve">现在可选复核还会报告已有支座的可见符号，不因右端位置或静定性默认滚动。</w:t>
+      </w:r>
+      <w:r>
+        <w:t xml:space="preserve"> </w:t>
+      </w:r>
+      <w:r>
+        <w:rPr>
+          <w:rFonts w:hint="eastAsia"/>
+        </w:rPr>
+        <w:t xml:space="preserve">对于附近存在唯一清晰彩色圆弧的力矩，代码拟合圆心并投影到杆件，保留原模型位置</w:t>
+      </w:r>
+      <w:r>
+        <w:t xml:space="preserve"> </w:t>
+      </w:r>
+      <w:r>
+        <w:rPr>
+          <w:rFonts w:hint="eastAsia"/>
+        </w:rPr>
+        <w:t xml:space="preserve">和拟合证据；短弧、多圆、灰度或歧义情况仍需人工定位。新支座类型、节点及分段</w:t>
+      </w:r>
+      <w:r>
+        <w:t xml:space="preserve"> </w:t>
+      </w:r>
+      <w:r>
+        <w:rPr>
+          <w:rFonts w:hint="eastAsia"/>
+        </w:rPr>
+        <w:t xml:space="preserve">都是未审核候选，尺度、荷载大小和单位仍需另行补齐。</w:t>
+      </w:r>
+    </w:p>
+    <w:p>
+      <w:pPr>
+        <w:pStyle w:val="BodyText"/>
+      </w:pPr>
+      <w:r>
+        <w:rPr>
+          <w:rFonts w:hint="eastAsia"/>
+        </w:rPr>
+        <w:t xml:space="preserve">核对支座后可以使用「应用支座」或「删除支座」，原符号和修改记录保留。</w:t>
+      </w:r>
+      <w:r>
+        <w:t xml:space="preserve"> </w:t>
+      </w:r>
+      <w:r>
+        <w:rPr>
+          <w:rFonts w:hint="eastAsia"/>
+        </w:rPr>
+        <w:t xml:space="preserve">这只处理明确绑定的支座符号复核问题，其他全局问题继续审核；支座改名后其他问题</w:t>
+      </w:r>
+      <w:r>
+        <w:t xml:space="preserve"> </w:t>
+      </w:r>
+      <w:r>
+        <w:rPr>
+          <w:rFonts w:hint="eastAsia"/>
+        </w:rPr>
+        <w:t xml:space="preserve">仍能定位。未知支座不能仅凭默认掩码确认，应人工选择实际类型并核对。</w:t>
+      </w:r>
+    </w:p>
+    <w:p>
+      <w:pPr>
+        <w:pStyle w:val="BodyText"/>
+      </w:pPr>
+      <w:r>
+        <w:rPr>
+          <w:rFonts w:hint="eastAsia"/>
+        </w:rPr>
+        <w:t xml:space="preserve">最新</w:t>
+      </w:r>
+      <w:r>
+        <w:t xml:space="preserve"> </w:t>
+      </w:r>
+      <w:hyperlink r:id="rId50">
+        <w:r>
+          <w:rPr>
+            <w:rStyle w:val="Hyperlink"/>
+            <w:rFonts w:hint="eastAsia"/>
+          </w:rPr>
+          <w:t xml:space="preserve">圆弧与支座实测</w:t>
+        </w:r>
+      </w:hyperlink>
+      <w:r>
+        <w:rPr>
+          <w:rFonts w:hint="eastAsia"/>
+        </w:rPr>
+        <w:t xml:space="preserve">中三图几何</w:t>
+      </w:r>
+      <w:r>
+        <w:t xml:space="preserve"> </w:t>
+      </w:r>
+      <w:r>
+        <w:rPr>
+          <w:rFonts w:hint="eastAsia"/>
+        </w:rPr>
+        <w:t xml:space="preserve">和支座匹配参考，但一张在线复核因空置信度字段被拒收；兼容修复后的零调用回放</w:t>
+      </w:r>
+      <w:r>
+        <w:t xml:space="preserve"> </w:t>
+      </w:r>
+      <w:r>
+        <w:rPr>
+          <w:rFonts w:hint="eastAsia"/>
+        </w:rPr>
+        <w:t xml:space="preserve">与原在线成绩分别记录。仍有符号荷载占位、缺尺度及数值，不能直接用于工程计算。</w:t>
+      </w:r>
+    </w:p>
+    <w:p>
+      <w:pPr>
+        <w:pStyle w:val="BodyText"/>
+      </w:pPr>
+      <w:r>
         <w:drawing>
           <wp:inline>
             <wp:extent cx="5334000" cy="3890856"/>
             <wp:effectExtent b="0" l="0" r="0" t="0"/>
-            <wp:docPr descr="作用点复核候选（冻结原文回放，力矩偏差仍需人工修正）" title="" id="51" name="Picture"/>
+            <wp:docPr descr="圆弧中心与支座候选（当前代码离线回放，未经人工确认）" title="" id="52" name="Picture"/>
             <a:graphic>
               <a:graphicData uri="http://schemas.openxmlformats.org/drawingml/2006/picture">
                 <pic:pic>
                   <pic:nvPicPr>
-                    <pic:cNvPr descr="手册图/11-作用点复核.png" id="52" name="Picture"/>
+                    <pic:cNvPr descr="手册图/12-圆弧与支座复核.png" id="53" name="Picture"/>
                     <pic:cNvPicPr>
                       <a:picLocks noChangeArrowheads="1" noChangeAspect="1"/>
                     </pic:cNvPicPr>
                   </pic:nvPicPr>
                   <pic:blipFill>
-                    <a:blip r:embed="rId50"/>
+                    <a:blip r:embed="rId51"/>
                     <a:stretch>
                       <a:fillRect/>
                     </a:stretch>
@@ -7259,451 +7373,25 @@
         <w:rPr>
           <w:rFonts w:hint="eastAsia"/>
         </w:rPr>
-        <w:t xml:space="preserve">截图原图来自</w:t>
-      </w:r>
-      <w:r>
-        <w:t xml:space="preserve"> </w:t>
-      </w:r>
-      <w:r>
-        <w:rPr>
-          <w:rFonts w:hint="eastAsia"/>
-        </w:rPr>
-        <w:t xml:space="preserve">Sjhan81，CC</w:t>
-      </w:r>
-      <w:r>
-        <w:t xml:space="preserve"> BY-SA </w:t>
-      </w:r>
-      <w:r>
-        <w:rPr>
-          <w:rFonts w:hint="eastAsia"/>
-        </w:rPr>
-        <w:t xml:space="preserve">3.0，来源见下方图片许可说明；新增节点没有人工</w:t>
-      </w:r>
-      <w:r>
-        <w:t xml:space="preserve"> </w:t>
-      </w:r>
-      <w:r>
-        <w:rPr>
-          <w:rFonts w:hint="eastAsia"/>
-        </w:rPr>
-        <w:t xml:space="preserve">移动，也没有输入数值荷载，导入仍阻断。截图为界面回放验证，不是另一轮在线成绩。</w:t>
-      </w:r>
-    </w:p>
-    <w:p>
-      <w:pPr>
-        <w:pStyle w:val="BodyText"/>
-      </w:pPr>
-      <w:r>
-        <w:rPr>
-          <w:rFonts w:hint="eastAsia"/>
-        </w:rPr>
-        <w:t xml:space="preserve">不能绑定到数值荷载的符号会保留为待核实观察。只有明确判定该组观察无需作为外荷载输入时，</w:t>
-      </w:r>
-      <w:r>
-        <w:t xml:space="preserve"> </w:t>
-      </w:r>
-      <w:r>
-        <w:rPr>
-          <w:rFonts w:hint="eastAsia"/>
-        </w:rPr>
-        <w:t xml:space="preserve">才使用「忽略符号」；原始符号和人工处理记录仍保留，其他缺值或单位问题仍需补充。</w:t>
-      </w:r>
-      <w:r>
-        <w:t xml:space="preserve"> </w:t>
-      </w:r>
-      <w:r>
-        <w:rPr>
-          <w:rFonts w:hint="eastAsia"/>
-        </w:rPr>
-        <w:t xml:space="preserve">若符号观察与已有全局缺值问题合并，不提供忽略入口，避免同时解除原数值问题。</w:t>
-      </w:r>
-      <w:r>
-        <w:t xml:space="preserve"> </w:t>
-      </w:r>
-      <w:r>
-        <w:rPr>
-          <w:rFonts w:hint="eastAsia"/>
-        </w:rPr>
-        <w:t xml:space="preserve">若符号表示实际外荷载，先补齐数值和单位并重新识别，不能用忽略操作代替输入。</w:t>
-      </w:r>
-      <w:r>
-        <w:t xml:space="preserve"> </w:t>
-      </w:r>
-      <w:r>
-        <w:rPr>
-          <w:rFonts w:hint="eastAsia"/>
-        </w:rPr>
-        <w:t xml:space="preserve">空响应或输出截断会说明原因并提示检查视觉模型、裁剪图片或简化输入，不继续发起格式修复。</w:t>
-      </w:r>
-      <w:r>
-        <w:t xml:space="preserve"> </w:t>
-      </w:r>
-      <w:r>
-        <w:rPr>
-          <w:rFonts w:hint="eastAsia"/>
-        </w:rPr>
-        <w:t xml:space="preserve">最新在线轮次及当前代码回放见</w:t>
-      </w:r>
-      <w:r>
-        <w:t xml:space="preserve"> </w:t>
-      </w:r>
-      <w:hyperlink r:id="rId53">
-        <w:r>
-          <w:rPr>
-            <w:rStyle w:val="Hyperlink"/>
-            <w:rFonts w:hint="eastAsia"/>
-          </w:rPr>
-          <w:t xml:space="preserve">分轮对照</w:t>
-        </w:r>
-      </w:hyperlink>
-      <w:r>
-        <w:rPr>
-          <w:rFonts w:hint="eastAsia"/>
-        </w:rPr>
-        <w:t xml:space="preserve">，</w:t>
-      </w:r>
-      <w:r>
-        <w:t xml:space="preserve"> </w:t>
-      </w:r>
-      <w:r>
-        <w:rPr>
-          <w:rFonts w:hint="eastAsia"/>
-        </w:rPr>
-        <w:t xml:space="preserve">在线</w:t>
-      </w:r>
-      <w:r>
-        <w:t xml:space="preserve"> 5/5 </w:t>
-      </w:r>
-      <w:r>
-        <w:rPr>
-          <w:rFonts w:hint="eastAsia"/>
-        </w:rPr>
-        <w:t xml:space="preserve">进入审核仍不等于几何全对，尚未通过完整验收阈值。</w:t>
-      </w:r>
-    </w:p>
-    <w:p>
-      <w:pPr>
-        <w:pStyle w:val="BodyText"/>
-      </w:pPr>
-      <w:r>
-        <w:rPr>
-          <w:rFonts w:hint="eastAsia"/>
-        </w:rPr>
-        <w:t xml:space="preserve">后续轮次及独立混合荷载图见</w:t>
-      </w:r>
-      <w:r>
-        <w:t xml:space="preserve"> </w:t>
-      </w:r>
-      <w:hyperlink r:id="rId54">
-        <w:r>
-          <w:rPr>
-            <w:rStyle w:val="Hyperlink"/>
-            <w:rFonts w:hint="eastAsia"/>
-          </w:rPr>
-          <w:t xml:space="preserve">最新实测</w:t>
-        </w:r>
-      </w:hyperlink>
-      <w:r>
-        <w:t xml:space="preserve">。</w:t>
-      </w:r>
-      <w:r>
-        <w:t xml:space="preserve"> </w:t>
-      </w:r>
-      <w:r>
-        <w:rPr>
-          <w:rFonts w:hint="eastAsia"/>
-        </w:rPr>
-        <w:t xml:space="preserve">此前原</w:t>
-      </w:r>
-      <w:r>
-        <w:t xml:space="preserve"> 5 </w:t>
-      </w:r>
-      <w:r>
-        <w:rPr>
-          <w:rFonts w:hint="eastAsia"/>
-        </w:rPr>
-        <w:t xml:space="preserve">张开发图的几何达到原阈值，但独立试点首轮仍漏掉集中作用点；符号占位没有可用数值，</w:t>
-      </w:r>
-      <w:r>
-        <w:t xml:space="preserve"> </w:t>
-      </w:r>
-      <w:r>
-        <w:rPr>
-          <w:rFonts w:hint="eastAsia"/>
-        </w:rPr>
-        <w:t xml:space="preserve">仍需补齐单位、荷载和尺度。进入审核后请逐项核对，不能据小样本开发成绩直接计算。</w:t>
-      </w:r>
-    </w:p>
-    <w:p>
-      <w:pPr>
-        <w:pStyle w:val="BodyText"/>
-      </w:pPr>
-      <w:r>
-        <w:rPr>
-          <w:rFonts w:hint="eastAsia"/>
-        </w:rPr>
-        <w:t xml:space="preserve">漏掉集中力或力矩作用点时，先拖动原节点核对梁轴，然后选择待分段杆件，按显示的</w:t>
-      </w:r>
-      <w:r>
-        <w:t xml:space="preserve"> </w:t>
-      </w:r>
-      <w:r>
-        <w:t xml:space="preserve">i → j </w:t>
-      </w:r>
-      <w:r>
-        <w:rPr>
-          <w:rFonts w:hint="eastAsia"/>
-        </w:rPr>
-        <w:t xml:space="preserve">节点方向填写距</w:t>
-      </w:r>
-      <w:r>
-        <w:t xml:space="preserve"> i </w:t>
-      </w:r>
-      <w:r>
-        <w:rPr>
-          <w:rFonts w:hint="eastAsia"/>
-        </w:rPr>
-        <w:t xml:space="preserve">端的百分比，点击「补充作用节点」。这只表示图片中相对位置，</w:t>
-      </w:r>
-      <w:r>
-        <w:t xml:space="preserve"> </w:t>
-      </w:r>
-      <w:r>
-        <w:rPr>
-          <w:rFonts w:hint="eastAsia"/>
-        </w:rPr>
-        <w:t xml:space="preserve">不是实际长度；新节点会自动选入节点荷载面板，展开支座与节点荷载后再填写力或力矩。</w:t>
-      </w:r>
-      <w:r>
-        <w:t xml:space="preserve"> </w:t>
-      </w:r>
-      <w:r>
-        <w:rPr>
-          <w:rFonts w:hint="eastAsia"/>
-        </w:rPr>
-        <w:t xml:space="preserve">原支座、端点荷载与尺度保持，导入确认失效，需要重新审核。已有杆件荷载、尺寸或人工</w:t>
-      </w:r>
-      <w:r>
-        <w:t xml:space="preserve"> </w:t>
-      </w:r>
-      <w:r>
-        <w:rPr>
-          <w:rFonts w:hint="eastAsia"/>
-        </w:rPr>
-        <w:t xml:space="preserve">交点引用时，先核对并处理引用；含端部释放或其他属性的杆件不能直接自动分段。</w:t>
-      </w:r>
-    </w:p>
-    <w:p>
-      <w:pPr>
-        <w:pStyle w:val="BodyText"/>
-      </w:pPr>
-      <w:r>
-        <w:rPr>
-          <w:rFonts w:hint="eastAsia"/>
-        </w:rPr>
-        <w:t xml:space="preserve">集中力矩识别值按</w:t>
-      </w:r>
-      <w:r>
-        <w:t xml:space="preserve"> N·m/kN·m </w:t>
-      </w:r>
-      <w:r>
-        <w:rPr>
-          <w:rFonts w:hint="eastAsia"/>
-        </w:rPr>
-        <w:t xml:space="preserve">转入</w:t>
-      </w:r>
-      <w:r>
-        <w:t xml:space="preserve"> </w:t>
-      </w:r>
-      <w:r>
-        <w:rPr>
-          <w:rFonts w:hint="eastAsia"/>
-        </w:rPr>
-        <w:t xml:space="preserve">Mx/My/Mz，不能按</w:t>
-      </w:r>
-      <w:r>
-        <w:t xml:space="preserve"> Fx/Fy/Fz </w:t>
-      </w:r>
-      <w:r>
-        <w:rPr>
-          <w:rFonts w:hint="eastAsia"/>
-        </w:rPr>
-        <w:t xml:space="preserve">使用。局部分布荷载</w:t>
-      </w:r>
-      <w:r>
-        <w:t xml:space="preserve"> </w:t>
-      </w:r>
-      <w:r>
-        <w:rPr>
-          <w:rFonts w:hint="eastAsia"/>
-        </w:rPr>
-        <w:t xml:space="preserve">只有起止长度及单位明确时才转换为杆件内范围；范围未知或单位不兼容继续阻断，</w:t>
-      </w:r>
-      <w:r>
-        <w:t xml:space="preserve"> </w:t>
-      </w:r>
-      <w:r>
-        <w:rPr>
-          <w:rFonts w:hint="eastAsia"/>
-        </w:rPr>
-        <w:t xml:space="preserve">不会自动扩大成整跨。仍须核对旋向、作用位置、范围、数值和单位后才能计算。</w:t>
-      </w:r>
-      <w:r>
-        <w:t xml:space="preserve"> </w:t>
-      </w:r>
-      <w:r>
-        <w:rPr>
-          <w:rFonts w:hint="eastAsia"/>
-        </w:rPr>
-        <w:t xml:space="preserve">此前单阶段全图与裁剪的混合图仍自动漏点，详见</w:t>
-      </w:r>
-      <w:r>
-        <w:t xml:space="preserve"> </w:t>
-      </w:r>
-      <w:hyperlink r:id="rId55">
-        <w:r>
-          <w:rPr>
-            <w:rStyle w:val="Hyperlink"/>
-            <w:rFonts w:hint="eastAsia"/>
-          </w:rPr>
-          <w:t xml:space="preserve">作用点实测</w:t>
-        </w:r>
-      </w:hyperlink>
-      <w:r>
-        <w:t xml:space="preserve">。</w:t>
-      </w:r>
-    </w:p>
-    <w:p>
-      <w:pPr>
-        <w:pStyle w:val="BodyText"/>
-      </w:pPr>
-      <w:r>
-        <w:rPr>
-          <w:rFonts w:hint="eastAsia"/>
-        </w:rPr>
-        <w:t xml:space="preserve">需要人工补充或修正部分分布荷载时，先确认工作平面、实际尺度，并在支座与节点荷载中</w:t>
-      </w:r>
-      <w:r>
-        <w:t xml:space="preserve"> </w:t>
-      </w:r>
-      <w:r>
-        <w:rPr>
-          <w:rFonts w:hint="eastAsia"/>
-        </w:rPr>
-        <w:t xml:space="preserve">创建工况。展开「局部分布荷载」，选择工况、杆件和荷载名称；按显示的</w:t>
-      </w:r>
-      <w:r>
-        <w:t xml:space="preserve"> i → j </w:t>
-      </w:r>
-      <w:r>
-        <w:rPr>
-          <w:rFonts w:hint="eastAsia"/>
-        </w:rPr>
-        <w:t xml:space="preserve">方向</w:t>
-      </w:r>
-      <w:r>
-        <w:t xml:space="preserve"> </w:t>
-      </w:r>
-      <w:r>
-        <w:rPr>
-          <w:rFonts w:hint="eastAsia"/>
-        </w:rPr>
-        <w:t xml:space="preserve">填写距</w:t>
-      </w:r>
-      <w:r>
-        <w:t xml:space="preserve"> i </w:t>
-      </w:r>
-      <w:r>
-        <w:rPr>
-          <w:rFonts w:hint="eastAsia"/>
-        </w:rPr>
-        <w:t xml:space="preserve">端的</w:t>
-      </w:r>
-      <w:r>
-        <w:t xml:space="preserve"> </w:t>
-      </w:r>
-      <w:r>
-        <w:rPr>
-          <w:rFonts w:hint="eastAsia"/>
-        </w:rPr>
-        <w:t xml:space="preserve">a、b（米）。选择「局部均布」或「局部梯形」，按全局</w:t>
-      </w:r>
-      <w:r>
-        <w:t xml:space="preserve"> X/Y/Z </w:t>
-      </w:r>
-      <w:r>
-        <w:rPr>
-          <w:rFonts w:hint="eastAsia"/>
-        </w:rPr>
-        <w:t xml:space="preserve">方向填写</w:t>
-      </w:r>
-      <w:r>
-        <w:t xml:space="preserve"> </w:t>
-      </w:r>
-      <w:r>
-        <w:rPr>
-          <w:rFonts w:hint="eastAsia"/>
-        </w:rPr>
-        <w:t xml:space="preserve">强度（N/m），梯形还需填写终点强度。未知值显示为空白，确认分量为零时也要明确输入</w:t>
-      </w:r>
-      <w:r>
-        <w:t xml:space="preserve"> 0。</w:t>
-      </w:r>
-      <w:r>
-        <w:t xml:space="preserve"> </w:t>
-      </w:r>
-      <w:r>
-        <w:rPr>
-          <w:rFonts w:hint="eastAsia"/>
-        </w:rPr>
-        <w:t xml:space="preserve">点击「应用局部荷载」后，图片中的平行括线标出实际作用区段；越界或未确认尺度不能应用。</w:t>
-      </w:r>
-      <w:r>
-        <w:t xml:space="preserve"> </w:t>
-      </w:r>
-      <w:r>
-        <w:rPr>
-          <w:rFonts w:hint="eastAsia"/>
-        </w:rPr>
-        <w:t xml:space="preserve">拖动端点或重设尺度后会重新校核范围，越界时清除旧覆盖并阻止导入，需修正范围。</w:t>
-      </w:r>
-    </w:p>
-    <w:p>
-      <w:pPr>
-        <w:pStyle w:val="BodyText"/>
-      </w:pPr>
-      <w:r>
-        <w:rPr>
-          <w:rFonts w:hint="eastAsia"/>
-        </w:rPr>
-        <w:t xml:space="preserve">选择已存在的名称即可修改；点击「删除局部荷载」只删除当前工况的该条局部荷载，</w:t>
-      </w:r>
-      <w:r>
-        <w:t xml:space="preserve"> </w:t>
-      </w:r>
-      <w:r>
-        <w:rPr>
-          <w:rFonts w:hint="eastAsia"/>
-        </w:rPr>
-        <w:t xml:space="preserve">原观察仍保留在审核记录。修正仅解除明确绑定到该条荷载的缺值问题，其他荷载、杆件级</w:t>
-      </w:r>
-      <w:r>
-        <w:t xml:space="preserve"> </w:t>
-      </w:r>
-      <w:r>
-        <w:rPr>
-          <w:rFonts w:hint="eastAsia"/>
-        </w:rPr>
-        <w:t xml:space="preserve">或全局问题继续审核。旧响应若缺少精确绑定，不能用这次编辑直接清除笼统问题，</w:t>
-      </w:r>
-      <w:r>
-        <w:t xml:space="preserve"> </w:t>
-      </w:r>
-      <w:r>
-        <w:rPr>
-          <w:rFonts w:hint="eastAsia"/>
-        </w:rPr>
-        <w:t xml:space="preserve">需核对原图并补充明确数值后重新识别；手工输入不代表自动识别已经通过。</w:t>
+        <w:t xml:space="preserve">截图没有人工移动节点或输入数值，导入仍阻断；原图</w:t>
+      </w:r>
+      <w:r>
+        <w:t xml:space="preserve"> Sjhan81、CC BY-SA </w:t>
+      </w:r>
+      <w:r>
+        <w:rPr>
+          <w:rFonts w:hint="eastAsia"/>
+        </w:rPr>
+        <w:t xml:space="preserve">3.0，</w:t>
+      </w:r>
+      <w:r>
+        <w:t xml:space="preserve"> </w:t>
+      </w:r>
+      <w:r>
+        <w:rPr>
+          <w:rFonts w:hint="eastAsia"/>
+        </w:rPr>
+        <w:t xml:space="preserve">署名和来源见下方许可说明。这张截图不代表另一轮在线调用或工程数值验收。</w:t>
       </w:r>
     </w:p>
     <w:p>
@@ -7715,18 +7403,18 @@
           <wp:inline>
             <wp:extent cx="5334000" cy="3890856"/>
             <wp:effectExtent b="0" l="0" r="0" t="0"/>
-            <wp:docPr descr="局部荷载人工编辑（演示数值，非原图标注或在线识别结果）" title="" id="57" name="Picture"/>
+            <wp:docPr descr="作用点复核候选（冻结原文回放，力矩偏差仍需人工修正）" title="" id="55" name="Picture"/>
             <a:graphic>
               <a:graphicData uri="http://schemas.openxmlformats.org/drawingml/2006/picture">
                 <pic:pic>
                   <pic:nvPicPr>
-                    <pic:cNvPr descr="手册图/10-局部荷载编辑.png" id="58" name="Picture"/>
+                    <pic:cNvPr descr="手册图/11-作用点复核.png" id="56" name="Picture"/>
                     <pic:cNvPicPr>
                       <a:picLocks noChangeArrowheads="1" noChangeAspect="1"/>
                     </pic:cNvPicPr>
                   </pic:nvPicPr>
                   <pic:blipFill>
-                    <a:blip r:embed="rId56"/>
+                    <a:blip r:embed="rId54"/>
                     <a:stretch>
                       <a:fillRect/>
                     </a:stretch>
@@ -7761,34 +7449,451 @@
         <w:rPr>
           <w:rFonts w:hint="eastAsia"/>
         </w:rPr>
-        <w:t xml:space="preserve">截图中的</w:t>
-      </w:r>
-      <w:r>
-        <w:t xml:space="preserve"> 6 m、1.5–4 m </w:t>
-      </w:r>
-      <w:r>
-        <w:rPr>
-          <w:rFonts w:hint="eastAsia"/>
-        </w:rPr>
-        <w:t xml:space="preserve">和</w:t>
-      </w:r>
-      <w:r>
-        <w:t xml:space="preserve"> −1200 N/m </w:t>
-      </w:r>
-      <w:r>
-        <w:rPr>
-          <w:rFonts w:hint="eastAsia"/>
-        </w:rPr>
-        <w:t xml:space="preserve">均为人工演示输入，并非原工程图的数值；</w:t>
-      </w:r>
-      <w:r>
-        <w:t xml:space="preserve"> </w:t>
-      </w:r>
-      <w:r>
-        <w:rPr>
-          <w:rFonts w:hint="eastAsia"/>
-        </w:rPr>
-        <w:t xml:space="preserve">其余缺值问题仍阻止导入。原图许可与署名沿用下方图片许可说明。</w:t>
+        <w:t xml:space="preserve">截图原图来自</w:t>
+      </w:r>
+      <w:r>
+        <w:t xml:space="preserve"> </w:t>
+      </w:r>
+      <w:r>
+        <w:rPr>
+          <w:rFonts w:hint="eastAsia"/>
+        </w:rPr>
+        <w:t xml:space="preserve">Sjhan81，CC</w:t>
+      </w:r>
+      <w:r>
+        <w:t xml:space="preserve"> BY-SA </w:t>
+      </w:r>
+      <w:r>
+        <w:rPr>
+          <w:rFonts w:hint="eastAsia"/>
+        </w:rPr>
+        <w:t xml:space="preserve">3.0，来源见下方图片许可说明；新增节点没有人工</w:t>
+      </w:r>
+      <w:r>
+        <w:t xml:space="preserve"> </w:t>
+      </w:r>
+      <w:r>
+        <w:rPr>
+          <w:rFonts w:hint="eastAsia"/>
+        </w:rPr>
+        <w:t xml:space="preserve">移动，也没有输入数值荷载，导入仍阻断。截图为界面回放验证，不是另一轮在线成绩。</w:t>
+      </w:r>
+    </w:p>
+    <w:p>
+      <w:pPr>
+        <w:pStyle w:val="BodyText"/>
+      </w:pPr>
+      <w:r>
+        <w:rPr>
+          <w:rFonts w:hint="eastAsia"/>
+        </w:rPr>
+        <w:t xml:space="preserve">不能绑定到数值荷载的符号会保留为待核实观察。只有明确判定该组观察无需作为外荷载输入时，</w:t>
+      </w:r>
+      <w:r>
+        <w:t xml:space="preserve"> </w:t>
+      </w:r>
+      <w:r>
+        <w:rPr>
+          <w:rFonts w:hint="eastAsia"/>
+        </w:rPr>
+        <w:t xml:space="preserve">才使用「忽略符号」；原始符号和人工处理记录仍保留，其他缺值或单位问题仍需补充。</w:t>
+      </w:r>
+      <w:r>
+        <w:t xml:space="preserve"> </w:t>
+      </w:r>
+      <w:r>
+        <w:rPr>
+          <w:rFonts w:hint="eastAsia"/>
+        </w:rPr>
+        <w:t xml:space="preserve">若符号观察与已有全局缺值问题合并，不提供忽略入口，避免同时解除原数值问题。</w:t>
+      </w:r>
+      <w:r>
+        <w:t xml:space="preserve"> </w:t>
+      </w:r>
+      <w:r>
+        <w:rPr>
+          <w:rFonts w:hint="eastAsia"/>
+        </w:rPr>
+        <w:t xml:space="preserve">若符号表示实际外荷载，先补齐数值和单位并重新识别，不能用忽略操作代替输入。</w:t>
+      </w:r>
+      <w:r>
+        <w:t xml:space="preserve"> </w:t>
+      </w:r>
+      <w:r>
+        <w:rPr>
+          <w:rFonts w:hint="eastAsia"/>
+        </w:rPr>
+        <w:t xml:space="preserve">空响应或输出截断会说明原因并提示检查视觉模型、裁剪图片或简化输入，不继续发起格式修复。</w:t>
+      </w:r>
+      <w:r>
+        <w:t xml:space="preserve"> </w:t>
+      </w:r>
+      <w:r>
+        <w:rPr>
+          <w:rFonts w:hint="eastAsia"/>
+        </w:rPr>
+        <w:t xml:space="preserve">最新在线轮次及当前代码回放见</w:t>
+      </w:r>
+      <w:r>
+        <w:t xml:space="preserve"> </w:t>
+      </w:r>
+      <w:hyperlink r:id="rId57">
+        <w:r>
+          <w:rPr>
+            <w:rStyle w:val="Hyperlink"/>
+            <w:rFonts w:hint="eastAsia"/>
+          </w:rPr>
+          <w:t xml:space="preserve">分轮对照</w:t>
+        </w:r>
+      </w:hyperlink>
+      <w:r>
+        <w:rPr>
+          <w:rFonts w:hint="eastAsia"/>
+        </w:rPr>
+        <w:t xml:space="preserve">，</w:t>
+      </w:r>
+      <w:r>
+        <w:t xml:space="preserve"> </w:t>
+      </w:r>
+      <w:r>
+        <w:rPr>
+          <w:rFonts w:hint="eastAsia"/>
+        </w:rPr>
+        <w:t xml:space="preserve">在线</w:t>
+      </w:r>
+      <w:r>
+        <w:t xml:space="preserve"> 5/5 </w:t>
+      </w:r>
+      <w:r>
+        <w:rPr>
+          <w:rFonts w:hint="eastAsia"/>
+        </w:rPr>
+        <w:t xml:space="preserve">进入审核仍不等于几何全对，尚未通过完整验收阈值。</w:t>
+      </w:r>
+    </w:p>
+    <w:p>
+      <w:pPr>
+        <w:pStyle w:val="BodyText"/>
+      </w:pPr>
+      <w:r>
+        <w:rPr>
+          <w:rFonts w:hint="eastAsia"/>
+        </w:rPr>
+        <w:t xml:space="preserve">后续轮次及独立混合荷载图见</w:t>
+      </w:r>
+      <w:r>
+        <w:t xml:space="preserve"> </w:t>
+      </w:r>
+      <w:hyperlink r:id="rId58">
+        <w:r>
+          <w:rPr>
+            <w:rStyle w:val="Hyperlink"/>
+            <w:rFonts w:hint="eastAsia"/>
+          </w:rPr>
+          <w:t xml:space="preserve">最新实测</w:t>
+        </w:r>
+      </w:hyperlink>
+      <w:r>
+        <w:t xml:space="preserve">。</w:t>
+      </w:r>
+      <w:r>
+        <w:t xml:space="preserve"> </w:t>
+      </w:r>
+      <w:r>
+        <w:rPr>
+          <w:rFonts w:hint="eastAsia"/>
+        </w:rPr>
+        <w:t xml:space="preserve">此前原</w:t>
+      </w:r>
+      <w:r>
+        <w:t xml:space="preserve"> 5 </w:t>
+      </w:r>
+      <w:r>
+        <w:rPr>
+          <w:rFonts w:hint="eastAsia"/>
+        </w:rPr>
+        <w:t xml:space="preserve">张开发图的几何达到原阈值，但独立试点首轮仍漏掉集中作用点；符号占位没有可用数值，</w:t>
+      </w:r>
+      <w:r>
+        <w:t xml:space="preserve"> </w:t>
+      </w:r>
+      <w:r>
+        <w:rPr>
+          <w:rFonts w:hint="eastAsia"/>
+        </w:rPr>
+        <w:t xml:space="preserve">仍需补齐单位、荷载和尺度。进入审核后请逐项核对，不能据小样本开发成绩直接计算。</w:t>
+      </w:r>
+    </w:p>
+    <w:p>
+      <w:pPr>
+        <w:pStyle w:val="BodyText"/>
+      </w:pPr>
+      <w:r>
+        <w:rPr>
+          <w:rFonts w:hint="eastAsia"/>
+        </w:rPr>
+        <w:t xml:space="preserve">漏掉集中力或力矩作用点时，先拖动原节点核对梁轴，然后选择待分段杆件，按显示的</w:t>
+      </w:r>
+      <w:r>
+        <w:t xml:space="preserve"> </w:t>
+      </w:r>
+      <w:r>
+        <w:t xml:space="preserve">i → j </w:t>
+      </w:r>
+      <w:r>
+        <w:rPr>
+          <w:rFonts w:hint="eastAsia"/>
+        </w:rPr>
+        <w:t xml:space="preserve">节点方向填写距</w:t>
+      </w:r>
+      <w:r>
+        <w:t xml:space="preserve"> i </w:t>
+      </w:r>
+      <w:r>
+        <w:rPr>
+          <w:rFonts w:hint="eastAsia"/>
+        </w:rPr>
+        <w:t xml:space="preserve">端的百分比，点击「补充作用节点」。这只表示图片中相对位置，</w:t>
+      </w:r>
+      <w:r>
+        <w:t xml:space="preserve"> </w:t>
+      </w:r>
+      <w:r>
+        <w:rPr>
+          <w:rFonts w:hint="eastAsia"/>
+        </w:rPr>
+        <w:t xml:space="preserve">不是实际长度；新节点会自动选入节点荷载面板，展开支座与节点荷载后再填写力或力矩。</w:t>
+      </w:r>
+      <w:r>
+        <w:t xml:space="preserve"> </w:t>
+      </w:r>
+      <w:r>
+        <w:rPr>
+          <w:rFonts w:hint="eastAsia"/>
+        </w:rPr>
+        <w:t xml:space="preserve">原支座、端点荷载与尺度保持，导入确认失效，需要重新审核。已有杆件荷载、尺寸或人工</w:t>
+      </w:r>
+      <w:r>
+        <w:t xml:space="preserve"> </w:t>
+      </w:r>
+      <w:r>
+        <w:rPr>
+          <w:rFonts w:hint="eastAsia"/>
+        </w:rPr>
+        <w:t xml:space="preserve">交点引用时，先核对并处理引用；含端部释放或其他属性的杆件不能直接自动分段。</w:t>
+      </w:r>
+    </w:p>
+    <w:p>
+      <w:pPr>
+        <w:pStyle w:val="BodyText"/>
+      </w:pPr>
+      <w:r>
+        <w:rPr>
+          <w:rFonts w:hint="eastAsia"/>
+        </w:rPr>
+        <w:t xml:space="preserve">集中力矩识别值按</w:t>
+      </w:r>
+      <w:r>
+        <w:t xml:space="preserve"> N·m/kN·m </w:t>
+      </w:r>
+      <w:r>
+        <w:rPr>
+          <w:rFonts w:hint="eastAsia"/>
+        </w:rPr>
+        <w:t xml:space="preserve">转入</w:t>
+      </w:r>
+      <w:r>
+        <w:t xml:space="preserve"> </w:t>
+      </w:r>
+      <w:r>
+        <w:rPr>
+          <w:rFonts w:hint="eastAsia"/>
+        </w:rPr>
+        <w:t xml:space="preserve">Mx/My/Mz，不能按</w:t>
+      </w:r>
+      <w:r>
+        <w:t xml:space="preserve"> Fx/Fy/Fz </w:t>
+      </w:r>
+      <w:r>
+        <w:rPr>
+          <w:rFonts w:hint="eastAsia"/>
+        </w:rPr>
+        <w:t xml:space="preserve">使用。局部分布荷载</w:t>
+      </w:r>
+      <w:r>
+        <w:t xml:space="preserve"> </w:t>
+      </w:r>
+      <w:r>
+        <w:rPr>
+          <w:rFonts w:hint="eastAsia"/>
+        </w:rPr>
+        <w:t xml:space="preserve">只有起止长度及单位明确时才转换为杆件内范围；范围未知或单位不兼容继续阻断，</w:t>
+      </w:r>
+      <w:r>
+        <w:t xml:space="preserve"> </w:t>
+      </w:r>
+      <w:r>
+        <w:rPr>
+          <w:rFonts w:hint="eastAsia"/>
+        </w:rPr>
+        <w:t xml:space="preserve">不会自动扩大成整跨。仍须核对旋向、作用位置、范围、数值和单位后才能计算。</w:t>
+      </w:r>
+      <w:r>
+        <w:t xml:space="preserve"> </w:t>
+      </w:r>
+      <w:r>
+        <w:rPr>
+          <w:rFonts w:hint="eastAsia"/>
+        </w:rPr>
+        <w:t xml:space="preserve">此前单阶段全图与裁剪的混合图仍自动漏点，详见</w:t>
+      </w:r>
+      <w:r>
+        <w:t xml:space="preserve"> </w:t>
+      </w:r>
+      <w:hyperlink r:id="rId59">
+        <w:r>
+          <w:rPr>
+            <w:rStyle w:val="Hyperlink"/>
+            <w:rFonts w:hint="eastAsia"/>
+          </w:rPr>
+          <w:t xml:space="preserve">作用点实测</w:t>
+        </w:r>
+      </w:hyperlink>
+      <w:r>
+        <w:t xml:space="preserve">。</w:t>
+      </w:r>
+    </w:p>
+    <w:p>
+      <w:pPr>
+        <w:pStyle w:val="BodyText"/>
+      </w:pPr>
+      <w:r>
+        <w:rPr>
+          <w:rFonts w:hint="eastAsia"/>
+        </w:rPr>
+        <w:t xml:space="preserve">需要人工补充或修正部分分布荷载时，先确认工作平面、实际尺度，并在支座与节点荷载中</w:t>
+      </w:r>
+      <w:r>
+        <w:t xml:space="preserve"> </w:t>
+      </w:r>
+      <w:r>
+        <w:rPr>
+          <w:rFonts w:hint="eastAsia"/>
+        </w:rPr>
+        <w:t xml:space="preserve">创建工况。展开「局部分布荷载」，选择工况、杆件和荷载名称；按显示的</w:t>
+      </w:r>
+      <w:r>
+        <w:t xml:space="preserve"> i → j </w:t>
+      </w:r>
+      <w:r>
+        <w:rPr>
+          <w:rFonts w:hint="eastAsia"/>
+        </w:rPr>
+        <w:t xml:space="preserve">方向</w:t>
+      </w:r>
+      <w:r>
+        <w:t xml:space="preserve"> </w:t>
+      </w:r>
+      <w:r>
+        <w:rPr>
+          <w:rFonts w:hint="eastAsia"/>
+        </w:rPr>
+        <w:t xml:space="preserve">填写距</w:t>
+      </w:r>
+      <w:r>
+        <w:t xml:space="preserve"> i </w:t>
+      </w:r>
+      <w:r>
+        <w:rPr>
+          <w:rFonts w:hint="eastAsia"/>
+        </w:rPr>
+        <w:t xml:space="preserve">端的</w:t>
+      </w:r>
+      <w:r>
+        <w:t xml:space="preserve"> </w:t>
+      </w:r>
+      <w:r>
+        <w:rPr>
+          <w:rFonts w:hint="eastAsia"/>
+        </w:rPr>
+        <w:t xml:space="preserve">a、b（米）。选择「局部均布」或「局部梯形」，按全局</w:t>
+      </w:r>
+      <w:r>
+        <w:t xml:space="preserve"> X/Y/Z </w:t>
+      </w:r>
+      <w:r>
+        <w:rPr>
+          <w:rFonts w:hint="eastAsia"/>
+        </w:rPr>
+        <w:t xml:space="preserve">方向填写</w:t>
+      </w:r>
+      <w:r>
+        <w:t xml:space="preserve"> </w:t>
+      </w:r>
+      <w:r>
+        <w:rPr>
+          <w:rFonts w:hint="eastAsia"/>
+        </w:rPr>
+        <w:t xml:space="preserve">强度（N/m），梯形还需填写终点强度。未知值显示为空白，确认分量为零时也要明确输入</w:t>
+      </w:r>
+      <w:r>
+        <w:t xml:space="preserve"> 0。</w:t>
+      </w:r>
+      <w:r>
+        <w:t xml:space="preserve"> </w:t>
+      </w:r>
+      <w:r>
+        <w:rPr>
+          <w:rFonts w:hint="eastAsia"/>
+        </w:rPr>
+        <w:t xml:space="preserve">点击「应用局部荷载」后，图片中的平行括线标出实际作用区段；越界或未确认尺度不能应用。</w:t>
+      </w:r>
+      <w:r>
+        <w:t xml:space="preserve"> </w:t>
+      </w:r>
+      <w:r>
+        <w:rPr>
+          <w:rFonts w:hint="eastAsia"/>
+        </w:rPr>
+        <w:t xml:space="preserve">拖动端点或重设尺度后会重新校核范围，越界时清除旧覆盖并阻止导入，需修正范围。</w:t>
+      </w:r>
+    </w:p>
+    <w:p>
+      <w:pPr>
+        <w:pStyle w:val="BodyText"/>
+      </w:pPr>
+      <w:r>
+        <w:rPr>
+          <w:rFonts w:hint="eastAsia"/>
+        </w:rPr>
+        <w:t xml:space="preserve">选择已存在的名称即可修改；点击「删除局部荷载」只删除当前工况的该条局部荷载，</w:t>
+      </w:r>
+      <w:r>
+        <w:t xml:space="preserve"> </w:t>
+      </w:r>
+      <w:r>
+        <w:rPr>
+          <w:rFonts w:hint="eastAsia"/>
+        </w:rPr>
+        <w:t xml:space="preserve">原观察仍保留在审核记录。修正仅解除明确绑定到该条荷载的缺值问题，其他荷载、杆件级</w:t>
+      </w:r>
+      <w:r>
+        <w:t xml:space="preserve"> </w:t>
+      </w:r>
+      <w:r>
+        <w:rPr>
+          <w:rFonts w:hint="eastAsia"/>
+        </w:rPr>
+        <w:t xml:space="preserve">或全局问题继续审核。旧响应若缺少精确绑定，不能用这次编辑直接清除笼统问题，</w:t>
+      </w:r>
+      <w:r>
+        <w:t xml:space="preserve"> </w:t>
+      </w:r>
+      <w:r>
+        <w:rPr>
+          <w:rFonts w:hint="eastAsia"/>
+        </w:rPr>
+        <w:t xml:space="preserve">需核对原图并补充明确数值后重新识别；手工输入不代表自动识别已经通过。</w:t>
       </w:r>
     </w:p>
     <w:p>
@@ -7798,20 +7903,105 @@
       <w:r>
         <w:drawing>
           <wp:inline>
-            <wp:extent cx="5334000" cy="3506611"/>
+            <wp:extent cx="5334000" cy="3890856"/>
             <wp:effectExtent b="0" l="0" r="0" t="0"/>
-            <wp:docPr descr="人工补作用节点操作（非在线识别成绩）" title="" id="60" name="Picture"/>
+            <wp:docPr descr="局部荷载人工编辑（演示数值，非原图标注或在线识别结果）" title="" id="61" name="Picture"/>
             <a:graphic>
               <a:graphicData uri="http://schemas.openxmlformats.org/drawingml/2006/picture">
                 <pic:pic>
                   <pic:nvPicPr>
-                    <pic:cNvPr descr="手册图/09-作用节点修正.png" id="61" name="Picture"/>
+                    <pic:cNvPr descr="手册图/10-局部荷载编辑.png" id="62" name="Picture"/>
                     <pic:cNvPicPr>
                       <a:picLocks noChangeArrowheads="1" noChangeAspect="1"/>
                     </pic:cNvPicPr>
                   </pic:nvPicPr>
                   <pic:blipFill>
-                    <a:blip r:embed="rId59"/>
+                    <a:blip r:embed="rId60"/>
+                    <a:stretch>
+                      <a:fillRect/>
+                    </a:stretch>
+                  </pic:blipFill>
+                  <pic:spPr bwMode="auto">
+                    <a:xfrm>
+                      <a:off x="0" y="0"/>
+                      <a:ext cx="5334000" cy="3890856"/>
+                    </a:xfrm>
+                    <a:prstGeom prst="rect">
+                      <a:avLst/>
+                    </a:prstGeom>
+                    <a:noFill/>
+                    <a:ln w="9525">
+                      <a:noFill/>
+                      <a:headEnd/>
+                      <a:tailEnd/>
+                    </a:ln>
+                  </pic:spPr>
+                </pic:pic>
+              </a:graphicData>
+            </a:graphic>
+          </wp:inline>
+        </w:drawing>
+      </w:r>
+    </w:p>
+    <w:p>
+      <w:pPr>
+        <w:pStyle w:val="BodyText"/>
+      </w:pPr>
+      <w:r>
+        <w:rPr>
+          <w:rFonts w:hint="eastAsia"/>
+        </w:rPr>
+        <w:t xml:space="preserve">截图中的</w:t>
+      </w:r>
+      <w:r>
+        <w:t xml:space="preserve"> 6 m、1.5–4 m </w:t>
+      </w:r>
+      <w:r>
+        <w:rPr>
+          <w:rFonts w:hint="eastAsia"/>
+        </w:rPr>
+        <w:t xml:space="preserve">和</w:t>
+      </w:r>
+      <w:r>
+        <w:t xml:space="preserve"> −1200 N/m </w:t>
+      </w:r>
+      <w:r>
+        <w:rPr>
+          <w:rFonts w:hint="eastAsia"/>
+        </w:rPr>
+        <w:t xml:space="preserve">均为人工演示输入，并非原工程图的数值；</w:t>
+      </w:r>
+      <w:r>
+        <w:t xml:space="preserve"> </w:t>
+      </w:r>
+      <w:r>
+        <w:rPr>
+          <w:rFonts w:hint="eastAsia"/>
+        </w:rPr>
+        <w:t xml:space="preserve">其余缺值问题仍阻止导入。原图许可与署名沿用下方图片许可说明。</w:t>
+      </w:r>
+    </w:p>
+    <w:p>
+      <w:pPr>
+        <w:pStyle w:val="BodyText"/>
+      </w:pPr>
+      <w:r>
+        <w:drawing>
+          <wp:inline>
+            <wp:extent cx="5334000" cy="3506611"/>
+            <wp:effectExtent b="0" l="0" r="0" t="0"/>
+            <wp:docPr descr="人工补作用节点操作（非在线识别成绩）" title="" id="64" name="Picture"/>
+            <a:graphic>
+              <a:graphicData uri="http://schemas.openxmlformats.org/drawingml/2006/picture">
+                <pic:pic>
+                  <pic:nvPicPr>
+                    <pic:cNvPr descr="手册图/09-作用节点修正.png" id="65" name="Picture"/>
+                    <pic:cNvPicPr>
+                      <a:picLocks noChangeArrowheads="1" noChangeAspect="1"/>
+                    </pic:cNvPicPr>
+                  </pic:nvPicPr>
+                  <pic:blipFill>
+                    <a:blip r:embed="rId63"/>
                     <a:stretch>
                       <a:fillRect/>
                     </a:stretch>
@@ -7869,7 +8059,7 @@
       <w:r>
         <w:t xml:space="preserve"> </w:t>
       </w:r>
-      <w:hyperlink r:id="rId62">
+      <w:hyperlink r:id="rId66">
         <w:r>
           <w:rPr>
             <w:rStyle w:val="Hyperlink"/>
@@ -7903,9 +8093,9 @@
         <w:t xml:space="preserve">而改变。</w:t>
       </w:r>
     </w:p>
-    <w:bookmarkEnd w:id="63"/>
-    <w:bookmarkEnd w:id="64"/>
-    <w:bookmarkStart w:id="65" w:name="X2fac633c2612963f2bd0008fc185544b4807016"/>
+    <w:bookmarkEnd w:id="67"/>
+    <w:bookmarkEnd w:id="68"/>
+    <w:bookmarkStart w:id="69" w:name="X2fac633c2612963f2bd0008fc185544b4807016"/>
     <w:p>
       <w:pPr>
         <w:pStyle w:val="Heading2"/>
@@ -8231,8 +8421,8 @@
         </w:pict>
       </w:r>
     </w:p>
-    <w:bookmarkEnd w:id="65"/>
-    <w:bookmarkStart w:id="66" w:name="X939797adfda6ed137379411d51989d76755f0a1"/>
+    <w:bookmarkEnd w:id="69"/>
+    <w:bookmarkStart w:id="70" w:name="X939797adfda6ed137379411d51989d76755f0a1"/>
     <w:p>
       <w:pPr>
         <w:pStyle w:val="Heading2"/>
@@ -8846,8 +9036,8 @@
         </w:pict>
       </w:r>
     </w:p>
-    <w:bookmarkEnd w:id="66"/>
-    <w:bookmarkStart w:id="67" w:name="X9df411a04fb752407beaf2e2fbbb1a3569aed87"/>
+    <w:bookmarkEnd w:id="70"/>
+    <w:bookmarkStart w:id="71" w:name="X9df411a04fb752407beaf2e2fbbb1a3569aed87"/>
     <w:p>
       <w:pPr>
         <w:pStyle w:val="Heading2"/>
@@ -9303,8 +9493,8 @@
         </w:pict>
       </w:r>
     </w:p>
-    <w:bookmarkEnd w:id="67"/>
-    <w:bookmarkStart w:id="68" w:name="X16574f01e88f8ba50391f56a43107b0e7b95dc4"/>
+    <w:bookmarkEnd w:id="71"/>
+    <w:bookmarkStart w:id="72" w:name="X16574f01e88f8ba50391f56a43107b0e7b95dc4"/>
     <w:p>
       <w:pPr>
         <w:pStyle w:val="Heading2"/>
@@ -9853,7 +10043,7 @@
         <w:t xml:space="preserve">软件说"判不了"的时候，它是在诚实，不是坏了。</w:t>
       </w:r>
     </w:p>
-    <w:bookmarkEnd w:id="68"/>
+    <w:bookmarkEnd w:id="72"/>
     <w:sectPr/>
   </w:body>
 </w:document>

--- a/docs/word/使用手册.docx
+++ b/docs/word/使用手册.docx
@@ -3160,7 +3160,7 @@
     </w:p>
     <w:bookmarkEnd w:id="20"/>
     <w:bookmarkEnd w:id="21"/>
-    <w:bookmarkStart w:id="68" w:name="Xb726171a6f26840396b4ac092bc853896e5d2fd"/>
+    <w:bookmarkStart w:id="75" w:name="Xb726171a6f26840396b4ac092bc853896e5d2fd"/>
     <w:p>
       <w:pPr>
         <w:pStyle w:val="Heading2"/>
@@ -6823,7 +6823,7 @@
       </w:r>
     </w:p>
     <w:bookmarkEnd w:id="44"/>
-    <w:bookmarkStart w:id="67" w:name="Xc872c1f4e8bbf182c6f6379efa030d558f61e81"/>
+    <w:bookmarkStart w:id="74" w:name="Xc872c1f4e8bbf182c6f6379efa030d558f61e81"/>
     <w:p>
       <w:pPr>
         <w:pStyle w:val="Heading3"/>
@@ -7399,16 +7399,45 @@
         <w:pStyle w:val="BodyText"/>
       </w:pPr>
       <w:r>
+        <w:rPr>
+          <w:rFonts w:hint="eastAsia"/>
+        </w:rPr>
+        <w:t xml:space="preserve">同一对象的低置信度提示现在合并成一行，位置说明也会收纳其已覆盖的界面提示。</w:t>
+      </w:r>
+      <w:r>
+        <w:t xml:space="preserve"> </w:t>
+      </w:r>
+      <w:r>
+        <w:rPr>
+          <w:rFonts w:hint="eastAsia"/>
+        </w:rPr>
+        <w:t xml:space="preserve">详情逐条显示全部说明，核对整组后使用「确认此项」；原记录各自留存人工确认。</w:t>
+      </w:r>
+      <w:r>
+        <w:t xml:space="preserve"> </w:t>
+      </w:r>
+      <w:r>
+        <w:rPr>
+          <w:rFonts w:hint="eastAsia"/>
+        </w:rPr>
+        <w:t xml:space="preserve">阻断和警告总数仍按原始记录计数，荷载缺值、全局疑问及其他对象问题继续单独审核。</w:t>
+      </w:r>
+    </w:p>
+    <w:p>
+      <w:pPr>
+        <w:pStyle w:val="BodyText"/>
+      </w:pPr>
+      <w:r>
         <w:drawing>
           <wp:inline>
             <wp:extent cx="5334000" cy="3890856"/>
             <wp:effectExtent b="0" l="0" r="0" t="0"/>
-            <wp:docPr descr="作用点复核候选（冻结原文回放，力矩偏差仍需人工修正）" title="" id="55" name="Picture"/>
+            <wp:docPr descr="位置说明与相关提示合并展示，原问题和全部说明保留" title="" id="55" name="Picture"/>
             <a:graphic>
               <a:graphicData uri="http://schemas.openxmlformats.org/drawingml/2006/picture">
                 <pic:pic>
                   <pic:nvPicPr>
-                    <pic:cNvPr descr="手册图/11-作用点复核.png" id="56" name="Picture"/>
+                    <pic:cNvPr descr="手册图/14-审核问题分组.png" id="56" name="Picture"/>
                     <pic:cNvPicPr>
                       <a:picLocks noChangeArrowheads="1" noChangeAspect="1"/>
                     </pic:cNvPicPr>
@@ -7449,451 +7478,82 @@
         <w:rPr>
           <w:rFonts w:hint="eastAsia"/>
         </w:rPr>
-        <w:t xml:space="preserve">截图原图来自</w:t>
-      </w:r>
-      <w:r>
-        <w:t xml:space="preserve"> </w:t>
-      </w:r>
-      <w:r>
-        <w:rPr>
-          <w:rFonts w:hint="eastAsia"/>
-        </w:rPr>
-        <w:t xml:space="preserve">Sjhan81，CC</w:t>
-      </w:r>
-      <w:r>
-        <w:t xml:space="preserve"> BY-SA </w:t>
-      </w:r>
-      <w:r>
-        <w:rPr>
-          <w:rFonts w:hint="eastAsia"/>
-        </w:rPr>
-        <w:t xml:space="preserve">3.0，来源见下方图片许可说明；新增节点没有人工</w:t>
-      </w:r>
-      <w:r>
-        <w:t xml:space="preserve"> </w:t>
-      </w:r>
-      <w:r>
-        <w:rPr>
-          <w:rFonts w:hint="eastAsia"/>
-        </w:rPr>
-        <w:t xml:space="preserve">移动，也没有输入数值荷载，导入仍阻断。截图为界面回放验证，不是另一轮在线成绩。</w:t>
-      </w:r>
-    </w:p>
-    <w:p>
-      <w:pPr>
-        <w:pStyle w:val="BodyText"/>
-      </w:pPr>
-      <w:r>
-        <w:rPr>
-          <w:rFonts w:hint="eastAsia"/>
-        </w:rPr>
-        <w:t xml:space="preserve">不能绑定到数值荷载的符号会保留为待核实观察。只有明确判定该组观察无需作为外荷载输入时，</w:t>
-      </w:r>
-      <w:r>
-        <w:t xml:space="preserve"> </w:t>
-      </w:r>
-      <w:r>
-        <w:rPr>
-          <w:rFonts w:hint="eastAsia"/>
-        </w:rPr>
-        <w:t xml:space="preserve">才使用「忽略符号」；原始符号和人工处理记录仍保留，其他缺值或单位问题仍需补充。</w:t>
-      </w:r>
-      <w:r>
-        <w:t xml:space="preserve"> </w:t>
-      </w:r>
-      <w:r>
-        <w:rPr>
-          <w:rFonts w:hint="eastAsia"/>
-        </w:rPr>
-        <w:t xml:space="preserve">若符号观察与已有全局缺值问题合并，不提供忽略入口，避免同时解除原数值问题。</w:t>
-      </w:r>
-      <w:r>
-        <w:t xml:space="preserve"> </w:t>
-      </w:r>
-      <w:r>
-        <w:rPr>
-          <w:rFonts w:hint="eastAsia"/>
-        </w:rPr>
-        <w:t xml:space="preserve">若符号表示实际外荷载，先补齐数值和单位并重新识别，不能用忽略操作代替输入。</w:t>
-      </w:r>
-      <w:r>
-        <w:t xml:space="preserve"> </w:t>
-      </w:r>
-      <w:r>
-        <w:rPr>
-          <w:rFonts w:hint="eastAsia"/>
-        </w:rPr>
-        <w:t xml:space="preserve">空响应或输出截断会说明原因并提示检查视觉模型、裁剪图片或简化输入，不继续发起格式修复。</w:t>
-      </w:r>
-      <w:r>
-        <w:t xml:space="preserve"> </w:t>
-      </w:r>
-      <w:r>
-        <w:rPr>
-          <w:rFonts w:hint="eastAsia"/>
-        </w:rPr>
-        <w:t xml:space="preserve">最新在线轮次及当前代码回放见</w:t>
-      </w:r>
-      <w:r>
-        <w:t xml:space="preserve"> </w:t>
-      </w:r>
-      <w:hyperlink r:id="rId57">
-        <w:r>
-          <w:rPr>
-            <w:rStyle w:val="Hyperlink"/>
-            <w:rFonts w:hint="eastAsia"/>
-          </w:rPr>
-          <w:t xml:space="preserve">分轮对照</w:t>
-        </w:r>
-      </w:hyperlink>
-      <w:r>
-        <w:rPr>
-          <w:rFonts w:hint="eastAsia"/>
-        </w:rPr>
-        <w:t xml:space="preserve">，</w:t>
-      </w:r>
-      <w:r>
-        <w:t xml:space="preserve"> </w:t>
-      </w:r>
-      <w:r>
-        <w:rPr>
-          <w:rFonts w:hint="eastAsia"/>
-        </w:rPr>
-        <w:t xml:space="preserve">在线</w:t>
-      </w:r>
-      <w:r>
-        <w:t xml:space="preserve"> 5/5 </w:t>
-      </w:r>
-      <w:r>
-        <w:rPr>
-          <w:rFonts w:hint="eastAsia"/>
-        </w:rPr>
-        <w:t xml:space="preserve">进入审核仍不等于几何全对，尚未通过完整验收阈值。</w:t>
-      </w:r>
-    </w:p>
-    <w:p>
-      <w:pPr>
-        <w:pStyle w:val="BodyText"/>
-      </w:pPr>
-      <w:r>
-        <w:rPr>
-          <w:rFonts w:hint="eastAsia"/>
-        </w:rPr>
-        <w:t xml:space="preserve">后续轮次及独立混合荷载图见</w:t>
-      </w:r>
-      <w:r>
-        <w:t xml:space="preserve"> </w:t>
-      </w:r>
-      <w:hyperlink r:id="rId58">
-        <w:r>
-          <w:rPr>
-            <w:rStyle w:val="Hyperlink"/>
-            <w:rFonts w:hint="eastAsia"/>
-          </w:rPr>
-          <w:t xml:space="preserve">最新实测</w:t>
-        </w:r>
-      </w:hyperlink>
-      <w:r>
-        <w:t xml:space="preserve">。</w:t>
-      </w:r>
-      <w:r>
-        <w:t xml:space="preserve"> </w:t>
-      </w:r>
-      <w:r>
-        <w:rPr>
-          <w:rFonts w:hint="eastAsia"/>
-        </w:rPr>
-        <w:t xml:space="preserve">此前原</w:t>
-      </w:r>
-      <w:r>
-        <w:t xml:space="preserve"> 5 </w:t>
-      </w:r>
-      <w:r>
-        <w:rPr>
-          <w:rFonts w:hint="eastAsia"/>
-        </w:rPr>
-        <w:t xml:space="preserve">张开发图的几何达到原阈值，但独立试点首轮仍漏掉集中作用点；符号占位没有可用数值，</w:t>
-      </w:r>
-      <w:r>
-        <w:t xml:space="preserve"> </w:t>
-      </w:r>
-      <w:r>
-        <w:rPr>
-          <w:rFonts w:hint="eastAsia"/>
-        </w:rPr>
-        <w:t xml:space="preserve">仍需补齐单位、荷载和尺度。进入审核后请逐项核对，不能据小样本开发成绩直接计算。</w:t>
-      </w:r>
-    </w:p>
-    <w:p>
-      <w:pPr>
-        <w:pStyle w:val="BodyText"/>
-      </w:pPr>
-      <w:r>
-        <w:rPr>
-          <w:rFonts w:hint="eastAsia"/>
-        </w:rPr>
-        <w:t xml:space="preserve">漏掉集中力或力矩作用点时，先拖动原节点核对梁轴，然后选择待分段杆件，按显示的</w:t>
-      </w:r>
-      <w:r>
-        <w:t xml:space="preserve"> </w:t>
-      </w:r>
-      <w:r>
-        <w:t xml:space="preserve">i → j </w:t>
-      </w:r>
-      <w:r>
-        <w:rPr>
-          <w:rFonts w:hint="eastAsia"/>
-        </w:rPr>
-        <w:t xml:space="preserve">节点方向填写距</w:t>
-      </w:r>
-      <w:r>
-        <w:t xml:space="preserve"> i </w:t>
-      </w:r>
-      <w:r>
-        <w:rPr>
-          <w:rFonts w:hint="eastAsia"/>
-        </w:rPr>
-        <w:t xml:space="preserve">端的百分比，点击「补充作用节点」。这只表示图片中相对位置，</w:t>
-      </w:r>
-      <w:r>
-        <w:t xml:space="preserve"> </w:t>
-      </w:r>
-      <w:r>
-        <w:rPr>
-          <w:rFonts w:hint="eastAsia"/>
-        </w:rPr>
-        <w:t xml:space="preserve">不是实际长度；新节点会自动选入节点荷载面板，展开支座与节点荷载后再填写力或力矩。</w:t>
-      </w:r>
-      <w:r>
-        <w:t xml:space="preserve"> </w:t>
-      </w:r>
-      <w:r>
-        <w:rPr>
-          <w:rFonts w:hint="eastAsia"/>
-        </w:rPr>
-        <w:t xml:space="preserve">原支座、端点荷载与尺度保持，导入确认失效，需要重新审核。已有杆件荷载、尺寸或人工</w:t>
-      </w:r>
-      <w:r>
-        <w:t xml:space="preserve"> </w:t>
-      </w:r>
-      <w:r>
-        <w:rPr>
-          <w:rFonts w:hint="eastAsia"/>
-        </w:rPr>
-        <w:t xml:space="preserve">交点引用时，先核对并处理引用；含端部释放或其他属性的杆件不能直接自动分段。</w:t>
-      </w:r>
-    </w:p>
-    <w:p>
-      <w:pPr>
-        <w:pStyle w:val="BodyText"/>
-      </w:pPr>
-      <w:r>
-        <w:rPr>
-          <w:rFonts w:hint="eastAsia"/>
-        </w:rPr>
-        <w:t xml:space="preserve">集中力矩识别值按</w:t>
-      </w:r>
-      <w:r>
-        <w:t xml:space="preserve"> N·m/kN·m </w:t>
-      </w:r>
-      <w:r>
-        <w:rPr>
-          <w:rFonts w:hint="eastAsia"/>
-        </w:rPr>
-        <w:t xml:space="preserve">转入</w:t>
-      </w:r>
-      <w:r>
-        <w:t xml:space="preserve"> </w:t>
-      </w:r>
-      <w:r>
-        <w:rPr>
-          <w:rFonts w:hint="eastAsia"/>
-        </w:rPr>
-        <w:t xml:space="preserve">Mx/My/Mz，不能按</w:t>
-      </w:r>
-      <w:r>
-        <w:t xml:space="preserve"> Fx/Fy/Fz </w:t>
-      </w:r>
-      <w:r>
-        <w:rPr>
-          <w:rFonts w:hint="eastAsia"/>
-        </w:rPr>
-        <w:t xml:space="preserve">使用。局部分布荷载</w:t>
-      </w:r>
-      <w:r>
-        <w:t xml:space="preserve"> </w:t>
-      </w:r>
-      <w:r>
-        <w:rPr>
-          <w:rFonts w:hint="eastAsia"/>
-        </w:rPr>
-        <w:t xml:space="preserve">只有起止长度及单位明确时才转换为杆件内范围；范围未知或单位不兼容继续阻断，</w:t>
-      </w:r>
-      <w:r>
-        <w:t xml:space="preserve"> </w:t>
-      </w:r>
-      <w:r>
-        <w:rPr>
-          <w:rFonts w:hint="eastAsia"/>
-        </w:rPr>
-        <w:t xml:space="preserve">不会自动扩大成整跨。仍须核对旋向、作用位置、范围、数值和单位后才能计算。</w:t>
-      </w:r>
-      <w:r>
-        <w:t xml:space="preserve"> </w:t>
-      </w:r>
-      <w:r>
-        <w:rPr>
-          <w:rFonts w:hint="eastAsia"/>
-        </w:rPr>
-        <w:t xml:space="preserve">此前单阶段全图与裁剪的混合图仍自动漏点，详见</w:t>
-      </w:r>
-      <w:r>
-        <w:t xml:space="preserve"> </w:t>
-      </w:r>
-      <w:hyperlink r:id="rId59">
-        <w:r>
-          <w:rPr>
-            <w:rStyle w:val="Hyperlink"/>
-            <w:rFonts w:hint="eastAsia"/>
-          </w:rPr>
-          <w:t xml:space="preserve">作用点实测</w:t>
-        </w:r>
-      </w:hyperlink>
-      <w:r>
-        <w:t xml:space="preserve">。</w:t>
-      </w:r>
-    </w:p>
-    <w:p>
-      <w:pPr>
-        <w:pStyle w:val="BodyText"/>
-      </w:pPr>
-      <w:r>
-        <w:rPr>
-          <w:rFonts w:hint="eastAsia"/>
-        </w:rPr>
-        <w:t xml:space="preserve">需要人工补充或修正部分分布荷载时，先确认工作平面、实际尺度，并在支座与节点荷载中</w:t>
-      </w:r>
-      <w:r>
-        <w:t xml:space="preserve"> </w:t>
-      </w:r>
-      <w:r>
-        <w:rPr>
-          <w:rFonts w:hint="eastAsia"/>
-        </w:rPr>
-        <w:t xml:space="preserve">创建工况。展开「局部分布荷载」，选择工况、杆件和荷载名称；按显示的</w:t>
-      </w:r>
-      <w:r>
-        <w:t xml:space="preserve"> i → j </w:t>
-      </w:r>
-      <w:r>
-        <w:rPr>
-          <w:rFonts w:hint="eastAsia"/>
-        </w:rPr>
-        <w:t xml:space="preserve">方向</w:t>
-      </w:r>
-      <w:r>
-        <w:t xml:space="preserve"> </w:t>
-      </w:r>
-      <w:r>
-        <w:rPr>
-          <w:rFonts w:hint="eastAsia"/>
-        </w:rPr>
-        <w:t xml:space="preserve">填写距</w:t>
-      </w:r>
-      <w:r>
-        <w:t xml:space="preserve"> i </w:t>
-      </w:r>
-      <w:r>
-        <w:rPr>
-          <w:rFonts w:hint="eastAsia"/>
-        </w:rPr>
-        <w:t xml:space="preserve">端的</w:t>
-      </w:r>
-      <w:r>
-        <w:t xml:space="preserve"> </w:t>
-      </w:r>
-      <w:r>
-        <w:rPr>
-          <w:rFonts w:hint="eastAsia"/>
-        </w:rPr>
-        <w:t xml:space="preserve">a、b（米）。选择「局部均布」或「局部梯形」，按全局</w:t>
-      </w:r>
-      <w:r>
-        <w:t xml:space="preserve"> X/Y/Z </w:t>
-      </w:r>
-      <w:r>
-        <w:rPr>
-          <w:rFonts w:hint="eastAsia"/>
-        </w:rPr>
-        <w:t xml:space="preserve">方向填写</w:t>
-      </w:r>
-      <w:r>
-        <w:t xml:space="preserve"> </w:t>
-      </w:r>
-      <w:r>
-        <w:rPr>
-          <w:rFonts w:hint="eastAsia"/>
-        </w:rPr>
-        <w:t xml:space="preserve">强度（N/m），梯形还需填写终点强度。未知值显示为空白，确认分量为零时也要明确输入</w:t>
-      </w:r>
-      <w:r>
-        <w:t xml:space="preserve"> 0。</w:t>
-      </w:r>
-      <w:r>
-        <w:t xml:space="preserve"> </w:t>
-      </w:r>
-      <w:r>
-        <w:rPr>
-          <w:rFonts w:hint="eastAsia"/>
-        </w:rPr>
-        <w:t xml:space="preserve">点击「应用局部荷载」后，图片中的平行括线标出实际作用区段；越界或未确认尺度不能应用。</w:t>
-      </w:r>
-      <w:r>
-        <w:t xml:space="preserve"> </w:t>
-      </w:r>
-      <w:r>
-        <w:rPr>
-          <w:rFonts w:hint="eastAsia"/>
-        </w:rPr>
-        <w:t xml:space="preserve">拖动端点或重设尺度后会重新校核范围，越界时清除旧覆盖并阻止导入，需修正范围。</w:t>
-      </w:r>
-    </w:p>
-    <w:p>
-      <w:pPr>
-        <w:pStyle w:val="BodyText"/>
-      </w:pPr>
-      <w:r>
-        <w:rPr>
-          <w:rFonts w:hint="eastAsia"/>
-        </w:rPr>
-        <w:t xml:space="preserve">选择已存在的名称即可修改；点击「删除局部荷载」只删除当前工况的该条局部荷载，</w:t>
-      </w:r>
-      <w:r>
-        <w:t xml:space="preserve"> </w:t>
-      </w:r>
-      <w:r>
-        <w:rPr>
-          <w:rFonts w:hint="eastAsia"/>
-        </w:rPr>
-        <w:t xml:space="preserve">原观察仍保留在审核记录。修正仅解除明确绑定到该条荷载的缺值问题，其他荷载、杆件级</w:t>
-      </w:r>
-      <w:r>
-        <w:t xml:space="preserve"> </w:t>
-      </w:r>
-      <w:r>
-        <w:rPr>
-          <w:rFonts w:hint="eastAsia"/>
-        </w:rPr>
-        <w:t xml:space="preserve">或全局问题继续审核。旧响应若缺少精确绑定，不能用这次编辑直接清除笼统问题，</w:t>
-      </w:r>
-      <w:r>
-        <w:t xml:space="preserve"> </w:t>
-      </w:r>
-      <w:r>
-        <w:rPr>
-          <w:rFonts w:hint="eastAsia"/>
-        </w:rPr>
-        <w:t xml:space="preserve">需核对原图并补充明确数值后重新识别；手工输入不代表自动识别已经通过。</w:t>
+        <w:t xml:space="preserve">识别出的节点荷载若缺少有效分量，展开「支座与节点荷载」后会显示空白，不能用</w:t>
+      </w:r>
+      <w:r>
+        <w:t xml:space="preserve"> </w:t>
+      </w:r>
+      <w:r>
+        <w:rPr>
+          <w:rFonts w:hint="eastAsia"/>
+        </w:rPr>
+        <w:t xml:space="preserve">默认零值代替。请明确填写</w:t>
+      </w:r>
+      <w:r>
+        <w:t xml:space="preserve"> </w:t>
+      </w:r>
+      <w:r>
+        <w:rPr>
+          <w:rFonts w:hint="eastAsia"/>
+        </w:rPr>
+        <w:t xml:space="preserve">Fx/Fy/Fz（N）及</w:t>
+      </w:r>
+      <w:r>
+        <w:t xml:space="preserve"> </w:t>
+      </w:r>
+      <w:r>
+        <w:rPr>
+          <w:rFonts w:hint="eastAsia"/>
+        </w:rPr>
+        <w:t xml:space="preserve">Mx/My/Mz（N·m），确认分量为零时输入</w:t>
+      </w:r>
+      <w:r>
+        <w:t xml:space="preserve"> </w:t>
+      </w:r>
+      <w:r>
+        <w:rPr>
+          <w:rFonts w:hint="eastAsia"/>
+        </w:rPr>
+        <w:t xml:space="preserve">0，</w:t>
+      </w:r>
+      <w:r>
+        <w:t xml:space="preserve"> </w:t>
+      </w:r>
+      <w:r>
+        <w:rPr>
+          <w:rFonts w:hint="eastAsia"/>
+        </w:rPr>
+        <w:t xml:space="preserve">再点击「应用节点荷载」。切换另一条缺值荷载会重新显示空白；已知有效分量仍保留。</w:t>
+      </w:r>
+      <w:r>
+        <w:t xml:space="preserve"> </w:t>
+      </w:r>
+      <w:r>
+        <w:t xml:space="preserve">Qt </w:t>
+      </w:r>
+      <w:r>
+        <w:rPr>
+          <w:rFonts w:hint="eastAsia"/>
+        </w:rPr>
+        <w:t xml:space="preserve">失焦自动显示的零不算填写，缺值应用被拒绝时请按提示补齐。</w:t>
+      </w:r>
+      <w:r>
+        <w:t xml:space="preserve"> </w:t>
+      </w:r>
+      <w:r>
+        <w:rPr>
+          <w:rFonts w:hint="eastAsia"/>
+        </w:rPr>
+        <w:t xml:space="preserve">人工填写或「删除节点荷载」会保留原条目和观察，只处理精确绑定的该条缺值问题；</w:t>
+      </w:r>
+      <w:r>
+        <w:t xml:space="preserve"> </w:t>
+      </w:r>
+      <w:r>
+        <w:rPr>
+          <w:rFonts w:hint="eastAsia"/>
+        </w:rPr>
+        <w:t xml:space="preserve">同节点其他荷载、全局及历史笼统问题继续核对。</w:t>
       </w:r>
     </w:p>
     <w:p>
@@ -7905,18 +7565,18 @@
           <wp:inline>
             <wp:extent cx="5334000" cy="3890856"/>
             <wp:effectExtent b="0" l="0" r="0" t="0"/>
-            <wp:docPr descr="局部荷载人工编辑（演示数值，非原图标注或在线识别结果）" title="" id="61" name="Picture"/>
+            <wp:docPr descr="无数值节点荷载保持空白，力与力矩单位明确" title="" id="58" name="Picture"/>
             <a:graphic>
               <a:graphicData uri="http://schemas.openxmlformats.org/drawingml/2006/picture">
                 <pic:pic>
                   <pic:nvPicPr>
-                    <pic:cNvPr descr="手册图/10-局部荷载编辑.png" id="62" name="Picture"/>
+                    <pic:cNvPr descr="手册图/13-节点荷载缺值.png" id="59" name="Picture"/>
                     <pic:cNvPicPr>
                       <a:picLocks noChangeArrowheads="1" noChangeAspect="1"/>
                     </pic:cNvPicPr>
                   </pic:nvPicPr>
                   <pic:blipFill>
-                    <a:blip r:embed="rId60"/>
+                    <a:blip r:embed="rId57"/>
                     <a:stretch>
                       <a:fillRect/>
                     </a:stretch>
@@ -7951,34 +7611,67 @@
         <w:rPr>
           <w:rFonts w:hint="eastAsia"/>
         </w:rPr>
-        <w:t xml:space="preserve">截图中的</w:t>
-      </w:r>
-      <w:r>
-        <w:t xml:space="preserve"> 6 m、1.5–4 m </w:t>
-      </w:r>
-      <w:r>
-        <w:rPr>
-          <w:rFonts w:hint="eastAsia"/>
-        </w:rPr>
-        <w:t xml:space="preserve">和</w:t>
-      </w:r>
-      <w:r>
-        <w:t xml:space="preserve"> −1200 N/m </w:t>
-      </w:r>
-      <w:r>
-        <w:rPr>
-          <w:rFonts w:hint="eastAsia"/>
-        </w:rPr>
-        <w:t xml:space="preserve">均为人工演示输入，并非原工程图的数值；</w:t>
-      </w:r>
-      <w:r>
-        <w:t xml:space="preserve"> </w:t>
-      </w:r>
-      <w:r>
-        <w:rPr>
-          <w:rFonts w:hint="eastAsia"/>
-        </w:rPr>
-        <w:t xml:space="preserve">其余缺值问题仍阻止导入。原图许可与署名沿用下方图片许可说明。</w:t>
+        <w:t xml:space="preserve">两图均为</w:t>
+      </w:r>
+      <w:r>
+        <w:t xml:space="preserve"> 125% </w:t>
+      </w:r>
+      <w:r>
+        <w:rPr>
+          <w:rFonts w:hint="eastAsia"/>
+        </w:rPr>
+        <w:t xml:space="preserve">原生窗口离线回放，没有输入数值或人工移点。混合图原图</w:t>
+      </w:r>
+      <w:r>
+        <w:t xml:space="preserve"> Sjhan81、</w:t>
+      </w:r>
+      <w:r>
+        <w:t xml:space="preserve"> </w:t>
+      </w:r>
+      <w:r>
+        <w:t xml:space="preserve">CC BY-SA </w:t>
+      </w:r>
+      <w:r>
+        <w:rPr>
+          <w:rFonts w:hint="eastAsia"/>
+        </w:rPr>
+        <w:t xml:space="preserve">3.0；集中荷载图原图</w:t>
+      </w:r>
+      <w:r>
+        <w:t xml:space="preserve"> </w:t>
+      </w:r>
+      <w:r>
+        <w:rPr>
+          <w:rFonts w:hint="eastAsia"/>
+        </w:rPr>
+        <w:t xml:space="preserve">Tkn20、公有领域，许可来源见下方说明及各图元数据。</w:t>
+      </w:r>
+      <w:r>
+        <w:t xml:space="preserve"> </w:t>
+      </w:r>
+      <w:hyperlink r:id="rId60">
+        <w:r>
+          <w:rPr>
+            <w:rStyle w:val="Hyperlink"/>
+            <w:rFonts w:hint="eastAsia"/>
+          </w:rPr>
+          <w:t xml:space="preserve">本轮审核验证</w:t>
+        </w:r>
+      </w:hyperlink>
+      <w:r>
+        <w:rPr>
+          <w:rFonts w:hint="eastAsia"/>
+        </w:rPr>
+        <w:t xml:space="preserve">新增调用为零，</w:t>
+      </w:r>
+      <w:r>
+        <w:t xml:space="preserve"> </w:t>
+      </w:r>
+      <w:r>
+        <w:rPr>
+          <w:rFonts w:hint="eastAsia"/>
+        </w:rPr>
+        <w:t xml:space="preserve">原问题、无数值占位和历史成绩不删改，完整多模态验收仍未通过。</w:t>
       </w:r>
     </w:p>
     <w:p>
@@ -7988,20 +7681,607 @@
       <w:r>
         <w:drawing>
           <wp:inline>
-            <wp:extent cx="5334000" cy="3506611"/>
+            <wp:extent cx="5334000" cy="3890856"/>
             <wp:effectExtent b="0" l="0" r="0" t="0"/>
-            <wp:docPr descr="人工补作用节点操作（非在线识别成绩）" title="" id="64" name="Picture"/>
+            <wp:docPr descr="作用点复核候选（冻结原文回放，力矩偏差仍需人工修正）" title="" id="62" name="Picture"/>
             <a:graphic>
               <a:graphicData uri="http://schemas.openxmlformats.org/drawingml/2006/picture">
                 <pic:pic>
                   <pic:nvPicPr>
-                    <pic:cNvPr descr="手册图/09-作用节点修正.png" id="65" name="Picture"/>
+                    <pic:cNvPr descr="手册图/11-作用点复核.png" id="63" name="Picture"/>
                     <pic:cNvPicPr>
                       <a:picLocks noChangeArrowheads="1" noChangeAspect="1"/>
                     </pic:cNvPicPr>
                   </pic:nvPicPr>
                   <pic:blipFill>
-                    <a:blip r:embed="rId63"/>
+                    <a:blip r:embed="rId61"/>
+                    <a:stretch>
+                      <a:fillRect/>
+                    </a:stretch>
+                  </pic:blipFill>
+                  <pic:spPr bwMode="auto">
+                    <a:xfrm>
+                      <a:off x="0" y="0"/>
+                      <a:ext cx="5334000" cy="3890856"/>
+                    </a:xfrm>
+                    <a:prstGeom prst="rect">
+                      <a:avLst/>
+                    </a:prstGeom>
+                    <a:noFill/>
+                    <a:ln w="9525">
+                      <a:noFill/>
+                      <a:headEnd/>
+                      <a:tailEnd/>
+                    </a:ln>
+                  </pic:spPr>
+                </pic:pic>
+              </a:graphicData>
+            </a:graphic>
+          </wp:inline>
+        </w:drawing>
+      </w:r>
+    </w:p>
+    <w:p>
+      <w:pPr>
+        <w:pStyle w:val="BodyText"/>
+      </w:pPr>
+      <w:r>
+        <w:rPr>
+          <w:rFonts w:hint="eastAsia"/>
+        </w:rPr>
+        <w:t xml:space="preserve">截图原图来自</w:t>
+      </w:r>
+      <w:r>
+        <w:t xml:space="preserve"> </w:t>
+      </w:r>
+      <w:r>
+        <w:rPr>
+          <w:rFonts w:hint="eastAsia"/>
+        </w:rPr>
+        <w:t xml:space="preserve">Sjhan81，CC</w:t>
+      </w:r>
+      <w:r>
+        <w:t xml:space="preserve"> BY-SA </w:t>
+      </w:r>
+      <w:r>
+        <w:rPr>
+          <w:rFonts w:hint="eastAsia"/>
+        </w:rPr>
+        <w:t xml:space="preserve">3.0，来源见下方图片许可说明；新增节点没有人工</w:t>
+      </w:r>
+      <w:r>
+        <w:t xml:space="preserve"> </w:t>
+      </w:r>
+      <w:r>
+        <w:rPr>
+          <w:rFonts w:hint="eastAsia"/>
+        </w:rPr>
+        <w:t xml:space="preserve">移动，也没有输入数值荷载，导入仍阻断。截图为界面回放验证，不是另一轮在线成绩。</w:t>
+      </w:r>
+    </w:p>
+    <w:p>
+      <w:pPr>
+        <w:pStyle w:val="BodyText"/>
+      </w:pPr>
+      <w:r>
+        <w:rPr>
+          <w:rFonts w:hint="eastAsia"/>
+        </w:rPr>
+        <w:t xml:space="preserve">不能绑定到数值荷载的符号会保留为待核实观察。只有明确判定该组观察无需作为外荷载输入时，</w:t>
+      </w:r>
+      <w:r>
+        <w:t xml:space="preserve"> </w:t>
+      </w:r>
+      <w:r>
+        <w:rPr>
+          <w:rFonts w:hint="eastAsia"/>
+        </w:rPr>
+        <w:t xml:space="preserve">才使用「忽略符号」；原始符号和人工处理记录仍保留，其他缺值或单位问题仍需补充。</w:t>
+      </w:r>
+      <w:r>
+        <w:t xml:space="preserve"> </w:t>
+      </w:r>
+      <w:r>
+        <w:rPr>
+          <w:rFonts w:hint="eastAsia"/>
+        </w:rPr>
+        <w:t xml:space="preserve">若符号观察与已有全局缺值问题合并，不提供忽略入口，避免同时解除原数值问题。</w:t>
+      </w:r>
+      <w:r>
+        <w:t xml:space="preserve"> </w:t>
+      </w:r>
+      <w:r>
+        <w:rPr>
+          <w:rFonts w:hint="eastAsia"/>
+        </w:rPr>
+        <w:t xml:space="preserve">若符号表示实际外荷载，先补齐数值和单位并重新识别，不能用忽略操作代替输入。</w:t>
+      </w:r>
+      <w:r>
+        <w:t xml:space="preserve"> </w:t>
+      </w:r>
+      <w:r>
+        <w:rPr>
+          <w:rFonts w:hint="eastAsia"/>
+        </w:rPr>
+        <w:t xml:space="preserve">空响应或输出截断会说明原因并提示检查视觉模型、裁剪图片或简化输入，不继续发起格式修复。</w:t>
+      </w:r>
+      <w:r>
+        <w:t xml:space="preserve"> </w:t>
+      </w:r>
+      <w:r>
+        <w:rPr>
+          <w:rFonts w:hint="eastAsia"/>
+        </w:rPr>
+        <w:t xml:space="preserve">最新在线轮次及当前代码回放见</w:t>
+      </w:r>
+      <w:r>
+        <w:t xml:space="preserve"> </w:t>
+      </w:r>
+      <w:hyperlink r:id="rId64">
+        <w:r>
+          <w:rPr>
+            <w:rStyle w:val="Hyperlink"/>
+            <w:rFonts w:hint="eastAsia"/>
+          </w:rPr>
+          <w:t xml:space="preserve">分轮对照</w:t>
+        </w:r>
+      </w:hyperlink>
+      <w:r>
+        <w:rPr>
+          <w:rFonts w:hint="eastAsia"/>
+        </w:rPr>
+        <w:t xml:space="preserve">，</w:t>
+      </w:r>
+      <w:r>
+        <w:t xml:space="preserve"> </w:t>
+      </w:r>
+      <w:r>
+        <w:rPr>
+          <w:rFonts w:hint="eastAsia"/>
+        </w:rPr>
+        <w:t xml:space="preserve">在线</w:t>
+      </w:r>
+      <w:r>
+        <w:t xml:space="preserve"> 5/5 </w:t>
+      </w:r>
+      <w:r>
+        <w:rPr>
+          <w:rFonts w:hint="eastAsia"/>
+        </w:rPr>
+        <w:t xml:space="preserve">进入审核仍不等于几何全对，尚未通过完整验收阈值。</w:t>
+      </w:r>
+    </w:p>
+    <w:p>
+      <w:pPr>
+        <w:pStyle w:val="BodyText"/>
+      </w:pPr>
+      <w:r>
+        <w:rPr>
+          <w:rFonts w:hint="eastAsia"/>
+        </w:rPr>
+        <w:t xml:space="preserve">后续轮次及独立混合荷载图见</w:t>
+      </w:r>
+      <w:r>
+        <w:t xml:space="preserve"> </w:t>
+      </w:r>
+      <w:hyperlink r:id="rId65">
+        <w:r>
+          <w:rPr>
+            <w:rStyle w:val="Hyperlink"/>
+            <w:rFonts w:hint="eastAsia"/>
+          </w:rPr>
+          <w:t xml:space="preserve">最新实测</w:t>
+        </w:r>
+      </w:hyperlink>
+      <w:r>
+        <w:t xml:space="preserve">。</w:t>
+      </w:r>
+      <w:r>
+        <w:t xml:space="preserve"> </w:t>
+      </w:r>
+      <w:r>
+        <w:rPr>
+          <w:rFonts w:hint="eastAsia"/>
+        </w:rPr>
+        <w:t xml:space="preserve">此前原</w:t>
+      </w:r>
+      <w:r>
+        <w:t xml:space="preserve"> 5 </w:t>
+      </w:r>
+      <w:r>
+        <w:rPr>
+          <w:rFonts w:hint="eastAsia"/>
+        </w:rPr>
+        <w:t xml:space="preserve">张开发图的几何达到原阈值，但独立试点首轮仍漏掉集中作用点；符号占位没有可用数值，</w:t>
+      </w:r>
+      <w:r>
+        <w:t xml:space="preserve"> </w:t>
+      </w:r>
+      <w:r>
+        <w:rPr>
+          <w:rFonts w:hint="eastAsia"/>
+        </w:rPr>
+        <w:t xml:space="preserve">仍需补齐单位、荷载和尺度。进入审核后请逐项核对，不能据小样本开发成绩直接计算。</w:t>
+      </w:r>
+    </w:p>
+    <w:p>
+      <w:pPr>
+        <w:pStyle w:val="BodyText"/>
+      </w:pPr>
+      <w:r>
+        <w:rPr>
+          <w:rFonts w:hint="eastAsia"/>
+        </w:rPr>
+        <w:t xml:space="preserve">漏掉集中力或力矩作用点时，先拖动原节点核对梁轴，然后选择待分段杆件，按显示的</w:t>
+      </w:r>
+      <w:r>
+        <w:t xml:space="preserve"> </w:t>
+      </w:r>
+      <w:r>
+        <w:t xml:space="preserve">i → j </w:t>
+      </w:r>
+      <w:r>
+        <w:rPr>
+          <w:rFonts w:hint="eastAsia"/>
+        </w:rPr>
+        <w:t xml:space="preserve">节点方向填写距</w:t>
+      </w:r>
+      <w:r>
+        <w:t xml:space="preserve"> i </w:t>
+      </w:r>
+      <w:r>
+        <w:rPr>
+          <w:rFonts w:hint="eastAsia"/>
+        </w:rPr>
+        <w:t xml:space="preserve">端的百分比，点击「补充作用节点」。这只表示图片中相对位置，</w:t>
+      </w:r>
+      <w:r>
+        <w:t xml:space="preserve"> </w:t>
+      </w:r>
+      <w:r>
+        <w:rPr>
+          <w:rFonts w:hint="eastAsia"/>
+        </w:rPr>
+        <w:t xml:space="preserve">不是实际长度；新节点会自动选入节点荷载面板，展开支座与节点荷载后再填写力或力矩。</w:t>
+      </w:r>
+      <w:r>
+        <w:t xml:space="preserve"> </w:t>
+      </w:r>
+      <w:r>
+        <w:rPr>
+          <w:rFonts w:hint="eastAsia"/>
+        </w:rPr>
+        <w:t xml:space="preserve">原支座、端点荷载与尺度保持，导入确认失效，需要重新审核。已有杆件荷载、尺寸或人工</w:t>
+      </w:r>
+      <w:r>
+        <w:t xml:space="preserve"> </w:t>
+      </w:r>
+      <w:r>
+        <w:rPr>
+          <w:rFonts w:hint="eastAsia"/>
+        </w:rPr>
+        <w:t xml:space="preserve">交点引用时，先核对并处理引用；含端部释放或其他属性的杆件不能直接自动分段。</w:t>
+      </w:r>
+    </w:p>
+    <w:p>
+      <w:pPr>
+        <w:pStyle w:val="BodyText"/>
+      </w:pPr>
+      <w:r>
+        <w:rPr>
+          <w:rFonts w:hint="eastAsia"/>
+        </w:rPr>
+        <w:t xml:space="preserve">集中力矩识别值按</w:t>
+      </w:r>
+      <w:r>
+        <w:t xml:space="preserve"> N·m/kN·m </w:t>
+      </w:r>
+      <w:r>
+        <w:rPr>
+          <w:rFonts w:hint="eastAsia"/>
+        </w:rPr>
+        <w:t xml:space="preserve">转入</w:t>
+      </w:r>
+      <w:r>
+        <w:t xml:space="preserve"> </w:t>
+      </w:r>
+      <w:r>
+        <w:rPr>
+          <w:rFonts w:hint="eastAsia"/>
+        </w:rPr>
+        <w:t xml:space="preserve">Mx/My/Mz，不能按</w:t>
+      </w:r>
+      <w:r>
+        <w:t xml:space="preserve"> Fx/Fy/Fz </w:t>
+      </w:r>
+      <w:r>
+        <w:rPr>
+          <w:rFonts w:hint="eastAsia"/>
+        </w:rPr>
+        <w:t xml:space="preserve">使用。局部分布荷载</w:t>
+      </w:r>
+      <w:r>
+        <w:t xml:space="preserve"> </w:t>
+      </w:r>
+      <w:r>
+        <w:rPr>
+          <w:rFonts w:hint="eastAsia"/>
+        </w:rPr>
+        <w:t xml:space="preserve">只有起止长度及单位明确时才转换为杆件内范围；范围未知或单位不兼容继续阻断，</w:t>
+      </w:r>
+      <w:r>
+        <w:t xml:space="preserve"> </w:t>
+      </w:r>
+      <w:r>
+        <w:rPr>
+          <w:rFonts w:hint="eastAsia"/>
+        </w:rPr>
+        <w:t xml:space="preserve">不会自动扩大成整跨。仍须核对旋向、作用位置、范围、数值和单位后才能计算。</w:t>
+      </w:r>
+      <w:r>
+        <w:t xml:space="preserve"> </w:t>
+      </w:r>
+      <w:r>
+        <w:rPr>
+          <w:rFonts w:hint="eastAsia"/>
+        </w:rPr>
+        <w:t xml:space="preserve">此前单阶段全图与裁剪的混合图仍自动漏点，详见</w:t>
+      </w:r>
+      <w:r>
+        <w:t xml:space="preserve"> </w:t>
+      </w:r>
+      <w:hyperlink r:id="rId66">
+        <w:r>
+          <w:rPr>
+            <w:rStyle w:val="Hyperlink"/>
+            <w:rFonts w:hint="eastAsia"/>
+          </w:rPr>
+          <w:t xml:space="preserve">作用点实测</w:t>
+        </w:r>
+      </w:hyperlink>
+      <w:r>
+        <w:t xml:space="preserve">。</w:t>
+      </w:r>
+    </w:p>
+    <w:p>
+      <w:pPr>
+        <w:pStyle w:val="BodyText"/>
+      </w:pPr>
+      <w:r>
+        <w:rPr>
+          <w:rFonts w:hint="eastAsia"/>
+        </w:rPr>
+        <w:t xml:space="preserve">需要人工补充或修正部分分布荷载时，先确认工作平面、实际尺度，并在支座与节点荷载中</w:t>
+      </w:r>
+      <w:r>
+        <w:t xml:space="preserve"> </w:t>
+      </w:r>
+      <w:r>
+        <w:rPr>
+          <w:rFonts w:hint="eastAsia"/>
+        </w:rPr>
+        <w:t xml:space="preserve">创建工况。展开「局部分布荷载」，选择工况、杆件和荷载名称；按显示的</w:t>
+      </w:r>
+      <w:r>
+        <w:t xml:space="preserve"> i → j </w:t>
+      </w:r>
+      <w:r>
+        <w:rPr>
+          <w:rFonts w:hint="eastAsia"/>
+        </w:rPr>
+        <w:t xml:space="preserve">方向</w:t>
+      </w:r>
+      <w:r>
+        <w:t xml:space="preserve"> </w:t>
+      </w:r>
+      <w:r>
+        <w:rPr>
+          <w:rFonts w:hint="eastAsia"/>
+        </w:rPr>
+        <w:t xml:space="preserve">填写距</w:t>
+      </w:r>
+      <w:r>
+        <w:t xml:space="preserve"> i </w:t>
+      </w:r>
+      <w:r>
+        <w:rPr>
+          <w:rFonts w:hint="eastAsia"/>
+        </w:rPr>
+        <w:t xml:space="preserve">端的</w:t>
+      </w:r>
+      <w:r>
+        <w:t xml:space="preserve"> </w:t>
+      </w:r>
+      <w:r>
+        <w:rPr>
+          <w:rFonts w:hint="eastAsia"/>
+        </w:rPr>
+        <w:t xml:space="preserve">a、b（米）。选择「局部均布」或「局部梯形」，按全局</w:t>
+      </w:r>
+      <w:r>
+        <w:t xml:space="preserve"> X/Y/Z </w:t>
+      </w:r>
+      <w:r>
+        <w:rPr>
+          <w:rFonts w:hint="eastAsia"/>
+        </w:rPr>
+        <w:t xml:space="preserve">方向填写</w:t>
+      </w:r>
+      <w:r>
+        <w:t xml:space="preserve"> </w:t>
+      </w:r>
+      <w:r>
+        <w:rPr>
+          <w:rFonts w:hint="eastAsia"/>
+        </w:rPr>
+        <w:t xml:space="preserve">强度（N/m），梯形还需填写终点强度。未知值显示为空白，确认分量为零时也要明确输入</w:t>
+      </w:r>
+      <w:r>
+        <w:t xml:space="preserve"> 0。</w:t>
+      </w:r>
+      <w:r>
+        <w:t xml:space="preserve"> </w:t>
+      </w:r>
+      <w:r>
+        <w:rPr>
+          <w:rFonts w:hint="eastAsia"/>
+        </w:rPr>
+        <w:t xml:space="preserve">点击「应用局部荷载」后，图片中的平行括线标出实际作用区段；越界或未确认尺度不能应用。</w:t>
+      </w:r>
+      <w:r>
+        <w:t xml:space="preserve"> </w:t>
+      </w:r>
+      <w:r>
+        <w:rPr>
+          <w:rFonts w:hint="eastAsia"/>
+        </w:rPr>
+        <w:t xml:space="preserve">拖动端点或重设尺度后会重新校核范围，越界时清除旧覆盖并阻止导入，需修正范围。</w:t>
+      </w:r>
+    </w:p>
+    <w:p>
+      <w:pPr>
+        <w:pStyle w:val="BodyText"/>
+      </w:pPr>
+      <w:r>
+        <w:rPr>
+          <w:rFonts w:hint="eastAsia"/>
+        </w:rPr>
+        <w:t xml:space="preserve">选择已存在的名称即可修改；点击「删除局部荷载」只删除当前工况的该条局部荷载，</w:t>
+      </w:r>
+      <w:r>
+        <w:t xml:space="preserve"> </w:t>
+      </w:r>
+      <w:r>
+        <w:rPr>
+          <w:rFonts w:hint="eastAsia"/>
+        </w:rPr>
+        <w:t xml:space="preserve">原观察仍保留在审核记录。修正仅解除明确绑定到该条荷载的缺值问题，其他荷载、杆件级</w:t>
+      </w:r>
+      <w:r>
+        <w:t xml:space="preserve"> </w:t>
+      </w:r>
+      <w:r>
+        <w:rPr>
+          <w:rFonts w:hint="eastAsia"/>
+        </w:rPr>
+        <w:t xml:space="preserve">或全局问题继续审核。旧响应若缺少精确绑定，不能用这次编辑直接清除笼统问题，</w:t>
+      </w:r>
+      <w:r>
+        <w:t xml:space="preserve"> </w:t>
+      </w:r>
+      <w:r>
+        <w:rPr>
+          <w:rFonts w:hint="eastAsia"/>
+        </w:rPr>
+        <w:t xml:space="preserve">需核对原图并补充明确数值后重新识别；手工输入不代表自动识别已经通过。</w:t>
+      </w:r>
+    </w:p>
+    <w:p>
+      <w:pPr>
+        <w:pStyle w:val="BodyText"/>
+      </w:pPr>
+      <w:r>
+        <w:drawing>
+          <wp:inline>
+            <wp:extent cx="5334000" cy="3890856"/>
+            <wp:effectExtent b="0" l="0" r="0" t="0"/>
+            <wp:docPr descr="局部荷载人工编辑（演示数值，非原图标注或在线识别结果）" title="" id="68" name="Picture"/>
+            <a:graphic>
+              <a:graphicData uri="http://schemas.openxmlformats.org/drawingml/2006/picture">
+                <pic:pic>
+                  <pic:nvPicPr>
+                    <pic:cNvPr descr="手册图/10-局部荷载编辑.png" id="69" name="Picture"/>
+                    <pic:cNvPicPr>
+                      <a:picLocks noChangeArrowheads="1" noChangeAspect="1"/>
+                    </pic:cNvPicPr>
+                  </pic:nvPicPr>
+                  <pic:blipFill>
+                    <a:blip r:embed="rId67"/>
+                    <a:stretch>
+                      <a:fillRect/>
+                    </a:stretch>
+                  </pic:blipFill>
+                  <pic:spPr bwMode="auto">
+                    <a:xfrm>
+                      <a:off x="0" y="0"/>
+                      <a:ext cx="5334000" cy="3890856"/>
+                    </a:xfrm>
+                    <a:prstGeom prst="rect">
+                      <a:avLst/>
+                    </a:prstGeom>
+                    <a:noFill/>
+                    <a:ln w="9525">
+                      <a:noFill/>
+                      <a:headEnd/>
+                      <a:tailEnd/>
+                    </a:ln>
+                  </pic:spPr>
+                </pic:pic>
+              </a:graphicData>
+            </a:graphic>
+          </wp:inline>
+        </w:drawing>
+      </w:r>
+    </w:p>
+    <w:p>
+      <w:pPr>
+        <w:pStyle w:val="BodyText"/>
+      </w:pPr>
+      <w:r>
+        <w:rPr>
+          <w:rFonts w:hint="eastAsia"/>
+        </w:rPr>
+        <w:t xml:space="preserve">截图中的</w:t>
+      </w:r>
+      <w:r>
+        <w:t xml:space="preserve"> 6 m、1.5–4 m </w:t>
+      </w:r>
+      <w:r>
+        <w:rPr>
+          <w:rFonts w:hint="eastAsia"/>
+        </w:rPr>
+        <w:t xml:space="preserve">和</w:t>
+      </w:r>
+      <w:r>
+        <w:t xml:space="preserve"> −1200 N/m </w:t>
+      </w:r>
+      <w:r>
+        <w:rPr>
+          <w:rFonts w:hint="eastAsia"/>
+        </w:rPr>
+        <w:t xml:space="preserve">均为人工演示输入，并非原工程图的数值；</w:t>
+      </w:r>
+      <w:r>
+        <w:t xml:space="preserve"> </w:t>
+      </w:r>
+      <w:r>
+        <w:rPr>
+          <w:rFonts w:hint="eastAsia"/>
+        </w:rPr>
+        <w:t xml:space="preserve">其余缺值问题仍阻止导入。原图许可与署名沿用下方图片许可说明。</w:t>
+      </w:r>
+    </w:p>
+    <w:p>
+      <w:pPr>
+        <w:pStyle w:val="BodyText"/>
+      </w:pPr>
+      <w:r>
+        <w:drawing>
+          <wp:inline>
+            <wp:extent cx="5334000" cy="3506611"/>
+            <wp:effectExtent b="0" l="0" r="0" t="0"/>
+            <wp:docPr descr="人工补作用节点操作（非在线识别成绩）" title="" id="71" name="Picture"/>
+            <a:graphic>
+              <a:graphicData uri="http://schemas.openxmlformats.org/drawingml/2006/picture">
+                <pic:pic>
+                  <pic:nvPicPr>
+                    <pic:cNvPr descr="手册图/09-作用节点修正.png" id="72" name="Picture"/>
+                    <pic:cNvPicPr>
+                      <a:picLocks noChangeArrowheads="1" noChangeAspect="1"/>
+                    </pic:cNvPicPr>
+                  </pic:nvPicPr>
+                  <pic:blipFill>
+                    <a:blip r:embed="rId70"/>
                     <a:stretch>
                       <a:fillRect/>
                     </a:stretch>
@@ -8059,7 +8339,7 @@
       <w:r>
         <w:t xml:space="preserve"> </w:t>
       </w:r>
-      <w:hyperlink r:id="rId66">
+      <w:hyperlink r:id="rId73">
         <w:r>
           <w:rPr>
             <w:rStyle w:val="Hyperlink"/>
@@ -8093,9 +8373,9 @@
         <w:t xml:space="preserve">而改变。</w:t>
       </w:r>
     </w:p>
-    <w:bookmarkEnd w:id="67"/>
-    <w:bookmarkEnd w:id="68"/>
-    <w:bookmarkStart w:id="69" w:name="X2fac633c2612963f2bd0008fc185544b4807016"/>
+    <w:bookmarkEnd w:id="74"/>
+    <w:bookmarkEnd w:id="75"/>
+    <w:bookmarkStart w:id="76" w:name="X2fac633c2612963f2bd0008fc185544b4807016"/>
     <w:p>
       <w:pPr>
         <w:pStyle w:val="Heading2"/>
@@ -8421,8 +8701,8 @@
         </w:pict>
       </w:r>
     </w:p>
-    <w:bookmarkEnd w:id="69"/>
-    <w:bookmarkStart w:id="70" w:name="X939797adfda6ed137379411d51989d76755f0a1"/>
+    <w:bookmarkEnd w:id="76"/>
+    <w:bookmarkStart w:id="77" w:name="X939797adfda6ed137379411d51989d76755f0a1"/>
     <w:p>
       <w:pPr>
         <w:pStyle w:val="Heading2"/>
@@ -9036,8 +9316,8 @@
         </w:pict>
       </w:r>
     </w:p>
-    <w:bookmarkEnd w:id="70"/>
-    <w:bookmarkStart w:id="71" w:name="X9df411a04fb752407beaf2e2fbbb1a3569aed87"/>
+    <w:bookmarkEnd w:id="77"/>
+    <w:bookmarkStart w:id="78" w:name="X9df411a04fb752407beaf2e2fbbb1a3569aed87"/>
     <w:p>
       <w:pPr>
         <w:pStyle w:val="Heading2"/>
@@ -9493,8 +9773,8 @@
         </w:pict>
       </w:r>
     </w:p>
-    <w:bookmarkEnd w:id="71"/>
-    <w:bookmarkStart w:id="72" w:name="X16574f01e88f8ba50391f56a43107b0e7b95dc4"/>
+    <w:bookmarkEnd w:id="78"/>
+    <w:bookmarkStart w:id="79" w:name="X16574f01e88f8ba50391f56a43107b0e7b95dc4"/>
     <w:p>
       <w:pPr>
         <w:pStyle w:val="Heading2"/>
@@ -10043,7 +10323,7 @@
         <w:t xml:space="preserve">软件说"判不了"的时候，它是在诚实，不是坏了。</w:t>
       </w:r>
     </w:p>
-    <w:bookmarkEnd w:id="72"/>
+    <w:bookmarkEnd w:id="79"/>
     <w:sectPr/>
   </w:body>
 </w:document>

--- a/docs/word/使用手册.docx
+++ b/docs/word/使用手册.docx
@@ -3160,7 +3160,7 @@
     </w:p>
     <w:bookmarkEnd w:id="20"/>
     <w:bookmarkEnd w:id="21"/>
-    <w:bookmarkStart w:id="75" w:name="Xb726171a6f26840396b4ac092bc853896e5d2fd"/>
+    <w:bookmarkStart w:id="78" w:name="Xb726171a6f26840396b4ac092bc853896e5d2fd"/>
     <w:p>
       <w:pPr>
         <w:pStyle w:val="Heading2"/>
@@ -6823,7 +6823,7 @@
       </w:r>
     </w:p>
     <w:bookmarkEnd w:id="44"/>
-    <w:bookmarkStart w:id="74" w:name="Xc872c1f4e8bbf182c6f6379efa030d558f61e81"/>
+    <w:bookmarkStart w:id="77" w:name="Xc872c1f4e8bbf182c6f6379efa030d558f61e81"/>
     <w:p>
       <w:pPr>
         <w:pStyle w:val="Heading3"/>
@@ -7611,67 +7611,52 @@
         <w:rPr>
           <w:rFonts w:hint="eastAsia"/>
         </w:rPr>
-        <w:t xml:space="preserve">两图均为</w:t>
-      </w:r>
-      <w:r>
-        <w:t xml:space="preserve"> 125% </w:t>
-      </w:r>
-      <w:r>
-        <w:rPr>
-          <w:rFonts w:hint="eastAsia"/>
-        </w:rPr>
-        <w:t xml:space="preserve">原生窗口离线回放，没有输入数值或人工移点。混合图原图</w:t>
-      </w:r>
-      <w:r>
-        <w:t xml:space="preserve"> Sjhan81、</w:t>
-      </w:r>
-      <w:r>
-        <w:t xml:space="preserve"> </w:t>
-      </w:r>
-      <w:r>
-        <w:t xml:space="preserve">CC BY-SA </w:t>
-      </w:r>
-      <w:r>
-        <w:rPr>
-          <w:rFonts w:hint="eastAsia"/>
-        </w:rPr>
-        <w:t xml:space="preserve">3.0；集中荷载图原图</w:t>
-      </w:r>
-      <w:r>
-        <w:t xml:space="preserve"> </w:t>
-      </w:r>
-      <w:r>
-        <w:rPr>
-          <w:rFonts w:hint="eastAsia"/>
-        </w:rPr>
-        <w:t xml:space="preserve">Tkn20、公有领域，许可来源见下方说明及各图元数据。</w:t>
-      </w:r>
-      <w:r>
-        <w:t xml:space="preserve"> </w:t>
-      </w:r>
-      <w:hyperlink r:id="rId60">
-        <w:r>
-          <w:rPr>
-            <w:rStyle w:val="Hyperlink"/>
-            <w:rFonts w:hint="eastAsia"/>
-          </w:rPr>
-          <w:t xml:space="preserve">本轮审核验证</w:t>
-        </w:r>
-      </w:hyperlink>
-      <w:r>
-        <w:rPr>
-          <w:rFonts w:hint="eastAsia"/>
-        </w:rPr>
-        <w:t xml:space="preserve">新增调用为零，</w:t>
-      </w:r>
-      <w:r>
-        <w:t xml:space="preserve"> </w:t>
-      </w:r>
-      <w:r>
-        <w:rPr>
-          <w:rFonts w:hint="eastAsia"/>
-        </w:rPr>
-        <w:t xml:space="preserve">原问题、无数值占位和历史成绩不删改，完整多模态验收仍未通过。</w:t>
+        <w:t xml:space="preserve">参考实际长度现为空白，换图或换参考杆件时清除旧值。请先核对原图标注与所选杆件，</w:t>
+      </w:r>
+      <w:r>
+        <w:t xml:space="preserve"> </w:t>
+      </w:r>
+      <w:r>
+        <w:rPr>
+          <w:rFonts w:hint="eastAsia"/>
+        </w:rPr>
+        <w:t xml:space="preserve">再明确填写大于零的米值；不能直接使用默认</w:t>
+      </w:r>
+      <w:r>
+        <w:t xml:space="preserve"> 1 m。Qt </w:t>
+      </w:r>
+      <w:r>
+        <w:rPr>
+          <w:rFonts w:hint="eastAsia"/>
+        </w:rPr>
+        <w:t xml:space="preserve">清空后恢复的旧数字也不算填写。</w:t>
+      </w:r>
+      <w:r>
+        <w:t xml:space="preserve"> </w:t>
+      </w:r>
+      <w:r>
+        <w:rPr>
+          <w:rFonts w:hint="eastAsia"/>
+        </w:rPr>
+        <w:t xml:space="preserve">「图中尺寸（待核对）」只读区域显示识别到的尺寸原文及单位，可滚动查看全部观察，</w:t>
+      </w:r>
+      <w:r>
+        <w:t xml:space="preserve"> </w:t>
+      </w:r>
+      <w:r>
+        <w:rPr>
+          <w:rFonts w:hint="eastAsia"/>
+        </w:rPr>
+        <w:t xml:space="preserve">不会自动填入实际长度或确认比例尺。跨度、投影距离和角度应与原图逐项核对，</w:t>
+      </w:r>
+      <w:r>
+        <w:t xml:space="preserve"> </w:t>
+      </w:r>
+      <w:r>
+        <w:rPr>
+          <w:rFonts w:hint="eastAsia"/>
+        </w:rPr>
+        <w:t xml:space="preserve">不能把水平尺寸直接作为斜杆长度。新许可图的自动节点位置仍有偏差，先核对覆盖位置。</w:t>
       </w:r>
     </w:p>
     <w:p>
@@ -7683,18 +7668,18 @@
           <wp:inline>
             <wp:extent cx="5334000" cy="3890856"/>
             <wp:effectExtent b="0" l="0" r="0" t="0"/>
-            <wp:docPr descr="作用点复核候选（冻结原文回放，力矩偏差仍需人工修正）" title="" id="62" name="Picture"/>
+            <wp:docPr descr="原图尺寸观察可见，参考实际长度为空，空值应用被拒绝" title="" id="61" name="Picture"/>
             <a:graphic>
               <a:graphicData uri="http://schemas.openxmlformats.org/drawingml/2006/picture">
                 <pic:pic>
                   <pic:nvPicPr>
-                    <pic:cNvPr descr="手册图/11-作用点复核.png" id="63" name="Picture"/>
+                    <pic:cNvPr descr="手册图/15-尺寸观察与尺度填写.png" id="62" name="Picture"/>
                     <pic:cNvPicPr>
                       <a:picLocks noChangeArrowheads="1" noChangeAspect="1"/>
                     </pic:cNvPicPr>
                   </pic:nvPicPr>
                   <pic:blipFill>
-                    <a:blip r:embed="rId61"/>
+                    <a:blip r:embed="rId60"/>
                     <a:stretch>
                       <a:fillRect/>
                     </a:stretch>
@@ -7729,16 +7714,34 @@
         <w:rPr>
           <w:rFonts w:hint="eastAsia"/>
         </w:rPr>
-        <w:t xml:space="preserve">截图原图来自</w:t>
-      </w:r>
-      <w:r>
-        <w:t xml:space="preserve"> </w:t>
-      </w:r>
-      <w:r>
-        <w:rPr>
-          <w:rFonts w:hint="eastAsia"/>
-        </w:rPr>
-        <w:t xml:space="preserve">Sjhan81，CC</w:t>
+        <w:t xml:space="preserve">截图为</w:t>
+      </w:r>
+      <w:r>
+        <w:t xml:space="preserve"> 125% </w:t>
+      </w:r>
+      <w:r>
+        <w:rPr>
+          <w:rFonts w:hint="eastAsia"/>
+        </w:rPr>
+        <w:t xml:space="preserve">原生窗口对冻结响应的离线回放，没有填写长度或移动节点，导入仍阻断。</w:t>
+      </w:r>
+      <w:r>
+        <w:t xml:space="preserve"> </w:t>
+      </w:r>
+      <w:r>
+        <w:rPr>
+          <w:rFonts w:hint="eastAsia"/>
+        </w:rPr>
+        <w:t xml:space="preserve">原图</w:t>
+      </w:r>
+      <w:r>
+        <w:t xml:space="preserve"> Jacob Moore and Contributors / Mechanics </w:t>
+      </w:r>
+      <w:r>
+        <w:rPr>
+          <w:rFonts w:hint="eastAsia"/>
+        </w:rPr>
+        <w:t xml:space="preserve">Map，CC</w:t>
       </w:r>
       <w:r>
         <w:t xml:space="preserve"> BY-SA </w:t>
@@ -7747,16 +7750,34 @@
         <w:rPr>
           <w:rFonts w:hint="eastAsia"/>
         </w:rPr>
-        <w:t xml:space="preserve">3.0，来源见下方图片许可说明；新增节点没有人工</w:t>
-      </w:r>
-      <w:r>
-        <w:t xml:space="preserve"> </w:t>
-      </w:r>
-      <w:r>
-        <w:rPr>
-          <w:rFonts w:hint="eastAsia"/>
-        </w:rPr>
-        <w:t xml:space="preserve">移动，也没有输入数值荷载，导入仍阻断。截图为界面回放验证，不是另一轮在线成绩。</w:t>
+        <w:t xml:space="preserve">4.0；来源、许可与首测限制</w:t>
+      </w:r>
+      <w:r>
+        <w:t xml:space="preserve"> </w:t>
+      </w:r>
+      <w:r>
+        <w:rPr>
+          <w:rFonts w:hint="eastAsia"/>
+        </w:rPr>
+        <w:t xml:space="preserve">见</w:t>
+      </w:r>
+      <w:r>
+        <w:t xml:space="preserve"> </w:t>
+      </w:r>
+      <w:r>
+        <w:rPr>
+          <w:rStyle w:val="VerbatimChar"/>
+        </w:rPr>
+        <w:t xml:space="preserve">multimodal_eval/public_cases/NUMERIC_REPORT.md</w:t>
+      </w:r>
+      <w:r>
+        <w:t xml:space="preserve"> </w:t>
+      </w:r>
+      <w:r>
+        <w:rPr>
+          <w:rFonts w:hint="eastAsia"/>
+        </w:rPr>
+        <w:t xml:space="preserve">及该轮元数据，截图中图像沿用原许可。</w:t>
       </w:r>
     </w:p>
     <w:p>
@@ -7767,413 +7788,67 @@
         <w:rPr>
           <w:rFonts w:hint="eastAsia"/>
         </w:rPr>
-        <w:t xml:space="preserve">不能绑定到数值荷载的符号会保留为待核实观察。只有明确判定该组观察无需作为外荷载输入时，</w:t>
-      </w:r>
-      <w:r>
-        <w:t xml:space="preserve"> </w:t>
-      </w:r>
-      <w:r>
-        <w:rPr>
-          <w:rFonts w:hint="eastAsia"/>
-        </w:rPr>
-        <w:t xml:space="preserve">才使用「忽略符号」；原始符号和人工处理记录仍保留，其他缺值或单位问题仍需补充。</w:t>
-      </w:r>
-      <w:r>
-        <w:t xml:space="preserve"> </w:t>
-      </w:r>
-      <w:r>
-        <w:rPr>
-          <w:rFonts w:hint="eastAsia"/>
-        </w:rPr>
-        <w:t xml:space="preserve">若符号观察与已有全局缺值问题合并，不提供忽略入口，避免同时解除原数值问题。</w:t>
-      </w:r>
-      <w:r>
-        <w:t xml:space="preserve"> </w:t>
-      </w:r>
-      <w:r>
-        <w:rPr>
-          <w:rFonts w:hint="eastAsia"/>
-        </w:rPr>
-        <w:t xml:space="preserve">若符号表示实际外荷载，先补齐数值和单位并重新识别，不能用忽略操作代替输入。</w:t>
-      </w:r>
-      <w:r>
-        <w:t xml:space="preserve"> </w:t>
-      </w:r>
-      <w:r>
-        <w:rPr>
-          <w:rFonts w:hint="eastAsia"/>
-        </w:rPr>
-        <w:t xml:space="preserve">空响应或输出截断会说明原因并提示检查视觉模型、裁剪图片或简化输入，不继续发起格式修复。</w:t>
-      </w:r>
-      <w:r>
-        <w:t xml:space="preserve"> </w:t>
-      </w:r>
-      <w:r>
-        <w:rPr>
-          <w:rFonts w:hint="eastAsia"/>
-        </w:rPr>
-        <w:t xml:space="preserve">最新在线轮次及当前代码回放见</w:t>
-      </w:r>
-      <w:r>
-        <w:t xml:space="preserve"> </w:t>
-      </w:r>
-      <w:hyperlink r:id="rId64">
+        <w:t xml:space="preserve">两图均为</w:t>
+      </w:r>
+      <w:r>
+        <w:t xml:space="preserve"> 125% </w:t>
+      </w:r>
+      <w:r>
+        <w:rPr>
+          <w:rFonts w:hint="eastAsia"/>
+        </w:rPr>
+        <w:t xml:space="preserve">原生窗口离线回放，没有输入数值或人工移点。混合图原图</w:t>
+      </w:r>
+      <w:r>
+        <w:t xml:space="preserve"> Sjhan81、</w:t>
+      </w:r>
+      <w:r>
+        <w:t xml:space="preserve"> </w:t>
+      </w:r>
+      <w:r>
+        <w:t xml:space="preserve">CC BY-SA </w:t>
+      </w:r>
+      <w:r>
+        <w:rPr>
+          <w:rFonts w:hint="eastAsia"/>
+        </w:rPr>
+        <w:t xml:space="preserve">3.0；集中荷载图原图</w:t>
+      </w:r>
+      <w:r>
+        <w:t xml:space="preserve"> </w:t>
+      </w:r>
+      <w:r>
+        <w:rPr>
+          <w:rFonts w:hint="eastAsia"/>
+        </w:rPr>
+        <w:t xml:space="preserve">Tkn20、公有领域，许可来源见下方说明及各图元数据。</w:t>
+      </w:r>
+      <w:r>
+        <w:t xml:space="preserve"> </w:t>
+      </w:r>
+      <w:hyperlink r:id="rId63">
         <w:r>
           <w:rPr>
             <w:rStyle w:val="Hyperlink"/>
             <w:rFonts w:hint="eastAsia"/>
           </w:rPr>
-          <w:t xml:space="preserve">分轮对照</w:t>
+          <w:t xml:space="preserve">本轮审核验证</w:t>
         </w:r>
       </w:hyperlink>
       <w:r>
         <w:rPr>
           <w:rFonts w:hint="eastAsia"/>
         </w:rPr>
-        <w:t xml:space="preserve">，</w:t>
-      </w:r>
-      <w:r>
-        <w:t xml:space="preserve"> </w:t>
-      </w:r>
-      <w:r>
-        <w:rPr>
-          <w:rFonts w:hint="eastAsia"/>
-        </w:rPr>
-        <w:t xml:space="preserve">在线</w:t>
-      </w:r>
-      <w:r>
-        <w:t xml:space="preserve"> 5/5 </w:t>
-      </w:r>
-      <w:r>
-        <w:rPr>
-          <w:rFonts w:hint="eastAsia"/>
-        </w:rPr>
-        <w:t xml:space="preserve">进入审核仍不等于几何全对，尚未通过完整验收阈值。</w:t>
-      </w:r>
-    </w:p>
-    <w:p>
-      <w:pPr>
-        <w:pStyle w:val="BodyText"/>
-      </w:pPr>
-      <w:r>
-        <w:rPr>
-          <w:rFonts w:hint="eastAsia"/>
-        </w:rPr>
-        <w:t xml:space="preserve">后续轮次及独立混合荷载图见</w:t>
-      </w:r>
-      <w:r>
-        <w:t xml:space="preserve"> </w:t>
-      </w:r>
-      <w:hyperlink r:id="rId65">
-        <w:r>
-          <w:rPr>
-            <w:rStyle w:val="Hyperlink"/>
-            <w:rFonts w:hint="eastAsia"/>
-          </w:rPr>
-          <w:t xml:space="preserve">最新实测</w:t>
-        </w:r>
-      </w:hyperlink>
-      <w:r>
-        <w:t xml:space="preserve">。</w:t>
-      </w:r>
-      <w:r>
-        <w:t xml:space="preserve"> </w:t>
-      </w:r>
-      <w:r>
-        <w:rPr>
-          <w:rFonts w:hint="eastAsia"/>
-        </w:rPr>
-        <w:t xml:space="preserve">此前原</w:t>
-      </w:r>
-      <w:r>
-        <w:t xml:space="preserve"> 5 </w:t>
-      </w:r>
-      <w:r>
-        <w:rPr>
-          <w:rFonts w:hint="eastAsia"/>
-        </w:rPr>
-        <w:t xml:space="preserve">张开发图的几何达到原阈值，但独立试点首轮仍漏掉集中作用点；符号占位没有可用数值，</w:t>
-      </w:r>
-      <w:r>
-        <w:t xml:space="preserve"> </w:t>
-      </w:r>
-      <w:r>
-        <w:rPr>
-          <w:rFonts w:hint="eastAsia"/>
-        </w:rPr>
-        <w:t xml:space="preserve">仍需补齐单位、荷载和尺度。进入审核后请逐项核对，不能据小样本开发成绩直接计算。</w:t>
-      </w:r>
-    </w:p>
-    <w:p>
-      <w:pPr>
-        <w:pStyle w:val="BodyText"/>
-      </w:pPr>
-      <w:r>
-        <w:rPr>
-          <w:rFonts w:hint="eastAsia"/>
-        </w:rPr>
-        <w:t xml:space="preserve">漏掉集中力或力矩作用点时，先拖动原节点核对梁轴，然后选择待分段杆件，按显示的</w:t>
-      </w:r>
-      <w:r>
-        <w:t xml:space="preserve"> </w:t>
-      </w:r>
-      <w:r>
-        <w:t xml:space="preserve">i → j </w:t>
-      </w:r>
-      <w:r>
-        <w:rPr>
-          <w:rFonts w:hint="eastAsia"/>
-        </w:rPr>
-        <w:t xml:space="preserve">节点方向填写距</w:t>
-      </w:r>
-      <w:r>
-        <w:t xml:space="preserve"> i </w:t>
-      </w:r>
-      <w:r>
-        <w:rPr>
-          <w:rFonts w:hint="eastAsia"/>
-        </w:rPr>
-        <w:t xml:space="preserve">端的百分比，点击「补充作用节点」。这只表示图片中相对位置，</w:t>
-      </w:r>
-      <w:r>
-        <w:t xml:space="preserve"> </w:t>
-      </w:r>
-      <w:r>
-        <w:rPr>
-          <w:rFonts w:hint="eastAsia"/>
-        </w:rPr>
-        <w:t xml:space="preserve">不是实际长度；新节点会自动选入节点荷载面板，展开支座与节点荷载后再填写力或力矩。</w:t>
-      </w:r>
-      <w:r>
-        <w:t xml:space="preserve"> </w:t>
-      </w:r>
-      <w:r>
-        <w:rPr>
-          <w:rFonts w:hint="eastAsia"/>
-        </w:rPr>
-        <w:t xml:space="preserve">原支座、端点荷载与尺度保持，导入确认失效，需要重新审核。已有杆件荷载、尺寸或人工</w:t>
-      </w:r>
-      <w:r>
-        <w:t xml:space="preserve"> </w:t>
-      </w:r>
-      <w:r>
-        <w:rPr>
-          <w:rFonts w:hint="eastAsia"/>
-        </w:rPr>
-        <w:t xml:space="preserve">交点引用时，先核对并处理引用；含端部释放或其他属性的杆件不能直接自动分段。</w:t>
-      </w:r>
-    </w:p>
-    <w:p>
-      <w:pPr>
-        <w:pStyle w:val="BodyText"/>
-      </w:pPr>
-      <w:r>
-        <w:rPr>
-          <w:rFonts w:hint="eastAsia"/>
-        </w:rPr>
-        <w:t xml:space="preserve">集中力矩识别值按</w:t>
-      </w:r>
-      <w:r>
-        <w:t xml:space="preserve"> N·m/kN·m </w:t>
-      </w:r>
-      <w:r>
-        <w:rPr>
-          <w:rFonts w:hint="eastAsia"/>
-        </w:rPr>
-        <w:t xml:space="preserve">转入</w:t>
-      </w:r>
-      <w:r>
-        <w:t xml:space="preserve"> </w:t>
-      </w:r>
-      <w:r>
-        <w:rPr>
-          <w:rFonts w:hint="eastAsia"/>
-        </w:rPr>
-        <w:t xml:space="preserve">Mx/My/Mz，不能按</w:t>
-      </w:r>
-      <w:r>
-        <w:t xml:space="preserve"> Fx/Fy/Fz </w:t>
-      </w:r>
-      <w:r>
-        <w:rPr>
-          <w:rFonts w:hint="eastAsia"/>
-        </w:rPr>
-        <w:t xml:space="preserve">使用。局部分布荷载</w:t>
-      </w:r>
-      <w:r>
-        <w:t xml:space="preserve"> </w:t>
-      </w:r>
-      <w:r>
-        <w:rPr>
-          <w:rFonts w:hint="eastAsia"/>
-        </w:rPr>
-        <w:t xml:space="preserve">只有起止长度及单位明确时才转换为杆件内范围；范围未知或单位不兼容继续阻断，</w:t>
-      </w:r>
-      <w:r>
-        <w:t xml:space="preserve"> </w:t>
-      </w:r>
-      <w:r>
-        <w:rPr>
-          <w:rFonts w:hint="eastAsia"/>
-        </w:rPr>
-        <w:t xml:space="preserve">不会自动扩大成整跨。仍须核对旋向、作用位置、范围、数值和单位后才能计算。</w:t>
-      </w:r>
-      <w:r>
-        <w:t xml:space="preserve"> </w:t>
-      </w:r>
-      <w:r>
-        <w:rPr>
-          <w:rFonts w:hint="eastAsia"/>
-        </w:rPr>
-        <w:t xml:space="preserve">此前单阶段全图与裁剪的混合图仍自动漏点，详见</w:t>
-      </w:r>
-      <w:r>
-        <w:t xml:space="preserve"> </w:t>
-      </w:r>
-      <w:hyperlink r:id="rId66">
-        <w:r>
-          <w:rPr>
-            <w:rStyle w:val="Hyperlink"/>
-            <w:rFonts w:hint="eastAsia"/>
-          </w:rPr>
-          <w:t xml:space="preserve">作用点实测</w:t>
-        </w:r>
-      </w:hyperlink>
-      <w:r>
-        <w:t xml:space="preserve">。</w:t>
-      </w:r>
-    </w:p>
-    <w:p>
-      <w:pPr>
-        <w:pStyle w:val="BodyText"/>
-      </w:pPr>
-      <w:r>
-        <w:rPr>
-          <w:rFonts w:hint="eastAsia"/>
-        </w:rPr>
-        <w:t xml:space="preserve">需要人工补充或修正部分分布荷载时，先确认工作平面、实际尺度，并在支座与节点荷载中</w:t>
-      </w:r>
-      <w:r>
-        <w:t xml:space="preserve"> </w:t>
-      </w:r>
-      <w:r>
-        <w:rPr>
-          <w:rFonts w:hint="eastAsia"/>
-        </w:rPr>
-        <w:t xml:space="preserve">创建工况。展开「局部分布荷载」，选择工况、杆件和荷载名称；按显示的</w:t>
-      </w:r>
-      <w:r>
-        <w:t xml:space="preserve"> i → j </w:t>
-      </w:r>
-      <w:r>
-        <w:rPr>
-          <w:rFonts w:hint="eastAsia"/>
-        </w:rPr>
-        <w:t xml:space="preserve">方向</w:t>
-      </w:r>
-      <w:r>
-        <w:t xml:space="preserve"> </w:t>
-      </w:r>
-      <w:r>
-        <w:rPr>
-          <w:rFonts w:hint="eastAsia"/>
-        </w:rPr>
-        <w:t xml:space="preserve">填写距</w:t>
-      </w:r>
-      <w:r>
-        <w:t xml:space="preserve"> i </w:t>
-      </w:r>
-      <w:r>
-        <w:rPr>
-          <w:rFonts w:hint="eastAsia"/>
-        </w:rPr>
-        <w:t xml:space="preserve">端的</w:t>
-      </w:r>
-      <w:r>
-        <w:t xml:space="preserve"> </w:t>
-      </w:r>
-      <w:r>
-        <w:rPr>
-          <w:rFonts w:hint="eastAsia"/>
-        </w:rPr>
-        <w:t xml:space="preserve">a、b（米）。选择「局部均布」或「局部梯形」，按全局</w:t>
-      </w:r>
-      <w:r>
-        <w:t xml:space="preserve"> X/Y/Z </w:t>
-      </w:r>
-      <w:r>
-        <w:rPr>
-          <w:rFonts w:hint="eastAsia"/>
-        </w:rPr>
-        <w:t xml:space="preserve">方向填写</w:t>
-      </w:r>
-      <w:r>
-        <w:t xml:space="preserve"> </w:t>
-      </w:r>
-      <w:r>
-        <w:rPr>
-          <w:rFonts w:hint="eastAsia"/>
-        </w:rPr>
-        <w:t xml:space="preserve">强度（N/m），梯形还需填写终点强度。未知值显示为空白，确认分量为零时也要明确输入</w:t>
-      </w:r>
-      <w:r>
-        <w:t xml:space="preserve"> 0。</w:t>
-      </w:r>
-      <w:r>
-        <w:t xml:space="preserve"> </w:t>
-      </w:r>
-      <w:r>
-        <w:rPr>
-          <w:rFonts w:hint="eastAsia"/>
-        </w:rPr>
-        <w:t xml:space="preserve">点击「应用局部荷载」后，图片中的平行括线标出实际作用区段；越界或未确认尺度不能应用。</w:t>
-      </w:r>
-      <w:r>
-        <w:t xml:space="preserve"> </w:t>
-      </w:r>
-      <w:r>
-        <w:rPr>
-          <w:rFonts w:hint="eastAsia"/>
-        </w:rPr>
-        <w:t xml:space="preserve">拖动端点或重设尺度后会重新校核范围，越界时清除旧覆盖并阻止导入，需修正范围。</w:t>
-      </w:r>
-    </w:p>
-    <w:p>
-      <w:pPr>
-        <w:pStyle w:val="BodyText"/>
-      </w:pPr>
-      <w:r>
-        <w:rPr>
-          <w:rFonts w:hint="eastAsia"/>
-        </w:rPr>
-        <w:t xml:space="preserve">选择已存在的名称即可修改；点击「删除局部荷载」只删除当前工况的该条局部荷载，</w:t>
-      </w:r>
-      <w:r>
-        <w:t xml:space="preserve"> </w:t>
-      </w:r>
-      <w:r>
-        <w:rPr>
-          <w:rFonts w:hint="eastAsia"/>
-        </w:rPr>
-        <w:t xml:space="preserve">原观察仍保留在审核记录。修正仅解除明确绑定到该条荷载的缺值问题，其他荷载、杆件级</w:t>
-      </w:r>
-      <w:r>
-        <w:t xml:space="preserve"> </w:t>
-      </w:r>
-      <w:r>
-        <w:rPr>
-          <w:rFonts w:hint="eastAsia"/>
-        </w:rPr>
-        <w:t xml:space="preserve">或全局问题继续审核。旧响应若缺少精确绑定，不能用这次编辑直接清除笼统问题，</w:t>
-      </w:r>
-      <w:r>
-        <w:t xml:space="preserve"> </w:t>
-      </w:r>
-      <w:r>
-        <w:rPr>
-          <w:rFonts w:hint="eastAsia"/>
-        </w:rPr>
-        <w:t xml:space="preserve">需核对原图并补充明确数值后重新识别；手工输入不代表自动识别已经通过。</w:t>
+        <w:t xml:space="preserve">新增调用为零，</w:t>
+      </w:r>
+      <w:r>
+        <w:t xml:space="preserve"> </w:t>
+      </w:r>
+      <w:r>
+        <w:rPr>
+          <w:rFonts w:hint="eastAsia"/>
+        </w:rPr>
+        <w:t xml:space="preserve">原问题、无数值占位和历史成绩不删改，完整多模态验收仍未通过。</w:t>
       </w:r>
     </w:p>
     <w:p>
@@ -8185,18 +7860,18 @@
           <wp:inline>
             <wp:extent cx="5334000" cy="3890856"/>
             <wp:effectExtent b="0" l="0" r="0" t="0"/>
-            <wp:docPr descr="局部荷载人工编辑（演示数值，非原图标注或在线识别结果）" title="" id="68" name="Picture"/>
+            <wp:docPr descr="作用点复核候选（冻结原文回放，力矩偏差仍需人工修正）" title="" id="65" name="Picture"/>
             <a:graphic>
               <a:graphicData uri="http://schemas.openxmlformats.org/drawingml/2006/picture">
                 <pic:pic>
                   <pic:nvPicPr>
-                    <pic:cNvPr descr="手册图/10-局部荷载编辑.png" id="69" name="Picture"/>
+                    <pic:cNvPr descr="手册图/11-作用点复核.png" id="66" name="Picture"/>
                     <pic:cNvPicPr>
                       <a:picLocks noChangeArrowheads="1" noChangeAspect="1"/>
                     </pic:cNvPicPr>
                   </pic:nvPicPr>
                   <pic:blipFill>
-                    <a:blip r:embed="rId67"/>
+                    <a:blip r:embed="rId64"/>
                     <a:stretch>
                       <a:fillRect/>
                     </a:stretch>
@@ -8231,34 +7906,451 @@
         <w:rPr>
           <w:rFonts w:hint="eastAsia"/>
         </w:rPr>
-        <w:t xml:space="preserve">截图中的</w:t>
-      </w:r>
-      <w:r>
-        <w:t xml:space="preserve"> 6 m、1.5–4 m </w:t>
-      </w:r>
-      <w:r>
-        <w:rPr>
-          <w:rFonts w:hint="eastAsia"/>
-        </w:rPr>
-        <w:t xml:space="preserve">和</w:t>
-      </w:r>
-      <w:r>
-        <w:t xml:space="preserve"> −1200 N/m </w:t>
-      </w:r>
-      <w:r>
-        <w:rPr>
-          <w:rFonts w:hint="eastAsia"/>
-        </w:rPr>
-        <w:t xml:space="preserve">均为人工演示输入，并非原工程图的数值；</w:t>
-      </w:r>
-      <w:r>
-        <w:t xml:space="preserve"> </w:t>
-      </w:r>
-      <w:r>
-        <w:rPr>
-          <w:rFonts w:hint="eastAsia"/>
-        </w:rPr>
-        <w:t xml:space="preserve">其余缺值问题仍阻止导入。原图许可与署名沿用下方图片许可说明。</w:t>
+        <w:t xml:space="preserve">截图原图来自</w:t>
+      </w:r>
+      <w:r>
+        <w:t xml:space="preserve"> </w:t>
+      </w:r>
+      <w:r>
+        <w:rPr>
+          <w:rFonts w:hint="eastAsia"/>
+        </w:rPr>
+        <w:t xml:space="preserve">Sjhan81，CC</w:t>
+      </w:r>
+      <w:r>
+        <w:t xml:space="preserve"> BY-SA </w:t>
+      </w:r>
+      <w:r>
+        <w:rPr>
+          <w:rFonts w:hint="eastAsia"/>
+        </w:rPr>
+        <w:t xml:space="preserve">3.0，来源见下方图片许可说明；新增节点没有人工</w:t>
+      </w:r>
+      <w:r>
+        <w:t xml:space="preserve"> </w:t>
+      </w:r>
+      <w:r>
+        <w:rPr>
+          <w:rFonts w:hint="eastAsia"/>
+        </w:rPr>
+        <w:t xml:space="preserve">移动，也没有输入数值荷载，导入仍阻断。截图为界面回放验证，不是另一轮在线成绩。</w:t>
+      </w:r>
+    </w:p>
+    <w:p>
+      <w:pPr>
+        <w:pStyle w:val="BodyText"/>
+      </w:pPr>
+      <w:r>
+        <w:rPr>
+          <w:rFonts w:hint="eastAsia"/>
+        </w:rPr>
+        <w:t xml:space="preserve">不能绑定到数值荷载的符号会保留为待核实观察。只有明确判定该组观察无需作为外荷载输入时，</w:t>
+      </w:r>
+      <w:r>
+        <w:t xml:space="preserve"> </w:t>
+      </w:r>
+      <w:r>
+        <w:rPr>
+          <w:rFonts w:hint="eastAsia"/>
+        </w:rPr>
+        <w:t xml:space="preserve">才使用「忽略符号」；原始符号和人工处理记录仍保留，其他缺值或单位问题仍需补充。</w:t>
+      </w:r>
+      <w:r>
+        <w:t xml:space="preserve"> </w:t>
+      </w:r>
+      <w:r>
+        <w:rPr>
+          <w:rFonts w:hint="eastAsia"/>
+        </w:rPr>
+        <w:t xml:space="preserve">若符号观察与已有全局缺值问题合并，不提供忽略入口，避免同时解除原数值问题。</w:t>
+      </w:r>
+      <w:r>
+        <w:t xml:space="preserve"> </w:t>
+      </w:r>
+      <w:r>
+        <w:rPr>
+          <w:rFonts w:hint="eastAsia"/>
+        </w:rPr>
+        <w:t xml:space="preserve">若符号表示实际外荷载，先补齐数值和单位并重新识别，不能用忽略操作代替输入。</w:t>
+      </w:r>
+      <w:r>
+        <w:t xml:space="preserve"> </w:t>
+      </w:r>
+      <w:r>
+        <w:rPr>
+          <w:rFonts w:hint="eastAsia"/>
+        </w:rPr>
+        <w:t xml:space="preserve">空响应或输出截断会说明原因并提示检查视觉模型、裁剪图片或简化输入，不继续发起格式修复。</w:t>
+      </w:r>
+      <w:r>
+        <w:t xml:space="preserve"> </w:t>
+      </w:r>
+      <w:r>
+        <w:rPr>
+          <w:rFonts w:hint="eastAsia"/>
+        </w:rPr>
+        <w:t xml:space="preserve">最新在线轮次及当前代码回放见</w:t>
+      </w:r>
+      <w:r>
+        <w:t xml:space="preserve"> </w:t>
+      </w:r>
+      <w:hyperlink r:id="rId67">
+        <w:r>
+          <w:rPr>
+            <w:rStyle w:val="Hyperlink"/>
+            <w:rFonts w:hint="eastAsia"/>
+          </w:rPr>
+          <w:t xml:space="preserve">分轮对照</w:t>
+        </w:r>
+      </w:hyperlink>
+      <w:r>
+        <w:rPr>
+          <w:rFonts w:hint="eastAsia"/>
+        </w:rPr>
+        <w:t xml:space="preserve">，</w:t>
+      </w:r>
+      <w:r>
+        <w:t xml:space="preserve"> </w:t>
+      </w:r>
+      <w:r>
+        <w:rPr>
+          <w:rFonts w:hint="eastAsia"/>
+        </w:rPr>
+        <w:t xml:space="preserve">在线</w:t>
+      </w:r>
+      <w:r>
+        <w:t xml:space="preserve"> 5/5 </w:t>
+      </w:r>
+      <w:r>
+        <w:rPr>
+          <w:rFonts w:hint="eastAsia"/>
+        </w:rPr>
+        <w:t xml:space="preserve">进入审核仍不等于几何全对，尚未通过完整验收阈值。</w:t>
+      </w:r>
+    </w:p>
+    <w:p>
+      <w:pPr>
+        <w:pStyle w:val="BodyText"/>
+      </w:pPr>
+      <w:r>
+        <w:rPr>
+          <w:rFonts w:hint="eastAsia"/>
+        </w:rPr>
+        <w:t xml:space="preserve">后续轮次及独立混合荷载图见</w:t>
+      </w:r>
+      <w:r>
+        <w:t xml:space="preserve"> </w:t>
+      </w:r>
+      <w:hyperlink r:id="rId68">
+        <w:r>
+          <w:rPr>
+            <w:rStyle w:val="Hyperlink"/>
+            <w:rFonts w:hint="eastAsia"/>
+          </w:rPr>
+          <w:t xml:space="preserve">最新实测</w:t>
+        </w:r>
+      </w:hyperlink>
+      <w:r>
+        <w:t xml:space="preserve">。</w:t>
+      </w:r>
+      <w:r>
+        <w:t xml:space="preserve"> </w:t>
+      </w:r>
+      <w:r>
+        <w:rPr>
+          <w:rFonts w:hint="eastAsia"/>
+        </w:rPr>
+        <w:t xml:space="preserve">此前原</w:t>
+      </w:r>
+      <w:r>
+        <w:t xml:space="preserve"> 5 </w:t>
+      </w:r>
+      <w:r>
+        <w:rPr>
+          <w:rFonts w:hint="eastAsia"/>
+        </w:rPr>
+        <w:t xml:space="preserve">张开发图的几何达到原阈值，但独立试点首轮仍漏掉集中作用点；符号占位没有可用数值，</w:t>
+      </w:r>
+      <w:r>
+        <w:t xml:space="preserve"> </w:t>
+      </w:r>
+      <w:r>
+        <w:rPr>
+          <w:rFonts w:hint="eastAsia"/>
+        </w:rPr>
+        <w:t xml:space="preserve">仍需补齐单位、荷载和尺度。进入审核后请逐项核对，不能据小样本开发成绩直接计算。</w:t>
+      </w:r>
+    </w:p>
+    <w:p>
+      <w:pPr>
+        <w:pStyle w:val="BodyText"/>
+      </w:pPr>
+      <w:r>
+        <w:rPr>
+          <w:rFonts w:hint="eastAsia"/>
+        </w:rPr>
+        <w:t xml:space="preserve">漏掉集中力或力矩作用点时，先拖动原节点核对梁轴，然后选择待分段杆件，按显示的</w:t>
+      </w:r>
+      <w:r>
+        <w:t xml:space="preserve"> </w:t>
+      </w:r>
+      <w:r>
+        <w:t xml:space="preserve">i → j </w:t>
+      </w:r>
+      <w:r>
+        <w:rPr>
+          <w:rFonts w:hint="eastAsia"/>
+        </w:rPr>
+        <w:t xml:space="preserve">节点方向填写距</w:t>
+      </w:r>
+      <w:r>
+        <w:t xml:space="preserve"> i </w:t>
+      </w:r>
+      <w:r>
+        <w:rPr>
+          <w:rFonts w:hint="eastAsia"/>
+        </w:rPr>
+        <w:t xml:space="preserve">端的百分比，点击「补充作用节点」。这只表示图片中相对位置，</w:t>
+      </w:r>
+      <w:r>
+        <w:t xml:space="preserve"> </w:t>
+      </w:r>
+      <w:r>
+        <w:rPr>
+          <w:rFonts w:hint="eastAsia"/>
+        </w:rPr>
+        <w:t xml:space="preserve">不是实际长度；新节点会自动选入节点荷载面板，展开支座与节点荷载后再填写力或力矩。</w:t>
+      </w:r>
+      <w:r>
+        <w:t xml:space="preserve"> </w:t>
+      </w:r>
+      <w:r>
+        <w:rPr>
+          <w:rFonts w:hint="eastAsia"/>
+        </w:rPr>
+        <w:t xml:space="preserve">原支座、端点荷载与尺度保持，导入确认失效，需要重新审核。已有杆件荷载、尺寸或人工</w:t>
+      </w:r>
+      <w:r>
+        <w:t xml:space="preserve"> </w:t>
+      </w:r>
+      <w:r>
+        <w:rPr>
+          <w:rFonts w:hint="eastAsia"/>
+        </w:rPr>
+        <w:t xml:space="preserve">交点引用时，先核对并处理引用；含端部释放或其他属性的杆件不能直接自动分段。</w:t>
+      </w:r>
+    </w:p>
+    <w:p>
+      <w:pPr>
+        <w:pStyle w:val="BodyText"/>
+      </w:pPr>
+      <w:r>
+        <w:rPr>
+          <w:rFonts w:hint="eastAsia"/>
+        </w:rPr>
+        <w:t xml:space="preserve">集中力矩识别值按</w:t>
+      </w:r>
+      <w:r>
+        <w:t xml:space="preserve"> N·m/kN·m </w:t>
+      </w:r>
+      <w:r>
+        <w:rPr>
+          <w:rFonts w:hint="eastAsia"/>
+        </w:rPr>
+        <w:t xml:space="preserve">转入</w:t>
+      </w:r>
+      <w:r>
+        <w:t xml:space="preserve"> </w:t>
+      </w:r>
+      <w:r>
+        <w:rPr>
+          <w:rFonts w:hint="eastAsia"/>
+        </w:rPr>
+        <w:t xml:space="preserve">Mx/My/Mz，不能按</w:t>
+      </w:r>
+      <w:r>
+        <w:t xml:space="preserve"> Fx/Fy/Fz </w:t>
+      </w:r>
+      <w:r>
+        <w:rPr>
+          <w:rFonts w:hint="eastAsia"/>
+        </w:rPr>
+        <w:t xml:space="preserve">使用。局部分布荷载</w:t>
+      </w:r>
+      <w:r>
+        <w:t xml:space="preserve"> </w:t>
+      </w:r>
+      <w:r>
+        <w:rPr>
+          <w:rFonts w:hint="eastAsia"/>
+        </w:rPr>
+        <w:t xml:space="preserve">只有起止长度及单位明确时才转换为杆件内范围；范围未知或单位不兼容继续阻断，</w:t>
+      </w:r>
+      <w:r>
+        <w:t xml:space="preserve"> </w:t>
+      </w:r>
+      <w:r>
+        <w:rPr>
+          <w:rFonts w:hint="eastAsia"/>
+        </w:rPr>
+        <w:t xml:space="preserve">不会自动扩大成整跨。仍须核对旋向、作用位置、范围、数值和单位后才能计算。</w:t>
+      </w:r>
+      <w:r>
+        <w:t xml:space="preserve"> </w:t>
+      </w:r>
+      <w:r>
+        <w:rPr>
+          <w:rFonts w:hint="eastAsia"/>
+        </w:rPr>
+        <w:t xml:space="preserve">此前单阶段全图与裁剪的混合图仍自动漏点，详见</w:t>
+      </w:r>
+      <w:r>
+        <w:t xml:space="preserve"> </w:t>
+      </w:r>
+      <w:hyperlink r:id="rId69">
+        <w:r>
+          <w:rPr>
+            <w:rStyle w:val="Hyperlink"/>
+            <w:rFonts w:hint="eastAsia"/>
+          </w:rPr>
+          <w:t xml:space="preserve">作用点实测</w:t>
+        </w:r>
+      </w:hyperlink>
+      <w:r>
+        <w:t xml:space="preserve">。</w:t>
+      </w:r>
+    </w:p>
+    <w:p>
+      <w:pPr>
+        <w:pStyle w:val="BodyText"/>
+      </w:pPr>
+      <w:r>
+        <w:rPr>
+          <w:rFonts w:hint="eastAsia"/>
+        </w:rPr>
+        <w:t xml:space="preserve">需要人工补充或修正部分分布荷载时，先确认工作平面、实际尺度，并在支座与节点荷载中</w:t>
+      </w:r>
+      <w:r>
+        <w:t xml:space="preserve"> </w:t>
+      </w:r>
+      <w:r>
+        <w:rPr>
+          <w:rFonts w:hint="eastAsia"/>
+        </w:rPr>
+        <w:t xml:space="preserve">创建工况。展开「局部分布荷载」，选择工况、杆件和荷载名称；按显示的</w:t>
+      </w:r>
+      <w:r>
+        <w:t xml:space="preserve"> i → j </w:t>
+      </w:r>
+      <w:r>
+        <w:rPr>
+          <w:rFonts w:hint="eastAsia"/>
+        </w:rPr>
+        <w:t xml:space="preserve">方向</w:t>
+      </w:r>
+      <w:r>
+        <w:t xml:space="preserve"> </w:t>
+      </w:r>
+      <w:r>
+        <w:rPr>
+          <w:rFonts w:hint="eastAsia"/>
+        </w:rPr>
+        <w:t xml:space="preserve">填写距</w:t>
+      </w:r>
+      <w:r>
+        <w:t xml:space="preserve"> i </w:t>
+      </w:r>
+      <w:r>
+        <w:rPr>
+          <w:rFonts w:hint="eastAsia"/>
+        </w:rPr>
+        <w:t xml:space="preserve">端的</w:t>
+      </w:r>
+      <w:r>
+        <w:t xml:space="preserve"> </w:t>
+      </w:r>
+      <w:r>
+        <w:rPr>
+          <w:rFonts w:hint="eastAsia"/>
+        </w:rPr>
+        <w:t xml:space="preserve">a、b（米）。选择「局部均布」或「局部梯形」，按全局</w:t>
+      </w:r>
+      <w:r>
+        <w:t xml:space="preserve"> X/Y/Z </w:t>
+      </w:r>
+      <w:r>
+        <w:rPr>
+          <w:rFonts w:hint="eastAsia"/>
+        </w:rPr>
+        <w:t xml:space="preserve">方向填写</w:t>
+      </w:r>
+      <w:r>
+        <w:t xml:space="preserve"> </w:t>
+      </w:r>
+      <w:r>
+        <w:rPr>
+          <w:rFonts w:hint="eastAsia"/>
+        </w:rPr>
+        <w:t xml:space="preserve">强度（N/m），梯形还需填写终点强度。未知值显示为空白，确认分量为零时也要明确输入</w:t>
+      </w:r>
+      <w:r>
+        <w:t xml:space="preserve"> 0。</w:t>
+      </w:r>
+      <w:r>
+        <w:t xml:space="preserve"> </w:t>
+      </w:r>
+      <w:r>
+        <w:rPr>
+          <w:rFonts w:hint="eastAsia"/>
+        </w:rPr>
+        <w:t xml:space="preserve">点击「应用局部荷载」后，图片中的平行括线标出实际作用区段；越界或未确认尺度不能应用。</w:t>
+      </w:r>
+      <w:r>
+        <w:t xml:space="preserve"> </w:t>
+      </w:r>
+      <w:r>
+        <w:rPr>
+          <w:rFonts w:hint="eastAsia"/>
+        </w:rPr>
+        <w:t xml:space="preserve">拖动端点或重设尺度后会重新校核范围，越界时清除旧覆盖并阻止导入，需修正范围。</w:t>
+      </w:r>
+    </w:p>
+    <w:p>
+      <w:pPr>
+        <w:pStyle w:val="BodyText"/>
+      </w:pPr>
+      <w:r>
+        <w:rPr>
+          <w:rFonts w:hint="eastAsia"/>
+        </w:rPr>
+        <w:t xml:space="preserve">选择已存在的名称即可修改；点击「删除局部荷载」只删除当前工况的该条局部荷载，</w:t>
+      </w:r>
+      <w:r>
+        <w:t xml:space="preserve"> </w:t>
+      </w:r>
+      <w:r>
+        <w:rPr>
+          <w:rFonts w:hint="eastAsia"/>
+        </w:rPr>
+        <w:t xml:space="preserve">原观察仍保留在审核记录。修正仅解除明确绑定到该条荷载的缺值问题，其他荷载、杆件级</w:t>
+      </w:r>
+      <w:r>
+        <w:t xml:space="preserve"> </w:t>
+      </w:r>
+      <w:r>
+        <w:rPr>
+          <w:rFonts w:hint="eastAsia"/>
+        </w:rPr>
+        <w:t xml:space="preserve">或全局问题继续审核。旧响应若缺少精确绑定，不能用这次编辑直接清除笼统问题，</w:t>
+      </w:r>
+      <w:r>
+        <w:t xml:space="preserve"> </w:t>
+      </w:r>
+      <w:r>
+        <w:rPr>
+          <w:rFonts w:hint="eastAsia"/>
+        </w:rPr>
+        <w:t xml:space="preserve">需核对原图并补充明确数值后重新识别；手工输入不代表自动识别已经通过。</w:t>
       </w:r>
     </w:p>
     <w:p>
@@ -8268,20 +8360,105 @@
       <w:r>
         <w:drawing>
           <wp:inline>
-            <wp:extent cx="5334000" cy="3506611"/>
+            <wp:extent cx="5334000" cy="3890856"/>
             <wp:effectExtent b="0" l="0" r="0" t="0"/>
-            <wp:docPr descr="人工补作用节点操作（非在线识别成绩）" title="" id="71" name="Picture"/>
+            <wp:docPr descr="局部荷载人工编辑（演示数值，非原图标注或在线识别结果）" title="" id="71" name="Picture"/>
             <a:graphic>
               <a:graphicData uri="http://schemas.openxmlformats.org/drawingml/2006/picture">
                 <pic:pic>
                   <pic:nvPicPr>
-                    <pic:cNvPr descr="手册图/09-作用节点修正.png" id="72" name="Picture"/>
+                    <pic:cNvPr descr="手册图/10-局部荷载编辑.png" id="72" name="Picture"/>
                     <pic:cNvPicPr>
                       <a:picLocks noChangeArrowheads="1" noChangeAspect="1"/>
                     </pic:cNvPicPr>
                   </pic:nvPicPr>
                   <pic:blipFill>
                     <a:blip r:embed="rId70"/>
+                    <a:stretch>
+                      <a:fillRect/>
+                    </a:stretch>
+                  </pic:blipFill>
+                  <pic:spPr bwMode="auto">
+                    <a:xfrm>
+                      <a:off x="0" y="0"/>
+                      <a:ext cx="5334000" cy="3890856"/>
+                    </a:xfrm>
+                    <a:prstGeom prst="rect">
+                      <a:avLst/>
+                    </a:prstGeom>
+                    <a:noFill/>
+                    <a:ln w="9525">
+                      <a:noFill/>
+                      <a:headEnd/>
+                      <a:tailEnd/>
+                    </a:ln>
+                  </pic:spPr>
+                </pic:pic>
+              </a:graphicData>
+            </a:graphic>
+          </wp:inline>
+        </w:drawing>
+      </w:r>
+    </w:p>
+    <w:p>
+      <w:pPr>
+        <w:pStyle w:val="BodyText"/>
+      </w:pPr>
+      <w:r>
+        <w:rPr>
+          <w:rFonts w:hint="eastAsia"/>
+        </w:rPr>
+        <w:t xml:space="preserve">截图中的</w:t>
+      </w:r>
+      <w:r>
+        <w:t xml:space="preserve"> 6 m、1.5–4 m </w:t>
+      </w:r>
+      <w:r>
+        <w:rPr>
+          <w:rFonts w:hint="eastAsia"/>
+        </w:rPr>
+        <w:t xml:space="preserve">和</w:t>
+      </w:r>
+      <w:r>
+        <w:t xml:space="preserve"> −1200 N/m </w:t>
+      </w:r>
+      <w:r>
+        <w:rPr>
+          <w:rFonts w:hint="eastAsia"/>
+        </w:rPr>
+        <w:t xml:space="preserve">均为人工演示输入，并非原工程图的数值；</w:t>
+      </w:r>
+      <w:r>
+        <w:t xml:space="preserve"> </w:t>
+      </w:r>
+      <w:r>
+        <w:rPr>
+          <w:rFonts w:hint="eastAsia"/>
+        </w:rPr>
+        <w:t xml:space="preserve">其余缺值问题仍阻止导入。原图许可与署名沿用下方图片许可说明。</w:t>
+      </w:r>
+    </w:p>
+    <w:p>
+      <w:pPr>
+        <w:pStyle w:val="BodyText"/>
+      </w:pPr>
+      <w:r>
+        <w:drawing>
+          <wp:inline>
+            <wp:extent cx="5334000" cy="3506611"/>
+            <wp:effectExtent b="0" l="0" r="0" t="0"/>
+            <wp:docPr descr="人工补作用节点操作（非在线识别成绩）" title="" id="74" name="Picture"/>
+            <a:graphic>
+              <a:graphicData uri="http://schemas.openxmlformats.org/drawingml/2006/picture">
+                <pic:pic>
+                  <pic:nvPicPr>
+                    <pic:cNvPr descr="手册图/09-作用节点修正.png" id="75" name="Picture"/>
+                    <pic:cNvPicPr>
+                      <a:picLocks noChangeArrowheads="1" noChangeAspect="1"/>
+                    </pic:cNvPicPr>
+                  </pic:nvPicPr>
+                  <pic:blipFill>
+                    <a:blip r:embed="rId73"/>
                     <a:stretch>
                       <a:fillRect/>
                     </a:stretch>
@@ -8339,7 +8516,7 @@
       <w:r>
         <w:t xml:space="preserve"> </w:t>
       </w:r>
-      <w:hyperlink r:id="rId73">
+      <w:hyperlink r:id="rId76">
         <w:r>
           <w:rPr>
             <w:rStyle w:val="Hyperlink"/>
@@ -8373,9 +8550,9 @@
         <w:t xml:space="preserve">而改变。</w:t>
       </w:r>
     </w:p>
-    <w:bookmarkEnd w:id="74"/>
-    <w:bookmarkEnd w:id="75"/>
-    <w:bookmarkStart w:id="76" w:name="X2fac633c2612963f2bd0008fc185544b4807016"/>
+    <w:bookmarkEnd w:id="77"/>
+    <w:bookmarkEnd w:id="78"/>
+    <w:bookmarkStart w:id="79" w:name="X2fac633c2612963f2bd0008fc185544b4807016"/>
     <w:p>
       <w:pPr>
         <w:pStyle w:val="Heading2"/>
@@ -8701,8 +8878,8 @@
         </w:pict>
       </w:r>
     </w:p>
-    <w:bookmarkEnd w:id="76"/>
-    <w:bookmarkStart w:id="77" w:name="X939797adfda6ed137379411d51989d76755f0a1"/>
+    <w:bookmarkEnd w:id="79"/>
+    <w:bookmarkStart w:id="80" w:name="X939797adfda6ed137379411d51989d76755f0a1"/>
     <w:p>
       <w:pPr>
         <w:pStyle w:val="Heading2"/>
@@ -9316,8 +9493,8 @@
         </w:pict>
       </w:r>
     </w:p>
-    <w:bookmarkEnd w:id="77"/>
-    <w:bookmarkStart w:id="78" w:name="X9df411a04fb752407beaf2e2fbbb1a3569aed87"/>
+    <w:bookmarkEnd w:id="80"/>
+    <w:bookmarkStart w:id="81" w:name="X9df411a04fb752407beaf2e2fbbb1a3569aed87"/>
     <w:p>
       <w:pPr>
         <w:pStyle w:val="Heading2"/>
@@ -9773,8 +9950,8 @@
         </w:pict>
       </w:r>
     </w:p>
-    <w:bookmarkEnd w:id="78"/>
-    <w:bookmarkStart w:id="79" w:name="X16574f01e88f8ba50391f56a43107b0e7b95dc4"/>
+    <w:bookmarkEnd w:id="81"/>
+    <w:bookmarkStart w:id="82" w:name="X16574f01e88f8ba50391f56a43107b0e7b95dc4"/>
     <w:p>
       <w:pPr>
         <w:pStyle w:val="Heading2"/>
@@ -10323,7 +10500,7 @@
         <w:t xml:space="preserve">软件说"判不了"的时候，它是在诚实，不是坏了。</w:t>
       </w:r>
     </w:p>
-    <w:bookmarkEnd w:id="79"/>
+    <w:bookmarkEnd w:id="82"/>
     <w:sectPr/>
   </w:body>
 </w:document>

--- a/docs/word/使用手册.docx
+++ b/docs/word/使用手册.docx
@@ -3160,7 +3160,7 @@
     </w:p>
     <w:bookmarkEnd w:id="20"/>
     <w:bookmarkEnd w:id="21"/>
-    <w:bookmarkStart w:id="78" w:name="Xb726171a6f26840396b4ac092bc853896e5d2fd"/>
+    <w:bookmarkStart w:id="81" w:name="Xb726171a6f26840396b4ac092bc853896e5d2fd"/>
     <w:p>
       <w:pPr>
         <w:pStyle w:val="Heading2"/>
@@ -6823,7 +6823,7 @@
       </w:r>
     </w:p>
     <w:bookmarkEnd w:id="44"/>
-    <w:bookmarkStart w:id="77" w:name="Xc872c1f4e8bbf182c6f6379efa030d558f61e81"/>
+    <w:bookmarkStart w:id="80" w:name="Xc872c1f4e8bbf182c6f6379efa030d558f61e81"/>
     <w:p>
       <w:pPr>
         <w:pStyle w:val="Heading3"/>
@@ -7788,67 +7788,34 @@
         <w:rPr>
           <w:rFonts w:hint="eastAsia"/>
         </w:rPr>
-        <w:t xml:space="preserve">两图均为</w:t>
-      </w:r>
-      <w:r>
-        <w:t xml:space="preserve"> 125% </w:t>
-      </w:r>
-      <w:r>
-        <w:rPr>
-          <w:rFonts w:hint="eastAsia"/>
-        </w:rPr>
-        <w:t xml:space="preserve">原生窗口离线回放，没有输入数值或人工移点。混合图原图</w:t>
-      </w:r>
-      <w:r>
-        <w:t xml:space="preserve"> Sjhan81、</w:t>
-      </w:r>
-      <w:r>
-        <w:t xml:space="preserve"> </w:t>
-      </w:r>
-      <w:r>
-        <w:t xml:space="preserve">CC BY-SA </w:t>
-      </w:r>
-      <w:r>
-        <w:rPr>
-          <w:rFonts w:hint="eastAsia"/>
-        </w:rPr>
-        <w:t xml:space="preserve">3.0；集中荷载图原图</w:t>
-      </w:r>
-      <w:r>
-        <w:t xml:space="preserve"> </w:t>
-      </w:r>
-      <w:r>
-        <w:rPr>
-          <w:rFonts w:hint="eastAsia"/>
-        </w:rPr>
-        <w:t xml:space="preserve">Tkn20、公有领域，许可来源见下方说明及各图元数据。</w:t>
-      </w:r>
-      <w:r>
-        <w:t xml:space="preserve"> </w:t>
-      </w:r>
-      <w:hyperlink r:id="rId63">
-        <w:r>
-          <w:rPr>
-            <w:rStyle w:val="Hyperlink"/>
-            <w:rFonts w:hint="eastAsia"/>
-          </w:rPr>
-          <w:t xml:space="preserve">本轮审核验证</w:t>
-        </w:r>
-      </w:hyperlink>
-      <w:r>
-        <w:rPr>
-          <w:rFonts w:hint="eastAsia"/>
-        </w:rPr>
-        <w:t xml:space="preserve">新增调用为零，</w:t>
-      </w:r>
-      <w:r>
-        <w:t xml:space="preserve"> </w:t>
-      </w:r>
-      <w:r>
-        <w:rPr>
-          <w:rFonts w:hint="eastAsia"/>
-        </w:rPr>
-        <w:t xml:space="preserve">原问题、无数值占位和历史成绩不删改，完整多模态验收仍未通过。</w:t>
+        <w:t xml:space="preserve">对于具有清晰节点圆点及灰色杆线的多杆图，程序可提出节点位置候选；每个节点和所有已有</w:t>
+      </w:r>
+      <w:r>
+        <w:t xml:space="preserve"> </w:t>
+      </w:r>
+      <w:r>
+        <w:rPr>
+          <w:rFonts w:hint="eastAsia"/>
+        </w:rPr>
+        <w:t xml:space="preserve">杆件都须有唯一像素证据，缺失或歧义时保留原识别。候选同步支座和荷载的图片位置，</w:t>
+      </w:r>
+      <w:r>
+        <w:t xml:space="preserve"> </w:t>
+      </w:r>
+      <w:r>
+        <w:rPr>
+          <w:rFonts w:hint="eastAsia"/>
+        </w:rPr>
+        <w:t xml:space="preserve">不更改荷载向量、工况、名称或实际尺度。原坐标和证据保留，已审核对象与人工数据受保护。</w:t>
+      </w:r>
+      <w:r>
+        <w:t xml:space="preserve"> </w:t>
+      </w:r>
+      <w:r>
+        <w:rPr>
+          <w:rFonts w:hint="eastAsia"/>
+        </w:rPr>
+        <w:t xml:space="preserve">位置说明会要求核对全部节点、连接及荷载作用点；候选仍未审核，不能直接导入计算模型。</w:t>
       </w:r>
     </w:p>
     <w:p>
@@ -7860,18 +7827,18 @@
           <wp:inline>
             <wp:extent cx="5334000" cy="3890856"/>
             <wp:effectExtent b="0" l="0" r="0" t="0"/>
-            <wp:docPr descr="作用点复核候选（冻结原文回放，力矩偏差仍需人工修正）" title="" id="65" name="Picture"/>
+            <wp:docPr descr="多杆节点、支座与荷载覆盖同步，位置候选仍需逐项核对" title="" id="64" name="Picture"/>
             <a:graphic>
               <a:graphicData uri="http://schemas.openxmlformats.org/drawingml/2006/picture">
                 <pic:pic>
                   <pic:nvPicPr>
-                    <pic:cNvPr descr="手册图/11-作用点复核.png" id="66" name="Picture"/>
+                    <pic:cNvPr descr="手册图/16-多杆节点候选.png" id="65" name="Picture"/>
                     <pic:cNvPicPr>
                       <a:picLocks noChangeArrowheads="1" noChangeAspect="1"/>
                     </pic:cNvPicPr>
                   </pic:nvPicPr>
                   <pic:blipFill>
-                    <a:blip r:embed="rId64"/>
+                    <a:blip r:embed="rId63"/>
                     <a:stretch>
                       <a:fillRect/>
                     </a:stretch>
@@ -7906,16 +7873,34 @@
         <w:rPr>
           <w:rFonts w:hint="eastAsia"/>
         </w:rPr>
-        <w:t xml:space="preserve">截图原图来自</w:t>
-      </w:r>
-      <w:r>
-        <w:t xml:space="preserve"> </w:t>
-      </w:r>
-      <w:r>
-        <w:rPr>
-          <w:rFonts w:hint="eastAsia"/>
-        </w:rPr>
-        <w:t xml:space="preserve">Sjhan81，CC</w:t>
+        <w:t xml:space="preserve">截图为</w:t>
+      </w:r>
+      <w:r>
+        <w:t xml:space="preserve"> 125% </w:t>
+      </w:r>
+      <w:r>
+        <w:rPr>
+          <w:rFonts w:hint="eastAsia"/>
+        </w:rPr>
+        <w:t xml:space="preserve">原生窗口零调用回放，没有人工移动节点或填写工程值，导入仍阻断。</w:t>
+      </w:r>
+      <w:r>
+        <w:t xml:space="preserve"> </w:t>
+      </w:r>
+      <w:r>
+        <w:rPr>
+          <w:rFonts w:hint="eastAsia"/>
+        </w:rPr>
+        <w:t xml:space="preserve">原图</w:t>
+      </w:r>
+      <w:r>
+        <w:t xml:space="preserve"> Jacob Moore and Contributors / Mechanics </w:t>
+      </w:r>
+      <w:r>
+        <w:rPr>
+          <w:rFonts w:hint="eastAsia"/>
+        </w:rPr>
+        <w:t xml:space="preserve">Map，CC</w:t>
       </w:r>
       <w:r>
         <w:t xml:space="preserve"> BY-SA </w:t>
@@ -7924,16 +7909,40 @@
         <w:rPr>
           <w:rFonts w:hint="eastAsia"/>
         </w:rPr>
-        <w:t xml:space="preserve">3.0，来源见下方图片许可说明；新增节点没有人工</w:t>
-      </w:r>
-      <w:r>
-        <w:t xml:space="preserve"> </w:t>
-      </w:r>
-      <w:r>
-        <w:rPr>
-          <w:rFonts w:hint="eastAsia"/>
-        </w:rPr>
-        <w:t xml:space="preserve">移动，也没有输入数值荷载，导入仍阻断。截图为界面回放验证，不是另一轮在线成绩。</w:t>
+        <w:t xml:space="preserve">4.0，图像沿用原许可。</w:t>
+      </w:r>
+      <w:r>
+        <w:t xml:space="preserve"> </w:t>
+      </w:r>
+      <w:r>
+        <w:rPr>
+          <w:rFonts w:hint="eastAsia"/>
+        </w:rPr>
+        <w:t xml:space="preserve">见</w:t>
+      </w:r>
+      <w:r>
+        <w:t xml:space="preserve"> </w:t>
+      </w:r>
+      <w:r>
+        <w:rPr>
+          <w:rStyle w:val="VerbatimChar"/>
+        </w:rPr>
+        <w:t xml:space="preserve">multimodal_eval/public_cases/JOINT_NODES_REPORT.md</w:t>
+      </w:r>
+      <w:r>
+        <w:rPr>
+          <w:rFonts w:hint="eastAsia"/>
+        </w:rPr>
+        <w:t xml:space="preserve">；本轮离线改善只针对已知开发样本，</w:t>
+      </w:r>
+      <w:r>
+        <w:t xml:space="preserve"> </w:t>
+      </w:r>
+      <w:r>
+        <w:rPr>
+          <w:rFonts w:hint="eastAsia"/>
+        </w:rPr>
+        <w:t xml:space="preserve">工况标识差异、尺度未知及交叉参考缺口保持，不能当作新的在线准确率。</w:t>
       </w:r>
     </w:p>
     <w:p>
@@ -7944,413 +7953,67 @@
         <w:rPr>
           <w:rFonts w:hint="eastAsia"/>
         </w:rPr>
-        <w:t xml:space="preserve">不能绑定到数值荷载的符号会保留为待核实观察。只有明确判定该组观察无需作为外荷载输入时，</w:t>
-      </w:r>
-      <w:r>
-        <w:t xml:space="preserve"> </w:t>
-      </w:r>
-      <w:r>
-        <w:rPr>
-          <w:rFonts w:hint="eastAsia"/>
-        </w:rPr>
-        <w:t xml:space="preserve">才使用「忽略符号」；原始符号和人工处理记录仍保留，其他缺值或单位问题仍需补充。</w:t>
-      </w:r>
-      <w:r>
-        <w:t xml:space="preserve"> </w:t>
-      </w:r>
-      <w:r>
-        <w:rPr>
-          <w:rFonts w:hint="eastAsia"/>
-        </w:rPr>
-        <w:t xml:space="preserve">若符号观察与已有全局缺值问题合并，不提供忽略入口，避免同时解除原数值问题。</w:t>
-      </w:r>
-      <w:r>
-        <w:t xml:space="preserve"> </w:t>
-      </w:r>
-      <w:r>
-        <w:rPr>
-          <w:rFonts w:hint="eastAsia"/>
-        </w:rPr>
-        <w:t xml:space="preserve">若符号表示实际外荷载，先补齐数值和单位并重新识别，不能用忽略操作代替输入。</w:t>
-      </w:r>
-      <w:r>
-        <w:t xml:space="preserve"> </w:t>
-      </w:r>
-      <w:r>
-        <w:rPr>
-          <w:rFonts w:hint="eastAsia"/>
-        </w:rPr>
-        <w:t xml:space="preserve">空响应或输出截断会说明原因并提示检查视觉模型、裁剪图片或简化输入，不继续发起格式修复。</w:t>
-      </w:r>
-      <w:r>
-        <w:t xml:space="preserve"> </w:t>
-      </w:r>
-      <w:r>
-        <w:rPr>
-          <w:rFonts w:hint="eastAsia"/>
-        </w:rPr>
-        <w:t xml:space="preserve">最新在线轮次及当前代码回放见</w:t>
-      </w:r>
-      <w:r>
-        <w:t xml:space="preserve"> </w:t>
-      </w:r>
-      <w:hyperlink r:id="rId67">
+        <w:t xml:space="preserve">两图均为</w:t>
+      </w:r>
+      <w:r>
+        <w:t xml:space="preserve"> 125% </w:t>
+      </w:r>
+      <w:r>
+        <w:rPr>
+          <w:rFonts w:hint="eastAsia"/>
+        </w:rPr>
+        <w:t xml:space="preserve">原生窗口离线回放，没有输入数值或人工移点。混合图原图</w:t>
+      </w:r>
+      <w:r>
+        <w:t xml:space="preserve"> Sjhan81、</w:t>
+      </w:r>
+      <w:r>
+        <w:t xml:space="preserve"> </w:t>
+      </w:r>
+      <w:r>
+        <w:t xml:space="preserve">CC BY-SA </w:t>
+      </w:r>
+      <w:r>
+        <w:rPr>
+          <w:rFonts w:hint="eastAsia"/>
+        </w:rPr>
+        <w:t xml:space="preserve">3.0；集中荷载图原图</w:t>
+      </w:r>
+      <w:r>
+        <w:t xml:space="preserve"> </w:t>
+      </w:r>
+      <w:r>
+        <w:rPr>
+          <w:rFonts w:hint="eastAsia"/>
+        </w:rPr>
+        <w:t xml:space="preserve">Tkn20、公有领域，许可来源见下方说明及各图元数据。</w:t>
+      </w:r>
+      <w:r>
+        <w:t xml:space="preserve"> </w:t>
+      </w:r>
+      <w:hyperlink r:id="rId66">
         <w:r>
           <w:rPr>
             <w:rStyle w:val="Hyperlink"/>
             <w:rFonts w:hint="eastAsia"/>
           </w:rPr>
-          <w:t xml:space="preserve">分轮对照</w:t>
+          <w:t xml:space="preserve">本轮审核验证</w:t>
         </w:r>
       </w:hyperlink>
       <w:r>
         <w:rPr>
           <w:rFonts w:hint="eastAsia"/>
         </w:rPr>
-        <w:t xml:space="preserve">，</w:t>
-      </w:r>
-      <w:r>
-        <w:t xml:space="preserve"> </w:t>
-      </w:r>
-      <w:r>
-        <w:rPr>
-          <w:rFonts w:hint="eastAsia"/>
-        </w:rPr>
-        <w:t xml:space="preserve">在线</w:t>
-      </w:r>
-      <w:r>
-        <w:t xml:space="preserve"> 5/5 </w:t>
-      </w:r>
-      <w:r>
-        <w:rPr>
-          <w:rFonts w:hint="eastAsia"/>
-        </w:rPr>
-        <w:t xml:space="preserve">进入审核仍不等于几何全对，尚未通过完整验收阈值。</w:t>
-      </w:r>
-    </w:p>
-    <w:p>
-      <w:pPr>
-        <w:pStyle w:val="BodyText"/>
-      </w:pPr>
-      <w:r>
-        <w:rPr>
-          <w:rFonts w:hint="eastAsia"/>
-        </w:rPr>
-        <w:t xml:space="preserve">后续轮次及独立混合荷载图见</w:t>
-      </w:r>
-      <w:r>
-        <w:t xml:space="preserve"> </w:t>
-      </w:r>
-      <w:hyperlink r:id="rId68">
-        <w:r>
-          <w:rPr>
-            <w:rStyle w:val="Hyperlink"/>
-            <w:rFonts w:hint="eastAsia"/>
-          </w:rPr>
-          <w:t xml:space="preserve">最新实测</w:t>
-        </w:r>
-      </w:hyperlink>
-      <w:r>
-        <w:t xml:space="preserve">。</w:t>
-      </w:r>
-      <w:r>
-        <w:t xml:space="preserve"> </w:t>
-      </w:r>
-      <w:r>
-        <w:rPr>
-          <w:rFonts w:hint="eastAsia"/>
-        </w:rPr>
-        <w:t xml:space="preserve">此前原</w:t>
-      </w:r>
-      <w:r>
-        <w:t xml:space="preserve"> 5 </w:t>
-      </w:r>
-      <w:r>
-        <w:rPr>
-          <w:rFonts w:hint="eastAsia"/>
-        </w:rPr>
-        <w:t xml:space="preserve">张开发图的几何达到原阈值，但独立试点首轮仍漏掉集中作用点；符号占位没有可用数值，</w:t>
-      </w:r>
-      <w:r>
-        <w:t xml:space="preserve"> </w:t>
-      </w:r>
-      <w:r>
-        <w:rPr>
-          <w:rFonts w:hint="eastAsia"/>
-        </w:rPr>
-        <w:t xml:space="preserve">仍需补齐单位、荷载和尺度。进入审核后请逐项核对，不能据小样本开发成绩直接计算。</w:t>
-      </w:r>
-    </w:p>
-    <w:p>
-      <w:pPr>
-        <w:pStyle w:val="BodyText"/>
-      </w:pPr>
-      <w:r>
-        <w:rPr>
-          <w:rFonts w:hint="eastAsia"/>
-        </w:rPr>
-        <w:t xml:space="preserve">漏掉集中力或力矩作用点时，先拖动原节点核对梁轴，然后选择待分段杆件，按显示的</w:t>
-      </w:r>
-      <w:r>
-        <w:t xml:space="preserve"> </w:t>
-      </w:r>
-      <w:r>
-        <w:t xml:space="preserve">i → j </w:t>
-      </w:r>
-      <w:r>
-        <w:rPr>
-          <w:rFonts w:hint="eastAsia"/>
-        </w:rPr>
-        <w:t xml:space="preserve">节点方向填写距</w:t>
-      </w:r>
-      <w:r>
-        <w:t xml:space="preserve"> i </w:t>
-      </w:r>
-      <w:r>
-        <w:rPr>
-          <w:rFonts w:hint="eastAsia"/>
-        </w:rPr>
-        <w:t xml:space="preserve">端的百分比，点击「补充作用节点」。这只表示图片中相对位置，</w:t>
-      </w:r>
-      <w:r>
-        <w:t xml:space="preserve"> </w:t>
-      </w:r>
-      <w:r>
-        <w:rPr>
-          <w:rFonts w:hint="eastAsia"/>
-        </w:rPr>
-        <w:t xml:space="preserve">不是实际长度；新节点会自动选入节点荷载面板，展开支座与节点荷载后再填写力或力矩。</w:t>
-      </w:r>
-      <w:r>
-        <w:t xml:space="preserve"> </w:t>
-      </w:r>
-      <w:r>
-        <w:rPr>
-          <w:rFonts w:hint="eastAsia"/>
-        </w:rPr>
-        <w:t xml:space="preserve">原支座、端点荷载与尺度保持，导入确认失效，需要重新审核。已有杆件荷载、尺寸或人工</w:t>
-      </w:r>
-      <w:r>
-        <w:t xml:space="preserve"> </w:t>
-      </w:r>
-      <w:r>
-        <w:rPr>
-          <w:rFonts w:hint="eastAsia"/>
-        </w:rPr>
-        <w:t xml:space="preserve">交点引用时，先核对并处理引用；含端部释放或其他属性的杆件不能直接自动分段。</w:t>
-      </w:r>
-    </w:p>
-    <w:p>
-      <w:pPr>
-        <w:pStyle w:val="BodyText"/>
-      </w:pPr>
-      <w:r>
-        <w:rPr>
-          <w:rFonts w:hint="eastAsia"/>
-        </w:rPr>
-        <w:t xml:space="preserve">集中力矩识别值按</w:t>
-      </w:r>
-      <w:r>
-        <w:t xml:space="preserve"> N·m/kN·m </w:t>
-      </w:r>
-      <w:r>
-        <w:rPr>
-          <w:rFonts w:hint="eastAsia"/>
-        </w:rPr>
-        <w:t xml:space="preserve">转入</w:t>
-      </w:r>
-      <w:r>
-        <w:t xml:space="preserve"> </w:t>
-      </w:r>
-      <w:r>
-        <w:rPr>
-          <w:rFonts w:hint="eastAsia"/>
-        </w:rPr>
-        <w:t xml:space="preserve">Mx/My/Mz，不能按</w:t>
-      </w:r>
-      <w:r>
-        <w:t xml:space="preserve"> Fx/Fy/Fz </w:t>
-      </w:r>
-      <w:r>
-        <w:rPr>
-          <w:rFonts w:hint="eastAsia"/>
-        </w:rPr>
-        <w:t xml:space="preserve">使用。局部分布荷载</w:t>
-      </w:r>
-      <w:r>
-        <w:t xml:space="preserve"> </w:t>
-      </w:r>
-      <w:r>
-        <w:rPr>
-          <w:rFonts w:hint="eastAsia"/>
-        </w:rPr>
-        <w:t xml:space="preserve">只有起止长度及单位明确时才转换为杆件内范围；范围未知或单位不兼容继续阻断，</w:t>
-      </w:r>
-      <w:r>
-        <w:t xml:space="preserve"> </w:t>
-      </w:r>
-      <w:r>
-        <w:rPr>
-          <w:rFonts w:hint="eastAsia"/>
-        </w:rPr>
-        <w:t xml:space="preserve">不会自动扩大成整跨。仍须核对旋向、作用位置、范围、数值和单位后才能计算。</w:t>
-      </w:r>
-      <w:r>
-        <w:t xml:space="preserve"> </w:t>
-      </w:r>
-      <w:r>
-        <w:rPr>
-          <w:rFonts w:hint="eastAsia"/>
-        </w:rPr>
-        <w:t xml:space="preserve">此前单阶段全图与裁剪的混合图仍自动漏点，详见</w:t>
-      </w:r>
-      <w:r>
-        <w:t xml:space="preserve"> </w:t>
-      </w:r>
-      <w:hyperlink r:id="rId69">
-        <w:r>
-          <w:rPr>
-            <w:rStyle w:val="Hyperlink"/>
-            <w:rFonts w:hint="eastAsia"/>
-          </w:rPr>
-          <w:t xml:space="preserve">作用点实测</w:t>
-        </w:r>
-      </w:hyperlink>
-      <w:r>
-        <w:t xml:space="preserve">。</w:t>
-      </w:r>
-    </w:p>
-    <w:p>
-      <w:pPr>
-        <w:pStyle w:val="BodyText"/>
-      </w:pPr>
-      <w:r>
-        <w:rPr>
-          <w:rFonts w:hint="eastAsia"/>
-        </w:rPr>
-        <w:t xml:space="preserve">需要人工补充或修正部分分布荷载时，先确认工作平面、实际尺度，并在支座与节点荷载中</w:t>
-      </w:r>
-      <w:r>
-        <w:t xml:space="preserve"> </w:t>
-      </w:r>
-      <w:r>
-        <w:rPr>
-          <w:rFonts w:hint="eastAsia"/>
-        </w:rPr>
-        <w:t xml:space="preserve">创建工况。展开「局部分布荷载」，选择工况、杆件和荷载名称；按显示的</w:t>
-      </w:r>
-      <w:r>
-        <w:t xml:space="preserve"> i → j </w:t>
-      </w:r>
-      <w:r>
-        <w:rPr>
-          <w:rFonts w:hint="eastAsia"/>
-        </w:rPr>
-        <w:t xml:space="preserve">方向</w:t>
-      </w:r>
-      <w:r>
-        <w:t xml:space="preserve"> </w:t>
-      </w:r>
-      <w:r>
-        <w:rPr>
-          <w:rFonts w:hint="eastAsia"/>
-        </w:rPr>
-        <w:t xml:space="preserve">填写距</w:t>
-      </w:r>
-      <w:r>
-        <w:t xml:space="preserve"> i </w:t>
-      </w:r>
-      <w:r>
-        <w:rPr>
-          <w:rFonts w:hint="eastAsia"/>
-        </w:rPr>
-        <w:t xml:space="preserve">端的</w:t>
-      </w:r>
-      <w:r>
-        <w:t xml:space="preserve"> </w:t>
-      </w:r>
-      <w:r>
-        <w:rPr>
-          <w:rFonts w:hint="eastAsia"/>
-        </w:rPr>
-        <w:t xml:space="preserve">a、b（米）。选择「局部均布」或「局部梯形」，按全局</w:t>
-      </w:r>
-      <w:r>
-        <w:t xml:space="preserve"> X/Y/Z </w:t>
-      </w:r>
-      <w:r>
-        <w:rPr>
-          <w:rFonts w:hint="eastAsia"/>
-        </w:rPr>
-        <w:t xml:space="preserve">方向填写</w:t>
-      </w:r>
-      <w:r>
-        <w:t xml:space="preserve"> </w:t>
-      </w:r>
-      <w:r>
-        <w:rPr>
-          <w:rFonts w:hint="eastAsia"/>
-        </w:rPr>
-        <w:t xml:space="preserve">强度（N/m），梯形还需填写终点强度。未知值显示为空白，确认分量为零时也要明确输入</w:t>
-      </w:r>
-      <w:r>
-        <w:t xml:space="preserve"> 0。</w:t>
-      </w:r>
-      <w:r>
-        <w:t xml:space="preserve"> </w:t>
-      </w:r>
-      <w:r>
-        <w:rPr>
-          <w:rFonts w:hint="eastAsia"/>
-        </w:rPr>
-        <w:t xml:space="preserve">点击「应用局部荷载」后，图片中的平行括线标出实际作用区段；越界或未确认尺度不能应用。</w:t>
-      </w:r>
-      <w:r>
-        <w:t xml:space="preserve"> </w:t>
-      </w:r>
-      <w:r>
-        <w:rPr>
-          <w:rFonts w:hint="eastAsia"/>
-        </w:rPr>
-        <w:t xml:space="preserve">拖动端点或重设尺度后会重新校核范围，越界时清除旧覆盖并阻止导入，需修正范围。</w:t>
-      </w:r>
-    </w:p>
-    <w:p>
-      <w:pPr>
-        <w:pStyle w:val="BodyText"/>
-      </w:pPr>
-      <w:r>
-        <w:rPr>
-          <w:rFonts w:hint="eastAsia"/>
-        </w:rPr>
-        <w:t xml:space="preserve">选择已存在的名称即可修改；点击「删除局部荷载」只删除当前工况的该条局部荷载，</w:t>
-      </w:r>
-      <w:r>
-        <w:t xml:space="preserve"> </w:t>
-      </w:r>
-      <w:r>
-        <w:rPr>
-          <w:rFonts w:hint="eastAsia"/>
-        </w:rPr>
-        <w:t xml:space="preserve">原观察仍保留在审核记录。修正仅解除明确绑定到该条荷载的缺值问题，其他荷载、杆件级</w:t>
-      </w:r>
-      <w:r>
-        <w:t xml:space="preserve"> </w:t>
-      </w:r>
-      <w:r>
-        <w:rPr>
-          <w:rFonts w:hint="eastAsia"/>
-        </w:rPr>
-        <w:t xml:space="preserve">或全局问题继续审核。旧响应若缺少精确绑定，不能用这次编辑直接清除笼统问题，</w:t>
-      </w:r>
-      <w:r>
-        <w:t xml:space="preserve"> </w:t>
-      </w:r>
-      <w:r>
-        <w:rPr>
-          <w:rFonts w:hint="eastAsia"/>
-        </w:rPr>
-        <w:t xml:space="preserve">需核对原图并补充明确数值后重新识别；手工输入不代表自动识别已经通过。</w:t>
+        <w:t xml:space="preserve">新增调用为零，</w:t>
+      </w:r>
+      <w:r>
+        <w:t xml:space="preserve"> </w:t>
+      </w:r>
+      <w:r>
+        <w:rPr>
+          <w:rFonts w:hint="eastAsia"/>
+        </w:rPr>
+        <w:t xml:space="preserve">原问题、无数值占位和历史成绩不删改，完整多模态验收仍未通过。</w:t>
       </w:r>
     </w:p>
     <w:p>
@@ -8362,18 +8025,18 @@
           <wp:inline>
             <wp:extent cx="5334000" cy="3890856"/>
             <wp:effectExtent b="0" l="0" r="0" t="0"/>
-            <wp:docPr descr="局部荷载人工编辑（演示数值，非原图标注或在线识别结果）" title="" id="71" name="Picture"/>
+            <wp:docPr descr="作用点复核候选（冻结原文回放，力矩偏差仍需人工修正）" title="" id="68" name="Picture"/>
             <a:graphic>
               <a:graphicData uri="http://schemas.openxmlformats.org/drawingml/2006/picture">
                 <pic:pic>
                   <pic:nvPicPr>
-                    <pic:cNvPr descr="手册图/10-局部荷载编辑.png" id="72" name="Picture"/>
+                    <pic:cNvPr descr="手册图/11-作用点复核.png" id="69" name="Picture"/>
                     <pic:cNvPicPr>
                       <a:picLocks noChangeArrowheads="1" noChangeAspect="1"/>
                     </pic:cNvPicPr>
                   </pic:nvPicPr>
                   <pic:blipFill>
-                    <a:blip r:embed="rId70"/>
+                    <a:blip r:embed="rId67"/>
                     <a:stretch>
                       <a:fillRect/>
                     </a:stretch>
@@ -8408,34 +8071,451 @@
         <w:rPr>
           <w:rFonts w:hint="eastAsia"/>
         </w:rPr>
-        <w:t xml:space="preserve">截图中的</w:t>
-      </w:r>
-      <w:r>
-        <w:t xml:space="preserve"> 6 m、1.5–4 m </w:t>
-      </w:r>
-      <w:r>
-        <w:rPr>
-          <w:rFonts w:hint="eastAsia"/>
-        </w:rPr>
-        <w:t xml:space="preserve">和</w:t>
-      </w:r>
-      <w:r>
-        <w:t xml:space="preserve"> −1200 N/m </w:t>
-      </w:r>
-      <w:r>
-        <w:rPr>
-          <w:rFonts w:hint="eastAsia"/>
-        </w:rPr>
-        <w:t xml:space="preserve">均为人工演示输入，并非原工程图的数值；</w:t>
-      </w:r>
-      <w:r>
-        <w:t xml:space="preserve"> </w:t>
-      </w:r>
-      <w:r>
-        <w:rPr>
-          <w:rFonts w:hint="eastAsia"/>
-        </w:rPr>
-        <w:t xml:space="preserve">其余缺值问题仍阻止导入。原图许可与署名沿用下方图片许可说明。</w:t>
+        <w:t xml:space="preserve">截图原图来自</w:t>
+      </w:r>
+      <w:r>
+        <w:t xml:space="preserve"> </w:t>
+      </w:r>
+      <w:r>
+        <w:rPr>
+          <w:rFonts w:hint="eastAsia"/>
+        </w:rPr>
+        <w:t xml:space="preserve">Sjhan81，CC</w:t>
+      </w:r>
+      <w:r>
+        <w:t xml:space="preserve"> BY-SA </w:t>
+      </w:r>
+      <w:r>
+        <w:rPr>
+          <w:rFonts w:hint="eastAsia"/>
+        </w:rPr>
+        <w:t xml:space="preserve">3.0，来源见下方图片许可说明；新增节点没有人工</w:t>
+      </w:r>
+      <w:r>
+        <w:t xml:space="preserve"> </w:t>
+      </w:r>
+      <w:r>
+        <w:rPr>
+          <w:rFonts w:hint="eastAsia"/>
+        </w:rPr>
+        <w:t xml:space="preserve">移动，也没有输入数值荷载，导入仍阻断。截图为界面回放验证，不是另一轮在线成绩。</w:t>
+      </w:r>
+    </w:p>
+    <w:p>
+      <w:pPr>
+        <w:pStyle w:val="BodyText"/>
+      </w:pPr>
+      <w:r>
+        <w:rPr>
+          <w:rFonts w:hint="eastAsia"/>
+        </w:rPr>
+        <w:t xml:space="preserve">不能绑定到数值荷载的符号会保留为待核实观察。只有明确判定该组观察无需作为外荷载输入时，</w:t>
+      </w:r>
+      <w:r>
+        <w:t xml:space="preserve"> </w:t>
+      </w:r>
+      <w:r>
+        <w:rPr>
+          <w:rFonts w:hint="eastAsia"/>
+        </w:rPr>
+        <w:t xml:space="preserve">才使用「忽略符号」；原始符号和人工处理记录仍保留，其他缺值或单位问题仍需补充。</w:t>
+      </w:r>
+      <w:r>
+        <w:t xml:space="preserve"> </w:t>
+      </w:r>
+      <w:r>
+        <w:rPr>
+          <w:rFonts w:hint="eastAsia"/>
+        </w:rPr>
+        <w:t xml:space="preserve">若符号观察与已有全局缺值问题合并，不提供忽略入口，避免同时解除原数值问题。</w:t>
+      </w:r>
+      <w:r>
+        <w:t xml:space="preserve"> </w:t>
+      </w:r>
+      <w:r>
+        <w:rPr>
+          <w:rFonts w:hint="eastAsia"/>
+        </w:rPr>
+        <w:t xml:space="preserve">若符号表示实际外荷载，先补齐数值和单位并重新识别，不能用忽略操作代替输入。</w:t>
+      </w:r>
+      <w:r>
+        <w:t xml:space="preserve"> </w:t>
+      </w:r>
+      <w:r>
+        <w:rPr>
+          <w:rFonts w:hint="eastAsia"/>
+        </w:rPr>
+        <w:t xml:space="preserve">空响应或输出截断会说明原因并提示检查视觉模型、裁剪图片或简化输入，不继续发起格式修复。</w:t>
+      </w:r>
+      <w:r>
+        <w:t xml:space="preserve"> </w:t>
+      </w:r>
+      <w:r>
+        <w:rPr>
+          <w:rFonts w:hint="eastAsia"/>
+        </w:rPr>
+        <w:t xml:space="preserve">最新在线轮次及当前代码回放见</w:t>
+      </w:r>
+      <w:r>
+        <w:t xml:space="preserve"> </w:t>
+      </w:r>
+      <w:hyperlink r:id="rId70">
+        <w:r>
+          <w:rPr>
+            <w:rStyle w:val="Hyperlink"/>
+            <w:rFonts w:hint="eastAsia"/>
+          </w:rPr>
+          <w:t xml:space="preserve">分轮对照</w:t>
+        </w:r>
+      </w:hyperlink>
+      <w:r>
+        <w:rPr>
+          <w:rFonts w:hint="eastAsia"/>
+        </w:rPr>
+        <w:t xml:space="preserve">，</w:t>
+      </w:r>
+      <w:r>
+        <w:t xml:space="preserve"> </w:t>
+      </w:r>
+      <w:r>
+        <w:rPr>
+          <w:rFonts w:hint="eastAsia"/>
+        </w:rPr>
+        <w:t xml:space="preserve">在线</w:t>
+      </w:r>
+      <w:r>
+        <w:t xml:space="preserve"> 5/5 </w:t>
+      </w:r>
+      <w:r>
+        <w:rPr>
+          <w:rFonts w:hint="eastAsia"/>
+        </w:rPr>
+        <w:t xml:space="preserve">进入审核仍不等于几何全对，尚未通过完整验收阈值。</w:t>
+      </w:r>
+    </w:p>
+    <w:p>
+      <w:pPr>
+        <w:pStyle w:val="BodyText"/>
+      </w:pPr>
+      <w:r>
+        <w:rPr>
+          <w:rFonts w:hint="eastAsia"/>
+        </w:rPr>
+        <w:t xml:space="preserve">后续轮次及独立混合荷载图见</w:t>
+      </w:r>
+      <w:r>
+        <w:t xml:space="preserve"> </w:t>
+      </w:r>
+      <w:hyperlink r:id="rId71">
+        <w:r>
+          <w:rPr>
+            <w:rStyle w:val="Hyperlink"/>
+            <w:rFonts w:hint="eastAsia"/>
+          </w:rPr>
+          <w:t xml:space="preserve">最新实测</w:t>
+        </w:r>
+      </w:hyperlink>
+      <w:r>
+        <w:t xml:space="preserve">。</w:t>
+      </w:r>
+      <w:r>
+        <w:t xml:space="preserve"> </w:t>
+      </w:r>
+      <w:r>
+        <w:rPr>
+          <w:rFonts w:hint="eastAsia"/>
+        </w:rPr>
+        <w:t xml:space="preserve">此前原</w:t>
+      </w:r>
+      <w:r>
+        <w:t xml:space="preserve"> 5 </w:t>
+      </w:r>
+      <w:r>
+        <w:rPr>
+          <w:rFonts w:hint="eastAsia"/>
+        </w:rPr>
+        <w:t xml:space="preserve">张开发图的几何达到原阈值，但独立试点首轮仍漏掉集中作用点；符号占位没有可用数值，</w:t>
+      </w:r>
+      <w:r>
+        <w:t xml:space="preserve"> </w:t>
+      </w:r>
+      <w:r>
+        <w:rPr>
+          <w:rFonts w:hint="eastAsia"/>
+        </w:rPr>
+        <w:t xml:space="preserve">仍需补齐单位、荷载和尺度。进入审核后请逐项核对，不能据小样本开发成绩直接计算。</w:t>
+      </w:r>
+    </w:p>
+    <w:p>
+      <w:pPr>
+        <w:pStyle w:val="BodyText"/>
+      </w:pPr>
+      <w:r>
+        <w:rPr>
+          <w:rFonts w:hint="eastAsia"/>
+        </w:rPr>
+        <w:t xml:space="preserve">漏掉集中力或力矩作用点时，先拖动原节点核对梁轴，然后选择待分段杆件，按显示的</w:t>
+      </w:r>
+      <w:r>
+        <w:t xml:space="preserve"> </w:t>
+      </w:r>
+      <w:r>
+        <w:t xml:space="preserve">i → j </w:t>
+      </w:r>
+      <w:r>
+        <w:rPr>
+          <w:rFonts w:hint="eastAsia"/>
+        </w:rPr>
+        <w:t xml:space="preserve">节点方向填写距</w:t>
+      </w:r>
+      <w:r>
+        <w:t xml:space="preserve"> i </w:t>
+      </w:r>
+      <w:r>
+        <w:rPr>
+          <w:rFonts w:hint="eastAsia"/>
+        </w:rPr>
+        <w:t xml:space="preserve">端的百分比，点击「补充作用节点」。这只表示图片中相对位置，</w:t>
+      </w:r>
+      <w:r>
+        <w:t xml:space="preserve"> </w:t>
+      </w:r>
+      <w:r>
+        <w:rPr>
+          <w:rFonts w:hint="eastAsia"/>
+        </w:rPr>
+        <w:t xml:space="preserve">不是实际长度；新节点会自动选入节点荷载面板，展开支座与节点荷载后再填写力或力矩。</w:t>
+      </w:r>
+      <w:r>
+        <w:t xml:space="preserve"> </w:t>
+      </w:r>
+      <w:r>
+        <w:rPr>
+          <w:rFonts w:hint="eastAsia"/>
+        </w:rPr>
+        <w:t xml:space="preserve">原支座、端点荷载与尺度保持，导入确认失效，需要重新审核。已有杆件荷载、尺寸或人工</w:t>
+      </w:r>
+      <w:r>
+        <w:t xml:space="preserve"> </w:t>
+      </w:r>
+      <w:r>
+        <w:rPr>
+          <w:rFonts w:hint="eastAsia"/>
+        </w:rPr>
+        <w:t xml:space="preserve">交点引用时，先核对并处理引用；含端部释放或其他属性的杆件不能直接自动分段。</w:t>
+      </w:r>
+    </w:p>
+    <w:p>
+      <w:pPr>
+        <w:pStyle w:val="BodyText"/>
+      </w:pPr>
+      <w:r>
+        <w:rPr>
+          <w:rFonts w:hint="eastAsia"/>
+        </w:rPr>
+        <w:t xml:space="preserve">集中力矩识别值按</w:t>
+      </w:r>
+      <w:r>
+        <w:t xml:space="preserve"> N·m/kN·m </w:t>
+      </w:r>
+      <w:r>
+        <w:rPr>
+          <w:rFonts w:hint="eastAsia"/>
+        </w:rPr>
+        <w:t xml:space="preserve">转入</w:t>
+      </w:r>
+      <w:r>
+        <w:t xml:space="preserve"> </w:t>
+      </w:r>
+      <w:r>
+        <w:rPr>
+          <w:rFonts w:hint="eastAsia"/>
+        </w:rPr>
+        <w:t xml:space="preserve">Mx/My/Mz，不能按</w:t>
+      </w:r>
+      <w:r>
+        <w:t xml:space="preserve"> Fx/Fy/Fz </w:t>
+      </w:r>
+      <w:r>
+        <w:rPr>
+          <w:rFonts w:hint="eastAsia"/>
+        </w:rPr>
+        <w:t xml:space="preserve">使用。局部分布荷载</w:t>
+      </w:r>
+      <w:r>
+        <w:t xml:space="preserve"> </w:t>
+      </w:r>
+      <w:r>
+        <w:rPr>
+          <w:rFonts w:hint="eastAsia"/>
+        </w:rPr>
+        <w:t xml:space="preserve">只有起止长度及单位明确时才转换为杆件内范围；范围未知或单位不兼容继续阻断，</w:t>
+      </w:r>
+      <w:r>
+        <w:t xml:space="preserve"> </w:t>
+      </w:r>
+      <w:r>
+        <w:rPr>
+          <w:rFonts w:hint="eastAsia"/>
+        </w:rPr>
+        <w:t xml:space="preserve">不会自动扩大成整跨。仍须核对旋向、作用位置、范围、数值和单位后才能计算。</w:t>
+      </w:r>
+      <w:r>
+        <w:t xml:space="preserve"> </w:t>
+      </w:r>
+      <w:r>
+        <w:rPr>
+          <w:rFonts w:hint="eastAsia"/>
+        </w:rPr>
+        <w:t xml:space="preserve">此前单阶段全图与裁剪的混合图仍自动漏点，详见</w:t>
+      </w:r>
+      <w:r>
+        <w:t xml:space="preserve"> </w:t>
+      </w:r>
+      <w:hyperlink r:id="rId72">
+        <w:r>
+          <w:rPr>
+            <w:rStyle w:val="Hyperlink"/>
+            <w:rFonts w:hint="eastAsia"/>
+          </w:rPr>
+          <w:t xml:space="preserve">作用点实测</w:t>
+        </w:r>
+      </w:hyperlink>
+      <w:r>
+        <w:t xml:space="preserve">。</w:t>
+      </w:r>
+    </w:p>
+    <w:p>
+      <w:pPr>
+        <w:pStyle w:val="BodyText"/>
+      </w:pPr>
+      <w:r>
+        <w:rPr>
+          <w:rFonts w:hint="eastAsia"/>
+        </w:rPr>
+        <w:t xml:space="preserve">需要人工补充或修正部分分布荷载时，先确认工作平面、实际尺度，并在支座与节点荷载中</w:t>
+      </w:r>
+      <w:r>
+        <w:t xml:space="preserve"> </w:t>
+      </w:r>
+      <w:r>
+        <w:rPr>
+          <w:rFonts w:hint="eastAsia"/>
+        </w:rPr>
+        <w:t xml:space="preserve">创建工况。展开「局部分布荷载」，选择工况、杆件和荷载名称；按显示的</w:t>
+      </w:r>
+      <w:r>
+        <w:t xml:space="preserve"> i → j </w:t>
+      </w:r>
+      <w:r>
+        <w:rPr>
+          <w:rFonts w:hint="eastAsia"/>
+        </w:rPr>
+        <w:t xml:space="preserve">方向</w:t>
+      </w:r>
+      <w:r>
+        <w:t xml:space="preserve"> </w:t>
+      </w:r>
+      <w:r>
+        <w:rPr>
+          <w:rFonts w:hint="eastAsia"/>
+        </w:rPr>
+        <w:t xml:space="preserve">填写距</w:t>
+      </w:r>
+      <w:r>
+        <w:t xml:space="preserve"> i </w:t>
+      </w:r>
+      <w:r>
+        <w:rPr>
+          <w:rFonts w:hint="eastAsia"/>
+        </w:rPr>
+        <w:t xml:space="preserve">端的</w:t>
+      </w:r>
+      <w:r>
+        <w:t xml:space="preserve"> </w:t>
+      </w:r>
+      <w:r>
+        <w:rPr>
+          <w:rFonts w:hint="eastAsia"/>
+        </w:rPr>
+        <w:t xml:space="preserve">a、b（米）。选择「局部均布」或「局部梯形」，按全局</w:t>
+      </w:r>
+      <w:r>
+        <w:t xml:space="preserve"> X/Y/Z </w:t>
+      </w:r>
+      <w:r>
+        <w:rPr>
+          <w:rFonts w:hint="eastAsia"/>
+        </w:rPr>
+        <w:t xml:space="preserve">方向填写</w:t>
+      </w:r>
+      <w:r>
+        <w:t xml:space="preserve"> </w:t>
+      </w:r>
+      <w:r>
+        <w:rPr>
+          <w:rFonts w:hint="eastAsia"/>
+        </w:rPr>
+        <w:t xml:space="preserve">强度（N/m），梯形还需填写终点强度。未知值显示为空白，确认分量为零时也要明确输入</w:t>
+      </w:r>
+      <w:r>
+        <w:t xml:space="preserve"> 0。</w:t>
+      </w:r>
+      <w:r>
+        <w:t xml:space="preserve"> </w:t>
+      </w:r>
+      <w:r>
+        <w:rPr>
+          <w:rFonts w:hint="eastAsia"/>
+        </w:rPr>
+        <w:t xml:space="preserve">点击「应用局部荷载」后，图片中的平行括线标出实际作用区段；越界或未确认尺度不能应用。</w:t>
+      </w:r>
+      <w:r>
+        <w:t xml:space="preserve"> </w:t>
+      </w:r>
+      <w:r>
+        <w:rPr>
+          <w:rFonts w:hint="eastAsia"/>
+        </w:rPr>
+        <w:t xml:space="preserve">拖动端点或重设尺度后会重新校核范围，越界时清除旧覆盖并阻止导入，需修正范围。</w:t>
+      </w:r>
+    </w:p>
+    <w:p>
+      <w:pPr>
+        <w:pStyle w:val="BodyText"/>
+      </w:pPr>
+      <w:r>
+        <w:rPr>
+          <w:rFonts w:hint="eastAsia"/>
+        </w:rPr>
+        <w:t xml:space="preserve">选择已存在的名称即可修改；点击「删除局部荷载」只删除当前工况的该条局部荷载，</w:t>
+      </w:r>
+      <w:r>
+        <w:t xml:space="preserve"> </w:t>
+      </w:r>
+      <w:r>
+        <w:rPr>
+          <w:rFonts w:hint="eastAsia"/>
+        </w:rPr>
+        <w:t xml:space="preserve">原观察仍保留在审核记录。修正仅解除明确绑定到该条荷载的缺值问题，其他荷载、杆件级</w:t>
+      </w:r>
+      <w:r>
+        <w:t xml:space="preserve"> </w:t>
+      </w:r>
+      <w:r>
+        <w:rPr>
+          <w:rFonts w:hint="eastAsia"/>
+        </w:rPr>
+        <w:t xml:space="preserve">或全局问题继续审核。旧响应若缺少精确绑定，不能用这次编辑直接清除笼统问题，</w:t>
+      </w:r>
+      <w:r>
+        <w:t xml:space="preserve"> </w:t>
+      </w:r>
+      <w:r>
+        <w:rPr>
+          <w:rFonts w:hint="eastAsia"/>
+        </w:rPr>
+        <w:t xml:space="preserve">需核对原图并补充明确数值后重新识别；手工输入不代表自动识别已经通过。</w:t>
       </w:r>
     </w:p>
     <w:p>
@@ -8445,20 +8525,105 @@
       <w:r>
         <w:drawing>
           <wp:inline>
-            <wp:extent cx="5334000" cy="3506611"/>
+            <wp:extent cx="5334000" cy="3890856"/>
             <wp:effectExtent b="0" l="0" r="0" t="0"/>
-            <wp:docPr descr="人工补作用节点操作（非在线识别成绩）" title="" id="74" name="Picture"/>
+            <wp:docPr descr="局部荷载人工编辑（演示数值，非原图标注或在线识别结果）" title="" id="74" name="Picture"/>
             <a:graphic>
               <a:graphicData uri="http://schemas.openxmlformats.org/drawingml/2006/picture">
                 <pic:pic>
                   <pic:nvPicPr>
-                    <pic:cNvPr descr="手册图/09-作用节点修正.png" id="75" name="Picture"/>
+                    <pic:cNvPr descr="手册图/10-局部荷载编辑.png" id="75" name="Picture"/>
                     <pic:cNvPicPr>
                       <a:picLocks noChangeArrowheads="1" noChangeAspect="1"/>
                     </pic:cNvPicPr>
                   </pic:nvPicPr>
                   <pic:blipFill>
                     <a:blip r:embed="rId73"/>
+                    <a:stretch>
+                      <a:fillRect/>
+                    </a:stretch>
+                  </pic:blipFill>
+                  <pic:spPr bwMode="auto">
+                    <a:xfrm>
+                      <a:off x="0" y="0"/>
+                      <a:ext cx="5334000" cy="3890856"/>
+                    </a:xfrm>
+                    <a:prstGeom prst="rect">
+                      <a:avLst/>
+                    </a:prstGeom>
+                    <a:noFill/>
+                    <a:ln w="9525">
+                      <a:noFill/>
+                      <a:headEnd/>
+                      <a:tailEnd/>
+                    </a:ln>
+                  </pic:spPr>
+                </pic:pic>
+              </a:graphicData>
+            </a:graphic>
+          </wp:inline>
+        </w:drawing>
+      </w:r>
+    </w:p>
+    <w:p>
+      <w:pPr>
+        <w:pStyle w:val="BodyText"/>
+      </w:pPr>
+      <w:r>
+        <w:rPr>
+          <w:rFonts w:hint="eastAsia"/>
+        </w:rPr>
+        <w:t xml:space="preserve">截图中的</w:t>
+      </w:r>
+      <w:r>
+        <w:t xml:space="preserve"> 6 m、1.5–4 m </w:t>
+      </w:r>
+      <w:r>
+        <w:rPr>
+          <w:rFonts w:hint="eastAsia"/>
+        </w:rPr>
+        <w:t xml:space="preserve">和</w:t>
+      </w:r>
+      <w:r>
+        <w:t xml:space="preserve"> −1200 N/m </w:t>
+      </w:r>
+      <w:r>
+        <w:rPr>
+          <w:rFonts w:hint="eastAsia"/>
+        </w:rPr>
+        <w:t xml:space="preserve">均为人工演示输入，并非原工程图的数值；</w:t>
+      </w:r>
+      <w:r>
+        <w:t xml:space="preserve"> </w:t>
+      </w:r>
+      <w:r>
+        <w:rPr>
+          <w:rFonts w:hint="eastAsia"/>
+        </w:rPr>
+        <w:t xml:space="preserve">其余缺值问题仍阻止导入。原图许可与署名沿用下方图片许可说明。</w:t>
+      </w:r>
+    </w:p>
+    <w:p>
+      <w:pPr>
+        <w:pStyle w:val="BodyText"/>
+      </w:pPr>
+      <w:r>
+        <w:drawing>
+          <wp:inline>
+            <wp:extent cx="5334000" cy="3506611"/>
+            <wp:effectExtent b="0" l="0" r="0" t="0"/>
+            <wp:docPr descr="人工补作用节点操作（非在线识别成绩）" title="" id="77" name="Picture"/>
+            <a:graphic>
+              <a:graphicData uri="http://schemas.openxmlformats.org/drawingml/2006/picture">
+                <pic:pic>
+                  <pic:nvPicPr>
+                    <pic:cNvPr descr="手册图/09-作用节点修正.png" id="78" name="Picture"/>
+                    <pic:cNvPicPr>
+                      <a:picLocks noChangeArrowheads="1" noChangeAspect="1"/>
+                    </pic:cNvPicPr>
+                  </pic:nvPicPr>
+                  <pic:blipFill>
+                    <a:blip r:embed="rId76"/>
                     <a:stretch>
                       <a:fillRect/>
                     </a:stretch>
@@ -8516,7 +8681,7 @@
       <w:r>
         <w:t xml:space="preserve"> </w:t>
       </w:r>
-      <w:hyperlink r:id="rId76">
+      <w:hyperlink r:id="rId79">
         <w:r>
           <w:rPr>
             <w:rStyle w:val="Hyperlink"/>
@@ -8550,9 +8715,9 @@
         <w:t xml:space="preserve">而改变。</w:t>
       </w:r>
     </w:p>
-    <w:bookmarkEnd w:id="77"/>
-    <w:bookmarkEnd w:id="78"/>
-    <w:bookmarkStart w:id="79" w:name="X2fac633c2612963f2bd0008fc185544b4807016"/>
+    <w:bookmarkEnd w:id="80"/>
+    <w:bookmarkEnd w:id="81"/>
+    <w:bookmarkStart w:id="82" w:name="X2fac633c2612963f2bd0008fc185544b4807016"/>
     <w:p>
       <w:pPr>
         <w:pStyle w:val="Heading2"/>
@@ -8878,8 +9043,8 @@
         </w:pict>
       </w:r>
     </w:p>
-    <w:bookmarkEnd w:id="79"/>
-    <w:bookmarkStart w:id="80" w:name="X939797adfda6ed137379411d51989d76755f0a1"/>
+    <w:bookmarkEnd w:id="82"/>
+    <w:bookmarkStart w:id="83" w:name="X939797adfda6ed137379411d51989d76755f0a1"/>
     <w:p>
       <w:pPr>
         <w:pStyle w:val="Heading2"/>
@@ -9493,8 +9658,8 @@
         </w:pict>
       </w:r>
     </w:p>
-    <w:bookmarkEnd w:id="80"/>
-    <w:bookmarkStart w:id="81" w:name="X9df411a04fb752407beaf2e2fbbb1a3569aed87"/>
+    <w:bookmarkEnd w:id="83"/>
+    <w:bookmarkStart w:id="84" w:name="X9df411a04fb752407beaf2e2fbbb1a3569aed87"/>
     <w:p>
       <w:pPr>
         <w:pStyle w:val="Heading2"/>
@@ -9950,8 +10115,8 @@
         </w:pict>
       </w:r>
     </w:p>
-    <w:bookmarkEnd w:id="81"/>
-    <w:bookmarkStart w:id="82" w:name="X16574f01e88f8ba50391f56a43107b0e7b95dc4"/>
+    <w:bookmarkEnd w:id="84"/>
+    <w:bookmarkStart w:id="85" w:name="X16574f01e88f8ba50391f56a43107b0e7b95dc4"/>
     <w:p>
       <w:pPr>
         <w:pStyle w:val="Heading2"/>
@@ -10500,7 +10665,7 @@
         <w:t xml:space="preserve">软件说"判不了"的时候，它是在诚实，不是坏了。</w:t>
       </w:r>
     </w:p>
-    <w:bookmarkEnd w:id="82"/>
+    <w:bookmarkEnd w:id="85"/>
     <w:sectPr/>
   </w:body>
 </w:document>

--- a/docs/word/使用手册.docx
+++ b/docs/word/使用手册.docx
@@ -5805,6 +5805,118 @@
           <w:rFonts w:hint="eastAsia"/>
         </w:rPr>
         <w:t xml:space="preserve">主视口，可拖动旋转、滚轮缩放，沿用前视、侧视、顶视、等轴测和适应窗口。</w:t>
+      </w:r>
+    </w:p>
+    <w:p>
+      <w:pPr>
+        <w:pStyle w:val="BodyText"/>
+      </w:pPr>
+      <w:r>
+        <w:rPr>
+          <w:rFonts w:hint="eastAsia"/>
+        </w:rPr>
+        <w:t xml:space="preserve">默认采用整体—局部位移驱动：从整体梁解恢复实际切面处的平移和转角，分布耦合只控制切面</w:t>
+      </w:r>
+      <w:r>
+        <w:t xml:space="preserve"> </w:t>
+      </w:r>
+      <w:r>
+        <w:rPr>
+          <w:rFonts w:hint="eastAsia"/>
+        </w:rPr>
+        <w:t xml:space="preserve">的平均运动，允许截面局部变形。自研后端使用正的表面积权重，Abaqus</w:t>
+      </w:r>
+      <w:r>
+        <w:t xml:space="preserve"> 6.14 </w:t>
+      </w:r>
+      <w:r>
+        <w:rPr>
+          <w:rFonts w:hint="eastAsia"/>
+        </w:rPr>
+        <w:t xml:space="preserve">后端通过切面</w:t>
+      </w:r>
+      <w:r>
+        <w:t xml:space="preserve"> </w:t>
+      </w:r>
+      <w:r>
+        <w:rPr>
+          <w:rFonts w:hint="eastAsia"/>
+        </w:rPr>
+        <w:t xml:space="preserve">参考点分布耦合施加同一组运动；位移模式不固定锚固臂。结果摘要保存加载方式、切面运动、</w:t>
+      </w:r>
+      <w:r>
+        <w:t xml:space="preserve"> </w:t>
+      </w:r>
+      <w:r>
+        <w:rPr>
+          <w:rFonts w:hint="eastAsia"/>
+        </w:rPr>
+        <w:t xml:space="preserve">整体求解标识、运动误差及切面合力/合矩，便于追溯。</w:t>
+      </w:r>
+      <w:r>
+        <w:t xml:space="preserve"> </w:t>
+      </w:r>
+      <w:r>
+        <w:rPr>
+          <w:rFonts w:hint="eastAsia"/>
+        </w:rPr>
+        <w:t xml:space="preserve">实体切面反力与整体梁内力差异超过</w:t>
+      </w:r>
+      <w:r>
+        <w:t xml:space="preserve"> 5% </w:t>
+      </w:r>
+      <w:r>
+        <w:rPr>
+          <w:rFonts w:hint="eastAsia"/>
+        </w:rPr>
+        <w:t xml:space="preserve">时会提示检查剪切变形、平均刚度和短臂长度。</w:t>
+      </w:r>
+    </w:p>
+    <w:p>
+      <w:pPr>
+        <w:pStyle w:val="BodyText"/>
+      </w:pPr>
+      <w:r>
+        <w:rPr>
+          <w:rFonts w:hint="eastAsia"/>
+        </w:rPr>
+        <w:t xml:space="preserve">当前位移驱动要求线性静力整体解，且实体保留区域内没有尚未重建的直接载荷或温度场。</w:t>
+      </w:r>
+      <w:r>
+        <w:t xml:space="preserve"> </w:t>
+      </w:r>
+      <w:r>
+        <w:rPr>
+          <w:rFonts w:hint="eastAsia"/>
+        </w:rPr>
+        <w:t xml:space="preserve">提示存在区域载荷时，应先定义实体加载区域，或通过工具参数</w:t>
+      </w:r>
+      <w:r>
+        <w:t xml:space="preserve"> </w:t>
+      </w:r>
+      <w:r>
+        <w:rPr>
+          <w:rStyle w:val="VerbatimChar"/>
+        </w:rPr>
+        <w:t xml:space="preserve">loading_method="force"</w:t>
+      </w:r>
+      <w:r>
+        <w:t xml:space="preserve"> </w:t>
+      </w:r>
+      <w:r>
+        <w:rPr>
+          <w:rFonts w:hint="eastAsia"/>
+        </w:rPr>
+        <w:t xml:space="preserve">执行原六分量内力加载对照。几何仍限于同材料、无刚域偏移的圆钢/圆管；应检查整体与实体</w:t>
+      </w:r>
+      <w:r>
+        <w:t xml:space="preserve"> </w:t>
+      </w:r>
+      <w:r>
+        <w:rPr>
+          <w:rFonts w:hint="eastAsia"/>
+        </w:rPr>
+        <w:t xml:space="preserve">刚度一致性，并改变短臂长度检查切面边界影响。</w:t>
       </w:r>
     </w:p>
     <w:p>

--- a/docs/word/使用手册.docx
+++ b/docs/word/使用手册.docx
@@ -5881,6 +5881,15 @@
           <w:rFonts w:hint="eastAsia"/>
         </w:rPr>
         <w:t xml:space="preserve">当前位移驱动要求线性静力整体解，且实体保留区域内没有尚未重建的直接载荷或温度场。</w:t>
+      </w:r>
+      <w:r>
+        <w:t xml:space="preserve"> </w:t>
+      </w:r>
+      <w:r>
+        <w:rPr>
+          <w:rFonts w:hint="eastAsia"/>
+        </w:rPr>
+        <w:t xml:space="preserve">内部支承也必须明确对应实体支承区域，否则拒绝分析。</w:t>
       </w:r>
       <w:r>
         <w:t xml:space="preserve"> </w:t>

--- a/docs/word/使用手册.docx
+++ b/docs/word/使用手册.docx
@@ -5744,6 +5744,119 @@
         <w:pStyle w:val="FirstParagraph"/>
       </w:pPr>
       <w:r>
+        <w:t xml:space="preserve">2026-10-13 </w:t>
+      </w:r>
+      <w:r>
+        <w:rPr>
+          <w:rFonts w:hint="eastAsia"/>
+        </w:rPr>
+        <w:t xml:space="preserve">扩展局部实体几何与显示：矩形、矩形管、圆钢、圆管、工字、槽钢、角钢、T形</w:t>
+      </w:r>
+      <w:r>
+        <w:t xml:space="preserve"> </w:t>
+      </w:r>
+      <w:r>
+        <w:rPr>
+          <w:rFonts w:hint="eastAsia"/>
+        </w:rPr>
+        <w:t xml:space="preserve">均保存真实尺寸，工具和模型文件还可提供带孔多边形轮廓。几何按材料形心与原杆件局部轴</w:t>
+      </w:r>
+      <w:r>
+        <w:t xml:space="preserve"> </w:t>
+      </w:r>
+      <w:r>
+        <w:rPr>
+          <w:rFonts w:hint="eastAsia"/>
+        </w:rPr>
+        <w:t xml:space="preserve">挤出，旧文件仅有A/I/J且无法确定形状时须补充截面尺寸。自动连接过渡实体在节点附近</w:t>
+      </w:r>
+      <w:r>
+        <w:t xml:space="preserve"> </w:t>
+      </w:r>
+      <w:r>
+        <w:rPr>
+          <w:rFonts w:hint="eastAsia"/>
+        </w:rPr>
+        <w:t xml:space="preserve">构造有限范围凸包、与杆件并集、再减去空腔并集，保留远端截面与孔洞；这是明确的新增材料</w:t>
+      </w:r>
+      <w:r>
+        <w:t xml:space="preserve"> </w:t>
+      </w:r>
+      <w:r>
+        <w:rPr>
+          <w:rFonts w:hint="eastAsia"/>
+        </w:rPr>
+        <w:t xml:space="preserve">假设，未生成实际焊缝、螺栓或接触。可选原始杆件交汇作对照。非圆截面和新增连接几何</w:t>
+      </w:r>
+      <w:r>
+        <w:t xml:space="preserve"> </w:t>
+      </w:r>
+      <w:r>
+        <w:rPr>
+          <w:rFonts w:hint="eastAsia"/>
+        </w:rPr>
+        <w:t xml:space="preserve">尚无对应IIW路径，暂不输出正式Kt。当前仍要求同材料、无刚域偏移和线性静力整体解。</w:t>
+      </w:r>
+      <w:r>
+        <w:t xml:space="preserve"> </w:t>
+      </w:r>
+      <w:r>
+        <w:rPr>
+          <w:rFonts w:hint="eastAsia"/>
+        </w:rPr>
+        <w:t xml:space="preserve">网格尺寸与后端可由分析窗口指定，节点附近局部细化；自研规模不足时可选Abaqus。</w:t>
+      </w:r>
+      <w:r>
+        <w:t xml:space="preserve"> </w:t>
+      </w:r>
+      <w:r>
+        <w:rPr>
+          <w:rFonts w:hint="eastAsia"/>
+        </w:rPr>
+        <w:t xml:space="preserve">实体云图默认柔和蓝红配色，另有蓝绿黄、蓝黄；节点应力张量外推后按体积平均，只用于显示，</w:t>
+      </w:r>
+      <w:r>
+        <w:t xml:space="preserve"> </w:t>
+      </w:r>
+      <w:r>
+        <w:rPr>
+          <w:rFonts w:hint="eastAsia"/>
+        </w:rPr>
+        <w:t xml:space="preserve">原单元峰值、单元数据与数值文件均保留。网格细化与应力收敛仍须通过真实多档计算判断。</w:t>
+      </w:r>
+      <w:r>
+        <w:t xml:space="preserve"> </w:t>
+      </w:r>
+      <w:r>
+        <w:rPr>
+          <w:rFonts w:hint="eastAsia"/>
+        </w:rPr>
+        <w:t xml:space="preserve">真实H型三档自研和矩形STEP/Abaqus三档链路已完成，毫米尺度与原始ODB来源已核验。</w:t>
+      </w:r>
+      <w:r>
+        <w:t xml:space="preserve"> </w:t>
+      </w:r>
+      <w:r>
+        <w:rPr>
+          <w:rFonts w:hint="eastAsia"/>
+        </w:rPr>
+        <w:t xml:space="preserve">切面反力与整体内力比较仍有明显偏差；连接材料刚度和切面边界仍须校准，</w:t>
+      </w:r>
+      <w:r>
+        <w:t xml:space="preserve"> </w:t>
+      </w:r>
+      <w:r>
+        <w:rPr>
+          <w:rFonts w:hint="eastAsia"/>
+        </w:rPr>
+        <w:t xml:space="preserve">不能据显示平滑或单纯峰值稳定认定应力可靠。</w:t>
+      </w:r>
+    </w:p>
+    <w:p>
+      <w:pPr>
+        <w:pStyle w:val="BodyText"/>
+      </w:pPr>
+      <w:r>
         <w:rPr>
           <w:rFonts w:hint="eastAsia"/>
         </w:rPr>
@@ -5916,7 +6029,7 @@
         <w:rPr>
           <w:rFonts w:hint="eastAsia"/>
         </w:rPr>
-        <w:t xml:space="preserve">执行原六分量内力加载对照。几何仍限于同材料、无刚域偏移的圆钢/圆管；应检查整体与实体</w:t>
+        <w:t xml:space="preserve">执行原六分量内力加载对照。几何要求同材料、无刚域偏移；支持范围和截面尺寸要求见下文；应检查整体与实体</w:t>
       </w:r>
       <w:r>
         <w:t xml:space="preserve"> </w:t>
@@ -6128,7 +6241,7 @@
               <w:rPr>
                 <w:rFonts w:hint="eastAsia"/>
               </w:rPr>
-              <w:t xml:space="preserve">单元应力，单位</w:t>
+              <w:t xml:space="preserve">原单元应力单位</w:t>
             </w:r>
             <w:r>
               <w:t xml:space="preserve"> </w:t>
@@ -6137,7 +6250,7 @@
               <w:rPr>
                 <w:rFonts w:hint="eastAsia"/>
               </w:rPr>
-              <w:t xml:space="preserve">MPa，不进行跨单元平均</w:t>
+              <w:t xml:space="preserve">MPa；节点平均着色可选，仅改变显示</w:t>
             </w:r>
           </w:p>
         </w:tc>
@@ -6319,7 +6432,7 @@
       <w:r>
         <w:drawing>
           <wp:inline>
-            <wp:extent cx="5334000" cy="3000375"/>
+            <wp:extent cx="5334000" cy="3429000"/>
             <wp:effectExtent b="0" l="0" r="0" t="0"/>
             <wp:docPr descr="节点实体主视口" title="" id="37" name="Picture"/>
             <a:graphic>
@@ -6340,7 +6453,7 @@
                   <pic:spPr bwMode="auto">
                     <a:xfrm>
                       <a:off x="0" y="0"/>
-                      <a:ext cx="5334000" cy="3000375"/>
+                      <a:ext cx="5334000" cy="3429000"/>
                     </a:xfrm>
                     <a:prstGeom prst="rect">
                       <a:avLst/>

--- a/docs/word/使用手册.docx
+++ b/docs/word/使用手册.docx
@@ -5750,106 +5750,115 @@
         <w:rPr>
           <w:rFonts w:hint="eastAsia"/>
         </w:rPr>
-        <w:t xml:space="preserve">扩展局部实体几何与显示：矩形、矩形管、圆钢、圆管、工字、槽钢、角钢、T形</w:t>
-      </w:r>
-      <w:r>
-        <w:t xml:space="preserve"> </w:t>
-      </w:r>
-      <w:r>
-        <w:rPr>
-          <w:rFonts w:hint="eastAsia"/>
-        </w:rPr>
-        <w:t xml:space="preserve">均保存真实尺寸，工具和模型文件还可提供带孔多边形轮廓。几何按材料形心与原杆件局部轴</w:t>
-      </w:r>
-      <w:r>
-        <w:t xml:space="preserve"> </w:t>
-      </w:r>
-      <w:r>
-        <w:rPr>
-          <w:rFonts w:hint="eastAsia"/>
-        </w:rPr>
-        <w:t xml:space="preserve">挤出，旧文件仅有A/I/J且无法确定形状时须补充截面尺寸。自动连接过渡实体在节点附近</w:t>
-      </w:r>
-      <w:r>
-        <w:t xml:space="preserve"> </w:t>
-      </w:r>
-      <w:r>
-        <w:rPr>
-          <w:rFonts w:hint="eastAsia"/>
-        </w:rPr>
-        <w:t xml:space="preserve">构造有限范围凸包、与杆件并集、再减去空腔并集，保留远端截面与孔洞；这是明确的新增材料</w:t>
-      </w:r>
-      <w:r>
-        <w:t xml:space="preserve"> </w:t>
-      </w:r>
-      <w:r>
-        <w:rPr>
-          <w:rFonts w:hint="eastAsia"/>
-        </w:rPr>
-        <w:t xml:space="preserve">假设，未生成实际焊缝、螺栓或接触。可选原始杆件交汇作对照。非圆截面和新增连接几何</w:t>
-      </w:r>
-      <w:r>
-        <w:t xml:space="preserve"> </w:t>
-      </w:r>
-      <w:r>
-        <w:rPr>
-          <w:rFonts w:hint="eastAsia"/>
-        </w:rPr>
-        <w:t xml:space="preserve">尚无对应IIW路径，暂不输出正式Kt。当前仍要求同材料、无刚域偏移和线性静力整体解。</w:t>
-      </w:r>
-      <w:r>
-        <w:t xml:space="preserve"> </w:t>
-      </w:r>
-      <w:r>
-        <w:rPr>
-          <w:rFonts w:hint="eastAsia"/>
-        </w:rPr>
-        <w:t xml:space="preserve">网格尺寸与后端可由分析窗口指定，节点附近局部细化；自研规模不足时可选Abaqus。</w:t>
-      </w:r>
-      <w:r>
-        <w:t xml:space="preserve"> </w:t>
-      </w:r>
-      <w:r>
-        <w:rPr>
-          <w:rFonts w:hint="eastAsia"/>
-        </w:rPr>
-        <w:t xml:space="preserve">实体云图默认柔和蓝红配色，另有蓝绿黄、蓝黄；节点应力张量外推后按体积平均，只用于显示，</w:t>
-      </w:r>
-      <w:r>
-        <w:t xml:space="preserve"> </w:t>
-      </w:r>
-      <w:r>
-        <w:rPr>
-          <w:rFonts w:hint="eastAsia"/>
-        </w:rPr>
-        <w:t xml:space="preserve">原单元峰值、单元数据与数值文件均保留。网格细化与应力收敛仍须通过真实多档计算判断。</w:t>
-      </w:r>
-      <w:r>
-        <w:t xml:space="preserve"> </w:t>
-      </w:r>
-      <w:r>
-        <w:rPr>
-          <w:rFonts w:hint="eastAsia"/>
-        </w:rPr>
-        <w:t xml:space="preserve">真实H型三档自研和矩形STEP/Abaqus三档链路已完成，毫米尺度与原始ODB来源已核验。</w:t>
-      </w:r>
-      <w:r>
-        <w:t xml:space="preserve"> </w:t>
-      </w:r>
-      <w:r>
-        <w:rPr>
-          <w:rFonts w:hint="eastAsia"/>
-        </w:rPr>
-        <w:t xml:space="preserve">切面反力与整体内力比较仍有明显偏差；连接材料刚度和切面边界仍须校准，</w:t>
-      </w:r>
-      <w:r>
-        <w:t xml:space="preserve"> </w:t>
-      </w:r>
-      <w:r>
-        <w:rPr>
-          <w:rFonts w:hint="eastAsia"/>
-        </w:rPr>
-        <w:t xml:space="preserve">不能据显示平滑或单纯峰值稳定认定应力可靠。</w:t>
+        <w:t xml:space="preserve">更新节点连接算法：匹配的两臂截面优先采用五次Bézier曲线扫掠。</w:t>
+      </w:r>
+      <w:r>
+        <w:t xml:space="preserve"> </w:t>
+      </w:r>
+      <w:r>
+        <w:rPr>
+          <w:rFonts w:hint="eastAsia"/>
+        </w:rPr>
+        <w:t xml:space="preserve">前三与后三控制点分别沿直杆方向共线且等距，端点曲率为零；优化控制点比例以降低最大曲率，</w:t>
+      </w:r>
+      <w:r>
+        <w:t xml:space="preserve"> </w:t>
+      </w:r>
+      <w:r>
+        <w:rPr>
+          <w:rFonts w:hint="eastAsia"/>
+        </w:rPr>
+        <w:t xml:space="preserve">并将最小中心线曲率半径限制在截面包围半径的1.3倍以上。由真实轮廓生成CAD扫掠实体，</w:t>
+      </w:r>
+      <w:r>
+        <w:t xml:space="preserve"> </w:t>
+      </w:r>
+      <w:r>
+        <w:rPr>
+          <w:rFonts w:hint="eastAsia"/>
+        </w:rPr>
+        <w:t xml:space="preserve">腹板、翼缘、管壁和孔洞随曲线连续过渡，远端切面尺寸与朝向保留。</w:t>
+      </w:r>
+      <w:r>
+        <w:t xml:space="preserve"> </w:t>
+      </w:r>
+      <w:r>
+        <w:rPr>
+          <w:rFonts w:hint="eastAsia"/>
+        </w:rPr>
+        <w:t xml:space="preserve">多臂、截面不一致或朝向不匹配时，沿角平分半空间延拓与裁切杆件及空腔，再并为连续实体，</w:t>
+      </w:r>
+      <w:r>
+        <w:t xml:space="preserve"> </w:t>
+      </w:r>
+      <w:r>
+        <w:rPr>
+          <w:rFonts w:hint="eastAsia"/>
+        </w:rPr>
+        <w:t xml:space="preserve">按局部材料占比识别凹边并生成滚动球圆角；圆角失败明确记录，保留有效斜接，不自动改回凸包。</w:t>
+      </w:r>
+      <w:r>
+        <w:t xml:space="preserve"> </w:t>
+      </w:r>
+      <w:r>
+        <w:rPr>
+          <w:rFonts w:hint="eastAsia"/>
+        </w:rPr>
+        <w:t xml:space="preserve">节点几何提供曲率连续过渡（自动）、斜接裁切与圆角、截面包络填充（原方式）、原始杆件交汇。</w:t>
+      </w:r>
+      <w:r>
+        <w:t xml:space="preserve"> </w:t>
+      </w:r>
+      <w:r>
+        <w:rPr>
+          <w:rFonts w:hint="eastAsia"/>
+        </w:rPr>
+        <w:t xml:space="preserve">结果保存实际算法、控制点、过渡长度、最小中心线半径或实际圆角状态，实体面板同步显示。</w:t>
+      </w:r>
+      <w:r>
+        <w:t xml:space="preserve"> </w:t>
+      </w:r>
+      <w:r>
+        <w:rPr>
+          <w:rFonts w:hint="eastAsia"/>
+        </w:rPr>
+        <w:t xml:space="preserve">支持八类参数截面和带孔多边形，旧模型只有A/I/J而无真实尺寸时仍须补充轮廓。</w:t>
+      </w:r>
+      <w:r>
+        <w:t xml:space="preserve"> </w:t>
+      </w:r>
+      <w:r>
+        <w:rPr>
+          <w:rFonts w:hint="eastAsia"/>
+        </w:rPr>
+        <w:t xml:space="preserve">G2扫掠改变节点中心线形状，斜接和圆角也代表几何假设；焊接节点可直接选择斜接方式，</w:t>
+      </w:r>
+      <w:r>
+        <w:t xml:space="preserve"> </w:t>
+      </w:r>
+      <w:r>
+        <w:rPr>
+          <w:rFonts w:hint="eastAsia"/>
+        </w:rPr>
+        <w:t xml:space="preserve">应按实际图纸校核。当前仍限同材料、无刚域偏移和线性静力整体解，未定义真实焊缝、螺栓或接触。</w:t>
+      </w:r>
+      <w:r>
+        <w:t xml:space="preserve"> </w:t>
+      </w:r>
+      <w:r>
+        <w:rPr>
+          <w:rFonts w:hint="eastAsia"/>
+        </w:rPr>
+        <w:t xml:space="preserve">网格可指定尺寸并局部加密，圆角区域按实际半径细化；云图张量平均仅用于显示，原始峰值保留。</w:t>
+      </w:r>
+      <w:r>
+        <w:t xml:space="preserve"> </w:t>
+      </w:r>
+      <w:r>
+        <w:rPr>
+          <w:rFonts w:hint="eastAsia"/>
+        </w:rPr>
+        <w:t xml:space="preserve">自动过渡尚无IIW焊趾路径，暂不给正式Kt；几何光顺不代表强度优化完成，切面反力差异仍需校核。</w:t>
       </w:r>
     </w:p>
     <w:p>

--- a/docs/word/使用手册.docx
+++ b/docs/word/使用手册.docx
@@ -5750,6 +5750,92 @@
         <w:rPr>
           <w:rFonts w:hint="eastAsia"/>
         </w:rPr>
+        <w:t xml:space="preserve">修复加载节点：切面位移驱动同时重建实体保留区的集中力、力矩和线荷载。</w:t>
+      </w:r>
+      <w:r>
+        <w:t xml:space="preserve"> </w:t>
+      </w:r>
+      <w:r>
+        <w:rPr>
+          <w:rFonts w:hint="eastAsia"/>
+        </w:rPr>
+        <w:t xml:space="preserve">使用已编译工况和组合系数，集中力剖分成节点荷载后只计一次；分布荷载按保留长度裁切，</w:t>
+      </w:r>
+      <w:r>
+        <w:t xml:space="preserve"> </w:t>
+      </w:r>
+      <w:r>
+        <w:rPr>
+          <w:rFonts w:hint="eastAsia"/>
+        </w:rPr>
+        <w:t xml:space="preserve">线性强度逐段解析积分，保留合力及关于节点原点的合矩。</w:t>
+      </w:r>
+      <w:r>
+        <w:t xml:space="preserve"> </w:t>
+      </w:r>
+      <w:r>
+        <w:rPr>
+          <w:rFonts w:hint="eastAsia"/>
+        </w:rPr>
+        <w:t xml:space="preserve">加载区采用实体外表面的正面积权重，通过六分量对偶算子施加静力等效节点力；驱动切面不参与加载区。</w:t>
+      </w:r>
+      <w:r>
+        <w:t xml:space="preserve"> </w:t>
+      </w:r>
+      <w:r>
+        <w:rPr>
+          <w:rFonts w:hint="eastAsia"/>
+        </w:rPr>
+        <w:t xml:space="preserve">加载区范围与截面尺度有关，属于缺少真实加载头时的施力假设，区内峰值不能解释为真实接触或焊缝应力。</w:t>
+      </w:r>
+      <w:r>
+        <w:t xml:space="preserve"> </w:t>
+      </w:r>
+      <w:r>
+        <w:rPr>
+          <w:rFonts w:hint="eastAsia"/>
+        </w:rPr>
+        <w:t xml:space="preserve">自研与Abaqus共用同一表面积分配算法，结果保存原载荷来源、加载区及实际施加合力与合矩。</w:t>
+      </w:r>
+      <w:r>
+        <w:t xml:space="preserve"> </w:t>
+      </w:r>
+      <w:r>
+        <w:rPr>
+          <w:rFonts w:hint="eastAsia"/>
+        </w:rPr>
+        <w:t xml:space="preserve">切面反力对照改为整体梁真实切面内力，包含保留段分布荷载的影响；内部支承、温度或初应变未重建时仍拒绝。</w:t>
+      </w:r>
+      <w:r>
+        <w:t xml:space="preserve"> </w:t>
+      </w:r>
+      <w:r>
+        <w:rPr>
+          <w:rFonts w:hint="eastAsia"/>
+        </w:rPr>
+        <w:t xml:space="preserve">云图按二次单元中点提取曲面，以连续应力张量平均着色，保留截面锐边并增加轮廓线；不改变原始网格和峰值。</w:t>
+      </w:r>
+      <w:r>
+        <w:t xml:space="preserve"> </w:t>
+      </w:r>
+      <w:r>
+        <w:rPr>
+          <w:rFonts w:hint="eastAsia"/>
+        </w:rPr>
+        <w:t xml:space="preserve">显示曲面单元号映回原体单元；色标明确绑定应力图层，防止轮廓图层改变色谱或单位范围。</w:t>
+      </w:r>
+    </w:p>
+    <w:p>
+      <w:pPr>
+        <w:pStyle w:val="BodyText"/>
+      </w:pPr>
+      <w:r>
+        <w:t xml:space="preserve">2026-10-13 </w:t>
+      </w:r>
+      <w:r>
+        <w:rPr>
+          <w:rFonts w:hint="eastAsia"/>
+        </w:rPr>
         <w:t xml:space="preserve">更新节点连接算法：匹配的两臂截面优先采用五次Bézier曲线扫掠。</w:t>
       </w:r>
       <w:r>
@@ -6002,43 +6088,25 @@
         <w:rPr>
           <w:rFonts w:hint="eastAsia"/>
         </w:rPr>
-        <w:t xml:space="preserve">当前位移驱动要求线性静力整体解，且实体保留区域内没有尚未重建的直接载荷或温度场。</w:t>
-      </w:r>
-      <w:r>
-        <w:t xml:space="preserve"> </w:t>
-      </w:r>
-      <w:r>
-        <w:rPr>
-          <w:rFonts w:hint="eastAsia"/>
-        </w:rPr>
-        <w:t xml:space="preserve">内部支承也必须明确对应实体支承区域，否则拒绝分析。</w:t>
-      </w:r>
-      <w:r>
-        <w:t xml:space="preserve"> </w:t>
-      </w:r>
-      <w:r>
-        <w:rPr>
-          <w:rFonts w:hint="eastAsia"/>
-        </w:rPr>
-        <w:t xml:space="preserve">提示存在区域载荷时，应先定义实体加载区域，或通过工具参数</w:t>
-      </w:r>
-      <w:r>
-        <w:t xml:space="preserve"> </w:t>
-      </w:r>
-      <w:r>
-        <w:rPr>
-          <w:rStyle w:val="VerbatimChar"/>
-        </w:rPr>
-        <w:t xml:space="preserve">loading_method="force"</w:t>
-      </w:r>
-      <w:r>
-        <w:t xml:space="preserve"> </w:t>
-      </w:r>
-      <w:r>
-        <w:rPr>
-          <w:rFonts w:hint="eastAsia"/>
-        </w:rPr>
-        <w:t xml:space="preserve">执行原六分量内力加载对照。几何要求同材料、无刚域偏移；支持范围和截面尺寸要求见下文；应检查整体与实体</w:t>
+        <w:t xml:space="preserve">当前位移驱动要求线性静力整体解；保留区集中力、力矩和线荷载自动重建为静力等效加载区。</w:t>
+      </w:r>
+      <w:r>
+        <w:t xml:space="preserve"> </w:t>
+      </w:r>
+      <w:r>
+        <w:rPr>
+          <w:rFonts w:hint="eastAsia"/>
+        </w:rPr>
+        <w:t xml:space="preserve">温度场、初应变和内部支承未重建时仍拒绝分析。</w:t>
+      </w:r>
+      <w:r>
+        <w:t xml:space="preserve"> </w:t>
+      </w:r>
+      <w:r>
+        <w:rPr>
+          <w:rFonts w:hint="eastAsia"/>
+        </w:rPr>
+        <w:t xml:space="preserve">加载区内峰值依赖施力假设，应按真实加载头、接触或加载面核对。原六分量内力方式保留为对照。几何要求同材料、无刚域偏移；支持范围和截面尺寸要求见下文；应检查整体与实体</w:t>
       </w:r>
       <w:r>
         <w:t xml:space="preserve"> </w:t>

--- a/docs/word/使用手册.docx
+++ b/docs/word/使用手册.docx
@@ -5823,6 +5823,24 @@
           <w:rFonts w:hint="eastAsia"/>
         </w:rPr>
         <w:t xml:space="preserve">显示曲面单元号映回原体单元；色标明确绑定应力图层，防止轮廓图层改变色谱或单位范围。</w:t>
+      </w:r>
+      <w:r>
+        <w:t xml:space="preserve"> </w:t>
+      </w:r>
+      <w:r>
+        <w:rPr>
+          <w:rFonts w:hint="eastAsia"/>
+        </w:rPr>
+        <w:t xml:space="preserve">实体配色默认采用Abaqus</w:t>
+      </w:r>
+      <w:r>
+        <w:t xml:space="preserve"> </w:t>
+      </w:r>
+      <w:r>
+        <w:rPr>
+          <w:rFonts w:hint="eastAsia"/>
+        </w:rPr>
+        <w:t xml:space="preserve">Rainbow十二级离散彩虹谱，低值蓝、经青绿黄到高值红；桌面、自研图片和Abaqus导出一致，仍可选择柔和蓝红、蓝绿黄或蓝黄。</w:t>
       </w:r>
     </w:p>
     <w:p>

--- a/docs/word/使用手册.docx
+++ b/docs/word/使用手册.docx
@@ -5841,6 +5841,72 @@
           <w:rFonts w:hint="eastAsia"/>
         </w:rPr>
         <w:t xml:space="preserve">Rainbow十二级离散彩虹谱，低值蓝、经青绿黄到高值红；桌面、自研图片和Abaqus导出一致，仍可选择柔和蓝红、蓝绿黄或蓝黄。</w:t>
+      </w:r>
+    </w:p>
+    <w:p>
+      <w:pPr>
+        <w:pStyle w:val="BodyText"/>
+      </w:pPr>
+      <w:r>
+        <w:rPr>
+          <w:rFonts w:hint="eastAsia"/>
+        </w:rPr>
+        <w:t xml:space="preserve">教学示例</w:t>
+      </w:r>
+      <w:r>
+        <w:t xml:space="preserve"> </w:t>
+      </w:r>
+      <w:r>
+        <w:rPr>
+          <w:rStyle w:val="VerbatimChar"/>
+          <w:rFonts w:hint="eastAsia"/>
+        </w:rPr>
+        <w:t xml:space="preserve">examples/空间刚架_简单整体复杂实体.json</w:t>
+      </w:r>
+      <w:r>
+        <w:t xml:space="preserve"> </w:t>
+      </w:r>
+      <w:r>
+        <w:rPr>
+          <w:rFonts w:hint="eastAsia"/>
+        </w:rPr>
+        <w:t xml:space="preserve">可直接打开：4m×3m平面、3m层高，</w:t>
+      </w:r>
+      <w:r>
+        <w:t xml:space="preserve"> </w:t>
+      </w:r>
+      <w:r>
+        <w:rPr>
+          <w:rFonts w:hint="eastAsia"/>
+        </w:rPr>
+        <w:t xml:space="preserve">8个节点、4柱4梁，柱脚固接；H200×200×12×16柱与H200×100×10×14梁保留真实轮廓。</w:t>
+      </w:r>
+      <w:r>
+        <w:t xml:space="preserve"> </w:t>
+      </w:r>
+      <w:r>
+        <w:rPr>
+          <w:rFonts w:hint="eastAsia"/>
+        </w:rPr>
+        <w:t xml:space="preserve">G工况四个柱顶各向下10kN，柱脚各反力10kN，柱顶Uz=-0.0173040717634464mm与-P·L/(EA)一致；</w:t>
+      </w:r>
+      <w:r>
+        <w:t xml:space="preserve"> </w:t>
+      </w:r>
+      <w:r>
+        <w:rPr>
+          <w:rFonts w:hint="eastAsia"/>
+        </w:rPr>
+        <w:t xml:space="preserve">W工况用于空间侧移，节点5已完成6568个C3D10的三向梁柱斜接实体试算。</w:t>
+      </w:r>
+      <w:r>
+        <w:t xml:space="preserve"> </w:t>
+      </w:r>
+      <w:r>
+        <w:rPr>
+          <w:rFonts w:hint="eastAsia"/>
+        </w:rPr>
+        <w:t xml:space="preserve">本次圆角未形成，保留实际几何记录；单档网格和切面反力差异不作为局部应力收敛结论。</w:t>
       </w:r>
     </w:p>
     <w:p>

--- a/docs/word/使用手册.docx
+++ b/docs/word/使用手册.docx
@@ -5897,16 +5897,66 @@
         <w:rPr>
           <w:rFonts w:hint="eastAsia"/>
         </w:rPr>
-        <w:t xml:space="preserve">W工况用于空间侧移，节点5已完成6568个C3D10的三向梁柱斜接实体试算。</w:t>
-      </w:r>
-      <w:r>
-        <w:t xml:space="preserve"> </w:t>
-      </w:r>
-      <w:r>
-        <w:rPr>
-          <w:rFonts w:hint="eastAsia"/>
-        </w:rPr>
-        <w:t xml:space="preserve">本次圆角未形成，保留实际几何记录；单档网格和切面反力差异不作为局部应力收敛结论。</w:t>
+        <w:t xml:space="preserve">W工况用于空间侧移，节点5修正版已完成7210个C3D10的柱截面保持与梁端贴合实体试算。</w:t>
+      </w:r>
+      <w:r>
+        <w:t xml:space="preserve"> </w:t>
+      </w:r>
+      <w:r>
+        <w:rPr>
+          <w:rFonts w:hint="eastAsia"/>
+        </w:rPr>
+        <w:t xml:space="preserve">旧角平分斜接削切柱翼缘的局部结果已弃用；单档网格和切面反力差异不作为局部应力收敛结论。</w:t>
+      </w:r>
+    </w:p>
+    <w:p>
+      <w:pPr>
+        <w:pStyle w:val="BodyText"/>
+      </w:pPr>
+      <w:r>
+        <w:t xml:space="preserve">2026-10-13 </w:t>
+      </w:r>
+      <w:r>
+        <w:rPr>
+          <w:rFonts w:hint="eastAsia"/>
+        </w:rPr>
+        <w:t xml:space="preserve">修复柱顶连接：唯一竖向柱与水平梁相接时，自动方式优先保持完整柱截面。</w:t>
+      </w:r>
+      <w:r>
+        <w:t xml:space="preserve"> </w:t>
+      </w:r>
+      <w:r>
+        <w:rPr>
+          <w:rFonts w:hint="eastAsia"/>
+        </w:rPr>
+        <w:t xml:space="preserve">梁端根据柱真实轮廓与轴线的交点接到翼缘或腹板，逐段检查梁宽投影是否完整落在柱材料范围，</w:t>
+      </w:r>
+      <w:r>
+        <w:t xml:space="preserve"> </w:t>
+      </w:r>
+      <w:r>
+        <w:rPr>
+          <w:rFonts w:hint="eastAsia"/>
+        </w:rPr>
+        <w:t xml:space="preserve">孔洞、过宽梁或不能贴合的斜面明确拒绝，不用角平分面削切柱翼缘或向后延拓梁填入柱空隙。</w:t>
+      </w:r>
+      <w:r>
+        <w:t xml:space="preserve"> </w:t>
+      </w:r>
+      <w:r>
+        <w:rPr>
+          <w:rFonts w:hint="eastAsia"/>
+        </w:rPr>
+        <w:t xml:space="preserve">柱顶延长至梁外缘，保存柱杆件号、延长量及各梁起点；这是明确的柱顶尺寸与理想粘结假设，</w:t>
+      </w:r>
+      <w:r>
+        <w:t xml:space="preserve"> </w:t>
+      </w:r>
+      <w:r>
+        <w:rPr>
+          <w:rFonts w:hint="eastAsia"/>
+        </w:rPr>
+        <w:t xml:space="preserve">未建立焊缝、连接板或接触。其他节点仍按已记录的扫掠或斜接方式处理，显式斜接选项保留。</w:t>
       </w:r>
     </w:p>
     <w:p>

--- a/docs/word/使用手册.docx
+++ b/docs/word/使用手册.docx
@@ -5897,16 +5897,16 @@
         <w:rPr>
           <w:rFonts w:hint="eastAsia"/>
         </w:rPr>
-        <w:t xml:space="preserve">W工况用于空间侧移，节点5修正版已完成7210个C3D10的柱截面保持与梁端贴合实体试算。</w:t>
-      </w:r>
-      <w:r>
-        <w:t xml:space="preserve"> </w:t>
-      </w:r>
-      <w:r>
-        <w:rPr>
-          <w:rFonts w:hint="eastAsia"/>
-        </w:rPr>
-        <w:t xml:space="preserve">旧角平分斜接削切柱翼缘的局部结果已弃用；单档网格和切面反力差异不作为局部应力收敛结论。</w:t>
+        <w:t xml:space="preserve">W工况用于空间侧移，节点5的一体连续版已完成19244个C3D10试算，实际局部过渡半径9mm。</w:t>
+      </w:r>
+      <w:r>
+        <w:t xml:space="preserve"> </w:t>
+      </w:r>
+      <w:r>
+        <w:rPr>
+          <w:rFonts w:hint="eastAsia"/>
+        </w:rPr>
+        <w:t xml:space="preserve">原材料与远端截面保持；单档网格和切面反力差异不作为局部应力收敛结论。</w:t>
       </w:r>
     </w:p>
     <w:p>
@@ -5914,6 +5914,83 @@
         <w:pStyle w:val="BodyText"/>
       </w:pPr>
       <w:r>
+        <w:t xml:space="preserve">2026-10-14 </w:t>
+      </w:r>
+      <w:r>
+        <w:rPr>
+          <w:rFonts w:hint="eastAsia"/>
+        </w:rPr>
+        <w:t xml:space="preserve">一体连续节点：用户明确选择一体成形实体假设，无焊缝、螺栓或接触界面。</w:t>
+      </w:r>
+      <w:r>
+        <w:t xml:space="preserve"> </w:t>
+      </w:r>
+      <w:r>
+        <w:rPr>
+          <w:rFonts w:hint="eastAsia"/>
+        </w:rPr>
+        <w:t xml:space="preserve">柱顶模板先保留完整柱截面并按真实材料面定位梁端，再使用OpenCASCADE滚动球算法生成交汇处曲面。</w:t>
+      </w:r>
+      <w:r>
+        <w:t xml:space="preserve"> </w:t>
+      </w:r>
+      <w:r>
+        <w:rPr>
+          <w:rFonts w:hint="eastAsia"/>
+        </w:rPr>
+        <w:t xml:space="preserve">请求半径取最小截面特征厚度的0.9倍，内核不接受时尝试半径减半；这属于几何模板参数，不是规范设计尺寸。</w:t>
+      </w:r>
+      <w:r>
+        <w:t xml:space="preserve"> </w:t>
+      </w:r>
+      <w:r>
+        <w:rPr>
+          <w:rFonts w:hint="eastAsia"/>
+        </w:rPr>
+        <w:t xml:space="preserve">通过CAD实体差集验证原材料未被削减、新增材料全部位于半径为最短臂长度0.6倍的局部球域内；</w:t>
+      </w:r>
+      <w:r>
+        <w:t xml:space="preserve"> </w:t>
+      </w:r>
+      <w:r>
+        <w:rPr>
+          <w:rFonts w:hint="eastAsia"/>
+        </w:rPr>
+        <w:t xml:space="preserve">校验不通过则拒绝候选过渡，两个候选都失败时说明原因，不把尖角实体标成曲面过渡。</w:t>
+      </w:r>
+      <w:r>
+        <w:t xml:space="preserve"> </w:t>
+      </w:r>
+      <w:r>
+        <w:rPr>
+          <w:rFonts w:hint="eastAsia"/>
+        </w:rPr>
+        <w:t xml:space="preserve">保留驱动切面原轮廓与面积，结果记录实际半径、材料损失量、过渡域外增材量与容差。</w:t>
+      </w:r>
+      <w:r>
+        <w:t xml:space="preserve"> </w:t>
+      </w:r>
+      <w:r>
+        <w:rPr>
+          <w:rFonts w:hint="eastAsia"/>
+        </w:rPr>
+        <w:t xml:space="preserve">当前明确验证的是三向H型柱顶模板；匹配两臂继续采用G2扫掠，其他拓扑按实际算法记录核对。</w:t>
+      </w:r>
+      <w:r>
+        <w:t xml:space="preserve"> </w:t>
+      </w:r>
+      <w:r>
+        <w:rPr>
+          <w:rFonts w:hint="eastAsia"/>
+        </w:rPr>
+        <w:t xml:space="preserve">一体连续实体与实际钢结构装配节点的局部应力、刚度不同，几何光顺不作为强度或刚度验算结论。</w:t>
+      </w:r>
+    </w:p>
+    <w:p>
+      <w:pPr>
+        <w:pStyle w:val="BodyText"/>
+      </w:pPr>
+      <w:r>
         <w:t xml:space="preserve">2026-10-13 </w:t>
       </w:r>
       <w:r>
@@ -6024,7 +6101,7 @@
         <w:rPr>
           <w:rFonts w:hint="eastAsia"/>
         </w:rPr>
-        <w:t xml:space="preserve">节点几何提供曲率连续过渡（自动）、斜接裁切与圆角、截面包络填充（原方式）、原始杆件交汇。</w:t>
+        <w:t xml:space="preserve">节点几何提供一体连续节点（自动）、斜接裁切与圆角、截面包络填充（原方式）、原始杆件交汇。</w:t>
       </w:r>
       <w:r>
         <w:t xml:space="preserve"> </w:t>
@@ -6051,7 +6128,7 @@
         <w:rPr>
           <w:rFonts w:hint="eastAsia"/>
         </w:rPr>
-        <w:t xml:space="preserve">G2扫掠改变节点中心线形状，斜接和圆角也代表几何假设；焊接节点可直接选择斜接方式，</w:t>
+        <w:t xml:space="preserve">G2扫掠改变节点中心线形状，斜接和圆角也代表几何假设；一体连续实体与实际焊接节点应分别解释，</w:t>
       </w:r>
       <w:r>
         <w:t xml:space="preserve"> </w:t>

--- a/docs/word/使用手册.docx
+++ b/docs/word/使用手册.docx
@@ -2303,7 +2303,7 @@
         <w:rPr>
           <w:rFonts w:hint="eastAsia"/>
         </w:rPr>
-        <w:t xml:space="preserve">这就是整个流程，从左往右走一遍就行。</w:t>
+        <w:t xml:space="preserve">这是摘要流程；人工建模各环节请按3.0节的九阶段检查清单完成。</w:t>
       </w:r>
     </w:p>
     <w:p>
@@ -3160,7 +3160,7 @@
     </w:p>
     <w:bookmarkEnd w:id="20"/>
     <w:bookmarkEnd w:id="21"/>
-    <w:bookmarkStart w:id="42" w:name="Xb726171a6f26840396b4ac092bc853896e5d2fd"/>
+    <w:bookmarkStart w:id="47" w:name="Xb726171a6f26840396b4ac092bc853896e5d2fd"/>
     <w:p>
       <w:pPr>
         <w:pStyle w:val="Heading2"/>
@@ -3186,28 +3186,19 @@
         <w:t xml:space="preserve">五分钟上手跳过了几步。下面是一次完整的分析该怎么走。</w:t>
       </w:r>
     </w:p>
-    <w:bookmarkStart w:id="22" w:name="Xe2fa0d65e827faa76b9520f8c82b2dc16c2f997"/>
+    <w:bookmarkStart w:id="26" w:name="X7a128ee4b0bc6710a16b8a010fbcf3e8e91155e"/>
     <w:p>
       <w:pPr>
         <w:pStyle w:val="Heading3"/>
       </w:pPr>
       <w:r>
-        <w:t xml:space="preserve">3.1 </w:t>
-      </w:r>
-      <w:r>
-        <w:rPr>
-          <w:rFonts w:hint="eastAsia"/>
-        </w:rPr>
-        <w:t xml:space="preserve">建模（顶上第</w:t>
-      </w:r>
-      <w:r>
-        <w:t xml:space="preserve"> 1 </w:t>
-      </w:r>
-      <w:r>
-        <w:rPr>
-          <w:rFonts w:hint="eastAsia"/>
-        </w:rPr>
-        <w:t xml:space="preserve">步）</w:t>
+        <w:t xml:space="preserve">3.0 </w:t>
+      </w:r>
+      <w:r>
+        <w:rPr>
+          <w:rFonts w:hint="eastAsia"/>
+        </w:rPr>
+        <w:t xml:space="preserve">按CAE九阶段完成人工建模（2026-10-14）</w:t>
       </w:r>
     </w:p>
     <w:p>
@@ -3218,59 +3209,25 @@
         <w:rPr>
           <w:rFonts w:hint="eastAsia"/>
         </w:rPr>
-        <w:t xml:space="preserve">同第</w:t>
-      </w:r>
-      <w:r>
-        <w:t xml:space="preserve"> 2 </w:t>
-      </w:r>
-      <w:r>
-        <w:rPr>
-          <w:rFonts w:hint="eastAsia"/>
-        </w:rPr>
-        <w:t xml:space="preserve">章。建完之后，</w:t>
-      </w:r>
-      <w:r>
-        <w:rPr>
-          <w:rFonts w:hint="eastAsia"/>
-          <w:b/>
-          <w:bCs/>
-        </w:rPr>
-        <w:t xml:space="preserve">左边的「模型树」会列出你建了什么</w:t>
-      </w:r>
-      <w:r>
-        <w:rPr>
-          <w:rFonts w:hint="eastAsia"/>
-        </w:rPr>
-        <w:t xml:space="preserve">：材料几种、截面几种、</w:t>
-      </w:r>
-      <w:r>
-        <w:t xml:space="preserve"> </w:t>
-      </w:r>
-      <w:r>
-        <w:rPr>
-          <w:rFonts w:hint="eastAsia"/>
-        </w:rPr>
-        <w:t xml:space="preserve">多少节点、多少杆件、几个支座、几个工况。</w:t>
-      </w:r>
-      <w:r>
-        <w:rPr>
-          <w:rFonts w:hint="eastAsia"/>
-          <w:b/>
-          <w:bCs/>
-        </w:rPr>
-        <w:t xml:space="preserve">这棵树是你的检查清单</w:t>
-      </w:r>
-      <w:r>
-        <w:t xml:space="preserve">——</w:t>
-      </w:r>
-      <w:r>
-        <w:t xml:space="preserve"> </w:t>
-      </w:r>
-      <w:r>
-        <w:rPr>
-          <w:rFonts w:hint="eastAsia"/>
-        </w:rPr>
-        <w:t xml:space="preserve">数字对不上，说明哪一步漏了。</w:t>
+        <w:t xml:space="preserve">顶部模块按几何、属性、装配、分析步、连接、载荷、网格、作业、结果排列。</w:t>
+      </w:r>
+      <w:r>
+        <w:t xml:space="preserve"> </w:t>
+      </w:r>
+      <w:r>
+        <w:rPr>
+          <w:rFonts w:hint="eastAsia"/>
+        </w:rPr>
+        <w:t xml:space="preserve">点击分析流程条的「全流程」或建模页的「刚架建模全流程」，打开检查清单；</w:t>
+      </w:r>
+      <w:r>
+        <w:t xml:space="preserve"> </w:t>
+      </w:r>
+      <w:r>
+        <w:rPr>
+          <w:rFonts w:hint="eastAsia"/>
+        </w:rPr>
+        <w:t xml:space="preserve">选中某一步，下面的按钮会打开实际编辑器。窗口可以保持打开，编辑后返回继续复核。</w:t>
       </w:r>
     </w:p>
     <w:p>
@@ -3281,149 +3238,37 @@
         <w:rPr>
           <w:rFonts w:hint="eastAsia"/>
         </w:rPr>
-        <w:t xml:space="preserve">在视口或模型树中选中杆件后，左侧</w:t>
-      </w:r>
-      <w:r>
-        <w:t xml:space="preserve"> </w:t>
-      </w:r>
-      <w:r>
-        <w:rPr>
-          <w:rFonts w:hint="eastAsia"/>
-          <w:b/>
-          <w:bCs/>
-        </w:rPr>
-        <w:t xml:space="preserve">属性</w:t>
-      </w:r>
-      <w:r>
-        <w:t xml:space="preserve"> </w:t>
-      </w:r>
-      <w:r>
-        <w:rPr>
-          <w:rFonts w:hint="eastAsia"/>
-        </w:rPr>
-        <w:t xml:space="preserve">先显示端点、长度、截面和材料。</w:t>
-      </w:r>
-      <w:r>
-        <w:t xml:space="preserve"> </w:t>
-      </w:r>
-      <w:r>
-        <w:rPr>
-          <w:rFonts w:hint="eastAsia"/>
-        </w:rPr>
-        <w:t xml:space="preserve">展开</w:t>
-      </w:r>
-      <w:r>
-        <w:t xml:space="preserve"> </w:t>
-      </w:r>
-      <w:r>
-        <w:rPr>
-          <w:rFonts w:hint="eastAsia"/>
-          <w:b/>
-          <w:bCs/>
-        </w:rPr>
-        <w:t xml:space="preserve">高级参数</w:t>
-      </w:r>
-      <w:r>
-        <w:t xml:space="preserve"> </w:t>
-      </w:r>
-      <w:r>
-        <w:rPr>
-          <w:rFonts w:hint="eastAsia"/>
-        </w:rPr>
-        <w:t xml:space="preserve">可编辑梁方向、刚域偏移、计算长度系数与端部约束；节点属性直接显示坐标和支座约束。</w:t>
-      </w:r>
-      <w:r>
-        <w:t xml:space="preserve"> </w:t>
-      </w:r>
-      <w:r>
-        <w:rPr>
-          <w:rFonts w:hint="eastAsia"/>
-        </w:rPr>
-        <w:t xml:space="preserve">输入完成后按回车或移开焦点提交。非法输入会恢复原值，并在对应字段旁显示原因和修改建议；窄屏会滚动到该提示。</w:t>
-      </w:r>
-      <w:r>
-        <w:t xml:space="preserve"> </w:t>
-      </w:r>
-      <w:r>
-        <w:rPr>
-          <w:rFonts w:hint="eastAsia"/>
-        </w:rPr>
-        <w:t xml:space="preserve">成功修改会使原有分析结果失效，需要重新求解；可用撤销恢复修改。</w:t>
-      </w:r>
-    </w:p>
-    <w:bookmarkEnd w:id="22"/>
-    <w:bookmarkStart w:id="23" w:name="X1e2a2deeeac750fb51a287e63a7c1b52a0348fc"/>
-    <w:p>
-      <w:pPr>
-        <w:pStyle w:val="Heading3"/>
-      </w:pPr>
-      <w:r>
-        <w:t xml:space="preserve">3.2 </w:t>
-      </w:r>
-      <w:r>
-        <w:rPr>
-          <w:rFonts w:hint="eastAsia"/>
-        </w:rPr>
-        <w:t xml:space="preserve">定义材料和截面（第</w:t>
-      </w:r>
-      <w:r>
-        <w:t xml:space="preserve"> 2 </w:t>
-      </w:r>
-      <w:r>
-        <w:rPr>
-          <w:rFonts w:hint="eastAsia"/>
-        </w:rPr>
-        <w:t xml:space="preserve">步）</w:t>
-      </w:r>
-    </w:p>
-    <w:p>
-      <w:pPr>
-        <w:pStyle w:val="FirstParagraph"/>
-      </w:pPr>
-      <w:r>
-        <w:rPr>
-          <w:rFonts w:hint="eastAsia"/>
-        </w:rPr>
-        <w:t xml:space="preserve">点功能区</w:t>
-      </w:r>
-      <w:r>
-        <w:t xml:space="preserve"> </w:t>
-      </w:r>
-      <w:r>
-        <w:rPr>
-          <w:rFonts w:hint="eastAsia"/>
-          <w:b/>
-          <w:bCs/>
-        </w:rPr>
-        <w:t xml:space="preserve">「属性」</w:t>
-      </w:r>
-      <w:r>
-        <w:t xml:space="preserve"> </w:t>
-      </w:r>
-      <w:r>
-        <w:rPr>
-          <w:rFonts w:hint="eastAsia"/>
-        </w:rPr>
-        <w:t xml:space="preserve">页。这一页从左到右就是"先有材料、再有截面、然后指派给杆件"。</w:t>
-      </w:r>
-    </w:p>
-    <w:p>
-      <w:pPr>
-        <w:pStyle w:val="BodyText"/>
-      </w:pPr>
-      <w:r>
-        <w:rPr>
-          <w:rFonts w:hint="eastAsia"/>
-          <w:b/>
-          <w:bCs/>
-        </w:rPr>
-        <w:t xml:space="preserve">材料</w:t>
-      </w:r>
-      <w:r>
-        <w:rPr>
-          <w:rFonts w:hint="eastAsia"/>
-        </w:rPr>
-        <w:t xml:space="preserve">（钢、混凝土之类）点「创建材料」。要填的：</w:t>
+        <w:t xml:space="preserve">这套顺序参照</w:t>
+      </w:r>
+      <w:hyperlink r:id="rId22">
+        <w:r>
+          <w:rPr>
+            <w:rStyle w:val="Hyperlink"/>
+            <w:rFonts w:hint="eastAsia"/>
+          </w:rPr>
+          <w:t xml:space="preserve">Abaqus官方建模教程</w:t>
+        </w:r>
+      </w:hyperlink>
+      <w:r>
+        <w:t xml:space="preserve">。</w:t>
+      </w:r>
+      <w:r>
+        <w:t xml:space="preserve"> </w:t>
+      </w:r>
+      <w:r>
+        <w:rPr>
+          <w:rFonts w:hint="eastAsia"/>
+        </w:rPr>
+        <w:t xml:space="preserve">当前软件采用全局坐标下的梁杆系，装配阶段核对拓扑与区域；没有照搬独立CAD部件实例、</w:t>
+      </w:r>
+      <w:r>
+        <w:t xml:space="preserve"> </w:t>
+      </w:r>
+      <w:r>
+        <w:rPr>
+          <w:rFonts w:hint="eastAsia"/>
+        </w:rPr>
+        <w:t xml:space="preserve">实体接触和螺栓预紧。整体梁离散与局部实体网格分别定义，不能把梁中心线云图当成实体应力。</w:t>
       </w:r>
     </w:p>
     <w:tbl>
@@ -3451,35 +3296,35 @@
               <w:rPr>
                 <w:rFonts w:hint="eastAsia"/>
               </w:rPr>
-              <w:t xml:space="preserve">填什么</w:t>
-            </w:r>
-          </w:p>
-        </w:tc>
-        <w:tc>
-          <w:tcPr/>
-          <w:p>
-            <w:pPr>
-              <w:pStyle w:val="Compact"/>
-            </w:pPr>
-            <w:r>
-              <w:rPr>
-                <w:rFonts w:hint="eastAsia"/>
-              </w:rPr>
-              <w:t xml:space="preserve">钢材常用值</w:t>
-            </w:r>
-          </w:p>
-        </w:tc>
-        <w:tc>
-          <w:tcPr/>
-          <w:p>
-            <w:pPr>
-              <w:pStyle w:val="Compact"/>
-            </w:pPr>
-            <w:r>
-              <w:rPr>
-                <w:rFonts w:hint="eastAsia"/>
-              </w:rPr>
-              <w:t xml:space="preserve">什么时候必须填</w:t>
+              <w:t xml:space="preserve">阶段</w:t>
+            </w:r>
+          </w:p>
+        </w:tc>
+        <w:tc>
+          <w:tcPr/>
+          <w:p>
+            <w:pPr>
+              <w:pStyle w:val="Compact"/>
+            </w:pPr>
+            <w:r>
+              <w:rPr>
+                <w:rFonts w:hint="eastAsia"/>
+              </w:rPr>
+              <w:t xml:space="preserve">实际操作</w:t>
+            </w:r>
+          </w:p>
+        </w:tc>
+        <w:tc>
+          <w:tcPr/>
+          <w:p>
+            <w:pPr>
+              <w:pStyle w:val="Compact"/>
+            </w:pPr>
+            <w:r>
+              <w:rPr>
+                <w:rFonts w:hint="eastAsia"/>
+              </w:rPr>
+              <w:t xml:space="preserve">进入下一阶段前核对</w:t>
             </w:r>
           </w:p>
         </w:tc>
@@ -3492,44 +3337,44 @@
               <w:pStyle w:val="Compact"/>
             </w:pPr>
             <w:r>
-              <w:rPr>
-                <w:rFonts w:hint="eastAsia"/>
-              </w:rPr>
-              <w:t xml:space="preserve">弹性模量</w:t>
-            </w:r>
-            <w:r>
-              <w:t xml:space="preserve"> E</w:t>
-            </w:r>
-          </w:p>
-        </w:tc>
-        <w:tc>
-          <w:tcPr/>
-          <w:p>
-            <w:pPr>
-              <w:pStyle w:val="Compact"/>
-            </w:pPr>
-            <w:r>
-              <w:t xml:space="preserve">206000000000 </w:t>
-            </w:r>
-            <w:r>
-              <w:rPr>
-                <w:rFonts w:hint="eastAsia"/>
-              </w:rPr>
-              <w:t xml:space="preserve">Pa（2.06e11）</w:t>
-            </w:r>
-          </w:p>
-        </w:tc>
-        <w:tc>
-          <w:tcPr/>
-          <w:p>
-            <w:pPr>
-              <w:pStyle w:val="Compact"/>
-            </w:pPr>
-            <w:r>
-              <w:rPr>
-                <w:rFonts w:hint="eastAsia"/>
-              </w:rPr>
-              <w:t xml:space="preserve">总是</w:t>
+              <w:t xml:space="preserve">1 </w:t>
+            </w:r>
+            <w:r>
+              <w:rPr>
+                <w:rFonts w:hint="eastAsia"/>
+              </w:rPr>
+              <w:t xml:space="preserve">几何</w:t>
+            </w:r>
+            <w:r>
+              <w:t xml:space="preserve"> / Part</w:t>
+            </w:r>
+          </w:p>
+        </w:tc>
+        <w:tc>
+          <w:tcPr/>
+          <w:p>
+            <w:pPr>
+              <w:pStyle w:val="Compact"/>
+            </w:pPr>
+            <w:r>
+              <w:rPr>
+                <w:rFonts w:hint="eastAsia"/>
+              </w:rPr>
+              <w:t xml:space="preserve">先确认单位制；用草图、规则框架或坐标建点建立中心线与杆件</w:t>
+            </w:r>
+          </w:p>
+        </w:tc>
+        <w:tc>
+          <w:tcPr/>
+          <w:p>
+            <w:pPr>
+              <w:pStyle w:val="Compact"/>
+            </w:pPr>
+            <w:r>
+              <w:rPr>
+                <w:rFonts w:hint="eastAsia"/>
+              </w:rPr>
+              <w:t xml:space="preserve">尺寸、工作平面、节点位置和杆件端点；参数化几何默认不补材料或载荷</w:t>
             </w:r>
           </w:p>
         </w:tc>
@@ -3542,38 +3387,44 @@
               <w:pStyle w:val="Compact"/>
             </w:pPr>
             <w:r>
-              <w:rPr>
-                <w:rFonts w:hint="eastAsia"/>
-              </w:rPr>
-              <w:t xml:space="preserve">泊松比</w:t>
-            </w:r>
-            <w:r>
-              <w:t xml:space="preserve"> ν</w:t>
-            </w:r>
-          </w:p>
-        </w:tc>
-        <w:tc>
-          <w:tcPr/>
-          <w:p>
-            <w:pPr>
-              <w:pStyle w:val="Compact"/>
-            </w:pPr>
-            <w:r>
-              <w:t xml:space="preserve">0.3</w:t>
-            </w:r>
-          </w:p>
-        </w:tc>
-        <w:tc>
-          <w:tcPr/>
-          <w:p>
-            <w:pPr>
-              <w:pStyle w:val="Compact"/>
-            </w:pPr>
-            <w:r>
-              <w:rPr>
-                <w:rFonts w:hint="eastAsia"/>
-              </w:rPr>
-              <w:t xml:space="preserve">总是</w:t>
+              <w:t xml:space="preserve">2 </w:t>
+            </w:r>
+            <w:r>
+              <w:rPr>
+                <w:rFonts w:hint="eastAsia"/>
+              </w:rPr>
+              <w:t xml:space="preserve">属性</w:t>
+            </w:r>
+            <w:r>
+              <w:t xml:space="preserve"> / Property</w:t>
+            </w:r>
+          </w:p>
+        </w:tc>
+        <w:tc>
+          <w:tcPr/>
+          <w:p>
+            <w:pPr>
+              <w:pStyle w:val="Compact"/>
+            </w:pPr>
+            <w:r>
+              <w:rPr>
+                <w:rFonts w:hint="eastAsia"/>
+              </w:rPr>
+              <w:t xml:space="preserve">创建材料及截面；用「批量属性指派」及「梁截面方向」完成属性设置</w:t>
+            </w:r>
+          </w:p>
+        </w:tc>
+        <w:tc>
+          <w:tcPr/>
+          <w:p>
+            <w:pPr>
+              <w:pStyle w:val="Compact"/>
+            </w:pPr>
+            <w:r>
+              <w:rPr>
+                <w:rFonts w:hint="eastAsia"/>
+              </w:rPr>
+              <w:t xml:space="preserve">所有杆件都有属性，强弱轴正确；参考向量不得与杆轴平行</w:t>
             </w:r>
           </w:p>
         </w:tc>
@@ -3586,38 +3437,44 @@
               <w:pStyle w:val="Compact"/>
             </w:pPr>
             <w:r>
-              <w:rPr>
-                <w:rFonts w:hint="eastAsia"/>
-              </w:rPr>
-              <w:t xml:space="preserve">密度</w:t>
-            </w:r>
-            <w:r>
-              <w:t xml:space="preserve"> ρ</w:t>
-            </w:r>
-          </w:p>
-        </w:tc>
-        <w:tc>
-          <w:tcPr/>
-          <w:p>
-            <w:pPr>
-              <w:pStyle w:val="Compact"/>
-            </w:pPr>
-            <w:r>
-              <w:t xml:space="preserve">7850 kg/m³</w:t>
-            </w:r>
-          </w:p>
-        </w:tc>
-        <w:tc>
-          <w:tcPr/>
-          <w:p>
-            <w:pPr>
-              <w:pStyle w:val="Compact"/>
-            </w:pPr>
-            <w:r>
-              <w:rPr>
-                <w:rFonts w:hint="eastAsia"/>
-              </w:rPr>
-              <w:t xml:space="preserve">想让它算自重时</w:t>
+              <w:t xml:space="preserve">3 </w:t>
+            </w:r>
+            <w:r>
+              <w:rPr>
+                <w:rFonts w:hint="eastAsia"/>
+              </w:rPr>
+              <w:t xml:space="preserve">装配</w:t>
+            </w:r>
+            <w:r>
+              <w:t xml:space="preserve"> / Assembly</w:t>
+            </w:r>
+          </w:p>
+        </w:tc>
+        <w:tc>
+          <w:tcPr/>
+          <w:p>
+            <w:pPr>
+              <w:pStyle w:val="Compact"/>
+            </w:pPr>
+            <w:r>
+              <w:rPr>
+                <w:rFonts w:hint="eastAsia"/>
+              </w:rPr>
+              <w:t xml:space="preserve">执行「装配检查」，用「命名集合」保存节点或杆件组</w:t>
+            </w:r>
+          </w:p>
+        </w:tc>
+        <w:tc>
+          <w:tcPr/>
+          <w:p>
+            <w:pPr>
+              <w:pStyle w:val="Compact"/>
+            </w:pPr>
+            <w:r>
+              <w:rPr>
+                <w:rFonts w:hint="eastAsia"/>
+              </w:rPr>
+              <w:t xml:space="preserve">同坐标不同编号、重复杆件、缺失端点须修正；相交中心线不自动粘结，集合也不创建连接</w:t>
             </w:r>
           </w:p>
         </w:tc>
@@ -3630,41 +3487,44 @@
               <w:pStyle w:val="Compact"/>
             </w:pPr>
             <w:r>
-              <w:rPr>
-                <w:rFonts w:hint="eastAsia"/>
-              </w:rPr>
-              <w:t xml:space="preserve">屈服应力</w:t>
-            </w:r>
-          </w:p>
-        </w:tc>
-        <w:tc>
-          <w:tcPr/>
-          <w:p>
-            <w:pPr>
-              <w:pStyle w:val="Compact"/>
-            </w:pPr>
-            <w:r>
-              <w:t xml:space="preserve">355000000 </w:t>
-            </w:r>
-            <w:r>
-              <w:rPr>
-                <w:rFonts w:hint="eastAsia"/>
-              </w:rPr>
-              <w:t xml:space="preserve">Pa（Q355）</w:t>
-            </w:r>
-          </w:p>
-        </w:tc>
-        <w:tc>
-          <w:tcPr/>
-          <w:p>
-            <w:pPr>
-              <w:pStyle w:val="Compact"/>
-            </w:pPr>
-            <w:r>
-              <w:rPr>
-                <w:rFonts w:hint="eastAsia"/>
-              </w:rPr>
-              <w:t xml:space="preserve">想做稳定校核时</w:t>
+              <w:t xml:space="preserve">4 </w:t>
+            </w:r>
+            <w:r>
+              <w:rPr>
+                <w:rFonts w:hint="eastAsia"/>
+              </w:rPr>
+              <w:t xml:space="preserve">分析步</w:t>
+            </w:r>
+            <w:r>
+              <w:t xml:space="preserve"> / Step</w:t>
+            </w:r>
+          </w:p>
+        </w:tc>
+        <w:tc>
+          <w:tcPr/>
+          <w:p>
+            <w:pPr>
+              <w:pStyle w:val="Compact"/>
+            </w:pPr>
+            <w:r>
+              <w:rPr>
+                <w:rFonts w:hint="eastAsia"/>
+              </w:rPr>
+              <w:t xml:space="preserve">独立线性工况使用求解设置；需要改变载荷或约束时用分析步管理器及幅值</w:t>
+            </w:r>
+          </w:p>
+        </w:tc>
+        <w:tc>
+          <w:tcPr/>
+          <w:p>
+            <w:pPr>
+              <w:pStyle w:val="Compact"/>
+            </w:pPr>
+            <w:r>
+              <w:rPr>
+                <w:rFonts w:hint="eastAsia"/>
+              </w:rPr>
+              <w:t xml:space="preserve">Initial是初始约束；独立工况与声明步骤的实际生效载荷不同；位移、反力及杆端力固定输出</w:t>
             </w:r>
           </w:p>
         </w:tc>
@@ -3677,6 +3537,848 @@
               <w:pStyle w:val="Compact"/>
             </w:pPr>
             <w:r>
+              <w:t xml:space="preserve">5 </w:t>
+            </w:r>
+            <w:r>
+              <w:rPr>
+                <w:rFonts w:hint="eastAsia"/>
+              </w:rPr>
+              <w:t xml:space="preserve">连接</w:t>
+            </w:r>
+            <w:r>
+              <w:t xml:space="preserve"> / Interaction</w:t>
+            </w:r>
+          </w:p>
+        </w:tc>
+        <w:tc>
+          <w:tcPr/>
+          <w:p>
+            <w:pPr>
+              <w:pStyle w:val="Compact"/>
+            </w:pPr>
+            <w:r>
+              <w:rPr>
+                <w:rFonts w:hint="eastAsia"/>
+              </w:rPr>
+              <w:t xml:space="preserve">用「杆端连接」按i端、j端或两端，分别设置rx、ry、rz为刚接、释放或转动弹簧</w:t>
+            </w:r>
+          </w:p>
+        </w:tc>
+        <w:tc>
+          <w:tcPr/>
+          <w:p>
+            <w:pPr>
+              <w:pStyle w:val="Compact"/>
+            </w:pPr>
+            <w:r>
+              <w:rPr>
+                <w:rFonts w:hint="eastAsia"/>
+              </w:rPr>
+              <w:t xml:space="preserve">保持原值不会改动该方向；释放rz只对应局部z方向；弹簧刚度要有依据，不能根据螺栓数量自动认定刚接</w:t>
+            </w:r>
+          </w:p>
+        </w:tc>
+      </w:tr>
+      <w:tr>
+        <w:tc>
+          <w:tcPr/>
+          <w:p>
+            <w:pPr>
+              <w:pStyle w:val="Compact"/>
+            </w:pPr>
+            <w:r>
+              <w:t xml:space="preserve">6 </w:t>
+            </w:r>
+            <w:r>
+              <w:rPr>
+                <w:rFonts w:hint="eastAsia"/>
+              </w:rPr>
+              <w:t xml:space="preserve">约束载荷</w:t>
+            </w:r>
+            <w:r>
+              <w:t xml:space="preserve"> / Load</w:t>
+            </w:r>
+          </w:p>
+        </w:tc>
+        <w:tc>
+          <w:tcPr/>
+          <w:p>
+            <w:pPr>
+              <w:pStyle w:val="Compact"/>
+            </w:pPr>
+            <w:r>
+              <w:rPr>
+                <w:rFonts w:hint="eastAsia"/>
+              </w:rPr>
+              <w:t xml:space="preserve">定义支座、节点力、杆件荷载、重力及组合；查看约束和载荷管理器</w:t>
+            </w:r>
+          </w:p>
+        </w:tc>
+        <w:tc>
+          <w:tcPr/>
+          <w:p>
+            <w:pPr>
+              <w:pStyle w:val="Compact"/>
+            </w:pPr>
+            <w:r>
+              <w:rPr>
+                <w:rFonts w:hint="eastAsia"/>
+              </w:rPr>
+              <w:t xml:space="preserve">单位、方向、作用对象与有效工况正确；自重需要密度，空工况不会自动补荷载</w:t>
+            </w:r>
+          </w:p>
+        </w:tc>
+      </w:tr>
+      <w:tr>
+        <w:tc>
+          <w:tcPr/>
+          <w:p>
+            <w:pPr>
+              <w:pStyle w:val="Compact"/>
+            </w:pPr>
+            <w:r>
+              <w:t xml:space="preserve">7 </w:t>
+            </w:r>
+            <w:r>
+              <w:rPr>
+                <w:rFonts w:hint="eastAsia"/>
+              </w:rPr>
+              <w:t xml:space="preserve">离散</w:t>
+            </w:r>
+            <w:r>
+              <w:t xml:space="preserve"> / Mesh</w:t>
+            </w:r>
+          </w:p>
+        </w:tc>
+        <w:tc>
+          <w:tcPr/>
+          <w:p>
+            <w:pPr>
+              <w:pStyle w:val="Compact"/>
+            </w:pPr>
+            <w:r>
+              <w:rPr>
+                <w:rFonts w:hint="eastAsia"/>
+              </w:rPr>
+              <w:t xml:space="preserve">用「预览梁网格」检查分析杆段与物理杆件映射</w:t>
+            </w:r>
+          </w:p>
+        </w:tc>
+        <w:tc>
+          <w:tcPr/>
+          <w:p>
+            <w:pPr>
+              <w:pStyle w:val="Compact"/>
+            </w:pPr>
+            <w:r>
+              <w:rPr>
+                <w:rFonts w:hint="eastAsia"/>
+              </w:rPr>
+              <w:t xml:space="preserve">内节点、杆间集中力及力矩位置自动剖分；当前不能在此指定Abaqus梁类型或任意梁种子尺寸</w:t>
+            </w:r>
+          </w:p>
+        </w:tc>
+      </w:tr>
+      <w:tr>
+        <w:tc>
+          <w:tcPr/>
+          <w:p>
+            <w:pPr>
+              <w:pStyle w:val="Compact"/>
+            </w:pPr>
+            <w:r>
+              <w:t xml:space="preserve">8 </w:t>
+            </w:r>
+            <w:r>
+              <w:rPr>
+                <w:rFonts w:hint="eastAsia"/>
+              </w:rPr>
+              <w:t xml:space="preserve">作业</w:t>
+            </w:r>
+            <w:r>
+              <w:t xml:space="preserve"> / Job</w:t>
+            </w:r>
+          </w:p>
+        </w:tc>
+        <w:tc>
+          <w:tcPr/>
+          <w:p>
+            <w:pPr>
+              <w:pStyle w:val="Compact"/>
+            </w:pPr>
+            <w:r>
+              <w:rPr>
+                <w:rFonts w:hint="eastAsia"/>
+              </w:rPr>
+              <w:t xml:space="preserve">先「完整性校验」，再「机构诊断」；独立工况点求解，声明步骤点「提交分析步」</w:t>
+            </w:r>
+          </w:p>
+        </w:tc>
+        <w:tc>
+          <w:tcPr/>
+          <w:p>
+            <w:pPr>
+              <w:pStyle w:val="Compact"/>
+            </w:pPr>
+            <w:r>
+              <w:rPr>
+                <w:rFonts w:hint="eastAsia"/>
+              </w:rPr>
+              <w:t xml:space="preserve">定义完整不等于结构稳定；后台运行状态在状态栏显示，可停止；分步求解保留最后一步用于后处理</w:t>
+            </w:r>
+          </w:p>
+        </w:tc>
+      </w:tr>
+      <w:tr>
+        <w:tc>
+          <w:tcPr/>
+          <w:p>
+            <w:pPr>
+              <w:pStyle w:val="Compact"/>
+            </w:pPr>
+            <w:r>
+              <w:t xml:space="preserve">9 </w:t>
+            </w:r>
+            <w:r>
+              <w:rPr>
+                <w:rFonts w:hint="eastAsia"/>
+              </w:rPr>
+              <w:t xml:space="preserve">结果</w:t>
+            </w:r>
+            <w:r>
+              <w:t xml:space="preserve"> / Visualization</w:t>
+            </w:r>
+          </w:p>
+        </w:tc>
+        <w:tc>
+          <w:tcPr/>
+          <w:p>
+            <w:pPr>
+              <w:pStyle w:val="Compact"/>
+            </w:pPr>
+            <w:r>
+              <w:rPr>
+                <w:rFonts w:hint="eastAsia"/>
+              </w:rPr>
+              <w:t xml:space="preserve">查看变形、反力、内力和警告，再做局部实体分析或导出报告</w:t>
+            </w:r>
+          </w:p>
+        </w:tc>
+        <w:tc>
+          <w:tcPr/>
+          <w:p>
+            <w:pPr>
+              <w:pStyle w:val="Compact"/>
+            </w:pPr>
+            <w:r>
+              <w:rPr>
+                <w:rFonts w:hint="eastAsia"/>
+              </w:rPr>
+              <w:t xml:space="preserve">平衡及模型假设需复核；局部实体另外设置C3D10网格，单档网格不能证明热点应力收敛</w:t>
+            </w:r>
+          </w:p>
+        </w:tc>
+      </w:tr>
+    </w:tbl>
+    <w:p>
+      <w:pPr>
+        <w:pStyle w:val="BodyText"/>
+      </w:pPr>
+      <w:r>
+        <w:rPr>
+          <w:rFonts w:hint="eastAsia"/>
+        </w:rPr>
+        <w:t xml:space="preserve">清单的已定义、已指派、已预览只表示对应数据存在，不表示结果已验证。</w:t>
+      </w:r>
+      <w:r>
+        <w:t xml:space="preserve"> </w:t>
+      </w:r>
+      <w:r>
+        <w:rPr>
+          <w:rFonts w:hint="eastAsia"/>
+        </w:rPr>
+        <w:t xml:space="preserve">装配和连接需点击「确认本步骤已复核」记录人工确认；模型发生变化后，确认及网格预览自动失效。</w:t>
+      </w:r>
+      <w:r>
+        <w:t xml:space="preserve"> </w:t>
+      </w:r>
+      <w:r>
+        <w:rPr>
+          <w:rFonts w:hint="eastAsia"/>
+        </w:rPr>
+        <w:t xml:space="preserve">批量局部轴和连接改动先检查整组，有一根杆件不合法就全部拒绝；成功操作只形成一个撤销步骤。</w:t>
+      </w:r>
+    </w:p>
+    <w:p>
+      <w:pPr>
+        <w:pStyle w:val="BodyText"/>
+      </w:pPr>
+      <w:r>
+        <w:rPr>
+          <w:rFonts w:hint="eastAsia"/>
+        </w:rPr>
+        <w:t xml:space="preserve">模型表格允许尚未指派材料、截面或尚未定义支座的几何草稿；已有数值、端点引用和连接设置仍需合法，错误改动不会覆盖原模型。草稿写回不代表可以求解，作业提交前仍需完整性校验。</w:t>
+      </w:r>
+    </w:p>
+    <w:p>
+      <w:pPr>
+        <w:pStyle w:val="BodyText"/>
+      </w:pPr>
+      <w:r>
+        <w:rPr>
+          <w:rFonts w:hint="eastAsia"/>
+        </w:rPr>
+        <w:t xml:space="preserve">声明步骤目前各自从未变形、无应力状态重解，支持载荷及约束配置传播，不继承塑性历史，</w:t>
+      </w:r>
+      <w:r>
+        <w:t xml:space="preserve"> </w:t>
+      </w:r>
+      <w:r>
+        <w:rPr>
+          <w:rFonts w:hint="eastAsia"/>
+        </w:rPr>
+        <w:t xml:space="preserve">也不支持杆件在步骤间生灭。当前流程没有增加接触、螺栓预紧或通用大变形求解能力。</w:t>
+      </w:r>
+    </w:p>
+    <w:p>
+      <w:pPr>
+        <w:pStyle w:val="BodyText"/>
+      </w:pPr>
+      <w:r>
+        <w:drawing>
+          <wp:inline>
+            <wp:extent cx="5334000" cy="4033447"/>
+            <wp:effectExtent b="0" l="0" r="0" t="0"/>
+            <wp:docPr descr="刚架人工建模九阶段检查清单" title="" id="24" name="Picture"/>
+            <a:graphic>
+              <a:graphicData uri="http://schemas.openxmlformats.org/drawingml/2006/picture">
+                <pic:pic>
+                  <pic:nvPicPr>
+                    <pic:cNvPr descr="手册图/09-人工建模全流程.png" id="25" name="Picture"/>
+                    <pic:cNvPicPr>
+                      <a:picLocks noChangeArrowheads="1" noChangeAspect="1"/>
+                    </pic:cNvPicPr>
+                  </pic:nvPicPr>
+                  <pic:blipFill>
+                    <a:blip r:embed="rId23"/>
+                    <a:stretch>
+                      <a:fillRect/>
+                    </a:stretch>
+                  </pic:blipFill>
+                  <pic:spPr bwMode="auto">
+                    <a:xfrm>
+                      <a:off x="0" y="0"/>
+                      <a:ext cx="5334000" cy="4033447"/>
+                    </a:xfrm>
+                    <a:prstGeom prst="rect">
+                      <a:avLst/>
+                    </a:prstGeom>
+                    <a:noFill/>
+                    <a:ln w="9525">
+                      <a:noFill/>
+                      <a:headEnd/>
+                      <a:tailEnd/>
+                    </a:ln>
+                  </pic:spPr>
+                </pic:pic>
+              </a:graphicData>
+            </a:graphic>
+          </wp:inline>
+        </w:drawing>
+      </w:r>
+    </w:p>
+    <w:bookmarkEnd w:id="26"/>
+    <w:bookmarkStart w:id="27" w:name="Xe2fa0d65e827faa76b9520f8c82b2dc16c2f997"/>
+    <w:p>
+      <w:pPr>
+        <w:pStyle w:val="Heading3"/>
+      </w:pPr>
+      <w:r>
+        <w:t xml:space="preserve">3.1 </w:t>
+      </w:r>
+      <w:r>
+        <w:rPr>
+          <w:rFonts w:hint="eastAsia"/>
+        </w:rPr>
+        <w:t xml:space="preserve">建模（顶上第</w:t>
+      </w:r>
+      <w:r>
+        <w:t xml:space="preserve"> 1 </w:t>
+      </w:r>
+      <w:r>
+        <w:rPr>
+          <w:rFonts w:hint="eastAsia"/>
+        </w:rPr>
+        <w:t xml:space="preserve">步）</w:t>
+      </w:r>
+    </w:p>
+    <w:p>
+      <w:pPr>
+        <w:pStyle w:val="FirstParagraph"/>
+      </w:pPr>
+      <w:r>
+        <w:rPr>
+          <w:rFonts w:hint="eastAsia"/>
+        </w:rPr>
+        <w:t xml:space="preserve">同第</w:t>
+      </w:r>
+      <w:r>
+        <w:t xml:space="preserve"> 2 </w:t>
+      </w:r>
+      <w:r>
+        <w:rPr>
+          <w:rFonts w:hint="eastAsia"/>
+        </w:rPr>
+        <w:t xml:space="preserve">章。建完之后，</w:t>
+      </w:r>
+      <w:r>
+        <w:rPr>
+          <w:rFonts w:hint="eastAsia"/>
+          <w:b/>
+          <w:bCs/>
+        </w:rPr>
+        <w:t xml:space="preserve">左边的「模型树」会列出你建了什么</w:t>
+      </w:r>
+      <w:r>
+        <w:rPr>
+          <w:rFonts w:hint="eastAsia"/>
+        </w:rPr>
+        <w:t xml:space="preserve">：材料几种、截面几种、</w:t>
+      </w:r>
+      <w:r>
+        <w:t xml:space="preserve"> </w:t>
+      </w:r>
+      <w:r>
+        <w:rPr>
+          <w:rFonts w:hint="eastAsia"/>
+        </w:rPr>
+        <w:t xml:space="preserve">多少节点、多少杆件、几个支座、几个工况。</w:t>
+      </w:r>
+      <w:r>
+        <w:rPr>
+          <w:rFonts w:hint="eastAsia"/>
+          <w:b/>
+          <w:bCs/>
+        </w:rPr>
+        <w:t xml:space="preserve">这棵树是你的检查清单</w:t>
+      </w:r>
+      <w:r>
+        <w:t xml:space="preserve">——</w:t>
+      </w:r>
+      <w:r>
+        <w:t xml:space="preserve"> </w:t>
+      </w:r>
+      <w:r>
+        <w:rPr>
+          <w:rFonts w:hint="eastAsia"/>
+        </w:rPr>
+        <w:t xml:space="preserve">数字对不上，说明哪一步漏了。</w:t>
+      </w:r>
+    </w:p>
+    <w:p>
+      <w:pPr>
+        <w:pStyle w:val="BodyText"/>
+      </w:pPr>
+      <w:r>
+        <w:rPr>
+          <w:rFonts w:hint="eastAsia"/>
+        </w:rPr>
+        <w:t xml:space="preserve">在视口或模型树中选中杆件后，左侧</w:t>
+      </w:r>
+      <w:r>
+        <w:t xml:space="preserve"> </w:t>
+      </w:r>
+      <w:r>
+        <w:rPr>
+          <w:rFonts w:hint="eastAsia"/>
+          <w:b/>
+          <w:bCs/>
+        </w:rPr>
+        <w:t xml:space="preserve">属性</w:t>
+      </w:r>
+      <w:r>
+        <w:t xml:space="preserve"> </w:t>
+      </w:r>
+      <w:r>
+        <w:rPr>
+          <w:rFonts w:hint="eastAsia"/>
+        </w:rPr>
+        <w:t xml:space="preserve">先显示端点、长度、截面和材料。</w:t>
+      </w:r>
+      <w:r>
+        <w:t xml:space="preserve"> </w:t>
+      </w:r>
+      <w:r>
+        <w:rPr>
+          <w:rFonts w:hint="eastAsia"/>
+        </w:rPr>
+        <w:t xml:space="preserve">展开</w:t>
+      </w:r>
+      <w:r>
+        <w:t xml:space="preserve"> </w:t>
+      </w:r>
+      <w:r>
+        <w:rPr>
+          <w:rFonts w:hint="eastAsia"/>
+          <w:b/>
+          <w:bCs/>
+        </w:rPr>
+        <w:t xml:space="preserve">高级参数</w:t>
+      </w:r>
+      <w:r>
+        <w:t xml:space="preserve"> </w:t>
+      </w:r>
+      <w:r>
+        <w:rPr>
+          <w:rFonts w:hint="eastAsia"/>
+        </w:rPr>
+        <w:t xml:space="preserve">可编辑梁方向、刚域偏移、计算长度系数与端部约束；节点属性直接显示坐标和支座约束。</w:t>
+      </w:r>
+      <w:r>
+        <w:t xml:space="preserve"> </w:t>
+      </w:r>
+      <w:r>
+        <w:rPr>
+          <w:rFonts w:hint="eastAsia"/>
+        </w:rPr>
+        <w:t xml:space="preserve">输入完成后按回车或移开焦点提交。非法输入会恢复原值，并在对应字段旁显示原因和修改建议；窄屏会滚动到该提示。</w:t>
+      </w:r>
+      <w:r>
+        <w:t xml:space="preserve"> </w:t>
+      </w:r>
+      <w:r>
+        <w:rPr>
+          <w:rFonts w:hint="eastAsia"/>
+        </w:rPr>
+        <w:t xml:space="preserve">成功修改会使原有分析结果失效，需要重新求解；可用撤销恢复修改。</w:t>
+      </w:r>
+    </w:p>
+    <w:bookmarkEnd w:id="27"/>
+    <w:bookmarkStart w:id="28" w:name="X1e2a2deeeac750fb51a287e63a7c1b52a0348fc"/>
+    <w:p>
+      <w:pPr>
+        <w:pStyle w:val="Heading3"/>
+      </w:pPr>
+      <w:r>
+        <w:t xml:space="preserve">3.2 </w:t>
+      </w:r>
+      <w:r>
+        <w:rPr>
+          <w:rFonts w:hint="eastAsia"/>
+        </w:rPr>
+        <w:t xml:space="preserve">定义材料和截面（第</w:t>
+      </w:r>
+      <w:r>
+        <w:t xml:space="preserve"> 2 </w:t>
+      </w:r>
+      <w:r>
+        <w:rPr>
+          <w:rFonts w:hint="eastAsia"/>
+        </w:rPr>
+        <w:t xml:space="preserve">步）</w:t>
+      </w:r>
+    </w:p>
+    <w:p>
+      <w:pPr>
+        <w:pStyle w:val="FirstParagraph"/>
+      </w:pPr>
+      <w:r>
+        <w:rPr>
+          <w:rFonts w:hint="eastAsia"/>
+        </w:rPr>
+        <w:t xml:space="preserve">点功能区</w:t>
+      </w:r>
+      <w:r>
+        <w:t xml:space="preserve"> </w:t>
+      </w:r>
+      <w:r>
+        <w:rPr>
+          <w:rFonts w:hint="eastAsia"/>
+          <w:b/>
+          <w:bCs/>
+        </w:rPr>
+        <w:t xml:space="preserve">「属性」</w:t>
+      </w:r>
+      <w:r>
+        <w:t xml:space="preserve"> </w:t>
+      </w:r>
+      <w:r>
+        <w:rPr>
+          <w:rFonts w:hint="eastAsia"/>
+        </w:rPr>
+        <w:t xml:space="preserve">页。这一页从左到右就是"先有材料、再有截面、然后指派给杆件"。</w:t>
+      </w:r>
+    </w:p>
+    <w:p>
+      <w:pPr>
+        <w:pStyle w:val="BodyText"/>
+      </w:pPr>
+      <w:r>
+        <w:rPr>
+          <w:rFonts w:hint="eastAsia"/>
+          <w:b/>
+          <w:bCs/>
+        </w:rPr>
+        <w:t xml:space="preserve">材料</w:t>
+      </w:r>
+      <w:r>
+        <w:rPr>
+          <w:rFonts w:hint="eastAsia"/>
+        </w:rPr>
+        <w:t xml:space="preserve">（钢、混凝土之类）点「创建材料」。要填的：</w:t>
+      </w:r>
+    </w:p>
+    <w:tbl>
+      <w:tblPr>
+        <w:tblStyle w:val="Table"/>
+        <w:tblW w:type="auto" w:w="0"/>
+        <w:tblLook w:firstRow="1" w:lastRow="0" w:firstColumn="0" w:lastColumn="0" w:noHBand="0" w:noVBand="0" w:val="0020"/>
+      </w:tblPr>
+      <w:tblGrid>
+        <w:gridCol w:w="2640"/>
+        <w:gridCol w:w="2640"/>
+        <w:gridCol w:w="2640"/>
+      </w:tblGrid>
+      <w:tr>
+        <w:trPr>
+          <w:tblHeader w:val="on"/>
+        </w:trPr>
+        <w:tc>
+          <w:tcPr/>
+          <w:p>
+            <w:pPr>
+              <w:pStyle w:val="Compact"/>
+            </w:pPr>
+            <w:r>
+              <w:rPr>
+                <w:rFonts w:hint="eastAsia"/>
+              </w:rPr>
+              <w:t xml:space="preserve">填什么</w:t>
+            </w:r>
+          </w:p>
+        </w:tc>
+        <w:tc>
+          <w:tcPr/>
+          <w:p>
+            <w:pPr>
+              <w:pStyle w:val="Compact"/>
+            </w:pPr>
+            <w:r>
+              <w:rPr>
+                <w:rFonts w:hint="eastAsia"/>
+              </w:rPr>
+              <w:t xml:space="preserve">钢材常用值</w:t>
+            </w:r>
+          </w:p>
+        </w:tc>
+        <w:tc>
+          <w:tcPr/>
+          <w:p>
+            <w:pPr>
+              <w:pStyle w:val="Compact"/>
+            </w:pPr>
+            <w:r>
+              <w:rPr>
+                <w:rFonts w:hint="eastAsia"/>
+              </w:rPr>
+              <w:t xml:space="preserve">什么时候必须填</w:t>
+            </w:r>
+          </w:p>
+        </w:tc>
+      </w:tr>
+      <w:tr>
+        <w:tc>
+          <w:tcPr/>
+          <w:p>
+            <w:pPr>
+              <w:pStyle w:val="Compact"/>
+            </w:pPr>
+            <w:r>
+              <w:rPr>
+                <w:rFonts w:hint="eastAsia"/>
+              </w:rPr>
+              <w:t xml:space="preserve">弹性模量</w:t>
+            </w:r>
+            <w:r>
+              <w:t xml:space="preserve"> E</w:t>
+            </w:r>
+          </w:p>
+        </w:tc>
+        <w:tc>
+          <w:tcPr/>
+          <w:p>
+            <w:pPr>
+              <w:pStyle w:val="Compact"/>
+            </w:pPr>
+            <w:r>
+              <w:t xml:space="preserve">206000000000 </w:t>
+            </w:r>
+            <w:r>
+              <w:rPr>
+                <w:rFonts w:hint="eastAsia"/>
+              </w:rPr>
+              <w:t xml:space="preserve">Pa（2.06e11）</w:t>
+            </w:r>
+          </w:p>
+        </w:tc>
+        <w:tc>
+          <w:tcPr/>
+          <w:p>
+            <w:pPr>
+              <w:pStyle w:val="Compact"/>
+            </w:pPr>
+            <w:r>
+              <w:rPr>
+                <w:rFonts w:hint="eastAsia"/>
+              </w:rPr>
+              <w:t xml:space="preserve">总是</w:t>
+            </w:r>
+          </w:p>
+        </w:tc>
+      </w:tr>
+      <w:tr>
+        <w:tc>
+          <w:tcPr/>
+          <w:p>
+            <w:pPr>
+              <w:pStyle w:val="Compact"/>
+            </w:pPr>
+            <w:r>
+              <w:rPr>
+                <w:rFonts w:hint="eastAsia"/>
+              </w:rPr>
+              <w:t xml:space="preserve">泊松比</w:t>
+            </w:r>
+            <w:r>
+              <w:t xml:space="preserve"> ν</w:t>
+            </w:r>
+          </w:p>
+        </w:tc>
+        <w:tc>
+          <w:tcPr/>
+          <w:p>
+            <w:pPr>
+              <w:pStyle w:val="Compact"/>
+            </w:pPr>
+            <w:r>
+              <w:t xml:space="preserve">0.3</w:t>
+            </w:r>
+          </w:p>
+        </w:tc>
+        <w:tc>
+          <w:tcPr/>
+          <w:p>
+            <w:pPr>
+              <w:pStyle w:val="Compact"/>
+            </w:pPr>
+            <w:r>
+              <w:rPr>
+                <w:rFonts w:hint="eastAsia"/>
+              </w:rPr>
+              <w:t xml:space="preserve">总是</w:t>
+            </w:r>
+          </w:p>
+        </w:tc>
+      </w:tr>
+      <w:tr>
+        <w:tc>
+          <w:tcPr/>
+          <w:p>
+            <w:pPr>
+              <w:pStyle w:val="Compact"/>
+            </w:pPr>
+            <w:r>
+              <w:rPr>
+                <w:rFonts w:hint="eastAsia"/>
+              </w:rPr>
+              <w:t xml:space="preserve">密度</w:t>
+            </w:r>
+            <w:r>
+              <w:t xml:space="preserve"> ρ</w:t>
+            </w:r>
+          </w:p>
+        </w:tc>
+        <w:tc>
+          <w:tcPr/>
+          <w:p>
+            <w:pPr>
+              <w:pStyle w:val="Compact"/>
+            </w:pPr>
+            <w:r>
+              <w:t xml:space="preserve">7850 kg/m³</w:t>
+            </w:r>
+          </w:p>
+        </w:tc>
+        <w:tc>
+          <w:tcPr/>
+          <w:p>
+            <w:pPr>
+              <w:pStyle w:val="Compact"/>
+            </w:pPr>
+            <w:r>
+              <w:rPr>
+                <w:rFonts w:hint="eastAsia"/>
+              </w:rPr>
+              <w:t xml:space="preserve">想让它算自重时</w:t>
+            </w:r>
+          </w:p>
+        </w:tc>
+      </w:tr>
+      <w:tr>
+        <w:tc>
+          <w:tcPr/>
+          <w:p>
+            <w:pPr>
+              <w:pStyle w:val="Compact"/>
+            </w:pPr>
+            <w:r>
+              <w:rPr>
+                <w:rFonts w:hint="eastAsia"/>
+              </w:rPr>
+              <w:t xml:space="preserve">屈服应力</w:t>
+            </w:r>
+          </w:p>
+        </w:tc>
+        <w:tc>
+          <w:tcPr/>
+          <w:p>
+            <w:pPr>
+              <w:pStyle w:val="Compact"/>
+            </w:pPr>
+            <w:r>
+              <w:t xml:space="preserve">355000000 </w:t>
+            </w:r>
+            <w:r>
+              <w:rPr>
+                <w:rFonts w:hint="eastAsia"/>
+              </w:rPr>
+              <w:t xml:space="preserve">Pa（Q355）</w:t>
+            </w:r>
+          </w:p>
+        </w:tc>
+        <w:tc>
+          <w:tcPr/>
+          <w:p>
+            <w:pPr>
+              <w:pStyle w:val="Compact"/>
+            </w:pPr>
+            <w:r>
+              <w:rPr>
+                <w:rFonts w:hint="eastAsia"/>
+              </w:rPr>
+              <w:t xml:space="preserve">想做稳定校核时</w:t>
+            </w:r>
+          </w:p>
+        </w:tc>
+      </w:tr>
+      <w:tr>
+        <w:tc>
+          <w:tcPr/>
+          <w:p>
+            <w:pPr>
+              <w:pStyle w:val="Compact"/>
+            </w:pPr>
+            <w:r>
               <w:rPr>
                 <w:rFonts w:hint="eastAsia"/>
                 <w:b/>
@@ -3849,8 +4551,8 @@
         <w:t xml:space="preserve">，还会在下面告诉你这个截面能不能做强度验算。</w:t>
       </w:r>
     </w:p>
-    <w:bookmarkEnd w:id="23"/>
-    <w:bookmarkStart w:id="24" w:name="Xcd445300e848d4cf313e939bd050309a74f441f"/>
+    <w:bookmarkEnd w:id="28"/>
+    <w:bookmarkStart w:id="29" w:name="Xcd445300e848d4cf313e939bd050309a74f441f"/>
     <w:p>
       <w:pPr>
         <w:pStyle w:val="Heading3"/>
@@ -4087,8 +4789,8 @@
         <w:t xml:space="preserve">kN，它会帮你换算并把换算过程写出来。</w:t>
       </w:r>
     </w:p>
-    <w:bookmarkEnd w:id="24"/>
-    <w:bookmarkStart w:id="25" w:name="X26781790986075940913085fb879bafa837a288"/>
+    <w:bookmarkEnd w:id="29"/>
+    <w:bookmarkStart w:id="30" w:name="X26781790986075940913085fb879bafa837a288"/>
     <w:p>
       <w:pPr>
         <w:pStyle w:val="Heading3"/>
@@ -4273,16 +4975,7 @@
         <w:rPr>
           <w:rFonts w:hint="eastAsia"/>
         </w:rPr>
-        <w:t xml:space="preserve">点「分析</w:t>
-      </w:r>
-      <w:r>
-        <w:t xml:space="preserve"> → </w:t>
-      </w:r>
-      <w:r>
-        <w:rPr>
-          <w:rFonts w:hint="eastAsia"/>
-        </w:rPr>
-        <w:t xml:space="preserve">模型检查」，它会告诉你</w:t>
+        <w:t xml:space="preserve">在作业页点机构诊断，它会告诉你</w:t>
       </w:r>
       <w:r>
         <w:rPr>
@@ -4296,8 +4989,8 @@
         <w:t xml:space="preserve">。</w:t>
       </w:r>
     </w:p>
-    <w:bookmarkEnd w:id="25"/>
-    <w:bookmarkStart w:id="35" w:name="X8a17ca255b3f2551dbdd95ab891a5e6ce3af048"/>
+    <w:bookmarkEnd w:id="30"/>
+    <w:bookmarkStart w:id="40" w:name="X8a17ca255b3f2551dbdd95ab891a5e6ce3af048"/>
     <w:p>
       <w:pPr>
         <w:pStyle w:val="Heading3"/>
@@ -4495,18 +5188,18 @@
           <wp:inline>
             <wp:extent cx="5334000" cy="3333750"/>
             <wp:effectExtent b="0" l="0" r="0" t="0"/>
-            <wp:docPr descr="结果页功能区" title="" id="27" name="Picture"/>
+            <wp:docPr descr="结果页功能区" title="" id="32" name="Picture"/>
             <a:graphic>
               <a:graphicData uri="http://schemas.openxmlformats.org/drawingml/2006/picture">
                 <pic:pic>
                   <pic:nvPicPr>
-                    <pic:cNvPr descr="手册图/02-结果页功能区.png" id="28" name="Picture"/>
+                    <pic:cNvPr descr="手册图/02-结果页功能区.png" id="33" name="Picture"/>
                     <pic:cNvPicPr>
                       <a:picLocks noChangeArrowheads="1" noChangeAspect="1"/>
                     </pic:cNvPicPr>
                   </pic:nvPicPr>
                   <pic:blipFill>
-                    <a:blip r:embed="rId26"/>
+                    <a:blip r:embed="rId31"/>
                     <a:stretch>
                       <a:fillRect/>
                     </a:stretch>
@@ -5059,18 +5752,18 @@
           <wp:inline>
             <wp:extent cx="5334000" cy="3333750"/>
             <wp:effectExtent b="0" l="0" r="0" t="0"/>
-            <wp:docPr descr="强度验算结果" title="" id="30" name="Picture"/>
+            <wp:docPr descr="强度验算结果" title="" id="35" name="Picture"/>
             <a:graphic>
               <a:graphicData uri="http://schemas.openxmlformats.org/drawingml/2006/picture">
                 <pic:pic>
                   <pic:nvPicPr>
-                    <pic:cNvPr descr="手册图/03-强度验算结果.png" id="31" name="Picture"/>
+                    <pic:cNvPr descr="手册图/03-强度验算结果.png" id="36" name="Picture"/>
                     <pic:cNvPicPr>
                       <a:picLocks noChangeArrowheads="1" noChangeAspect="1"/>
                     </pic:cNvPicPr>
                   </pic:nvPicPr>
                   <pic:blipFill>
-                    <a:blip r:embed="rId29"/>
+                    <a:blip r:embed="rId34"/>
                     <a:stretch>
                       <a:fillRect/>
                     </a:stretch>
@@ -5665,18 +6358,18 @@
           <wp:inline>
             <wp:extent cx="5334000" cy="3333750"/>
             <wp:effectExtent b="0" l="0" r="0" t="0"/>
-            <wp:docPr descr="应力云图" title="" id="33" name="Picture"/>
+            <wp:docPr descr="应力云图" title="" id="38" name="Picture"/>
             <a:graphic>
               <a:graphicData uri="http://schemas.openxmlformats.org/drawingml/2006/picture">
                 <pic:pic>
                   <pic:nvPicPr>
-                    <pic:cNvPr descr="手册图/05-应力云图.png" id="34" name="Picture"/>
+                    <pic:cNvPr descr="手册图/05-应力云图.png" id="39" name="Picture"/>
                     <pic:cNvPicPr>
                       <a:picLocks noChangeArrowheads="1" noChangeAspect="1"/>
                     </pic:cNvPicPr>
                   </pic:nvPicPr>
                   <pic:blipFill>
-                    <a:blip r:embed="rId32"/>
+                    <a:blip r:embed="rId37"/>
                     <a:stretch>
                       <a:fillRect/>
                     </a:stretch>
@@ -5723,8 +6416,8 @@
         <w:t xml:space="preserve">看到某根杆整根发红，再回头去看强度验算表里它那一行，两处应该对得上。</w:t>
       </w:r>
     </w:p>
-    <w:bookmarkEnd w:id="35"/>
-    <w:bookmarkStart w:id="39" w:name="X321d5e20d7401139df7655f336feed4662e0b68"/>
+    <w:bookmarkEnd w:id="40"/>
+    <w:bookmarkStart w:id="44" w:name="X321d5e20d7401139df7655f336feed4662e0b68"/>
     <w:p>
       <w:pPr>
         <w:pStyle w:val="Heading3"/>
@@ -6177,7 +6870,7 @@
           <w:b/>
           <w:bCs/>
         </w:rPr>
-        <w:t xml:space="preserve">分析</w:t>
+        <w:t xml:space="preserve">作业</w:t>
       </w:r>
       <w:r>
         <w:t xml:space="preserve"> </w:t>
@@ -6722,18 +7415,18 @@
           <wp:inline>
             <wp:extent cx="5334000" cy="3429000"/>
             <wp:effectExtent b="0" l="0" r="0" t="0"/>
-            <wp:docPr descr="节点实体主视口" title="" id="37" name="Picture"/>
+            <wp:docPr descr="节点实体主视口" title="" id="42" name="Picture"/>
             <a:graphic>
               <a:graphicData uri="http://schemas.openxmlformats.org/drawingml/2006/picture">
                 <pic:pic>
                   <pic:nvPicPr>
-                    <pic:cNvPr descr="手册图/06-实体云图.png" id="38" name="Picture"/>
+                    <pic:cNvPr descr="手册图/06-实体云图.png" id="43" name="Picture"/>
                     <pic:cNvPicPr>
                       <a:picLocks noChangeArrowheads="1" noChangeAspect="1"/>
                     </pic:cNvPicPr>
                   </pic:nvPicPr>
                   <pic:blipFill>
-                    <a:blip r:embed="rId36"/>
+                    <a:blip r:embed="rId41"/>
                     <a:stretch>
                       <a:fillRect/>
                     </a:stretch>
@@ -6760,8 +7453,8 @@
         </w:drawing>
       </w:r>
     </w:p>
-    <w:bookmarkEnd w:id="39"/>
-    <w:bookmarkStart w:id="40" w:name="Xf306fc5d056a703c0291068fc9ecf9d0af7d464"/>
+    <w:bookmarkEnd w:id="44"/>
+    <w:bookmarkStart w:id="45" w:name="Xf306fc5d056a703c0291068fc9ecf9d0af7d464"/>
     <w:p>
       <w:pPr>
         <w:pStyle w:val="Heading3"/>
@@ -6897,8 +7590,8 @@
         <w:t xml:space="preserve">正式保存与自动保存都先写完整临时文件再替换；保存失败会说明原因并提示检查权限或另选目录。</w:t>
       </w:r>
     </w:p>
-    <w:bookmarkEnd w:id="40"/>
-    <w:bookmarkStart w:id="41" w:name="X3a8e1efc1ca557c430fcfab97ff4af806f50eb5"/>
+    <w:bookmarkEnd w:id="45"/>
+    <w:bookmarkStart w:id="46" w:name="X3a8e1efc1ca557c430fcfab97ff4af806f50eb5"/>
     <w:p>
       <w:pPr>
         <w:pStyle w:val="Heading3"/>
@@ -7055,9 +7748,9 @@
         </w:pict>
       </w:r>
     </w:p>
-    <w:bookmarkEnd w:id="41"/>
-    <w:bookmarkEnd w:id="42"/>
-    <w:bookmarkStart w:id="43" w:name="X2fac633c2612963f2bd0008fc185544b4807016"/>
+    <w:bookmarkEnd w:id="46"/>
+    <w:bookmarkEnd w:id="47"/>
+    <w:bookmarkStart w:id="48" w:name="X2fac633c2612963f2bd0008fc185544b4807016"/>
     <w:p>
       <w:pPr>
         <w:pStyle w:val="Heading2"/>
@@ -7383,8 +8076,8 @@
         </w:pict>
       </w:r>
     </w:p>
-    <w:bookmarkEnd w:id="43"/>
-    <w:bookmarkStart w:id="44" w:name="X939797adfda6ed137379411d51989d76755f0a1"/>
+    <w:bookmarkEnd w:id="48"/>
+    <w:bookmarkStart w:id="49" w:name="X939797adfda6ed137379411d51989d76755f0a1"/>
     <w:p>
       <w:pPr>
         <w:pStyle w:val="Heading2"/>
@@ -7998,8 +8691,8 @@
         </w:pict>
       </w:r>
     </w:p>
-    <w:bookmarkEnd w:id="44"/>
-    <w:bookmarkStart w:id="45" w:name="X9df411a04fb752407beaf2e2fbbb1a3569aed87"/>
+    <w:bookmarkEnd w:id="49"/>
+    <w:bookmarkStart w:id="50" w:name="X9df411a04fb752407beaf2e2fbbb1a3569aed87"/>
     <w:p>
       <w:pPr>
         <w:pStyle w:val="Heading2"/>
@@ -8455,8 +9148,8 @@
         </w:pict>
       </w:r>
     </w:p>
-    <w:bookmarkEnd w:id="45"/>
-    <w:bookmarkStart w:id="46" w:name="X16574f01e88f8ba50391f56a43107b0e7b95dc4"/>
+    <w:bookmarkEnd w:id="50"/>
+    <w:bookmarkStart w:id="51" w:name="X16574f01e88f8ba50391f56a43107b0e7b95dc4"/>
     <w:p>
       <w:pPr>
         <w:pStyle w:val="Heading2"/>
@@ -9005,7 +9698,7 @@
         <w:t xml:space="preserve">软件说"判不了"的时候，它是在诚实，不是坏了。</w:t>
       </w:r>
     </w:p>
-    <w:bookmarkEnd w:id="46"/>
+    <w:bookmarkEnd w:id="51"/>
     <w:sectPr/>
   </w:body>
 </w:document>

--- a/docs/word/使用手册.docx
+++ b/docs/word/使用手册.docx
@@ -5129,7 +5129,34 @@
         <w:rPr>
           <w:rFonts w:hint="eastAsia"/>
         </w:rPr>
-        <w:t xml:space="preserve">模型树、属性与结果等面板的标题栏右侧有独立窗口图标。移出后可并排查看模型与表格，</w:t>
+        <w:t xml:space="preserve">结果表、单杆内力图与截面优化默认使用可移动、可缩放的非模态独立窗口，打开后不会占用底部抽屉，</w:t>
+      </w:r>
+      <w:r>
+        <w:t xml:space="preserve"> </w:t>
+      </w:r>
+      <w:r>
+        <w:rPr>
+          <w:rFonts w:hint="eastAsia"/>
+        </w:rPr>
+        <w:t xml:space="preserve">也不会触发模型缩小或移动。结果窗口关闭后可从左侧原入口重新打开，表格内容、排序和选择保留。</w:t>
+      </w:r>
+      <w:r>
+        <w:t xml:space="preserve"> </w:t>
+      </w:r>
+      <w:r>
+        <w:rPr>
+          <w:rFonts w:hint="eastAsia"/>
+        </w:rPr>
+        <w:t xml:space="preserve">小屏幕高缩放时，首次弹窗限制在可用屏幕宽度的80%、高度的75%以内，可滚动阅读或手动放大。</w:t>
+      </w:r>
+      <w:r>
+        <w:t xml:space="preserve"> </w:t>
+      </w:r>
+      <w:r>
+        <w:rPr>
+          <w:rFonts w:hint="eastAsia"/>
+        </w:rPr>
+        <w:t xml:space="preserve">模型树、属性等面板的标题栏右侧有独立窗口图标。移出后可并排查看模型与表格，</w:t>
       </w:r>
       <w:r>
         <w:t xml:space="preserve"> </w:t>
@@ -5147,7 +5174,16 @@
         <w:rPr>
           <w:rFonts w:hint="eastAsia"/>
         </w:rPr>
-        <w:t xml:space="preserve">关闭独立窗口后仍可从原侧栏入口重开。截面优化默认使用独立窗口，也可停靠回底部。</w:t>
+        <w:t xml:space="preserve">关闭独立窗口后仍可从原侧栏入口重开。需要固定布局时可手动停靠回底部；本次使用期间尊重该选择。</w:t>
+      </w:r>
+      <w:r>
+        <w:t xml:space="preserve"> </w:t>
+      </w:r>
+      <w:r>
+        <w:rPr>
+          <w:rFonts w:hint="eastAsia"/>
+        </w:rPr>
+        <w:t xml:space="preserve">独立窗口按Esc关闭，主窗口退出后各面板同时隐藏；求解完成仍不自动弹出结果表。</w:t>
       </w:r>
       <w:r>
         <w:t xml:space="preserve"> </w:t>
@@ -5750,7 +5786,7 @@
       <w:r>
         <w:drawing>
           <wp:inline>
-            <wp:extent cx="5334000" cy="3333750"/>
+            <wp:extent cx="5334000" cy="3095142"/>
             <wp:effectExtent b="0" l="0" r="0" t="0"/>
             <wp:docPr descr="强度验算结果" title="" id="35" name="Picture"/>
             <a:graphic>
@@ -5771,7 +5807,7 @@
                   <pic:spPr bwMode="auto">
                     <a:xfrm>
                       <a:off x="0" y="0"/>
-                      <a:ext cx="5334000" cy="3333750"/>
+                      <a:ext cx="5334000" cy="3095142"/>
                     </a:xfrm>
                     <a:prstGeom prst="rect">
                       <a:avLst/>

--- a/docs/word/使用手册.docx
+++ b/docs/word/使用手册.docx
@@ -5786,7 +5786,7 @@
       <w:r>
         <w:drawing>
           <wp:inline>
-            <wp:extent cx="5334000" cy="3095142"/>
+            <wp:extent cx="5334000" cy="3093720"/>
             <wp:effectExtent b="0" l="0" r="0" t="0"/>
             <wp:docPr descr="强度验算结果" title="" id="35" name="Picture"/>
             <a:graphic>
@@ -5807,7 +5807,7 @@
                   <pic:spPr bwMode="auto">
                     <a:xfrm>
                       <a:off x="0" y="0"/>
-                      <a:ext cx="5334000" cy="3095142"/>
+                      <a:ext cx="5334000" cy="3093720"/>
                     </a:xfrm>
                     <a:prstGeom prst="rect">
                       <a:avLst/>
@@ -7786,7 +7786,7 @@
     </w:p>
     <w:bookmarkEnd w:id="46"/>
     <w:bookmarkEnd w:id="47"/>
-    <w:bookmarkStart w:id="48" w:name="X2fac633c2612963f2bd0008fc185544b4807016"/>
+    <w:bookmarkStart w:id="55" w:name="X2fac633c2612963f2bd0008fc185544b4807016"/>
     <w:p>
       <w:pPr>
         <w:pStyle w:val="Heading2"/>
@@ -7821,60 +7821,28 @@
         <w:rPr>
           <w:rFonts w:hint="eastAsia"/>
         </w:rPr>
-        <w:t xml:space="preserve">助手默认是收起的。点视口</w:t>
-      </w:r>
-      <w:r>
-        <w:rPr>
-          <w:rFonts w:hint="eastAsia"/>
-          <w:b/>
-          <w:bCs/>
-        </w:rPr>
-        <w:t xml:space="preserve">右缘那个</w:t>
-      </w:r>
-      <w:r>
-        <w:rPr>
-          <w:b/>
-          <w:bCs/>
-        </w:rPr>
-        <w:t xml:space="preserve"> </w:t>
-      </w:r>
-      <w:r>
-        <w:rPr>
-          <w:rStyle w:val="VerbatimChar"/>
-          <w:b/>
-          <w:bCs/>
-        </w:rPr>
-        <w:t xml:space="preserve">AI</w:t>
-      </w:r>
-      <w:r>
-        <w:rPr>
-          <w:b/>
-          <w:bCs/>
-        </w:rPr>
-        <w:t xml:space="preserve"> </w:t>
-      </w:r>
-      <w:r>
-        <w:rPr>
-          <w:rFonts w:hint="eastAsia"/>
-          <w:b/>
-          <w:bCs/>
-        </w:rPr>
-        <w:t xml:space="preserve">浮标</w:t>
-      </w:r>
-      <w:r>
-        <w:rPr>
-          <w:rFonts w:hint="eastAsia"/>
-        </w:rPr>
-        <w:t xml:space="preserve">把它调出来，</w:t>
-      </w:r>
-      <w:r>
-        <w:t xml:space="preserve"> </w:t>
-      </w:r>
-      <w:r>
-        <w:rPr>
-          <w:rFonts w:hint="eastAsia"/>
-        </w:rPr>
-        <w:t xml:space="preserve">再点一次（或关掉面板）收回去。</w:t>
+        <w:t xml:space="preserve">助手默认与三维模型并排显示，可拖动中间分隔线调整比例。右侧</w:t>
+      </w:r>
+      <w:r>
+        <w:t xml:space="preserve"> AI </w:t>
+      </w:r>
+      <w:r>
+        <w:rPr>
+          <w:rFonts w:hint="eastAsia"/>
+        </w:rPr>
+        <w:t xml:space="preserve">按钮或</w:t>
+      </w:r>
+      <w:r>
+        <w:t xml:space="preserve"> Ctrl+G</w:t>
+      </w:r>
+      <w:r>
+        <w:t xml:space="preserve"> </w:t>
+      </w:r>
+      <w:r>
+        <w:rPr>
+          <w:rFonts w:hint="eastAsia"/>
+        </w:rPr>
+        <w:t xml:space="preserve">切换显隐，收起后恢复完整模型视口；偏好设置保留显隐与比例。</w:t>
       </w:r>
       <w:r>
         <w:rPr>
@@ -8061,48 +8029,16 @@
         <w:rPr>
           <w:rFonts w:hint="eastAsia"/>
         </w:rPr>
-        <w:t xml:space="preserve">。密钥写在项目根目录的</w:t>
-      </w:r>
-      <w:r>
-        <w:t xml:space="preserve"> </w:t>
-      </w:r>
-      <w:r>
-        <w:rPr>
-          <w:rStyle w:val="VerbatimChar"/>
-        </w:rPr>
-        <w:t xml:space="preserve">deepseek.key</w:t>
-      </w:r>
-      <w:r>
-        <w:t xml:space="preserve"> </w:t>
-      </w:r>
-      <w:r>
-        <w:rPr>
-          <w:rFonts w:hint="eastAsia"/>
-        </w:rPr>
-        <w:t xml:space="preserve">里，</w:t>
-      </w:r>
-      <w:r>
-        <w:t xml:space="preserve"> </w:t>
-      </w:r>
-      <w:r>
-        <w:rPr>
-          <w:rFonts w:hint="eastAsia"/>
-        </w:rPr>
-        <w:t xml:space="preserve">一行就够。</w:t>
-      </w:r>
-      <w:r>
-        <w:rPr>
-          <w:rFonts w:hint="eastAsia"/>
-          <w:b/>
-          <w:bCs/>
-        </w:rPr>
-        <w:t xml:space="preserve">别把密钥贴进聊天框或者终端里</w:t>
-      </w:r>
-      <w:r>
-        <w:rPr>
-          <w:rFonts w:hint="eastAsia"/>
-        </w:rPr>
-        <w:t xml:space="preserve">——每贴一次就泄露一次。</w:t>
+        <w:t xml:space="preserve">。自由对话请在应用内模型连接设置中配置密钥，</w:t>
+      </w:r>
+      <w:r>
+        <w:t xml:space="preserve"> </w:t>
+      </w:r>
+      <w:r>
+        <w:rPr>
+          <w:rFonts w:hint="eastAsia"/>
+        </w:rPr>
+        <w:t xml:space="preserve">不要将密钥粘贴到聊天框或终端。</w:t>
       </w:r>
     </w:p>
     <w:p>
@@ -8112,8 +8048,334 @@
         </w:pict>
       </w:r>
     </w:p>
-    <w:bookmarkEnd w:id="48"/>
-    <w:bookmarkStart w:id="49" w:name="X939797adfda6ed137379411d51989d76755f0a1"/>
+    <w:bookmarkStart w:id="54" w:name="Xe5bde638524da0ae8e2bc06e5e2988f776c1e5a"/>
+    <w:p>
+      <w:pPr>
+        <w:pStyle w:val="Heading3"/>
+      </w:pPr>
+      <w:r>
+        <w:t xml:space="preserve">4.1 </w:t>
+      </w:r>
+      <w:r>
+        <w:rPr>
+          <w:rFonts w:hint="eastAsia"/>
+        </w:rPr>
+        <w:t xml:space="preserve">模型连接与对象上下文</w:t>
+      </w:r>
+    </w:p>
+    <w:p>
+      <w:pPr>
+        <w:pStyle w:val="FirstParagraph"/>
+      </w:pPr>
+      <w:r>
+        <w:rPr>
+          <w:rFonts w:hint="eastAsia"/>
+        </w:rPr>
+        <w:t xml:space="preserve">点击「模型连接设置」，选择</w:t>
+      </w:r>
+      <w:r>
+        <w:t xml:space="preserve"> DeepSeek、OpenAI、Anthropic </w:t>
+      </w:r>
+      <w:r>
+        <w:rPr>
+          <w:rFonts w:hint="eastAsia"/>
+        </w:rPr>
+        <w:t xml:space="preserve">或自定义模板，填写</w:t>
+      </w:r>
+      <w:r>
+        <w:t xml:space="preserve"> API </w:t>
+      </w:r>
+      <w:r>
+        <w:rPr>
+          <w:rFonts w:hint="eastAsia"/>
+        </w:rPr>
+        <w:t xml:space="preserve">基础地址与实际模型标识。</w:t>
+      </w:r>
+      <w:r>
+        <w:t xml:space="preserve"> </w:t>
+      </w:r>
+      <w:r>
+        <w:rPr>
+          <w:rFonts w:hint="eastAsia"/>
+        </w:rPr>
+        <w:t xml:space="preserve">密钥可以直接粘贴到密码框，或通过「导入密钥文件」读取</w:t>
+      </w:r>
+      <w:r>
+        <w:t xml:space="preserve"> UTF-8 </w:t>
+      </w:r>
+      <w:r>
+        <w:rPr>
+          <w:rFonts w:hint="eastAsia"/>
+        </w:rPr>
+        <w:t xml:space="preserve">单行文本。</w:t>
+      </w:r>
+      <w:r>
+        <w:t xml:space="preserve"> </w:t>
+      </w:r>
+      <w:r>
+        <w:t xml:space="preserve">Windows </w:t>
+      </w:r>
+      <w:r>
+        <w:rPr>
+          <w:rFonts w:hint="eastAsia"/>
+        </w:rPr>
+        <w:t xml:space="preserve">勾选安全存储时使用当前用户加密保存；不勾选时密钥仅本次运行有效，下次打开须重新填写。</w:t>
+      </w:r>
+      <w:r>
+        <w:t xml:space="preserve"> </w:t>
+      </w:r>
+      <w:r>
+        <w:rPr>
+          <w:rFonts w:hint="eastAsia"/>
+        </w:rPr>
+        <w:t xml:space="preserve">原有环境变量与程序目录下的</w:t>
+      </w:r>
+      <w:r>
+        <w:t xml:space="preserve"> deepseek.key </w:t>
+      </w:r>
+      <w:r>
+        <w:rPr>
+          <w:rFonts w:hint="eastAsia"/>
+        </w:rPr>
+        <w:t xml:space="preserve">仍可使用。</w:t>
+      </w:r>
+    </w:p>
+    <w:p>
+      <w:pPr>
+        <w:pStyle w:val="BodyText"/>
+      </w:pPr>
+      <w:r>
+        <w:rPr>
+          <w:rFonts w:hint="eastAsia"/>
+        </w:rPr>
+        <w:t xml:space="preserve">「读取模型目录」只检查目录连接；随后「检测工具调用」发送一次固定探针，可能计入提供商用量，</w:t>
+      </w:r>
+      <w:r>
+        <w:t xml:space="preserve"> </w:t>
+      </w:r>
+      <w:r>
+        <w:rPr>
+          <w:rFonts w:hint="eastAsia"/>
+        </w:rPr>
+        <w:t xml:space="preserve">不上传工程模型或历史，不调用求解器。检测成功后通过「保存并使用」启用连接。</w:t>
+      </w:r>
+      <w:r>
+        <w:t xml:space="preserve"> </w:t>
+      </w:r>
+      <w:r>
+        <w:rPr>
+          <w:rFonts w:hint="eastAsia"/>
+        </w:rPr>
+        <w:t xml:space="preserve">正式对话会将近期对话与工程工具上下文发送给所选提供商。</w:t>
+      </w:r>
+      <w:r>
+        <w:t xml:space="preserve"> </w:t>
+      </w:r>
+      <w:r>
+        <w:rPr>
+          <w:rFonts w:hint="eastAsia"/>
+        </w:rPr>
+        <w:t xml:space="preserve">支持</w:t>
+      </w:r>
+      <w:r>
+        <w:t xml:space="preserve"> Chat Completions </w:t>
+      </w:r>
+      <w:r>
+        <w:rPr>
+          <w:rFonts w:hint="eastAsia"/>
+        </w:rPr>
+        <w:t xml:space="preserve">兼容协议与原生</w:t>
+      </w:r>
+      <w:r>
+        <w:t xml:space="preserve"> Anthropic </w:t>
+      </w:r>
+      <w:r>
+        <w:rPr>
+          <w:rFonts w:hint="eastAsia"/>
+        </w:rPr>
+        <w:t xml:space="preserve">Messages；采样温度可用提供商默认，输出上限可单独设置。</w:t>
+      </w:r>
+      <w:r>
+        <w:t xml:space="preserve"> </w:t>
+      </w:r>
+      <w:r>
+        <w:rPr>
+          <w:rFonts w:hint="eastAsia"/>
+        </w:rPr>
+        <w:t xml:space="preserve">这里只提供文本工程工具，对视觉、知识检索与模型全部能力不作目录推断。</w:t>
+      </w:r>
+    </w:p>
+    <w:p>
+      <w:pPr>
+        <w:pStyle w:val="BodyText"/>
+      </w:pPr>
+      <w:r>
+        <w:rPr>
+          <w:rFonts w:hint="eastAsia"/>
+        </w:rPr>
+        <w:t xml:space="preserve">模型下拉框切换连接时保留当前对话、工具配对历史和工程模型。备用下拉框按需选择本次运行的备用连接；</w:t>
+      </w:r>
+      <w:r>
+        <w:t xml:space="preserve"> </w:t>
+      </w:r>
+      <w:r>
+        <w:rPr>
+          <w:rFonts w:hint="eastAsia"/>
+        </w:rPr>
+        <w:t xml:space="preserve">各连接使用各自的密钥，失败切换会显示实际模型。运行中锁定连接、会话和对象选择。</w:t>
+      </w:r>
+      <w:r>
+        <w:t xml:space="preserve"> </w:t>
+      </w:r>
+      <w:r>
+        <w:rPr>
+          <w:rFonts w:hint="eastAsia"/>
+        </w:rPr>
+        <w:t xml:space="preserve">对话选择框可切换本次运行的历史，通过「新建对话」另开对话；小窗口用会话按钮打开菜单。</w:t>
+      </w:r>
+      <w:r>
+        <w:t xml:space="preserve"> </w:t>
+      </w:r>
+      <w:r>
+        <w:rPr>
+          <w:rFonts w:hint="eastAsia"/>
+        </w:rPr>
+        <w:t xml:space="preserve">所有对话共用当前工程，关闭程序后聊天历史不保留；打开另一工程会清除旧工程对话与对象引用。</w:t>
+      </w:r>
+    </w:p>
+    <w:p>
+      <w:pPr>
+        <w:pStyle w:val="BodyText"/>
+      </w:pPr>
+      <w:r>
+        <w:rPr>
+          <w:rFonts w:hint="eastAsia"/>
+        </w:rPr>
+        <w:t xml:space="preserve">「选择工程对象」打开可搜索的节点与杆件多选窗口，双击可定位到三维模型；也可在视口选中对象后点击「加入视口所选」。</w:t>
+      </w:r>
+      <w:r>
+        <w:t xml:space="preserve"> </w:t>
+      </w:r>
+      <w:r>
+        <w:rPr>
+          <w:rFonts w:hint="eastAsia"/>
+        </w:rPr>
+        <w:t xml:space="preserve">每轮最多引用50项，显式加入后才发送对象数据；模型修改会使引用过期，须重新选择或清除引用。</w:t>
+      </w:r>
+      <w:r>
+        <w:t xml:space="preserve"> </w:t>
+      </w:r>
+      <w:r>
+        <w:rPr>
+          <w:rFonts w:hint="eastAsia"/>
+        </w:rPr>
+        <w:t xml:space="preserve">引用不会修改用户输入的确认文字，工程变更仍沿用原有预演与确认约束。</w:t>
+      </w:r>
+    </w:p>
+    <w:p>
+      <w:pPr>
+        <w:pStyle w:val="BodyText"/>
+      </w:pPr>
+      <w:r>
+        <w:drawing>
+          <wp:inline>
+            <wp:extent cx="5334000" cy="3333750"/>
+            <wp:effectExtent b="0" l="0" r="0" t="0"/>
+            <wp:docPr descr="真实对话与模型并排工作台" title="" id="49" name="Picture"/>
+            <a:graphic>
+              <a:graphicData uri="http://schemas.openxmlformats.org/drawingml/2006/picture">
+                <pic:pic>
+                  <pic:nvPicPr>
+                    <pic:cNvPr descr="手册图/06-Agent工作台.png" id="50" name="Picture"/>
+                    <pic:cNvPicPr>
+                      <a:picLocks noChangeArrowheads="1" noChangeAspect="1"/>
+                    </pic:cNvPicPr>
+                  </pic:nvPicPr>
+                  <pic:blipFill>
+                    <a:blip r:embed="rId48"/>
+                    <a:stretch>
+                      <a:fillRect/>
+                    </a:stretch>
+                  </pic:blipFill>
+                  <pic:spPr bwMode="auto">
+                    <a:xfrm>
+                      <a:off x="0" y="0"/>
+                      <a:ext cx="5334000" cy="3333750"/>
+                    </a:xfrm>
+                    <a:prstGeom prst="rect">
+                      <a:avLst/>
+                    </a:prstGeom>
+                    <a:noFill/>
+                    <a:ln w="9525">
+                      <a:noFill/>
+                      <a:headEnd/>
+                      <a:tailEnd/>
+                    </a:ln>
+                  </pic:spPr>
+                </pic:pic>
+              </a:graphicData>
+            </a:graphic>
+          </wp:inline>
+        </w:drawing>
+      </w:r>
+    </w:p>
+    <w:p>
+      <w:pPr>
+        <w:pStyle w:val="BodyText"/>
+      </w:pPr>
+      <w:r>
+        <w:drawing>
+          <wp:inline>
+            <wp:extent cx="5334000" cy="4966137"/>
+            <wp:effectExtent b="0" l="0" r="0" t="0"/>
+            <wp:docPr descr="应用内模型连接设置" title="" id="52" name="Picture"/>
+            <a:graphic>
+              <a:graphicData uri="http://schemas.openxmlformats.org/drawingml/2006/picture">
+                <pic:pic>
+                  <pic:nvPicPr>
+                    <pic:cNvPr descr="手册图/07-模型连接.png" id="53" name="Picture"/>
+                    <pic:cNvPicPr>
+                      <a:picLocks noChangeArrowheads="1" noChangeAspect="1"/>
+                    </pic:cNvPicPr>
+                  </pic:nvPicPr>
+                  <pic:blipFill>
+                    <a:blip r:embed="rId51"/>
+                    <a:stretch>
+                      <a:fillRect/>
+                    </a:stretch>
+                  </pic:blipFill>
+                  <pic:spPr bwMode="auto">
+                    <a:xfrm>
+                      <a:off x="0" y="0"/>
+                      <a:ext cx="5334000" cy="4966137"/>
+                    </a:xfrm>
+                    <a:prstGeom prst="rect">
+                      <a:avLst/>
+                    </a:prstGeom>
+                    <a:noFill/>
+                    <a:ln w="9525">
+                      <a:noFill/>
+                      <a:headEnd/>
+                      <a:tailEnd/>
+                    </a:ln>
+                  </pic:spPr>
+                </pic:pic>
+              </a:graphicData>
+            </a:graphic>
+          </wp:inline>
+        </w:drawing>
+      </w:r>
+    </w:p>
+    <w:p>
+      <w:r>
+        <w:pict>
+          <v:rect style="width:0;height:1.5pt" o:hralign="center" o:hrstd="t" o:hr="t"/>
+        </w:pict>
+      </w:r>
+    </w:p>
+    <w:bookmarkEnd w:id="54"/>
+    <w:bookmarkEnd w:id="55"/>
+    <w:bookmarkStart w:id="56" w:name="X939797adfda6ed137379411d51989d76755f0a1"/>
     <w:p>
       <w:pPr>
         <w:pStyle w:val="Heading2"/>
@@ -8727,8 +8989,8 @@
         </w:pict>
       </w:r>
     </w:p>
-    <w:bookmarkEnd w:id="49"/>
-    <w:bookmarkStart w:id="50" w:name="X9df411a04fb752407beaf2e2fbbb1a3569aed87"/>
+    <w:bookmarkEnd w:id="56"/>
+    <w:bookmarkStart w:id="57" w:name="X9df411a04fb752407beaf2e2fbbb1a3569aed87"/>
     <w:p>
       <w:pPr>
         <w:pStyle w:val="Heading2"/>
@@ -9184,8 +9446,8 @@
         </w:pict>
       </w:r>
     </w:p>
-    <w:bookmarkEnd w:id="50"/>
-    <w:bookmarkStart w:id="51" w:name="X16574f01e88f8ba50391f56a43107b0e7b95dc4"/>
+    <w:bookmarkEnd w:id="57"/>
+    <w:bookmarkStart w:id="58" w:name="X16574f01e88f8ba50391f56a43107b0e7b95dc4"/>
     <w:p>
       <w:pPr>
         <w:pStyle w:val="Heading2"/>
@@ -9625,7 +9887,7 @@
               <w:rPr>
                 <w:rFonts w:hint="eastAsia"/>
               </w:rPr>
-              <w:t xml:space="preserve">隐藏右边的</w:t>
+              <w:t xml:space="preserve">隐藏并排</w:t>
             </w:r>
             <w:r>
               <w:t xml:space="preserve"> AI </w:t>
@@ -9634,7 +9896,7 @@
               <w:rPr>
                 <w:rFonts w:hint="eastAsia"/>
               </w:rPr>
-              <w:t xml:space="preserve">对话栏</w:t>
+              <w:t xml:space="preserve">对话区</w:t>
             </w:r>
           </w:p>
         </w:tc>
@@ -9734,7 +9996,7 @@
         <w:t xml:space="preserve">软件说"判不了"的时候，它是在诚实，不是坏了。</w:t>
       </w:r>
     </w:p>
-    <w:bookmarkEnd w:id="51"/>
+    <w:bookmarkEnd w:id="58"/>
     <w:sectPr/>
   </w:body>
 </w:document>

--- a/docs/word/使用手册.docx
+++ b/docs/word/使用手册.docx
@@ -7786,7 +7786,7 @@
     </w:p>
     <w:bookmarkEnd w:id="46"/>
     <w:bookmarkEnd w:id="47"/>
-    <w:bookmarkStart w:id="55" w:name="X2fac633c2612963f2bd0008fc185544b4807016"/>
+    <w:bookmarkStart w:id="59" w:name="X2fac633c2612963f2bd0008fc185544b4807016"/>
     <w:p>
       <w:pPr>
         <w:pStyle w:val="Heading2"/>
@@ -8374,8 +8374,268 @@
       </w:r>
     </w:p>
     <w:bookmarkEnd w:id="54"/>
-    <w:bookmarkEnd w:id="55"/>
-    <w:bookmarkStart w:id="56" w:name="X939797adfda6ed137379411d51989d76755f0a1"/>
+    <w:bookmarkStart w:id="58" w:name="X2c3ca3ac05d57c2609c9ad970e750cb4fda0994"/>
+    <w:p>
+      <w:pPr>
+        <w:pStyle w:val="Heading3"/>
+      </w:pPr>
+      <w:r>
+        <w:t xml:space="preserve">4.2 </w:t>
+      </w:r>
+      <w:r>
+        <w:rPr>
+          <w:rFonts w:hint="eastAsia"/>
+        </w:rPr>
+        <w:t xml:space="preserve">主Agent与子Agent协作</w:t>
+      </w:r>
+    </w:p>
+    <w:p>
+      <w:pPr>
+        <w:pStyle w:val="FirstParagraph"/>
+      </w:pPr>
+      <w:r>
+        <w:rPr>
+          <w:rFonts w:hint="eastAsia"/>
+        </w:rPr>
+        <w:t xml:space="preserve">打开「Agent</w:t>
+      </w:r>
+      <w:r>
+        <w:t xml:space="preserve"> </w:t>
+      </w:r>
+      <w:r>
+        <w:rPr>
+          <w:rFonts w:hint="eastAsia"/>
+        </w:rPr>
+        <w:t xml:space="preserve">任务」，进入独立的协作任务窗口。主模型负责计划和汇总，建模Agent、检查Agent可跟随主模型，</w:t>
+      </w:r>
+      <w:r>
+        <w:t xml:space="preserve"> </w:t>
+      </w:r>
+      <w:r>
+        <w:rPr>
+          <w:rFonts w:hint="eastAsia"/>
+        </w:rPr>
+        <w:t xml:space="preserve">也可分别选择已配置的连接；开始后角色和预算锁定。输入需求并点击「开始任务」，</w:t>
+      </w:r>
+      <w:r>
+        <w:t xml:space="preserve"> </w:t>
+      </w:r>
+      <w:r>
+        <w:rPr>
+          <w:rFonts w:hint="eastAsia"/>
+        </w:rPr>
+        <w:t xml:space="preserve">窗口显示实际步骤、执行状态、累计模型往返与工具调用。原工程在候选应用前保持不变。</w:t>
+      </w:r>
+    </w:p>
+    <w:p>
+      <w:pPr>
+        <w:pStyle w:val="BodyText"/>
+      </w:pPr>
+      <w:r>
+        <w:rPr>
+          <w:rFonts w:hint="eastAsia"/>
+        </w:rPr>
+        <w:t xml:space="preserve">主Agent只能建立计划、分派步骤和询问缺参，不能直接写原模型。</w:t>
+      </w:r>
+      <w:r>
+        <w:t xml:space="preserve"> </w:t>
+      </w:r>
+      <w:r>
+        <w:rPr>
+          <w:rFonts w:hint="eastAsia"/>
+        </w:rPr>
+        <w:t xml:space="preserve">建模Agent使用自己的Session和工具范围形成候选；检查Agent从指定候选创建独立Session，</w:t>
+      </w:r>
+      <w:r>
+        <w:t xml:space="preserve"> </w:t>
+      </w:r>
+      <w:r>
+        <w:rPr>
+          <w:rFonts w:hint="eastAsia"/>
+        </w:rPr>
+        <w:t xml:space="preserve">只允许校验、求解和查询，不允许改变节点、杆件、材料或荷载。检查和求解串行执行。</w:t>
+      </w:r>
+      <w:r>
+        <w:t xml:space="preserve"> </w:t>
+      </w:r>
+      <w:r>
+        <w:rPr>
+          <w:rFonts w:hint="eastAsia"/>
+        </w:rPr>
+        <w:t xml:space="preserve">缺参选项点击后只填入输入框，再通过「继续任务」提交；没有确认的工程参数不会自动采用。</w:t>
+      </w:r>
+    </w:p>
+    <w:p>
+      <w:pPr>
+        <w:pStyle w:val="BodyText"/>
+      </w:pPr>
+      <w:r>
+        <w:rPr>
+          <w:rFonts w:hint="eastAsia"/>
+        </w:rPr>
+        <w:t xml:space="preserve">「停止任务」在安全检查点停止；网络失败后可补充文字继续同一子任务，已执行操作及累计预算保留。</w:t>
+      </w:r>
+      <w:r>
+        <w:t xml:space="preserve"> </w:t>
+      </w:r>
+      <w:r>
+        <w:rPr>
+          <w:rFonts w:hint="eastAsia"/>
+        </w:rPr>
+        <w:t xml:space="preserve">任务最多8个计划步骤、默认32次模型往返与96次工具调用；模型往返可选16/32/64。</w:t>
+      </w:r>
+      <w:r>
+        <w:t xml:space="preserve"> </w:t>
+      </w:r>
+      <w:r>
+        <w:rPr>
+          <w:rFonts w:hint="eastAsia"/>
+        </w:rPr>
+        <w:t xml:space="preserve">恢复不重置预算，原模型人工修改会使旧任务失效；用「新建任务」从新基线开始。</w:t>
+      </w:r>
+      <w:r>
+        <w:t xml:space="preserve"> </w:t>
+      </w:r>
+      <w:r>
+        <w:rPr>
+          <w:rFonts w:hint="eastAsia"/>
+        </w:rPr>
+        <w:t xml:space="preserve">上下文仅本次运行保留，任务目录保存脱敏审计，包含原模型版本、用户消息、工具参数、回包及候选版本。</w:t>
+      </w:r>
+    </w:p>
+    <w:p>
+      <w:pPr>
+        <w:pStyle w:val="BodyText"/>
+      </w:pPr>
+      <w:r>
+        <w:rPr>
+          <w:rFonts w:hint="eastAsia"/>
+        </w:rPr>
+        <w:t xml:space="preserve">有候选时，选择对应建模步骤并点击「预览候选」，在「候选变更审阅」中检查新增、删除、修改及未满足的求解条件。</w:t>
+      </w:r>
+      <w:r>
+        <w:t xml:space="preserve"> </w:t>
+      </w:r>
+      <w:r>
+        <w:rPr>
+          <w:rFonts w:hint="eastAsia"/>
+        </w:rPr>
+        <w:t xml:space="preserve">只有点击「应用候选」才整体提交该候选；旧分析结果失效，一次应用可通过撤销退回。</w:t>
+      </w:r>
+      <w:r>
+        <w:t xml:space="preserve"> </w:t>
+      </w:r>
+      <w:r>
+        <w:rPr>
+          <w:rFonts w:hint="eastAsia"/>
+        </w:rPr>
+        <w:t xml:space="preserve">原模型或候选在预览后变化时拒绝应用；同一任务不能重复提交。</w:t>
+      </w:r>
+      <w:r>
+        <w:t xml:space="preserve"> </w:t>
+      </w:r>
+      <w:r>
+        <w:rPr>
+          <w:rFonts w:hint="eastAsia"/>
+        </w:rPr>
+        <w:t xml:space="preserve">候选检查的结果留在任务证据里，应用不会将候选计算结果冒充主工程的新结果，应按主工程重新求解。</w:t>
+      </w:r>
+    </w:p>
+    <w:p>
+      <w:pPr>
+        <w:pStyle w:val="BodyText"/>
+      </w:pPr>
+      <w:r>
+        <w:rPr>
+          <w:rFonts w:hint="eastAsia"/>
+        </w:rPr>
+        <w:t xml:space="preserve">离线任务仅对已有模型执行预设的实际校验、求解和查询，不理解自由建模需求；空模型会要求先建模或配置在线主模型。</w:t>
+      </w:r>
+      <w:r>
+        <w:t xml:space="preserve"> </w:t>
+      </w:r>
+      <w:r>
+        <w:rPr>
+          <w:rFonts w:hint="eastAsia"/>
+        </w:rPr>
+        <w:t xml:space="preserve">以下截图以模拟模型接口验证协作流程；生产建模、检查、求解和候选审阅代码均实际执行，</w:t>
+      </w:r>
+      <w:r>
+        <w:t xml:space="preserve"> </w:t>
+      </w:r>
+      <w:r>
+        <w:rPr>
+          <w:rFonts w:hint="eastAsia"/>
+        </w:rPr>
+        <w:t xml:space="preserve">悬臂位移来自真实确定性工具，不是在线账户验收。</w:t>
+      </w:r>
+      <w:r>
+        <w:t xml:space="preserve"> </w:t>
+      </w:r>
+      <w:r>
+        <w:rPr>
+          <w:rFonts w:hint="eastAsia"/>
+        </w:rPr>
+        <w:t xml:space="preserve">知识库检索、跨运行恢复和参数方案比较界面尚未接入。</w:t>
+      </w:r>
+    </w:p>
+    <w:p>
+      <w:pPr>
+        <w:pStyle w:val="BodyText"/>
+      </w:pPr>
+      <w:r>
+        <w:drawing>
+          <wp:inline>
+            <wp:extent cx="5334000" cy="5334000"/>
+            <wp:effectExtent b="0" l="0" r="0" t="0"/>
+            <wp:docPr descr="实际子Agent检查与工具结果" title="" id="56" name="Picture"/>
+            <a:graphic>
+              <a:graphicData uri="http://schemas.openxmlformats.org/drawingml/2006/picture">
+                <pic:pic>
+                  <pic:nvPicPr>
+                    <pic:cNvPr descr="手册图/08-Agent协作任务.png" id="57" name="Picture"/>
+                    <pic:cNvPicPr>
+                      <a:picLocks noChangeArrowheads="1" noChangeAspect="1"/>
+                    </pic:cNvPicPr>
+                  </pic:nvPicPr>
+                  <pic:blipFill>
+                    <a:blip r:embed="rId55"/>
+                    <a:stretch>
+                      <a:fillRect/>
+                    </a:stretch>
+                  </pic:blipFill>
+                  <pic:spPr bwMode="auto">
+                    <a:xfrm>
+                      <a:off x="0" y="0"/>
+                      <a:ext cx="5334000" cy="5334000"/>
+                    </a:xfrm>
+                    <a:prstGeom prst="rect">
+                      <a:avLst/>
+                    </a:prstGeom>
+                    <a:noFill/>
+                    <a:ln w="9525">
+                      <a:noFill/>
+                      <a:headEnd/>
+                      <a:tailEnd/>
+                    </a:ln>
+                  </pic:spPr>
+                </pic:pic>
+              </a:graphicData>
+            </a:graphic>
+          </wp:inline>
+        </w:drawing>
+      </w:r>
+    </w:p>
+    <w:p>
+      <w:r>
+        <w:pict>
+          <v:rect style="width:0;height:1.5pt" o:hralign="center" o:hrstd="t" o:hr="t"/>
+        </w:pict>
+      </w:r>
+    </w:p>
+    <w:bookmarkEnd w:id="58"/>
+    <w:bookmarkEnd w:id="59"/>
+    <w:bookmarkStart w:id="60" w:name="X939797adfda6ed137379411d51989d76755f0a1"/>
     <w:p>
       <w:pPr>
         <w:pStyle w:val="Heading2"/>
@@ -8989,8 +9249,8 @@
         </w:pict>
       </w:r>
     </w:p>
-    <w:bookmarkEnd w:id="56"/>
-    <w:bookmarkStart w:id="57" w:name="X9df411a04fb752407beaf2e2fbbb1a3569aed87"/>
+    <w:bookmarkEnd w:id="60"/>
+    <w:bookmarkStart w:id="61" w:name="X9df411a04fb752407beaf2e2fbbb1a3569aed87"/>
     <w:p>
       <w:pPr>
         <w:pStyle w:val="Heading2"/>
@@ -9446,8 +9706,8 @@
         </w:pict>
       </w:r>
     </w:p>
-    <w:bookmarkEnd w:id="57"/>
-    <w:bookmarkStart w:id="58" w:name="X16574f01e88f8ba50391f56a43107b0e7b95dc4"/>
+    <w:bookmarkEnd w:id="61"/>
+    <w:bookmarkStart w:id="62" w:name="X16574f01e88f8ba50391f56a43107b0e7b95dc4"/>
     <w:p>
       <w:pPr>
         <w:pStyle w:val="Heading2"/>
@@ -9996,7 +10256,7 @@
         <w:t xml:space="preserve">软件说"判不了"的时候，它是在诚实，不是坏了。</w:t>
       </w:r>
     </w:p>
-    <w:bookmarkEnd w:id="58"/>
+    <w:bookmarkEnd w:id="62"/>
     <w:sectPr/>
   </w:body>
 </w:document>

--- a/docs/word/使用手册.docx
+++ b/docs/word/使用手册.docx
@@ -2200,110 +2200,16 @@
         <w:rPr>
           <w:rFonts w:hint="eastAsia"/>
         </w:rPr>
-        <w:t xml:space="preserve">看顶上那一条</w:t>
-      </w:r>
-      <w:r>
-        <w:t xml:space="preserve"> </w:t>
-      </w:r>
-      <w:r>
-        <w:rPr>
-          <w:rStyle w:val="VerbatimChar"/>
-          <w:b/>
-          <w:bCs/>
-        </w:rPr>
-        <w:t xml:space="preserve">1 </w:t>
-      </w:r>
-      <w:r>
-        <w:rPr>
-          <w:rStyle w:val="VerbatimChar"/>
-          <w:rFonts w:hint="eastAsia"/>
-          <w:b/>
-          <w:bCs/>
-        </w:rPr>
-        <w:t xml:space="preserve">建模</w:t>
-      </w:r>
-      <w:r>
-        <w:rPr>
-          <w:rStyle w:val="VerbatimChar"/>
-          <w:b/>
-          <w:bCs/>
-        </w:rPr>
-        <w:t xml:space="preserve"> → 2 </w:t>
-      </w:r>
-      <w:r>
-        <w:rPr>
-          <w:rStyle w:val="VerbatimChar"/>
-          <w:rFonts w:hint="eastAsia"/>
-          <w:b/>
-          <w:bCs/>
-        </w:rPr>
-        <w:t xml:space="preserve">定义</w:t>
-      </w:r>
-      <w:r>
-        <w:rPr>
-          <w:rStyle w:val="VerbatimChar"/>
-          <w:b/>
-          <w:bCs/>
-        </w:rPr>
-        <w:t xml:space="preserve"> → 3 </w:t>
-      </w:r>
-      <w:r>
-        <w:rPr>
-          <w:rStyle w:val="VerbatimChar"/>
-          <w:rFonts w:hint="eastAsia"/>
-          <w:b/>
-          <w:bCs/>
-        </w:rPr>
-        <w:t xml:space="preserve">校验</w:t>
-      </w:r>
-      <w:r>
-        <w:rPr>
-          <w:rStyle w:val="VerbatimChar"/>
-          <w:b/>
-          <w:bCs/>
-        </w:rPr>
-        <w:t xml:space="preserve"> → 4 </w:t>
-      </w:r>
-      <w:r>
-        <w:rPr>
-          <w:rStyle w:val="VerbatimChar"/>
-          <w:rFonts w:hint="eastAsia"/>
-          <w:b/>
-          <w:bCs/>
-        </w:rPr>
-        <w:t xml:space="preserve">求解</w:t>
-      </w:r>
-      <w:r>
-        <w:rPr>
-          <w:rStyle w:val="VerbatimChar"/>
-          <w:b/>
-          <w:bCs/>
-        </w:rPr>
-        <w:t xml:space="preserve"> → 5 </w:t>
-      </w:r>
-      <w:r>
-        <w:rPr>
-          <w:rStyle w:val="VerbatimChar"/>
-          <w:rFonts w:hint="eastAsia"/>
-          <w:b/>
-          <w:bCs/>
-        </w:rPr>
-        <w:t xml:space="preserve">结果</w:t>
-      </w:r>
-      <w:r>
-        <w:rPr>
-          <w:rFonts w:hint="eastAsia"/>
-        </w:rPr>
-        <w:t xml:space="preserve">，</w:t>
-      </w:r>
-      <w:r>
-        <w:t xml:space="preserve"> </w:t>
-      </w:r>
-      <w:r>
-        <w:rPr>
-          <w:rFonts w:hint="eastAsia"/>
-        </w:rPr>
-        <w:t xml:space="preserve">这是摘要流程；人工建模各环节请按3.0节的九阶段检查清单完成。</w:t>
+        <w:t xml:space="preserve">页签行右侧的「流程」菜单显示建模、定义、校验、求解、结果五个阶段；</w:t>
+      </w:r>
+      <w:r>
+        <w:t xml:space="preserve"> </w:t>
+      </w:r>
+      <w:r>
+        <w:rPr>
+          <w:rFonts w:hint="eastAsia"/>
+        </w:rPr>
+        <w:t xml:space="preserve">旁边的下一步按钮根据当前模型状态打开需要的操作。人工建模见3.0节。</w:t>
       </w:r>
     </w:p>
     <w:p>
@@ -2314,31 +2220,7 @@
         <w:rPr>
           <w:rFonts w:hint="eastAsia"/>
         </w:rPr>
-        <w:t xml:space="preserve">点</w:t>
-      </w:r>
-      <w:r>
-        <w:t xml:space="preserve"> </w:t>
-      </w:r>
-      <w:r>
-        <w:rPr>
-          <w:b/>
-          <w:bCs/>
-        </w:rPr>
-        <w:t xml:space="preserve">「4 </w:t>
-      </w:r>
-      <w:r>
-        <w:rPr>
-          <w:rFonts w:hint="eastAsia"/>
-          <w:b/>
-          <w:bCs/>
-        </w:rPr>
-        <w:t xml:space="preserve">求解」</w:t>
-      </w:r>
-      <w:r>
-        <w:rPr>
-          <w:rFonts w:hint="eastAsia"/>
-        </w:rPr>
-        <w:t xml:space="preserve">（或者直接按键盘</w:t>
+        <w:t xml:space="preserve">在「作业」页点「求解」（或者按键盘</w:t>
       </w:r>
       <w:r>
         <w:t xml:space="preserve"> </w:t>
@@ -2354,7 +2236,7 @@
         <w:rPr>
           <w:rFonts w:hint="eastAsia"/>
         </w:rPr>
-        <w:t xml:space="preserve">）。等一两秒，几步都会打上勾。</w:t>
+        <w:t xml:space="preserve">）。定义完整并通过校验后，后台开始计算。</w:t>
       </w:r>
     </w:p>
     <w:bookmarkEnd w:id="16"/>
@@ -3160,7 +3042,7 @@
     </w:p>
     <w:bookmarkEnd w:id="20"/>
     <w:bookmarkEnd w:id="21"/>
-    <w:bookmarkStart w:id="47" w:name="Xb726171a6f26840396b4ac092bc853896e5d2fd"/>
+    <w:bookmarkStart w:id="49" w:name="Xb726171a6f26840396b4ac092bc853896e5d2fd"/>
     <w:p>
       <w:pPr>
         <w:pStyle w:val="Heading2"/>
@@ -3186,7 +3068,7 @@
         <w:t xml:space="preserve">五分钟上手跳过了几步。下面是一次完整的分析该怎么走。</w:t>
       </w:r>
     </w:p>
-    <w:bookmarkStart w:id="26" w:name="X7a128ee4b0bc6710a16b8a010fbcf3e8e91155e"/>
+    <w:bookmarkStart w:id="28" w:name="Xf32626a3dbd1b28430808ebac4625609e02c1a9"/>
     <w:p>
       <w:pPr>
         <w:pStyle w:val="Heading3"/>
@@ -3198,7 +3080,7 @@
         <w:rPr>
           <w:rFonts w:hint="eastAsia"/>
         </w:rPr>
-        <w:t xml:space="preserve">按CAE九阶段完成人工建模（2026-10-14）</w:t>
+        <w:t xml:space="preserve">按CAE九阶段完成人工建模（2026-10-15）</w:t>
       </w:r>
     </w:p>
     <w:p>
@@ -3218,7 +3100,7 @@
         <w:rPr>
           <w:rFonts w:hint="eastAsia"/>
         </w:rPr>
-        <w:t xml:space="preserve">点击分析流程条的「全流程」或建模页的「刚架建模全流程」，打开检查清单；</w:t>
+        <w:t xml:space="preserve">从左上角菜单进入建模，再点「刚架建模全流程」，打开检查清单；</w:t>
       </w:r>
       <w:r>
         <w:t xml:space="preserve"> </w:t>
@@ -3259,16 +3141,16 @@
         <w:rPr>
           <w:rFonts w:hint="eastAsia"/>
         </w:rPr>
-        <w:t xml:space="preserve">当前软件采用全局坐标下的梁杆系，装配阶段核对拓扑与区域；没有照搬独立CAD部件实例、</w:t>
-      </w:r>
-      <w:r>
-        <w:t xml:space="preserve"> </w:t>
-      </w:r>
-      <w:r>
-        <w:rPr>
-          <w:rFonts w:hint="eastAsia"/>
-        </w:rPr>
-        <w:t xml:space="preserve">实体接触和螺栓预紧。整体梁离散与局部实体网格分别定义，不能把梁中心线云图当成实体应力。</w:t>
+        <w:t xml:space="preserve">当前软件采用全局坐标下的梁杆系，支持区域对象、独立杆系实例及阵列；</w:t>
+      </w:r>
+      <w:r>
+        <w:t xml:space="preserve"> </w:t>
+      </w:r>
+      <w:r>
+        <w:rPr>
+          <w:rFonts w:hint="eastAsia"/>
+        </w:rPr>
+        <w:t xml:space="preserve">没有通用CAD实体装配、接触和螺栓预紧。整体梁离散与局部实体网格分别定义，不能把梁中心线云图当成实体应力。</w:t>
       </w:r>
     </w:p>
     <w:tbl>
@@ -3360,21 +3242,21 @@
               <w:rPr>
                 <w:rFonts w:hint="eastAsia"/>
               </w:rPr>
-              <w:t xml:space="preserve">先确认单位制；用草图、规则框架或坐标建点建立中心线与杆件</w:t>
-            </w:r>
-          </w:p>
-        </w:tc>
-        <w:tc>
-          <w:tcPr/>
-          <w:p>
-            <w:pPr>
-              <w:pStyle w:val="Compact"/>
-            </w:pPr>
-            <w:r>
-              <w:rPr>
-                <w:rFonts w:hint="eastAsia"/>
-              </w:rPr>
-              <w:t xml:space="preserve">尺寸、工作平面、节点位置和杆件端点；参数化几何默认不补材料或载荷</w:t>
+              <w:t xml:space="preserve">草图、规则框架或坐标建点；可分割杆件、建立基准点并测量</w:t>
+            </w:r>
+          </w:p>
+        </w:tc>
+        <w:tc>
+          <w:tcPr/>
+          <w:p>
+            <w:pPr>
+              <w:pStyle w:val="Compact"/>
+            </w:pPr>
+            <w:r>
+              <w:rPr>
+                <w:rFonts w:hint="eastAsia"/>
+              </w:rPr>
+              <w:t xml:space="preserve">尺寸、单位、工作平面、端点；分割添加内部节点，分析编译时剖分</w:t>
             </w:r>
           </w:p>
         </w:tc>
@@ -3410,21 +3292,21 @@
               <w:rPr>
                 <w:rFonts w:hint="eastAsia"/>
               </w:rPr>
-              <w:t xml:space="preserve">创建材料及截面；用「批量属性指派」及「梁截面方向」完成属性设置</w:t>
-            </w:r>
-          </w:p>
-        </w:tc>
-        <w:tc>
-          <w:tcPr/>
-          <w:p>
-            <w:pPr>
-              <w:pStyle w:val="Compact"/>
-            </w:pPr>
-            <w:r>
-              <w:rPr>
-                <w:rFonts w:hint="eastAsia"/>
-              </w:rPr>
-              <w:t xml:space="preserve">所有杆件都有属性，强弱轴正确；参考向量不得与杆轴平行</w:t>
+              <w:t xml:space="preserve">创建材料及截面；「属性指派」和「梁截面方向」作用于选取区域或集合</w:t>
+            </w:r>
+          </w:p>
+        </w:tc>
+        <w:tc>
+          <w:tcPr/>
+          <w:p>
+            <w:pPr>
+              <w:pStyle w:val="Compact"/>
+            </w:pPr>
+            <w:r>
+              <w:rPr>
+                <w:rFonts w:hint="eastAsia"/>
+              </w:rPr>
+              <w:t xml:space="preserve">对象引用集合后，集合变化会触发再生成；参考向量不能与杆轴平行</w:t>
             </w:r>
           </w:p>
         </w:tc>
@@ -3460,21 +3342,21 @@
               <w:rPr>
                 <w:rFonts w:hint="eastAsia"/>
               </w:rPr>
-              <w:t xml:space="preserve">执行「装配检查」，用「命名集合」保存节点或杆件组</w:t>
-            </w:r>
-          </w:p>
-        </w:tc>
-        <w:tc>
-          <w:tcPr/>
-          <w:p>
-            <w:pPr>
-              <w:pStyle w:val="Compact"/>
-            </w:pPr>
-            <w:r>
-              <w:rPr>
-                <w:rFonts w:hint="eastAsia"/>
-              </w:rPr>
-              <w:t xml:space="preserve">同坐标不同编号、重复杆件、缺失端点须修正；相交中心线不自动粘结，集合也不创建连接</w:t>
+              <w:t xml:space="preserve">「创建实例」「线性阵列」「环形阵列」，并做「装配检查」</w:t>
+            </w:r>
+          </w:p>
+        </w:tc>
+        <w:tc>
+          <w:tcPr/>
+          <w:p>
+            <w:pPr>
+              <w:pStyle w:val="Compact"/>
+            </w:pPr>
+            <w:r>
+              <w:rPr>
+                <w:rFonts w:hint="eastAsia"/>
+              </w:rPr>
+              <w:t xml:space="preserve">副本可独立修改，重合节点共用；属性随副本旋转，荷载和边界条件需另加</w:t>
             </w:r>
           </w:p>
         </w:tc>
@@ -3510,21 +3392,21 @@
               <w:rPr>
                 <w:rFonts w:hint="eastAsia"/>
               </w:rPr>
-              <w:t xml:space="preserve">独立线性工况使用求解设置；需要改变载荷或约束时用分析步管理器及幅值</w:t>
-            </w:r>
-          </w:p>
-        </w:tc>
-        <w:tc>
-          <w:tcPr/>
-          <w:p>
-            <w:pPr>
-              <w:pStyle w:val="Compact"/>
-            </w:pPr>
-            <w:r>
-              <w:rPr>
-                <w:rFonts w:hint="eastAsia"/>
-              </w:rPr>
-              <w:t xml:space="preserve">Initial是初始约束；独立工况与声明步骤的实际生效载荷不同；位移、反力及杆端力固定输出</w:t>
+              <w:t xml:space="preserve">「分析步」创建静力、P-Δ、频率或屈曲步；定义幅值</w:t>
+            </w:r>
+          </w:p>
+        </w:tc>
+        <w:tc>
+          <w:tcPr/>
+          <w:p>
+            <w:pPr>
+              <w:pStyle w:val="Compact"/>
+            </w:pPr>
+            <w:r>
+              <w:rPr>
+                <w:rFonts w:hint="eastAsia"/>
+              </w:rPr>
+              <w:t xml:space="preserve">荷载属于工况，分析步激活工况；频率与屈曲是线性摄动步</w:t>
             </w:r>
           </w:p>
         </w:tc>
@@ -3560,21 +3442,21 @@
               <w:rPr>
                 <w:rFonts w:hint="eastAsia"/>
               </w:rPr>
-              <w:t xml:space="preserve">用「杆端连接」按i端、j端或两端，分别设置rx、ry、rz为刚接、释放或转动弹簧</w:t>
-            </w:r>
-          </w:p>
-        </w:tc>
-        <w:tc>
-          <w:tcPr/>
-          <w:p>
-            <w:pPr>
-              <w:pStyle w:val="Compact"/>
-            </w:pPr>
-            <w:r>
-              <w:rPr>
-                <w:rFonts w:hint="eastAsia"/>
-              </w:rPr>
-              <w:t xml:space="preserve">保持原值不会改动该方向；释放rz只对应局部z方向；弹簧刚度要有依据，不能根据螺栓数量自动认定刚接</w:t>
+              <w:t xml:space="preserve">杆端释放、转动弹簧；「创建约束」设置刚性连杆、TIE、PIN或运动耦合</w:t>
+            </w:r>
+          </w:p>
+        </w:tc>
+        <w:tc>
+          <w:tcPr/>
+          <w:p>
+            <w:pPr>
+              <w:pStyle w:val="Compact"/>
+            </w:pPr>
+            <w:r>
+              <w:rPr>
+                <w:rFonts w:hint="eastAsia"/>
+              </w:rPr>
+              <w:t xml:space="preserve">主从自由度不能重复、成环或与从节点支座冲突；刚性连接不代表实体接触</w:t>
             </w:r>
           </w:p>
         </w:tc>
@@ -3610,21 +3492,21 @@
               <w:rPr>
                 <w:rFonts w:hint="eastAsia"/>
               </w:rPr>
-              <w:t xml:space="preserve">定义支座、节点力、杆件荷载、重力及组合；查看约束和载荷管理器</w:t>
-            </w:r>
-          </w:p>
-        </w:tc>
-        <w:tc>
-          <w:tcPr/>
-          <w:p>
-            <w:pPr>
-              <w:pStyle w:val="Compact"/>
-            </w:pPr>
-            <w:r>
-              <w:rPr>
-                <w:rFonts w:hint="eastAsia"/>
-              </w:rPr>
-              <w:t xml:space="preserve">单位、方向、作用对象与有效工况正确；自重需要密度，空工况不会自动补荷载</w:t>
+              <w:t xml:space="preserve">「创建边界条件」「创建载荷」，从视口或集合选区域后编辑数值</w:t>
+            </w:r>
+          </w:p>
+        </w:tc>
+        <w:tc>
+          <w:tcPr/>
+          <w:p>
+            <w:pPr>
+              <w:pStyle w:val="Compact"/>
+            </w:pPr>
+            <w:r>
+              <w:rPr>
+                <w:rFonts w:hint="eastAsia"/>
+              </w:rPr>
+              <w:t xml:space="preserve">给定位移在Initial创建、指定工况且仅给受约束方向；管理器可按步修改或失活约束</w:t>
             </w:r>
           </w:p>
         </w:tc>
@@ -3660,21 +3542,21 @@
               <w:rPr>
                 <w:rFonts w:hint="eastAsia"/>
               </w:rPr>
-              <w:t xml:space="preserve">用「预览梁网格」检查分析杆段与物理杆件映射</w:t>
-            </w:r>
-          </w:p>
-        </w:tc>
-        <w:tc>
-          <w:tcPr/>
-          <w:p>
-            <w:pPr>
-              <w:pStyle w:val="Compact"/>
-            </w:pPr>
-            <w:r>
-              <w:rPr>
-                <w:rFonts w:hint="eastAsia"/>
-              </w:rPr>
-              <w:t xml:space="preserve">内节点、杆间集中力及力矩位置自动剖分；当前不能在此指定Abaqus梁类型或任意梁种子尺寸</w:t>
+              <w:t xml:space="preserve">「全局布种」「杆件布种」设置尺寸或份数，用「预览梁网格」核对</w:t>
+            </w:r>
+          </w:p>
+        </w:tc>
+        <w:tc>
+          <w:tcPr/>
+          <w:p>
+            <w:pPr>
+              <w:pStyle w:val="Compact"/>
+            </w:pPr>
+            <w:r>
+              <w:rPr>
+                <w:rFonts w:hint="eastAsia"/>
+              </w:rPr>
+              <w:t xml:space="preserve">频率、屈曲、P-Δ每杆至少4段，仍需收敛检查；局部实体网格另行设置</w:t>
             </w:r>
           </w:p>
         </w:tc>
@@ -3710,21 +3592,21 @@
               <w:rPr>
                 <w:rFonts w:hint="eastAsia"/>
               </w:rPr>
-              <w:t xml:space="preserve">先「完整性校验」，再「机构诊断」；独立工况点求解，声明步骤点「提交分析步」</w:t>
-            </w:r>
-          </w:p>
-        </w:tc>
-        <w:tc>
-          <w:tcPr/>
-          <w:p>
-            <w:pPr>
-              <w:pStyle w:val="Compact"/>
-            </w:pPr>
-            <w:r>
-              <w:rPr>
-                <w:rFonts w:hint="eastAsia"/>
-              </w:rPr>
-              <w:t xml:space="preserve">定义完整不等于结构稳定；后台运行状态在状态栏显示，可停止；分步求解保留最后一步用于后处理</w:t>
+              <w:t xml:space="preserve">完整性与机构检查后，在「作业管理器」新建、检查及提交</w:t>
+            </w:r>
+          </w:p>
+        </w:tc>
+        <w:tc>
+          <w:tcPr/>
+          <w:p>
+            <w:pPr>
+              <w:pStyle w:val="Compact"/>
+            </w:pPr>
+            <w:r>
+              <w:rPr>
+                <w:rFonts w:hint="eastAsia"/>
+              </w:rPr>
+              <w:t xml:space="preserve">作业保存指纹、状态和消息；模型变化或结果被其他作业覆盖后须重提，暂不保存每个作业的完整结果快照</w:t>
             </w:r>
           </w:p>
         </w:tc>
@@ -3760,21 +3642,21 @@
               <w:rPr>
                 <w:rFonts w:hint="eastAsia"/>
               </w:rPr>
-              <w:t xml:space="preserve">查看变形、反力、内力和警告，再做局部实体分析或导出报告</w:t>
-            </w:r>
-          </w:p>
-        </w:tc>
-        <w:tc>
-          <w:tcPr/>
-          <w:p>
-            <w:pPr>
-              <w:pStyle w:val="Compact"/>
-            </w:pPr>
-            <w:r>
-              <w:rPr>
-                <w:rFonts w:hint="eastAsia"/>
-              </w:rPr>
-              <w:t xml:space="preserve">平衡及模型假设需复核；局部实体另外设置C3D10网格，单档网格不能证明热点应力收敛</w:t>
+              <w:t xml:space="preserve">模型树按分析步展开静力帧、P-Δ增量、频率振型或屈曲模态</w:t>
+            </w:r>
+          </w:p>
+        </w:tc>
+        <w:tc>
+          <w:tcPr/>
+          <w:p>
+            <w:pPr>
+              <w:pStyle w:val="Compact"/>
+            </w:pPr>
+            <w:r>
+              <w:rPr>
+                <w:rFonts w:hint="eastAsia"/>
+              </w:rPr>
+              <w:t xml:space="preserve">单击切换已有结果；可用显示组、动画、路径曲线；改模型后步骤结果失效</w:t>
             </w:r>
           </w:p>
         </w:tc>
@@ -3847,7 +3729,7 @@
       <w:r>
         <w:drawing>
           <wp:inline>
-            <wp:extent cx="5334000" cy="4033447"/>
+            <wp:extent cx="5334000" cy="4033024"/>
             <wp:effectExtent b="0" l="0" r="0" t="0"/>
             <wp:docPr descr="刚架人工建模九阶段检查清单" title="" id="24" name="Picture"/>
             <a:graphic>
@@ -3868,7 +3750,7 @@
                   <pic:spPr bwMode="auto">
                     <a:xfrm>
                       <a:off x="0" y="0"/>
-                      <a:ext cx="5334000" cy="4033447"/>
+                      <a:ext cx="5334000" cy="4033024"/>
                     </a:xfrm>
                     <a:prstGeom prst="rect">
                       <a:avLst/>
@@ -3887,8 +3769,210 @@
         </w:drawing>
       </w:r>
     </w:p>
+    <w:bookmarkStart w:id="26" w:name="区域拾取对象管理与给定位移"/>
+    <w:p>
+      <w:pPr>
+        <w:pStyle w:val="Heading4"/>
+      </w:pPr>
+      <w:r>
+        <w:rPr>
+          <w:rFonts w:hint="eastAsia"/>
+        </w:rPr>
+        <w:t xml:space="preserve">区域拾取、对象管理与给定位移</w:t>
+      </w:r>
+    </w:p>
+    <w:p>
+      <w:pPr>
+        <w:pStyle w:val="FirstParagraph"/>
+      </w:pPr>
+      <w:r>
+        <w:rPr>
+          <w:rFonts w:hint="eastAsia"/>
+        </w:rPr>
+        <w:t xml:space="preserve">先点命令，填写名称和类型，再根据底部提示区选节点或杆件：Shift加选、Ctrl减选，</w:t>
+      </w:r>
+      <w:r>
+        <w:t xml:space="preserve"> </w:t>
+      </w:r>
+      <w:r>
+        <w:rPr>
+          <w:rFonts w:hint="eastAsia"/>
+        </w:rPr>
+        <w:t xml:space="preserve">也可框选或点「使用集合…」。点「完成」进入数值编辑器，Esc取消当前拾取。</w:t>
+      </w:r>
+      <w:r>
+        <w:t xml:space="preserve"> </w:t>
+      </w:r>
+      <w:r>
+        <w:rPr>
+          <w:rFonts w:hint="eastAsia"/>
+        </w:rPr>
+        <w:t xml:space="preserve">已有选择会作为默认区域。普通点选和结果探针使用物理杆件编号，不使用分析剖分编号。</w:t>
+      </w:r>
+    </w:p>
+    <w:p>
+      <w:pPr>
+        <w:pStyle w:val="BodyText"/>
+      </w:pPr>
+      <w:r>
+        <w:rPr>
+          <w:rFonts w:hint="eastAsia"/>
+        </w:rPr>
+        <w:t xml:space="preserve">模型树单击定位、右键管理；材料、截面、集合、截面指派、边界条件和荷载保留命名对象。</w:t>
+      </w:r>
+      <w:r>
+        <w:t xml:space="preserve"> </w:t>
+      </w:r>
+      <w:r>
+        <w:rPr>
+          <w:rFonts w:hint="eastAsia"/>
+        </w:rPr>
+        <w:t xml:space="preserve">使用集合名的区域会跟随集合变化，不需要重新逐根指定。管理器可编辑、复制、改名、删除和抑制对象。</w:t>
+      </w:r>
+    </w:p>
+    <w:p>
+      <w:pPr>
+        <w:pStyle w:val="BodyText"/>
+      </w:pPr>
+      <w:r>
+        <w:rPr>
+          <w:rFonts w:hint="eastAsia"/>
+        </w:rPr>
+        <w:t xml:space="preserve">支座沉降从载荷页的「创建边界条件」进入，类型选“位移/转角（给定值，如支座沉降）”，</w:t>
+      </w:r>
+      <w:r>
+        <w:t xml:space="preserve"> </w:t>
+      </w:r>
+      <w:r>
+        <w:rPr>
+          <w:rFonts w:hint="eastAsia"/>
+        </w:rPr>
+        <w:t xml:space="preserve">分析步选Initial。选择节点后，在编辑器选择工况、勾选受约束方向并输入对应位移或转角。</w:t>
+      </w:r>
+      <w:r>
+        <w:t xml:space="preserve"> </w:t>
+      </w:r>
+      <w:r>
+        <w:rPr>
+          <w:rFonts w:hint="eastAsia"/>
+        </w:rPr>
+        <w:t xml:space="preserve">平移单位跟随模型，转角为rad；未约束方向不得给非零值，后续步暂不支持修改给定值。</w:t>
+      </w:r>
+      <w:r>
+        <w:t xml:space="preserve"> </w:t>
+      </w:r>
+      <w:r>
+        <w:rPr>
+          <w:rFonts w:hint="eastAsia"/>
+        </w:rPr>
+        <w:t xml:space="preserve">在管理器失活该边界条件后，相应约束及给定位移均从该步移除。</w:t>
+      </w:r>
+    </w:p>
+    <w:p>
+      <w:pPr>
+        <w:pStyle w:val="BodyText"/>
+      </w:pPr>
+      <w:r>
+        <w:rPr>
+          <w:rFonts w:hint="eastAsia"/>
+        </w:rPr>
+        <w:t xml:space="preserve">框架生成器和旧模型中的支座可能仍是直接条目。点模型树中的直接定义支座，确认转换后，</w:t>
+      </w:r>
+      <w:r>
+        <w:t xml:space="preserve"> </w:t>
+      </w:r>
+      <w:r>
+        <w:rPr>
+          <w:rFonts w:hint="eastAsia"/>
+        </w:rPr>
+        <w:t xml:space="preserve">约束、弹簧和节点保持原样，统一交给边界条件管理器；转换可一次撤销。</w:t>
+      </w:r>
+    </w:p>
     <w:bookmarkEnd w:id="26"/>
-    <w:bookmarkStart w:id="27" w:name="Xe2fa0d65e827faa76b9520f8c82b2dc16c2f997"/>
+    <w:bookmarkStart w:id="27" w:name="实例约束和后处理的范围"/>
+    <w:p>
+      <w:pPr>
+        <w:pStyle w:val="Heading4"/>
+      </w:pPr>
+      <w:r>
+        <w:rPr>
+          <w:rFonts w:hint="eastAsia"/>
+        </w:rPr>
+        <w:t xml:space="preserve">实例、约束和后处理的范围</w:t>
+      </w:r>
+    </w:p>
+    <w:p>
+      <w:pPr>
+        <w:pStyle w:val="FirstParagraph"/>
+      </w:pPr>
+      <w:r>
+        <w:rPr>
+          <w:rFonts w:hint="eastAsia"/>
+        </w:rPr>
+        <w:t xml:space="preserve">实例是现有杆件区域的独立副本。线性及环形阵列数量包含原件，删除阵列会删除新建副本；</w:t>
+      </w:r>
+      <w:r>
+        <w:t xml:space="preserve"> </w:t>
+      </w:r>
+      <w:r>
+        <w:rPr>
+          <w:rFonts w:hint="eastAsia"/>
+        </w:rPr>
+        <w:t xml:space="preserve">修改源杆件不会自动更新已有副本。副本不复制荷载及边界条件，新柱脚需重新施加约束。</w:t>
+      </w:r>
+    </w:p>
+    <w:p>
+      <w:pPr>
+        <w:pStyle w:val="BodyText"/>
+      </w:pPr>
+      <w:r>
+        <w:rPr>
+          <w:rFonts w:hint="eastAsia"/>
+        </w:rPr>
+        <w:t xml:space="preserve">刚性连杆用于偏心连接，TIE用于重合节点全部自由度相等，PIN只约束重合节点平动。</w:t>
+      </w:r>
+      <w:r>
+        <w:t xml:space="preserve"> </w:t>
+      </w:r>
+      <w:r>
+        <w:rPr>
+          <w:rFonts w:hint="eastAsia"/>
+        </w:rPr>
+        <w:t xml:space="preserve">运动耦合可逐自由度选择，例如U1、U2、UR3组成水平刚性楼板。孤立主节点未约束方向可能没有刚度，</w:t>
+      </w:r>
+      <w:r>
+        <w:t xml:space="preserve"> </w:t>
+      </w:r>
+      <w:r>
+        <w:rPr>
+          <w:rFonts w:hint="eastAsia"/>
+        </w:rPr>
+        <w:t xml:space="preserve">应根据实际支承补边界条件，不能任意加刚度消除报错。</w:t>
+      </w:r>
+    </w:p>
+    <w:p>
+      <w:pPr>
+        <w:pStyle w:val="BodyText"/>
+      </w:pPr>
+      <w:r>
+        <w:rPr>
+          <w:rFonts w:hint="eastAsia"/>
+        </w:rPr>
+        <w:t xml:space="preserve">结果树切换已求解分析步无需重算。P-Δ中间帧的节点位移对应实际增量，但杆内弯曲形状使用最终荷载，</w:t>
+      </w:r>
+      <w:r>
+        <w:t xml:space="preserve"> </w:t>
+      </w:r>
+      <w:r>
+        <w:rPr>
+          <w:rFonts w:hint="eastAsia"/>
+        </w:rPr>
+        <w:t xml:space="preserve">应以最终帧判读杆内变形。显示组只隐藏图形，动画只改变显示，不修改结果数值。</w:t>
+      </w:r>
+    </w:p>
+    <w:bookmarkEnd w:id="27"/>
+    <w:bookmarkEnd w:id="28"/>
+    <w:bookmarkStart w:id="29" w:name="Xe2fa0d65e827faa76b9520f8c82b2dc16c2f997"/>
     <w:p>
       <w:pPr>
         <w:pStyle w:val="Heading3"/>
@@ -4053,8 +4137,8 @@
         <w:t xml:space="preserve">成功修改会使原有分析结果失效，需要重新求解；可用撤销恢复修改。</w:t>
       </w:r>
     </w:p>
-    <w:bookmarkEnd w:id="27"/>
-    <w:bookmarkStart w:id="28" w:name="X1e2a2deeeac750fb51a287e63a7c1b52a0348fc"/>
+    <w:bookmarkEnd w:id="29"/>
+    <w:bookmarkStart w:id="30" w:name="X1e2a2deeeac750fb51a287e63a7c1b52a0348fc"/>
     <w:p>
       <w:pPr>
         <w:pStyle w:val="Heading3"/>
@@ -4551,8 +4635,8 @@
         <w:t xml:space="preserve">，还会在下面告诉你这个截面能不能做强度验算。</w:t>
       </w:r>
     </w:p>
-    <w:bookmarkEnd w:id="28"/>
-    <w:bookmarkStart w:id="29" w:name="Xcd445300e848d4cf313e939bd050309a74f441f"/>
+    <w:bookmarkEnd w:id="30"/>
+    <w:bookmarkStart w:id="31" w:name="Xcd445300e848d4cf313e939bd050309a74f441f"/>
     <w:p>
       <w:pPr>
         <w:pStyle w:val="Heading3"/>
@@ -4789,8 +4873,8 @@
         <w:t xml:space="preserve">kN，它会帮你换算并把换算过程写出来。</w:t>
       </w:r>
     </w:p>
-    <w:bookmarkEnd w:id="29"/>
-    <w:bookmarkStart w:id="30" w:name="X26781790986075940913085fb879bafa837a288"/>
+    <w:bookmarkEnd w:id="31"/>
+    <w:bookmarkStart w:id="32" w:name="X26781790986075940913085fb879bafa837a288"/>
     <w:p>
       <w:pPr>
         <w:pStyle w:val="Heading3"/>
@@ -4868,31 +4952,24 @@
         <w:rPr>
           <w:rFonts w:hint="eastAsia"/>
         </w:rPr>
-        <w:t xml:space="preserve">校验过了点</w:t>
-      </w:r>
-      <w:r>
-        <w:t xml:space="preserve"> </w:t>
-      </w:r>
-      <w:r>
-        <w:rPr>
-          <w:b/>
-          <w:bCs/>
-        </w:rPr>
-        <w:t xml:space="preserve">「4 </w:t>
-      </w:r>
-      <w:r>
-        <w:rPr>
-          <w:rFonts w:hint="eastAsia"/>
-          <w:b/>
-          <w:bCs/>
-        </w:rPr>
-        <w:t xml:space="preserve">求解」</w:t>
-      </w:r>
-      <w:r>
-        <w:rPr>
-          <w:rFonts w:hint="eastAsia"/>
-        </w:rPr>
-        <w:t xml:space="preserve">（F5）。</w:t>
+        <w:t xml:space="preserve">校验通过后在作业页点</w:t>
+      </w:r>
+      <w:r>
+        <w:t xml:space="preserve"> </w:t>
+      </w:r>
+      <w:r>
+        <w:rPr>
+          <w:rFonts w:hint="eastAsia"/>
+          <w:b/>
+          <w:bCs/>
+        </w:rPr>
+        <w:t xml:space="preserve">「求解」</w:t>
+      </w:r>
+      <w:r>
+        <w:rPr>
+          <w:rFonts w:hint="eastAsia"/>
+        </w:rPr>
+        <w:t xml:space="preserve">（F5），或在作业管理器提交已定义的分析步。</w:t>
       </w:r>
     </w:p>
     <w:p>
@@ -4989,8 +5066,8 @@
         <w:t xml:space="preserve">。</w:t>
       </w:r>
     </w:p>
-    <w:bookmarkEnd w:id="30"/>
-    <w:bookmarkStart w:id="40" w:name="X8a17ca255b3f2551dbdd95ab891a5e6ce3af048"/>
+    <w:bookmarkEnd w:id="32"/>
+    <w:bookmarkStart w:id="42" w:name="X8a17ca255b3f2551dbdd95ab891a5e6ce3af048"/>
     <w:p>
       <w:pPr>
         <w:pStyle w:val="Heading3"/>
@@ -5022,7 +5099,7 @@
         <w:rPr>
           <w:rFonts w:hint="eastAsia"/>
         </w:rPr>
-        <w:t xml:space="preserve">顶部默认展开完整模块功能区，下方保留常驻工具栏与分析流程。</w:t>
+        <w:t xml:space="preserve">顶部默认展开模块功能区，下方是常驻工具栏；流程菜单与下一步按钮在页签行右侧。</w:t>
       </w:r>
       <w:r>
         <w:t xml:space="preserve"> </w:t>
@@ -5138,7 +5215,7 @@
         <w:rPr>
           <w:rFonts w:hint="eastAsia"/>
         </w:rPr>
-        <w:t xml:space="preserve">也不会触发模型缩小或移动。结果窗口关闭后可从左侧原入口重新打开，表格内容、排序和选择保留。</w:t>
+        <w:t xml:space="preserve">也不会触发模型缩小或移动。结果窗口关闭后可从结果页重新打开，表格内容、排序和选择保留。</w:t>
       </w:r>
       <w:r>
         <w:t xml:space="preserve"> </w:t>
@@ -5156,7 +5233,16 @@
         <w:rPr>
           <w:rFonts w:hint="eastAsia"/>
         </w:rPr>
-        <w:t xml:space="preserve">模型树、属性等面板的标题栏右侧有独立窗口图标。移出后可并排查看模型与表格，</w:t>
+        <w:t xml:space="preserve">左侧常驻模型栏上方是模型树、下方是属性，直接占用布局宽度；右侧是AI助手。</w:t>
+      </w:r>
+      <w:r>
+        <w:t xml:space="preserve"> </w:t>
+      </w:r>
+      <w:r>
+        <w:rPr>
+          <w:rFonts w:hint="eastAsia"/>
+        </w:rPr>
+        <w:t xml:space="preserve">辅助面板标题栏右侧有独立窗口图标。移出后可并排查看模型与表格，</w:t>
       </w:r>
       <w:r>
         <w:t xml:space="preserve"> </w:t>
@@ -5174,7 +5260,7 @@
         <w:rPr>
           <w:rFonts w:hint="eastAsia"/>
         </w:rPr>
-        <w:t xml:space="preserve">关闭独立窗口后仍可从原侧栏入口重开。需要固定布局时可手动停靠回底部；本次使用期间尊重该选择。</w:t>
+        <w:t xml:space="preserve">关闭独立窗口后仍可从对应命令重开。需要固定布局时可手动停靠回底部；本次使用期间尊重该选择。</w:t>
       </w:r>
       <w:r>
         <w:t xml:space="preserve"> </w:t>
@@ -5192,16 +5278,7 @@
         <w:rPr>
           <w:rFonts w:hint="eastAsia"/>
         </w:rPr>
-        <w:t xml:space="preserve">拖动面板内侧边缘可调尺寸，双击边缘恢复默认；Tab</w:t>
-      </w:r>
-      <w:r>
-        <w:t xml:space="preserve"> </w:t>
-      </w:r>
-      <w:r>
-        <w:rPr>
-          <w:rFonts w:hint="eastAsia"/>
-        </w:rPr>
-        <w:t xml:space="preserve">可定位侧栏入口，空格可开关。</w:t>
+        <w:t xml:space="preserve">拖动分隔线可调面板尺寸；Ctrl+Shift+P打开命令面板，按中文或英文搜索命令。</w:t>
       </w:r>
     </w:p>
     <w:p>
@@ -5224,18 +5301,18 @@
           <wp:inline>
             <wp:extent cx="5334000" cy="3333750"/>
             <wp:effectExtent b="0" l="0" r="0" t="0"/>
-            <wp:docPr descr="结果页功能区" title="" id="32" name="Picture"/>
+            <wp:docPr descr="结果页功能区" title="" id="34" name="Picture"/>
             <a:graphic>
               <a:graphicData uri="http://schemas.openxmlformats.org/drawingml/2006/picture">
                 <pic:pic>
                   <pic:nvPicPr>
-                    <pic:cNvPr descr="手册图/02-结果页功能区.png" id="33" name="Picture"/>
+                    <pic:cNvPr descr="手册图/02-结果页功能区.png" id="35" name="Picture"/>
                     <pic:cNvPicPr>
                       <a:picLocks noChangeArrowheads="1" noChangeAspect="1"/>
                     </pic:cNvPicPr>
                   </pic:nvPicPr>
                   <pic:blipFill>
-                    <a:blip r:embed="rId31"/>
+                    <a:blip r:embed="rId33"/>
                     <a:stretch>
                       <a:fillRect/>
                     </a:stretch>
@@ -5788,18 +5865,18 @@
           <wp:inline>
             <wp:extent cx="5334000" cy="3093720"/>
             <wp:effectExtent b="0" l="0" r="0" t="0"/>
-            <wp:docPr descr="强度验算结果" title="" id="35" name="Picture"/>
+            <wp:docPr descr="强度验算结果" title="" id="37" name="Picture"/>
             <a:graphic>
               <a:graphicData uri="http://schemas.openxmlformats.org/drawingml/2006/picture">
                 <pic:pic>
                   <pic:nvPicPr>
-                    <pic:cNvPr descr="手册图/03-强度验算结果.png" id="36" name="Picture"/>
+                    <pic:cNvPr descr="手册图/03-强度验算结果.png" id="38" name="Picture"/>
                     <pic:cNvPicPr>
                       <a:picLocks noChangeArrowheads="1" noChangeAspect="1"/>
                     </pic:cNvPicPr>
                   </pic:nvPicPr>
                   <pic:blipFill>
-                    <a:blip r:embed="rId34"/>
+                    <a:blip r:embed="rId36"/>
                     <a:stretch>
                       <a:fillRect/>
                     </a:stretch>
@@ -6394,18 +6471,18 @@
           <wp:inline>
             <wp:extent cx="5334000" cy="3333750"/>
             <wp:effectExtent b="0" l="0" r="0" t="0"/>
-            <wp:docPr descr="应力云图" title="" id="38" name="Picture"/>
+            <wp:docPr descr="应力云图" title="" id="40" name="Picture"/>
             <a:graphic>
               <a:graphicData uri="http://schemas.openxmlformats.org/drawingml/2006/picture">
                 <pic:pic>
                   <pic:nvPicPr>
-                    <pic:cNvPr descr="手册图/05-应力云图.png" id="39" name="Picture"/>
+                    <pic:cNvPr descr="手册图/05-应力云图.png" id="41" name="Picture"/>
                     <pic:cNvPicPr>
                       <a:picLocks noChangeArrowheads="1" noChangeAspect="1"/>
                     </pic:cNvPicPr>
                   </pic:nvPicPr>
                   <pic:blipFill>
-                    <a:blip r:embed="rId37"/>
+                    <a:blip r:embed="rId39"/>
                     <a:stretch>
                       <a:fillRect/>
                     </a:stretch>
@@ -6452,8 +6529,8 @@
         <w:t xml:space="preserve">看到某根杆整根发红，再回头去看强度验算表里它那一行，两处应该对得上。</w:t>
       </w:r>
     </w:p>
-    <w:bookmarkEnd w:id="40"/>
-    <w:bookmarkStart w:id="44" w:name="X321d5e20d7401139df7655f336feed4662e0b68"/>
+    <w:bookmarkEnd w:id="42"/>
+    <w:bookmarkStart w:id="46" w:name="X321d5e20d7401139df7655f336feed4662e0b68"/>
     <w:p>
       <w:pPr>
         <w:pStyle w:val="Heading3"/>
@@ -7451,18 +7528,18 @@
           <wp:inline>
             <wp:extent cx="5334000" cy="3429000"/>
             <wp:effectExtent b="0" l="0" r="0" t="0"/>
-            <wp:docPr descr="节点实体主视口" title="" id="42" name="Picture"/>
+            <wp:docPr descr="节点实体主视口" title="" id="44" name="Picture"/>
             <a:graphic>
               <a:graphicData uri="http://schemas.openxmlformats.org/drawingml/2006/picture">
                 <pic:pic>
                   <pic:nvPicPr>
-                    <pic:cNvPr descr="手册图/06-实体云图.png" id="43" name="Picture"/>
+                    <pic:cNvPr descr="手册图/06-实体云图.png" id="45" name="Picture"/>
                     <pic:cNvPicPr>
                       <a:picLocks noChangeArrowheads="1" noChangeAspect="1"/>
                     </pic:cNvPicPr>
                   </pic:nvPicPr>
                   <pic:blipFill>
-                    <a:blip r:embed="rId41"/>
+                    <a:blip r:embed="rId43"/>
                     <a:stretch>
                       <a:fillRect/>
                     </a:stretch>
@@ -7489,8 +7566,8 @@
         </w:drawing>
       </w:r>
     </w:p>
-    <w:bookmarkEnd w:id="44"/>
-    <w:bookmarkStart w:id="45" w:name="Xf306fc5d056a703c0291068fc9ecf9d0af7d464"/>
+    <w:bookmarkEnd w:id="46"/>
+    <w:bookmarkStart w:id="47" w:name="Xf306fc5d056a703c0291068fc9ecf9d0af7d464"/>
     <w:p>
       <w:pPr>
         <w:pStyle w:val="Heading3"/>
@@ -7626,8 +7703,8 @@
         <w:t xml:space="preserve">正式保存与自动保存都先写完整临时文件再替换；保存失败会说明原因并提示检查权限或另选目录。</w:t>
       </w:r>
     </w:p>
-    <w:bookmarkEnd w:id="45"/>
-    <w:bookmarkStart w:id="46" w:name="X3a8e1efc1ca557c430fcfab97ff4af806f50eb5"/>
+    <w:bookmarkEnd w:id="47"/>
+    <w:bookmarkStart w:id="48" w:name="X3a8e1efc1ca557c430fcfab97ff4af806f50eb5"/>
     <w:p>
       <w:pPr>
         <w:pStyle w:val="Heading3"/>
@@ -7784,9 +7861,9 @@
         </w:pict>
       </w:r>
     </w:p>
-    <w:bookmarkEnd w:id="46"/>
-    <w:bookmarkEnd w:id="47"/>
-    <w:bookmarkStart w:id="59" w:name="X2fac633c2612963f2bd0008fc185544b4807016"/>
+    <w:bookmarkEnd w:id="48"/>
+    <w:bookmarkEnd w:id="49"/>
+    <w:bookmarkStart w:id="61" w:name="X2fac633c2612963f2bd0008fc185544b4807016"/>
     <w:p>
       <w:pPr>
         <w:pStyle w:val="Heading2"/>
@@ -7821,16 +7898,7 @@
         <w:rPr>
           <w:rFonts w:hint="eastAsia"/>
         </w:rPr>
-        <w:t xml:space="preserve">助手默认与三维模型并排显示，可拖动中间分隔线调整比例。右侧</w:t>
-      </w:r>
-      <w:r>
-        <w:t xml:space="preserve"> AI </w:t>
-      </w:r>
-      <w:r>
-        <w:rPr>
-          <w:rFonts w:hint="eastAsia"/>
-        </w:rPr>
-        <w:t xml:space="preserve">按钮或</w:t>
+        <w:t xml:space="preserve">助手默认与三维模型并排显示，可拖动中间分隔线调整比例。页签行右端的AI助手按钮或</w:t>
       </w:r>
       <w:r>
         <w:t xml:space="preserve"> Ctrl+G</w:t>
@@ -8048,7 +8116,7 @@
         </w:pict>
       </w:r>
     </w:p>
-    <w:bookmarkStart w:id="54" w:name="Xe5bde638524da0ae8e2bc06e5e2988f776c1e5a"/>
+    <w:bookmarkStart w:id="56" w:name="Xe5bde638524da0ae8e2bc06e5e2988f776c1e5a"/>
     <w:p>
       <w:pPr>
         <w:pStyle w:val="Heading3"/>
@@ -8231,16 +8299,16 @@
         <w:rPr>
           <w:rFonts w:hint="eastAsia"/>
         </w:rPr>
-        <w:t xml:space="preserve">对话选择框可切换本次运行的历史，通过「新建对话」另开对话；小窗口用会话按钮打开菜单。</w:t>
-      </w:r>
-      <w:r>
-        <w:t xml:space="preserve"> </w:t>
-      </w:r>
-      <w:r>
-        <w:rPr>
-          <w:rFonts w:hint="eastAsia"/>
-        </w:rPr>
-        <w:t xml:space="preserve">所有对话共用当前工程，关闭程序后聊天历史不保留；打开另一工程会清除旧工程对话与对象引用。</w:t>
+        <w:t xml:space="preserve">对话选择框可切换本地保存的历史，通过「新建对话」另开对话；小窗口用会话按钮打开菜单。</w:t>
+      </w:r>
+      <w:r>
+        <w:t xml:space="preserve"> </w:t>
+      </w:r>
+      <w:r>
+        <w:rPr>
+          <w:rFonts w:hint="eastAsia"/>
+        </w:rPr>
+        <w:t xml:space="preserve">所有对话共用当前工程。聊天记录与模型对话上下文保存到本地，重启后可恢复；打开另一工程会清除当前对象引用，旧对话不代表新工程的模型状态。</w:t>
       </w:r>
     </w:p>
     <w:p>
@@ -8270,6 +8338,26 @@
           <w:rFonts w:hint="eastAsia"/>
         </w:rPr>
         <w:t xml:space="preserve">引用不会修改用户输入的确认文字，工程变更仍沿用原有预演与确认约束。</w:t>
+      </w:r>
+    </w:p>
+    <w:p>
+      <w:pPr>
+        <w:pStyle w:val="BodyText"/>
+      </w:pPr>
+      <w:r>
+        <w:rPr>
+          <w:rFonts w:hint="eastAsia"/>
+        </w:rPr>
+        <w:t xml:space="preserve">回答支持流式显示，工具卡片可展开真实参数与结果；计划状态、改动审阅、停止、重新生成和本轮撤销按实际执行状态显示。</w:t>
+      </w:r>
+      <w:r>
+        <w:t xml:space="preserve"> </w:t>
+      </w:r>
+      <w:r>
+        <w:rPr>
+          <w:rFonts w:hint="eastAsia"/>
+        </w:rPr>
+        <w:t xml:space="preserve">本轮撤销在之后又有手工修改时会拒绝，避免覆盖后续操作。输入框支持@引用、/命令、中文输入法、粘贴多行与拖入图纸；拖图交给草图识别，仍需人工核对。</w:t>
       </w:r>
     </w:p>
     <w:p>
@@ -8281,18 +8369,18 @@
           <wp:inline>
             <wp:extent cx="5334000" cy="3333750"/>
             <wp:effectExtent b="0" l="0" r="0" t="0"/>
-            <wp:docPr descr="真实对话与模型并排工作台" title="" id="49" name="Picture"/>
+            <wp:docPr descr="真实对话与模型并排工作台" title="" id="51" name="Picture"/>
             <a:graphic>
               <a:graphicData uri="http://schemas.openxmlformats.org/drawingml/2006/picture">
                 <pic:pic>
                   <pic:nvPicPr>
-                    <pic:cNvPr descr="手册图/06-Agent工作台.png" id="50" name="Picture"/>
+                    <pic:cNvPr descr="手册图/06-Agent工作台.png" id="52" name="Picture"/>
                     <pic:cNvPicPr>
                       <a:picLocks noChangeArrowheads="1" noChangeAspect="1"/>
                     </pic:cNvPicPr>
                   </pic:nvPicPr>
                   <pic:blipFill>
-                    <a:blip r:embed="rId48"/>
+                    <a:blip r:embed="rId50"/>
                     <a:stretch>
                       <a:fillRect/>
                     </a:stretch>
@@ -8326,20 +8414,20 @@
       <w:r>
         <w:drawing>
           <wp:inline>
-            <wp:extent cx="5334000" cy="4966137"/>
+            <wp:extent cx="5334000" cy="4476750"/>
             <wp:effectExtent b="0" l="0" r="0" t="0"/>
-            <wp:docPr descr="应用内模型连接设置" title="" id="52" name="Picture"/>
+            <wp:docPr descr="应用内模型连接设置" title="" id="54" name="Picture"/>
             <a:graphic>
               <a:graphicData uri="http://schemas.openxmlformats.org/drawingml/2006/picture">
                 <pic:pic>
                   <pic:nvPicPr>
-                    <pic:cNvPr descr="手册图/07-模型连接.png" id="53" name="Picture"/>
+                    <pic:cNvPr descr="手册图/07-模型连接.png" id="55" name="Picture"/>
                     <pic:cNvPicPr>
                       <a:picLocks noChangeArrowheads="1" noChangeAspect="1"/>
                     </pic:cNvPicPr>
                   </pic:nvPicPr>
                   <pic:blipFill>
-                    <a:blip r:embed="rId51"/>
+                    <a:blip r:embed="rId53"/>
                     <a:stretch>
                       <a:fillRect/>
                     </a:stretch>
@@ -8347,7 +8435,7 @@
                   <pic:spPr bwMode="auto">
                     <a:xfrm>
                       <a:off x="0" y="0"/>
-                      <a:ext cx="5334000" cy="4966137"/>
+                      <a:ext cx="5334000" cy="4476750"/>
                     </a:xfrm>
                     <a:prstGeom prst="rect">
                       <a:avLst/>
@@ -8373,8 +8461,8 @@
         </w:pict>
       </w:r>
     </w:p>
-    <w:bookmarkEnd w:id="54"/>
-    <w:bookmarkStart w:id="58" w:name="X2c3ca3ac05d57c2609c9ad970e750cb4fda0994"/>
+    <w:bookmarkEnd w:id="56"/>
+    <w:bookmarkStart w:id="60" w:name="X2c3ca3ac05d57c2609c9ad970e750cb4fda0994"/>
     <w:p>
       <w:pPr>
         <w:pStyle w:val="Heading3"/>
@@ -8588,18 +8676,18 @@
           <wp:inline>
             <wp:extent cx="5334000" cy="5334000"/>
             <wp:effectExtent b="0" l="0" r="0" t="0"/>
-            <wp:docPr descr="实际子Agent检查与工具结果" title="" id="56" name="Picture"/>
+            <wp:docPr descr="实际子Agent检查与工具结果" title="" id="58" name="Picture"/>
             <a:graphic>
               <a:graphicData uri="http://schemas.openxmlformats.org/drawingml/2006/picture">
                 <pic:pic>
                   <pic:nvPicPr>
-                    <pic:cNvPr descr="手册图/08-Agent协作任务.png" id="57" name="Picture"/>
+                    <pic:cNvPr descr="手册图/08-Agent协作任务.png" id="59" name="Picture"/>
                     <pic:cNvPicPr>
                       <a:picLocks noChangeArrowheads="1" noChangeAspect="1"/>
                     </pic:cNvPicPr>
                   </pic:nvPicPr>
                   <pic:blipFill>
-                    <a:blip r:embed="rId55"/>
+                    <a:blip r:embed="rId57"/>
                     <a:stretch>
                       <a:fillRect/>
                     </a:stretch>
@@ -8633,9 +8721,9 @@
         </w:pict>
       </w:r>
     </w:p>
-    <w:bookmarkEnd w:id="58"/>
-    <w:bookmarkEnd w:id="59"/>
-    <w:bookmarkStart w:id="60" w:name="X939797adfda6ed137379411d51989d76755f0a1"/>
+    <w:bookmarkEnd w:id="60"/>
+    <w:bookmarkEnd w:id="61"/>
+    <w:bookmarkStart w:id="62" w:name="X939797adfda6ed137379411d51989d76755f0a1"/>
     <w:p>
       <w:pPr>
         <w:pStyle w:val="Heading2"/>
@@ -9179,16 +9267,7 @@
               <w:rPr>
                 <w:rFonts w:hint="eastAsia"/>
               </w:rPr>
-              <w:t xml:space="preserve">重新点「4</w:t>
-            </w:r>
-            <w:r>
-              <w:t xml:space="preserve"> </w:t>
-            </w:r>
-            <w:r>
-              <w:rPr>
-                <w:rFonts w:hint="eastAsia"/>
-              </w:rPr>
-              <w:t xml:space="preserve">求解」。改模型会自动清掉旧结果</w:t>
+              <w:t xml:space="preserve">重新点「求解」。改模型会自动清掉旧结果</w:t>
             </w:r>
           </w:p>
         </w:tc>
@@ -9249,8 +9328,8 @@
         </w:pict>
       </w:r>
     </w:p>
-    <w:bookmarkEnd w:id="60"/>
-    <w:bookmarkStart w:id="61" w:name="X9df411a04fb752407beaf2e2fbbb1a3569aed87"/>
+    <w:bookmarkEnd w:id="62"/>
+    <w:bookmarkStart w:id="63" w:name="X9df411a04fb752407beaf2e2fbbb1a3569aed87"/>
     <w:p>
       <w:pPr>
         <w:pStyle w:val="Heading2"/>
@@ -9706,8 +9785,8 @@
         </w:pict>
       </w:r>
     </w:p>
-    <w:bookmarkEnd w:id="61"/>
-    <w:bookmarkStart w:id="62" w:name="X16574f01e88f8ba50391f56a43107b0e7b95dc4"/>
+    <w:bookmarkEnd w:id="63"/>
+    <w:bookmarkStart w:id="64" w:name="X16574f01e88f8ba50391f56a43107b0e7b95dc4"/>
     <w:p>
       <w:pPr>
         <w:pStyle w:val="Heading2"/>
@@ -10256,7 +10335,7 @@
         <w:t xml:space="preserve">软件说"判不了"的时候，它是在诚实，不是坏了。</w:t>
       </w:r>
     </w:p>
-    <w:bookmarkEnd w:id="62"/>
+    <w:bookmarkEnd w:id="64"/>
     <w:sectPr/>
   </w:body>
 </w:document>

--- a/docs/word/使用手册.docx
+++ b/docs/word/使用手册.docx
@@ -2200,110 +2200,16 @@
         <w:rPr>
           <w:rFonts w:hint="eastAsia"/>
         </w:rPr>
-        <w:t xml:space="preserve">看顶上那一条</w:t>
-      </w:r>
-      <w:r>
-        <w:t xml:space="preserve"> </w:t>
-      </w:r>
-      <w:r>
-        <w:rPr>
-          <w:rStyle w:val="VerbatimChar"/>
-          <w:b/>
-          <w:bCs/>
-        </w:rPr>
-        <w:t xml:space="preserve">1 </w:t>
-      </w:r>
-      <w:r>
-        <w:rPr>
-          <w:rStyle w:val="VerbatimChar"/>
-          <w:rFonts w:hint="eastAsia"/>
-          <w:b/>
-          <w:bCs/>
-        </w:rPr>
-        <w:t xml:space="preserve">建模</w:t>
-      </w:r>
-      <w:r>
-        <w:rPr>
-          <w:rStyle w:val="VerbatimChar"/>
-          <w:b/>
-          <w:bCs/>
-        </w:rPr>
-        <w:t xml:space="preserve"> → 2 </w:t>
-      </w:r>
-      <w:r>
-        <w:rPr>
-          <w:rStyle w:val="VerbatimChar"/>
-          <w:rFonts w:hint="eastAsia"/>
-          <w:b/>
-          <w:bCs/>
-        </w:rPr>
-        <w:t xml:space="preserve">定义</w:t>
-      </w:r>
-      <w:r>
-        <w:rPr>
-          <w:rStyle w:val="VerbatimChar"/>
-          <w:b/>
-          <w:bCs/>
-        </w:rPr>
-        <w:t xml:space="preserve"> → 3 </w:t>
-      </w:r>
-      <w:r>
-        <w:rPr>
-          <w:rStyle w:val="VerbatimChar"/>
-          <w:rFonts w:hint="eastAsia"/>
-          <w:b/>
-          <w:bCs/>
-        </w:rPr>
-        <w:t xml:space="preserve">校验</w:t>
-      </w:r>
-      <w:r>
-        <w:rPr>
-          <w:rStyle w:val="VerbatimChar"/>
-          <w:b/>
-          <w:bCs/>
-        </w:rPr>
-        <w:t xml:space="preserve"> → 4 </w:t>
-      </w:r>
-      <w:r>
-        <w:rPr>
-          <w:rStyle w:val="VerbatimChar"/>
-          <w:rFonts w:hint="eastAsia"/>
-          <w:b/>
-          <w:bCs/>
-        </w:rPr>
-        <w:t xml:space="preserve">求解</w:t>
-      </w:r>
-      <w:r>
-        <w:rPr>
-          <w:rStyle w:val="VerbatimChar"/>
-          <w:b/>
-          <w:bCs/>
-        </w:rPr>
-        <w:t xml:space="preserve"> → 5 </w:t>
-      </w:r>
-      <w:r>
-        <w:rPr>
-          <w:rStyle w:val="VerbatimChar"/>
-          <w:rFonts w:hint="eastAsia"/>
-          <w:b/>
-          <w:bCs/>
-        </w:rPr>
-        <w:t xml:space="preserve">结果</w:t>
-      </w:r>
-      <w:r>
-        <w:rPr>
-          <w:rFonts w:hint="eastAsia"/>
-        </w:rPr>
-        <w:t xml:space="preserve">，</w:t>
-      </w:r>
-      <w:r>
-        <w:t xml:space="preserve"> </w:t>
-      </w:r>
-      <w:r>
-        <w:rPr>
-          <w:rFonts w:hint="eastAsia"/>
-        </w:rPr>
-        <w:t xml:space="preserve">这就是整个流程，从左往右走一遍就行。</w:t>
+        <w:t xml:space="preserve">页签行右侧的「流程」菜单显示建模、定义、校验、求解、结果五个阶段；</w:t>
+      </w:r>
+      <w:r>
+        <w:t xml:space="preserve"> </w:t>
+      </w:r>
+      <w:r>
+        <w:rPr>
+          <w:rFonts w:hint="eastAsia"/>
+        </w:rPr>
+        <w:t xml:space="preserve">旁边的下一步按钮根据当前模型状态打开需要的操作。人工建模见3.0节。</w:t>
       </w:r>
     </w:p>
     <w:p>
@@ -2314,31 +2220,7 @@
         <w:rPr>
           <w:rFonts w:hint="eastAsia"/>
         </w:rPr>
-        <w:t xml:space="preserve">点</w:t>
-      </w:r>
-      <w:r>
-        <w:t xml:space="preserve"> </w:t>
-      </w:r>
-      <w:r>
-        <w:rPr>
-          <w:b/>
-          <w:bCs/>
-        </w:rPr>
-        <w:t xml:space="preserve">「4 </w:t>
-      </w:r>
-      <w:r>
-        <w:rPr>
-          <w:rFonts w:hint="eastAsia"/>
-          <w:b/>
-          <w:bCs/>
-        </w:rPr>
-        <w:t xml:space="preserve">求解」</w:t>
-      </w:r>
-      <w:r>
-        <w:rPr>
-          <w:rFonts w:hint="eastAsia"/>
-        </w:rPr>
-        <w:t xml:space="preserve">（或者直接按键盘</w:t>
+        <w:t xml:space="preserve">在「作业」页点「求解」（或者按键盘</w:t>
       </w:r>
       <w:r>
         <w:t xml:space="preserve"> </w:t>
@@ -2354,7 +2236,7 @@
         <w:rPr>
           <w:rFonts w:hint="eastAsia"/>
         </w:rPr>
-        <w:t xml:space="preserve">）。等一两秒，几步都会打上勾。</w:t>
+        <w:t xml:space="preserve">）。定义完整并通过校验后，后台开始计算。</w:t>
       </w:r>
     </w:p>
     <w:bookmarkEnd w:id="16"/>
@@ -3160,7 +3042,7 @@
     </w:p>
     <w:bookmarkEnd w:id="20"/>
     <w:bookmarkEnd w:id="21"/>
-    <w:bookmarkStart w:id="42" w:name="Xb726171a6f26840396b4ac092bc853896e5d2fd"/>
+    <w:bookmarkStart w:id="49" w:name="Xb726171a6f26840396b4ac092bc853896e5d2fd"/>
     <w:p>
       <w:pPr>
         <w:pStyle w:val="Heading2"/>
@@ -3186,28 +3068,19 @@
         <w:t xml:space="preserve">五分钟上手跳过了几步。下面是一次完整的分析该怎么走。</w:t>
       </w:r>
     </w:p>
-    <w:bookmarkStart w:id="22" w:name="Xe2fa0d65e827faa76b9520f8c82b2dc16c2f997"/>
+    <w:bookmarkStart w:id="28" w:name="Xf32626a3dbd1b28430808ebac4625609e02c1a9"/>
     <w:p>
       <w:pPr>
         <w:pStyle w:val="Heading3"/>
       </w:pPr>
       <w:r>
-        <w:t xml:space="preserve">3.1 </w:t>
-      </w:r>
-      <w:r>
-        <w:rPr>
-          <w:rFonts w:hint="eastAsia"/>
-        </w:rPr>
-        <w:t xml:space="preserve">建模（顶上第</w:t>
-      </w:r>
-      <w:r>
-        <w:t xml:space="preserve"> 1 </w:t>
-      </w:r>
-      <w:r>
-        <w:rPr>
-          <w:rFonts w:hint="eastAsia"/>
-        </w:rPr>
-        <w:t xml:space="preserve">步）</w:t>
+        <w:t xml:space="preserve">3.0 </w:t>
+      </w:r>
+      <w:r>
+        <w:rPr>
+          <w:rFonts w:hint="eastAsia"/>
+        </w:rPr>
+        <w:t xml:space="preserve">按CAE九阶段完成人工建模（2026-10-15）</w:t>
       </w:r>
     </w:p>
     <w:p>
@@ -3218,59 +3091,25 @@
         <w:rPr>
           <w:rFonts w:hint="eastAsia"/>
         </w:rPr>
-        <w:t xml:space="preserve">同第</w:t>
-      </w:r>
-      <w:r>
-        <w:t xml:space="preserve"> 2 </w:t>
-      </w:r>
-      <w:r>
-        <w:rPr>
-          <w:rFonts w:hint="eastAsia"/>
-        </w:rPr>
-        <w:t xml:space="preserve">章。建完之后，</w:t>
-      </w:r>
-      <w:r>
-        <w:rPr>
-          <w:rFonts w:hint="eastAsia"/>
-          <w:b/>
-          <w:bCs/>
-        </w:rPr>
-        <w:t xml:space="preserve">左边的「模型树」会列出你建了什么</w:t>
-      </w:r>
-      <w:r>
-        <w:rPr>
-          <w:rFonts w:hint="eastAsia"/>
-        </w:rPr>
-        <w:t xml:space="preserve">：材料几种、截面几种、</w:t>
-      </w:r>
-      <w:r>
-        <w:t xml:space="preserve"> </w:t>
-      </w:r>
-      <w:r>
-        <w:rPr>
-          <w:rFonts w:hint="eastAsia"/>
-        </w:rPr>
-        <w:t xml:space="preserve">多少节点、多少杆件、几个支座、几个工况。</w:t>
-      </w:r>
-      <w:r>
-        <w:rPr>
-          <w:rFonts w:hint="eastAsia"/>
-          <w:b/>
-          <w:bCs/>
-        </w:rPr>
-        <w:t xml:space="preserve">这棵树是你的检查清单</w:t>
-      </w:r>
-      <w:r>
-        <w:t xml:space="preserve">——</w:t>
-      </w:r>
-      <w:r>
-        <w:t xml:space="preserve"> </w:t>
-      </w:r>
-      <w:r>
-        <w:rPr>
-          <w:rFonts w:hint="eastAsia"/>
-        </w:rPr>
-        <w:t xml:space="preserve">数字对不上，说明哪一步漏了。</w:t>
+        <w:t xml:space="preserve">顶部模块按几何、属性、装配、分析步、连接、载荷、网格、作业、结果排列。</w:t>
+      </w:r>
+      <w:r>
+        <w:t xml:space="preserve"> </w:t>
+      </w:r>
+      <w:r>
+        <w:rPr>
+          <w:rFonts w:hint="eastAsia"/>
+        </w:rPr>
+        <w:t xml:space="preserve">从左上角菜单进入建模，再点「刚架建模全流程」，打开检查清单；</w:t>
+      </w:r>
+      <w:r>
+        <w:t xml:space="preserve"> </w:t>
+      </w:r>
+      <w:r>
+        <w:rPr>
+          <w:rFonts w:hint="eastAsia"/>
+        </w:rPr>
+        <w:t xml:space="preserve">选中某一步，下面的按钮会打开实际编辑器。窗口可以保持打开，编辑后返回继续复核。</w:t>
       </w:r>
     </w:p>
     <w:p>
@@ -3281,149 +3120,37 @@
         <w:rPr>
           <w:rFonts w:hint="eastAsia"/>
         </w:rPr>
-        <w:t xml:space="preserve">在视口或模型树中选中杆件后，左侧</w:t>
-      </w:r>
-      <w:r>
-        <w:t xml:space="preserve"> </w:t>
-      </w:r>
-      <w:r>
-        <w:rPr>
-          <w:rFonts w:hint="eastAsia"/>
-          <w:b/>
-          <w:bCs/>
-        </w:rPr>
-        <w:t xml:space="preserve">属性</w:t>
-      </w:r>
-      <w:r>
-        <w:t xml:space="preserve"> </w:t>
-      </w:r>
-      <w:r>
-        <w:rPr>
-          <w:rFonts w:hint="eastAsia"/>
-        </w:rPr>
-        <w:t xml:space="preserve">先显示端点、长度、截面和材料。</w:t>
-      </w:r>
-      <w:r>
-        <w:t xml:space="preserve"> </w:t>
-      </w:r>
-      <w:r>
-        <w:rPr>
-          <w:rFonts w:hint="eastAsia"/>
-        </w:rPr>
-        <w:t xml:space="preserve">展开</w:t>
-      </w:r>
-      <w:r>
-        <w:t xml:space="preserve"> </w:t>
-      </w:r>
-      <w:r>
-        <w:rPr>
-          <w:rFonts w:hint="eastAsia"/>
-          <w:b/>
-          <w:bCs/>
-        </w:rPr>
-        <w:t xml:space="preserve">高级参数</w:t>
-      </w:r>
-      <w:r>
-        <w:t xml:space="preserve"> </w:t>
-      </w:r>
-      <w:r>
-        <w:rPr>
-          <w:rFonts w:hint="eastAsia"/>
-        </w:rPr>
-        <w:t xml:space="preserve">可编辑梁方向、刚域偏移、计算长度系数与端部约束；节点属性直接显示坐标和支座约束。</w:t>
-      </w:r>
-      <w:r>
-        <w:t xml:space="preserve"> </w:t>
-      </w:r>
-      <w:r>
-        <w:rPr>
-          <w:rFonts w:hint="eastAsia"/>
-        </w:rPr>
-        <w:t xml:space="preserve">输入完成后按回车或移开焦点提交。非法输入会恢复原值，并在对应字段旁显示原因和修改建议；窄屏会滚动到该提示。</w:t>
-      </w:r>
-      <w:r>
-        <w:t xml:space="preserve"> </w:t>
-      </w:r>
-      <w:r>
-        <w:rPr>
-          <w:rFonts w:hint="eastAsia"/>
-        </w:rPr>
-        <w:t xml:space="preserve">成功修改会使原有分析结果失效，需要重新求解；可用撤销恢复修改。</w:t>
-      </w:r>
-    </w:p>
-    <w:bookmarkEnd w:id="22"/>
-    <w:bookmarkStart w:id="23" w:name="X1e2a2deeeac750fb51a287e63a7c1b52a0348fc"/>
-    <w:p>
-      <w:pPr>
-        <w:pStyle w:val="Heading3"/>
-      </w:pPr>
-      <w:r>
-        <w:t xml:space="preserve">3.2 </w:t>
-      </w:r>
-      <w:r>
-        <w:rPr>
-          <w:rFonts w:hint="eastAsia"/>
-        </w:rPr>
-        <w:t xml:space="preserve">定义材料和截面（第</w:t>
-      </w:r>
-      <w:r>
-        <w:t xml:space="preserve"> 2 </w:t>
-      </w:r>
-      <w:r>
-        <w:rPr>
-          <w:rFonts w:hint="eastAsia"/>
-        </w:rPr>
-        <w:t xml:space="preserve">步）</w:t>
-      </w:r>
-    </w:p>
-    <w:p>
-      <w:pPr>
-        <w:pStyle w:val="FirstParagraph"/>
-      </w:pPr>
-      <w:r>
-        <w:rPr>
-          <w:rFonts w:hint="eastAsia"/>
-        </w:rPr>
-        <w:t xml:space="preserve">点功能区</w:t>
-      </w:r>
-      <w:r>
-        <w:t xml:space="preserve"> </w:t>
-      </w:r>
-      <w:r>
-        <w:rPr>
-          <w:rFonts w:hint="eastAsia"/>
-          <w:b/>
-          <w:bCs/>
-        </w:rPr>
-        <w:t xml:space="preserve">「属性」</w:t>
-      </w:r>
-      <w:r>
-        <w:t xml:space="preserve"> </w:t>
-      </w:r>
-      <w:r>
-        <w:rPr>
-          <w:rFonts w:hint="eastAsia"/>
-        </w:rPr>
-        <w:t xml:space="preserve">页。这一页从左到右就是"先有材料、再有截面、然后指派给杆件"。</w:t>
-      </w:r>
-    </w:p>
-    <w:p>
-      <w:pPr>
-        <w:pStyle w:val="BodyText"/>
-      </w:pPr>
-      <w:r>
-        <w:rPr>
-          <w:rFonts w:hint="eastAsia"/>
-          <w:b/>
-          <w:bCs/>
-        </w:rPr>
-        <w:t xml:space="preserve">材料</w:t>
-      </w:r>
-      <w:r>
-        <w:rPr>
-          <w:rFonts w:hint="eastAsia"/>
-        </w:rPr>
-        <w:t xml:space="preserve">（钢、混凝土之类）点「创建材料」。要填的：</w:t>
+        <w:t xml:space="preserve">这套顺序参照</w:t>
+      </w:r>
+      <w:hyperlink r:id="rId22">
+        <w:r>
+          <w:rPr>
+            <w:rStyle w:val="Hyperlink"/>
+            <w:rFonts w:hint="eastAsia"/>
+          </w:rPr>
+          <w:t xml:space="preserve">Abaqus官方建模教程</w:t>
+        </w:r>
+      </w:hyperlink>
+      <w:r>
+        <w:t xml:space="preserve">。</w:t>
+      </w:r>
+      <w:r>
+        <w:t xml:space="preserve"> </w:t>
+      </w:r>
+      <w:r>
+        <w:rPr>
+          <w:rFonts w:hint="eastAsia"/>
+        </w:rPr>
+        <w:t xml:space="preserve">当前软件采用全局坐标下的梁杆系，支持区域对象、独立杆系实例及阵列；</w:t>
+      </w:r>
+      <w:r>
+        <w:t xml:space="preserve"> </w:t>
+      </w:r>
+      <w:r>
+        <w:rPr>
+          <w:rFonts w:hint="eastAsia"/>
+        </w:rPr>
+        <w:t xml:space="preserve">没有通用CAD实体装配、接触和螺栓预紧。整体梁离散与局部实体网格分别定义，不能把梁中心线云图当成实体应力。</w:t>
       </w:r>
     </w:p>
     <w:tbl>
@@ -3451,35 +3178,35 @@
               <w:rPr>
                 <w:rFonts w:hint="eastAsia"/>
               </w:rPr>
-              <w:t xml:space="preserve">填什么</w:t>
-            </w:r>
-          </w:p>
-        </w:tc>
-        <w:tc>
-          <w:tcPr/>
-          <w:p>
-            <w:pPr>
-              <w:pStyle w:val="Compact"/>
-            </w:pPr>
-            <w:r>
-              <w:rPr>
-                <w:rFonts w:hint="eastAsia"/>
-              </w:rPr>
-              <w:t xml:space="preserve">钢材常用值</w:t>
-            </w:r>
-          </w:p>
-        </w:tc>
-        <w:tc>
-          <w:tcPr/>
-          <w:p>
-            <w:pPr>
-              <w:pStyle w:val="Compact"/>
-            </w:pPr>
-            <w:r>
-              <w:rPr>
-                <w:rFonts w:hint="eastAsia"/>
-              </w:rPr>
-              <w:t xml:space="preserve">什么时候必须填</w:t>
+              <w:t xml:space="preserve">阶段</w:t>
+            </w:r>
+          </w:p>
+        </w:tc>
+        <w:tc>
+          <w:tcPr/>
+          <w:p>
+            <w:pPr>
+              <w:pStyle w:val="Compact"/>
+            </w:pPr>
+            <w:r>
+              <w:rPr>
+                <w:rFonts w:hint="eastAsia"/>
+              </w:rPr>
+              <w:t xml:space="preserve">实际操作</w:t>
+            </w:r>
+          </w:p>
+        </w:tc>
+        <w:tc>
+          <w:tcPr/>
+          <w:p>
+            <w:pPr>
+              <w:pStyle w:val="Compact"/>
+            </w:pPr>
+            <w:r>
+              <w:rPr>
+                <w:rFonts w:hint="eastAsia"/>
+              </w:rPr>
+              <w:t xml:space="preserve">进入下一阶段前核对</w:t>
             </w:r>
           </w:p>
         </w:tc>
@@ -3492,44 +3219,44 @@
               <w:pStyle w:val="Compact"/>
             </w:pPr>
             <w:r>
-              <w:rPr>
-                <w:rFonts w:hint="eastAsia"/>
-              </w:rPr>
-              <w:t xml:space="preserve">弹性模量</w:t>
-            </w:r>
-            <w:r>
-              <w:t xml:space="preserve"> E</w:t>
-            </w:r>
-          </w:p>
-        </w:tc>
-        <w:tc>
-          <w:tcPr/>
-          <w:p>
-            <w:pPr>
-              <w:pStyle w:val="Compact"/>
-            </w:pPr>
-            <w:r>
-              <w:t xml:space="preserve">206000000000 </w:t>
-            </w:r>
-            <w:r>
-              <w:rPr>
-                <w:rFonts w:hint="eastAsia"/>
-              </w:rPr>
-              <w:t xml:space="preserve">Pa（2.06e11）</w:t>
-            </w:r>
-          </w:p>
-        </w:tc>
-        <w:tc>
-          <w:tcPr/>
-          <w:p>
-            <w:pPr>
-              <w:pStyle w:val="Compact"/>
-            </w:pPr>
-            <w:r>
-              <w:rPr>
-                <w:rFonts w:hint="eastAsia"/>
-              </w:rPr>
-              <w:t xml:space="preserve">总是</w:t>
+              <w:t xml:space="preserve">1 </w:t>
+            </w:r>
+            <w:r>
+              <w:rPr>
+                <w:rFonts w:hint="eastAsia"/>
+              </w:rPr>
+              <w:t xml:space="preserve">几何</w:t>
+            </w:r>
+            <w:r>
+              <w:t xml:space="preserve"> / Part</w:t>
+            </w:r>
+          </w:p>
+        </w:tc>
+        <w:tc>
+          <w:tcPr/>
+          <w:p>
+            <w:pPr>
+              <w:pStyle w:val="Compact"/>
+            </w:pPr>
+            <w:r>
+              <w:rPr>
+                <w:rFonts w:hint="eastAsia"/>
+              </w:rPr>
+              <w:t xml:space="preserve">草图、规则框架或坐标建点；可分割杆件、建立基准点并测量</w:t>
+            </w:r>
+          </w:p>
+        </w:tc>
+        <w:tc>
+          <w:tcPr/>
+          <w:p>
+            <w:pPr>
+              <w:pStyle w:val="Compact"/>
+            </w:pPr>
+            <w:r>
+              <w:rPr>
+                <w:rFonts w:hint="eastAsia"/>
+              </w:rPr>
+              <w:t xml:space="preserve">尺寸、单位、工作平面、端点；分割添加内部节点，分析编译时剖分</w:t>
             </w:r>
           </w:p>
         </w:tc>
@@ -3542,38 +3269,44 @@
               <w:pStyle w:val="Compact"/>
             </w:pPr>
             <w:r>
-              <w:rPr>
-                <w:rFonts w:hint="eastAsia"/>
-              </w:rPr>
-              <w:t xml:space="preserve">泊松比</w:t>
-            </w:r>
-            <w:r>
-              <w:t xml:space="preserve"> ν</w:t>
-            </w:r>
-          </w:p>
-        </w:tc>
-        <w:tc>
-          <w:tcPr/>
-          <w:p>
-            <w:pPr>
-              <w:pStyle w:val="Compact"/>
-            </w:pPr>
-            <w:r>
-              <w:t xml:space="preserve">0.3</w:t>
-            </w:r>
-          </w:p>
-        </w:tc>
-        <w:tc>
-          <w:tcPr/>
-          <w:p>
-            <w:pPr>
-              <w:pStyle w:val="Compact"/>
-            </w:pPr>
-            <w:r>
-              <w:rPr>
-                <w:rFonts w:hint="eastAsia"/>
-              </w:rPr>
-              <w:t xml:space="preserve">总是</w:t>
+              <w:t xml:space="preserve">2 </w:t>
+            </w:r>
+            <w:r>
+              <w:rPr>
+                <w:rFonts w:hint="eastAsia"/>
+              </w:rPr>
+              <w:t xml:space="preserve">属性</w:t>
+            </w:r>
+            <w:r>
+              <w:t xml:space="preserve"> / Property</w:t>
+            </w:r>
+          </w:p>
+        </w:tc>
+        <w:tc>
+          <w:tcPr/>
+          <w:p>
+            <w:pPr>
+              <w:pStyle w:val="Compact"/>
+            </w:pPr>
+            <w:r>
+              <w:rPr>
+                <w:rFonts w:hint="eastAsia"/>
+              </w:rPr>
+              <w:t xml:space="preserve">创建材料及截面；「属性指派」和「梁截面方向」作用于选取区域或集合</w:t>
+            </w:r>
+          </w:p>
+        </w:tc>
+        <w:tc>
+          <w:tcPr/>
+          <w:p>
+            <w:pPr>
+              <w:pStyle w:val="Compact"/>
+            </w:pPr>
+            <w:r>
+              <w:rPr>
+                <w:rFonts w:hint="eastAsia"/>
+              </w:rPr>
+              <w:t xml:space="preserve">对象引用集合后，集合变化会触发再生成；参考向量不能与杆轴平行</w:t>
             </w:r>
           </w:p>
         </w:tc>
@@ -3586,38 +3319,44 @@
               <w:pStyle w:val="Compact"/>
             </w:pPr>
             <w:r>
-              <w:rPr>
-                <w:rFonts w:hint="eastAsia"/>
-              </w:rPr>
-              <w:t xml:space="preserve">密度</w:t>
-            </w:r>
-            <w:r>
-              <w:t xml:space="preserve"> ρ</w:t>
-            </w:r>
-          </w:p>
-        </w:tc>
-        <w:tc>
-          <w:tcPr/>
-          <w:p>
-            <w:pPr>
-              <w:pStyle w:val="Compact"/>
-            </w:pPr>
-            <w:r>
-              <w:t xml:space="preserve">7850 kg/m³</w:t>
-            </w:r>
-          </w:p>
-        </w:tc>
-        <w:tc>
-          <w:tcPr/>
-          <w:p>
-            <w:pPr>
-              <w:pStyle w:val="Compact"/>
-            </w:pPr>
-            <w:r>
-              <w:rPr>
-                <w:rFonts w:hint="eastAsia"/>
-              </w:rPr>
-              <w:t xml:space="preserve">想让它算自重时</w:t>
+              <w:t xml:space="preserve">3 </w:t>
+            </w:r>
+            <w:r>
+              <w:rPr>
+                <w:rFonts w:hint="eastAsia"/>
+              </w:rPr>
+              <w:t xml:space="preserve">装配</w:t>
+            </w:r>
+            <w:r>
+              <w:t xml:space="preserve"> / Assembly</w:t>
+            </w:r>
+          </w:p>
+        </w:tc>
+        <w:tc>
+          <w:tcPr/>
+          <w:p>
+            <w:pPr>
+              <w:pStyle w:val="Compact"/>
+            </w:pPr>
+            <w:r>
+              <w:rPr>
+                <w:rFonts w:hint="eastAsia"/>
+              </w:rPr>
+              <w:t xml:space="preserve">「创建实例」「线性阵列」「环形阵列」，并做「装配检查」</w:t>
+            </w:r>
+          </w:p>
+        </w:tc>
+        <w:tc>
+          <w:tcPr/>
+          <w:p>
+            <w:pPr>
+              <w:pStyle w:val="Compact"/>
+            </w:pPr>
+            <w:r>
+              <w:rPr>
+                <w:rFonts w:hint="eastAsia"/>
+              </w:rPr>
+              <w:t xml:space="preserve">副本可独立修改，重合节点共用；属性随副本旋转，荷载和边界条件需另加</w:t>
             </w:r>
           </w:p>
         </w:tc>
@@ -3630,41 +3369,44 @@
               <w:pStyle w:val="Compact"/>
             </w:pPr>
             <w:r>
-              <w:rPr>
-                <w:rFonts w:hint="eastAsia"/>
-              </w:rPr>
-              <w:t xml:space="preserve">屈服应力</w:t>
-            </w:r>
-          </w:p>
-        </w:tc>
-        <w:tc>
-          <w:tcPr/>
-          <w:p>
-            <w:pPr>
-              <w:pStyle w:val="Compact"/>
-            </w:pPr>
-            <w:r>
-              <w:t xml:space="preserve">355000000 </w:t>
-            </w:r>
-            <w:r>
-              <w:rPr>
-                <w:rFonts w:hint="eastAsia"/>
-              </w:rPr>
-              <w:t xml:space="preserve">Pa（Q355）</w:t>
-            </w:r>
-          </w:p>
-        </w:tc>
-        <w:tc>
-          <w:tcPr/>
-          <w:p>
-            <w:pPr>
-              <w:pStyle w:val="Compact"/>
-            </w:pPr>
-            <w:r>
-              <w:rPr>
-                <w:rFonts w:hint="eastAsia"/>
-              </w:rPr>
-              <w:t xml:space="preserve">想做稳定校核时</w:t>
+              <w:t xml:space="preserve">4 </w:t>
+            </w:r>
+            <w:r>
+              <w:rPr>
+                <w:rFonts w:hint="eastAsia"/>
+              </w:rPr>
+              <w:t xml:space="preserve">分析步</w:t>
+            </w:r>
+            <w:r>
+              <w:t xml:space="preserve"> / Step</w:t>
+            </w:r>
+          </w:p>
+        </w:tc>
+        <w:tc>
+          <w:tcPr/>
+          <w:p>
+            <w:pPr>
+              <w:pStyle w:val="Compact"/>
+            </w:pPr>
+            <w:r>
+              <w:rPr>
+                <w:rFonts w:hint="eastAsia"/>
+              </w:rPr>
+              <w:t xml:space="preserve">「分析步」创建静力、P-Δ、频率或屈曲步；定义幅值</w:t>
+            </w:r>
+          </w:p>
+        </w:tc>
+        <w:tc>
+          <w:tcPr/>
+          <w:p>
+            <w:pPr>
+              <w:pStyle w:val="Compact"/>
+            </w:pPr>
+            <w:r>
+              <w:rPr>
+                <w:rFonts w:hint="eastAsia"/>
+              </w:rPr>
+              <w:t xml:space="preserve">荷载属于工况，分析步激活工况；频率与屈曲是线性摄动步</w:t>
             </w:r>
           </w:p>
         </w:tc>
@@ -3677,6 +3419,1050 @@
               <w:pStyle w:val="Compact"/>
             </w:pPr>
             <w:r>
+              <w:t xml:space="preserve">5 </w:t>
+            </w:r>
+            <w:r>
+              <w:rPr>
+                <w:rFonts w:hint="eastAsia"/>
+              </w:rPr>
+              <w:t xml:space="preserve">连接</w:t>
+            </w:r>
+            <w:r>
+              <w:t xml:space="preserve"> / Interaction</w:t>
+            </w:r>
+          </w:p>
+        </w:tc>
+        <w:tc>
+          <w:tcPr/>
+          <w:p>
+            <w:pPr>
+              <w:pStyle w:val="Compact"/>
+            </w:pPr>
+            <w:r>
+              <w:rPr>
+                <w:rFonts w:hint="eastAsia"/>
+              </w:rPr>
+              <w:t xml:space="preserve">杆端释放、转动弹簧；「创建约束」设置刚性连杆、TIE、PIN或运动耦合</w:t>
+            </w:r>
+          </w:p>
+        </w:tc>
+        <w:tc>
+          <w:tcPr/>
+          <w:p>
+            <w:pPr>
+              <w:pStyle w:val="Compact"/>
+            </w:pPr>
+            <w:r>
+              <w:rPr>
+                <w:rFonts w:hint="eastAsia"/>
+              </w:rPr>
+              <w:t xml:space="preserve">主从自由度不能重复、成环或与从节点支座冲突；刚性连接不代表实体接触</w:t>
+            </w:r>
+          </w:p>
+        </w:tc>
+      </w:tr>
+      <w:tr>
+        <w:tc>
+          <w:tcPr/>
+          <w:p>
+            <w:pPr>
+              <w:pStyle w:val="Compact"/>
+            </w:pPr>
+            <w:r>
+              <w:t xml:space="preserve">6 </w:t>
+            </w:r>
+            <w:r>
+              <w:rPr>
+                <w:rFonts w:hint="eastAsia"/>
+              </w:rPr>
+              <w:t xml:space="preserve">约束载荷</w:t>
+            </w:r>
+            <w:r>
+              <w:t xml:space="preserve"> / Load</w:t>
+            </w:r>
+          </w:p>
+        </w:tc>
+        <w:tc>
+          <w:tcPr/>
+          <w:p>
+            <w:pPr>
+              <w:pStyle w:val="Compact"/>
+            </w:pPr>
+            <w:r>
+              <w:rPr>
+                <w:rFonts w:hint="eastAsia"/>
+              </w:rPr>
+              <w:t xml:space="preserve">「创建边界条件」「创建载荷」，从视口或集合选区域后编辑数值</w:t>
+            </w:r>
+          </w:p>
+        </w:tc>
+        <w:tc>
+          <w:tcPr/>
+          <w:p>
+            <w:pPr>
+              <w:pStyle w:val="Compact"/>
+            </w:pPr>
+            <w:r>
+              <w:rPr>
+                <w:rFonts w:hint="eastAsia"/>
+              </w:rPr>
+              <w:t xml:space="preserve">给定位移在Initial创建、指定工况且仅给受约束方向；管理器可按步修改或失活约束</w:t>
+            </w:r>
+          </w:p>
+        </w:tc>
+      </w:tr>
+      <w:tr>
+        <w:tc>
+          <w:tcPr/>
+          <w:p>
+            <w:pPr>
+              <w:pStyle w:val="Compact"/>
+            </w:pPr>
+            <w:r>
+              <w:t xml:space="preserve">7 </w:t>
+            </w:r>
+            <w:r>
+              <w:rPr>
+                <w:rFonts w:hint="eastAsia"/>
+              </w:rPr>
+              <w:t xml:space="preserve">离散</w:t>
+            </w:r>
+            <w:r>
+              <w:t xml:space="preserve"> / Mesh</w:t>
+            </w:r>
+          </w:p>
+        </w:tc>
+        <w:tc>
+          <w:tcPr/>
+          <w:p>
+            <w:pPr>
+              <w:pStyle w:val="Compact"/>
+            </w:pPr>
+            <w:r>
+              <w:rPr>
+                <w:rFonts w:hint="eastAsia"/>
+              </w:rPr>
+              <w:t xml:space="preserve">「全局布种」「杆件布种」设置尺寸或份数，用「预览梁网格」核对</w:t>
+            </w:r>
+          </w:p>
+        </w:tc>
+        <w:tc>
+          <w:tcPr/>
+          <w:p>
+            <w:pPr>
+              <w:pStyle w:val="Compact"/>
+            </w:pPr>
+            <w:r>
+              <w:rPr>
+                <w:rFonts w:hint="eastAsia"/>
+              </w:rPr>
+              <w:t xml:space="preserve">频率、屈曲、P-Δ每杆至少4段，仍需收敛检查；局部实体网格另行设置</w:t>
+            </w:r>
+          </w:p>
+        </w:tc>
+      </w:tr>
+      <w:tr>
+        <w:tc>
+          <w:tcPr/>
+          <w:p>
+            <w:pPr>
+              <w:pStyle w:val="Compact"/>
+            </w:pPr>
+            <w:r>
+              <w:t xml:space="preserve">8 </w:t>
+            </w:r>
+            <w:r>
+              <w:rPr>
+                <w:rFonts w:hint="eastAsia"/>
+              </w:rPr>
+              <w:t xml:space="preserve">作业</w:t>
+            </w:r>
+            <w:r>
+              <w:t xml:space="preserve"> / Job</w:t>
+            </w:r>
+          </w:p>
+        </w:tc>
+        <w:tc>
+          <w:tcPr/>
+          <w:p>
+            <w:pPr>
+              <w:pStyle w:val="Compact"/>
+            </w:pPr>
+            <w:r>
+              <w:rPr>
+                <w:rFonts w:hint="eastAsia"/>
+              </w:rPr>
+              <w:t xml:space="preserve">完整性与机构检查后，在「作业管理器」新建、检查及提交</w:t>
+            </w:r>
+          </w:p>
+        </w:tc>
+        <w:tc>
+          <w:tcPr/>
+          <w:p>
+            <w:pPr>
+              <w:pStyle w:val="Compact"/>
+            </w:pPr>
+            <w:r>
+              <w:rPr>
+                <w:rFonts w:hint="eastAsia"/>
+              </w:rPr>
+              <w:t xml:space="preserve">作业保存指纹、状态和消息；模型变化或结果被其他作业覆盖后须重提，暂不保存每个作业的完整结果快照</w:t>
+            </w:r>
+          </w:p>
+        </w:tc>
+      </w:tr>
+      <w:tr>
+        <w:tc>
+          <w:tcPr/>
+          <w:p>
+            <w:pPr>
+              <w:pStyle w:val="Compact"/>
+            </w:pPr>
+            <w:r>
+              <w:t xml:space="preserve">9 </w:t>
+            </w:r>
+            <w:r>
+              <w:rPr>
+                <w:rFonts w:hint="eastAsia"/>
+              </w:rPr>
+              <w:t xml:space="preserve">结果</w:t>
+            </w:r>
+            <w:r>
+              <w:t xml:space="preserve"> / Visualization</w:t>
+            </w:r>
+          </w:p>
+        </w:tc>
+        <w:tc>
+          <w:tcPr/>
+          <w:p>
+            <w:pPr>
+              <w:pStyle w:val="Compact"/>
+            </w:pPr>
+            <w:r>
+              <w:rPr>
+                <w:rFonts w:hint="eastAsia"/>
+              </w:rPr>
+              <w:t xml:space="preserve">模型树按分析步展开静力帧、P-Δ增量、频率振型或屈曲模态</w:t>
+            </w:r>
+          </w:p>
+        </w:tc>
+        <w:tc>
+          <w:tcPr/>
+          <w:p>
+            <w:pPr>
+              <w:pStyle w:val="Compact"/>
+            </w:pPr>
+            <w:r>
+              <w:rPr>
+                <w:rFonts w:hint="eastAsia"/>
+              </w:rPr>
+              <w:t xml:space="preserve">单击切换已有结果；可用显示组、动画、路径曲线；改模型后步骤结果失效</w:t>
+            </w:r>
+          </w:p>
+        </w:tc>
+      </w:tr>
+    </w:tbl>
+    <w:p>
+      <w:pPr>
+        <w:pStyle w:val="BodyText"/>
+      </w:pPr>
+      <w:r>
+        <w:rPr>
+          <w:rFonts w:hint="eastAsia"/>
+        </w:rPr>
+        <w:t xml:space="preserve">清单的已定义、已指派、已预览只表示对应数据存在，不表示结果已验证。</w:t>
+      </w:r>
+      <w:r>
+        <w:t xml:space="preserve"> </w:t>
+      </w:r>
+      <w:r>
+        <w:rPr>
+          <w:rFonts w:hint="eastAsia"/>
+        </w:rPr>
+        <w:t xml:space="preserve">装配和连接需点击「确认本步骤已复核」记录人工确认；模型发生变化后，确认及网格预览自动失效。</w:t>
+      </w:r>
+      <w:r>
+        <w:t xml:space="preserve"> </w:t>
+      </w:r>
+      <w:r>
+        <w:rPr>
+          <w:rFonts w:hint="eastAsia"/>
+        </w:rPr>
+        <w:t xml:space="preserve">批量局部轴和连接改动先检查整组，有一根杆件不合法就全部拒绝；成功操作只形成一个撤销步骤。</w:t>
+      </w:r>
+    </w:p>
+    <w:p>
+      <w:pPr>
+        <w:pStyle w:val="BodyText"/>
+      </w:pPr>
+      <w:r>
+        <w:rPr>
+          <w:rFonts w:hint="eastAsia"/>
+        </w:rPr>
+        <w:t xml:space="preserve">模型表格允许尚未指派材料、截面或尚未定义支座的几何草稿；已有数值、端点引用和连接设置仍需合法，错误改动不会覆盖原模型。草稿写回不代表可以求解，作业提交前仍需完整性校验。</w:t>
+      </w:r>
+    </w:p>
+    <w:p>
+      <w:pPr>
+        <w:pStyle w:val="BodyText"/>
+      </w:pPr>
+      <w:r>
+        <w:rPr>
+          <w:rFonts w:hint="eastAsia"/>
+        </w:rPr>
+        <w:t xml:space="preserve">声明步骤目前各自从未变形、无应力状态重解，支持载荷及约束配置传播，不继承塑性历史，</w:t>
+      </w:r>
+      <w:r>
+        <w:t xml:space="preserve"> </w:t>
+      </w:r>
+      <w:r>
+        <w:rPr>
+          <w:rFonts w:hint="eastAsia"/>
+        </w:rPr>
+        <w:t xml:space="preserve">也不支持杆件在步骤间生灭。当前流程没有增加接触、螺栓预紧或通用大变形求解能力。</w:t>
+      </w:r>
+    </w:p>
+    <w:p>
+      <w:pPr>
+        <w:pStyle w:val="BodyText"/>
+      </w:pPr>
+      <w:r>
+        <w:drawing>
+          <wp:inline>
+            <wp:extent cx="5334000" cy="4033024"/>
+            <wp:effectExtent b="0" l="0" r="0" t="0"/>
+            <wp:docPr descr="刚架人工建模九阶段检查清单" title="" id="24" name="Picture"/>
+            <a:graphic>
+              <a:graphicData uri="http://schemas.openxmlformats.org/drawingml/2006/picture">
+                <pic:pic>
+                  <pic:nvPicPr>
+                    <pic:cNvPr descr="手册图/09-人工建模全流程.png" id="25" name="Picture"/>
+                    <pic:cNvPicPr>
+                      <a:picLocks noChangeArrowheads="1" noChangeAspect="1"/>
+                    </pic:cNvPicPr>
+                  </pic:nvPicPr>
+                  <pic:blipFill>
+                    <a:blip r:embed="rId23"/>
+                    <a:stretch>
+                      <a:fillRect/>
+                    </a:stretch>
+                  </pic:blipFill>
+                  <pic:spPr bwMode="auto">
+                    <a:xfrm>
+                      <a:off x="0" y="0"/>
+                      <a:ext cx="5334000" cy="4033024"/>
+                    </a:xfrm>
+                    <a:prstGeom prst="rect">
+                      <a:avLst/>
+                    </a:prstGeom>
+                    <a:noFill/>
+                    <a:ln w="9525">
+                      <a:noFill/>
+                      <a:headEnd/>
+                      <a:tailEnd/>
+                    </a:ln>
+                  </pic:spPr>
+                </pic:pic>
+              </a:graphicData>
+            </a:graphic>
+          </wp:inline>
+        </w:drawing>
+      </w:r>
+    </w:p>
+    <w:bookmarkStart w:id="26" w:name="区域拾取对象管理与给定位移"/>
+    <w:p>
+      <w:pPr>
+        <w:pStyle w:val="Heading4"/>
+      </w:pPr>
+      <w:r>
+        <w:rPr>
+          <w:rFonts w:hint="eastAsia"/>
+        </w:rPr>
+        <w:t xml:space="preserve">区域拾取、对象管理与给定位移</w:t>
+      </w:r>
+    </w:p>
+    <w:p>
+      <w:pPr>
+        <w:pStyle w:val="FirstParagraph"/>
+      </w:pPr>
+      <w:r>
+        <w:rPr>
+          <w:rFonts w:hint="eastAsia"/>
+        </w:rPr>
+        <w:t xml:space="preserve">先点命令，填写名称和类型，再根据底部提示区选节点或杆件：Shift加选、Ctrl减选，</w:t>
+      </w:r>
+      <w:r>
+        <w:t xml:space="preserve"> </w:t>
+      </w:r>
+      <w:r>
+        <w:rPr>
+          <w:rFonts w:hint="eastAsia"/>
+        </w:rPr>
+        <w:t xml:space="preserve">也可框选或点「使用集合…」。点「完成」进入数值编辑器，Esc取消当前拾取。</w:t>
+      </w:r>
+      <w:r>
+        <w:t xml:space="preserve"> </w:t>
+      </w:r>
+      <w:r>
+        <w:rPr>
+          <w:rFonts w:hint="eastAsia"/>
+        </w:rPr>
+        <w:t xml:space="preserve">已有选择会作为默认区域。普通点选和结果探针使用物理杆件编号，不使用分析剖分编号。</w:t>
+      </w:r>
+    </w:p>
+    <w:p>
+      <w:pPr>
+        <w:pStyle w:val="BodyText"/>
+      </w:pPr>
+      <w:r>
+        <w:rPr>
+          <w:rFonts w:hint="eastAsia"/>
+        </w:rPr>
+        <w:t xml:space="preserve">模型树单击定位、右键管理；材料、截面、集合、截面指派、边界条件和荷载保留命名对象。</w:t>
+      </w:r>
+      <w:r>
+        <w:t xml:space="preserve"> </w:t>
+      </w:r>
+      <w:r>
+        <w:rPr>
+          <w:rFonts w:hint="eastAsia"/>
+        </w:rPr>
+        <w:t xml:space="preserve">使用集合名的区域会跟随集合变化，不需要重新逐根指定。管理器可编辑、复制、改名、删除和抑制对象。</w:t>
+      </w:r>
+    </w:p>
+    <w:p>
+      <w:pPr>
+        <w:pStyle w:val="BodyText"/>
+      </w:pPr>
+      <w:r>
+        <w:rPr>
+          <w:rFonts w:hint="eastAsia"/>
+        </w:rPr>
+        <w:t xml:space="preserve">支座沉降从载荷页的「创建边界条件」进入，类型选“位移/转角（给定值，如支座沉降）”，</w:t>
+      </w:r>
+      <w:r>
+        <w:t xml:space="preserve"> </w:t>
+      </w:r>
+      <w:r>
+        <w:rPr>
+          <w:rFonts w:hint="eastAsia"/>
+        </w:rPr>
+        <w:t xml:space="preserve">分析步选Initial。选择节点后，在编辑器选择工况、勾选受约束方向并输入对应位移或转角。</w:t>
+      </w:r>
+      <w:r>
+        <w:t xml:space="preserve"> </w:t>
+      </w:r>
+      <w:r>
+        <w:rPr>
+          <w:rFonts w:hint="eastAsia"/>
+        </w:rPr>
+        <w:t xml:space="preserve">平移单位跟随模型，转角为rad；未约束方向不得给非零值，后续步暂不支持修改给定值。</w:t>
+      </w:r>
+      <w:r>
+        <w:t xml:space="preserve"> </w:t>
+      </w:r>
+      <w:r>
+        <w:rPr>
+          <w:rFonts w:hint="eastAsia"/>
+        </w:rPr>
+        <w:t xml:space="preserve">在管理器失活该边界条件后，相应约束及给定位移均从该步移除。</w:t>
+      </w:r>
+    </w:p>
+    <w:p>
+      <w:pPr>
+        <w:pStyle w:val="BodyText"/>
+      </w:pPr>
+      <w:r>
+        <w:rPr>
+          <w:rFonts w:hint="eastAsia"/>
+        </w:rPr>
+        <w:t xml:space="preserve">框架生成器和旧模型中的支座可能仍是直接条目。点模型树中的直接定义支座，确认转换后，</w:t>
+      </w:r>
+      <w:r>
+        <w:t xml:space="preserve"> </w:t>
+      </w:r>
+      <w:r>
+        <w:rPr>
+          <w:rFonts w:hint="eastAsia"/>
+        </w:rPr>
+        <w:t xml:space="preserve">约束、弹簧和节点保持原样，统一交给边界条件管理器；转换可一次撤销。</w:t>
+      </w:r>
+    </w:p>
+    <w:bookmarkEnd w:id="26"/>
+    <w:bookmarkStart w:id="27" w:name="实例约束和后处理的范围"/>
+    <w:p>
+      <w:pPr>
+        <w:pStyle w:val="Heading4"/>
+      </w:pPr>
+      <w:r>
+        <w:rPr>
+          <w:rFonts w:hint="eastAsia"/>
+        </w:rPr>
+        <w:t xml:space="preserve">实例、约束和后处理的范围</w:t>
+      </w:r>
+    </w:p>
+    <w:p>
+      <w:pPr>
+        <w:pStyle w:val="FirstParagraph"/>
+      </w:pPr>
+      <w:r>
+        <w:rPr>
+          <w:rFonts w:hint="eastAsia"/>
+        </w:rPr>
+        <w:t xml:space="preserve">实例是现有杆件区域的独立副本。线性及环形阵列数量包含原件，删除阵列会删除新建副本；</w:t>
+      </w:r>
+      <w:r>
+        <w:t xml:space="preserve"> </w:t>
+      </w:r>
+      <w:r>
+        <w:rPr>
+          <w:rFonts w:hint="eastAsia"/>
+        </w:rPr>
+        <w:t xml:space="preserve">修改源杆件不会自动更新已有副本。副本不复制荷载及边界条件，新柱脚需重新施加约束。</w:t>
+      </w:r>
+    </w:p>
+    <w:p>
+      <w:pPr>
+        <w:pStyle w:val="BodyText"/>
+      </w:pPr>
+      <w:r>
+        <w:rPr>
+          <w:rFonts w:hint="eastAsia"/>
+        </w:rPr>
+        <w:t xml:space="preserve">刚性连杆用于偏心连接，TIE用于重合节点全部自由度相等，PIN只约束重合节点平动。</w:t>
+      </w:r>
+      <w:r>
+        <w:t xml:space="preserve"> </w:t>
+      </w:r>
+      <w:r>
+        <w:rPr>
+          <w:rFonts w:hint="eastAsia"/>
+        </w:rPr>
+        <w:t xml:space="preserve">运动耦合可逐自由度选择，例如U1、U2、UR3组成水平刚性楼板。孤立主节点未约束方向可能没有刚度，</w:t>
+      </w:r>
+      <w:r>
+        <w:t xml:space="preserve"> </w:t>
+      </w:r>
+      <w:r>
+        <w:rPr>
+          <w:rFonts w:hint="eastAsia"/>
+        </w:rPr>
+        <w:t xml:space="preserve">应根据实际支承补边界条件，不能任意加刚度消除报错。</w:t>
+      </w:r>
+    </w:p>
+    <w:p>
+      <w:pPr>
+        <w:pStyle w:val="BodyText"/>
+      </w:pPr>
+      <w:r>
+        <w:rPr>
+          <w:rFonts w:hint="eastAsia"/>
+        </w:rPr>
+        <w:t xml:space="preserve">结果树切换已求解分析步无需重算。P-Δ中间帧的节点位移对应实际增量，但杆内弯曲形状使用最终荷载，</w:t>
+      </w:r>
+      <w:r>
+        <w:t xml:space="preserve"> </w:t>
+      </w:r>
+      <w:r>
+        <w:rPr>
+          <w:rFonts w:hint="eastAsia"/>
+        </w:rPr>
+        <w:t xml:space="preserve">应以最终帧判读杆内变形。显示组只隐藏图形，动画只改变显示，不修改结果数值。</w:t>
+      </w:r>
+    </w:p>
+    <w:bookmarkEnd w:id="27"/>
+    <w:bookmarkEnd w:id="28"/>
+    <w:bookmarkStart w:id="29" w:name="Xe2fa0d65e827faa76b9520f8c82b2dc16c2f997"/>
+    <w:p>
+      <w:pPr>
+        <w:pStyle w:val="Heading3"/>
+      </w:pPr>
+      <w:r>
+        <w:t xml:space="preserve">3.1 </w:t>
+      </w:r>
+      <w:r>
+        <w:rPr>
+          <w:rFonts w:hint="eastAsia"/>
+        </w:rPr>
+        <w:t xml:space="preserve">建模（顶上第</w:t>
+      </w:r>
+      <w:r>
+        <w:t xml:space="preserve"> 1 </w:t>
+      </w:r>
+      <w:r>
+        <w:rPr>
+          <w:rFonts w:hint="eastAsia"/>
+        </w:rPr>
+        <w:t xml:space="preserve">步）</w:t>
+      </w:r>
+    </w:p>
+    <w:p>
+      <w:pPr>
+        <w:pStyle w:val="FirstParagraph"/>
+      </w:pPr>
+      <w:r>
+        <w:rPr>
+          <w:rFonts w:hint="eastAsia"/>
+        </w:rPr>
+        <w:t xml:space="preserve">同第</w:t>
+      </w:r>
+      <w:r>
+        <w:t xml:space="preserve"> 2 </w:t>
+      </w:r>
+      <w:r>
+        <w:rPr>
+          <w:rFonts w:hint="eastAsia"/>
+        </w:rPr>
+        <w:t xml:space="preserve">章。建完之后，</w:t>
+      </w:r>
+      <w:r>
+        <w:rPr>
+          <w:rFonts w:hint="eastAsia"/>
+          <w:b/>
+          <w:bCs/>
+        </w:rPr>
+        <w:t xml:space="preserve">左边的「模型树」会列出你建了什么</w:t>
+      </w:r>
+      <w:r>
+        <w:rPr>
+          <w:rFonts w:hint="eastAsia"/>
+        </w:rPr>
+        <w:t xml:space="preserve">：材料几种、截面几种、</w:t>
+      </w:r>
+      <w:r>
+        <w:t xml:space="preserve"> </w:t>
+      </w:r>
+      <w:r>
+        <w:rPr>
+          <w:rFonts w:hint="eastAsia"/>
+        </w:rPr>
+        <w:t xml:space="preserve">多少节点、多少杆件、几个支座、几个工况。</w:t>
+      </w:r>
+      <w:r>
+        <w:rPr>
+          <w:rFonts w:hint="eastAsia"/>
+          <w:b/>
+          <w:bCs/>
+        </w:rPr>
+        <w:t xml:space="preserve">这棵树是你的检查清单</w:t>
+      </w:r>
+      <w:r>
+        <w:t xml:space="preserve">——</w:t>
+      </w:r>
+      <w:r>
+        <w:t xml:space="preserve"> </w:t>
+      </w:r>
+      <w:r>
+        <w:rPr>
+          <w:rFonts w:hint="eastAsia"/>
+        </w:rPr>
+        <w:t xml:space="preserve">数字对不上，说明哪一步漏了。</w:t>
+      </w:r>
+    </w:p>
+    <w:p>
+      <w:pPr>
+        <w:pStyle w:val="BodyText"/>
+      </w:pPr>
+      <w:r>
+        <w:rPr>
+          <w:rFonts w:hint="eastAsia"/>
+        </w:rPr>
+        <w:t xml:space="preserve">在视口或模型树中选中杆件后，左侧</w:t>
+      </w:r>
+      <w:r>
+        <w:t xml:space="preserve"> </w:t>
+      </w:r>
+      <w:r>
+        <w:rPr>
+          <w:rFonts w:hint="eastAsia"/>
+          <w:b/>
+          <w:bCs/>
+        </w:rPr>
+        <w:t xml:space="preserve">属性</w:t>
+      </w:r>
+      <w:r>
+        <w:t xml:space="preserve"> </w:t>
+      </w:r>
+      <w:r>
+        <w:rPr>
+          <w:rFonts w:hint="eastAsia"/>
+        </w:rPr>
+        <w:t xml:space="preserve">先显示端点、长度、截面和材料。</w:t>
+      </w:r>
+      <w:r>
+        <w:t xml:space="preserve"> </w:t>
+      </w:r>
+      <w:r>
+        <w:rPr>
+          <w:rFonts w:hint="eastAsia"/>
+        </w:rPr>
+        <w:t xml:space="preserve">展开</w:t>
+      </w:r>
+      <w:r>
+        <w:t xml:space="preserve"> </w:t>
+      </w:r>
+      <w:r>
+        <w:rPr>
+          <w:rFonts w:hint="eastAsia"/>
+          <w:b/>
+          <w:bCs/>
+        </w:rPr>
+        <w:t xml:space="preserve">高级参数</w:t>
+      </w:r>
+      <w:r>
+        <w:t xml:space="preserve"> </w:t>
+      </w:r>
+      <w:r>
+        <w:rPr>
+          <w:rFonts w:hint="eastAsia"/>
+        </w:rPr>
+        <w:t xml:space="preserve">可编辑梁方向、刚域偏移、计算长度系数与端部约束；节点属性直接显示坐标和支座约束。</w:t>
+      </w:r>
+      <w:r>
+        <w:t xml:space="preserve"> </w:t>
+      </w:r>
+      <w:r>
+        <w:rPr>
+          <w:rFonts w:hint="eastAsia"/>
+        </w:rPr>
+        <w:t xml:space="preserve">输入完成后按回车或移开焦点提交。非法输入会恢复原值，并在对应字段旁显示原因和修改建议；窄屏会滚动到该提示。</w:t>
+      </w:r>
+      <w:r>
+        <w:t xml:space="preserve"> </w:t>
+      </w:r>
+      <w:r>
+        <w:rPr>
+          <w:rFonts w:hint="eastAsia"/>
+        </w:rPr>
+        <w:t xml:space="preserve">成功修改会使原有分析结果失效，需要重新求解；可用撤销恢复修改。</w:t>
+      </w:r>
+    </w:p>
+    <w:bookmarkEnd w:id="29"/>
+    <w:bookmarkStart w:id="30" w:name="X1e2a2deeeac750fb51a287e63a7c1b52a0348fc"/>
+    <w:p>
+      <w:pPr>
+        <w:pStyle w:val="Heading3"/>
+      </w:pPr>
+      <w:r>
+        <w:t xml:space="preserve">3.2 </w:t>
+      </w:r>
+      <w:r>
+        <w:rPr>
+          <w:rFonts w:hint="eastAsia"/>
+        </w:rPr>
+        <w:t xml:space="preserve">定义材料和截面（第</w:t>
+      </w:r>
+      <w:r>
+        <w:t xml:space="preserve"> 2 </w:t>
+      </w:r>
+      <w:r>
+        <w:rPr>
+          <w:rFonts w:hint="eastAsia"/>
+        </w:rPr>
+        <w:t xml:space="preserve">步）</w:t>
+      </w:r>
+    </w:p>
+    <w:p>
+      <w:pPr>
+        <w:pStyle w:val="FirstParagraph"/>
+      </w:pPr>
+      <w:r>
+        <w:rPr>
+          <w:rFonts w:hint="eastAsia"/>
+        </w:rPr>
+        <w:t xml:space="preserve">点功能区</w:t>
+      </w:r>
+      <w:r>
+        <w:t xml:space="preserve"> </w:t>
+      </w:r>
+      <w:r>
+        <w:rPr>
+          <w:rFonts w:hint="eastAsia"/>
+          <w:b/>
+          <w:bCs/>
+        </w:rPr>
+        <w:t xml:space="preserve">「属性」</w:t>
+      </w:r>
+      <w:r>
+        <w:t xml:space="preserve"> </w:t>
+      </w:r>
+      <w:r>
+        <w:rPr>
+          <w:rFonts w:hint="eastAsia"/>
+        </w:rPr>
+        <w:t xml:space="preserve">页。这一页从左到右就是"先有材料、再有截面、然后指派给杆件"。</w:t>
+      </w:r>
+    </w:p>
+    <w:p>
+      <w:pPr>
+        <w:pStyle w:val="BodyText"/>
+      </w:pPr>
+      <w:r>
+        <w:rPr>
+          <w:rFonts w:hint="eastAsia"/>
+          <w:b/>
+          <w:bCs/>
+        </w:rPr>
+        <w:t xml:space="preserve">材料</w:t>
+      </w:r>
+      <w:r>
+        <w:rPr>
+          <w:rFonts w:hint="eastAsia"/>
+        </w:rPr>
+        <w:t xml:space="preserve">（钢、混凝土之类）点「创建材料」。要填的：</w:t>
+      </w:r>
+    </w:p>
+    <w:tbl>
+      <w:tblPr>
+        <w:tblStyle w:val="Table"/>
+        <w:tblW w:type="auto" w:w="0"/>
+        <w:tblLook w:firstRow="1" w:lastRow="0" w:firstColumn="0" w:lastColumn="0" w:noHBand="0" w:noVBand="0" w:val="0020"/>
+      </w:tblPr>
+      <w:tblGrid>
+        <w:gridCol w:w="2640"/>
+        <w:gridCol w:w="2640"/>
+        <w:gridCol w:w="2640"/>
+      </w:tblGrid>
+      <w:tr>
+        <w:trPr>
+          <w:tblHeader w:val="on"/>
+        </w:trPr>
+        <w:tc>
+          <w:tcPr/>
+          <w:p>
+            <w:pPr>
+              <w:pStyle w:val="Compact"/>
+            </w:pPr>
+            <w:r>
+              <w:rPr>
+                <w:rFonts w:hint="eastAsia"/>
+              </w:rPr>
+              <w:t xml:space="preserve">填什么</w:t>
+            </w:r>
+          </w:p>
+        </w:tc>
+        <w:tc>
+          <w:tcPr/>
+          <w:p>
+            <w:pPr>
+              <w:pStyle w:val="Compact"/>
+            </w:pPr>
+            <w:r>
+              <w:rPr>
+                <w:rFonts w:hint="eastAsia"/>
+              </w:rPr>
+              <w:t xml:space="preserve">钢材常用值</w:t>
+            </w:r>
+          </w:p>
+        </w:tc>
+        <w:tc>
+          <w:tcPr/>
+          <w:p>
+            <w:pPr>
+              <w:pStyle w:val="Compact"/>
+            </w:pPr>
+            <w:r>
+              <w:rPr>
+                <w:rFonts w:hint="eastAsia"/>
+              </w:rPr>
+              <w:t xml:space="preserve">什么时候必须填</w:t>
+            </w:r>
+          </w:p>
+        </w:tc>
+      </w:tr>
+      <w:tr>
+        <w:tc>
+          <w:tcPr/>
+          <w:p>
+            <w:pPr>
+              <w:pStyle w:val="Compact"/>
+            </w:pPr>
+            <w:r>
+              <w:rPr>
+                <w:rFonts w:hint="eastAsia"/>
+              </w:rPr>
+              <w:t xml:space="preserve">弹性模量</w:t>
+            </w:r>
+            <w:r>
+              <w:t xml:space="preserve"> E</w:t>
+            </w:r>
+          </w:p>
+        </w:tc>
+        <w:tc>
+          <w:tcPr/>
+          <w:p>
+            <w:pPr>
+              <w:pStyle w:val="Compact"/>
+            </w:pPr>
+            <w:r>
+              <w:t xml:space="preserve">206000000000 </w:t>
+            </w:r>
+            <w:r>
+              <w:rPr>
+                <w:rFonts w:hint="eastAsia"/>
+              </w:rPr>
+              <w:t xml:space="preserve">Pa（2.06e11）</w:t>
+            </w:r>
+          </w:p>
+        </w:tc>
+        <w:tc>
+          <w:tcPr/>
+          <w:p>
+            <w:pPr>
+              <w:pStyle w:val="Compact"/>
+            </w:pPr>
+            <w:r>
+              <w:rPr>
+                <w:rFonts w:hint="eastAsia"/>
+              </w:rPr>
+              <w:t xml:space="preserve">总是</w:t>
+            </w:r>
+          </w:p>
+        </w:tc>
+      </w:tr>
+      <w:tr>
+        <w:tc>
+          <w:tcPr/>
+          <w:p>
+            <w:pPr>
+              <w:pStyle w:val="Compact"/>
+            </w:pPr>
+            <w:r>
+              <w:rPr>
+                <w:rFonts w:hint="eastAsia"/>
+              </w:rPr>
+              <w:t xml:space="preserve">泊松比</w:t>
+            </w:r>
+            <w:r>
+              <w:t xml:space="preserve"> ν</w:t>
+            </w:r>
+          </w:p>
+        </w:tc>
+        <w:tc>
+          <w:tcPr/>
+          <w:p>
+            <w:pPr>
+              <w:pStyle w:val="Compact"/>
+            </w:pPr>
+            <w:r>
+              <w:t xml:space="preserve">0.3</w:t>
+            </w:r>
+          </w:p>
+        </w:tc>
+        <w:tc>
+          <w:tcPr/>
+          <w:p>
+            <w:pPr>
+              <w:pStyle w:val="Compact"/>
+            </w:pPr>
+            <w:r>
+              <w:rPr>
+                <w:rFonts w:hint="eastAsia"/>
+              </w:rPr>
+              <w:t xml:space="preserve">总是</w:t>
+            </w:r>
+          </w:p>
+        </w:tc>
+      </w:tr>
+      <w:tr>
+        <w:tc>
+          <w:tcPr/>
+          <w:p>
+            <w:pPr>
+              <w:pStyle w:val="Compact"/>
+            </w:pPr>
+            <w:r>
+              <w:rPr>
+                <w:rFonts w:hint="eastAsia"/>
+              </w:rPr>
+              <w:t xml:space="preserve">密度</w:t>
+            </w:r>
+            <w:r>
+              <w:t xml:space="preserve"> ρ</w:t>
+            </w:r>
+          </w:p>
+        </w:tc>
+        <w:tc>
+          <w:tcPr/>
+          <w:p>
+            <w:pPr>
+              <w:pStyle w:val="Compact"/>
+            </w:pPr>
+            <w:r>
+              <w:t xml:space="preserve">7850 kg/m³</w:t>
+            </w:r>
+          </w:p>
+        </w:tc>
+        <w:tc>
+          <w:tcPr/>
+          <w:p>
+            <w:pPr>
+              <w:pStyle w:val="Compact"/>
+            </w:pPr>
+            <w:r>
+              <w:rPr>
+                <w:rFonts w:hint="eastAsia"/>
+              </w:rPr>
+              <w:t xml:space="preserve">想让它算自重时</w:t>
+            </w:r>
+          </w:p>
+        </w:tc>
+      </w:tr>
+      <w:tr>
+        <w:tc>
+          <w:tcPr/>
+          <w:p>
+            <w:pPr>
+              <w:pStyle w:val="Compact"/>
+            </w:pPr>
+            <w:r>
+              <w:rPr>
+                <w:rFonts w:hint="eastAsia"/>
+              </w:rPr>
+              <w:t xml:space="preserve">屈服应力</w:t>
+            </w:r>
+          </w:p>
+        </w:tc>
+        <w:tc>
+          <w:tcPr/>
+          <w:p>
+            <w:pPr>
+              <w:pStyle w:val="Compact"/>
+            </w:pPr>
+            <w:r>
+              <w:t xml:space="preserve">355000000 </w:t>
+            </w:r>
+            <w:r>
+              <w:rPr>
+                <w:rFonts w:hint="eastAsia"/>
+              </w:rPr>
+              <w:t xml:space="preserve">Pa（Q355）</w:t>
+            </w:r>
+          </w:p>
+        </w:tc>
+        <w:tc>
+          <w:tcPr/>
+          <w:p>
+            <w:pPr>
+              <w:pStyle w:val="Compact"/>
+            </w:pPr>
+            <w:r>
+              <w:rPr>
+                <w:rFonts w:hint="eastAsia"/>
+              </w:rPr>
+              <w:t xml:space="preserve">想做稳定校核时</w:t>
+            </w:r>
+          </w:p>
+        </w:tc>
+      </w:tr>
+      <w:tr>
+        <w:tc>
+          <w:tcPr/>
+          <w:p>
+            <w:pPr>
+              <w:pStyle w:val="Compact"/>
+            </w:pPr>
+            <w:r>
               <w:rPr>
                 <w:rFonts w:hint="eastAsia"/>
                 <w:b/>
@@ -3849,8 +4635,8 @@
         <w:t xml:space="preserve">，还会在下面告诉你这个截面能不能做强度验算。</w:t>
       </w:r>
     </w:p>
-    <w:bookmarkEnd w:id="23"/>
-    <w:bookmarkStart w:id="24" w:name="Xcd445300e848d4cf313e939bd050309a74f441f"/>
+    <w:bookmarkEnd w:id="30"/>
+    <w:bookmarkStart w:id="31" w:name="Xcd445300e848d4cf313e939bd050309a74f441f"/>
     <w:p>
       <w:pPr>
         <w:pStyle w:val="Heading3"/>
@@ -4087,8 +4873,8 @@
         <w:t xml:space="preserve">kN，它会帮你换算并把换算过程写出来。</w:t>
       </w:r>
     </w:p>
-    <w:bookmarkEnd w:id="24"/>
-    <w:bookmarkStart w:id="25" w:name="X26781790986075940913085fb879bafa837a288"/>
+    <w:bookmarkEnd w:id="31"/>
+    <w:bookmarkStart w:id="32" w:name="X26781790986075940913085fb879bafa837a288"/>
     <w:p>
       <w:pPr>
         <w:pStyle w:val="Heading3"/>
@@ -4166,31 +4952,24 @@
         <w:rPr>
           <w:rFonts w:hint="eastAsia"/>
         </w:rPr>
-        <w:t xml:space="preserve">校验过了点</w:t>
-      </w:r>
-      <w:r>
-        <w:t xml:space="preserve"> </w:t>
-      </w:r>
-      <w:r>
-        <w:rPr>
-          <w:b/>
-          <w:bCs/>
-        </w:rPr>
-        <w:t xml:space="preserve">「4 </w:t>
-      </w:r>
-      <w:r>
-        <w:rPr>
-          <w:rFonts w:hint="eastAsia"/>
-          <w:b/>
-          <w:bCs/>
-        </w:rPr>
-        <w:t xml:space="preserve">求解」</w:t>
-      </w:r>
-      <w:r>
-        <w:rPr>
-          <w:rFonts w:hint="eastAsia"/>
-        </w:rPr>
-        <w:t xml:space="preserve">（F5）。</w:t>
+        <w:t xml:space="preserve">校验通过后在作业页点</w:t>
+      </w:r>
+      <w:r>
+        <w:t xml:space="preserve"> </w:t>
+      </w:r>
+      <w:r>
+        <w:rPr>
+          <w:rFonts w:hint="eastAsia"/>
+          <w:b/>
+          <w:bCs/>
+        </w:rPr>
+        <w:t xml:space="preserve">「求解」</w:t>
+      </w:r>
+      <w:r>
+        <w:rPr>
+          <w:rFonts w:hint="eastAsia"/>
+        </w:rPr>
+        <w:t xml:space="preserve">（F5），或在作业管理器提交已定义的分析步。</w:t>
       </w:r>
     </w:p>
     <w:p>
@@ -4273,16 +5052,7 @@
         <w:rPr>
           <w:rFonts w:hint="eastAsia"/>
         </w:rPr>
-        <w:t xml:space="preserve">点「分析</w:t>
-      </w:r>
-      <w:r>
-        <w:t xml:space="preserve"> → </w:t>
-      </w:r>
-      <w:r>
-        <w:rPr>
-          <w:rFonts w:hint="eastAsia"/>
-        </w:rPr>
-        <w:t xml:space="preserve">模型检查」，它会告诉你</w:t>
+        <w:t xml:space="preserve">在作业页点机构诊断，它会告诉你</w:t>
       </w:r>
       <w:r>
         <w:rPr>
@@ -4296,8 +5066,8 @@
         <w:t xml:space="preserve">。</w:t>
       </w:r>
     </w:p>
-    <w:bookmarkEnd w:id="25"/>
-    <w:bookmarkStart w:id="35" w:name="X8a17ca255b3f2551dbdd95ab891a5e6ce3af048"/>
+    <w:bookmarkEnd w:id="32"/>
+    <w:bookmarkStart w:id="42" w:name="X8a17ca255b3f2551dbdd95ab891a5e6ce3af048"/>
     <w:p>
       <w:pPr>
         <w:pStyle w:val="Heading3"/>
@@ -4329,7 +5099,7 @@
         <w:rPr>
           <w:rFonts w:hint="eastAsia"/>
         </w:rPr>
-        <w:t xml:space="preserve">顶部默认展开完整模块功能区，下方保留常驻工具栏与分析流程。</w:t>
+        <w:t xml:space="preserve">顶部默认展开模块功能区，下方是常驻工具栏；流程菜单与下一步按钮在页签行右侧。</w:t>
       </w:r>
       <w:r>
         <w:t xml:space="preserve"> </w:t>
@@ -4436,7 +5206,43 @@
         <w:rPr>
           <w:rFonts w:hint="eastAsia"/>
         </w:rPr>
-        <w:t xml:space="preserve">模型树、属性与结果等面板的标题栏右侧有独立窗口图标。移出后可并排查看模型与表格，</w:t>
+        <w:t xml:space="preserve">结果表、单杆内力图与截面优化默认使用可移动、可缩放的非模态独立窗口，打开后不会占用底部抽屉，</w:t>
+      </w:r>
+      <w:r>
+        <w:t xml:space="preserve"> </w:t>
+      </w:r>
+      <w:r>
+        <w:rPr>
+          <w:rFonts w:hint="eastAsia"/>
+        </w:rPr>
+        <w:t xml:space="preserve">也不会触发模型缩小或移动。结果窗口关闭后可从结果页重新打开，表格内容、排序和选择保留。</w:t>
+      </w:r>
+      <w:r>
+        <w:t xml:space="preserve"> </w:t>
+      </w:r>
+      <w:r>
+        <w:rPr>
+          <w:rFonts w:hint="eastAsia"/>
+        </w:rPr>
+        <w:t xml:space="preserve">小屏幕高缩放时，首次弹窗限制在可用屏幕宽度的80%、高度的75%以内，可滚动阅读或手动放大。</w:t>
+      </w:r>
+      <w:r>
+        <w:t xml:space="preserve"> </w:t>
+      </w:r>
+      <w:r>
+        <w:rPr>
+          <w:rFonts w:hint="eastAsia"/>
+        </w:rPr>
+        <w:t xml:space="preserve">左侧常驻模型栏上方是模型树、下方是属性，直接占用布局宽度；右侧是AI助手。</w:t>
+      </w:r>
+      <w:r>
+        <w:t xml:space="preserve"> </w:t>
+      </w:r>
+      <w:r>
+        <w:rPr>
+          <w:rFonts w:hint="eastAsia"/>
+        </w:rPr>
+        <w:t xml:space="preserve">辅助面板标题栏右侧有独立窗口图标。移出后可并排查看模型与表格，</w:t>
       </w:r>
       <w:r>
         <w:t xml:space="preserve"> </w:t>
@@ -4454,25 +5260,25 @@
         <w:rPr>
           <w:rFonts w:hint="eastAsia"/>
         </w:rPr>
-        <w:t xml:space="preserve">关闭独立窗口后仍可从原侧栏入口重开。截面优化默认使用独立窗口，也可停靠回底部。</w:t>
-      </w:r>
-      <w:r>
-        <w:t xml:space="preserve"> </w:t>
-      </w:r>
-      <w:r>
-        <w:rPr>
-          <w:rFonts w:hint="eastAsia"/>
-        </w:rPr>
-        <w:t xml:space="preserve">拖动面板内侧边缘可调尺寸，双击边缘恢复默认；Tab</w:t>
-      </w:r>
-      <w:r>
-        <w:t xml:space="preserve"> </w:t>
-      </w:r>
-      <w:r>
-        <w:rPr>
-          <w:rFonts w:hint="eastAsia"/>
-        </w:rPr>
-        <w:t xml:space="preserve">可定位侧栏入口，空格可开关。</w:t>
+        <w:t xml:space="preserve">关闭独立窗口后仍可从对应命令重开。需要固定布局时可手动停靠回底部；本次使用期间尊重该选择。</w:t>
+      </w:r>
+      <w:r>
+        <w:t xml:space="preserve"> </w:t>
+      </w:r>
+      <w:r>
+        <w:rPr>
+          <w:rFonts w:hint="eastAsia"/>
+        </w:rPr>
+        <w:t xml:space="preserve">独立窗口按Esc关闭，主窗口退出后各面板同时隐藏；求解完成仍不自动弹出结果表。</w:t>
+      </w:r>
+      <w:r>
+        <w:t xml:space="preserve"> </w:t>
+      </w:r>
+      <w:r>
+        <w:rPr>
+          <w:rFonts w:hint="eastAsia"/>
+        </w:rPr>
+        <w:t xml:space="preserve">拖动分隔线可调面板尺寸；Ctrl+Shift+P打开命令面板，按中文或英文搜索命令。</w:t>
       </w:r>
     </w:p>
     <w:p>
@@ -4495,18 +5301,18 @@
           <wp:inline>
             <wp:extent cx="5334000" cy="3333750"/>
             <wp:effectExtent b="0" l="0" r="0" t="0"/>
-            <wp:docPr descr="结果页功能区" title="" id="27" name="Picture"/>
+            <wp:docPr descr="结果页功能区" title="" id="34" name="Picture"/>
             <a:graphic>
               <a:graphicData uri="http://schemas.openxmlformats.org/drawingml/2006/picture">
                 <pic:pic>
                   <pic:nvPicPr>
-                    <pic:cNvPr descr="手册图/02-结果页功能区.png" id="28" name="Picture"/>
+                    <pic:cNvPr descr="手册图/02-结果页功能区.png" id="35" name="Picture"/>
                     <pic:cNvPicPr>
                       <a:picLocks noChangeArrowheads="1" noChangeAspect="1"/>
                     </pic:cNvPicPr>
                   </pic:nvPicPr>
                   <pic:blipFill>
-                    <a:blip r:embed="rId26"/>
+                    <a:blip r:embed="rId33"/>
                     <a:stretch>
                       <a:fillRect/>
                     </a:stretch>
@@ -5057,20 +5863,626 @@
       <w:r>
         <w:drawing>
           <wp:inline>
-            <wp:extent cx="5334000" cy="3333750"/>
+            <wp:extent cx="5334000" cy="3093720"/>
             <wp:effectExtent b="0" l="0" r="0" t="0"/>
-            <wp:docPr descr="强度验算结果" title="" id="30" name="Picture"/>
+            <wp:docPr descr="强度验算结果" title="" id="37" name="Picture"/>
             <a:graphic>
               <a:graphicData uri="http://schemas.openxmlformats.org/drawingml/2006/picture">
                 <pic:pic>
                   <pic:nvPicPr>
-                    <pic:cNvPr descr="手册图/03-强度验算结果.png" id="31" name="Picture"/>
+                    <pic:cNvPr descr="手册图/03-强度验算结果.png" id="38" name="Picture"/>
                     <pic:cNvPicPr>
                       <a:picLocks noChangeArrowheads="1" noChangeAspect="1"/>
                     </pic:cNvPicPr>
                   </pic:nvPicPr>
                   <pic:blipFill>
-                    <a:blip r:embed="rId29"/>
+                    <a:blip r:embed="rId36"/>
+                    <a:stretch>
+                      <a:fillRect/>
+                    </a:stretch>
+                  </pic:blipFill>
+                  <pic:spPr bwMode="auto">
+                    <a:xfrm>
+                      <a:off x="0" y="0"/>
+                      <a:ext cx="5334000" cy="3093720"/>
+                    </a:xfrm>
+                    <a:prstGeom prst="rect">
+                      <a:avLst/>
+                    </a:prstGeom>
+                    <a:noFill/>
+                    <a:ln w="9525">
+                      <a:noFill/>
+                      <a:headEnd/>
+                      <a:tailEnd/>
+                    </a:ln>
+                  </pic:spPr>
+                </pic:pic>
+              </a:graphicData>
+            </a:graphic>
+          </wp:inline>
+        </w:drawing>
+      </w:r>
+    </w:p>
+    <w:p>
+      <w:pPr>
+        <w:pStyle w:val="BodyText"/>
+      </w:pPr>
+      <w:r>
+        <w:rPr>
+          <w:rFonts w:hint="eastAsia"/>
+        </w:rPr>
+        <w:t xml:space="preserve">怎么读这张表：</w:t>
+      </w:r>
+    </w:p>
+    <w:p>
+      <w:pPr>
+        <w:numPr>
+          <w:ilvl w:val="0"/>
+          <w:numId w:val="1004"/>
+        </w:numPr>
+      </w:pPr>
+      <w:r>
+        <w:rPr>
+          <w:rFonts w:hint="eastAsia"/>
+          <w:b/>
+          <w:bCs/>
+        </w:rPr>
+        <w:t xml:space="preserve">应力比</w:t>
+      </w:r>
+      <w:r>
+        <w:rPr>
+          <w:b/>
+          <w:bCs/>
+        </w:rPr>
+        <w:t xml:space="preserve"> σ/[σ]</w:t>
+      </w:r>
+      <w:r>
+        <w:rPr>
+          <w:rFonts w:hint="eastAsia"/>
+        </w:rPr>
+        <w:t xml:space="preserve">：小于</w:t>
+      </w:r>
+      <w:r>
+        <w:t xml:space="preserve"> 1 </w:t>
+      </w:r>
+      <w:r>
+        <w:rPr>
+          <w:rFonts w:hint="eastAsia"/>
+        </w:rPr>
+        <w:t xml:space="preserve">就是够结实。0.76</w:t>
+      </w:r>
+      <w:r>
+        <w:t xml:space="preserve"> </w:t>
+      </w:r>
+      <w:r>
+        <w:rPr>
+          <w:rFonts w:hint="eastAsia"/>
+        </w:rPr>
+        <w:t xml:space="preserve">表示用掉了</w:t>
+      </w:r>
+      <w:r>
+        <w:t xml:space="preserve"> 76% </w:t>
+      </w:r>
+      <w:r>
+        <w:rPr>
+          <w:rFonts w:hint="eastAsia"/>
+        </w:rPr>
+        <w:t xml:space="preserve">的余量。</w:t>
+      </w:r>
+    </w:p>
+    <w:p>
+      <w:pPr>
+        <w:numPr>
+          <w:ilvl w:val="0"/>
+          <w:numId w:val="1004"/>
+        </w:numPr>
+      </w:pPr>
+      <w:r>
+        <w:rPr>
+          <w:rFonts w:hint="eastAsia"/>
+          <w:b/>
+          <w:bCs/>
+        </w:rPr>
+        <w:t xml:space="preserve">折算比</w:t>
+      </w:r>
+      <w:r>
+        <w:rPr>
+          <w:rFonts w:hint="eastAsia"/>
+        </w:rPr>
+        <w:t xml:space="preserve">：另一条独立的结论，</w:t>
+      </w:r>
+      <w:r>
+        <w:rPr>
+          <w:rFonts w:hint="eastAsia"/>
+          <w:b/>
+          <w:bCs/>
+        </w:rPr>
+        <w:t xml:space="preserve">也要看</w:t>
+      </w:r>
+      <w:r>
+        <w:rPr>
+          <w:rFonts w:hint="eastAsia"/>
+        </w:rPr>
+        <w:t xml:space="preserve">。它把拉压应力和剪应力合起来判，</w:t>
+      </w:r>
+      <w:r>
+        <w:t xml:space="preserve"> </w:t>
+      </w:r>
+      <w:r>
+        <w:rPr>
+          <w:rFonts w:hint="eastAsia"/>
+        </w:rPr>
+        <w:t xml:space="preserve">而上面那个只看拉压。一根又短又粗的梁，上面那栏可能显示</w:t>
+      </w:r>
+      <w:r>
+        <w:t xml:space="preserve"> 0.06 </w:t>
+      </w:r>
+      <w:r>
+        <w:rPr>
+          <w:rFonts w:hint="eastAsia"/>
+        </w:rPr>
+        <w:t xml:space="preserve">看着很安全，</w:t>
+      </w:r>
+      <w:r>
+        <w:t xml:space="preserve"> </w:t>
+      </w:r>
+      <w:r>
+        <w:rPr>
+          <w:rFonts w:hint="eastAsia"/>
+        </w:rPr>
+        <w:t xml:space="preserve">折算比却是它的两三倍——差别在剪力上，只看第一栏是看不见的。</w:t>
+      </w:r>
+      <w:r>
+        <w:t xml:space="preserve"> </w:t>
+      </w:r>
+      <w:r>
+        <w:rPr>
+          <w:rFonts w:hint="eastAsia"/>
+          <w:b/>
+          <w:bCs/>
+        </w:rPr>
+        <w:t xml:space="preserve">两栏都小于</w:t>
+      </w:r>
+      <w:r>
+        <w:rPr>
+          <w:b/>
+          <w:bCs/>
+        </w:rPr>
+        <w:t xml:space="preserve"> 1 </w:t>
+      </w:r>
+      <w:r>
+        <w:rPr>
+          <w:rFonts w:hint="eastAsia"/>
+          <w:b/>
+          <w:bCs/>
+        </w:rPr>
+        <w:t xml:space="preserve">才算过。</w:t>
+      </w:r>
+    </w:p>
+    <w:p>
+      <w:pPr>
+        <w:numPr>
+          <w:ilvl w:val="0"/>
+          <w:numId w:val="1004"/>
+        </w:numPr>
+      </w:pPr>
+      <w:r>
+        <w:rPr>
+          <w:rFonts w:hint="eastAsia"/>
+          <w:b/>
+          <w:bCs/>
+        </w:rPr>
+        <w:t xml:space="preserve">控制点</w:t>
+      </w:r>
+      <w:r>
+        <w:rPr>
+          <w:rFonts w:hint="eastAsia"/>
+        </w:rPr>
+        <w:t xml:space="preserve">：折算比最不利的位置在哪儿。"中性轴"意味着这根杆是被剪力控制的。</w:t>
+      </w:r>
+    </w:p>
+    <w:p>
+      <w:pPr>
+        <w:numPr>
+          <w:ilvl w:val="0"/>
+          <w:numId w:val="1004"/>
+        </w:numPr>
+      </w:pPr>
+      <w:r>
+        <w:rPr>
+          <w:b/>
+          <w:bCs/>
+        </w:rPr>
+        <w:t xml:space="preserve">N/Pcr </w:t>
+      </w:r>
+      <w:r>
+        <w:rPr>
+          <w:rFonts w:hint="eastAsia"/>
+          <w:b/>
+          <w:bCs/>
+        </w:rPr>
+        <w:t xml:space="preserve">和</w:t>
+      </w:r>
+      <w:r>
+        <w:rPr>
+          <w:b/>
+          <w:bCs/>
+        </w:rPr>
+        <w:t xml:space="preserve"> N/(φA)/f</w:t>
+      </w:r>
+      <w:r>
+        <w:rPr>
+          <w:rFonts w:hint="eastAsia"/>
+        </w:rPr>
+        <w:t xml:space="preserve">：两个稳定指标并排放着，</w:t>
+      </w:r>
+      <w:r>
+        <w:rPr>
+          <w:rFonts w:hint="eastAsia"/>
+          <w:b/>
+          <w:bCs/>
+        </w:rPr>
+        <w:t xml:space="preserve">以右边那个为准</w:t>
+      </w:r>
+      <w:r>
+        <w:t xml:space="preserve">。</w:t>
+      </w:r>
+      <w:r>
+        <w:t xml:space="preserve"> </w:t>
+      </w:r>
+      <w:r>
+        <w:rPr>
+          <w:rFonts w:hint="eastAsia"/>
+        </w:rPr>
+        <w:t xml:space="preserve">左边是教科书的欧拉公式，它只在细长杆上可信；右边按规范算，粗短杆也算得了。</w:t>
+      </w:r>
+      <w:r>
+        <w:t xml:space="preserve"> </w:t>
+      </w:r>
+      <w:r>
+        <w:rPr>
+          <w:rFonts w:hint="eastAsia"/>
+        </w:rPr>
+        <w:t xml:space="preserve">两者差很多是正常的——正因为会差很多，才要把它们摆在一起。</w:t>
+      </w:r>
+    </w:p>
+    <w:p>
+      <w:pPr>
+        <w:numPr>
+          <w:ilvl w:val="0"/>
+          <w:numId w:val="1004"/>
+        </w:numPr>
+      </w:pPr>
+      <w:r>
+        <w:rPr>
+          <w:b/>
+          <w:bCs/>
+        </w:rPr>
+        <w:t xml:space="preserve">φ </w:t>
+      </w:r>
+      <w:r>
+        <w:rPr>
+          <w:rFonts w:hint="eastAsia"/>
+          <w:b/>
+          <w:bCs/>
+        </w:rPr>
+        <w:t xml:space="preserve">和类别</w:t>
+      </w:r>
+      <w:r>
+        <w:rPr>
+          <w:rFonts w:hint="eastAsia"/>
+        </w:rPr>
+        <w:t xml:space="preserve">：规范用的稳定系数，以及按哪条曲线取的（a/b/c/d）。</w:t>
+      </w:r>
+      <w:r>
+        <w:t xml:space="preserve"> </w:t>
+      </w:r>
+      <w:r>
+        <w:rPr>
+          <w:rFonts w:hint="eastAsia"/>
+        </w:rPr>
+        <w:t xml:space="preserve">类别不同</w:t>
+      </w:r>
+      <w:r>
+        <w:t xml:space="preserve"> φ </w:t>
+      </w:r>
+      <w:r>
+        <w:rPr>
+          <w:rFonts w:hint="eastAsia"/>
+        </w:rPr>
+        <w:t xml:space="preserve">能差一半，所以这一栏写出来让你知道这个数的来历。</w:t>
+      </w:r>
+    </w:p>
+    <w:p>
+      <w:pPr>
+        <w:numPr>
+          <w:ilvl w:val="0"/>
+          <w:numId w:val="1004"/>
+        </w:numPr>
+      </w:pPr>
+      <w:r>
+        <w:rPr>
+          <w:rFonts w:hint="eastAsia"/>
+          <w:b/>
+          <w:bCs/>
+        </w:rPr>
+        <w:t xml:space="preserve">结论那一列有三种，不是两种</w:t>
+      </w:r>
+      <w:r>
+        <w:rPr>
+          <w:rFonts w:hint="eastAsia"/>
+        </w:rPr>
+        <w:t xml:space="preserve">：</w:t>
+      </w:r>
+    </w:p>
+    <w:p>
+      <w:pPr>
+        <w:pStyle w:val="Compact"/>
+        <w:numPr>
+          <w:ilvl w:val="1"/>
+          <w:numId w:val="1005"/>
+        </w:numPr>
+      </w:pPr>
+      <w:r>
+        <w:rPr>
+          <w:rFonts w:hint="eastAsia"/>
+          <w:b/>
+          <w:bCs/>
+        </w:rPr>
+        <w:t xml:space="preserve">通过</w:t>
+      </w:r>
+      <w:r>
+        <w:t xml:space="preserve"> </w:t>
+      </w:r>
+      <w:r>
+        <w:t xml:space="preserve">—— </w:t>
+      </w:r>
+      <w:r>
+        <w:rPr>
+          <w:rFonts w:hint="eastAsia"/>
+        </w:rPr>
+        <w:t xml:space="preserve">没问题</w:t>
+      </w:r>
+    </w:p>
+    <w:p>
+      <w:pPr>
+        <w:pStyle w:val="Compact"/>
+        <w:numPr>
+          <w:ilvl w:val="1"/>
+          <w:numId w:val="1005"/>
+        </w:numPr>
+      </w:pPr>
+      <w:r>
+        <w:rPr>
+          <w:rFonts w:hint="eastAsia"/>
+          <w:b/>
+          <w:bCs/>
+        </w:rPr>
+        <w:t xml:space="preserve">超限</w:t>
+      </w:r>
+      <w:r>
+        <w:t xml:space="preserve"> </w:t>
+      </w:r>
+      <w:r>
+        <w:t xml:space="preserve">—— </w:t>
+      </w:r>
+      <w:r>
+        <w:rPr>
+          <w:rFonts w:hint="eastAsia"/>
+        </w:rPr>
+        <w:t xml:space="preserve">真的不够，行会标</w:t>
+      </w:r>
+      <w:r>
+        <w:rPr>
+          <w:rFonts w:hint="eastAsia"/>
+          <w:b/>
+          <w:bCs/>
+        </w:rPr>
+        <w:t xml:space="preserve">红</w:t>
+      </w:r>
+    </w:p>
+    <w:p>
+      <w:pPr>
+        <w:pStyle w:val="Compact"/>
+        <w:numPr>
+          <w:ilvl w:val="1"/>
+          <w:numId w:val="1005"/>
+        </w:numPr>
+      </w:pPr>
+      <w:r>
+        <w:rPr>
+          <w:rFonts w:hint="eastAsia"/>
+          <w:b/>
+          <w:bCs/>
+        </w:rPr>
+        <w:t xml:space="preserve">判不了</w:t>
+      </w:r>
+      <w:r>
+        <w:t xml:space="preserve"> </w:t>
+      </w:r>
+      <w:r>
+        <w:t xml:space="preserve">—— </w:t>
+      </w:r>
+      <w:r>
+        <w:rPr>
+          <w:rFonts w:hint="eastAsia"/>
+        </w:rPr>
+        <w:t xml:space="preserve">行标</w:t>
+      </w:r>
+      <w:r>
+        <w:rPr>
+          <w:rFonts w:hint="eastAsia"/>
+          <w:b/>
+          <w:bCs/>
+        </w:rPr>
+        <w:t xml:space="preserve">琥珀色</w:t>
+      </w:r>
+      <w:r>
+        <w:rPr>
+          <w:rFonts w:hint="eastAsia"/>
+        </w:rPr>
+        <w:t xml:space="preserve">。现在很少见了：只有材料没填屈服应力时</w:t>
+      </w:r>
+      <w:r>
+        <w:t xml:space="preserve"> </w:t>
+      </w:r>
+      <w:r>
+        <w:rPr>
+          <w:rFonts w:hint="eastAsia"/>
+        </w:rPr>
+        <w:t xml:space="preserve">才会出现，因为那时候连规范的方法也算不了。</w:t>
+      </w:r>
+      <w:r>
+        <w:t xml:space="preserve"> </w:t>
+      </w:r>
+      <w:r>
+        <w:rPr>
+          <w:rFonts w:hint="eastAsia"/>
+        </w:rPr>
+        <w:t xml:space="preserve">这不是软件坏了，是它在诚实地说"缺参数，这个问题回答不了"。</w:t>
+      </w:r>
+    </w:p>
+    <w:p>
+      <w:pPr>
+        <w:pStyle w:val="BlockText"/>
+        <w:numPr>
+          <w:ilvl w:val="0"/>
+          <w:numId w:val="1000"/>
+        </w:numPr>
+      </w:pPr>
+      <w:r>
+        <w:rPr>
+          <w:rFonts w:hint="eastAsia"/>
+        </w:rPr>
+        <w:t xml:space="preserve">完整的结论（比如"稳定按</w:t>
+      </w:r>
+      <w:r>
+        <w:t xml:space="preserve"> GB 50017 b </w:t>
+      </w:r>
+      <w:r>
+        <w:rPr>
+          <w:rFonts w:hint="eastAsia"/>
+        </w:rPr>
+        <w:t xml:space="preserve">类，φ=0.954"）在表格</w:t>
+      </w:r>
+      <w:r>
+        <w:rPr>
+          <w:rFonts w:hint="eastAsia"/>
+          <w:b/>
+          <w:bCs/>
+        </w:rPr>
+        <w:t xml:space="preserve">上方的说明里</w:t>
+      </w:r>
+      <w:r>
+        <w:rPr>
+          <w:rFonts w:hint="eastAsia"/>
+        </w:rPr>
+        <w:t xml:space="preserve">，</w:t>
+      </w:r>
+      <w:r>
+        <w:t xml:space="preserve"> </w:t>
+      </w:r>
+      <w:r>
+        <w:rPr>
+          <w:rFonts w:hint="eastAsia"/>
+        </w:rPr>
+        <w:t xml:space="preserve">格子里只放两个字，否则会被截断。</w:t>
+      </w:r>
+    </w:p>
+    <w:p>
+      <w:pPr>
+        <w:pStyle w:val="BlockText"/>
+      </w:pPr>
+      <w:r>
+        <w:rPr>
+          <w:rFonts w:hint="eastAsia"/>
+        </w:rPr>
+        <w:t xml:space="preserve">这一点值得记住：</w:t>
+      </w:r>
+      <w:r>
+        <w:rPr>
+          <w:rFonts w:hint="eastAsia"/>
+          <w:b/>
+          <w:bCs/>
+        </w:rPr>
+        <w:t xml:space="preserve">这个软件宁可说"我判不了"，也不给你一个来路不明的数。</w:t>
+      </w:r>
+      <w:r>
+        <w:t xml:space="preserve"> </w:t>
+      </w:r>
+      <w:r>
+        <w:rPr>
+          <w:rFonts w:hint="eastAsia"/>
+        </w:rPr>
+        <w:t xml:space="preserve">缺许用应力就拒绝做强度验算，截面缺尺寸就拒绝画应力云图——</w:t>
+      </w:r>
+      <w:r>
+        <w:t xml:space="preserve"> </w:t>
+      </w:r>
+      <w:r>
+        <w:rPr>
+          <w:rFonts w:hint="eastAsia"/>
+        </w:rPr>
+        <w:t xml:space="preserve">都会明确告诉你缺什么、去哪儿补。</w:t>
+      </w:r>
+    </w:p>
+    <w:p>
+      <w:pPr>
+        <w:pStyle w:val="FirstParagraph"/>
+      </w:pPr>
+      <w:r>
+        <w:rPr>
+          <w:rFonts w:hint="eastAsia"/>
+        </w:rPr>
+        <w:t xml:space="preserve">材料填了许用应力、截面又是按尺寸建的，就能把云图切到</w:t>
+      </w:r>
+      <w:r>
+        <w:t xml:space="preserve"> </w:t>
+      </w:r>
+      <w:r>
+        <w:rPr>
+          <w:b/>
+          <w:bCs/>
+        </w:rPr>
+        <w:t xml:space="preserve">σ</w:t>
+      </w:r>
+      <w:r>
+        <w:rPr>
+          <w:rFonts w:hint="eastAsia"/>
+        </w:rPr>
+        <w:t xml:space="preserve">，</w:t>
+      </w:r>
+      <w:r>
+        <w:t xml:space="preserve"> </w:t>
+      </w:r>
+      <w:r>
+        <w:rPr>
+          <w:rFonts w:hint="eastAsia"/>
+        </w:rPr>
+        <w:t xml:space="preserve">直接看每根杆上的正应力分布：</w:t>
+      </w:r>
+    </w:p>
+    <w:p>
+      <w:pPr>
+        <w:pStyle w:val="BodyText"/>
+      </w:pPr>
+      <w:r>
+        <w:drawing>
+          <wp:inline>
+            <wp:extent cx="5334000" cy="3333750"/>
+            <wp:effectExtent b="0" l="0" r="0" t="0"/>
+            <wp:docPr descr="应力云图" title="" id="40" name="Picture"/>
+            <a:graphic>
+              <a:graphicData uri="http://schemas.openxmlformats.org/drawingml/2006/picture">
+                <pic:pic>
+                  <pic:nvPicPr>
+                    <pic:cNvPr descr="手册图/05-应力云图.png" id="41" name="Picture"/>
+                    <pic:cNvPicPr>
+                      <a:picLocks noChangeArrowheads="1" noChangeAspect="1"/>
+                    </pic:cNvPicPr>
+                  </pic:nvPicPr>
+                  <pic:blipFill>
+                    <a:blip r:embed="rId39"/>
                     <a:stretch>
                       <a:fillRect/>
                     </a:stretch>
@@ -5105,519 +6517,32 @@
         <w:rPr>
           <w:rFonts w:hint="eastAsia"/>
         </w:rPr>
-        <w:t xml:space="preserve">怎么读这张表：</w:t>
-      </w:r>
-    </w:p>
-    <w:p>
-      <w:pPr>
-        <w:numPr>
-          <w:ilvl w:val="0"/>
-          <w:numId w:val="1004"/>
-        </w:numPr>
-      </w:pPr>
-      <w:r>
-        <w:rPr>
-          <w:rFonts w:hint="eastAsia"/>
-          <w:b/>
-          <w:bCs/>
-        </w:rPr>
-        <w:t xml:space="preserve">应力比</w:t>
-      </w:r>
-      <w:r>
-        <w:rPr>
-          <w:b/>
-          <w:bCs/>
-        </w:rPr>
-        <w:t xml:space="preserve"> σ/[σ]</w:t>
-      </w:r>
-      <w:r>
-        <w:rPr>
-          <w:rFonts w:hint="eastAsia"/>
-        </w:rPr>
-        <w:t xml:space="preserve">：小于</w:t>
-      </w:r>
-      <w:r>
-        <w:t xml:space="preserve"> 1 </w:t>
-      </w:r>
-      <w:r>
-        <w:rPr>
-          <w:rFonts w:hint="eastAsia"/>
-        </w:rPr>
-        <w:t xml:space="preserve">就是够结实。0.76</w:t>
-      </w:r>
-      <w:r>
-        <w:t xml:space="preserve"> </w:t>
-      </w:r>
-      <w:r>
-        <w:rPr>
-          <w:rFonts w:hint="eastAsia"/>
-        </w:rPr>
-        <w:t xml:space="preserve">表示用掉了</w:t>
-      </w:r>
-      <w:r>
-        <w:t xml:space="preserve"> 76% </w:t>
-      </w:r>
-      <w:r>
-        <w:rPr>
-          <w:rFonts w:hint="eastAsia"/>
-        </w:rPr>
-        <w:t xml:space="preserve">的余量。</w:t>
-      </w:r>
-    </w:p>
-    <w:p>
-      <w:pPr>
-        <w:numPr>
-          <w:ilvl w:val="0"/>
-          <w:numId w:val="1004"/>
-        </w:numPr>
-      </w:pPr>
-      <w:r>
-        <w:rPr>
-          <w:rFonts w:hint="eastAsia"/>
-          <w:b/>
-          <w:bCs/>
-        </w:rPr>
-        <w:t xml:space="preserve">折算比</w:t>
-      </w:r>
-      <w:r>
-        <w:rPr>
-          <w:rFonts w:hint="eastAsia"/>
-        </w:rPr>
-        <w:t xml:space="preserve">：另一条独立的结论，</w:t>
-      </w:r>
-      <w:r>
-        <w:rPr>
-          <w:rFonts w:hint="eastAsia"/>
-          <w:b/>
-          <w:bCs/>
-        </w:rPr>
-        <w:t xml:space="preserve">也要看</w:t>
-      </w:r>
-      <w:r>
-        <w:rPr>
-          <w:rFonts w:hint="eastAsia"/>
-        </w:rPr>
-        <w:t xml:space="preserve">。它把拉压应力和剪应力合起来判，</w:t>
-      </w:r>
-      <w:r>
-        <w:t xml:space="preserve"> </w:t>
-      </w:r>
-      <w:r>
-        <w:rPr>
-          <w:rFonts w:hint="eastAsia"/>
-        </w:rPr>
-        <w:t xml:space="preserve">而上面那个只看拉压。一根又短又粗的梁，上面那栏可能显示</w:t>
-      </w:r>
-      <w:r>
-        <w:t xml:space="preserve"> 0.06 </w:t>
-      </w:r>
-      <w:r>
-        <w:rPr>
-          <w:rFonts w:hint="eastAsia"/>
-        </w:rPr>
-        <w:t xml:space="preserve">看着很安全，</w:t>
-      </w:r>
-      <w:r>
-        <w:t xml:space="preserve"> </w:t>
-      </w:r>
-      <w:r>
-        <w:rPr>
-          <w:rFonts w:hint="eastAsia"/>
-        </w:rPr>
-        <w:t xml:space="preserve">折算比却是它的两三倍——差别在剪力上，只看第一栏是看不见的。</w:t>
-      </w:r>
-      <w:r>
-        <w:t xml:space="preserve"> </w:t>
-      </w:r>
-      <w:r>
-        <w:rPr>
-          <w:rFonts w:hint="eastAsia"/>
-          <w:b/>
-          <w:bCs/>
-        </w:rPr>
-        <w:t xml:space="preserve">两栏都小于</w:t>
-      </w:r>
-      <w:r>
-        <w:rPr>
-          <w:b/>
-          <w:bCs/>
-        </w:rPr>
-        <w:t xml:space="preserve"> 1 </w:t>
-      </w:r>
-      <w:r>
-        <w:rPr>
-          <w:rFonts w:hint="eastAsia"/>
-          <w:b/>
-          <w:bCs/>
-        </w:rPr>
-        <w:t xml:space="preserve">才算过。</w:t>
-      </w:r>
-    </w:p>
-    <w:p>
-      <w:pPr>
-        <w:numPr>
-          <w:ilvl w:val="0"/>
-          <w:numId w:val="1004"/>
-        </w:numPr>
-      </w:pPr>
-      <w:r>
-        <w:rPr>
-          <w:rFonts w:hint="eastAsia"/>
-          <w:b/>
-          <w:bCs/>
-        </w:rPr>
-        <w:t xml:space="preserve">控制点</w:t>
-      </w:r>
-      <w:r>
-        <w:rPr>
-          <w:rFonts w:hint="eastAsia"/>
-        </w:rPr>
-        <w:t xml:space="preserve">：折算比最不利的位置在哪儿。"中性轴"意味着这根杆是被剪力控制的。</w:t>
-      </w:r>
-    </w:p>
-    <w:p>
-      <w:pPr>
-        <w:numPr>
-          <w:ilvl w:val="0"/>
-          <w:numId w:val="1004"/>
-        </w:numPr>
-      </w:pPr>
-      <w:r>
-        <w:rPr>
-          <w:b/>
-          <w:bCs/>
-        </w:rPr>
-        <w:t xml:space="preserve">N/Pcr </w:t>
-      </w:r>
-      <w:r>
-        <w:rPr>
-          <w:rFonts w:hint="eastAsia"/>
-          <w:b/>
-          <w:bCs/>
-        </w:rPr>
-        <w:t xml:space="preserve">和</w:t>
-      </w:r>
-      <w:r>
-        <w:rPr>
-          <w:b/>
-          <w:bCs/>
-        </w:rPr>
-        <w:t xml:space="preserve"> N/(φA)/f</w:t>
-      </w:r>
-      <w:r>
-        <w:rPr>
-          <w:rFonts w:hint="eastAsia"/>
-        </w:rPr>
-        <w:t xml:space="preserve">：两个稳定指标并排放着，</w:t>
-      </w:r>
-      <w:r>
-        <w:rPr>
-          <w:rFonts w:hint="eastAsia"/>
-          <w:b/>
-          <w:bCs/>
-        </w:rPr>
-        <w:t xml:space="preserve">以右边那个为准</w:t>
-      </w:r>
-      <w:r>
-        <w:t xml:space="preserve">。</w:t>
-      </w:r>
-      <w:r>
-        <w:t xml:space="preserve"> </w:t>
-      </w:r>
-      <w:r>
-        <w:rPr>
-          <w:rFonts w:hint="eastAsia"/>
-        </w:rPr>
-        <w:t xml:space="preserve">左边是教科书的欧拉公式，它只在细长杆上可信；右边按规范算，粗短杆也算得了。</w:t>
-      </w:r>
-      <w:r>
-        <w:t xml:space="preserve"> </w:t>
-      </w:r>
-      <w:r>
-        <w:rPr>
-          <w:rFonts w:hint="eastAsia"/>
-        </w:rPr>
-        <w:t xml:space="preserve">两者差很多是正常的——正因为会差很多，才要把它们摆在一起。</w:t>
-      </w:r>
-    </w:p>
-    <w:p>
-      <w:pPr>
-        <w:numPr>
-          <w:ilvl w:val="0"/>
-          <w:numId w:val="1004"/>
-        </w:numPr>
-      </w:pPr>
-      <w:r>
-        <w:rPr>
-          <w:b/>
-          <w:bCs/>
-        </w:rPr>
-        <w:t xml:space="preserve">φ </w:t>
-      </w:r>
-      <w:r>
-        <w:rPr>
-          <w:rFonts w:hint="eastAsia"/>
-          <w:b/>
-          <w:bCs/>
-        </w:rPr>
-        <w:t xml:space="preserve">和类别</w:t>
-      </w:r>
-      <w:r>
-        <w:rPr>
-          <w:rFonts w:hint="eastAsia"/>
-        </w:rPr>
-        <w:t xml:space="preserve">：规范用的稳定系数，以及按哪条曲线取的（a/b/c/d）。</w:t>
-      </w:r>
-      <w:r>
-        <w:t xml:space="preserve"> </w:t>
-      </w:r>
-      <w:r>
-        <w:rPr>
-          <w:rFonts w:hint="eastAsia"/>
-        </w:rPr>
-        <w:t xml:space="preserve">类别不同</w:t>
-      </w:r>
-      <w:r>
-        <w:t xml:space="preserve"> φ </w:t>
-      </w:r>
-      <w:r>
-        <w:rPr>
-          <w:rFonts w:hint="eastAsia"/>
-        </w:rPr>
-        <w:t xml:space="preserve">能差一半，所以这一栏写出来让你知道这个数的来历。</w:t>
-      </w:r>
-    </w:p>
-    <w:p>
-      <w:pPr>
-        <w:numPr>
-          <w:ilvl w:val="0"/>
-          <w:numId w:val="1004"/>
-        </w:numPr>
-      </w:pPr>
-      <w:r>
-        <w:rPr>
-          <w:rFonts w:hint="eastAsia"/>
-          <w:b/>
-          <w:bCs/>
-        </w:rPr>
-        <w:t xml:space="preserve">结论那一列有三种，不是两种</w:t>
-      </w:r>
-      <w:r>
-        <w:rPr>
-          <w:rFonts w:hint="eastAsia"/>
-        </w:rPr>
-        <w:t xml:space="preserve">：</w:t>
-      </w:r>
-    </w:p>
-    <w:p>
-      <w:pPr>
-        <w:pStyle w:val="Compact"/>
-        <w:numPr>
-          <w:ilvl w:val="1"/>
-          <w:numId w:val="1005"/>
-        </w:numPr>
-      </w:pPr>
-      <w:r>
-        <w:rPr>
-          <w:rFonts w:hint="eastAsia"/>
-          <w:b/>
-          <w:bCs/>
-        </w:rPr>
-        <w:t xml:space="preserve">通过</w:t>
-      </w:r>
-      <w:r>
-        <w:t xml:space="preserve"> </w:t>
-      </w:r>
-      <w:r>
-        <w:t xml:space="preserve">—— </w:t>
-      </w:r>
-      <w:r>
-        <w:rPr>
-          <w:rFonts w:hint="eastAsia"/>
-        </w:rPr>
-        <w:t xml:space="preserve">没问题</w:t>
-      </w:r>
-    </w:p>
-    <w:p>
-      <w:pPr>
-        <w:pStyle w:val="Compact"/>
-        <w:numPr>
-          <w:ilvl w:val="1"/>
-          <w:numId w:val="1005"/>
-        </w:numPr>
-      </w:pPr>
-      <w:r>
-        <w:rPr>
-          <w:rFonts w:hint="eastAsia"/>
-          <w:b/>
-          <w:bCs/>
-        </w:rPr>
-        <w:t xml:space="preserve">超限</w:t>
-      </w:r>
-      <w:r>
-        <w:t xml:space="preserve"> </w:t>
-      </w:r>
-      <w:r>
-        <w:t xml:space="preserve">—— </w:t>
-      </w:r>
-      <w:r>
-        <w:rPr>
-          <w:rFonts w:hint="eastAsia"/>
-        </w:rPr>
-        <w:t xml:space="preserve">真的不够，行会标</w:t>
-      </w:r>
-      <w:r>
-        <w:rPr>
-          <w:rFonts w:hint="eastAsia"/>
-          <w:b/>
-          <w:bCs/>
-        </w:rPr>
-        <w:t xml:space="preserve">红</w:t>
-      </w:r>
-    </w:p>
-    <w:p>
-      <w:pPr>
-        <w:pStyle w:val="Compact"/>
-        <w:numPr>
-          <w:ilvl w:val="1"/>
-          <w:numId w:val="1005"/>
-        </w:numPr>
-      </w:pPr>
-      <w:r>
-        <w:rPr>
-          <w:rFonts w:hint="eastAsia"/>
-          <w:b/>
-          <w:bCs/>
-        </w:rPr>
-        <w:t xml:space="preserve">判不了</w:t>
-      </w:r>
-      <w:r>
-        <w:t xml:space="preserve"> </w:t>
-      </w:r>
-      <w:r>
-        <w:t xml:space="preserve">—— </w:t>
-      </w:r>
-      <w:r>
-        <w:rPr>
-          <w:rFonts w:hint="eastAsia"/>
-        </w:rPr>
-        <w:t xml:space="preserve">行标</w:t>
-      </w:r>
-      <w:r>
-        <w:rPr>
-          <w:rFonts w:hint="eastAsia"/>
-          <w:b/>
-          <w:bCs/>
-        </w:rPr>
-        <w:t xml:space="preserve">琥珀色</w:t>
-      </w:r>
-      <w:r>
-        <w:rPr>
-          <w:rFonts w:hint="eastAsia"/>
-        </w:rPr>
-        <w:t xml:space="preserve">。现在很少见了：只有材料没填屈服应力时</w:t>
-      </w:r>
-      <w:r>
-        <w:t xml:space="preserve"> </w:t>
-      </w:r>
-      <w:r>
-        <w:rPr>
-          <w:rFonts w:hint="eastAsia"/>
-        </w:rPr>
-        <w:t xml:space="preserve">才会出现，因为那时候连规范的方法也算不了。</w:t>
-      </w:r>
-      <w:r>
-        <w:t xml:space="preserve"> </w:t>
-      </w:r>
-      <w:r>
-        <w:rPr>
-          <w:rFonts w:hint="eastAsia"/>
-        </w:rPr>
-        <w:t xml:space="preserve">这不是软件坏了，是它在诚实地说"缺参数，这个问题回答不了"。</w:t>
-      </w:r>
-    </w:p>
-    <w:p>
-      <w:pPr>
-        <w:pStyle w:val="BlockText"/>
-        <w:numPr>
-          <w:ilvl w:val="0"/>
-          <w:numId w:val="1000"/>
-        </w:numPr>
-      </w:pPr>
-      <w:r>
-        <w:rPr>
-          <w:rFonts w:hint="eastAsia"/>
-        </w:rPr>
-        <w:t xml:space="preserve">完整的结论（比如"稳定按</w:t>
-      </w:r>
-      <w:r>
-        <w:t xml:space="preserve"> GB 50017 b </w:t>
-      </w:r>
-      <w:r>
-        <w:rPr>
-          <w:rFonts w:hint="eastAsia"/>
-        </w:rPr>
-        <w:t xml:space="preserve">类，φ=0.954"）在表格</w:t>
-      </w:r>
-      <w:r>
-        <w:rPr>
-          <w:rFonts w:hint="eastAsia"/>
-          <w:b/>
-          <w:bCs/>
-        </w:rPr>
-        <w:t xml:space="preserve">上方的说明里</w:t>
-      </w:r>
-      <w:r>
-        <w:rPr>
-          <w:rFonts w:hint="eastAsia"/>
-        </w:rPr>
-        <w:t xml:space="preserve">，</w:t>
-      </w:r>
-      <w:r>
-        <w:t xml:space="preserve"> </w:t>
-      </w:r>
-      <w:r>
-        <w:rPr>
-          <w:rFonts w:hint="eastAsia"/>
-        </w:rPr>
-        <w:t xml:space="preserve">格子里只放两个字，否则会被截断。</w:t>
-      </w:r>
-    </w:p>
-    <w:p>
-      <w:pPr>
-        <w:pStyle w:val="BlockText"/>
-      </w:pPr>
-      <w:r>
-        <w:rPr>
-          <w:rFonts w:hint="eastAsia"/>
-        </w:rPr>
-        <w:t xml:space="preserve">这一点值得记住：</w:t>
-      </w:r>
-      <w:r>
-        <w:rPr>
-          <w:rFonts w:hint="eastAsia"/>
-          <w:b/>
-          <w:bCs/>
-        </w:rPr>
-        <w:t xml:space="preserve">这个软件宁可说"我判不了"，也不给你一个来路不明的数。</w:t>
-      </w:r>
-      <w:r>
-        <w:t xml:space="preserve"> </w:t>
-      </w:r>
-      <w:r>
-        <w:rPr>
-          <w:rFonts w:hint="eastAsia"/>
-        </w:rPr>
-        <w:t xml:space="preserve">缺许用应力就拒绝做强度验算，截面缺尺寸就拒绝画应力云图——</w:t>
-      </w:r>
-      <w:r>
-        <w:t xml:space="preserve"> </w:t>
-      </w:r>
-      <w:r>
-        <w:rPr>
-          <w:rFonts w:hint="eastAsia"/>
-        </w:rPr>
-        <w:t xml:space="preserve">都会明确告诉你缺什么、去哪儿补。</w:t>
+        <w:t xml:space="preserve">红的地方应力高，蓝的地方低。右边色标上那条刻度就是数值对照。</w:t>
+      </w:r>
+      <w:r>
+        <w:t xml:space="preserve"> </w:t>
+      </w:r>
+      <w:r>
+        <w:rPr>
+          <w:rFonts w:hint="eastAsia"/>
+        </w:rPr>
+        <w:t xml:space="preserve">看到某根杆整根发红，再回头去看强度验算表里它那一行，两处应该对得上。</w:t>
+      </w:r>
+    </w:p>
+    <w:bookmarkEnd w:id="42"/>
+    <w:bookmarkStart w:id="46" w:name="X321d5e20d7401139df7655f336feed4662e0b68"/>
+    <w:p>
+      <w:pPr>
+        <w:pStyle w:val="Heading3"/>
+      </w:pPr>
+      <w:r>
+        <w:t xml:space="preserve">3.6 </w:t>
+      </w:r>
+      <w:r>
+        <w:rPr>
+          <w:rFonts w:hint="eastAsia"/>
+        </w:rPr>
+        <w:t xml:space="preserve">查看节点实体云图</w:t>
       </w:r>
     </w:p>
     <w:p>
@@ -5625,35 +6550,973 @@
         <w:pStyle w:val="FirstParagraph"/>
       </w:pPr>
       <w:r>
-        <w:rPr>
-          <w:rFonts w:hint="eastAsia"/>
-        </w:rPr>
-        <w:t xml:space="preserve">材料填了许用应力、截面又是按尺寸建的，就能把云图切到</w:t>
-      </w:r>
-      <w:r>
-        <w:t xml:space="preserve"> </w:t>
-      </w:r>
-      <w:r>
-        <w:rPr>
-          <w:b/>
-          <w:bCs/>
-        </w:rPr>
-        <w:t xml:space="preserve">σ</w:t>
-      </w:r>
-      <w:r>
-        <w:rPr>
-          <w:rFonts w:hint="eastAsia"/>
-        </w:rPr>
-        <w:t xml:space="preserve">，</w:t>
-      </w:r>
-      <w:r>
-        <w:t xml:space="preserve"> </w:t>
-      </w:r>
-      <w:r>
-        <w:rPr>
-          <w:rFonts w:hint="eastAsia"/>
-        </w:rPr>
-        <w:t xml:space="preserve">直接看每根杆上的正应力分布：</w:t>
+        <w:t xml:space="preserve">2026-10-13 </w:t>
+      </w:r>
+      <w:r>
+        <w:rPr>
+          <w:rFonts w:hint="eastAsia"/>
+        </w:rPr>
+        <w:t xml:space="preserve">修复加载节点：切面位移驱动同时重建实体保留区的集中力、力矩和线荷载。</w:t>
+      </w:r>
+      <w:r>
+        <w:t xml:space="preserve"> </w:t>
+      </w:r>
+      <w:r>
+        <w:rPr>
+          <w:rFonts w:hint="eastAsia"/>
+        </w:rPr>
+        <w:t xml:space="preserve">使用已编译工况和组合系数，集中力剖分成节点荷载后只计一次；分布荷载按保留长度裁切，</w:t>
+      </w:r>
+      <w:r>
+        <w:t xml:space="preserve"> </w:t>
+      </w:r>
+      <w:r>
+        <w:rPr>
+          <w:rFonts w:hint="eastAsia"/>
+        </w:rPr>
+        <w:t xml:space="preserve">线性强度逐段解析积分，保留合力及关于节点原点的合矩。</w:t>
+      </w:r>
+      <w:r>
+        <w:t xml:space="preserve"> </w:t>
+      </w:r>
+      <w:r>
+        <w:rPr>
+          <w:rFonts w:hint="eastAsia"/>
+        </w:rPr>
+        <w:t xml:space="preserve">加载区采用实体外表面的正面积权重，通过六分量对偶算子施加静力等效节点力；驱动切面不参与加载区。</w:t>
+      </w:r>
+      <w:r>
+        <w:t xml:space="preserve"> </w:t>
+      </w:r>
+      <w:r>
+        <w:rPr>
+          <w:rFonts w:hint="eastAsia"/>
+        </w:rPr>
+        <w:t xml:space="preserve">加载区范围与截面尺度有关，属于缺少真实加载头时的施力假设，区内峰值不能解释为真实接触或焊缝应力。</w:t>
+      </w:r>
+      <w:r>
+        <w:t xml:space="preserve"> </w:t>
+      </w:r>
+      <w:r>
+        <w:rPr>
+          <w:rFonts w:hint="eastAsia"/>
+        </w:rPr>
+        <w:t xml:space="preserve">自研与Abaqus共用同一表面积分配算法，结果保存原载荷来源、加载区及实际施加合力与合矩。</w:t>
+      </w:r>
+      <w:r>
+        <w:t xml:space="preserve"> </w:t>
+      </w:r>
+      <w:r>
+        <w:rPr>
+          <w:rFonts w:hint="eastAsia"/>
+        </w:rPr>
+        <w:t xml:space="preserve">切面反力对照改为整体梁真实切面内力，包含保留段分布荷载的影响；内部支承、温度或初应变未重建时仍拒绝。</w:t>
+      </w:r>
+      <w:r>
+        <w:t xml:space="preserve"> </w:t>
+      </w:r>
+      <w:r>
+        <w:rPr>
+          <w:rFonts w:hint="eastAsia"/>
+        </w:rPr>
+        <w:t xml:space="preserve">云图按二次单元中点提取曲面，以连续应力张量平均着色，保留截面锐边并增加轮廓线；不改变原始网格和峰值。</w:t>
+      </w:r>
+      <w:r>
+        <w:t xml:space="preserve"> </w:t>
+      </w:r>
+      <w:r>
+        <w:rPr>
+          <w:rFonts w:hint="eastAsia"/>
+        </w:rPr>
+        <w:t xml:space="preserve">显示曲面单元号映回原体单元；色标明确绑定应力图层，防止轮廓图层改变色谱或单位范围。</w:t>
+      </w:r>
+      <w:r>
+        <w:t xml:space="preserve"> </w:t>
+      </w:r>
+      <w:r>
+        <w:rPr>
+          <w:rFonts w:hint="eastAsia"/>
+        </w:rPr>
+        <w:t xml:space="preserve">实体配色默认采用Abaqus</w:t>
+      </w:r>
+      <w:r>
+        <w:t xml:space="preserve"> </w:t>
+      </w:r>
+      <w:r>
+        <w:rPr>
+          <w:rFonts w:hint="eastAsia"/>
+        </w:rPr>
+        <w:t xml:space="preserve">Rainbow十二级离散彩虹谱，低值蓝、经青绿黄到高值红；桌面、自研图片和Abaqus导出一致，仍可选择柔和蓝红、蓝绿黄或蓝黄。</w:t>
+      </w:r>
+    </w:p>
+    <w:p>
+      <w:pPr>
+        <w:pStyle w:val="BodyText"/>
+      </w:pPr>
+      <w:r>
+        <w:rPr>
+          <w:rFonts w:hint="eastAsia"/>
+        </w:rPr>
+        <w:t xml:space="preserve">教学示例</w:t>
+      </w:r>
+      <w:r>
+        <w:t xml:space="preserve"> </w:t>
+      </w:r>
+      <w:r>
+        <w:rPr>
+          <w:rStyle w:val="VerbatimChar"/>
+          <w:rFonts w:hint="eastAsia"/>
+        </w:rPr>
+        <w:t xml:space="preserve">examples/空间刚架_简单整体复杂实体.json</w:t>
+      </w:r>
+      <w:r>
+        <w:t xml:space="preserve"> </w:t>
+      </w:r>
+      <w:r>
+        <w:rPr>
+          <w:rFonts w:hint="eastAsia"/>
+        </w:rPr>
+        <w:t xml:space="preserve">可直接打开：4m×3m平面、3m层高，</w:t>
+      </w:r>
+      <w:r>
+        <w:t xml:space="preserve"> </w:t>
+      </w:r>
+      <w:r>
+        <w:rPr>
+          <w:rFonts w:hint="eastAsia"/>
+        </w:rPr>
+        <w:t xml:space="preserve">8个节点、4柱4梁，柱脚固接；H200×200×12×16柱与H200×100×10×14梁保留真实轮廓。</w:t>
+      </w:r>
+      <w:r>
+        <w:t xml:space="preserve"> </w:t>
+      </w:r>
+      <w:r>
+        <w:rPr>
+          <w:rFonts w:hint="eastAsia"/>
+        </w:rPr>
+        <w:t xml:space="preserve">G工况四个柱顶各向下10kN，柱脚各反力10kN，柱顶Uz=-0.0173040717634464mm与-P·L/(EA)一致；</w:t>
+      </w:r>
+      <w:r>
+        <w:t xml:space="preserve"> </w:t>
+      </w:r>
+      <w:r>
+        <w:rPr>
+          <w:rFonts w:hint="eastAsia"/>
+        </w:rPr>
+        <w:t xml:space="preserve">W工况用于空间侧移，节点5的一体连续版已完成19244个C3D10试算，实际局部过渡半径9mm。</w:t>
+      </w:r>
+      <w:r>
+        <w:t xml:space="preserve"> </w:t>
+      </w:r>
+      <w:r>
+        <w:rPr>
+          <w:rFonts w:hint="eastAsia"/>
+        </w:rPr>
+        <w:t xml:space="preserve">原材料与远端截面保持；单档网格和切面反力差异不作为局部应力收敛结论。</w:t>
+      </w:r>
+    </w:p>
+    <w:p>
+      <w:pPr>
+        <w:pStyle w:val="BodyText"/>
+      </w:pPr>
+      <w:r>
+        <w:t xml:space="preserve">2026-10-14 </w:t>
+      </w:r>
+      <w:r>
+        <w:rPr>
+          <w:rFonts w:hint="eastAsia"/>
+        </w:rPr>
+        <w:t xml:space="preserve">一体连续节点：用户明确选择一体成形实体假设，无焊缝、螺栓或接触界面。</w:t>
+      </w:r>
+      <w:r>
+        <w:t xml:space="preserve"> </w:t>
+      </w:r>
+      <w:r>
+        <w:rPr>
+          <w:rFonts w:hint="eastAsia"/>
+        </w:rPr>
+        <w:t xml:space="preserve">柱顶模板先保留完整柱截面并按真实材料面定位梁端，再使用OpenCASCADE滚动球算法生成交汇处曲面。</w:t>
+      </w:r>
+      <w:r>
+        <w:t xml:space="preserve"> </w:t>
+      </w:r>
+      <w:r>
+        <w:rPr>
+          <w:rFonts w:hint="eastAsia"/>
+        </w:rPr>
+        <w:t xml:space="preserve">请求半径取最小截面特征厚度的0.9倍，内核不接受时尝试半径减半；这属于几何模板参数，不是规范设计尺寸。</w:t>
+      </w:r>
+      <w:r>
+        <w:t xml:space="preserve"> </w:t>
+      </w:r>
+      <w:r>
+        <w:rPr>
+          <w:rFonts w:hint="eastAsia"/>
+        </w:rPr>
+        <w:t xml:space="preserve">通过CAD实体差集验证原材料未被削减、新增材料全部位于半径为最短臂长度0.6倍的局部球域内；</w:t>
+      </w:r>
+      <w:r>
+        <w:t xml:space="preserve"> </w:t>
+      </w:r>
+      <w:r>
+        <w:rPr>
+          <w:rFonts w:hint="eastAsia"/>
+        </w:rPr>
+        <w:t xml:space="preserve">校验不通过则拒绝候选过渡，两个候选都失败时说明原因，不把尖角实体标成曲面过渡。</w:t>
+      </w:r>
+      <w:r>
+        <w:t xml:space="preserve"> </w:t>
+      </w:r>
+      <w:r>
+        <w:rPr>
+          <w:rFonts w:hint="eastAsia"/>
+        </w:rPr>
+        <w:t xml:space="preserve">保留驱动切面原轮廓与面积，结果记录实际半径、材料损失量、过渡域外增材量与容差。</w:t>
+      </w:r>
+      <w:r>
+        <w:t xml:space="preserve"> </w:t>
+      </w:r>
+      <w:r>
+        <w:rPr>
+          <w:rFonts w:hint="eastAsia"/>
+        </w:rPr>
+        <w:t xml:space="preserve">当前明确验证的是三向H型柱顶模板；匹配两臂继续采用G2扫掠，其他拓扑按实际算法记录核对。</w:t>
+      </w:r>
+      <w:r>
+        <w:t xml:space="preserve"> </w:t>
+      </w:r>
+      <w:r>
+        <w:rPr>
+          <w:rFonts w:hint="eastAsia"/>
+        </w:rPr>
+        <w:t xml:space="preserve">一体连续实体与实际钢结构装配节点的局部应力、刚度不同，几何光顺不作为强度或刚度验算结论。</w:t>
+      </w:r>
+    </w:p>
+    <w:p>
+      <w:pPr>
+        <w:pStyle w:val="BodyText"/>
+      </w:pPr>
+      <w:r>
+        <w:t xml:space="preserve">2026-10-13 </w:t>
+      </w:r>
+      <w:r>
+        <w:rPr>
+          <w:rFonts w:hint="eastAsia"/>
+        </w:rPr>
+        <w:t xml:space="preserve">修复柱顶连接：唯一竖向柱与水平梁相接时，自动方式优先保持完整柱截面。</w:t>
+      </w:r>
+      <w:r>
+        <w:t xml:space="preserve"> </w:t>
+      </w:r>
+      <w:r>
+        <w:rPr>
+          <w:rFonts w:hint="eastAsia"/>
+        </w:rPr>
+        <w:t xml:space="preserve">梁端根据柱真实轮廓与轴线的交点接到翼缘或腹板，逐段检查梁宽投影是否完整落在柱材料范围，</w:t>
+      </w:r>
+      <w:r>
+        <w:t xml:space="preserve"> </w:t>
+      </w:r>
+      <w:r>
+        <w:rPr>
+          <w:rFonts w:hint="eastAsia"/>
+        </w:rPr>
+        <w:t xml:space="preserve">孔洞、过宽梁或不能贴合的斜面明确拒绝，不用角平分面削切柱翼缘或向后延拓梁填入柱空隙。</w:t>
+      </w:r>
+      <w:r>
+        <w:t xml:space="preserve"> </w:t>
+      </w:r>
+      <w:r>
+        <w:rPr>
+          <w:rFonts w:hint="eastAsia"/>
+        </w:rPr>
+        <w:t xml:space="preserve">柱顶延长至梁外缘，保存柱杆件号、延长量及各梁起点；这是明确的柱顶尺寸与理想粘结假设，</w:t>
+      </w:r>
+      <w:r>
+        <w:t xml:space="preserve"> </w:t>
+      </w:r>
+      <w:r>
+        <w:rPr>
+          <w:rFonts w:hint="eastAsia"/>
+        </w:rPr>
+        <w:t xml:space="preserve">未建立焊缝、连接板或接触。其他节点仍按已记录的扫掠或斜接方式处理，显式斜接选项保留。</w:t>
+      </w:r>
+    </w:p>
+    <w:p>
+      <w:pPr>
+        <w:pStyle w:val="BodyText"/>
+      </w:pPr>
+      <w:r>
+        <w:t xml:space="preserve">2026-10-13 </w:t>
+      </w:r>
+      <w:r>
+        <w:rPr>
+          <w:rFonts w:hint="eastAsia"/>
+        </w:rPr>
+        <w:t xml:space="preserve">更新节点连接算法：匹配的两臂截面优先采用五次Bézier曲线扫掠。</w:t>
+      </w:r>
+      <w:r>
+        <w:t xml:space="preserve"> </w:t>
+      </w:r>
+      <w:r>
+        <w:rPr>
+          <w:rFonts w:hint="eastAsia"/>
+        </w:rPr>
+        <w:t xml:space="preserve">前三与后三控制点分别沿直杆方向共线且等距，端点曲率为零；优化控制点比例以降低最大曲率，</w:t>
+      </w:r>
+      <w:r>
+        <w:t xml:space="preserve"> </w:t>
+      </w:r>
+      <w:r>
+        <w:rPr>
+          <w:rFonts w:hint="eastAsia"/>
+        </w:rPr>
+        <w:t xml:space="preserve">并将最小中心线曲率半径限制在截面包围半径的1.3倍以上。由真实轮廓生成CAD扫掠实体，</w:t>
+      </w:r>
+      <w:r>
+        <w:t xml:space="preserve"> </w:t>
+      </w:r>
+      <w:r>
+        <w:rPr>
+          <w:rFonts w:hint="eastAsia"/>
+        </w:rPr>
+        <w:t xml:space="preserve">腹板、翼缘、管壁和孔洞随曲线连续过渡，远端切面尺寸与朝向保留。</w:t>
+      </w:r>
+      <w:r>
+        <w:t xml:space="preserve"> </w:t>
+      </w:r>
+      <w:r>
+        <w:rPr>
+          <w:rFonts w:hint="eastAsia"/>
+        </w:rPr>
+        <w:t xml:space="preserve">多臂、截面不一致或朝向不匹配时，沿角平分半空间延拓与裁切杆件及空腔，再并为连续实体，</w:t>
+      </w:r>
+      <w:r>
+        <w:t xml:space="preserve"> </w:t>
+      </w:r>
+      <w:r>
+        <w:rPr>
+          <w:rFonts w:hint="eastAsia"/>
+        </w:rPr>
+        <w:t xml:space="preserve">按局部材料占比识别凹边并生成滚动球圆角；圆角失败明确记录，保留有效斜接，不自动改回凸包。</w:t>
+      </w:r>
+      <w:r>
+        <w:t xml:space="preserve"> </w:t>
+      </w:r>
+      <w:r>
+        <w:rPr>
+          <w:rFonts w:hint="eastAsia"/>
+        </w:rPr>
+        <w:t xml:space="preserve">节点几何提供一体连续节点（自动）、斜接裁切与圆角、截面包络填充（原方式）、原始杆件交汇。</w:t>
+      </w:r>
+      <w:r>
+        <w:t xml:space="preserve"> </w:t>
+      </w:r>
+      <w:r>
+        <w:rPr>
+          <w:rFonts w:hint="eastAsia"/>
+        </w:rPr>
+        <w:t xml:space="preserve">结果保存实际算法、控制点、过渡长度、最小中心线半径或实际圆角状态，实体面板同步显示。</w:t>
+      </w:r>
+      <w:r>
+        <w:t xml:space="preserve"> </w:t>
+      </w:r>
+      <w:r>
+        <w:rPr>
+          <w:rFonts w:hint="eastAsia"/>
+        </w:rPr>
+        <w:t xml:space="preserve">支持八类参数截面和带孔多边形，旧模型只有A/I/J而无真实尺寸时仍须补充轮廓。</w:t>
+      </w:r>
+      <w:r>
+        <w:t xml:space="preserve"> </w:t>
+      </w:r>
+      <w:r>
+        <w:rPr>
+          <w:rFonts w:hint="eastAsia"/>
+        </w:rPr>
+        <w:t xml:space="preserve">G2扫掠改变节点中心线形状，斜接和圆角也代表几何假设；一体连续实体与实际焊接节点应分别解释，</w:t>
+      </w:r>
+      <w:r>
+        <w:t xml:space="preserve"> </w:t>
+      </w:r>
+      <w:r>
+        <w:rPr>
+          <w:rFonts w:hint="eastAsia"/>
+        </w:rPr>
+        <w:t xml:space="preserve">应按实际图纸校核。当前仍限同材料、无刚域偏移和线性静力整体解，未定义真实焊缝、螺栓或接触。</w:t>
+      </w:r>
+      <w:r>
+        <w:t xml:space="preserve"> </w:t>
+      </w:r>
+      <w:r>
+        <w:rPr>
+          <w:rFonts w:hint="eastAsia"/>
+        </w:rPr>
+        <w:t xml:space="preserve">网格可指定尺寸并局部加密，圆角区域按实际半径细化；云图张量平均仅用于显示，原始峰值保留。</w:t>
+      </w:r>
+      <w:r>
+        <w:t xml:space="preserve"> </w:t>
+      </w:r>
+      <w:r>
+        <w:rPr>
+          <w:rFonts w:hint="eastAsia"/>
+        </w:rPr>
+        <w:t xml:space="preserve">自动过渡尚无IIW焊趾路径，暂不给正式Kt；几何光顺不代表强度优化完成，切面反力差异仍需校核。</w:t>
+      </w:r>
+    </w:p>
+    <w:p>
+      <w:pPr>
+        <w:pStyle w:val="BodyText"/>
+      </w:pPr>
+      <w:r>
+        <w:rPr>
+          <w:rFonts w:hint="eastAsia"/>
+        </w:rPr>
+        <w:t xml:space="preserve">整体梁模型求解后，在</w:t>
+      </w:r>
+      <w:r>
+        <w:t xml:space="preserve"> </w:t>
+      </w:r>
+      <w:r>
+        <w:rPr>
+          <w:rFonts w:hint="eastAsia"/>
+          <w:b/>
+          <w:bCs/>
+        </w:rPr>
+        <w:t xml:space="preserve">作业</w:t>
+      </w:r>
+      <w:r>
+        <w:t xml:space="preserve"> </w:t>
+      </w:r>
+      <w:r>
+        <w:rPr>
+          <w:rFonts w:hint="eastAsia"/>
+        </w:rPr>
+        <w:t xml:space="preserve">页选择节点并执行</w:t>
+      </w:r>
+      <w:r>
+        <w:t xml:space="preserve"> </w:t>
+      </w:r>
+      <w:r>
+        <w:rPr>
+          <w:rFonts w:hint="eastAsia"/>
+          <w:b/>
+          <w:bCs/>
+        </w:rPr>
+        <w:t xml:space="preserve">节点实体</w:t>
+      </w:r>
+      <w:r>
+        <w:rPr>
+          <w:rFonts w:hint="eastAsia"/>
+        </w:rPr>
+        <w:t xml:space="preserve">。分析完成后自动进入</w:t>
+      </w:r>
+      <w:r>
+        <w:t xml:space="preserve"> </w:t>
+      </w:r>
+      <w:r>
+        <w:rPr>
+          <w:rFonts w:hint="eastAsia"/>
+          <w:b/>
+          <w:bCs/>
+        </w:rPr>
+        <w:t xml:space="preserve">「实体云图」</w:t>
+      </w:r>
+      <w:r>
+        <w:t xml:space="preserve"> </w:t>
+      </w:r>
+      <w:r>
+        <w:rPr>
+          <w:rFonts w:hint="eastAsia"/>
+        </w:rPr>
+        <w:t xml:space="preserve">主视口，可拖动旋转、滚轮缩放，沿用前视、侧视、顶视、等轴测和适应窗口。</w:t>
+      </w:r>
+    </w:p>
+    <w:p>
+      <w:pPr>
+        <w:pStyle w:val="BodyText"/>
+      </w:pPr>
+      <w:r>
+        <w:rPr>
+          <w:rFonts w:hint="eastAsia"/>
+        </w:rPr>
+        <w:t xml:space="preserve">默认采用整体—局部位移驱动：从整体梁解恢复实际切面处的平移和转角，分布耦合只控制切面</w:t>
+      </w:r>
+      <w:r>
+        <w:t xml:space="preserve"> </w:t>
+      </w:r>
+      <w:r>
+        <w:rPr>
+          <w:rFonts w:hint="eastAsia"/>
+        </w:rPr>
+        <w:t xml:space="preserve">的平均运动，允许截面局部变形。自研后端使用正的表面积权重，Abaqus</w:t>
+      </w:r>
+      <w:r>
+        <w:t xml:space="preserve"> 6.14 </w:t>
+      </w:r>
+      <w:r>
+        <w:rPr>
+          <w:rFonts w:hint="eastAsia"/>
+        </w:rPr>
+        <w:t xml:space="preserve">后端通过切面</w:t>
+      </w:r>
+      <w:r>
+        <w:t xml:space="preserve"> </w:t>
+      </w:r>
+      <w:r>
+        <w:rPr>
+          <w:rFonts w:hint="eastAsia"/>
+        </w:rPr>
+        <w:t xml:space="preserve">参考点分布耦合施加同一组运动；位移模式不固定锚固臂。结果摘要保存加载方式、切面运动、</w:t>
+      </w:r>
+      <w:r>
+        <w:t xml:space="preserve"> </w:t>
+      </w:r>
+      <w:r>
+        <w:rPr>
+          <w:rFonts w:hint="eastAsia"/>
+        </w:rPr>
+        <w:t xml:space="preserve">整体求解标识、运动误差及切面合力/合矩，便于追溯。</w:t>
+      </w:r>
+      <w:r>
+        <w:t xml:space="preserve"> </w:t>
+      </w:r>
+      <w:r>
+        <w:rPr>
+          <w:rFonts w:hint="eastAsia"/>
+        </w:rPr>
+        <w:t xml:space="preserve">实体切面反力与整体梁内力差异超过</w:t>
+      </w:r>
+      <w:r>
+        <w:t xml:space="preserve"> 5% </w:t>
+      </w:r>
+      <w:r>
+        <w:rPr>
+          <w:rFonts w:hint="eastAsia"/>
+        </w:rPr>
+        <w:t xml:space="preserve">时会提示检查剪切变形、平均刚度和短臂长度。</w:t>
+      </w:r>
+    </w:p>
+    <w:p>
+      <w:pPr>
+        <w:pStyle w:val="BodyText"/>
+      </w:pPr>
+      <w:r>
+        <w:rPr>
+          <w:rFonts w:hint="eastAsia"/>
+        </w:rPr>
+        <w:t xml:space="preserve">当前位移驱动要求线性静力整体解；保留区集中力、力矩和线荷载自动重建为静力等效加载区。</w:t>
+      </w:r>
+      <w:r>
+        <w:t xml:space="preserve"> </w:t>
+      </w:r>
+      <w:r>
+        <w:rPr>
+          <w:rFonts w:hint="eastAsia"/>
+        </w:rPr>
+        <w:t xml:space="preserve">温度场、初应变和内部支承未重建时仍拒绝分析。</w:t>
+      </w:r>
+      <w:r>
+        <w:t xml:space="preserve"> </w:t>
+      </w:r>
+      <w:r>
+        <w:rPr>
+          <w:rFonts w:hint="eastAsia"/>
+        </w:rPr>
+        <w:t xml:space="preserve">加载区内峰值依赖施力假设，应按真实加载头、接触或加载面核对。原六分量内力方式保留为对照。几何要求同材料、无刚域偏移；支持范围和截面尺寸要求见下文；应检查整体与实体</w:t>
+      </w:r>
+      <w:r>
+        <w:t xml:space="preserve"> </w:t>
+      </w:r>
+      <w:r>
+        <w:rPr>
+          <w:rFonts w:hint="eastAsia"/>
+        </w:rPr>
+        <w:t xml:space="preserve">刚度一致性，并改变短臂长度检查切面边界影响。</w:t>
+      </w:r>
+    </w:p>
+    <w:p>
+      <w:pPr>
+        <w:pStyle w:val="BodyText"/>
+      </w:pPr>
+      <w:r>
+        <w:rPr>
+          <w:rFonts w:hint="eastAsia"/>
+        </w:rPr>
+        <w:t xml:space="preserve">已经计算过的结果，无需再次求解：在</w:t>
+      </w:r>
+      <w:r>
+        <w:t xml:space="preserve"> </w:t>
+      </w:r>
+      <w:r>
+        <w:rPr>
+          <w:rFonts w:hint="eastAsia"/>
+          <w:b/>
+          <w:bCs/>
+        </w:rPr>
+        <w:t xml:space="preserve">结果</w:t>
+      </w:r>
+      <w:r>
+        <w:t xml:space="preserve"> </w:t>
+      </w:r>
+      <w:r>
+        <w:rPr>
+          <w:rFonts w:hint="eastAsia"/>
+        </w:rPr>
+        <w:t xml:space="preserve">页点击</w:t>
+      </w:r>
+      <w:r>
+        <w:t xml:space="preserve"> </w:t>
+      </w:r>
+      <w:r>
+        <w:rPr>
+          <w:rFonts w:hint="eastAsia"/>
+          <w:b/>
+          <w:bCs/>
+        </w:rPr>
+        <w:t xml:space="preserve">「打开实体结果」</w:t>
+      </w:r>
+      <w:r>
+        <w:rPr>
+          <w:rFonts w:hint="eastAsia"/>
+        </w:rPr>
+        <w:t xml:space="preserve">，选择结果目录中的</w:t>
+      </w:r>
+      <w:r>
+        <w:t xml:space="preserve"> </w:t>
+      </w:r>
+      <w:r>
+        <w:rPr>
+          <w:b/>
+          <w:bCs/>
+        </w:rPr>
+        <w:t xml:space="preserve">summary.json</w:t>
+      </w:r>
+      <w:r>
+        <w:t xml:space="preserve">、</w:t>
+      </w:r>
+      <w:r>
+        <w:rPr>
+          <w:rStyle w:val="VerbatimChar"/>
+        </w:rPr>
+        <w:t xml:space="preserve">.vtu</w:t>
+      </w:r>
+      <w:r>
+        <w:t xml:space="preserve"> </w:t>
+      </w:r>
+      <w:r>
+        <w:rPr>
+          <w:rFonts w:hint="eastAsia"/>
+        </w:rPr>
+        <w:t xml:space="preserve">或</w:t>
+      </w:r>
+      <w:r>
+        <w:t xml:space="preserve"> </w:t>
+      </w:r>
+      <w:r>
+        <w:rPr>
+          <w:rStyle w:val="VerbatimChar"/>
+        </w:rPr>
+        <w:t xml:space="preserve">.npz</w:t>
+      </w:r>
+      <w:r>
+        <w:rPr>
+          <w:rFonts w:hint="eastAsia"/>
+        </w:rPr>
+        <w:t xml:space="preserve">。左侧</w:t>
+      </w:r>
+      <w:r>
+        <w:t xml:space="preserve"> </w:t>
+      </w:r>
+      <w:r>
+        <w:rPr>
+          <w:rFonts w:hint="eastAsia"/>
+          <w:b/>
+          <w:bCs/>
+        </w:rPr>
+        <w:t xml:space="preserve">「实体结果」</w:t>
+      </w:r>
+      <w:r>
+        <w:t xml:space="preserve"> </w:t>
+      </w:r>
+      <w:r>
+        <w:rPr>
+          <w:rFonts w:hint="eastAsia"/>
+        </w:rPr>
+        <w:t xml:space="preserve">面板提供网格档位、结果量、色标范围、</w:t>
+      </w:r>
+      <w:r>
+        <w:t xml:space="preserve"> </w:t>
+      </w:r>
+      <w:r>
+        <w:rPr>
+          <w:rFonts w:hint="eastAsia"/>
+        </w:rPr>
+        <w:t xml:space="preserve">变形倍数和显示单元边线；隐藏面板后，再点实体云图入口即可重新展开。</w:t>
+      </w:r>
+    </w:p>
+    <w:tbl>
+      <w:tblPr>
+        <w:tblStyle w:val="Table"/>
+        <w:tblW w:type="auto" w:w="0"/>
+        <w:tblLook w:firstRow="1" w:lastRow="0" w:firstColumn="0" w:lastColumn="0" w:noHBand="0" w:noVBand="0" w:val="0020"/>
+      </w:tblPr>
+      <w:tblGrid>
+        <w:gridCol w:w="3960"/>
+        <w:gridCol w:w="3960"/>
+      </w:tblGrid>
+      <w:tr>
+        <w:trPr>
+          <w:tblHeader w:val="on"/>
+        </w:trPr>
+        <w:tc>
+          <w:tcPr/>
+          <w:p>
+            <w:pPr>
+              <w:pStyle w:val="Compact"/>
+            </w:pPr>
+            <w:r>
+              <w:rPr>
+                <w:rFonts w:hint="eastAsia"/>
+              </w:rPr>
+              <w:t xml:space="preserve">设置</w:t>
+            </w:r>
+          </w:p>
+        </w:tc>
+        <w:tc>
+          <w:tcPr/>
+          <w:p>
+            <w:pPr>
+              <w:pStyle w:val="Compact"/>
+            </w:pPr>
+            <w:r>
+              <w:rPr>
+                <w:rFonts w:hint="eastAsia"/>
+              </w:rPr>
+              <w:t xml:space="preserve">含义</w:t>
+            </w:r>
+          </w:p>
+        </w:tc>
+      </w:tr>
+      <w:tr>
+        <w:tc>
+          <w:tcPr/>
+          <w:p>
+            <w:pPr>
+              <w:pStyle w:val="Compact"/>
+            </w:pPr>
+            <w:r>
+              <w:t xml:space="preserve">Mises </w:t>
+            </w:r>
+            <w:r>
+              <w:rPr>
+                <w:rFonts w:hint="eastAsia"/>
+              </w:rPr>
+              <w:t xml:space="preserve">应力</w:t>
+            </w:r>
+            <w:r>
+              <w:t xml:space="preserve"> / </w:t>
+            </w:r>
+            <w:r>
+              <w:rPr>
+                <w:rFonts w:hint="eastAsia"/>
+              </w:rPr>
+              <w:t xml:space="preserve">最大绝对主应力</w:t>
+            </w:r>
+          </w:p>
+        </w:tc>
+        <w:tc>
+          <w:tcPr/>
+          <w:p>
+            <w:pPr>
+              <w:pStyle w:val="Compact"/>
+            </w:pPr>
+            <w:r>
+              <w:rPr>
+                <w:rFonts w:hint="eastAsia"/>
+              </w:rPr>
+              <w:t xml:space="preserve">原单元应力单位</w:t>
+            </w:r>
+            <w:r>
+              <w:t xml:space="preserve"> </w:t>
+            </w:r>
+            <w:r>
+              <w:rPr>
+                <w:rFonts w:hint="eastAsia"/>
+              </w:rPr>
+              <w:t xml:space="preserve">MPa；节点平均着色可选，仅改变显示</w:t>
+            </w:r>
+          </w:p>
+        </w:tc>
+      </w:tr>
+      <w:tr>
+        <w:tc>
+          <w:tcPr/>
+          <w:p>
+            <w:pPr>
+              <w:pStyle w:val="Compact"/>
+            </w:pPr>
+            <w:r>
+              <w:rPr>
+                <w:rFonts w:hint="eastAsia"/>
+              </w:rPr>
+              <w:t xml:space="preserve">位移幅值</w:t>
+            </w:r>
+          </w:p>
+        </w:tc>
+        <w:tc>
+          <w:tcPr/>
+          <w:p>
+            <w:pPr>
+              <w:pStyle w:val="Compact"/>
+            </w:pPr>
+            <w:r>
+              <w:rPr>
+                <w:rFonts w:hint="eastAsia"/>
+              </w:rPr>
+              <w:t xml:space="preserve">节点位移向量的长度，单位</w:t>
+            </w:r>
+            <w:r>
+              <w:t xml:space="preserve"> mm</w:t>
+            </w:r>
+          </w:p>
+        </w:tc>
+      </w:tr>
+      <w:tr>
+        <w:tc>
+          <w:tcPr/>
+          <w:p>
+            <w:pPr>
+              <w:pStyle w:val="Compact"/>
+            </w:pPr>
+            <w:r>
+              <w:t xml:space="preserve">P99 </w:t>
+            </w:r>
+            <w:r>
+              <w:rPr>
+                <w:rFonts w:hint="eastAsia"/>
+              </w:rPr>
+              <w:t xml:space="preserve">色标</w:t>
+            </w:r>
+            <w:r>
+              <w:t xml:space="preserve"> / </w:t>
+            </w:r>
+            <w:r>
+              <w:rPr>
+                <w:rFonts w:hint="eastAsia"/>
+              </w:rPr>
+              <w:t xml:space="preserve">完整范围</w:t>
+            </w:r>
+          </w:p>
+        </w:tc>
+        <w:tc>
+          <w:tcPr/>
+          <w:p>
+            <w:pPr>
+              <w:pStyle w:val="Compact"/>
+            </w:pPr>
+            <w:r>
+              <w:t xml:space="preserve">P99 </w:t>
+            </w:r>
+            <w:r>
+              <w:rPr>
+                <w:rFonts w:hint="eastAsia"/>
+              </w:rPr>
+              <w:t xml:space="preserve">仅截断颜色范围，左上角始终显示全部结果中的真实峰值</w:t>
+            </w:r>
+          </w:p>
+        </w:tc>
+      </w:tr>
+      <w:tr>
+        <w:tc>
+          <w:tcPr/>
+          <w:p>
+            <w:pPr>
+              <w:pStyle w:val="Compact"/>
+            </w:pPr>
+            <w:r>
+              <w:rPr>
+                <w:rFonts w:hint="eastAsia"/>
+              </w:rPr>
+              <w:t xml:space="preserve">变形倍数</w:t>
+            </w:r>
+          </w:p>
+        </w:tc>
+        <w:tc>
+          <w:tcPr/>
+          <w:p>
+            <w:pPr>
+              <w:pStyle w:val="Compact"/>
+            </w:pPr>
+            <w:r>
+              <w:t xml:space="preserve">0 </w:t>
+            </w:r>
+            <w:r>
+              <w:rPr>
+                <w:rFonts w:hint="eastAsia"/>
+              </w:rPr>
+              <w:t xml:space="preserve">为原始几何，1</w:t>
+            </w:r>
+            <w:r>
+              <w:t xml:space="preserve"> </w:t>
+            </w:r>
+            <w:r>
+              <w:rPr>
+                <w:rFonts w:hint="eastAsia"/>
+              </w:rPr>
+              <w:t xml:space="preserve">为真实变形；放大显示不会修改原始网格或计算结果</w:t>
+            </w:r>
+          </w:p>
+        </w:tc>
+      </w:tr>
+    </w:tbl>
+    <w:p>
+      <w:pPr>
+        <w:pStyle w:val="BodyText"/>
+      </w:pPr>
+      <w:r>
+        <w:rPr>
+          <w:rFonts w:hint="eastAsia"/>
+        </w:rPr>
+        <w:t xml:space="preserve">点击</w:t>
+      </w:r>
+      <w:r>
+        <w:t xml:space="preserve"> </w:t>
+      </w:r>
+      <w:r>
+        <w:rPr>
+          <w:rFonts w:hint="eastAsia"/>
+          <w:b/>
+          <w:bCs/>
+        </w:rPr>
+        <w:t xml:space="preserve">「返回整体模型」</w:t>
+      </w:r>
+      <w:r>
+        <w:t xml:space="preserve"> </w:t>
+      </w:r>
+      <w:r>
+        <w:rPr>
+          <w:rFonts w:hint="eastAsia"/>
+        </w:rPr>
+        <w:t xml:space="preserve">可回到杆件视图。当前分析产生的实体结果绑定整体求解版本，</w:t>
+      </w:r>
+      <w:r>
+        <w:t xml:space="preserve"> </w:t>
+      </w:r>
+      <w:r>
+        <w:rPr>
+          <w:rFonts w:hint="eastAsia"/>
+        </w:rPr>
+        <w:t xml:space="preserve">模型或求解发生变化后失效；从文件打开的结果明确标注为已保存结果，独立于当前整体模型。</w:t>
+      </w:r>
+      <w:r>
+        <w:t xml:space="preserve"> </w:t>
+      </w:r>
+      <w:r>
+        <w:rPr>
+          <w:rFonts w:hint="eastAsia"/>
+        </w:rPr>
+        <w:t xml:space="preserve">单档网格可查看应力分布，正式应力集中系数仍需满足多档收敛条件。</w:t>
       </w:r>
     </w:p>
     <w:p>
@@ -5663,20 +7526,861 @@
       <w:r>
         <w:drawing>
           <wp:inline>
-            <wp:extent cx="5334000" cy="3333750"/>
+            <wp:extent cx="5334000" cy="3429000"/>
             <wp:effectExtent b="0" l="0" r="0" t="0"/>
-            <wp:docPr descr="应力云图" title="" id="33" name="Picture"/>
+            <wp:docPr descr="节点实体主视口" title="" id="44" name="Picture"/>
             <a:graphic>
               <a:graphicData uri="http://schemas.openxmlformats.org/drawingml/2006/picture">
                 <pic:pic>
                   <pic:nvPicPr>
-                    <pic:cNvPr descr="手册图/05-应力云图.png" id="34" name="Picture"/>
+                    <pic:cNvPr descr="手册图/06-实体云图.png" id="45" name="Picture"/>
                     <pic:cNvPicPr>
                       <a:picLocks noChangeArrowheads="1" noChangeAspect="1"/>
                     </pic:cNvPicPr>
                   </pic:nvPicPr>
                   <pic:blipFill>
-                    <a:blip r:embed="rId32"/>
+                    <a:blip r:embed="rId43"/>
+                    <a:stretch>
+                      <a:fillRect/>
+                    </a:stretch>
+                  </pic:blipFill>
+                  <pic:spPr bwMode="auto">
+                    <a:xfrm>
+                      <a:off x="0" y="0"/>
+                      <a:ext cx="5334000" cy="3429000"/>
+                    </a:xfrm>
+                    <a:prstGeom prst="rect">
+                      <a:avLst/>
+                    </a:prstGeom>
+                    <a:noFill/>
+                    <a:ln w="9525">
+                      <a:noFill/>
+                      <a:headEnd/>
+                      <a:tailEnd/>
+                    </a:ln>
+                  </pic:spPr>
+                </pic:pic>
+              </a:graphicData>
+            </a:graphic>
+          </wp:inline>
+        </w:drawing>
+      </w:r>
+    </w:p>
+    <w:bookmarkEnd w:id="46"/>
+    <w:bookmarkStart w:id="47" w:name="Xf306fc5d056a703c0291068fc9ecf9d0af7d464"/>
+    <w:p>
+      <w:pPr>
+        <w:pStyle w:val="Heading3"/>
+      </w:pPr>
+      <w:r>
+        <w:t xml:space="preserve">3.7 </w:t>
+      </w:r>
+      <w:r>
+        <w:rPr>
+          <w:rFonts w:hint="eastAsia"/>
+        </w:rPr>
+        <w:t xml:space="preserve">出报告</w:t>
+      </w:r>
+    </w:p>
+    <w:p>
+      <w:pPr>
+        <w:pStyle w:val="FirstParagraph"/>
+      </w:pPr>
+      <w:r>
+        <w:rPr>
+          <w:rFonts w:hint="eastAsia"/>
+        </w:rPr>
+        <w:t xml:space="preserve">点</w:t>
+      </w:r>
+      <w:r>
+        <w:t xml:space="preserve"> </w:t>
+      </w:r>
+      <w:r>
+        <w:rPr>
+          <w:rFonts w:hint="eastAsia"/>
+          <w:b/>
+          <w:bCs/>
+        </w:rPr>
+        <w:t xml:space="preserve">「报告」</w:t>
+      </w:r>
+      <w:r>
+        <w:rPr>
+          <w:rFonts w:hint="eastAsia"/>
+        </w:rPr>
+        <w:t xml:space="preserve">，它会生成</w:t>
+      </w:r>
+      <w:r>
+        <w:t xml:space="preserve"> Markdown </w:t>
+      </w:r>
+      <w:r>
+        <w:rPr>
+          <w:rFonts w:hint="eastAsia"/>
+        </w:rPr>
+        <w:t xml:space="preserve">和</w:t>
+      </w:r>
+      <w:r>
+        <w:t xml:space="preserve"> Word </w:t>
+      </w:r>
+      <w:r>
+        <w:rPr>
+          <w:rFonts w:hint="eastAsia"/>
+        </w:rPr>
+        <w:t xml:space="preserve">两份计算书，</w:t>
+      </w:r>
+      <w:r>
+        <w:t xml:space="preserve"> </w:t>
+      </w:r>
+      <w:r>
+        <w:rPr>
+          <w:rFonts w:hint="eastAsia"/>
+        </w:rPr>
+        <w:t xml:space="preserve">包含模型概况、校验、位移、反力、内力极值、自振、稳定、强度验算、对称性、</w:t>
+      </w:r>
+      <w:r>
+        <w:t xml:space="preserve"> </w:t>
+      </w:r>
+      <w:r>
+        <w:rPr>
+          <w:rFonts w:hint="eastAsia"/>
+        </w:rPr>
+        <w:t xml:space="preserve">存储方案对比，还有变形图和内力图。</w:t>
+      </w:r>
+    </w:p>
+    <w:p>
+      <w:pPr>
+        <w:pStyle w:val="BodyText"/>
+      </w:pPr>
+      <w:r>
+        <w:rPr>
+          <w:rFonts w:hint="eastAsia"/>
+          <w:b/>
+          <w:bCs/>
+        </w:rPr>
+        <w:t xml:space="preserve">报告里每个数字都来自刚才那次计算</w:t>
+      </w:r>
+      <w:r>
+        <w:rPr>
+          <w:rFonts w:hint="eastAsia"/>
+        </w:rPr>
+        <w:t xml:space="preserve">，不是另外算的。</w:t>
+      </w:r>
+    </w:p>
+    <w:p>
+      <w:pPr>
+        <w:pStyle w:val="BodyText"/>
+      </w:pPr>
+      <w:r>
+        <w:rPr>
+          <w:rFonts w:hint="eastAsia"/>
+        </w:rPr>
+        <w:t xml:space="preserve">导出复用当前分析结果，保留线性、P-Δ</w:t>
+      </w:r>
+      <w:r>
+        <w:t xml:space="preserve"> </w:t>
+      </w:r>
+      <w:r>
+        <w:rPr>
+          <w:rFonts w:hint="eastAsia"/>
+        </w:rPr>
+        <w:t xml:space="preserve">或材料非线性分析类型；报告携带求解编号、</w:t>
+      </w:r>
+      <w:r>
+        <w:t xml:space="preserve"> </w:t>
+      </w:r>
+      <w:r>
+        <w:rPr>
+          <w:rFonts w:hint="eastAsia"/>
+        </w:rPr>
+        <w:t xml:space="preserve">模型指纹与分析参数。模型修改后，旧结果表、探针、内力曲线和云图一并失效，需要重新求解。</w:t>
+      </w:r>
+      <w:r>
+        <w:t xml:space="preserve"> </w:t>
+      </w:r>
+      <w:r>
+        <w:rPr>
+          <w:rFonts w:hint="eastAsia"/>
+        </w:rPr>
+        <w:t xml:space="preserve">正式保存与自动保存都先写完整临时文件再替换；保存失败会说明原因并提示检查权限或另选目录。</w:t>
+      </w:r>
+    </w:p>
+    <w:bookmarkEnd w:id="47"/>
+    <w:bookmarkStart w:id="48" w:name="X3a8e1efc1ca557c430fcfab97ff4af806f50eb5"/>
+    <w:p>
+      <w:pPr>
+        <w:pStyle w:val="Heading3"/>
+      </w:pPr>
+      <w:r>
+        <w:t xml:space="preserve">3.8 </w:t>
+      </w:r>
+      <w:r>
+        <w:rPr>
+          <w:rFonts w:hint="eastAsia"/>
+        </w:rPr>
+        <w:t xml:space="preserve">两个让画面清爽的小开关</w:t>
+      </w:r>
+    </w:p>
+    <w:p>
+      <w:pPr>
+        <w:pStyle w:val="FirstParagraph"/>
+      </w:pPr>
+      <w:r>
+        <w:rPr>
+          <w:rFonts w:hint="eastAsia"/>
+          <w:b/>
+          <w:bCs/>
+        </w:rPr>
+        <w:t xml:space="preserve">荷载数值。</w:t>
+      </w:r>
+      <w:r>
+        <w:t xml:space="preserve"> </w:t>
+      </w:r>
+      <w:r>
+        <w:rPr>
+          <w:rFonts w:hint="eastAsia"/>
+        </w:rPr>
+        <w:t xml:space="preserve">一显示载荷就满屏都是数字，遮住的正是它们要说明的那根杆件。</w:t>
+      </w:r>
+      <w:r>
+        <w:t xml:space="preserve"> </w:t>
+      </w:r>
+      <w:r>
+        <w:rPr>
+          <w:rFonts w:hint="eastAsia"/>
+        </w:rPr>
+        <w:t xml:space="preserve">点功能区「视图</w:t>
+      </w:r>
+      <w:r>
+        <w:t xml:space="preserve"> → </w:t>
+      </w:r>
+      <w:r>
+        <w:rPr>
+          <w:rFonts w:hint="eastAsia"/>
+        </w:rPr>
+        <w:t xml:space="preserve">荷载数值」可以关掉——</w:t>
+      </w:r>
+      <w:r>
+        <w:rPr>
+          <w:rFonts w:hint="eastAsia"/>
+          <w:b/>
+          <w:bCs/>
+        </w:rPr>
+        <w:t xml:space="preserve">箭头还在</w:t>
+      </w:r>
+      <w:r>
+        <w:rPr>
+          <w:rFonts w:hint="eastAsia"/>
+        </w:rPr>
+        <w:t xml:space="preserve">，方向和分布照样看得见，</w:t>
+      </w:r>
+      <w:r>
+        <w:t xml:space="preserve"> </w:t>
+      </w:r>
+      <w:r>
+        <w:rPr>
+          <w:rFonts w:hint="eastAsia"/>
+        </w:rPr>
+        <w:t xml:space="preserve">只是不再标数。再点一次就回来。</w:t>
+      </w:r>
+    </w:p>
+    <w:p>
+      <w:pPr>
+        <w:pStyle w:val="BodyText"/>
+      </w:pPr>
+      <w:r>
+        <w:rPr>
+          <w:rFonts w:hint="eastAsia"/>
+          <w:b/>
+          <w:bCs/>
+        </w:rPr>
+        <w:t xml:space="preserve">中英文界面。</w:t>
+      </w:r>
+      <w:r>
+        <w:t xml:space="preserve"> </w:t>
+      </w:r>
+      <w:r>
+        <w:rPr>
+          <w:rFonts w:hint="eastAsia"/>
+        </w:rPr>
+        <w:t xml:space="preserve">点「视图</w:t>
+      </w:r>
+      <w:r>
+        <w:t xml:space="preserve"> → </w:t>
+      </w:r>
+      <w:r>
+        <w:rPr>
+          <w:rFonts w:hint="eastAsia"/>
+        </w:rPr>
+        <w:t xml:space="preserve">中</w:t>
+      </w:r>
+      <w:r>
+        <w:t xml:space="preserve"> / </w:t>
+      </w:r>
+      <w:r>
+        <w:rPr>
+          <w:rFonts w:hint="eastAsia"/>
+        </w:rPr>
+        <w:t xml:space="preserve">EN」在中英文之间切换。</w:t>
+      </w:r>
+      <w:r>
+        <w:t xml:space="preserve"> </w:t>
+      </w:r>
+      <w:r>
+        <w:rPr>
+          <w:rFonts w:hint="eastAsia"/>
+        </w:rPr>
+        <w:t xml:space="preserve">翻的是功能区、菜单、流程条、结果面板这些</w:t>
+      </w:r>
+      <w:r>
+        <w:rPr>
+          <w:rFonts w:hint="eastAsia"/>
+          <w:b/>
+          <w:bCs/>
+        </w:rPr>
+        <w:t xml:space="preserve">界面骨架</w:t>
+      </w:r>
+      <w:r>
+        <w:rPr>
+          <w:rFonts w:hint="eastAsia"/>
+        </w:rPr>
+        <w:t xml:space="preserve">；</w:t>
+      </w:r>
+      <w:r>
+        <w:t xml:space="preserve"> </w:t>
+      </w:r>
+      <w:r>
+        <w:rPr>
+          <w:rFonts w:hint="eastAsia"/>
+        </w:rPr>
+        <w:t xml:space="preserve">对话框正文和报错信息仍然是中文，切过去之后会看到这一点，这里先说清楚。</w:t>
+      </w:r>
+    </w:p>
+    <w:p>
+      <w:r>
+        <w:pict>
+          <v:rect style="width:0;height:1.5pt" o:hralign="center" o:hrstd="t" o:hr="t"/>
+        </w:pict>
+      </w:r>
+    </w:p>
+    <w:bookmarkEnd w:id="48"/>
+    <w:bookmarkEnd w:id="49"/>
+    <w:bookmarkStart w:id="61" w:name="X2fac633c2612963f2bd0008fc185544b4807016"/>
+    <w:p>
+      <w:pPr>
+        <w:pStyle w:val="Heading2"/>
+      </w:pPr>
+      <w:r>
+        <w:t xml:space="preserve">4 </w:t>
+      </w:r>
+      <w:r>
+        <w:rPr>
+          <w:rFonts w:hint="eastAsia"/>
+        </w:rPr>
+        <w:t xml:space="preserve">用中文跟它说话（AI</w:t>
+      </w:r>
+      <w:r>
+        <w:t xml:space="preserve"> </w:t>
+      </w:r>
+      <w:r>
+        <w:rPr>
+          <w:rFonts w:hint="eastAsia"/>
+        </w:rPr>
+        <w:t xml:space="preserve">助手）</w:t>
+      </w:r>
+    </w:p>
+    <w:p>
+      <w:pPr>
+        <w:pStyle w:val="FirstParagraph"/>
+      </w:pPr>
+      <w:r>
+        <w:t xml:space="preserve">AI </w:t>
+      </w:r>
+      <w:r>
+        <w:rPr>
+          <w:rFonts w:hint="eastAsia"/>
+        </w:rPr>
+        <w:t xml:space="preserve">助手默认与三维模型并排显示，可拖动中间分隔线调整比例。页签行右端的AI助手按钮或</w:t>
+      </w:r>
+      <w:r>
+        <w:t xml:space="preserve"> Ctrl+G</w:t>
+      </w:r>
+      <w:r>
+        <w:t xml:space="preserve"> </w:t>
+      </w:r>
+      <w:r>
+        <w:rPr>
+          <w:rFonts w:hint="eastAsia"/>
+        </w:rPr>
+        <w:t xml:space="preserve">切换显隐，收起后恢复完整模型视口；偏好设置保留显隐与比例。</w:t>
+      </w:r>
+      <w:r>
+        <w:rPr>
+          <w:rFonts w:hint="eastAsia"/>
+          <w:b/>
+          <w:bCs/>
+        </w:rPr>
+        <w:t xml:space="preserve">它能做什么</w:t>
+      </w:r>
+      <w:r>
+        <w:rPr>
+          <w:rFonts w:hint="eastAsia"/>
+        </w:rPr>
+        <w:t xml:space="preserve">：</w:t>
+      </w:r>
+    </w:p>
+    <w:p>
+      <w:pPr>
+        <w:pStyle w:val="Compact"/>
+        <w:numPr>
+          <w:ilvl w:val="0"/>
+          <w:numId w:val="1006"/>
+        </w:numPr>
+      </w:pPr>
+      <w:r>
+        <w:rPr>
+          <w:rFonts w:hint="eastAsia"/>
+        </w:rPr>
+        <w:t xml:space="preserve">听懂"两跨三层，跨度</w:t>
+      </w:r>
+      <w:r>
+        <w:t xml:space="preserve"> 6 </w:t>
+      </w:r>
+      <w:r>
+        <w:rPr>
+          <w:rFonts w:hint="eastAsia"/>
+        </w:rPr>
+        <w:t xml:space="preserve">米，层高</w:t>
+      </w:r>
+      <w:r>
+        <w:t xml:space="preserve"> 3.6 </w:t>
+      </w:r>
+      <w:r>
+        <w:rPr>
+          <w:rFonts w:hint="eastAsia"/>
+        </w:rPr>
+        <w:t xml:space="preserve">米"这种话，自己把架子搭出来</w:t>
+      </w:r>
+    </w:p>
+    <w:p>
+      <w:pPr>
+        <w:pStyle w:val="Compact"/>
+        <w:numPr>
+          <w:ilvl w:val="0"/>
+          <w:numId w:val="1006"/>
+        </w:numPr>
+      </w:pPr>
+      <w:r>
+        <w:rPr>
+          <w:rFonts w:hint="eastAsia"/>
+        </w:rPr>
+        <w:t xml:space="preserve">你没说清楚的地方</w:t>
+      </w:r>
+      <w:r>
+        <w:rPr>
+          <w:rFonts w:hint="eastAsia"/>
+          <w:b/>
+          <w:bCs/>
+        </w:rPr>
+        <w:t xml:space="preserve">会反问你</w:t>
+      </w:r>
+      <w:r>
+        <w:rPr>
+          <w:rFonts w:hint="eastAsia"/>
+        </w:rPr>
+        <w:t xml:space="preserve">（比如没说截面多大）</w:t>
+      </w:r>
+    </w:p>
+    <w:p>
+      <w:pPr>
+        <w:pStyle w:val="Compact"/>
+        <w:numPr>
+          <w:ilvl w:val="0"/>
+          <w:numId w:val="1006"/>
+        </w:numPr>
+      </w:pPr>
+      <w:r>
+        <w:rPr>
+          <w:rFonts w:hint="eastAsia"/>
+        </w:rPr>
+        <w:t xml:space="preserve">算完之后解释结果、告诉你哪里最危险</w:t>
+      </w:r>
+    </w:p>
+    <w:p>
+      <w:pPr>
+        <w:pStyle w:val="FirstParagraph"/>
+      </w:pPr>
+      <w:r>
+        <w:rPr>
+          <w:rFonts w:hint="eastAsia"/>
+          <w:b/>
+          <w:bCs/>
+        </w:rPr>
+        <w:t xml:space="preserve">它不做什么</w:t>
+      </w:r>
+      <w:r>
+        <w:rPr>
+          <w:rFonts w:hint="eastAsia"/>
+        </w:rPr>
+        <w:t xml:space="preserve">：</w:t>
+      </w:r>
+    </w:p>
+    <w:p>
+      <w:pPr>
+        <w:pStyle w:val="Compact"/>
+        <w:numPr>
+          <w:ilvl w:val="0"/>
+          <w:numId w:val="1007"/>
+        </w:numPr>
+      </w:pPr>
+      <w:r>
+        <w:rPr>
+          <w:rFonts w:hint="eastAsia"/>
+          <w:b/>
+          <w:bCs/>
+        </w:rPr>
+        <w:t xml:space="preserve">它不做任何计算。</w:t>
+      </w:r>
+      <w:r>
+        <w:t xml:space="preserve"> </w:t>
+      </w:r>
+      <w:r>
+        <w:rPr>
+          <w:rFonts w:hint="eastAsia"/>
+        </w:rPr>
+        <w:t xml:space="preserve">所有数字都来自求解器，它只负责把你的话变成操作、</w:t>
+      </w:r>
+      <w:r>
+        <w:t xml:space="preserve"> </w:t>
+      </w:r>
+      <w:r>
+        <w:rPr>
+          <w:rFonts w:hint="eastAsia"/>
+        </w:rPr>
+        <w:t xml:space="preserve">再把结果讲给你听。这是故意设计成这样的——让它算数，它算错了也不会告诉你。</w:t>
+      </w:r>
+    </w:p>
+    <w:p>
+      <w:pPr>
+        <w:pStyle w:val="BlockText"/>
+      </w:pPr>
+      <w:r>
+        <w:rPr>
+          <w:rFonts w:hint="eastAsia"/>
+          <w:b/>
+          <w:bCs/>
+        </w:rPr>
+        <w:t xml:space="preserve">要联网和密钥</w:t>
+      </w:r>
+      <w:r>
+        <w:rPr>
+          <w:rFonts w:hint="eastAsia"/>
+        </w:rPr>
+        <w:t xml:space="preserve">。没有密钥时它处于"离线演示模式"：对话按预设走，</w:t>
+      </w:r>
+      <w:r>
+        <w:t xml:space="preserve"> </w:t>
+      </w:r>
+      <w:r>
+        <w:rPr>
+          <w:rFonts w:hint="eastAsia"/>
+        </w:rPr>
+        <w:t xml:space="preserve">但</w:t>
+      </w:r>
+      <w:r>
+        <w:rPr>
+          <w:rFonts w:hint="eastAsia"/>
+          <w:b/>
+          <w:bCs/>
+        </w:rPr>
+        <w:t xml:space="preserve">工具调用和求解都是真的在执行</w:t>
+      </w:r>
+      <w:r>
+        <w:rPr>
+          <w:rFonts w:hint="eastAsia"/>
+        </w:rPr>
+        <w:t xml:space="preserve">。自由对话请在应用内模型连接设置中配置密钥，</w:t>
+      </w:r>
+      <w:r>
+        <w:t xml:space="preserve"> </w:t>
+      </w:r>
+      <w:r>
+        <w:rPr>
+          <w:rFonts w:hint="eastAsia"/>
+        </w:rPr>
+        <w:t xml:space="preserve">不要将密钥粘贴到聊天框或终端。</w:t>
+      </w:r>
+    </w:p>
+    <w:p>
+      <w:r>
+        <w:pict>
+          <v:rect style="width:0;height:1.5pt" o:hralign="center" o:hrstd="t" o:hr="t"/>
+        </w:pict>
+      </w:r>
+    </w:p>
+    <w:bookmarkStart w:id="56" w:name="Xe5bde638524da0ae8e2bc06e5e2988f776c1e5a"/>
+    <w:p>
+      <w:pPr>
+        <w:pStyle w:val="Heading3"/>
+      </w:pPr>
+      <w:r>
+        <w:t xml:space="preserve">4.1 </w:t>
+      </w:r>
+      <w:r>
+        <w:rPr>
+          <w:rFonts w:hint="eastAsia"/>
+        </w:rPr>
+        <w:t xml:space="preserve">模型连接与对象上下文</w:t>
+      </w:r>
+    </w:p>
+    <w:p>
+      <w:pPr>
+        <w:pStyle w:val="FirstParagraph"/>
+      </w:pPr>
+      <w:r>
+        <w:rPr>
+          <w:rFonts w:hint="eastAsia"/>
+        </w:rPr>
+        <w:t xml:space="preserve">点击「模型连接设置」，选择</w:t>
+      </w:r>
+      <w:r>
+        <w:t xml:space="preserve"> DeepSeek、OpenAI、Anthropic </w:t>
+      </w:r>
+      <w:r>
+        <w:rPr>
+          <w:rFonts w:hint="eastAsia"/>
+        </w:rPr>
+        <w:t xml:space="preserve">或自定义模板，填写</w:t>
+      </w:r>
+      <w:r>
+        <w:t xml:space="preserve"> API </w:t>
+      </w:r>
+      <w:r>
+        <w:rPr>
+          <w:rFonts w:hint="eastAsia"/>
+        </w:rPr>
+        <w:t xml:space="preserve">基础地址与实际模型标识。</w:t>
+      </w:r>
+      <w:r>
+        <w:t xml:space="preserve"> </w:t>
+      </w:r>
+      <w:r>
+        <w:rPr>
+          <w:rFonts w:hint="eastAsia"/>
+        </w:rPr>
+        <w:t xml:space="preserve">密钥可以直接粘贴到密码框，或通过「导入密钥文件」读取</w:t>
+      </w:r>
+      <w:r>
+        <w:t xml:space="preserve"> UTF-8 </w:t>
+      </w:r>
+      <w:r>
+        <w:rPr>
+          <w:rFonts w:hint="eastAsia"/>
+        </w:rPr>
+        <w:t xml:space="preserve">单行文本。</w:t>
+      </w:r>
+      <w:r>
+        <w:t xml:space="preserve"> </w:t>
+      </w:r>
+      <w:r>
+        <w:t xml:space="preserve">Windows </w:t>
+      </w:r>
+      <w:r>
+        <w:rPr>
+          <w:rFonts w:hint="eastAsia"/>
+        </w:rPr>
+        <w:t xml:space="preserve">勾选安全存储时使用当前用户加密保存；不勾选时密钥仅本次运行有效，下次打开须重新填写。</w:t>
+      </w:r>
+      <w:r>
+        <w:t xml:space="preserve"> </w:t>
+      </w:r>
+      <w:r>
+        <w:rPr>
+          <w:rFonts w:hint="eastAsia"/>
+        </w:rPr>
+        <w:t xml:space="preserve">原有环境变量与程序目录下的</w:t>
+      </w:r>
+      <w:r>
+        <w:t xml:space="preserve"> deepseek.key </w:t>
+      </w:r>
+      <w:r>
+        <w:rPr>
+          <w:rFonts w:hint="eastAsia"/>
+        </w:rPr>
+        <w:t xml:space="preserve">仍可使用。</w:t>
+      </w:r>
+    </w:p>
+    <w:p>
+      <w:pPr>
+        <w:pStyle w:val="BodyText"/>
+      </w:pPr>
+      <w:r>
+        <w:rPr>
+          <w:rFonts w:hint="eastAsia"/>
+        </w:rPr>
+        <w:t xml:space="preserve">「读取模型目录」只检查目录连接；随后「检测工具调用」发送一次固定探针，可能计入提供商用量，</w:t>
+      </w:r>
+      <w:r>
+        <w:t xml:space="preserve"> </w:t>
+      </w:r>
+      <w:r>
+        <w:rPr>
+          <w:rFonts w:hint="eastAsia"/>
+        </w:rPr>
+        <w:t xml:space="preserve">不上传工程模型或历史，不调用求解器。检测成功后通过「保存并使用」启用连接。</w:t>
+      </w:r>
+      <w:r>
+        <w:t xml:space="preserve"> </w:t>
+      </w:r>
+      <w:r>
+        <w:rPr>
+          <w:rFonts w:hint="eastAsia"/>
+        </w:rPr>
+        <w:t xml:space="preserve">正式对话会将近期对话与工程工具上下文发送给所选提供商。</w:t>
+      </w:r>
+      <w:r>
+        <w:t xml:space="preserve"> </w:t>
+      </w:r>
+      <w:r>
+        <w:rPr>
+          <w:rFonts w:hint="eastAsia"/>
+        </w:rPr>
+        <w:t xml:space="preserve">支持</w:t>
+      </w:r>
+      <w:r>
+        <w:t xml:space="preserve"> Chat Completions </w:t>
+      </w:r>
+      <w:r>
+        <w:rPr>
+          <w:rFonts w:hint="eastAsia"/>
+        </w:rPr>
+        <w:t xml:space="preserve">兼容协议与原生</w:t>
+      </w:r>
+      <w:r>
+        <w:t xml:space="preserve"> Anthropic </w:t>
+      </w:r>
+      <w:r>
+        <w:rPr>
+          <w:rFonts w:hint="eastAsia"/>
+        </w:rPr>
+        <w:t xml:space="preserve">Messages；采样温度可用提供商默认，输出上限可单独设置。</w:t>
+      </w:r>
+      <w:r>
+        <w:t xml:space="preserve"> </w:t>
+      </w:r>
+      <w:r>
+        <w:rPr>
+          <w:rFonts w:hint="eastAsia"/>
+        </w:rPr>
+        <w:t xml:space="preserve">这里只提供文本工程工具，对视觉、知识检索与模型全部能力不作目录推断。</w:t>
+      </w:r>
+    </w:p>
+    <w:p>
+      <w:pPr>
+        <w:pStyle w:val="BodyText"/>
+      </w:pPr>
+      <w:r>
+        <w:rPr>
+          <w:rFonts w:hint="eastAsia"/>
+        </w:rPr>
+        <w:t xml:space="preserve">模型下拉框切换连接时保留当前对话、工具配对历史和工程模型。备用下拉框按需选择本次运行的备用连接；</w:t>
+      </w:r>
+      <w:r>
+        <w:t xml:space="preserve"> </w:t>
+      </w:r>
+      <w:r>
+        <w:rPr>
+          <w:rFonts w:hint="eastAsia"/>
+        </w:rPr>
+        <w:t xml:space="preserve">各连接使用各自的密钥，失败切换会显示实际模型。运行中锁定连接、会话和对象选择。</w:t>
+      </w:r>
+      <w:r>
+        <w:t xml:space="preserve"> </w:t>
+      </w:r>
+      <w:r>
+        <w:rPr>
+          <w:rFonts w:hint="eastAsia"/>
+        </w:rPr>
+        <w:t xml:space="preserve">对话选择框可切换本地保存的历史，通过「新建对话」另开对话；小窗口用会话按钮打开菜单。</w:t>
+      </w:r>
+      <w:r>
+        <w:t xml:space="preserve"> </w:t>
+      </w:r>
+      <w:r>
+        <w:rPr>
+          <w:rFonts w:hint="eastAsia"/>
+        </w:rPr>
+        <w:t xml:space="preserve">所有对话共用当前工程。聊天记录与模型对话上下文保存到本地，重启后可恢复；打开另一工程会清除当前对象引用，旧对话不代表新工程的模型状态。</w:t>
+      </w:r>
+    </w:p>
+    <w:p>
+      <w:pPr>
+        <w:pStyle w:val="BodyText"/>
+      </w:pPr>
+      <w:r>
+        <w:rPr>
+          <w:rFonts w:hint="eastAsia"/>
+        </w:rPr>
+        <w:t xml:space="preserve">「选择工程对象」打开可搜索的节点与杆件多选窗口，双击可定位到三维模型；也可在视口选中对象后点击「加入视口所选」。</w:t>
+      </w:r>
+      <w:r>
+        <w:t xml:space="preserve"> </w:t>
+      </w:r>
+      <w:r>
+        <w:rPr>
+          <w:rFonts w:hint="eastAsia"/>
+        </w:rPr>
+        <w:t xml:space="preserve">每轮最多引用50项，显式加入后才发送对象数据；模型修改会使引用过期，须重新选择或清除引用。</w:t>
+      </w:r>
+      <w:r>
+        <w:t xml:space="preserve"> </w:t>
+      </w:r>
+      <w:r>
+        <w:rPr>
+          <w:rFonts w:hint="eastAsia"/>
+        </w:rPr>
+        <w:t xml:space="preserve">引用不会修改用户输入的确认文字，工程变更仍沿用原有预演与确认约束。</w:t>
+      </w:r>
+    </w:p>
+    <w:p>
+      <w:pPr>
+        <w:pStyle w:val="BodyText"/>
+      </w:pPr>
+      <w:r>
+        <w:rPr>
+          <w:rFonts w:hint="eastAsia"/>
+        </w:rPr>
+        <w:t xml:space="preserve">回答支持流式显示，工具卡片可展开真实参数与结果；计划状态、改动审阅、停止、重新生成和本轮撤销按实际执行状态显示。</w:t>
+      </w:r>
+      <w:r>
+        <w:t xml:space="preserve"> </w:t>
+      </w:r>
+      <w:r>
+        <w:rPr>
+          <w:rFonts w:hint="eastAsia"/>
+        </w:rPr>
+        <w:t xml:space="preserve">本轮撤销在之后又有手工修改时会拒绝，避免覆盖后续操作。输入框支持@引用、/命令、中文输入法、粘贴多行与拖入图纸；拖图交给草图识别，仍需人工核对。</w:t>
+      </w:r>
+    </w:p>
+    <w:p>
+      <w:pPr>
+        <w:pStyle w:val="BodyText"/>
+      </w:pPr>
+      <w:r>
+        <w:drawing>
+          <wp:inline>
+            <wp:extent cx="5334000" cy="3333750"/>
+            <wp:effectExtent b="0" l="0" r="0" t="0"/>
+            <wp:docPr descr="真实对话与模型并排工作台" title="" id="51" name="Picture"/>
+            <a:graphic>
+              <a:graphicData uri="http://schemas.openxmlformats.org/drawingml/2006/picture">
+                <pic:pic>
+                  <pic:nvPicPr>
+                    <pic:cNvPr descr="手册图/06-Agent工作台.png" id="52" name="Picture"/>
+                    <pic:cNvPicPr>
+                      <a:picLocks noChangeArrowheads="1" noChangeAspect="1"/>
+                    </pic:cNvPicPr>
+                  </pic:nvPicPr>
+                  <pic:blipFill>
+                    <a:blip r:embed="rId50"/>
                     <a:stretch>
                       <a:fillRect/>
                     </a:stretch>
@@ -5708,510 +8412,22 @@
         <w:pStyle w:val="BodyText"/>
       </w:pPr>
       <w:r>
-        <w:rPr>
-          <w:rFonts w:hint="eastAsia"/>
-        </w:rPr>
-        <w:t xml:space="preserve">红的地方应力高，蓝的地方低。右边色标上那条刻度就是数值对照。</w:t>
-      </w:r>
-      <w:r>
-        <w:t xml:space="preserve"> </w:t>
-      </w:r>
-      <w:r>
-        <w:rPr>
-          <w:rFonts w:hint="eastAsia"/>
-        </w:rPr>
-        <w:t xml:space="preserve">看到某根杆整根发红，再回头去看强度验算表里它那一行，两处应该对得上。</w:t>
-      </w:r>
-    </w:p>
-    <w:bookmarkEnd w:id="35"/>
-    <w:bookmarkStart w:id="39" w:name="X321d5e20d7401139df7655f336feed4662e0b68"/>
-    <w:p>
-      <w:pPr>
-        <w:pStyle w:val="Heading3"/>
-      </w:pPr>
-      <w:r>
-        <w:t xml:space="preserve">3.6 </w:t>
-      </w:r>
-      <w:r>
-        <w:rPr>
-          <w:rFonts w:hint="eastAsia"/>
-        </w:rPr>
-        <w:t xml:space="preserve">查看节点实体云图</w:t>
-      </w:r>
-    </w:p>
-    <w:p>
-      <w:pPr>
-        <w:pStyle w:val="FirstParagraph"/>
-      </w:pPr>
-      <w:r>
-        <w:rPr>
-          <w:rFonts w:hint="eastAsia"/>
-        </w:rPr>
-        <w:t xml:space="preserve">整体梁模型求解后，在</w:t>
-      </w:r>
-      <w:r>
-        <w:t xml:space="preserve"> </w:t>
-      </w:r>
-      <w:r>
-        <w:rPr>
-          <w:rFonts w:hint="eastAsia"/>
-          <w:b/>
-          <w:bCs/>
-        </w:rPr>
-        <w:t xml:space="preserve">分析</w:t>
-      </w:r>
-      <w:r>
-        <w:t xml:space="preserve"> </w:t>
-      </w:r>
-      <w:r>
-        <w:rPr>
-          <w:rFonts w:hint="eastAsia"/>
-        </w:rPr>
-        <w:t xml:space="preserve">页选择节点并执行</w:t>
-      </w:r>
-      <w:r>
-        <w:t xml:space="preserve"> </w:t>
-      </w:r>
-      <w:r>
-        <w:rPr>
-          <w:rFonts w:hint="eastAsia"/>
-          <w:b/>
-          <w:bCs/>
-        </w:rPr>
-        <w:t xml:space="preserve">节点实体</w:t>
-      </w:r>
-      <w:r>
-        <w:rPr>
-          <w:rFonts w:hint="eastAsia"/>
-        </w:rPr>
-        <w:t xml:space="preserve">。分析完成后自动进入</w:t>
-      </w:r>
-      <w:r>
-        <w:t xml:space="preserve"> </w:t>
-      </w:r>
-      <w:r>
-        <w:rPr>
-          <w:rFonts w:hint="eastAsia"/>
-          <w:b/>
-          <w:bCs/>
-        </w:rPr>
-        <w:t xml:space="preserve">「实体云图」</w:t>
-      </w:r>
-      <w:r>
-        <w:t xml:space="preserve"> </w:t>
-      </w:r>
-      <w:r>
-        <w:rPr>
-          <w:rFonts w:hint="eastAsia"/>
-        </w:rPr>
-        <w:t xml:space="preserve">主视口，可拖动旋转、滚轮缩放，沿用前视、侧视、顶视、等轴测和适应窗口。</w:t>
-      </w:r>
-    </w:p>
-    <w:p>
-      <w:pPr>
-        <w:pStyle w:val="BodyText"/>
-      </w:pPr>
-      <w:r>
-        <w:rPr>
-          <w:rFonts w:hint="eastAsia"/>
-        </w:rPr>
-        <w:t xml:space="preserve">已经计算过的结果，无需再次求解：在</w:t>
-      </w:r>
-      <w:r>
-        <w:t xml:space="preserve"> </w:t>
-      </w:r>
-      <w:r>
-        <w:rPr>
-          <w:rFonts w:hint="eastAsia"/>
-          <w:b/>
-          <w:bCs/>
-        </w:rPr>
-        <w:t xml:space="preserve">结果</w:t>
-      </w:r>
-      <w:r>
-        <w:t xml:space="preserve"> </w:t>
-      </w:r>
-      <w:r>
-        <w:rPr>
-          <w:rFonts w:hint="eastAsia"/>
-        </w:rPr>
-        <w:t xml:space="preserve">页点击</w:t>
-      </w:r>
-      <w:r>
-        <w:t xml:space="preserve"> </w:t>
-      </w:r>
-      <w:r>
-        <w:rPr>
-          <w:rFonts w:hint="eastAsia"/>
-          <w:b/>
-          <w:bCs/>
-        </w:rPr>
-        <w:t xml:space="preserve">「打开实体结果」</w:t>
-      </w:r>
-      <w:r>
-        <w:rPr>
-          <w:rFonts w:hint="eastAsia"/>
-        </w:rPr>
-        <w:t xml:space="preserve">，选择结果目录中的</w:t>
-      </w:r>
-      <w:r>
-        <w:t xml:space="preserve"> </w:t>
-      </w:r>
-      <w:r>
-        <w:rPr>
-          <w:b/>
-          <w:bCs/>
-        </w:rPr>
-        <w:t xml:space="preserve">summary.json</w:t>
-      </w:r>
-      <w:r>
-        <w:t xml:space="preserve">、</w:t>
-      </w:r>
-      <w:r>
-        <w:rPr>
-          <w:rStyle w:val="VerbatimChar"/>
-        </w:rPr>
-        <w:t xml:space="preserve">.vtu</w:t>
-      </w:r>
-      <w:r>
-        <w:t xml:space="preserve"> </w:t>
-      </w:r>
-      <w:r>
-        <w:rPr>
-          <w:rFonts w:hint="eastAsia"/>
-        </w:rPr>
-        <w:t xml:space="preserve">或</w:t>
-      </w:r>
-      <w:r>
-        <w:t xml:space="preserve"> </w:t>
-      </w:r>
-      <w:r>
-        <w:rPr>
-          <w:rStyle w:val="VerbatimChar"/>
-        </w:rPr>
-        <w:t xml:space="preserve">.npz</w:t>
-      </w:r>
-      <w:r>
-        <w:rPr>
-          <w:rFonts w:hint="eastAsia"/>
-        </w:rPr>
-        <w:t xml:space="preserve">。左侧</w:t>
-      </w:r>
-      <w:r>
-        <w:t xml:space="preserve"> </w:t>
-      </w:r>
-      <w:r>
-        <w:rPr>
-          <w:rFonts w:hint="eastAsia"/>
-          <w:b/>
-          <w:bCs/>
-        </w:rPr>
-        <w:t xml:space="preserve">「实体结果」</w:t>
-      </w:r>
-      <w:r>
-        <w:t xml:space="preserve"> </w:t>
-      </w:r>
-      <w:r>
-        <w:rPr>
-          <w:rFonts w:hint="eastAsia"/>
-        </w:rPr>
-        <w:t xml:space="preserve">面板提供网格档位、结果量、色标范围、</w:t>
-      </w:r>
-      <w:r>
-        <w:t xml:space="preserve"> </w:t>
-      </w:r>
-      <w:r>
-        <w:rPr>
-          <w:rFonts w:hint="eastAsia"/>
-        </w:rPr>
-        <w:t xml:space="preserve">变形倍数和显示单元边线；隐藏面板后，再点实体云图入口即可重新展开。</w:t>
-      </w:r>
-    </w:p>
-    <w:tbl>
-      <w:tblPr>
-        <w:tblStyle w:val="Table"/>
-        <w:tblW w:type="auto" w:w="0"/>
-        <w:tblLook w:firstRow="1" w:lastRow="0" w:firstColumn="0" w:lastColumn="0" w:noHBand="0" w:noVBand="0" w:val="0020"/>
-      </w:tblPr>
-      <w:tblGrid>
-        <w:gridCol w:w="3960"/>
-        <w:gridCol w:w="3960"/>
-      </w:tblGrid>
-      <w:tr>
-        <w:trPr>
-          <w:tblHeader w:val="on"/>
-        </w:trPr>
-        <w:tc>
-          <w:tcPr/>
-          <w:p>
-            <w:pPr>
-              <w:pStyle w:val="Compact"/>
-            </w:pPr>
-            <w:r>
-              <w:rPr>
-                <w:rFonts w:hint="eastAsia"/>
-              </w:rPr>
-              <w:t xml:space="preserve">设置</w:t>
-            </w:r>
-          </w:p>
-        </w:tc>
-        <w:tc>
-          <w:tcPr/>
-          <w:p>
-            <w:pPr>
-              <w:pStyle w:val="Compact"/>
-            </w:pPr>
-            <w:r>
-              <w:rPr>
-                <w:rFonts w:hint="eastAsia"/>
-              </w:rPr>
-              <w:t xml:space="preserve">含义</w:t>
-            </w:r>
-          </w:p>
-        </w:tc>
-      </w:tr>
-      <w:tr>
-        <w:tc>
-          <w:tcPr/>
-          <w:p>
-            <w:pPr>
-              <w:pStyle w:val="Compact"/>
-            </w:pPr>
-            <w:r>
-              <w:t xml:space="preserve">Mises </w:t>
-            </w:r>
-            <w:r>
-              <w:rPr>
-                <w:rFonts w:hint="eastAsia"/>
-              </w:rPr>
-              <w:t xml:space="preserve">应力</w:t>
-            </w:r>
-            <w:r>
-              <w:t xml:space="preserve"> / </w:t>
-            </w:r>
-            <w:r>
-              <w:rPr>
-                <w:rFonts w:hint="eastAsia"/>
-              </w:rPr>
-              <w:t xml:space="preserve">最大绝对主应力</w:t>
-            </w:r>
-          </w:p>
-        </w:tc>
-        <w:tc>
-          <w:tcPr/>
-          <w:p>
-            <w:pPr>
-              <w:pStyle w:val="Compact"/>
-            </w:pPr>
-            <w:r>
-              <w:rPr>
-                <w:rFonts w:hint="eastAsia"/>
-              </w:rPr>
-              <w:t xml:space="preserve">单元应力，单位</w:t>
-            </w:r>
-            <w:r>
-              <w:t xml:space="preserve"> </w:t>
-            </w:r>
-            <w:r>
-              <w:rPr>
-                <w:rFonts w:hint="eastAsia"/>
-              </w:rPr>
-              <w:t xml:space="preserve">MPa，不进行跨单元平均</w:t>
-            </w:r>
-          </w:p>
-        </w:tc>
-      </w:tr>
-      <w:tr>
-        <w:tc>
-          <w:tcPr/>
-          <w:p>
-            <w:pPr>
-              <w:pStyle w:val="Compact"/>
-            </w:pPr>
-            <w:r>
-              <w:rPr>
-                <w:rFonts w:hint="eastAsia"/>
-              </w:rPr>
-              <w:t xml:space="preserve">位移幅值</w:t>
-            </w:r>
-          </w:p>
-        </w:tc>
-        <w:tc>
-          <w:tcPr/>
-          <w:p>
-            <w:pPr>
-              <w:pStyle w:val="Compact"/>
-            </w:pPr>
-            <w:r>
-              <w:rPr>
-                <w:rFonts w:hint="eastAsia"/>
-              </w:rPr>
-              <w:t xml:space="preserve">节点位移向量的长度，单位</w:t>
-            </w:r>
-            <w:r>
-              <w:t xml:space="preserve"> mm</w:t>
-            </w:r>
-          </w:p>
-        </w:tc>
-      </w:tr>
-      <w:tr>
-        <w:tc>
-          <w:tcPr/>
-          <w:p>
-            <w:pPr>
-              <w:pStyle w:val="Compact"/>
-            </w:pPr>
-            <w:r>
-              <w:t xml:space="preserve">P99 </w:t>
-            </w:r>
-            <w:r>
-              <w:rPr>
-                <w:rFonts w:hint="eastAsia"/>
-              </w:rPr>
-              <w:t xml:space="preserve">色标</w:t>
-            </w:r>
-            <w:r>
-              <w:t xml:space="preserve"> / </w:t>
-            </w:r>
-            <w:r>
-              <w:rPr>
-                <w:rFonts w:hint="eastAsia"/>
-              </w:rPr>
-              <w:t xml:space="preserve">完整范围</w:t>
-            </w:r>
-          </w:p>
-        </w:tc>
-        <w:tc>
-          <w:tcPr/>
-          <w:p>
-            <w:pPr>
-              <w:pStyle w:val="Compact"/>
-            </w:pPr>
-            <w:r>
-              <w:t xml:space="preserve">P99 </w:t>
-            </w:r>
-            <w:r>
-              <w:rPr>
-                <w:rFonts w:hint="eastAsia"/>
-              </w:rPr>
-              <w:t xml:space="preserve">仅截断颜色范围，左上角始终显示全部结果中的真实峰值</w:t>
-            </w:r>
-          </w:p>
-        </w:tc>
-      </w:tr>
-      <w:tr>
-        <w:tc>
-          <w:tcPr/>
-          <w:p>
-            <w:pPr>
-              <w:pStyle w:val="Compact"/>
-            </w:pPr>
-            <w:r>
-              <w:rPr>
-                <w:rFonts w:hint="eastAsia"/>
-              </w:rPr>
-              <w:t xml:space="preserve">变形倍数</w:t>
-            </w:r>
-          </w:p>
-        </w:tc>
-        <w:tc>
-          <w:tcPr/>
-          <w:p>
-            <w:pPr>
-              <w:pStyle w:val="Compact"/>
-            </w:pPr>
-            <w:r>
-              <w:t xml:space="preserve">0 </w:t>
-            </w:r>
-            <w:r>
-              <w:rPr>
-                <w:rFonts w:hint="eastAsia"/>
-              </w:rPr>
-              <w:t xml:space="preserve">为原始几何，1</w:t>
-            </w:r>
-            <w:r>
-              <w:t xml:space="preserve"> </w:t>
-            </w:r>
-            <w:r>
-              <w:rPr>
-                <w:rFonts w:hint="eastAsia"/>
-              </w:rPr>
-              <w:t xml:space="preserve">为真实变形；放大显示不会修改原始网格或计算结果</w:t>
-            </w:r>
-          </w:p>
-        </w:tc>
-      </w:tr>
-    </w:tbl>
-    <w:p>
-      <w:pPr>
-        <w:pStyle w:val="BodyText"/>
-      </w:pPr>
-      <w:r>
-        <w:rPr>
-          <w:rFonts w:hint="eastAsia"/>
-        </w:rPr>
-        <w:t xml:space="preserve">点击</w:t>
-      </w:r>
-      <w:r>
-        <w:t xml:space="preserve"> </w:t>
-      </w:r>
-      <w:r>
-        <w:rPr>
-          <w:rFonts w:hint="eastAsia"/>
-          <w:b/>
-          <w:bCs/>
-        </w:rPr>
-        <w:t xml:space="preserve">「返回整体模型」</w:t>
-      </w:r>
-      <w:r>
-        <w:t xml:space="preserve"> </w:t>
-      </w:r>
-      <w:r>
-        <w:rPr>
-          <w:rFonts w:hint="eastAsia"/>
-        </w:rPr>
-        <w:t xml:space="preserve">可回到杆件视图。当前分析产生的实体结果绑定整体求解版本，</w:t>
-      </w:r>
-      <w:r>
-        <w:t xml:space="preserve"> </w:t>
-      </w:r>
-      <w:r>
-        <w:rPr>
-          <w:rFonts w:hint="eastAsia"/>
-        </w:rPr>
-        <w:t xml:space="preserve">模型或求解发生变化后失效；从文件打开的结果明确标注为已保存结果，独立于当前整体模型。</w:t>
-      </w:r>
-      <w:r>
-        <w:t xml:space="preserve"> </w:t>
-      </w:r>
-      <w:r>
-        <w:rPr>
-          <w:rFonts w:hint="eastAsia"/>
-        </w:rPr>
-        <w:t xml:space="preserve">单档网格可查看应力分布，正式应力集中系数仍需满足多档收敛条件。</w:t>
-      </w:r>
-    </w:p>
-    <w:p>
-      <w:pPr>
-        <w:pStyle w:val="BodyText"/>
-      </w:pPr>
-      <w:r>
         <w:drawing>
           <wp:inline>
-            <wp:extent cx="5334000" cy="3000375"/>
+            <wp:extent cx="5334000" cy="4476750"/>
             <wp:effectExtent b="0" l="0" r="0" t="0"/>
-            <wp:docPr descr="节点实体主视口" title="" id="37" name="Picture"/>
+            <wp:docPr descr="应用内模型连接设置" title="" id="54" name="Picture"/>
             <a:graphic>
               <a:graphicData uri="http://schemas.openxmlformats.org/drawingml/2006/picture">
                 <pic:pic>
                   <pic:nvPicPr>
-                    <pic:cNvPr descr="手册图/06-实体云图.png" id="38" name="Picture"/>
+                    <pic:cNvPr descr="手册图/07-模型连接.png" id="55" name="Picture"/>
                     <pic:cNvPicPr>
                       <a:picLocks noChangeArrowheads="1" noChangeAspect="1"/>
                     </pic:cNvPicPr>
                   </pic:nvPicPr>
                   <pic:blipFill>
-                    <a:blip r:embed="rId36"/>
+                    <a:blip r:embed="rId53"/>
                     <a:stretch>
                       <a:fillRect/>
                     </a:stretch>
@@ -6219,7 +8435,7 @@
                   <pic:spPr bwMode="auto">
                     <a:xfrm>
                       <a:off x="0" y="0"/>
-                      <a:ext cx="5334000" cy="3000375"/>
+                      <a:ext cx="5334000" cy="4476750"/>
                     </a:xfrm>
                     <a:prstGeom prst="rect">
                       <a:avLst/>
@@ -6238,294 +8454,6 @@
         </w:drawing>
       </w:r>
     </w:p>
-    <w:bookmarkEnd w:id="39"/>
-    <w:bookmarkStart w:id="40" w:name="Xf306fc5d056a703c0291068fc9ecf9d0af7d464"/>
-    <w:p>
-      <w:pPr>
-        <w:pStyle w:val="Heading3"/>
-      </w:pPr>
-      <w:r>
-        <w:t xml:space="preserve">3.7 </w:t>
-      </w:r>
-      <w:r>
-        <w:rPr>
-          <w:rFonts w:hint="eastAsia"/>
-        </w:rPr>
-        <w:t xml:space="preserve">出报告</w:t>
-      </w:r>
-    </w:p>
-    <w:p>
-      <w:pPr>
-        <w:pStyle w:val="FirstParagraph"/>
-      </w:pPr>
-      <w:r>
-        <w:rPr>
-          <w:rFonts w:hint="eastAsia"/>
-        </w:rPr>
-        <w:t xml:space="preserve">点</w:t>
-      </w:r>
-      <w:r>
-        <w:t xml:space="preserve"> </w:t>
-      </w:r>
-      <w:r>
-        <w:rPr>
-          <w:rFonts w:hint="eastAsia"/>
-          <w:b/>
-          <w:bCs/>
-        </w:rPr>
-        <w:t xml:space="preserve">「报告」</w:t>
-      </w:r>
-      <w:r>
-        <w:rPr>
-          <w:rFonts w:hint="eastAsia"/>
-        </w:rPr>
-        <w:t xml:space="preserve">，它会生成</w:t>
-      </w:r>
-      <w:r>
-        <w:t xml:space="preserve"> Markdown </w:t>
-      </w:r>
-      <w:r>
-        <w:rPr>
-          <w:rFonts w:hint="eastAsia"/>
-        </w:rPr>
-        <w:t xml:space="preserve">和</w:t>
-      </w:r>
-      <w:r>
-        <w:t xml:space="preserve"> Word </w:t>
-      </w:r>
-      <w:r>
-        <w:rPr>
-          <w:rFonts w:hint="eastAsia"/>
-        </w:rPr>
-        <w:t xml:space="preserve">两份计算书，</w:t>
-      </w:r>
-      <w:r>
-        <w:t xml:space="preserve"> </w:t>
-      </w:r>
-      <w:r>
-        <w:rPr>
-          <w:rFonts w:hint="eastAsia"/>
-        </w:rPr>
-        <w:t xml:space="preserve">包含模型概况、校验、位移、反力、内力极值、自振、稳定、强度验算、对称性、</w:t>
-      </w:r>
-      <w:r>
-        <w:t xml:space="preserve"> </w:t>
-      </w:r>
-      <w:r>
-        <w:rPr>
-          <w:rFonts w:hint="eastAsia"/>
-        </w:rPr>
-        <w:t xml:space="preserve">存储方案对比，还有变形图和内力图。</w:t>
-      </w:r>
-    </w:p>
-    <w:p>
-      <w:pPr>
-        <w:pStyle w:val="BodyText"/>
-      </w:pPr>
-      <w:r>
-        <w:rPr>
-          <w:rFonts w:hint="eastAsia"/>
-          <w:b/>
-          <w:bCs/>
-        </w:rPr>
-        <w:t xml:space="preserve">报告里每个数字都来自刚才那次计算</w:t>
-      </w:r>
-      <w:r>
-        <w:rPr>
-          <w:rFonts w:hint="eastAsia"/>
-        </w:rPr>
-        <w:t xml:space="preserve">，不是另外算的。</w:t>
-      </w:r>
-    </w:p>
-    <w:p>
-      <w:pPr>
-        <w:pStyle w:val="BodyText"/>
-      </w:pPr>
-      <w:r>
-        <w:rPr>
-          <w:rFonts w:hint="eastAsia"/>
-        </w:rPr>
-        <w:t xml:space="preserve">导出复用当前分析结果，保留线性、P-Δ</w:t>
-      </w:r>
-      <w:r>
-        <w:t xml:space="preserve"> </w:t>
-      </w:r>
-      <w:r>
-        <w:rPr>
-          <w:rFonts w:hint="eastAsia"/>
-        </w:rPr>
-        <w:t xml:space="preserve">或材料非线性分析类型；报告携带求解编号、</w:t>
-      </w:r>
-      <w:r>
-        <w:t xml:space="preserve"> </w:t>
-      </w:r>
-      <w:r>
-        <w:rPr>
-          <w:rFonts w:hint="eastAsia"/>
-        </w:rPr>
-        <w:t xml:space="preserve">模型指纹与分析参数。模型修改后，旧结果表、探针、内力曲线和云图一并失效，需要重新求解。</w:t>
-      </w:r>
-      <w:r>
-        <w:t xml:space="preserve"> </w:t>
-      </w:r>
-      <w:r>
-        <w:rPr>
-          <w:rFonts w:hint="eastAsia"/>
-        </w:rPr>
-        <w:t xml:space="preserve">正式保存与自动保存都先写完整临时文件再替换；保存失败会说明原因并提示检查权限或另选目录。</w:t>
-      </w:r>
-    </w:p>
-    <w:bookmarkEnd w:id="40"/>
-    <w:bookmarkStart w:id="41" w:name="X3a8e1efc1ca557c430fcfab97ff4af806f50eb5"/>
-    <w:p>
-      <w:pPr>
-        <w:pStyle w:val="Heading3"/>
-      </w:pPr>
-      <w:r>
-        <w:t xml:space="preserve">3.8 </w:t>
-      </w:r>
-      <w:r>
-        <w:rPr>
-          <w:rFonts w:hint="eastAsia"/>
-        </w:rPr>
-        <w:t xml:space="preserve">两个让画面清爽的小开关</w:t>
-      </w:r>
-    </w:p>
-    <w:p>
-      <w:pPr>
-        <w:pStyle w:val="FirstParagraph"/>
-      </w:pPr>
-      <w:r>
-        <w:rPr>
-          <w:rFonts w:hint="eastAsia"/>
-          <w:b/>
-          <w:bCs/>
-        </w:rPr>
-        <w:t xml:space="preserve">荷载数值。</w:t>
-      </w:r>
-      <w:r>
-        <w:t xml:space="preserve"> </w:t>
-      </w:r>
-      <w:r>
-        <w:rPr>
-          <w:rFonts w:hint="eastAsia"/>
-        </w:rPr>
-        <w:t xml:space="preserve">一显示载荷就满屏都是数字，遮住的正是它们要说明的那根杆件。</w:t>
-      </w:r>
-      <w:r>
-        <w:t xml:space="preserve"> </w:t>
-      </w:r>
-      <w:r>
-        <w:rPr>
-          <w:rFonts w:hint="eastAsia"/>
-        </w:rPr>
-        <w:t xml:space="preserve">点功能区「视图</w:t>
-      </w:r>
-      <w:r>
-        <w:t xml:space="preserve"> → </w:t>
-      </w:r>
-      <w:r>
-        <w:rPr>
-          <w:rFonts w:hint="eastAsia"/>
-        </w:rPr>
-        <w:t xml:space="preserve">荷载数值」可以关掉——</w:t>
-      </w:r>
-      <w:r>
-        <w:rPr>
-          <w:rFonts w:hint="eastAsia"/>
-          <w:b/>
-          <w:bCs/>
-        </w:rPr>
-        <w:t xml:space="preserve">箭头还在</w:t>
-      </w:r>
-      <w:r>
-        <w:rPr>
-          <w:rFonts w:hint="eastAsia"/>
-        </w:rPr>
-        <w:t xml:space="preserve">，方向和分布照样看得见，</w:t>
-      </w:r>
-      <w:r>
-        <w:t xml:space="preserve"> </w:t>
-      </w:r>
-      <w:r>
-        <w:rPr>
-          <w:rFonts w:hint="eastAsia"/>
-        </w:rPr>
-        <w:t xml:space="preserve">只是不再标数。再点一次就回来。</w:t>
-      </w:r>
-    </w:p>
-    <w:p>
-      <w:pPr>
-        <w:pStyle w:val="BodyText"/>
-      </w:pPr>
-      <w:r>
-        <w:rPr>
-          <w:rFonts w:hint="eastAsia"/>
-          <w:b/>
-          <w:bCs/>
-        </w:rPr>
-        <w:t xml:space="preserve">中英文界面。</w:t>
-      </w:r>
-      <w:r>
-        <w:t xml:space="preserve"> </w:t>
-      </w:r>
-      <w:r>
-        <w:rPr>
-          <w:rFonts w:hint="eastAsia"/>
-        </w:rPr>
-        <w:t xml:space="preserve">点「视图</w:t>
-      </w:r>
-      <w:r>
-        <w:t xml:space="preserve"> → </w:t>
-      </w:r>
-      <w:r>
-        <w:rPr>
-          <w:rFonts w:hint="eastAsia"/>
-        </w:rPr>
-        <w:t xml:space="preserve">中</w:t>
-      </w:r>
-      <w:r>
-        <w:t xml:space="preserve"> / </w:t>
-      </w:r>
-      <w:r>
-        <w:rPr>
-          <w:rFonts w:hint="eastAsia"/>
-        </w:rPr>
-        <w:t xml:space="preserve">EN」在中英文之间切换。</w:t>
-      </w:r>
-      <w:r>
-        <w:t xml:space="preserve"> </w:t>
-      </w:r>
-      <w:r>
-        <w:rPr>
-          <w:rFonts w:hint="eastAsia"/>
-        </w:rPr>
-        <w:t xml:space="preserve">翻的是功能区、菜单、流程条、结果面板这些</w:t>
-      </w:r>
-      <w:r>
-        <w:rPr>
-          <w:rFonts w:hint="eastAsia"/>
-          <w:b/>
-          <w:bCs/>
-        </w:rPr>
-        <w:t xml:space="preserve">界面骨架</w:t>
-      </w:r>
-      <w:r>
-        <w:rPr>
-          <w:rFonts w:hint="eastAsia"/>
-        </w:rPr>
-        <w:t xml:space="preserve">；</w:t>
-      </w:r>
-      <w:r>
-        <w:t xml:space="preserve"> </w:t>
-      </w:r>
-      <w:r>
-        <w:rPr>
-          <w:rFonts w:hint="eastAsia"/>
-        </w:rPr>
-        <w:t xml:space="preserve">对话框正文和报错信息仍然是中文，切过去之后会看到这一点，这里先说清楚。</w:t>
-      </w:r>
-    </w:p>
     <w:p>
       <w:r>
         <w:pict>
@@ -6533,30 +8461,20 @@
         </w:pict>
       </w:r>
     </w:p>
-    <w:bookmarkEnd w:id="41"/>
-    <w:bookmarkEnd w:id="42"/>
-    <w:bookmarkStart w:id="43" w:name="X2fac633c2612963f2bd0008fc185544b4807016"/>
-    <w:p>
-      <w:pPr>
-        <w:pStyle w:val="Heading2"/>
-      </w:pPr>
-      <w:r>
-        <w:t xml:space="preserve">4 </w:t>
-      </w:r>
-      <w:r>
-        <w:rPr>
-          <w:rFonts w:hint="eastAsia"/>
-        </w:rPr>
-        <w:t xml:space="preserve">用中文跟它说话（AI</w:t>
-      </w:r>
-      <w:r>
-        <w:t xml:space="preserve"> </w:t>
-      </w:r>
-      <w:r>
-        <w:rPr>
-          <w:rFonts w:hint="eastAsia"/>
-        </w:rPr>
-        <w:t xml:space="preserve">助手）</w:t>
+    <w:bookmarkEnd w:id="56"/>
+    <w:bookmarkStart w:id="60" w:name="X2c3ca3ac05d57c2609c9ad970e750cb4fda0994"/>
+    <w:p>
+      <w:pPr>
+        <w:pStyle w:val="Heading3"/>
+      </w:pPr>
+      <w:r>
+        <w:t xml:space="preserve">4.2 </w:t>
+      </w:r>
+      <w:r>
+        <w:rPr>
+          <w:rFonts w:hint="eastAsia"/>
+        </w:rPr>
+        <w:t xml:space="preserve">主Agent与子Agent协作</w:t>
       </w:r>
     </w:p>
     <w:p>
@@ -6564,294 +8482,236 @@
         <w:pStyle w:val="FirstParagraph"/>
       </w:pPr>
       <w:r>
-        <w:t xml:space="preserve">AI </w:t>
-      </w:r>
-      <w:r>
-        <w:rPr>
-          <w:rFonts w:hint="eastAsia"/>
-        </w:rPr>
-        <w:t xml:space="preserve">助手默认是收起的。点视口</w:t>
-      </w:r>
-      <w:r>
-        <w:rPr>
-          <w:rFonts w:hint="eastAsia"/>
-          <w:b/>
-          <w:bCs/>
-        </w:rPr>
-        <w:t xml:space="preserve">右缘那个</w:t>
-      </w:r>
-      <w:r>
-        <w:rPr>
-          <w:b/>
-          <w:bCs/>
-        </w:rPr>
-        <w:t xml:space="preserve"> </w:t>
-      </w:r>
-      <w:r>
-        <w:rPr>
-          <w:rStyle w:val="VerbatimChar"/>
-          <w:b/>
-          <w:bCs/>
-        </w:rPr>
-        <w:t xml:space="preserve">AI</w:t>
-      </w:r>
-      <w:r>
-        <w:rPr>
-          <w:b/>
-          <w:bCs/>
-        </w:rPr>
-        <w:t xml:space="preserve"> </w:t>
-      </w:r>
-      <w:r>
-        <w:rPr>
-          <w:rFonts w:hint="eastAsia"/>
-          <w:b/>
-          <w:bCs/>
-        </w:rPr>
-        <w:t xml:space="preserve">浮标</w:t>
-      </w:r>
-      <w:r>
-        <w:rPr>
-          <w:rFonts w:hint="eastAsia"/>
-        </w:rPr>
-        <w:t xml:space="preserve">把它调出来，</w:t>
-      </w:r>
-      <w:r>
-        <w:t xml:space="preserve"> </w:t>
-      </w:r>
-      <w:r>
-        <w:rPr>
-          <w:rFonts w:hint="eastAsia"/>
-        </w:rPr>
-        <w:t xml:space="preserve">再点一次（或关掉面板）收回去。</w:t>
-      </w:r>
-      <w:r>
-        <w:rPr>
-          <w:rFonts w:hint="eastAsia"/>
-          <w:b/>
-          <w:bCs/>
-        </w:rPr>
-        <w:t xml:space="preserve">它能做什么</w:t>
-      </w:r>
-      <w:r>
-        <w:rPr>
-          <w:rFonts w:hint="eastAsia"/>
-        </w:rPr>
-        <w:t xml:space="preserve">：</w:t>
-      </w:r>
-    </w:p>
-    <w:p>
-      <w:pPr>
-        <w:pStyle w:val="Compact"/>
-        <w:numPr>
-          <w:ilvl w:val="0"/>
-          <w:numId w:val="1006"/>
-        </w:numPr>
-      </w:pPr>
-      <w:r>
-        <w:rPr>
-          <w:rFonts w:hint="eastAsia"/>
-        </w:rPr>
-        <w:t xml:space="preserve">听懂"两跨三层，跨度</w:t>
-      </w:r>
-      <w:r>
-        <w:t xml:space="preserve"> 6 </w:t>
-      </w:r>
-      <w:r>
-        <w:rPr>
-          <w:rFonts w:hint="eastAsia"/>
-        </w:rPr>
-        <w:t xml:space="preserve">米，层高</w:t>
-      </w:r>
-      <w:r>
-        <w:t xml:space="preserve"> 3.6 </w:t>
-      </w:r>
-      <w:r>
-        <w:rPr>
-          <w:rFonts w:hint="eastAsia"/>
-        </w:rPr>
-        <w:t xml:space="preserve">米"这种话，自己把架子搭出来</w:t>
-      </w:r>
-    </w:p>
-    <w:p>
-      <w:pPr>
-        <w:pStyle w:val="Compact"/>
-        <w:numPr>
-          <w:ilvl w:val="0"/>
-          <w:numId w:val="1006"/>
-        </w:numPr>
-      </w:pPr>
-      <w:r>
-        <w:rPr>
-          <w:rFonts w:hint="eastAsia"/>
-        </w:rPr>
-        <w:t xml:space="preserve">你没说清楚的地方</w:t>
-      </w:r>
-      <w:r>
-        <w:rPr>
-          <w:rFonts w:hint="eastAsia"/>
-          <w:b/>
-          <w:bCs/>
-        </w:rPr>
-        <w:t xml:space="preserve">会反问你</w:t>
-      </w:r>
-      <w:r>
-        <w:rPr>
-          <w:rFonts w:hint="eastAsia"/>
-        </w:rPr>
-        <w:t xml:space="preserve">（比如没说截面多大）</w:t>
-      </w:r>
-    </w:p>
-    <w:p>
-      <w:pPr>
-        <w:pStyle w:val="Compact"/>
-        <w:numPr>
-          <w:ilvl w:val="0"/>
-          <w:numId w:val="1006"/>
-        </w:numPr>
-      </w:pPr>
-      <w:r>
-        <w:rPr>
-          <w:rFonts w:hint="eastAsia"/>
-        </w:rPr>
-        <w:t xml:space="preserve">算完之后解释结果、告诉你哪里最危险</w:t>
-      </w:r>
-    </w:p>
-    <w:p>
-      <w:pPr>
-        <w:pStyle w:val="FirstParagraph"/>
-      </w:pPr>
-      <w:r>
-        <w:rPr>
-          <w:rFonts w:hint="eastAsia"/>
-          <w:b/>
-          <w:bCs/>
-        </w:rPr>
-        <w:t xml:space="preserve">它不做什么</w:t>
-      </w:r>
-      <w:r>
-        <w:rPr>
-          <w:rFonts w:hint="eastAsia"/>
-        </w:rPr>
-        <w:t xml:space="preserve">：</w:t>
-      </w:r>
-    </w:p>
-    <w:p>
-      <w:pPr>
-        <w:pStyle w:val="Compact"/>
-        <w:numPr>
-          <w:ilvl w:val="0"/>
-          <w:numId w:val="1007"/>
-        </w:numPr>
-      </w:pPr>
-      <w:r>
-        <w:rPr>
-          <w:rFonts w:hint="eastAsia"/>
-          <w:b/>
-          <w:bCs/>
-        </w:rPr>
-        <w:t xml:space="preserve">它不做任何计算。</w:t>
-      </w:r>
-      <w:r>
-        <w:t xml:space="preserve"> </w:t>
-      </w:r>
-      <w:r>
-        <w:rPr>
-          <w:rFonts w:hint="eastAsia"/>
-        </w:rPr>
-        <w:t xml:space="preserve">所有数字都来自求解器，它只负责把你的话变成操作、</w:t>
-      </w:r>
-      <w:r>
-        <w:t xml:space="preserve"> </w:t>
-      </w:r>
-      <w:r>
-        <w:rPr>
-          <w:rFonts w:hint="eastAsia"/>
-        </w:rPr>
-        <w:t xml:space="preserve">再把结果讲给你听。这是故意设计成这样的——让它算数，它算错了也不会告诉你。</w:t>
-      </w:r>
-    </w:p>
-    <w:p>
-      <w:pPr>
-        <w:pStyle w:val="BlockText"/>
-      </w:pPr>
-      <w:r>
-        <w:rPr>
-          <w:rFonts w:hint="eastAsia"/>
-          <w:b/>
-          <w:bCs/>
-        </w:rPr>
-        <w:t xml:space="preserve">要联网和密钥</w:t>
-      </w:r>
-      <w:r>
-        <w:rPr>
-          <w:rFonts w:hint="eastAsia"/>
-        </w:rPr>
-        <w:t xml:space="preserve">。没有密钥时它处于"离线演示模式"：对话按预设走，</w:t>
-      </w:r>
-      <w:r>
-        <w:t xml:space="preserve"> </w:t>
-      </w:r>
-      <w:r>
-        <w:rPr>
-          <w:rFonts w:hint="eastAsia"/>
-        </w:rPr>
-        <w:t xml:space="preserve">但</w:t>
-      </w:r>
-      <w:r>
-        <w:rPr>
-          <w:rFonts w:hint="eastAsia"/>
-          <w:b/>
-          <w:bCs/>
-        </w:rPr>
-        <w:t xml:space="preserve">工具调用和求解都是真的在执行</w:t>
-      </w:r>
-      <w:r>
-        <w:rPr>
-          <w:rFonts w:hint="eastAsia"/>
-        </w:rPr>
-        <w:t xml:space="preserve">。密钥写在项目根目录的</w:t>
-      </w:r>
-      <w:r>
-        <w:t xml:space="preserve"> </w:t>
-      </w:r>
-      <w:r>
-        <w:rPr>
-          <w:rStyle w:val="VerbatimChar"/>
-        </w:rPr>
-        <w:t xml:space="preserve">deepseek.key</w:t>
-      </w:r>
-      <w:r>
-        <w:t xml:space="preserve"> </w:t>
-      </w:r>
-      <w:r>
-        <w:rPr>
-          <w:rFonts w:hint="eastAsia"/>
-        </w:rPr>
-        <w:t xml:space="preserve">里，</w:t>
-      </w:r>
-      <w:r>
-        <w:t xml:space="preserve"> </w:t>
-      </w:r>
-      <w:r>
-        <w:rPr>
-          <w:rFonts w:hint="eastAsia"/>
-        </w:rPr>
-        <w:t xml:space="preserve">一行就够。</w:t>
-      </w:r>
-      <w:r>
-        <w:rPr>
-          <w:rFonts w:hint="eastAsia"/>
-          <w:b/>
-          <w:bCs/>
-        </w:rPr>
-        <w:t xml:space="preserve">别把密钥贴进聊天框或者终端里</w:t>
-      </w:r>
-      <w:r>
-        <w:rPr>
-          <w:rFonts w:hint="eastAsia"/>
-        </w:rPr>
-        <w:t xml:space="preserve">——每贴一次就泄露一次。</w:t>
+        <w:rPr>
+          <w:rFonts w:hint="eastAsia"/>
+        </w:rPr>
+        <w:t xml:space="preserve">打开「Agent</w:t>
+      </w:r>
+      <w:r>
+        <w:t xml:space="preserve"> </w:t>
+      </w:r>
+      <w:r>
+        <w:rPr>
+          <w:rFonts w:hint="eastAsia"/>
+        </w:rPr>
+        <w:t xml:space="preserve">任务」，进入独立的协作任务窗口。主模型负责计划和汇总，建模Agent、检查Agent可跟随主模型，</w:t>
+      </w:r>
+      <w:r>
+        <w:t xml:space="preserve"> </w:t>
+      </w:r>
+      <w:r>
+        <w:rPr>
+          <w:rFonts w:hint="eastAsia"/>
+        </w:rPr>
+        <w:t xml:space="preserve">也可分别选择已配置的连接；开始后角色和预算锁定。输入需求并点击「开始任务」，</w:t>
+      </w:r>
+      <w:r>
+        <w:t xml:space="preserve"> </w:t>
+      </w:r>
+      <w:r>
+        <w:rPr>
+          <w:rFonts w:hint="eastAsia"/>
+        </w:rPr>
+        <w:t xml:space="preserve">窗口显示实际步骤、执行状态、累计模型往返与工具调用。原工程在候选应用前保持不变。</w:t>
+      </w:r>
+    </w:p>
+    <w:p>
+      <w:pPr>
+        <w:pStyle w:val="BodyText"/>
+      </w:pPr>
+      <w:r>
+        <w:rPr>
+          <w:rFonts w:hint="eastAsia"/>
+        </w:rPr>
+        <w:t xml:space="preserve">主Agent只能建立计划、分派步骤和询问缺参，不能直接写原模型。</w:t>
+      </w:r>
+      <w:r>
+        <w:t xml:space="preserve"> </w:t>
+      </w:r>
+      <w:r>
+        <w:rPr>
+          <w:rFonts w:hint="eastAsia"/>
+        </w:rPr>
+        <w:t xml:space="preserve">建模Agent使用自己的Session和工具范围形成候选；检查Agent从指定候选创建独立Session，</w:t>
+      </w:r>
+      <w:r>
+        <w:t xml:space="preserve"> </w:t>
+      </w:r>
+      <w:r>
+        <w:rPr>
+          <w:rFonts w:hint="eastAsia"/>
+        </w:rPr>
+        <w:t xml:space="preserve">只允许校验、求解和查询，不允许改变节点、杆件、材料或荷载。检查和求解串行执行。</w:t>
+      </w:r>
+      <w:r>
+        <w:t xml:space="preserve"> </w:t>
+      </w:r>
+      <w:r>
+        <w:rPr>
+          <w:rFonts w:hint="eastAsia"/>
+        </w:rPr>
+        <w:t xml:space="preserve">缺参选项点击后只填入输入框，再通过「继续任务」提交；没有确认的工程参数不会自动采用。</w:t>
+      </w:r>
+    </w:p>
+    <w:p>
+      <w:pPr>
+        <w:pStyle w:val="BodyText"/>
+      </w:pPr>
+      <w:r>
+        <w:rPr>
+          <w:rFonts w:hint="eastAsia"/>
+        </w:rPr>
+        <w:t xml:space="preserve">「停止任务」在安全检查点停止；网络失败后可补充文字继续同一子任务，已执行操作及累计预算保留。</w:t>
+      </w:r>
+      <w:r>
+        <w:t xml:space="preserve"> </w:t>
+      </w:r>
+      <w:r>
+        <w:rPr>
+          <w:rFonts w:hint="eastAsia"/>
+        </w:rPr>
+        <w:t xml:space="preserve">任务最多8个计划步骤、默认32次模型往返与96次工具调用；模型往返可选16/32/64。</w:t>
+      </w:r>
+      <w:r>
+        <w:t xml:space="preserve"> </w:t>
+      </w:r>
+      <w:r>
+        <w:rPr>
+          <w:rFonts w:hint="eastAsia"/>
+        </w:rPr>
+        <w:t xml:space="preserve">恢复不重置预算，原模型人工修改会使旧任务失效；用「新建任务」从新基线开始。</w:t>
+      </w:r>
+      <w:r>
+        <w:t xml:space="preserve"> </w:t>
+      </w:r>
+      <w:r>
+        <w:rPr>
+          <w:rFonts w:hint="eastAsia"/>
+        </w:rPr>
+        <w:t xml:space="preserve">上下文仅本次运行保留，任务目录保存脱敏审计，包含原模型版本、用户消息、工具参数、回包及候选版本。</w:t>
+      </w:r>
+    </w:p>
+    <w:p>
+      <w:pPr>
+        <w:pStyle w:val="BodyText"/>
+      </w:pPr>
+      <w:r>
+        <w:rPr>
+          <w:rFonts w:hint="eastAsia"/>
+        </w:rPr>
+        <w:t xml:space="preserve">有候选时，选择对应建模步骤并点击「预览候选」，在「候选变更审阅」中检查新增、删除、修改及未满足的求解条件。</w:t>
+      </w:r>
+      <w:r>
+        <w:t xml:space="preserve"> </w:t>
+      </w:r>
+      <w:r>
+        <w:rPr>
+          <w:rFonts w:hint="eastAsia"/>
+        </w:rPr>
+        <w:t xml:space="preserve">只有点击「应用候选」才整体提交该候选；旧分析结果失效，一次应用可通过撤销退回。</w:t>
+      </w:r>
+      <w:r>
+        <w:t xml:space="preserve"> </w:t>
+      </w:r>
+      <w:r>
+        <w:rPr>
+          <w:rFonts w:hint="eastAsia"/>
+        </w:rPr>
+        <w:t xml:space="preserve">原模型或候选在预览后变化时拒绝应用；同一任务不能重复提交。</w:t>
+      </w:r>
+      <w:r>
+        <w:t xml:space="preserve"> </w:t>
+      </w:r>
+      <w:r>
+        <w:rPr>
+          <w:rFonts w:hint="eastAsia"/>
+        </w:rPr>
+        <w:t xml:space="preserve">候选检查的结果留在任务证据里，应用不会将候选计算结果冒充主工程的新结果，应按主工程重新求解。</w:t>
+      </w:r>
+    </w:p>
+    <w:p>
+      <w:pPr>
+        <w:pStyle w:val="BodyText"/>
+      </w:pPr>
+      <w:r>
+        <w:rPr>
+          <w:rFonts w:hint="eastAsia"/>
+        </w:rPr>
+        <w:t xml:space="preserve">离线任务仅对已有模型执行预设的实际校验、求解和查询，不理解自由建模需求；空模型会要求先建模或配置在线主模型。</w:t>
+      </w:r>
+      <w:r>
+        <w:t xml:space="preserve"> </w:t>
+      </w:r>
+      <w:r>
+        <w:rPr>
+          <w:rFonts w:hint="eastAsia"/>
+        </w:rPr>
+        <w:t xml:space="preserve">以下截图以模拟模型接口验证协作流程；生产建模、检查、求解和候选审阅代码均实际执行，</w:t>
+      </w:r>
+      <w:r>
+        <w:t xml:space="preserve"> </w:t>
+      </w:r>
+      <w:r>
+        <w:rPr>
+          <w:rFonts w:hint="eastAsia"/>
+        </w:rPr>
+        <w:t xml:space="preserve">悬臂位移来自真实确定性工具，不是在线账户验收。</w:t>
+      </w:r>
+      <w:r>
+        <w:t xml:space="preserve"> </w:t>
+      </w:r>
+      <w:r>
+        <w:rPr>
+          <w:rFonts w:hint="eastAsia"/>
+        </w:rPr>
+        <w:t xml:space="preserve">知识库检索、跨运行恢复和参数方案比较界面尚未接入。</w:t>
+      </w:r>
+    </w:p>
+    <w:p>
+      <w:pPr>
+        <w:pStyle w:val="BodyText"/>
+      </w:pPr>
+      <w:r>
+        <w:drawing>
+          <wp:inline>
+            <wp:extent cx="5334000" cy="5334000"/>
+            <wp:effectExtent b="0" l="0" r="0" t="0"/>
+            <wp:docPr descr="实际子Agent检查与工具结果" title="" id="58" name="Picture"/>
+            <a:graphic>
+              <a:graphicData uri="http://schemas.openxmlformats.org/drawingml/2006/picture">
+                <pic:pic>
+                  <pic:nvPicPr>
+                    <pic:cNvPr descr="手册图/08-Agent协作任务.png" id="59" name="Picture"/>
+                    <pic:cNvPicPr>
+                      <a:picLocks noChangeArrowheads="1" noChangeAspect="1"/>
+                    </pic:cNvPicPr>
+                  </pic:nvPicPr>
+                  <pic:blipFill>
+                    <a:blip r:embed="rId57"/>
+                    <a:stretch>
+                      <a:fillRect/>
+                    </a:stretch>
+                  </pic:blipFill>
+                  <pic:spPr bwMode="auto">
+                    <a:xfrm>
+                      <a:off x="0" y="0"/>
+                      <a:ext cx="5334000" cy="5334000"/>
+                    </a:xfrm>
+                    <a:prstGeom prst="rect">
+                      <a:avLst/>
+                    </a:prstGeom>
+                    <a:noFill/>
+                    <a:ln w="9525">
+                      <a:noFill/>
+                      <a:headEnd/>
+                      <a:tailEnd/>
+                    </a:ln>
+                  </pic:spPr>
+                </pic:pic>
+              </a:graphicData>
+            </a:graphic>
+          </wp:inline>
+        </w:drawing>
       </w:r>
     </w:p>
     <w:p>
@@ -6861,8 +8721,9 @@
         </w:pict>
       </w:r>
     </w:p>
-    <w:bookmarkEnd w:id="43"/>
-    <w:bookmarkStart w:id="44" w:name="X939797adfda6ed137379411d51989d76755f0a1"/>
+    <w:bookmarkEnd w:id="60"/>
+    <w:bookmarkEnd w:id="61"/>
+    <w:bookmarkStart w:id="62" w:name="X939797adfda6ed137379411d51989d76755f0a1"/>
     <w:p>
       <w:pPr>
         <w:pStyle w:val="Heading2"/>
@@ -7406,16 +9267,7 @@
               <w:rPr>
                 <w:rFonts w:hint="eastAsia"/>
               </w:rPr>
-              <w:t xml:space="preserve">重新点「4</w:t>
-            </w:r>
-            <w:r>
-              <w:t xml:space="preserve"> </w:t>
-            </w:r>
-            <w:r>
-              <w:rPr>
-                <w:rFonts w:hint="eastAsia"/>
-              </w:rPr>
-              <w:t xml:space="preserve">求解」。改模型会自动清掉旧结果</w:t>
+              <w:t xml:space="preserve">重新点「求解」。改模型会自动清掉旧结果</w:t>
             </w:r>
           </w:p>
         </w:tc>
@@ -7476,8 +9328,8 @@
         </w:pict>
       </w:r>
     </w:p>
-    <w:bookmarkEnd w:id="44"/>
-    <w:bookmarkStart w:id="45" w:name="X9df411a04fb752407beaf2e2fbbb1a3569aed87"/>
+    <w:bookmarkEnd w:id="62"/>
+    <w:bookmarkStart w:id="63" w:name="X9df411a04fb752407beaf2e2fbbb1a3569aed87"/>
     <w:p>
       <w:pPr>
         <w:pStyle w:val="Heading2"/>
@@ -7933,8 +9785,8 @@
         </w:pict>
       </w:r>
     </w:p>
-    <w:bookmarkEnd w:id="45"/>
-    <w:bookmarkStart w:id="46" w:name="X16574f01e88f8ba50391f56a43107b0e7b95dc4"/>
+    <w:bookmarkEnd w:id="63"/>
+    <w:bookmarkStart w:id="64" w:name="X16574f01e88f8ba50391f56a43107b0e7b95dc4"/>
     <w:p>
       <w:pPr>
         <w:pStyle w:val="Heading2"/>
@@ -8374,7 +10226,7 @@
               <w:rPr>
                 <w:rFonts w:hint="eastAsia"/>
               </w:rPr>
-              <w:t xml:space="preserve">隐藏右边的</w:t>
+              <w:t xml:space="preserve">隐藏并排</w:t>
             </w:r>
             <w:r>
               <w:t xml:space="preserve"> AI </w:t>
@@ -8383,7 +10235,7 @@
               <w:rPr>
                 <w:rFonts w:hint="eastAsia"/>
               </w:rPr>
-              <w:t xml:space="preserve">对话栏</w:t>
+              <w:t xml:space="preserve">对话区</w:t>
             </w:r>
           </w:p>
         </w:tc>
@@ -8483,7 +10335,7 @@
         <w:t xml:space="preserve">软件说"判不了"的时候，它是在诚实，不是坏了。</w:t>
       </w:r>
     </w:p>
-    <w:bookmarkEnd w:id="46"/>
+    <w:bookmarkEnd w:id="64"/>
     <w:sectPr/>
   </w:body>
 </w:document>

--- a/docs/word/使用手册.docx
+++ b/docs/word/使用手册.docx
@@ -2338,7 +2338,7 @@
         <w:rPr>
           <w:rFonts w:hint="eastAsia"/>
         </w:rPr>
-        <w:t xml:space="preserve">右边那根彩色的条叫</w:t>
+        <w:t xml:space="preserve">视口右上角那根彩色的条叫</w:t>
       </w:r>
       <w:r>
         <w:rPr>
@@ -2352,7 +2352,7 @@
         <w:rPr>
           <w:rFonts w:hint="eastAsia"/>
         </w:rPr>
-        <w:t xml:space="preserve">，是颜色和数字的对照表：</w:t>
+        <w:t xml:space="preserve">，是颜色和数字的对照表，标题写着当前的量和单位：</w:t>
       </w:r>
       <w:r>
         <w:t xml:space="preserve"> </w:t>
@@ -2460,7 +2460,85 @@
         <w:rPr>
           <w:rFonts w:hint="eastAsia"/>
         </w:rPr>
-        <w:t xml:space="preserve">和裁剪/筛选状态。</w:t>
+        <w:t xml:space="preserve">和裁剪/筛选状态；</w:t>
+      </w:r>
+      <w:r>
+        <w:t xml:space="preserve"> </w:t>
+      </w:r>
+      <w:r>
+        <w:rPr>
+          <w:rFonts w:hint="eastAsia"/>
+        </w:rPr>
+        <w:t xml:space="preserve">极值位置带一块底板标出数值、杆件号和距</w:t>
+      </w:r>
+      <w:r>
+        <w:t xml:space="preserve"> i </w:t>
+      </w:r>
+      <w:r>
+        <w:rPr>
+          <w:rFonts w:hint="eastAsia"/>
+        </w:rPr>
+        <w:t xml:space="preserve">端的位置。模型视图里同一位置换成符号图例，</w:t>
+      </w:r>
+      <w:r>
+        <w:t xml:space="preserve"> </w:t>
+      </w:r>
+      <w:r>
+        <w:rPr>
+          <w:rFonts w:hint="eastAsia"/>
+        </w:rPr>
+        <w:t xml:space="preserve">说明杆件、支座和荷载各是什么颜色。左下角的坐标指示器跟着视角转，X</w:t>
+      </w:r>
+      <w:r>
+        <w:t xml:space="preserve"> </w:t>
+      </w:r>
+      <w:r>
+        <w:rPr>
+          <w:rFonts w:hint="eastAsia"/>
+        </w:rPr>
+        <w:t xml:space="preserve">红、Y</w:t>
+      </w:r>
+      <w:r>
+        <w:t xml:space="preserve"> </w:t>
+      </w:r>
+      <w:r>
+        <w:rPr>
+          <w:rFonts w:hint="eastAsia"/>
+        </w:rPr>
+        <w:t xml:space="preserve">绿、Z</w:t>
+      </w:r>
+      <w:r>
+        <w:t xml:space="preserve"> </w:t>
+      </w:r>
+      <w:r>
+        <w:rPr>
+          <w:rFonts w:hint="eastAsia"/>
+        </w:rPr>
+        <w:t xml:space="preserve">蓝。</w:t>
+      </w:r>
+      <w:r>
+        <w:t xml:space="preserve"> </w:t>
+      </w:r>
+      <w:r>
+        <w:rPr>
+          <w:rFonts w:hint="eastAsia"/>
+        </w:rPr>
+        <w:t xml:space="preserve">点「适应窗口」（或按</w:t>
+      </w:r>
+      <w:r>
+        <w:t xml:space="preserve"> </w:t>
+      </w:r>
+      <w:r>
+        <w:rPr>
+          <w:rStyle w:val="VerbatimChar"/>
+        </w:rPr>
+        <w:t xml:space="preserve">F</w:t>
+      </w:r>
+      <w:r>
+        <w:rPr>
+          <w:rFonts w:hint="eastAsia"/>
+        </w:rPr>
+        <w:t xml:space="preserve">）时整个模型连同支座都会装进画面，右侧给色标留出位置。</w:t>
       </w:r>
       <w:r>
         <w:t xml:space="preserve"> </w:t>

--- a/docs/word/使用手册.docx
+++ b/docs/word/使用手册.docx
@@ -3905,6 +3905,15 @@
         <w:rPr>
           <w:rFonts w:hint="eastAsia"/>
         </w:rPr>
+        <w:t xml:space="preserve">尚未定义的分类以浅灰显示，仍可右键创建。</w:t>
+      </w:r>
+      <w:r>
+        <w:t xml:space="preserve"> </w:t>
+      </w:r>
+      <w:r>
+        <w:rPr>
+          <w:rFonts w:hint="eastAsia"/>
+        </w:rPr>
         <w:t xml:space="preserve">使用集合名的区域会跟随集合变化，不需要重新逐根指定。管理器可编辑、复制、改名、删除和抑制对象。</w:t>
       </w:r>
     </w:p>
@@ -5264,7 +5273,16 @@
         <w:rPr>
           <w:rFonts w:hint="eastAsia"/>
         </w:rPr>
-        <w:t xml:space="preserve">当前模式保留文字，鼠标停留半秒可查看完整名称、快捷键与用途。</w:t>
+        <w:t xml:space="preserve">当前模式保留文字，鼠标停留半秒可查看完整名称、快捷键与用途；显示模式的提示首行写明“显示模式：名称”。</w:t>
+      </w:r>
+      <w:r>
+        <w:t xml:space="preserve"> </w:t>
+      </w:r>
+      <w:r>
+        <w:rPr>
+          <w:rFonts w:hint="eastAsia"/>
+        </w:rPr>
+        <w:t xml:space="preserve">梁内力云图画成分段着色的刚架，实体云图画成着色的圆管节点，两者图标不同。</w:t>
       </w:r>
       <w:r>
         <w:t xml:space="preserve"> </w:t>

--- a/docs/word/使用手册.docx
+++ b/docs/word/使用手册.docx
@@ -4721,114 +4721,6 @@
         </w:rPr>
         <w:t xml:space="preserve">，还会在下面告诉你这个截面能不能做强度验算。</w:t>
       </w:r>
-      <w:r>
-        <w:t xml:space="preserve"> </w:t>
-      </w:r>
-      <w:r>
-        <w:rPr>
-          <w:rFonts w:hint="eastAsia"/>
-        </w:rPr>
-        <w:t xml:space="preserve">工字钢、槽钢、等边角钢、T</w:t>
-      </w:r>
-      <w:r>
-        <w:t xml:space="preserve"> </w:t>
-      </w:r>
-      <w:r>
-        <w:rPr>
-          <w:rFonts w:hint="eastAsia"/>
-        </w:rPr>
-        <w:t xml:space="preserve">型钢多一项「根部圆角</w:t>
-      </w:r>
-      <w:r>
-        <w:t xml:space="preserve"> </w:t>
-      </w:r>
-      <w:r>
-        <w:rPr>
-          <w:rFonts w:hint="eastAsia"/>
-        </w:rPr>
-        <w:t xml:space="preserve">r」：照型钢表填，面积和惯性矩会把圆角算进去，</w:t>
-      </w:r>
-      <w:r>
-        <w:t xml:space="preserve"> </w:t>
-      </w:r>
-      <w:r>
-        <w:rPr>
-          <w:rFonts w:hint="eastAsia"/>
-        </w:rPr>
-        <w:t xml:space="preserve">和表里对得上；留</w:t>
-      </w:r>
-      <w:r>
-        <w:t xml:space="preserve"> 0 </w:t>
-      </w:r>
-      <w:r>
-        <w:rPr>
-          <w:rFonts w:hint="eastAsia"/>
-        </w:rPr>
-        <w:t xml:space="preserve">就是直角轮廓。截面的真实轮廓会一起存进模型，节点实体和三维显示都用它。</w:t>
-      </w:r>
-      <w:r>
-        <w:t xml:space="preserve"> </w:t>
-      </w:r>
-      <w:r>
-        <w:rPr>
-          <w:rFonts w:hint="eastAsia"/>
-        </w:rPr>
-        <w:t xml:space="preserve">勾选「考虑</w:t>
-      </w:r>
-      <w:r>
-        <w:t xml:space="preserve"> Timoshenko </w:t>
-      </w:r>
-      <w:r>
-        <w:rPr>
-          <w:rFonts w:hint="eastAsia"/>
-        </w:rPr>
-        <w:t xml:space="preserve">剪切变形」时，剪切面积</w:t>
-      </w:r>
-      <w:r>
-        <w:t xml:space="preserve"> Ay、Az </w:t>
-      </w:r>
-      <w:r>
-        <w:rPr>
-          <w:rFonts w:hint="eastAsia"/>
-        </w:rPr>
-        <w:t xml:space="preserve">按形状计算，预览里写明所用公式：实心矩形、圆钢、圆管用</w:t>
-      </w:r>
-      <w:r>
-        <w:t xml:space="preserve"> Cowper </w:t>
-      </w:r>
-      <w:r>
-        <w:rPr>
-          <w:rFonts w:hint="eastAsia"/>
-        </w:rPr>
-        <w:t xml:space="preserve">剪切系数（按钢取</w:t>
-      </w:r>
-      <w:r>
-        <w:t xml:space="preserve"> </w:t>
-      </w:r>
-      <w:r>
-        <w:rPr>
-          <w:rFonts w:hint="eastAsia"/>
-        </w:rPr>
-        <w:t xml:space="preserve">ν=0.3），</w:t>
-      </w:r>
-      <w:r>
-        <w:t xml:space="preserve"> </w:t>
-      </w:r>
-      <w:r>
-        <w:rPr>
-          <w:rFonts w:hint="eastAsia"/>
-        </w:rPr>
-        <w:t xml:space="preserve">矩形管和开口型钢按薄壁剪力流计算——工字钢竖向受剪约等于腹板面积，远小于</w:t>
-      </w:r>
-      <w:r>
-        <w:t xml:space="preserve"> </w:t>
-      </w:r>
-      <w:r>
-        <w:rPr>
-          <w:rFonts w:hint="eastAsia"/>
-        </w:rPr>
-        <w:t xml:space="preserve">5A/6。短跨、深梁的剪切变形因此不再被低估。</w:t>
-      </w:r>
     </w:p>
     <w:bookmarkEnd w:id="30"/>
     <w:bookmarkStart w:id="31" w:name="Xcd445300e848d4cf313e939bd050309a74f441f"/>
@@ -5483,284 +5375,6 @@
           <w:rFonts w:hint="eastAsia"/>
         </w:rPr>
         <w:t xml:space="preserve">拖动分隔线可调面板尺寸；Ctrl+Shift+P打开命令面板，按中文或英文搜索命令。</w:t>
-      </w:r>
-    </w:p>
-    <w:p>
-      <w:pPr>
-        <w:pStyle w:val="BodyText"/>
-      </w:pPr>
-      <w:r>
-        <w:rPr>
-          <w:rFonts w:hint="eastAsia"/>
-        </w:rPr>
-        <w:t xml:space="preserve">求解后，在视口选择节点可读取实际节点位移；选择杆件并点击指定位置可读取该截面结果。</w:t>
-      </w:r>
-      <w:r>
-        <w:t xml:space="preserve"> </w:t>
-      </w:r>
-      <w:r>
-        <w:rPr>
-          <w:rFonts w:hint="eastAsia"/>
-        </w:rPr>
-        <w:t xml:space="preserve">也可打开</w:t>
-      </w:r>
-      <w:r>
-        <w:t xml:space="preserve"> </w:t>
-      </w:r>
-      <w:r>
-        <w:rPr>
-          <w:rFonts w:hint="eastAsia"/>
-          <w:b/>
-          <w:bCs/>
-        </w:rPr>
-        <w:t xml:space="preserve">「坐标查询」</w:t>
-      </w:r>
-      <w:r>
-        <w:rPr>
-          <w:rFonts w:hint="eastAsia"/>
-        </w:rPr>
-        <w:t xml:space="preserve">，在结果表输入</w:t>
-      </w:r>
-      <w:r>
-        <w:t xml:space="preserve"> X, Y, </w:t>
-      </w:r>
-      <w:r>
-        <w:rPr>
-          <w:rFonts w:hint="eastAsia"/>
-        </w:rPr>
-        <w:t xml:space="preserve">Z，按回车或点击</w:t>
-      </w:r>
-      <w:r>
-        <w:t xml:space="preserve"> </w:t>
-      </w:r>
-      <w:r>
-        <w:rPr>
-          <w:rFonts w:hint="eastAsia"/>
-          <w:b/>
-          <w:bCs/>
-        </w:rPr>
-        <w:t xml:space="preserve">「查询坐标」</w:t>
-      </w:r>
-      <w:r>
-        <w:t xml:space="preserve">。</w:t>
-      </w:r>
-      <w:r>
-        <w:t xml:space="preserve"> </w:t>
-      </w:r>
-      <w:r>
-        <w:rPr>
-          <w:rFonts w:hint="eastAsia"/>
-        </w:rPr>
-        <w:t xml:space="preserve">坐标使用未变形模型的位置，查询值不乘变形放大系数，鼠标点击变形杆件会映射回原始位置。</w:t>
-      </w:r>
-      <w:r>
-        <w:t xml:space="preserve"> </w:t>
-      </w:r>
-      <w:r>
-        <w:rPr>
-          <w:rFonts w:hint="eastAsia"/>
-        </w:rPr>
-        <w:t xml:space="preserve">节点给出六个自由度和位移幅值；杆中位置给出六内力、中心线位移与截面极端纤维正应力（不含剪力与扭转剪应力）。</w:t>
-      </w:r>
-      <w:r>
-        <w:t xml:space="preserve"> </w:t>
-      </w:r>
-      <w:r>
-        <w:rPr>
-          <w:rFonts w:hint="eastAsia"/>
-        </w:rPr>
-        <w:t xml:space="preserve">交叉点可能属于多根杆件，此时填写物理杆件号。实体云图下坐标单位为</w:t>
-      </w:r>
-      <w:r>
-        <w:t xml:space="preserve"> </w:t>
-      </w:r>
-      <w:r>
-        <w:rPr>
-          <w:rFonts w:hint="eastAsia"/>
-        </w:rPr>
-        <w:t xml:space="preserve">mm：精确命中网格节点时显示该节点</w:t>
-      </w:r>
-      <w:r>
-        <w:t xml:space="preserve"> </w:t>
-      </w:r>
-      <w:r>
-        <w:rPr>
-          <w:rFonts w:hint="eastAsia"/>
-        </w:rPr>
-        <w:t xml:space="preserve">原始位移，其他网格内坐标显示所在单元的原始应力及连接节点位移，网格外位置拒绝查询。</w:t>
-      </w:r>
-    </w:p>
-    <w:p>
-      <w:pPr>
-        <w:pStyle w:val="BodyText"/>
-      </w:pPr>
-      <w:r>
-        <w:rPr>
-          <w:rFonts w:hint="eastAsia"/>
-        </w:rPr>
-        <w:t xml:space="preserve">结果页的</w:t>
-      </w:r>
-      <w:r>
-        <w:t xml:space="preserve"> </w:t>
-      </w:r>
-      <w:r>
-        <w:rPr>
-          <w:rFonts w:hint="eastAsia"/>
-          <w:b/>
-          <w:bCs/>
-        </w:rPr>
-        <w:t xml:space="preserve">「导出全部</w:t>
-      </w:r>
-      <w:r>
-        <w:rPr>
-          <w:b/>
-          <w:bCs/>
-        </w:rPr>
-        <w:t xml:space="preserve"> CSV」</w:t>
-      </w:r>
-      <w:r>
-        <w:t xml:space="preserve"> </w:t>
-      </w:r>
-      <w:r>
-        <w:rPr>
-          <w:rFonts w:hint="eastAsia"/>
-        </w:rPr>
-        <w:t xml:space="preserve">生成一个完整</w:t>
-      </w:r>
-      <w:r>
-        <w:t xml:space="preserve"> </w:t>
-      </w:r>
-      <w:r>
-        <w:rPr>
-          <w:rFonts w:hint="eastAsia"/>
-        </w:rPr>
-        <w:t xml:space="preserve">CSV：全部模型模块、所有已求解工况与组合的结果，</w:t>
-      </w:r>
-      <w:r>
-        <w:t xml:space="preserve"> </w:t>
-      </w:r>
-      <w:r>
-        <w:rPr>
-          <w:rFonts w:hint="eastAsia"/>
-        </w:rPr>
-        <w:t xml:space="preserve">以及已完成的分析模块和实体结果。每行以</w:t>
-      </w:r>
-      <w:r>
-        <w:t xml:space="preserve"> module、path、value、unit、status </w:t>
-      </w:r>
-      <w:r>
-        <w:rPr>
-          <w:rFonts w:hint="eastAsia"/>
-        </w:rPr>
-        <w:t xml:space="preserve">标明所属模块、数据路径、</w:t>
-      </w:r>
-      <w:r>
-        <w:t xml:space="preserve"> </w:t>
-      </w:r>
-      <w:r>
-        <w:rPr>
-          <w:rFonts w:hint="eastAsia"/>
-        </w:rPr>
-        <w:t xml:space="preserve">原始值、单位和状态；文件为带</w:t>
-      </w:r>
-      <w:r>
-        <w:t xml:space="preserve"> BOM </w:t>
-      </w:r>
-      <w:r>
-        <w:rPr>
-          <w:rFonts w:hint="eastAsia"/>
-        </w:rPr>
-        <w:t xml:space="preserve">的</w:t>
-      </w:r>
-      <w:r>
-        <w:t xml:space="preserve"> </w:t>
-      </w:r>
-      <w:r>
-        <w:rPr>
-          <w:rFonts w:hint="eastAsia"/>
-        </w:rPr>
-        <w:t xml:space="preserve">UTF-8，可直接用</w:t>
-      </w:r>
-      <w:r>
-        <w:t xml:space="preserve"> Excel </w:t>
-      </w:r>
-      <w:r>
-        <w:rPr>
-          <w:rFonts w:hint="eastAsia"/>
-        </w:rPr>
-        <w:t xml:space="preserve">打开。尚未运行或已失效的模块标注</w:t>
-      </w:r>
-      <w:r>
-        <w:t xml:space="preserve"> </w:t>
-      </w:r>
-      <w:r>
-        <w:rPr>
-          <w:rFonts w:hint="eastAsia"/>
-        </w:rPr>
-        <w:t xml:space="preserve">NOT_AVAILABLE，表格修改尚未应用时只导出输入草稿，不附旧结果。模型表格的跨间荷载表增加区间终点</w:t>
-      </w:r>
-      <w:r>
-        <w:t xml:space="preserve"> </w:t>
-      </w:r>
-      <w:r>
-        <w:rPr>
-          <w:rFonts w:hint="eastAsia"/>
-        </w:rPr>
-        <w:t xml:space="preserve">b：</w:t>
-      </w:r>
-      <w:r>
-        <w:t xml:space="preserve"> </w:t>
-      </w:r>
-      <w:r>
-        <w:rPr>
-          <w:rFonts w:hint="eastAsia"/>
-        </w:rPr>
-        <w:t xml:space="preserve">区间均布、区间梯形须填</w:t>
-      </w:r>
-      <w:r>
-        <w:t xml:space="preserve"> a </w:t>
-      </w:r>
-      <w:r>
-        <w:rPr>
-          <w:rFonts w:hint="eastAsia"/>
-        </w:rPr>
-        <w:t xml:space="preserve">与</w:t>
-      </w:r>
-      <w:r>
-        <w:t xml:space="preserve"> </w:t>
-      </w:r>
-      <w:r>
-        <w:rPr>
-          <w:rFonts w:hint="eastAsia"/>
-        </w:rPr>
-        <w:t xml:space="preserve">b，满跨梯形留空</w:t>
-      </w:r>
-      <w:r>
-        <w:t xml:space="preserve"> </w:t>
-      </w:r>
-      <w:r>
-        <w:rPr>
-          <w:rFonts w:hint="eastAsia"/>
-        </w:rPr>
-        <w:t xml:space="preserve">b，旧</w:t>
-      </w:r>
-      <w:r>
-        <w:t xml:space="preserve"> CSV </w:t>
-      </w:r>
-      <w:r>
-        <w:rPr>
-          <w:rFonts w:hint="eastAsia"/>
-        </w:rPr>
-        <w:t xml:space="preserve">缺</w:t>
-      </w:r>
-      <w:r>
-        <w:t xml:space="preserve"> b </w:t>
-      </w:r>
-      <w:r>
-        <w:rPr>
-          <w:rFonts w:hint="eastAsia"/>
-        </w:rPr>
-        <w:t xml:space="preserve">列时仍可导入。</w:t>
       </w:r>
     </w:p>
     <w:p>
@@ -7416,78 +7030,6 @@
         <w:rPr>
           <w:rFonts w:hint="eastAsia"/>
         </w:rPr>
-        <w:t xml:space="preserve">截面面积</w:t>
-      </w:r>
-      <w:r>
-        <w:t xml:space="preserve"> A </w:t>
-      </w:r>
-      <w:r>
-        <w:rPr>
-          <w:rFonts w:hint="eastAsia"/>
-        </w:rPr>
-        <w:t xml:space="preserve">须与轮廓面积一致（相差不超过万分之一）。按型钢表填写的热轧</w:t>
-      </w:r>
-      <w:r>
-        <w:t xml:space="preserve"> H </w:t>
-      </w:r>
-      <w:r>
-        <w:rPr>
-          <w:rFonts w:hint="eastAsia"/>
-        </w:rPr>
-        <w:t xml:space="preserve">型钢、槽钢、角钢，</w:t>
-      </w:r>
-      <w:r>
-        <w:t xml:space="preserve"> </w:t>
-      </w:r>
-      <w:r>
-        <w:rPr>
-          <w:rFonts w:hint="eastAsia"/>
-        </w:rPr>
-        <w:t xml:space="preserve">其表中面积含根部圆角，须在「创建截面」中填「根部圆角</w:t>
-      </w:r>
-      <w:r>
-        <w:t xml:space="preserve"> </w:t>
-      </w:r>
-      <w:r>
-        <w:rPr>
-          <w:rFonts w:hint="eastAsia"/>
-        </w:rPr>
-        <w:t xml:space="preserve">r」（或在截面几何尺寸中补</w:t>
-      </w:r>
-      <w:r>
-        <w:t xml:space="preserve"> </w:t>
-      </w:r>
-      <w:r>
-        <w:rPr>
-          <w:rFonts w:hint="eastAsia"/>
-        </w:rPr>
-        <w:t xml:space="preserve">r），否则提示会给出差值及按差值推算的</w:t>
-      </w:r>
-      <w:r>
-        <w:t xml:space="preserve"> </w:t>
-      </w:r>
-      <w:r>
-        <w:rPr>
-          <w:rFonts w:hint="eastAsia"/>
-        </w:rPr>
-        <w:t xml:space="preserve">r；</w:t>
-      </w:r>
-      <w:r>
-        <w:t xml:space="preserve"> </w:t>
-      </w:r>
-      <w:r>
-        <w:rPr>
-          <w:rFonts w:hint="eastAsia"/>
-        </w:rPr>
-        <w:t xml:space="preserve">翼缘带斜度的热轧工字钢、槽钢目前不能按等厚翼缘轮廓表示，可改用多边形外轮廓。</w:t>
-      </w:r>
-      <w:r>
-        <w:t xml:space="preserve"> </w:t>
-      </w:r>
-      <w:r>
-        <w:rPr>
-          <w:rFonts w:hint="eastAsia"/>
-        </w:rPr>
         <w:t xml:space="preserve">G2扫掠改变节点中心线形状，斜接和圆角也代表几何假设；一体连续实体与实际焊接节点应分别解释，</w:t>
       </w:r>
       <w:r>
@@ -7668,62 +7210,7 @@
         <w:rPr>
           <w:rFonts w:hint="eastAsia"/>
         </w:rPr>
-        <w:t xml:space="preserve">温度场、初应变和内部支承未重建时仍拒绝分析。节点本身或短臂范围内有支座（包括门式刚架常用的</w:t>
-      </w:r>
-      <w:r>
-        <w:t xml:space="preserve"> </w:t>
-      </w:r>
-      <w:r>
-        <w:rPr>
-          <w:rFonts w:hint="eastAsia"/>
-        </w:rPr>
-        <w:t xml:space="preserve">平面外约束）时，提示会写明支座节点、约束分量和反力；此时可在对话框</w:t>
-      </w:r>
-      <w:r>
-        <w:t xml:space="preserve"> </w:t>
-      </w:r>
-      <w:r>
-        <w:rPr>
-          <w:rFonts w:hint="eastAsia"/>
-          <w:b/>
-          <w:bCs/>
-        </w:rPr>
-        <w:t xml:space="preserve">「加载方式」</w:t>
-      </w:r>
-      <w:r>
-        <w:t xml:space="preserve"> </w:t>
-      </w:r>
-      <w:r>
-        <w:rPr>
-          <w:rFonts w:hint="eastAsia"/>
-        </w:rPr>
-        <w:t xml:space="preserve">中改选</w:t>
-      </w:r>
-      <w:r>
-        <w:t xml:space="preserve"> </w:t>
-      </w:r>
-      <w:r>
-        <w:rPr>
-          <w:rFonts w:hint="eastAsia"/>
-          <w:b/>
-          <w:bCs/>
-        </w:rPr>
-        <w:t xml:space="preserve">「杆端内力加载」</w:t>
-      </w:r>
-      <w:r>
-        <w:rPr>
-          <w:rFonts w:hint="eastAsia"/>
-        </w:rPr>
-        <w:t xml:space="preserve">：锚固一根杆件，其余杆端施加整体梁内力，支座反力改由锚固杆件承担，</w:t>
-      </w:r>
-      <w:r>
-        <w:t xml:space="preserve"> </w:t>
-      </w:r>
-      <w:r>
-        <w:rPr>
-          <w:rFonts w:hint="eastAsia"/>
-        </w:rPr>
-        <w:t xml:space="preserve">结果警告中写明这一假设。</w:t>
+        <w:t xml:space="preserve">温度场、初应变和内部支承未重建时仍拒绝分析。</w:t>
       </w:r>
       <w:r>
         <w:t xml:space="preserve"> </w:t>
@@ -7862,91 +7349,6 @@
           <w:rFonts w:hint="eastAsia"/>
         </w:rPr>
         <w:t xml:space="preserve">变形倍数和显示单元边线；隐藏面板后，再点实体云图入口即可重新展开。</w:t>
-      </w:r>
-      <w:r>
-        <w:t xml:space="preserve"> </w:t>
-      </w:r>
-      <w:r>
-        <w:rPr>
-          <w:rFonts w:hint="eastAsia"/>
-        </w:rPr>
-        <w:t xml:space="preserve">勾选</w:t>
-      </w:r>
-      <w:r>
-        <w:t xml:space="preserve"> </w:t>
-      </w:r>
-      <w:r>
-        <w:rPr>
-          <w:rFonts w:hint="eastAsia"/>
-          <w:b/>
-          <w:bCs/>
-        </w:rPr>
-        <w:t xml:space="preserve">「点选实体单元」</w:t>
-      </w:r>
-      <w:r>
-        <w:t xml:space="preserve"> </w:t>
-      </w:r>
-      <w:r>
-        <w:rPr>
-          <w:rFonts w:hint="eastAsia"/>
-        </w:rPr>
-        <w:t xml:space="preserve">后左键点表面单元，结果表列出该单元的原始应力及十个连接节点的坐标与位移</w:t>
-      </w:r>
-      <w:r>
-        <w:t xml:space="preserve"> </w:t>
-      </w:r>
-      <w:r>
-        <w:rPr>
-          <w:rFonts w:hint="eastAsia"/>
-        </w:rPr>
-        <w:t xml:space="preserve">（应力不跨单元平均，位移不平均成单元值），点表中各行可在网格上高亮对应单元或节点；</w:t>
-      </w:r>
-      <w:r>
-        <w:t xml:space="preserve"> </w:t>
-      </w:r>
-      <w:r>
-        <w:rPr>
-          <w:rFonts w:hint="eastAsia"/>
-          <w:b/>
-          <w:bCs/>
-        </w:rPr>
-        <w:t xml:space="preserve">「定位实体极值」</w:t>
-      </w:r>
-      <w:r>
-        <w:t xml:space="preserve"> </w:t>
-      </w:r>
-      <w:r>
-        <w:rPr>
-          <w:rFonts w:hint="eastAsia"/>
-        </w:rPr>
-        <w:t xml:space="preserve">按全部原始结果找当前结果量的峰值，不受</w:t>
-      </w:r>
-      <w:r>
-        <w:t xml:space="preserve"> P99 </w:t>
-      </w:r>
-      <w:r>
-        <w:rPr>
-          <w:rFonts w:hint="eastAsia"/>
-        </w:rPr>
-        <w:t xml:space="preserve">截色影响，也不需要整体求解。</w:t>
-      </w:r>
-      <w:r>
-        <w:t xml:space="preserve"> </w:t>
-      </w:r>
-      <w:r>
-        <w:rPr>
-          <w:rFonts w:hint="eastAsia"/>
-        </w:rPr>
-        <w:t xml:space="preserve">切换网格档位或重新打开结果时旧查询自动清除，Esc</w:t>
-      </w:r>
-      <w:r>
-        <w:t xml:space="preserve"> </w:t>
-      </w:r>
-      <w:r>
-        <w:rPr>
-          <w:rFonts w:hint="eastAsia"/>
-        </w:rPr>
-        <w:t xml:space="preserve">退出点选。</w:t>
       </w:r>
     </w:p>
     <w:tbl>
@@ -9042,7 +8444,27 @@
         <w:rPr>
           <w:rFonts w:hint="eastAsia"/>
         </w:rPr>
-        <w:t xml:space="preserve">回答支持流式显示，工具卡片可展开真实参数与结果；计划状态、改动审阅、停止、重新生成和本轮撤销按实际执行状态显示。</w:t>
+        <w:t xml:space="preserve">面板顶栏左边显示当前模型，右边四个图标按钮依次是「对话记录」「新建」「协作任务」「连接设置」，名称与用途在悬停提示中。用户消息靠右显示为气泡；复制、编辑、重新生成是消息下方的小图标，最后一条回答常显，其余消息鼠标移上去才显出。对话记录按今天、昨天、近7天和更早分组。</w:t>
+      </w:r>
+    </w:p>
+    <w:p>
+      <w:pPr>
+        <w:pStyle w:val="BodyText"/>
+      </w:pPr>
+      <w:r>
+        <w:rPr>
+          <w:rFonts w:hint="eastAsia"/>
+        </w:rPr>
+        <w:t xml:space="preserve">回答支持流式显示，模型返回第一个字之前显示等待动画；工具卡片可展开真实参数与结果，连续几次调用收成一张卡片，收起时标题写明调用链、成败与总耗时，运行中自动展开。计划状态、改动审阅、停止、重新生成和本轮撤销按实际执行状态显示。输入卡片右下角的圆形按钮用于发送，运行中变为停止键并获得焦点，按</w:t>
+      </w:r>
+      <w:r>
+        <w:t xml:space="preserve"> Esc </w:t>
+      </w:r>
+      <w:r>
+        <w:rPr>
+          <w:rFonts w:hint="eastAsia"/>
+        </w:rPr>
+        <w:t xml:space="preserve">即停止；空输入框中按↑取回上一条消息，只放回文字，不撤销那一轮。</w:t>
       </w:r>
       <w:r>
         <w:t xml:space="preserve"> </w:t>

--- a/docs/word/使用手册.docx
+++ b/docs/word/使用手册.docx
@@ -4721,6 +4721,114 @@
         </w:rPr>
         <w:t xml:space="preserve">，还会在下面告诉你这个截面能不能做强度验算。</w:t>
       </w:r>
+      <w:r>
+        <w:t xml:space="preserve"> </w:t>
+      </w:r>
+      <w:r>
+        <w:rPr>
+          <w:rFonts w:hint="eastAsia"/>
+        </w:rPr>
+        <w:t xml:space="preserve">工字钢、槽钢、等边角钢、T</w:t>
+      </w:r>
+      <w:r>
+        <w:t xml:space="preserve"> </w:t>
+      </w:r>
+      <w:r>
+        <w:rPr>
+          <w:rFonts w:hint="eastAsia"/>
+        </w:rPr>
+        <w:t xml:space="preserve">型钢多一项「根部圆角</w:t>
+      </w:r>
+      <w:r>
+        <w:t xml:space="preserve"> </w:t>
+      </w:r>
+      <w:r>
+        <w:rPr>
+          <w:rFonts w:hint="eastAsia"/>
+        </w:rPr>
+        <w:t xml:space="preserve">r」：照型钢表填，面积和惯性矩会把圆角算进去，</w:t>
+      </w:r>
+      <w:r>
+        <w:t xml:space="preserve"> </w:t>
+      </w:r>
+      <w:r>
+        <w:rPr>
+          <w:rFonts w:hint="eastAsia"/>
+        </w:rPr>
+        <w:t xml:space="preserve">和表里对得上；留</w:t>
+      </w:r>
+      <w:r>
+        <w:t xml:space="preserve"> 0 </w:t>
+      </w:r>
+      <w:r>
+        <w:rPr>
+          <w:rFonts w:hint="eastAsia"/>
+        </w:rPr>
+        <w:t xml:space="preserve">就是直角轮廓。截面的真实轮廓会一起存进模型，节点实体和三维显示都用它。</w:t>
+      </w:r>
+      <w:r>
+        <w:t xml:space="preserve"> </w:t>
+      </w:r>
+      <w:r>
+        <w:rPr>
+          <w:rFonts w:hint="eastAsia"/>
+        </w:rPr>
+        <w:t xml:space="preserve">勾选「考虑</w:t>
+      </w:r>
+      <w:r>
+        <w:t xml:space="preserve"> Timoshenko </w:t>
+      </w:r>
+      <w:r>
+        <w:rPr>
+          <w:rFonts w:hint="eastAsia"/>
+        </w:rPr>
+        <w:t xml:space="preserve">剪切变形」时，剪切面积</w:t>
+      </w:r>
+      <w:r>
+        <w:t xml:space="preserve"> Ay、Az </w:t>
+      </w:r>
+      <w:r>
+        <w:rPr>
+          <w:rFonts w:hint="eastAsia"/>
+        </w:rPr>
+        <w:t xml:space="preserve">按形状计算，预览里写明所用公式：实心矩形、圆钢、圆管用</w:t>
+      </w:r>
+      <w:r>
+        <w:t xml:space="preserve"> Cowper </w:t>
+      </w:r>
+      <w:r>
+        <w:rPr>
+          <w:rFonts w:hint="eastAsia"/>
+        </w:rPr>
+        <w:t xml:space="preserve">剪切系数（按钢取</w:t>
+      </w:r>
+      <w:r>
+        <w:t xml:space="preserve"> </w:t>
+      </w:r>
+      <w:r>
+        <w:rPr>
+          <w:rFonts w:hint="eastAsia"/>
+        </w:rPr>
+        <w:t xml:space="preserve">ν=0.3），</w:t>
+      </w:r>
+      <w:r>
+        <w:t xml:space="preserve"> </w:t>
+      </w:r>
+      <w:r>
+        <w:rPr>
+          <w:rFonts w:hint="eastAsia"/>
+        </w:rPr>
+        <w:t xml:space="preserve">矩形管和开口型钢按薄壁剪力流计算——工字钢竖向受剪约等于腹板面积，远小于</w:t>
+      </w:r>
+      <w:r>
+        <w:t xml:space="preserve"> </w:t>
+      </w:r>
+      <w:r>
+        <w:rPr>
+          <w:rFonts w:hint="eastAsia"/>
+        </w:rPr>
+        <w:t xml:space="preserve">5A/6。短跨、深梁的剪切变形因此不再被低估。</w:t>
+      </w:r>
     </w:p>
     <w:bookmarkEnd w:id="30"/>
     <w:bookmarkStart w:id="31" w:name="Xcd445300e848d4cf313e939bd050309a74f441f"/>
@@ -5375,6 +5483,284 @@
           <w:rFonts w:hint="eastAsia"/>
         </w:rPr>
         <w:t xml:space="preserve">拖动分隔线可调面板尺寸；Ctrl+Shift+P打开命令面板，按中文或英文搜索命令。</w:t>
+      </w:r>
+    </w:p>
+    <w:p>
+      <w:pPr>
+        <w:pStyle w:val="BodyText"/>
+      </w:pPr>
+      <w:r>
+        <w:rPr>
+          <w:rFonts w:hint="eastAsia"/>
+        </w:rPr>
+        <w:t xml:space="preserve">求解后，在视口选择节点可读取实际节点位移；选择杆件并点击指定位置可读取该截面结果。</w:t>
+      </w:r>
+      <w:r>
+        <w:t xml:space="preserve"> </w:t>
+      </w:r>
+      <w:r>
+        <w:rPr>
+          <w:rFonts w:hint="eastAsia"/>
+        </w:rPr>
+        <w:t xml:space="preserve">也可打开</w:t>
+      </w:r>
+      <w:r>
+        <w:t xml:space="preserve"> </w:t>
+      </w:r>
+      <w:r>
+        <w:rPr>
+          <w:rFonts w:hint="eastAsia"/>
+          <w:b/>
+          <w:bCs/>
+        </w:rPr>
+        <w:t xml:space="preserve">「坐标查询」</w:t>
+      </w:r>
+      <w:r>
+        <w:rPr>
+          <w:rFonts w:hint="eastAsia"/>
+        </w:rPr>
+        <w:t xml:space="preserve">，在结果表输入</w:t>
+      </w:r>
+      <w:r>
+        <w:t xml:space="preserve"> X, Y, </w:t>
+      </w:r>
+      <w:r>
+        <w:rPr>
+          <w:rFonts w:hint="eastAsia"/>
+        </w:rPr>
+        <w:t xml:space="preserve">Z，按回车或点击</w:t>
+      </w:r>
+      <w:r>
+        <w:t xml:space="preserve"> </w:t>
+      </w:r>
+      <w:r>
+        <w:rPr>
+          <w:rFonts w:hint="eastAsia"/>
+          <w:b/>
+          <w:bCs/>
+        </w:rPr>
+        <w:t xml:space="preserve">「查询坐标」</w:t>
+      </w:r>
+      <w:r>
+        <w:t xml:space="preserve">。</w:t>
+      </w:r>
+      <w:r>
+        <w:t xml:space="preserve"> </w:t>
+      </w:r>
+      <w:r>
+        <w:rPr>
+          <w:rFonts w:hint="eastAsia"/>
+        </w:rPr>
+        <w:t xml:space="preserve">坐标使用未变形模型的位置，查询值不乘变形放大系数，鼠标点击变形杆件会映射回原始位置。</w:t>
+      </w:r>
+      <w:r>
+        <w:t xml:space="preserve"> </w:t>
+      </w:r>
+      <w:r>
+        <w:rPr>
+          <w:rFonts w:hint="eastAsia"/>
+        </w:rPr>
+        <w:t xml:space="preserve">节点给出六个自由度和位移幅值；杆中位置给出六内力、中心线位移与截面极端纤维正应力（不含剪力与扭转剪应力）。</w:t>
+      </w:r>
+      <w:r>
+        <w:t xml:space="preserve"> </w:t>
+      </w:r>
+      <w:r>
+        <w:rPr>
+          <w:rFonts w:hint="eastAsia"/>
+        </w:rPr>
+        <w:t xml:space="preserve">交叉点可能属于多根杆件，此时填写物理杆件号。实体云图下坐标单位为</w:t>
+      </w:r>
+      <w:r>
+        <w:t xml:space="preserve"> </w:t>
+      </w:r>
+      <w:r>
+        <w:rPr>
+          <w:rFonts w:hint="eastAsia"/>
+        </w:rPr>
+        <w:t xml:space="preserve">mm：精确命中网格节点时显示该节点</w:t>
+      </w:r>
+      <w:r>
+        <w:t xml:space="preserve"> </w:t>
+      </w:r>
+      <w:r>
+        <w:rPr>
+          <w:rFonts w:hint="eastAsia"/>
+        </w:rPr>
+        <w:t xml:space="preserve">原始位移，其他网格内坐标显示所在单元的原始应力及连接节点位移，网格外位置拒绝查询。</w:t>
+      </w:r>
+    </w:p>
+    <w:p>
+      <w:pPr>
+        <w:pStyle w:val="BodyText"/>
+      </w:pPr>
+      <w:r>
+        <w:rPr>
+          <w:rFonts w:hint="eastAsia"/>
+        </w:rPr>
+        <w:t xml:space="preserve">结果页的</w:t>
+      </w:r>
+      <w:r>
+        <w:t xml:space="preserve"> </w:t>
+      </w:r>
+      <w:r>
+        <w:rPr>
+          <w:rFonts w:hint="eastAsia"/>
+          <w:b/>
+          <w:bCs/>
+        </w:rPr>
+        <w:t xml:space="preserve">「导出全部</w:t>
+      </w:r>
+      <w:r>
+        <w:rPr>
+          <w:b/>
+          <w:bCs/>
+        </w:rPr>
+        <w:t xml:space="preserve"> CSV」</w:t>
+      </w:r>
+      <w:r>
+        <w:t xml:space="preserve"> </w:t>
+      </w:r>
+      <w:r>
+        <w:rPr>
+          <w:rFonts w:hint="eastAsia"/>
+        </w:rPr>
+        <w:t xml:space="preserve">生成一个完整</w:t>
+      </w:r>
+      <w:r>
+        <w:t xml:space="preserve"> </w:t>
+      </w:r>
+      <w:r>
+        <w:rPr>
+          <w:rFonts w:hint="eastAsia"/>
+        </w:rPr>
+        <w:t xml:space="preserve">CSV：全部模型模块、所有已求解工况与组合的结果，</w:t>
+      </w:r>
+      <w:r>
+        <w:t xml:space="preserve"> </w:t>
+      </w:r>
+      <w:r>
+        <w:rPr>
+          <w:rFonts w:hint="eastAsia"/>
+        </w:rPr>
+        <w:t xml:space="preserve">以及已完成的分析模块和实体结果。每行以</w:t>
+      </w:r>
+      <w:r>
+        <w:t xml:space="preserve"> module、path、value、unit、status </w:t>
+      </w:r>
+      <w:r>
+        <w:rPr>
+          <w:rFonts w:hint="eastAsia"/>
+        </w:rPr>
+        <w:t xml:space="preserve">标明所属模块、数据路径、</w:t>
+      </w:r>
+      <w:r>
+        <w:t xml:space="preserve"> </w:t>
+      </w:r>
+      <w:r>
+        <w:rPr>
+          <w:rFonts w:hint="eastAsia"/>
+        </w:rPr>
+        <w:t xml:space="preserve">原始值、单位和状态；文件为带</w:t>
+      </w:r>
+      <w:r>
+        <w:t xml:space="preserve"> BOM </w:t>
+      </w:r>
+      <w:r>
+        <w:rPr>
+          <w:rFonts w:hint="eastAsia"/>
+        </w:rPr>
+        <w:t xml:space="preserve">的</w:t>
+      </w:r>
+      <w:r>
+        <w:t xml:space="preserve"> </w:t>
+      </w:r>
+      <w:r>
+        <w:rPr>
+          <w:rFonts w:hint="eastAsia"/>
+        </w:rPr>
+        <w:t xml:space="preserve">UTF-8，可直接用</w:t>
+      </w:r>
+      <w:r>
+        <w:t xml:space="preserve"> Excel </w:t>
+      </w:r>
+      <w:r>
+        <w:rPr>
+          <w:rFonts w:hint="eastAsia"/>
+        </w:rPr>
+        <w:t xml:space="preserve">打开。尚未运行或已失效的模块标注</w:t>
+      </w:r>
+      <w:r>
+        <w:t xml:space="preserve"> </w:t>
+      </w:r>
+      <w:r>
+        <w:rPr>
+          <w:rFonts w:hint="eastAsia"/>
+        </w:rPr>
+        <w:t xml:space="preserve">NOT_AVAILABLE，表格修改尚未应用时只导出输入草稿，不附旧结果。模型表格的跨间荷载表增加区间终点</w:t>
+      </w:r>
+      <w:r>
+        <w:t xml:space="preserve"> </w:t>
+      </w:r>
+      <w:r>
+        <w:rPr>
+          <w:rFonts w:hint="eastAsia"/>
+        </w:rPr>
+        <w:t xml:space="preserve">b：</w:t>
+      </w:r>
+      <w:r>
+        <w:t xml:space="preserve"> </w:t>
+      </w:r>
+      <w:r>
+        <w:rPr>
+          <w:rFonts w:hint="eastAsia"/>
+        </w:rPr>
+        <w:t xml:space="preserve">区间均布、区间梯形须填</w:t>
+      </w:r>
+      <w:r>
+        <w:t xml:space="preserve"> a </w:t>
+      </w:r>
+      <w:r>
+        <w:rPr>
+          <w:rFonts w:hint="eastAsia"/>
+        </w:rPr>
+        <w:t xml:space="preserve">与</w:t>
+      </w:r>
+      <w:r>
+        <w:t xml:space="preserve"> </w:t>
+      </w:r>
+      <w:r>
+        <w:rPr>
+          <w:rFonts w:hint="eastAsia"/>
+        </w:rPr>
+        <w:t xml:space="preserve">b，满跨梯形留空</w:t>
+      </w:r>
+      <w:r>
+        <w:t xml:space="preserve"> </w:t>
+      </w:r>
+      <w:r>
+        <w:rPr>
+          <w:rFonts w:hint="eastAsia"/>
+        </w:rPr>
+        <w:t xml:space="preserve">b，旧</w:t>
+      </w:r>
+      <w:r>
+        <w:t xml:space="preserve"> CSV </w:t>
+      </w:r>
+      <w:r>
+        <w:rPr>
+          <w:rFonts w:hint="eastAsia"/>
+        </w:rPr>
+        <w:t xml:space="preserve">缺</w:t>
+      </w:r>
+      <w:r>
+        <w:t xml:space="preserve"> b </w:t>
+      </w:r>
+      <w:r>
+        <w:rPr>
+          <w:rFonts w:hint="eastAsia"/>
+        </w:rPr>
+        <w:t xml:space="preserve">列时仍可导入。</w:t>
       </w:r>
     </w:p>
     <w:p>
@@ -7030,6 +7416,78 @@
         <w:rPr>
           <w:rFonts w:hint="eastAsia"/>
         </w:rPr>
+        <w:t xml:space="preserve">截面面积</w:t>
+      </w:r>
+      <w:r>
+        <w:t xml:space="preserve"> A </w:t>
+      </w:r>
+      <w:r>
+        <w:rPr>
+          <w:rFonts w:hint="eastAsia"/>
+        </w:rPr>
+        <w:t xml:space="preserve">须与轮廓面积一致（相差不超过万分之一）。按型钢表填写的热轧</w:t>
+      </w:r>
+      <w:r>
+        <w:t xml:space="preserve"> H </w:t>
+      </w:r>
+      <w:r>
+        <w:rPr>
+          <w:rFonts w:hint="eastAsia"/>
+        </w:rPr>
+        <w:t xml:space="preserve">型钢、槽钢、角钢，</w:t>
+      </w:r>
+      <w:r>
+        <w:t xml:space="preserve"> </w:t>
+      </w:r>
+      <w:r>
+        <w:rPr>
+          <w:rFonts w:hint="eastAsia"/>
+        </w:rPr>
+        <w:t xml:space="preserve">其表中面积含根部圆角，须在「创建截面」中填「根部圆角</w:t>
+      </w:r>
+      <w:r>
+        <w:t xml:space="preserve"> </w:t>
+      </w:r>
+      <w:r>
+        <w:rPr>
+          <w:rFonts w:hint="eastAsia"/>
+        </w:rPr>
+        <w:t xml:space="preserve">r」（或在截面几何尺寸中补</w:t>
+      </w:r>
+      <w:r>
+        <w:t xml:space="preserve"> </w:t>
+      </w:r>
+      <w:r>
+        <w:rPr>
+          <w:rFonts w:hint="eastAsia"/>
+        </w:rPr>
+        <w:t xml:space="preserve">r），否则提示会给出差值及按差值推算的</w:t>
+      </w:r>
+      <w:r>
+        <w:t xml:space="preserve"> </w:t>
+      </w:r>
+      <w:r>
+        <w:rPr>
+          <w:rFonts w:hint="eastAsia"/>
+        </w:rPr>
+        <w:t xml:space="preserve">r；</w:t>
+      </w:r>
+      <w:r>
+        <w:t xml:space="preserve"> </w:t>
+      </w:r>
+      <w:r>
+        <w:rPr>
+          <w:rFonts w:hint="eastAsia"/>
+        </w:rPr>
+        <w:t xml:space="preserve">翼缘带斜度的热轧工字钢、槽钢目前不能按等厚翼缘轮廓表示，可改用多边形外轮廓。</w:t>
+      </w:r>
+      <w:r>
+        <w:t xml:space="preserve"> </w:t>
+      </w:r>
+      <w:r>
+        <w:rPr>
+          <w:rFonts w:hint="eastAsia"/>
+        </w:rPr>
         <w:t xml:space="preserve">G2扫掠改变节点中心线形状，斜接和圆角也代表几何假设；一体连续实体与实际焊接节点应分别解释，</w:t>
       </w:r>
       <w:r>
@@ -7210,7 +7668,62 @@
         <w:rPr>
           <w:rFonts w:hint="eastAsia"/>
         </w:rPr>
-        <w:t xml:space="preserve">温度场、初应变和内部支承未重建时仍拒绝分析。</w:t>
+        <w:t xml:space="preserve">温度场、初应变和内部支承未重建时仍拒绝分析。节点本身或短臂范围内有支座（包括门式刚架常用的</w:t>
+      </w:r>
+      <w:r>
+        <w:t xml:space="preserve"> </w:t>
+      </w:r>
+      <w:r>
+        <w:rPr>
+          <w:rFonts w:hint="eastAsia"/>
+        </w:rPr>
+        <w:t xml:space="preserve">平面外约束）时，提示会写明支座节点、约束分量和反力；此时可在对话框</w:t>
+      </w:r>
+      <w:r>
+        <w:t xml:space="preserve"> </w:t>
+      </w:r>
+      <w:r>
+        <w:rPr>
+          <w:rFonts w:hint="eastAsia"/>
+          <w:b/>
+          <w:bCs/>
+        </w:rPr>
+        <w:t xml:space="preserve">「加载方式」</w:t>
+      </w:r>
+      <w:r>
+        <w:t xml:space="preserve"> </w:t>
+      </w:r>
+      <w:r>
+        <w:rPr>
+          <w:rFonts w:hint="eastAsia"/>
+        </w:rPr>
+        <w:t xml:space="preserve">中改选</w:t>
+      </w:r>
+      <w:r>
+        <w:t xml:space="preserve"> </w:t>
+      </w:r>
+      <w:r>
+        <w:rPr>
+          <w:rFonts w:hint="eastAsia"/>
+          <w:b/>
+          <w:bCs/>
+        </w:rPr>
+        <w:t xml:space="preserve">「杆端内力加载」</w:t>
+      </w:r>
+      <w:r>
+        <w:rPr>
+          <w:rFonts w:hint="eastAsia"/>
+        </w:rPr>
+        <w:t xml:space="preserve">：锚固一根杆件，其余杆端施加整体梁内力，支座反力改由锚固杆件承担，</w:t>
+      </w:r>
+      <w:r>
+        <w:t xml:space="preserve"> </w:t>
+      </w:r>
+      <w:r>
+        <w:rPr>
+          <w:rFonts w:hint="eastAsia"/>
+        </w:rPr>
+        <w:t xml:space="preserve">结果警告中写明这一假设。</w:t>
       </w:r>
       <w:r>
         <w:t xml:space="preserve"> </w:t>
@@ -7349,6 +7862,91 @@
           <w:rFonts w:hint="eastAsia"/>
         </w:rPr>
         <w:t xml:space="preserve">变形倍数和显示单元边线；隐藏面板后，再点实体云图入口即可重新展开。</w:t>
+      </w:r>
+      <w:r>
+        <w:t xml:space="preserve"> </w:t>
+      </w:r>
+      <w:r>
+        <w:rPr>
+          <w:rFonts w:hint="eastAsia"/>
+        </w:rPr>
+        <w:t xml:space="preserve">勾选</w:t>
+      </w:r>
+      <w:r>
+        <w:t xml:space="preserve"> </w:t>
+      </w:r>
+      <w:r>
+        <w:rPr>
+          <w:rFonts w:hint="eastAsia"/>
+          <w:b/>
+          <w:bCs/>
+        </w:rPr>
+        <w:t xml:space="preserve">「点选实体单元」</w:t>
+      </w:r>
+      <w:r>
+        <w:t xml:space="preserve"> </w:t>
+      </w:r>
+      <w:r>
+        <w:rPr>
+          <w:rFonts w:hint="eastAsia"/>
+        </w:rPr>
+        <w:t xml:space="preserve">后左键点表面单元，结果表列出该单元的原始应力及十个连接节点的坐标与位移</w:t>
+      </w:r>
+      <w:r>
+        <w:t xml:space="preserve"> </w:t>
+      </w:r>
+      <w:r>
+        <w:rPr>
+          <w:rFonts w:hint="eastAsia"/>
+        </w:rPr>
+        <w:t xml:space="preserve">（应力不跨单元平均，位移不平均成单元值），点表中各行可在网格上高亮对应单元或节点；</w:t>
+      </w:r>
+      <w:r>
+        <w:t xml:space="preserve"> </w:t>
+      </w:r>
+      <w:r>
+        <w:rPr>
+          <w:rFonts w:hint="eastAsia"/>
+          <w:b/>
+          <w:bCs/>
+        </w:rPr>
+        <w:t xml:space="preserve">「定位实体极值」</w:t>
+      </w:r>
+      <w:r>
+        <w:t xml:space="preserve"> </w:t>
+      </w:r>
+      <w:r>
+        <w:rPr>
+          <w:rFonts w:hint="eastAsia"/>
+        </w:rPr>
+        <w:t xml:space="preserve">按全部原始结果找当前结果量的峰值，不受</w:t>
+      </w:r>
+      <w:r>
+        <w:t xml:space="preserve"> P99 </w:t>
+      </w:r>
+      <w:r>
+        <w:rPr>
+          <w:rFonts w:hint="eastAsia"/>
+        </w:rPr>
+        <w:t xml:space="preserve">截色影响，也不需要整体求解。</w:t>
+      </w:r>
+      <w:r>
+        <w:t xml:space="preserve"> </w:t>
+      </w:r>
+      <w:r>
+        <w:rPr>
+          <w:rFonts w:hint="eastAsia"/>
+        </w:rPr>
+        <w:t xml:space="preserve">切换网格档位或重新打开结果时旧查询自动清除，Esc</w:t>
+      </w:r>
+      <w:r>
+        <w:t xml:space="preserve"> </w:t>
+      </w:r>
+      <w:r>
+        <w:rPr>
+          <w:rFonts w:hint="eastAsia"/>
+        </w:rPr>
+        <w:t xml:space="preserve">退出点选。</w:t>
       </w:r>
     </w:p>
     <w:tbl>
@@ -8235,7 +8833,16 @@
         <w:rPr>
           <w:rFonts w:hint="eastAsia"/>
         </w:rPr>
-        <w:t xml:space="preserve">点击「模型连接设置」，选择</w:t>
+        <w:t xml:space="preserve">点击「模型连接设置」，或直接在对话面板顶栏的模型下拉框底部选择添加</w:t>
+      </w:r>
+      <w:r>
+        <w:t xml:space="preserve"> </w:t>
+      </w:r>
+      <w:r>
+        <w:rPr>
+          <w:rFonts w:hint="eastAsia"/>
+        </w:rPr>
+        <w:t xml:space="preserve">DeepSeek、OpenAI、Anthropic、自定义兼容接口连接（窗口会套用对应模板），选择</w:t>
       </w:r>
       <w:r>
         <w:t xml:space="preserve"> DeepSeek、OpenAI、Anthropic </w:t>

--- a/docs/word/使用手册.docx
+++ b/docs/word/使用手册.docx
@@ -7030,6 +7030,69 @@
         <w:rPr>
           <w:rFonts w:hint="eastAsia"/>
         </w:rPr>
+        <w:t xml:space="preserve">截面面积</w:t>
+      </w:r>
+      <w:r>
+        <w:t xml:space="preserve"> A </w:t>
+      </w:r>
+      <w:r>
+        <w:rPr>
+          <w:rFonts w:hint="eastAsia"/>
+        </w:rPr>
+        <w:t xml:space="preserve">须与轮廓面积一致（相差不超过万分之一）。按型钢表填写的热轧</w:t>
+      </w:r>
+      <w:r>
+        <w:t xml:space="preserve"> H </w:t>
+      </w:r>
+      <w:r>
+        <w:rPr>
+          <w:rFonts w:hint="eastAsia"/>
+        </w:rPr>
+        <w:t xml:space="preserve">型钢、槽钢、角钢，</w:t>
+      </w:r>
+      <w:r>
+        <w:t xml:space="preserve"> </w:t>
+      </w:r>
+      <w:r>
+        <w:rPr>
+          <w:rFonts w:hint="eastAsia"/>
+        </w:rPr>
+        <w:t xml:space="preserve">其表中面积含根部圆角，须在截面几何尺寸中补根部圆角半径</w:t>
+      </w:r>
+      <w:r>
+        <w:t xml:space="preserve"> </w:t>
+      </w:r>
+      <w:r>
+        <w:rPr>
+          <w:rFonts w:hint="eastAsia"/>
+        </w:rPr>
+        <w:t xml:space="preserve">r，否则提示会给出差值及按差值推算的</w:t>
+      </w:r>
+      <w:r>
+        <w:t xml:space="preserve"> </w:t>
+      </w:r>
+      <w:r>
+        <w:rPr>
+          <w:rFonts w:hint="eastAsia"/>
+        </w:rPr>
+        <w:t xml:space="preserve">r；</w:t>
+      </w:r>
+      <w:r>
+        <w:t xml:space="preserve"> </w:t>
+      </w:r>
+      <w:r>
+        <w:rPr>
+          <w:rFonts w:hint="eastAsia"/>
+        </w:rPr>
+        <w:t xml:space="preserve">翼缘带斜度的热轧工字钢、槽钢目前不能按等厚翼缘轮廓表示，可改用多边形外轮廓。</w:t>
+      </w:r>
+      <w:r>
+        <w:t xml:space="preserve"> </w:t>
+      </w:r>
+      <w:r>
+        <w:rPr>
+          <w:rFonts w:hint="eastAsia"/>
+        </w:rPr>
         <w:t xml:space="preserve">G2扫掠改变节点中心线形状，斜接和圆角也代表几何假设；一体连续实体与实际焊接节点应分别解释，</w:t>
       </w:r>
       <w:r>
@@ -7210,7 +7273,62 @@
         <w:rPr>
           <w:rFonts w:hint="eastAsia"/>
         </w:rPr>
-        <w:t xml:space="preserve">温度场、初应变和内部支承未重建时仍拒绝分析。</w:t>
+        <w:t xml:space="preserve">温度场、初应变和内部支承未重建时仍拒绝分析。节点本身或短臂范围内有支座（包括门式刚架常用的</w:t>
+      </w:r>
+      <w:r>
+        <w:t xml:space="preserve"> </w:t>
+      </w:r>
+      <w:r>
+        <w:rPr>
+          <w:rFonts w:hint="eastAsia"/>
+        </w:rPr>
+        <w:t xml:space="preserve">平面外约束）时，提示会写明支座节点、约束分量和反力；此时可在对话框</w:t>
+      </w:r>
+      <w:r>
+        <w:t xml:space="preserve"> </w:t>
+      </w:r>
+      <w:r>
+        <w:rPr>
+          <w:rFonts w:hint="eastAsia"/>
+          <w:b/>
+          <w:bCs/>
+        </w:rPr>
+        <w:t xml:space="preserve">「加载方式」</w:t>
+      </w:r>
+      <w:r>
+        <w:t xml:space="preserve"> </w:t>
+      </w:r>
+      <w:r>
+        <w:rPr>
+          <w:rFonts w:hint="eastAsia"/>
+        </w:rPr>
+        <w:t xml:space="preserve">中改选</w:t>
+      </w:r>
+      <w:r>
+        <w:t xml:space="preserve"> </w:t>
+      </w:r>
+      <w:r>
+        <w:rPr>
+          <w:rFonts w:hint="eastAsia"/>
+          <w:b/>
+          <w:bCs/>
+        </w:rPr>
+        <w:t xml:space="preserve">「杆端内力加载」</w:t>
+      </w:r>
+      <w:r>
+        <w:rPr>
+          <w:rFonts w:hint="eastAsia"/>
+        </w:rPr>
+        <w:t xml:space="preserve">：锚固一根杆件，其余杆端施加整体梁内力，支座反力改由锚固杆件承担，</w:t>
+      </w:r>
+      <w:r>
+        <w:t xml:space="preserve"> </w:t>
+      </w:r>
+      <w:r>
+        <w:rPr>
+          <w:rFonts w:hint="eastAsia"/>
+        </w:rPr>
+        <w:t xml:space="preserve">结果警告中写明这一假设。</w:t>
       </w:r>
       <w:r>
         <w:t xml:space="preserve"> </w:t>

--- a/docs/word/使用手册.docx
+++ b/docs/word/使用手册.docx
@@ -4721,6 +4721,51 @@
         </w:rPr>
         <w:t xml:space="preserve">，还会在下面告诉你这个截面能不能做强度验算。</w:t>
       </w:r>
+      <w:r>
+        <w:t xml:space="preserve"> </w:t>
+      </w:r>
+      <w:r>
+        <w:rPr>
+          <w:rFonts w:hint="eastAsia"/>
+        </w:rPr>
+        <w:t xml:space="preserve">工字钢、槽钢、等边角钢、T</w:t>
+      </w:r>
+      <w:r>
+        <w:t xml:space="preserve"> </w:t>
+      </w:r>
+      <w:r>
+        <w:rPr>
+          <w:rFonts w:hint="eastAsia"/>
+        </w:rPr>
+        <w:t xml:space="preserve">型钢多一项「根部圆角</w:t>
+      </w:r>
+      <w:r>
+        <w:t xml:space="preserve"> </w:t>
+      </w:r>
+      <w:r>
+        <w:rPr>
+          <w:rFonts w:hint="eastAsia"/>
+        </w:rPr>
+        <w:t xml:space="preserve">r」：照型钢表填，面积和惯性矩会把圆角算进去，</w:t>
+      </w:r>
+      <w:r>
+        <w:t xml:space="preserve"> </w:t>
+      </w:r>
+      <w:r>
+        <w:rPr>
+          <w:rFonts w:hint="eastAsia"/>
+        </w:rPr>
+        <w:t xml:space="preserve">和表里对得上；留</w:t>
+      </w:r>
+      <w:r>
+        <w:t xml:space="preserve"> 0 </w:t>
+      </w:r>
+      <w:r>
+        <w:rPr>
+          <w:rFonts w:hint="eastAsia"/>
+        </w:rPr>
+        <w:t xml:space="preserve">就是直角轮廓。截面的真实轮廓会一起存进模型，节点实体和三维显示都用它。</w:t>
+      </w:r>
     </w:p>
     <w:bookmarkEnd w:id="30"/>
     <w:bookmarkStart w:id="31" w:name="Xcd445300e848d4cf313e939bd050309a74f441f"/>
@@ -7057,16 +7102,25 @@
         <w:rPr>
           <w:rFonts w:hint="eastAsia"/>
         </w:rPr>
-        <w:t xml:space="preserve">其表中面积含根部圆角，须在截面几何尺寸中补根部圆角半径</w:t>
-      </w:r>
-      <w:r>
-        <w:t xml:space="preserve"> </w:t>
-      </w:r>
-      <w:r>
-        <w:rPr>
-          <w:rFonts w:hint="eastAsia"/>
-        </w:rPr>
-        <w:t xml:space="preserve">r，否则提示会给出差值及按差值推算的</w:t>
+        <w:t xml:space="preserve">其表中面积含根部圆角，须在「创建截面」中填「根部圆角</w:t>
+      </w:r>
+      <w:r>
+        <w:t xml:space="preserve"> </w:t>
+      </w:r>
+      <w:r>
+        <w:rPr>
+          <w:rFonts w:hint="eastAsia"/>
+        </w:rPr>
+        <w:t xml:space="preserve">r」（或在截面几何尺寸中补</w:t>
+      </w:r>
+      <w:r>
+        <w:t xml:space="preserve"> </w:t>
+      </w:r>
+      <w:r>
+        <w:rPr>
+          <w:rFonts w:hint="eastAsia"/>
+        </w:rPr>
+        <w:t xml:space="preserve">r），否则提示会给出差值及按差值推算的</w:t>
       </w:r>
       <w:r>
         <w:t xml:space="preserve"> </w:t>

--- a/docs/word/使用手册.docx
+++ b/docs/word/使用手册.docx
@@ -4765,6 +4765,69 @@
           <w:rFonts w:hint="eastAsia"/>
         </w:rPr>
         <w:t xml:space="preserve">就是直角轮廓。截面的真实轮廓会一起存进模型，节点实体和三维显示都用它。</w:t>
+      </w:r>
+      <w:r>
+        <w:t xml:space="preserve"> </w:t>
+      </w:r>
+      <w:r>
+        <w:rPr>
+          <w:rFonts w:hint="eastAsia"/>
+        </w:rPr>
+        <w:t xml:space="preserve">勾选「考虑</w:t>
+      </w:r>
+      <w:r>
+        <w:t xml:space="preserve"> Timoshenko </w:t>
+      </w:r>
+      <w:r>
+        <w:rPr>
+          <w:rFonts w:hint="eastAsia"/>
+        </w:rPr>
+        <w:t xml:space="preserve">剪切变形」时，剪切面积</w:t>
+      </w:r>
+      <w:r>
+        <w:t xml:space="preserve"> Ay、Az </w:t>
+      </w:r>
+      <w:r>
+        <w:rPr>
+          <w:rFonts w:hint="eastAsia"/>
+        </w:rPr>
+        <w:t xml:space="preserve">按形状计算，预览里写明所用公式：实心矩形、圆钢、圆管用</w:t>
+      </w:r>
+      <w:r>
+        <w:t xml:space="preserve"> Cowper </w:t>
+      </w:r>
+      <w:r>
+        <w:rPr>
+          <w:rFonts w:hint="eastAsia"/>
+        </w:rPr>
+        <w:t xml:space="preserve">剪切系数（按钢取</w:t>
+      </w:r>
+      <w:r>
+        <w:t xml:space="preserve"> </w:t>
+      </w:r>
+      <w:r>
+        <w:rPr>
+          <w:rFonts w:hint="eastAsia"/>
+        </w:rPr>
+        <w:t xml:space="preserve">ν=0.3），</w:t>
+      </w:r>
+      <w:r>
+        <w:t xml:space="preserve"> </w:t>
+      </w:r>
+      <w:r>
+        <w:rPr>
+          <w:rFonts w:hint="eastAsia"/>
+        </w:rPr>
+        <w:t xml:space="preserve">矩形管和开口型钢按薄壁剪力流计算——工字钢竖向受剪约等于腹板面积，远小于</w:t>
+      </w:r>
+      <w:r>
+        <w:t xml:space="preserve"> </w:t>
+      </w:r>
+      <w:r>
+        <w:rPr>
+          <w:rFonts w:hint="eastAsia"/>
+        </w:rPr>
+        <w:t xml:space="preserve">5A/6。短跨、深梁的剪切变形因此不再被低估。</w:t>
       </w:r>
     </w:p>
     <w:bookmarkEnd w:id="30"/>

--- a/docs/word/使用手册.docx
+++ b/docs/word/使用手册.docx
@@ -1648,7 +1648,7 @@
               <w:rPr>
                 <w:rFonts w:hint="eastAsia"/>
               </w:rPr>
-              <w:t xml:space="preserve">你有一张手画的草图，想让它自己看懂</w:t>
+              <w:t xml:space="preserve">你手上有结构图纸（平面图、立面图、截面表），想让它读出轴网、标高和规格</w:t>
             </w:r>
           </w:p>
         </w:tc>
@@ -1735,7 +1735,16 @@
         <w:rPr>
           <w:rFonts w:hint="eastAsia"/>
         </w:rPr>
-        <w:t xml:space="preserve">识别图纸属于实验性功能，识别后需核对再加载。</w:t>
+        <w:t xml:space="preserve">识别图纸属于实验性功能，识别后要在核对表里逐项确认才能生成模型，见</w:t>
+      </w:r>
+      <w:r>
+        <w:t xml:space="preserve"> 3.1 </w:t>
+      </w:r>
+      <w:r>
+        <w:rPr>
+          <w:rFonts w:hint="eastAsia"/>
+        </w:rPr>
+        <w:t xml:space="preserve">节。</w:t>
       </w:r>
     </w:p>
     <w:p>
@@ -3120,7 +3129,7 @@
     </w:p>
     <w:bookmarkEnd w:id="20"/>
     <w:bookmarkEnd w:id="21"/>
-    <w:bookmarkStart w:id="49" w:name="Xb726171a6f26840396b4ac092bc853896e5d2fd"/>
+    <w:bookmarkStart w:id="50" w:name="Xb726171a6f26840396b4ac092bc853896e5d2fd"/>
     <w:p>
       <w:pPr>
         <w:pStyle w:val="Heading2"/>
@@ -4059,7 +4068,7 @@
     </w:p>
     <w:bookmarkEnd w:id="27"/>
     <w:bookmarkEnd w:id="28"/>
-    <w:bookmarkStart w:id="29" w:name="Xe2fa0d65e827faa76b9520f8c82b2dc16c2f997"/>
+    <w:bookmarkStart w:id="30" w:name="Xe2fa0d65e827faa76b9520f8c82b2dc16c2f997"/>
     <w:p>
       <w:pPr>
         <w:pStyle w:val="Heading3"/>
@@ -4224,8 +4233,360 @@
         <w:t xml:space="preserve">成功修改会使原有分析结果失效，需要重新求解；可用撤销恢复修改。</w:t>
       </w:r>
     </w:p>
+    <w:bookmarkStart w:id="29" w:name="从结构图纸生成模型实验性2026-10-16"/>
+    <w:p>
+      <w:pPr>
+        <w:pStyle w:val="Heading4"/>
+      </w:pPr>
+      <w:r>
+        <w:rPr>
+          <w:rFonts w:hint="eastAsia"/>
+        </w:rPr>
+        <w:t xml:space="preserve">从结构图纸生成模型（实验性，2026-10-16）</w:t>
+      </w:r>
+    </w:p>
+    <w:p>
+      <w:pPr>
+        <w:pStyle w:val="FirstParagraph"/>
+      </w:pPr>
+      <w:r>
+        <w:rPr>
+          <w:rStyle w:val="VerbatimChar"/>
+          <w:rFonts w:hint="eastAsia"/>
+        </w:rPr>
+        <w:t xml:space="preserve">建模</w:t>
+      </w:r>
+      <w:r>
+        <w:t xml:space="preserve"> </w:t>
+      </w:r>
+      <w:r>
+        <w:t xml:space="preserve">→ </w:t>
+      </w:r>
+      <w:r>
+        <w:rPr>
+          <w:rFonts w:hint="eastAsia"/>
+        </w:rPr>
+        <w:t xml:space="preserve">「图纸识别」（</w:t>
+      </w:r>
+      <w:r>
+        <w:rPr>
+          <w:rStyle w:val="VerbatimChar"/>
+        </w:rPr>
+        <w:t xml:space="preserve">Ctrl+I</w:t>
+      </w:r>
+      <w:r>
+        <w:rPr>
+          <w:rFonts w:hint="eastAsia"/>
+        </w:rPr>
+        <w:t xml:space="preserve">），也可以把图纸图片直接拖进右侧</w:t>
+      </w:r>
+      <w:r>
+        <w:t xml:space="preserve"> AI </w:t>
+      </w:r>
+      <w:r>
+        <w:rPr>
+          <w:rFonts w:hint="eastAsia"/>
+        </w:rPr>
+        <w:t xml:space="preserve">助手。一共四步：</w:t>
+      </w:r>
+    </w:p>
+    <w:p>
+      <w:pPr>
+        <w:pStyle w:val="Compact"/>
+        <w:numPr>
+          <w:ilvl w:val="0"/>
+          <w:numId w:val="1003"/>
+        </w:numPr>
+      </w:pPr>
+      <w:r>
+        <w:rPr>
+          <w:rFonts w:hint="eastAsia"/>
+        </w:rPr>
+        <w:t xml:space="preserve">点「添加图纸…」，选平面图、立面图和截面表的图片，可以一次选多张。PDF</w:t>
+      </w:r>
+      <w:r>
+        <w:t xml:space="preserve"> </w:t>
+      </w:r>
+      <w:r>
+        <w:rPr>
+          <w:rFonts w:hint="eastAsia"/>
+        </w:rPr>
+        <w:t xml:space="preserve">暂不能直接读，</w:t>
+      </w:r>
+      <w:r>
+        <w:t xml:space="preserve"> </w:t>
+      </w:r>
+      <w:r>
+        <w:rPr>
+          <w:rFonts w:hint="eastAsia"/>
+        </w:rPr>
+        <w:t xml:space="preserve">请先在看图软件里把需要的页导出为</w:t>
+      </w:r>
+      <w:r>
+        <w:t xml:space="preserve"> </w:t>
+      </w:r>
+      <w:r>
+        <w:rPr>
+          <w:rFonts w:hint="eastAsia"/>
+        </w:rPr>
+        <w:t xml:space="preserve">PNG（建议</w:t>
+      </w:r>
+      <w:r>
+        <w:t xml:space="preserve"> 200 dpi </w:t>
+      </w:r>
+      <w:r>
+        <w:rPr>
+          <w:rFonts w:hint="eastAsia"/>
+        </w:rPr>
+        <w:t xml:space="preserve">以上）。</w:t>
+      </w:r>
+    </w:p>
+    <w:p>
+      <w:pPr>
+        <w:pStyle w:val="Compact"/>
+        <w:numPr>
+          <w:ilvl w:val="0"/>
+          <w:numId w:val="1003"/>
+        </w:numPr>
+      </w:pPr>
+      <w:r>
+        <w:rPr>
+          <w:rFonts w:hint="eastAsia"/>
+        </w:rPr>
+        <w:t xml:space="preserve">点「识别图纸」。AI</w:t>
+      </w:r>
+      <w:r>
+        <w:t xml:space="preserve"> </w:t>
+      </w:r>
+      <w:r>
+        <w:rPr>
+          <w:rFonts w:hint="eastAsia"/>
+        </w:rPr>
+        <w:t xml:space="preserve">先找出每张图里平面图、立面图、截面表和说明的位置，再按原分辨率</w:t>
+      </w:r>
+      <w:r>
+        <w:t xml:space="preserve"> </w:t>
+      </w:r>
+      <w:r>
+        <w:rPr>
+          <w:rFonts w:hint="eastAsia"/>
+        </w:rPr>
+        <w:t xml:space="preserve">逐块</w:t>
+      </w:r>
+      <w:r>
+        <w:rPr>
+          <w:rFonts w:hint="eastAsia"/>
+          <w:b/>
+          <w:bCs/>
+        </w:rPr>
+        <w:t xml:space="preserve">照抄图上的文字</w:t>
+      </w:r>
+      <w:r>
+        <w:rPr>
+          <w:rFonts w:hint="eastAsia"/>
+        </w:rPr>
+        <w:t xml:space="preserve">：轴号、轴线间距、标高、杆件编号、规格、材料牌号、柱脚做法。</w:t>
+      </w:r>
+      <w:r>
+        <w:t xml:space="preserve"> </w:t>
+      </w:r>
+      <w:r>
+        <w:rPr>
+          <w:rFonts w:hint="eastAsia"/>
+        </w:rPr>
+        <w:t xml:space="preserve">它不从图上量任何长度。</w:t>
+      </w:r>
+    </w:p>
+    <w:p>
+      <w:pPr>
+        <w:pStyle w:val="Compact"/>
+        <w:numPr>
+          <w:ilvl w:val="0"/>
+          <w:numId w:val="1003"/>
+        </w:numPr>
+      </w:pPr>
+      <w:r>
+        <w:rPr>
+          <w:rFonts w:hint="eastAsia"/>
+        </w:rPr>
+        <w:t xml:space="preserve">处理下面的核对表。每行写着值、出处（第几张图、原文是什么）和状态；选中一行，</w:t>
+      </w:r>
+      <w:r>
+        <w:t xml:space="preserve"> </w:t>
+      </w:r>
+      <w:r>
+        <w:rPr>
+          <w:rFonts w:hint="eastAsia"/>
+        </w:rPr>
+        <w:t xml:space="preserve">上方图纸会框出那段原文，算出的轴线坐标也会画回图上，方便对照：</w:t>
+      </w:r>
+    </w:p>
+    <w:p>
+      <w:pPr>
+        <w:pStyle w:val="Compact"/>
+        <w:numPr>
+          <w:ilvl w:val="1"/>
+          <w:numId w:val="1004"/>
+        </w:numPr>
+      </w:pPr>
+      <w:r>
+        <w:rPr>
+          <w:rFonts w:hint="eastAsia"/>
+          <w:b/>
+          <w:bCs/>
+        </w:rPr>
+        <w:t xml:space="preserve">已读取</w:t>
+      </w:r>
+      <w:r>
+        <w:rPr>
+          <w:rFonts w:hint="eastAsia"/>
+        </w:rPr>
+        <w:t xml:space="preserve">：不用处理；</w:t>
+      </w:r>
+    </w:p>
+    <w:p>
+      <w:pPr>
+        <w:pStyle w:val="Compact"/>
+        <w:numPr>
+          <w:ilvl w:val="1"/>
+          <w:numId w:val="1004"/>
+        </w:numPr>
+      </w:pPr>
+      <w:r>
+        <w:rPr>
+          <w:rFonts w:hint="eastAsia"/>
+          <w:b/>
+          <w:bCs/>
+        </w:rPr>
+        <w:t xml:space="preserve">需确认</w:t>
+      </w:r>
+      <w:r>
+        <w:rPr>
+          <w:rFonts w:hint="eastAsia"/>
+        </w:rPr>
+        <w:t xml:space="preserve">：识别把握不大、依赖制图约定（如“300×600”按宽×高理解），或这段间距在图上的</w:t>
+      </w:r>
+      <w:r>
+        <w:t xml:space="preserve"> </w:t>
+      </w:r>
+      <w:r>
+        <w:rPr>
+          <w:rFonts w:hint="eastAsia"/>
+        </w:rPr>
+        <w:t xml:space="preserve">长度比例和其他段对不上（可能抄错了数字），核对无误后点「确认原值」；</w:t>
+      </w:r>
+    </w:p>
+    <w:p>
+      <w:pPr>
+        <w:pStyle w:val="Compact"/>
+        <w:numPr>
+          <w:ilvl w:val="1"/>
+          <w:numId w:val="1004"/>
+        </w:numPr>
+      </w:pPr>
+      <w:r>
+        <w:rPr>
+          <w:rFonts w:hint="eastAsia"/>
+          <w:b/>
+          <w:bCs/>
+        </w:rPr>
+        <w:t xml:space="preserve">缺失</w:t>
+      </w:r>
+      <w:r>
+        <w:rPr>
+          <w:rFonts w:hint="eastAsia"/>
+        </w:rPr>
+        <w:t xml:space="preserve">：图上没读到，比如没写单位说明、没有柱脚做法，在下方照图填写或选择后点「应用修改」；</w:t>
+      </w:r>
+    </w:p>
+    <w:p>
+      <w:pPr>
+        <w:pStyle w:val="Compact"/>
+        <w:numPr>
+          <w:ilvl w:val="1"/>
+          <w:numId w:val="1004"/>
+        </w:numPr>
+      </w:pPr>
+      <w:r>
+        <w:rPr>
+          <w:rFonts w:hint="eastAsia"/>
+          <w:b/>
+          <w:bCs/>
+        </w:rPr>
+        <w:t xml:space="preserve">冲突</w:t>
+      </w:r>
+      <w:r>
+        <w:rPr>
+          <w:rFonts w:hint="eastAsia"/>
+        </w:rPr>
+        <w:t xml:space="preserve">：比如分段间距之和与总尺寸对不上，必须改正读错的那一项。</w:t>
+      </w:r>
+    </w:p>
+    <w:p>
+      <w:pPr>
+        <w:pStyle w:val="Compact"/>
+        <w:numPr>
+          <w:ilvl w:val="0"/>
+          <w:numId w:val="1003"/>
+        </w:numPr>
+      </w:pPr>
+      <w:r>
+        <w:rPr>
+          <w:rFonts w:hint="eastAsia"/>
+        </w:rPr>
+        <w:t xml:space="preserve">全部处理完后，点「保存模型</w:t>
+      </w:r>
+      <w:r>
+        <w:t xml:space="preserve"> </w:t>
+      </w:r>
+      <w:r>
+        <w:rPr>
+          <w:rFonts w:hint="eastAsia"/>
+        </w:rPr>
+        <w:t xml:space="preserve">JSON…」得到可以交给别人复查的模型文件（旁边会多一份同名的</w:t>
+      </w:r>
+      <w:r>
+        <w:t xml:space="preserve"> </w:t>
+      </w:r>
+      <w:r>
+        <w:rPr>
+          <w:rFonts w:hint="eastAsia"/>
+        </w:rPr>
+        <w:t xml:space="preserve">识别证据文件，记着每个数出自哪张图的哪段原文），或者点「导入为当前模型」直接开始加荷载、求解。</w:t>
+      </w:r>
+      <w:r>
+        <w:t xml:space="preserve"> </w:t>
+      </w:r>
+      <w:r>
+        <w:rPr>
+          <w:rFonts w:hint="eastAsia"/>
+        </w:rPr>
+        <w:t xml:space="preserve">导入只占一个撤销步骤。</w:t>
+      </w:r>
+    </w:p>
+    <w:p>
+      <w:pPr>
+        <w:pStyle w:val="FirstParagraph"/>
+      </w:pPr>
+      <w:r>
+        <w:rPr>
+          <w:rFonts w:hint="eastAsia"/>
+        </w:rPr>
+        <w:t xml:space="preserve">本版只认正交轴网的规则框架；斜杆、弧形轴网会以冲突列出，需要导入后手工补。</w:t>
+      </w:r>
+      <w:r>
+        <w:t xml:space="preserve"> </w:t>
+      </w:r>
+      <w:r>
+        <w:rPr>
+          <w:rFonts w:hint="eastAsia"/>
+        </w:rPr>
+        <w:t xml:space="preserve">没有尺寸标注的手绘示意图，仍可以用「草图识别」。</w:t>
+      </w:r>
+    </w:p>
     <w:bookmarkEnd w:id="29"/>
-    <w:bookmarkStart w:id="30" w:name="X1e2a2deeeac750fb51a287e63a7c1b52a0348fc"/>
+    <w:bookmarkEnd w:id="30"/>
+    <w:bookmarkStart w:id="31" w:name="X1e2a2deeeac750fb51a287e63a7c1b52a0348fc"/>
     <w:p>
       <w:pPr>
         <w:pStyle w:val="Heading3"/>
@@ -4830,8 +5191,8 @@
         <w:t xml:space="preserve">5A/6。短跨、深梁的剪切变形因此不再被低估。</w:t>
       </w:r>
     </w:p>
-    <w:bookmarkEnd w:id="30"/>
-    <w:bookmarkStart w:id="31" w:name="Xcd445300e848d4cf313e939bd050309a74f441f"/>
+    <w:bookmarkEnd w:id="31"/>
+    <w:bookmarkStart w:id="32" w:name="Xcd445300e848d4cf313e939bd050309a74f441f"/>
     <w:p>
       <w:pPr>
         <w:pStyle w:val="Heading3"/>
@@ -4891,7 +5252,7 @@
         <w:pStyle w:val="Compact"/>
         <w:numPr>
           <w:ilvl w:val="0"/>
-          <w:numId w:val="1003"/>
+          <w:numId w:val="1005"/>
         </w:numPr>
       </w:pPr>
       <w:r>
@@ -4923,7 +5284,7 @@
         <w:pStyle w:val="Compact"/>
         <w:numPr>
           <w:ilvl w:val="0"/>
-          <w:numId w:val="1003"/>
+          <w:numId w:val="1005"/>
         </w:numPr>
       </w:pPr>
       <w:r>
@@ -4951,69 +5312,6 @@
       </w:r>
       <w:r>
         <w:t xml:space="preserve">。</w:t>
-      </w:r>
-      <w:r>
-        <w:t xml:space="preserve"> </w:t>
-      </w:r>
-      <w:r>
-        <w:rPr>
-          <w:rFonts w:hint="eastAsia"/>
-        </w:rPr>
-        <w:t xml:space="preserve">不满跨的荷载选「杆上集中力」「杆上力矩」「区间均布荷载」或「区间梯形荷载」，在编辑荷载时给作用位置：</w:t>
-      </w:r>
-      <w:r>
-        <w:t xml:space="preserve"> </w:t>
-      </w:r>
-      <w:r>
-        <w:rPr>
-          <w:rFonts w:hint="eastAsia"/>
-        </w:rPr>
-        <w:t xml:space="preserve">「距</w:t>
-      </w:r>
-      <w:r>
-        <w:t xml:space="preserve"> i </w:t>
-      </w:r>
-      <w:r>
-        <w:rPr>
-          <w:rFonts w:hint="eastAsia"/>
-        </w:rPr>
-        <w:t xml:space="preserve">端距离」从每根杆件的</w:t>
-      </w:r>
-      <w:r>
-        <w:t xml:space="preserve"> i </w:t>
-      </w:r>
-      <w:r>
-        <w:rPr>
-          <w:rFonts w:hint="eastAsia"/>
-        </w:rPr>
-        <w:t xml:space="preserve">端量起，区域里有放不下的杆件会点名拒绝；「全局坐标」填</w:t>
-      </w:r>
-      <w:r>
-        <w:t xml:space="preserve"> X, Y, </w:t>
-      </w:r>
-      <w:r>
-        <w:rPr>
-          <w:rFonts w:hint="eastAsia"/>
-        </w:rPr>
-        <w:t xml:space="preserve">Z，</w:t>
-      </w:r>
-      <w:r>
-        <w:t xml:space="preserve"> </w:t>
-      </w:r>
-      <w:r>
-        <w:rPr>
-          <w:rFonts w:hint="eastAsia"/>
-        </w:rPr>
-        <w:t xml:space="preserve">自动换成距</w:t>
-      </w:r>
-      <w:r>
-        <w:t xml:space="preserve"> i </w:t>
-      </w:r>
-      <w:r>
-        <w:rPr>
-          <w:rFonts w:hint="eastAsia"/>
-        </w:rPr>
-        <w:t xml:space="preserve">端距离，点不在杆件中心线上或越过杆端会说明原因，区域含多根杆件时要先缩小到坐标所在的那一根。</w:t>
       </w:r>
     </w:p>
     <w:p>
@@ -5021,7 +5319,7 @@
         <w:pStyle w:val="Compact"/>
         <w:numPr>
           <w:ilvl w:val="0"/>
-          <w:numId w:val="1003"/>
+          <w:numId w:val="1005"/>
         </w:numPr>
       </w:pPr>
       <w:r>
@@ -5131,8 +5429,8 @@
         <w:t xml:space="preserve">kN，它会帮你换算并把换算过程写出来。</w:t>
       </w:r>
     </w:p>
-    <w:bookmarkEnd w:id="31"/>
-    <w:bookmarkStart w:id="32" w:name="X26781790986075940913085fb879bafa837a288"/>
+    <w:bookmarkEnd w:id="32"/>
+    <w:bookmarkStart w:id="33" w:name="X26781790986075940913085fb879bafa837a288"/>
     <w:p>
       <w:pPr>
         <w:pStyle w:val="Heading3"/>
@@ -5324,8 +5622,8 @@
         <w:t xml:space="preserve">。</w:t>
       </w:r>
     </w:p>
-    <w:bookmarkEnd w:id="32"/>
-    <w:bookmarkStart w:id="42" w:name="X8a17ca255b3f2551dbdd95ab891a5e6ce3af048"/>
+    <w:bookmarkEnd w:id="33"/>
+    <w:bookmarkStart w:id="43" w:name="X8a17ca255b3f2551dbdd95ab891a5e6ce3af048"/>
     <w:p>
       <w:pPr>
         <w:pStyle w:val="Heading3"/>
@@ -5546,284 +5844,6 @@
           <w:rFonts w:hint="eastAsia"/>
         </w:rPr>
         <w:t xml:space="preserve">拖动分隔线可调面板尺寸；Ctrl+Shift+P打开命令面板，按中文或英文搜索命令。</w:t>
-      </w:r>
-    </w:p>
-    <w:p>
-      <w:pPr>
-        <w:pStyle w:val="BodyText"/>
-      </w:pPr>
-      <w:r>
-        <w:rPr>
-          <w:rFonts w:hint="eastAsia"/>
-        </w:rPr>
-        <w:t xml:space="preserve">求解后，在视口选择节点可读取实际节点位移；选择杆件并点击指定位置可读取该截面结果。</w:t>
-      </w:r>
-      <w:r>
-        <w:t xml:space="preserve"> </w:t>
-      </w:r>
-      <w:r>
-        <w:rPr>
-          <w:rFonts w:hint="eastAsia"/>
-        </w:rPr>
-        <w:t xml:space="preserve">也可打开</w:t>
-      </w:r>
-      <w:r>
-        <w:t xml:space="preserve"> </w:t>
-      </w:r>
-      <w:r>
-        <w:rPr>
-          <w:rFonts w:hint="eastAsia"/>
-          <w:b/>
-          <w:bCs/>
-        </w:rPr>
-        <w:t xml:space="preserve">「坐标查询」</w:t>
-      </w:r>
-      <w:r>
-        <w:rPr>
-          <w:rFonts w:hint="eastAsia"/>
-        </w:rPr>
-        <w:t xml:space="preserve">，在结果表输入</w:t>
-      </w:r>
-      <w:r>
-        <w:t xml:space="preserve"> X, Y, </w:t>
-      </w:r>
-      <w:r>
-        <w:rPr>
-          <w:rFonts w:hint="eastAsia"/>
-        </w:rPr>
-        <w:t xml:space="preserve">Z，按回车或点击</w:t>
-      </w:r>
-      <w:r>
-        <w:t xml:space="preserve"> </w:t>
-      </w:r>
-      <w:r>
-        <w:rPr>
-          <w:rFonts w:hint="eastAsia"/>
-          <w:b/>
-          <w:bCs/>
-        </w:rPr>
-        <w:t xml:space="preserve">「查询坐标」</w:t>
-      </w:r>
-      <w:r>
-        <w:t xml:space="preserve">。</w:t>
-      </w:r>
-      <w:r>
-        <w:t xml:space="preserve"> </w:t>
-      </w:r>
-      <w:r>
-        <w:rPr>
-          <w:rFonts w:hint="eastAsia"/>
-        </w:rPr>
-        <w:t xml:space="preserve">坐标使用未变形模型的位置，查询值不乘变形放大系数，鼠标点击变形杆件会映射回原始位置。</w:t>
-      </w:r>
-      <w:r>
-        <w:t xml:space="preserve"> </w:t>
-      </w:r>
-      <w:r>
-        <w:rPr>
-          <w:rFonts w:hint="eastAsia"/>
-        </w:rPr>
-        <w:t xml:space="preserve">节点给出六个自由度和位移幅值；杆中位置给出六内力、中心线位移与截面极端纤维正应力（不含剪力与扭转剪应力）。</w:t>
-      </w:r>
-      <w:r>
-        <w:t xml:space="preserve"> </w:t>
-      </w:r>
-      <w:r>
-        <w:rPr>
-          <w:rFonts w:hint="eastAsia"/>
-        </w:rPr>
-        <w:t xml:space="preserve">交叉点可能属于多根杆件，此时填写物理杆件号。实体云图下坐标单位为</w:t>
-      </w:r>
-      <w:r>
-        <w:t xml:space="preserve"> </w:t>
-      </w:r>
-      <w:r>
-        <w:rPr>
-          <w:rFonts w:hint="eastAsia"/>
-        </w:rPr>
-        <w:t xml:space="preserve">mm：精确命中网格节点时显示该节点</w:t>
-      </w:r>
-      <w:r>
-        <w:t xml:space="preserve"> </w:t>
-      </w:r>
-      <w:r>
-        <w:rPr>
-          <w:rFonts w:hint="eastAsia"/>
-        </w:rPr>
-        <w:t xml:space="preserve">原始位移，其他网格内坐标显示所在单元的原始应力及连接节点位移，网格外位置拒绝查询。</w:t>
-      </w:r>
-    </w:p>
-    <w:p>
-      <w:pPr>
-        <w:pStyle w:val="BodyText"/>
-      </w:pPr>
-      <w:r>
-        <w:rPr>
-          <w:rFonts w:hint="eastAsia"/>
-        </w:rPr>
-        <w:t xml:space="preserve">结果页的</w:t>
-      </w:r>
-      <w:r>
-        <w:t xml:space="preserve"> </w:t>
-      </w:r>
-      <w:r>
-        <w:rPr>
-          <w:rFonts w:hint="eastAsia"/>
-          <w:b/>
-          <w:bCs/>
-        </w:rPr>
-        <w:t xml:space="preserve">「导出全部</w:t>
-      </w:r>
-      <w:r>
-        <w:rPr>
-          <w:b/>
-          <w:bCs/>
-        </w:rPr>
-        <w:t xml:space="preserve"> CSV」</w:t>
-      </w:r>
-      <w:r>
-        <w:t xml:space="preserve"> </w:t>
-      </w:r>
-      <w:r>
-        <w:rPr>
-          <w:rFonts w:hint="eastAsia"/>
-        </w:rPr>
-        <w:t xml:space="preserve">生成一个完整</w:t>
-      </w:r>
-      <w:r>
-        <w:t xml:space="preserve"> </w:t>
-      </w:r>
-      <w:r>
-        <w:rPr>
-          <w:rFonts w:hint="eastAsia"/>
-        </w:rPr>
-        <w:t xml:space="preserve">CSV：全部模型模块、所有已求解工况与组合的结果，</w:t>
-      </w:r>
-      <w:r>
-        <w:t xml:space="preserve"> </w:t>
-      </w:r>
-      <w:r>
-        <w:rPr>
-          <w:rFonts w:hint="eastAsia"/>
-        </w:rPr>
-        <w:t xml:space="preserve">以及已完成的分析模块和实体结果。每行以</w:t>
-      </w:r>
-      <w:r>
-        <w:t xml:space="preserve"> module、path、value、unit、status </w:t>
-      </w:r>
-      <w:r>
-        <w:rPr>
-          <w:rFonts w:hint="eastAsia"/>
-        </w:rPr>
-        <w:t xml:space="preserve">标明所属模块、数据路径、</w:t>
-      </w:r>
-      <w:r>
-        <w:t xml:space="preserve"> </w:t>
-      </w:r>
-      <w:r>
-        <w:rPr>
-          <w:rFonts w:hint="eastAsia"/>
-        </w:rPr>
-        <w:t xml:space="preserve">原始值、单位和状态；文件为带</w:t>
-      </w:r>
-      <w:r>
-        <w:t xml:space="preserve"> BOM </w:t>
-      </w:r>
-      <w:r>
-        <w:rPr>
-          <w:rFonts w:hint="eastAsia"/>
-        </w:rPr>
-        <w:t xml:space="preserve">的</w:t>
-      </w:r>
-      <w:r>
-        <w:t xml:space="preserve"> </w:t>
-      </w:r>
-      <w:r>
-        <w:rPr>
-          <w:rFonts w:hint="eastAsia"/>
-        </w:rPr>
-        <w:t xml:space="preserve">UTF-8，可直接用</w:t>
-      </w:r>
-      <w:r>
-        <w:t xml:space="preserve"> Excel </w:t>
-      </w:r>
-      <w:r>
-        <w:rPr>
-          <w:rFonts w:hint="eastAsia"/>
-        </w:rPr>
-        <w:t xml:space="preserve">打开。尚未运行或已失效的模块标注</w:t>
-      </w:r>
-      <w:r>
-        <w:t xml:space="preserve"> </w:t>
-      </w:r>
-      <w:r>
-        <w:rPr>
-          <w:rFonts w:hint="eastAsia"/>
-        </w:rPr>
-        <w:t xml:space="preserve">NOT_AVAILABLE，表格修改尚未应用时只导出输入草稿，不附旧结果。模型表格的跨间荷载表增加区间终点</w:t>
-      </w:r>
-      <w:r>
-        <w:t xml:space="preserve"> </w:t>
-      </w:r>
-      <w:r>
-        <w:rPr>
-          <w:rFonts w:hint="eastAsia"/>
-        </w:rPr>
-        <w:t xml:space="preserve">b：</w:t>
-      </w:r>
-      <w:r>
-        <w:t xml:space="preserve"> </w:t>
-      </w:r>
-      <w:r>
-        <w:rPr>
-          <w:rFonts w:hint="eastAsia"/>
-        </w:rPr>
-        <w:t xml:space="preserve">区间均布、区间梯形须填</w:t>
-      </w:r>
-      <w:r>
-        <w:t xml:space="preserve"> a </w:t>
-      </w:r>
-      <w:r>
-        <w:rPr>
-          <w:rFonts w:hint="eastAsia"/>
-        </w:rPr>
-        <w:t xml:space="preserve">与</w:t>
-      </w:r>
-      <w:r>
-        <w:t xml:space="preserve"> </w:t>
-      </w:r>
-      <w:r>
-        <w:rPr>
-          <w:rFonts w:hint="eastAsia"/>
-        </w:rPr>
-        <w:t xml:space="preserve">b，满跨梯形留空</w:t>
-      </w:r>
-      <w:r>
-        <w:t xml:space="preserve"> </w:t>
-      </w:r>
-      <w:r>
-        <w:rPr>
-          <w:rFonts w:hint="eastAsia"/>
-        </w:rPr>
-        <w:t xml:space="preserve">b，旧</w:t>
-      </w:r>
-      <w:r>
-        <w:t xml:space="preserve"> CSV </w:t>
-      </w:r>
-      <w:r>
-        <w:rPr>
-          <w:rFonts w:hint="eastAsia"/>
-        </w:rPr>
-        <w:t xml:space="preserve">缺</w:t>
-      </w:r>
-      <w:r>
-        <w:t xml:space="preserve"> b </w:t>
-      </w:r>
-      <w:r>
-        <w:rPr>
-          <w:rFonts w:hint="eastAsia"/>
-        </w:rPr>
-        <w:t xml:space="preserve">列时仍可导入。</w:t>
       </w:r>
     </w:p>
     <w:p>
@@ -5846,18 +5866,18 @@
           <wp:inline>
             <wp:extent cx="5334000" cy="3333750"/>
             <wp:effectExtent b="0" l="0" r="0" t="0"/>
-            <wp:docPr descr="结果页功能区" title="" id="34" name="Picture"/>
+            <wp:docPr descr="结果页功能区" title="" id="35" name="Picture"/>
             <a:graphic>
               <a:graphicData uri="http://schemas.openxmlformats.org/drawingml/2006/picture">
                 <pic:pic>
                   <pic:nvPicPr>
-                    <pic:cNvPr descr="手册图/02-结果页功能区.png" id="35" name="Picture"/>
+                    <pic:cNvPr descr="手册图/02-结果页功能区.png" id="36" name="Picture"/>
                     <pic:cNvPicPr>
                       <a:picLocks noChangeArrowheads="1" noChangeAspect="1"/>
                     </pic:cNvPicPr>
                   </pic:nvPicPr>
                   <pic:blipFill>
-                    <a:blip r:embed="rId33"/>
+                    <a:blip r:embed="rId34"/>
                     <a:stretch>
                       <a:fillRect/>
                     </a:stretch>
@@ -6410,18 +6430,18 @@
           <wp:inline>
             <wp:extent cx="5334000" cy="3093720"/>
             <wp:effectExtent b="0" l="0" r="0" t="0"/>
-            <wp:docPr descr="强度验算结果" title="" id="37" name="Picture"/>
+            <wp:docPr descr="强度验算结果" title="" id="38" name="Picture"/>
             <a:graphic>
               <a:graphicData uri="http://schemas.openxmlformats.org/drawingml/2006/picture">
                 <pic:pic>
                   <pic:nvPicPr>
-                    <pic:cNvPr descr="手册图/03-强度验算结果.png" id="38" name="Picture"/>
+                    <pic:cNvPr descr="手册图/03-强度验算结果.png" id="39" name="Picture"/>
                     <pic:cNvPicPr>
                       <a:picLocks noChangeArrowheads="1" noChangeAspect="1"/>
                     </pic:cNvPicPr>
                   </pic:nvPicPr>
                   <pic:blipFill>
-                    <a:blip r:embed="rId36"/>
+                    <a:blip r:embed="rId37"/>
                     <a:stretch>
                       <a:fillRect/>
                     </a:stretch>
@@ -6463,7 +6483,7 @@
       <w:pPr>
         <w:numPr>
           <w:ilvl w:val="0"/>
-          <w:numId w:val="1004"/>
+          <w:numId w:val="1006"/>
         </w:numPr>
       </w:pPr>
       <w:r>
@@ -6519,7 +6539,7 @@
       <w:pPr>
         <w:numPr>
           <w:ilvl w:val="0"/>
-          <w:numId w:val="1004"/>
+          <w:numId w:val="1006"/>
         </w:numPr>
       </w:pPr>
       <w:r>
@@ -6608,7 +6628,7 @@
       <w:pPr>
         <w:numPr>
           <w:ilvl w:val="0"/>
-          <w:numId w:val="1004"/>
+          <w:numId w:val="1006"/>
         </w:numPr>
       </w:pPr>
       <w:r>
@@ -6630,7 +6650,7 @@
       <w:pPr>
         <w:numPr>
           <w:ilvl w:val="0"/>
-          <w:numId w:val="1004"/>
+          <w:numId w:val="1006"/>
         </w:numPr>
       </w:pPr>
       <w:r>
@@ -6695,7 +6715,7 @@
       <w:pPr>
         <w:numPr>
           <w:ilvl w:val="0"/>
-          <w:numId w:val="1004"/>
+          <w:numId w:val="1006"/>
         </w:numPr>
       </w:pPr>
       <w:r>
@@ -6742,7 +6762,7 @@
       <w:pPr>
         <w:numPr>
           <w:ilvl w:val="0"/>
-          <w:numId w:val="1004"/>
+          <w:numId w:val="1006"/>
         </w:numPr>
       </w:pPr>
       <w:r>
@@ -6765,7 +6785,7 @@
         <w:pStyle w:val="Compact"/>
         <w:numPr>
           <w:ilvl w:val="1"/>
-          <w:numId w:val="1005"/>
+          <w:numId w:val="1007"/>
         </w:numPr>
       </w:pPr>
       <w:r>
@@ -6794,7 +6814,7 @@
         <w:pStyle w:val="Compact"/>
         <w:numPr>
           <w:ilvl w:val="1"/>
-          <w:numId w:val="1005"/>
+          <w:numId w:val="1007"/>
         </w:numPr>
       </w:pPr>
       <w:r>
@@ -6831,7 +6851,7 @@
         <w:pStyle w:val="Compact"/>
         <w:numPr>
           <w:ilvl w:val="1"/>
-          <w:numId w:val="1005"/>
+          <w:numId w:val="1007"/>
         </w:numPr>
       </w:pPr>
       <w:r>
@@ -7016,18 +7036,18 @@
           <wp:inline>
             <wp:extent cx="5334000" cy="3333750"/>
             <wp:effectExtent b="0" l="0" r="0" t="0"/>
-            <wp:docPr descr="应力云图" title="" id="40" name="Picture"/>
+            <wp:docPr descr="应力云图" title="" id="41" name="Picture"/>
             <a:graphic>
               <a:graphicData uri="http://schemas.openxmlformats.org/drawingml/2006/picture">
                 <pic:pic>
                   <pic:nvPicPr>
-                    <pic:cNvPr descr="手册图/05-应力云图.png" id="41" name="Picture"/>
+                    <pic:cNvPr descr="手册图/05-应力云图.png" id="42" name="Picture"/>
                     <pic:cNvPicPr>
                       <a:picLocks noChangeArrowheads="1" noChangeAspect="1"/>
                     </pic:cNvPicPr>
                   </pic:nvPicPr>
                   <pic:blipFill>
-                    <a:blip r:embed="rId39"/>
+                    <a:blip r:embed="rId40"/>
                     <a:stretch>
                       <a:fillRect/>
                     </a:stretch>
@@ -7074,8 +7094,8 @@
         <w:t xml:space="preserve">看到某根杆整根发红，再回头去看强度验算表里它那一行，两处应该对得上。</w:t>
       </w:r>
     </w:p>
-    <w:bookmarkEnd w:id="42"/>
-    <w:bookmarkStart w:id="46" w:name="X321d5e20d7401139df7655f336feed4662e0b68"/>
+    <w:bookmarkEnd w:id="43"/>
+    <w:bookmarkStart w:id="47" w:name="X321d5e20d7401139df7655f336feed4662e0b68"/>
     <w:p>
       <w:pPr>
         <w:pStyle w:val="Heading3"/>
@@ -7925,91 +7945,6 @@
           <w:rFonts w:hint="eastAsia"/>
         </w:rPr>
         <w:t xml:space="preserve">变形倍数和显示单元边线；隐藏面板后，再点实体云图入口即可重新展开。</w:t>
-      </w:r>
-      <w:r>
-        <w:t xml:space="preserve"> </w:t>
-      </w:r>
-      <w:r>
-        <w:rPr>
-          <w:rFonts w:hint="eastAsia"/>
-        </w:rPr>
-        <w:t xml:space="preserve">勾选</w:t>
-      </w:r>
-      <w:r>
-        <w:t xml:space="preserve"> </w:t>
-      </w:r>
-      <w:r>
-        <w:rPr>
-          <w:rFonts w:hint="eastAsia"/>
-          <w:b/>
-          <w:bCs/>
-        </w:rPr>
-        <w:t xml:space="preserve">「点选实体单元」</w:t>
-      </w:r>
-      <w:r>
-        <w:t xml:space="preserve"> </w:t>
-      </w:r>
-      <w:r>
-        <w:rPr>
-          <w:rFonts w:hint="eastAsia"/>
-        </w:rPr>
-        <w:t xml:space="preserve">后左键点表面单元，结果表列出该单元的原始应力及十个连接节点的坐标与位移</w:t>
-      </w:r>
-      <w:r>
-        <w:t xml:space="preserve"> </w:t>
-      </w:r>
-      <w:r>
-        <w:rPr>
-          <w:rFonts w:hint="eastAsia"/>
-        </w:rPr>
-        <w:t xml:space="preserve">（应力不跨单元平均，位移不平均成单元值），点表中各行可在网格上高亮对应单元或节点；</w:t>
-      </w:r>
-      <w:r>
-        <w:t xml:space="preserve"> </w:t>
-      </w:r>
-      <w:r>
-        <w:rPr>
-          <w:rFonts w:hint="eastAsia"/>
-          <w:b/>
-          <w:bCs/>
-        </w:rPr>
-        <w:t xml:space="preserve">「定位实体极值」</w:t>
-      </w:r>
-      <w:r>
-        <w:t xml:space="preserve"> </w:t>
-      </w:r>
-      <w:r>
-        <w:rPr>
-          <w:rFonts w:hint="eastAsia"/>
-        </w:rPr>
-        <w:t xml:space="preserve">按全部原始结果找当前结果量的峰值，不受</w:t>
-      </w:r>
-      <w:r>
-        <w:t xml:space="preserve"> P99 </w:t>
-      </w:r>
-      <w:r>
-        <w:rPr>
-          <w:rFonts w:hint="eastAsia"/>
-        </w:rPr>
-        <w:t xml:space="preserve">截色影响，也不需要整体求解。</w:t>
-      </w:r>
-      <w:r>
-        <w:t xml:space="preserve"> </w:t>
-      </w:r>
-      <w:r>
-        <w:rPr>
-          <w:rFonts w:hint="eastAsia"/>
-        </w:rPr>
-        <w:t xml:space="preserve">切换网格档位或重新打开结果时旧查询自动清除，Esc</w:t>
-      </w:r>
-      <w:r>
-        <w:t xml:space="preserve"> </w:t>
-      </w:r>
-      <w:r>
-        <w:rPr>
-          <w:rFonts w:hint="eastAsia"/>
-        </w:rPr>
-        <w:t xml:space="preserve">退出点选。</w:t>
       </w:r>
     </w:p>
     <w:tbl>
@@ -8285,18 +8220,18 @@
           <wp:inline>
             <wp:extent cx="5334000" cy="3429000"/>
             <wp:effectExtent b="0" l="0" r="0" t="0"/>
-            <wp:docPr descr="节点实体主视口" title="" id="44" name="Picture"/>
+            <wp:docPr descr="节点实体主视口" title="" id="45" name="Picture"/>
             <a:graphic>
               <a:graphicData uri="http://schemas.openxmlformats.org/drawingml/2006/picture">
                 <pic:pic>
                   <pic:nvPicPr>
-                    <pic:cNvPr descr="手册图/06-实体云图.png" id="45" name="Picture"/>
+                    <pic:cNvPr descr="手册图/06-实体云图.png" id="46" name="Picture"/>
                     <pic:cNvPicPr>
                       <a:picLocks noChangeArrowheads="1" noChangeAspect="1"/>
                     </pic:cNvPicPr>
                   </pic:nvPicPr>
                   <pic:blipFill>
-                    <a:blip r:embed="rId43"/>
+                    <a:blip r:embed="rId44"/>
                     <a:stretch>
                       <a:fillRect/>
                     </a:stretch>
@@ -8323,8 +8258,8 @@
         </w:drawing>
       </w:r>
     </w:p>
-    <w:bookmarkEnd w:id="46"/>
-    <w:bookmarkStart w:id="47" w:name="Xf306fc5d056a703c0291068fc9ecf9d0af7d464"/>
+    <w:bookmarkEnd w:id="47"/>
+    <w:bookmarkStart w:id="48" w:name="Xf306fc5d056a703c0291068fc9ecf9d0af7d464"/>
     <w:p>
       <w:pPr>
         <w:pStyle w:val="Heading3"/>
@@ -8460,8 +8395,8 @@
         <w:t xml:space="preserve">正式保存与自动保存都先写完整临时文件再替换；保存失败会说明原因并提示检查权限或另选目录。</w:t>
       </w:r>
     </w:p>
-    <w:bookmarkEnd w:id="47"/>
-    <w:bookmarkStart w:id="48" w:name="X3a8e1efc1ca557c430fcfab97ff4af806f50eb5"/>
+    <w:bookmarkEnd w:id="48"/>
+    <w:bookmarkStart w:id="49" w:name="X3a8e1efc1ca557c430fcfab97ff4af806f50eb5"/>
     <w:p>
       <w:pPr>
         <w:pStyle w:val="Heading3"/>
@@ -8618,9 +8553,9 @@
         </w:pict>
       </w:r>
     </w:p>
-    <w:bookmarkEnd w:id="48"/>
     <w:bookmarkEnd w:id="49"/>
-    <w:bookmarkStart w:id="61" w:name="X2fac633c2612963f2bd0008fc185544b4807016"/>
+    <w:bookmarkEnd w:id="50"/>
+    <w:bookmarkStart w:id="62" w:name="X2fac633c2612963f2bd0008fc185544b4807016"/>
     <w:p>
       <w:pPr>
         <w:pStyle w:val="Heading2"/>
@@ -8689,7 +8624,7 @@
         <w:pStyle w:val="Compact"/>
         <w:numPr>
           <w:ilvl w:val="0"/>
-          <w:numId w:val="1006"/>
+          <w:numId w:val="1008"/>
         </w:numPr>
       </w:pPr>
       <w:r>
@@ -8722,7 +8657,7 @@
         <w:pStyle w:val="Compact"/>
         <w:numPr>
           <w:ilvl w:val="0"/>
-          <w:numId w:val="1006"/>
+          <w:numId w:val="1008"/>
         </w:numPr>
       </w:pPr>
       <w:r>
@@ -8751,7 +8686,7 @@
         <w:pStyle w:val="Compact"/>
         <w:numPr>
           <w:ilvl w:val="0"/>
-          <w:numId w:val="1006"/>
+          <w:numId w:val="1008"/>
         </w:numPr>
       </w:pPr>
       <w:r>
@@ -8785,7 +8720,7 @@
         <w:pStyle w:val="Compact"/>
         <w:numPr>
           <w:ilvl w:val="0"/>
-          <w:numId w:val="1007"/>
+          <w:numId w:val="1009"/>
         </w:numPr>
       </w:pPr>
       <w:r>
@@ -8873,7 +8808,7 @@
         </w:pict>
       </w:r>
     </w:p>
-    <w:bookmarkStart w:id="56" w:name="Xe5bde638524da0ae8e2bc06e5e2988f776c1e5a"/>
+    <w:bookmarkStart w:id="57" w:name="Xe5bde638524da0ae8e2bc06e5e2988f776c1e5a"/>
     <w:p>
       <w:pPr>
         <w:pStyle w:val="Heading3"/>
@@ -8896,16 +8831,7 @@
         <w:rPr>
           <w:rFonts w:hint="eastAsia"/>
         </w:rPr>
-        <w:t xml:space="preserve">点击「模型连接设置」，或直接在对话面板顶栏的模型下拉框底部选择添加</w:t>
-      </w:r>
-      <w:r>
-        <w:t xml:space="preserve"> </w:t>
-      </w:r>
-      <w:r>
-        <w:rPr>
-          <w:rFonts w:hint="eastAsia"/>
-        </w:rPr>
-        <w:t xml:space="preserve">DeepSeek、OpenAI、Anthropic、自定义兼容接口连接（窗口会套用对应模板），选择</w:t>
+        <w:t xml:space="preserve">点击「模型连接设置」，选择</w:t>
       </w:r>
       <w:r>
         <w:t xml:space="preserve"> DeepSeek、OpenAI、Anthropic </w:t>
@@ -9114,36 +9040,16 @@
         <w:rPr>
           <w:rFonts w:hint="eastAsia"/>
         </w:rPr>
-        <w:t xml:space="preserve">面板顶栏左边显示当前模型，右边四个图标按钮依次是「对话记录」「新建」「协作任务」「连接设置」，名称与用途在悬停提示中。用户消息靠右显示为气泡；复制、编辑、重新生成是消息下方的小图标，最后一条回答常显，其余消息鼠标移上去才显出。对话记录按今天、昨天、近7天和更早分组。</w:t>
-      </w:r>
-    </w:p>
-    <w:p>
-      <w:pPr>
-        <w:pStyle w:val="BodyText"/>
-      </w:pPr>
-      <w:r>
-        <w:rPr>
-          <w:rFonts w:hint="eastAsia"/>
-        </w:rPr>
-        <w:t xml:space="preserve">回答支持流式显示，模型返回第一个字之前显示等待动画；工具卡片可展开真实参数与结果，连续几次调用收成一张卡片，收起时标题写明调用链、成败与总耗时，运行中自动展开。计划状态、改动审阅、停止、重新生成和本轮撤销按实际执行状态显示。输入卡片右下角的圆形按钮用于发送，运行中变为停止键并获得焦点，按</w:t>
-      </w:r>
-      <w:r>
-        <w:t xml:space="preserve"> Esc </w:t>
-      </w:r>
-      <w:r>
-        <w:rPr>
-          <w:rFonts w:hint="eastAsia"/>
-        </w:rPr>
-        <w:t xml:space="preserve">即停止；空输入框中按↑取回上一条消息，只放回文字，不撤销那一轮。</w:t>
-      </w:r>
-      <w:r>
-        <w:t xml:space="preserve"> </w:t>
-      </w:r>
-      <w:r>
-        <w:rPr>
-          <w:rFonts w:hint="eastAsia"/>
-        </w:rPr>
-        <w:t xml:space="preserve">本轮撤销在之后又有手工修改时会拒绝，避免覆盖后续操作。输入框支持@引用、/命令、中文输入法、粘贴多行与拖入图纸；拖图交给草图识别，仍需人工核对。</w:t>
+        <w:t xml:space="preserve">回答支持流式显示，工具卡片可展开真实参数与结果；计划状态、改动审阅、停止、重新生成和本轮撤销按实际执行状态显示。</w:t>
+      </w:r>
+      <w:r>
+        <w:t xml:space="preserve"> </w:t>
+      </w:r>
+      <w:r>
+        <w:rPr>
+          <w:rFonts w:hint="eastAsia"/>
+        </w:rPr>
+        <w:t xml:space="preserve">本轮撤销在之后又有手工修改时会拒绝，避免覆盖后续操作。输入框支持@引用、/命令、中文输入法、粘贴多行与拖入图纸；拖图交给图纸识别，仍需在核对表里逐项确认。</w:t>
       </w:r>
     </w:p>
     <w:p>
@@ -9155,18 +9061,18 @@
           <wp:inline>
             <wp:extent cx="5334000" cy="3333750"/>
             <wp:effectExtent b="0" l="0" r="0" t="0"/>
-            <wp:docPr descr="真实对话与模型并排工作台" title="" id="51" name="Picture"/>
+            <wp:docPr descr="真实对话与模型并排工作台" title="" id="52" name="Picture"/>
             <a:graphic>
               <a:graphicData uri="http://schemas.openxmlformats.org/drawingml/2006/picture">
                 <pic:pic>
                   <pic:nvPicPr>
-                    <pic:cNvPr descr="手册图/06-Agent工作台.png" id="52" name="Picture"/>
+                    <pic:cNvPr descr="手册图/06-Agent工作台.png" id="53" name="Picture"/>
                     <pic:cNvPicPr>
                       <a:picLocks noChangeArrowheads="1" noChangeAspect="1"/>
                     </pic:cNvPicPr>
                   </pic:nvPicPr>
                   <pic:blipFill>
-                    <a:blip r:embed="rId50"/>
+                    <a:blip r:embed="rId51"/>
                     <a:stretch>
                       <a:fillRect/>
                     </a:stretch>
@@ -9202,18 +9108,18 @@
           <wp:inline>
             <wp:extent cx="5334000" cy="4476750"/>
             <wp:effectExtent b="0" l="0" r="0" t="0"/>
-            <wp:docPr descr="应用内模型连接设置" title="" id="54" name="Picture"/>
+            <wp:docPr descr="应用内模型连接设置" title="" id="55" name="Picture"/>
             <a:graphic>
               <a:graphicData uri="http://schemas.openxmlformats.org/drawingml/2006/picture">
                 <pic:pic>
                   <pic:nvPicPr>
-                    <pic:cNvPr descr="手册图/07-模型连接.png" id="55" name="Picture"/>
+                    <pic:cNvPr descr="手册图/07-模型连接.png" id="56" name="Picture"/>
                     <pic:cNvPicPr>
                       <a:picLocks noChangeArrowheads="1" noChangeAspect="1"/>
                     </pic:cNvPicPr>
                   </pic:nvPicPr>
                   <pic:blipFill>
-                    <a:blip r:embed="rId53"/>
+                    <a:blip r:embed="rId54"/>
                     <a:stretch>
                       <a:fillRect/>
                     </a:stretch>
@@ -9247,8 +9153,8 @@
         </w:pict>
       </w:r>
     </w:p>
-    <w:bookmarkEnd w:id="56"/>
-    <w:bookmarkStart w:id="60" w:name="X2c3ca3ac05d57c2609c9ad970e750cb4fda0994"/>
+    <w:bookmarkEnd w:id="57"/>
+    <w:bookmarkStart w:id="61" w:name="X2c3ca3ac05d57c2609c9ad970e750cb4fda0994"/>
     <w:p>
       <w:pPr>
         <w:pStyle w:val="Heading3"/>
@@ -9462,18 +9368,18 @@
           <wp:inline>
             <wp:extent cx="5334000" cy="5334000"/>
             <wp:effectExtent b="0" l="0" r="0" t="0"/>
-            <wp:docPr descr="实际子Agent检查与工具结果" title="" id="58" name="Picture"/>
+            <wp:docPr descr="实际子Agent检查与工具结果" title="" id="59" name="Picture"/>
             <a:graphic>
               <a:graphicData uri="http://schemas.openxmlformats.org/drawingml/2006/picture">
                 <pic:pic>
                   <pic:nvPicPr>
-                    <pic:cNvPr descr="手册图/08-Agent协作任务.png" id="59" name="Picture"/>
+                    <pic:cNvPr descr="手册图/08-Agent协作任务.png" id="60" name="Picture"/>
                     <pic:cNvPicPr>
                       <a:picLocks noChangeArrowheads="1" noChangeAspect="1"/>
                     </pic:cNvPicPr>
                   </pic:nvPicPr>
                   <pic:blipFill>
-                    <a:blip r:embed="rId57"/>
+                    <a:blip r:embed="rId58"/>
                     <a:stretch>
                       <a:fillRect/>
                     </a:stretch>
@@ -9507,9 +9413,9 @@
         </w:pict>
       </w:r>
     </w:p>
-    <w:bookmarkEnd w:id="60"/>
     <w:bookmarkEnd w:id="61"/>
-    <w:bookmarkStart w:id="62" w:name="X939797adfda6ed137379411d51989d76755f0a1"/>
+    <w:bookmarkEnd w:id="62"/>
+    <w:bookmarkStart w:id="63" w:name="X939797adfda6ed137379411d51989d76755f0a1"/>
     <w:p>
       <w:pPr>
         <w:pStyle w:val="Heading2"/>
@@ -10114,8 +10020,8 @@
         </w:pict>
       </w:r>
     </w:p>
-    <w:bookmarkEnd w:id="62"/>
-    <w:bookmarkStart w:id="63" w:name="X9df411a04fb752407beaf2e2fbbb1a3569aed87"/>
+    <w:bookmarkEnd w:id="63"/>
+    <w:bookmarkStart w:id="64" w:name="X9df411a04fb752407beaf2e2fbbb1a3569aed87"/>
     <w:p>
       <w:pPr>
         <w:pStyle w:val="Heading2"/>
@@ -10571,8 +10477,8 @@
         </w:pict>
       </w:r>
     </w:p>
-    <w:bookmarkEnd w:id="63"/>
-    <w:bookmarkStart w:id="64" w:name="X16574f01e88f8ba50391f56a43107b0e7b95dc4"/>
+    <w:bookmarkEnd w:id="64"/>
+    <w:bookmarkStart w:id="65" w:name="X16574f01e88f8ba50391f56a43107b0e7b95dc4"/>
     <w:p>
       <w:pPr>
         <w:pStyle w:val="Heading2"/>
@@ -10605,7 +10511,7 @@
         <w:pStyle w:val="Compact"/>
         <w:numPr>
           <w:ilvl w:val="0"/>
-          <w:numId w:val="1008"/>
+          <w:numId w:val="1010"/>
         </w:numPr>
       </w:pPr>
       <w:r>
@@ -10629,7 +10535,7 @@
         <w:pStyle w:val="Compact"/>
         <w:numPr>
           <w:ilvl w:val="0"/>
-          <w:numId w:val="1008"/>
+          <w:numId w:val="1010"/>
         </w:numPr>
       </w:pPr>
       <w:r>
@@ -10653,7 +10559,7 @@
         <w:pStyle w:val="Compact"/>
         <w:numPr>
           <w:ilvl w:val="0"/>
-          <w:numId w:val="1008"/>
+          <w:numId w:val="1010"/>
         </w:numPr>
       </w:pPr>
       <w:r>
@@ -10677,7 +10583,7 @@
         <w:pStyle w:val="Compact"/>
         <w:numPr>
           <w:ilvl w:val="0"/>
-          <w:numId w:val="1008"/>
+          <w:numId w:val="1010"/>
         </w:numPr>
       </w:pPr>
       <w:r>
@@ -10711,7 +10617,7 @@
         <w:pStyle w:val="Compact"/>
         <w:numPr>
           <w:ilvl w:val="0"/>
-          <w:numId w:val="1008"/>
+          <w:numId w:val="1010"/>
         </w:numPr>
       </w:pPr>
       <w:r>
@@ -11045,7 +10951,7 @@
         <w:pStyle w:val="Compact"/>
         <w:numPr>
           <w:ilvl w:val="0"/>
-          <w:numId w:val="1009"/>
+          <w:numId w:val="1011"/>
         </w:numPr>
       </w:pPr>
       <w:r>
@@ -11096,7 +11002,7 @@
         <w:pStyle w:val="Compact"/>
         <w:numPr>
           <w:ilvl w:val="0"/>
-          <w:numId w:val="1009"/>
+          <w:numId w:val="1011"/>
         </w:numPr>
       </w:pPr>
       <w:r>
@@ -11111,7 +11017,7 @@
         <w:pStyle w:val="Compact"/>
         <w:numPr>
           <w:ilvl w:val="0"/>
-          <w:numId w:val="1009"/>
+          <w:numId w:val="1011"/>
         </w:numPr>
       </w:pPr>
       <w:r>
@@ -11121,7 +11027,7 @@
         <w:t xml:space="preserve">软件说"判不了"的时候，它是在诚实，不是坏了。</w:t>
       </w:r>
     </w:p>
-    <w:bookmarkEnd w:id="64"/>
+    <w:bookmarkEnd w:id="65"/>
     <w:sectPr/>
   </w:body>
 </w:document>
@@ -11426,21 +11332,6 @@
     <w:abstractNumId w:val="991"/>
   </w:num>
   <w:num w:numId="1003">
-    <w:abstractNumId w:val="991"/>
-  </w:num>
-  <w:num w:numId="1004">
-    <w:abstractNumId w:val="991"/>
-  </w:num>
-  <w:num w:numId="1005">
-    <w:abstractNumId w:val="991"/>
-  </w:num>
-  <w:num w:numId="1006">
-    <w:abstractNumId w:val="991"/>
-  </w:num>
-  <w:num w:numId="1007">
-    <w:abstractNumId w:val="991"/>
-  </w:num>
-  <w:num w:numId="1008">
     <w:abstractNumId w:val="99411"/>
     <w:lvlOverride w:ilvl="0">
       <w:startOverride w:val="1"/>
@@ -11470,7 +11361,55 @@
       <w:startOverride w:val="1"/>
     </w:lvlOverride>
   </w:num>
+  <w:num w:numId="1004">
+    <w:abstractNumId w:val="991"/>
+  </w:num>
+  <w:num w:numId="1005">
+    <w:abstractNumId w:val="991"/>
+  </w:num>
+  <w:num w:numId="1006">
+    <w:abstractNumId w:val="991"/>
+  </w:num>
+  <w:num w:numId="1007">
+    <w:abstractNumId w:val="991"/>
+  </w:num>
+  <w:num w:numId="1008">
+    <w:abstractNumId w:val="991"/>
+  </w:num>
   <w:num w:numId="1009">
+    <w:abstractNumId w:val="991"/>
+  </w:num>
+  <w:num w:numId="1010">
+    <w:abstractNumId w:val="99411"/>
+    <w:lvlOverride w:ilvl="0">
+      <w:startOverride w:val="1"/>
+    </w:lvlOverride>
+    <w:lvlOverride w:ilvl="1">
+      <w:startOverride w:val="1"/>
+    </w:lvlOverride>
+    <w:lvlOverride w:ilvl="2">
+      <w:startOverride w:val="1"/>
+    </w:lvlOverride>
+    <w:lvlOverride w:ilvl="3">
+      <w:startOverride w:val="1"/>
+    </w:lvlOverride>
+    <w:lvlOverride w:ilvl="4">
+      <w:startOverride w:val="1"/>
+    </w:lvlOverride>
+    <w:lvlOverride w:ilvl="5">
+      <w:startOverride w:val="1"/>
+    </w:lvlOverride>
+    <w:lvlOverride w:ilvl="6">
+      <w:startOverride w:val="1"/>
+    </w:lvlOverride>
+    <w:lvlOverride w:ilvl="7">
+      <w:startOverride w:val="1"/>
+    </w:lvlOverride>
+    <w:lvlOverride w:ilvl="8">
+      <w:startOverride w:val="1"/>
+    </w:lvlOverride>
+  </w:num>
+  <w:num w:numId="1011">
     <w:abstractNumId w:val="99411"/>
     <w:lvlOverride w:ilvl="0">
       <w:startOverride w:val="1"/>

--- a/docs/word/使用手册.docx
+++ b/docs/word/使用手册.docx
@@ -5313,6 +5313,69 @@
       <w:r>
         <w:t xml:space="preserve">。</w:t>
       </w:r>
+      <w:r>
+        <w:t xml:space="preserve"> </w:t>
+      </w:r>
+      <w:r>
+        <w:rPr>
+          <w:rFonts w:hint="eastAsia"/>
+        </w:rPr>
+        <w:t xml:space="preserve">不满跨的荷载选「杆上集中力」「杆上力矩」「区间均布荷载」或「区间梯形荷载」，在编辑荷载时给作用位置：</w:t>
+      </w:r>
+      <w:r>
+        <w:t xml:space="preserve"> </w:t>
+      </w:r>
+      <w:r>
+        <w:rPr>
+          <w:rFonts w:hint="eastAsia"/>
+        </w:rPr>
+        <w:t xml:space="preserve">「距</w:t>
+      </w:r>
+      <w:r>
+        <w:t xml:space="preserve"> i </w:t>
+      </w:r>
+      <w:r>
+        <w:rPr>
+          <w:rFonts w:hint="eastAsia"/>
+        </w:rPr>
+        <w:t xml:space="preserve">端距离」从每根杆件的</w:t>
+      </w:r>
+      <w:r>
+        <w:t xml:space="preserve"> i </w:t>
+      </w:r>
+      <w:r>
+        <w:rPr>
+          <w:rFonts w:hint="eastAsia"/>
+        </w:rPr>
+        <w:t xml:space="preserve">端量起，区域里有放不下的杆件会点名拒绝；「全局坐标」填</w:t>
+      </w:r>
+      <w:r>
+        <w:t xml:space="preserve"> X, Y, </w:t>
+      </w:r>
+      <w:r>
+        <w:rPr>
+          <w:rFonts w:hint="eastAsia"/>
+        </w:rPr>
+        <w:t xml:space="preserve">Z，</w:t>
+      </w:r>
+      <w:r>
+        <w:t xml:space="preserve"> </w:t>
+      </w:r>
+      <w:r>
+        <w:rPr>
+          <w:rFonts w:hint="eastAsia"/>
+        </w:rPr>
+        <w:t xml:space="preserve">自动换成距</w:t>
+      </w:r>
+      <w:r>
+        <w:t xml:space="preserve"> i </w:t>
+      </w:r>
+      <w:r>
+        <w:rPr>
+          <w:rFonts w:hint="eastAsia"/>
+        </w:rPr>
+        <w:t xml:space="preserve">端距离，点不在杆件中心线上或越过杆端会说明原因，区域含多根杆件时要先缩小到坐标所在的那一根。</w:t>
+      </w:r>
     </w:p>
     <w:p>
       <w:pPr>
@@ -5844,6 +5907,284 @@
           <w:rFonts w:hint="eastAsia"/>
         </w:rPr>
         <w:t xml:space="preserve">拖动分隔线可调面板尺寸；Ctrl+Shift+P打开命令面板，按中文或英文搜索命令。</w:t>
+      </w:r>
+    </w:p>
+    <w:p>
+      <w:pPr>
+        <w:pStyle w:val="BodyText"/>
+      </w:pPr>
+      <w:r>
+        <w:rPr>
+          <w:rFonts w:hint="eastAsia"/>
+        </w:rPr>
+        <w:t xml:space="preserve">求解后，在视口选择节点可读取实际节点位移；选择杆件并点击指定位置可读取该截面结果。</w:t>
+      </w:r>
+      <w:r>
+        <w:t xml:space="preserve"> </w:t>
+      </w:r>
+      <w:r>
+        <w:rPr>
+          <w:rFonts w:hint="eastAsia"/>
+        </w:rPr>
+        <w:t xml:space="preserve">也可打开</w:t>
+      </w:r>
+      <w:r>
+        <w:t xml:space="preserve"> </w:t>
+      </w:r>
+      <w:r>
+        <w:rPr>
+          <w:rFonts w:hint="eastAsia"/>
+          <w:b/>
+          <w:bCs/>
+        </w:rPr>
+        <w:t xml:space="preserve">「坐标查询」</w:t>
+      </w:r>
+      <w:r>
+        <w:rPr>
+          <w:rFonts w:hint="eastAsia"/>
+        </w:rPr>
+        <w:t xml:space="preserve">，在结果表输入</w:t>
+      </w:r>
+      <w:r>
+        <w:t xml:space="preserve"> X, Y, </w:t>
+      </w:r>
+      <w:r>
+        <w:rPr>
+          <w:rFonts w:hint="eastAsia"/>
+        </w:rPr>
+        <w:t xml:space="preserve">Z，按回车或点击</w:t>
+      </w:r>
+      <w:r>
+        <w:t xml:space="preserve"> </w:t>
+      </w:r>
+      <w:r>
+        <w:rPr>
+          <w:rFonts w:hint="eastAsia"/>
+          <w:b/>
+          <w:bCs/>
+        </w:rPr>
+        <w:t xml:space="preserve">「查询坐标」</w:t>
+      </w:r>
+      <w:r>
+        <w:t xml:space="preserve">。</w:t>
+      </w:r>
+      <w:r>
+        <w:t xml:space="preserve"> </w:t>
+      </w:r>
+      <w:r>
+        <w:rPr>
+          <w:rFonts w:hint="eastAsia"/>
+        </w:rPr>
+        <w:t xml:space="preserve">坐标使用未变形模型的位置，查询值不乘变形放大系数，鼠标点击变形杆件会映射回原始位置。</w:t>
+      </w:r>
+      <w:r>
+        <w:t xml:space="preserve"> </w:t>
+      </w:r>
+      <w:r>
+        <w:rPr>
+          <w:rFonts w:hint="eastAsia"/>
+        </w:rPr>
+        <w:t xml:space="preserve">节点给出六个自由度和位移幅值；杆中位置给出六内力、中心线位移与截面极端纤维正应力（不含剪力与扭转剪应力）。</w:t>
+      </w:r>
+      <w:r>
+        <w:t xml:space="preserve"> </w:t>
+      </w:r>
+      <w:r>
+        <w:rPr>
+          <w:rFonts w:hint="eastAsia"/>
+        </w:rPr>
+        <w:t xml:space="preserve">交叉点可能属于多根杆件，此时填写物理杆件号。实体云图下坐标单位为</w:t>
+      </w:r>
+      <w:r>
+        <w:t xml:space="preserve"> </w:t>
+      </w:r>
+      <w:r>
+        <w:rPr>
+          <w:rFonts w:hint="eastAsia"/>
+        </w:rPr>
+        <w:t xml:space="preserve">mm：精确命中网格节点时显示该节点</w:t>
+      </w:r>
+      <w:r>
+        <w:t xml:space="preserve"> </w:t>
+      </w:r>
+      <w:r>
+        <w:rPr>
+          <w:rFonts w:hint="eastAsia"/>
+        </w:rPr>
+        <w:t xml:space="preserve">原始位移，其他网格内坐标显示所在单元的原始应力及连接节点位移，网格外位置拒绝查询。</w:t>
+      </w:r>
+    </w:p>
+    <w:p>
+      <w:pPr>
+        <w:pStyle w:val="BodyText"/>
+      </w:pPr>
+      <w:r>
+        <w:rPr>
+          <w:rFonts w:hint="eastAsia"/>
+        </w:rPr>
+        <w:t xml:space="preserve">结果页的</w:t>
+      </w:r>
+      <w:r>
+        <w:t xml:space="preserve"> </w:t>
+      </w:r>
+      <w:r>
+        <w:rPr>
+          <w:rFonts w:hint="eastAsia"/>
+          <w:b/>
+          <w:bCs/>
+        </w:rPr>
+        <w:t xml:space="preserve">「导出全部</w:t>
+      </w:r>
+      <w:r>
+        <w:rPr>
+          <w:b/>
+          <w:bCs/>
+        </w:rPr>
+        <w:t xml:space="preserve"> CSV」</w:t>
+      </w:r>
+      <w:r>
+        <w:t xml:space="preserve"> </w:t>
+      </w:r>
+      <w:r>
+        <w:rPr>
+          <w:rFonts w:hint="eastAsia"/>
+        </w:rPr>
+        <w:t xml:space="preserve">生成一个完整</w:t>
+      </w:r>
+      <w:r>
+        <w:t xml:space="preserve"> </w:t>
+      </w:r>
+      <w:r>
+        <w:rPr>
+          <w:rFonts w:hint="eastAsia"/>
+        </w:rPr>
+        <w:t xml:space="preserve">CSV：全部模型模块、所有已求解工况与组合的结果，</w:t>
+      </w:r>
+      <w:r>
+        <w:t xml:space="preserve"> </w:t>
+      </w:r>
+      <w:r>
+        <w:rPr>
+          <w:rFonts w:hint="eastAsia"/>
+        </w:rPr>
+        <w:t xml:space="preserve">以及已完成的分析模块和实体结果。每行以</w:t>
+      </w:r>
+      <w:r>
+        <w:t xml:space="preserve"> module、path、value、unit、status </w:t>
+      </w:r>
+      <w:r>
+        <w:rPr>
+          <w:rFonts w:hint="eastAsia"/>
+        </w:rPr>
+        <w:t xml:space="preserve">标明所属模块、数据路径、</w:t>
+      </w:r>
+      <w:r>
+        <w:t xml:space="preserve"> </w:t>
+      </w:r>
+      <w:r>
+        <w:rPr>
+          <w:rFonts w:hint="eastAsia"/>
+        </w:rPr>
+        <w:t xml:space="preserve">原始值、单位和状态；文件为带</w:t>
+      </w:r>
+      <w:r>
+        <w:t xml:space="preserve"> BOM </w:t>
+      </w:r>
+      <w:r>
+        <w:rPr>
+          <w:rFonts w:hint="eastAsia"/>
+        </w:rPr>
+        <w:t xml:space="preserve">的</w:t>
+      </w:r>
+      <w:r>
+        <w:t xml:space="preserve"> </w:t>
+      </w:r>
+      <w:r>
+        <w:rPr>
+          <w:rFonts w:hint="eastAsia"/>
+        </w:rPr>
+        <w:t xml:space="preserve">UTF-8，可直接用</w:t>
+      </w:r>
+      <w:r>
+        <w:t xml:space="preserve"> Excel </w:t>
+      </w:r>
+      <w:r>
+        <w:rPr>
+          <w:rFonts w:hint="eastAsia"/>
+        </w:rPr>
+        <w:t xml:space="preserve">打开。尚未运行或已失效的模块标注</w:t>
+      </w:r>
+      <w:r>
+        <w:t xml:space="preserve"> </w:t>
+      </w:r>
+      <w:r>
+        <w:rPr>
+          <w:rFonts w:hint="eastAsia"/>
+        </w:rPr>
+        <w:t xml:space="preserve">NOT_AVAILABLE，表格修改尚未应用时只导出输入草稿，不附旧结果。模型表格的跨间荷载表增加区间终点</w:t>
+      </w:r>
+      <w:r>
+        <w:t xml:space="preserve"> </w:t>
+      </w:r>
+      <w:r>
+        <w:rPr>
+          <w:rFonts w:hint="eastAsia"/>
+        </w:rPr>
+        <w:t xml:space="preserve">b：</w:t>
+      </w:r>
+      <w:r>
+        <w:t xml:space="preserve"> </w:t>
+      </w:r>
+      <w:r>
+        <w:rPr>
+          <w:rFonts w:hint="eastAsia"/>
+        </w:rPr>
+        <w:t xml:space="preserve">区间均布、区间梯形须填</w:t>
+      </w:r>
+      <w:r>
+        <w:t xml:space="preserve"> a </w:t>
+      </w:r>
+      <w:r>
+        <w:rPr>
+          <w:rFonts w:hint="eastAsia"/>
+        </w:rPr>
+        <w:t xml:space="preserve">与</w:t>
+      </w:r>
+      <w:r>
+        <w:t xml:space="preserve"> </w:t>
+      </w:r>
+      <w:r>
+        <w:rPr>
+          <w:rFonts w:hint="eastAsia"/>
+        </w:rPr>
+        <w:t xml:space="preserve">b，满跨梯形留空</w:t>
+      </w:r>
+      <w:r>
+        <w:t xml:space="preserve"> </w:t>
+      </w:r>
+      <w:r>
+        <w:rPr>
+          <w:rFonts w:hint="eastAsia"/>
+        </w:rPr>
+        <w:t xml:space="preserve">b，旧</w:t>
+      </w:r>
+      <w:r>
+        <w:t xml:space="preserve"> CSV </w:t>
+      </w:r>
+      <w:r>
+        <w:rPr>
+          <w:rFonts w:hint="eastAsia"/>
+        </w:rPr>
+        <w:t xml:space="preserve">缺</w:t>
+      </w:r>
+      <w:r>
+        <w:t xml:space="preserve"> b </w:t>
+      </w:r>
+      <w:r>
+        <w:rPr>
+          <w:rFonts w:hint="eastAsia"/>
+        </w:rPr>
+        <w:t xml:space="preserve">列时仍可导入。</w:t>
       </w:r>
     </w:p>
     <w:p>
@@ -7946,6 +8287,91 @@
         </w:rPr>
         <w:t xml:space="preserve">变形倍数和显示单元边线；隐藏面板后，再点实体云图入口即可重新展开。</w:t>
       </w:r>
+      <w:r>
+        <w:t xml:space="preserve"> </w:t>
+      </w:r>
+      <w:r>
+        <w:rPr>
+          <w:rFonts w:hint="eastAsia"/>
+        </w:rPr>
+        <w:t xml:space="preserve">勾选</w:t>
+      </w:r>
+      <w:r>
+        <w:t xml:space="preserve"> </w:t>
+      </w:r>
+      <w:r>
+        <w:rPr>
+          <w:rFonts w:hint="eastAsia"/>
+          <w:b/>
+          <w:bCs/>
+        </w:rPr>
+        <w:t xml:space="preserve">「点选实体单元」</w:t>
+      </w:r>
+      <w:r>
+        <w:t xml:space="preserve"> </w:t>
+      </w:r>
+      <w:r>
+        <w:rPr>
+          <w:rFonts w:hint="eastAsia"/>
+        </w:rPr>
+        <w:t xml:space="preserve">后左键点表面单元，结果表列出该单元的原始应力及十个连接节点的坐标与位移</w:t>
+      </w:r>
+      <w:r>
+        <w:t xml:space="preserve"> </w:t>
+      </w:r>
+      <w:r>
+        <w:rPr>
+          <w:rFonts w:hint="eastAsia"/>
+        </w:rPr>
+        <w:t xml:space="preserve">（应力不跨单元平均，位移不平均成单元值），点表中各行可在网格上高亮对应单元或节点；</w:t>
+      </w:r>
+      <w:r>
+        <w:t xml:space="preserve"> </w:t>
+      </w:r>
+      <w:r>
+        <w:rPr>
+          <w:rFonts w:hint="eastAsia"/>
+          <w:b/>
+          <w:bCs/>
+        </w:rPr>
+        <w:t xml:space="preserve">「定位实体极值」</w:t>
+      </w:r>
+      <w:r>
+        <w:t xml:space="preserve"> </w:t>
+      </w:r>
+      <w:r>
+        <w:rPr>
+          <w:rFonts w:hint="eastAsia"/>
+        </w:rPr>
+        <w:t xml:space="preserve">按全部原始结果找当前结果量的峰值，不受</w:t>
+      </w:r>
+      <w:r>
+        <w:t xml:space="preserve"> P99 </w:t>
+      </w:r>
+      <w:r>
+        <w:rPr>
+          <w:rFonts w:hint="eastAsia"/>
+        </w:rPr>
+        <w:t xml:space="preserve">截色影响，也不需要整体求解。</w:t>
+      </w:r>
+      <w:r>
+        <w:t xml:space="preserve"> </w:t>
+      </w:r>
+      <w:r>
+        <w:rPr>
+          <w:rFonts w:hint="eastAsia"/>
+        </w:rPr>
+        <w:t xml:space="preserve">切换网格档位或重新打开结果时旧查询自动清除，Esc</w:t>
+      </w:r>
+      <w:r>
+        <w:t xml:space="preserve"> </w:t>
+      </w:r>
+      <w:r>
+        <w:rPr>
+          <w:rFonts w:hint="eastAsia"/>
+        </w:rPr>
+        <w:t xml:space="preserve">退出点选。</w:t>
+      </w:r>
     </w:p>
     <w:tbl>
       <w:tblPr>
@@ -8831,7 +9257,16 @@
         <w:rPr>
           <w:rFonts w:hint="eastAsia"/>
         </w:rPr>
-        <w:t xml:space="preserve">点击「模型连接设置」，选择</w:t>
+        <w:t xml:space="preserve">点击「模型连接设置」，或直接在对话面板顶栏的模型下拉框底部选择添加</w:t>
+      </w:r>
+      <w:r>
+        <w:t xml:space="preserve"> </w:t>
+      </w:r>
+      <w:r>
+        <w:rPr>
+          <w:rFonts w:hint="eastAsia"/>
+        </w:rPr>
+        <w:t xml:space="preserve">DeepSeek、OpenAI、Anthropic、自定义兼容接口连接（窗口会套用对应模板），选择</w:t>
       </w:r>
       <w:r>
         <w:t xml:space="preserve"> DeepSeek、OpenAI、Anthropic </w:t>
@@ -9040,16 +9475,36 @@
         <w:rPr>
           <w:rFonts w:hint="eastAsia"/>
         </w:rPr>
-        <w:t xml:space="preserve">回答支持流式显示，工具卡片可展开真实参数与结果；计划状态、改动审阅、停止、重新生成和本轮撤销按实际执行状态显示。</w:t>
-      </w:r>
-      <w:r>
-        <w:t xml:space="preserve"> </w:t>
-      </w:r>
-      <w:r>
-        <w:rPr>
-          <w:rFonts w:hint="eastAsia"/>
-        </w:rPr>
-        <w:t xml:space="preserve">本轮撤销在之后又有手工修改时会拒绝，避免覆盖后续操作。输入框支持@引用、/命令、中文输入法、粘贴多行与拖入图纸；拖图交给图纸识别，仍需在核对表里逐项确认。</w:t>
+        <w:t xml:space="preserve">面板顶栏左边显示当前模型，右边四个图标按钮依次是「对话记录」「新建」「协作任务」「连接设置」，名称与用途在悬停提示中。用户消息靠右显示为气泡；复制、编辑、重新生成是消息下方的小图标，最后一条回答常显，其余消息鼠标移上去才显出。对话记录按今天、昨天、近7天和更早分组。</w:t>
+      </w:r>
+    </w:p>
+    <w:p>
+      <w:pPr>
+        <w:pStyle w:val="BodyText"/>
+      </w:pPr>
+      <w:r>
+        <w:rPr>
+          <w:rFonts w:hint="eastAsia"/>
+        </w:rPr>
+        <w:t xml:space="preserve">回答支持流式显示，模型返回第一个字之前显示等待动画；工具卡片可展开真实参数与结果，连续几次调用收成一张卡片，收起时标题写明调用链、成败与总耗时，运行中自动展开。计划状态、改动审阅、停止、重新生成和本轮撤销按实际执行状态显示。输入卡片右下角的圆形按钮用于发送，运行中变为停止键并获得焦点，按</w:t>
+      </w:r>
+      <w:r>
+        <w:t xml:space="preserve"> Esc </w:t>
+      </w:r>
+      <w:r>
+        <w:rPr>
+          <w:rFonts w:hint="eastAsia"/>
+        </w:rPr>
+        <w:t xml:space="preserve">即停止；空输入框中按↑取回上一条消息，只放回文字，不撤销那一轮。</w:t>
+      </w:r>
+      <w:r>
+        <w:t xml:space="preserve"> </w:t>
+      </w:r>
+      <w:r>
+        <w:rPr>
+          <w:rFonts w:hint="eastAsia"/>
+        </w:rPr>
+        <w:t xml:space="preserve">本轮撤销在之后又有手工修改时会拒绝，避免覆盖后续操作。输入框支持@引用、/命令、中文输入法、粘贴多行与拖入图纸；拖图交给图纸识别，仍需人工核对。</w:t>
       </w:r>
     </w:p>
     <w:p>

--- a/docs/word/使用手册.docx
+++ b/docs/word/使用手册.docx
@@ -4582,6 +4582,170 @@
           <w:rFonts w:hint="eastAsia"/>
         </w:rPr>
         <w:t xml:space="preserve">没有尺寸标注的手绘示意图，仍可以用「草图识别」。</w:t>
+      </w:r>
+    </w:p>
+    <w:p>
+      <w:pPr>
+        <w:pStyle w:val="BodyText"/>
+      </w:pPr>
+      <w:r>
+        <w:rPr>
+          <w:b/>
+          <w:bCs/>
+        </w:rPr>
+        <w:t xml:space="preserve">DXF </w:t>
+      </w:r>
+      <w:r>
+        <w:rPr>
+          <w:rFonts w:hint="eastAsia"/>
+          <w:b/>
+          <w:bCs/>
+        </w:rPr>
+        <w:t xml:space="preserve">图纸</w:t>
+      </w:r>
+      <w:r>
+        <w:rPr>
+          <w:rFonts w:hint="eastAsia"/>
+        </w:rPr>
+        <w:t xml:space="preserve">：「添加图纸…」也接受一个</w:t>
+      </w:r>
+      <w:r>
+        <w:t xml:space="preserve"> </w:t>
+      </w:r>
+      <w:r>
+        <w:rPr>
+          <w:rStyle w:val="VerbatimChar"/>
+        </w:rPr>
+        <w:t xml:space="preserve">.dxf</w:t>
+      </w:r>
+      <w:r>
+        <w:t xml:space="preserve"> </w:t>
+      </w:r>
+      <w:r>
+        <w:rPr>
+          <w:rFonts w:hint="eastAsia"/>
+        </w:rPr>
+        <w:t xml:space="preserve">文件（DWG</w:t>
+      </w:r>
+      <w:r>
+        <w:t xml:space="preserve"> </w:t>
+      </w:r>
+      <w:r>
+        <w:rPr>
+          <w:rFonts w:hint="eastAsia"/>
+        </w:rPr>
+        <w:t xml:space="preserve">请先在</w:t>
+      </w:r>
+      <w:r>
+        <w:t xml:space="preserve"> CAD </w:t>
+      </w:r>
+      <w:r>
+        <w:rPr>
+          <w:rFonts w:hint="eastAsia"/>
+        </w:rPr>
+        <w:t xml:space="preserve">中另存为</w:t>
+      </w:r>
+      <w:r>
+        <w:t xml:space="preserve"> </w:t>
+      </w:r>
+      <w:r>
+        <w:rPr>
+          <w:rFonts w:hint="eastAsia"/>
+        </w:rPr>
+        <w:t xml:space="preserve">DXF），</w:t>
+      </w:r>
+      <w:r>
+        <w:t xml:space="preserve"> </w:t>
+      </w:r>
+      <w:r>
+        <w:rPr>
+          <w:rFonts w:hint="eastAsia"/>
+        </w:rPr>
+        <w:t xml:space="preserve">本机直接读取，数值都取自文件里的实体：轴线间距取尺寸标注的实测值（标注文字被改写成别的数时</w:t>
+      </w:r>
+      <w:r>
+        <w:t xml:space="preserve"> </w:t>
+      </w:r>
+      <w:r>
+        <w:rPr>
+          <w:rFonts w:hint="eastAsia"/>
+        </w:rPr>
+        <w:t xml:space="preserve">以冲突列出），标高取标高符号旁的文字，尺寸单位取文件头</w:t>
+      </w:r>
+      <w:r>
+        <w:t xml:space="preserve"> </w:t>
+      </w:r>
+      <w:r>
+        <w:rPr>
+          <w:rFonts w:hint="eastAsia"/>
+        </w:rPr>
+        <w:t xml:space="preserve">$INSUNITS（仍要确认）。</w:t>
+      </w:r>
+      <w:r>
+        <w:t xml:space="preserve"> </w:t>
+      </w:r>
+      <w:r>
+        <w:t xml:space="preserve">DXF </w:t>
+      </w:r>
+      <w:r>
+        <w:rPr>
+          <w:rFonts w:hint="eastAsia"/>
+        </w:rPr>
+        <w:t xml:space="preserve">没有图片可显示，图纸区域会写明这一点；核对表的“来源”列写着实体句柄（如</w:t>
+      </w:r>
+      <w:r>
+        <w:t xml:space="preserve"> </w:t>
+      </w:r>
+      <w:r>
+        <w:rPr>
+          <w:rFonts w:hint="eastAsia"/>
+        </w:rPr>
+        <w:t xml:space="preserve">#2A）和图层，</w:t>
+      </w:r>
+      <w:r>
+        <w:t xml:space="preserve"> </w:t>
+      </w:r>
+      <w:r>
+        <w:rPr>
+          <w:rFonts w:hint="eastAsia"/>
+        </w:rPr>
+        <w:t xml:space="preserve">可在</w:t>
+      </w:r>
+      <w:r>
+        <w:t xml:space="preserve"> CAD </w:t>
+      </w:r>
+      <w:r>
+        <w:rPr>
+          <w:rFonts w:hint="eastAsia"/>
+        </w:rPr>
+        <w:t xml:space="preserve">里按句柄或图层找到原对象。哪个图层是轴线、梁、柱、标注由你决定：在核对表的“图层”类里</w:t>
+      </w:r>
+      <w:r>
+        <w:t xml:space="preserve"> </w:t>
+      </w:r>
+      <w:r>
+        <w:rPr>
+          <w:rFonts w:hint="eastAsia"/>
+        </w:rPr>
+        <w:t xml:space="preserve">为每个图层选择用途，或点「识别图纸」请大模型按图层名和内容判断后再逐个确认；没选用途的图层</w:t>
+      </w:r>
+      <w:r>
+        <w:t xml:space="preserve"> </w:t>
+      </w:r>
+      <w:r>
+        <w:rPr>
+          <w:rFonts w:hint="eastAsia"/>
+        </w:rPr>
+        <w:t xml:space="preserve">不读取，缺了的间距、标高会作为缺失项列出，不会从图形尺寸估算。本版读取立面单线图</w:t>
+      </w:r>
+      <w:r>
+        <w:t xml:space="preserve"> </w:t>
+      </w:r>
+      <w:r>
+        <w:rPr>
+          <w:rFonts w:hint="eastAsia"/>
+        </w:rPr>
+        <w:t xml:space="preserve">（梁、柱画成单线，一个文件一个视图），平面图上的杆件会列在识别提示里。</w:t>
       </w:r>
     </w:p>
     <w:bookmarkEnd w:id="29"/>

--- a/docs/word/使用手册.docx
+++ b/docs/word/使用手册.docx
@@ -4519,7 +4519,30 @@
         <w:rPr>
           <w:rFonts w:hint="eastAsia"/>
         </w:rPr>
-        <w:t xml:space="preserve">：比如分段间距之和与总尺寸对不上，必须改正读错的那一项。</w:t>
+        <w:t xml:space="preserve">：比如分段间距之和与总尺寸对不上，必须改正读错的那一项；</w:t>
+      </w:r>
+    </w:p>
+    <w:p>
+      <w:pPr>
+        <w:pStyle w:val="Compact"/>
+        <w:numPr>
+          <w:ilvl w:val="1"/>
+          <w:numId w:val="1004"/>
+        </w:numPr>
+      </w:pPr>
+      <w:r>
+        <w:rPr>
+          <w:rFonts w:hint="eastAsia"/>
+          <w:b/>
+          <w:bCs/>
+        </w:rPr>
+        <w:t xml:space="preserve">提示</w:t>
+      </w:r>
+      <w:r>
+        <w:rPr>
+          <w:rFonts w:hint="eastAsia"/>
+        </w:rPr>
+        <w:t xml:space="preserve">：识别时看不清或拿不准的地方，只列出来供对照原图，不需要逐条确认，也不影响生成。</w:t>
       </w:r>
     </w:p>
     <w:p>
@@ -4567,6 +4590,80 @@
     <w:p>
       <w:pPr>
         <w:pStyle w:val="FirstParagraph"/>
+      </w:pPr>
+      <w:r>
+        <w:rPr>
+          <w:rFonts w:hint="eastAsia"/>
+        </w:rPr>
+        <w:t xml:space="preserve">能直接读的尺寸写法：千分位（6,000）、英尺英寸（25'-0"，自带单位，按</w:t>
+      </w:r>
+      <w:r>
+        <w:t xml:space="preserve"> 1 in = 25.4 mm </w:t>
+      </w:r>
+      <w:r>
+        <w:rPr>
+          <w:rFonts w:hint="eastAsia"/>
+        </w:rPr>
+        <w:t xml:space="preserve">换算，</w:t>
+      </w:r>
+      <w:r>
+        <w:t xml:space="preserve"> </w:t>
+      </w:r>
+      <w:r>
+        <w:rPr>
+          <w:rFonts w:hint="eastAsia"/>
+        </w:rPr>
+        <w:t xml:space="preserve">不再要求单位说明）、重复写法（7</w:t>
+      </w:r>
+      <w:r>
+        <w:t xml:space="preserve"> at </w:t>
+      </w:r>
+      <w:r>
+        <w:rPr>
+          <w:rFonts w:hint="eastAsia"/>
+        </w:rPr>
+        <w:t xml:space="preserve">25'-0"、6@3600、3×6000，按首末轴号逐段展开，段数对不上</w:t>
+      </w:r>
+      <w:r>
+        <w:t xml:space="preserve"> </w:t>
+      </w:r>
+      <w:r>
+        <w:rPr>
+          <w:rFonts w:hint="eastAsia"/>
+        </w:rPr>
+        <w:t xml:space="preserve">会报冲突）。立面图只标层高时按层高逐层累加标高，最低层按</w:t>
+      </w:r>
+      <w:r>
+        <w:t xml:space="preserve"> ±0.000 </w:t>
+      </w:r>
+      <w:r>
+        <w:rPr>
+          <w:rFonts w:hint="eastAsia"/>
+        </w:rPr>
+        <w:t xml:space="preserve">计并要你确认；量到建筑外边缘的</w:t>
+      </w:r>
+      <w:r>
+        <w:t xml:space="preserve"> </w:t>
+      </w:r>
+      <w:r>
+        <w:rPr>
+          <w:rFonts w:hint="eastAsia"/>
+        </w:rPr>
+        <w:t xml:space="preserve">总尺寸会连同两端外边距一起核对，不当作轴线总尺寸。没有编号的梁柱按位置读出，归为“未编号梁”</w:t>
+      </w:r>
+      <w:r>
+        <w:t xml:space="preserve"> </w:t>
+      </w:r>
+      <w:r>
+        <w:rPr>
+          <w:rFonts w:hint="eastAsia"/>
+        </w:rPr>
+        <w:t xml:space="preserve">“未编号柱”，各填一次截面规格即可。</w:t>
+      </w:r>
+    </w:p>
+    <w:p>
+      <w:pPr>
+        <w:pStyle w:val="BodyText"/>
       </w:pPr>
       <w:r>
         <w:rPr>

--- a/docs/word/使用手册.docx
+++ b/docs/word/使用手册.docx
@@ -7584,6 +7584,91 @@
           <w:rFonts w:hint="eastAsia"/>
         </w:rPr>
         <w:t xml:space="preserve">变形倍数和显示单元边线；隐藏面板后，再点实体云图入口即可重新展开。</w:t>
+      </w:r>
+      <w:r>
+        <w:t xml:space="preserve"> </w:t>
+      </w:r>
+      <w:r>
+        <w:rPr>
+          <w:rFonts w:hint="eastAsia"/>
+        </w:rPr>
+        <w:t xml:space="preserve">勾选</w:t>
+      </w:r>
+      <w:r>
+        <w:t xml:space="preserve"> </w:t>
+      </w:r>
+      <w:r>
+        <w:rPr>
+          <w:rFonts w:hint="eastAsia"/>
+          <w:b/>
+          <w:bCs/>
+        </w:rPr>
+        <w:t xml:space="preserve">「点选实体单元」</w:t>
+      </w:r>
+      <w:r>
+        <w:t xml:space="preserve"> </w:t>
+      </w:r>
+      <w:r>
+        <w:rPr>
+          <w:rFonts w:hint="eastAsia"/>
+        </w:rPr>
+        <w:t xml:space="preserve">后左键点表面单元，结果表列出该单元的原始应力及十个连接节点的坐标与位移</w:t>
+      </w:r>
+      <w:r>
+        <w:t xml:space="preserve"> </w:t>
+      </w:r>
+      <w:r>
+        <w:rPr>
+          <w:rFonts w:hint="eastAsia"/>
+        </w:rPr>
+        <w:t xml:space="preserve">（应力不跨单元平均，位移不平均成单元值），点表中各行可在网格上高亮对应单元或节点；</w:t>
+      </w:r>
+      <w:r>
+        <w:t xml:space="preserve"> </w:t>
+      </w:r>
+      <w:r>
+        <w:rPr>
+          <w:rFonts w:hint="eastAsia"/>
+          <w:b/>
+          <w:bCs/>
+        </w:rPr>
+        <w:t xml:space="preserve">「定位实体极值」</w:t>
+      </w:r>
+      <w:r>
+        <w:t xml:space="preserve"> </w:t>
+      </w:r>
+      <w:r>
+        <w:rPr>
+          <w:rFonts w:hint="eastAsia"/>
+        </w:rPr>
+        <w:t xml:space="preserve">按全部原始结果找当前结果量的峰值，不受</w:t>
+      </w:r>
+      <w:r>
+        <w:t xml:space="preserve"> P99 </w:t>
+      </w:r>
+      <w:r>
+        <w:rPr>
+          <w:rFonts w:hint="eastAsia"/>
+        </w:rPr>
+        <w:t xml:space="preserve">截色影响，也不需要整体求解。</w:t>
+      </w:r>
+      <w:r>
+        <w:t xml:space="preserve"> </w:t>
+      </w:r>
+      <w:r>
+        <w:rPr>
+          <w:rFonts w:hint="eastAsia"/>
+        </w:rPr>
+        <w:t xml:space="preserve">切换网格档位或重新打开结果时旧查询自动清除，Esc</w:t>
+      </w:r>
+      <w:r>
+        <w:t xml:space="preserve"> </w:t>
+      </w:r>
+      <w:r>
+        <w:rPr>
+          <w:rFonts w:hint="eastAsia"/>
+        </w:rPr>
+        <w:t xml:space="preserve">退出点选。</w:t>
       </w:r>
     </w:p>
     <w:tbl>

--- a/docs/word/使用手册.docx
+++ b/docs/word/使用手册.docx
@@ -5483,6 +5483,284 @@
           <w:rFonts w:hint="eastAsia"/>
         </w:rPr>
         <w:t xml:space="preserve">拖动分隔线可调面板尺寸；Ctrl+Shift+P打开命令面板，按中文或英文搜索命令。</w:t>
+      </w:r>
+    </w:p>
+    <w:p>
+      <w:pPr>
+        <w:pStyle w:val="BodyText"/>
+      </w:pPr>
+      <w:r>
+        <w:rPr>
+          <w:rFonts w:hint="eastAsia"/>
+        </w:rPr>
+        <w:t xml:space="preserve">求解后，在视口选择节点可读取实际节点位移；选择杆件并点击指定位置可读取该截面结果。</w:t>
+      </w:r>
+      <w:r>
+        <w:t xml:space="preserve"> </w:t>
+      </w:r>
+      <w:r>
+        <w:rPr>
+          <w:rFonts w:hint="eastAsia"/>
+        </w:rPr>
+        <w:t xml:space="preserve">也可打开</w:t>
+      </w:r>
+      <w:r>
+        <w:t xml:space="preserve"> </w:t>
+      </w:r>
+      <w:r>
+        <w:rPr>
+          <w:rFonts w:hint="eastAsia"/>
+          <w:b/>
+          <w:bCs/>
+        </w:rPr>
+        <w:t xml:space="preserve">「坐标查询」</w:t>
+      </w:r>
+      <w:r>
+        <w:rPr>
+          <w:rFonts w:hint="eastAsia"/>
+        </w:rPr>
+        <w:t xml:space="preserve">，在结果表输入</w:t>
+      </w:r>
+      <w:r>
+        <w:t xml:space="preserve"> X, Y, </w:t>
+      </w:r>
+      <w:r>
+        <w:rPr>
+          <w:rFonts w:hint="eastAsia"/>
+        </w:rPr>
+        <w:t xml:space="preserve">Z，按回车或点击</w:t>
+      </w:r>
+      <w:r>
+        <w:t xml:space="preserve"> </w:t>
+      </w:r>
+      <w:r>
+        <w:rPr>
+          <w:rFonts w:hint="eastAsia"/>
+          <w:b/>
+          <w:bCs/>
+        </w:rPr>
+        <w:t xml:space="preserve">「查询坐标」</w:t>
+      </w:r>
+      <w:r>
+        <w:t xml:space="preserve">。</w:t>
+      </w:r>
+      <w:r>
+        <w:t xml:space="preserve"> </w:t>
+      </w:r>
+      <w:r>
+        <w:rPr>
+          <w:rFonts w:hint="eastAsia"/>
+        </w:rPr>
+        <w:t xml:space="preserve">坐标使用未变形模型的位置，查询值不乘变形放大系数，鼠标点击变形杆件会映射回原始位置。</w:t>
+      </w:r>
+      <w:r>
+        <w:t xml:space="preserve"> </w:t>
+      </w:r>
+      <w:r>
+        <w:rPr>
+          <w:rFonts w:hint="eastAsia"/>
+        </w:rPr>
+        <w:t xml:space="preserve">节点给出六个自由度和位移幅值；杆中位置给出六内力、中心线位移与截面极端纤维正应力（不含剪力与扭转剪应力）。</w:t>
+      </w:r>
+      <w:r>
+        <w:t xml:space="preserve"> </w:t>
+      </w:r>
+      <w:r>
+        <w:rPr>
+          <w:rFonts w:hint="eastAsia"/>
+        </w:rPr>
+        <w:t xml:space="preserve">交叉点可能属于多根杆件，此时填写物理杆件号。实体云图下坐标单位为</w:t>
+      </w:r>
+      <w:r>
+        <w:t xml:space="preserve"> </w:t>
+      </w:r>
+      <w:r>
+        <w:rPr>
+          <w:rFonts w:hint="eastAsia"/>
+        </w:rPr>
+        <w:t xml:space="preserve">mm：精确命中网格节点时显示该节点</w:t>
+      </w:r>
+      <w:r>
+        <w:t xml:space="preserve"> </w:t>
+      </w:r>
+      <w:r>
+        <w:rPr>
+          <w:rFonts w:hint="eastAsia"/>
+        </w:rPr>
+        <w:t xml:space="preserve">原始位移，其他网格内坐标显示所在单元的原始应力及连接节点位移，网格外位置拒绝查询。</w:t>
+      </w:r>
+    </w:p>
+    <w:p>
+      <w:pPr>
+        <w:pStyle w:val="BodyText"/>
+      </w:pPr>
+      <w:r>
+        <w:rPr>
+          <w:rFonts w:hint="eastAsia"/>
+        </w:rPr>
+        <w:t xml:space="preserve">结果页的</w:t>
+      </w:r>
+      <w:r>
+        <w:t xml:space="preserve"> </w:t>
+      </w:r>
+      <w:r>
+        <w:rPr>
+          <w:rFonts w:hint="eastAsia"/>
+          <w:b/>
+          <w:bCs/>
+        </w:rPr>
+        <w:t xml:space="preserve">「导出全部</w:t>
+      </w:r>
+      <w:r>
+        <w:rPr>
+          <w:b/>
+          <w:bCs/>
+        </w:rPr>
+        <w:t xml:space="preserve"> CSV」</w:t>
+      </w:r>
+      <w:r>
+        <w:t xml:space="preserve"> </w:t>
+      </w:r>
+      <w:r>
+        <w:rPr>
+          <w:rFonts w:hint="eastAsia"/>
+        </w:rPr>
+        <w:t xml:space="preserve">生成一个完整</w:t>
+      </w:r>
+      <w:r>
+        <w:t xml:space="preserve"> </w:t>
+      </w:r>
+      <w:r>
+        <w:rPr>
+          <w:rFonts w:hint="eastAsia"/>
+        </w:rPr>
+        <w:t xml:space="preserve">CSV：全部模型模块、所有已求解工况与组合的结果，</w:t>
+      </w:r>
+      <w:r>
+        <w:t xml:space="preserve"> </w:t>
+      </w:r>
+      <w:r>
+        <w:rPr>
+          <w:rFonts w:hint="eastAsia"/>
+        </w:rPr>
+        <w:t xml:space="preserve">以及已完成的分析模块和实体结果。每行以</w:t>
+      </w:r>
+      <w:r>
+        <w:t xml:space="preserve"> module、path、value、unit、status </w:t>
+      </w:r>
+      <w:r>
+        <w:rPr>
+          <w:rFonts w:hint="eastAsia"/>
+        </w:rPr>
+        <w:t xml:space="preserve">标明所属模块、数据路径、</w:t>
+      </w:r>
+      <w:r>
+        <w:t xml:space="preserve"> </w:t>
+      </w:r>
+      <w:r>
+        <w:rPr>
+          <w:rFonts w:hint="eastAsia"/>
+        </w:rPr>
+        <w:t xml:space="preserve">原始值、单位和状态；文件为带</w:t>
+      </w:r>
+      <w:r>
+        <w:t xml:space="preserve"> BOM </w:t>
+      </w:r>
+      <w:r>
+        <w:rPr>
+          <w:rFonts w:hint="eastAsia"/>
+        </w:rPr>
+        <w:t xml:space="preserve">的</w:t>
+      </w:r>
+      <w:r>
+        <w:t xml:space="preserve"> </w:t>
+      </w:r>
+      <w:r>
+        <w:rPr>
+          <w:rFonts w:hint="eastAsia"/>
+        </w:rPr>
+        <w:t xml:space="preserve">UTF-8，可直接用</w:t>
+      </w:r>
+      <w:r>
+        <w:t xml:space="preserve"> Excel </w:t>
+      </w:r>
+      <w:r>
+        <w:rPr>
+          <w:rFonts w:hint="eastAsia"/>
+        </w:rPr>
+        <w:t xml:space="preserve">打开。尚未运行或已失效的模块标注</w:t>
+      </w:r>
+      <w:r>
+        <w:t xml:space="preserve"> </w:t>
+      </w:r>
+      <w:r>
+        <w:rPr>
+          <w:rFonts w:hint="eastAsia"/>
+        </w:rPr>
+        <w:t xml:space="preserve">NOT_AVAILABLE，表格修改尚未应用时只导出输入草稿，不附旧结果。模型表格的跨间荷载表增加区间终点</w:t>
+      </w:r>
+      <w:r>
+        <w:t xml:space="preserve"> </w:t>
+      </w:r>
+      <w:r>
+        <w:rPr>
+          <w:rFonts w:hint="eastAsia"/>
+        </w:rPr>
+        <w:t xml:space="preserve">b：</w:t>
+      </w:r>
+      <w:r>
+        <w:t xml:space="preserve"> </w:t>
+      </w:r>
+      <w:r>
+        <w:rPr>
+          <w:rFonts w:hint="eastAsia"/>
+        </w:rPr>
+        <w:t xml:space="preserve">区间均布、区间梯形须填</w:t>
+      </w:r>
+      <w:r>
+        <w:t xml:space="preserve"> a </w:t>
+      </w:r>
+      <w:r>
+        <w:rPr>
+          <w:rFonts w:hint="eastAsia"/>
+        </w:rPr>
+        <w:t xml:space="preserve">与</w:t>
+      </w:r>
+      <w:r>
+        <w:t xml:space="preserve"> </w:t>
+      </w:r>
+      <w:r>
+        <w:rPr>
+          <w:rFonts w:hint="eastAsia"/>
+        </w:rPr>
+        <w:t xml:space="preserve">b，满跨梯形留空</w:t>
+      </w:r>
+      <w:r>
+        <w:t xml:space="preserve"> </w:t>
+      </w:r>
+      <w:r>
+        <w:rPr>
+          <w:rFonts w:hint="eastAsia"/>
+        </w:rPr>
+        <w:t xml:space="preserve">b，旧</w:t>
+      </w:r>
+      <w:r>
+        <w:t xml:space="preserve"> CSV </w:t>
+      </w:r>
+      <w:r>
+        <w:rPr>
+          <w:rFonts w:hint="eastAsia"/>
+        </w:rPr>
+        <w:t xml:space="preserve">缺</w:t>
+      </w:r>
+      <w:r>
+        <w:t xml:space="preserve"> b </w:t>
+      </w:r>
+      <w:r>
+        <w:rPr>
+          <w:rFonts w:hint="eastAsia"/>
+        </w:rPr>
+        <w:t xml:space="preserve">列时仍可导入。</w:t>
       </w:r>
     </w:p>
     <w:p>

--- a/docs/word/使用手册.docx
+++ b/docs/word/使用手册.docx
@@ -4951,6 +4951,69 @@
       </w:r>
       <w:r>
         <w:t xml:space="preserve">。</w:t>
+      </w:r>
+      <w:r>
+        <w:t xml:space="preserve"> </w:t>
+      </w:r>
+      <w:r>
+        <w:rPr>
+          <w:rFonts w:hint="eastAsia"/>
+        </w:rPr>
+        <w:t xml:space="preserve">不满跨的荷载选「杆上集中力」「杆上力矩」「区间均布荷载」或「区间梯形荷载」，在编辑荷载时给作用位置：</w:t>
+      </w:r>
+      <w:r>
+        <w:t xml:space="preserve"> </w:t>
+      </w:r>
+      <w:r>
+        <w:rPr>
+          <w:rFonts w:hint="eastAsia"/>
+        </w:rPr>
+        <w:t xml:space="preserve">「距</w:t>
+      </w:r>
+      <w:r>
+        <w:t xml:space="preserve"> i </w:t>
+      </w:r>
+      <w:r>
+        <w:rPr>
+          <w:rFonts w:hint="eastAsia"/>
+        </w:rPr>
+        <w:t xml:space="preserve">端距离」从每根杆件的</w:t>
+      </w:r>
+      <w:r>
+        <w:t xml:space="preserve"> i </w:t>
+      </w:r>
+      <w:r>
+        <w:rPr>
+          <w:rFonts w:hint="eastAsia"/>
+        </w:rPr>
+        <w:t xml:space="preserve">端量起，区域里有放不下的杆件会点名拒绝；「全局坐标」填</w:t>
+      </w:r>
+      <w:r>
+        <w:t xml:space="preserve"> X, Y, </w:t>
+      </w:r>
+      <w:r>
+        <w:rPr>
+          <w:rFonts w:hint="eastAsia"/>
+        </w:rPr>
+        <w:t xml:space="preserve">Z，</w:t>
+      </w:r>
+      <w:r>
+        <w:t xml:space="preserve"> </w:t>
+      </w:r>
+      <w:r>
+        <w:rPr>
+          <w:rFonts w:hint="eastAsia"/>
+        </w:rPr>
+        <w:t xml:space="preserve">自动换成距</w:t>
+      </w:r>
+      <w:r>
+        <w:t xml:space="preserve"> i </w:t>
+      </w:r>
+      <w:r>
+        <w:rPr>
+          <w:rFonts w:hint="eastAsia"/>
+        </w:rPr>
+        <w:t xml:space="preserve">端距离，点不在杆件中心线上或越过杆端会说明原因，区域含多根杆件时要先缩小到坐标所在的那一根。</w:t>
       </w:r>
     </w:p>
     <w:p>

--- a/docs/word/使用手册.docx
+++ b/docs/word/使用手册.docx
@@ -8833,7 +8833,16 @@
         <w:rPr>
           <w:rFonts w:hint="eastAsia"/>
         </w:rPr>
-        <w:t xml:space="preserve">点击「模型连接设置」，选择</w:t>
+        <w:t xml:space="preserve">点击「模型连接设置」，或直接在对话面板顶栏的模型下拉框底部选择添加</w:t>
+      </w:r>
+      <w:r>
+        <w:t xml:space="preserve"> </w:t>
+      </w:r>
+      <w:r>
+        <w:rPr>
+          <w:rFonts w:hint="eastAsia"/>
+        </w:rPr>
+        <w:t xml:space="preserve">DeepSeek、OpenAI、Anthropic、自定义兼容接口连接（窗口会套用对应模板），选择</w:t>
       </w:r>
       <w:r>
         <w:t xml:space="preserve"> DeepSeek、OpenAI、Anthropic </w:t>
@@ -9042,7 +9051,27 @@
         <w:rPr>
           <w:rFonts w:hint="eastAsia"/>
         </w:rPr>
-        <w:t xml:space="preserve">回答支持流式显示，工具卡片可展开真实参数与结果；计划状态、改动审阅、停止、重新生成和本轮撤销按实际执行状态显示。</w:t>
+        <w:t xml:space="preserve">面板顶栏左边显示当前模型，右边四个图标按钮依次是「对话记录」「新建」「协作任务」「连接设置」，名称与用途在悬停提示中。用户消息靠右显示为气泡；复制、编辑、重新生成是消息下方的小图标，最后一条回答常显，其余消息鼠标移上去才显出。对话记录按今天、昨天、近7天和更早分组。</w:t>
+      </w:r>
+    </w:p>
+    <w:p>
+      <w:pPr>
+        <w:pStyle w:val="BodyText"/>
+      </w:pPr>
+      <w:r>
+        <w:rPr>
+          <w:rFonts w:hint="eastAsia"/>
+        </w:rPr>
+        <w:t xml:space="preserve">回答支持流式显示，模型返回第一个字之前显示等待动画；工具卡片可展开真实参数与结果，连续几次调用收成一张卡片，收起时标题写明调用链、成败与总耗时，运行中自动展开。计划状态、改动审阅、停止、重新生成和本轮撤销按实际执行状态显示。输入卡片右下角的圆形按钮用于发送，运行中变为停止键并获得焦点，按</w:t>
+      </w:r>
+      <w:r>
+        <w:t xml:space="preserve"> Esc </w:t>
+      </w:r>
+      <w:r>
+        <w:rPr>
+          <w:rFonts w:hint="eastAsia"/>
+        </w:rPr>
+        <w:t xml:space="preserve">即停止；空输入框中按↑取回上一条消息，只放回文字，不撤销那一轮。</w:t>
       </w:r>
       <w:r>
         <w:t xml:space="preserve"> </w:t>

--- a/docs/word/使用手册.docx
+++ b/docs/word/使用手册.docx
@@ -1648,7 +1648,7 @@
               <w:rPr>
                 <w:rFonts w:hint="eastAsia"/>
               </w:rPr>
-              <w:t xml:space="preserve">你有一张手画的草图，想让它自己看懂</w:t>
+              <w:t xml:space="preserve">你手上有结构图纸（平面图、立面图、截面表），想让它读出轴网、标高和规格</w:t>
             </w:r>
           </w:p>
         </w:tc>
@@ -1735,7 +1735,16 @@
         <w:rPr>
           <w:rFonts w:hint="eastAsia"/>
         </w:rPr>
-        <w:t xml:space="preserve">识别图纸属于实验性功能，识别后需核对再加载。</w:t>
+        <w:t xml:space="preserve">识别图纸属于实验性功能，识别后要在核对表里逐项确认才能生成模型，见</w:t>
+      </w:r>
+      <w:r>
+        <w:t xml:space="preserve"> 3.1 </w:t>
+      </w:r>
+      <w:r>
+        <w:rPr>
+          <w:rFonts w:hint="eastAsia"/>
+        </w:rPr>
+        <w:t xml:space="preserve">节。</w:t>
       </w:r>
     </w:p>
     <w:p>
@@ -3120,7 +3129,7 @@
     </w:p>
     <w:bookmarkEnd w:id="20"/>
     <w:bookmarkEnd w:id="21"/>
-    <w:bookmarkStart w:id="49" w:name="Xb726171a6f26840396b4ac092bc853896e5d2fd"/>
+    <w:bookmarkStart w:id="50" w:name="Xb726171a6f26840396b4ac092bc853896e5d2fd"/>
     <w:p>
       <w:pPr>
         <w:pStyle w:val="Heading2"/>
@@ -4059,7 +4068,7 @@
     </w:p>
     <w:bookmarkEnd w:id="27"/>
     <w:bookmarkEnd w:id="28"/>
-    <w:bookmarkStart w:id="29" w:name="Xe2fa0d65e827faa76b9520f8c82b2dc16c2f997"/>
+    <w:bookmarkStart w:id="30" w:name="Xe2fa0d65e827faa76b9520f8c82b2dc16c2f997"/>
     <w:p>
       <w:pPr>
         <w:pStyle w:val="Heading3"/>
@@ -4224,8 +4233,360 @@
         <w:t xml:space="preserve">成功修改会使原有分析结果失效，需要重新求解；可用撤销恢复修改。</w:t>
       </w:r>
     </w:p>
+    <w:bookmarkStart w:id="29" w:name="从结构图纸生成模型实验性2026-10-16"/>
+    <w:p>
+      <w:pPr>
+        <w:pStyle w:val="Heading4"/>
+      </w:pPr>
+      <w:r>
+        <w:rPr>
+          <w:rFonts w:hint="eastAsia"/>
+        </w:rPr>
+        <w:t xml:space="preserve">从结构图纸生成模型（实验性，2026-10-16）</w:t>
+      </w:r>
+    </w:p>
+    <w:p>
+      <w:pPr>
+        <w:pStyle w:val="FirstParagraph"/>
+      </w:pPr>
+      <w:r>
+        <w:rPr>
+          <w:rStyle w:val="VerbatimChar"/>
+          <w:rFonts w:hint="eastAsia"/>
+        </w:rPr>
+        <w:t xml:space="preserve">建模</w:t>
+      </w:r>
+      <w:r>
+        <w:t xml:space="preserve"> </w:t>
+      </w:r>
+      <w:r>
+        <w:t xml:space="preserve">→ </w:t>
+      </w:r>
+      <w:r>
+        <w:rPr>
+          <w:rFonts w:hint="eastAsia"/>
+        </w:rPr>
+        <w:t xml:space="preserve">「图纸识别」（</w:t>
+      </w:r>
+      <w:r>
+        <w:rPr>
+          <w:rStyle w:val="VerbatimChar"/>
+        </w:rPr>
+        <w:t xml:space="preserve">Ctrl+I</w:t>
+      </w:r>
+      <w:r>
+        <w:rPr>
+          <w:rFonts w:hint="eastAsia"/>
+        </w:rPr>
+        <w:t xml:space="preserve">），也可以把图纸图片直接拖进右侧</w:t>
+      </w:r>
+      <w:r>
+        <w:t xml:space="preserve"> AI </w:t>
+      </w:r>
+      <w:r>
+        <w:rPr>
+          <w:rFonts w:hint="eastAsia"/>
+        </w:rPr>
+        <w:t xml:space="preserve">助手。一共四步：</w:t>
+      </w:r>
+    </w:p>
+    <w:p>
+      <w:pPr>
+        <w:pStyle w:val="Compact"/>
+        <w:numPr>
+          <w:ilvl w:val="0"/>
+          <w:numId w:val="1003"/>
+        </w:numPr>
+      </w:pPr>
+      <w:r>
+        <w:rPr>
+          <w:rFonts w:hint="eastAsia"/>
+        </w:rPr>
+        <w:t xml:space="preserve">点「添加图纸…」，选平面图、立面图和截面表的图片，可以一次选多张。PDF</w:t>
+      </w:r>
+      <w:r>
+        <w:t xml:space="preserve"> </w:t>
+      </w:r>
+      <w:r>
+        <w:rPr>
+          <w:rFonts w:hint="eastAsia"/>
+        </w:rPr>
+        <w:t xml:space="preserve">暂不能直接读，</w:t>
+      </w:r>
+      <w:r>
+        <w:t xml:space="preserve"> </w:t>
+      </w:r>
+      <w:r>
+        <w:rPr>
+          <w:rFonts w:hint="eastAsia"/>
+        </w:rPr>
+        <w:t xml:space="preserve">请先在看图软件里把需要的页导出为</w:t>
+      </w:r>
+      <w:r>
+        <w:t xml:space="preserve"> </w:t>
+      </w:r>
+      <w:r>
+        <w:rPr>
+          <w:rFonts w:hint="eastAsia"/>
+        </w:rPr>
+        <w:t xml:space="preserve">PNG（建议</w:t>
+      </w:r>
+      <w:r>
+        <w:t xml:space="preserve"> 200 dpi </w:t>
+      </w:r>
+      <w:r>
+        <w:rPr>
+          <w:rFonts w:hint="eastAsia"/>
+        </w:rPr>
+        <w:t xml:space="preserve">以上）。</w:t>
+      </w:r>
+    </w:p>
+    <w:p>
+      <w:pPr>
+        <w:pStyle w:val="Compact"/>
+        <w:numPr>
+          <w:ilvl w:val="0"/>
+          <w:numId w:val="1003"/>
+        </w:numPr>
+      </w:pPr>
+      <w:r>
+        <w:rPr>
+          <w:rFonts w:hint="eastAsia"/>
+        </w:rPr>
+        <w:t xml:space="preserve">点「识别图纸」。AI</w:t>
+      </w:r>
+      <w:r>
+        <w:t xml:space="preserve"> </w:t>
+      </w:r>
+      <w:r>
+        <w:rPr>
+          <w:rFonts w:hint="eastAsia"/>
+        </w:rPr>
+        <w:t xml:space="preserve">先找出每张图里平面图、立面图、截面表和说明的位置，再按原分辨率</w:t>
+      </w:r>
+      <w:r>
+        <w:t xml:space="preserve"> </w:t>
+      </w:r>
+      <w:r>
+        <w:rPr>
+          <w:rFonts w:hint="eastAsia"/>
+        </w:rPr>
+        <w:t xml:space="preserve">逐块</w:t>
+      </w:r>
+      <w:r>
+        <w:rPr>
+          <w:rFonts w:hint="eastAsia"/>
+          <w:b/>
+          <w:bCs/>
+        </w:rPr>
+        <w:t xml:space="preserve">照抄图上的文字</w:t>
+      </w:r>
+      <w:r>
+        <w:rPr>
+          <w:rFonts w:hint="eastAsia"/>
+        </w:rPr>
+        <w:t xml:space="preserve">：轴号、轴线间距、标高、杆件编号、规格、材料牌号、柱脚做法。</w:t>
+      </w:r>
+      <w:r>
+        <w:t xml:space="preserve"> </w:t>
+      </w:r>
+      <w:r>
+        <w:rPr>
+          <w:rFonts w:hint="eastAsia"/>
+        </w:rPr>
+        <w:t xml:space="preserve">它不从图上量任何长度。</w:t>
+      </w:r>
+    </w:p>
+    <w:p>
+      <w:pPr>
+        <w:pStyle w:val="Compact"/>
+        <w:numPr>
+          <w:ilvl w:val="0"/>
+          <w:numId w:val="1003"/>
+        </w:numPr>
+      </w:pPr>
+      <w:r>
+        <w:rPr>
+          <w:rFonts w:hint="eastAsia"/>
+        </w:rPr>
+        <w:t xml:space="preserve">处理下面的核对表。每行写着值、出处（第几张图、原文是什么）和状态；选中一行，</w:t>
+      </w:r>
+      <w:r>
+        <w:t xml:space="preserve"> </w:t>
+      </w:r>
+      <w:r>
+        <w:rPr>
+          <w:rFonts w:hint="eastAsia"/>
+        </w:rPr>
+        <w:t xml:space="preserve">上方图纸会框出那段原文，算出的轴线坐标也会画回图上，方便对照：</w:t>
+      </w:r>
+    </w:p>
+    <w:p>
+      <w:pPr>
+        <w:pStyle w:val="Compact"/>
+        <w:numPr>
+          <w:ilvl w:val="1"/>
+          <w:numId w:val="1004"/>
+        </w:numPr>
+      </w:pPr>
+      <w:r>
+        <w:rPr>
+          <w:rFonts w:hint="eastAsia"/>
+          <w:b/>
+          <w:bCs/>
+        </w:rPr>
+        <w:t xml:space="preserve">已读取</w:t>
+      </w:r>
+      <w:r>
+        <w:rPr>
+          <w:rFonts w:hint="eastAsia"/>
+        </w:rPr>
+        <w:t xml:space="preserve">：不用处理；</w:t>
+      </w:r>
+    </w:p>
+    <w:p>
+      <w:pPr>
+        <w:pStyle w:val="Compact"/>
+        <w:numPr>
+          <w:ilvl w:val="1"/>
+          <w:numId w:val="1004"/>
+        </w:numPr>
+      </w:pPr>
+      <w:r>
+        <w:rPr>
+          <w:rFonts w:hint="eastAsia"/>
+          <w:b/>
+          <w:bCs/>
+        </w:rPr>
+        <w:t xml:space="preserve">需确认</w:t>
+      </w:r>
+      <w:r>
+        <w:rPr>
+          <w:rFonts w:hint="eastAsia"/>
+        </w:rPr>
+        <w:t xml:space="preserve">：识别把握不大、依赖制图约定（如“300×600”按宽×高理解），或这段间距在图上的</w:t>
+      </w:r>
+      <w:r>
+        <w:t xml:space="preserve"> </w:t>
+      </w:r>
+      <w:r>
+        <w:rPr>
+          <w:rFonts w:hint="eastAsia"/>
+        </w:rPr>
+        <w:t xml:space="preserve">长度比例和其他段对不上（可能抄错了数字），核对无误后点「确认原值」；</w:t>
+      </w:r>
+    </w:p>
+    <w:p>
+      <w:pPr>
+        <w:pStyle w:val="Compact"/>
+        <w:numPr>
+          <w:ilvl w:val="1"/>
+          <w:numId w:val="1004"/>
+        </w:numPr>
+      </w:pPr>
+      <w:r>
+        <w:rPr>
+          <w:rFonts w:hint="eastAsia"/>
+          <w:b/>
+          <w:bCs/>
+        </w:rPr>
+        <w:t xml:space="preserve">缺失</w:t>
+      </w:r>
+      <w:r>
+        <w:rPr>
+          <w:rFonts w:hint="eastAsia"/>
+        </w:rPr>
+        <w:t xml:space="preserve">：图上没读到，比如没写单位说明、没有柱脚做法，在下方照图填写或选择后点「应用修改」；</w:t>
+      </w:r>
+    </w:p>
+    <w:p>
+      <w:pPr>
+        <w:pStyle w:val="Compact"/>
+        <w:numPr>
+          <w:ilvl w:val="1"/>
+          <w:numId w:val="1004"/>
+        </w:numPr>
+      </w:pPr>
+      <w:r>
+        <w:rPr>
+          <w:rFonts w:hint="eastAsia"/>
+          <w:b/>
+          <w:bCs/>
+        </w:rPr>
+        <w:t xml:space="preserve">冲突</w:t>
+      </w:r>
+      <w:r>
+        <w:rPr>
+          <w:rFonts w:hint="eastAsia"/>
+        </w:rPr>
+        <w:t xml:space="preserve">：比如分段间距之和与总尺寸对不上，必须改正读错的那一项。</w:t>
+      </w:r>
+    </w:p>
+    <w:p>
+      <w:pPr>
+        <w:pStyle w:val="Compact"/>
+        <w:numPr>
+          <w:ilvl w:val="0"/>
+          <w:numId w:val="1003"/>
+        </w:numPr>
+      </w:pPr>
+      <w:r>
+        <w:rPr>
+          <w:rFonts w:hint="eastAsia"/>
+        </w:rPr>
+        <w:t xml:space="preserve">全部处理完后，点「保存模型</w:t>
+      </w:r>
+      <w:r>
+        <w:t xml:space="preserve"> </w:t>
+      </w:r>
+      <w:r>
+        <w:rPr>
+          <w:rFonts w:hint="eastAsia"/>
+        </w:rPr>
+        <w:t xml:space="preserve">JSON…」得到可以交给别人复查的模型文件（旁边会多一份同名的</w:t>
+      </w:r>
+      <w:r>
+        <w:t xml:space="preserve"> </w:t>
+      </w:r>
+      <w:r>
+        <w:rPr>
+          <w:rFonts w:hint="eastAsia"/>
+        </w:rPr>
+        <w:t xml:space="preserve">识别证据文件，记着每个数出自哪张图的哪段原文），或者点「导入为当前模型」直接开始加荷载、求解。</w:t>
+      </w:r>
+      <w:r>
+        <w:t xml:space="preserve"> </w:t>
+      </w:r>
+      <w:r>
+        <w:rPr>
+          <w:rFonts w:hint="eastAsia"/>
+        </w:rPr>
+        <w:t xml:space="preserve">导入只占一个撤销步骤。</w:t>
+      </w:r>
+    </w:p>
+    <w:p>
+      <w:pPr>
+        <w:pStyle w:val="FirstParagraph"/>
+      </w:pPr>
+      <w:r>
+        <w:rPr>
+          <w:rFonts w:hint="eastAsia"/>
+        </w:rPr>
+        <w:t xml:space="preserve">本版只认正交轴网的规则框架；斜杆、弧形轴网会以冲突列出，需要导入后手工补。</w:t>
+      </w:r>
+      <w:r>
+        <w:t xml:space="preserve"> </w:t>
+      </w:r>
+      <w:r>
+        <w:rPr>
+          <w:rFonts w:hint="eastAsia"/>
+        </w:rPr>
+        <w:t xml:space="preserve">没有尺寸标注的手绘示意图，仍可以用「草图识别」。</w:t>
+      </w:r>
+    </w:p>
     <w:bookmarkEnd w:id="29"/>
-    <w:bookmarkStart w:id="30" w:name="X1e2a2deeeac750fb51a287e63a7c1b52a0348fc"/>
+    <w:bookmarkEnd w:id="30"/>
+    <w:bookmarkStart w:id="31" w:name="X1e2a2deeeac750fb51a287e63a7c1b52a0348fc"/>
     <w:p>
       <w:pPr>
         <w:pStyle w:val="Heading3"/>
@@ -4830,8 +5191,8 @@
         <w:t xml:space="preserve">5A/6。短跨、深梁的剪切变形因此不再被低估。</w:t>
       </w:r>
     </w:p>
-    <w:bookmarkEnd w:id="30"/>
-    <w:bookmarkStart w:id="31" w:name="Xcd445300e848d4cf313e939bd050309a74f441f"/>
+    <w:bookmarkEnd w:id="31"/>
+    <w:bookmarkStart w:id="32" w:name="Xcd445300e848d4cf313e939bd050309a74f441f"/>
     <w:p>
       <w:pPr>
         <w:pStyle w:val="Heading3"/>
@@ -4891,7 +5252,7 @@
         <w:pStyle w:val="Compact"/>
         <w:numPr>
           <w:ilvl w:val="0"/>
-          <w:numId w:val="1003"/>
+          <w:numId w:val="1005"/>
         </w:numPr>
       </w:pPr>
       <w:r>
@@ -4923,7 +5284,7 @@
         <w:pStyle w:val="Compact"/>
         <w:numPr>
           <w:ilvl w:val="0"/>
-          <w:numId w:val="1003"/>
+          <w:numId w:val="1005"/>
         </w:numPr>
       </w:pPr>
       <w:r>
@@ -5021,7 +5382,7 @@
         <w:pStyle w:val="Compact"/>
         <w:numPr>
           <w:ilvl w:val="0"/>
-          <w:numId w:val="1003"/>
+          <w:numId w:val="1005"/>
         </w:numPr>
       </w:pPr>
       <w:r>
@@ -5131,8 +5492,8 @@
         <w:t xml:space="preserve">kN，它会帮你换算并把换算过程写出来。</w:t>
       </w:r>
     </w:p>
-    <w:bookmarkEnd w:id="31"/>
-    <w:bookmarkStart w:id="32" w:name="X26781790986075940913085fb879bafa837a288"/>
+    <w:bookmarkEnd w:id="32"/>
+    <w:bookmarkStart w:id="33" w:name="X26781790986075940913085fb879bafa837a288"/>
     <w:p>
       <w:pPr>
         <w:pStyle w:val="Heading3"/>
@@ -5324,8 +5685,8 @@
         <w:t xml:space="preserve">。</w:t>
       </w:r>
     </w:p>
-    <w:bookmarkEnd w:id="32"/>
-    <w:bookmarkStart w:id="42" w:name="X8a17ca255b3f2551dbdd95ab891a5e6ce3af048"/>
+    <w:bookmarkEnd w:id="33"/>
+    <w:bookmarkStart w:id="43" w:name="X8a17ca255b3f2551dbdd95ab891a5e6ce3af048"/>
     <w:p>
       <w:pPr>
         <w:pStyle w:val="Heading3"/>
@@ -5846,18 +6207,18 @@
           <wp:inline>
             <wp:extent cx="5334000" cy="3333750"/>
             <wp:effectExtent b="0" l="0" r="0" t="0"/>
-            <wp:docPr descr="结果页功能区" title="" id="34" name="Picture"/>
+            <wp:docPr descr="结果页功能区" title="" id="35" name="Picture"/>
             <a:graphic>
               <a:graphicData uri="http://schemas.openxmlformats.org/drawingml/2006/picture">
                 <pic:pic>
                   <pic:nvPicPr>
-                    <pic:cNvPr descr="手册图/02-结果页功能区.png" id="35" name="Picture"/>
+                    <pic:cNvPr descr="手册图/02-结果页功能区.png" id="36" name="Picture"/>
                     <pic:cNvPicPr>
                       <a:picLocks noChangeArrowheads="1" noChangeAspect="1"/>
                     </pic:cNvPicPr>
                   </pic:nvPicPr>
                   <pic:blipFill>
-                    <a:blip r:embed="rId33"/>
+                    <a:blip r:embed="rId34"/>
                     <a:stretch>
                       <a:fillRect/>
                     </a:stretch>
@@ -6410,18 +6771,18 @@
           <wp:inline>
             <wp:extent cx="5334000" cy="3093720"/>
             <wp:effectExtent b="0" l="0" r="0" t="0"/>
-            <wp:docPr descr="强度验算结果" title="" id="37" name="Picture"/>
+            <wp:docPr descr="强度验算结果" title="" id="38" name="Picture"/>
             <a:graphic>
               <a:graphicData uri="http://schemas.openxmlformats.org/drawingml/2006/picture">
                 <pic:pic>
                   <pic:nvPicPr>
-                    <pic:cNvPr descr="手册图/03-强度验算结果.png" id="38" name="Picture"/>
+                    <pic:cNvPr descr="手册图/03-强度验算结果.png" id="39" name="Picture"/>
                     <pic:cNvPicPr>
                       <a:picLocks noChangeArrowheads="1" noChangeAspect="1"/>
                     </pic:cNvPicPr>
                   </pic:nvPicPr>
                   <pic:blipFill>
-                    <a:blip r:embed="rId36"/>
+                    <a:blip r:embed="rId37"/>
                     <a:stretch>
                       <a:fillRect/>
                     </a:stretch>
@@ -6463,7 +6824,7 @@
       <w:pPr>
         <w:numPr>
           <w:ilvl w:val="0"/>
-          <w:numId w:val="1004"/>
+          <w:numId w:val="1006"/>
         </w:numPr>
       </w:pPr>
       <w:r>
@@ -6519,7 +6880,7 @@
       <w:pPr>
         <w:numPr>
           <w:ilvl w:val="0"/>
-          <w:numId w:val="1004"/>
+          <w:numId w:val="1006"/>
         </w:numPr>
       </w:pPr>
       <w:r>
@@ -6608,7 +6969,7 @@
       <w:pPr>
         <w:numPr>
           <w:ilvl w:val="0"/>
-          <w:numId w:val="1004"/>
+          <w:numId w:val="1006"/>
         </w:numPr>
       </w:pPr>
       <w:r>
@@ -6630,7 +6991,7 @@
       <w:pPr>
         <w:numPr>
           <w:ilvl w:val="0"/>
-          <w:numId w:val="1004"/>
+          <w:numId w:val="1006"/>
         </w:numPr>
       </w:pPr>
       <w:r>
@@ -6695,7 +7056,7 @@
       <w:pPr>
         <w:numPr>
           <w:ilvl w:val="0"/>
-          <w:numId w:val="1004"/>
+          <w:numId w:val="1006"/>
         </w:numPr>
       </w:pPr>
       <w:r>
@@ -6742,7 +7103,7 @@
       <w:pPr>
         <w:numPr>
           <w:ilvl w:val="0"/>
-          <w:numId w:val="1004"/>
+          <w:numId w:val="1006"/>
         </w:numPr>
       </w:pPr>
       <w:r>
@@ -6765,7 +7126,7 @@
         <w:pStyle w:val="Compact"/>
         <w:numPr>
           <w:ilvl w:val="1"/>
-          <w:numId w:val="1005"/>
+          <w:numId w:val="1007"/>
         </w:numPr>
       </w:pPr>
       <w:r>
@@ -6794,7 +7155,7 @@
         <w:pStyle w:val="Compact"/>
         <w:numPr>
           <w:ilvl w:val="1"/>
-          <w:numId w:val="1005"/>
+          <w:numId w:val="1007"/>
         </w:numPr>
       </w:pPr>
       <w:r>
@@ -6831,7 +7192,7 @@
         <w:pStyle w:val="Compact"/>
         <w:numPr>
           <w:ilvl w:val="1"/>
-          <w:numId w:val="1005"/>
+          <w:numId w:val="1007"/>
         </w:numPr>
       </w:pPr>
       <w:r>
@@ -7016,18 +7377,18 @@
           <wp:inline>
             <wp:extent cx="5334000" cy="3333750"/>
             <wp:effectExtent b="0" l="0" r="0" t="0"/>
-            <wp:docPr descr="应力云图" title="" id="40" name="Picture"/>
+            <wp:docPr descr="应力云图" title="" id="41" name="Picture"/>
             <a:graphic>
               <a:graphicData uri="http://schemas.openxmlformats.org/drawingml/2006/picture">
                 <pic:pic>
                   <pic:nvPicPr>
-                    <pic:cNvPr descr="手册图/05-应力云图.png" id="41" name="Picture"/>
+                    <pic:cNvPr descr="手册图/05-应力云图.png" id="42" name="Picture"/>
                     <pic:cNvPicPr>
                       <a:picLocks noChangeArrowheads="1" noChangeAspect="1"/>
                     </pic:cNvPicPr>
                   </pic:nvPicPr>
                   <pic:blipFill>
-                    <a:blip r:embed="rId39"/>
+                    <a:blip r:embed="rId40"/>
                     <a:stretch>
                       <a:fillRect/>
                     </a:stretch>
@@ -7074,8 +7435,8 @@
         <w:t xml:space="preserve">看到某根杆整根发红，再回头去看强度验算表里它那一行，两处应该对得上。</w:t>
       </w:r>
     </w:p>
-    <w:bookmarkEnd w:id="42"/>
-    <w:bookmarkStart w:id="46" w:name="X321d5e20d7401139df7655f336feed4662e0b68"/>
+    <w:bookmarkEnd w:id="43"/>
+    <w:bookmarkStart w:id="47" w:name="X321d5e20d7401139df7655f336feed4662e0b68"/>
     <w:p>
       <w:pPr>
         <w:pStyle w:val="Heading3"/>
@@ -8285,18 +8646,18 @@
           <wp:inline>
             <wp:extent cx="5334000" cy="3429000"/>
             <wp:effectExtent b="0" l="0" r="0" t="0"/>
-            <wp:docPr descr="节点实体主视口" title="" id="44" name="Picture"/>
+            <wp:docPr descr="节点实体主视口" title="" id="45" name="Picture"/>
             <a:graphic>
               <a:graphicData uri="http://schemas.openxmlformats.org/drawingml/2006/picture">
                 <pic:pic>
                   <pic:nvPicPr>
-                    <pic:cNvPr descr="手册图/06-实体云图.png" id="45" name="Picture"/>
+                    <pic:cNvPr descr="手册图/06-实体云图.png" id="46" name="Picture"/>
                     <pic:cNvPicPr>
                       <a:picLocks noChangeArrowheads="1" noChangeAspect="1"/>
                     </pic:cNvPicPr>
                   </pic:nvPicPr>
                   <pic:blipFill>
-                    <a:blip r:embed="rId43"/>
+                    <a:blip r:embed="rId44"/>
                     <a:stretch>
                       <a:fillRect/>
                     </a:stretch>
@@ -8323,8 +8684,8 @@
         </w:drawing>
       </w:r>
     </w:p>
-    <w:bookmarkEnd w:id="46"/>
-    <w:bookmarkStart w:id="47" w:name="Xf306fc5d056a703c0291068fc9ecf9d0af7d464"/>
+    <w:bookmarkEnd w:id="47"/>
+    <w:bookmarkStart w:id="48" w:name="Xf306fc5d056a703c0291068fc9ecf9d0af7d464"/>
     <w:p>
       <w:pPr>
         <w:pStyle w:val="Heading3"/>
@@ -8460,8 +8821,8 @@
         <w:t xml:space="preserve">正式保存与自动保存都先写完整临时文件再替换；保存失败会说明原因并提示检查权限或另选目录。</w:t>
       </w:r>
     </w:p>
-    <w:bookmarkEnd w:id="47"/>
-    <w:bookmarkStart w:id="48" w:name="X3a8e1efc1ca557c430fcfab97ff4af806f50eb5"/>
+    <w:bookmarkEnd w:id="48"/>
+    <w:bookmarkStart w:id="49" w:name="X3a8e1efc1ca557c430fcfab97ff4af806f50eb5"/>
     <w:p>
       <w:pPr>
         <w:pStyle w:val="Heading3"/>
@@ -8618,9 +8979,9 @@
         </w:pict>
       </w:r>
     </w:p>
-    <w:bookmarkEnd w:id="48"/>
     <w:bookmarkEnd w:id="49"/>
-    <w:bookmarkStart w:id="61" w:name="X2fac633c2612963f2bd0008fc185544b4807016"/>
+    <w:bookmarkEnd w:id="50"/>
+    <w:bookmarkStart w:id="62" w:name="X2fac633c2612963f2bd0008fc185544b4807016"/>
     <w:p>
       <w:pPr>
         <w:pStyle w:val="Heading2"/>
@@ -8689,7 +9050,7 @@
         <w:pStyle w:val="Compact"/>
         <w:numPr>
           <w:ilvl w:val="0"/>
-          <w:numId w:val="1006"/>
+          <w:numId w:val="1008"/>
         </w:numPr>
       </w:pPr>
       <w:r>
@@ -8722,7 +9083,7 @@
         <w:pStyle w:val="Compact"/>
         <w:numPr>
           <w:ilvl w:val="0"/>
-          <w:numId w:val="1006"/>
+          <w:numId w:val="1008"/>
         </w:numPr>
       </w:pPr>
       <w:r>
@@ -8751,7 +9112,7 @@
         <w:pStyle w:val="Compact"/>
         <w:numPr>
           <w:ilvl w:val="0"/>
-          <w:numId w:val="1006"/>
+          <w:numId w:val="1008"/>
         </w:numPr>
       </w:pPr>
       <w:r>
@@ -8785,7 +9146,7 @@
         <w:pStyle w:val="Compact"/>
         <w:numPr>
           <w:ilvl w:val="0"/>
-          <w:numId w:val="1007"/>
+          <w:numId w:val="1009"/>
         </w:numPr>
       </w:pPr>
       <w:r>
@@ -8873,7 +9234,7 @@
         </w:pict>
       </w:r>
     </w:p>
-    <w:bookmarkStart w:id="56" w:name="Xe5bde638524da0ae8e2bc06e5e2988f776c1e5a"/>
+    <w:bookmarkStart w:id="57" w:name="Xe5bde638524da0ae8e2bc06e5e2988f776c1e5a"/>
     <w:p>
       <w:pPr>
         <w:pStyle w:val="Heading3"/>
@@ -9143,7 +9504,7 @@
         <w:rPr>
           <w:rFonts w:hint="eastAsia"/>
         </w:rPr>
-        <w:t xml:space="preserve">本轮撤销在之后又有手工修改时会拒绝，避免覆盖后续操作。输入框支持@引用、/命令、中文输入法、粘贴多行与拖入图纸；拖图交给草图识别，仍需人工核对。</w:t>
+        <w:t xml:space="preserve">本轮撤销在之后又有手工修改时会拒绝，避免覆盖后续操作。输入框支持@引用、/命令、中文输入法、粘贴多行与拖入图纸；拖图交给图纸识别，仍需人工核对。</w:t>
       </w:r>
     </w:p>
     <w:p>
@@ -9155,18 +9516,18 @@
           <wp:inline>
             <wp:extent cx="5334000" cy="3333750"/>
             <wp:effectExtent b="0" l="0" r="0" t="0"/>
-            <wp:docPr descr="真实对话与模型并排工作台" title="" id="51" name="Picture"/>
+            <wp:docPr descr="真实对话与模型并排工作台" title="" id="52" name="Picture"/>
             <a:graphic>
               <a:graphicData uri="http://schemas.openxmlformats.org/drawingml/2006/picture">
                 <pic:pic>
                   <pic:nvPicPr>
-                    <pic:cNvPr descr="手册图/06-Agent工作台.png" id="52" name="Picture"/>
+                    <pic:cNvPr descr="手册图/06-Agent工作台.png" id="53" name="Picture"/>
                     <pic:cNvPicPr>
                       <a:picLocks noChangeArrowheads="1" noChangeAspect="1"/>
                     </pic:cNvPicPr>
                   </pic:nvPicPr>
                   <pic:blipFill>
-                    <a:blip r:embed="rId50"/>
+                    <a:blip r:embed="rId51"/>
                     <a:stretch>
                       <a:fillRect/>
                     </a:stretch>
@@ -9202,18 +9563,18 @@
           <wp:inline>
             <wp:extent cx="5334000" cy="4476750"/>
             <wp:effectExtent b="0" l="0" r="0" t="0"/>
-            <wp:docPr descr="应用内模型连接设置" title="" id="54" name="Picture"/>
+            <wp:docPr descr="应用内模型连接设置" title="" id="55" name="Picture"/>
             <a:graphic>
               <a:graphicData uri="http://schemas.openxmlformats.org/drawingml/2006/picture">
                 <pic:pic>
                   <pic:nvPicPr>
-                    <pic:cNvPr descr="手册图/07-模型连接.png" id="55" name="Picture"/>
+                    <pic:cNvPr descr="手册图/07-模型连接.png" id="56" name="Picture"/>
                     <pic:cNvPicPr>
                       <a:picLocks noChangeArrowheads="1" noChangeAspect="1"/>
                     </pic:cNvPicPr>
                   </pic:nvPicPr>
                   <pic:blipFill>
-                    <a:blip r:embed="rId53"/>
+                    <a:blip r:embed="rId54"/>
                     <a:stretch>
                       <a:fillRect/>
                     </a:stretch>
@@ -9247,8 +9608,8 @@
         </w:pict>
       </w:r>
     </w:p>
-    <w:bookmarkEnd w:id="56"/>
-    <w:bookmarkStart w:id="60" w:name="X2c3ca3ac05d57c2609c9ad970e750cb4fda0994"/>
+    <w:bookmarkEnd w:id="57"/>
+    <w:bookmarkStart w:id="61" w:name="X2c3ca3ac05d57c2609c9ad970e750cb4fda0994"/>
     <w:p>
       <w:pPr>
         <w:pStyle w:val="Heading3"/>
@@ -9462,18 +9823,18 @@
           <wp:inline>
             <wp:extent cx="5334000" cy="5334000"/>
             <wp:effectExtent b="0" l="0" r="0" t="0"/>
-            <wp:docPr descr="实际子Agent检查与工具结果" title="" id="58" name="Picture"/>
+            <wp:docPr descr="实际子Agent检查与工具结果" title="" id="59" name="Picture"/>
             <a:graphic>
               <a:graphicData uri="http://schemas.openxmlformats.org/drawingml/2006/picture">
                 <pic:pic>
                   <pic:nvPicPr>
-                    <pic:cNvPr descr="手册图/08-Agent协作任务.png" id="59" name="Picture"/>
+                    <pic:cNvPr descr="手册图/08-Agent协作任务.png" id="60" name="Picture"/>
                     <pic:cNvPicPr>
                       <a:picLocks noChangeArrowheads="1" noChangeAspect="1"/>
                     </pic:cNvPicPr>
                   </pic:nvPicPr>
                   <pic:blipFill>
-                    <a:blip r:embed="rId57"/>
+                    <a:blip r:embed="rId58"/>
                     <a:stretch>
                       <a:fillRect/>
                     </a:stretch>
@@ -9507,9 +9868,9 @@
         </w:pict>
       </w:r>
     </w:p>
-    <w:bookmarkEnd w:id="60"/>
     <w:bookmarkEnd w:id="61"/>
-    <w:bookmarkStart w:id="62" w:name="X939797adfda6ed137379411d51989d76755f0a1"/>
+    <w:bookmarkEnd w:id="62"/>
+    <w:bookmarkStart w:id="63" w:name="X939797adfda6ed137379411d51989d76755f0a1"/>
     <w:p>
       <w:pPr>
         <w:pStyle w:val="Heading2"/>
@@ -10114,8 +10475,8 @@
         </w:pict>
       </w:r>
     </w:p>
-    <w:bookmarkEnd w:id="62"/>
-    <w:bookmarkStart w:id="63" w:name="X9df411a04fb752407beaf2e2fbbb1a3569aed87"/>
+    <w:bookmarkEnd w:id="63"/>
+    <w:bookmarkStart w:id="64" w:name="X9df411a04fb752407beaf2e2fbbb1a3569aed87"/>
     <w:p>
       <w:pPr>
         <w:pStyle w:val="Heading2"/>
@@ -10571,8 +10932,8 @@
         </w:pict>
       </w:r>
     </w:p>
-    <w:bookmarkEnd w:id="63"/>
-    <w:bookmarkStart w:id="64" w:name="X16574f01e88f8ba50391f56a43107b0e7b95dc4"/>
+    <w:bookmarkEnd w:id="64"/>
+    <w:bookmarkStart w:id="65" w:name="X16574f01e88f8ba50391f56a43107b0e7b95dc4"/>
     <w:p>
       <w:pPr>
         <w:pStyle w:val="Heading2"/>
@@ -10605,7 +10966,7 @@
         <w:pStyle w:val="Compact"/>
         <w:numPr>
           <w:ilvl w:val="0"/>
-          <w:numId w:val="1008"/>
+          <w:numId w:val="1010"/>
         </w:numPr>
       </w:pPr>
       <w:r>
@@ -10629,7 +10990,7 @@
         <w:pStyle w:val="Compact"/>
         <w:numPr>
           <w:ilvl w:val="0"/>
-          <w:numId w:val="1008"/>
+          <w:numId w:val="1010"/>
         </w:numPr>
       </w:pPr>
       <w:r>
@@ -10653,7 +11014,7 @@
         <w:pStyle w:val="Compact"/>
         <w:numPr>
           <w:ilvl w:val="0"/>
-          <w:numId w:val="1008"/>
+          <w:numId w:val="1010"/>
         </w:numPr>
       </w:pPr>
       <w:r>
@@ -10677,7 +11038,7 @@
         <w:pStyle w:val="Compact"/>
         <w:numPr>
           <w:ilvl w:val="0"/>
-          <w:numId w:val="1008"/>
+          <w:numId w:val="1010"/>
         </w:numPr>
       </w:pPr>
       <w:r>
@@ -10711,7 +11072,7 @@
         <w:pStyle w:val="Compact"/>
         <w:numPr>
           <w:ilvl w:val="0"/>
-          <w:numId w:val="1008"/>
+          <w:numId w:val="1010"/>
         </w:numPr>
       </w:pPr>
       <w:r>
@@ -11045,7 +11406,7 @@
         <w:pStyle w:val="Compact"/>
         <w:numPr>
           <w:ilvl w:val="0"/>
-          <w:numId w:val="1009"/>
+          <w:numId w:val="1011"/>
         </w:numPr>
       </w:pPr>
       <w:r>
@@ -11096,7 +11457,7 @@
         <w:pStyle w:val="Compact"/>
         <w:numPr>
           <w:ilvl w:val="0"/>
-          <w:numId w:val="1009"/>
+          <w:numId w:val="1011"/>
         </w:numPr>
       </w:pPr>
       <w:r>
@@ -11111,7 +11472,7 @@
         <w:pStyle w:val="Compact"/>
         <w:numPr>
           <w:ilvl w:val="0"/>
-          <w:numId w:val="1009"/>
+          <w:numId w:val="1011"/>
         </w:numPr>
       </w:pPr>
       <w:r>
@@ -11121,7 +11482,7 @@
         <w:t xml:space="preserve">软件说"判不了"的时候，它是在诚实，不是坏了。</w:t>
       </w:r>
     </w:p>
-    <w:bookmarkEnd w:id="64"/>
+    <w:bookmarkEnd w:id="65"/>
     <w:sectPr/>
   </w:body>
 </w:document>
@@ -11426,21 +11787,6 @@
     <w:abstractNumId w:val="991"/>
   </w:num>
   <w:num w:numId="1003">
-    <w:abstractNumId w:val="991"/>
-  </w:num>
-  <w:num w:numId="1004">
-    <w:abstractNumId w:val="991"/>
-  </w:num>
-  <w:num w:numId="1005">
-    <w:abstractNumId w:val="991"/>
-  </w:num>
-  <w:num w:numId="1006">
-    <w:abstractNumId w:val="991"/>
-  </w:num>
-  <w:num w:numId="1007">
-    <w:abstractNumId w:val="991"/>
-  </w:num>
-  <w:num w:numId="1008">
     <w:abstractNumId w:val="99411"/>
     <w:lvlOverride w:ilvl="0">
       <w:startOverride w:val="1"/>
@@ -11470,7 +11816,55 @@
       <w:startOverride w:val="1"/>
     </w:lvlOverride>
   </w:num>
+  <w:num w:numId="1004">
+    <w:abstractNumId w:val="991"/>
+  </w:num>
+  <w:num w:numId="1005">
+    <w:abstractNumId w:val="991"/>
+  </w:num>
+  <w:num w:numId="1006">
+    <w:abstractNumId w:val="991"/>
+  </w:num>
+  <w:num w:numId="1007">
+    <w:abstractNumId w:val="991"/>
+  </w:num>
+  <w:num w:numId="1008">
+    <w:abstractNumId w:val="991"/>
+  </w:num>
   <w:num w:numId="1009">
+    <w:abstractNumId w:val="991"/>
+  </w:num>
+  <w:num w:numId="1010">
+    <w:abstractNumId w:val="99411"/>
+    <w:lvlOverride w:ilvl="0">
+      <w:startOverride w:val="1"/>
+    </w:lvlOverride>
+    <w:lvlOverride w:ilvl="1">
+      <w:startOverride w:val="1"/>
+    </w:lvlOverride>
+    <w:lvlOverride w:ilvl="2">
+      <w:startOverride w:val="1"/>
+    </w:lvlOverride>
+    <w:lvlOverride w:ilvl="3">
+      <w:startOverride w:val="1"/>
+    </w:lvlOverride>
+    <w:lvlOverride w:ilvl="4">
+      <w:startOverride w:val="1"/>
+    </w:lvlOverride>
+    <w:lvlOverride w:ilvl="5">
+      <w:startOverride w:val="1"/>
+    </w:lvlOverride>
+    <w:lvlOverride w:ilvl="6">
+      <w:startOverride w:val="1"/>
+    </w:lvlOverride>
+    <w:lvlOverride w:ilvl="7">
+      <w:startOverride w:val="1"/>
+    </w:lvlOverride>
+    <w:lvlOverride w:ilvl="8">
+      <w:startOverride w:val="1"/>
+    </w:lvlOverride>
+  </w:num>
+  <w:num w:numId="1011">
     <w:abstractNumId w:val="99411"/>
     <w:lvlOverride w:ilvl="0">
       <w:startOverride w:val="1"/>

--- a/docs/word/使用手册.docx
+++ b/docs/word/使用手册.docx
@@ -8172,6 +8172,47 @@
           <w:rFonts w:hint="eastAsia"/>
         </w:rPr>
         <w:t xml:space="preserve">主视口，可拖动旋转、滚轮缩放，沿用前视、侧视、顶视、等轴测和适应窗口。</w:t>
+      </w:r>
+    </w:p>
+    <w:p>
+      <w:pPr>
+        <w:pStyle w:val="BodyText"/>
+      </w:pPr>
+      <w:r>
+        <w:rPr>
+          <w:rFonts w:hint="eastAsia"/>
+        </w:rPr>
+        <w:t xml:space="preserve">自研节点实体默认不设自由度数量上限，超过原来的</w:t>
+      </w:r>
+      <w:r>
+        <w:t xml:space="preserve"> 18 </w:t>
+      </w:r>
+      <w:r>
+        <w:rPr>
+          <w:rFonts w:hint="eastAsia"/>
+        </w:rPr>
+        <w:t xml:space="preserve">万自由度也可进入求解；</w:t>
+      </w:r>
+      <w:r>
+        <w:t xml:space="preserve"> </w:t>
+      </w:r>
+      <w:r>
+        <w:t xml:space="preserve">8 </w:t>
+      </w:r>
+      <w:r>
+        <w:rPr>
+          <w:rFonts w:hint="eastAsia"/>
+        </w:rPr>
+        <w:t xml:space="preserve">万个</w:t>
+      </w:r>
+      <w:r>
+        <w:t xml:space="preserve"> C3D10 </w:t>
+      </w:r>
+      <w:r>
+        <w:rPr>
+          <w:rFonts w:hint="eastAsia"/>
+        </w:rPr>
+        <w:t xml:space="preserve">单元的默认预算仍生效。计算所需内存和时间随网格规模增加。</w:t>
       </w:r>
     </w:p>
     <w:p>

--- a/docs/word/使用手册.docx
+++ b/docs/word/使用手册.docx
@@ -8182,7 +8182,7 @@
         <w:rPr>
           <w:rFonts w:hint="eastAsia"/>
         </w:rPr>
-        <w:t xml:space="preserve">自研节点实体默认不设自由度数量上限，超过原来的</w:t>
+        <w:t xml:space="preserve">自研节点实体默认不设自由度和单元数量上限，超过原来的</w:t>
       </w:r>
       <w:r>
         <w:t xml:space="preserve"> 18 </w:t>
@@ -8191,13 +8191,10 @@
         <w:rPr>
           <w:rFonts w:hint="eastAsia"/>
         </w:rPr>
-        <w:t xml:space="preserve">万自由度也可进入求解；</w:t>
-      </w:r>
-      <w:r>
-        <w:t xml:space="preserve"> </w:t>
-      </w:r>
-      <w:r>
-        <w:t xml:space="preserve">8 </w:t>
+        <w:t xml:space="preserve">万自由度或</w:t>
+      </w:r>
+      <w:r>
+        <w:t xml:space="preserve"> 8 </w:t>
       </w:r>
       <w:r>
         <w:rPr>
@@ -8206,13 +8203,16 @@
         <w:t xml:space="preserve">万个</w:t>
       </w:r>
       <w:r>
-        <w:t xml:space="preserve"> C3D10 </w:t>
-      </w:r>
-      <w:r>
-        <w:rPr>
-          <w:rFonts w:hint="eastAsia"/>
-        </w:rPr>
-        <w:t xml:space="preserve">单元的默认预算仍生效。计算所需内存和时间随网格规模增加。</w:t>
+        <w:t xml:space="preserve"> </w:t>
+      </w:r>
+      <w:r>
+        <w:t xml:space="preserve">C3D10 </w:t>
+      </w:r>
+      <w:r>
+        <w:rPr>
+          <w:rFonts w:hint="eastAsia"/>
+        </w:rPr>
+        <w:t xml:space="preserve">单元也可进入求解。计算所需内存和时间随网格规模增加。</w:t>
       </w:r>
     </w:p>
     <w:p>

--- a/docs/word/使用手册.docx
+++ b/docs/word/使用手册.docx
@@ -8172,6 +8172,47 @@
           <w:rFonts w:hint="eastAsia"/>
         </w:rPr>
         <w:t xml:space="preserve">主视口，可拖动旋转、滚轮缩放，沿用前视、侧视、顶视、等轴测和适应窗口。</w:t>
+      </w:r>
+    </w:p>
+    <w:p>
+      <w:pPr>
+        <w:pStyle w:val="BodyText"/>
+      </w:pPr>
+      <w:r>
+        <w:rPr>
+          <w:rFonts w:hint="eastAsia"/>
+        </w:rPr>
+        <w:t xml:space="preserve">自研节点实体默认不设自由度和单元数量上限，超过原来的</w:t>
+      </w:r>
+      <w:r>
+        <w:t xml:space="preserve"> 18 </w:t>
+      </w:r>
+      <w:r>
+        <w:rPr>
+          <w:rFonts w:hint="eastAsia"/>
+        </w:rPr>
+        <w:t xml:space="preserve">万自由度或</w:t>
+      </w:r>
+      <w:r>
+        <w:t xml:space="preserve"> 8 </w:t>
+      </w:r>
+      <w:r>
+        <w:rPr>
+          <w:rFonts w:hint="eastAsia"/>
+        </w:rPr>
+        <w:t xml:space="preserve">万个</w:t>
+      </w:r>
+      <w:r>
+        <w:t xml:space="preserve"> </w:t>
+      </w:r>
+      <w:r>
+        <w:t xml:space="preserve">C3D10 </w:t>
+      </w:r>
+      <w:r>
+        <w:rPr>
+          <w:rFonts w:hint="eastAsia"/>
+        </w:rPr>
+        <w:t xml:space="preserve">单元也可进入求解。计算所需内存和时间随网格规模增加。</w:t>
       </w:r>
     </w:p>
     <w:p>

--- a/docs/word/使用手册.docx
+++ b/docs/word/使用手册.docx
@@ -8849,7 +8849,7 @@
       <w:r>
         <w:drawing>
           <wp:inline>
-            <wp:extent cx="5334000" cy="3429000"/>
+            <wp:extent cx="5334000" cy="3430428"/>
             <wp:effectExtent b="0" l="0" r="0" t="0"/>
             <wp:docPr descr="节点实体主视口" title="" id="45" name="Picture"/>
             <a:graphic>
@@ -8870,7 +8870,7 @@
                   <pic:spPr bwMode="auto">
                     <a:xfrm>
                       <a:off x="0" y="0"/>
-                      <a:ext cx="5334000" cy="3429000"/>
+                      <a:ext cx="5334000" cy="3430428"/>
                     </a:xfrm>
                     <a:prstGeom prst="rect">
                       <a:avLst/>

--- a/docs/word/使用手册.docx
+++ b/docs/word/使用手册.docx
@@ -8946,7 +8946,7 @@
       <w:r>
         <w:drawing>
           <wp:inline>
-            <wp:extent cx="5334000" cy="3429000"/>
+            <wp:extent cx="5334000" cy="3430428"/>
             <wp:effectExtent b="0" l="0" r="0" t="0"/>
             <wp:docPr descr="节点实体主视口" title="" id="45" name="Picture"/>
             <a:graphic>
@@ -8967,7 +8967,7 @@
                   <pic:spPr bwMode="auto">
                     <a:xfrm>
                       <a:off x="0" y="0"/>
-                      <a:ext cx="5334000" cy="3429000"/>
+                      <a:ext cx="5334000" cy="3430428"/>
                     </a:xfrm>
                     <a:prstGeom prst="rect">
                       <a:avLst/>

--- a/docs/word/使用手册.docx
+++ b/docs/word/使用手册.docx
@@ -4302,25 +4302,34 @@
         <w:rPr>
           <w:rFonts w:hint="eastAsia"/>
         </w:rPr>
-        <w:t xml:space="preserve">点「添加图纸…」，选平面图、立面图和截面表的图片，可以一次选多张。PDF</w:t>
-      </w:r>
-      <w:r>
-        <w:t xml:space="preserve"> </w:t>
-      </w:r>
-      <w:r>
-        <w:rPr>
-          <w:rFonts w:hint="eastAsia"/>
-        </w:rPr>
-        <w:t xml:space="preserve">暂不能直接读，</w:t>
-      </w:r>
-      <w:r>
-        <w:t xml:space="preserve"> </w:t>
-      </w:r>
-      <w:r>
-        <w:rPr>
-          <w:rFonts w:hint="eastAsia"/>
-        </w:rPr>
-        <w:t xml:space="preserve">请先在看图软件里把需要的页导出为</w:t>
+        <w:t xml:space="preserve">点「添加图纸…」，选平面图、立面图和截面表的图片，可以一次选多张，也可以和</w:t>
+      </w:r>
+      <w:r>
+        <w:t xml:space="preserve"> DXF </w:t>
+      </w:r>
+      <w:r>
+        <w:rPr>
+          <w:rFonts w:hint="eastAsia"/>
+        </w:rPr>
+        <w:t xml:space="preserve">文件混用</w:t>
+      </w:r>
+      <w:r>
+        <w:t xml:space="preserve"> </w:t>
+      </w:r>
+      <w:r>
+        <w:rPr>
+          <w:rFonts w:hint="eastAsia"/>
+        </w:rPr>
+        <w:t xml:space="preserve">（见下文）。PDF</w:t>
+      </w:r>
+      <w:r>
+        <w:t xml:space="preserve"> </w:t>
+      </w:r>
+      <w:r>
+        <w:rPr>
+          <w:rFonts w:hint="eastAsia"/>
+        </w:rPr>
+        <w:t xml:space="preserve">暂不能直接读，请先在看图软件里把需要的页导出为</w:t>
       </w:r>
       <w:r>
         <w:t xml:space="preserve"> </w:t>
@@ -4339,6 +4348,15 @@
           <w:rFonts w:hint="eastAsia"/>
         </w:rPr>
         <w:t xml:space="preserve">以上）。</w:t>
+      </w:r>
+      <w:r>
+        <w:t xml:space="preserve"> </w:t>
+      </w:r>
+      <w:r>
+        <w:rPr>
+          <w:rFonts w:hint="eastAsia"/>
+        </w:rPr>
+        <w:t xml:space="preserve">图上没写或写错的内容，可以在「补充说明」框里用文字写明（见下文）。</w:t>
       </w:r>
     </w:p>
     <w:p>
@@ -4843,6 +4861,354 @@
           <w:rFonts w:hint="eastAsia"/>
         </w:rPr>
         <w:t xml:space="preserve">（梁、柱画成单线，一个文件一个视图），平面图上的杆件会列在识别提示里。</w:t>
+      </w:r>
+    </w:p>
+    <w:p>
+      <w:pPr>
+        <w:pStyle w:val="BodyText"/>
+      </w:pPr>
+      <w:r>
+        <w:rPr>
+          <w:rFonts w:hint="eastAsia"/>
+          <w:b/>
+          <w:bCs/>
+        </w:rPr>
+        <w:t xml:space="preserve">补充说明</w:t>
+      </w:r>
+      <w:r>
+        <w:rPr>
+          <w:rFonts w:hint="eastAsia"/>
+        </w:rPr>
+        <w:t xml:space="preserve">：面板里的「补充说明」框可以和图纸一起提交，一句写一件事，例如</w:t>
+      </w:r>
+      <w:r>
+        <w:t xml:space="preserve"> </w:t>
+      </w:r>
+      <w:r>
+        <w:t xml:space="preserve">“1~2 </w:t>
+      </w:r>
+      <w:r>
+        <w:rPr>
+          <w:rFonts w:hint="eastAsia"/>
+        </w:rPr>
+        <w:t xml:space="preserve">轴间距应为</w:t>
+      </w:r>
+      <w:r>
+        <w:t xml:space="preserve"> </w:t>
+      </w:r>
+      <w:r>
+        <w:rPr>
+          <w:rFonts w:hint="eastAsia"/>
+        </w:rPr>
+        <w:t xml:space="preserve">6600”“柱脚铰接”“钢材</w:t>
+      </w:r>
+      <w:r>
+        <w:t xml:space="preserve"> </w:t>
+      </w:r>
+      <w:r>
+        <w:rPr>
+          <w:rFonts w:hint="eastAsia"/>
+        </w:rPr>
+        <w:t xml:space="preserve">Q355”。点「识别图纸」时，程序先按句号、分号和换行</w:t>
+      </w:r>
+      <w:r>
+        <w:t xml:space="preserve"> </w:t>
+      </w:r>
+      <w:r>
+        <w:rPr>
+          <w:rFonts w:hint="eastAsia"/>
+        </w:rPr>
+        <w:t xml:space="preserve">把说明切成句子并编号，AI</w:t>
+      </w:r>
+      <w:r>
+        <w:t xml:space="preserve"> </w:t>
+      </w:r>
+      <w:r>
+        <w:rPr>
+          <w:rFonts w:hint="eastAsia"/>
+        </w:rPr>
+        <w:t xml:space="preserve">只把句子里写明的内容</w:t>
+      </w:r>
+      <w:r>
+        <w:rPr>
+          <w:rFonts w:hint="eastAsia"/>
+          <w:b/>
+          <w:bCs/>
+        </w:rPr>
+        <w:t xml:space="preserve">原样抄</w:t>
+      </w:r>
+      <w:r>
+        <w:rPr>
+          <w:rFonts w:hint="eastAsia"/>
+        </w:rPr>
+        <w:t xml:space="preserve">成核对表里的条目，不计算、不补数；</w:t>
+      </w:r>
+      <w:r>
+        <w:t xml:space="preserve"> </w:t>
+      </w:r>
+      <w:r>
+        <w:rPr>
+          <w:rFonts w:hint="eastAsia"/>
+        </w:rPr>
+        <w:t xml:space="preserve">核对表“来源”列写着“用户说明第</w:t>
+      </w:r>
+      <w:r>
+        <w:t xml:space="preserve"> 2 </w:t>
+      </w:r>
+      <w:r>
+        <w:rPr>
+          <w:rFonts w:hint="eastAsia"/>
+        </w:rPr>
+        <w:t xml:space="preserve">句「……」”。程序会逐字检查抄出的原文确实在那一句里：</w:t>
+      </w:r>
+      <w:r>
+        <w:t xml:space="preserve"> </w:t>
+      </w:r>
+      <w:r>
+        <w:rPr>
+          <w:rFonts w:hint="eastAsia"/>
+        </w:rPr>
+        <w:t xml:space="preserve">对不上的（比如说明写“3</w:t>
+      </w:r>
+      <w:r>
+        <w:t xml:space="preserve"> </w:t>
+      </w:r>
+      <w:r>
+        <w:rPr>
+          <w:rFonts w:hint="eastAsia"/>
+        </w:rPr>
+        <w:t xml:space="preserve">层，层高均为</w:t>
+      </w:r>
+      <w:r>
+        <w:t xml:space="preserve"> 3.6 </w:t>
+      </w:r>
+      <w:r>
+        <w:rPr>
+          <w:rFonts w:hint="eastAsia"/>
+        </w:rPr>
+        <w:t xml:space="preserve">m”，AI</w:t>
+      </w:r>
+      <w:r>
+        <w:t xml:space="preserve"> </w:t>
+      </w:r>
+      <w:r>
+        <w:rPr>
+          <w:rFonts w:hint="eastAsia"/>
+        </w:rPr>
+        <w:t xml:space="preserve">却自己展开成三条层高）不采用，列为</w:t>
+      </w:r>
+      <w:r>
+        <w:t xml:space="preserve"> </w:t>
+      </w:r>
+      <w:r>
+        <w:rPr>
+          <w:rFonts w:hint="eastAsia"/>
+        </w:rPr>
+        <w:t xml:space="preserve">“未采用的说明”需确认项——改写这句说明后重新识别，或点「确认原值」按不采用处理。</w:t>
+      </w:r>
+      <w:r>
+        <w:t xml:space="preserve"> </w:t>
+      </w:r>
+      <w:r>
+        <w:rPr>
+          <w:rFonts w:hint="eastAsia"/>
+        </w:rPr>
+        <w:t xml:space="preserve">说明与图上读数不一致时（图上</w:t>
+      </w:r>
+      <w:r>
+        <w:t xml:space="preserve"> </w:t>
+      </w:r>
+      <w:r>
+        <w:rPr>
+          <w:rFonts w:hint="eastAsia"/>
+        </w:rPr>
+        <w:t xml:space="preserve">6000、说明</w:t>
+      </w:r>
+      <w:r>
+        <w:t xml:space="preserve"> </w:t>
+      </w:r>
+      <w:r>
+        <w:rPr>
+          <w:rFonts w:hint="eastAsia"/>
+        </w:rPr>
+        <w:t xml:space="preserve">6600），核对表报</w:t>
+      </w:r>
+      <w:r>
+        <w:rPr>
+          <w:rFonts w:hint="eastAsia"/>
+          <w:b/>
+          <w:bCs/>
+        </w:rPr>
+        <w:t xml:space="preserve">冲突</w:t>
+      </w:r>
+      <w:r>
+        <w:rPr>
+          <w:rFonts w:hint="eastAsia"/>
+        </w:rPr>
+        <w:t xml:space="preserve">，两边来源都列出来，在下拉框里</w:t>
+      </w:r>
+      <w:r>
+        <w:t xml:space="preserve"> </w:t>
+      </w:r>
+      <w:r>
+        <w:rPr>
+          <w:rFonts w:hint="eastAsia"/>
+        </w:rPr>
+        <w:t xml:space="preserve">选对的那一项后点「应用修改」；程序不会自动以哪一边为准。改了说明，上次的抄写结果立刻作废，</w:t>
+      </w:r>
+      <w:r>
+        <w:t xml:space="preserve"> </w:t>
+      </w:r>
+      <w:r>
+        <w:rPr>
+          <w:rFonts w:hint="eastAsia"/>
+        </w:rPr>
+        <w:t xml:space="preserve">要再点一次「识别图纸」。只写说明、不加图纸也可以识别，适合简单框架。</w:t>
+      </w:r>
+    </w:p>
+    <w:p>
+      <w:pPr>
+        <w:pStyle w:val="BodyText"/>
+      </w:pPr>
+      <w:r>
+        <w:rPr>
+          <w:rFonts w:hint="eastAsia"/>
+          <w:b/>
+          <w:bCs/>
+        </w:rPr>
+        <w:t xml:space="preserve">几份图纸一起用</w:t>
+      </w:r>
+      <w:r>
+        <w:rPr>
+          <w:rFonts w:hint="eastAsia"/>
+        </w:rPr>
+        <w:t xml:space="preserve">：图片、几个</w:t>
+      </w:r>
+      <w:r>
+        <w:t xml:space="preserve"> </w:t>
+      </w:r>
+      <w:r>
+        <w:rPr>
+          <w:rFonts w:hint="eastAsia"/>
+        </w:rPr>
+        <w:t xml:space="preserve">DXF、补充说明可以同时加入，各自读出一份证据后合并成一个模型。</w:t>
+      </w:r>
+      <w:r>
+        <w:t xml:space="preserve"> </w:t>
+      </w:r>
+      <w:r>
+        <w:rPr>
+          <w:rFonts w:hint="eastAsia"/>
+        </w:rPr>
+        <w:t xml:space="preserve">同一段间距、同名标高、同一编号的规格、单位、材料、支座在几份证据里都出现时：值相同就合并为</w:t>
+      </w:r>
+      <w:r>
+        <w:t xml:space="preserve"> </w:t>
+      </w:r>
+      <w:r>
+        <w:rPr>
+          <w:rFonts w:hint="eastAsia"/>
+        </w:rPr>
+        <w:t xml:space="preserve">一行，“来源”列出所有出处；值不同就报冲突，列出每一份的来源让你选。杆件按位置合并，</w:t>
+      </w:r>
+      <w:r>
+        <w:t xml:space="preserve"> </w:t>
+      </w:r>
+      <w:r>
+        <w:rPr>
+          <w:rFonts w:hint="eastAsia"/>
+        </w:rPr>
+        <w:t xml:space="preserve">同一位置同一编号算同一根；另一视图里没写编号、位置相同的杆件也并为同一根。</w:t>
+      </w:r>
+      <w:r>
+        <w:t xml:space="preserve"> </w:t>
+      </w:r>
+      <w:r>
+        <w:rPr>
+          <w:rFonts w:hint="eastAsia"/>
+        </w:rPr>
+        <w:t xml:space="preserve">只有一个方向轴线的</w:t>
+      </w:r>
+      <w:r>
+        <w:t xml:space="preserve"> </w:t>
+      </w:r>
+      <w:r>
+        <w:rPr>
+          <w:rFonts w:hint="eastAsia"/>
+        </w:rPr>
+        <w:t xml:space="preserve">DXF（立面、剖面）和平面轴网合并时，核对表“视图”类会要你为每个</w:t>
+      </w:r>
+      <w:r>
+        <w:t xml:space="preserve"> DXF </w:t>
+      </w:r>
+      <w:r>
+        <w:rPr>
+          <w:rFonts w:hint="eastAsia"/>
+        </w:rPr>
+        <w:t xml:space="preserve">选择</w:t>
+      </w:r>
+      <w:r>
+        <w:t xml:space="preserve"> </w:t>
+      </w:r>
+      <w:r>
+        <w:rPr>
+          <w:rFonts w:hint="eastAsia"/>
+        </w:rPr>
+        <w:t xml:space="preserve">“所在轴线”（例如</w:t>
+      </w:r>
+      <w:r>
+        <w:t xml:space="preserve"> A </w:t>
+      </w:r>
+      <w:r>
+        <w:rPr>
+          <w:rFonts w:hint="eastAsia"/>
+        </w:rPr>
+        <w:t xml:space="preserve">轴立面选</w:t>
+      </w:r>
+      <w:r>
+        <w:t xml:space="preserve"> </w:t>
+      </w:r>
+      <w:r>
+        <w:rPr>
+          <w:rFonts w:hint="eastAsia"/>
+        </w:rPr>
+        <w:t xml:space="preserve">A），杆件才会放进三维模型——程序不按图名或文件名猜；</w:t>
+      </w:r>
+      <w:r>
+        <w:t xml:space="preserve"> </w:t>
+      </w:r>
+      <w:r>
+        <w:rPr>
+          <w:rFonts w:hint="eastAsia"/>
+        </w:rPr>
+        <w:t xml:space="preserve">立面上的字母轴会自动对应到平面图的字母轴方向。几份立面都没有另一方向轴线时，会问它们</w:t>
+      </w:r>
+      <w:r>
+        <w:t xml:space="preserve"> </w:t>
+      </w:r>
+      <w:r>
+        <w:rPr>
+          <w:rFonts w:hint="eastAsia"/>
+        </w:rPr>
+        <w:t xml:space="preserve">是不是同一榀框架：是就点「确认原值」，不是就请再加入一张含两个方向轴网的平面图。</w:t>
+      </w:r>
+      <w:r>
+        <w:t xml:space="preserve"> </w:t>
+      </w:r>
+      <w:r>
+        <w:rPr>
+          <w:rFonts w:hint="eastAsia"/>
+        </w:rPr>
+        <w:t xml:space="preserve">新加一张图、改了图层用途或重新识别后，你已经处理过的行会保留；只有出现你处理时没见过的</w:t>
+      </w:r>
+      <w:r>
+        <w:t xml:space="preserve"> </w:t>
+      </w:r>
+      <w:r>
+        <w:rPr>
+          <w:rFonts w:hint="eastAsia"/>
+        </w:rPr>
+        <w:t xml:space="preserve">新读数时，那一行才会重新列为冲突。荷载说明本版还不识别，导入后在模型里添加。</w:t>
       </w:r>
     </w:p>
     <w:bookmarkEnd w:id="29"/>
